--- a/hin/docx/29.content.docx
+++ b/hin/docx/29.content.docx
@@ -292,6 +292,20 @@
       </w:r>
       <w:r>
         <w:rPr>
+          <w:lang w:val="hi_IN" w:bidi="hi_IN"/>
+        </w:rPr>
+        <w:t>פְּתוּאֵֽל</w:t>
+      </w:r>
+    </w:p>
+    <w:p>
+      <w:pPr/>
+      <w:r>
+        <w:rPr>
+          <w:lang w:val="hi_IN" w:bidi="hi_IN"/>
+        </w:rPr>
+      </w:r>
+      <w:r>
+        <w:rPr>
           <w:b/>
           <w:lang w:val="hi_IN" w:bidi="hi_IN"/>
         </w:rPr>
@@ -486,6 +500,20 @@
       </w:r>
       <w:r>
         <w:rPr>
+          <w:lang w:val="hi_IN" w:bidi="hi_IN"/>
+        </w:rPr>
+        <w:t>דְּבַר־יְהוָה֙ אֲשֶׁ֣ר הָיָ֔ה</w:t>
+      </w:r>
+    </w:p>
+    <w:p>
+      <w:pPr/>
+      <w:r>
+        <w:rPr>
+          <w:lang w:val="hi_IN" w:bidi="hi_IN"/>
+        </w:rPr>
+      </w:r>
+      <w:r>
+        <w:rPr>
           <w:b/>
           <w:lang w:val="hi_IN" w:bidi="hi_IN"/>
         </w:rPr>
@@ -577,6 +605,20 @@
       </w:r>
       <w:r>
         <w:rPr>
+          <w:lang w:val="hi_IN" w:bidi="hi_IN"/>
+        </w:rPr>
+        <w:t>שִׁמְעוּ־זֹאת֙ הַ⁠זְּקֵנִ֔ים וְ⁠הַֽאֲזִ֔ינוּ כֹּ֖ל יוֹשְׁבֵ֣י הָ⁠אָ֑רֶץ</w:t>
+      </w:r>
+    </w:p>
+    <w:p>
+      <w:pPr/>
+      <w:r>
+        <w:rPr>
+          <w:lang w:val="hi_IN" w:bidi="hi_IN"/>
+        </w:rPr>
+      </w:r>
+      <w:r>
+        <w:rPr>
           <w:b/>
           <w:lang w:val="hi_IN" w:bidi="hi_IN"/>
         </w:rPr>
@@ -676,6 +718,20 @@
       </w:r>
       <w:r>
         <w:rPr>
+          <w:lang w:val="hi_IN" w:bidi="hi_IN"/>
+        </w:rPr>
+        <w:t>הֶ⁠הָ֤יְתָה זֹּאת֙ בִּֽ⁠ימֵי⁠כֶ֔ם וְ⁠אִ֖ם בִּ⁠ימֵ֥י אֲבֹֽתֵי⁠כֶֽם</w:t>
+      </w:r>
+    </w:p>
+    <w:p>
+      <w:pPr/>
+      <w:r>
+        <w:rPr>
+          <w:lang w:val="hi_IN" w:bidi="hi_IN"/>
+        </w:rPr>
+      </w:r>
+      <w:r>
+        <w:rPr>
           <w:b/>
           <w:lang w:val="hi_IN" w:bidi="hi_IN"/>
         </w:rPr>
@@ -767,6 +823,20 @@
       </w:r>
       <w:r>
         <w:rPr>
+          <w:lang w:val="hi_IN" w:bidi="hi_IN"/>
+        </w:rPr>
+        <w:t>בִּֽ⁠ימֵי⁠כֶ֔ם וְ⁠אִ֖ם בִּ⁠ימֵ֥י</w:t>
+      </w:r>
+    </w:p>
+    <w:p>
+      <w:pPr/>
+      <w:r>
+        <w:rPr>
+          <w:lang w:val="hi_IN" w:bidi="hi_IN"/>
+        </w:rPr>
+      </w:r>
+      <w:r>
+        <w:rPr>
           <w:b/>
           <w:lang w:val="hi_IN" w:bidi="hi_IN"/>
         </w:rPr>
@@ -871,6 +941,20 @@
       </w:r>
       <w:r>
         <w:rPr>
+          <w:lang w:val="hi_IN" w:bidi="hi_IN"/>
+        </w:rPr>
+        <w:t>אֲבֹֽתֵי⁠כֶֽם</w:t>
+      </w:r>
+    </w:p>
+    <w:p>
+      <w:pPr/>
+      <w:r>
+        <w:rPr>
+          <w:lang w:val="hi_IN" w:bidi="hi_IN"/>
+        </w:rPr>
+      </w:r>
+      <w:r>
+        <w:rPr>
           <w:b/>
           <w:lang w:val="hi_IN" w:bidi="hi_IN"/>
         </w:rPr>
@@ -975,6 +1059,20 @@
       </w:r>
       <w:r>
         <w:rPr>
+          <w:lang w:val="hi_IN" w:bidi="hi_IN"/>
+        </w:rPr>
+        <w:t>וּ⁠בְנֵי⁠כֶם֙ לִ⁠בְנֵי⁠הֶ֔ם וּ⁠בְנֵי⁠הֶ֖ם לְ⁠ד֥וֹר אַחֵֽר</w:t>
+      </w:r>
+    </w:p>
+    <w:p>
+      <w:pPr/>
+      <w:r>
+        <w:rPr>
+          <w:lang w:val="hi_IN" w:bidi="hi_IN"/>
+        </w:rPr>
+      </w:r>
+      <w:r>
+        <w:rPr>
           <w:b/>
           <w:lang w:val="hi_IN" w:bidi="hi_IN"/>
         </w:rPr>
@@ -1066,6 +1164,20 @@
       </w:r>
       <w:r>
         <w:rPr>
+          <w:lang w:val="hi_IN" w:bidi="hi_IN"/>
+        </w:rPr>
+        <w:t>לִ⁠בְנֵי⁠כֶ֣ם &amp; וּ⁠בְנֵי⁠כֶם֙ לִ⁠בְנֵי⁠הֶ֔ם וּ⁠בְנֵי⁠הֶ֖ם</w:t>
+      </w:r>
+    </w:p>
+    <w:p>
+      <w:pPr/>
+      <w:r>
+        <w:rPr>
+          <w:lang w:val="hi_IN" w:bidi="hi_IN"/>
+        </w:rPr>
+      </w:r>
+      <w:r>
+        <w:rPr>
           <w:b/>
           <w:lang w:val="hi_IN" w:bidi="hi_IN"/>
         </w:rPr>
@@ -1170,6 +1282,20 @@
       </w:r>
       <w:r>
         <w:rPr>
+          <w:lang w:val="hi_IN" w:bidi="hi_IN"/>
+        </w:rPr>
+        <w:t>עָלֶ֖⁠יהָ לִ⁠בְנֵי⁠כֶ֣ם סַפֵּ֑רוּ וּ⁠בְנֵי⁠כֶם֙</w:t>
+      </w:r>
+    </w:p>
+    <w:p>
+      <w:pPr/>
+      <w:r>
+        <w:rPr>
+          <w:lang w:val="hi_IN" w:bidi="hi_IN"/>
+        </w:rPr>
+      </w:r>
+      <w:r>
+        <w:rPr>
           <w:b/>
           <w:lang w:val="hi_IN" w:bidi="hi_IN"/>
         </w:rPr>
@@ -1287,6 +1413,20 @@
       </w:r>
       <w:r>
         <w:rPr>
+          <w:lang w:val="hi_IN" w:bidi="hi_IN"/>
+        </w:rPr>
+        <w:t>יֶ֤תֶר הַ⁠גָּזָם֙ אָכַ֣ל הָֽ⁠אַרְבֶּ֔ה וְ⁠יֶ֥תֶר הָ⁠אַרְבֶּ֖ה אָכַ֣ל הַ⁠יָּ֑לֶק וְ⁠יֶ֣תֶר הַ⁠יֶּ֔לֶק אָכַ֖ל הֶ⁠חָסִֽיל</w:t>
+      </w:r>
+    </w:p>
+    <w:p>
+      <w:pPr/>
+      <w:r>
+        <w:rPr>
+          <w:lang w:val="hi_IN" w:bidi="hi_IN"/>
+        </w:rPr>
+      </w:r>
+      <w:r>
+        <w:rPr>
           <w:b/>
           <w:lang w:val="hi_IN" w:bidi="hi_IN"/>
         </w:rPr>
@@ -1378,6 +1518,20 @@
       </w:r>
       <w:r>
         <w:rPr>
+          <w:lang w:val="hi_IN" w:bidi="hi_IN"/>
+        </w:rPr>
+        <w:t>יֶ֤תֶר הַ⁠גָּזָם֙ אָכַ֣ל הָֽ⁠אַרְבֶּ֔ה וְ⁠יֶ֥תֶר הָ⁠אַרְבֶּ֖ה אָכַ֣ל הַ⁠יָּ֑לֶק וְ⁠יֶ֣תֶר הַ⁠יֶּ֔לֶק אָכַ֖ל הֶ⁠חָסִֽיל</w:t>
+      </w:r>
+    </w:p>
+    <w:p>
+      <w:pPr/>
+      <w:r>
+        <w:rPr>
+          <w:lang w:val="hi_IN" w:bidi="hi_IN"/>
+        </w:rPr>
+      </w:r>
+      <w:r>
+        <w:rPr>
           <w:b/>
           <w:lang w:val="hi_IN" w:bidi="hi_IN"/>
         </w:rPr>
@@ -1489,6 +1643,20 @@
       </w:r>
       <w:r>
         <w:rPr>
+          <w:lang w:val="hi_IN" w:bidi="hi_IN"/>
+        </w:rPr>
+        <w:t>יֶ֤תֶר הַ⁠גָּזָם֙ אָכַ֣ל הָֽ⁠אַרְבֶּ֔ה וְ⁠יֶ֥תֶר הָ⁠אַרְבֶּ֖ה אָכַ֣ל הַ⁠יָּ֑לֶק וְ⁠יֶ֣תֶר הַ⁠יֶּ֔לֶק אָכַ֖ל הֶ⁠חָסִֽיל</w:t>
+      </w:r>
+    </w:p>
+    <w:p>
+      <w:pPr/>
+      <w:r>
+        <w:rPr>
+          <w:lang w:val="hi_IN" w:bidi="hi_IN"/>
+        </w:rPr>
+      </w:r>
+      <w:r>
+        <w:rPr>
           <w:b/>
           <w:lang w:val="hi_IN" w:bidi="hi_IN"/>
         </w:rPr>
@@ -1728,6 +1896,20 @@
       </w:r>
       <w:r>
         <w:rPr>
+          <w:lang w:val="hi_IN" w:bidi="hi_IN"/>
+        </w:rPr>
+        <w:t>הָקִ֤יצוּ שִׁכּוֹרִים֙ וּ⁠בְכ֔וּ וְ⁠הֵילִ֖לוּ כָּל־שֹׁ֣תֵי יָ֑יִן עַל־עָסִ֕יס כִּ֥י נִכְרַ֖ת מִ⁠פִּי⁠כֶֽם</w:t>
+      </w:r>
+    </w:p>
+    <w:p>
+      <w:pPr/>
+      <w:r>
+        <w:rPr>
+          <w:lang w:val="hi_IN" w:bidi="hi_IN"/>
+        </w:rPr>
+      </w:r>
+      <w:r>
+        <w:rPr>
           <w:b/>
           <w:lang w:val="hi_IN" w:bidi="hi_IN"/>
         </w:rPr>
@@ -1827,6 +2009,20 @@
       </w:r>
       <w:r>
         <w:rPr>
+          <w:lang w:val="hi_IN" w:bidi="hi_IN"/>
+        </w:rPr>
+        <w:t>נִכְרַ֖ת מִ⁠פִּי⁠כֶֽם</w:t>
+      </w:r>
+    </w:p>
+    <w:p>
+      <w:pPr/>
+      <w:r>
+        <w:rPr>
+          <w:lang w:val="hi_IN" w:bidi="hi_IN"/>
+        </w:rPr>
+      </w:r>
+      <w:r>
+        <w:rPr>
           <w:b/>
           <w:lang w:val="hi_IN" w:bidi="hi_IN"/>
         </w:rPr>
@@ -1918,6 +2114,20 @@
       </w:r>
       <w:r>
         <w:rPr>
+          <w:lang w:val="hi_IN" w:bidi="hi_IN"/>
+        </w:rPr>
+        <w:t>מִ⁠פִּי⁠כֶֽם</w:t>
+      </w:r>
+    </w:p>
+    <w:p>
+      <w:pPr/>
+      <w:r>
+        <w:rPr>
+          <w:lang w:val="hi_IN" w:bidi="hi_IN"/>
+        </w:rPr>
+      </w:r>
+      <w:r>
+        <w:rPr>
           <w:b/>
           <w:lang w:val="hi_IN" w:bidi="hi_IN"/>
         </w:rPr>
@@ -2030,6 +2240,20 @@
       </w:r>
       <w:r>
         <w:rPr>
+          <w:lang w:val="hi_IN" w:bidi="hi_IN"/>
+        </w:rPr>
+        <w:t>נִכְרַ֖ת מִ⁠פִּי⁠כֶֽם</w:t>
+      </w:r>
+    </w:p>
+    <w:p>
+      <w:pPr/>
+      <w:r>
+        <w:rPr>
+          <w:lang w:val="hi_IN" w:bidi="hi_IN"/>
+        </w:rPr>
+      </w:r>
+      <w:r>
+        <w:rPr>
           <w:b/>
           <w:lang w:val="hi_IN" w:bidi="hi_IN"/>
         </w:rPr>
@@ -2133,6 +2357,20 @@
       </w:r>
       <w:r>
         <w:rPr>
+          <w:lang w:val="hi_IN" w:bidi="hi_IN"/>
+        </w:rPr>
+        <w:t>כִּֽי</w:t>
+      </w:r>
+    </w:p>
+    <w:p>
+      <w:pPr/>
+      <w:r>
+        <w:rPr>
+          <w:lang w:val="hi_IN" w:bidi="hi_IN"/>
+        </w:rPr>
+      </w:r>
+      <w:r>
+        <w:rPr>
           <w:b/>
           <w:lang w:val="hi_IN" w:bidi="hi_IN"/>
         </w:rPr>
@@ -2237,6 +2475,20 @@
       </w:r>
       <w:r>
         <w:rPr>
+          <w:lang w:val="hi_IN" w:bidi="hi_IN"/>
+        </w:rPr>
+        <w:t>גוֹי֙ עָלָ֣ה עַל־אַרְצִ֔⁠י</w:t>
+      </w:r>
+    </w:p>
+    <w:p>
+      <w:pPr/>
+      <w:r>
+        <w:rPr>
+          <w:lang w:val="hi_IN" w:bidi="hi_IN"/>
+        </w:rPr>
+      </w:r>
+      <w:r>
+        <w:rPr>
           <w:b/>
           <w:lang w:val="hi_IN" w:bidi="hi_IN"/>
         </w:rPr>
@@ -2328,6 +2580,20 @@
       </w:r>
       <w:r>
         <w:rPr>
+          <w:lang w:val="hi_IN" w:bidi="hi_IN"/>
+        </w:rPr>
+        <w:t>גוֹי֙</w:t>
+      </w:r>
+    </w:p>
+    <w:p>
+      <w:pPr/>
+      <w:r>
+        <w:rPr>
+          <w:lang w:val="hi_IN" w:bidi="hi_IN"/>
+        </w:rPr>
+      </w:r>
+      <w:r>
+        <w:rPr>
           <w:b/>
           <w:lang w:val="hi_IN" w:bidi="hi_IN"/>
         </w:rPr>
@@ -2432,6 +2698,20 @@
       </w:r>
       <w:r>
         <w:rPr>
+          <w:lang w:val="hi_IN" w:bidi="hi_IN"/>
+        </w:rPr>
+        <w:t>אַרְצִ֔⁠י</w:t>
+      </w:r>
+    </w:p>
+    <w:p>
+      <w:pPr/>
+      <w:r>
+        <w:rPr>
+          <w:lang w:val="hi_IN" w:bidi="hi_IN"/>
+        </w:rPr>
+      </w:r>
+      <w:r>
+        <w:rPr>
           <w:b/>
           <w:lang w:val="hi_IN" w:bidi="hi_IN"/>
         </w:rPr>
@@ -2536,6 +2816,20 @@
       </w:r>
       <w:r>
         <w:rPr>
+          <w:lang w:val="hi_IN" w:bidi="hi_IN"/>
+        </w:rPr>
+        <w:t>וְ⁠אֵ֣ין מִסְפָּ֑ר</w:t>
+      </w:r>
+    </w:p>
+    <w:p>
+      <w:pPr/>
+      <w:r>
+        <w:rPr>
+          <w:lang w:val="hi_IN" w:bidi="hi_IN"/>
+        </w:rPr>
+      </w:r>
+      <w:r>
+        <w:rPr>
           <w:b/>
           <w:lang w:val="hi_IN" w:bidi="hi_IN"/>
         </w:rPr>
@@ -2627,6 +2921,20 @@
       </w:r>
       <w:r>
         <w:rPr>
+          <w:lang w:val="hi_IN" w:bidi="hi_IN"/>
+        </w:rPr>
+        <w:t>שִׁנָּי⁠ו֙ שִׁנֵּ֣י אַרְיֵ֔ה וּֽ⁠מְתַלְּע֥וֹת לָבִ֖יא לֽ⁠וֹ</w:t>
+      </w:r>
+    </w:p>
+    <w:p>
+      <w:pPr/>
+      <w:r>
+        <w:rPr>
+          <w:lang w:val="hi_IN" w:bidi="hi_IN"/>
+        </w:rPr>
+      </w:r>
+      <w:r>
+        <w:rPr>
           <w:b/>
           <w:lang w:val="hi_IN" w:bidi="hi_IN"/>
         </w:rPr>
@@ -2726,6 +3034,20 @@
       </w:r>
       <w:r>
         <w:rPr>
+          <w:lang w:val="hi_IN" w:bidi="hi_IN"/>
+        </w:rPr>
+        <w:t>שִׁנָּי⁠ו֙ שִׁנֵּ֣י אַרְיֵ֔ה וּֽ⁠מְתַלְּע֥וֹת לָבִ֖יא לֽ⁠וֹ</w:t>
+      </w:r>
+    </w:p>
+    <w:p>
+      <w:pPr/>
+      <w:r>
+        <w:rPr>
+          <w:lang w:val="hi_IN" w:bidi="hi_IN"/>
+        </w:rPr>
+      </w:r>
+      <w:r>
+        <w:rPr>
           <w:b/>
           <w:lang w:val="hi_IN" w:bidi="hi_IN"/>
         </w:rPr>
@@ -2856,6 +3178,20 @@
       </w:r>
       <w:r>
         <w:rPr>
+          <w:lang w:val="hi_IN" w:bidi="hi_IN"/>
+        </w:rPr>
+        <w:t>וּֽ⁠מְתַלְּע֥וֹת לָבִ֖יא לֽ⁠וֹ</w:t>
+      </w:r>
+    </w:p>
+    <w:p>
+      <w:pPr/>
+      <w:r>
+        <w:rPr>
+          <w:lang w:val="hi_IN" w:bidi="hi_IN"/>
+        </w:rPr>
+      </w:r>
+      <w:r>
+        <w:rPr>
           <w:b/>
           <w:lang w:val="hi_IN" w:bidi="hi_IN"/>
         </w:rPr>
@@ -2947,6 +3283,20 @@
       </w:r>
       <w:r>
         <w:rPr>
+          <w:lang w:val="hi_IN" w:bidi="hi_IN"/>
+        </w:rPr>
+        <w:t>שָׂ֤ם גַּפְנִ⁠י֙ לְ⁠שַׁמָּ֔ה וּ⁠תְאֵנָתִ֖⁠י לִ⁠קְצָפָ֑ה</w:t>
+      </w:r>
+    </w:p>
+    <w:p>
+      <w:pPr/>
+      <w:r>
+        <w:rPr>
+          <w:lang w:val="hi_IN" w:bidi="hi_IN"/>
+        </w:rPr>
+      </w:r>
+      <w:r>
+        <w:rPr>
           <w:b/>
           <w:lang w:val="hi_IN" w:bidi="hi_IN"/>
         </w:rPr>
@@ -3059,6 +3409,20 @@
       </w:r>
       <w:r>
         <w:rPr>
+          <w:lang w:val="hi_IN" w:bidi="hi_IN"/>
+        </w:rPr>
+        <w:t>שָׂ֤ם גַּפְנִ⁠י֙ לְ⁠שַׁמָּ֔ה</w:t>
+      </w:r>
+    </w:p>
+    <w:p>
+      <w:pPr/>
+      <w:r>
+        <w:rPr>
+          <w:lang w:val="hi_IN" w:bidi="hi_IN"/>
+        </w:rPr>
+      </w:r>
+      <w:r>
+        <w:rPr>
           <w:b/>
           <w:lang w:val="hi_IN" w:bidi="hi_IN"/>
         </w:rPr>
@@ -3155,6 +3519,20 @@
       </w:r>
       <w:r>
         <w:rPr>
+          <w:lang w:val="hi_IN" w:bidi="hi_IN"/>
+        </w:rPr>
+        <w:t>חָשֹׂ֤ף חֲשָׂפָ⁠הּ֙</w:t>
+      </w:r>
+    </w:p>
+    <w:p>
+      <w:pPr/>
+      <w:r>
+        <w:rPr>
+          <w:lang w:val="hi_IN" w:bidi="hi_IN"/>
+        </w:rPr>
+      </w:r>
+      <w:r>
+        <w:rPr>
           <w:b/>
           <w:lang w:val="hi_IN" w:bidi="hi_IN"/>
         </w:rPr>
@@ -3246,6 +3624,20 @@
       </w:r>
       <w:r>
         <w:rPr>
+          <w:lang w:val="hi_IN" w:bidi="hi_IN"/>
+        </w:rPr>
+        <w:t>וְ⁠הִשְׁלִ֔יךְ</w:t>
+      </w:r>
+    </w:p>
+    <w:p>
+      <w:pPr/>
+      <w:r>
+        <w:rPr>
+          <w:lang w:val="hi_IN" w:bidi="hi_IN"/>
+        </w:rPr>
+      </w:r>
+      <w:r>
+        <w:rPr>
           <w:b/>
           <w:lang w:val="hi_IN" w:bidi="hi_IN"/>
         </w:rPr>
@@ -3350,6 +3742,20 @@
       </w:r>
       <w:r>
         <w:rPr>
+          <w:lang w:val="hi_IN" w:bidi="hi_IN"/>
+        </w:rPr>
+        <w:t>הִלְבִּ֖ינוּ שָׂרִיגֶֽי⁠הָ</w:t>
+      </w:r>
+    </w:p>
+    <w:p>
+      <w:pPr/>
+      <w:r>
+        <w:rPr>
+          <w:lang w:val="hi_IN" w:bidi="hi_IN"/>
+        </w:rPr>
+      </w:r>
+      <w:r>
+        <w:rPr>
           <w:b/>
           <w:lang w:val="hi_IN" w:bidi="hi_IN"/>
         </w:rPr>
@@ -3454,6 +3860,20 @@
       </w:r>
       <w:r>
         <w:rPr>
+          <w:lang w:val="hi_IN" w:bidi="hi_IN"/>
+        </w:rPr>
+        <w:t>אֱלִ֕י</w:t>
+      </w:r>
+    </w:p>
+    <w:p>
+      <w:pPr/>
+      <w:r>
+        <w:rPr>
+          <w:lang w:val="hi_IN" w:bidi="hi_IN"/>
+        </w:rPr>
+      </w:r>
+      <w:r>
+        <w:rPr>
           <w:b/>
           <w:lang w:val="hi_IN" w:bidi="hi_IN"/>
         </w:rPr>
@@ -3558,6 +3978,20 @@
       </w:r>
       <w:r>
         <w:rPr>
+          <w:lang w:val="hi_IN" w:bidi="hi_IN"/>
+        </w:rPr>
+        <w:t>כִּ⁠בְתוּלָ֥ה חֲגֻֽרַת־שַׂ֖ק עַל־בַּ֥עַל נְעוּרֶֽי⁠הָ</w:t>
+      </w:r>
+    </w:p>
+    <w:p>
+      <w:pPr/>
+      <w:r>
+        <w:rPr>
+          <w:lang w:val="hi_IN" w:bidi="hi_IN"/>
+        </w:rPr>
+      </w:r>
+      <w:r>
+        <w:rPr>
           <w:b/>
           <w:lang w:val="hi_IN" w:bidi="hi_IN"/>
         </w:rPr>
@@ -3657,6 +4091,20 @@
       </w:r>
       <w:r>
         <w:rPr>
+          <w:lang w:val="hi_IN" w:bidi="hi_IN"/>
+        </w:rPr>
+        <w:t>כִּ⁠בְתוּלָ֥ה חֲגֻֽרַת־שַׂ֖ק</w:t>
+      </w:r>
+    </w:p>
+    <w:p>
+      <w:pPr/>
+      <w:r>
+        <w:rPr>
+          <w:lang w:val="hi_IN" w:bidi="hi_IN"/>
+        </w:rPr>
+      </w:r>
+      <w:r>
+        <w:rPr>
           <w:b/>
           <w:lang w:val="hi_IN" w:bidi="hi_IN"/>
         </w:rPr>
@@ -3755,6 +4203,20 @@
       </w:r>
       <w:r>
         <w:rPr>
+          <w:lang w:val="hi_IN" w:bidi="hi_IN"/>
+        </w:rPr>
+        <w:t>כִּ⁠בְתוּלָ֥ה חֲגֻֽרַת־שַׂ֖ק</w:t>
+      </w:r>
+    </w:p>
+    <w:p>
+      <w:pPr/>
+      <w:r>
+        <w:rPr>
+          <w:lang w:val="hi_IN" w:bidi="hi_IN"/>
+        </w:rPr>
+      </w:r>
+      <w:r>
+        <w:rPr>
           <w:b/>
           <w:lang w:val="hi_IN" w:bidi="hi_IN"/>
         </w:rPr>
@@ -3864,6 +4326,20 @@
       </w:r>
       <w:r>
         <w:rPr>
+          <w:lang w:val="hi_IN" w:bidi="hi_IN"/>
+        </w:rPr>
+        <w:t>בַּ֥עַל נְעוּרֶֽי⁠הָ</w:t>
+      </w:r>
+    </w:p>
+    <w:p>
+      <w:pPr/>
+      <w:r>
+        <w:rPr>
+          <w:lang w:val="hi_IN" w:bidi="hi_IN"/>
+        </w:rPr>
+      </w:r>
+      <w:r>
+        <w:rPr>
           <w:b/>
           <w:lang w:val="hi_IN" w:bidi="hi_IN"/>
         </w:rPr>
@@ -4098,6 +4574,20 @@
       </w:r>
       <w:r>
         <w:rPr>
+          <w:lang w:val="hi_IN" w:bidi="hi_IN"/>
+        </w:rPr>
+        <w:t>הָכְרַ֥ת מִנְחָ֛ה וָ⁠נֶ֖סֶךְ</w:t>
+      </w:r>
+    </w:p>
+    <w:p>
+      <w:pPr/>
+      <w:r>
+        <w:rPr>
+          <w:lang w:val="hi_IN" w:bidi="hi_IN"/>
+        </w:rPr>
+      </w:r>
+      <w:r>
+        <w:rPr>
           <w:b/>
           <w:lang w:val="hi_IN" w:bidi="hi_IN"/>
         </w:rPr>
@@ -4193,6 +4683,20 @@
       </w:r>
       <w:r>
         <w:rPr>
+          <w:lang w:val="hi_IN" w:bidi="hi_IN"/>
+        </w:rPr>
+        <w:t>הָכְרַ֥ת &amp; מִ⁠בֵּ֣ית</w:t>
+      </w:r>
+    </w:p>
+    <w:p>
+      <w:pPr/>
+      <w:r>
+        <w:rPr>
+          <w:lang w:val="hi_IN" w:bidi="hi_IN"/>
+        </w:rPr>
+      </w:r>
+      <w:r>
+        <w:rPr>
           <w:b/>
           <w:lang w:val="hi_IN" w:bidi="hi_IN"/>
         </w:rPr>
@@ -4339,6 +4843,20 @@
       </w:r>
       <w:r>
         <w:rPr>
+          <w:lang w:val="hi_IN" w:bidi="hi_IN"/>
+        </w:rPr>
+        <w:t>מִ⁠בֵּ֣ית יְהוָ֑ה</w:t>
+      </w:r>
+    </w:p>
+    <w:p>
+      <w:pPr/>
+      <w:r>
+        <w:rPr>
+          <w:lang w:val="hi_IN" w:bidi="hi_IN"/>
+        </w:rPr>
+      </w:r>
+      <w:r>
+        <w:rPr>
           <w:b/>
           <w:lang w:val="hi_IN" w:bidi="hi_IN"/>
         </w:rPr>
@@ -4435,6 +4953,20 @@
       </w:r>
       <w:r>
         <w:rPr>
+          <w:lang w:val="hi_IN" w:bidi="hi_IN"/>
+        </w:rPr>
+        <w:t>שֻׁדַּ֣ד שָׂדֶ֔ה אָבְלָ֖ה אֲדָמָ֑ה כִּ֚י שֻׁדַּ֣ד דָּגָ֔ן</w:t>
+      </w:r>
+    </w:p>
+    <w:p>
+      <w:pPr/>
+      <w:r>
+        <w:rPr>
+          <w:lang w:val="hi_IN" w:bidi="hi_IN"/>
+        </w:rPr>
+      </w:r>
+      <w:r>
+        <w:rPr>
           <w:b/>
           <w:lang w:val="hi_IN" w:bidi="hi_IN"/>
         </w:rPr>
@@ -4538,6 +5070,20 @@
       </w:r>
       <w:r>
         <w:rPr>
+          <w:lang w:val="hi_IN" w:bidi="hi_IN"/>
+        </w:rPr>
+        <w:t>שֻׁדַּ֣ד שָׂדֶ֔ה &amp; שֻׁדַּ֣ד</w:t>
+      </w:r>
+    </w:p>
+    <w:p>
+      <w:pPr/>
+      <w:r>
+        <w:rPr>
+          <w:lang w:val="hi_IN" w:bidi="hi_IN"/>
+        </w:rPr>
+      </w:r>
+      <w:r>
+        <w:rPr>
           <w:b/>
           <w:lang w:val="hi_IN" w:bidi="hi_IN"/>
         </w:rPr>
@@ -4642,6 +5188,20 @@
       </w:r>
       <w:r>
         <w:rPr>
+          <w:lang w:val="hi_IN" w:bidi="hi_IN"/>
+        </w:rPr>
+        <w:t>אָבְלָ֖ה אֲדָמָ֑ה</w:t>
+      </w:r>
+    </w:p>
+    <w:p>
+      <w:pPr/>
+      <w:r>
+        <w:rPr>
+          <w:lang w:val="hi_IN" w:bidi="hi_IN"/>
+        </w:rPr>
+      </w:r>
+      <w:r>
+        <w:rPr>
           <w:b/>
           <w:lang w:val="hi_IN" w:bidi="hi_IN"/>
         </w:rPr>
@@ -4751,6 +5311,20 @@
       </w:r>
       <w:r>
         <w:rPr>
+          <w:lang w:val="hi_IN" w:bidi="hi_IN"/>
+        </w:rPr>
+        <w:t>הוֹבִ֥ישׁ תִּיר֖וֹשׁ</w:t>
+      </w:r>
+    </w:p>
+    <w:p>
+      <w:pPr/>
+      <w:r>
+        <w:rPr>
+          <w:lang w:val="hi_IN" w:bidi="hi_IN"/>
+        </w:rPr>
+      </w:r>
+      <w:r>
+        <w:rPr>
           <w:b/>
           <w:lang w:val="hi_IN" w:bidi="hi_IN"/>
         </w:rPr>
@@ -4855,6 +5429,20 @@
       </w:r>
       <w:r>
         <w:rPr>
+          <w:lang w:val="hi_IN" w:bidi="hi_IN"/>
+        </w:rPr>
+        <w:t>אֻמְלַ֥ל יִצְהָֽר</w:t>
+      </w:r>
+    </w:p>
+    <w:p>
+      <w:pPr/>
+      <w:r>
+        <w:rPr>
+          <w:lang w:val="hi_IN" w:bidi="hi_IN"/>
+        </w:rPr>
+      </w:r>
+      <w:r>
+        <w:rPr>
           <w:b/>
           <w:lang w:val="hi_IN" w:bidi="hi_IN"/>
         </w:rPr>
@@ -4950,6 +5538,20 @@
       </w:r>
       <w:r>
         <w:rPr>
+          <w:lang w:val="hi_IN" w:bidi="hi_IN"/>
+        </w:rPr>
+        <w:t>אֻמְלַ֥ל יִצְהָֽר</w:t>
+      </w:r>
+    </w:p>
+    <w:p>
+      <w:pPr/>
+      <w:r>
+        <w:rPr>
+          <w:lang w:val="hi_IN" w:bidi="hi_IN"/>
+        </w:rPr>
+      </w:r>
+      <w:r>
+        <w:rPr>
           <w:b/>
           <w:lang w:val="hi_IN" w:bidi="hi_IN"/>
         </w:rPr>
@@ -5067,6 +5669,20 @@
       </w:r>
       <w:r>
         <w:rPr>
+          <w:lang w:val="hi_IN" w:bidi="hi_IN"/>
+        </w:rPr>
+        <w:t>שָׂדֶֽה</w:t>
+      </w:r>
+    </w:p>
+    <w:p>
+      <w:pPr/>
+      <w:r>
+        <w:rPr>
+          <w:lang w:val="hi_IN" w:bidi="hi_IN"/>
+        </w:rPr>
+      </w:r>
+      <w:r>
+        <w:rPr>
           <w:b/>
           <w:lang w:val="hi_IN" w:bidi="hi_IN"/>
         </w:rPr>
@@ -5179,6 +5795,20 @@
       </w:r>
       <w:r>
         <w:rPr>
+          <w:lang w:val="hi_IN" w:bidi="hi_IN"/>
+        </w:rPr>
+        <w:t>הַ⁠גֶּ֣פֶן הוֹבִ֔ישָׁה וְ⁠הַ⁠תְּאֵנָ֖ה אֻמְלָ֑לָה רִמּ֞וֹן גַּם־תָּמָ֣ר וְ⁠תַפּ֗וּחַ</w:t>
+      </w:r>
+    </w:p>
+    <w:p>
+      <w:pPr/>
+      <w:r>
+        <w:rPr>
+          <w:lang w:val="hi_IN" w:bidi="hi_IN"/>
+        </w:rPr>
+      </w:r>
+      <w:r>
+        <w:rPr>
           <w:b/>
           <w:lang w:val="hi_IN" w:bidi="hi_IN"/>
         </w:rPr>
@@ -5322,6 +5952,20 @@
       </w:r>
       <w:r>
         <w:rPr>
+          <w:lang w:val="hi_IN" w:bidi="hi_IN"/>
+        </w:rPr>
+        <w:t>אֻמְלָ֑לָה</w:t>
+      </w:r>
+    </w:p>
+    <w:p>
+      <w:pPr/>
+      <w:r>
+        <w:rPr>
+          <w:lang w:val="hi_IN" w:bidi="hi_IN"/>
+        </w:rPr>
+      </w:r>
+      <w:r>
+        <w:rPr>
           <w:b/>
           <w:lang w:val="hi_IN" w:bidi="hi_IN"/>
         </w:rPr>
@@ -5417,6 +6061,20 @@
       </w:r>
       <w:r>
         <w:rPr>
+          <w:lang w:val="hi_IN" w:bidi="hi_IN"/>
+        </w:rPr>
+        <w:t>וְ⁠הַ⁠תְּאֵנָ֖ה אֻמְלָ֑לָה</w:t>
+      </w:r>
+    </w:p>
+    <w:p>
+      <w:pPr/>
+      <w:r>
+        <w:rPr>
+          <w:lang w:val="hi_IN" w:bidi="hi_IN"/>
+        </w:rPr>
+      </w:r>
+      <w:r>
+        <w:rPr>
           <w:b/>
           <w:lang w:val="hi_IN" w:bidi="hi_IN"/>
         </w:rPr>
@@ -5526,6 +6184,20 @@
       </w:r>
       <w:r>
         <w:rPr>
+          <w:lang w:val="hi_IN" w:bidi="hi_IN"/>
+        </w:rPr>
+        <w:t>כָּל־עֲצֵ֤י הַ⁠שָּׂדֶה֙ יָבֵ֔שׁוּ</w:t>
+      </w:r>
+    </w:p>
+    <w:p>
+      <w:pPr/>
+      <w:r>
+        <w:rPr>
+          <w:lang w:val="hi_IN" w:bidi="hi_IN"/>
+        </w:rPr>
+      </w:r>
+      <w:r>
+        <w:rPr>
           <w:b/>
           <w:lang w:val="hi_IN" w:bidi="hi_IN"/>
         </w:rPr>
@@ -5617,6 +6289,20 @@
       </w:r>
       <w:r>
         <w:rPr>
+          <w:lang w:val="hi_IN" w:bidi="hi_IN"/>
+        </w:rPr>
+        <w:t>הֹבִ֥ישׁ שָׂשׂ֖וֹן מִן־בְּנֵ֥י אָדָֽם</w:t>
+      </w:r>
+    </w:p>
+    <w:p>
+      <w:pPr/>
+      <w:r>
+        <w:rPr>
+          <w:lang w:val="hi_IN" w:bidi="hi_IN"/>
+        </w:rPr>
+      </w:r>
+      <w:r>
+        <w:rPr>
           <w:b/>
           <w:lang w:val="hi_IN" w:bidi="hi_IN"/>
         </w:rPr>
@@ -5742,6 +6428,20 @@
       </w:r>
       <w:r>
         <w:rPr>
+          <w:lang w:val="hi_IN" w:bidi="hi_IN"/>
+        </w:rPr>
+        <w:t>בְּנֵ֥י אָדָֽם</w:t>
+      </w:r>
+    </w:p>
+    <w:p>
+      <w:pPr/>
+      <w:r>
+        <w:rPr>
+          <w:lang w:val="hi_IN" w:bidi="hi_IN"/>
+        </w:rPr>
+      </w:r>
+      <w:r>
+        <w:rPr>
           <w:b/>
           <w:lang w:val="hi_IN" w:bidi="hi_IN"/>
         </w:rPr>
@@ -5851,6 +6551,20 @@
       </w:r>
       <w:r>
         <w:rPr>
+          <w:lang w:val="hi_IN" w:bidi="hi_IN"/>
+        </w:rPr>
+        <w:t>חִגְר֨וּ</w:t>
+      </w:r>
+    </w:p>
+    <w:p>
+      <w:pPr/>
+      <w:r>
+        <w:rPr>
+          <w:lang w:val="hi_IN" w:bidi="hi_IN"/>
+        </w:rPr>
+      </w:r>
+      <w:r>
+        <w:rPr>
           <w:b/>
           <w:lang w:val="hi_IN" w:bidi="hi_IN"/>
         </w:rPr>
@@ -5967,6 +6681,20 @@
       </w:r>
       <w:r>
         <w:rPr>
+          <w:lang w:val="hi_IN" w:bidi="hi_IN"/>
+        </w:rPr>
+        <w:t>לִ֣ינוּ בַ⁠שַּׂקִּ֔ים</w:t>
+      </w:r>
+    </w:p>
+    <w:p>
+      <w:pPr/>
+      <w:r>
+        <w:rPr>
+          <w:lang w:val="hi_IN" w:bidi="hi_IN"/>
+        </w:rPr>
+      </w:r>
+      <w:r>
+        <w:rPr>
           <w:b/>
           <w:lang w:val="hi_IN" w:bidi="hi_IN"/>
         </w:rPr>
@@ -6077,6 +6805,20 @@
       </w:r>
       <w:r>
         <w:rPr>
+          <w:lang w:val="hi_IN" w:bidi="hi_IN"/>
+        </w:rPr>
+        <w:t>נִמְנַ֛ע &amp; מִנְחָ֥ה וָ⁠נָֽסֶךְ</w:t>
+      </w:r>
+    </w:p>
+    <w:p>
+      <w:pPr/>
+      <w:r>
+        <w:rPr>
+          <w:lang w:val="hi_IN" w:bidi="hi_IN"/>
+        </w:rPr>
+      </w:r>
+      <w:r>
+        <w:rPr>
           <w:b/>
           <w:lang w:val="hi_IN" w:bidi="hi_IN"/>
         </w:rPr>
@@ -6172,6 +6914,20 @@
       </w:r>
       <w:r>
         <w:rPr>
+          <w:lang w:val="hi_IN" w:bidi="hi_IN"/>
+        </w:rPr>
+        <w:t>אֱלֹהָ֑⁠י</w:t>
+      </w:r>
+    </w:p>
+    <w:p>
+      <w:pPr/>
+      <w:r>
+        <w:rPr>
+          <w:lang w:val="hi_IN" w:bidi="hi_IN"/>
+        </w:rPr>
+      </w:r>
+      <w:r>
+        <w:rPr>
           <w:b/>
           <w:lang w:val="hi_IN" w:bidi="hi_IN"/>
         </w:rPr>
@@ -6276,6 +7032,20 @@
       </w:r>
       <w:r>
         <w:rPr>
+          <w:lang w:val="hi_IN" w:bidi="hi_IN"/>
+        </w:rPr>
+        <w:t>אֱלֹהֵי⁠כֶ֖ם</w:t>
+      </w:r>
+    </w:p>
+    <w:p>
+      <w:pPr/>
+      <w:r>
+        <w:rPr>
+          <w:lang w:val="hi_IN" w:bidi="hi_IN"/>
+        </w:rPr>
+      </w:r>
+      <w:r>
+        <w:rPr>
           <w:b/>
           <w:lang w:val="hi_IN" w:bidi="hi_IN"/>
         </w:rPr>
@@ -6388,6 +7158,20 @@
       </w:r>
       <w:r>
         <w:rPr>
+          <w:lang w:val="hi_IN" w:bidi="hi_IN"/>
+        </w:rPr>
+        <w:t>קַדְּשׁוּ־צוֹם֙</w:t>
+      </w:r>
+    </w:p>
+    <w:p>
+      <w:pPr/>
+      <w:r>
+        <w:rPr>
+          <w:lang w:val="hi_IN" w:bidi="hi_IN"/>
+        </w:rPr>
+      </w:r>
+      <w:r>
+        <w:rPr>
           <w:b/>
           <w:lang w:val="hi_IN" w:bidi="hi_IN"/>
         </w:rPr>
@@ -6494,6 +7278,20 @@
       </w:r>
       <w:r>
         <w:rPr>
+          <w:lang w:val="hi_IN" w:bidi="hi_IN"/>
+        </w:rPr>
+        <w:t>אֱלֹהֵי⁠כֶ֑ם</w:t>
+      </w:r>
+    </w:p>
+    <w:p>
+      <w:pPr/>
+      <w:r>
+        <w:rPr>
+          <w:lang w:val="hi_IN" w:bidi="hi_IN"/>
+        </w:rPr>
+      </w:r>
+      <w:r>
+        <w:rPr>
           <w:b/>
           <w:lang w:val="hi_IN" w:bidi="hi_IN"/>
         </w:rPr>
@@ -6598,6 +7396,20 @@
       </w:r>
       <w:r>
         <w:rPr>
+          <w:lang w:val="hi_IN" w:bidi="hi_IN"/>
+        </w:rPr>
+        <w:t>אֲהָ֖הּ לַ⁠יּ֑וֹם</w:t>
+      </w:r>
+    </w:p>
+    <w:p>
+      <w:pPr/>
+      <w:r>
+        <w:rPr>
+          <w:lang w:val="hi_IN" w:bidi="hi_IN"/>
+        </w:rPr>
+      </w:r>
+      <w:r>
+        <w:rPr>
           <w:b/>
           <w:lang w:val="hi_IN" w:bidi="hi_IN"/>
         </w:rPr>
@@ -6705,6 +7517,20 @@
       </w:r>
       <w:r>
         <w:rPr>
+          <w:lang w:val="hi_IN" w:bidi="hi_IN"/>
+        </w:rPr>
+        <w:t>אֲהָ֖הּ לַ⁠יּ֑וֹם</w:t>
+      </w:r>
+    </w:p>
+    <w:p>
+      <w:pPr/>
+      <w:r>
+        <w:rPr>
+          <w:lang w:val="hi_IN" w:bidi="hi_IN"/>
+        </w:rPr>
+      </w:r>
+      <w:r>
+        <w:rPr>
           <w:b/>
           <w:lang w:val="hi_IN" w:bidi="hi_IN"/>
         </w:rPr>
@@ -6817,6 +7643,20 @@
       </w:r>
       <w:r>
         <w:rPr>
+          <w:lang w:val="hi_IN" w:bidi="hi_IN"/>
+        </w:rPr>
+        <w:t>י֣וֹם יְהוָ֔ה</w:t>
+      </w:r>
+    </w:p>
+    <w:p>
+      <w:pPr/>
+      <w:r>
+        <w:rPr>
+          <w:lang w:val="hi_IN" w:bidi="hi_IN"/>
+        </w:rPr>
+      </w:r>
+      <w:r>
+        <w:rPr>
           <w:b/>
           <w:lang w:val="hi_IN" w:bidi="hi_IN"/>
         </w:rPr>
@@ -6929,6 +7769,20 @@
       </w:r>
       <w:r>
         <w:rPr>
+          <w:lang w:val="hi_IN" w:bidi="hi_IN"/>
+        </w:rPr>
+        <w:t>וּ⁠כְ⁠שֹׁ֖ד מִ⁠שַׁדַּ֥י יָבֽוֹא</w:t>
+      </w:r>
+    </w:p>
+    <w:p>
+      <w:pPr/>
+      <w:r>
+        <w:rPr>
+          <w:lang w:val="hi_IN" w:bidi="hi_IN"/>
+        </w:rPr>
+      </w:r>
+      <w:r>
+        <w:rPr>
           <w:b/>
           <w:lang w:val="hi_IN" w:bidi="hi_IN"/>
         </w:rPr>
@@ -7025,6 +7879,20 @@
       </w:r>
       <w:r>
         <w:rPr>
+          <w:lang w:val="hi_IN" w:bidi="hi_IN"/>
+        </w:rPr>
+        <w:t>מִ⁠שַׁדַּ֥י</w:t>
+      </w:r>
+    </w:p>
+    <w:p>
+      <w:pPr/>
+      <w:r>
+        <w:rPr>
+          <w:lang w:val="hi_IN" w:bidi="hi_IN"/>
+        </w:rPr>
+      </w:r>
+      <w:r>
+        <w:rPr>
           <w:b/>
           <w:lang w:val="hi_IN" w:bidi="hi_IN"/>
         </w:rPr>
@@ -7121,6 +7989,20 @@
       </w:r>
       <w:r>
         <w:rPr>
+          <w:lang w:val="hi_IN" w:bidi="hi_IN"/>
+        </w:rPr>
+        <w:t>הֲ⁠ל֛וֹא נֶ֥גֶד עֵינֵ֖י⁠נוּ אֹ֣כֶל נִכְרָ֑ת מִ⁠בֵּ֥ית אֱלֹהֵ֖י⁠נוּ שִׂמְחָ֥ה וָ⁠גִֽיל</w:t>
+      </w:r>
+    </w:p>
+    <w:p>
+      <w:pPr/>
+      <w:r>
+        <w:rPr>
+          <w:lang w:val="hi_IN" w:bidi="hi_IN"/>
+        </w:rPr>
+      </w:r>
+      <w:r>
+        <w:rPr>
           <w:b/>
           <w:lang w:val="hi_IN" w:bidi="hi_IN"/>
         </w:rPr>
@@ -7212,6 +8094,20 @@
       </w:r>
       <w:r>
         <w:rPr>
+          <w:lang w:val="hi_IN" w:bidi="hi_IN"/>
+        </w:rPr>
+        <w:t>הֲ⁠ל֛וֹא נֶ֥גֶד עֵינֵ֖י⁠נוּ אֹ֣כֶל נִכְרָ֑ת</w:t>
+      </w:r>
+    </w:p>
+    <w:p>
+      <w:pPr/>
+      <w:r>
+        <w:rPr>
+          <w:lang w:val="hi_IN" w:bidi="hi_IN"/>
+        </w:rPr>
+      </w:r>
+      <w:r>
+        <w:rPr>
           <w:b/>
           <w:lang w:val="hi_IN" w:bidi="hi_IN"/>
         </w:rPr>
@@ -7295,6 +8191,20 @@
       </w:r>
       <w:r>
         <w:rPr>
+          <w:lang w:val="hi_IN" w:bidi="hi_IN"/>
+        </w:rPr>
+        <w:t>נֶ֥גֶד עֵינֵ֖י⁠נוּ</w:t>
+      </w:r>
+    </w:p>
+    <w:p>
+      <w:pPr/>
+      <w:r>
+        <w:rPr>
+          <w:lang w:val="hi_IN" w:bidi="hi_IN"/>
+        </w:rPr>
+      </w:r>
+      <w:r>
+        <w:rPr>
           <w:b/>
           <w:lang w:val="hi_IN" w:bidi="hi_IN"/>
         </w:rPr>
@@ -7399,6 +8309,20 @@
       </w:r>
       <w:r>
         <w:rPr>
+          <w:lang w:val="hi_IN" w:bidi="hi_IN"/>
+        </w:rPr>
+        <w:t>מִ⁠בֵּ֥ית אֱלֹהֵ֖י⁠נוּ שִׂמְחָ֥ה וָ⁠גִֽיל</w:t>
+      </w:r>
+    </w:p>
+    <w:p>
+      <w:pPr/>
+      <w:r>
+        <w:rPr>
+          <w:lang w:val="hi_IN" w:bidi="hi_IN"/>
+        </w:rPr>
+      </w:r>
+      <w:r>
+        <w:rPr>
           <w:b/>
           <w:lang w:val="hi_IN" w:bidi="hi_IN"/>
         </w:rPr>
@@ -7482,6 +8406,20 @@
       </w:r>
       <w:r>
         <w:rPr>
+          <w:lang w:val="hi_IN" w:bidi="hi_IN"/>
+        </w:rPr>
+        <w:t>שִׂמְחָ֥ה וָ⁠גִֽיל</w:t>
+      </w:r>
+    </w:p>
+    <w:p>
+      <w:pPr/>
+      <w:r>
+        <w:rPr>
+          <w:lang w:val="hi_IN" w:bidi="hi_IN"/>
+        </w:rPr>
+      </w:r>
+      <w:r>
+        <w:rPr>
           <w:b/>
           <w:lang w:val="hi_IN" w:bidi="hi_IN"/>
         </w:rPr>
@@ -7585,6 +8523,20 @@
       </w:r>
       <w:r>
         <w:rPr>
+          <w:lang w:val="hi_IN" w:bidi="hi_IN"/>
+        </w:rPr>
+        <w:t>נֶהֶרְס֖וּ מַמְּגֻר֑וֹת</w:t>
+      </w:r>
+    </w:p>
+    <w:p>
+      <w:pPr/>
+      <w:r>
+        <w:rPr>
+          <w:lang w:val="hi_IN" w:bidi="hi_IN"/>
+        </w:rPr>
+      </w:r>
+      <w:r>
+        <w:rPr>
           <w:b/>
           <w:lang w:val="hi_IN" w:bidi="hi_IN"/>
         </w:rPr>
@@ -7668,6 +8620,20 @@
       </w:r>
       <w:r>
         <w:rPr>
+          <w:lang w:val="hi_IN" w:bidi="hi_IN"/>
+        </w:rPr>
+        <w:t>הֹבִ֖ישׁ דָּגָֽן</w:t>
+      </w:r>
+    </w:p>
+    <w:p>
+      <w:pPr/>
+      <w:r>
+        <w:rPr>
+          <w:lang w:val="hi_IN" w:bidi="hi_IN"/>
+        </w:rPr>
+      </w:r>
+      <w:r>
+        <w:rPr>
           <w:b/>
           <w:lang w:val="hi_IN" w:bidi="hi_IN"/>
         </w:rPr>
@@ -7785,6 +8751,20 @@
       </w:r>
       <w:r>
         <w:rPr>
+          <w:lang w:val="hi_IN" w:bidi="hi_IN"/>
+        </w:rPr>
+        <w:t>מַה־נֶּאֶנְחָ֣ה בְהֵמָ֗ה</w:t>
+      </w:r>
+    </w:p>
+    <w:p>
+      <w:pPr/>
+      <w:r>
+        <w:rPr>
+          <w:lang w:val="hi_IN" w:bidi="hi_IN"/>
+        </w:rPr>
+      </w:r>
+      <w:r>
+        <w:rPr>
           <w:b/>
           <w:lang w:val="hi_IN" w:bidi="hi_IN"/>
         </w:rPr>
@@ -7876,6 +8856,20 @@
       </w:r>
       <w:r>
         <w:rPr>
+          <w:lang w:val="hi_IN" w:bidi="hi_IN"/>
+        </w:rPr>
+        <w:t>מַה־נֶּאֶנְחָ֣ה בְהֵמָ֗ה</w:t>
+      </w:r>
+    </w:p>
+    <w:p>
+      <w:pPr/>
+      <w:r>
+        <w:rPr>
+          <w:lang w:val="hi_IN" w:bidi="hi_IN"/>
+        </w:rPr>
+      </w:r>
+      <w:r>
+        <w:rPr>
           <w:b/>
           <w:lang w:val="hi_IN" w:bidi="hi_IN"/>
         </w:rPr>
@@ -7980,6 +8974,20 @@
       </w:r>
       <w:r>
         <w:rPr>
+          <w:lang w:val="hi_IN" w:bidi="hi_IN"/>
+        </w:rPr>
+        <w:t>נָבֹ֨כוּ֙ עֶדְרֵ֣י בָקָ֔ר</w:t>
+      </w:r>
+    </w:p>
+    <w:p>
+      <w:pPr/>
+      <w:r>
+        <w:rPr>
+          <w:lang w:val="hi_IN" w:bidi="hi_IN"/>
+        </w:rPr>
+      </w:r>
+      <w:r>
+        <w:rPr>
           <w:b/>
           <w:lang w:val="hi_IN" w:bidi="hi_IN"/>
         </w:rPr>
@@ -8063,6 +9071,20 @@
       </w:r>
       <w:r>
         <w:rPr>
+          <w:lang w:val="hi_IN" w:bidi="hi_IN"/>
+        </w:rPr>
+        <w:t>עֶדְרֵ֥י הַ⁠צֹּ֖אן נֶאְשָֽׁמוּ</w:t>
+      </w:r>
+    </w:p>
+    <w:p>
+      <w:pPr/>
+      <w:r>
+        <w:rPr>
+          <w:lang w:val="hi_IN" w:bidi="hi_IN"/>
+        </w:rPr>
+      </w:r>
+      <w:r>
+        <w:rPr>
           <w:b/>
           <w:lang w:val="hi_IN" w:bidi="hi_IN"/>
         </w:rPr>
@@ -8162,6 +9184,20 @@
       </w:r>
       <w:r>
         <w:rPr>
+          <w:lang w:val="hi_IN" w:bidi="hi_IN"/>
+        </w:rPr>
+        <w:t>עֶדְרֵ֥י הַ⁠צֹּ֖אן נֶאְשָֽׁמוּ</w:t>
+      </w:r>
+    </w:p>
+    <w:p>
+      <w:pPr/>
+      <w:r>
+        <w:rPr>
+          <w:lang w:val="hi_IN" w:bidi="hi_IN"/>
+        </w:rPr>
+      </w:r>
+      <w:r>
+        <w:rPr>
           <w:b/>
           <w:lang w:val="hi_IN" w:bidi="hi_IN"/>
         </w:rPr>
@@ -8245,6 +9281,20 @@
       </w:r>
       <w:r>
         <w:rPr>
+          <w:lang w:val="hi_IN" w:bidi="hi_IN"/>
+        </w:rPr>
+        <w:t>אֵלֶ֥י⁠ךָ יְהוָ֖ה אֶקְרָ֑א</w:t>
+      </w:r>
+    </w:p>
+    <w:p>
+      <w:pPr/>
+      <w:r>
+        <w:rPr>
+          <w:lang w:val="hi_IN" w:bidi="hi_IN"/>
+        </w:rPr>
+      </w:r>
+      <w:r>
+        <w:rPr>
           <w:b/>
           <w:lang w:val="hi_IN" w:bidi="hi_IN"/>
         </w:rPr>
@@ -8328,6 +9378,20 @@
       </w:r>
       <w:r>
         <w:rPr>
+          <w:lang w:val="hi_IN" w:bidi="hi_IN"/>
+        </w:rPr>
+        <w:t>כִּ֣י אֵ֗שׁ אָֽכְלָה֙ נְא֣וֹת מִדְבָּ֔ר</w:t>
+      </w:r>
+    </w:p>
+    <w:p>
+      <w:pPr/>
+      <w:r>
+        <w:rPr>
+          <w:lang w:val="hi_IN" w:bidi="hi_IN"/>
+        </w:rPr>
+      </w:r>
+      <w:r>
+        <w:rPr>
           <w:b/>
           <w:lang w:val="hi_IN" w:bidi="hi_IN"/>
         </w:rPr>
@@ -8424,6 +9488,20 @@
       </w:r>
       <w:r>
         <w:rPr>
+          <w:lang w:val="hi_IN" w:bidi="hi_IN"/>
+        </w:rPr>
+        <w:t>וְ⁠לֶ֣הָבָ֔ה לִהֲטָ֖ה כָּל־עֲצֵ֥י הַ⁠שָּׂדֶֽה</w:t>
+      </w:r>
+    </w:p>
+    <w:p>
+      <w:pPr/>
+      <w:r>
+        <w:rPr>
+          <w:lang w:val="hi_IN" w:bidi="hi_IN"/>
+        </w:rPr>
+      </w:r>
+      <w:r>
+        <w:rPr>
           <w:b/>
           <w:lang w:val="hi_IN" w:bidi="hi_IN"/>
         </w:rPr>
@@ -8541,6 +9619,20 @@
       </w:r>
       <w:r>
         <w:rPr>
+          <w:lang w:val="hi_IN" w:bidi="hi_IN"/>
+        </w:rPr>
+        <w:t>וְ⁠לֶ֣הָבָ֔ה לִהֲטָ֖ה כָּל־עֲצֵ֥י הַ⁠שָּׂדֶֽה</w:t>
+      </w:r>
+    </w:p>
+    <w:p>
+      <w:pPr/>
+      <w:r>
+        <w:rPr>
+          <w:lang w:val="hi_IN" w:bidi="hi_IN"/>
+        </w:rPr>
+      </w:r>
+      <w:r>
+        <w:rPr>
           <w:b/>
           <w:lang w:val="hi_IN" w:bidi="hi_IN"/>
         </w:rPr>
@@ -8626,6 +9718,20 @@
         <w:rPr>
           <w:lang w:val="hi_IN" w:bidi="hi_IN"/>
         </w:rPr>
+      </w:r>
+    </w:p>
+    <w:p>
+      <w:pPr/>
+      <w:r>
+        <w:rPr>
+          <w:lang w:val="hi_IN" w:bidi="hi_IN"/>
+        </w:rPr>
+      </w:r>
+      <w:r>
+        <w:rPr>
+          <w:lang w:val="hi_IN" w:bidi="hi_IN"/>
+        </w:rPr>
+        <w:t>אֵלֶ֑י⁠ךָ</w:t>
       </w:r>
     </w:p>
     <w:p>
@@ -8836,6 +9942,20 @@
       </w:r>
       <w:r>
         <w:rPr>
+          <w:lang w:val="hi_IN" w:bidi="hi_IN"/>
+        </w:rPr>
+        <w:t>תִּקְע֨וּ שׁוֹפָ֜ר בְּ⁠צִיּ֗וֹן וְ⁠הָרִ֨יעוּ֙ בְּ⁠הַ֣ר קָדְשִׁ֔⁠י</w:t>
+      </w:r>
+    </w:p>
+    <w:p>
+      <w:pPr/>
+      <w:r>
+        <w:rPr>
+          <w:lang w:val="hi_IN" w:bidi="hi_IN"/>
+        </w:rPr>
+      </w:r>
+      <w:r>
+        <w:rPr>
           <w:b/>
           <w:lang w:val="hi_IN" w:bidi="hi_IN"/>
         </w:rPr>
@@ -8919,6 +10039,20 @@
       </w:r>
       <w:r>
         <w:rPr>
+          <w:lang w:val="hi_IN" w:bidi="hi_IN"/>
+        </w:rPr>
+        <w:t>שׁוֹפָ֜ר</w:t>
+      </w:r>
+    </w:p>
+    <w:p>
+      <w:pPr/>
+      <w:r>
+        <w:rPr>
+          <w:lang w:val="hi_IN" w:bidi="hi_IN"/>
+        </w:rPr>
+      </w:r>
+      <w:r>
+        <w:rPr>
           <w:b/>
           <w:lang w:val="hi_IN" w:bidi="hi_IN"/>
         </w:rPr>
@@ -9015,6 +10149,20 @@
       </w:r>
       <w:r>
         <w:rPr>
+          <w:lang w:val="hi_IN" w:bidi="hi_IN"/>
+        </w:rPr>
+        <w:t>שׁוֹפָ֜ר</w:t>
+      </w:r>
+    </w:p>
+    <w:p>
+      <w:pPr/>
+      <w:r>
+        <w:rPr>
+          <w:lang w:val="hi_IN" w:bidi="hi_IN"/>
+        </w:rPr>
+      </w:r>
+      <w:r>
+        <w:rPr>
           <w:b/>
           <w:lang w:val="hi_IN" w:bidi="hi_IN"/>
         </w:rPr>
@@ -9111,6 +10259,20 @@
       </w:r>
       <w:r>
         <w:rPr>
+          <w:lang w:val="hi_IN" w:bidi="hi_IN"/>
+        </w:rPr>
+        <w:t>בְּ⁠הַ֣ר קָדְשִׁ֔⁠י</w:t>
+      </w:r>
+    </w:p>
+    <w:p>
+      <w:pPr/>
+      <w:r>
+        <w:rPr>
+          <w:lang w:val="hi_IN" w:bidi="hi_IN"/>
+        </w:rPr>
+      </w:r>
+      <w:r>
+        <w:rPr>
           <w:b/>
           <w:lang w:val="hi_IN" w:bidi="hi_IN"/>
         </w:rPr>
@@ -9196,6 +10358,20 @@
         <w:rPr>
           <w:lang w:val="hi_IN" w:bidi="hi_IN"/>
         </w:rPr>
+      </w:r>
+    </w:p>
+    <w:p>
+      <w:pPr/>
+      <w:r>
+        <w:rPr>
+          <w:lang w:val="hi_IN" w:bidi="hi_IN"/>
+        </w:rPr>
+      </w:r>
+      <w:r>
+        <w:rPr>
+          <w:lang w:val="hi_IN" w:bidi="hi_IN"/>
+        </w:rPr>
+        <w:t>יִרְגְּז֕וּ</w:t>
       </w:r>
     </w:p>
     <w:p>
@@ -9404,6 +10580,20 @@
       </w:r>
       <w:r>
         <w:rPr>
+          <w:lang w:val="hi_IN" w:bidi="hi_IN"/>
+        </w:rPr>
+        <w:t>י֧וֹם חֹ֣שֶׁךְ וַ⁠אֲפֵלָ֗ה י֤וֹם עָנָן֙ וַ⁠עֲרָפֶ֔ל</w:t>
+      </w:r>
+    </w:p>
+    <w:p>
+      <w:pPr/>
+      <w:r>
+        <w:rPr>
+          <w:lang w:val="hi_IN" w:bidi="hi_IN"/>
+        </w:rPr>
+      </w:r>
+      <w:r>
+        <w:rPr>
           <w:b/>
           <w:lang w:val="hi_IN" w:bidi="hi_IN"/>
         </w:rPr>
@@ -9500,6 +10690,20 @@
       </w:r>
       <w:r>
         <w:rPr>
+          <w:lang w:val="hi_IN" w:bidi="hi_IN"/>
+        </w:rPr>
+        <w:t>חֹ֣שֶׁךְ וַ⁠אֲפֵלָ֗ה</w:t>
+      </w:r>
+    </w:p>
+    <w:p>
+      <w:pPr/>
+      <w:r>
+        <w:rPr>
+          <w:lang w:val="hi_IN" w:bidi="hi_IN"/>
+        </w:rPr>
+      </w:r>
+      <w:r>
+        <w:rPr>
           <w:b/>
           <w:lang w:val="hi_IN" w:bidi="hi_IN"/>
         </w:rPr>
@@ -9609,6 +10813,20 @@
       </w:r>
       <w:r>
         <w:rPr>
+          <w:lang w:val="hi_IN" w:bidi="hi_IN"/>
+        </w:rPr>
+        <w:t>עָנָן֙ וַ⁠עֲרָפֶ֔ל</w:t>
+      </w:r>
+    </w:p>
+    <w:p>
+      <w:pPr/>
+      <w:r>
+        <w:rPr>
+          <w:lang w:val="hi_IN" w:bidi="hi_IN"/>
+        </w:rPr>
+      </w:r>
+      <w:r>
+        <w:rPr>
           <w:b/>
           <w:lang w:val="hi_IN" w:bidi="hi_IN"/>
         </w:rPr>
@@ -9718,6 +10936,20 @@
       </w:r>
       <w:r>
         <w:rPr>
+          <w:lang w:val="hi_IN" w:bidi="hi_IN"/>
+        </w:rPr>
+        <w:t>כְּ⁠שַׁ֖חַר פָּרֻ֣שׂ עַל־הֶֽ⁠הָרִ֑ים</w:t>
+      </w:r>
+    </w:p>
+    <w:p>
+      <w:pPr/>
+      <w:r>
+        <w:rPr>
+          <w:lang w:val="hi_IN" w:bidi="hi_IN"/>
+        </w:rPr>
+      </w:r>
+      <w:r>
+        <w:rPr>
           <w:b/>
           <w:lang w:val="hi_IN" w:bidi="hi_IN"/>
         </w:rPr>
@@ -9801,6 +11033,20 @@
       </w:r>
       <w:r>
         <w:rPr>
+          <w:lang w:val="hi_IN" w:bidi="hi_IN"/>
+        </w:rPr>
+        <w:t>כְּ⁠שַׁ֖חַר פָּרֻ֣שׂ עַל־הֶֽ⁠הָרִ֑ים</w:t>
+      </w:r>
+    </w:p>
+    <w:p>
+      <w:pPr/>
+      <w:r>
+        <w:rPr>
+          <w:lang w:val="hi_IN" w:bidi="hi_IN"/>
+        </w:rPr>
+      </w:r>
+      <w:r>
+        <w:rPr>
           <w:b/>
           <w:lang w:val="hi_IN" w:bidi="hi_IN"/>
         </w:rPr>
@@ -9884,6 +11130,20 @@
       </w:r>
       <w:r>
         <w:rPr>
+          <w:lang w:val="hi_IN" w:bidi="hi_IN"/>
+        </w:rPr>
+        <w:t>כְּ⁠שַׁ֖חַר</w:t>
+      </w:r>
+    </w:p>
+    <w:p>
+      <w:pPr/>
+      <w:r>
+        <w:rPr>
+          <w:lang w:val="hi_IN" w:bidi="hi_IN"/>
+        </w:rPr>
+      </w:r>
+      <w:r>
+        <w:rPr>
           <w:b/>
           <w:lang w:val="hi_IN" w:bidi="hi_IN"/>
         </w:rPr>
@@ -9980,6 +11240,20 @@
       </w:r>
       <w:r>
         <w:rPr>
+          <w:lang w:val="hi_IN" w:bidi="hi_IN"/>
+        </w:rPr>
+        <w:t>עַ֚ם רַ֣ב וְ⁠עָצ֔וּם</w:t>
+      </w:r>
+    </w:p>
+    <w:p>
+      <w:pPr/>
+      <w:r>
+        <w:rPr>
+          <w:lang w:val="hi_IN" w:bidi="hi_IN"/>
+        </w:rPr>
+      </w:r>
+      <w:r>
+        <w:rPr>
           <w:b/>
           <w:lang w:val="hi_IN" w:bidi="hi_IN"/>
         </w:rPr>
@@ -10063,6 +11337,20 @@
       </w:r>
       <w:r>
         <w:rPr>
+          <w:lang w:val="hi_IN" w:bidi="hi_IN"/>
+        </w:rPr>
+        <w:t>עַ֚ם רַ֣ב וְ⁠עָצ֔וּם</w:t>
+      </w:r>
+    </w:p>
+    <w:p>
+      <w:pPr/>
+      <w:r>
+        <w:rPr>
+          <w:lang w:val="hi_IN" w:bidi="hi_IN"/>
+        </w:rPr>
+      </w:r>
+      <w:r>
+        <w:rPr>
           <w:b/>
           <w:lang w:val="hi_IN" w:bidi="hi_IN"/>
         </w:rPr>
@@ -10172,6 +11460,20 @@
       </w:r>
       <w:r>
         <w:rPr>
+          <w:lang w:val="hi_IN" w:bidi="hi_IN"/>
+        </w:rPr>
+        <w:t>כָּמֹ֗⁠הוּ לֹ֤א נִֽהְיָה֙ מִן־הָ֣⁠עוֹלָ֔ם וְ⁠אַֽחֲרָי⁠ו֙ לֹ֣א יוֹסֵ֔ף עַד־שְׁנֵ֖י דּ֥וֹר וָ⁠דֽוֹר</w:t>
+      </w:r>
+    </w:p>
+    <w:p>
+      <w:pPr/>
+      <w:r>
+        <w:rPr>
+          <w:lang w:val="hi_IN" w:bidi="hi_IN"/>
+        </w:rPr>
+      </w:r>
+      <w:r>
+        <w:rPr>
           <w:b/>
           <w:lang w:val="hi_IN" w:bidi="hi_IN"/>
         </w:rPr>
@@ -10255,6 +11557,20 @@
       </w:r>
       <w:r>
         <w:rPr>
+          <w:lang w:val="hi_IN" w:bidi="hi_IN"/>
+        </w:rPr>
+        <w:t>עַד־שְׁנֵ֖י דּ֥וֹר וָ⁠דֽוֹר</w:t>
+      </w:r>
+    </w:p>
+    <w:p>
+      <w:pPr/>
+      <w:r>
+        <w:rPr>
+          <w:lang w:val="hi_IN" w:bidi="hi_IN"/>
+        </w:rPr>
+      </w:r>
+      <w:r>
+        <w:rPr>
           <w:b/>
           <w:lang w:val="hi_IN" w:bidi="hi_IN"/>
         </w:rPr>
@@ -10338,6 +11654,20 @@
       </w:r>
       <w:r>
         <w:rPr>
+          <w:lang w:val="hi_IN" w:bidi="hi_IN"/>
+        </w:rPr>
+        <w:t>לְ⁠פָנָי⁠ו֙ אָ֣כְלָה אֵ֔שׁ וְ⁠אַחֲרָ֖י⁠ו תְּלַהֵ֣ט לֶֽהָבָ֑ה כְּ⁠גַן־עֵ֨דֶן הָ⁠אָ֜רֶץ לְ⁠פָנָ֗י⁠ו וְ⁠אַֽחֲרָי⁠ו֙ מִדְבַּ֣ר שְׁמָמָ֔ה וְ⁠גַם־פְּלֵיטָ֖ה לֹא־הָ֥יְתָה לּֽ⁠וֹ</w:t>
+      </w:r>
+    </w:p>
+    <w:p>
+      <w:pPr/>
+      <w:r>
+        <w:rPr>
+          <w:lang w:val="hi_IN" w:bidi="hi_IN"/>
+        </w:rPr>
+      </w:r>
+      <w:r>
+        <w:rPr>
           <w:b/>
           <w:lang w:val="hi_IN" w:bidi="hi_IN"/>
         </w:rPr>
@@ -10459,6 +11789,20 @@
       </w:r>
       <w:r>
         <w:rPr>
+          <w:lang w:val="hi_IN" w:bidi="hi_IN"/>
+        </w:rPr>
+        <w:t>לְ⁠פָנָי⁠ו֙ אָ֣כְלָה אֵ֔שׁ וְ⁠אַחֲרָ֖י⁠ו תְּלַהֵ֣ט לֶֽהָבָ֑ה</w:t>
+      </w:r>
+    </w:p>
+    <w:p>
+      <w:pPr/>
+      <w:r>
+        <w:rPr>
+          <w:lang w:val="hi_IN" w:bidi="hi_IN"/>
+        </w:rPr>
+      </w:r>
+      <w:r>
+        <w:rPr>
           <w:b/>
           <w:lang w:val="hi_IN" w:bidi="hi_IN"/>
         </w:rPr>
@@ -10568,6 +11912,20 @@
       </w:r>
       <w:r>
         <w:rPr>
+          <w:lang w:val="hi_IN" w:bidi="hi_IN"/>
+        </w:rPr>
+        <w:t>לְ⁠פָנָי⁠ו֙ אָ֣כְלָה אֵ֔שׁ</w:t>
+      </w:r>
+    </w:p>
+    <w:p>
+      <w:pPr/>
+      <w:r>
+        <w:rPr>
+          <w:lang w:val="hi_IN" w:bidi="hi_IN"/>
+        </w:rPr>
+      </w:r>
+      <w:r>
+        <w:rPr>
           <w:b/>
           <w:lang w:val="hi_IN" w:bidi="hi_IN"/>
         </w:rPr>
@@ -10664,6 +12022,20 @@
       </w:r>
       <w:r>
         <w:rPr>
+          <w:lang w:val="hi_IN" w:bidi="hi_IN"/>
+        </w:rPr>
+        <w:t>כְּ⁠גַן־עֵ֨דֶן הָ⁠אָ֜רֶץ לְ⁠פָנָ֗י⁠ו</w:t>
+      </w:r>
+    </w:p>
+    <w:p>
+      <w:pPr/>
+      <w:r>
+        <w:rPr>
+          <w:lang w:val="hi_IN" w:bidi="hi_IN"/>
+        </w:rPr>
+      </w:r>
+      <w:r>
+        <w:rPr>
           <w:b/>
           <w:lang w:val="hi_IN" w:bidi="hi_IN"/>
         </w:rPr>
@@ -10747,6 +12119,20 @@
       </w:r>
       <w:r>
         <w:rPr>
+          <w:lang w:val="hi_IN" w:bidi="hi_IN"/>
+        </w:rPr>
+        <w:t>מִדְבַּ֣ר שְׁמָמָ֔ה</w:t>
+      </w:r>
+    </w:p>
+    <w:p>
+      <w:pPr/>
+      <w:r>
+        <w:rPr>
+          <w:lang w:val="hi_IN" w:bidi="hi_IN"/>
+        </w:rPr>
+      </w:r>
+      <w:r>
+        <w:rPr>
           <w:b/>
           <w:lang w:val="hi_IN" w:bidi="hi_IN"/>
         </w:rPr>
@@ -10843,6 +12229,20 @@
       </w:r>
       <w:r>
         <w:rPr>
+          <w:lang w:val="hi_IN" w:bidi="hi_IN"/>
+        </w:rPr>
+        <w:t>וְ⁠גַם־פְּלֵיטָ֖ה לֹא־הָ֥יְתָה לּֽ⁠וֹ</w:t>
+      </w:r>
+    </w:p>
+    <w:p>
+      <w:pPr/>
+      <w:r>
+        <w:rPr>
+          <w:lang w:val="hi_IN" w:bidi="hi_IN"/>
+        </w:rPr>
+      </w:r>
+      <w:r>
+        <w:rPr>
           <w:b/>
           <w:lang w:val="hi_IN" w:bidi="hi_IN"/>
         </w:rPr>
@@ -10926,6 +12326,20 @@
       </w:r>
       <w:r>
         <w:rPr>
+          <w:lang w:val="hi_IN" w:bidi="hi_IN"/>
+        </w:rPr>
+        <w:t>פְּלֵיטָ֖ה לֹא־הָ֥יְתָה לּֽ⁠וֹ</w:t>
+      </w:r>
+    </w:p>
+    <w:p>
+      <w:pPr/>
+      <w:r>
+        <w:rPr>
+          <w:lang w:val="hi_IN" w:bidi="hi_IN"/>
+        </w:rPr>
+      </w:r>
+      <w:r>
+        <w:rPr>
           <w:b/>
           <w:lang w:val="hi_IN" w:bidi="hi_IN"/>
         </w:rPr>
@@ -11022,6 +12436,20 @@
       </w:r>
       <w:r>
         <w:rPr>
+          <w:lang w:val="hi_IN" w:bidi="hi_IN"/>
+        </w:rPr>
+        <w:t>כְּ⁠מַרְאֵ֥ה סוּסִ֖ים מַרְאֵ֑⁠הוּ</w:t>
+      </w:r>
+    </w:p>
+    <w:p>
+      <w:pPr/>
+      <w:r>
+        <w:rPr>
+          <w:lang w:val="hi_IN" w:bidi="hi_IN"/>
+        </w:rPr>
+      </w:r>
+      <w:r>
+        <w:rPr>
           <w:b/>
           <w:lang w:val="hi_IN" w:bidi="hi_IN"/>
         </w:rPr>
@@ -11105,6 +12533,20 @@
       </w:r>
       <w:r>
         <w:rPr>
+          <w:lang w:val="hi_IN" w:bidi="hi_IN"/>
+        </w:rPr>
+        <w:t>כְּ⁠מַרְאֵ֥ה &amp; מַרְאֵ֑⁠הוּ</w:t>
+      </w:r>
+    </w:p>
+    <w:p>
+      <w:pPr/>
+      <w:r>
+        <w:rPr>
+          <w:lang w:val="hi_IN" w:bidi="hi_IN"/>
+        </w:rPr>
+      </w:r>
+      <w:r>
+        <w:rPr>
           <w:b/>
           <w:lang w:val="hi_IN" w:bidi="hi_IN"/>
         </w:rPr>
@@ -11200,6 +12642,20 @@
       </w:r>
       <w:r>
         <w:rPr>
+          <w:lang w:val="hi_IN" w:bidi="hi_IN"/>
+        </w:rPr>
+        <w:t>וּ⁠כְ⁠פָרָשִׁ֖ים כֵּ֥ן יְרוּצֽוּ⁠ן</w:t>
+      </w:r>
+    </w:p>
+    <w:p>
+      <w:pPr/>
+      <w:r>
+        <w:rPr>
+          <w:lang w:val="hi_IN" w:bidi="hi_IN"/>
+        </w:rPr>
+      </w:r>
+      <w:r>
+        <w:rPr>
           <w:b/>
           <w:lang w:val="hi_IN" w:bidi="hi_IN"/>
         </w:rPr>
@@ -11283,6 +12739,20 @@
       </w:r>
       <w:r>
         <w:rPr>
+          <w:lang w:val="hi_IN" w:bidi="hi_IN"/>
+        </w:rPr>
+        <w:t>כְּ⁠ק֣וֹל מַרְכָּב֗וֹת עַל־רָאשֵׁ֤י הֶֽ⁠הָרִים֙ יְרַקֵּד֔וּ⁠ן</w:t>
+      </w:r>
+    </w:p>
+    <w:p>
+      <w:pPr/>
+      <w:r>
+        <w:rPr>
+          <w:lang w:val="hi_IN" w:bidi="hi_IN"/>
+        </w:rPr>
+      </w:r>
+      <w:r>
+        <w:rPr>
           <w:b/>
           <w:lang w:val="hi_IN" w:bidi="hi_IN"/>
         </w:rPr>
@@ -11366,6 +12836,20 @@
       </w:r>
       <w:r>
         <w:rPr>
+          <w:lang w:val="hi_IN" w:bidi="hi_IN"/>
+        </w:rPr>
+        <w:t>כְּ⁠קוֹל֙ לַ֣הַב אֵ֔שׁ אֹכְלָ֖ה קָ֑שׁ</w:t>
+      </w:r>
+    </w:p>
+    <w:p>
+      <w:pPr/>
+      <w:r>
+        <w:rPr>
+          <w:lang w:val="hi_IN" w:bidi="hi_IN"/>
+        </w:rPr>
+      </w:r>
+      <w:r>
+        <w:rPr>
           <w:b/>
           <w:lang w:val="hi_IN" w:bidi="hi_IN"/>
         </w:rPr>
@@ -11449,6 +12933,20 @@
       </w:r>
       <w:r>
         <w:rPr>
+          <w:lang w:val="hi_IN" w:bidi="hi_IN"/>
+        </w:rPr>
+        <w:t>כְּ⁠עַ֣ם עָצ֔וּם עֱר֖וּךְ מִלְחָמָֽה</w:t>
+      </w:r>
+    </w:p>
+    <w:p>
+      <w:pPr/>
+      <w:r>
+        <w:rPr>
+          <w:lang w:val="hi_IN" w:bidi="hi_IN"/>
+        </w:rPr>
+      </w:r>
+      <w:r>
+        <w:rPr>
           <w:b/>
           <w:lang w:val="hi_IN" w:bidi="hi_IN"/>
         </w:rPr>
@@ -11532,6 +13030,20 @@
       </w:r>
       <w:r>
         <w:rPr>
+          <w:lang w:val="hi_IN" w:bidi="hi_IN"/>
+        </w:rPr>
+        <w:t>כְּ⁠עַ֣ם עָצ֔וּם עֱר֖וּךְ מִלְחָמָֽה</w:t>
+      </w:r>
+    </w:p>
+    <w:p>
+      <w:pPr/>
+      <w:r>
+        <w:rPr>
+          <w:lang w:val="hi_IN" w:bidi="hi_IN"/>
+        </w:rPr>
+      </w:r>
+      <w:r>
+        <w:rPr>
           <w:b/>
           <w:lang w:val="hi_IN" w:bidi="hi_IN"/>
         </w:rPr>
@@ -11615,6 +13127,20 @@
       </w:r>
       <w:r>
         <w:rPr>
+          <w:lang w:val="hi_IN" w:bidi="hi_IN"/>
+        </w:rPr>
+        <w:t>כְּ⁠עַ֣ם עָצ֔וּם עֱר֖וּךְ מִלְחָמָֽה</w:t>
+      </w:r>
+    </w:p>
+    <w:p>
+      <w:pPr/>
+      <w:r>
+        <w:rPr>
+          <w:lang w:val="hi_IN" w:bidi="hi_IN"/>
+        </w:rPr>
+      </w:r>
+      <w:r>
+        <w:rPr>
           <w:b/>
           <w:lang w:val="hi_IN" w:bidi="hi_IN"/>
         </w:rPr>
@@ -11698,6 +13224,20 @@
       </w:r>
       <w:r>
         <w:rPr>
+          <w:lang w:val="hi_IN" w:bidi="hi_IN"/>
+        </w:rPr>
+        <w:t>יָחִ֣ילוּ</w:t>
+      </w:r>
+    </w:p>
+    <w:p>
+      <w:pPr/>
+      <w:r>
+        <w:rPr>
+          <w:lang w:val="hi_IN" w:bidi="hi_IN"/>
+        </w:rPr>
+      </w:r>
+      <w:r>
+        <w:rPr>
           <w:b/>
           <w:lang w:val="hi_IN" w:bidi="hi_IN"/>
         </w:rPr>
@@ -11794,6 +13334,20 @@
       </w:r>
       <w:r>
         <w:rPr>
+          <w:lang w:val="hi_IN" w:bidi="hi_IN"/>
+        </w:rPr>
+        <w:t>קִבְּצ֥וּ פָארֽוּר</w:t>
+      </w:r>
+    </w:p>
+    <w:p>
+      <w:pPr/>
+      <w:r>
+        <w:rPr>
+          <w:lang w:val="hi_IN" w:bidi="hi_IN"/>
+        </w:rPr>
+      </w:r>
+      <w:r>
+        <w:rPr>
           <w:b/>
           <w:lang w:val="hi_IN" w:bidi="hi_IN"/>
         </w:rPr>
@@ -11890,6 +13444,20 @@
       </w:r>
       <w:r>
         <w:rPr>
+          <w:lang w:val="hi_IN" w:bidi="hi_IN"/>
+        </w:rPr>
+        <w:t>כְּ⁠גִבּוֹרִ֣ים יְרֻצ֔וּ⁠ן</w:t>
+      </w:r>
+    </w:p>
+    <w:p>
+      <w:pPr/>
+      <w:r>
+        <w:rPr>
+          <w:lang w:val="hi_IN" w:bidi="hi_IN"/>
+        </w:rPr>
+      </w:r>
+      <w:r>
+        <w:rPr>
           <w:b/>
           <w:lang w:val="hi_IN" w:bidi="hi_IN"/>
         </w:rPr>
@@ -11973,6 +13541,20 @@
       </w:r>
       <w:r>
         <w:rPr>
+          <w:lang w:val="hi_IN" w:bidi="hi_IN"/>
+        </w:rPr>
+        <w:t>כְּ⁠אַנְשֵׁ֥י מִלְחָמָ֖ה יַעֲל֣וּ חוֹמָ֑ה</w:t>
+      </w:r>
+    </w:p>
+    <w:p>
+      <w:pPr/>
+      <w:r>
+        <w:rPr>
+          <w:lang w:val="hi_IN" w:bidi="hi_IN"/>
+        </w:rPr>
+      </w:r>
+      <w:r>
+        <w:rPr>
           <w:b/>
           <w:lang w:val="hi_IN" w:bidi="hi_IN"/>
         </w:rPr>
@@ -12056,6 +13638,20 @@
       </w:r>
       <w:r>
         <w:rPr>
+          <w:lang w:val="hi_IN" w:bidi="hi_IN"/>
+        </w:rPr>
+        <w:t>כְּ⁠אַנְשֵׁ֥י מִלְחָמָ֖ה</w:t>
+      </w:r>
+    </w:p>
+    <w:p>
+      <w:pPr/>
+      <w:r>
+        <w:rPr>
+          <w:lang w:val="hi_IN" w:bidi="hi_IN"/>
+        </w:rPr>
+      </w:r>
+      <w:r>
+        <w:rPr>
           <w:b/>
           <w:lang w:val="hi_IN" w:bidi="hi_IN"/>
         </w:rPr>
@@ -12152,6 +13748,20 @@
       </w:r>
       <w:r>
         <w:rPr>
+          <w:lang w:val="hi_IN" w:bidi="hi_IN"/>
+        </w:rPr>
+        <w:t>חוֹמָ֑ה</w:t>
+      </w:r>
+    </w:p>
+    <w:p>
+      <w:pPr/>
+      <w:r>
+        <w:rPr>
+          <w:lang w:val="hi_IN" w:bidi="hi_IN"/>
+        </w:rPr>
+      </w:r>
+      <w:r>
+        <w:rPr>
           <w:b/>
           <w:lang w:val="hi_IN" w:bidi="hi_IN"/>
         </w:rPr>
@@ -12248,6 +13858,20 @@
       </w:r>
       <w:r>
         <w:rPr>
+          <w:lang w:val="hi_IN" w:bidi="hi_IN"/>
+        </w:rPr>
+        <w:t>וְ⁠אִ֤ישׁ בִּ⁠דְרָכָי⁠ו֙</w:t>
+      </w:r>
+    </w:p>
+    <w:p>
+      <w:pPr/>
+      <w:r>
+        <w:rPr>
+          <w:lang w:val="hi_IN" w:bidi="hi_IN"/>
+        </w:rPr>
+      </w:r>
+      <w:r>
+        <w:rPr>
           <w:b/>
           <w:lang w:val="hi_IN" w:bidi="hi_IN"/>
         </w:rPr>
@@ -12344,6 +13968,20 @@
       </w:r>
       <w:r>
         <w:rPr>
+          <w:lang w:val="hi_IN" w:bidi="hi_IN"/>
+        </w:rPr>
+        <w:t>וְ⁠לֹ֥א יְעַבְּט֖וּ⁠ן אֹרְחוֹתָֽ⁠ם</w:t>
+      </w:r>
+    </w:p>
+    <w:p>
+      <w:pPr/>
+      <w:r>
+        <w:rPr>
+          <w:lang w:val="hi_IN" w:bidi="hi_IN"/>
+        </w:rPr>
+      </w:r>
+      <w:r>
+        <w:rPr>
           <w:b/>
           <w:lang w:val="hi_IN" w:bidi="hi_IN"/>
         </w:rPr>
@@ -12440,6 +14078,20 @@
       </w:r>
       <w:r>
         <w:rPr>
+          <w:lang w:val="hi_IN" w:bidi="hi_IN"/>
+        </w:rPr>
+        <w:t>וְ⁠לֹ֥א יְעַבְּט֖וּ⁠ן אֹרְחוֹתָֽ⁠ם</w:t>
+      </w:r>
+    </w:p>
+    <w:p>
+      <w:pPr/>
+      <w:r>
+        <w:rPr>
+          <w:lang w:val="hi_IN" w:bidi="hi_IN"/>
+        </w:rPr>
+      </w:r>
+      <w:r>
+        <w:rPr>
           <w:b/>
           <w:lang w:val="hi_IN" w:bidi="hi_IN"/>
         </w:rPr>
@@ -12523,6 +14175,20 @@
       </w:r>
       <w:r>
         <w:rPr>
+          <w:lang w:val="hi_IN" w:bidi="hi_IN"/>
+        </w:rPr>
+        <w:t>וְ⁠אִ֤ישׁ אָחִי⁠ו֙ לֹ֣א יִדְחָק֔וּ⁠ן</w:t>
+      </w:r>
+    </w:p>
+    <w:p>
+      <w:pPr/>
+      <w:r>
+        <w:rPr>
+          <w:lang w:val="hi_IN" w:bidi="hi_IN"/>
+        </w:rPr>
+      </w:r>
+      <w:r>
+        <w:rPr>
           <w:b/>
           <w:lang w:val="hi_IN" w:bidi="hi_IN"/>
         </w:rPr>
@@ -12632,6 +14298,20 @@
       </w:r>
       <w:r>
         <w:rPr>
+          <w:lang w:val="hi_IN" w:bidi="hi_IN"/>
+        </w:rPr>
+        <w:t>גֶּ֥בֶר בִּ⁠מְסִלָּת֖⁠וֹ יֵֽלֵכ֑וּ⁠ן</w:t>
+      </w:r>
+    </w:p>
+    <w:p>
+      <w:pPr/>
+      <w:r>
+        <w:rPr>
+          <w:lang w:val="hi_IN" w:bidi="hi_IN"/>
+        </w:rPr>
+      </w:r>
+      <w:r>
+        <w:rPr>
           <w:b/>
           <w:lang w:val="hi_IN" w:bidi="hi_IN"/>
         </w:rPr>
@@ -12741,6 +14421,20 @@
       </w:r>
       <w:r>
         <w:rPr>
+          <w:lang w:val="hi_IN" w:bidi="hi_IN"/>
+        </w:rPr>
+        <w:t>וּ⁠בְעַ֥ד הַ⁠שֶּׁ֛לַח יִפֹּ֖לוּ לֹ֥א יִבְצָֽעוּ</w:t>
+      </w:r>
+    </w:p>
+    <w:p>
+      <w:pPr/>
+      <w:r>
+        <w:rPr>
+          <w:lang w:val="hi_IN" w:bidi="hi_IN"/>
+        </w:rPr>
+      </w:r>
+      <w:r>
+        <w:rPr>
           <w:b/>
           <w:lang w:val="hi_IN" w:bidi="hi_IN"/>
         </w:rPr>
@@ -12824,6 +14518,20 @@
       </w:r>
       <w:r>
         <w:rPr>
+          <w:lang w:val="hi_IN" w:bidi="hi_IN"/>
+        </w:rPr>
+        <w:t>בָּ⁠עִ֣יר יָשֹׁ֗קּוּ בַּֽ⁠חוֹמָה֙ יְרֻצ֔וּ⁠ן בַּ⁠בָּתִּ֖ים יַעֲל֑וּ בְּעַ֧ד הַ⁠חַלּוֹנִ֛ים יָבֹ֖אוּ כַּ⁠גַּנָּֽב</w:t>
+      </w:r>
+    </w:p>
+    <w:p>
+      <w:pPr/>
+      <w:r>
+        <w:rPr>
+          <w:lang w:val="hi_IN" w:bidi="hi_IN"/>
+        </w:rPr>
+      </w:r>
+      <w:r>
+        <w:rPr>
           <w:b/>
           <w:lang w:val="hi_IN" w:bidi="hi_IN"/>
         </w:rPr>
@@ -12907,6 +14615,20 @@
       </w:r>
       <w:r>
         <w:rPr>
+          <w:lang w:val="hi_IN" w:bidi="hi_IN"/>
+        </w:rPr>
+        <w:t>בְּעַ֧ד הַ⁠חַלּוֹנִ֛ים יָבֹ֖אוּ כַּ⁠גַּנָּֽב</w:t>
+      </w:r>
+    </w:p>
+    <w:p>
+      <w:pPr/>
+      <w:r>
+        <w:rPr>
+          <w:lang w:val="hi_IN" w:bidi="hi_IN"/>
+        </w:rPr>
+      </w:r>
+      <w:r>
+        <w:rPr>
           <w:b/>
           <w:lang w:val="hi_IN" w:bidi="hi_IN"/>
         </w:rPr>
@@ -12990,6 +14712,20 @@
       </w:r>
       <w:r>
         <w:rPr>
+          <w:lang w:val="hi_IN" w:bidi="hi_IN"/>
+        </w:rPr>
+        <w:t>לְ⁠פָנָי⁠ו֙ רָ֣גְזָה אֶ֔רֶץ רָעֲשׁ֖וּ שָׁמָ֑יִם</w:t>
+      </w:r>
+    </w:p>
+    <w:p>
+      <w:pPr/>
+      <w:r>
+        <w:rPr>
+          <w:lang w:val="hi_IN" w:bidi="hi_IN"/>
+        </w:rPr>
+      </w:r>
+      <w:r>
+        <w:rPr>
           <w:b/>
           <w:lang w:val="hi_IN" w:bidi="hi_IN"/>
         </w:rPr>
@@ -13112,6 +14848,20 @@
       </w:r>
       <w:r>
         <w:rPr>
+          <w:lang w:val="hi_IN" w:bidi="hi_IN"/>
+        </w:rPr>
+        <w:t>שֶׁ֤מֶשׁ וְ⁠יָרֵ֨חַ֙ קָדָ֔רוּ</w:t>
+      </w:r>
+    </w:p>
+    <w:p>
+      <w:pPr/>
+      <w:r>
+        <w:rPr>
+          <w:lang w:val="hi_IN" w:bidi="hi_IN"/>
+        </w:rPr>
+      </w:r>
+      <w:r>
+        <w:rPr>
           <w:b/>
           <w:lang w:val="hi_IN" w:bidi="hi_IN"/>
         </w:rPr>
@@ -13221,6 +14971,20 @@
       </w:r>
       <w:r>
         <w:rPr>
+          <w:lang w:val="hi_IN" w:bidi="hi_IN"/>
+        </w:rPr>
+        <w:t>וְ⁠כוֹכָבִ֖ים אָסְפ֥וּ נָגְהָֽ⁠ם</w:t>
+      </w:r>
+    </w:p>
+    <w:p>
+      <w:pPr/>
+      <w:r>
+        <w:rPr>
+          <w:lang w:val="hi_IN" w:bidi="hi_IN"/>
+        </w:rPr>
+      </w:r>
+      <w:r>
+        <w:rPr>
           <w:b/>
           <w:lang w:val="hi_IN" w:bidi="hi_IN"/>
         </w:rPr>
@@ -13317,6 +15081,20 @@
       </w:r>
       <w:r>
         <w:rPr>
+          <w:lang w:val="hi_IN" w:bidi="hi_IN"/>
+        </w:rPr>
+        <w:t>קוֹל⁠וֹ֙</w:t>
+      </w:r>
+    </w:p>
+    <w:p>
+      <w:pPr/>
+      <w:r>
+        <w:rPr>
+          <w:lang w:val="hi_IN" w:bidi="hi_IN"/>
+        </w:rPr>
+      </w:r>
+      <w:r>
+        <w:rPr>
           <w:b/>
           <w:lang w:val="hi_IN" w:bidi="hi_IN"/>
         </w:rPr>
@@ -13413,6 +15191,20 @@
       </w:r>
       <w:r>
         <w:rPr>
+          <w:lang w:val="hi_IN" w:bidi="hi_IN"/>
+        </w:rPr>
+        <w:t>מַחֲנֵ֔⁠הוּ</w:t>
+      </w:r>
+    </w:p>
+    <w:p>
+      <w:pPr/>
+      <w:r>
+        <w:rPr>
+          <w:lang w:val="hi_IN" w:bidi="hi_IN"/>
+        </w:rPr>
+      </w:r>
+      <w:r>
+        <w:rPr>
           <w:b/>
           <w:lang w:val="hi_IN" w:bidi="hi_IN"/>
         </w:rPr>
@@ -13509,6 +15301,20 @@
       </w:r>
       <w:r>
         <w:rPr>
+          <w:lang w:val="hi_IN" w:bidi="hi_IN"/>
+        </w:rPr>
+        <w:t>דְבָר֑⁠וֹ</w:t>
+      </w:r>
+    </w:p>
+    <w:p>
+      <w:pPr/>
+      <w:r>
+        <w:rPr>
+          <w:lang w:val="hi_IN" w:bidi="hi_IN"/>
+        </w:rPr>
+      </w:r>
+      <w:r>
+        <w:rPr>
           <w:b/>
           <w:lang w:val="hi_IN" w:bidi="hi_IN"/>
         </w:rPr>
@@ -13594,6 +15400,20 @@
         <w:rPr>
           <w:lang w:val="hi_IN" w:bidi="hi_IN"/>
         </w:rPr>
+      </w:r>
+    </w:p>
+    <w:p>
+      <w:pPr/>
+      <w:r>
+        <w:rPr>
+          <w:lang w:val="hi_IN" w:bidi="hi_IN"/>
+        </w:rPr>
+      </w:r>
+      <w:r>
+        <w:rPr>
+          <w:lang w:val="hi_IN" w:bidi="hi_IN"/>
+        </w:rPr>
+        <w:t>כִּֽי־גָד֧וֹל יוֹם־יְהוָ֛ה וְ⁠נוֹרָ֥א מְאֹ֖ד וּ⁠מִ֥י יְכִילֶֽ⁠נּוּ</w:t>
       </w:r>
     </w:p>
     <w:p>
@@ -13789,6 +15609,20 @@
       </w:r>
       <w:r>
         <w:rPr>
+          <w:lang w:val="hi_IN" w:bidi="hi_IN"/>
+        </w:rPr>
+        <w:t>וְ⁠גַם־עַתָּה֙ נְאֻם־יְהוָ֔ה שֻׁ֥בוּ עָדַ֖⁠י</w:t>
+      </w:r>
+    </w:p>
+    <w:p>
+      <w:pPr/>
+      <w:r>
+        <w:rPr>
+          <w:lang w:val="hi_IN" w:bidi="hi_IN"/>
+        </w:rPr>
+      </w:r>
+      <w:r>
+        <w:rPr>
           <w:b/>
           <w:lang w:val="hi_IN" w:bidi="hi_IN"/>
         </w:rPr>
@@ -13885,6 +15719,20 @@
       </w:r>
       <w:r>
         <w:rPr>
+          <w:lang w:val="hi_IN" w:bidi="hi_IN"/>
+        </w:rPr>
+        <w:t>שֻׁ֥בוּ</w:t>
+      </w:r>
+    </w:p>
+    <w:p>
+      <w:pPr/>
+      <w:r>
+        <w:rPr>
+          <w:lang w:val="hi_IN" w:bidi="hi_IN"/>
+        </w:rPr>
+      </w:r>
+      <w:r>
+        <w:rPr>
           <w:b/>
           <w:lang w:val="hi_IN" w:bidi="hi_IN"/>
         </w:rPr>
@@ -13981,6 +15829,20 @@
       </w:r>
       <w:r>
         <w:rPr>
+          <w:lang w:val="hi_IN" w:bidi="hi_IN"/>
+        </w:rPr>
+        <w:t>שֻׁ֥בוּ עָדַ֖⁠י בְּ⁠כָל־לְבַבְ⁠כֶ֑ם</w:t>
+      </w:r>
+    </w:p>
+    <w:p>
+      <w:pPr/>
+      <w:r>
+        <w:rPr>
+          <w:lang w:val="hi_IN" w:bidi="hi_IN"/>
+        </w:rPr>
+      </w:r>
+      <w:r>
+        <w:rPr>
           <w:b/>
           <w:lang w:val="hi_IN" w:bidi="hi_IN"/>
         </w:rPr>
@@ -14090,6 +15952,20 @@
       </w:r>
       <w:r>
         <w:rPr>
+          <w:lang w:val="hi_IN" w:bidi="hi_IN"/>
+        </w:rPr>
+        <w:t>לְבַבְ⁠כֶ֑ם</w:t>
+      </w:r>
+    </w:p>
+    <w:p>
+      <w:pPr/>
+      <w:r>
+        <w:rPr>
+          <w:lang w:val="hi_IN" w:bidi="hi_IN"/>
+        </w:rPr>
+      </w:r>
+      <w:r>
+        <w:rPr>
           <w:b/>
           <w:lang w:val="hi_IN" w:bidi="hi_IN"/>
         </w:rPr>
@@ -14186,6 +16062,20 @@
       </w:r>
       <w:r>
         <w:rPr>
+          <w:lang w:val="hi_IN" w:bidi="hi_IN"/>
+        </w:rPr>
+        <w:t>וְ⁠קִרְע֤וּ לְבַבְ⁠כֶם֙ וְ⁠אַל־בִּגְדֵי⁠כֶ֔ם</w:t>
+      </w:r>
+    </w:p>
+    <w:p>
+      <w:pPr/>
+      <w:r>
+        <w:rPr>
+          <w:lang w:val="hi_IN" w:bidi="hi_IN"/>
+        </w:rPr>
+      </w:r>
+      <w:r>
+        <w:rPr>
           <w:b/>
           <w:lang w:val="hi_IN" w:bidi="hi_IN"/>
         </w:rPr>
@@ -14269,6 +16159,20 @@
       </w:r>
       <w:r>
         <w:rPr>
+          <w:lang w:val="hi_IN" w:bidi="hi_IN"/>
+        </w:rPr>
+        <w:t>וְ⁠קִרְע֤וּ לְבַבְ⁠כֶם֙ וְ⁠אַל־בִּגְדֵי⁠כֶ֔ם וְ⁠שׁ֖וּבוּ אֶל־יְהוָ֣ה אֱלֹֽהֵי⁠כֶ֑ם</w:t>
+      </w:r>
+    </w:p>
+    <w:p>
+      <w:pPr/>
+      <w:r>
+        <w:rPr>
+          <w:lang w:val="hi_IN" w:bidi="hi_IN"/>
+        </w:rPr>
+      </w:r>
+      <w:r>
+        <w:rPr>
           <w:b/>
           <w:lang w:val="hi_IN" w:bidi="hi_IN"/>
         </w:rPr>
@@ -14352,6 +16256,20 @@
       </w:r>
       <w:r>
         <w:rPr>
+          <w:lang w:val="hi_IN" w:bidi="hi_IN"/>
+        </w:rPr>
+        <w:t>אֶ֤רֶךְ אַפַּ֨יִם֙</w:t>
+      </w:r>
+    </w:p>
+    <w:p>
+      <w:pPr/>
+      <w:r>
+        <w:rPr>
+          <w:lang w:val="hi_IN" w:bidi="hi_IN"/>
+        </w:rPr>
+      </w:r>
+      <w:r>
+        <w:rPr>
           <w:b/>
           <w:lang w:val="hi_IN" w:bidi="hi_IN"/>
         </w:rPr>
@@ -14448,6 +16366,20 @@
       </w:r>
       <w:r>
         <w:rPr>
+          <w:lang w:val="hi_IN" w:bidi="hi_IN"/>
+        </w:rPr>
+        <w:t>וְ⁠רַב־חֶ֔סֶד</w:t>
+      </w:r>
+    </w:p>
+    <w:p>
+      <w:pPr/>
+      <w:r>
+        <w:rPr>
+          <w:lang w:val="hi_IN" w:bidi="hi_IN"/>
+        </w:rPr>
+      </w:r>
+      <w:r>
+        <w:rPr>
           <w:b/>
           <w:lang w:val="hi_IN" w:bidi="hi_IN"/>
         </w:rPr>
@@ -14544,6 +16476,20 @@
       </w:r>
       <w:r>
         <w:rPr>
+          <w:lang w:val="hi_IN" w:bidi="hi_IN"/>
+        </w:rPr>
+        <w:t>מִ֥י יוֹדֵ֖עַ יָשׁ֣וּב וְ⁠נִחָ֑ם וְ⁠הִשְׁאִ֤יר אַֽחֲרָי⁠ו֙ בְּרָכָ֔ה</w:t>
+      </w:r>
+    </w:p>
+    <w:p>
+      <w:pPr/>
+      <w:r>
+        <w:rPr>
+          <w:lang w:val="hi_IN" w:bidi="hi_IN"/>
+        </w:rPr>
+      </w:r>
+      <w:r>
+        <w:rPr>
           <w:b/>
           <w:lang w:val="hi_IN" w:bidi="hi_IN"/>
         </w:rPr>
@@ -14627,6 +16573,20 @@
       </w:r>
       <w:r>
         <w:rPr>
+          <w:lang w:val="hi_IN" w:bidi="hi_IN"/>
+        </w:rPr>
+        <w:t>יָשׁ֣וּב וְ⁠נִחָ֑ם</w:t>
+      </w:r>
+    </w:p>
+    <w:p>
+      <w:pPr/>
+      <w:r>
+        <w:rPr>
+          <w:lang w:val="hi_IN" w:bidi="hi_IN"/>
+        </w:rPr>
+      </w:r>
+      <w:r>
+        <w:rPr>
           <w:b/>
           <w:lang w:val="hi_IN" w:bidi="hi_IN"/>
         </w:rPr>
@@ -14736,6 +16696,20 @@
       </w:r>
       <w:r>
         <w:rPr>
+          <w:lang w:val="hi_IN" w:bidi="hi_IN"/>
+        </w:rPr>
+        <w:t>וְ⁠הִשְׁאִ֤יר &amp; בְּרָכָ֔ה</w:t>
+      </w:r>
+    </w:p>
+    <w:p>
+      <w:pPr/>
+      <w:r>
+        <w:rPr>
+          <w:lang w:val="hi_IN" w:bidi="hi_IN"/>
+        </w:rPr>
+      </w:r>
+      <w:r>
+        <w:rPr>
           <w:b/>
           <w:lang w:val="hi_IN" w:bidi="hi_IN"/>
         </w:rPr>
@@ -14832,6 +16806,20 @@
       </w:r>
       <w:r>
         <w:rPr>
+          <w:lang w:val="hi_IN" w:bidi="hi_IN"/>
+        </w:rPr>
+        <w:t>אֱלֹהֵי⁠כֶֽם</w:t>
+      </w:r>
+    </w:p>
+    <w:p>
+      <w:pPr/>
+      <w:r>
+        <w:rPr>
+          <w:lang w:val="hi_IN" w:bidi="hi_IN"/>
+        </w:rPr>
+      </w:r>
+      <w:r>
+        <w:rPr>
           <w:b/>
           <w:lang w:val="hi_IN" w:bidi="hi_IN"/>
         </w:rPr>
@@ -14915,6 +16903,20 @@
       </w:r>
       <w:r>
         <w:rPr>
+          <w:lang w:val="hi_IN" w:bidi="hi_IN"/>
+        </w:rPr>
+        <w:t>צ֖וֹם</w:t>
+      </w:r>
+    </w:p>
+    <w:p>
+      <w:pPr/>
+      <w:r>
+        <w:rPr>
+          <w:lang w:val="hi_IN" w:bidi="hi_IN"/>
+        </w:rPr>
+      </w:r>
+      <w:r>
+        <w:rPr>
           <w:b/>
           <w:lang w:val="hi_IN" w:bidi="hi_IN"/>
         </w:rPr>
@@ -15011,6 +17013,20 @@
       </w:r>
       <w:r>
         <w:rPr>
+          <w:lang w:val="hi_IN" w:bidi="hi_IN"/>
+        </w:rPr>
+        <w:t>קַדְּשׁוּ־צ֖וֹם קִרְא֥וּ עֲצָרָֽה</w:t>
+      </w:r>
+    </w:p>
+    <w:p>
+      <w:pPr/>
+      <w:r>
+        <w:rPr>
+          <w:lang w:val="hi_IN" w:bidi="hi_IN"/>
+        </w:rPr>
+      </w:r>
+      <w:r>
+        <w:rPr>
           <w:b/>
           <w:lang w:val="hi_IN" w:bidi="hi_IN"/>
         </w:rPr>
@@ -15094,6 +17110,20 @@
       </w:r>
       <w:r>
         <w:rPr>
+          <w:lang w:val="hi_IN" w:bidi="hi_IN"/>
+        </w:rPr>
+        <w:t>קִבְצ֣וּ זְקֵנִ֔ים אִסְפוּ֙ עֽוֹלָלִ֔ים וְ⁠יֹנְקֵ֖י שָׁדָ֑יִם</w:t>
+      </w:r>
+    </w:p>
+    <w:p>
+      <w:pPr/>
+      <w:r>
+        <w:rPr>
+          <w:lang w:val="hi_IN" w:bidi="hi_IN"/>
+        </w:rPr>
+      </w:r>
+      <w:r>
+        <w:rPr>
           <w:b/>
           <w:lang w:val="hi_IN" w:bidi="hi_IN"/>
         </w:rPr>
@@ -15177,6 +17207,20 @@
       </w:r>
       <w:r>
         <w:rPr>
+          <w:lang w:val="hi_IN" w:bidi="hi_IN"/>
+        </w:rPr>
+        <w:t>יֵצֵ֤א חָתָן֙ מֵֽ⁠חֶדְר֔⁠וֹ וְ⁠כַלָּ֖ה מֵ⁠חֻפָּתָֽ⁠הּ</w:t>
+      </w:r>
+    </w:p>
+    <w:p>
+      <w:pPr/>
+      <w:r>
+        <w:rPr>
+          <w:lang w:val="hi_IN" w:bidi="hi_IN"/>
+        </w:rPr>
+      </w:r>
+      <w:r>
+        <w:rPr>
           <w:b/>
           <w:lang w:val="hi_IN" w:bidi="hi_IN"/>
         </w:rPr>
@@ -15260,6 +17304,20 @@
       </w:r>
       <w:r>
         <w:rPr>
+          <w:lang w:val="hi_IN" w:bidi="hi_IN"/>
+        </w:rPr>
+        <w:t>בֵּ֤ין הָ⁠אוּלָם֙ וְ⁠לַ⁠מִּזְבֵּ֔חַ</w:t>
+      </w:r>
+    </w:p>
+    <w:p>
+      <w:pPr/>
+      <w:r>
+        <w:rPr>
+          <w:lang w:val="hi_IN" w:bidi="hi_IN"/>
+        </w:rPr>
+      </w:r>
+      <w:r>
+        <w:rPr>
           <w:b/>
           <w:lang w:val="hi_IN" w:bidi="hi_IN"/>
         </w:rPr>
@@ -15363,6 +17421,20 @@
       </w:r>
       <w:r>
         <w:rPr>
+          <w:lang w:val="hi_IN" w:bidi="hi_IN"/>
+        </w:rPr>
+        <w:t>וְ⁠אַל־תִּתֵּ֨ן נַחֲלָתְ⁠ךָ֤ לְ⁠חֶרְפָּה֙</w:t>
+      </w:r>
+    </w:p>
+    <w:p>
+      <w:pPr/>
+      <w:r>
+        <w:rPr>
+          <w:lang w:val="hi_IN" w:bidi="hi_IN"/>
+        </w:rPr>
+      </w:r>
+      <w:r>
+        <w:rPr>
           <w:b/>
           <w:lang w:val="hi_IN" w:bidi="hi_IN"/>
         </w:rPr>
@@ -15459,6 +17531,20 @@
       </w:r>
       <w:r>
         <w:rPr>
+          <w:lang w:val="hi_IN" w:bidi="hi_IN"/>
+        </w:rPr>
+        <w:t>נַחֲלָתְ⁠ךָ֤</w:t>
+      </w:r>
+    </w:p>
+    <w:p>
+      <w:pPr/>
+      <w:r>
+        <w:rPr>
+          <w:lang w:val="hi_IN" w:bidi="hi_IN"/>
+        </w:rPr>
+      </w:r>
+      <w:r>
+        <w:rPr>
           <w:b/>
           <w:lang w:val="hi_IN" w:bidi="hi_IN"/>
         </w:rPr>
@@ -15542,6 +17628,20 @@
       </w:r>
       <w:r>
         <w:rPr>
+          <w:lang w:val="hi_IN" w:bidi="hi_IN"/>
+        </w:rPr>
+        <w:t>לִ⁠מְשָׁל־בָּ֣⁠ם גּוֹיִ֔ם</w:t>
+      </w:r>
+    </w:p>
+    <w:p>
+      <w:pPr/>
+      <w:r>
+        <w:rPr>
+          <w:lang w:val="hi_IN" w:bidi="hi_IN"/>
+        </w:rPr>
+      </w:r>
+      <w:r>
+        <w:rPr>
           <w:b/>
           <w:lang w:val="hi_IN" w:bidi="hi_IN"/>
         </w:rPr>
@@ -15625,6 +17725,20 @@
       </w:r>
       <w:r>
         <w:rPr>
+          <w:lang w:val="hi_IN" w:bidi="hi_IN"/>
+        </w:rPr>
+        <w:t>לָ֚⁠מָּה יֹאמְר֣וּ בָֽ⁠עַמִּ֔ים אַיֵּ֖ה אֱלֹהֵי⁠הֶֽם</w:t>
+      </w:r>
+    </w:p>
+    <w:p>
+      <w:pPr/>
+      <w:r>
+        <w:rPr>
+          <w:lang w:val="hi_IN" w:bidi="hi_IN"/>
+        </w:rPr>
+      </w:r>
+      <w:r>
+        <w:rPr>
           <w:b/>
           <w:lang w:val="hi_IN" w:bidi="hi_IN"/>
         </w:rPr>
@@ -15708,6 +17822,20 @@
       </w:r>
       <w:r>
         <w:rPr>
+          <w:lang w:val="hi_IN" w:bidi="hi_IN"/>
+        </w:rPr>
+        <w:t>לָ֚⁠מָּה יֹאמְר֣וּ</w:t>
+      </w:r>
+    </w:p>
+    <w:p>
+      <w:pPr/>
+      <w:r>
+        <w:rPr>
+          <w:lang w:val="hi_IN" w:bidi="hi_IN"/>
+        </w:rPr>
+      </w:r>
+      <w:r>
+        <w:rPr>
           <w:b/>
           <w:lang w:val="hi_IN" w:bidi="hi_IN"/>
         </w:rPr>
@@ -15804,6 +17932,20 @@
       </w:r>
       <w:r>
         <w:rPr>
+          <w:lang w:val="hi_IN" w:bidi="hi_IN"/>
+        </w:rPr>
+        <w:t>לָ֚⁠מָּה יֹאמְר֣וּ בָֽ⁠עַמִּ֔ים</w:t>
+      </w:r>
+    </w:p>
+    <w:p>
+      <w:pPr/>
+      <w:r>
+        <w:rPr>
+          <w:lang w:val="hi_IN" w:bidi="hi_IN"/>
+        </w:rPr>
+      </w:r>
+      <w:r>
+        <w:rPr>
           <w:b/>
           <w:lang w:val="hi_IN" w:bidi="hi_IN"/>
         </w:rPr>
@@ -15887,6 +18029,20 @@
       </w:r>
       <w:r>
         <w:rPr>
+          <w:lang w:val="hi_IN" w:bidi="hi_IN"/>
+        </w:rPr>
+        <w:t>אַיֵּ֖ה אֱלֹהֵי⁠הֶֽם</w:t>
+      </w:r>
+    </w:p>
+    <w:p>
+      <w:pPr/>
+      <w:r>
+        <w:rPr>
+          <w:lang w:val="hi_IN" w:bidi="hi_IN"/>
+        </w:rPr>
+      </w:r>
+      <w:r>
+        <w:rPr>
           <w:b/>
           <w:lang w:val="hi_IN" w:bidi="hi_IN"/>
         </w:rPr>
@@ -15970,6 +18126,20 @@
       </w:r>
       <w:r>
         <w:rPr>
+          <w:lang w:val="hi_IN" w:bidi="hi_IN"/>
+        </w:rPr>
+        <w:t>וַ⁠יְקַנֵּ֥א יְהוָ֖ה לְ⁠אַרְצ֑⁠וֹ וַ⁠יַּחְמֹ֖ל עַל־עַמּֽ⁠וֹ</w:t>
+      </w:r>
+    </w:p>
+    <w:p>
+      <w:pPr/>
+      <w:r>
+        <w:rPr>
+          <w:lang w:val="hi_IN" w:bidi="hi_IN"/>
+        </w:rPr>
+      </w:r>
+      <w:r>
+        <w:rPr>
           <w:b/>
           <w:lang w:val="hi_IN" w:bidi="hi_IN"/>
         </w:rPr>
@@ -16053,6 +18223,20 @@
       </w:r>
       <w:r>
         <w:rPr>
+          <w:lang w:val="hi_IN" w:bidi="hi_IN"/>
+        </w:rPr>
+        <w:t>לְ⁠אַרְצ֑⁠וֹ</w:t>
+      </w:r>
+    </w:p>
+    <w:p>
+      <w:pPr/>
+      <w:r>
+        <w:rPr>
+          <w:lang w:val="hi_IN" w:bidi="hi_IN"/>
+        </w:rPr>
+      </w:r>
+      <w:r>
+        <w:rPr>
           <w:b/>
           <w:lang w:val="hi_IN" w:bidi="hi_IN"/>
         </w:rPr>
@@ -16149,6 +18333,20 @@
       </w:r>
       <w:r>
         <w:rPr>
+          <w:lang w:val="hi_IN" w:bidi="hi_IN"/>
+        </w:rPr>
+        <w:t>וַ⁠יַּ֨עַן יְהוָ֜ה וַ⁠יֹּ֣אמֶר</w:t>
+      </w:r>
+    </w:p>
+    <w:p>
+      <w:pPr/>
+      <w:r>
+        <w:rPr>
+          <w:lang w:val="hi_IN" w:bidi="hi_IN"/>
+        </w:rPr>
+      </w:r>
+      <w:r>
+        <w:rPr>
           <w:b/>
           <w:lang w:val="hi_IN" w:bidi="hi_IN"/>
         </w:rPr>
@@ -16232,6 +18430,20 @@
       </w:r>
       <w:r>
         <w:rPr>
+          <w:lang w:val="hi_IN" w:bidi="hi_IN"/>
+        </w:rPr>
+        <w:t>וַ⁠יַּ֨עַן יְהוָ֜ה וַ⁠יֹּ֣אמֶר</w:t>
+      </w:r>
+    </w:p>
+    <w:p>
+      <w:pPr/>
+      <w:r>
+        <w:rPr>
+          <w:lang w:val="hi_IN" w:bidi="hi_IN"/>
+        </w:rPr>
+      </w:r>
+      <w:r>
+        <w:rPr>
           <w:b/>
           <w:lang w:val="hi_IN" w:bidi="hi_IN"/>
         </w:rPr>
@@ -16354,6 +18566,20 @@
       </w:r>
       <w:r>
         <w:rPr>
+          <w:lang w:val="hi_IN" w:bidi="hi_IN"/>
+        </w:rPr>
+        <w:t>הִנְ⁠נִ֨י שֹׁלֵ֤חַ לָ⁠כֶם֙ אֶת־הַ⁠דָּגָן֙ וְ⁠הַ⁠תִּיר֣וֹשׁ וְ⁠הַ⁠יִּצְהָ֔ר</w:t>
+      </w:r>
+    </w:p>
+    <w:p>
+      <w:pPr/>
+      <w:r>
+        <w:rPr>
+          <w:lang w:val="hi_IN" w:bidi="hi_IN"/>
+        </w:rPr>
+      </w:r>
+      <w:r>
+        <w:rPr>
           <w:b/>
           <w:lang w:val="hi_IN" w:bidi="hi_IN"/>
         </w:rPr>
@@ -16437,6 +18663,20 @@
       </w:r>
       <w:r>
         <w:rPr>
+          <w:lang w:val="hi_IN" w:bidi="hi_IN"/>
+        </w:rPr>
+        <w:t>הִנְ⁠נִ֨י שֹׁלֵ֤חַ</w:t>
+      </w:r>
+    </w:p>
+    <w:p>
+      <w:pPr/>
+      <w:r>
+        <w:rPr>
+          <w:lang w:val="hi_IN" w:bidi="hi_IN"/>
+        </w:rPr>
+      </w:r>
+      <w:r>
+        <w:rPr>
           <w:b/>
           <w:lang w:val="hi_IN" w:bidi="hi_IN"/>
         </w:rPr>
@@ -16546,6 +18786,20 @@
       </w:r>
       <w:r>
         <w:rPr>
+          <w:lang w:val="hi_IN" w:bidi="hi_IN"/>
+        </w:rPr>
+        <w:t>אֹת֑⁠וֹ</w:t>
+      </w:r>
+    </w:p>
+    <w:p>
+      <w:pPr/>
+      <w:r>
+        <w:rPr>
+          <w:lang w:val="hi_IN" w:bidi="hi_IN"/>
+        </w:rPr>
+      </w:r>
+      <w:r>
+        <w:rPr>
           <w:b/>
           <w:lang w:val="hi_IN" w:bidi="hi_IN"/>
         </w:rPr>
@@ -16681,6 +18935,20 @@
       </w:r>
       <w:r>
         <w:rPr>
+          <w:lang w:val="hi_IN" w:bidi="hi_IN"/>
+        </w:rPr>
+        <w:t>וְ⁠לֹא־אֶתֵּ֨ן אֶתְ⁠כֶ֥ם ע֛וֹד חֶרְפָּ֖ה בַּ⁠גּוֹיִֽם</w:t>
+      </w:r>
+    </w:p>
+    <w:p>
+      <w:pPr/>
+      <w:r>
+        <w:rPr>
+          <w:lang w:val="hi_IN" w:bidi="hi_IN"/>
+        </w:rPr>
+      </w:r>
+      <w:r>
+        <w:rPr>
           <w:b/>
           <w:lang w:val="hi_IN" w:bidi="hi_IN"/>
         </w:rPr>
@@ -16777,6 +19045,20 @@
       </w:r>
       <w:r>
         <w:rPr>
+          <w:lang w:val="hi_IN" w:bidi="hi_IN"/>
+        </w:rPr>
+        <w:t>וְֽ⁠אֶת־הַ⁠צְּפוֹנִ֞י</w:t>
+      </w:r>
+    </w:p>
+    <w:p>
+      <w:pPr/>
+      <w:r>
+        <w:rPr>
+          <w:lang w:val="hi_IN" w:bidi="hi_IN"/>
+        </w:rPr>
+      </w:r>
+      <w:r>
+        <w:rPr>
           <w:b/>
           <w:lang w:val="hi_IN" w:bidi="hi_IN"/>
         </w:rPr>
@@ -16873,6 +19155,20 @@
       </w:r>
       <w:r>
         <w:rPr>
+          <w:lang w:val="hi_IN" w:bidi="hi_IN"/>
+        </w:rPr>
+        <w:t>אֶ֣רֶץ צִיָּ֣ה וּ⁠שְׁמָמָה֒</w:t>
+      </w:r>
+    </w:p>
+    <w:p>
+      <w:pPr/>
+      <w:r>
+        <w:rPr>
+          <w:lang w:val="hi_IN" w:bidi="hi_IN"/>
+        </w:rPr>
+      </w:r>
+      <w:r>
+        <w:rPr>
           <w:b/>
           <w:lang w:val="hi_IN" w:bidi="hi_IN"/>
         </w:rPr>
@@ -16982,6 +19278,20 @@
       </w:r>
       <w:r>
         <w:rPr>
+          <w:lang w:val="hi_IN" w:bidi="hi_IN"/>
+        </w:rPr>
+        <w:t>אֶ֣רֶץ צִיָּ֣ה וּ⁠שְׁמָמָה֒</w:t>
+      </w:r>
+    </w:p>
+    <w:p>
+      <w:pPr/>
+      <w:r>
+        <w:rPr>
+          <w:lang w:val="hi_IN" w:bidi="hi_IN"/>
+        </w:rPr>
+      </w:r>
+      <w:r>
+        <w:rPr>
           <w:b/>
           <w:lang w:val="hi_IN" w:bidi="hi_IN"/>
         </w:rPr>
@@ -17091,6 +19401,20 @@
       </w:r>
       <w:r>
         <w:rPr>
+          <w:lang w:val="hi_IN" w:bidi="hi_IN"/>
+        </w:rPr>
+        <w:t>אֶל &amp; אֶת־פָּנָ֗י⁠ו אֶל־הַ⁠יָּם֙ הַ⁠קַּדְמֹנִ֔י וְ⁠סֹפ֖⁠וֹ אֶל־הַ⁠יָּ֣ם הָ⁠אַֽחֲר֑וֹן</w:t>
+      </w:r>
+    </w:p>
+    <w:p>
+      <w:pPr/>
+      <w:r>
+        <w:rPr>
+          <w:lang w:val="hi_IN" w:bidi="hi_IN"/>
+        </w:rPr>
+      </w:r>
+      <w:r>
+        <w:rPr>
           <w:b/>
           <w:lang w:val="hi_IN" w:bidi="hi_IN"/>
         </w:rPr>
@@ -17200,6 +19524,20 @@
       </w:r>
       <w:r>
         <w:rPr>
+          <w:lang w:val="hi_IN" w:bidi="hi_IN"/>
+        </w:rPr>
+        <w:t>אֶל &amp; אֶת־פָּנָ֗י⁠ו אֶל־הַ⁠יָּם֙ הַ⁠קַּדְמֹנִ֔י וְ⁠סֹפ֖⁠וֹ אֶל־הַ⁠יָּ֣ם הָ⁠אַֽחֲר֑וֹן</w:t>
+      </w:r>
+    </w:p>
+    <w:p>
+      <w:pPr/>
+      <w:r>
+        <w:rPr>
+          <w:lang w:val="hi_IN" w:bidi="hi_IN"/>
+        </w:rPr>
+      </w:r>
+      <w:r>
+        <w:rPr>
           <w:b/>
           <w:lang w:val="hi_IN" w:bidi="hi_IN"/>
         </w:rPr>
@@ -17309,6 +19647,20 @@
       </w:r>
       <w:r>
         <w:rPr>
+          <w:lang w:val="hi_IN" w:bidi="hi_IN"/>
+        </w:rPr>
+        <w:t>וְ⁠עָלָ֣ה בָאְשׁ֗⁠וֹ וְ⁠תַ֨עַל֙ צַחֲנָת֔⁠וֹ</w:t>
+      </w:r>
+    </w:p>
+    <w:p>
+      <w:pPr/>
+      <w:r>
+        <w:rPr>
+          <w:lang w:val="hi_IN" w:bidi="hi_IN"/>
+        </w:rPr>
+      </w:r>
+      <w:r>
+        <w:rPr>
           <w:b/>
           <w:lang w:val="hi_IN" w:bidi="hi_IN"/>
         </w:rPr>
@@ -17405,6 +19757,20 @@
       </w:r>
       <w:r>
         <w:rPr>
+          <w:lang w:val="hi_IN" w:bidi="hi_IN"/>
+        </w:rPr>
+        <w:t>הִגְדִּ֖יל לַ⁠עֲשֽׂוֹת</w:t>
+      </w:r>
+    </w:p>
+    <w:p>
+      <w:pPr/>
+      <w:r>
+        <w:rPr>
+          <w:lang w:val="hi_IN" w:bidi="hi_IN"/>
+        </w:rPr>
+      </w:r>
+      <w:r>
+        <w:rPr>
           <w:b/>
           <w:lang w:val="hi_IN" w:bidi="hi_IN"/>
         </w:rPr>
@@ -17488,6 +19854,20 @@
       </w:r>
       <w:r>
         <w:rPr>
+          <w:lang w:val="hi_IN" w:bidi="hi_IN"/>
+        </w:rPr>
+        <w:t>כִּ֥י הִגְדִּ֖יל לַ⁠עֲשֽׂוֹת</w:t>
+      </w:r>
+    </w:p>
+    <w:p>
+      <w:pPr/>
+      <w:r>
+        <w:rPr>
+          <w:lang w:val="hi_IN" w:bidi="hi_IN"/>
+        </w:rPr>
+      </w:r>
+      <w:r>
+        <w:rPr>
           <w:b/>
           <w:lang w:val="hi_IN" w:bidi="hi_IN"/>
         </w:rPr>
@@ -17571,6 +19951,20 @@
       </w:r>
       <w:r>
         <w:rPr>
+          <w:lang w:val="hi_IN" w:bidi="hi_IN"/>
+        </w:rPr>
+        <w:t>אַל־תִּֽירְאִ֖י אֲדָמָ֑ה גִּ֣ילִי וּ⁠שְׂמָ֔חִי</w:t>
+      </w:r>
+    </w:p>
+    <w:p>
+      <w:pPr/>
+      <w:r>
+        <w:rPr>
+          <w:lang w:val="hi_IN" w:bidi="hi_IN"/>
+        </w:rPr>
+      </w:r>
+      <w:r>
+        <w:rPr>
           <w:b/>
           <w:lang w:val="hi_IN" w:bidi="hi_IN"/>
         </w:rPr>
@@ -17667,6 +20061,20 @@
       </w:r>
       <w:r>
         <w:rPr>
+          <w:lang w:val="hi_IN" w:bidi="hi_IN"/>
+        </w:rPr>
+        <w:t>גִּ֣ילִי וּ⁠שְׂמָ֔חִי</w:t>
+      </w:r>
+    </w:p>
+    <w:p>
+      <w:pPr/>
+      <w:r>
+        <w:rPr>
+          <w:lang w:val="hi_IN" w:bidi="hi_IN"/>
+        </w:rPr>
+      </w:r>
+      <w:r>
+        <w:rPr>
           <w:b/>
           <w:lang w:val="hi_IN" w:bidi="hi_IN"/>
         </w:rPr>
@@ -17776,6 +20184,20 @@
       </w:r>
       <w:r>
         <w:rPr>
+          <w:lang w:val="hi_IN" w:bidi="hi_IN"/>
+        </w:rPr>
+        <w:t>הִגְדִּ֥יל יְהוָ֖ה לַ⁠עֲשֽׂוֹת</w:t>
+      </w:r>
+    </w:p>
+    <w:p>
+      <w:pPr/>
+      <w:r>
+        <w:rPr>
+          <w:lang w:val="hi_IN" w:bidi="hi_IN"/>
+        </w:rPr>
+      </w:r>
+      <w:r>
+        <w:rPr>
           <w:b/>
           <w:lang w:val="hi_IN" w:bidi="hi_IN"/>
         </w:rPr>
@@ -17859,6 +20281,20 @@
       </w:r>
       <w:r>
         <w:rPr>
+          <w:lang w:val="hi_IN" w:bidi="hi_IN"/>
+        </w:rPr>
+        <w:t>הִגְדִּ֥יל יְהוָ֖ה לַ⁠עֲשֽׂוֹת</w:t>
+      </w:r>
+    </w:p>
+    <w:p>
+      <w:pPr/>
+      <w:r>
+        <w:rPr>
+          <w:lang w:val="hi_IN" w:bidi="hi_IN"/>
+        </w:rPr>
+      </w:r>
+      <w:r>
+        <w:rPr>
           <w:b/>
           <w:lang w:val="hi_IN" w:bidi="hi_IN"/>
         </w:rPr>
@@ -17942,6 +20378,20 @@
       </w:r>
       <w:r>
         <w:rPr>
+          <w:lang w:val="hi_IN" w:bidi="hi_IN"/>
+        </w:rPr>
+        <w:t>אַל־תִּֽירְאוּ֙ בַּהֲמ֣וֹת שָׂדַ֔י</w:t>
+      </w:r>
+    </w:p>
+    <w:p>
+      <w:pPr/>
+      <w:r>
+        <w:rPr>
+          <w:lang w:val="hi_IN" w:bidi="hi_IN"/>
+        </w:rPr>
+      </w:r>
+      <w:r>
+        <w:rPr>
           <w:b/>
           <w:lang w:val="hi_IN" w:bidi="hi_IN"/>
         </w:rPr>
@@ -18038,6 +20488,20 @@
       </w:r>
       <w:r>
         <w:rPr>
+          <w:lang w:val="hi_IN" w:bidi="hi_IN"/>
+        </w:rPr>
+        <w:t>דָשְׁא֖וּ נְא֣וֹת מִדְבָּ֑ר כִּֽי־עֵץ֙ נָשָׂ֣א פִרְי֔⁠וֹ תְּאֵנָ֥ה וָ⁠גֶ֖פֶן נָתְנ֥וּ חֵילָֽ⁠ם</w:t>
+      </w:r>
+    </w:p>
+    <w:p>
+      <w:pPr/>
+      <w:r>
+        <w:rPr>
+          <w:lang w:val="hi_IN" w:bidi="hi_IN"/>
+        </w:rPr>
+      </w:r>
+      <w:r>
+        <w:rPr>
           <w:b/>
           <w:lang w:val="hi_IN" w:bidi="hi_IN"/>
         </w:rPr>
@@ -18121,6 +20585,20 @@
       </w:r>
       <w:r>
         <w:rPr>
+          <w:lang w:val="hi_IN" w:bidi="hi_IN"/>
+        </w:rPr>
+        <w:t>עֵץ֙ נָשָׂ֣א פִרְי֔⁠וֹ תְּאֵנָ֥ה וָ⁠גֶ֖פֶן נָתְנ֥וּ חֵילָֽ⁠ם</w:t>
+      </w:r>
+    </w:p>
+    <w:p>
+      <w:pPr/>
+      <w:r>
+        <w:rPr>
+          <w:lang w:val="hi_IN" w:bidi="hi_IN"/>
+        </w:rPr>
+      </w:r>
+      <w:r>
+        <w:rPr>
           <w:b/>
           <w:lang w:val="hi_IN" w:bidi="hi_IN"/>
         </w:rPr>
@@ -18243,6 +20721,20 @@
       </w:r>
       <w:r>
         <w:rPr>
+          <w:lang w:val="hi_IN" w:bidi="hi_IN"/>
+        </w:rPr>
+        <w:t>חֵילָֽ⁠ם</w:t>
+      </w:r>
+    </w:p>
+    <w:p>
+      <w:pPr/>
+      <w:r>
+        <w:rPr>
+          <w:lang w:val="hi_IN" w:bidi="hi_IN"/>
+        </w:rPr>
+      </w:r>
+      <w:r>
+        <w:rPr>
           <w:b/>
           <w:lang w:val="hi_IN" w:bidi="hi_IN"/>
         </w:rPr>
@@ -18339,6 +20831,20 @@
       </w:r>
       <w:r>
         <w:rPr>
+          <w:lang w:val="hi_IN" w:bidi="hi_IN"/>
+        </w:rPr>
+        <w:t>וּ⁠בְנֵ֣י צִיּ֗וֹן</w:t>
+      </w:r>
+    </w:p>
+    <w:p>
+      <w:pPr/>
+      <w:r>
+        <w:rPr>
+          <w:lang w:val="hi_IN" w:bidi="hi_IN"/>
+        </w:rPr>
+      </w:r>
+      <w:r>
+        <w:rPr>
           <w:b/>
           <w:lang w:val="hi_IN" w:bidi="hi_IN"/>
         </w:rPr>
@@ -18435,6 +20941,20 @@
       </w:r>
       <w:r>
         <w:rPr>
+          <w:lang w:val="hi_IN" w:bidi="hi_IN"/>
+        </w:rPr>
+        <w:t>אֱלֹֽהֵי⁠כֶ֔ם</w:t>
+      </w:r>
+    </w:p>
+    <w:p>
+      <w:pPr/>
+      <w:r>
+        <w:rPr>
+          <w:lang w:val="hi_IN" w:bidi="hi_IN"/>
+        </w:rPr>
+      </w:r>
+      <w:r>
+        <w:rPr>
           <w:b/>
           <w:lang w:val="hi_IN" w:bidi="hi_IN"/>
         </w:rPr>
@@ -18531,6 +21051,20 @@
       </w:r>
       <w:r>
         <w:rPr>
+          <w:lang w:val="hi_IN" w:bidi="hi_IN"/>
+        </w:rPr>
+        <w:t>נָתַ֥ן לָ⁠כֶ֛ם אֶת־הַ⁠מּוֹרֶ֖ה לִ⁠צְדָקָ֑ה וַ⁠יּ֣וֹרֶד לָ⁠כֶ֗ם גֶּ֛שֶׁם</w:t>
+      </w:r>
+    </w:p>
+    <w:p>
+      <w:pPr/>
+      <w:r>
+        <w:rPr>
+          <w:lang w:val="hi_IN" w:bidi="hi_IN"/>
+        </w:rPr>
+      </w:r>
+      <w:r>
+        <w:rPr>
           <w:b/>
           <w:lang w:val="hi_IN" w:bidi="hi_IN"/>
         </w:rPr>
@@ -18614,6 +21148,20 @@
       </w:r>
       <w:r>
         <w:rPr>
+          <w:lang w:val="hi_IN" w:bidi="hi_IN"/>
+        </w:rPr>
+        <w:t>לִ⁠צְדָקָ֑ה</w:t>
+      </w:r>
+    </w:p>
+    <w:p>
+      <w:pPr/>
+      <w:r>
+        <w:rPr>
+          <w:lang w:val="hi_IN" w:bidi="hi_IN"/>
+        </w:rPr>
+      </w:r>
+      <w:r>
+        <w:rPr>
           <w:b/>
           <w:lang w:val="hi_IN" w:bidi="hi_IN"/>
         </w:rPr>
@@ -18710,6 +21258,20 @@
       </w:r>
       <w:r>
         <w:rPr>
+          <w:lang w:val="hi_IN" w:bidi="hi_IN"/>
+        </w:rPr>
+        <w:t>גֶּ֛שֶׁם</w:t>
+      </w:r>
+    </w:p>
+    <w:p>
+      <w:pPr/>
+      <w:r>
+        <w:rPr>
+          <w:lang w:val="hi_IN" w:bidi="hi_IN"/>
+        </w:rPr>
+      </w:r>
+      <w:r>
+        <w:rPr>
           <w:b/>
           <w:lang w:val="hi_IN" w:bidi="hi_IN"/>
         </w:rPr>
@@ -18806,6 +21368,20 @@
       </w:r>
       <w:r>
         <w:rPr>
+          <w:lang w:val="hi_IN" w:bidi="hi_IN"/>
+        </w:rPr>
+        <w:t>מוֹרֶ֥ה וּ⁠מַלְק֖וֹשׁ</w:t>
+      </w:r>
+    </w:p>
+    <w:p>
+      <w:pPr/>
+      <w:r>
+        <w:rPr>
+          <w:lang w:val="hi_IN" w:bidi="hi_IN"/>
+        </w:rPr>
+      </w:r>
+      <w:r>
+        <w:rPr>
           <w:b/>
           <w:lang w:val="hi_IN" w:bidi="hi_IN"/>
         </w:rPr>
@@ -18915,6 +21491,20 @@
       </w:r>
       <w:r>
         <w:rPr>
+          <w:lang w:val="hi_IN" w:bidi="hi_IN"/>
+        </w:rPr>
+        <w:t>בָּ⁠רִאשֽׁוֹן</w:t>
+      </w:r>
+    </w:p>
+    <w:p>
+      <w:pPr/>
+      <w:r>
+        <w:rPr>
+          <w:lang w:val="hi_IN" w:bidi="hi_IN"/>
+        </w:rPr>
+      </w:r>
+      <w:r>
+        <w:rPr>
           <w:b/>
           <w:lang w:val="hi_IN" w:bidi="hi_IN"/>
         </w:rPr>
@@ -19011,6 +21601,20 @@
       </w:r>
       <w:r>
         <w:rPr>
+          <w:lang w:val="hi_IN" w:bidi="hi_IN"/>
+        </w:rPr>
+        <w:t>וְ⁠הֵשִׁ֥יקוּ הַ⁠יְקָבִ֖ים תִּיר֥וֹשׁ וְ⁠יִצְהָֽר</w:t>
+      </w:r>
+    </w:p>
+    <w:p>
+      <w:pPr/>
+      <w:r>
+        <w:rPr>
+          <w:lang w:val="hi_IN" w:bidi="hi_IN"/>
+        </w:rPr>
+      </w:r>
+      <w:r>
+        <w:rPr>
           <w:b/>
           <w:lang w:val="hi_IN" w:bidi="hi_IN"/>
         </w:rPr>
@@ -19094,6 +21698,20 @@
       </w:r>
       <w:r>
         <w:rPr>
+          <w:lang w:val="hi_IN" w:bidi="hi_IN"/>
+        </w:rPr>
+        <w:t>וְ⁠שִׁלַּמְתִּ֤י לָ⁠כֶם֙ אֶת־הַ⁠שָּׁנִ֔ים</w:t>
+      </w:r>
+    </w:p>
+    <w:p>
+      <w:pPr/>
+      <w:r>
+        <w:rPr>
+          <w:lang w:val="hi_IN" w:bidi="hi_IN"/>
+        </w:rPr>
+      </w:r>
+      <w:r>
+        <w:rPr>
           <w:b/>
           <w:lang w:val="hi_IN" w:bidi="hi_IN"/>
         </w:rPr>
@@ -19177,6 +21795,20 @@
       </w:r>
       <w:r>
         <w:rPr>
+          <w:lang w:val="hi_IN" w:bidi="hi_IN"/>
+        </w:rPr>
+        <w:t>אֶת־הַ⁠שָּׁנִ֔ים</w:t>
+      </w:r>
+    </w:p>
+    <w:p>
+      <w:pPr/>
+      <w:r>
+        <w:rPr>
+          <w:lang w:val="hi_IN" w:bidi="hi_IN"/>
+        </w:rPr>
+      </w:r>
+      <w:r>
+        <w:rPr>
           <w:b/>
           <w:lang w:val="hi_IN" w:bidi="hi_IN"/>
         </w:rPr>
@@ -19273,6 +21905,20 @@
       </w:r>
       <w:r>
         <w:rPr>
+          <w:lang w:val="hi_IN" w:bidi="hi_IN"/>
+        </w:rPr>
+        <w:t>חֵילִ⁠י֙ הַ⁠גָּד֔וֹל</w:t>
+      </w:r>
+    </w:p>
+    <w:p>
+      <w:pPr/>
+      <w:r>
+        <w:rPr>
+          <w:lang w:val="hi_IN" w:bidi="hi_IN"/>
+        </w:rPr>
+      </w:r>
+      <w:r>
+        <w:rPr>
           <w:b/>
           <w:lang w:val="hi_IN" w:bidi="hi_IN"/>
         </w:rPr>
@@ -19356,6 +22002,20 @@
       </w:r>
       <w:r>
         <w:rPr>
+          <w:lang w:val="hi_IN" w:bidi="hi_IN"/>
+        </w:rPr>
+        <w:t>וַ⁠אֲכַלְתֶּ֤ם אָכוֹל֙</w:t>
+      </w:r>
+    </w:p>
+    <w:p>
+      <w:pPr/>
+      <w:r>
+        <w:rPr>
+          <w:lang w:val="hi_IN" w:bidi="hi_IN"/>
+        </w:rPr>
+      </w:r>
+      <w:r>
+        <w:rPr>
           <w:b/>
           <w:lang w:val="hi_IN" w:bidi="hi_IN"/>
         </w:rPr>
@@ -19439,6 +22099,20 @@
       </w:r>
       <w:r>
         <w:rPr>
+          <w:lang w:val="hi_IN" w:bidi="hi_IN"/>
+        </w:rPr>
+        <w:t>אֶת־שֵׁ֤ם יְהוָה֙ אֱלֹ֣הֵי⁠כֶ֔ם</w:t>
+      </w:r>
+    </w:p>
+    <w:p>
+      <w:pPr/>
+      <w:r>
+        <w:rPr>
+          <w:lang w:val="hi_IN" w:bidi="hi_IN"/>
+        </w:rPr>
+      </w:r>
+      <w:r>
+        <w:rPr>
           <w:b/>
           <w:lang w:val="hi_IN" w:bidi="hi_IN"/>
         </w:rPr>
@@ -19522,6 +22196,20 @@
       </w:r>
       <w:r>
         <w:rPr>
+          <w:lang w:val="hi_IN" w:bidi="hi_IN"/>
+        </w:rPr>
+        <w:t>אֶת־שֵׁ֤ם</w:t>
+      </w:r>
+    </w:p>
+    <w:p>
+      <w:pPr/>
+      <w:r>
+        <w:rPr>
+          <w:lang w:val="hi_IN" w:bidi="hi_IN"/>
+        </w:rPr>
+      </w:r>
+      <w:r>
+        <w:rPr>
           <w:b/>
           <w:lang w:val="hi_IN" w:bidi="hi_IN"/>
         </w:rPr>
@@ -19618,6 +22306,20 @@
       </w:r>
       <w:r>
         <w:rPr>
+          <w:lang w:val="hi_IN" w:bidi="hi_IN"/>
+        </w:rPr>
+        <w:t>אֲשֶׁר־עָשָׂ֥ה עִמָּ⁠כֶ֖ם לְ⁠הַפְלִ֑יא</w:t>
+      </w:r>
+    </w:p>
+    <w:p>
+      <w:pPr/>
+      <w:r>
+        <w:rPr>
+          <w:lang w:val="hi_IN" w:bidi="hi_IN"/>
+        </w:rPr>
+      </w:r>
+      <w:r>
+        <w:rPr>
           <w:b/>
           <w:lang w:val="hi_IN" w:bidi="hi_IN"/>
         </w:rPr>
@@ -19714,6 +22416,20 @@
       </w:r>
       <w:r>
         <w:rPr>
+          <w:lang w:val="hi_IN" w:bidi="hi_IN"/>
+        </w:rPr>
+        <w:t>וְ⁠לֹא־יֵבֹ֥שׁוּ עַמִּ֖⁠י לְ⁠עוֹלָֽם</w:t>
+      </w:r>
+    </w:p>
+    <w:p>
+      <w:pPr/>
+      <w:r>
+        <w:rPr>
+          <w:lang w:val="hi_IN" w:bidi="hi_IN"/>
+        </w:rPr>
+      </w:r>
+      <w:r>
+        <w:rPr>
           <w:b/>
           <w:lang w:val="hi_IN" w:bidi="hi_IN"/>
         </w:rPr>
@@ -19804,6 +22520,20 @@
       </w:r>
       <w:r>
         <w:rPr>
+          <w:lang w:val="hi_IN" w:bidi="hi_IN"/>
+        </w:rPr>
+        <w:t>יִשְׂרָאֵל֙</w:t>
+      </w:r>
+    </w:p>
+    <w:p>
+      <w:pPr/>
+      <w:r>
+        <w:rPr>
+          <w:lang w:val="hi_IN" w:bidi="hi_IN"/>
+        </w:rPr>
+      </w:r>
+      <w:r>
+        <w:rPr>
           <w:b/>
           <w:lang w:val="hi_IN" w:bidi="hi_IN"/>
         </w:rPr>
@@ -19900,6 +22630,20 @@
       </w:r>
       <w:r>
         <w:rPr>
+          <w:lang w:val="hi_IN" w:bidi="hi_IN"/>
+        </w:rPr>
+        <w:t>וְ⁠לֹא־יֵבֹ֥שׁוּ עַמִּ֖⁠י לְ⁠עוֹלָֽם</w:t>
+      </w:r>
+    </w:p>
+    <w:p>
+      <w:pPr/>
+      <w:r>
+        <w:rPr>
+          <w:lang w:val="hi_IN" w:bidi="hi_IN"/>
+        </w:rPr>
+      </w:r>
+      <w:r>
+        <w:rPr>
           <w:b/>
           <w:lang w:val="hi_IN" w:bidi="hi_IN"/>
         </w:rPr>
@@ -19996,6 +22740,20 @@
       </w:r>
       <w:r>
         <w:rPr>
+          <w:lang w:val="hi_IN" w:bidi="hi_IN"/>
+        </w:rPr>
+        <w:t>וְ⁠הָיָ֣ה אַֽחֲרֵי־כֵ֗ן</w:t>
+      </w:r>
+    </w:p>
+    <w:p>
+      <w:pPr/>
+      <w:r>
+        <w:rPr>
+          <w:lang w:val="hi_IN" w:bidi="hi_IN"/>
+        </w:rPr>
+      </w:r>
+      <w:r>
+        <w:rPr>
           <w:b/>
           <w:lang w:val="hi_IN" w:bidi="hi_IN"/>
         </w:rPr>
@@ -20079,6 +22837,20 @@
       </w:r>
       <w:r>
         <w:rPr>
+          <w:lang w:val="hi_IN" w:bidi="hi_IN"/>
+        </w:rPr>
+        <w:t>אֶשְׁפּ֤וֹךְ אֶת־רוּחִ⁠י֙ עַל־כָּל־בָּשָׂ֔ר</w:t>
+      </w:r>
+    </w:p>
+    <w:p>
+      <w:pPr/>
+      <w:r>
+        <w:rPr>
+          <w:lang w:val="hi_IN" w:bidi="hi_IN"/>
+        </w:rPr>
+      </w:r>
+      <w:r>
+        <w:rPr>
           <w:b/>
           <w:lang w:val="hi_IN" w:bidi="hi_IN"/>
         </w:rPr>
@@ -20162,6 +22934,20 @@
       </w:r>
       <w:r>
         <w:rPr>
+          <w:lang w:val="hi_IN" w:bidi="hi_IN"/>
+        </w:rPr>
+        <w:t>עַל־כָּל־בָּשָׂ֔ר</w:t>
+      </w:r>
+    </w:p>
+    <w:p>
+      <w:pPr/>
+      <w:r>
+        <w:rPr>
+          <w:lang w:val="hi_IN" w:bidi="hi_IN"/>
+        </w:rPr>
+      </w:r>
+      <w:r>
+        <w:rPr>
           <w:b/>
           <w:lang w:val="hi_IN" w:bidi="hi_IN"/>
         </w:rPr>
@@ -20271,6 +23057,20 @@
       </w:r>
       <w:r>
         <w:rPr>
+          <w:lang w:val="hi_IN" w:bidi="hi_IN"/>
+        </w:rPr>
+        <w:t>עַל־כָּל־בָּשָׂ֔ר</w:t>
+      </w:r>
+    </w:p>
+    <w:p>
+      <w:pPr/>
+      <w:r>
+        <w:rPr>
+          <w:lang w:val="hi_IN" w:bidi="hi_IN"/>
+        </w:rPr>
+      </w:r>
+      <w:r>
+        <w:rPr>
           <w:b/>
           <w:lang w:val="hi_IN" w:bidi="hi_IN"/>
         </w:rPr>
@@ -20367,6 +23167,20 @@
       </w:r>
       <w:r>
         <w:rPr>
+          <w:lang w:val="hi_IN" w:bidi="hi_IN"/>
+        </w:rPr>
+        <w:t>וְ⁠נִבְּא֖וּ בְּנֵי⁠כֶ֣ם וּ⁠בְנֽוֹתֵי⁠כֶ֑ם</w:t>
+      </w:r>
+    </w:p>
+    <w:p>
+      <w:pPr/>
+      <w:r>
+        <w:rPr>
+          <w:lang w:val="hi_IN" w:bidi="hi_IN"/>
+        </w:rPr>
+      </w:r>
+      <w:r>
+        <w:rPr>
           <w:b/>
           <w:lang w:val="hi_IN" w:bidi="hi_IN"/>
         </w:rPr>
@@ -20450,6 +23264,20 @@
       </w:r>
       <w:r>
         <w:rPr>
+          <w:lang w:val="hi_IN" w:bidi="hi_IN"/>
+        </w:rPr>
+        <w:t>זִקְנֵי⁠כֶם֙ חֲלֹמ֣וֹת יַחֲלֹמ֔וּ⁠ן בַּח֣וּרֵי⁠כֶ֔ם חֶזְיֹנ֖וֹת יִרְאֽוּ</w:t>
+      </w:r>
+    </w:p>
+    <w:p>
+      <w:pPr/>
+      <w:r>
+        <w:rPr>
+          <w:lang w:val="hi_IN" w:bidi="hi_IN"/>
+        </w:rPr>
+      </w:r>
+      <w:r>
+        <w:rPr>
           <w:b/>
           <w:lang w:val="hi_IN" w:bidi="hi_IN"/>
         </w:rPr>
@@ -20533,6 +23361,20 @@
       </w:r>
       <w:r>
         <w:rPr>
+          <w:lang w:val="hi_IN" w:bidi="hi_IN"/>
+        </w:rPr>
+        <w:t>חֲלֹמ֣וֹת</w:t>
+      </w:r>
+    </w:p>
+    <w:p>
+      <w:pPr/>
+      <w:r>
+        <w:rPr>
+          <w:lang w:val="hi_IN" w:bidi="hi_IN"/>
+        </w:rPr>
+      </w:r>
+      <w:r>
+        <w:rPr>
           <w:b/>
           <w:lang w:val="hi_IN" w:bidi="hi_IN"/>
         </w:rPr>
@@ -20629,6 +23471,20 @@
       </w:r>
       <w:r>
         <w:rPr>
+          <w:lang w:val="hi_IN" w:bidi="hi_IN"/>
+        </w:rPr>
+        <w:t>וְ⁠גַ֥ם עַל־הָֽ⁠עֲבָדִ֖ים וְ⁠עַל־הַ⁠שְּׁפָח֑וֹת</w:t>
+      </w:r>
+    </w:p>
+    <w:p>
+      <w:pPr/>
+      <w:r>
+        <w:rPr>
+          <w:lang w:val="hi_IN" w:bidi="hi_IN"/>
+        </w:rPr>
+      </w:r>
+      <w:r>
+        <w:rPr>
           <w:b/>
           <w:lang w:val="hi_IN" w:bidi="hi_IN"/>
         </w:rPr>
@@ -20701,6 +23557,20 @@
         <w:rPr>
           <w:lang w:val="hi_IN" w:bidi="hi_IN"/>
         </w:rPr>
+      </w:r>
+    </w:p>
+    <w:p>
+      <w:pPr/>
+      <w:r>
+        <w:rPr>
+          <w:lang w:val="hi_IN" w:bidi="hi_IN"/>
+        </w:rPr>
+      </w:r>
+      <w:r>
+        <w:rPr>
+          <w:lang w:val="hi_IN" w:bidi="hi_IN"/>
+        </w:rPr>
+        <w:t>בַּ⁠יָּמִ֣ים הָ⁠הֵ֔מָּה</w:t>
       </w:r>
     </w:p>
     <w:p>
@@ -21005,6 +23875,20 @@
       </w:r>
       <w:r>
         <w:rPr>
+          <w:lang w:val="hi_IN" w:bidi="hi_IN"/>
+        </w:rPr>
+        <w:t>הַ⁠שֶּׁ֨מֶשׁ֙ יֵהָפֵ֣ךְ לְ⁠חֹ֔שֶׁךְ וְ⁠הַ⁠יָּרֵ֖חַ לְ⁠דָ֑ם</w:t>
+      </w:r>
+    </w:p>
+    <w:p>
+      <w:pPr/>
+      <w:r>
+        <w:rPr>
+          <w:lang w:val="hi_IN" w:bidi="hi_IN"/>
+        </w:rPr>
+      </w:r>
+      <w:r>
+        <w:rPr>
           <w:b/>
           <w:lang w:val="hi_IN" w:bidi="hi_IN"/>
         </w:rPr>
@@ -21088,6 +23972,20 @@
       </w:r>
       <w:r>
         <w:rPr>
+          <w:lang w:val="hi_IN" w:bidi="hi_IN"/>
+        </w:rPr>
+        <w:t>הַ⁠שֶּׁ֨מֶשׁ֙ יֵהָפֵ֣ךְ לְ⁠חֹ֔שֶׁךְ וְ⁠הַ⁠יָּרֵ֖חַ לְ⁠דָ֑ם</w:t>
+      </w:r>
+    </w:p>
+    <w:p>
+      <w:pPr/>
+      <w:r>
+        <w:rPr>
+          <w:lang w:val="hi_IN" w:bidi="hi_IN"/>
+        </w:rPr>
+      </w:r>
+      <w:r>
+        <w:rPr>
           <w:b/>
           <w:lang w:val="hi_IN" w:bidi="hi_IN"/>
         </w:rPr>
@@ -21171,6 +24069,20 @@
       </w:r>
       <w:r>
         <w:rPr>
+          <w:lang w:val="hi_IN" w:bidi="hi_IN"/>
+        </w:rPr>
+        <w:t>וְ⁠הַ⁠יָּרֵ֖חַ לְ⁠דָ֑ם</w:t>
+      </w:r>
+    </w:p>
+    <w:p>
+      <w:pPr/>
+      <w:r>
+        <w:rPr>
+          <w:lang w:val="hi_IN" w:bidi="hi_IN"/>
+        </w:rPr>
+      </w:r>
+      <w:r>
+        <w:rPr>
           <w:b/>
           <w:lang w:val="hi_IN" w:bidi="hi_IN"/>
         </w:rPr>
@@ -21254,6 +24166,20 @@
       </w:r>
       <w:r>
         <w:rPr>
+          <w:lang w:val="hi_IN" w:bidi="hi_IN"/>
+        </w:rPr>
+        <w:t>לִ⁠פְנֵ֗י בּ֚וֹא י֣וֹם יְהוָ֔ה הַ⁠גָּד֖וֹל וְ⁠הַ⁠נּוֹרָֽא</w:t>
+      </w:r>
+    </w:p>
+    <w:p>
+      <w:pPr/>
+      <w:r>
+        <w:rPr>
+          <w:lang w:val="hi_IN" w:bidi="hi_IN"/>
+        </w:rPr>
+      </w:r>
+      <w:r>
+        <w:rPr>
           <w:b/>
           <w:lang w:val="hi_IN" w:bidi="hi_IN"/>
         </w:rPr>
@@ -21339,6 +24265,20 @@
         <w:rPr>
           <w:lang w:val="hi_IN" w:bidi="hi_IN"/>
         </w:rPr>
+      </w:r>
+    </w:p>
+    <w:p>
+      <w:pPr/>
+      <w:r>
+        <w:rPr>
+          <w:lang w:val="hi_IN" w:bidi="hi_IN"/>
+        </w:rPr>
+      </w:r>
+      <w:r>
+        <w:rPr>
+          <w:lang w:val="hi_IN" w:bidi="hi_IN"/>
+        </w:rPr>
+        <w:t>י֣וֹם יְהוָ֔ה הַ⁠גָּד֖וֹל וְ⁠הַ⁠נּוֹרָֽא</w:t>
       </w:r>
     </w:p>
     <w:p>
@@ -21542,6 +24482,20 @@
       </w:r>
       <w:r>
         <w:rPr>
+          <w:lang w:val="hi_IN" w:bidi="hi_IN"/>
+        </w:rPr>
+        <w:t>וְ⁠הָיָ֗ה</w:t>
+      </w:r>
+    </w:p>
+    <w:p>
+      <w:pPr/>
+      <w:r>
+        <w:rPr>
+          <w:lang w:val="hi_IN" w:bidi="hi_IN"/>
+        </w:rPr>
+      </w:r>
+      <w:r>
+        <w:rPr>
           <w:b/>
           <w:lang w:val="hi_IN" w:bidi="hi_IN"/>
         </w:rPr>
@@ -21638,6 +24592,20 @@
       </w:r>
       <w:r>
         <w:rPr>
+          <w:lang w:val="hi_IN" w:bidi="hi_IN"/>
+        </w:rPr>
+        <w:t>כֹּ֧ל אֲשֶׁר־יִקְרָ֛א בְּ⁠שֵׁ֥ם יְהוָ֖ה יִמָּלֵ֑ט &amp; יְהוָ֔ה</w:t>
+      </w:r>
+    </w:p>
+    <w:p>
+      <w:pPr/>
+      <w:r>
+        <w:rPr>
+          <w:lang w:val="hi_IN" w:bidi="hi_IN"/>
+        </w:rPr>
+      </w:r>
+      <w:r>
+        <w:rPr>
           <w:b/>
           <w:lang w:val="hi_IN" w:bidi="hi_IN"/>
         </w:rPr>
@@ -21721,6 +24689,20 @@
       </w:r>
       <w:r>
         <w:rPr>
+          <w:lang w:val="hi_IN" w:bidi="hi_IN"/>
+        </w:rPr>
+        <w:t>בְּ⁠שֵׁ֥ם יְהוָ֖ה &amp; יְהוָ֔ה</w:t>
+      </w:r>
+    </w:p>
+    <w:p>
+      <w:pPr/>
+      <w:r>
+        <w:rPr>
+          <w:lang w:val="hi_IN" w:bidi="hi_IN"/>
+        </w:rPr>
+      </w:r>
+      <w:r>
+        <w:rPr>
           <w:b/>
           <w:lang w:val="hi_IN" w:bidi="hi_IN"/>
         </w:rPr>
@@ -21830,6 +24812,20 @@
       </w:r>
       <w:r>
         <w:rPr>
+          <w:lang w:val="hi_IN" w:bidi="hi_IN"/>
+        </w:rPr>
+        <w:t>בְּ⁠שֵׁ֥ם יְהוָ֖ה &amp; יְהוָ֔ה</w:t>
+      </w:r>
+    </w:p>
+    <w:p>
+      <w:pPr/>
+      <w:r>
+        <w:rPr>
+          <w:lang w:val="hi_IN" w:bidi="hi_IN"/>
+        </w:rPr>
+      </w:r>
+      <w:r>
+        <w:rPr>
           <w:b/>
           <w:lang w:val="hi_IN" w:bidi="hi_IN"/>
         </w:rPr>
@@ -21913,6 +24909,20 @@
       </w:r>
       <w:r>
         <w:rPr>
+          <w:lang w:val="hi_IN" w:bidi="hi_IN"/>
+        </w:rPr>
+        <w:t>כִּ֠י בְּ⁠הַר־צִיּ֨וֹן וּ⁠בִ⁠ירוּשָׁלִַ֜ם תִּֽהְיֶ֣ה פְלֵיטָ֗ה</w:t>
+      </w:r>
+    </w:p>
+    <w:p>
+      <w:pPr/>
+      <w:r>
+        <w:rPr>
+          <w:lang w:val="hi_IN" w:bidi="hi_IN"/>
+        </w:rPr>
+      </w:r>
+      <w:r>
+        <w:rPr>
           <w:b/>
           <w:lang w:val="hi_IN" w:bidi="hi_IN"/>
         </w:rPr>
@@ -22009,6 +25019,20 @@
       </w:r>
       <w:r>
         <w:rPr>
+          <w:lang w:val="hi_IN" w:bidi="hi_IN"/>
+        </w:rPr>
+        <w:t>בְּ⁠הַר־צִיּ֨וֹן וּ⁠בִ⁠ירוּשָׁלִַ֜ם</w:t>
+      </w:r>
+    </w:p>
+    <w:p>
+      <w:pPr/>
+      <w:r>
+        <w:rPr>
+          <w:lang w:val="hi_IN" w:bidi="hi_IN"/>
+        </w:rPr>
+      </w:r>
+      <w:r>
+        <w:rPr>
           <w:b/>
           <w:lang w:val="hi_IN" w:bidi="hi_IN"/>
         </w:rPr>
@@ -22118,6 +25142,20 @@
       </w:r>
       <w:r>
         <w:rPr>
+          <w:lang w:val="hi_IN" w:bidi="hi_IN"/>
+        </w:rPr>
+        <w:t>כַּֽ⁠אֲשֶׁר֙ אָמַ֣ר יְהוָ֔ה</w:t>
+      </w:r>
+    </w:p>
+    <w:p>
+      <w:pPr/>
+      <w:r>
+        <w:rPr>
+          <w:lang w:val="hi_IN" w:bidi="hi_IN"/>
+        </w:rPr>
+      </w:r>
+      <w:r>
+        <w:rPr>
           <w:b/>
           <w:lang w:val="hi_IN" w:bidi="hi_IN"/>
         </w:rPr>
@@ -22201,6 +25239,20 @@
       </w:r>
       <w:r>
         <w:rPr>
+          <w:lang w:val="hi_IN" w:bidi="hi_IN"/>
+        </w:rPr>
+        <w:t>יְהוָ֖ה &amp; וּ⁠בַ֨⁠שְּׂרִידִ֔ים אֲשֶׁ֥ר יְהוָ֖ה קֹרֵֽא</w:t>
+      </w:r>
+    </w:p>
+    <w:p>
+      <w:pPr/>
+      <w:r>
+        <w:rPr>
+          <w:lang w:val="hi_IN" w:bidi="hi_IN"/>
+        </w:rPr>
+      </w:r>
+      <w:r>
+        <w:rPr>
           <w:b/>
           <w:lang w:val="hi_IN" w:bidi="hi_IN"/>
         </w:rPr>
@@ -22284,6 +25336,20 @@
       </w:r>
       <w:r>
         <w:rPr>
+          <w:lang w:val="hi_IN" w:bidi="hi_IN"/>
+        </w:rPr>
+        <w:t>יְהוָ֖ה &amp; אֲשֶׁ֥ר יְהוָ֖ה קֹרֵֽא</w:t>
+      </w:r>
+    </w:p>
+    <w:p>
+      <w:pPr/>
+      <w:r>
+        <w:rPr>
+          <w:lang w:val="hi_IN" w:bidi="hi_IN"/>
+        </w:rPr>
+      </w:r>
+      <w:r>
+        <w:rPr>
           <w:b/>
           <w:lang w:val="hi_IN" w:bidi="hi_IN"/>
         </w:rPr>
@@ -22367,6 +25433,20 @@
       </w:r>
       <w:r>
         <w:rPr>
+          <w:lang w:val="hi_IN" w:bidi="hi_IN"/>
+        </w:rPr>
+        <w:t>כִּ֗י הִנֵּ֛ה בַּ⁠יָּמִ֥ים הָ⁠הֵ֖מָּה וּ⁠בָ⁠עֵ֣ת הַ⁠הִ֑יא</w:t>
+      </w:r>
+    </w:p>
+    <w:p>
+      <w:pPr/>
+      <w:r>
+        <w:rPr>
+          <w:lang w:val="hi_IN" w:bidi="hi_IN"/>
+        </w:rPr>
+      </w:r>
+      <w:r>
+        <w:rPr>
           <w:b/>
           <w:lang w:val="hi_IN" w:bidi="hi_IN"/>
         </w:rPr>
@@ -22450,6 +25530,20 @@
       </w:r>
       <w:r>
         <w:rPr>
+          <w:lang w:val="hi_IN" w:bidi="hi_IN"/>
+        </w:rPr>
+        <w:t>כִּ֗י הִנֵּ֛ה</w:t>
+      </w:r>
+    </w:p>
+    <w:p>
+      <w:pPr/>
+      <w:r>
+        <w:rPr>
+          <w:lang w:val="hi_IN" w:bidi="hi_IN"/>
+        </w:rPr>
+      </w:r>
+      <w:r>
+        <w:rPr>
           <w:b/>
           <w:lang w:val="hi_IN" w:bidi="hi_IN"/>
         </w:rPr>
@@ -22546,6 +25640,20 @@
       </w:r>
       <w:r>
         <w:rPr>
+          <w:lang w:val="hi_IN" w:bidi="hi_IN"/>
+        </w:rPr>
+        <w:t>בַּ⁠יָּמִ֥ים הָ⁠הֵ֖מָּה וּ⁠בָ⁠עֵ֣ת הַ⁠הִ֑יא</w:t>
+      </w:r>
+    </w:p>
+    <w:p>
+      <w:pPr/>
+      <w:r>
+        <w:rPr>
+          <w:lang w:val="hi_IN" w:bidi="hi_IN"/>
+        </w:rPr>
+      </w:r>
+      <w:r>
+        <w:rPr>
           <w:b/>
           <w:lang w:val="hi_IN" w:bidi="hi_IN"/>
         </w:rPr>
@@ -22655,6 +25763,20 @@
       </w:r>
       <w:r>
         <w:rPr>
+          <w:lang w:val="hi_IN" w:bidi="hi_IN"/>
+        </w:rPr>
+        <w:t>אֲשֶׁ֥ר אָשִׁ֛יב אֶת־שְׁב֥וּת יְהוּדָ֖ה וִ⁠ירוּשָׁלִָֽם</w:t>
+      </w:r>
+    </w:p>
+    <w:p>
+      <w:pPr/>
+      <w:r>
+        <w:rPr>
+          <w:lang w:val="hi_IN" w:bidi="hi_IN"/>
+        </w:rPr>
+      </w:r>
+      <w:r>
+        <w:rPr>
           <w:b/>
           <w:lang w:val="hi_IN" w:bidi="hi_IN"/>
         </w:rPr>
@@ -22751,6 +25873,20 @@
       </w:r>
       <w:r>
         <w:rPr>
+          <w:lang w:val="hi_IN" w:bidi="hi_IN"/>
+        </w:rPr>
+        <w:t>אֲשֶׁ֥ר אָשִׁ֛יב אֶת־שְׁב֥וּת יְהוּדָ֖ה וִ⁠ירוּשָׁלִָֽם</w:t>
+      </w:r>
+    </w:p>
+    <w:p>
+      <w:pPr/>
+      <w:r>
+        <w:rPr>
+          <w:lang w:val="hi_IN" w:bidi="hi_IN"/>
+        </w:rPr>
+      </w:r>
+      <w:r>
+        <w:rPr>
           <w:b/>
           <w:lang w:val="hi_IN" w:bidi="hi_IN"/>
         </w:rPr>
@@ -22834,6 +25970,20 @@
       </w:r>
       <w:r>
         <w:rPr>
+          <w:lang w:val="hi_IN" w:bidi="hi_IN"/>
+        </w:rPr>
+        <w:t>עֵ֖מֶק יְהֽוֹשָׁפָ֑ט</w:t>
+      </w:r>
+    </w:p>
+    <w:p>
+      <w:pPr/>
+      <w:r>
+        <w:rPr>
+          <w:lang w:val="hi_IN" w:bidi="hi_IN"/>
+        </w:rPr>
+      </w:r>
+      <w:r>
+        <w:rPr>
           <w:b/>
           <w:lang w:val="hi_IN" w:bidi="hi_IN"/>
         </w:rPr>
@@ -22930,6 +26080,20 @@
       </w:r>
       <w:r>
         <w:rPr>
+          <w:lang w:val="hi_IN" w:bidi="hi_IN"/>
+        </w:rPr>
+        <w:t>עַמִּ֨⁠י וְ⁠נַחֲלָתִ֤⁠י יִשְׂרָאֵל֙</w:t>
+      </w:r>
+    </w:p>
+    <w:p>
+      <w:pPr/>
+      <w:r>
+        <w:rPr>
+          <w:lang w:val="hi_IN" w:bidi="hi_IN"/>
+        </w:rPr>
+      </w:r>
+      <w:r>
+        <w:rPr>
           <w:b/>
           <w:lang w:val="hi_IN" w:bidi="hi_IN"/>
         </w:rPr>
@@ -23078,6 +26242,20 @@
       </w:r>
       <w:r>
         <w:rPr>
+          <w:lang w:val="hi_IN" w:bidi="hi_IN"/>
+        </w:rPr>
+        <w:t>וְ⁠אֶת־אַרְצִ֖⁠י חִלֵּֽקוּ</w:t>
+      </w:r>
+    </w:p>
+    <w:p>
+      <w:pPr/>
+      <w:r>
+        <w:rPr>
+          <w:lang w:val="hi_IN" w:bidi="hi_IN"/>
+        </w:rPr>
+      </w:r>
+      <w:r>
+        <w:rPr>
           <w:b/>
           <w:lang w:val="hi_IN" w:bidi="hi_IN"/>
         </w:rPr>
@@ -23161,6 +26339,20 @@
       </w:r>
       <w:r>
         <w:rPr>
+          <w:lang w:val="hi_IN" w:bidi="hi_IN"/>
+        </w:rPr>
+        <w:t>גוֹרָ֑ל</w:t>
+      </w:r>
+    </w:p>
+    <w:p>
+      <w:pPr/>
+      <w:r>
+        <w:rPr>
+          <w:lang w:val="hi_IN" w:bidi="hi_IN"/>
+        </w:rPr>
+      </w:r>
+      <w:r>
+        <w:rPr>
           <w:b/>
           <w:lang w:val="hi_IN" w:bidi="hi_IN"/>
         </w:rPr>
@@ -23257,6 +26449,20 @@
       </w:r>
       <w:r>
         <w:rPr>
+          <w:lang w:val="hi_IN" w:bidi="hi_IN"/>
+        </w:rPr>
+        <w:t>וַ⁠יִּתְּנ֤וּ הַ⁠יֶּ֨לֶד֙ בַּ⁠זּוֹנָ֔ה וְ⁠הַ⁠יַּלְדָּ֛ה מָכְר֥וּ</w:t>
+      </w:r>
+    </w:p>
+    <w:p>
+      <w:pPr/>
+      <w:r>
+        <w:rPr>
+          <w:lang w:val="hi_IN" w:bidi="hi_IN"/>
+        </w:rPr>
+      </w:r>
+      <w:r>
+        <w:rPr>
           <w:b/>
           <w:lang w:val="hi_IN" w:bidi="hi_IN"/>
         </w:rPr>
@@ -23379,6 +26585,20 @@
       </w:r>
       <w:r>
         <w:rPr>
+          <w:lang w:val="hi_IN" w:bidi="hi_IN"/>
+        </w:rPr>
+        <w:t>וְ֠⁠גַם מָה־אַתֶּ֥ם לִ⁠י֙ צֹ֣ר וְ⁠צִיד֔וֹן וְ⁠כֹ֖ל גְּלִיל֣וֹת פְּלָ֑שֶׁת הַ⁠גְּמ֗וּל אַתֶּם֙ מְשַׁלְּמִ֣ים עָלָ֔⁠י &amp; אַתֶּם֙</w:t>
+      </w:r>
+    </w:p>
+    <w:p>
+      <w:pPr/>
+      <w:r>
+        <w:rPr>
+          <w:lang w:val="hi_IN" w:bidi="hi_IN"/>
+        </w:rPr>
+      </w:r>
+      <w:r>
+        <w:rPr>
           <w:b/>
           <w:lang w:val="hi_IN" w:bidi="hi_IN"/>
         </w:rPr>
@@ -23462,6 +26682,20 @@
       </w:r>
       <w:r>
         <w:rPr>
+          <w:lang w:val="hi_IN" w:bidi="hi_IN"/>
+        </w:rPr>
+        <w:t>מָה־אַתֶּ֥ם לִ⁠י֙</w:t>
+      </w:r>
+    </w:p>
+    <w:p>
+      <w:pPr/>
+      <w:r>
+        <w:rPr>
+          <w:lang w:val="hi_IN" w:bidi="hi_IN"/>
+        </w:rPr>
+      </w:r>
+      <w:r>
+        <w:rPr>
           <w:b/>
           <w:lang w:val="hi_IN" w:bidi="hi_IN"/>
         </w:rPr>
@@ -23545,6 +26779,20 @@
       </w:r>
       <w:r>
         <w:rPr>
+          <w:lang w:val="hi_IN" w:bidi="hi_IN"/>
+        </w:rPr>
+        <w:t>הַ⁠גְּמ֗וּל אַתֶּם֙ מְשַׁלְּמִ֣ים עָלָ֔⁠י וְ⁠אִם־גֹּמְלִ֤ים אַתֶּם֙ עָלַ֔⁠י</w:t>
+      </w:r>
+    </w:p>
+    <w:p>
+      <w:pPr/>
+      <w:r>
+        <w:rPr>
+          <w:lang w:val="hi_IN" w:bidi="hi_IN"/>
+        </w:rPr>
+      </w:r>
+      <w:r>
+        <w:rPr>
           <w:b/>
           <w:lang w:val="hi_IN" w:bidi="hi_IN"/>
         </w:rPr>
@@ -23628,6 +26876,20 @@
       </w:r>
       <w:r>
         <w:rPr>
+          <w:lang w:val="hi_IN" w:bidi="hi_IN"/>
+        </w:rPr>
+        <w:t>קַ֣ל מְהֵרָ֔ה</w:t>
+      </w:r>
+    </w:p>
+    <w:p>
+      <w:pPr/>
+      <w:r>
+        <w:rPr>
+          <w:lang w:val="hi_IN" w:bidi="hi_IN"/>
+        </w:rPr>
+      </w:r>
+      <w:r>
+        <w:rPr>
           <w:b/>
           <w:lang w:val="hi_IN" w:bidi="hi_IN"/>
         </w:rPr>
@@ -23776,6 +27038,20 @@
       </w:r>
       <w:r>
         <w:rPr>
+          <w:lang w:val="hi_IN" w:bidi="hi_IN"/>
+        </w:rPr>
+        <w:t>אָשִׁ֥יב גְּמֻלְ⁠כֶ֖ם בְּ⁠רֹאשְׁ⁠כֶֽם</w:t>
+      </w:r>
+    </w:p>
+    <w:p>
+      <w:pPr/>
+      <w:r>
+        <w:rPr>
+          <w:lang w:val="hi_IN" w:bidi="hi_IN"/>
+        </w:rPr>
+      </w:r>
+      <w:r>
+        <w:rPr>
           <w:b/>
           <w:lang w:val="hi_IN" w:bidi="hi_IN"/>
         </w:rPr>
@@ -23872,6 +27148,20 @@
       </w:r>
       <w:r>
         <w:rPr>
+          <w:lang w:val="hi_IN" w:bidi="hi_IN"/>
+        </w:rPr>
+        <w:t>בְּ⁠רֹאשְׁ⁠כֶֽם</w:t>
+      </w:r>
+    </w:p>
+    <w:p>
+      <w:pPr/>
+      <w:r>
+        <w:rPr>
+          <w:lang w:val="hi_IN" w:bidi="hi_IN"/>
+        </w:rPr>
+      </w:r>
+      <w:r>
+        <w:rPr>
           <w:b/>
           <w:lang w:val="hi_IN" w:bidi="hi_IN"/>
         </w:rPr>
@@ -23957,6 +27247,20 @@
         <w:rPr>
           <w:lang w:val="hi_IN" w:bidi="hi_IN"/>
         </w:rPr>
+      </w:r>
+    </w:p>
+    <w:p>
+      <w:pPr/>
+      <w:r>
+        <w:rPr>
+          <w:lang w:val="hi_IN" w:bidi="hi_IN"/>
+        </w:rPr>
+      </w:r>
+      <w:r>
+        <w:rPr>
+          <w:lang w:val="hi_IN" w:bidi="hi_IN"/>
+        </w:rPr>
+        <w:t>וּ⁠בְנֵ֤י יְהוּדָה֙ וּ⁠בְנֵ֣י יְרוּשָׁלִַ֔ם</w:t>
       </w:r>
     </w:p>
     <w:p>
@@ -24108,6 +27412,20 @@
       </w:r>
       <w:r>
         <w:rPr>
+          <w:lang w:val="hi_IN" w:bidi="hi_IN"/>
+        </w:rPr>
+        <w:t>לִ⁠בְנֵ֣י הַ⁠יְּוָנִ֑ים</w:t>
+      </w:r>
+    </w:p>
+    <w:p>
+      <w:pPr/>
+      <w:r>
+        <w:rPr>
+          <w:lang w:val="hi_IN" w:bidi="hi_IN"/>
+        </w:rPr>
+      </w:r>
+      <w:r>
+        <w:rPr>
           <w:b/>
           <w:lang w:val="hi_IN" w:bidi="hi_IN"/>
         </w:rPr>
@@ -24256,6 +27574,20 @@
       </w:r>
       <w:r>
         <w:rPr>
+          <w:lang w:val="hi_IN" w:bidi="hi_IN"/>
+        </w:rPr>
+        <w:t>הַ⁠יְּוָנִ֑ים</w:t>
+      </w:r>
+    </w:p>
+    <w:p>
+      <w:pPr/>
+      <w:r>
+        <w:rPr>
+          <w:lang w:val="hi_IN" w:bidi="hi_IN"/>
+        </w:rPr>
+      </w:r>
+      <w:r>
+        <w:rPr>
           <w:b/>
           <w:lang w:val="hi_IN" w:bidi="hi_IN"/>
         </w:rPr>
@@ -24352,6 +27684,20 @@
       </w:r>
       <w:r>
         <w:rPr>
+          <w:lang w:val="hi_IN" w:bidi="hi_IN"/>
+        </w:rPr>
+        <w:t>לְמַ֥עַן הַרְחִיקָ֖⁠ם מֵ⁠עַ֥ל גְּבוּלָֽ⁠ם</w:t>
+      </w:r>
+    </w:p>
+    <w:p>
+      <w:pPr/>
+      <w:r>
+        <w:rPr>
+          <w:lang w:val="hi_IN" w:bidi="hi_IN"/>
+        </w:rPr>
+      </w:r>
+      <w:r>
+        <w:rPr>
           <w:b/>
           <w:lang w:val="hi_IN" w:bidi="hi_IN"/>
         </w:rPr>
@@ -24424,6 +27770,20 @@
         <w:rPr>
           <w:lang w:val="hi_IN" w:bidi="hi_IN"/>
         </w:rPr>
+      </w:r>
+    </w:p>
+    <w:p>
+      <w:pPr/>
+      <w:r>
+        <w:rPr>
+          <w:lang w:val="hi_IN" w:bidi="hi_IN"/>
+        </w:rPr>
+      </w:r>
+      <w:r>
+        <w:rPr>
+          <w:lang w:val="hi_IN" w:bidi="hi_IN"/>
+        </w:rPr>
+        <w:t>הִנְ⁠נִ֣י מְעִירָ֔⁠ם</w:t>
       </w:r>
     </w:p>
     <w:p>
@@ -24536,6 +27896,20 @@
       </w:r>
       <w:r>
         <w:rPr>
+          <w:lang w:val="hi_IN" w:bidi="hi_IN"/>
+        </w:rPr>
+        <w:t>אֲשֶׁר־מְכַרְתֶּ֥ם אֹתָ֖⁠ם שָׁ֑מָּ⁠ה</w:t>
+      </w:r>
+    </w:p>
+    <w:p>
+      <w:pPr/>
+      <w:r>
+        <w:rPr>
+          <w:lang w:val="hi_IN" w:bidi="hi_IN"/>
+        </w:rPr>
+      </w:r>
+      <w:r>
+        <w:rPr>
           <w:b/>
           <w:lang w:val="hi_IN" w:bidi="hi_IN"/>
         </w:rPr>
@@ -24720,6 +28094,20 @@
       </w:r>
       <w:r>
         <w:rPr>
+          <w:lang w:val="hi_IN" w:bidi="hi_IN"/>
+        </w:rPr>
+        <w:t>בְּ⁠רֹאשְׁ⁠כֶֽם</w:t>
+      </w:r>
+    </w:p>
+    <w:p>
+      <w:pPr/>
+      <w:r>
+        <w:rPr>
+          <w:lang w:val="hi_IN" w:bidi="hi_IN"/>
+        </w:rPr>
+      </w:r>
+      <w:r>
+        <w:rPr>
           <w:b/>
           <w:lang w:val="hi_IN" w:bidi="hi_IN"/>
         </w:rPr>
@@ -24803,6 +28191,20 @@
       </w:r>
       <w:r>
         <w:rPr>
+          <w:lang w:val="hi_IN" w:bidi="hi_IN"/>
+        </w:rPr>
+        <w:t>וּ⁠מָכַרְתִּ֞י</w:t>
+      </w:r>
+    </w:p>
+    <w:p>
+      <w:pPr/>
+      <w:r>
+        <w:rPr>
+          <w:lang w:val="hi_IN" w:bidi="hi_IN"/>
+        </w:rPr>
+      </w:r>
+      <w:r>
+        <w:rPr>
           <w:b/>
           <w:lang w:val="hi_IN" w:bidi="hi_IN"/>
         </w:rPr>
@@ -24912,6 +28314,20 @@
       </w:r>
       <w:r>
         <w:rPr>
+          <w:lang w:val="hi_IN" w:bidi="hi_IN"/>
+        </w:rPr>
+        <w:t>בְּ⁠יַד֙ בְּנֵ֣י יְהוּדָ֔ה</w:t>
+      </w:r>
+    </w:p>
+    <w:p>
+      <w:pPr/>
+      <w:r>
+        <w:rPr>
+          <w:lang w:val="hi_IN" w:bidi="hi_IN"/>
+        </w:rPr>
+      </w:r>
+      <w:r>
+        <w:rPr>
           <w:b/>
           <w:lang w:val="hi_IN" w:bidi="hi_IN"/>
         </w:rPr>
@@ -25008,6 +28424,20 @@
       </w:r>
       <w:r>
         <w:rPr>
+          <w:lang w:val="hi_IN" w:bidi="hi_IN"/>
+        </w:rPr>
+        <w:t>וּ⁠מָכַרְתִּ֞י אֶת־בְּנֵי⁠כֶ֣ם וְ⁠אֶת־בְּנֽוֹתֵי⁠כֶ֗ם בְּ⁠יַד֙ בְּנֵ֣י יְהוּדָ֔ה</w:t>
+      </w:r>
+    </w:p>
+    <w:p>
+      <w:pPr/>
+      <w:r>
+        <w:rPr>
+          <w:lang w:val="hi_IN" w:bidi="hi_IN"/>
+        </w:rPr>
+      </w:r>
+      <w:r>
+        <w:rPr>
           <w:b/>
           <w:lang w:val="hi_IN" w:bidi="hi_IN"/>
         </w:rPr>
@@ -25104,6 +28534,20 @@
       </w:r>
       <w:r>
         <w:rPr>
+          <w:lang w:val="hi_IN" w:bidi="hi_IN"/>
+        </w:rPr>
+        <w:t>בְּנֵ֣י יְהוּדָ֔ה</w:t>
+      </w:r>
+    </w:p>
+    <w:p>
+      <w:pPr/>
+      <w:r>
+        <w:rPr>
+          <w:lang w:val="hi_IN" w:bidi="hi_IN"/>
+        </w:rPr>
+      </w:r>
+      <w:r>
+        <w:rPr>
           <w:b/>
           <w:lang w:val="hi_IN" w:bidi="hi_IN"/>
         </w:rPr>
@@ -25239,6 +28683,20 @@
       </w:r>
       <w:r>
         <w:rPr>
+          <w:lang w:val="hi_IN" w:bidi="hi_IN"/>
+        </w:rPr>
+        <w:t>לִ⁠שְׁבָאיִ֖ם</w:t>
+      </w:r>
+    </w:p>
+    <w:p>
+      <w:pPr/>
+      <w:r>
+        <w:rPr>
+          <w:lang w:val="hi_IN" w:bidi="hi_IN"/>
+        </w:rPr>
+      </w:r>
+      <w:r>
+        <w:rPr>
           <w:b/>
           <w:lang w:val="hi_IN" w:bidi="hi_IN"/>
         </w:rPr>
@@ -25335,6 +28793,20 @@
       </w:r>
       <w:r>
         <w:rPr>
+          <w:lang w:val="hi_IN" w:bidi="hi_IN"/>
+        </w:rPr>
+        <w:t>אֶל־גּ֣וֹי רָח֑וֹק כִּ֥י יְהוָ֖ה דִּבֵּֽר</w:t>
+      </w:r>
+    </w:p>
+    <w:p>
+      <w:pPr/>
+      <w:r>
+        <w:rPr>
+          <w:lang w:val="hi_IN" w:bidi="hi_IN"/>
+        </w:rPr>
+      </w:r>
+      <w:r>
+        <w:rPr>
           <w:b/>
           <w:lang w:val="hi_IN" w:bidi="hi_IN"/>
         </w:rPr>
@@ -25431,6 +28903,20 @@
       </w:r>
       <w:r>
         <w:rPr>
+          <w:lang w:val="hi_IN" w:bidi="hi_IN"/>
+        </w:rPr>
+        <w:t>קִרְאוּ</w:t>
+      </w:r>
+    </w:p>
+    <w:p>
+      <w:pPr/>
+      <w:r>
+        <w:rPr>
+          <w:lang w:val="hi_IN" w:bidi="hi_IN"/>
+        </w:rPr>
+      </w:r>
+      <w:r>
+        <w:rPr>
           <w:b/>
           <w:lang w:val="hi_IN" w:bidi="hi_IN"/>
         </w:rPr>
@@ -25527,6 +29013,20 @@
       </w:r>
       <w:r>
         <w:rPr>
+          <w:lang w:val="hi_IN" w:bidi="hi_IN"/>
+        </w:rPr>
+        <w:t>קַדְּשׁ֖וּ מִלְחָמָ֑ה</w:t>
+      </w:r>
+    </w:p>
+    <w:p>
+      <w:pPr/>
+      <w:r>
+        <w:rPr>
+          <w:lang w:val="hi_IN" w:bidi="hi_IN"/>
+        </w:rPr>
+      </w:r>
+      <w:r>
+        <w:rPr>
           <w:b/>
           <w:lang w:val="hi_IN" w:bidi="hi_IN"/>
         </w:rPr>
@@ -25623,6 +29123,20 @@
       </w:r>
       <w:r>
         <w:rPr>
+          <w:lang w:val="hi_IN" w:bidi="hi_IN"/>
+        </w:rPr>
+        <w:t>אִתֵּי⁠כֶם֙</w:t>
+      </w:r>
+    </w:p>
+    <w:p>
+      <w:pPr/>
+      <w:r>
+        <w:rPr>
+          <w:lang w:val="hi_IN" w:bidi="hi_IN"/>
+        </w:rPr>
+      </w:r>
+      <w:r>
+        <w:rPr>
           <w:b/>
           <w:lang w:val="hi_IN" w:bidi="hi_IN"/>
         </w:rPr>
@@ -25719,6 +29233,20 @@
       </w:r>
       <w:r>
         <w:rPr>
+          <w:lang w:val="hi_IN" w:bidi="hi_IN"/>
+        </w:rPr>
+        <w:t>וּ⁠מַזְמְרֹֽתֵי⁠כֶ֖ם</w:t>
+      </w:r>
+    </w:p>
+    <w:p>
+      <w:pPr/>
+      <w:r>
+        <w:rPr>
+          <w:lang w:val="hi_IN" w:bidi="hi_IN"/>
+        </w:rPr>
+      </w:r>
+      <w:r>
+        <w:rPr>
           <w:b/>
           <w:lang w:val="hi_IN" w:bidi="hi_IN"/>
         </w:rPr>
@@ -25815,6 +29343,20 @@
       </w:r>
       <w:r>
         <w:rPr>
+          <w:lang w:val="hi_IN" w:bidi="hi_IN"/>
+        </w:rPr>
+        <w:t>הַֽ⁠חַלָּ֔שׁ יֹאמַ֖ר גִּבּ֥וֹר אָֽנִי</w:t>
+      </w:r>
+    </w:p>
+    <w:p>
+      <w:pPr/>
+      <w:r>
+        <w:rPr>
+          <w:lang w:val="hi_IN" w:bidi="hi_IN"/>
+        </w:rPr>
+      </w:r>
+      <w:r>
+        <w:rPr>
           <w:b/>
           <w:lang w:val="hi_IN" w:bidi="hi_IN"/>
         </w:rPr>
@@ -25898,6 +29440,20 @@
       </w:r>
       <w:r>
         <w:rPr>
+          <w:lang w:val="hi_IN" w:bidi="hi_IN"/>
+        </w:rPr>
+        <w:t>הַֽ⁠חַלָּ֔שׁ</w:t>
+      </w:r>
+    </w:p>
+    <w:p>
+      <w:pPr/>
+      <w:r>
+        <w:rPr>
+          <w:lang w:val="hi_IN" w:bidi="hi_IN"/>
+        </w:rPr>
+      </w:r>
+      <w:r>
+        <w:rPr>
           <w:b/>
           <w:lang w:val="hi_IN" w:bidi="hi_IN"/>
         </w:rPr>
@@ -25994,6 +29550,20 @@
       </w:r>
       <w:r>
         <w:rPr>
+          <w:lang w:val="hi_IN" w:bidi="hi_IN"/>
+        </w:rPr>
+        <w:t>ע֣וּשׁוּ וָ⁠בֹ֧אוּ</w:t>
+      </w:r>
+    </w:p>
+    <w:p>
+      <w:pPr/>
+      <w:r>
+        <w:rPr>
+          <w:lang w:val="hi_IN" w:bidi="hi_IN"/>
+        </w:rPr>
+      </w:r>
+      <w:r>
+        <w:rPr>
           <w:b/>
           <w:lang w:val="hi_IN" w:bidi="hi_IN"/>
         </w:rPr>
@@ -26118,6 +29688,20 @@
         <w:rPr>
           <w:lang w:val="hi_IN" w:bidi="hi_IN"/>
         </w:rPr>
+      </w:r>
+    </w:p>
+    <w:p>
+      <w:pPr/>
+      <w:r>
+        <w:rPr>
+          <w:lang w:val="hi_IN" w:bidi="hi_IN"/>
+        </w:rPr>
+      </w:r>
+      <w:r>
+        <w:rPr>
+          <w:lang w:val="hi_IN" w:bidi="hi_IN"/>
+        </w:rPr>
+        <w:t>יֵע֨וֹרוּ֙ &amp; הַ⁠גּוֹיִ֔ם</w:t>
       </w:r>
     </w:p>
     <w:p>
@@ -26313,6 +29897,20 @@
       </w:r>
       <w:r>
         <w:rPr>
+          <w:lang w:val="hi_IN" w:bidi="hi_IN"/>
+        </w:rPr>
+        <w:t>אֵשֵׁ֛ב לִ⁠שְׁפֹּ֥ט</w:t>
+      </w:r>
+    </w:p>
+    <w:p>
+      <w:pPr/>
+      <w:r>
+        <w:rPr>
+          <w:lang w:val="hi_IN" w:bidi="hi_IN"/>
+        </w:rPr>
+      </w:r>
+      <w:r>
+        <w:rPr>
           <w:b/>
           <w:lang w:val="hi_IN" w:bidi="hi_IN"/>
         </w:rPr>
@@ -26403,6 +30001,20 @@
       </w:r>
       <w:r>
         <w:rPr>
+          <w:lang w:val="hi_IN" w:bidi="hi_IN"/>
+        </w:rPr>
+        <w:t>שִׁלְח֣וּ מַגָּ֔ל כִּ֥י בָשַׁ֖ל קָצִ֑יר &amp; כִּֽי</w:t>
+      </w:r>
+    </w:p>
+    <w:p>
+      <w:pPr/>
+      <w:r>
+        <w:rPr>
+          <w:lang w:val="hi_IN" w:bidi="hi_IN"/>
+        </w:rPr>
+      </w:r>
+      <w:r>
+        <w:rPr>
           <w:b/>
           <w:lang w:val="hi_IN" w:bidi="hi_IN"/>
         </w:rPr>
@@ -26486,6 +30098,20 @@
       </w:r>
       <w:r>
         <w:rPr>
+          <w:lang w:val="hi_IN" w:bidi="hi_IN"/>
+        </w:rPr>
+        <w:t>שִׁלְח֣וּ מַגָּ֔ל</w:t>
+      </w:r>
+    </w:p>
+    <w:p>
+      <w:pPr/>
+      <w:r>
+        <w:rPr>
+          <w:lang w:val="hi_IN" w:bidi="hi_IN"/>
+        </w:rPr>
+      </w:r>
+      <w:r>
+        <w:rPr>
           <w:b/>
           <w:lang w:val="hi_IN" w:bidi="hi_IN"/>
         </w:rPr>
@@ -26582,6 +30208,20 @@
       </w:r>
       <w:r>
         <w:rPr>
+          <w:lang w:val="hi_IN" w:bidi="hi_IN"/>
+        </w:rPr>
+        <w:t>שִׁלְח֣וּ מַגָּ֔ל</w:t>
+      </w:r>
+    </w:p>
+    <w:p>
+      <w:pPr/>
+      <w:r>
+        <w:rPr>
+          <w:lang w:val="hi_IN" w:bidi="hi_IN"/>
+        </w:rPr>
+      </w:r>
+      <w:r>
+        <w:rPr>
           <w:b/>
           <w:lang w:val="hi_IN" w:bidi="hi_IN"/>
         </w:rPr>
@@ -26667,6 +30307,20 @@
         <w:rPr>
           <w:lang w:val="hi_IN" w:bidi="hi_IN"/>
         </w:rPr>
+      </w:r>
+    </w:p>
+    <w:p>
+      <w:pPr/>
+      <w:r>
+        <w:rPr>
+          <w:lang w:val="hi_IN" w:bidi="hi_IN"/>
+        </w:rPr>
+      </w:r>
+      <w:r>
+        <w:rPr>
+          <w:lang w:val="hi_IN" w:bidi="hi_IN"/>
+        </w:rPr>
+        <w:t>שִׁלְח֣וּ</w:t>
       </w:r>
     </w:p>
     <w:p>
@@ -26818,6 +30472,20 @@
       </w:r>
       <w:r>
         <w:rPr>
+          <w:lang w:val="hi_IN" w:bidi="hi_IN"/>
+        </w:rPr>
+        <w:t>בֹּ֤אֽוּ רְדוּ֙ כִּֽי־מָ֣לְאָה גַּ֔ת</w:t>
+      </w:r>
+    </w:p>
+    <w:p>
+      <w:pPr/>
+      <w:r>
+        <w:rPr>
+          <w:lang w:val="hi_IN" w:bidi="hi_IN"/>
+        </w:rPr>
+      </w:r>
+      <w:r>
+        <w:rPr>
           <w:b/>
           <w:lang w:val="hi_IN" w:bidi="hi_IN"/>
         </w:rPr>
@@ -26901,6 +30569,20 @@
       </w:r>
       <w:r>
         <w:rPr>
+          <w:lang w:val="hi_IN" w:bidi="hi_IN"/>
+        </w:rPr>
+        <w:t>כִּ֥י &amp; כִּ֥י רַבָּ֖ה רָעָתָֽ⁠ם</w:t>
+      </w:r>
+    </w:p>
+    <w:p>
+      <w:pPr/>
+      <w:r>
+        <w:rPr>
+          <w:lang w:val="hi_IN" w:bidi="hi_IN"/>
+        </w:rPr>
+      </w:r>
+      <w:r>
+        <w:rPr>
           <w:b/>
           <w:lang w:val="hi_IN" w:bidi="hi_IN"/>
         </w:rPr>
@@ -26997,6 +30679,20 @@
       </w:r>
       <w:r>
         <w:rPr>
+          <w:lang w:val="hi_IN" w:bidi="hi_IN"/>
+        </w:rPr>
+        <w:t>הֲמוֹנִ֣ים הֲמוֹנִ֔ים בְּ⁠עֵ֖מֶק הֶֽ⁠חָר֑וּץ &amp; בְּ⁠עֵ֖מֶק</w:t>
+      </w:r>
+    </w:p>
+    <w:p>
+      <w:pPr/>
+      <w:r>
+        <w:rPr>
+          <w:lang w:val="hi_IN" w:bidi="hi_IN"/>
+        </w:rPr>
+      </w:r>
+      <w:r>
+        <w:rPr>
           <w:b/>
           <w:lang w:val="hi_IN" w:bidi="hi_IN"/>
         </w:rPr>
@@ -27093,6 +30789,20 @@
       </w:r>
       <w:r>
         <w:rPr>
+          <w:lang w:val="hi_IN" w:bidi="hi_IN"/>
+        </w:rPr>
+        <w:t>הֲמוֹנִ֣ים הֲמוֹנִ֔ים בְּ⁠עֵ֖מֶק הֶֽ⁠חָר֑וּץ &amp; בְּ⁠עֵ֖מֶק</w:t>
+      </w:r>
+    </w:p>
+    <w:p>
+      <w:pPr/>
+      <w:r>
+        <w:rPr>
+          <w:lang w:val="hi_IN" w:bidi="hi_IN"/>
+        </w:rPr>
+      </w:r>
+      <w:r>
+        <w:rPr>
           <w:b/>
           <w:lang w:val="hi_IN" w:bidi="hi_IN"/>
         </w:rPr>
@@ -27176,6 +30886,20 @@
       </w:r>
       <w:r>
         <w:rPr>
+          <w:lang w:val="hi_IN" w:bidi="hi_IN"/>
+        </w:rPr>
+        <w:t>בְּ⁠עֵ֖מֶק הֶֽ⁠חָר֑וּץ &amp; בְּ⁠עֵ֖מֶק</w:t>
+      </w:r>
+    </w:p>
+    <w:p>
+      <w:pPr/>
+      <w:r>
+        <w:rPr>
+          <w:lang w:val="hi_IN" w:bidi="hi_IN"/>
+        </w:rPr>
+      </w:r>
+      <w:r>
+        <w:rPr>
           <w:b/>
           <w:lang w:val="hi_IN" w:bidi="hi_IN"/>
         </w:rPr>
@@ -27261,6 +30985,20 @@
         <w:rPr>
           <w:lang w:val="hi_IN" w:bidi="hi_IN"/>
         </w:rPr>
+      </w:r>
+    </w:p>
+    <w:p>
+      <w:pPr/>
+      <w:r>
+        <w:rPr>
+          <w:lang w:val="hi_IN" w:bidi="hi_IN"/>
+        </w:rPr>
+      </w:r>
+      <w:r>
+        <w:rPr>
+          <w:lang w:val="hi_IN" w:bidi="hi_IN"/>
+        </w:rPr>
+        <w:t>שֶׁ֥מֶשׁ וְ⁠יָרֵ֖חַ קָדָ֑רוּ וְ⁠כוֹכָבִ֖ים אָסְפ֥וּ נָגְהָֽ⁠ם</w:t>
       </w:r>
     </w:p>
     <w:p>
@@ -27474,6 +31212,20 @@
       </w:r>
       <w:r>
         <w:rPr>
+          <w:lang w:val="hi_IN" w:bidi="hi_IN"/>
+        </w:rPr>
+        <w:t>וַ⁠יהוָ֞ה מִ⁠צִּיּ֣וֹן יִשְׁאָ֗ג</w:t>
+      </w:r>
+    </w:p>
+    <w:p>
+      <w:pPr/>
+      <w:r>
+        <w:rPr>
+          <w:lang w:val="hi_IN" w:bidi="hi_IN"/>
+        </w:rPr>
+      </w:r>
+      <w:r>
+        <w:rPr>
           <w:b/>
           <w:lang w:val="hi_IN" w:bidi="hi_IN"/>
         </w:rPr>
@@ -27570,6 +31322,20 @@
       </w:r>
       <w:r>
         <w:rPr>
+          <w:lang w:val="hi_IN" w:bidi="hi_IN"/>
+        </w:rPr>
+        <w:t>וְ⁠רָעֲשׁ֖וּ שָׁמַ֣יִם וָ⁠אָ֑רֶץ</w:t>
+      </w:r>
+    </w:p>
+    <w:p>
+      <w:pPr/>
+      <w:r>
+        <w:rPr>
+          <w:lang w:val="hi_IN" w:bidi="hi_IN"/>
+        </w:rPr>
+      </w:r>
+      <w:r>
+        <w:rPr>
           <w:b/>
           <w:lang w:val="hi_IN" w:bidi="hi_IN"/>
         </w:rPr>
@@ -27679,6 +31445,20 @@
       </w:r>
       <w:r>
         <w:rPr>
+          <w:lang w:val="hi_IN" w:bidi="hi_IN"/>
+        </w:rPr>
+        <w:t>וַֽ⁠יהוָה֙ מַֽחֲסֶ֣ה לְ⁠עַמּ֔⁠וֹ וּ⁠מָע֖וֹז לִ⁠בְנֵ֥י יִשְׂרָאֵֽל</w:t>
+      </w:r>
+    </w:p>
+    <w:p>
+      <w:pPr/>
+      <w:r>
+        <w:rPr>
+          <w:lang w:val="hi_IN" w:bidi="hi_IN"/>
+        </w:rPr>
+      </w:r>
+      <w:r>
+        <w:rPr>
           <w:b/>
           <w:lang w:val="hi_IN" w:bidi="hi_IN"/>
         </w:rPr>
@@ -27777,6 +31557,20 @@
         <w:rPr>
           <w:lang w:val="hi_IN" w:bidi="hi_IN"/>
         </w:rPr>
+      </w:r>
+    </w:p>
+    <w:p>
+      <w:pPr/>
+      <w:r>
+        <w:rPr>
+          <w:lang w:val="hi_IN" w:bidi="hi_IN"/>
+        </w:rPr>
+      </w:r>
+      <w:r>
+        <w:rPr>
+          <w:lang w:val="hi_IN" w:bidi="hi_IN"/>
+        </w:rPr>
+        <w:t>לִ⁠בְנֵ֥י יִשְׂרָאֵֽל</w:t>
       </w:r>
     </w:p>
     <w:p>
@@ -27928,6 +31722,20 @@
       </w:r>
       <w:r>
         <w:rPr>
+          <w:lang w:val="hi_IN" w:bidi="hi_IN"/>
+        </w:rPr>
+        <w:t>וִֽ⁠ידַעְתֶּ֗ם</w:t>
+      </w:r>
+    </w:p>
+    <w:p>
+      <w:pPr/>
+      <w:r>
+        <w:rPr>
+          <w:lang w:val="hi_IN" w:bidi="hi_IN"/>
+        </w:rPr>
+      </w:r>
+      <w:r>
+        <w:rPr>
           <w:b/>
           <w:lang w:val="hi_IN" w:bidi="hi_IN"/>
         </w:rPr>
@@ -28011,6 +31819,20 @@
       </w:r>
       <w:r>
         <w:rPr>
+          <w:lang w:val="hi_IN" w:bidi="hi_IN"/>
+        </w:rPr>
+        <w:t>הַר־קָדְשִׁ֑⁠י</w:t>
+      </w:r>
+    </w:p>
+    <w:p>
+      <w:pPr/>
+      <w:r>
+        <w:rPr>
+          <w:lang w:val="hi_IN" w:bidi="hi_IN"/>
+        </w:rPr>
+      </w:r>
+      <w:r>
+        <w:rPr>
           <w:b/>
           <w:lang w:val="hi_IN" w:bidi="hi_IN"/>
         </w:rPr>
@@ -28107,6 +31929,20 @@
       </w:r>
       <w:r>
         <w:rPr>
+          <w:lang w:val="hi_IN" w:bidi="hi_IN"/>
+        </w:rPr>
+        <w:t>וְ⁠הָיָה֩ בַ⁠יּ֨וֹם הַ⁠ה֜וּא</w:t>
+      </w:r>
+    </w:p>
+    <w:p>
+      <w:pPr/>
+      <w:r>
+        <w:rPr>
+          <w:lang w:val="hi_IN" w:bidi="hi_IN"/>
+        </w:rPr>
+      </w:r>
+      <w:r>
+        <w:rPr>
           <w:b/>
           <w:lang w:val="hi_IN" w:bidi="hi_IN"/>
         </w:rPr>
@@ -28190,6 +32026,20 @@
       </w:r>
       <w:r>
         <w:rPr>
+          <w:lang w:val="hi_IN" w:bidi="hi_IN"/>
+        </w:rPr>
+        <w:t>בַ⁠יּ֨וֹם הַ⁠ה֜וּא</w:t>
+      </w:r>
+    </w:p>
+    <w:p>
+      <w:pPr/>
+      <w:r>
+        <w:rPr>
+          <w:lang w:val="hi_IN" w:bidi="hi_IN"/>
+        </w:rPr>
+      </w:r>
+      <w:r>
+        <w:rPr>
           <w:b/>
           <w:lang w:val="hi_IN" w:bidi="hi_IN"/>
         </w:rPr>
@@ -28312,6 +32162,20 @@
       </w:r>
       <w:r>
         <w:rPr>
+          <w:lang w:val="hi_IN" w:bidi="hi_IN"/>
+        </w:rPr>
+        <w:t>יִטְּפ֧וּ הֶ⁠הָרִ֣ים עָסִ֗יס וְ⁠הַ⁠גְּבָעוֹת֙ תֵּלַ֣כְנָה חָלָ֔ב</w:t>
+      </w:r>
+    </w:p>
+    <w:p>
+      <w:pPr/>
+      <w:r>
+        <w:rPr>
+          <w:lang w:val="hi_IN" w:bidi="hi_IN"/>
+        </w:rPr>
+      </w:r>
+      <w:r>
+        <w:rPr>
           <w:b/>
           <w:lang w:val="hi_IN" w:bidi="hi_IN"/>
         </w:rPr>
@@ -28447,6 +32311,20 @@
       </w:r>
       <w:r>
         <w:rPr>
+          <w:lang w:val="hi_IN" w:bidi="hi_IN"/>
+        </w:rPr>
+        <w:t>וּ⁠מַעְיָ֗ן &amp; יֵצֵ֔א</w:t>
+      </w:r>
+    </w:p>
+    <w:p>
+      <w:pPr/>
+      <w:r>
+        <w:rPr>
+          <w:lang w:val="hi_IN" w:bidi="hi_IN"/>
+        </w:rPr>
+      </w:r>
+      <w:r>
+        <w:rPr>
           <w:b/>
           <w:lang w:val="hi_IN" w:bidi="hi_IN"/>
         </w:rPr>
@@ -28569,6 +32447,20 @@
       </w:r>
       <w:r>
         <w:rPr>
+          <w:lang w:val="hi_IN" w:bidi="hi_IN"/>
+        </w:rPr>
+        <w:t>וּ⁠מַעְיָ֗ן</w:t>
+      </w:r>
+    </w:p>
+    <w:p>
+      <w:pPr/>
+      <w:r>
+        <w:rPr>
+          <w:lang w:val="hi_IN" w:bidi="hi_IN"/>
+        </w:rPr>
+      </w:r>
+      <w:r>
+        <w:rPr>
           <w:b/>
           <w:lang w:val="hi_IN" w:bidi="hi_IN"/>
         </w:rPr>
@@ -28654,6 +32546,20 @@
         <w:rPr>
           <w:lang w:val="hi_IN" w:bidi="hi_IN"/>
         </w:rPr>
+      </w:r>
+    </w:p>
+    <w:p>
+      <w:pPr/>
+      <w:r>
+        <w:rPr>
+          <w:lang w:val="hi_IN" w:bidi="hi_IN"/>
+        </w:rPr>
+      </w:r>
+      <w:r>
+        <w:rPr>
+          <w:lang w:val="hi_IN" w:bidi="hi_IN"/>
+        </w:rPr>
+        <w:t>מִ⁠בֵּ֤ית יְהוָה֙</w:t>
       </w:r>
     </w:p>
     <w:p>
@@ -28766,6 +32672,20 @@
       </w:r>
       <w:r>
         <w:rPr>
+          <w:lang w:val="hi_IN" w:bidi="hi_IN"/>
+        </w:rPr>
+        <w:t>אֶת־נַ֥חַל הַ⁠שִּׁטִּֽים</w:t>
+      </w:r>
+    </w:p>
+    <w:p>
+      <w:pPr/>
+      <w:r>
+        <w:rPr>
+          <w:lang w:val="hi_IN" w:bidi="hi_IN"/>
+        </w:rPr>
+      </w:r>
+      <w:r>
+        <w:rPr>
           <w:b/>
           <w:lang w:val="hi_IN" w:bidi="hi_IN"/>
         </w:rPr>
@@ -28862,6 +32782,20 @@
       </w:r>
       <w:r>
         <w:rPr>
+          <w:lang w:val="hi_IN" w:bidi="hi_IN"/>
+        </w:rPr>
+        <w:t>מִצְרַ֨יִם֙ לִ⁠שְׁמָמָ֣ה תִֽהְיֶ֔ה</w:t>
+      </w:r>
+    </w:p>
+    <w:p>
+      <w:pPr/>
+      <w:r>
+        <w:rPr>
+          <w:lang w:val="hi_IN" w:bidi="hi_IN"/>
+        </w:rPr>
+      </w:r>
+      <w:r>
+        <w:rPr>
           <w:b/>
           <w:lang w:val="hi_IN" w:bidi="hi_IN"/>
         </w:rPr>
@@ -28958,6 +32892,20 @@
       </w:r>
       <w:r>
         <w:rPr>
+          <w:lang w:val="hi_IN" w:bidi="hi_IN"/>
+        </w:rPr>
+        <w:t>מֵֽ⁠חֲמַס֙ בְּנֵ֣י יְהוּדָ֔ה</w:t>
+      </w:r>
+    </w:p>
+    <w:p>
+      <w:pPr/>
+      <w:r>
+        <w:rPr>
+          <w:lang w:val="hi_IN" w:bidi="hi_IN"/>
+        </w:rPr>
+      </w:r>
+      <w:r>
+        <w:rPr>
           <w:b/>
           <w:lang w:val="hi_IN" w:bidi="hi_IN"/>
         </w:rPr>
@@ -29067,6 +33015,20 @@
       </w:r>
       <w:r>
         <w:rPr>
+          <w:lang w:val="hi_IN" w:bidi="hi_IN"/>
+        </w:rPr>
+        <w:t>שָׁפְכ֥וּ דָם־נָקִ֖יא</w:t>
+      </w:r>
+    </w:p>
+    <w:p>
+      <w:pPr/>
+      <w:r>
+        <w:rPr>
+          <w:lang w:val="hi_IN" w:bidi="hi_IN"/>
+        </w:rPr>
+      </w:r>
+      <w:r>
+        <w:rPr>
           <w:b/>
           <w:lang w:val="hi_IN" w:bidi="hi_IN"/>
         </w:rPr>
@@ -29189,6 +33151,20 @@
       </w:r>
       <w:r>
         <w:rPr>
+          <w:lang w:val="hi_IN" w:bidi="hi_IN"/>
+        </w:rPr>
+        <w:t>בְּ⁠אַרְצָֽ⁠ם</w:t>
+      </w:r>
+    </w:p>
+    <w:p>
+      <w:pPr/>
+      <w:r>
+        <w:rPr>
+          <w:lang w:val="hi_IN" w:bidi="hi_IN"/>
+        </w:rPr>
+      </w:r>
+      <w:r>
+        <w:rPr>
           <w:b/>
           <w:lang w:val="hi_IN" w:bidi="hi_IN"/>
         </w:rPr>
@@ -29324,6 +33300,20 @@
       </w:r>
       <w:r>
         <w:rPr>
+          <w:lang w:val="hi_IN" w:bidi="hi_IN"/>
+        </w:rPr>
+        <w:t>וִ⁠יהוּדָ֖ה</w:t>
+      </w:r>
+    </w:p>
+    <w:p>
+      <w:pPr/>
+      <w:r>
+        <w:rPr>
+          <w:lang w:val="hi_IN" w:bidi="hi_IN"/>
+        </w:rPr>
+      </w:r>
+      <w:r>
+        <w:rPr>
           <w:b/>
           <w:lang w:val="hi_IN" w:bidi="hi_IN"/>
         </w:rPr>
@@ -29420,6 +33410,20 @@
       </w:r>
       <w:r>
         <w:rPr>
+          <w:lang w:val="hi_IN" w:bidi="hi_IN"/>
+        </w:rPr>
+        <w:t>וִ⁠ירוּשָׁלִַ֖ם לְ⁠ד֥וֹר וָ⁠דֽוֹר</w:t>
+      </w:r>
+    </w:p>
+    <w:p>
+      <w:pPr/>
+      <w:r>
+        <w:rPr>
+          <w:lang w:val="hi_IN" w:bidi="hi_IN"/>
+        </w:rPr>
+      </w:r>
+      <w:r>
+        <w:rPr>
           <w:b/>
           <w:lang w:val="hi_IN" w:bidi="hi_IN"/>
         </w:rPr>
@@ -29492,6 +33496,20 @@
         <w:rPr>
           <w:lang w:val="hi_IN" w:bidi="hi_IN"/>
         </w:rPr>
+      </w:r>
+    </w:p>
+    <w:p>
+      <w:pPr/>
+      <w:r>
+        <w:rPr>
+          <w:lang w:val="hi_IN" w:bidi="hi_IN"/>
+        </w:rPr>
+      </w:r>
+      <w:r>
+        <w:rPr>
+          <w:lang w:val="hi_IN" w:bidi="hi_IN"/>
+        </w:rPr>
+        <w:t>לְ⁠ד֥וֹר וָ⁠דֽוֹר</w:t>
       </w:r>
     </w:p>
     <w:p>
@@ -29598,6 +33616,20 @@
       </w:r>
       <w:r>
         <w:rPr>
+          <w:lang w:val="hi_IN" w:bidi="hi_IN"/>
+        </w:rPr>
+        <w:t>וְ⁠נִקֵּ֖יתִי דָּמָ֣⁠ם לֹֽא־נִקֵּ֑יתִי</w:t>
+      </w:r>
+    </w:p>
+    <w:p>
+      <w:pPr/>
+      <w:r>
+        <w:rPr>
+          <w:lang w:val="hi_IN" w:bidi="hi_IN"/>
+        </w:rPr>
+      </w:r>
+      <w:r>
+        <w:rPr>
           <w:b/>
           <w:lang w:val="hi_IN" w:bidi="hi_IN"/>
         </w:rPr>
@@ -29681,6 +33713,20 @@
       </w:r>
       <w:r>
         <w:rPr>
+          <w:lang w:val="hi_IN" w:bidi="hi_IN"/>
+        </w:rPr>
+        <w:t>דָּמָ֣⁠ם</w:t>
+      </w:r>
+    </w:p>
+    <w:p>
+      <w:pPr/>
+      <w:r>
+        <w:rPr>
+          <w:lang w:val="hi_IN" w:bidi="hi_IN"/>
+        </w:rPr>
+      </w:r>
+      <w:r>
+        <w:rPr>
           <w:b/>
           <w:lang w:val="hi_IN" w:bidi="hi_IN"/>
         </w:rPr>
@@ -29777,6 +33823,20 @@
       </w:r>
       <w:r>
         <w:rPr>
+          <w:lang w:val="hi_IN" w:bidi="hi_IN"/>
+        </w:rPr>
+        <w:t>וַֽ⁠יהוָ֖ה שֹׁכֵ֥ן בְּ⁠צִיּֽוֹן</w:t>
+      </w:r>
+    </w:p>
+    <w:p>
+      <w:pPr/>
+      <w:r>
+        <w:rPr>
+          <w:lang w:val="hi_IN" w:bidi="hi_IN"/>
+        </w:rPr>
+      </w:r>
+      <w:r>
+        <w:rPr>
           <w:b/>
           <w:lang w:val="hi_IN" w:bidi="hi_IN"/>
         </w:rPr>
@@ -29849,6 +33909,20 @@
         <w:rPr>
           <w:lang w:val="hi_IN" w:bidi="hi_IN"/>
         </w:rPr>
+      </w:r>
+    </w:p>
+    <w:p>
+      <w:pPr/>
+      <w:r>
+        <w:rPr>
+          <w:lang w:val="hi_IN" w:bidi="hi_IN"/>
+        </w:rPr>
+      </w:r>
+      <w:r>
+        <w:rPr>
+          <w:lang w:val="hi_IN" w:bidi="hi_IN"/>
+        </w:rPr>
+        <w:t>וַֽ⁠יהוָ֖ה שֹׁכֵ֥ן בְּ⁠צִיּֽוֹן</w:t>
       </w:r>
     </w:p>
     <w:p>

--- a/hin/docx/29.content.docx
+++ b/hin/docx/29.content.docx
@@ -28,49 +28,15 @@
       </w:r>
     </w:p>
     <w:p>
-      <w:pPr>
-        <w:pStyle w:val="Heading2"/>
-      </w:pPr>
-      <w:r>
-        <w:rPr>
-          <w:lang w:val="hi_IN" w:bidi="hi_IN"/>
-        </w:rPr>
-        <w:t>License Information</w:t>
-      </w:r>
-      <w:r>
-        <w:rPr>
-          <w:lang w:val="hi_IN" w:bidi="hi_IN"/>
-        </w:rPr>
-      </w:r>
-    </w:p>
-    <w:p>
-      <w:pPr/>
-      <w:r>
-        <w:rPr>
-          <w:lang w:val="hi_IN" w:bidi="hi_IN"/>
-        </w:rPr>
-      </w:r>
-      <w:r>
-        <w:rPr>
-          <w:b/>
-          <w:lang w:val="hi_IN" w:bidi="hi_IN"/>
-        </w:rPr>
-        <w:t>अनुवाद नोट्स (अनफोल्डिंग वर्ड)</w:t>
-      </w:r>
-      <w:r>
-        <w:rPr>
-          <w:lang w:val="hi_IN" w:bidi="hi_IN"/>
-        </w:rPr>
-        <w:t xml:space="preserve"> (Hindi) is based on</w:t>
-      </w:r>
-      <w:r>
-        <w:rPr>
-          <w:lang w:val="hi_IN" w:bidi="hi_IN"/>
-        </w:rPr>
-        <w:t xml:space="preserve">: </w:t>
-      </w:r>
-      <w:r>
-        <w:rPr>
+      <w:pPr/>
+      <w:r>
+        <w:rPr>
+          <w:lang w:val="hi_IN" w:bidi="hi_IN"/>
+        </w:rPr>
+      </w:r>
+      <w:r>
+        <w:rPr>
+          <w:b/>
           <w:lang w:val="hi_IN" w:bidi="hi_IN"/>
         </w:rPr>
         <w:t>unfoldingWord® Translation Notes</w:t>
@@ -79,62 +45,31 @@
         <w:rPr>
           <w:lang w:val="hi_IN" w:bidi="hi_IN"/>
         </w:rPr>
-        <w:t xml:space="preserve">, </w:t>
-      </w:r>
-      <w:hyperlink r:id="rId13">
-        <w:r>
-          <w:rPr>
-            <w:lang w:val="hi_IN" w:bidi="hi_IN"/>
-          </w:rPr>
-          <w:rPr>
-            <w:color w:val="0000EE"/>
-            <w:u w:val="single"/>
-          </w:rPr>
-          <w:t>unfoldingWord</w:t>
-        </w:r>
-      </w:hyperlink>
-      <w:r>
-        <w:rPr>
-          <w:lang w:val="hi_IN" w:bidi="hi_IN"/>
-        </w:rPr>
-        <w:t xml:space="preserve">, 2022, which is licensed under a </w:t>
-      </w:r>
-      <w:hyperlink r:id="rId14">
-        <w:r>
-          <w:rPr>
-            <w:lang w:val="hi_IN" w:bidi="hi_IN"/>
-          </w:rPr>
-          <w:rPr>
-            <w:color w:val="0000EE"/>
-            <w:u w:val="single"/>
-          </w:rPr>
-          <w:t>CC BY-SA 4.0 license</w:t>
-        </w:r>
-      </w:hyperlink>
-      <w:r>
-        <w:rPr>
-          <w:lang w:val="hi_IN" w:bidi="hi_IN"/>
-        </w:rPr>
-        <w:t>.</w:t>
-      </w:r>
-      <w:r>
-        <w:rPr>
-          <w:lang w:val="hi_IN" w:bidi="hi_IN"/>
-        </w:rPr>
-      </w:r>
-    </w:p>
-    <w:p>
-      <w:pPr/>
-      <w:r>
-        <w:rPr>
-          <w:lang w:val="hi_IN" w:bidi="hi_IN"/>
-        </w:rPr>
-      </w:r>
-      <w:r>
-        <w:rPr>
-          <w:lang w:val="hi_IN" w:bidi="hi_IN"/>
-        </w:rPr>
-        <w:t>This PDF version is provided under the same license.</w:t>
+        <w:t xml:space="preserve"> © 2022 unfoldingWord. Released under CC BY-SA 4.0 license. </w:t>
+      </w:r>
+      <w:r>
+        <w:rPr>
+          <w:lang w:val="hi_IN" w:bidi="hi_IN"/>
+        </w:rPr>
+        <w:t>unfoldingWord® Translation Notes</w:t>
+      </w:r>
+      <w:r>
+        <w:rPr>
+          <w:lang w:val="hi_IN" w:bidi="hi_IN"/>
+        </w:rPr>
+        <w:t xml:space="preserve"> has been adapted in the following languages: Tok Pisin, Arabic (عربي), French (Français), Hindi (हिंदी), Indonesian (Bahasa Indonesia), Portuguese (Português), Russian (Русский), Spanish (Español), Swahili (Kiswahili), and Simplified Chinese (简体中文) from </w:t>
+      </w:r>
+      <w:r>
+        <w:rPr>
+          <w:lang w:val="hi_IN" w:bidi="hi_IN"/>
+        </w:rPr>
+        <w:t>unfoldingWord® Translation Notes</w:t>
+      </w:r>
+      <w:r>
+        <w:rPr>
+          <w:lang w:val="hi_IN" w:bidi="hi_IN"/>
+        </w:rPr>
+        <w:t xml:space="preserve"> © 2022 unfoldingWord. Released under CC BY-SA 4.0 license by Mission Mutual</w:t>
       </w:r>
       <w:r>
         <w:rPr>
@@ -292,20 +227,6 @@
       </w:r>
       <w:r>
         <w:rPr>
-          <w:lang w:val="hi_IN" w:bidi="hi_IN"/>
-        </w:rPr>
-        <w:t>פְּתוּאֵֽל</w:t>
-      </w:r>
-    </w:p>
-    <w:p>
-      <w:pPr/>
-      <w:r>
-        <w:rPr>
-          <w:lang w:val="hi_IN" w:bidi="hi_IN"/>
-        </w:rPr>
-      </w:r>
-      <w:r>
-        <w:rPr>
           <w:b/>
           <w:lang w:val="hi_IN" w:bidi="hi_IN"/>
         </w:rPr>
@@ -500,20 +421,6 @@
       </w:r>
       <w:r>
         <w:rPr>
-          <w:lang w:val="hi_IN" w:bidi="hi_IN"/>
-        </w:rPr>
-        <w:t>דְּבַר־יְהוָה֙ אֲשֶׁ֣ר הָיָ֔ה</w:t>
-      </w:r>
-    </w:p>
-    <w:p>
-      <w:pPr/>
-      <w:r>
-        <w:rPr>
-          <w:lang w:val="hi_IN" w:bidi="hi_IN"/>
-        </w:rPr>
-      </w:r>
-      <w:r>
-        <w:rPr>
           <w:b/>
           <w:lang w:val="hi_IN" w:bidi="hi_IN"/>
         </w:rPr>
@@ -605,20 +512,6 @@
       </w:r>
       <w:r>
         <w:rPr>
-          <w:lang w:val="hi_IN" w:bidi="hi_IN"/>
-        </w:rPr>
-        <w:t>שִׁמְעוּ־זֹאת֙ הַ⁠זְּקֵנִ֔ים וְ⁠הַֽאֲזִ֔ינוּ כֹּ֖ל יוֹשְׁבֵ֣י הָ⁠אָ֑רֶץ</w:t>
-      </w:r>
-    </w:p>
-    <w:p>
-      <w:pPr/>
-      <w:r>
-        <w:rPr>
-          <w:lang w:val="hi_IN" w:bidi="hi_IN"/>
-        </w:rPr>
-      </w:r>
-      <w:r>
-        <w:rPr>
           <w:b/>
           <w:lang w:val="hi_IN" w:bidi="hi_IN"/>
         </w:rPr>
@@ -718,20 +611,6 @@
       </w:r>
       <w:r>
         <w:rPr>
-          <w:lang w:val="hi_IN" w:bidi="hi_IN"/>
-        </w:rPr>
-        <w:t>הֶ⁠הָ֤יְתָה זֹּאת֙ בִּֽ⁠ימֵי⁠כֶ֔ם וְ⁠אִ֖ם בִּ⁠ימֵ֥י אֲבֹֽתֵי⁠כֶֽם</w:t>
-      </w:r>
-    </w:p>
-    <w:p>
-      <w:pPr/>
-      <w:r>
-        <w:rPr>
-          <w:lang w:val="hi_IN" w:bidi="hi_IN"/>
-        </w:rPr>
-      </w:r>
-      <w:r>
-        <w:rPr>
           <w:b/>
           <w:lang w:val="hi_IN" w:bidi="hi_IN"/>
         </w:rPr>
@@ -823,20 +702,6 @@
       </w:r>
       <w:r>
         <w:rPr>
-          <w:lang w:val="hi_IN" w:bidi="hi_IN"/>
-        </w:rPr>
-        <w:t>בִּֽ⁠ימֵי⁠כֶ֔ם וְ⁠אִ֖ם בִּ⁠ימֵ֥י</w:t>
-      </w:r>
-    </w:p>
-    <w:p>
-      <w:pPr/>
-      <w:r>
-        <w:rPr>
-          <w:lang w:val="hi_IN" w:bidi="hi_IN"/>
-        </w:rPr>
-      </w:r>
-      <w:r>
-        <w:rPr>
           <w:b/>
           <w:lang w:val="hi_IN" w:bidi="hi_IN"/>
         </w:rPr>
@@ -941,20 +806,6 @@
       </w:r>
       <w:r>
         <w:rPr>
-          <w:lang w:val="hi_IN" w:bidi="hi_IN"/>
-        </w:rPr>
-        <w:t>אֲבֹֽתֵי⁠כֶֽם</w:t>
-      </w:r>
-    </w:p>
-    <w:p>
-      <w:pPr/>
-      <w:r>
-        <w:rPr>
-          <w:lang w:val="hi_IN" w:bidi="hi_IN"/>
-        </w:rPr>
-      </w:r>
-      <w:r>
-        <w:rPr>
           <w:b/>
           <w:lang w:val="hi_IN" w:bidi="hi_IN"/>
         </w:rPr>
@@ -1059,20 +910,6 @@
       </w:r>
       <w:r>
         <w:rPr>
-          <w:lang w:val="hi_IN" w:bidi="hi_IN"/>
-        </w:rPr>
-        <w:t>וּ⁠בְנֵי⁠כֶם֙ לִ⁠בְנֵי⁠הֶ֔ם וּ⁠בְנֵי⁠הֶ֖ם לְ⁠ד֥וֹר אַחֵֽר</w:t>
-      </w:r>
-    </w:p>
-    <w:p>
-      <w:pPr/>
-      <w:r>
-        <w:rPr>
-          <w:lang w:val="hi_IN" w:bidi="hi_IN"/>
-        </w:rPr>
-      </w:r>
-      <w:r>
-        <w:rPr>
           <w:b/>
           <w:lang w:val="hi_IN" w:bidi="hi_IN"/>
         </w:rPr>
@@ -1164,20 +1001,6 @@
       </w:r>
       <w:r>
         <w:rPr>
-          <w:lang w:val="hi_IN" w:bidi="hi_IN"/>
-        </w:rPr>
-        <w:t>לִ⁠בְנֵי⁠כֶ֣ם &amp; וּ⁠בְנֵי⁠כֶם֙ לִ⁠בְנֵי⁠הֶ֔ם וּ⁠בְנֵי⁠הֶ֖ם</w:t>
-      </w:r>
-    </w:p>
-    <w:p>
-      <w:pPr/>
-      <w:r>
-        <w:rPr>
-          <w:lang w:val="hi_IN" w:bidi="hi_IN"/>
-        </w:rPr>
-      </w:r>
-      <w:r>
-        <w:rPr>
           <w:b/>
           <w:lang w:val="hi_IN" w:bidi="hi_IN"/>
         </w:rPr>
@@ -1282,20 +1105,6 @@
       </w:r>
       <w:r>
         <w:rPr>
-          <w:lang w:val="hi_IN" w:bidi="hi_IN"/>
-        </w:rPr>
-        <w:t>עָלֶ֖⁠יהָ לִ⁠בְנֵי⁠כֶ֣ם סַפֵּ֑רוּ וּ⁠בְנֵי⁠כֶם֙</w:t>
-      </w:r>
-    </w:p>
-    <w:p>
-      <w:pPr/>
-      <w:r>
-        <w:rPr>
-          <w:lang w:val="hi_IN" w:bidi="hi_IN"/>
-        </w:rPr>
-      </w:r>
-      <w:r>
-        <w:rPr>
           <w:b/>
           <w:lang w:val="hi_IN" w:bidi="hi_IN"/>
         </w:rPr>
@@ -1413,20 +1222,6 @@
       </w:r>
       <w:r>
         <w:rPr>
-          <w:lang w:val="hi_IN" w:bidi="hi_IN"/>
-        </w:rPr>
-        <w:t>יֶ֤תֶר הַ⁠גָּזָם֙ אָכַ֣ל הָֽ⁠אַרְבֶּ֔ה וְ⁠יֶ֥תֶר הָ⁠אַרְבֶּ֖ה אָכַ֣ל הַ⁠יָּ֑לֶק וְ⁠יֶ֣תֶר הַ⁠יֶּ֔לֶק אָכַ֖ל הֶ⁠חָסִֽיל</w:t>
-      </w:r>
-    </w:p>
-    <w:p>
-      <w:pPr/>
-      <w:r>
-        <w:rPr>
-          <w:lang w:val="hi_IN" w:bidi="hi_IN"/>
-        </w:rPr>
-      </w:r>
-      <w:r>
-        <w:rPr>
           <w:b/>
           <w:lang w:val="hi_IN" w:bidi="hi_IN"/>
         </w:rPr>
@@ -1518,20 +1313,6 @@
       </w:r>
       <w:r>
         <w:rPr>
-          <w:lang w:val="hi_IN" w:bidi="hi_IN"/>
-        </w:rPr>
-        <w:t>יֶ֤תֶר הַ⁠גָּזָם֙ אָכַ֣ל הָֽ⁠אַרְבֶּ֔ה וְ⁠יֶ֥תֶר הָ⁠אַרְבֶּ֖ה אָכַ֣ל הַ⁠יָּ֑לֶק וְ⁠יֶ֣תֶר הַ⁠יֶּ֔לֶק אָכַ֖ל הֶ⁠חָסִֽיל</w:t>
-      </w:r>
-    </w:p>
-    <w:p>
-      <w:pPr/>
-      <w:r>
-        <w:rPr>
-          <w:lang w:val="hi_IN" w:bidi="hi_IN"/>
-        </w:rPr>
-      </w:r>
-      <w:r>
-        <w:rPr>
           <w:b/>
           <w:lang w:val="hi_IN" w:bidi="hi_IN"/>
         </w:rPr>
@@ -1643,20 +1424,6 @@
       </w:r>
       <w:r>
         <w:rPr>
-          <w:lang w:val="hi_IN" w:bidi="hi_IN"/>
-        </w:rPr>
-        <w:t>יֶ֤תֶר הַ⁠גָּזָם֙ אָכַ֣ל הָֽ⁠אַרְבֶּ֔ה וְ⁠יֶ֥תֶר הָ⁠אַרְבֶּ֖ה אָכַ֣ל הַ⁠יָּ֑לֶק וְ⁠יֶ֣תֶר הַ⁠יֶּ֔לֶק אָכַ֖ל הֶ⁠חָסִֽיל</w:t>
-      </w:r>
-    </w:p>
-    <w:p>
-      <w:pPr/>
-      <w:r>
-        <w:rPr>
-          <w:lang w:val="hi_IN" w:bidi="hi_IN"/>
-        </w:rPr>
-      </w:r>
-      <w:r>
-        <w:rPr>
           <w:b/>
           <w:lang w:val="hi_IN" w:bidi="hi_IN"/>
         </w:rPr>
@@ -1896,20 +1663,6 @@
       </w:r>
       <w:r>
         <w:rPr>
-          <w:lang w:val="hi_IN" w:bidi="hi_IN"/>
-        </w:rPr>
-        <w:t>הָקִ֤יצוּ שִׁכּוֹרִים֙ וּ⁠בְכ֔וּ וְ⁠הֵילִ֖לוּ כָּל־שֹׁ֣תֵי יָ֑יִן עַל־עָסִ֕יס כִּ֥י נִכְרַ֖ת מִ⁠פִּי⁠כֶֽם</w:t>
-      </w:r>
-    </w:p>
-    <w:p>
-      <w:pPr/>
-      <w:r>
-        <w:rPr>
-          <w:lang w:val="hi_IN" w:bidi="hi_IN"/>
-        </w:rPr>
-      </w:r>
-      <w:r>
-        <w:rPr>
           <w:b/>
           <w:lang w:val="hi_IN" w:bidi="hi_IN"/>
         </w:rPr>
@@ -2009,20 +1762,6 @@
       </w:r>
       <w:r>
         <w:rPr>
-          <w:lang w:val="hi_IN" w:bidi="hi_IN"/>
-        </w:rPr>
-        <w:t>נִכְרַ֖ת מִ⁠פִּי⁠כֶֽם</w:t>
-      </w:r>
-    </w:p>
-    <w:p>
-      <w:pPr/>
-      <w:r>
-        <w:rPr>
-          <w:lang w:val="hi_IN" w:bidi="hi_IN"/>
-        </w:rPr>
-      </w:r>
-      <w:r>
-        <w:rPr>
           <w:b/>
           <w:lang w:val="hi_IN" w:bidi="hi_IN"/>
         </w:rPr>
@@ -2114,20 +1853,6 @@
       </w:r>
       <w:r>
         <w:rPr>
-          <w:lang w:val="hi_IN" w:bidi="hi_IN"/>
-        </w:rPr>
-        <w:t>מִ⁠פִּי⁠כֶֽם</w:t>
-      </w:r>
-    </w:p>
-    <w:p>
-      <w:pPr/>
-      <w:r>
-        <w:rPr>
-          <w:lang w:val="hi_IN" w:bidi="hi_IN"/>
-        </w:rPr>
-      </w:r>
-      <w:r>
-        <w:rPr>
           <w:b/>
           <w:lang w:val="hi_IN" w:bidi="hi_IN"/>
         </w:rPr>
@@ -2240,20 +1965,6 @@
       </w:r>
       <w:r>
         <w:rPr>
-          <w:lang w:val="hi_IN" w:bidi="hi_IN"/>
-        </w:rPr>
-        <w:t>נִכְרַ֖ת מִ⁠פִּי⁠כֶֽם</w:t>
-      </w:r>
-    </w:p>
-    <w:p>
-      <w:pPr/>
-      <w:r>
-        <w:rPr>
-          <w:lang w:val="hi_IN" w:bidi="hi_IN"/>
-        </w:rPr>
-      </w:r>
-      <w:r>
-        <w:rPr>
           <w:b/>
           <w:lang w:val="hi_IN" w:bidi="hi_IN"/>
         </w:rPr>
@@ -2357,20 +2068,6 @@
       </w:r>
       <w:r>
         <w:rPr>
-          <w:lang w:val="hi_IN" w:bidi="hi_IN"/>
-        </w:rPr>
-        <w:t>כִּֽי</w:t>
-      </w:r>
-    </w:p>
-    <w:p>
-      <w:pPr/>
-      <w:r>
-        <w:rPr>
-          <w:lang w:val="hi_IN" w:bidi="hi_IN"/>
-        </w:rPr>
-      </w:r>
-      <w:r>
-        <w:rPr>
           <w:b/>
           <w:lang w:val="hi_IN" w:bidi="hi_IN"/>
         </w:rPr>
@@ -2475,20 +2172,6 @@
       </w:r>
       <w:r>
         <w:rPr>
-          <w:lang w:val="hi_IN" w:bidi="hi_IN"/>
-        </w:rPr>
-        <w:t>גוֹי֙ עָלָ֣ה עַל־אַרְצִ֔⁠י</w:t>
-      </w:r>
-    </w:p>
-    <w:p>
-      <w:pPr/>
-      <w:r>
-        <w:rPr>
-          <w:lang w:val="hi_IN" w:bidi="hi_IN"/>
-        </w:rPr>
-      </w:r>
-      <w:r>
-        <w:rPr>
           <w:b/>
           <w:lang w:val="hi_IN" w:bidi="hi_IN"/>
         </w:rPr>
@@ -2580,20 +2263,6 @@
       </w:r>
       <w:r>
         <w:rPr>
-          <w:lang w:val="hi_IN" w:bidi="hi_IN"/>
-        </w:rPr>
-        <w:t>גוֹי֙</w:t>
-      </w:r>
-    </w:p>
-    <w:p>
-      <w:pPr/>
-      <w:r>
-        <w:rPr>
-          <w:lang w:val="hi_IN" w:bidi="hi_IN"/>
-        </w:rPr>
-      </w:r>
-      <w:r>
-        <w:rPr>
           <w:b/>
           <w:lang w:val="hi_IN" w:bidi="hi_IN"/>
         </w:rPr>
@@ -2698,20 +2367,6 @@
       </w:r>
       <w:r>
         <w:rPr>
-          <w:lang w:val="hi_IN" w:bidi="hi_IN"/>
-        </w:rPr>
-        <w:t>אַרְצִ֔⁠י</w:t>
-      </w:r>
-    </w:p>
-    <w:p>
-      <w:pPr/>
-      <w:r>
-        <w:rPr>
-          <w:lang w:val="hi_IN" w:bidi="hi_IN"/>
-        </w:rPr>
-      </w:r>
-      <w:r>
-        <w:rPr>
           <w:b/>
           <w:lang w:val="hi_IN" w:bidi="hi_IN"/>
         </w:rPr>
@@ -2816,20 +2471,6 @@
       </w:r>
       <w:r>
         <w:rPr>
-          <w:lang w:val="hi_IN" w:bidi="hi_IN"/>
-        </w:rPr>
-        <w:t>וְ⁠אֵ֣ין מִסְפָּ֑ר</w:t>
-      </w:r>
-    </w:p>
-    <w:p>
-      <w:pPr/>
-      <w:r>
-        <w:rPr>
-          <w:lang w:val="hi_IN" w:bidi="hi_IN"/>
-        </w:rPr>
-      </w:r>
-      <w:r>
-        <w:rPr>
           <w:b/>
           <w:lang w:val="hi_IN" w:bidi="hi_IN"/>
         </w:rPr>
@@ -2921,20 +2562,6 @@
       </w:r>
       <w:r>
         <w:rPr>
-          <w:lang w:val="hi_IN" w:bidi="hi_IN"/>
-        </w:rPr>
-        <w:t>שִׁנָּי⁠ו֙ שִׁנֵּ֣י אַרְיֵ֔ה וּֽ⁠מְתַלְּע֥וֹת לָבִ֖יא לֽ⁠וֹ</w:t>
-      </w:r>
-    </w:p>
-    <w:p>
-      <w:pPr/>
-      <w:r>
-        <w:rPr>
-          <w:lang w:val="hi_IN" w:bidi="hi_IN"/>
-        </w:rPr>
-      </w:r>
-      <w:r>
-        <w:rPr>
           <w:b/>
           <w:lang w:val="hi_IN" w:bidi="hi_IN"/>
         </w:rPr>
@@ -3034,20 +2661,6 @@
       </w:r>
       <w:r>
         <w:rPr>
-          <w:lang w:val="hi_IN" w:bidi="hi_IN"/>
-        </w:rPr>
-        <w:t>שִׁנָּי⁠ו֙ שִׁנֵּ֣י אַרְיֵ֔ה וּֽ⁠מְתַלְּע֥וֹת לָבִ֖יא לֽ⁠וֹ</w:t>
-      </w:r>
-    </w:p>
-    <w:p>
-      <w:pPr/>
-      <w:r>
-        <w:rPr>
-          <w:lang w:val="hi_IN" w:bidi="hi_IN"/>
-        </w:rPr>
-      </w:r>
-      <w:r>
-        <w:rPr>
           <w:b/>
           <w:lang w:val="hi_IN" w:bidi="hi_IN"/>
         </w:rPr>
@@ -3178,20 +2791,6 @@
       </w:r>
       <w:r>
         <w:rPr>
-          <w:lang w:val="hi_IN" w:bidi="hi_IN"/>
-        </w:rPr>
-        <w:t>וּֽ⁠מְתַלְּע֥וֹת לָבִ֖יא לֽ⁠וֹ</w:t>
-      </w:r>
-    </w:p>
-    <w:p>
-      <w:pPr/>
-      <w:r>
-        <w:rPr>
-          <w:lang w:val="hi_IN" w:bidi="hi_IN"/>
-        </w:rPr>
-      </w:r>
-      <w:r>
-        <w:rPr>
           <w:b/>
           <w:lang w:val="hi_IN" w:bidi="hi_IN"/>
         </w:rPr>
@@ -3283,20 +2882,6 @@
       </w:r>
       <w:r>
         <w:rPr>
-          <w:lang w:val="hi_IN" w:bidi="hi_IN"/>
-        </w:rPr>
-        <w:t>שָׂ֤ם גַּפְנִ⁠י֙ לְ⁠שַׁמָּ֔ה וּ⁠תְאֵנָתִ֖⁠י לִ⁠קְצָפָ֑ה</w:t>
-      </w:r>
-    </w:p>
-    <w:p>
-      <w:pPr/>
-      <w:r>
-        <w:rPr>
-          <w:lang w:val="hi_IN" w:bidi="hi_IN"/>
-        </w:rPr>
-      </w:r>
-      <w:r>
-        <w:rPr>
           <w:b/>
           <w:lang w:val="hi_IN" w:bidi="hi_IN"/>
         </w:rPr>
@@ -3409,20 +2994,6 @@
       </w:r>
       <w:r>
         <w:rPr>
-          <w:lang w:val="hi_IN" w:bidi="hi_IN"/>
-        </w:rPr>
-        <w:t>שָׂ֤ם גַּפְנִ⁠י֙ לְ⁠שַׁמָּ֔ה</w:t>
-      </w:r>
-    </w:p>
-    <w:p>
-      <w:pPr/>
-      <w:r>
-        <w:rPr>
-          <w:lang w:val="hi_IN" w:bidi="hi_IN"/>
-        </w:rPr>
-      </w:r>
-      <w:r>
-        <w:rPr>
           <w:b/>
           <w:lang w:val="hi_IN" w:bidi="hi_IN"/>
         </w:rPr>
@@ -3519,20 +3090,6 @@
       </w:r>
       <w:r>
         <w:rPr>
-          <w:lang w:val="hi_IN" w:bidi="hi_IN"/>
-        </w:rPr>
-        <w:t>חָשֹׂ֤ף חֲשָׂפָ⁠הּ֙</w:t>
-      </w:r>
-    </w:p>
-    <w:p>
-      <w:pPr/>
-      <w:r>
-        <w:rPr>
-          <w:lang w:val="hi_IN" w:bidi="hi_IN"/>
-        </w:rPr>
-      </w:r>
-      <w:r>
-        <w:rPr>
           <w:b/>
           <w:lang w:val="hi_IN" w:bidi="hi_IN"/>
         </w:rPr>
@@ -3624,20 +3181,6 @@
       </w:r>
       <w:r>
         <w:rPr>
-          <w:lang w:val="hi_IN" w:bidi="hi_IN"/>
-        </w:rPr>
-        <w:t>וְ⁠הִשְׁלִ֔יךְ</w:t>
-      </w:r>
-    </w:p>
-    <w:p>
-      <w:pPr/>
-      <w:r>
-        <w:rPr>
-          <w:lang w:val="hi_IN" w:bidi="hi_IN"/>
-        </w:rPr>
-      </w:r>
-      <w:r>
-        <w:rPr>
           <w:b/>
           <w:lang w:val="hi_IN" w:bidi="hi_IN"/>
         </w:rPr>
@@ -3742,20 +3285,6 @@
       </w:r>
       <w:r>
         <w:rPr>
-          <w:lang w:val="hi_IN" w:bidi="hi_IN"/>
-        </w:rPr>
-        <w:t>הִלְבִּ֖ינוּ שָׂרִיגֶֽי⁠הָ</w:t>
-      </w:r>
-    </w:p>
-    <w:p>
-      <w:pPr/>
-      <w:r>
-        <w:rPr>
-          <w:lang w:val="hi_IN" w:bidi="hi_IN"/>
-        </w:rPr>
-      </w:r>
-      <w:r>
-        <w:rPr>
           <w:b/>
           <w:lang w:val="hi_IN" w:bidi="hi_IN"/>
         </w:rPr>
@@ -3860,20 +3389,6 @@
       </w:r>
       <w:r>
         <w:rPr>
-          <w:lang w:val="hi_IN" w:bidi="hi_IN"/>
-        </w:rPr>
-        <w:t>אֱלִ֕י</w:t>
-      </w:r>
-    </w:p>
-    <w:p>
-      <w:pPr/>
-      <w:r>
-        <w:rPr>
-          <w:lang w:val="hi_IN" w:bidi="hi_IN"/>
-        </w:rPr>
-      </w:r>
-      <w:r>
-        <w:rPr>
           <w:b/>
           <w:lang w:val="hi_IN" w:bidi="hi_IN"/>
         </w:rPr>
@@ -3978,20 +3493,6 @@
       </w:r>
       <w:r>
         <w:rPr>
-          <w:lang w:val="hi_IN" w:bidi="hi_IN"/>
-        </w:rPr>
-        <w:t>כִּ⁠בְתוּלָ֥ה חֲגֻֽרַת־שַׂ֖ק עַל־בַּ֥עַל נְעוּרֶֽי⁠הָ</w:t>
-      </w:r>
-    </w:p>
-    <w:p>
-      <w:pPr/>
-      <w:r>
-        <w:rPr>
-          <w:lang w:val="hi_IN" w:bidi="hi_IN"/>
-        </w:rPr>
-      </w:r>
-      <w:r>
-        <w:rPr>
           <w:b/>
           <w:lang w:val="hi_IN" w:bidi="hi_IN"/>
         </w:rPr>
@@ -4091,20 +3592,6 @@
       </w:r>
       <w:r>
         <w:rPr>
-          <w:lang w:val="hi_IN" w:bidi="hi_IN"/>
-        </w:rPr>
-        <w:t>כִּ⁠בְתוּלָ֥ה חֲגֻֽרַת־שַׂ֖ק</w:t>
-      </w:r>
-    </w:p>
-    <w:p>
-      <w:pPr/>
-      <w:r>
-        <w:rPr>
-          <w:lang w:val="hi_IN" w:bidi="hi_IN"/>
-        </w:rPr>
-      </w:r>
-      <w:r>
-        <w:rPr>
           <w:b/>
           <w:lang w:val="hi_IN" w:bidi="hi_IN"/>
         </w:rPr>
@@ -4203,20 +3690,6 @@
       </w:r>
       <w:r>
         <w:rPr>
-          <w:lang w:val="hi_IN" w:bidi="hi_IN"/>
-        </w:rPr>
-        <w:t>כִּ⁠בְתוּלָ֥ה חֲגֻֽרַת־שַׂ֖ק</w:t>
-      </w:r>
-    </w:p>
-    <w:p>
-      <w:pPr/>
-      <w:r>
-        <w:rPr>
-          <w:lang w:val="hi_IN" w:bidi="hi_IN"/>
-        </w:rPr>
-      </w:r>
-      <w:r>
-        <w:rPr>
           <w:b/>
           <w:lang w:val="hi_IN" w:bidi="hi_IN"/>
         </w:rPr>
@@ -4326,20 +3799,6 @@
       </w:r>
       <w:r>
         <w:rPr>
-          <w:lang w:val="hi_IN" w:bidi="hi_IN"/>
-        </w:rPr>
-        <w:t>בַּ֥עַל נְעוּרֶֽי⁠הָ</w:t>
-      </w:r>
-    </w:p>
-    <w:p>
-      <w:pPr/>
-      <w:r>
-        <w:rPr>
-          <w:lang w:val="hi_IN" w:bidi="hi_IN"/>
-        </w:rPr>
-      </w:r>
-      <w:r>
-        <w:rPr>
           <w:b/>
           <w:lang w:val="hi_IN" w:bidi="hi_IN"/>
         </w:rPr>
@@ -4574,20 +4033,6 @@
       </w:r>
       <w:r>
         <w:rPr>
-          <w:lang w:val="hi_IN" w:bidi="hi_IN"/>
-        </w:rPr>
-        <w:t>הָכְרַ֥ת מִנְחָ֛ה וָ⁠נֶ֖סֶךְ</w:t>
-      </w:r>
-    </w:p>
-    <w:p>
-      <w:pPr/>
-      <w:r>
-        <w:rPr>
-          <w:lang w:val="hi_IN" w:bidi="hi_IN"/>
-        </w:rPr>
-      </w:r>
-      <w:r>
-        <w:rPr>
           <w:b/>
           <w:lang w:val="hi_IN" w:bidi="hi_IN"/>
         </w:rPr>
@@ -4683,20 +4128,6 @@
       </w:r>
       <w:r>
         <w:rPr>
-          <w:lang w:val="hi_IN" w:bidi="hi_IN"/>
-        </w:rPr>
-        <w:t>הָכְרַ֥ת &amp; מִ⁠בֵּ֣ית</w:t>
-      </w:r>
-    </w:p>
-    <w:p>
-      <w:pPr/>
-      <w:r>
-        <w:rPr>
-          <w:lang w:val="hi_IN" w:bidi="hi_IN"/>
-        </w:rPr>
-      </w:r>
-      <w:r>
-        <w:rPr>
           <w:b/>
           <w:lang w:val="hi_IN" w:bidi="hi_IN"/>
         </w:rPr>
@@ -4843,20 +4274,6 @@
       </w:r>
       <w:r>
         <w:rPr>
-          <w:lang w:val="hi_IN" w:bidi="hi_IN"/>
-        </w:rPr>
-        <w:t>מִ⁠בֵּ֣ית יְהוָ֑ה</w:t>
-      </w:r>
-    </w:p>
-    <w:p>
-      <w:pPr/>
-      <w:r>
-        <w:rPr>
-          <w:lang w:val="hi_IN" w:bidi="hi_IN"/>
-        </w:rPr>
-      </w:r>
-      <w:r>
-        <w:rPr>
           <w:b/>
           <w:lang w:val="hi_IN" w:bidi="hi_IN"/>
         </w:rPr>
@@ -4953,20 +4370,6 @@
       </w:r>
       <w:r>
         <w:rPr>
-          <w:lang w:val="hi_IN" w:bidi="hi_IN"/>
-        </w:rPr>
-        <w:t>שֻׁדַּ֣ד שָׂדֶ֔ה אָבְלָ֖ה אֲדָמָ֑ה כִּ֚י שֻׁדַּ֣ד דָּגָ֔ן</w:t>
-      </w:r>
-    </w:p>
-    <w:p>
-      <w:pPr/>
-      <w:r>
-        <w:rPr>
-          <w:lang w:val="hi_IN" w:bidi="hi_IN"/>
-        </w:rPr>
-      </w:r>
-      <w:r>
-        <w:rPr>
           <w:b/>
           <w:lang w:val="hi_IN" w:bidi="hi_IN"/>
         </w:rPr>
@@ -5070,20 +4473,6 @@
       </w:r>
       <w:r>
         <w:rPr>
-          <w:lang w:val="hi_IN" w:bidi="hi_IN"/>
-        </w:rPr>
-        <w:t>שֻׁדַּ֣ד שָׂדֶ֔ה &amp; שֻׁדַּ֣ד</w:t>
-      </w:r>
-    </w:p>
-    <w:p>
-      <w:pPr/>
-      <w:r>
-        <w:rPr>
-          <w:lang w:val="hi_IN" w:bidi="hi_IN"/>
-        </w:rPr>
-      </w:r>
-      <w:r>
-        <w:rPr>
           <w:b/>
           <w:lang w:val="hi_IN" w:bidi="hi_IN"/>
         </w:rPr>
@@ -5188,20 +4577,6 @@
       </w:r>
       <w:r>
         <w:rPr>
-          <w:lang w:val="hi_IN" w:bidi="hi_IN"/>
-        </w:rPr>
-        <w:t>אָבְלָ֖ה אֲדָמָ֑ה</w:t>
-      </w:r>
-    </w:p>
-    <w:p>
-      <w:pPr/>
-      <w:r>
-        <w:rPr>
-          <w:lang w:val="hi_IN" w:bidi="hi_IN"/>
-        </w:rPr>
-      </w:r>
-      <w:r>
-        <w:rPr>
           <w:b/>
           <w:lang w:val="hi_IN" w:bidi="hi_IN"/>
         </w:rPr>
@@ -5311,20 +4686,6 @@
       </w:r>
       <w:r>
         <w:rPr>
-          <w:lang w:val="hi_IN" w:bidi="hi_IN"/>
-        </w:rPr>
-        <w:t>הוֹבִ֥ישׁ תִּיר֖וֹשׁ</w:t>
-      </w:r>
-    </w:p>
-    <w:p>
-      <w:pPr/>
-      <w:r>
-        <w:rPr>
-          <w:lang w:val="hi_IN" w:bidi="hi_IN"/>
-        </w:rPr>
-      </w:r>
-      <w:r>
-        <w:rPr>
           <w:b/>
           <w:lang w:val="hi_IN" w:bidi="hi_IN"/>
         </w:rPr>
@@ -5429,20 +4790,6 @@
       </w:r>
       <w:r>
         <w:rPr>
-          <w:lang w:val="hi_IN" w:bidi="hi_IN"/>
-        </w:rPr>
-        <w:t>אֻמְלַ֥ל יִצְהָֽר</w:t>
-      </w:r>
-    </w:p>
-    <w:p>
-      <w:pPr/>
-      <w:r>
-        <w:rPr>
-          <w:lang w:val="hi_IN" w:bidi="hi_IN"/>
-        </w:rPr>
-      </w:r>
-      <w:r>
-        <w:rPr>
           <w:b/>
           <w:lang w:val="hi_IN" w:bidi="hi_IN"/>
         </w:rPr>
@@ -5538,20 +4885,6 @@
       </w:r>
       <w:r>
         <w:rPr>
-          <w:lang w:val="hi_IN" w:bidi="hi_IN"/>
-        </w:rPr>
-        <w:t>אֻמְלַ֥ל יִצְהָֽר</w:t>
-      </w:r>
-    </w:p>
-    <w:p>
-      <w:pPr/>
-      <w:r>
-        <w:rPr>
-          <w:lang w:val="hi_IN" w:bidi="hi_IN"/>
-        </w:rPr>
-      </w:r>
-      <w:r>
-        <w:rPr>
           <w:b/>
           <w:lang w:val="hi_IN" w:bidi="hi_IN"/>
         </w:rPr>
@@ -5669,20 +5002,6 @@
       </w:r>
       <w:r>
         <w:rPr>
-          <w:lang w:val="hi_IN" w:bidi="hi_IN"/>
-        </w:rPr>
-        <w:t>שָׂדֶֽה</w:t>
-      </w:r>
-    </w:p>
-    <w:p>
-      <w:pPr/>
-      <w:r>
-        <w:rPr>
-          <w:lang w:val="hi_IN" w:bidi="hi_IN"/>
-        </w:rPr>
-      </w:r>
-      <w:r>
-        <w:rPr>
           <w:b/>
           <w:lang w:val="hi_IN" w:bidi="hi_IN"/>
         </w:rPr>
@@ -5795,20 +5114,6 @@
       </w:r>
       <w:r>
         <w:rPr>
-          <w:lang w:val="hi_IN" w:bidi="hi_IN"/>
-        </w:rPr>
-        <w:t>הַ⁠גֶּ֣פֶן הוֹבִ֔ישָׁה וְ⁠הַ⁠תְּאֵנָ֖ה אֻמְלָ֑לָה רִמּ֞וֹן גַּם־תָּמָ֣ר וְ⁠תַפּ֗וּחַ</w:t>
-      </w:r>
-    </w:p>
-    <w:p>
-      <w:pPr/>
-      <w:r>
-        <w:rPr>
-          <w:lang w:val="hi_IN" w:bidi="hi_IN"/>
-        </w:rPr>
-      </w:r>
-      <w:r>
-        <w:rPr>
           <w:b/>
           <w:lang w:val="hi_IN" w:bidi="hi_IN"/>
         </w:rPr>
@@ -5952,20 +5257,6 @@
       </w:r>
       <w:r>
         <w:rPr>
-          <w:lang w:val="hi_IN" w:bidi="hi_IN"/>
-        </w:rPr>
-        <w:t>אֻמְלָ֑לָה</w:t>
-      </w:r>
-    </w:p>
-    <w:p>
-      <w:pPr/>
-      <w:r>
-        <w:rPr>
-          <w:lang w:val="hi_IN" w:bidi="hi_IN"/>
-        </w:rPr>
-      </w:r>
-      <w:r>
-        <w:rPr>
           <w:b/>
           <w:lang w:val="hi_IN" w:bidi="hi_IN"/>
         </w:rPr>
@@ -6061,20 +5352,6 @@
       </w:r>
       <w:r>
         <w:rPr>
-          <w:lang w:val="hi_IN" w:bidi="hi_IN"/>
-        </w:rPr>
-        <w:t>וְ⁠הַ⁠תְּאֵנָ֖ה אֻמְלָ֑לָה</w:t>
-      </w:r>
-    </w:p>
-    <w:p>
-      <w:pPr/>
-      <w:r>
-        <w:rPr>
-          <w:lang w:val="hi_IN" w:bidi="hi_IN"/>
-        </w:rPr>
-      </w:r>
-      <w:r>
-        <w:rPr>
           <w:b/>
           <w:lang w:val="hi_IN" w:bidi="hi_IN"/>
         </w:rPr>
@@ -6184,20 +5461,6 @@
       </w:r>
       <w:r>
         <w:rPr>
-          <w:lang w:val="hi_IN" w:bidi="hi_IN"/>
-        </w:rPr>
-        <w:t>כָּל־עֲצֵ֤י הַ⁠שָּׂדֶה֙ יָבֵ֔שׁוּ</w:t>
-      </w:r>
-    </w:p>
-    <w:p>
-      <w:pPr/>
-      <w:r>
-        <w:rPr>
-          <w:lang w:val="hi_IN" w:bidi="hi_IN"/>
-        </w:rPr>
-      </w:r>
-      <w:r>
-        <w:rPr>
           <w:b/>
           <w:lang w:val="hi_IN" w:bidi="hi_IN"/>
         </w:rPr>
@@ -6289,20 +5552,6 @@
       </w:r>
       <w:r>
         <w:rPr>
-          <w:lang w:val="hi_IN" w:bidi="hi_IN"/>
-        </w:rPr>
-        <w:t>הֹבִ֥ישׁ שָׂשׂ֖וֹן מִן־בְּנֵ֥י אָדָֽם</w:t>
-      </w:r>
-    </w:p>
-    <w:p>
-      <w:pPr/>
-      <w:r>
-        <w:rPr>
-          <w:lang w:val="hi_IN" w:bidi="hi_IN"/>
-        </w:rPr>
-      </w:r>
-      <w:r>
-        <w:rPr>
           <w:b/>
           <w:lang w:val="hi_IN" w:bidi="hi_IN"/>
         </w:rPr>
@@ -6428,20 +5677,6 @@
       </w:r>
       <w:r>
         <w:rPr>
-          <w:lang w:val="hi_IN" w:bidi="hi_IN"/>
-        </w:rPr>
-        <w:t>בְּנֵ֥י אָדָֽם</w:t>
-      </w:r>
-    </w:p>
-    <w:p>
-      <w:pPr/>
-      <w:r>
-        <w:rPr>
-          <w:lang w:val="hi_IN" w:bidi="hi_IN"/>
-        </w:rPr>
-      </w:r>
-      <w:r>
-        <w:rPr>
           <w:b/>
           <w:lang w:val="hi_IN" w:bidi="hi_IN"/>
         </w:rPr>
@@ -6551,20 +5786,6 @@
       </w:r>
       <w:r>
         <w:rPr>
-          <w:lang w:val="hi_IN" w:bidi="hi_IN"/>
-        </w:rPr>
-        <w:t>חִגְר֨וּ</w:t>
-      </w:r>
-    </w:p>
-    <w:p>
-      <w:pPr/>
-      <w:r>
-        <w:rPr>
-          <w:lang w:val="hi_IN" w:bidi="hi_IN"/>
-        </w:rPr>
-      </w:r>
-      <w:r>
-        <w:rPr>
           <w:b/>
           <w:lang w:val="hi_IN" w:bidi="hi_IN"/>
         </w:rPr>
@@ -6681,20 +5902,6 @@
       </w:r>
       <w:r>
         <w:rPr>
-          <w:lang w:val="hi_IN" w:bidi="hi_IN"/>
-        </w:rPr>
-        <w:t>לִ֣ינוּ בַ⁠שַּׂקִּ֔ים</w:t>
-      </w:r>
-    </w:p>
-    <w:p>
-      <w:pPr/>
-      <w:r>
-        <w:rPr>
-          <w:lang w:val="hi_IN" w:bidi="hi_IN"/>
-        </w:rPr>
-      </w:r>
-      <w:r>
-        <w:rPr>
           <w:b/>
           <w:lang w:val="hi_IN" w:bidi="hi_IN"/>
         </w:rPr>
@@ -6805,20 +6012,6 @@
       </w:r>
       <w:r>
         <w:rPr>
-          <w:lang w:val="hi_IN" w:bidi="hi_IN"/>
-        </w:rPr>
-        <w:t>נִמְנַ֛ע &amp; מִנְחָ֥ה וָ⁠נָֽסֶךְ</w:t>
-      </w:r>
-    </w:p>
-    <w:p>
-      <w:pPr/>
-      <w:r>
-        <w:rPr>
-          <w:lang w:val="hi_IN" w:bidi="hi_IN"/>
-        </w:rPr>
-      </w:r>
-      <w:r>
-        <w:rPr>
           <w:b/>
           <w:lang w:val="hi_IN" w:bidi="hi_IN"/>
         </w:rPr>
@@ -6914,20 +6107,6 @@
       </w:r>
       <w:r>
         <w:rPr>
-          <w:lang w:val="hi_IN" w:bidi="hi_IN"/>
-        </w:rPr>
-        <w:t>אֱלֹהָ֑⁠י</w:t>
-      </w:r>
-    </w:p>
-    <w:p>
-      <w:pPr/>
-      <w:r>
-        <w:rPr>
-          <w:lang w:val="hi_IN" w:bidi="hi_IN"/>
-        </w:rPr>
-      </w:r>
-      <w:r>
-        <w:rPr>
           <w:b/>
           <w:lang w:val="hi_IN" w:bidi="hi_IN"/>
         </w:rPr>
@@ -7032,20 +6211,6 @@
       </w:r>
       <w:r>
         <w:rPr>
-          <w:lang w:val="hi_IN" w:bidi="hi_IN"/>
-        </w:rPr>
-        <w:t>אֱלֹהֵי⁠כֶ֖ם</w:t>
-      </w:r>
-    </w:p>
-    <w:p>
-      <w:pPr/>
-      <w:r>
-        <w:rPr>
-          <w:lang w:val="hi_IN" w:bidi="hi_IN"/>
-        </w:rPr>
-      </w:r>
-      <w:r>
-        <w:rPr>
           <w:b/>
           <w:lang w:val="hi_IN" w:bidi="hi_IN"/>
         </w:rPr>
@@ -7158,20 +6323,6 @@
       </w:r>
       <w:r>
         <w:rPr>
-          <w:lang w:val="hi_IN" w:bidi="hi_IN"/>
-        </w:rPr>
-        <w:t>קַדְּשׁוּ־צוֹם֙</w:t>
-      </w:r>
-    </w:p>
-    <w:p>
-      <w:pPr/>
-      <w:r>
-        <w:rPr>
-          <w:lang w:val="hi_IN" w:bidi="hi_IN"/>
-        </w:rPr>
-      </w:r>
-      <w:r>
-        <w:rPr>
           <w:b/>
           <w:lang w:val="hi_IN" w:bidi="hi_IN"/>
         </w:rPr>
@@ -7278,20 +6429,6 @@
       </w:r>
       <w:r>
         <w:rPr>
-          <w:lang w:val="hi_IN" w:bidi="hi_IN"/>
-        </w:rPr>
-        <w:t>אֱלֹהֵי⁠כֶ֑ם</w:t>
-      </w:r>
-    </w:p>
-    <w:p>
-      <w:pPr/>
-      <w:r>
-        <w:rPr>
-          <w:lang w:val="hi_IN" w:bidi="hi_IN"/>
-        </w:rPr>
-      </w:r>
-      <w:r>
-        <w:rPr>
           <w:b/>
           <w:lang w:val="hi_IN" w:bidi="hi_IN"/>
         </w:rPr>
@@ -7396,20 +6533,6 @@
       </w:r>
       <w:r>
         <w:rPr>
-          <w:lang w:val="hi_IN" w:bidi="hi_IN"/>
-        </w:rPr>
-        <w:t>אֲהָ֖הּ לַ⁠יּ֑וֹם</w:t>
-      </w:r>
-    </w:p>
-    <w:p>
-      <w:pPr/>
-      <w:r>
-        <w:rPr>
-          <w:lang w:val="hi_IN" w:bidi="hi_IN"/>
-        </w:rPr>
-      </w:r>
-      <w:r>
-        <w:rPr>
           <w:b/>
           <w:lang w:val="hi_IN" w:bidi="hi_IN"/>
         </w:rPr>
@@ -7517,20 +6640,6 @@
       </w:r>
       <w:r>
         <w:rPr>
-          <w:lang w:val="hi_IN" w:bidi="hi_IN"/>
-        </w:rPr>
-        <w:t>אֲהָ֖הּ לַ⁠יּ֑וֹם</w:t>
-      </w:r>
-    </w:p>
-    <w:p>
-      <w:pPr/>
-      <w:r>
-        <w:rPr>
-          <w:lang w:val="hi_IN" w:bidi="hi_IN"/>
-        </w:rPr>
-      </w:r>
-      <w:r>
-        <w:rPr>
           <w:b/>
           <w:lang w:val="hi_IN" w:bidi="hi_IN"/>
         </w:rPr>
@@ -7643,20 +6752,6 @@
       </w:r>
       <w:r>
         <w:rPr>
-          <w:lang w:val="hi_IN" w:bidi="hi_IN"/>
-        </w:rPr>
-        <w:t>י֣וֹם יְהוָ֔ה</w:t>
-      </w:r>
-    </w:p>
-    <w:p>
-      <w:pPr/>
-      <w:r>
-        <w:rPr>
-          <w:lang w:val="hi_IN" w:bidi="hi_IN"/>
-        </w:rPr>
-      </w:r>
-      <w:r>
-        <w:rPr>
           <w:b/>
           <w:lang w:val="hi_IN" w:bidi="hi_IN"/>
         </w:rPr>
@@ -7769,20 +6864,6 @@
       </w:r>
       <w:r>
         <w:rPr>
-          <w:lang w:val="hi_IN" w:bidi="hi_IN"/>
-        </w:rPr>
-        <w:t>וּ⁠כְ⁠שֹׁ֖ד מִ⁠שַׁדַּ֥י יָבֽוֹא</w:t>
-      </w:r>
-    </w:p>
-    <w:p>
-      <w:pPr/>
-      <w:r>
-        <w:rPr>
-          <w:lang w:val="hi_IN" w:bidi="hi_IN"/>
-        </w:rPr>
-      </w:r>
-      <w:r>
-        <w:rPr>
           <w:b/>
           <w:lang w:val="hi_IN" w:bidi="hi_IN"/>
         </w:rPr>
@@ -7879,20 +6960,6 @@
       </w:r>
       <w:r>
         <w:rPr>
-          <w:lang w:val="hi_IN" w:bidi="hi_IN"/>
-        </w:rPr>
-        <w:t>מִ⁠שַׁדַּ֥י</w:t>
-      </w:r>
-    </w:p>
-    <w:p>
-      <w:pPr/>
-      <w:r>
-        <w:rPr>
-          <w:lang w:val="hi_IN" w:bidi="hi_IN"/>
-        </w:rPr>
-      </w:r>
-      <w:r>
-        <w:rPr>
           <w:b/>
           <w:lang w:val="hi_IN" w:bidi="hi_IN"/>
         </w:rPr>
@@ -7989,20 +7056,6 @@
       </w:r>
       <w:r>
         <w:rPr>
-          <w:lang w:val="hi_IN" w:bidi="hi_IN"/>
-        </w:rPr>
-        <w:t>הֲ⁠ל֛וֹא נֶ֥גֶד עֵינֵ֖י⁠נוּ אֹ֣כֶל נִכְרָ֑ת מִ⁠בֵּ֥ית אֱלֹהֵ֖י⁠נוּ שִׂמְחָ֥ה וָ⁠גִֽיל</w:t>
-      </w:r>
-    </w:p>
-    <w:p>
-      <w:pPr/>
-      <w:r>
-        <w:rPr>
-          <w:lang w:val="hi_IN" w:bidi="hi_IN"/>
-        </w:rPr>
-      </w:r>
-      <w:r>
-        <w:rPr>
           <w:b/>
           <w:lang w:val="hi_IN" w:bidi="hi_IN"/>
         </w:rPr>
@@ -8094,20 +7147,6 @@
       </w:r>
       <w:r>
         <w:rPr>
-          <w:lang w:val="hi_IN" w:bidi="hi_IN"/>
-        </w:rPr>
-        <w:t>הֲ⁠ל֛וֹא נֶ֥גֶד עֵינֵ֖י⁠נוּ אֹ֣כֶל נִכְרָ֑ת</w:t>
-      </w:r>
-    </w:p>
-    <w:p>
-      <w:pPr/>
-      <w:r>
-        <w:rPr>
-          <w:lang w:val="hi_IN" w:bidi="hi_IN"/>
-        </w:rPr>
-      </w:r>
-      <w:r>
-        <w:rPr>
           <w:b/>
           <w:lang w:val="hi_IN" w:bidi="hi_IN"/>
         </w:rPr>
@@ -8191,20 +7230,6 @@
       </w:r>
       <w:r>
         <w:rPr>
-          <w:lang w:val="hi_IN" w:bidi="hi_IN"/>
-        </w:rPr>
-        <w:t>נֶ֥גֶד עֵינֵ֖י⁠נוּ</w:t>
-      </w:r>
-    </w:p>
-    <w:p>
-      <w:pPr/>
-      <w:r>
-        <w:rPr>
-          <w:lang w:val="hi_IN" w:bidi="hi_IN"/>
-        </w:rPr>
-      </w:r>
-      <w:r>
-        <w:rPr>
           <w:b/>
           <w:lang w:val="hi_IN" w:bidi="hi_IN"/>
         </w:rPr>
@@ -8309,20 +7334,6 @@
       </w:r>
       <w:r>
         <w:rPr>
-          <w:lang w:val="hi_IN" w:bidi="hi_IN"/>
-        </w:rPr>
-        <w:t>מִ⁠בֵּ֥ית אֱלֹהֵ֖י⁠נוּ שִׂמְחָ֥ה וָ⁠גִֽיל</w:t>
-      </w:r>
-    </w:p>
-    <w:p>
-      <w:pPr/>
-      <w:r>
-        <w:rPr>
-          <w:lang w:val="hi_IN" w:bidi="hi_IN"/>
-        </w:rPr>
-      </w:r>
-      <w:r>
-        <w:rPr>
           <w:b/>
           <w:lang w:val="hi_IN" w:bidi="hi_IN"/>
         </w:rPr>
@@ -8406,20 +7417,6 @@
       </w:r>
       <w:r>
         <w:rPr>
-          <w:lang w:val="hi_IN" w:bidi="hi_IN"/>
-        </w:rPr>
-        <w:t>שִׂמְחָ֥ה וָ⁠גִֽיל</w:t>
-      </w:r>
-    </w:p>
-    <w:p>
-      <w:pPr/>
-      <w:r>
-        <w:rPr>
-          <w:lang w:val="hi_IN" w:bidi="hi_IN"/>
-        </w:rPr>
-      </w:r>
-      <w:r>
-        <w:rPr>
           <w:b/>
           <w:lang w:val="hi_IN" w:bidi="hi_IN"/>
         </w:rPr>
@@ -8523,20 +7520,6 @@
       </w:r>
       <w:r>
         <w:rPr>
-          <w:lang w:val="hi_IN" w:bidi="hi_IN"/>
-        </w:rPr>
-        <w:t>נֶהֶרְס֖וּ מַמְּגֻר֑וֹת</w:t>
-      </w:r>
-    </w:p>
-    <w:p>
-      <w:pPr/>
-      <w:r>
-        <w:rPr>
-          <w:lang w:val="hi_IN" w:bidi="hi_IN"/>
-        </w:rPr>
-      </w:r>
-      <w:r>
-        <w:rPr>
           <w:b/>
           <w:lang w:val="hi_IN" w:bidi="hi_IN"/>
         </w:rPr>
@@ -8620,20 +7603,6 @@
       </w:r>
       <w:r>
         <w:rPr>
-          <w:lang w:val="hi_IN" w:bidi="hi_IN"/>
-        </w:rPr>
-        <w:t>הֹבִ֖ישׁ דָּגָֽן</w:t>
-      </w:r>
-    </w:p>
-    <w:p>
-      <w:pPr/>
-      <w:r>
-        <w:rPr>
-          <w:lang w:val="hi_IN" w:bidi="hi_IN"/>
-        </w:rPr>
-      </w:r>
-      <w:r>
-        <w:rPr>
           <w:b/>
           <w:lang w:val="hi_IN" w:bidi="hi_IN"/>
         </w:rPr>
@@ -8751,20 +7720,6 @@
       </w:r>
       <w:r>
         <w:rPr>
-          <w:lang w:val="hi_IN" w:bidi="hi_IN"/>
-        </w:rPr>
-        <w:t>מַה־נֶּאֶנְחָ֣ה בְהֵמָ֗ה</w:t>
-      </w:r>
-    </w:p>
-    <w:p>
-      <w:pPr/>
-      <w:r>
-        <w:rPr>
-          <w:lang w:val="hi_IN" w:bidi="hi_IN"/>
-        </w:rPr>
-      </w:r>
-      <w:r>
-        <w:rPr>
           <w:b/>
           <w:lang w:val="hi_IN" w:bidi="hi_IN"/>
         </w:rPr>
@@ -8856,20 +7811,6 @@
       </w:r>
       <w:r>
         <w:rPr>
-          <w:lang w:val="hi_IN" w:bidi="hi_IN"/>
-        </w:rPr>
-        <w:t>מַה־נֶּאֶנְחָ֣ה בְהֵמָ֗ה</w:t>
-      </w:r>
-    </w:p>
-    <w:p>
-      <w:pPr/>
-      <w:r>
-        <w:rPr>
-          <w:lang w:val="hi_IN" w:bidi="hi_IN"/>
-        </w:rPr>
-      </w:r>
-      <w:r>
-        <w:rPr>
           <w:b/>
           <w:lang w:val="hi_IN" w:bidi="hi_IN"/>
         </w:rPr>
@@ -8974,20 +7915,6 @@
       </w:r>
       <w:r>
         <w:rPr>
-          <w:lang w:val="hi_IN" w:bidi="hi_IN"/>
-        </w:rPr>
-        <w:t>נָבֹ֨כוּ֙ עֶדְרֵ֣י בָקָ֔ר</w:t>
-      </w:r>
-    </w:p>
-    <w:p>
-      <w:pPr/>
-      <w:r>
-        <w:rPr>
-          <w:lang w:val="hi_IN" w:bidi="hi_IN"/>
-        </w:rPr>
-      </w:r>
-      <w:r>
-        <w:rPr>
           <w:b/>
           <w:lang w:val="hi_IN" w:bidi="hi_IN"/>
         </w:rPr>
@@ -9071,20 +7998,6 @@
       </w:r>
       <w:r>
         <w:rPr>
-          <w:lang w:val="hi_IN" w:bidi="hi_IN"/>
-        </w:rPr>
-        <w:t>עֶדְרֵ֥י הַ⁠צֹּ֖אן נֶאְשָֽׁמוּ</w:t>
-      </w:r>
-    </w:p>
-    <w:p>
-      <w:pPr/>
-      <w:r>
-        <w:rPr>
-          <w:lang w:val="hi_IN" w:bidi="hi_IN"/>
-        </w:rPr>
-      </w:r>
-      <w:r>
-        <w:rPr>
           <w:b/>
           <w:lang w:val="hi_IN" w:bidi="hi_IN"/>
         </w:rPr>
@@ -9184,20 +8097,6 @@
       </w:r>
       <w:r>
         <w:rPr>
-          <w:lang w:val="hi_IN" w:bidi="hi_IN"/>
-        </w:rPr>
-        <w:t>עֶדְרֵ֥י הַ⁠צֹּ֖אן נֶאְשָֽׁמוּ</w:t>
-      </w:r>
-    </w:p>
-    <w:p>
-      <w:pPr/>
-      <w:r>
-        <w:rPr>
-          <w:lang w:val="hi_IN" w:bidi="hi_IN"/>
-        </w:rPr>
-      </w:r>
-      <w:r>
-        <w:rPr>
           <w:b/>
           <w:lang w:val="hi_IN" w:bidi="hi_IN"/>
         </w:rPr>
@@ -9281,20 +8180,6 @@
       </w:r>
       <w:r>
         <w:rPr>
-          <w:lang w:val="hi_IN" w:bidi="hi_IN"/>
-        </w:rPr>
-        <w:t>אֵלֶ֥י⁠ךָ יְהוָ֖ה אֶקְרָ֑א</w:t>
-      </w:r>
-    </w:p>
-    <w:p>
-      <w:pPr/>
-      <w:r>
-        <w:rPr>
-          <w:lang w:val="hi_IN" w:bidi="hi_IN"/>
-        </w:rPr>
-      </w:r>
-      <w:r>
-        <w:rPr>
           <w:b/>
           <w:lang w:val="hi_IN" w:bidi="hi_IN"/>
         </w:rPr>
@@ -9378,20 +8263,6 @@
       </w:r>
       <w:r>
         <w:rPr>
-          <w:lang w:val="hi_IN" w:bidi="hi_IN"/>
-        </w:rPr>
-        <w:t>כִּ֣י אֵ֗שׁ אָֽכְלָה֙ נְא֣וֹת מִדְבָּ֔ר</w:t>
-      </w:r>
-    </w:p>
-    <w:p>
-      <w:pPr/>
-      <w:r>
-        <w:rPr>
-          <w:lang w:val="hi_IN" w:bidi="hi_IN"/>
-        </w:rPr>
-      </w:r>
-      <w:r>
-        <w:rPr>
           <w:b/>
           <w:lang w:val="hi_IN" w:bidi="hi_IN"/>
         </w:rPr>
@@ -9488,20 +8359,6 @@
       </w:r>
       <w:r>
         <w:rPr>
-          <w:lang w:val="hi_IN" w:bidi="hi_IN"/>
-        </w:rPr>
-        <w:t>וְ⁠לֶ֣הָבָ֔ה לִהֲטָ֖ה כָּל־עֲצֵ֥י הַ⁠שָּׂדֶֽה</w:t>
-      </w:r>
-    </w:p>
-    <w:p>
-      <w:pPr/>
-      <w:r>
-        <w:rPr>
-          <w:lang w:val="hi_IN" w:bidi="hi_IN"/>
-        </w:rPr>
-      </w:r>
-      <w:r>
-        <w:rPr>
           <w:b/>
           <w:lang w:val="hi_IN" w:bidi="hi_IN"/>
         </w:rPr>
@@ -9619,20 +8476,6 @@
       </w:r>
       <w:r>
         <w:rPr>
-          <w:lang w:val="hi_IN" w:bidi="hi_IN"/>
-        </w:rPr>
-        <w:t>וְ⁠לֶ֣הָבָ֔ה לִהֲטָ֖ה כָּל־עֲצֵ֥י הַ⁠שָּׂדֶֽה</w:t>
-      </w:r>
-    </w:p>
-    <w:p>
-      <w:pPr/>
-      <w:r>
-        <w:rPr>
-          <w:lang w:val="hi_IN" w:bidi="hi_IN"/>
-        </w:rPr>
-      </w:r>
-      <w:r>
-        <w:rPr>
           <w:b/>
           <w:lang w:val="hi_IN" w:bidi="hi_IN"/>
         </w:rPr>
@@ -9729,20 +8572,6 @@
       </w:r>
       <w:r>
         <w:rPr>
-          <w:lang w:val="hi_IN" w:bidi="hi_IN"/>
-        </w:rPr>
-        <w:t>אֵלֶ֑י⁠ךָ</w:t>
-      </w:r>
-    </w:p>
-    <w:p>
-      <w:pPr/>
-      <w:r>
-        <w:rPr>
-          <w:lang w:val="hi_IN" w:bidi="hi_IN"/>
-        </w:rPr>
-      </w:r>
-      <w:r>
-        <w:rPr>
           <w:b/>
           <w:lang w:val="hi_IN" w:bidi="hi_IN"/>
         </w:rPr>
@@ -9860,7 +8689,7 @@
         </w:rPr>
         <w:t xml:space="preserve">देखें कि आपने </w:t>
       </w:r>
-      <w:hyperlink r:id="rId15">
+      <w:hyperlink r:id="rId13">
         <w:r>
           <w:rPr>
             <w:lang w:val="hi_IN" w:bidi="hi_IN"/>
@@ -9942,20 +8771,6 @@
       </w:r>
       <w:r>
         <w:rPr>
-          <w:lang w:val="hi_IN" w:bidi="hi_IN"/>
-        </w:rPr>
-        <w:t>תִּקְע֨וּ שׁוֹפָ֜ר בְּ⁠צִיּ֗וֹן וְ⁠הָרִ֨יעוּ֙ בְּ⁠הַ֣ר קָדְשִׁ֔⁠י</w:t>
-      </w:r>
-    </w:p>
-    <w:p>
-      <w:pPr/>
-      <w:r>
-        <w:rPr>
-          <w:lang w:val="hi_IN" w:bidi="hi_IN"/>
-        </w:rPr>
-      </w:r>
-      <w:r>
-        <w:rPr>
           <w:b/>
           <w:lang w:val="hi_IN" w:bidi="hi_IN"/>
         </w:rPr>
@@ -10039,20 +8854,6 @@
       </w:r>
       <w:r>
         <w:rPr>
-          <w:lang w:val="hi_IN" w:bidi="hi_IN"/>
-        </w:rPr>
-        <w:t>שׁוֹפָ֜ר</w:t>
-      </w:r>
-    </w:p>
-    <w:p>
-      <w:pPr/>
-      <w:r>
-        <w:rPr>
-          <w:lang w:val="hi_IN" w:bidi="hi_IN"/>
-        </w:rPr>
-      </w:r>
-      <w:r>
-        <w:rPr>
           <w:b/>
           <w:lang w:val="hi_IN" w:bidi="hi_IN"/>
         </w:rPr>
@@ -10149,20 +8950,6 @@
       </w:r>
       <w:r>
         <w:rPr>
-          <w:lang w:val="hi_IN" w:bidi="hi_IN"/>
-        </w:rPr>
-        <w:t>שׁוֹפָ֜ר</w:t>
-      </w:r>
-    </w:p>
-    <w:p>
-      <w:pPr/>
-      <w:r>
-        <w:rPr>
-          <w:lang w:val="hi_IN" w:bidi="hi_IN"/>
-        </w:rPr>
-      </w:r>
-      <w:r>
-        <w:rPr>
           <w:b/>
           <w:lang w:val="hi_IN" w:bidi="hi_IN"/>
         </w:rPr>
@@ -10259,20 +9046,6 @@
       </w:r>
       <w:r>
         <w:rPr>
-          <w:lang w:val="hi_IN" w:bidi="hi_IN"/>
-        </w:rPr>
-        <w:t>בְּ⁠הַ֣ר קָדְשִׁ֔⁠י</w:t>
-      </w:r>
-    </w:p>
-    <w:p>
-      <w:pPr/>
-      <w:r>
-        <w:rPr>
-          <w:lang w:val="hi_IN" w:bidi="hi_IN"/>
-        </w:rPr>
-      </w:r>
-      <w:r>
-        <w:rPr>
           <w:b/>
           <w:lang w:val="hi_IN" w:bidi="hi_IN"/>
         </w:rPr>
@@ -10369,20 +9142,6 @@
       </w:r>
       <w:r>
         <w:rPr>
-          <w:lang w:val="hi_IN" w:bidi="hi_IN"/>
-        </w:rPr>
-        <w:t>יִרְגְּז֕וּ</w:t>
-      </w:r>
-    </w:p>
-    <w:p>
-      <w:pPr/>
-      <w:r>
-        <w:rPr>
-          <w:lang w:val="hi_IN" w:bidi="hi_IN"/>
-        </w:rPr>
-      </w:r>
-      <w:r>
-        <w:rPr>
           <w:b/>
           <w:lang w:val="hi_IN" w:bidi="hi_IN"/>
         </w:rPr>
@@ -10498,7 +9257,7 @@
         </w:rPr>
         <w:t xml:space="preserve">देखें कि आपने </w:t>
       </w:r>
-      <w:hyperlink r:id="rId16">
+      <w:hyperlink r:id="rId14">
         <w:r>
           <w:rPr>
             <w:lang w:val="hi_IN" w:bidi="hi_IN"/>
@@ -10580,20 +9339,6 @@
       </w:r>
       <w:r>
         <w:rPr>
-          <w:lang w:val="hi_IN" w:bidi="hi_IN"/>
-        </w:rPr>
-        <w:t>י֧וֹם חֹ֣שֶׁךְ וַ⁠אֲפֵלָ֗ה י֤וֹם עָנָן֙ וַ⁠עֲרָפֶ֔ל</w:t>
-      </w:r>
-    </w:p>
-    <w:p>
-      <w:pPr/>
-      <w:r>
-        <w:rPr>
-          <w:lang w:val="hi_IN" w:bidi="hi_IN"/>
-        </w:rPr>
-      </w:r>
-      <w:r>
-        <w:rPr>
           <w:b/>
           <w:lang w:val="hi_IN" w:bidi="hi_IN"/>
         </w:rPr>
@@ -10690,20 +9435,6 @@
       </w:r>
       <w:r>
         <w:rPr>
-          <w:lang w:val="hi_IN" w:bidi="hi_IN"/>
-        </w:rPr>
-        <w:t>חֹ֣שֶׁךְ וַ⁠אֲפֵלָ֗ה</w:t>
-      </w:r>
-    </w:p>
-    <w:p>
-      <w:pPr/>
-      <w:r>
-        <w:rPr>
-          <w:lang w:val="hi_IN" w:bidi="hi_IN"/>
-        </w:rPr>
-      </w:r>
-      <w:r>
-        <w:rPr>
           <w:b/>
           <w:lang w:val="hi_IN" w:bidi="hi_IN"/>
         </w:rPr>
@@ -10813,20 +9544,6 @@
       </w:r>
       <w:r>
         <w:rPr>
-          <w:lang w:val="hi_IN" w:bidi="hi_IN"/>
-        </w:rPr>
-        <w:t>עָנָן֙ וַ⁠עֲרָפֶ֔ל</w:t>
-      </w:r>
-    </w:p>
-    <w:p>
-      <w:pPr/>
-      <w:r>
-        <w:rPr>
-          <w:lang w:val="hi_IN" w:bidi="hi_IN"/>
-        </w:rPr>
-      </w:r>
-      <w:r>
-        <w:rPr>
           <w:b/>
           <w:lang w:val="hi_IN" w:bidi="hi_IN"/>
         </w:rPr>
@@ -10936,20 +9653,6 @@
       </w:r>
       <w:r>
         <w:rPr>
-          <w:lang w:val="hi_IN" w:bidi="hi_IN"/>
-        </w:rPr>
-        <w:t>כְּ⁠שַׁ֖חַר פָּרֻ֣שׂ עַל־הֶֽ⁠הָרִ֑ים</w:t>
-      </w:r>
-    </w:p>
-    <w:p>
-      <w:pPr/>
-      <w:r>
-        <w:rPr>
-          <w:lang w:val="hi_IN" w:bidi="hi_IN"/>
-        </w:rPr>
-      </w:r>
-      <w:r>
-        <w:rPr>
           <w:b/>
           <w:lang w:val="hi_IN" w:bidi="hi_IN"/>
         </w:rPr>
@@ -11033,20 +9736,6 @@
       </w:r>
       <w:r>
         <w:rPr>
-          <w:lang w:val="hi_IN" w:bidi="hi_IN"/>
-        </w:rPr>
-        <w:t>כְּ⁠שַׁ֖חַר פָּרֻ֣שׂ עַל־הֶֽ⁠הָרִ֑ים</w:t>
-      </w:r>
-    </w:p>
-    <w:p>
-      <w:pPr/>
-      <w:r>
-        <w:rPr>
-          <w:lang w:val="hi_IN" w:bidi="hi_IN"/>
-        </w:rPr>
-      </w:r>
-      <w:r>
-        <w:rPr>
           <w:b/>
           <w:lang w:val="hi_IN" w:bidi="hi_IN"/>
         </w:rPr>
@@ -11130,20 +9819,6 @@
       </w:r>
       <w:r>
         <w:rPr>
-          <w:lang w:val="hi_IN" w:bidi="hi_IN"/>
-        </w:rPr>
-        <w:t>כְּ⁠שַׁ֖חַר</w:t>
-      </w:r>
-    </w:p>
-    <w:p>
-      <w:pPr/>
-      <w:r>
-        <w:rPr>
-          <w:lang w:val="hi_IN" w:bidi="hi_IN"/>
-        </w:rPr>
-      </w:r>
-      <w:r>
-        <w:rPr>
           <w:b/>
           <w:lang w:val="hi_IN" w:bidi="hi_IN"/>
         </w:rPr>
@@ -11240,20 +9915,6 @@
       </w:r>
       <w:r>
         <w:rPr>
-          <w:lang w:val="hi_IN" w:bidi="hi_IN"/>
-        </w:rPr>
-        <w:t>עַ֚ם רַ֣ב וְ⁠עָצ֔וּם</w:t>
-      </w:r>
-    </w:p>
-    <w:p>
-      <w:pPr/>
-      <w:r>
-        <w:rPr>
-          <w:lang w:val="hi_IN" w:bidi="hi_IN"/>
-        </w:rPr>
-      </w:r>
-      <w:r>
-        <w:rPr>
           <w:b/>
           <w:lang w:val="hi_IN" w:bidi="hi_IN"/>
         </w:rPr>
@@ -11337,20 +9998,6 @@
       </w:r>
       <w:r>
         <w:rPr>
-          <w:lang w:val="hi_IN" w:bidi="hi_IN"/>
-        </w:rPr>
-        <w:t>עַ֚ם רַ֣ב וְ⁠עָצ֔וּם</w:t>
-      </w:r>
-    </w:p>
-    <w:p>
-      <w:pPr/>
-      <w:r>
-        <w:rPr>
-          <w:lang w:val="hi_IN" w:bidi="hi_IN"/>
-        </w:rPr>
-      </w:r>
-      <w:r>
-        <w:rPr>
           <w:b/>
           <w:lang w:val="hi_IN" w:bidi="hi_IN"/>
         </w:rPr>
@@ -11460,20 +10107,6 @@
       </w:r>
       <w:r>
         <w:rPr>
-          <w:lang w:val="hi_IN" w:bidi="hi_IN"/>
-        </w:rPr>
-        <w:t>כָּמֹ֗⁠הוּ לֹ֤א נִֽהְיָה֙ מִן־הָ֣⁠עוֹלָ֔ם וְ⁠אַֽחֲרָי⁠ו֙ לֹ֣א יוֹסֵ֔ף עַד־שְׁנֵ֖י דּ֥וֹר וָ⁠דֽוֹר</w:t>
-      </w:r>
-    </w:p>
-    <w:p>
-      <w:pPr/>
-      <w:r>
-        <w:rPr>
-          <w:lang w:val="hi_IN" w:bidi="hi_IN"/>
-        </w:rPr>
-      </w:r>
-      <w:r>
-        <w:rPr>
           <w:b/>
           <w:lang w:val="hi_IN" w:bidi="hi_IN"/>
         </w:rPr>
@@ -11557,20 +10190,6 @@
       </w:r>
       <w:r>
         <w:rPr>
-          <w:lang w:val="hi_IN" w:bidi="hi_IN"/>
-        </w:rPr>
-        <w:t>עַד־שְׁנֵ֖י דּ֥וֹר וָ⁠דֽוֹר</w:t>
-      </w:r>
-    </w:p>
-    <w:p>
-      <w:pPr/>
-      <w:r>
-        <w:rPr>
-          <w:lang w:val="hi_IN" w:bidi="hi_IN"/>
-        </w:rPr>
-      </w:r>
-      <w:r>
-        <w:rPr>
           <w:b/>
           <w:lang w:val="hi_IN" w:bidi="hi_IN"/>
         </w:rPr>
@@ -11654,20 +10273,6 @@
       </w:r>
       <w:r>
         <w:rPr>
-          <w:lang w:val="hi_IN" w:bidi="hi_IN"/>
-        </w:rPr>
-        <w:t>לְ⁠פָנָי⁠ו֙ אָ֣כְלָה אֵ֔שׁ וְ⁠אַחֲרָ֖י⁠ו תְּלַהֵ֣ט לֶֽהָבָ֑ה כְּ⁠גַן־עֵ֨דֶן הָ⁠אָ֜רֶץ לְ⁠פָנָ֗י⁠ו וְ⁠אַֽחֲרָי⁠ו֙ מִדְבַּ֣ר שְׁמָמָ֔ה וְ⁠גַם־פְּלֵיטָ֖ה לֹא־הָ֥יְתָה לּֽ⁠וֹ</w:t>
-      </w:r>
-    </w:p>
-    <w:p>
-      <w:pPr/>
-      <w:r>
-        <w:rPr>
-          <w:lang w:val="hi_IN" w:bidi="hi_IN"/>
-        </w:rPr>
-      </w:r>
-      <w:r>
-        <w:rPr>
           <w:b/>
           <w:lang w:val="hi_IN" w:bidi="hi_IN"/>
         </w:rPr>
@@ -11789,20 +10394,6 @@
       </w:r>
       <w:r>
         <w:rPr>
-          <w:lang w:val="hi_IN" w:bidi="hi_IN"/>
-        </w:rPr>
-        <w:t>לְ⁠פָנָי⁠ו֙ אָ֣כְלָה אֵ֔שׁ וְ⁠אַחֲרָ֖י⁠ו תְּלַהֵ֣ט לֶֽהָבָ֑ה</w:t>
-      </w:r>
-    </w:p>
-    <w:p>
-      <w:pPr/>
-      <w:r>
-        <w:rPr>
-          <w:lang w:val="hi_IN" w:bidi="hi_IN"/>
-        </w:rPr>
-      </w:r>
-      <w:r>
-        <w:rPr>
           <w:b/>
           <w:lang w:val="hi_IN" w:bidi="hi_IN"/>
         </w:rPr>
@@ -11912,20 +10503,6 @@
       </w:r>
       <w:r>
         <w:rPr>
-          <w:lang w:val="hi_IN" w:bidi="hi_IN"/>
-        </w:rPr>
-        <w:t>לְ⁠פָנָי⁠ו֙ אָ֣כְלָה אֵ֔שׁ</w:t>
-      </w:r>
-    </w:p>
-    <w:p>
-      <w:pPr/>
-      <w:r>
-        <w:rPr>
-          <w:lang w:val="hi_IN" w:bidi="hi_IN"/>
-        </w:rPr>
-      </w:r>
-      <w:r>
-        <w:rPr>
           <w:b/>
           <w:lang w:val="hi_IN" w:bidi="hi_IN"/>
         </w:rPr>
@@ -12022,20 +10599,6 @@
       </w:r>
       <w:r>
         <w:rPr>
-          <w:lang w:val="hi_IN" w:bidi="hi_IN"/>
-        </w:rPr>
-        <w:t>כְּ⁠גַן־עֵ֨דֶן הָ⁠אָ֜רֶץ לְ⁠פָנָ֗י⁠ו</w:t>
-      </w:r>
-    </w:p>
-    <w:p>
-      <w:pPr/>
-      <w:r>
-        <w:rPr>
-          <w:lang w:val="hi_IN" w:bidi="hi_IN"/>
-        </w:rPr>
-      </w:r>
-      <w:r>
-        <w:rPr>
           <w:b/>
           <w:lang w:val="hi_IN" w:bidi="hi_IN"/>
         </w:rPr>
@@ -12119,20 +10682,6 @@
       </w:r>
       <w:r>
         <w:rPr>
-          <w:lang w:val="hi_IN" w:bidi="hi_IN"/>
-        </w:rPr>
-        <w:t>מִדְבַּ֣ר שְׁמָמָ֔ה</w:t>
-      </w:r>
-    </w:p>
-    <w:p>
-      <w:pPr/>
-      <w:r>
-        <w:rPr>
-          <w:lang w:val="hi_IN" w:bidi="hi_IN"/>
-        </w:rPr>
-      </w:r>
-      <w:r>
-        <w:rPr>
           <w:b/>
           <w:lang w:val="hi_IN" w:bidi="hi_IN"/>
         </w:rPr>
@@ -12229,20 +10778,6 @@
       </w:r>
       <w:r>
         <w:rPr>
-          <w:lang w:val="hi_IN" w:bidi="hi_IN"/>
-        </w:rPr>
-        <w:t>וְ⁠גַם־פְּלֵיטָ֖ה לֹא־הָ֥יְתָה לּֽ⁠וֹ</w:t>
-      </w:r>
-    </w:p>
-    <w:p>
-      <w:pPr/>
-      <w:r>
-        <w:rPr>
-          <w:lang w:val="hi_IN" w:bidi="hi_IN"/>
-        </w:rPr>
-      </w:r>
-      <w:r>
-        <w:rPr>
           <w:b/>
           <w:lang w:val="hi_IN" w:bidi="hi_IN"/>
         </w:rPr>
@@ -12326,20 +10861,6 @@
       </w:r>
       <w:r>
         <w:rPr>
-          <w:lang w:val="hi_IN" w:bidi="hi_IN"/>
-        </w:rPr>
-        <w:t>פְּלֵיטָ֖ה לֹא־הָ֥יְתָה לּֽ⁠וֹ</w:t>
-      </w:r>
-    </w:p>
-    <w:p>
-      <w:pPr/>
-      <w:r>
-        <w:rPr>
-          <w:lang w:val="hi_IN" w:bidi="hi_IN"/>
-        </w:rPr>
-      </w:r>
-      <w:r>
-        <w:rPr>
           <w:b/>
           <w:lang w:val="hi_IN" w:bidi="hi_IN"/>
         </w:rPr>
@@ -12436,20 +10957,6 @@
       </w:r>
       <w:r>
         <w:rPr>
-          <w:lang w:val="hi_IN" w:bidi="hi_IN"/>
-        </w:rPr>
-        <w:t>כְּ⁠מַרְאֵ֥ה סוּסִ֖ים מַרְאֵ֑⁠הוּ</w:t>
-      </w:r>
-    </w:p>
-    <w:p>
-      <w:pPr/>
-      <w:r>
-        <w:rPr>
-          <w:lang w:val="hi_IN" w:bidi="hi_IN"/>
-        </w:rPr>
-      </w:r>
-      <w:r>
-        <w:rPr>
           <w:b/>
           <w:lang w:val="hi_IN" w:bidi="hi_IN"/>
         </w:rPr>
@@ -12533,20 +11040,6 @@
       </w:r>
       <w:r>
         <w:rPr>
-          <w:lang w:val="hi_IN" w:bidi="hi_IN"/>
-        </w:rPr>
-        <w:t>כְּ⁠מַרְאֵ֥ה &amp; מַרְאֵ֑⁠הוּ</w:t>
-      </w:r>
-    </w:p>
-    <w:p>
-      <w:pPr/>
-      <w:r>
-        <w:rPr>
-          <w:lang w:val="hi_IN" w:bidi="hi_IN"/>
-        </w:rPr>
-      </w:r>
-      <w:r>
-        <w:rPr>
           <w:b/>
           <w:lang w:val="hi_IN" w:bidi="hi_IN"/>
         </w:rPr>
@@ -12642,20 +11135,6 @@
       </w:r>
       <w:r>
         <w:rPr>
-          <w:lang w:val="hi_IN" w:bidi="hi_IN"/>
-        </w:rPr>
-        <w:t>וּ⁠כְ⁠פָרָשִׁ֖ים כֵּ֥ן יְרוּצֽוּ⁠ן</w:t>
-      </w:r>
-    </w:p>
-    <w:p>
-      <w:pPr/>
-      <w:r>
-        <w:rPr>
-          <w:lang w:val="hi_IN" w:bidi="hi_IN"/>
-        </w:rPr>
-      </w:r>
-      <w:r>
-        <w:rPr>
           <w:b/>
           <w:lang w:val="hi_IN" w:bidi="hi_IN"/>
         </w:rPr>
@@ -12739,20 +11218,6 @@
       </w:r>
       <w:r>
         <w:rPr>
-          <w:lang w:val="hi_IN" w:bidi="hi_IN"/>
-        </w:rPr>
-        <w:t>כְּ⁠ק֣וֹל מַרְכָּב֗וֹת עַל־רָאשֵׁ֤י הֶֽ⁠הָרִים֙ יְרַקֵּד֔וּ⁠ן</w:t>
-      </w:r>
-    </w:p>
-    <w:p>
-      <w:pPr/>
-      <w:r>
-        <w:rPr>
-          <w:lang w:val="hi_IN" w:bidi="hi_IN"/>
-        </w:rPr>
-      </w:r>
-      <w:r>
-        <w:rPr>
           <w:b/>
           <w:lang w:val="hi_IN" w:bidi="hi_IN"/>
         </w:rPr>
@@ -12836,20 +11301,6 @@
       </w:r>
       <w:r>
         <w:rPr>
-          <w:lang w:val="hi_IN" w:bidi="hi_IN"/>
-        </w:rPr>
-        <w:t>כְּ⁠קוֹל֙ לַ֣הַב אֵ֔שׁ אֹכְלָ֖ה קָ֑שׁ</w:t>
-      </w:r>
-    </w:p>
-    <w:p>
-      <w:pPr/>
-      <w:r>
-        <w:rPr>
-          <w:lang w:val="hi_IN" w:bidi="hi_IN"/>
-        </w:rPr>
-      </w:r>
-      <w:r>
-        <w:rPr>
           <w:b/>
           <w:lang w:val="hi_IN" w:bidi="hi_IN"/>
         </w:rPr>
@@ -12933,20 +11384,6 @@
       </w:r>
       <w:r>
         <w:rPr>
-          <w:lang w:val="hi_IN" w:bidi="hi_IN"/>
-        </w:rPr>
-        <w:t>כְּ⁠עַ֣ם עָצ֔וּם עֱר֖וּךְ מִלְחָמָֽה</w:t>
-      </w:r>
-    </w:p>
-    <w:p>
-      <w:pPr/>
-      <w:r>
-        <w:rPr>
-          <w:lang w:val="hi_IN" w:bidi="hi_IN"/>
-        </w:rPr>
-      </w:r>
-      <w:r>
-        <w:rPr>
           <w:b/>
           <w:lang w:val="hi_IN" w:bidi="hi_IN"/>
         </w:rPr>
@@ -13030,20 +11467,6 @@
       </w:r>
       <w:r>
         <w:rPr>
-          <w:lang w:val="hi_IN" w:bidi="hi_IN"/>
-        </w:rPr>
-        <w:t>כְּ⁠עַ֣ם עָצ֔וּם עֱר֖וּךְ מִלְחָמָֽה</w:t>
-      </w:r>
-    </w:p>
-    <w:p>
-      <w:pPr/>
-      <w:r>
-        <w:rPr>
-          <w:lang w:val="hi_IN" w:bidi="hi_IN"/>
-        </w:rPr>
-      </w:r>
-      <w:r>
-        <w:rPr>
           <w:b/>
           <w:lang w:val="hi_IN" w:bidi="hi_IN"/>
         </w:rPr>
@@ -13127,20 +11550,6 @@
       </w:r>
       <w:r>
         <w:rPr>
-          <w:lang w:val="hi_IN" w:bidi="hi_IN"/>
-        </w:rPr>
-        <w:t>כְּ⁠עַ֣ם עָצ֔וּם עֱר֖וּךְ מִלְחָמָֽה</w:t>
-      </w:r>
-    </w:p>
-    <w:p>
-      <w:pPr/>
-      <w:r>
-        <w:rPr>
-          <w:lang w:val="hi_IN" w:bidi="hi_IN"/>
-        </w:rPr>
-      </w:r>
-      <w:r>
-        <w:rPr>
           <w:b/>
           <w:lang w:val="hi_IN" w:bidi="hi_IN"/>
         </w:rPr>
@@ -13224,20 +11633,6 @@
       </w:r>
       <w:r>
         <w:rPr>
-          <w:lang w:val="hi_IN" w:bidi="hi_IN"/>
-        </w:rPr>
-        <w:t>יָחִ֣ילוּ</w:t>
-      </w:r>
-    </w:p>
-    <w:p>
-      <w:pPr/>
-      <w:r>
-        <w:rPr>
-          <w:lang w:val="hi_IN" w:bidi="hi_IN"/>
-        </w:rPr>
-      </w:r>
-      <w:r>
-        <w:rPr>
           <w:b/>
           <w:lang w:val="hi_IN" w:bidi="hi_IN"/>
         </w:rPr>
@@ -13334,20 +11729,6 @@
       </w:r>
       <w:r>
         <w:rPr>
-          <w:lang w:val="hi_IN" w:bidi="hi_IN"/>
-        </w:rPr>
-        <w:t>קִבְּצ֥וּ פָארֽוּר</w:t>
-      </w:r>
-    </w:p>
-    <w:p>
-      <w:pPr/>
-      <w:r>
-        <w:rPr>
-          <w:lang w:val="hi_IN" w:bidi="hi_IN"/>
-        </w:rPr>
-      </w:r>
-      <w:r>
-        <w:rPr>
           <w:b/>
           <w:lang w:val="hi_IN" w:bidi="hi_IN"/>
         </w:rPr>
@@ -13444,20 +11825,6 @@
       </w:r>
       <w:r>
         <w:rPr>
-          <w:lang w:val="hi_IN" w:bidi="hi_IN"/>
-        </w:rPr>
-        <w:t>כְּ⁠גִבּוֹרִ֣ים יְרֻצ֔וּ⁠ן</w:t>
-      </w:r>
-    </w:p>
-    <w:p>
-      <w:pPr/>
-      <w:r>
-        <w:rPr>
-          <w:lang w:val="hi_IN" w:bidi="hi_IN"/>
-        </w:rPr>
-      </w:r>
-      <w:r>
-        <w:rPr>
           <w:b/>
           <w:lang w:val="hi_IN" w:bidi="hi_IN"/>
         </w:rPr>
@@ -13541,20 +11908,6 @@
       </w:r>
       <w:r>
         <w:rPr>
-          <w:lang w:val="hi_IN" w:bidi="hi_IN"/>
-        </w:rPr>
-        <w:t>כְּ⁠אַנְשֵׁ֥י מִלְחָמָ֖ה יַעֲל֣וּ חוֹמָ֑ה</w:t>
-      </w:r>
-    </w:p>
-    <w:p>
-      <w:pPr/>
-      <w:r>
-        <w:rPr>
-          <w:lang w:val="hi_IN" w:bidi="hi_IN"/>
-        </w:rPr>
-      </w:r>
-      <w:r>
-        <w:rPr>
           <w:b/>
           <w:lang w:val="hi_IN" w:bidi="hi_IN"/>
         </w:rPr>
@@ -13638,20 +11991,6 @@
       </w:r>
       <w:r>
         <w:rPr>
-          <w:lang w:val="hi_IN" w:bidi="hi_IN"/>
-        </w:rPr>
-        <w:t>כְּ⁠אַנְשֵׁ֥י מִלְחָמָ֖ה</w:t>
-      </w:r>
-    </w:p>
-    <w:p>
-      <w:pPr/>
-      <w:r>
-        <w:rPr>
-          <w:lang w:val="hi_IN" w:bidi="hi_IN"/>
-        </w:rPr>
-      </w:r>
-      <w:r>
-        <w:rPr>
           <w:b/>
           <w:lang w:val="hi_IN" w:bidi="hi_IN"/>
         </w:rPr>
@@ -13748,20 +12087,6 @@
       </w:r>
       <w:r>
         <w:rPr>
-          <w:lang w:val="hi_IN" w:bidi="hi_IN"/>
-        </w:rPr>
-        <w:t>חוֹמָ֑ה</w:t>
-      </w:r>
-    </w:p>
-    <w:p>
-      <w:pPr/>
-      <w:r>
-        <w:rPr>
-          <w:lang w:val="hi_IN" w:bidi="hi_IN"/>
-        </w:rPr>
-      </w:r>
-      <w:r>
-        <w:rPr>
           <w:b/>
           <w:lang w:val="hi_IN" w:bidi="hi_IN"/>
         </w:rPr>
@@ -13858,20 +12183,6 @@
       </w:r>
       <w:r>
         <w:rPr>
-          <w:lang w:val="hi_IN" w:bidi="hi_IN"/>
-        </w:rPr>
-        <w:t>וְ⁠אִ֤ישׁ בִּ⁠דְרָכָי⁠ו֙</w:t>
-      </w:r>
-    </w:p>
-    <w:p>
-      <w:pPr/>
-      <w:r>
-        <w:rPr>
-          <w:lang w:val="hi_IN" w:bidi="hi_IN"/>
-        </w:rPr>
-      </w:r>
-      <w:r>
-        <w:rPr>
           <w:b/>
           <w:lang w:val="hi_IN" w:bidi="hi_IN"/>
         </w:rPr>
@@ -13968,20 +12279,6 @@
       </w:r>
       <w:r>
         <w:rPr>
-          <w:lang w:val="hi_IN" w:bidi="hi_IN"/>
-        </w:rPr>
-        <w:t>וְ⁠לֹ֥א יְעַבְּט֖וּ⁠ן אֹרְחוֹתָֽ⁠ם</w:t>
-      </w:r>
-    </w:p>
-    <w:p>
-      <w:pPr/>
-      <w:r>
-        <w:rPr>
-          <w:lang w:val="hi_IN" w:bidi="hi_IN"/>
-        </w:rPr>
-      </w:r>
-      <w:r>
-        <w:rPr>
           <w:b/>
           <w:lang w:val="hi_IN" w:bidi="hi_IN"/>
         </w:rPr>
@@ -14078,20 +12375,6 @@
       </w:r>
       <w:r>
         <w:rPr>
-          <w:lang w:val="hi_IN" w:bidi="hi_IN"/>
-        </w:rPr>
-        <w:t>וְ⁠לֹ֥א יְעַבְּט֖וּ⁠ן אֹרְחוֹתָֽ⁠ם</w:t>
-      </w:r>
-    </w:p>
-    <w:p>
-      <w:pPr/>
-      <w:r>
-        <w:rPr>
-          <w:lang w:val="hi_IN" w:bidi="hi_IN"/>
-        </w:rPr>
-      </w:r>
-      <w:r>
-        <w:rPr>
           <w:b/>
           <w:lang w:val="hi_IN" w:bidi="hi_IN"/>
         </w:rPr>
@@ -14175,20 +12458,6 @@
       </w:r>
       <w:r>
         <w:rPr>
-          <w:lang w:val="hi_IN" w:bidi="hi_IN"/>
-        </w:rPr>
-        <w:t>וְ⁠אִ֤ישׁ אָחִי⁠ו֙ לֹ֣א יִדְחָק֔וּ⁠ן</w:t>
-      </w:r>
-    </w:p>
-    <w:p>
-      <w:pPr/>
-      <w:r>
-        <w:rPr>
-          <w:lang w:val="hi_IN" w:bidi="hi_IN"/>
-        </w:rPr>
-      </w:r>
-      <w:r>
-        <w:rPr>
           <w:b/>
           <w:lang w:val="hi_IN" w:bidi="hi_IN"/>
         </w:rPr>
@@ -14298,20 +12567,6 @@
       </w:r>
       <w:r>
         <w:rPr>
-          <w:lang w:val="hi_IN" w:bidi="hi_IN"/>
-        </w:rPr>
-        <w:t>גֶּ֥בֶר בִּ⁠מְסִלָּת֖⁠וֹ יֵֽלֵכ֑וּ⁠ן</w:t>
-      </w:r>
-    </w:p>
-    <w:p>
-      <w:pPr/>
-      <w:r>
-        <w:rPr>
-          <w:lang w:val="hi_IN" w:bidi="hi_IN"/>
-        </w:rPr>
-      </w:r>
-      <w:r>
-        <w:rPr>
           <w:b/>
           <w:lang w:val="hi_IN" w:bidi="hi_IN"/>
         </w:rPr>
@@ -14421,20 +12676,6 @@
       </w:r>
       <w:r>
         <w:rPr>
-          <w:lang w:val="hi_IN" w:bidi="hi_IN"/>
-        </w:rPr>
-        <w:t>וּ⁠בְעַ֥ד הַ⁠שֶּׁ֛לַח יִפֹּ֖לוּ לֹ֥א יִבְצָֽעוּ</w:t>
-      </w:r>
-    </w:p>
-    <w:p>
-      <w:pPr/>
-      <w:r>
-        <w:rPr>
-          <w:lang w:val="hi_IN" w:bidi="hi_IN"/>
-        </w:rPr>
-      </w:r>
-      <w:r>
-        <w:rPr>
           <w:b/>
           <w:lang w:val="hi_IN" w:bidi="hi_IN"/>
         </w:rPr>
@@ -14518,20 +12759,6 @@
       </w:r>
       <w:r>
         <w:rPr>
-          <w:lang w:val="hi_IN" w:bidi="hi_IN"/>
-        </w:rPr>
-        <w:t>בָּ⁠עִ֣יר יָשֹׁ֗קּוּ בַּֽ⁠חוֹמָה֙ יְרֻצ֔וּ⁠ן בַּ⁠בָּתִּ֖ים יַעֲל֑וּ בְּעַ֧ד הַ⁠חַלּוֹנִ֛ים יָבֹ֖אוּ כַּ⁠גַּנָּֽב</w:t>
-      </w:r>
-    </w:p>
-    <w:p>
-      <w:pPr/>
-      <w:r>
-        <w:rPr>
-          <w:lang w:val="hi_IN" w:bidi="hi_IN"/>
-        </w:rPr>
-      </w:r>
-      <w:r>
-        <w:rPr>
           <w:b/>
           <w:lang w:val="hi_IN" w:bidi="hi_IN"/>
         </w:rPr>
@@ -14615,20 +12842,6 @@
       </w:r>
       <w:r>
         <w:rPr>
-          <w:lang w:val="hi_IN" w:bidi="hi_IN"/>
-        </w:rPr>
-        <w:t>בְּעַ֧ד הַ⁠חַלּוֹנִ֛ים יָבֹ֖אוּ כַּ⁠גַּנָּֽב</w:t>
-      </w:r>
-    </w:p>
-    <w:p>
-      <w:pPr/>
-      <w:r>
-        <w:rPr>
-          <w:lang w:val="hi_IN" w:bidi="hi_IN"/>
-        </w:rPr>
-      </w:r>
-      <w:r>
-        <w:rPr>
           <w:b/>
           <w:lang w:val="hi_IN" w:bidi="hi_IN"/>
         </w:rPr>
@@ -14712,20 +12925,6 @@
       </w:r>
       <w:r>
         <w:rPr>
-          <w:lang w:val="hi_IN" w:bidi="hi_IN"/>
-        </w:rPr>
-        <w:t>לְ⁠פָנָי⁠ו֙ רָ֣גְזָה אֶ֔רֶץ רָעֲשׁ֖וּ שָׁמָ֑יִם</w:t>
-      </w:r>
-    </w:p>
-    <w:p>
-      <w:pPr/>
-      <w:r>
-        <w:rPr>
-          <w:lang w:val="hi_IN" w:bidi="hi_IN"/>
-        </w:rPr>
-      </w:r>
-      <w:r>
-        <w:rPr>
           <w:b/>
           <w:lang w:val="hi_IN" w:bidi="hi_IN"/>
         </w:rPr>
@@ -14848,20 +13047,6 @@
       </w:r>
       <w:r>
         <w:rPr>
-          <w:lang w:val="hi_IN" w:bidi="hi_IN"/>
-        </w:rPr>
-        <w:t>שֶׁ֤מֶשׁ וְ⁠יָרֵ֨חַ֙ קָדָ֔רוּ</w:t>
-      </w:r>
-    </w:p>
-    <w:p>
-      <w:pPr/>
-      <w:r>
-        <w:rPr>
-          <w:lang w:val="hi_IN" w:bidi="hi_IN"/>
-        </w:rPr>
-      </w:r>
-      <w:r>
-        <w:rPr>
           <w:b/>
           <w:lang w:val="hi_IN" w:bidi="hi_IN"/>
         </w:rPr>
@@ -14971,20 +13156,6 @@
       </w:r>
       <w:r>
         <w:rPr>
-          <w:lang w:val="hi_IN" w:bidi="hi_IN"/>
-        </w:rPr>
-        <w:t>וְ⁠כוֹכָבִ֖ים אָסְפ֥וּ נָגְהָֽ⁠ם</w:t>
-      </w:r>
-    </w:p>
-    <w:p>
-      <w:pPr/>
-      <w:r>
-        <w:rPr>
-          <w:lang w:val="hi_IN" w:bidi="hi_IN"/>
-        </w:rPr>
-      </w:r>
-      <w:r>
-        <w:rPr>
           <w:b/>
           <w:lang w:val="hi_IN" w:bidi="hi_IN"/>
         </w:rPr>
@@ -15081,20 +13252,6 @@
       </w:r>
       <w:r>
         <w:rPr>
-          <w:lang w:val="hi_IN" w:bidi="hi_IN"/>
-        </w:rPr>
-        <w:t>קוֹל⁠וֹ֙</w:t>
-      </w:r>
-    </w:p>
-    <w:p>
-      <w:pPr/>
-      <w:r>
-        <w:rPr>
-          <w:lang w:val="hi_IN" w:bidi="hi_IN"/>
-        </w:rPr>
-      </w:r>
-      <w:r>
-        <w:rPr>
           <w:b/>
           <w:lang w:val="hi_IN" w:bidi="hi_IN"/>
         </w:rPr>
@@ -15191,20 +13348,6 @@
       </w:r>
       <w:r>
         <w:rPr>
-          <w:lang w:val="hi_IN" w:bidi="hi_IN"/>
-        </w:rPr>
-        <w:t>מַחֲנֵ֔⁠הוּ</w:t>
-      </w:r>
-    </w:p>
-    <w:p>
-      <w:pPr/>
-      <w:r>
-        <w:rPr>
-          <w:lang w:val="hi_IN" w:bidi="hi_IN"/>
-        </w:rPr>
-      </w:r>
-      <w:r>
-        <w:rPr>
           <w:b/>
           <w:lang w:val="hi_IN" w:bidi="hi_IN"/>
         </w:rPr>
@@ -15301,20 +13444,6 @@
       </w:r>
       <w:r>
         <w:rPr>
-          <w:lang w:val="hi_IN" w:bidi="hi_IN"/>
-        </w:rPr>
-        <w:t>דְבָר֑⁠וֹ</w:t>
-      </w:r>
-    </w:p>
-    <w:p>
-      <w:pPr/>
-      <w:r>
-        <w:rPr>
-          <w:lang w:val="hi_IN" w:bidi="hi_IN"/>
-        </w:rPr>
-      </w:r>
-      <w:r>
-        <w:rPr>
           <w:b/>
           <w:lang w:val="hi_IN" w:bidi="hi_IN"/>
         </w:rPr>
@@ -15411,20 +13540,6 @@
       </w:r>
       <w:r>
         <w:rPr>
-          <w:lang w:val="hi_IN" w:bidi="hi_IN"/>
-        </w:rPr>
-        <w:t>כִּֽי־גָד֧וֹל יוֹם־יְהוָ֛ה וְ⁠נוֹרָ֥א מְאֹ֖ד וּ⁠מִ֥י יְכִילֶֽ⁠נּוּ</w:t>
-      </w:r>
-    </w:p>
-    <w:p>
-      <w:pPr/>
-      <w:r>
-        <w:rPr>
-          <w:lang w:val="hi_IN" w:bidi="hi_IN"/>
-        </w:rPr>
-      </w:r>
-      <w:r>
-        <w:rPr>
           <w:b/>
           <w:lang w:val="hi_IN" w:bidi="hi_IN"/>
         </w:rPr>
@@ -15527,7 +13642,7 @@
         </w:rPr>
         <w:t xml:space="preserve">देखें कि आपने </w:t>
       </w:r>
-      <w:hyperlink r:id="rId16">
+      <w:hyperlink r:id="rId14">
         <w:r>
           <w:rPr>
             <w:lang w:val="hi_IN" w:bidi="hi_IN"/>
@@ -15609,20 +13724,6 @@
       </w:r>
       <w:r>
         <w:rPr>
-          <w:lang w:val="hi_IN" w:bidi="hi_IN"/>
-        </w:rPr>
-        <w:t>וְ⁠גַם־עַתָּה֙ נְאֻם־יְהוָ֔ה שֻׁ֥בוּ עָדַ֖⁠י</w:t>
-      </w:r>
-    </w:p>
-    <w:p>
-      <w:pPr/>
-      <w:r>
-        <w:rPr>
-          <w:lang w:val="hi_IN" w:bidi="hi_IN"/>
-        </w:rPr>
-      </w:r>
-      <w:r>
-        <w:rPr>
           <w:b/>
           <w:lang w:val="hi_IN" w:bidi="hi_IN"/>
         </w:rPr>
@@ -15719,20 +13820,6 @@
       </w:r>
       <w:r>
         <w:rPr>
-          <w:lang w:val="hi_IN" w:bidi="hi_IN"/>
-        </w:rPr>
-        <w:t>שֻׁ֥בוּ</w:t>
-      </w:r>
-    </w:p>
-    <w:p>
-      <w:pPr/>
-      <w:r>
-        <w:rPr>
-          <w:lang w:val="hi_IN" w:bidi="hi_IN"/>
-        </w:rPr>
-      </w:r>
-      <w:r>
-        <w:rPr>
           <w:b/>
           <w:lang w:val="hi_IN" w:bidi="hi_IN"/>
         </w:rPr>
@@ -15829,20 +13916,6 @@
       </w:r>
       <w:r>
         <w:rPr>
-          <w:lang w:val="hi_IN" w:bidi="hi_IN"/>
-        </w:rPr>
-        <w:t>שֻׁ֥בוּ עָדַ֖⁠י בְּ⁠כָל־לְבַבְ⁠כֶ֑ם</w:t>
-      </w:r>
-    </w:p>
-    <w:p>
-      <w:pPr/>
-      <w:r>
-        <w:rPr>
-          <w:lang w:val="hi_IN" w:bidi="hi_IN"/>
-        </w:rPr>
-      </w:r>
-      <w:r>
-        <w:rPr>
           <w:b/>
           <w:lang w:val="hi_IN" w:bidi="hi_IN"/>
         </w:rPr>
@@ -15952,20 +14025,6 @@
       </w:r>
       <w:r>
         <w:rPr>
-          <w:lang w:val="hi_IN" w:bidi="hi_IN"/>
-        </w:rPr>
-        <w:t>לְבַבְ⁠כֶ֑ם</w:t>
-      </w:r>
-    </w:p>
-    <w:p>
-      <w:pPr/>
-      <w:r>
-        <w:rPr>
-          <w:lang w:val="hi_IN" w:bidi="hi_IN"/>
-        </w:rPr>
-      </w:r>
-      <w:r>
-        <w:rPr>
           <w:b/>
           <w:lang w:val="hi_IN" w:bidi="hi_IN"/>
         </w:rPr>
@@ -16062,20 +14121,6 @@
       </w:r>
       <w:r>
         <w:rPr>
-          <w:lang w:val="hi_IN" w:bidi="hi_IN"/>
-        </w:rPr>
-        <w:t>וְ⁠קִרְע֤וּ לְבַבְ⁠כֶם֙ וְ⁠אַל־בִּגְדֵי⁠כֶ֔ם</w:t>
-      </w:r>
-    </w:p>
-    <w:p>
-      <w:pPr/>
-      <w:r>
-        <w:rPr>
-          <w:lang w:val="hi_IN" w:bidi="hi_IN"/>
-        </w:rPr>
-      </w:r>
-      <w:r>
-        <w:rPr>
           <w:b/>
           <w:lang w:val="hi_IN" w:bidi="hi_IN"/>
         </w:rPr>
@@ -16159,20 +14204,6 @@
       </w:r>
       <w:r>
         <w:rPr>
-          <w:lang w:val="hi_IN" w:bidi="hi_IN"/>
-        </w:rPr>
-        <w:t>וְ⁠קִרְע֤וּ לְבַבְ⁠כֶם֙ וְ⁠אַל־בִּגְדֵי⁠כֶ֔ם וְ⁠שׁ֖וּבוּ אֶל־יְהוָ֣ה אֱלֹֽהֵי⁠כֶ֑ם</w:t>
-      </w:r>
-    </w:p>
-    <w:p>
-      <w:pPr/>
-      <w:r>
-        <w:rPr>
-          <w:lang w:val="hi_IN" w:bidi="hi_IN"/>
-        </w:rPr>
-      </w:r>
-      <w:r>
-        <w:rPr>
           <w:b/>
           <w:lang w:val="hi_IN" w:bidi="hi_IN"/>
         </w:rPr>
@@ -16256,20 +14287,6 @@
       </w:r>
       <w:r>
         <w:rPr>
-          <w:lang w:val="hi_IN" w:bidi="hi_IN"/>
-        </w:rPr>
-        <w:t>אֶ֤רֶךְ אַפַּ֨יִם֙</w:t>
-      </w:r>
-    </w:p>
-    <w:p>
-      <w:pPr/>
-      <w:r>
-        <w:rPr>
-          <w:lang w:val="hi_IN" w:bidi="hi_IN"/>
-        </w:rPr>
-      </w:r>
-      <w:r>
-        <w:rPr>
           <w:b/>
           <w:lang w:val="hi_IN" w:bidi="hi_IN"/>
         </w:rPr>
@@ -16366,20 +14383,6 @@
       </w:r>
       <w:r>
         <w:rPr>
-          <w:lang w:val="hi_IN" w:bidi="hi_IN"/>
-        </w:rPr>
-        <w:t>וְ⁠רַב־חֶ֔סֶד</w:t>
-      </w:r>
-    </w:p>
-    <w:p>
-      <w:pPr/>
-      <w:r>
-        <w:rPr>
-          <w:lang w:val="hi_IN" w:bidi="hi_IN"/>
-        </w:rPr>
-      </w:r>
-      <w:r>
-        <w:rPr>
           <w:b/>
           <w:lang w:val="hi_IN" w:bidi="hi_IN"/>
         </w:rPr>
@@ -16476,20 +14479,6 @@
       </w:r>
       <w:r>
         <w:rPr>
-          <w:lang w:val="hi_IN" w:bidi="hi_IN"/>
-        </w:rPr>
-        <w:t>מִ֥י יוֹדֵ֖עַ יָשׁ֣וּב וְ⁠נִחָ֑ם וְ⁠הִשְׁאִ֤יר אַֽחֲרָי⁠ו֙ בְּרָכָ֔ה</w:t>
-      </w:r>
-    </w:p>
-    <w:p>
-      <w:pPr/>
-      <w:r>
-        <w:rPr>
-          <w:lang w:val="hi_IN" w:bidi="hi_IN"/>
-        </w:rPr>
-      </w:r>
-      <w:r>
-        <w:rPr>
           <w:b/>
           <w:lang w:val="hi_IN" w:bidi="hi_IN"/>
         </w:rPr>
@@ -16573,20 +14562,6 @@
       </w:r>
       <w:r>
         <w:rPr>
-          <w:lang w:val="hi_IN" w:bidi="hi_IN"/>
-        </w:rPr>
-        <w:t>יָשׁ֣וּב וְ⁠נִחָ֑ם</w:t>
-      </w:r>
-    </w:p>
-    <w:p>
-      <w:pPr/>
-      <w:r>
-        <w:rPr>
-          <w:lang w:val="hi_IN" w:bidi="hi_IN"/>
-        </w:rPr>
-      </w:r>
-      <w:r>
-        <w:rPr>
           <w:b/>
           <w:lang w:val="hi_IN" w:bidi="hi_IN"/>
         </w:rPr>
@@ -16696,20 +14671,6 @@
       </w:r>
       <w:r>
         <w:rPr>
-          <w:lang w:val="hi_IN" w:bidi="hi_IN"/>
-        </w:rPr>
-        <w:t>וְ⁠הִשְׁאִ֤יר &amp; בְּרָכָ֔ה</w:t>
-      </w:r>
-    </w:p>
-    <w:p>
-      <w:pPr/>
-      <w:r>
-        <w:rPr>
-          <w:lang w:val="hi_IN" w:bidi="hi_IN"/>
-        </w:rPr>
-      </w:r>
-      <w:r>
-        <w:rPr>
           <w:b/>
           <w:lang w:val="hi_IN" w:bidi="hi_IN"/>
         </w:rPr>
@@ -16806,20 +14767,6 @@
       </w:r>
       <w:r>
         <w:rPr>
-          <w:lang w:val="hi_IN" w:bidi="hi_IN"/>
-        </w:rPr>
-        <w:t>אֱלֹהֵי⁠כֶֽם</w:t>
-      </w:r>
-    </w:p>
-    <w:p>
-      <w:pPr/>
-      <w:r>
-        <w:rPr>
-          <w:lang w:val="hi_IN" w:bidi="hi_IN"/>
-        </w:rPr>
-      </w:r>
-      <w:r>
-        <w:rPr>
           <w:b/>
           <w:lang w:val="hi_IN" w:bidi="hi_IN"/>
         </w:rPr>
@@ -16903,20 +14850,6 @@
       </w:r>
       <w:r>
         <w:rPr>
-          <w:lang w:val="hi_IN" w:bidi="hi_IN"/>
-        </w:rPr>
-        <w:t>צ֖וֹם</w:t>
-      </w:r>
-    </w:p>
-    <w:p>
-      <w:pPr/>
-      <w:r>
-        <w:rPr>
-          <w:lang w:val="hi_IN" w:bidi="hi_IN"/>
-        </w:rPr>
-      </w:r>
-      <w:r>
-        <w:rPr>
           <w:b/>
           <w:lang w:val="hi_IN" w:bidi="hi_IN"/>
         </w:rPr>
@@ -17013,20 +14946,6 @@
       </w:r>
       <w:r>
         <w:rPr>
-          <w:lang w:val="hi_IN" w:bidi="hi_IN"/>
-        </w:rPr>
-        <w:t>קַדְּשׁוּ־צ֖וֹם קִרְא֥וּ עֲצָרָֽה</w:t>
-      </w:r>
-    </w:p>
-    <w:p>
-      <w:pPr/>
-      <w:r>
-        <w:rPr>
-          <w:lang w:val="hi_IN" w:bidi="hi_IN"/>
-        </w:rPr>
-      </w:r>
-      <w:r>
-        <w:rPr>
           <w:b/>
           <w:lang w:val="hi_IN" w:bidi="hi_IN"/>
         </w:rPr>
@@ -17110,20 +15029,6 @@
       </w:r>
       <w:r>
         <w:rPr>
-          <w:lang w:val="hi_IN" w:bidi="hi_IN"/>
-        </w:rPr>
-        <w:t>קִבְצ֣וּ זְקֵנִ֔ים אִסְפוּ֙ עֽוֹלָלִ֔ים וְ⁠יֹנְקֵ֖י שָׁדָ֑יִם</w:t>
-      </w:r>
-    </w:p>
-    <w:p>
-      <w:pPr/>
-      <w:r>
-        <w:rPr>
-          <w:lang w:val="hi_IN" w:bidi="hi_IN"/>
-        </w:rPr>
-      </w:r>
-      <w:r>
-        <w:rPr>
           <w:b/>
           <w:lang w:val="hi_IN" w:bidi="hi_IN"/>
         </w:rPr>
@@ -17207,20 +15112,6 @@
       </w:r>
       <w:r>
         <w:rPr>
-          <w:lang w:val="hi_IN" w:bidi="hi_IN"/>
-        </w:rPr>
-        <w:t>יֵצֵ֤א חָתָן֙ מֵֽ⁠חֶדְר֔⁠וֹ וְ⁠כַלָּ֖ה מֵ⁠חֻפָּתָֽ⁠הּ</w:t>
-      </w:r>
-    </w:p>
-    <w:p>
-      <w:pPr/>
-      <w:r>
-        <w:rPr>
-          <w:lang w:val="hi_IN" w:bidi="hi_IN"/>
-        </w:rPr>
-      </w:r>
-      <w:r>
-        <w:rPr>
           <w:b/>
           <w:lang w:val="hi_IN" w:bidi="hi_IN"/>
         </w:rPr>
@@ -17304,20 +15195,6 @@
       </w:r>
       <w:r>
         <w:rPr>
-          <w:lang w:val="hi_IN" w:bidi="hi_IN"/>
-        </w:rPr>
-        <w:t>בֵּ֤ין הָ⁠אוּלָם֙ וְ⁠לַ⁠מִּזְבֵּ֔חַ</w:t>
-      </w:r>
-    </w:p>
-    <w:p>
-      <w:pPr/>
-      <w:r>
-        <w:rPr>
-          <w:lang w:val="hi_IN" w:bidi="hi_IN"/>
-        </w:rPr>
-      </w:r>
-      <w:r>
-        <w:rPr>
           <w:b/>
           <w:lang w:val="hi_IN" w:bidi="hi_IN"/>
         </w:rPr>
@@ -17421,20 +15298,6 @@
       </w:r>
       <w:r>
         <w:rPr>
-          <w:lang w:val="hi_IN" w:bidi="hi_IN"/>
-        </w:rPr>
-        <w:t>וְ⁠אַל־תִּתֵּ֨ן נַחֲלָתְ⁠ךָ֤ לְ⁠חֶרְפָּה֙</w:t>
-      </w:r>
-    </w:p>
-    <w:p>
-      <w:pPr/>
-      <w:r>
-        <w:rPr>
-          <w:lang w:val="hi_IN" w:bidi="hi_IN"/>
-        </w:rPr>
-      </w:r>
-      <w:r>
-        <w:rPr>
           <w:b/>
           <w:lang w:val="hi_IN" w:bidi="hi_IN"/>
         </w:rPr>
@@ -17531,20 +15394,6 @@
       </w:r>
       <w:r>
         <w:rPr>
-          <w:lang w:val="hi_IN" w:bidi="hi_IN"/>
-        </w:rPr>
-        <w:t>נַחֲלָתְ⁠ךָ֤</w:t>
-      </w:r>
-    </w:p>
-    <w:p>
-      <w:pPr/>
-      <w:r>
-        <w:rPr>
-          <w:lang w:val="hi_IN" w:bidi="hi_IN"/>
-        </w:rPr>
-      </w:r>
-      <w:r>
-        <w:rPr>
           <w:b/>
           <w:lang w:val="hi_IN" w:bidi="hi_IN"/>
         </w:rPr>
@@ -17628,20 +15477,6 @@
       </w:r>
       <w:r>
         <w:rPr>
-          <w:lang w:val="hi_IN" w:bidi="hi_IN"/>
-        </w:rPr>
-        <w:t>לִ⁠מְשָׁל־בָּ֣⁠ם גּוֹיִ֔ם</w:t>
-      </w:r>
-    </w:p>
-    <w:p>
-      <w:pPr/>
-      <w:r>
-        <w:rPr>
-          <w:lang w:val="hi_IN" w:bidi="hi_IN"/>
-        </w:rPr>
-      </w:r>
-      <w:r>
-        <w:rPr>
           <w:b/>
           <w:lang w:val="hi_IN" w:bidi="hi_IN"/>
         </w:rPr>
@@ -17725,20 +15560,6 @@
       </w:r>
       <w:r>
         <w:rPr>
-          <w:lang w:val="hi_IN" w:bidi="hi_IN"/>
-        </w:rPr>
-        <w:t>לָ֚⁠מָּה יֹאמְר֣וּ בָֽ⁠עַמִּ֔ים אַיֵּ֖ה אֱלֹהֵי⁠הֶֽם</w:t>
-      </w:r>
-    </w:p>
-    <w:p>
-      <w:pPr/>
-      <w:r>
-        <w:rPr>
-          <w:lang w:val="hi_IN" w:bidi="hi_IN"/>
-        </w:rPr>
-      </w:r>
-      <w:r>
-        <w:rPr>
           <w:b/>
           <w:lang w:val="hi_IN" w:bidi="hi_IN"/>
         </w:rPr>
@@ -17822,20 +15643,6 @@
       </w:r>
       <w:r>
         <w:rPr>
-          <w:lang w:val="hi_IN" w:bidi="hi_IN"/>
-        </w:rPr>
-        <w:t>לָ֚⁠מָּה יֹאמְר֣וּ</w:t>
-      </w:r>
-    </w:p>
-    <w:p>
-      <w:pPr/>
-      <w:r>
-        <w:rPr>
-          <w:lang w:val="hi_IN" w:bidi="hi_IN"/>
-        </w:rPr>
-      </w:r>
-      <w:r>
-        <w:rPr>
           <w:b/>
           <w:lang w:val="hi_IN" w:bidi="hi_IN"/>
         </w:rPr>
@@ -17932,20 +15739,6 @@
       </w:r>
       <w:r>
         <w:rPr>
-          <w:lang w:val="hi_IN" w:bidi="hi_IN"/>
-        </w:rPr>
-        <w:t>לָ֚⁠מָּה יֹאמְר֣וּ בָֽ⁠עַמִּ֔ים</w:t>
-      </w:r>
-    </w:p>
-    <w:p>
-      <w:pPr/>
-      <w:r>
-        <w:rPr>
-          <w:lang w:val="hi_IN" w:bidi="hi_IN"/>
-        </w:rPr>
-      </w:r>
-      <w:r>
-        <w:rPr>
           <w:b/>
           <w:lang w:val="hi_IN" w:bidi="hi_IN"/>
         </w:rPr>
@@ -18029,20 +15822,6 @@
       </w:r>
       <w:r>
         <w:rPr>
-          <w:lang w:val="hi_IN" w:bidi="hi_IN"/>
-        </w:rPr>
-        <w:t>אַיֵּ֖ה אֱלֹהֵי⁠הֶֽם</w:t>
-      </w:r>
-    </w:p>
-    <w:p>
-      <w:pPr/>
-      <w:r>
-        <w:rPr>
-          <w:lang w:val="hi_IN" w:bidi="hi_IN"/>
-        </w:rPr>
-      </w:r>
-      <w:r>
-        <w:rPr>
           <w:b/>
           <w:lang w:val="hi_IN" w:bidi="hi_IN"/>
         </w:rPr>
@@ -18126,20 +15905,6 @@
       </w:r>
       <w:r>
         <w:rPr>
-          <w:lang w:val="hi_IN" w:bidi="hi_IN"/>
-        </w:rPr>
-        <w:t>וַ⁠יְקַנֵּ֥א יְהוָ֖ה לְ⁠אַרְצ֑⁠וֹ וַ⁠יַּחְמֹ֖ל עַל־עַמּֽ⁠וֹ</w:t>
-      </w:r>
-    </w:p>
-    <w:p>
-      <w:pPr/>
-      <w:r>
-        <w:rPr>
-          <w:lang w:val="hi_IN" w:bidi="hi_IN"/>
-        </w:rPr>
-      </w:r>
-      <w:r>
-        <w:rPr>
           <w:b/>
           <w:lang w:val="hi_IN" w:bidi="hi_IN"/>
         </w:rPr>
@@ -18223,20 +15988,6 @@
       </w:r>
       <w:r>
         <w:rPr>
-          <w:lang w:val="hi_IN" w:bidi="hi_IN"/>
-        </w:rPr>
-        <w:t>לְ⁠אַרְצ֑⁠וֹ</w:t>
-      </w:r>
-    </w:p>
-    <w:p>
-      <w:pPr/>
-      <w:r>
-        <w:rPr>
-          <w:lang w:val="hi_IN" w:bidi="hi_IN"/>
-        </w:rPr>
-      </w:r>
-      <w:r>
-        <w:rPr>
           <w:b/>
           <w:lang w:val="hi_IN" w:bidi="hi_IN"/>
         </w:rPr>
@@ -18333,20 +16084,6 @@
       </w:r>
       <w:r>
         <w:rPr>
-          <w:lang w:val="hi_IN" w:bidi="hi_IN"/>
-        </w:rPr>
-        <w:t>וַ⁠יַּ֨עַן יְהוָ֜ה וַ⁠יֹּ֣אמֶר</w:t>
-      </w:r>
-    </w:p>
-    <w:p>
-      <w:pPr/>
-      <w:r>
-        <w:rPr>
-          <w:lang w:val="hi_IN" w:bidi="hi_IN"/>
-        </w:rPr>
-      </w:r>
-      <w:r>
-        <w:rPr>
           <w:b/>
           <w:lang w:val="hi_IN" w:bidi="hi_IN"/>
         </w:rPr>
@@ -18430,20 +16167,6 @@
       </w:r>
       <w:r>
         <w:rPr>
-          <w:lang w:val="hi_IN" w:bidi="hi_IN"/>
-        </w:rPr>
-        <w:t>וַ⁠יַּ֨עַן יְהוָ֜ה וַ⁠יֹּ֣אמֶר</w:t>
-      </w:r>
-    </w:p>
-    <w:p>
-      <w:pPr/>
-      <w:r>
-        <w:rPr>
-          <w:lang w:val="hi_IN" w:bidi="hi_IN"/>
-        </w:rPr>
-      </w:r>
-      <w:r>
-        <w:rPr>
           <w:b/>
           <w:lang w:val="hi_IN" w:bidi="hi_IN"/>
         </w:rPr>
@@ -18566,20 +16289,6 @@
       </w:r>
       <w:r>
         <w:rPr>
-          <w:lang w:val="hi_IN" w:bidi="hi_IN"/>
-        </w:rPr>
-        <w:t>הִנְ⁠נִ֨י שֹׁלֵ֤חַ לָ⁠כֶם֙ אֶת־הַ⁠דָּגָן֙ וְ⁠הַ⁠תִּיר֣וֹשׁ וְ⁠הַ⁠יִּצְהָ֔ר</w:t>
-      </w:r>
-    </w:p>
-    <w:p>
-      <w:pPr/>
-      <w:r>
-        <w:rPr>
-          <w:lang w:val="hi_IN" w:bidi="hi_IN"/>
-        </w:rPr>
-      </w:r>
-      <w:r>
-        <w:rPr>
           <w:b/>
           <w:lang w:val="hi_IN" w:bidi="hi_IN"/>
         </w:rPr>
@@ -18663,20 +16372,6 @@
       </w:r>
       <w:r>
         <w:rPr>
-          <w:lang w:val="hi_IN" w:bidi="hi_IN"/>
-        </w:rPr>
-        <w:t>הִנְ⁠נִ֨י שֹׁלֵ֤חַ</w:t>
-      </w:r>
-    </w:p>
-    <w:p>
-      <w:pPr/>
-      <w:r>
-        <w:rPr>
-          <w:lang w:val="hi_IN" w:bidi="hi_IN"/>
-        </w:rPr>
-      </w:r>
-      <w:r>
-        <w:rPr>
           <w:b/>
           <w:lang w:val="hi_IN" w:bidi="hi_IN"/>
         </w:rPr>
@@ -18786,20 +16481,6 @@
       </w:r>
       <w:r>
         <w:rPr>
-          <w:lang w:val="hi_IN" w:bidi="hi_IN"/>
-        </w:rPr>
-        <w:t>אֹת֑⁠וֹ</w:t>
-      </w:r>
-    </w:p>
-    <w:p>
-      <w:pPr/>
-      <w:r>
-        <w:rPr>
-          <w:lang w:val="hi_IN" w:bidi="hi_IN"/>
-        </w:rPr>
-      </w:r>
-      <w:r>
-        <w:rPr>
           <w:b/>
           <w:lang w:val="hi_IN" w:bidi="hi_IN"/>
         </w:rPr>
@@ -18935,20 +16616,6 @@
       </w:r>
       <w:r>
         <w:rPr>
-          <w:lang w:val="hi_IN" w:bidi="hi_IN"/>
-        </w:rPr>
-        <w:t>וְ⁠לֹא־אֶתֵּ֨ן אֶתְ⁠כֶ֥ם ע֛וֹד חֶרְפָּ֖ה בַּ⁠גּוֹיִֽם</w:t>
-      </w:r>
-    </w:p>
-    <w:p>
-      <w:pPr/>
-      <w:r>
-        <w:rPr>
-          <w:lang w:val="hi_IN" w:bidi="hi_IN"/>
-        </w:rPr>
-      </w:r>
-      <w:r>
-        <w:rPr>
           <w:b/>
           <w:lang w:val="hi_IN" w:bidi="hi_IN"/>
         </w:rPr>
@@ -19045,20 +16712,6 @@
       </w:r>
       <w:r>
         <w:rPr>
-          <w:lang w:val="hi_IN" w:bidi="hi_IN"/>
-        </w:rPr>
-        <w:t>וְֽ⁠אֶת־הַ⁠צְּפוֹנִ֞י</w:t>
-      </w:r>
-    </w:p>
-    <w:p>
-      <w:pPr/>
-      <w:r>
-        <w:rPr>
-          <w:lang w:val="hi_IN" w:bidi="hi_IN"/>
-        </w:rPr>
-      </w:r>
-      <w:r>
-        <w:rPr>
           <w:b/>
           <w:lang w:val="hi_IN" w:bidi="hi_IN"/>
         </w:rPr>
@@ -19155,20 +16808,6 @@
       </w:r>
       <w:r>
         <w:rPr>
-          <w:lang w:val="hi_IN" w:bidi="hi_IN"/>
-        </w:rPr>
-        <w:t>אֶ֣רֶץ צִיָּ֣ה וּ⁠שְׁמָמָה֒</w:t>
-      </w:r>
-    </w:p>
-    <w:p>
-      <w:pPr/>
-      <w:r>
-        <w:rPr>
-          <w:lang w:val="hi_IN" w:bidi="hi_IN"/>
-        </w:rPr>
-      </w:r>
-      <w:r>
-        <w:rPr>
           <w:b/>
           <w:lang w:val="hi_IN" w:bidi="hi_IN"/>
         </w:rPr>
@@ -19278,20 +16917,6 @@
       </w:r>
       <w:r>
         <w:rPr>
-          <w:lang w:val="hi_IN" w:bidi="hi_IN"/>
-        </w:rPr>
-        <w:t>אֶ֣רֶץ צִיָּ֣ה וּ⁠שְׁמָמָה֒</w:t>
-      </w:r>
-    </w:p>
-    <w:p>
-      <w:pPr/>
-      <w:r>
-        <w:rPr>
-          <w:lang w:val="hi_IN" w:bidi="hi_IN"/>
-        </w:rPr>
-      </w:r>
-      <w:r>
-        <w:rPr>
           <w:b/>
           <w:lang w:val="hi_IN" w:bidi="hi_IN"/>
         </w:rPr>
@@ -19401,20 +17026,6 @@
       </w:r>
       <w:r>
         <w:rPr>
-          <w:lang w:val="hi_IN" w:bidi="hi_IN"/>
-        </w:rPr>
-        <w:t>אֶל &amp; אֶת־פָּנָ֗י⁠ו אֶל־הַ⁠יָּם֙ הַ⁠קַּדְמֹנִ֔י וְ⁠סֹפ֖⁠וֹ אֶל־הַ⁠יָּ֣ם הָ⁠אַֽחֲר֑וֹן</w:t>
-      </w:r>
-    </w:p>
-    <w:p>
-      <w:pPr/>
-      <w:r>
-        <w:rPr>
-          <w:lang w:val="hi_IN" w:bidi="hi_IN"/>
-        </w:rPr>
-      </w:r>
-      <w:r>
-        <w:rPr>
           <w:b/>
           <w:lang w:val="hi_IN" w:bidi="hi_IN"/>
         </w:rPr>
@@ -19524,20 +17135,6 @@
       </w:r>
       <w:r>
         <w:rPr>
-          <w:lang w:val="hi_IN" w:bidi="hi_IN"/>
-        </w:rPr>
-        <w:t>אֶל &amp; אֶת־פָּנָ֗י⁠ו אֶל־הַ⁠יָּם֙ הַ⁠קַּדְמֹנִ֔י וְ⁠סֹפ֖⁠וֹ אֶל־הַ⁠יָּ֣ם הָ⁠אַֽחֲר֑וֹן</w:t>
-      </w:r>
-    </w:p>
-    <w:p>
-      <w:pPr/>
-      <w:r>
-        <w:rPr>
-          <w:lang w:val="hi_IN" w:bidi="hi_IN"/>
-        </w:rPr>
-      </w:r>
-      <w:r>
-        <w:rPr>
           <w:b/>
           <w:lang w:val="hi_IN" w:bidi="hi_IN"/>
         </w:rPr>
@@ -19647,20 +17244,6 @@
       </w:r>
       <w:r>
         <w:rPr>
-          <w:lang w:val="hi_IN" w:bidi="hi_IN"/>
-        </w:rPr>
-        <w:t>וְ⁠עָלָ֣ה בָאְשׁ֗⁠וֹ וְ⁠תַ֨עַל֙ צַחֲנָת֔⁠וֹ</w:t>
-      </w:r>
-    </w:p>
-    <w:p>
-      <w:pPr/>
-      <w:r>
-        <w:rPr>
-          <w:lang w:val="hi_IN" w:bidi="hi_IN"/>
-        </w:rPr>
-      </w:r>
-      <w:r>
-        <w:rPr>
           <w:b/>
           <w:lang w:val="hi_IN" w:bidi="hi_IN"/>
         </w:rPr>
@@ -19757,20 +17340,6 @@
       </w:r>
       <w:r>
         <w:rPr>
-          <w:lang w:val="hi_IN" w:bidi="hi_IN"/>
-        </w:rPr>
-        <w:t>הִגְדִּ֖יל לַ⁠עֲשֽׂוֹת</w:t>
-      </w:r>
-    </w:p>
-    <w:p>
-      <w:pPr/>
-      <w:r>
-        <w:rPr>
-          <w:lang w:val="hi_IN" w:bidi="hi_IN"/>
-        </w:rPr>
-      </w:r>
-      <w:r>
-        <w:rPr>
           <w:b/>
           <w:lang w:val="hi_IN" w:bidi="hi_IN"/>
         </w:rPr>
@@ -19854,20 +17423,6 @@
       </w:r>
       <w:r>
         <w:rPr>
-          <w:lang w:val="hi_IN" w:bidi="hi_IN"/>
-        </w:rPr>
-        <w:t>כִּ֥י הִגְדִּ֖יל לַ⁠עֲשֽׂוֹת</w:t>
-      </w:r>
-    </w:p>
-    <w:p>
-      <w:pPr/>
-      <w:r>
-        <w:rPr>
-          <w:lang w:val="hi_IN" w:bidi="hi_IN"/>
-        </w:rPr>
-      </w:r>
-      <w:r>
-        <w:rPr>
           <w:b/>
           <w:lang w:val="hi_IN" w:bidi="hi_IN"/>
         </w:rPr>
@@ -19951,20 +17506,6 @@
       </w:r>
       <w:r>
         <w:rPr>
-          <w:lang w:val="hi_IN" w:bidi="hi_IN"/>
-        </w:rPr>
-        <w:t>אַל־תִּֽירְאִ֖י אֲדָמָ֑ה גִּ֣ילִי וּ⁠שְׂמָ֔חִי</w:t>
-      </w:r>
-    </w:p>
-    <w:p>
-      <w:pPr/>
-      <w:r>
-        <w:rPr>
-          <w:lang w:val="hi_IN" w:bidi="hi_IN"/>
-        </w:rPr>
-      </w:r>
-      <w:r>
-        <w:rPr>
           <w:b/>
           <w:lang w:val="hi_IN" w:bidi="hi_IN"/>
         </w:rPr>
@@ -20061,20 +17602,6 @@
       </w:r>
       <w:r>
         <w:rPr>
-          <w:lang w:val="hi_IN" w:bidi="hi_IN"/>
-        </w:rPr>
-        <w:t>גִּ֣ילִי וּ⁠שְׂמָ֔חִי</w:t>
-      </w:r>
-    </w:p>
-    <w:p>
-      <w:pPr/>
-      <w:r>
-        <w:rPr>
-          <w:lang w:val="hi_IN" w:bidi="hi_IN"/>
-        </w:rPr>
-      </w:r>
-      <w:r>
-        <w:rPr>
           <w:b/>
           <w:lang w:val="hi_IN" w:bidi="hi_IN"/>
         </w:rPr>
@@ -20184,20 +17711,6 @@
       </w:r>
       <w:r>
         <w:rPr>
-          <w:lang w:val="hi_IN" w:bidi="hi_IN"/>
-        </w:rPr>
-        <w:t>הִגְדִּ֥יל יְהוָ֖ה לַ⁠עֲשֽׂוֹת</w:t>
-      </w:r>
-    </w:p>
-    <w:p>
-      <w:pPr/>
-      <w:r>
-        <w:rPr>
-          <w:lang w:val="hi_IN" w:bidi="hi_IN"/>
-        </w:rPr>
-      </w:r>
-      <w:r>
-        <w:rPr>
           <w:b/>
           <w:lang w:val="hi_IN" w:bidi="hi_IN"/>
         </w:rPr>
@@ -20281,20 +17794,6 @@
       </w:r>
       <w:r>
         <w:rPr>
-          <w:lang w:val="hi_IN" w:bidi="hi_IN"/>
-        </w:rPr>
-        <w:t>הִגְדִּ֥יל יְהוָ֖ה לַ⁠עֲשֽׂוֹת</w:t>
-      </w:r>
-    </w:p>
-    <w:p>
-      <w:pPr/>
-      <w:r>
-        <w:rPr>
-          <w:lang w:val="hi_IN" w:bidi="hi_IN"/>
-        </w:rPr>
-      </w:r>
-      <w:r>
-        <w:rPr>
           <w:b/>
           <w:lang w:val="hi_IN" w:bidi="hi_IN"/>
         </w:rPr>
@@ -20378,20 +17877,6 @@
       </w:r>
       <w:r>
         <w:rPr>
-          <w:lang w:val="hi_IN" w:bidi="hi_IN"/>
-        </w:rPr>
-        <w:t>אַל־תִּֽירְאוּ֙ בַּהֲמ֣וֹת שָׂדַ֔י</w:t>
-      </w:r>
-    </w:p>
-    <w:p>
-      <w:pPr/>
-      <w:r>
-        <w:rPr>
-          <w:lang w:val="hi_IN" w:bidi="hi_IN"/>
-        </w:rPr>
-      </w:r>
-      <w:r>
-        <w:rPr>
           <w:b/>
           <w:lang w:val="hi_IN" w:bidi="hi_IN"/>
         </w:rPr>
@@ -20488,20 +17973,6 @@
       </w:r>
       <w:r>
         <w:rPr>
-          <w:lang w:val="hi_IN" w:bidi="hi_IN"/>
-        </w:rPr>
-        <w:t>דָשְׁא֖וּ נְא֣וֹת מִדְבָּ֑ר כִּֽי־עֵץ֙ נָשָׂ֣א פִרְי֔⁠וֹ תְּאֵנָ֥ה וָ⁠גֶ֖פֶן נָתְנ֥וּ חֵילָֽ⁠ם</w:t>
-      </w:r>
-    </w:p>
-    <w:p>
-      <w:pPr/>
-      <w:r>
-        <w:rPr>
-          <w:lang w:val="hi_IN" w:bidi="hi_IN"/>
-        </w:rPr>
-      </w:r>
-      <w:r>
-        <w:rPr>
           <w:b/>
           <w:lang w:val="hi_IN" w:bidi="hi_IN"/>
         </w:rPr>
@@ -20585,20 +18056,6 @@
       </w:r>
       <w:r>
         <w:rPr>
-          <w:lang w:val="hi_IN" w:bidi="hi_IN"/>
-        </w:rPr>
-        <w:t>עֵץ֙ נָשָׂ֣א פִרְי֔⁠וֹ תְּאֵנָ֥ה וָ⁠גֶ֖פֶן נָתְנ֥וּ חֵילָֽ⁠ם</w:t>
-      </w:r>
-    </w:p>
-    <w:p>
-      <w:pPr/>
-      <w:r>
-        <w:rPr>
-          <w:lang w:val="hi_IN" w:bidi="hi_IN"/>
-        </w:rPr>
-      </w:r>
-      <w:r>
-        <w:rPr>
           <w:b/>
           <w:lang w:val="hi_IN" w:bidi="hi_IN"/>
         </w:rPr>
@@ -20721,20 +18178,6 @@
       </w:r>
       <w:r>
         <w:rPr>
-          <w:lang w:val="hi_IN" w:bidi="hi_IN"/>
-        </w:rPr>
-        <w:t>חֵילָֽ⁠ם</w:t>
-      </w:r>
-    </w:p>
-    <w:p>
-      <w:pPr/>
-      <w:r>
-        <w:rPr>
-          <w:lang w:val="hi_IN" w:bidi="hi_IN"/>
-        </w:rPr>
-      </w:r>
-      <w:r>
-        <w:rPr>
           <w:b/>
           <w:lang w:val="hi_IN" w:bidi="hi_IN"/>
         </w:rPr>
@@ -20831,20 +18274,6 @@
       </w:r>
       <w:r>
         <w:rPr>
-          <w:lang w:val="hi_IN" w:bidi="hi_IN"/>
-        </w:rPr>
-        <w:t>וּ⁠בְנֵ֣י צִיּ֗וֹן</w:t>
-      </w:r>
-    </w:p>
-    <w:p>
-      <w:pPr/>
-      <w:r>
-        <w:rPr>
-          <w:lang w:val="hi_IN" w:bidi="hi_IN"/>
-        </w:rPr>
-      </w:r>
-      <w:r>
-        <w:rPr>
           <w:b/>
           <w:lang w:val="hi_IN" w:bidi="hi_IN"/>
         </w:rPr>
@@ -20941,20 +18370,6 @@
       </w:r>
       <w:r>
         <w:rPr>
-          <w:lang w:val="hi_IN" w:bidi="hi_IN"/>
-        </w:rPr>
-        <w:t>אֱלֹֽהֵי⁠כֶ֔ם</w:t>
-      </w:r>
-    </w:p>
-    <w:p>
-      <w:pPr/>
-      <w:r>
-        <w:rPr>
-          <w:lang w:val="hi_IN" w:bidi="hi_IN"/>
-        </w:rPr>
-      </w:r>
-      <w:r>
-        <w:rPr>
           <w:b/>
           <w:lang w:val="hi_IN" w:bidi="hi_IN"/>
         </w:rPr>
@@ -21051,20 +18466,6 @@
       </w:r>
       <w:r>
         <w:rPr>
-          <w:lang w:val="hi_IN" w:bidi="hi_IN"/>
-        </w:rPr>
-        <w:t>נָתַ֥ן לָ⁠כֶ֛ם אֶת־הַ⁠מּוֹרֶ֖ה לִ⁠צְדָקָ֑ה וַ⁠יּ֣וֹרֶד לָ⁠כֶ֗ם גֶּ֛שֶׁם</w:t>
-      </w:r>
-    </w:p>
-    <w:p>
-      <w:pPr/>
-      <w:r>
-        <w:rPr>
-          <w:lang w:val="hi_IN" w:bidi="hi_IN"/>
-        </w:rPr>
-      </w:r>
-      <w:r>
-        <w:rPr>
           <w:b/>
           <w:lang w:val="hi_IN" w:bidi="hi_IN"/>
         </w:rPr>
@@ -21148,20 +18549,6 @@
       </w:r>
       <w:r>
         <w:rPr>
-          <w:lang w:val="hi_IN" w:bidi="hi_IN"/>
-        </w:rPr>
-        <w:t>לִ⁠צְדָקָ֑ה</w:t>
-      </w:r>
-    </w:p>
-    <w:p>
-      <w:pPr/>
-      <w:r>
-        <w:rPr>
-          <w:lang w:val="hi_IN" w:bidi="hi_IN"/>
-        </w:rPr>
-      </w:r>
-      <w:r>
-        <w:rPr>
           <w:b/>
           <w:lang w:val="hi_IN" w:bidi="hi_IN"/>
         </w:rPr>
@@ -21258,20 +18645,6 @@
       </w:r>
       <w:r>
         <w:rPr>
-          <w:lang w:val="hi_IN" w:bidi="hi_IN"/>
-        </w:rPr>
-        <w:t>גֶּ֛שֶׁם</w:t>
-      </w:r>
-    </w:p>
-    <w:p>
-      <w:pPr/>
-      <w:r>
-        <w:rPr>
-          <w:lang w:val="hi_IN" w:bidi="hi_IN"/>
-        </w:rPr>
-      </w:r>
-      <w:r>
-        <w:rPr>
           <w:b/>
           <w:lang w:val="hi_IN" w:bidi="hi_IN"/>
         </w:rPr>
@@ -21368,20 +18741,6 @@
       </w:r>
       <w:r>
         <w:rPr>
-          <w:lang w:val="hi_IN" w:bidi="hi_IN"/>
-        </w:rPr>
-        <w:t>מוֹרֶ֥ה וּ⁠מַלְק֖וֹשׁ</w:t>
-      </w:r>
-    </w:p>
-    <w:p>
-      <w:pPr/>
-      <w:r>
-        <w:rPr>
-          <w:lang w:val="hi_IN" w:bidi="hi_IN"/>
-        </w:rPr>
-      </w:r>
-      <w:r>
-        <w:rPr>
           <w:b/>
           <w:lang w:val="hi_IN" w:bidi="hi_IN"/>
         </w:rPr>
@@ -21491,20 +18850,6 @@
       </w:r>
       <w:r>
         <w:rPr>
-          <w:lang w:val="hi_IN" w:bidi="hi_IN"/>
-        </w:rPr>
-        <w:t>בָּ⁠רִאשֽׁוֹן</w:t>
-      </w:r>
-    </w:p>
-    <w:p>
-      <w:pPr/>
-      <w:r>
-        <w:rPr>
-          <w:lang w:val="hi_IN" w:bidi="hi_IN"/>
-        </w:rPr>
-      </w:r>
-      <w:r>
-        <w:rPr>
           <w:b/>
           <w:lang w:val="hi_IN" w:bidi="hi_IN"/>
         </w:rPr>
@@ -21601,20 +18946,6 @@
       </w:r>
       <w:r>
         <w:rPr>
-          <w:lang w:val="hi_IN" w:bidi="hi_IN"/>
-        </w:rPr>
-        <w:t>וְ⁠הֵשִׁ֥יקוּ הַ⁠יְקָבִ֖ים תִּיר֥וֹשׁ וְ⁠יִצְהָֽר</w:t>
-      </w:r>
-    </w:p>
-    <w:p>
-      <w:pPr/>
-      <w:r>
-        <w:rPr>
-          <w:lang w:val="hi_IN" w:bidi="hi_IN"/>
-        </w:rPr>
-      </w:r>
-      <w:r>
-        <w:rPr>
           <w:b/>
           <w:lang w:val="hi_IN" w:bidi="hi_IN"/>
         </w:rPr>
@@ -21698,20 +19029,6 @@
       </w:r>
       <w:r>
         <w:rPr>
-          <w:lang w:val="hi_IN" w:bidi="hi_IN"/>
-        </w:rPr>
-        <w:t>וְ⁠שִׁלַּמְתִּ֤י לָ⁠כֶם֙ אֶת־הַ⁠שָּׁנִ֔ים</w:t>
-      </w:r>
-    </w:p>
-    <w:p>
-      <w:pPr/>
-      <w:r>
-        <w:rPr>
-          <w:lang w:val="hi_IN" w:bidi="hi_IN"/>
-        </w:rPr>
-      </w:r>
-      <w:r>
-        <w:rPr>
           <w:b/>
           <w:lang w:val="hi_IN" w:bidi="hi_IN"/>
         </w:rPr>
@@ -21795,20 +19112,6 @@
       </w:r>
       <w:r>
         <w:rPr>
-          <w:lang w:val="hi_IN" w:bidi="hi_IN"/>
-        </w:rPr>
-        <w:t>אֶת־הַ⁠שָּׁנִ֔ים</w:t>
-      </w:r>
-    </w:p>
-    <w:p>
-      <w:pPr/>
-      <w:r>
-        <w:rPr>
-          <w:lang w:val="hi_IN" w:bidi="hi_IN"/>
-        </w:rPr>
-      </w:r>
-      <w:r>
-        <w:rPr>
           <w:b/>
           <w:lang w:val="hi_IN" w:bidi="hi_IN"/>
         </w:rPr>
@@ -21905,20 +19208,6 @@
       </w:r>
       <w:r>
         <w:rPr>
-          <w:lang w:val="hi_IN" w:bidi="hi_IN"/>
-        </w:rPr>
-        <w:t>חֵילִ⁠י֙ הַ⁠גָּד֔וֹל</w:t>
-      </w:r>
-    </w:p>
-    <w:p>
-      <w:pPr/>
-      <w:r>
-        <w:rPr>
-          <w:lang w:val="hi_IN" w:bidi="hi_IN"/>
-        </w:rPr>
-      </w:r>
-      <w:r>
-        <w:rPr>
           <w:b/>
           <w:lang w:val="hi_IN" w:bidi="hi_IN"/>
         </w:rPr>
@@ -22002,20 +19291,6 @@
       </w:r>
       <w:r>
         <w:rPr>
-          <w:lang w:val="hi_IN" w:bidi="hi_IN"/>
-        </w:rPr>
-        <w:t>וַ⁠אֲכַלְתֶּ֤ם אָכוֹל֙</w:t>
-      </w:r>
-    </w:p>
-    <w:p>
-      <w:pPr/>
-      <w:r>
-        <w:rPr>
-          <w:lang w:val="hi_IN" w:bidi="hi_IN"/>
-        </w:rPr>
-      </w:r>
-      <w:r>
-        <w:rPr>
           <w:b/>
           <w:lang w:val="hi_IN" w:bidi="hi_IN"/>
         </w:rPr>
@@ -22099,20 +19374,6 @@
       </w:r>
       <w:r>
         <w:rPr>
-          <w:lang w:val="hi_IN" w:bidi="hi_IN"/>
-        </w:rPr>
-        <w:t>אֶת־שֵׁ֤ם יְהוָה֙ אֱלֹ֣הֵי⁠כֶ֔ם</w:t>
-      </w:r>
-    </w:p>
-    <w:p>
-      <w:pPr/>
-      <w:r>
-        <w:rPr>
-          <w:lang w:val="hi_IN" w:bidi="hi_IN"/>
-        </w:rPr>
-      </w:r>
-      <w:r>
-        <w:rPr>
           <w:b/>
           <w:lang w:val="hi_IN" w:bidi="hi_IN"/>
         </w:rPr>
@@ -22196,20 +19457,6 @@
       </w:r>
       <w:r>
         <w:rPr>
-          <w:lang w:val="hi_IN" w:bidi="hi_IN"/>
-        </w:rPr>
-        <w:t>אֶת־שֵׁ֤ם</w:t>
-      </w:r>
-    </w:p>
-    <w:p>
-      <w:pPr/>
-      <w:r>
-        <w:rPr>
-          <w:lang w:val="hi_IN" w:bidi="hi_IN"/>
-        </w:rPr>
-      </w:r>
-      <w:r>
-        <w:rPr>
           <w:b/>
           <w:lang w:val="hi_IN" w:bidi="hi_IN"/>
         </w:rPr>
@@ -22306,20 +19553,6 @@
       </w:r>
       <w:r>
         <w:rPr>
-          <w:lang w:val="hi_IN" w:bidi="hi_IN"/>
-        </w:rPr>
-        <w:t>אֲשֶׁר־עָשָׂ֥ה עִמָּ⁠כֶ֖ם לְ⁠הַפְלִ֑יא</w:t>
-      </w:r>
-    </w:p>
-    <w:p>
-      <w:pPr/>
-      <w:r>
-        <w:rPr>
-          <w:lang w:val="hi_IN" w:bidi="hi_IN"/>
-        </w:rPr>
-      </w:r>
-      <w:r>
-        <w:rPr>
           <w:b/>
           <w:lang w:val="hi_IN" w:bidi="hi_IN"/>
         </w:rPr>
@@ -22416,20 +19649,6 @@
       </w:r>
       <w:r>
         <w:rPr>
-          <w:lang w:val="hi_IN" w:bidi="hi_IN"/>
-        </w:rPr>
-        <w:t>וְ⁠לֹא־יֵבֹ֥שׁוּ עַמִּ֖⁠י לְ⁠עוֹלָֽם</w:t>
-      </w:r>
-    </w:p>
-    <w:p>
-      <w:pPr/>
-      <w:r>
-        <w:rPr>
-          <w:lang w:val="hi_IN" w:bidi="hi_IN"/>
-        </w:rPr>
-      </w:r>
-      <w:r>
-        <w:rPr>
           <w:b/>
           <w:lang w:val="hi_IN" w:bidi="hi_IN"/>
         </w:rPr>
@@ -22520,20 +19739,6 @@
       </w:r>
       <w:r>
         <w:rPr>
-          <w:lang w:val="hi_IN" w:bidi="hi_IN"/>
-        </w:rPr>
-        <w:t>יִשְׂרָאֵל֙</w:t>
-      </w:r>
-    </w:p>
-    <w:p>
-      <w:pPr/>
-      <w:r>
-        <w:rPr>
-          <w:lang w:val="hi_IN" w:bidi="hi_IN"/>
-        </w:rPr>
-      </w:r>
-      <w:r>
-        <w:rPr>
           <w:b/>
           <w:lang w:val="hi_IN" w:bidi="hi_IN"/>
         </w:rPr>
@@ -22630,20 +19835,6 @@
       </w:r>
       <w:r>
         <w:rPr>
-          <w:lang w:val="hi_IN" w:bidi="hi_IN"/>
-        </w:rPr>
-        <w:t>וְ⁠לֹא־יֵבֹ֥שׁוּ עַמִּ֖⁠י לְ⁠עוֹלָֽם</w:t>
-      </w:r>
-    </w:p>
-    <w:p>
-      <w:pPr/>
-      <w:r>
-        <w:rPr>
-          <w:lang w:val="hi_IN" w:bidi="hi_IN"/>
-        </w:rPr>
-      </w:r>
-      <w:r>
-        <w:rPr>
           <w:b/>
           <w:lang w:val="hi_IN" w:bidi="hi_IN"/>
         </w:rPr>
@@ -22740,20 +19931,6 @@
       </w:r>
       <w:r>
         <w:rPr>
-          <w:lang w:val="hi_IN" w:bidi="hi_IN"/>
-        </w:rPr>
-        <w:t>וְ⁠הָיָ֣ה אַֽחֲרֵי־כֵ֗ן</w:t>
-      </w:r>
-    </w:p>
-    <w:p>
-      <w:pPr/>
-      <w:r>
-        <w:rPr>
-          <w:lang w:val="hi_IN" w:bidi="hi_IN"/>
-        </w:rPr>
-      </w:r>
-      <w:r>
-        <w:rPr>
           <w:b/>
           <w:lang w:val="hi_IN" w:bidi="hi_IN"/>
         </w:rPr>
@@ -22837,20 +20014,6 @@
       </w:r>
       <w:r>
         <w:rPr>
-          <w:lang w:val="hi_IN" w:bidi="hi_IN"/>
-        </w:rPr>
-        <w:t>אֶשְׁפּ֤וֹךְ אֶת־רוּחִ⁠י֙ עַל־כָּל־בָּשָׂ֔ר</w:t>
-      </w:r>
-    </w:p>
-    <w:p>
-      <w:pPr/>
-      <w:r>
-        <w:rPr>
-          <w:lang w:val="hi_IN" w:bidi="hi_IN"/>
-        </w:rPr>
-      </w:r>
-      <w:r>
-        <w:rPr>
           <w:b/>
           <w:lang w:val="hi_IN" w:bidi="hi_IN"/>
         </w:rPr>
@@ -22934,20 +20097,6 @@
       </w:r>
       <w:r>
         <w:rPr>
-          <w:lang w:val="hi_IN" w:bidi="hi_IN"/>
-        </w:rPr>
-        <w:t>עַל־כָּל־בָּשָׂ֔ר</w:t>
-      </w:r>
-    </w:p>
-    <w:p>
-      <w:pPr/>
-      <w:r>
-        <w:rPr>
-          <w:lang w:val="hi_IN" w:bidi="hi_IN"/>
-        </w:rPr>
-      </w:r>
-      <w:r>
-        <w:rPr>
           <w:b/>
           <w:lang w:val="hi_IN" w:bidi="hi_IN"/>
         </w:rPr>
@@ -23057,20 +20206,6 @@
       </w:r>
       <w:r>
         <w:rPr>
-          <w:lang w:val="hi_IN" w:bidi="hi_IN"/>
-        </w:rPr>
-        <w:t>עַל־כָּל־בָּשָׂ֔ר</w:t>
-      </w:r>
-    </w:p>
-    <w:p>
-      <w:pPr/>
-      <w:r>
-        <w:rPr>
-          <w:lang w:val="hi_IN" w:bidi="hi_IN"/>
-        </w:rPr>
-      </w:r>
-      <w:r>
-        <w:rPr>
           <w:b/>
           <w:lang w:val="hi_IN" w:bidi="hi_IN"/>
         </w:rPr>
@@ -23167,20 +20302,6 @@
       </w:r>
       <w:r>
         <w:rPr>
-          <w:lang w:val="hi_IN" w:bidi="hi_IN"/>
-        </w:rPr>
-        <w:t>וְ⁠נִבְּא֖וּ בְּנֵי⁠כֶ֣ם וּ⁠בְנֽוֹתֵי⁠כֶ֑ם</w:t>
-      </w:r>
-    </w:p>
-    <w:p>
-      <w:pPr/>
-      <w:r>
-        <w:rPr>
-          <w:lang w:val="hi_IN" w:bidi="hi_IN"/>
-        </w:rPr>
-      </w:r>
-      <w:r>
-        <w:rPr>
           <w:b/>
           <w:lang w:val="hi_IN" w:bidi="hi_IN"/>
         </w:rPr>
@@ -23264,20 +20385,6 @@
       </w:r>
       <w:r>
         <w:rPr>
-          <w:lang w:val="hi_IN" w:bidi="hi_IN"/>
-        </w:rPr>
-        <w:t>זִקְנֵי⁠כֶם֙ חֲלֹמ֣וֹת יַחֲלֹמ֔וּ⁠ן בַּח֣וּרֵי⁠כֶ֔ם חֶזְיֹנ֖וֹת יִרְאֽוּ</w:t>
-      </w:r>
-    </w:p>
-    <w:p>
-      <w:pPr/>
-      <w:r>
-        <w:rPr>
-          <w:lang w:val="hi_IN" w:bidi="hi_IN"/>
-        </w:rPr>
-      </w:r>
-      <w:r>
-        <w:rPr>
           <w:b/>
           <w:lang w:val="hi_IN" w:bidi="hi_IN"/>
         </w:rPr>
@@ -23361,20 +20468,6 @@
       </w:r>
       <w:r>
         <w:rPr>
-          <w:lang w:val="hi_IN" w:bidi="hi_IN"/>
-        </w:rPr>
-        <w:t>חֲלֹמ֣וֹת</w:t>
-      </w:r>
-    </w:p>
-    <w:p>
-      <w:pPr/>
-      <w:r>
-        <w:rPr>
-          <w:lang w:val="hi_IN" w:bidi="hi_IN"/>
-        </w:rPr>
-      </w:r>
-      <w:r>
-        <w:rPr>
           <w:b/>
           <w:lang w:val="hi_IN" w:bidi="hi_IN"/>
         </w:rPr>
@@ -23471,20 +20564,6 @@
       </w:r>
       <w:r>
         <w:rPr>
-          <w:lang w:val="hi_IN" w:bidi="hi_IN"/>
-        </w:rPr>
-        <w:t>וְ⁠גַ֥ם עַל־הָֽ⁠עֲבָדִ֖ים וְ⁠עַל־הַ⁠שְּׁפָח֑וֹת</w:t>
-      </w:r>
-    </w:p>
-    <w:p>
-      <w:pPr/>
-      <w:r>
-        <w:rPr>
-          <w:lang w:val="hi_IN" w:bidi="hi_IN"/>
-        </w:rPr>
-      </w:r>
-      <w:r>
-        <w:rPr>
           <w:b/>
           <w:lang w:val="hi_IN" w:bidi="hi_IN"/>
         </w:rPr>
@@ -23568,20 +20647,6 @@
       </w:r>
       <w:r>
         <w:rPr>
-          <w:lang w:val="hi_IN" w:bidi="hi_IN"/>
-        </w:rPr>
-        <w:t>בַּ⁠יָּמִ֣ים הָ⁠הֵ֔מָּה</w:t>
-      </w:r>
-    </w:p>
-    <w:p>
-      <w:pPr/>
-      <w:r>
-        <w:rPr>
-          <w:lang w:val="hi_IN" w:bidi="hi_IN"/>
-        </w:rPr>
-      </w:r>
-      <w:r>
-        <w:rPr>
           <w:b/>
           <w:lang w:val="hi_IN" w:bidi="hi_IN"/>
         </w:rPr>
@@ -23697,7 +20762,7 @@
         </w:rPr>
         <w:t xml:space="preserve">देखें कि आपने इसका अनुवाद </w:t>
       </w:r>
-      <w:hyperlink r:id="rId17">
+      <w:hyperlink r:id="rId15">
         <w:r>
           <w:rPr>
             <w:lang w:val="hi_IN" w:bidi="hi_IN"/>
@@ -23875,20 +20940,6 @@
       </w:r>
       <w:r>
         <w:rPr>
-          <w:lang w:val="hi_IN" w:bidi="hi_IN"/>
-        </w:rPr>
-        <w:t>הַ⁠שֶּׁ֨מֶשׁ֙ יֵהָפֵ֣ךְ לְ⁠חֹ֔שֶׁךְ וְ⁠הַ⁠יָּרֵ֖חַ לְ⁠דָ֑ם</w:t>
-      </w:r>
-    </w:p>
-    <w:p>
-      <w:pPr/>
-      <w:r>
-        <w:rPr>
-          <w:lang w:val="hi_IN" w:bidi="hi_IN"/>
-        </w:rPr>
-      </w:r>
-      <w:r>
-        <w:rPr>
           <w:b/>
           <w:lang w:val="hi_IN" w:bidi="hi_IN"/>
         </w:rPr>
@@ -23972,20 +21023,6 @@
       </w:r>
       <w:r>
         <w:rPr>
-          <w:lang w:val="hi_IN" w:bidi="hi_IN"/>
-        </w:rPr>
-        <w:t>הַ⁠שֶּׁ֨מֶשׁ֙ יֵהָפֵ֣ךְ לְ⁠חֹ֔שֶׁךְ וְ⁠הַ⁠יָּרֵ֖חַ לְ⁠דָ֑ם</w:t>
-      </w:r>
-    </w:p>
-    <w:p>
-      <w:pPr/>
-      <w:r>
-        <w:rPr>
-          <w:lang w:val="hi_IN" w:bidi="hi_IN"/>
-        </w:rPr>
-      </w:r>
-      <w:r>
-        <w:rPr>
           <w:b/>
           <w:lang w:val="hi_IN" w:bidi="hi_IN"/>
         </w:rPr>
@@ -24069,20 +21106,6 @@
       </w:r>
       <w:r>
         <w:rPr>
-          <w:lang w:val="hi_IN" w:bidi="hi_IN"/>
-        </w:rPr>
-        <w:t>וְ⁠הַ⁠יָּרֵ֖חַ לְ⁠דָ֑ם</w:t>
-      </w:r>
-    </w:p>
-    <w:p>
-      <w:pPr/>
-      <w:r>
-        <w:rPr>
-          <w:lang w:val="hi_IN" w:bidi="hi_IN"/>
-        </w:rPr>
-      </w:r>
-      <w:r>
-        <w:rPr>
           <w:b/>
           <w:lang w:val="hi_IN" w:bidi="hi_IN"/>
         </w:rPr>
@@ -24166,20 +21189,6 @@
       </w:r>
       <w:r>
         <w:rPr>
-          <w:lang w:val="hi_IN" w:bidi="hi_IN"/>
-        </w:rPr>
-        <w:t>לִ⁠פְנֵ֗י בּ֚וֹא י֣וֹם יְהוָ֔ה הַ⁠גָּד֖וֹל וְ⁠הַ⁠נּוֹרָֽא</w:t>
-      </w:r>
-    </w:p>
-    <w:p>
-      <w:pPr/>
-      <w:r>
-        <w:rPr>
-          <w:lang w:val="hi_IN" w:bidi="hi_IN"/>
-        </w:rPr>
-      </w:r>
-      <w:r>
-        <w:rPr>
           <w:b/>
           <w:lang w:val="hi_IN" w:bidi="hi_IN"/>
         </w:rPr>
@@ -24276,20 +21285,6 @@
       </w:r>
       <w:r>
         <w:rPr>
-          <w:lang w:val="hi_IN" w:bidi="hi_IN"/>
-        </w:rPr>
-        <w:t>י֣וֹם יְהוָ֔ה הַ⁠גָּד֖וֹל וְ⁠הַ⁠נּוֹרָֽא</w:t>
-      </w:r>
-    </w:p>
-    <w:p>
-      <w:pPr/>
-      <w:r>
-        <w:rPr>
-          <w:lang w:val="hi_IN" w:bidi="hi_IN"/>
-        </w:rPr>
-      </w:r>
-      <w:r>
-        <w:rPr>
           <w:b/>
           <w:lang w:val="hi_IN" w:bidi="hi_IN"/>
         </w:rPr>
@@ -24392,7 +21387,7 @@
         </w:rPr>
         <w:t xml:space="preserve">देखें कि आपने समान अभिव्यक्ति का अनुवाद </w:t>
       </w:r>
-      <w:hyperlink r:id="rId16">
+      <w:hyperlink r:id="rId14">
         <w:r>
           <w:rPr>
             <w:lang w:val="hi_IN" w:bidi="hi_IN"/>
@@ -24482,20 +21477,6 @@
       </w:r>
       <w:r>
         <w:rPr>
-          <w:lang w:val="hi_IN" w:bidi="hi_IN"/>
-        </w:rPr>
-        <w:t>וְ⁠הָיָ֗ה</w:t>
-      </w:r>
-    </w:p>
-    <w:p>
-      <w:pPr/>
-      <w:r>
-        <w:rPr>
-          <w:lang w:val="hi_IN" w:bidi="hi_IN"/>
-        </w:rPr>
-      </w:r>
-      <w:r>
-        <w:rPr>
           <w:b/>
           <w:lang w:val="hi_IN" w:bidi="hi_IN"/>
         </w:rPr>
@@ -24592,20 +21573,6 @@
       </w:r>
       <w:r>
         <w:rPr>
-          <w:lang w:val="hi_IN" w:bidi="hi_IN"/>
-        </w:rPr>
-        <w:t>כֹּ֧ל אֲשֶׁר־יִקְרָ֛א בְּ⁠שֵׁ֥ם יְהוָ֖ה יִמָּלֵ֑ט &amp; יְהוָ֔ה</w:t>
-      </w:r>
-    </w:p>
-    <w:p>
-      <w:pPr/>
-      <w:r>
-        <w:rPr>
-          <w:lang w:val="hi_IN" w:bidi="hi_IN"/>
-        </w:rPr>
-      </w:r>
-      <w:r>
-        <w:rPr>
           <w:b/>
           <w:lang w:val="hi_IN" w:bidi="hi_IN"/>
         </w:rPr>
@@ -24689,20 +21656,6 @@
       </w:r>
       <w:r>
         <w:rPr>
-          <w:lang w:val="hi_IN" w:bidi="hi_IN"/>
-        </w:rPr>
-        <w:t>בְּ⁠שֵׁ֥ם יְהוָ֖ה &amp; יְהוָ֔ה</w:t>
-      </w:r>
-    </w:p>
-    <w:p>
-      <w:pPr/>
-      <w:r>
-        <w:rPr>
-          <w:lang w:val="hi_IN" w:bidi="hi_IN"/>
-        </w:rPr>
-      </w:r>
-      <w:r>
-        <w:rPr>
           <w:b/>
           <w:lang w:val="hi_IN" w:bidi="hi_IN"/>
         </w:rPr>
@@ -24812,20 +21765,6 @@
       </w:r>
       <w:r>
         <w:rPr>
-          <w:lang w:val="hi_IN" w:bidi="hi_IN"/>
-        </w:rPr>
-        <w:t>בְּ⁠שֵׁ֥ם יְהוָ֖ה &amp; יְהוָ֔ה</w:t>
-      </w:r>
-    </w:p>
-    <w:p>
-      <w:pPr/>
-      <w:r>
-        <w:rPr>
-          <w:lang w:val="hi_IN" w:bidi="hi_IN"/>
-        </w:rPr>
-      </w:r>
-      <w:r>
-        <w:rPr>
           <w:b/>
           <w:lang w:val="hi_IN" w:bidi="hi_IN"/>
         </w:rPr>
@@ -24909,20 +21848,6 @@
       </w:r>
       <w:r>
         <w:rPr>
-          <w:lang w:val="hi_IN" w:bidi="hi_IN"/>
-        </w:rPr>
-        <w:t>כִּ֠י בְּ⁠הַר־צִיּ֨וֹן וּ⁠בִ⁠ירוּשָׁלִַ֜ם תִּֽהְיֶ֣ה פְלֵיטָ֗ה</w:t>
-      </w:r>
-    </w:p>
-    <w:p>
-      <w:pPr/>
-      <w:r>
-        <w:rPr>
-          <w:lang w:val="hi_IN" w:bidi="hi_IN"/>
-        </w:rPr>
-      </w:r>
-      <w:r>
-        <w:rPr>
           <w:b/>
           <w:lang w:val="hi_IN" w:bidi="hi_IN"/>
         </w:rPr>
@@ -25019,20 +21944,6 @@
       </w:r>
       <w:r>
         <w:rPr>
-          <w:lang w:val="hi_IN" w:bidi="hi_IN"/>
-        </w:rPr>
-        <w:t>בְּ⁠הַר־צִיּ֨וֹן וּ⁠בִ⁠ירוּשָׁלִַ֜ם</w:t>
-      </w:r>
-    </w:p>
-    <w:p>
-      <w:pPr/>
-      <w:r>
-        <w:rPr>
-          <w:lang w:val="hi_IN" w:bidi="hi_IN"/>
-        </w:rPr>
-      </w:r>
-      <w:r>
-        <w:rPr>
           <w:b/>
           <w:lang w:val="hi_IN" w:bidi="hi_IN"/>
         </w:rPr>
@@ -25142,20 +22053,6 @@
       </w:r>
       <w:r>
         <w:rPr>
-          <w:lang w:val="hi_IN" w:bidi="hi_IN"/>
-        </w:rPr>
-        <w:t>כַּֽ⁠אֲשֶׁר֙ אָמַ֣ר יְהוָ֔ה</w:t>
-      </w:r>
-    </w:p>
-    <w:p>
-      <w:pPr/>
-      <w:r>
-        <w:rPr>
-          <w:lang w:val="hi_IN" w:bidi="hi_IN"/>
-        </w:rPr>
-      </w:r>
-      <w:r>
-        <w:rPr>
           <w:b/>
           <w:lang w:val="hi_IN" w:bidi="hi_IN"/>
         </w:rPr>
@@ -25239,20 +22136,6 @@
       </w:r>
       <w:r>
         <w:rPr>
-          <w:lang w:val="hi_IN" w:bidi="hi_IN"/>
-        </w:rPr>
-        <w:t>יְהוָ֖ה &amp; וּ⁠בַ֨⁠שְּׂרִידִ֔ים אֲשֶׁ֥ר יְהוָ֖ה קֹרֵֽא</w:t>
-      </w:r>
-    </w:p>
-    <w:p>
-      <w:pPr/>
-      <w:r>
-        <w:rPr>
-          <w:lang w:val="hi_IN" w:bidi="hi_IN"/>
-        </w:rPr>
-      </w:r>
-      <w:r>
-        <w:rPr>
           <w:b/>
           <w:lang w:val="hi_IN" w:bidi="hi_IN"/>
         </w:rPr>
@@ -25336,20 +22219,6 @@
       </w:r>
       <w:r>
         <w:rPr>
-          <w:lang w:val="hi_IN" w:bidi="hi_IN"/>
-        </w:rPr>
-        <w:t>יְהוָ֖ה &amp; אֲשֶׁ֥ר יְהוָ֖ה קֹרֵֽא</w:t>
-      </w:r>
-    </w:p>
-    <w:p>
-      <w:pPr/>
-      <w:r>
-        <w:rPr>
-          <w:lang w:val="hi_IN" w:bidi="hi_IN"/>
-        </w:rPr>
-      </w:r>
-      <w:r>
-        <w:rPr>
           <w:b/>
           <w:lang w:val="hi_IN" w:bidi="hi_IN"/>
         </w:rPr>
@@ -25433,20 +22302,6 @@
       </w:r>
       <w:r>
         <w:rPr>
-          <w:lang w:val="hi_IN" w:bidi="hi_IN"/>
-        </w:rPr>
-        <w:t>כִּ֗י הִנֵּ֛ה בַּ⁠יָּמִ֥ים הָ⁠הֵ֖מָּה וּ⁠בָ⁠עֵ֣ת הַ⁠הִ֑יא</w:t>
-      </w:r>
-    </w:p>
-    <w:p>
-      <w:pPr/>
-      <w:r>
-        <w:rPr>
-          <w:lang w:val="hi_IN" w:bidi="hi_IN"/>
-        </w:rPr>
-      </w:r>
-      <w:r>
-        <w:rPr>
           <w:b/>
           <w:lang w:val="hi_IN" w:bidi="hi_IN"/>
         </w:rPr>
@@ -25530,20 +22385,6 @@
       </w:r>
       <w:r>
         <w:rPr>
-          <w:lang w:val="hi_IN" w:bidi="hi_IN"/>
-        </w:rPr>
-        <w:t>כִּ֗י הִנֵּ֛ה</w:t>
-      </w:r>
-    </w:p>
-    <w:p>
-      <w:pPr/>
-      <w:r>
-        <w:rPr>
-          <w:lang w:val="hi_IN" w:bidi="hi_IN"/>
-        </w:rPr>
-      </w:r>
-      <w:r>
-        <w:rPr>
           <w:b/>
           <w:lang w:val="hi_IN" w:bidi="hi_IN"/>
         </w:rPr>
@@ -25640,20 +22481,6 @@
       </w:r>
       <w:r>
         <w:rPr>
-          <w:lang w:val="hi_IN" w:bidi="hi_IN"/>
-        </w:rPr>
-        <w:t>בַּ⁠יָּמִ֥ים הָ⁠הֵ֖מָּה וּ⁠בָ⁠עֵ֣ת הַ⁠הִ֑יא</w:t>
-      </w:r>
-    </w:p>
-    <w:p>
-      <w:pPr/>
-      <w:r>
-        <w:rPr>
-          <w:lang w:val="hi_IN" w:bidi="hi_IN"/>
-        </w:rPr>
-      </w:r>
-      <w:r>
-        <w:rPr>
           <w:b/>
           <w:lang w:val="hi_IN" w:bidi="hi_IN"/>
         </w:rPr>
@@ -25763,20 +22590,6 @@
       </w:r>
       <w:r>
         <w:rPr>
-          <w:lang w:val="hi_IN" w:bidi="hi_IN"/>
-        </w:rPr>
-        <w:t>אֲשֶׁ֥ר אָשִׁ֛יב אֶת־שְׁב֥וּת יְהוּדָ֖ה וִ⁠ירוּשָׁלִָֽם</w:t>
-      </w:r>
-    </w:p>
-    <w:p>
-      <w:pPr/>
-      <w:r>
-        <w:rPr>
-          <w:lang w:val="hi_IN" w:bidi="hi_IN"/>
-        </w:rPr>
-      </w:r>
-      <w:r>
-        <w:rPr>
           <w:b/>
           <w:lang w:val="hi_IN" w:bidi="hi_IN"/>
         </w:rPr>
@@ -25873,20 +22686,6 @@
       </w:r>
       <w:r>
         <w:rPr>
-          <w:lang w:val="hi_IN" w:bidi="hi_IN"/>
-        </w:rPr>
-        <w:t>אֲשֶׁ֥ר אָשִׁ֛יב אֶת־שְׁב֥וּת יְהוּדָ֖ה וִ⁠ירוּשָׁלִָֽם</w:t>
-      </w:r>
-    </w:p>
-    <w:p>
-      <w:pPr/>
-      <w:r>
-        <w:rPr>
-          <w:lang w:val="hi_IN" w:bidi="hi_IN"/>
-        </w:rPr>
-      </w:r>
-      <w:r>
-        <w:rPr>
           <w:b/>
           <w:lang w:val="hi_IN" w:bidi="hi_IN"/>
         </w:rPr>
@@ -25970,20 +22769,6 @@
       </w:r>
       <w:r>
         <w:rPr>
-          <w:lang w:val="hi_IN" w:bidi="hi_IN"/>
-        </w:rPr>
-        <w:t>עֵ֖מֶק יְהֽוֹשָׁפָ֑ט</w:t>
-      </w:r>
-    </w:p>
-    <w:p>
-      <w:pPr/>
-      <w:r>
-        <w:rPr>
-          <w:lang w:val="hi_IN" w:bidi="hi_IN"/>
-        </w:rPr>
-      </w:r>
-      <w:r>
-        <w:rPr>
           <w:b/>
           <w:lang w:val="hi_IN" w:bidi="hi_IN"/>
         </w:rPr>
@@ -26080,20 +22865,6 @@
       </w:r>
       <w:r>
         <w:rPr>
-          <w:lang w:val="hi_IN" w:bidi="hi_IN"/>
-        </w:rPr>
-        <w:t>עַמִּ֨⁠י וְ⁠נַחֲלָתִ֤⁠י יִשְׂרָאֵל֙</w:t>
-      </w:r>
-    </w:p>
-    <w:p>
-      <w:pPr/>
-      <w:r>
-        <w:rPr>
-          <w:lang w:val="hi_IN" w:bidi="hi_IN"/>
-        </w:rPr>
-      </w:r>
-      <w:r>
-        <w:rPr>
           <w:b/>
           <w:lang w:val="hi_IN" w:bidi="hi_IN"/>
         </w:rPr>
@@ -26242,20 +23013,6 @@
       </w:r>
       <w:r>
         <w:rPr>
-          <w:lang w:val="hi_IN" w:bidi="hi_IN"/>
-        </w:rPr>
-        <w:t>וְ⁠אֶת־אַרְצִ֖⁠י חִלֵּֽקוּ</w:t>
-      </w:r>
-    </w:p>
-    <w:p>
-      <w:pPr/>
-      <w:r>
-        <w:rPr>
-          <w:lang w:val="hi_IN" w:bidi="hi_IN"/>
-        </w:rPr>
-      </w:r>
-      <w:r>
-        <w:rPr>
           <w:b/>
           <w:lang w:val="hi_IN" w:bidi="hi_IN"/>
         </w:rPr>
@@ -26339,20 +23096,6 @@
       </w:r>
       <w:r>
         <w:rPr>
-          <w:lang w:val="hi_IN" w:bidi="hi_IN"/>
-        </w:rPr>
-        <w:t>גוֹרָ֑ל</w:t>
-      </w:r>
-    </w:p>
-    <w:p>
-      <w:pPr/>
-      <w:r>
-        <w:rPr>
-          <w:lang w:val="hi_IN" w:bidi="hi_IN"/>
-        </w:rPr>
-      </w:r>
-      <w:r>
-        <w:rPr>
           <w:b/>
           <w:lang w:val="hi_IN" w:bidi="hi_IN"/>
         </w:rPr>
@@ -26449,20 +23192,6 @@
       </w:r>
       <w:r>
         <w:rPr>
-          <w:lang w:val="hi_IN" w:bidi="hi_IN"/>
-        </w:rPr>
-        <w:t>וַ⁠יִּתְּנ֤וּ הַ⁠יֶּ֨לֶד֙ בַּ⁠זּוֹנָ֔ה וְ⁠הַ⁠יַּלְדָּ֛ה מָכְר֥וּ</w:t>
-      </w:r>
-    </w:p>
-    <w:p>
-      <w:pPr/>
-      <w:r>
-        <w:rPr>
-          <w:lang w:val="hi_IN" w:bidi="hi_IN"/>
-        </w:rPr>
-      </w:r>
-      <w:r>
-        <w:rPr>
           <w:b/>
           <w:lang w:val="hi_IN" w:bidi="hi_IN"/>
         </w:rPr>
@@ -26585,20 +23314,6 @@
       </w:r>
       <w:r>
         <w:rPr>
-          <w:lang w:val="hi_IN" w:bidi="hi_IN"/>
-        </w:rPr>
-        <w:t>וְ֠⁠גַם מָה־אַתֶּ֥ם לִ⁠י֙ צֹ֣ר וְ⁠צִיד֔וֹן וְ⁠כֹ֖ל גְּלִיל֣וֹת פְּלָ֑שֶׁת הַ⁠גְּמ֗וּל אַתֶּם֙ מְשַׁלְּמִ֣ים עָלָ֔⁠י &amp; אַתֶּם֙</w:t>
-      </w:r>
-    </w:p>
-    <w:p>
-      <w:pPr/>
-      <w:r>
-        <w:rPr>
-          <w:lang w:val="hi_IN" w:bidi="hi_IN"/>
-        </w:rPr>
-      </w:r>
-      <w:r>
-        <w:rPr>
           <w:b/>
           <w:lang w:val="hi_IN" w:bidi="hi_IN"/>
         </w:rPr>
@@ -26682,20 +23397,6 @@
       </w:r>
       <w:r>
         <w:rPr>
-          <w:lang w:val="hi_IN" w:bidi="hi_IN"/>
-        </w:rPr>
-        <w:t>מָה־אַתֶּ֥ם לִ⁠י֙</w:t>
-      </w:r>
-    </w:p>
-    <w:p>
-      <w:pPr/>
-      <w:r>
-        <w:rPr>
-          <w:lang w:val="hi_IN" w:bidi="hi_IN"/>
-        </w:rPr>
-      </w:r>
-      <w:r>
-        <w:rPr>
           <w:b/>
           <w:lang w:val="hi_IN" w:bidi="hi_IN"/>
         </w:rPr>
@@ -26779,20 +23480,6 @@
       </w:r>
       <w:r>
         <w:rPr>
-          <w:lang w:val="hi_IN" w:bidi="hi_IN"/>
-        </w:rPr>
-        <w:t>הַ⁠גְּמ֗וּל אַתֶּם֙ מְשַׁלְּמִ֣ים עָלָ֔⁠י וְ⁠אִם־גֹּמְלִ֤ים אַתֶּם֙ עָלַ֔⁠י</w:t>
-      </w:r>
-    </w:p>
-    <w:p>
-      <w:pPr/>
-      <w:r>
-        <w:rPr>
-          <w:lang w:val="hi_IN" w:bidi="hi_IN"/>
-        </w:rPr>
-      </w:r>
-      <w:r>
-        <w:rPr>
           <w:b/>
           <w:lang w:val="hi_IN" w:bidi="hi_IN"/>
         </w:rPr>
@@ -26876,20 +23563,6 @@
       </w:r>
       <w:r>
         <w:rPr>
-          <w:lang w:val="hi_IN" w:bidi="hi_IN"/>
-        </w:rPr>
-        <w:t>קַ֣ל מְהֵרָ֔ה</w:t>
-      </w:r>
-    </w:p>
-    <w:p>
-      <w:pPr/>
-      <w:r>
-        <w:rPr>
-          <w:lang w:val="hi_IN" w:bidi="hi_IN"/>
-        </w:rPr>
-      </w:r>
-      <w:r>
-        <w:rPr>
           <w:b/>
           <w:lang w:val="hi_IN" w:bidi="hi_IN"/>
         </w:rPr>
@@ -27038,20 +23711,6 @@
       </w:r>
       <w:r>
         <w:rPr>
-          <w:lang w:val="hi_IN" w:bidi="hi_IN"/>
-        </w:rPr>
-        <w:t>אָשִׁ֥יב גְּמֻלְ⁠כֶ֖ם בְּ⁠רֹאשְׁ⁠כֶֽם</w:t>
-      </w:r>
-    </w:p>
-    <w:p>
-      <w:pPr/>
-      <w:r>
-        <w:rPr>
-          <w:lang w:val="hi_IN" w:bidi="hi_IN"/>
-        </w:rPr>
-      </w:r>
-      <w:r>
-        <w:rPr>
           <w:b/>
           <w:lang w:val="hi_IN" w:bidi="hi_IN"/>
         </w:rPr>
@@ -27148,20 +23807,6 @@
       </w:r>
       <w:r>
         <w:rPr>
-          <w:lang w:val="hi_IN" w:bidi="hi_IN"/>
-        </w:rPr>
-        <w:t>בְּ⁠רֹאשְׁ⁠כֶֽם</w:t>
-      </w:r>
-    </w:p>
-    <w:p>
-      <w:pPr/>
-      <w:r>
-        <w:rPr>
-          <w:lang w:val="hi_IN" w:bidi="hi_IN"/>
-        </w:rPr>
-      </w:r>
-      <w:r>
-        <w:rPr>
           <w:b/>
           <w:lang w:val="hi_IN" w:bidi="hi_IN"/>
         </w:rPr>
@@ -27258,20 +23903,6 @@
       </w:r>
       <w:r>
         <w:rPr>
-          <w:lang w:val="hi_IN" w:bidi="hi_IN"/>
-        </w:rPr>
-        <w:t>וּ⁠בְנֵ֤י יְהוּדָה֙ וּ⁠בְנֵ֣י יְרוּשָׁלִַ֔ם</w:t>
-      </w:r>
-    </w:p>
-    <w:p>
-      <w:pPr/>
-      <w:r>
-        <w:rPr>
-          <w:lang w:val="hi_IN" w:bidi="hi_IN"/>
-        </w:rPr>
-      </w:r>
-      <w:r>
-        <w:rPr>
           <w:b/>
           <w:lang w:val="hi_IN" w:bidi="hi_IN"/>
         </w:rPr>
@@ -27330,7 +23961,7 @@
         </w:rPr>
         <w:t xml:space="preserve"> का अनुवाद </w:t>
       </w:r>
-      <w:hyperlink r:id="rId18">
+      <w:hyperlink r:id="rId16">
         <w:r>
           <w:rPr>
             <w:lang w:val="hi_IN" w:bidi="hi_IN"/>
@@ -27412,20 +24043,6 @@
       </w:r>
       <w:r>
         <w:rPr>
-          <w:lang w:val="hi_IN" w:bidi="hi_IN"/>
-        </w:rPr>
-        <w:t>לִ⁠בְנֵ֣י הַ⁠יְּוָנִ֑ים</w:t>
-      </w:r>
-    </w:p>
-    <w:p>
-      <w:pPr/>
-      <w:r>
-        <w:rPr>
-          <w:lang w:val="hi_IN" w:bidi="hi_IN"/>
-        </w:rPr>
-      </w:r>
-      <w:r>
-        <w:rPr>
           <w:b/>
           <w:lang w:val="hi_IN" w:bidi="hi_IN"/>
         </w:rPr>
@@ -27574,20 +24191,6 @@
       </w:r>
       <w:r>
         <w:rPr>
-          <w:lang w:val="hi_IN" w:bidi="hi_IN"/>
-        </w:rPr>
-        <w:t>הַ⁠יְּוָנִ֑ים</w:t>
-      </w:r>
-    </w:p>
-    <w:p>
-      <w:pPr/>
-      <w:r>
-        <w:rPr>
-          <w:lang w:val="hi_IN" w:bidi="hi_IN"/>
-        </w:rPr>
-      </w:r>
-      <w:r>
-        <w:rPr>
           <w:b/>
           <w:lang w:val="hi_IN" w:bidi="hi_IN"/>
         </w:rPr>
@@ -27684,20 +24287,6 @@
       </w:r>
       <w:r>
         <w:rPr>
-          <w:lang w:val="hi_IN" w:bidi="hi_IN"/>
-        </w:rPr>
-        <w:t>לְמַ֥עַן הַרְחִיקָ֖⁠ם מֵ⁠עַ֥ל גְּבוּלָֽ⁠ם</w:t>
-      </w:r>
-    </w:p>
-    <w:p>
-      <w:pPr/>
-      <w:r>
-        <w:rPr>
-          <w:lang w:val="hi_IN" w:bidi="hi_IN"/>
-        </w:rPr>
-      </w:r>
-      <w:r>
-        <w:rPr>
           <w:b/>
           <w:lang w:val="hi_IN" w:bidi="hi_IN"/>
         </w:rPr>
@@ -27781,20 +24370,6 @@
       </w:r>
       <w:r>
         <w:rPr>
-          <w:lang w:val="hi_IN" w:bidi="hi_IN"/>
-        </w:rPr>
-        <w:t>הִנְ⁠נִ֣י מְעִירָ֔⁠ם</w:t>
-      </w:r>
-    </w:p>
-    <w:p>
-      <w:pPr/>
-      <w:r>
-        <w:rPr>
-          <w:lang w:val="hi_IN" w:bidi="hi_IN"/>
-        </w:rPr>
-      </w:r>
-      <w:r>
-        <w:rPr>
           <w:b/>
           <w:lang w:val="hi_IN" w:bidi="hi_IN"/>
         </w:rPr>
@@ -27814,7 +24389,7 @@
         </w:rPr>
         <w:t xml:space="preserve">जैसा कि </w:t>
       </w:r>
-      <w:hyperlink r:id="rId19">
+      <w:hyperlink r:id="rId17">
         <w:r>
           <w:rPr>
             <w:lang w:val="hi_IN" w:bidi="hi_IN"/>
@@ -27896,20 +24471,6 @@
       </w:r>
       <w:r>
         <w:rPr>
-          <w:lang w:val="hi_IN" w:bidi="hi_IN"/>
-        </w:rPr>
-        <w:t>אֲשֶׁר־מְכַרְתֶּ֥ם אֹתָ֖⁠ם שָׁ֑מָּ⁠ה</w:t>
-      </w:r>
-    </w:p>
-    <w:p>
-      <w:pPr/>
-      <w:r>
-        <w:rPr>
-          <w:lang w:val="hi_IN" w:bidi="hi_IN"/>
-        </w:rPr>
-      </w:r>
-      <w:r>
-        <w:rPr>
           <w:b/>
           <w:lang w:val="hi_IN" w:bidi="hi_IN"/>
         </w:rPr>
@@ -28012,7 +24573,7 @@
         </w:rPr>
         <w:t xml:space="preserve">देखें कि आपने </w:t>
       </w:r>
-      <w:hyperlink r:id="rId20">
+      <w:hyperlink r:id="rId18">
         <w:r>
           <w:rPr>
             <w:lang w:val="hi_IN" w:bidi="hi_IN"/>
@@ -28094,20 +24655,6 @@
       </w:r>
       <w:r>
         <w:rPr>
-          <w:lang w:val="hi_IN" w:bidi="hi_IN"/>
-        </w:rPr>
-        <w:t>בְּ⁠רֹאשְׁ⁠כֶֽם</w:t>
-      </w:r>
-    </w:p>
-    <w:p>
-      <w:pPr/>
-      <w:r>
-        <w:rPr>
-          <w:lang w:val="hi_IN" w:bidi="hi_IN"/>
-        </w:rPr>
-      </w:r>
-      <w:r>
-        <w:rPr>
           <w:b/>
           <w:lang w:val="hi_IN" w:bidi="hi_IN"/>
         </w:rPr>
@@ -28191,20 +24738,6 @@
       </w:r>
       <w:r>
         <w:rPr>
-          <w:lang w:val="hi_IN" w:bidi="hi_IN"/>
-        </w:rPr>
-        <w:t>וּ⁠מָכַרְתִּ֞י</w:t>
-      </w:r>
-    </w:p>
-    <w:p>
-      <w:pPr/>
-      <w:r>
-        <w:rPr>
-          <w:lang w:val="hi_IN" w:bidi="hi_IN"/>
-        </w:rPr>
-      </w:r>
-      <w:r>
-        <w:rPr>
           <w:b/>
           <w:lang w:val="hi_IN" w:bidi="hi_IN"/>
         </w:rPr>
@@ -28314,20 +24847,6 @@
       </w:r>
       <w:r>
         <w:rPr>
-          <w:lang w:val="hi_IN" w:bidi="hi_IN"/>
-        </w:rPr>
-        <w:t>בְּ⁠יַד֙ בְּנֵ֣י יְהוּדָ֔ה</w:t>
-      </w:r>
-    </w:p>
-    <w:p>
-      <w:pPr/>
-      <w:r>
-        <w:rPr>
-          <w:lang w:val="hi_IN" w:bidi="hi_IN"/>
-        </w:rPr>
-      </w:r>
-      <w:r>
-        <w:rPr>
           <w:b/>
           <w:lang w:val="hi_IN" w:bidi="hi_IN"/>
         </w:rPr>
@@ -28424,20 +24943,6 @@
       </w:r>
       <w:r>
         <w:rPr>
-          <w:lang w:val="hi_IN" w:bidi="hi_IN"/>
-        </w:rPr>
-        <w:t>וּ⁠מָכַרְתִּ֞י אֶת־בְּנֵי⁠כֶ֣ם וְ⁠אֶת־בְּנֽוֹתֵי⁠כֶ֗ם בְּ⁠יַד֙ בְּנֵ֣י יְהוּדָ֔ה</w:t>
-      </w:r>
-    </w:p>
-    <w:p>
-      <w:pPr/>
-      <w:r>
-        <w:rPr>
-          <w:lang w:val="hi_IN" w:bidi="hi_IN"/>
-        </w:rPr>
-      </w:r>
-      <w:r>
-        <w:rPr>
           <w:b/>
           <w:lang w:val="hi_IN" w:bidi="hi_IN"/>
         </w:rPr>
@@ -28534,20 +25039,6 @@
       </w:r>
       <w:r>
         <w:rPr>
-          <w:lang w:val="hi_IN" w:bidi="hi_IN"/>
-        </w:rPr>
-        <w:t>בְּנֵ֣י יְהוּדָ֔ה</w:t>
-      </w:r>
-    </w:p>
-    <w:p>
-      <w:pPr/>
-      <w:r>
-        <w:rPr>
-          <w:lang w:val="hi_IN" w:bidi="hi_IN"/>
-        </w:rPr>
-      </w:r>
-      <w:r>
-        <w:rPr>
           <w:b/>
           <w:lang w:val="hi_IN" w:bidi="hi_IN"/>
         </w:rPr>
@@ -28683,20 +25174,6 @@
       </w:r>
       <w:r>
         <w:rPr>
-          <w:lang w:val="hi_IN" w:bidi="hi_IN"/>
-        </w:rPr>
-        <w:t>לִ⁠שְׁבָאיִ֖ם</w:t>
-      </w:r>
-    </w:p>
-    <w:p>
-      <w:pPr/>
-      <w:r>
-        <w:rPr>
-          <w:lang w:val="hi_IN" w:bidi="hi_IN"/>
-        </w:rPr>
-      </w:r>
-      <w:r>
-        <w:rPr>
           <w:b/>
           <w:lang w:val="hi_IN" w:bidi="hi_IN"/>
         </w:rPr>
@@ -28793,20 +25270,6 @@
       </w:r>
       <w:r>
         <w:rPr>
-          <w:lang w:val="hi_IN" w:bidi="hi_IN"/>
-        </w:rPr>
-        <w:t>אֶל־גּ֣וֹי רָח֑וֹק כִּ֥י יְהוָ֖ה דִּבֵּֽר</w:t>
-      </w:r>
-    </w:p>
-    <w:p>
-      <w:pPr/>
-      <w:r>
-        <w:rPr>
-          <w:lang w:val="hi_IN" w:bidi="hi_IN"/>
-        </w:rPr>
-      </w:r>
-      <w:r>
-        <w:rPr>
           <w:b/>
           <w:lang w:val="hi_IN" w:bidi="hi_IN"/>
         </w:rPr>
@@ -28903,20 +25366,6 @@
       </w:r>
       <w:r>
         <w:rPr>
-          <w:lang w:val="hi_IN" w:bidi="hi_IN"/>
-        </w:rPr>
-        <w:t>קִרְאוּ</w:t>
-      </w:r>
-    </w:p>
-    <w:p>
-      <w:pPr/>
-      <w:r>
-        <w:rPr>
-          <w:lang w:val="hi_IN" w:bidi="hi_IN"/>
-        </w:rPr>
-      </w:r>
-      <w:r>
-        <w:rPr>
           <w:b/>
           <w:lang w:val="hi_IN" w:bidi="hi_IN"/>
         </w:rPr>
@@ -29013,20 +25462,6 @@
       </w:r>
       <w:r>
         <w:rPr>
-          <w:lang w:val="hi_IN" w:bidi="hi_IN"/>
-        </w:rPr>
-        <w:t>קַדְּשׁ֖וּ מִלְחָמָ֑ה</w:t>
-      </w:r>
-    </w:p>
-    <w:p>
-      <w:pPr/>
-      <w:r>
-        <w:rPr>
-          <w:lang w:val="hi_IN" w:bidi="hi_IN"/>
-        </w:rPr>
-      </w:r>
-      <w:r>
-        <w:rPr>
           <w:b/>
           <w:lang w:val="hi_IN" w:bidi="hi_IN"/>
         </w:rPr>
@@ -29123,20 +25558,6 @@
       </w:r>
       <w:r>
         <w:rPr>
-          <w:lang w:val="hi_IN" w:bidi="hi_IN"/>
-        </w:rPr>
-        <w:t>אִתֵּי⁠כֶם֙</w:t>
-      </w:r>
-    </w:p>
-    <w:p>
-      <w:pPr/>
-      <w:r>
-        <w:rPr>
-          <w:lang w:val="hi_IN" w:bidi="hi_IN"/>
-        </w:rPr>
-      </w:r>
-      <w:r>
-        <w:rPr>
           <w:b/>
           <w:lang w:val="hi_IN" w:bidi="hi_IN"/>
         </w:rPr>
@@ -29233,20 +25654,6 @@
       </w:r>
       <w:r>
         <w:rPr>
-          <w:lang w:val="hi_IN" w:bidi="hi_IN"/>
-        </w:rPr>
-        <w:t>וּ⁠מַזְמְרֹֽתֵי⁠כֶ֖ם</w:t>
-      </w:r>
-    </w:p>
-    <w:p>
-      <w:pPr/>
-      <w:r>
-        <w:rPr>
-          <w:lang w:val="hi_IN" w:bidi="hi_IN"/>
-        </w:rPr>
-      </w:r>
-      <w:r>
-        <w:rPr>
           <w:b/>
           <w:lang w:val="hi_IN" w:bidi="hi_IN"/>
         </w:rPr>
@@ -29343,20 +25750,6 @@
       </w:r>
       <w:r>
         <w:rPr>
-          <w:lang w:val="hi_IN" w:bidi="hi_IN"/>
-        </w:rPr>
-        <w:t>הַֽ⁠חַלָּ֔שׁ יֹאמַ֖ר גִּבּ֥וֹר אָֽנִי</w:t>
-      </w:r>
-    </w:p>
-    <w:p>
-      <w:pPr/>
-      <w:r>
-        <w:rPr>
-          <w:lang w:val="hi_IN" w:bidi="hi_IN"/>
-        </w:rPr>
-      </w:r>
-      <w:r>
-        <w:rPr>
           <w:b/>
           <w:lang w:val="hi_IN" w:bidi="hi_IN"/>
         </w:rPr>
@@ -29440,20 +25833,6 @@
       </w:r>
       <w:r>
         <w:rPr>
-          <w:lang w:val="hi_IN" w:bidi="hi_IN"/>
-        </w:rPr>
-        <w:t>הַֽ⁠חַלָּ֔שׁ</w:t>
-      </w:r>
-    </w:p>
-    <w:p>
-      <w:pPr/>
-      <w:r>
-        <w:rPr>
-          <w:lang w:val="hi_IN" w:bidi="hi_IN"/>
-        </w:rPr>
-      </w:r>
-      <w:r>
-        <w:rPr>
           <w:b/>
           <w:lang w:val="hi_IN" w:bidi="hi_IN"/>
         </w:rPr>
@@ -29550,20 +25929,6 @@
       </w:r>
       <w:r>
         <w:rPr>
-          <w:lang w:val="hi_IN" w:bidi="hi_IN"/>
-        </w:rPr>
-        <w:t>ע֣וּשׁוּ וָ⁠בֹ֧אוּ</w:t>
-      </w:r>
-    </w:p>
-    <w:p>
-      <w:pPr/>
-      <w:r>
-        <w:rPr>
-          <w:lang w:val="hi_IN" w:bidi="hi_IN"/>
-        </w:rPr>
-      </w:r>
-      <w:r>
-        <w:rPr>
           <w:b/>
           <w:lang w:val="hi_IN" w:bidi="hi_IN"/>
         </w:rPr>
@@ -29699,20 +26064,6 @@
       </w:r>
       <w:r>
         <w:rPr>
-          <w:lang w:val="hi_IN" w:bidi="hi_IN"/>
-        </w:rPr>
-        <w:t>יֵע֨וֹרוּ֙ &amp; הַ⁠גּוֹיִ֔ם</w:t>
-      </w:r>
-    </w:p>
-    <w:p>
-      <w:pPr/>
-      <w:r>
-        <w:rPr>
-          <w:lang w:val="hi_IN" w:bidi="hi_IN"/>
-        </w:rPr>
-      </w:r>
-      <w:r>
-        <w:rPr>
           <w:b/>
           <w:lang w:val="hi_IN" w:bidi="hi_IN"/>
         </w:rPr>
@@ -29815,7 +26166,7 @@
         </w:rPr>
         <w:t xml:space="preserve">देखें कि आपने इस नाम का अनुवाद </w:t>
       </w:r>
-      <w:hyperlink r:id="rId21">
+      <w:hyperlink r:id="rId19">
         <w:r>
           <w:rPr>
             <w:lang w:val="hi_IN" w:bidi="hi_IN"/>
@@ -29897,20 +26248,6 @@
       </w:r>
       <w:r>
         <w:rPr>
-          <w:lang w:val="hi_IN" w:bidi="hi_IN"/>
-        </w:rPr>
-        <w:t>אֵשֵׁ֛ב לִ⁠שְׁפֹּ֥ט</w:t>
-      </w:r>
-    </w:p>
-    <w:p>
-      <w:pPr/>
-      <w:r>
-        <w:rPr>
-          <w:lang w:val="hi_IN" w:bidi="hi_IN"/>
-        </w:rPr>
-      </w:r>
-      <w:r>
-        <w:rPr>
           <w:b/>
           <w:lang w:val="hi_IN" w:bidi="hi_IN"/>
         </w:rPr>
@@ -30001,20 +26338,6 @@
       </w:r>
       <w:r>
         <w:rPr>
-          <w:lang w:val="hi_IN" w:bidi="hi_IN"/>
-        </w:rPr>
-        <w:t>שִׁלְח֣וּ מַגָּ֔ל כִּ֥י בָשַׁ֖ל קָצִ֑יר &amp; כִּֽי</w:t>
-      </w:r>
-    </w:p>
-    <w:p>
-      <w:pPr/>
-      <w:r>
-        <w:rPr>
-          <w:lang w:val="hi_IN" w:bidi="hi_IN"/>
-        </w:rPr>
-      </w:r>
-      <w:r>
-        <w:rPr>
           <w:b/>
           <w:lang w:val="hi_IN" w:bidi="hi_IN"/>
         </w:rPr>
@@ -30098,20 +26421,6 @@
       </w:r>
       <w:r>
         <w:rPr>
-          <w:lang w:val="hi_IN" w:bidi="hi_IN"/>
-        </w:rPr>
-        <w:t>שִׁלְח֣וּ מַגָּ֔ל</w:t>
-      </w:r>
-    </w:p>
-    <w:p>
-      <w:pPr/>
-      <w:r>
-        <w:rPr>
-          <w:lang w:val="hi_IN" w:bidi="hi_IN"/>
-        </w:rPr>
-      </w:r>
-      <w:r>
-        <w:rPr>
           <w:b/>
           <w:lang w:val="hi_IN" w:bidi="hi_IN"/>
         </w:rPr>
@@ -30208,20 +26517,6 @@
       </w:r>
       <w:r>
         <w:rPr>
-          <w:lang w:val="hi_IN" w:bidi="hi_IN"/>
-        </w:rPr>
-        <w:t>שִׁלְח֣וּ מַגָּ֔ל</w:t>
-      </w:r>
-    </w:p>
-    <w:p>
-      <w:pPr/>
-      <w:r>
-        <w:rPr>
-          <w:lang w:val="hi_IN" w:bidi="hi_IN"/>
-        </w:rPr>
-      </w:r>
-      <w:r>
-        <w:rPr>
           <w:b/>
           <w:lang w:val="hi_IN" w:bidi="hi_IN"/>
         </w:rPr>
@@ -30318,20 +26613,6 @@
       </w:r>
       <w:r>
         <w:rPr>
-          <w:lang w:val="hi_IN" w:bidi="hi_IN"/>
-        </w:rPr>
-        <w:t>שִׁלְח֣וּ</w:t>
-      </w:r>
-    </w:p>
-    <w:p>
-      <w:pPr/>
-      <w:r>
-        <w:rPr>
-          <w:lang w:val="hi_IN" w:bidi="hi_IN"/>
-        </w:rPr>
-      </w:r>
-      <w:r>
-        <w:rPr>
           <w:b/>
           <w:lang w:val="hi_IN" w:bidi="hi_IN"/>
         </w:rPr>
@@ -30390,7 +26671,7 @@
         </w:rPr>
         <w:t xml:space="preserve"> यहाँ बहुवचन में हैं, इसलिए यदि आपकी भाषा में यह भेद होता है तो अनुवाद में बहुवचन रूप का उपयोग करें। ये आदेश </w:t>
       </w:r>
-      <w:hyperlink r:id="rId22">
+      <w:hyperlink r:id="rId20">
         <w:r>
           <w:rPr>
             <w:lang w:val="hi_IN" w:bidi="hi_IN"/>
@@ -30472,20 +26753,6 @@
       </w:r>
       <w:r>
         <w:rPr>
-          <w:lang w:val="hi_IN" w:bidi="hi_IN"/>
-        </w:rPr>
-        <w:t>בֹּ֤אֽוּ רְדוּ֙ כִּֽי־מָ֣לְאָה גַּ֔ת</w:t>
-      </w:r>
-    </w:p>
-    <w:p>
-      <w:pPr/>
-      <w:r>
-        <w:rPr>
-          <w:lang w:val="hi_IN" w:bidi="hi_IN"/>
-        </w:rPr>
-      </w:r>
-      <w:r>
-        <w:rPr>
           <w:b/>
           <w:lang w:val="hi_IN" w:bidi="hi_IN"/>
         </w:rPr>
@@ -30569,20 +26836,6 @@
       </w:r>
       <w:r>
         <w:rPr>
-          <w:lang w:val="hi_IN" w:bidi="hi_IN"/>
-        </w:rPr>
-        <w:t>כִּ֥י &amp; כִּ֥י רַבָּ֖ה רָעָתָֽ⁠ם</w:t>
-      </w:r>
-    </w:p>
-    <w:p>
-      <w:pPr/>
-      <w:r>
-        <w:rPr>
-          <w:lang w:val="hi_IN" w:bidi="hi_IN"/>
-        </w:rPr>
-      </w:r>
-      <w:r>
-        <w:rPr>
           <w:b/>
           <w:lang w:val="hi_IN" w:bidi="hi_IN"/>
         </w:rPr>
@@ -30679,20 +26932,6 @@
       </w:r>
       <w:r>
         <w:rPr>
-          <w:lang w:val="hi_IN" w:bidi="hi_IN"/>
-        </w:rPr>
-        <w:t>הֲמוֹנִ֣ים הֲמוֹנִ֔ים בְּ⁠עֵ֖מֶק הֶֽ⁠חָר֑וּץ &amp; בְּ⁠עֵ֖מֶק</w:t>
-      </w:r>
-    </w:p>
-    <w:p>
-      <w:pPr/>
-      <w:r>
-        <w:rPr>
-          <w:lang w:val="hi_IN" w:bidi="hi_IN"/>
-        </w:rPr>
-      </w:r>
-      <w:r>
-        <w:rPr>
           <w:b/>
           <w:lang w:val="hi_IN" w:bidi="hi_IN"/>
         </w:rPr>
@@ -30789,20 +27028,6 @@
       </w:r>
       <w:r>
         <w:rPr>
-          <w:lang w:val="hi_IN" w:bidi="hi_IN"/>
-        </w:rPr>
-        <w:t>הֲמוֹנִ֣ים הֲמוֹנִ֔ים בְּ⁠עֵ֖מֶק הֶֽ⁠חָר֑וּץ &amp; בְּ⁠עֵ֖מֶק</w:t>
-      </w:r>
-    </w:p>
-    <w:p>
-      <w:pPr/>
-      <w:r>
-        <w:rPr>
-          <w:lang w:val="hi_IN" w:bidi="hi_IN"/>
-        </w:rPr>
-      </w:r>
-      <w:r>
-        <w:rPr>
           <w:b/>
           <w:lang w:val="hi_IN" w:bidi="hi_IN"/>
         </w:rPr>
@@ -30886,20 +27111,6 @@
       </w:r>
       <w:r>
         <w:rPr>
-          <w:lang w:val="hi_IN" w:bidi="hi_IN"/>
-        </w:rPr>
-        <w:t>בְּ⁠עֵ֖מֶק הֶֽ⁠חָר֑וּץ &amp; בְּ⁠עֵ֖מֶק</w:t>
-      </w:r>
-    </w:p>
-    <w:p>
-      <w:pPr/>
-      <w:r>
-        <w:rPr>
-          <w:lang w:val="hi_IN" w:bidi="hi_IN"/>
-        </w:rPr>
-      </w:r>
-      <w:r>
-        <w:rPr>
           <w:b/>
           <w:lang w:val="hi_IN" w:bidi="hi_IN"/>
         </w:rPr>
@@ -30996,20 +27207,6 @@
       </w:r>
       <w:r>
         <w:rPr>
-          <w:lang w:val="hi_IN" w:bidi="hi_IN"/>
-        </w:rPr>
-        <w:t>שֶׁ֥מֶשׁ וְ⁠יָרֵ֖חַ קָדָ֑רוּ וְ⁠כוֹכָבִ֖ים אָסְפ֥וּ נָגְהָֽ⁠ם</w:t>
-      </w:r>
-    </w:p>
-    <w:p>
-      <w:pPr/>
-      <w:r>
-        <w:rPr>
-          <w:lang w:val="hi_IN" w:bidi="hi_IN"/>
-        </w:rPr>
-      </w:r>
-      <w:r>
-        <w:rPr>
           <w:b/>
           <w:lang w:val="hi_IN" w:bidi="hi_IN"/>
         </w:rPr>
@@ -31029,7 +27226,7 @@
         </w:rPr>
         <w:t xml:space="preserve">ये </w:t>
       </w:r>
-      <w:hyperlink r:id="rId23">
+      <w:hyperlink r:id="rId21">
         <w:r>
           <w:rPr>
             <w:lang w:val="hi_IN" w:bidi="hi_IN"/>
@@ -31130,7 +27327,7 @@
         </w:rPr>
         <w:t xml:space="preserve">देखें कि आपने </w:t>
       </w:r>
-      <w:hyperlink r:id="rId23">
+      <w:hyperlink r:id="rId21">
         <w:r>
           <w:rPr>
             <w:lang w:val="hi_IN" w:bidi="hi_IN"/>
@@ -31212,20 +27409,6 @@
       </w:r>
       <w:r>
         <w:rPr>
-          <w:lang w:val="hi_IN" w:bidi="hi_IN"/>
-        </w:rPr>
-        <w:t>וַ⁠יהוָ֞ה מִ⁠צִּיּ֣וֹן יִשְׁאָ֗ג</w:t>
-      </w:r>
-    </w:p>
-    <w:p>
-      <w:pPr/>
-      <w:r>
-        <w:rPr>
-          <w:lang w:val="hi_IN" w:bidi="hi_IN"/>
-        </w:rPr>
-      </w:r>
-      <w:r>
-        <w:rPr>
           <w:b/>
           <w:lang w:val="hi_IN" w:bidi="hi_IN"/>
         </w:rPr>
@@ -31322,20 +27505,6 @@
       </w:r>
       <w:r>
         <w:rPr>
-          <w:lang w:val="hi_IN" w:bidi="hi_IN"/>
-        </w:rPr>
-        <w:t>וְ⁠רָעֲשׁ֖וּ שָׁמַ֣יִם וָ⁠אָ֑רֶץ</w:t>
-      </w:r>
-    </w:p>
-    <w:p>
-      <w:pPr/>
-      <w:r>
-        <w:rPr>
-          <w:lang w:val="hi_IN" w:bidi="hi_IN"/>
-        </w:rPr>
-      </w:r>
-      <w:r>
-        <w:rPr>
           <w:b/>
           <w:lang w:val="hi_IN" w:bidi="hi_IN"/>
         </w:rPr>
@@ -31445,20 +27614,6 @@
       </w:r>
       <w:r>
         <w:rPr>
-          <w:lang w:val="hi_IN" w:bidi="hi_IN"/>
-        </w:rPr>
-        <w:t>וַֽ⁠יהוָה֙ מַֽחֲסֶ֣ה לְ⁠עַמּ֔⁠וֹ וּ⁠מָע֖וֹז לִ⁠בְנֵ֥י יִשְׂרָאֵֽל</w:t>
-      </w:r>
-    </w:p>
-    <w:p>
-      <w:pPr/>
-      <w:r>
-        <w:rPr>
-          <w:lang w:val="hi_IN" w:bidi="hi_IN"/>
-        </w:rPr>
-      </w:r>
-      <w:r>
-        <w:rPr>
           <w:b/>
           <w:lang w:val="hi_IN" w:bidi="hi_IN"/>
         </w:rPr>
@@ -31568,20 +27723,6 @@
       </w:r>
       <w:r>
         <w:rPr>
-          <w:lang w:val="hi_IN" w:bidi="hi_IN"/>
-        </w:rPr>
-        <w:t>לִ⁠בְנֵ֥י יִשְׂרָאֵֽל</w:t>
-      </w:r>
-    </w:p>
-    <w:p>
-      <w:pPr/>
-      <w:r>
-        <w:rPr>
-          <w:lang w:val="hi_IN" w:bidi="hi_IN"/>
-        </w:rPr>
-      </w:r>
-      <w:r>
-        <w:rPr>
           <w:b/>
           <w:lang w:val="hi_IN" w:bidi="hi_IN"/>
         </w:rPr>
@@ -31640,7 +27781,7 @@
         </w:rPr>
         <w:t xml:space="preserve"> शब्द का </w:t>
       </w:r>
-      <w:hyperlink r:id="rId18">
+      <w:hyperlink r:id="rId16">
         <w:r>
           <w:rPr>
             <w:lang w:val="hi_IN" w:bidi="hi_IN"/>
@@ -31722,20 +27863,6 @@
       </w:r>
       <w:r>
         <w:rPr>
-          <w:lang w:val="hi_IN" w:bidi="hi_IN"/>
-        </w:rPr>
-        <w:t>וִֽ⁠ידַעְתֶּ֗ם</w:t>
-      </w:r>
-    </w:p>
-    <w:p>
-      <w:pPr/>
-      <w:r>
-        <w:rPr>
-          <w:lang w:val="hi_IN" w:bidi="hi_IN"/>
-        </w:rPr>
-      </w:r>
-      <w:r>
-        <w:rPr>
           <w:b/>
           <w:lang w:val="hi_IN" w:bidi="hi_IN"/>
         </w:rPr>
@@ -31819,20 +27946,6 @@
       </w:r>
       <w:r>
         <w:rPr>
-          <w:lang w:val="hi_IN" w:bidi="hi_IN"/>
-        </w:rPr>
-        <w:t>הַר־קָדְשִׁ֑⁠י</w:t>
-      </w:r>
-    </w:p>
-    <w:p>
-      <w:pPr/>
-      <w:r>
-        <w:rPr>
-          <w:lang w:val="hi_IN" w:bidi="hi_IN"/>
-        </w:rPr>
-      </w:r>
-      <w:r>
-        <w:rPr>
           <w:b/>
           <w:lang w:val="hi_IN" w:bidi="hi_IN"/>
         </w:rPr>
@@ -31929,20 +28042,6 @@
       </w:r>
       <w:r>
         <w:rPr>
-          <w:lang w:val="hi_IN" w:bidi="hi_IN"/>
-        </w:rPr>
-        <w:t>וְ⁠הָיָה֩ בַ⁠יּ֨וֹם הַ⁠ה֜וּא</w:t>
-      </w:r>
-    </w:p>
-    <w:p>
-      <w:pPr/>
-      <w:r>
-        <w:rPr>
-          <w:lang w:val="hi_IN" w:bidi="hi_IN"/>
-        </w:rPr>
-      </w:r>
-      <w:r>
-        <w:rPr>
           <w:b/>
           <w:lang w:val="hi_IN" w:bidi="hi_IN"/>
         </w:rPr>
@@ -32026,20 +28125,6 @@
       </w:r>
       <w:r>
         <w:rPr>
-          <w:lang w:val="hi_IN" w:bidi="hi_IN"/>
-        </w:rPr>
-        <w:t>בַ⁠יּ֨וֹם הַ⁠ה֜וּא</w:t>
-      </w:r>
-    </w:p>
-    <w:p>
-      <w:pPr/>
-      <w:r>
-        <w:rPr>
-          <w:lang w:val="hi_IN" w:bidi="hi_IN"/>
-        </w:rPr>
-      </w:r>
-      <w:r>
-        <w:rPr>
           <w:b/>
           <w:lang w:val="hi_IN" w:bidi="hi_IN"/>
         </w:rPr>
@@ -32162,20 +28247,6 @@
       </w:r>
       <w:r>
         <w:rPr>
-          <w:lang w:val="hi_IN" w:bidi="hi_IN"/>
-        </w:rPr>
-        <w:t>יִטְּפ֧וּ הֶ⁠הָרִ֣ים עָסִ֗יס וְ⁠הַ⁠גְּבָעוֹת֙ תֵּלַ֣כְנָה חָלָ֔ב</w:t>
-      </w:r>
-    </w:p>
-    <w:p>
-      <w:pPr/>
-      <w:r>
-        <w:rPr>
-          <w:lang w:val="hi_IN" w:bidi="hi_IN"/>
-        </w:rPr>
-      </w:r>
-      <w:r>
-        <w:rPr>
           <w:b/>
           <w:lang w:val="hi_IN" w:bidi="hi_IN"/>
         </w:rPr>
@@ -32311,20 +28382,6 @@
       </w:r>
       <w:r>
         <w:rPr>
-          <w:lang w:val="hi_IN" w:bidi="hi_IN"/>
-        </w:rPr>
-        <w:t>וּ⁠מַעְיָ֗ן &amp; יֵצֵ֔א</w:t>
-      </w:r>
-    </w:p>
-    <w:p>
-      <w:pPr/>
-      <w:r>
-        <w:rPr>
-          <w:lang w:val="hi_IN" w:bidi="hi_IN"/>
-        </w:rPr>
-      </w:r>
-      <w:r>
-        <w:rPr>
           <w:b/>
           <w:lang w:val="hi_IN" w:bidi="hi_IN"/>
         </w:rPr>
@@ -32447,20 +28504,6 @@
       </w:r>
       <w:r>
         <w:rPr>
-          <w:lang w:val="hi_IN" w:bidi="hi_IN"/>
-        </w:rPr>
-        <w:t>וּ⁠מַעְיָ֗ן</w:t>
-      </w:r>
-    </w:p>
-    <w:p>
-      <w:pPr/>
-      <w:r>
-        <w:rPr>
-          <w:lang w:val="hi_IN" w:bidi="hi_IN"/>
-        </w:rPr>
-      </w:r>
-      <w:r>
-        <w:rPr>
           <w:b/>
           <w:lang w:val="hi_IN" w:bidi="hi_IN"/>
         </w:rPr>
@@ -32557,20 +28600,6 @@
       </w:r>
       <w:r>
         <w:rPr>
-          <w:lang w:val="hi_IN" w:bidi="hi_IN"/>
-        </w:rPr>
-        <w:t>מִ⁠בֵּ֤ית יְהוָה֙</w:t>
-      </w:r>
-    </w:p>
-    <w:p>
-      <w:pPr/>
-      <w:r>
-        <w:rPr>
-          <w:lang w:val="hi_IN" w:bidi="hi_IN"/>
-        </w:rPr>
-      </w:r>
-      <w:r>
-        <w:rPr>
           <w:b/>
           <w:lang w:val="hi_IN" w:bidi="hi_IN"/>
         </w:rPr>
@@ -32590,7 +28619,7 @@
         </w:rPr>
         <w:t xml:space="preserve">देखें कि आपने </w:t>
       </w:r>
-      <w:hyperlink r:id="rId24">
+      <w:hyperlink r:id="rId22">
         <w:r>
           <w:rPr>
             <w:lang w:val="hi_IN" w:bidi="hi_IN"/>
@@ -32672,20 +28701,6 @@
       </w:r>
       <w:r>
         <w:rPr>
-          <w:lang w:val="hi_IN" w:bidi="hi_IN"/>
-        </w:rPr>
-        <w:t>אֶת־נַ֥חַל הַ⁠שִּׁטִּֽים</w:t>
-      </w:r>
-    </w:p>
-    <w:p>
-      <w:pPr/>
-      <w:r>
-        <w:rPr>
-          <w:lang w:val="hi_IN" w:bidi="hi_IN"/>
-        </w:rPr>
-      </w:r>
-      <w:r>
-        <w:rPr>
           <w:b/>
           <w:lang w:val="hi_IN" w:bidi="hi_IN"/>
         </w:rPr>
@@ -32782,20 +28797,6 @@
       </w:r>
       <w:r>
         <w:rPr>
-          <w:lang w:val="hi_IN" w:bidi="hi_IN"/>
-        </w:rPr>
-        <w:t>מִצְרַ֨יִם֙ לִ⁠שְׁמָמָ֣ה תִֽהְיֶ֔ה</w:t>
-      </w:r>
-    </w:p>
-    <w:p>
-      <w:pPr/>
-      <w:r>
-        <w:rPr>
-          <w:lang w:val="hi_IN" w:bidi="hi_IN"/>
-        </w:rPr>
-      </w:r>
-      <w:r>
-        <w:rPr>
           <w:b/>
           <w:lang w:val="hi_IN" w:bidi="hi_IN"/>
         </w:rPr>
@@ -32892,20 +28893,6 @@
       </w:r>
       <w:r>
         <w:rPr>
-          <w:lang w:val="hi_IN" w:bidi="hi_IN"/>
-        </w:rPr>
-        <w:t>מֵֽ⁠חֲמַס֙ בְּנֵ֣י יְהוּדָ֔ה</w:t>
-      </w:r>
-    </w:p>
-    <w:p>
-      <w:pPr/>
-      <w:r>
-        <w:rPr>
-          <w:lang w:val="hi_IN" w:bidi="hi_IN"/>
-        </w:rPr>
-      </w:r>
-      <w:r>
-        <w:rPr>
           <w:b/>
           <w:lang w:val="hi_IN" w:bidi="hi_IN"/>
         </w:rPr>
@@ -33015,20 +29002,6 @@
       </w:r>
       <w:r>
         <w:rPr>
-          <w:lang w:val="hi_IN" w:bidi="hi_IN"/>
-        </w:rPr>
-        <w:t>שָׁפְכ֥וּ דָם־נָקִ֖יא</w:t>
-      </w:r>
-    </w:p>
-    <w:p>
-      <w:pPr/>
-      <w:r>
-        <w:rPr>
-          <w:lang w:val="hi_IN" w:bidi="hi_IN"/>
-        </w:rPr>
-      </w:r>
-      <w:r>
-        <w:rPr>
           <w:b/>
           <w:lang w:val="hi_IN" w:bidi="hi_IN"/>
         </w:rPr>
@@ -33151,20 +29124,6 @@
       </w:r>
       <w:r>
         <w:rPr>
-          <w:lang w:val="hi_IN" w:bidi="hi_IN"/>
-        </w:rPr>
-        <w:t>בְּ⁠אַרְצָֽ⁠ם</w:t>
-      </w:r>
-    </w:p>
-    <w:p>
-      <w:pPr/>
-      <w:r>
-        <w:rPr>
-          <w:lang w:val="hi_IN" w:bidi="hi_IN"/>
-        </w:rPr>
-      </w:r>
-      <w:r>
-        <w:rPr>
           <w:b/>
           <w:lang w:val="hi_IN" w:bidi="hi_IN"/>
         </w:rPr>
@@ -33300,20 +29259,6 @@
       </w:r>
       <w:r>
         <w:rPr>
-          <w:lang w:val="hi_IN" w:bidi="hi_IN"/>
-        </w:rPr>
-        <w:t>וִ⁠יהוּדָ֖ה</w:t>
-      </w:r>
-    </w:p>
-    <w:p>
-      <w:pPr/>
-      <w:r>
-        <w:rPr>
-          <w:lang w:val="hi_IN" w:bidi="hi_IN"/>
-        </w:rPr>
-      </w:r>
-      <w:r>
-        <w:rPr>
           <w:b/>
           <w:lang w:val="hi_IN" w:bidi="hi_IN"/>
         </w:rPr>
@@ -33410,20 +29355,6 @@
       </w:r>
       <w:r>
         <w:rPr>
-          <w:lang w:val="hi_IN" w:bidi="hi_IN"/>
-        </w:rPr>
-        <w:t>וִ⁠ירוּשָׁלִַ֖ם לְ⁠ד֥וֹר וָ⁠דֽוֹר</w:t>
-      </w:r>
-    </w:p>
-    <w:p>
-      <w:pPr/>
-      <w:r>
-        <w:rPr>
-          <w:lang w:val="hi_IN" w:bidi="hi_IN"/>
-        </w:rPr>
-      </w:r>
-      <w:r>
-        <w:rPr>
           <w:b/>
           <w:lang w:val="hi_IN" w:bidi="hi_IN"/>
         </w:rPr>
@@ -33507,20 +29438,6 @@
       </w:r>
       <w:r>
         <w:rPr>
-          <w:lang w:val="hi_IN" w:bidi="hi_IN"/>
-        </w:rPr>
-        <w:t>לְ⁠ד֥וֹר וָ⁠דֽוֹר</w:t>
-      </w:r>
-    </w:p>
-    <w:p>
-      <w:pPr/>
-      <w:r>
-        <w:rPr>
-          <w:lang w:val="hi_IN" w:bidi="hi_IN"/>
-        </w:rPr>
-      </w:r>
-      <w:r>
-        <w:rPr>
           <w:b/>
           <w:lang w:val="hi_IN" w:bidi="hi_IN"/>
         </w:rPr>
@@ -33534,7 +29451,7 @@
           <w:lang w:val="hi_IN" w:bidi="hi_IN"/>
         </w:rPr>
       </w:r>
-      <w:hyperlink r:id="rId25">
+      <w:hyperlink r:id="rId23">
         <w:r>
           <w:rPr>
             <w:lang w:val="hi_IN" w:bidi="hi_IN"/>
@@ -33616,20 +29533,6 @@
       </w:r>
       <w:r>
         <w:rPr>
-          <w:lang w:val="hi_IN" w:bidi="hi_IN"/>
-        </w:rPr>
-        <w:t>וְ⁠נִקֵּ֖יתִי דָּמָ֣⁠ם לֹֽא־נִקֵּ֑יתִי</w:t>
-      </w:r>
-    </w:p>
-    <w:p>
-      <w:pPr/>
-      <w:r>
-        <w:rPr>
-          <w:lang w:val="hi_IN" w:bidi="hi_IN"/>
-        </w:rPr>
-      </w:r>
-      <w:r>
-        <w:rPr>
           <w:b/>
           <w:lang w:val="hi_IN" w:bidi="hi_IN"/>
         </w:rPr>
@@ -33713,20 +29616,6 @@
       </w:r>
       <w:r>
         <w:rPr>
-          <w:lang w:val="hi_IN" w:bidi="hi_IN"/>
-        </w:rPr>
-        <w:t>דָּמָ֣⁠ם</w:t>
-      </w:r>
-    </w:p>
-    <w:p>
-      <w:pPr/>
-      <w:r>
-        <w:rPr>
-          <w:lang w:val="hi_IN" w:bidi="hi_IN"/>
-        </w:rPr>
-      </w:r>
-      <w:r>
-        <w:rPr>
           <w:b/>
           <w:lang w:val="hi_IN" w:bidi="hi_IN"/>
         </w:rPr>
@@ -33823,20 +29712,6 @@
       </w:r>
       <w:r>
         <w:rPr>
-          <w:lang w:val="hi_IN" w:bidi="hi_IN"/>
-        </w:rPr>
-        <w:t>וַֽ⁠יהוָ֖ה שֹׁכֵ֥ן בְּ⁠צִיּֽוֹן</w:t>
-      </w:r>
-    </w:p>
-    <w:p>
-      <w:pPr/>
-      <w:r>
-        <w:rPr>
-          <w:lang w:val="hi_IN" w:bidi="hi_IN"/>
-        </w:rPr>
-      </w:r>
-      <w:r>
-        <w:rPr>
           <w:b/>
           <w:lang w:val="hi_IN" w:bidi="hi_IN"/>
         </w:rPr>
@@ -33909,20 +29784,6 @@
         <w:rPr>
           <w:lang w:val="hi_IN" w:bidi="hi_IN"/>
         </w:rPr>
-      </w:r>
-    </w:p>
-    <w:p>
-      <w:pPr/>
-      <w:r>
-        <w:rPr>
-          <w:lang w:val="hi_IN" w:bidi="hi_IN"/>
-        </w:rPr>
-      </w:r>
-      <w:r>
-        <w:rPr>
-          <w:lang w:val="hi_IN" w:bidi="hi_IN"/>
-        </w:rPr>
-        <w:t>וַֽ⁠יהוָ֖ה שֹׁכֵ֥ן בְּ⁠צִיּֽוֹן</w:t>
       </w:r>
     </w:p>
     <w:p>

--- a/hin/docx/29.content.docx
+++ b/hin/docx/29.content.docx
@@ -28,15 +28,49 @@
       </w:r>
     </w:p>
     <w:p>
-      <w:pPr/>
-      <w:r>
-        <w:rPr>
-          <w:lang w:val="hi_IN" w:bidi="hi_IN"/>
-        </w:rPr>
-      </w:r>
-      <w:r>
-        <w:rPr>
-          <w:b/>
+      <w:pPr>
+        <w:pStyle w:val="Heading2"/>
+      </w:pPr>
+      <w:r>
+        <w:rPr>
+          <w:lang w:val="hi_IN" w:bidi="hi_IN"/>
+        </w:rPr>
+        <w:t>License Information</w:t>
+      </w:r>
+      <w:r>
+        <w:rPr>
+          <w:lang w:val="hi_IN" w:bidi="hi_IN"/>
+        </w:rPr>
+      </w:r>
+    </w:p>
+    <w:p>
+      <w:pPr/>
+      <w:r>
+        <w:rPr>
+          <w:lang w:val="hi_IN" w:bidi="hi_IN"/>
+        </w:rPr>
+      </w:r>
+      <w:r>
+        <w:rPr>
+          <w:b/>
+          <w:lang w:val="hi_IN" w:bidi="hi_IN"/>
+        </w:rPr>
+        <w:t>अनुवाद नोट्स (अनफोल्डिंग वर्ड)</w:t>
+      </w:r>
+      <w:r>
+        <w:rPr>
+          <w:lang w:val="hi_IN" w:bidi="hi_IN"/>
+        </w:rPr>
+        <w:t xml:space="preserve"> (Hindi) is based on</w:t>
+      </w:r>
+      <w:r>
+        <w:rPr>
+          <w:lang w:val="hi_IN" w:bidi="hi_IN"/>
+        </w:rPr>
+        <w:t xml:space="preserve">: </w:t>
+      </w:r>
+      <w:r>
+        <w:rPr>
           <w:lang w:val="hi_IN" w:bidi="hi_IN"/>
         </w:rPr>
         <w:t>unfoldingWord® Translation Notes</w:t>
@@ -45,31 +79,62 @@
         <w:rPr>
           <w:lang w:val="hi_IN" w:bidi="hi_IN"/>
         </w:rPr>
-        <w:t xml:space="preserve"> © 2022 unfoldingWord. Released under CC BY-SA 4.0 license. </w:t>
-      </w:r>
-      <w:r>
-        <w:rPr>
-          <w:lang w:val="hi_IN" w:bidi="hi_IN"/>
-        </w:rPr>
-        <w:t>unfoldingWord® Translation Notes</w:t>
-      </w:r>
-      <w:r>
-        <w:rPr>
-          <w:lang w:val="hi_IN" w:bidi="hi_IN"/>
-        </w:rPr>
-        <w:t xml:space="preserve"> has been adapted in the following languages: Tok Pisin, Arabic (عربي), French (Français), Hindi (हिंदी), Indonesian (Bahasa Indonesia), Portuguese (Português), Russian (Русский), Spanish (Español), Swahili (Kiswahili), and Simplified Chinese (简体中文) from </w:t>
-      </w:r>
-      <w:r>
-        <w:rPr>
-          <w:lang w:val="hi_IN" w:bidi="hi_IN"/>
-        </w:rPr>
-        <w:t>unfoldingWord® Translation Notes</w:t>
-      </w:r>
-      <w:r>
-        <w:rPr>
-          <w:lang w:val="hi_IN" w:bidi="hi_IN"/>
-        </w:rPr>
-        <w:t xml:space="preserve"> © 2022 unfoldingWord. Released under CC BY-SA 4.0 license by Mission Mutual</w:t>
+        <w:t xml:space="preserve">, </w:t>
+      </w:r>
+      <w:hyperlink r:id="rId13">
+        <w:r>
+          <w:rPr>
+            <w:lang w:val="hi_IN" w:bidi="hi_IN"/>
+          </w:rPr>
+          <w:rPr>
+            <w:color w:val="0000EE"/>
+            <w:u w:val="single"/>
+          </w:rPr>
+          <w:t>unfoldingWord</w:t>
+        </w:r>
+      </w:hyperlink>
+      <w:r>
+        <w:rPr>
+          <w:lang w:val="hi_IN" w:bidi="hi_IN"/>
+        </w:rPr>
+        <w:t xml:space="preserve">, 2022, which is licensed under a </w:t>
+      </w:r>
+      <w:hyperlink r:id="rId14">
+        <w:r>
+          <w:rPr>
+            <w:lang w:val="hi_IN" w:bidi="hi_IN"/>
+          </w:rPr>
+          <w:rPr>
+            <w:color w:val="0000EE"/>
+            <w:u w:val="single"/>
+          </w:rPr>
+          <w:t>CC BY-SA 4.0 license</w:t>
+        </w:r>
+      </w:hyperlink>
+      <w:r>
+        <w:rPr>
+          <w:lang w:val="hi_IN" w:bidi="hi_IN"/>
+        </w:rPr>
+        <w:t>.</w:t>
+      </w:r>
+      <w:r>
+        <w:rPr>
+          <w:lang w:val="hi_IN" w:bidi="hi_IN"/>
+        </w:rPr>
+      </w:r>
+    </w:p>
+    <w:p>
+      <w:pPr/>
+      <w:r>
+        <w:rPr>
+          <w:lang w:val="hi_IN" w:bidi="hi_IN"/>
+        </w:rPr>
+      </w:r>
+      <w:r>
+        <w:rPr>
+          <w:lang w:val="hi_IN" w:bidi="hi_IN"/>
+        </w:rPr>
+        <w:t>This PDF version is provided under the same license.</w:t>
       </w:r>
       <w:r>
         <w:rPr>
@@ -227,6 +292,20 @@
       </w:r>
       <w:r>
         <w:rPr>
+          <w:lang w:val="hi_IN" w:bidi="hi_IN"/>
+        </w:rPr>
+        <w:t>פְּתוּאֵֽל</w:t>
+      </w:r>
+    </w:p>
+    <w:p>
+      <w:pPr/>
+      <w:r>
+        <w:rPr>
+          <w:lang w:val="hi_IN" w:bidi="hi_IN"/>
+        </w:rPr>
+      </w:r>
+      <w:r>
+        <w:rPr>
           <w:b/>
           <w:lang w:val="hi_IN" w:bidi="hi_IN"/>
         </w:rPr>
@@ -421,6 +500,20 @@
       </w:r>
       <w:r>
         <w:rPr>
+          <w:lang w:val="hi_IN" w:bidi="hi_IN"/>
+        </w:rPr>
+        <w:t>דְּבַר־יְהוָה֙ אֲשֶׁ֣ר הָיָ֔ה</w:t>
+      </w:r>
+    </w:p>
+    <w:p>
+      <w:pPr/>
+      <w:r>
+        <w:rPr>
+          <w:lang w:val="hi_IN" w:bidi="hi_IN"/>
+        </w:rPr>
+      </w:r>
+      <w:r>
+        <w:rPr>
           <w:b/>
           <w:lang w:val="hi_IN" w:bidi="hi_IN"/>
         </w:rPr>
@@ -512,6 +605,20 @@
       </w:r>
       <w:r>
         <w:rPr>
+          <w:lang w:val="hi_IN" w:bidi="hi_IN"/>
+        </w:rPr>
+        <w:t>שִׁמְעוּ־זֹאת֙ הַ⁠זְּקֵנִ֔ים וְ⁠הַֽאֲזִ֔ינוּ כֹּ֖ל יוֹשְׁבֵ֣י הָ⁠אָ֑רֶץ</w:t>
+      </w:r>
+    </w:p>
+    <w:p>
+      <w:pPr/>
+      <w:r>
+        <w:rPr>
+          <w:lang w:val="hi_IN" w:bidi="hi_IN"/>
+        </w:rPr>
+      </w:r>
+      <w:r>
+        <w:rPr>
           <w:b/>
           <w:lang w:val="hi_IN" w:bidi="hi_IN"/>
         </w:rPr>
@@ -611,6 +718,20 @@
       </w:r>
       <w:r>
         <w:rPr>
+          <w:lang w:val="hi_IN" w:bidi="hi_IN"/>
+        </w:rPr>
+        <w:t>הֶ⁠הָ֤יְתָה זֹּאת֙ בִּֽ⁠ימֵי⁠כֶ֔ם וְ⁠אִ֖ם בִּ⁠ימֵ֥י אֲבֹֽתֵי⁠כֶֽם</w:t>
+      </w:r>
+    </w:p>
+    <w:p>
+      <w:pPr/>
+      <w:r>
+        <w:rPr>
+          <w:lang w:val="hi_IN" w:bidi="hi_IN"/>
+        </w:rPr>
+      </w:r>
+      <w:r>
+        <w:rPr>
           <w:b/>
           <w:lang w:val="hi_IN" w:bidi="hi_IN"/>
         </w:rPr>
@@ -702,6 +823,20 @@
       </w:r>
       <w:r>
         <w:rPr>
+          <w:lang w:val="hi_IN" w:bidi="hi_IN"/>
+        </w:rPr>
+        <w:t>בִּֽ⁠ימֵי⁠כֶ֔ם וְ⁠אִ֖ם בִּ⁠ימֵ֥י</w:t>
+      </w:r>
+    </w:p>
+    <w:p>
+      <w:pPr/>
+      <w:r>
+        <w:rPr>
+          <w:lang w:val="hi_IN" w:bidi="hi_IN"/>
+        </w:rPr>
+      </w:r>
+      <w:r>
+        <w:rPr>
           <w:b/>
           <w:lang w:val="hi_IN" w:bidi="hi_IN"/>
         </w:rPr>
@@ -806,6 +941,20 @@
       </w:r>
       <w:r>
         <w:rPr>
+          <w:lang w:val="hi_IN" w:bidi="hi_IN"/>
+        </w:rPr>
+        <w:t>אֲבֹֽתֵי⁠כֶֽם</w:t>
+      </w:r>
+    </w:p>
+    <w:p>
+      <w:pPr/>
+      <w:r>
+        <w:rPr>
+          <w:lang w:val="hi_IN" w:bidi="hi_IN"/>
+        </w:rPr>
+      </w:r>
+      <w:r>
+        <w:rPr>
           <w:b/>
           <w:lang w:val="hi_IN" w:bidi="hi_IN"/>
         </w:rPr>
@@ -910,6 +1059,20 @@
       </w:r>
       <w:r>
         <w:rPr>
+          <w:lang w:val="hi_IN" w:bidi="hi_IN"/>
+        </w:rPr>
+        <w:t>וּ⁠בְנֵי⁠כֶם֙ לִ⁠בְנֵי⁠הֶ֔ם וּ⁠בְנֵי⁠הֶ֖ם לְ⁠ד֥וֹר אַחֵֽר</w:t>
+      </w:r>
+    </w:p>
+    <w:p>
+      <w:pPr/>
+      <w:r>
+        <w:rPr>
+          <w:lang w:val="hi_IN" w:bidi="hi_IN"/>
+        </w:rPr>
+      </w:r>
+      <w:r>
+        <w:rPr>
           <w:b/>
           <w:lang w:val="hi_IN" w:bidi="hi_IN"/>
         </w:rPr>
@@ -1001,6 +1164,20 @@
       </w:r>
       <w:r>
         <w:rPr>
+          <w:lang w:val="hi_IN" w:bidi="hi_IN"/>
+        </w:rPr>
+        <w:t>לִ⁠בְנֵי⁠כֶ֣ם &amp; וּ⁠בְנֵי⁠כֶם֙ לִ⁠בְנֵי⁠הֶ֔ם וּ⁠בְנֵי⁠הֶ֖ם</w:t>
+      </w:r>
+    </w:p>
+    <w:p>
+      <w:pPr/>
+      <w:r>
+        <w:rPr>
+          <w:lang w:val="hi_IN" w:bidi="hi_IN"/>
+        </w:rPr>
+      </w:r>
+      <w:r>
+        <w:rPr>
           <w:b/>
           <w:lang w:val="hi_IN" w:bidi="hi_IN"/>
         </w:rPr>
@@ -1105,6 +1282,20 @@
       </w:r>
       <w:r>
         <w:rPr>
+          <w:lang w:val="hi_IN" w:bidi="hi_IN"/>
+        </w:rPr>
+        <w:t>עָלֶ֖⁠יהָ לִ⁠בְנֵי⁠כֶ֣ם סַפֵּ֑רוּ וּ⁠בְנֵי⁠כֶם֙</w:t>
+      </w:r>
+    </w:p>
+    <w:p>
+      <w:pPr/>
+      <w:r>
+        <w:rPr>
+          <w:lang w:val="hi_IN" w:bidi="hi_IN"/>
+        </w:rPr>
+      </w:r>
+      <w:r>
+        <w:rPr>
           <w:b/>
           <w:lang w:val="hi_IN" w:bidi="hi_IN"/>
         </w:rPr>
@@ -1222,6 +1413,20 @@
       </w:r>
       <w:r>
         <w:rPr>
+          <w:lang w:val="hi_IN" w:bidi="hi_IN"/>
+        </w:rPr>
+        <w:t>יֶ֤תֶר הַ⁠גָּזָם֙ אָכַ֣ל הָֽ⁠אַרְבֶּ֔ה וְ⁠יֶ֥תֶר הָ⁠אַרְבֶּ֖ה אָכַ֣ל הַ⁠יָּ֑לֶק וְ⁠יֶ֣תֶר הַ⁠יֶּ֔לֶק אָכַ֖ל הֶ⁠חָסִֽיל</w:t>
+      </w:r>
+    </w:p>
+    <w:p>
+      <w:pPr/>
+      <w:r>
+        <w:rPr>
+          <w:lang w:val="hi_IN" w:bidi="hi_IN"/>
+        </w:rPr>
+      </w:r>
+      <w:r>
+        <w:rPr>
           <w:b/>
           <w:lang w:val="hi_IN" w:bidi="hi_IN"/>
         </w:rPr>
@@ -1313,6 +1518,20 @@
       </w:r>
       <w:r>
         <w:rPr>
+          <w:lang w:val="hi_IN" w:bidi="hi_IN"/>
+        </w:rPr>
+        <w:t>יֶ֤תֶר הַ⁠גָּזָם֙ אָכַ֣ל הָֽ⁠אַרְבֶּ֔ה וְ⁠יֶ֥תֶר הָ⁠אַרְבֶּ֖ה אָכַ֣ל הַ⁠יָּ֑לֶק וְ⁠יֶ֣תֶר הַ⁠יֶּ֔לֶק אָכַ֖ל הֶ⁠חָסִֽיל</w:t>
+      </w:r>
+    </w:p>
+    <w:p>
+      <w:pPr/>
+      <w:r>
+        <w:rPr>
+          <w:lang w:val="hi_IN" w:bidi="hi_IN"/>
+        </w:rPr>
+      </w:r>
+      <w:r>
+        <w:rPr>
           <w:b/>
           <w:lang w:val="hi_IN" w:bidi="hi_IN"/>
         </w:rPr>
@@ -1424,6 +1643,20 @@
       </w:r>
       <w:r>
         <w:rPr>
+          <w:lang w:val="hi_IN" w:bidi="hi_IN"/>
+        </w:rPr>
+        <w:t>יֶ֤תֶר הַ⁠גָּזָם֙ אָכַ֣ל הָֽ⁠אַרְבֶּ֔ה וְ⁠יֶ֥תֶר הָ⁠אַרְבֶּ֖ה אָכַ֣ל הַ⁠יָּ֑לֶק וְ⁠יֶ֣תֶר הַ⁠יֶּ֔לֶק אָכַ֖ל הֶ⁠חָסִֽיל</w:t>
+      </w:r>
+    </w:p>
+    <w:p>
+      <w:pPr/>
+      <w:r>
+        <w:rPr>
+          <w:lang w:val="hi_IN" w:bidi="hi_IN"/>
+        </w:rPr>
+      </w:r>
+      <w:r>
+        <w:rPr>
           <w:b/>
           <w:lang w:val="hi_IN" w:bidi="hi_IN"/>
         </w:rPr>
@@ -1663,6 +1896,20 @@
       </w:r>
       <w:r>
         <w:rPr>
+          <w:lang w:val="hi_IN" w:bidi="hi_IN"/>
+        </w:rPr>
+        <w:t>הָקִ֤יצוּ שִׁכּוֹרִים֙ וּ⁠בְכ֔וּ וְ⁠הֵילִ֖לוּ כָּל־שֹׁ֣תֵי יָ֑יִן עַל־עָסִ֕יס כִּ֥י נִכְרַ֖ת מִ⁠פִּי⁠כֶֽם</w:t>
+      </w:r>
+    </w:p>
+    <w:p>
+      <w:pPr/>
+      <w:r>
+        <w:rPr>
+          <w:lang w:val="hi_IN" w:bidi="hi_IN"/>
+        </w:rPr>
+      </w:r>
+      <w:r>
+        <w:rPr>
           <w:b/>
           <w:lang w:val="hi_IN" w:bidi="hi_IN"/>
         </w:rPr>
@@ -1762,6 +2009,20 @@
       </w:r>
       <w:r>
         <w:rPr>
+          <w:lang w:val="hi_IN" w:bidi="hi_IN"/>
+        </w:rPr>
+        <w:t>נִכְרַ֖ת מִ⁠פִּי⁠כֶֽם</w:t>
+      </w:r>
+    </w:p>
+    <w:p>
+      <w:pPr/>
+      <w:r>
+        <w:rPr>
+          <w:lang w:val="hi_IN" w:bidi="hi_IN"/>
+        </w:rPr>
+      </w:r>
+      <w:r>
+        <w:rPr>
           <w:b/>
           <w:lang w:val="hi_IN" w:bidi="hi_IN"/>
         </w:rPr>
@@ -1853,6 +2114,20 @@
       </w:r>
       <w:r>
         <w:rPr>
+          <w:lang w:val="hi_IN" w:bidi="hi_IN"/>
+        </w:rPr>
+        <w:t>מִ⁠פִּי⁠כֶֽם</w:t>
+      </w:r>
+    </w:p>
+    <w:p>
+      <w:pPr/>
+      <w:r>
+        <w:rPr>
+          <w:lang w:val="hi_IN" w:bidi="hi_IN"/>
+        </w:rPr>
+      </w:r>
+      <w:r>
+        <w:rPr>
           <w:b/>
           <w:lang w:val="hi_IN" w:bidi="hi_IN"/>
         </w:rPr>
@@ -1965,6 +2240,20 @@
       </w:r>
       <w:r>
         <w:rPr>
+          <w:lang w:val="hi_IN" w:bidi="hi_IN"/>
+        </w:rPr>
+        <w:t>נִכְרַ֖ת מִ⁠פִּי⁠כֶֽם</w:t>
+      </w:r>
+    </w:p>
+    <w:p>
+      <w:pPr/>
+      <w:r>
+        <w:rPr>
+          <w:lang w:val="hi_IN" w:bidi="hi_IN"/>
+        </w:rPr>
+      </w:r>
+      <w:r>
+        <w:rPr>
           <w:b/>
           <w:lang w:val="hi_IN" w:bidi="hi_IN"/>
         </w:rPr>
@@ -2068,6 +2357,20 @@
       </w:r>
       <w:r>
         <w:rPr>
+          <w:lang w:val="hi_IN" w:bidi="hi_IN"/>
+        </w:rPr>
+        <w:t>כִּֽי</w:t>
+      </w:r>
+    </w:p>
+    <w:p>
+      <w:pPr/>
+      <w:r>
+        <w:rPr>
+          <w:lang w:val="hi_IN" w:bidi="hi_IN"/>
+        </w:rPr>
+      </w:r>
+      <w:r>
+        <w:rPr>
           <w:b/>
           <w:lang w:val="hi_IN" w:bidi="hi_IN"/>
         </w:rPr>
@@ -2172,6 +2475,20 @@
       </w:r>
       <w:r>
         <w:rPr>
+          <w:lang w:val="hi_IN" w:bidi="hi_IN"/>
+        </w:rPr>
+        <w:t>גוֹי֙ עָלָ֣ה עַל־אַרְצִ֔⁠י</w:t>
+      </w:r>
+    </w:p>
+    <w:p>
+      <w:pPr/>
+      <w:r>
+        <w:rPr>
+          <w:lang w:val="hi_IN" w:bidi="hi_IN"/>
+        </w:rPr>
+      </w:r>
+      <w:r>
+        <w:rPr>
           <w:b/>
           <w:lang w:val="hi_IN" w:bidi="hi_IN"/>
         </w:rPr>
@@ -2263,6 +2580,20 @@
       </w:r>
       <w:r>
         <w:rPr>
+          <w:lang w:val="hi_IN" w:bidi="hi_IN"/>
+        </w:rPr>
+        <w:t>גוֹי֙</w:t>
+      </w:r>
+    </w:p>
+    <w:p>
+      <w:pPr/>
+      <w:r>
+        <w:rPr>
+          <w:lang w:val="hi_IN" w:bidi="hi_IN"/>
+        </w:rPr>
+      </w:r>
+      <w:r>
+        <w:rPr>
           <w:b/>
           <w:lang w:val="hi_IN" w:bidi="hi_IN"/>
         </w:rPr>
@@ -2367,6 +2698,20 @@
       </w:r>
       <w:r>
         <w:rPr>
+          <w:lang w:val="hi_IN" w:bidi="hi_IN"/>
+        </w:rPr>
+        <w:t>אַרְצִ֔⁠י</w:t>
+      </w:r>
+    </w:p>
+    <w:p>
+      <w:pPr/>
+      <w:r>
+        <w:rPr>
+          <w:lang w:val="hi_IN" w:bidi="hi_IN"/>
+        </w:rPr>
+      </w:r>
+      <w:r>
+        <w:rPr>
           <w:b/>
           <w:lang w:val="hi_IN" w:bidi="hi_IN"/>
         </w:rPr>
@@ -2471,6 +2816,20 @@
       </w:r>
       <w:r>
         <w:rPr>
+          <w:lang w:val="hi_IN" w:bidi="hi_IN"/>
+        </w:rPr>
+        <w:t>וְ⁠אֵ֣ין מִסְפָּ֑ר</w:t>
+      </w:r>
+    </w:p>
+    <w:p>
+      <w:pPr/>
+      <w:r>
+        <w:rPr>
+          <w:lang w:val="hi_IN" w:bidi="hi_IN"/>
+        </w:rPr>
+      </w:r>
+      <w:r>
+        <w:rPr>
           <w:b/>
           <w:lang w:val="hi_IN" w:bidi="hi_IN"/>
         </w:rPr>
@@ -2562,6 +2921,20 @@
       </w:r>
       <w:r>
         <w:rPr>
+          <w:lang w:val="hi_IN" w:bidi="hi_IN"/>
+        </w:rPr>
+        <w:t>שִׁנָּי⁠ו֙ שִׁנֵּ֣י אַרְיֵ֔ה וּֽ⁠מְתַלְּע֥וֹת לָבִ֖יא לֽ⁠וֹ</w:t>
+      </w:r>
+    </w:p>
+    <w:p>
+      <w:pPr/>
+      <w:r>
+        <w:rPr>
+          <w:lang w:val="hi_IN" w:bidi="hi_IN"/>
+        </w:rPr>
+      </w:r>
+      <w:r>
+        <w:rPr>
           <w:b/>
           <w:lang w:val="hi_IN" w:bidi="hi_IN"/>
         </w:rPr>
@@ -2661,6 +3034,20 @@
       </w:r>
       <w:r>
         <w:rPr>
+          <w:lang w:val="hi_IN" w:bidi="hi_IN"/>
+        </w:rPr>
+        <w:t>שִׁנָּי⁠ו֙ שִׁנֵּ֣י אַרְיֵ֔ה וּֽ⁠מְתַלְּע֥וֹת לָבִ֖יא לֽ⁠וֹ</w:t>
+      </w:r>
+    </w:p>
+    <w:p>
+      <w:pPr/>
+      <w:r>
+        <w:rPr>
+          <w:lang w:val="hi_IN" w:bidi="hi_IN"/>
+        </w:rPr>
+      </w:r>
+      <w:r>
+        <w:rPr>
           <w:b/>
           <w:lang w:val="hi_IN" w:bidi="hi_IN"/>
         </w:rPr>
@@ -2791,6 +3178,20 @@
       </w:r>
       <w:r>
         <w:rPr>
+          <w:lang w:val="hi_IN" w:bidi="hi_IN"/>
+        </w:rPr>
+        <w:t>וּֽ⁠מְתַלְּע֥וֹת לָבִ֖יא לֽ⁠וֹ</w:t>
+      </w:r>
+    </w:p>
+    <w:p>
+      <w:pPr/>
+      <w:r>
+        <w:rPr>
+          <w:lang w:val="hi_IN" w:bidi="hi_IN"/>
+        </w:rPr>
+      </w:r>
+      <w:r>
+        <w:rPr>
           <w:b/>
           <w:lang w:val="hi_IN" w:bidi="hi_IN"/>
         </w:rPr>
@@ -2882,6 +3283,20 @@
       </w:r>
       <w:r>
         <w:rPr>
+          <w:lang w:val="hi_IN" w:bidi="hi_IN"/>
+        </w:rPr>
+        <w:t>שָׂ֤ם גַּפְנִ⁠י֙ לְ⁠שַׁמָּ֔ה וּ⁠תְאֵנָתִ֖⁠י לִ⁠קְצָפָ֑ה</w:t>
+      </w:r>
+    </w:p>
+    <w:p>
+      <w:pPr/>
+      <w:r>
+        <w:rPr>
+          <w:lang w:val="hi_IN" w:bidi="hi_IN"/>
+        </w:rPr>
+      </w:r>
+      <w:r>
+        <w:rPr>
           <w:b/>
           <w:lang w:val="hi_IN" w:bidi="hi_IN"/>
         </w:rPr>
@@ -2994,6 +3409,20 @@
       </w:r>
       <w:r>
         <w:rPr>
+          <w:lang w:val="hi_IN" w:bidi="hi_IN"/>
+        </w:rPr>
+        <w:t>שָׂ֤ם גַּפְנִ⁠י֙ לְ⁠שַׁמָּ֔ה</w:t>
+      </w:r>
+    </w:p>
+    <w:p>
+      <w:pPr/>
+      <w:r>
+        <w:rPr>
+          <w:lang w:val="hi_IN" w:bidi="hi_IN"/>
+        </w:rPr>
+      </w:r>
+      <w:r>
+        <w:rPr>
           <w:b/>
           <w:lang w:val="hi_IN" w:bidi="hi_IN"/>
         </w:rPr>
@@ -3090,6 +3519,20 @@
       </w:r>
       <w:r>
         <w:rPr>
+          <w:lang w:val="hi_IN" w:bidi="hi_IN"/>
+        </w:rPr>
+        <w:t>חָשֹׂ֤ף חֲשָׂפָ⁠הּ֙</w:t>
+      </w:r>
+    </w:p>
+    <w:p>
+      <w:pPr/>
+      <w:r>
+        <w:rPr>
+          <w:lang w:val="hi_IN" w:bidi="hi_IN"/>
+        </w:rPr>
+      </w:r>
+      <w:r>
+        <w:rPr>
           <w:b/>
           <w:lang w:val="hi_IN" w:bidi="hi_IN"/>
         </w:rPr>
@@ -3181,6 +3624,20 @@
       </w:r>
       <w:r>
         <w:rPr>
+          <w:lang w:val="hi_IN" w:bidi="hi_IN"/>
+        </w:rPr>
+        <w:t>וְ⁠הִשְׁלִ֔יךְ</w:t>
+      </w:r>
+    </w:p>
+    <w:p>
+      <w:pPr/>
+      <w:r>
+        <w:rPr>
+          <w:lang w:val="hi_IN" w:bidi="hi_IN"/>
+        </w:rPr>
+      </w:r>
+      <w:r>
+        <w:rPr>
           <w:b/>
           <w:lang w:val="hi_IN" w:bidi="hi_IN"/>
         </w:rPr>
@@ -3285,6 +3742,20 @@
       </w:r>
       <w:r>
         <w:rPr>
+          <w:lang w:val="hi_IN" w:bidi="hi_IN"/>
+        </w:rPr>
+        <w:t>הִלְבִּ֖ינוּ שָׂרִיגֶֽי⁠הָ</w:t>
+      </w:r>
+    </w:p>
+    <w:p>
+      <w:pPr/>
+      <w:r>
+        <w:rPr>
+          <w:lang w:val="hi_IN" w:bidi="hi_IN"/>
+        </w:rPr>
+      </w:r>
+      <w:r>
+        <w:rPr>
           <w:b/>
           <w:lang w:val="hi_IN" w:bidi="hi_IN"/>
         </w:rPr>
@@ -3389,6 +3860,20 @@
       </w:r>
       <w:r>
         <w:rPr>
+          <w:lang w:val="hi_IN" w:bidi="hi_IN"/>
+        </w:rPr>
+        <w:t>אֱלִ֕י</w:t>
+      </w:r>
+    </w:p>
+    <w:p>
+      <w:pPr/>
+      <w:r>
+        <w:rPr>
+          <w:lang w:val="hi_IN" w:bidi="hi_IN"/>
+        </w:rPr>
+      </w:r>
+      <w:r>
+        <w:rPr>
           <w:b/>
           <w:lang w:val="hi_IN" w:bidi="hi_IN"/>
         </w:rPr>
@@ -3493,6 +3978,20 @@
       </w:r>
       <w:r>
         <w:rPr>
+          <w:lang w:val="hi_IN" w:bidi="hi_IN"/>
+        </w:rPr>
+        <w:t>כִּ⁠בְתוּלָ֥ה חֲגֻֽרַת־שַׂ֖ק עַל־בַּ֥עַל נְעוּרֶֽי⁠הָ</w:t>
+      </w:r>
+    </w:p>
+    <w:p>
+      <w:pPr/>
+      <w:r>
+        <w:rPr>
+          <w:lang w:val="hi_IN" w:bidi="hi_IN"/>
+        </w:rPr>
+      </w:r>
+      <w:r>
+        <w:rPr>
           <w:b/>
           <w:lang w:val="hi_IN" w:bidi="hi_IN"/>
         </w:rPr>
@@ -3592,6 +4091,20 @@
       </w:r>
       <w:r>
         <w:rPr>
+          <w:lang w:val="hi_IN" w:bidi="hi_IN"/>
+        </w:rPr>
+        <w:t>כִּ⁠בְתוּלָ֥ה חֲגֻֽרַת־שַׂ֖ק</w:t>
+      </w:r>
+    </w:p>
+    <w:p>
+      <w:pPr/>
+      <w:r>
+        <w:rPr>
+          <w:lang w:val="hi_IN" w:bidi="hi_IN"/>
+        </w:rPr>
+      </w:r>
+      <w:r>
+        <w:rPr>
           <w:b/>
           <w:lang w:val="hi_IN" w:bidi="hi_IN"/>
         </w:rPr>
@@ -3690,6 +4203,20 @@
       </w:r>
       <w:r>
         <w:rPr>
+          <w:lang w:val="hi_IN" w:bidi="hi_IN"/>
+        </w:rPr>
+        <w:t>כִּ⁠בְתוּלָ֥ה חֲגֻֽרַת־שַׂ֖ק</w:t>
+      </w:r>
+    </w:p>
+    <w:p>
+      <w:pPr/>
+      <w:r>
+        <w:rPr>
+          <w:lang w:val="hi_IN" w:bidi="hi_IN"/>
+        </w:rPr>
+      </w:r>
+      <w:r>
+        <w:rPr>
           <w:b/>
           <w:lang w:val="hi_IN" w:bidi="hi_IN"/>
         </w:rPr>
@@ -3799,6 +4326,20 @@
       </w:r>
       <w:r>
         <w:rPr>
+          <w:lang w:val="hi_IN" w:bidi="hi_IN"/>
+        </w:rPr>
+        <w:t>בַּ֥עַל נְעוּרֶֽי⁠הָ</w:t>
+      </w:r>
+    </w:p>
+    <w:p>
+      <w:pPr/>
+      <w:r>
+        <w:rPr>
+          <w:lang w:val="hi_IN" w:bidi="hi_IN"/>
+        </w:rPr>
+      </w:r>
+      <w:r>
+        <w:rPr>
           <w:b/>
           <w:lang w:val="hi_IN" w:bidi="hi_IN"/>
         </w:rPr>
@@ -4033,6 +4574,20 @@
       </w:r>
       <w:r>
         <w:rPr>
+          <w:lang w:val="hi_IN" w:bidi="hi_IN"/>
+        </w:rPr>
+        <w:t>הָכְרַ֥ת מִנְחָ֛ה וָ⁠נֶ֖סֶךְ</w:t>
+      </w:r>
+    </w:p>
+    <w:p>
+      <w:pPr/>
+      <w:r>
+        <w:rPr>
+          <w:lang w:val="hi_IN" w:bidi="hi_IN"/>
+        </w:rPr>
+      </w:r>
+      <w:r>
+        <w:rPr>
           <w:b/>
           <w:lang w:val="hi_IN" w:bidi="hi_IN"/>
         </w:rPr>
@@ -4128,6 +4683,20 @@
       </w:r>
       <w:r>
         <w:rPr>
+          <w:lang w:val="hi_IN" w:bidi="hi_IN"/>
+        </w:rPr>
+        <w:t>הָכְרַ֥ת &amp; מִ⁠בֵּ֣ית</w:t>
+      </w:r>
+    </w:p>
+    <w:p>
+      <w:pPr/>
+      <w:r>
+        <w:rPr>
+          <w:lang w:val="hi_IN" w:bidi="hi_IN"/>
+        </w:rPr>
+      </w:r>
+      <w:r>
+        <w:rPr>
           <w:b/>
           <w:lang w:val="hi_IN" w:bidi="hi_IN"/>
         </w:rPr>
@@ -4274,6 +4843,20 @@
       </w:r>
       <w:r>
         <w:rPr>
+          <w:lang w:val="hi_IN" w:bidi="hi_IN"/>
+        </w:rPr>
+        <w:t>מִ⁠בֵּ֣ית יְהוָ֑ה</w:t>
+      </w:r>
+    </w:p>
+    <w:p>
+      <w:pPr/>
+      <w:r>
+        <w:rPr>
+          <w:lang w:val="hi_IN" w:bidi="hi_IN"/>
+        </w:rPr>
+      </w:r>
+      <w:r>
+        <w:rPr>
           <w:b/>
           <w:lang w:val="hi_IN" w:bidi="hi_IN"/>
         </w:rPr>
@@ -4370,6 +4953,20 @@
       </w:r>
       <w:r>
         <w:rPr>
+          <w:lang w:val="hi_IN" w:bidi="hi_IN"/>
+        </w:rPr>
+        <w:t>שֻׁדַּ֣ד שָׂדֶ֔ה אָבְלָ֖ה אֲדָמָ֑ה כִּ֚י שֻׁדַּ֣ד דָּגָ֔ן</w:t>
+      </w:r>
+    </w:p>
+    <w:p>
+      <w:pPr/>
+      <w:r>
+        <w:rPr>
+          <w:lang w:val="hi_IN" w:bidi="hi_IN"/>
+        </w:rPr>
+      </w:r>
+      <w:r>
+        <w:rPr>
           <w:b/>
           <w:lang w:val="hi_IN" w:bidi="hi_IN"/>
         </w:rPr>
@@ -4473,6 +5070,20 @@
       </w:r>
       <w:r>
         <w:rPr>
+          <w:lang w:val="hi_IN" w:bidi="hi_IN"/>
+        </w:rPr>
+        <w:t>שֻׁדַּ֣ד שָׂדֶ֔ה &amp; שֻׁדַּ֣ד</w:t>
+      </w:r>
+    </w:p>
+    <w:p>
+      <w:pPr/>
+      <w:r>
+        <w:rPr>
+          <w:lang w:val="hi_IN" w:bidi="hi_IN"/>
+        </w:rPr>
+      </w:r>
+      <w:r>
+        <w:rPr>
           <w:b/>
           <w:lang w:val="hi_IN" w:bidi="hi_IN"/>
         </w:rPr>
@@ -4577,6 +5188,20 @@
       </w:r>
       <w:r>
         <w:rPr>
+          <w:lang w:val="hi_IN" w:bidi="hi_IN"/>
+        </w:rPr>
+        <w:t>אָבְלָ֖ה אֲדָמָ֑ה</w:t>
+      </w:r>
+    </w:p>
+    <w:p>
+      <w:pPr/>
+      <w:r>
+        <w:rPr>
+          <w:lang w:val="hi_IN" w:bidi="hi_IN"/>
+        </w:rPr>
+      </w:r>
+      <w:r>
+        <w:rPr>
           <w:b/>
           <w:lang w:val="hi_IN" w:bidi="hi_IN"/>
         </w:rPr>
@@ -4686,6 +5311,20 @@
       </w:r>
       <w:r>
         <w:rPr>
+          <w:lang w:val="hi_IN" w:bidi="hi_IN"/>
+        </w:rPr>
+        <w:t>הוֹבִ֥ישׁ תִּיר֖וֹשׁ</w:t>
+      </w:r>
+    </w:p>
+    <w:p>
+      <w:pPr/>
+      <w:r>
+        <w:rPr>
+          <w:lang w:val="hi_IN" w:bidi="hi_IN"/>
+        </w:rPr>
+      </w:r>
+      <w:r>
+        <w:rPr>
           <w:b/>
           <w:lang w:val="hi_IN" w:bidi="hi_IN"/>
         </w:rPr>
@@ -4790,6 +5429,20 @@
       </w:r>
       <w:r>
         <w:rPr>
+          <w:lang w:val="hi_IN" w:bidi="hi_IN"/>
+        </w:rPr>
+        <w:t>אֻמְלַ֥ל יִצְהָֽר</w:t>
+      </w:r>
+    </w:p>
+    <w:p>
+      <w:pPr/>
+      <w:r>
+        <w:rPr>
+          <w:lang w:val="hi_IN" w:bidi="hi_IN"/>
+        </w:rPr>
+      </w:r>
+      <w:r>
+        <w:rPr>
           <w:b/>
           <w:lang w:val="hi_IN" w:bidi="hi_IN"/>
         </w:rPr>
@@ -4885,6 +5538,20 @@
       </w:r>
       <w:r>
         <w:rPr>
+          <w:lang w:val="hi_IN" w:bidi="hi_IN"/>
+        </w:rPr>
+        <w:t>אֻמְלַ֥ל יִצְהָֽר</w:t>
+      </w:r>
+    </w:p>
+    <w:p>
+      <w:pPr/>
+      <w:r>
+        <w:rPr>
+          <w:lang w:val="hi_IN" w:bidi="hi_IN"/>
+        </w:rPr>
+      </w:r>
+      <w:r>
+        <w:rPr>
           <w:b/>
           <w:lang w:val="hi_IN" w:bidi="hi_IN"/>
         </w:rPr>
@@ -5002,6 +5669,20 @@
       </w:r>
       <w:r>
         <w:rPr>
+          <w:lang w:val="hi_IN" w:bidi="hi_IN"/>
+        </w:rPr>
+        <w:t>שָׂדֶֽה</w:t>
+      </w:r>
+    </w:p>
+    <w:p>
+      <w:pPr/>
+      <w:r>
+        <w:rPr>
+          <w:lang w:val="hi_IN" w:bidi="hi_IN"/>
+        </w:rPr>
+      </w:r>
+      <w:r>
+        <w:rPr>
           <w:b/>
           <w:lang w:val="hi_IN" w:bidi="hi_IN"/>
         </w:rPr>
@@ -5114,6 +5795,20 @@
       </w:r>
       <w:r>
         <w:rPr>
+          <w:lang w:val="hi_IN" w:bidi="hi_IN"/>
+        </w:rPr>
+        <w:t>הַ⁠גֶּ֣פֶן הוֹבִ֔ישָׁה וְ⁠הַ⁠תְּאֵנָ֖ה אֻמְלָ֑לָה רִמּ֞וֹן גַּם־תָּמָ֣ר וְ⁠תַפּ֗וּחַ</w:t>
+      </w:r>
+    </w:p>
+    <w:p>
+      <w:pPr/>
+      <w:r>
+        <w:rPr>
+          <w:lang w:val="hi_IN" w:bidi="hi_IN"/>
+        </w:rPr>
+      </w:r>
+      <w:r>
+        <w:rPr>
           <w:b/>
           <w:lang w:val="hi_IN" w:bidi="hi_IN"/>
         </w:rPr>
@@ -5257,6 +5952,20 @@
       </w:r>
       <w:r>
         <w:rPr>
+          <w:lang w:val="hi_IN" w:bidi="hi_IN"/>
+        </w:rPr>
+        <w:t>אֻמְלָ֑לָה</w:t>
+      </w:r>
+    </w:p>
+    <w:p>
+      <w:pPr/>
+      <w:r>
+        <w:rPr>
+          <w:lang w:val="hi_IN" w:bidi="hi_IN"/>
+        </w:rPr>
+      </w:r>
+      <w:r>
+        <w:rPr>
           <w:b/>
           <w:lang w:val="hi_IN" w:bidi="hi_IN"/>
         </w:rPr>
@@ -5352,6 +6061,20 @@
       </w:r>
       <w:r>
         <w:rPr>
+          <w:lang w:val="hi_IN" w:bidi="hi_IN"/>
+        </w:rPr>
+        <w:t>וְ⁠הַ⁠תְּאֵנָ֖ה אֻמְלָ֑לָה</w:t>
+      </w:r>
+    </w:p>
+    <w:p>
+      <w:pPr/>
+      <w:r>
+        <w:rPr>
+          <w:lang w:val="hi_IN" w:bidi="hi_IN"/>
+        </w:rPr>
+      </w:r>
+      <w:r>
+        <w:rPr>
           <w:b/>
           <w:lang w:val="hi_IN" w:bidi="hi_IN"/>
         </w:rPr>
@@ -5461,6 +6184,20 @@
       </w:r>
       <w:r>
         <w:rPr>
+          <w:lang w:val="hi_IN" w:bidi="hi_IN"/>
+        </w:rPr>
+        <w:t>כָּל־עֲצֵ֤י הַ⁠שָּׂדֶה֙ יָבֵ֔שׁוּ</w:t>
+      </w:r>
+    </w:p>
+    <w:p>
+      <w:pPr/>
+      <w:r>
+        <w:rPr>
+          <w:lang w:val="hi_IN" w:bidi="hi_IN"/>
+        </w:rPr>
+      </w:r>
+      <w:r>
+        <w:rPr>
           <w:b/>
           <w:lang w:val="hi_IN" w:bidi="hi_IN"/>
         </w:rPr>
@@ -5552,6 +6289,20 @@
       </w:r>
       <w:r>
         <w:rPr>
+          <w:lang w:val="hi_IN" w:bidi="hi_IN"/>
+        </w:rPr>
+        <w:t>הֹבִ֥ישׁ שָׂשׂ֖וֹן מִן־בְּנֵ֥י אָדָֽם</w:t>
+      </w:r>
+    </w:p>
+    <w:p>
+      <w:pPr/>
+      <w:r>
+        <w:rPr>
+          <w:lang w:val="hi_IN" w:bidi="hi_IN"/>
+        </w:rPr>
+      </w:r>
+      <w:r>
+        <w:rPr>
           <w:b/>
           <w:lang w:val="hi_IN" w:bidi="hi_IN"/>
         </w:rPr>
@@ -5677,6 +6428,20 @@
       </w:r>
       <w:r>
         <w:rPr>
+          <w:lang w:val="hi_IN" w:bidi="hi_IN"/>
+        </w:rPr>
+        <w:t>בְּנֵ֥י אָדָֽם</w:t>
+      </w:r>
+    </w:p>
+    <w:p>
+      <w:pPr/>
+      <w:r>
+        <w:rPr>
+          <w:lang w:val="hi_IN" w:bidi="hi_IN"/>
+        </w:rPr>
+      </w:r>
+      <w:r>
+        <w:rPr>
           <w:b/>
           <w:lang w:val="hi_IN" w:bidi="hi_IN"/>
         </w:rPr>
@@ -5786,6 +6551,20 @@
       </w:r>
       <w:r>
         <w:rPr>
+          <w:lang w:val="hi_IN" w:bidi="hi_IN"/>
+        </w:rPr>
+        <w:t>חִגְר֨וּ</w:t>
+      </w:r>
+    </w:p>
+    <w:p>
+      <w:pPr/>
+      <w:r>
+        <w:rPr>
+          <w:lang w:val="hi_IN" w:bidi="hi_IN"/>
+        </w:rPr>
+      </w:r>
+      <w:r>
+        <w:rPr>
           <w:b/>
           <w:lang w:val="hi_IN" w:bidi="hi_IN"/>
         </w:rPr>
@@ -5902,6 +6681,20 @@
       </w:r>
       <w:r>
         <w:rPr>
+          <w:lang w:val="hi_IN" w:bidi="hi_IN"/>
+        </w:rPr>
+        <w:t>לִ֣ינוּ בַ⁠שַּׂקִּ֔ים</w:t>
+      </w:r>
+    </w:p>
+    <w:p>
+      <w:pPr/>
+      <w:r>
+        <w:rPr>
+          <w:lang w:val="hi_IN" w:bidi="hi_IN"/>
+        </w:rPr>
+      </w:r>
+      <w:r>
+        <w:rPr>
           <w:b/>
           <w:lang w:val="hi_IN" w:bidi="hi_IN"/>
         </w:rPr>
@@ -6012,6 +6805,20 @@
       </w:r>
       <w:r>
         <w:rPr>
+          <w:lang w:val="hi_IN" w:bidi="hi_IN"/>
+        </w:rPr>
+        <w:t>נִמְנַ֛ע &amp; מִנְחָ֥ה וָ⁠נָֽסֶךְ</w:t>
+      </w:r>
+    </w:p>
+    <w:p>
+      <w:pPr/>
+      <w:r>
+        <w:rPr>
+          <w:lang w:val="hi_IN" w:bidi="hi_IN"/>
+        </w:rPr>
+      </w:r>
+      <w:r>
+        <w:rPr>
           <w:b/>
           <w:lang w:val="hi_IN" w:bidi="hi_IN"/>
         </w:rPr>
@@ -6107,6 +6914,20 @@
       </w:r>
       <w:r>
         <w:rPr>
+          <w:lang w:val="hi_IN" w:bidi="hi_IN"/>
+        </w:rPr>
+        <w:t>אֱלֹהָ֑⁠י</w:t>
+      </w:r>
+    </w:p>
+    <w:p>
+      <w:pPr/>
+      <w:r>
+        <w:rPr>
+          <w:lang w:val="hi_IN" w:bidi="hi_IN"/>
+        </w:rPr>
+      </w:r>
+      <w:r>
+        <w:rPr>
           <w:b/>
           <w:lang w:val="hi_IN" w:bidi="hi_IN"/>
         </w:rPr>
@@ -6211,6 +7032,20 @@
       </w:r>
       <w:r>
         <w:rPr>
+          <w:lang w:val="hi_IN" w:bidi="hi_IN"/>
+        </w:rPr>
+        <w:t>אֱלֹהֵי⁠כֶ֖ם</w:t>
+      </w:r>
+    </w:p>
+    <w:p>
+      <w:pPr/>
+      <w:r>
+        <w:rPr>
+          <w:lang w:val="hi_IN" w:bidi="hi_IN"/>
+        </w:rPr>
+      </w:r>
+      <w:r>
+        <w:rPr>
           <w:b/>
           <w:lang w:val="hi_IN" w:bidi="hi_IN"/>
         </w:rPr>
@@ -6323,6 +7158,20 @@
       </w:r>
       <w:r>
         <w:rPr>
+          <w:lang w:val="hi_IN" w:bidi="hi_IN"/>
+        </w:rPr>
+        <w:t>קַדְּשׁוּ־צוֹם֙</w:t>
+      </w:r>
+    </w:p>
+    <w:p>
+      <w:pPr/>
+      <w:r>
+        <w:rPr>
+          <w:lang w:val="hi_IN" w:bidi="hi_IN"/>
+        </w:rPr>
+      </w:r>
+      <w:r>
+        <w:rPr>
           <w:b/>
           <w:lang w:val="hi_IN" w:bidi="hi_IN"/>
         </w:rPr>
@@ -6429,6 +7278,20 @@
       </w:r>
       <w:r>
         <w:rPr>
+          <w:lang w:val="hi_IN" w:bidi="hi_IN"/>
+        </w:rPr>
+        <w:t>אֱלֹהֵי⁠כֶ֑ם</w:t>
+      </w:r>
+    </w:p>
+    <w:p>
+      <w:pPr/>
+      <w:r>
+        <w:rPr>
+          <w:lang w:val="hi_IN" w:bidi="hi_IN"/>
+        </w:rPr>
+      </w:r>
+      <w:r>
+        <w:rPr>
           <w:b/>
           <w:lang w:val="hi_IN" w:bidi="hi_IN"/>
         </w:rPr>
@@ -6533,6 +7396,20 @@
       </w:r>
       <w:r>
         <w:rPr>
+          <w:lang w:val="hi_IN" w:bidi="hi_IN"/>
+        </w:rPr>
+        <w:t>אֲהָ֖הּ לַ⁠יּ֑וֹם</w:t>
+      </w:r>
+    </w:p>
+    <w:p>
+      <w:pPr/>
+      <w:r>
+        <w:rPr>
+          <w:lang w:val="hi_IN" w:bidi="hi_IN"/>
+        </w:rPr>
+      </w:r>
+      <w:r>
+        <w:rPr>
           <w:b/>
           <w:lang w:val="hi_IN" w:bidi="hi_IN"/>
         </w:rPr>
@@ -6640,6 +7517,20 @@
       </w:r>
       <w:r>
         <w:rPr>
+          <w:lang w:val="hi_IN" w:bidi="hi_IN"/>
+        </w:rPr>
+        <w:t>אֲהָ֖הּ לַ⁠יּ֑וֹם</w:t>
+      </w:r>
+    </w:p>
+    <w:p>
+      <w:pPr/>
+      <w:r>
+        <w:rPr>
+          <w:lang w:val="hi_IN" w:bidi="hi_IN"/>
+        </w:rPr>
+      </w:r>
+      <w:r>
+        <w:rPr>
           <w:b/>
           <w:lang w:val="hi_IN" w:bidi="hi_IN"/>
         </w:rPr>
@@ -6752,6 +7643,20 @@
       </w:r>
       <w:r>
         <w:rPr>
+          <w:lang w:val="hi_IN" w:bidi="hi_IN"/>
+        </w:rPr>
+        <w:t>י֣וֹם יְהוָ֔ה</w:t>
+      </w:r>
+    </w:p>
+    <w:p>
+      <w:pPr/>
+      <w:r>
+        <w:rPr>
+          <w:lang w:val="hi_IN" w:bidi="hi_IN"/>
+        </w:rPr>
+      </w:r>
+      <w:r>
+        <w:rPr>
           <w:b/>
           <w:lang w:val="hi_IN" w:bidi="hi_IN"/>
         </w:rPr>
@@ -6864,6 +7769,20 @@
       </w:r>
       <w:r>
         <w:rPr>
+          <w:lang w:val="hi_IN" w:bidi="hi_IN"/>
+        </w:rPr>
+        <w:t>וּ⁠כְ⁠שֹׁ֖ד מִ⁠שַׁדַּ֥י יָבֽוֹא</w:t>
+      </w:r>
+    </w:p>
+    <w:p>
+      <w:pPr/>
+      <w:r>
+        <w:rPr>
+          <w:lang w:val="hi_IN" w:bidi="hi_IN"/>
+        </w:rPr>
+      </w:r>
+      <w:r>
+        <w:rPr>
           <w:b/>
           <w:lang w:val="hi_IN" w:bidi="hi_IN"/>
         </w:rPr>
@@ -6960,6 +7879,20 @@
       </w:r>
       <w:r>
         <w:rPr>
+          <w:lang w:val="hi_IN" w:bidi="hi_IN"/>
+        </w:rPr>
+        <w:t>מִ⁠שַׁדַּ֥י</w:t>
+      </w:r>
+    </w:p>
+    <w:p>
+      <w:pPr/>
+      <w:r>
+        <w:rPr>
+          <w:lang w:val="hi_IN" w:bidi="hi_IN"/>
+        </w:rPr>
+      </w:r>
+      <w:r>
+        <w:rPr>
           <w:b/>
           <w:lang w:val="hi_IN" w:bidi="hi_IN"/>
         </w:rPr>
@@ -7056,6 +7989,20 @@
       </w:r>
       <w:r>
         <w:rPr>
+          <w:lang w:val="hi_IN" w:bidi="hi_IN"/>
+        </w:rPr>
+        <w:t>הֲ⁠ל֛וֹא נֶ֥גֶד עֵינֵ֖י⁠נוּ אֹ֣כֶל נִכְרָ֑ת מִ⁠בֵּ֥ית אֱלֹהֵ֖י⁠נוּ שִׂמְחָ֥ה וָ⁠גִֽיל</w:t>
+      </w:r>
+    </w:p>
+    <w:p>
+      <w:pPr/>
+      <w:r>
+        <w:rPr>
+          <w:lang w:val="hi_IN" w:bidi="hi_IN"/>
+        </w:rPr>
+      </w:r>
+      <w:r>
+        <w:rPr>
           <w:b/>
           <w:lang w:val="hi_IN" w:bidi="hi_IN"/>
         </w:rPr>
@@ -7147,6 +8094,20 @@
       </w:r>
       <w:r>
         <w:rPr>
+          <w:lang w:val="hi_IN" w:bidi="hi_IN"/>
+        </w:rPr>
+        <w:t>הֲ⁠ל֛וֹא נֶ֥גֶד עֵינֵ֖י⁠נוּ אֹ֣כֶל נִכְרָ֑ת</w:t>
+      </w:r>
+    </w:p>
+    <w:p>
+      <w:pPr/>
+      <w:r>
+        <w:rPr>
+          <w:lang w:val="hi_IN" w:bidi="hi_IN"/>
+        </w:rPr>
+      </w:r>
+      <w:r>
+        <w:rPr>
           <w:b/>
           <w:lang w:val="hi_IN" w:bidi="hi_IN"/>
         </w:rPr>
@@ -7230,6 +8191,20 @@
       </w:r>
       <w:r>
         <w:rPr>
+          <w:lang w:val="hi_IN" w:bidi="hi_IN"/>
+        </w:rPr>
+        <w:t>נֶ֥גֶד עֵינֵ֖י⁠נוּ</w:t>
+      </w:r>
+    </w:p>
+    <w:p>
+      <w:pPr/>
+      <w:r>
+        <w:rPr>
+          <w:lang w:val="hi_IN" w:bidi="hi_IN"/>
+        </w:rPr>
+      </w:r>
+      <w:r>
+        <w:rPr>
           <w:b/>
           <w:lang w:val="hi_IN" w:bidi="hi_IN"/>
         </w:rPr>
@@ -7334,6 +8309,20 @@
       </w:r>
       <w:r>
         <w:rPr>
+          <w:lang w:val="hi_IN" w:bidi="hi_IN"/>
+        </w:rPr>
+        <w:t>מִ⁠בֵּ֥ית אֱלֹהֵ֖י⁠נוּ שִׂמְחָ֥ה וָ⁠גִֽיל</w:t>
+      </w:r>
+    </w:p>
+    <w:p>
+      <w:pPr/>
+      <w:r>
+        <w:rPr>
+          <w:lang w:val="hi_IN" w:bidi="hi_IN"/>
+        </w:rPr>
+      </w:r>
+      <w:r>
+        <w:rPr>
           <w:b/>
           <w:lang w:val="hi_IN" w:bidi="hi_IN"/>
         </w:rPr>
@@ -7417,6 +8406,20 @@
       </w:r>
       <w:r>
         <w:rPr>
+          <w:lang w:val="hi_IN" w:bidi="hi_IN"/>
+        </w:rPr>
+        <w:t>שִׂמְחָ֥ה וָ⁠גִֽיל</w:t>
+      </w:r>
+    </w:p>
+    <w:p>
+      <w:pPr/>
+      <w:r>
+        <w:rPr>
+          <w:lang w:val="hi_IN" w:bidi="hi_IN"/>
+        </w:rPr>
+      </w:r>
+      <w:r>
+        <w:rPr>
           <w:b/>
           <w:lang w:val="hi_IN" w:bidi="hi_IN"/>
         </w:rPr>
@@ -7520,6 +8523,20 @@
       </w:r>
       <w:r>
         <w:rPr>
+          <w:lang w:val="hi_IN" w:bidi="hi_IN"/>
+        </w:rPr>
+        <w:t>נֶהֶרְס֖וּ מַמְּגֻר֑וֹת</w:t>
+      </w:r>
+    </w:p>
+    <w:p>
+      <w:pPr/>
+      <w:r>
+        <w:rPr>
+          <w:lang w:val="hi_IN" w:bidi="hi_IN"/>
+        </w:rPr>
+      </w:r>
+      <w:r>
+        <w:rPr>
           <w:b/>
           <w:lang w:val="hi_IN" w:bidi="hi_IN"/>
         </w:rPr>
@@ -7603,6 +8620,20 @@
       </w:r>
       <w:r>
         <w:rPr>
+          <w:lang w:val="hi_IN" w:bidi="hi_IN"/>
+        </w:rPr>
+        <w:t>הֹבִ֖ישׁ דָּגָֽן</w:t>
+      </w:r>
+    </w:p>
+    <w:p>
+      <w:pPr/>
+      <w:r>
+        <w:rPr>
+          <w:lang w:val="hi_IN" w:bidi="hi_IN"/>
+        </w:rPr>
+      </w:r>
+      <w:r>
+        <w:rPr>
           <w:b/>
           <w:lang w:val="hi_IN" w:bidi="hi_IN"/>
         </w:rPr>
@@ -7720,6 +8751,20 @@
       </w:r>
       <w:r>
         <w:rPr>
+          <w:lang w:val="hi_IN" w:bidi="hi_IN"/>
+        </w:rPr>
+        <w:t>מַה־נֶּאֶנְחָ֣ה בְהֵמָ֗ה</w:t>
+      </w:r>
+    </w:p>
+    <w:p>
+      <w:pPr/>
+      <w:r>
+        <w:rPr>
+          <w:lang w:val="hi_IN" w:bidi="hi_IN"/>
+        </w:rPr>
+      </w:r>
+      <w:r>
+        <w:rPr>
           <w:b/>
           <w:lang w:val="hi_IN" w:bidi="hi_IN"/>
         </w:rPr>
@@ -7811,6 +8856,20 @@
       </w:r>
       <w:r>
         <w:rPr>
+          <w:lang w:val="hi_IN" w:bidi="hi_IN"/>
+        </w:rPr>
+        <w:t>מַה־נֶּאֶנְחָ֣ה בְהֵמָ֗ה</w:t>
+      </w:r>
+    </w:p>
+    <w:p>
+      <w:pPr/>
+      <w:r>
+        <w:rPr>
+          <w:lang w:val="hi_IN" w:bidi="hi_IN"/>
+        </w:rPr>
+      </w:r>
+      <w:r>
+        <w:rPr>
           <w:b/>
           <w:lang w:val="hi_IN" w:bidi="hi_IN"/>
         </w:rPr>
@@ -7915,6 +8974,20 @@
       </w:r>
       <w:r>
         <w:rPr>
+          <w:lang w:val="hi_IN" w:bidi="hi_IN"/>
+        </w:rPr>
+        <w:t>נָבֹ֨כוּ֙ עֶדְרֵ֣י בָקָ֔ר</w:t>
+      </w:r>
+    </w:p>
+    <w:p>
+      <w:pPr/>
+      <w:r>
+        <w:rPr>
+          <w:lang w:val="hi_IN" w:bidi="hi_IN"/>
+        </w:rPr>
+      </w:r>
+      <w:r>
+        <w:rPr>
           <w:b/>
           <w:lang w:val="hi_IN" w:bidi="hi_IN"/>
         </w:rPr>
@@ -7998,6 +9071,20 @@
       </w:r>
       <w:r>
         <w:rPr>
+          <w:lang w:val="hi_IN" w:bidi="hi_IN"/>
+        </w:rPr>
+        <w:t>עֶדְרֵ֥י הַ⁠צֹּ֖אן נֶאְשָֽׁמוּ</w:t>
+      </w:r>
+    </w:p>
+    <w:p>
+      <w:pPr/>
+      <w:r>
+        <w:rPr>
+          <w:lang w:val="hi_IN" w:bidi="hi_IN"/>
+        </w:rPr>
+      </w:r>
+      <w:r>
+        <w:rPr>
           <w:b/>
           <w:lang w:val="hi_IN" w:bidi="hi_IN"/>
         </w:rPr>
@@ -8097,6 +9184,20 @@
       </w:r>
       <w:r>
         <w:rPr>
+          <w:lang w:val="hi_IN" w:bidi="hi_IN"/>
+        </w:rPr>
+        <w:t>עֶדְרֵ֥י הַ⁠צֹּ֖אן נֶאְשָֽׁמוּ</w:t>
+      </w:r>
+    </w:p>
+    <w:p>
+      <w:pPr/>
+      <w:r>
+        <w:rPr>
+          <w:lang w:val="hi_IN" w:bidi="hi_IN"/>
+        </w:rPr>
+      </w:r>
+      <w:r>
+        <w:rPr>
           <w:b/>
           <w:lang w:val="hi_IN" w:bidi="hi_IN"/>
         </w:rPr>
@@ -8180,6 +9281,20 @@
       </w:r>
       <w:r>
         <w:rPr>
+          <w:lang w:val="hi_IN" w:bidi="hi_IN"/>
+        </w:rPr>
+        <w:t>אֵלֶ֥י⁠ךָ יְהוָ֖ה אֶקְרָ֑א</w:t>
+      </w:r>
+    </w:p>
+    <w:p>
+      <w:pPr/>
+      <w:r>
+        <w:rPr>
+          <w:lang w:val="hi_IN" w:bidi="hi_IN"/>
+        </w:rPr>
+      </w:r>
+      <w:r>
+        <w:rPr>
           <w:b/>
           <w:lang w:val="hi_IN" w:bidi="hi_IN"/>
         </w:rPr>
@@ -8263,6 +9378,20 @@
       </w:r>
       <w:r>
         <w:rPr>
+          <w:lang w:val="hi_IN" w:bidi="hi_IN"/>
+        </w:rPr>
+        <w:t>כִּ֣י אֵ֗שׁ אָֽכְלָה֙ נְא֣וֹת מִדְבָּ֔ר</w:t>
+      </w:r>
+    </w:p>
+    <w:p>
+      <w:pPr/>
+      <w:r>
+        <w:rPr>
+          <w:lang w:val="hi_IN" w:bidi="hi_IN"/>
+        </w:rPr>
+      </w:r>
+      <w:r>
+        <w:rPr>
           <w:b/>
           <w:lang w:val="hi_IN" w:bidi="hi_IN"/>
         </w:rPr>
@@ -8359,6 +9488,20 @@
       </w:r>
       <w:r>
         <w:rPr>
+          <w:lang w:val="hi_IN" w:bidi="hi_IN"/>
+        </w:rPr>
+        <w:t>וְ⁠לֶ֣הָבָ֔ה לִהֲטָ֖ה כָּל־עֲצֵ֥י הַ⁠שָּׂדֶֽה</w:t>
+      </w:r>
+    </w:p>
+    <w:p>
+      <w:pPr/>
+      <w:r>
+        <w:rPr>
+          <w:lang w:val="hi_IN" w:bidi="hi_IN"/>
+        </w:rPr>
+      </w:r>
+      <w:r>
+        <w:rPr>
           <w:b/>
           <w:lang w:val="hi_IN" w:bidi="hi_IN"/>
         </w:rPr>
@@ -8476,6 +9619,20 @@
       </w:r>
       <w:r>
         <w:rPr>
+          <w:lang w:val="hi_IN" w:bidi="hi_IN"/>
+        </w:rPr>
+        <w:t>וְ⁠לֶ֣הָבָ֔ה לִהֲטָ֖ה כָּל־עֲצֵ֥י הַ⁠שָּׂדֶֽה</w:t>
+      </w:r>
+    </w:p>
+    <w:p>
+      <w:pPr/>
+      <w:r>
+        <w:rPr>
+          <w:lang w:val="hi_IN" w:bidi="hi_IN"/>
+        </w:rPr>
+      </w:r>
+      <w:r>
+        <w:rPr>
           <w:b/>
           <w:lang w:val="hi_IN" w:bidi="hi_IN"/>
         </w:rPr>
@@ -8572,6 +9729,20 @@
       </w:r>
       <w:r>
         <w:rPr>
+          <w:lang w:val="hi_IN" w:bidi="hi_IN"/>
+        </w:rPr>
+        <w:t>אֵלֶ֑י⁠ךָ</w:t>
+      </w:r>
+    </w:p>
+    <w:p>
+      <w:pPr/>
+      <w:r>
+        <w:rPr>
+          <w:lang w:val="hi_IN" w:bidi="hi_IN"/>
+        </w:rPr>
+      </w:r>
+      <w:r>
+        <w:rPr>
           <w:b/>
           <w:lang w:val="hi_IN" w:bidi="hi_IN"/>
         </w:rPr>
@@ -8689,7 +9860,7 @@
         </w:rPr>
         <w:t xml:space="preserve">देखें कि आपने </w:t>
       </w:r>
-      <w:hyperlink r:id="rId13">
+      <w:hyperlink r:id="rId15">
         <w:r>
           <w:rPr>
             <w:lang w:val="hi_IN" w:bidi="hi_IN"/>
@@ -8771,6 +9942,20 @@
       </w:r>
       <w:r>
         <w:rPr>
+          <w:lang w:val="hi_IN" w:bidi="hi_IN"/>
+        </w:rPr>
+        <w:t>תִּקְע֨וּ שׁוֹפָ֜ר בְּ⁠צִיּ֗וֹן וְ⁠הָרִ֨יעוּ֙ בְּ⁠הַ֣ר קָדְשִׁ֔⁠י</w:t>
+      </w:r>
+    </w:p>
+    <w:p>
+      <w:pPr/>
+      <w:r>
+        <w:rPr>
+          <w:lang w:val="hi_IN" w:bidi="hi_IN"/>
+        </w:rPr>
+      </w:r>
+      <w:r>
+        <w:rPr>
           <w:b/>
           <w:lang w:val="hi_IN" w:bidi="hi_IN"/>
         </w:rPr>
@@ -8854,6 +10039,20 @@
       </w:r>
       <w:r>
         <w:rPr>
+          <w:lang w:val="hi_IN" w:bidi="hi_IN"/>
+        </w:rPr>
+        <w:t>שׁוֹפָ֜ר</w:t>
+      </w:r>
+    </w:p>
+    <w:p>
+      <w:pPr/>
+      <w:r>
+        <w:rPr>
+          <w:lang w:val="hi_IN" w:bidi="hi_IN"/>
+        </w:rPr>
+      </w:r>
+      <w:r>
+        <w:rPr>
           <w:b/>
           <w:lang w:val="hi_IN" w:bidi="hi_IN"/>
         </w:rPr>
@@ -8950,6 +10149,20 @@
       </w:r>
       <w:r>
         <w:rPr>
+          <w:lang w:val="hi_IN" w:bidi="hi_IN"/>
+        </w:rPr>
+        <w:t>שׁוֹפָ֜ר</w:t>
+      </w:r>
+    </w:p>
+    <w:p>
+      <w:pPr/>
+      <w:r>
+        <w:rPr>
+          <w:lang w:val="hi_IN" w:bidi="hi_IN"/>
+        </w:rPr>
+      </w:r>
+      <w:r>
+        <w:rPr>
           <w:b/>
           <w:lang w:val="hi_IN" w:bidi="hi_IN"/>
         </w:rPr>
@@ -9046,6 +10259,20 @@
       </w:r>
       <w:r>
         <w:rPr>
+          <w:lang w:val="hi_IN" w:bidi="hi_IN"/>
+        </w:rPr>
+        <w:t>בְּ⁠הַ֣ר קָדְשִׁ֔⁠י</w:t>
+      </w:r>
+    </w:p>
+    <w:p>
+      <w:pPr/>
+      <w:r>
+        <w:rPr>
+          <w:lang w:val="hi_IN" w:bidi="hi_IN"/>
+        </w:rPr>
+      </w:r>
+      <w:r>
+        <w:rPr>
           <w:b/>
           <w:lang w:val="hi_IN" w:bidi="hi_IN"/>
         </w:rPr>
@@ -9142,6 +10369,20 @@
       </w:r>
       <w:r>
         <w:rPr>
+          <w:lang w:val="hi_IN" w:bidi="hi_IN"/>
+        </w:rPr>
+        <w:t>יִרְגְּז֕וּ</w:t>
+      </w:r>
+    </w:p>
+    <w:p>
+      <w:pPr/>
+      <w:r>
+        <w:rPr>
+          <w:lang w:val="hi_IN" w:bidi="hi_IN"/>
+        </w:rPr>
+      </w:r>
+      <w:r>
+        <w:rPr>
           <w:b/>
           <w:lang w:val="hi_IN" w:bidi="hi_IN"/>
         </w:rPr>
@@ -9257,7 +10498,7 @@
         </w:rPr>
         <w:t xml:space="preserve">देखें कि आपने </w:t>
       </w:r>
-      <w:hyperlink r:id="rId14">
+      <w:hyperlink r:id="rId16">
         <w:r>
           <w:rPr>
             <w:lang w:val="hi_IN" w:bidi="hi_IN"/>
@@ -9339,6 +10580,20 @@
       </w:r>
       <w:r>
         <w:rPr>
+          <w:lang w:val="hi_IN" w:bidi="hi_IN"/>
+        </w:rPr>
+        <w:t>י֧וֹם חֹ֣שֶׁךְ וַ⁠אֲפֵלָ֗ה י֤וֹם עָנָן֙ וַ⁠עֲרָפֶ֔ל</w:t>
+      </w:r>
+    </w:p>
+    <w:p>
+      <w:pPr/>
+      <w:r>
+        <w:rPr>
+          <w:lang w:val="hi_IN" w:bidi="hi_IN"/>
+        </w:rPr>
+      </w:r>
+      <w:r>
+        <w:rPr>
           <w:b/>
           <w:lang w:val="hi_IN" w:bidi="hi_IN"/>
         </w:rPr>
@@ -9435,6 +10690,20 @@
       </w:r>
       <w:r>
         <w:rPr>
+          <w:lang w:val="hi_IN" w:bidi="hi_IN"/>
+        </w:rPr>
+        <w:t>חֹ֣שֶׁךְ וַ⁠אֲפֵלָ֗ה</w:t>
+      </w:r>
+    </w:p>
+    <w:p>
+      <w:pPr/>
+      <w:r>
+        <w:rPr>
+          <w:lang w:val="hi_IN" w:bidi="hi_IN"/>
+        </w:rPr>
+      </w:r>
+      <w:r>
+        <w:rPr>
           <w:b/>
           <w:lang w:val="hi_IN" w:bidi="hi_IN"/>
         </w:rPr>
@@ -9544,6 +10813,20 @@
       </w:r>
       <w:r>
         <w:rPr>
+          <w:lang w:val="hi_IN" w:bidi="hi_IN"/>
+        </w:rPr>
+        <w:t>עָנָן֙ וַ⁠עֲרָפֶ֔ל</w:t>
+      </w:r>
+    </w:p>
+    <w:p>
+      <w:pPr/>
+      <w:r>
+        <w:rPr>
+          <w:lang w:val="hi_IN" w:bidi="hi_IN"/>
+        </w:rPr>
+      </w:r>
+      <w:r>
+        <w:rPr>
           <w:b/>
           <w:lang w:val="hi_IN" w:bidi="hi_IN"/>
         </w:rPr>
@@ -9653,6 +10936,20 @@
       </w:r>
       <w:r>
         <w:rPr>
+          <w:lang w:val="hi_IN" w:bidi="hi_IN"/>
+        </w:rPr>
+        <w:t>כְּ⁠שַׁ֖חַר פָּרֻ֣שׂ עַל־הֶֽ⁠הָרִ֑ים</w:t>
+      </w:r>
+    </w:p>
+    <w:p>
+      <w:pPr/>
+      <w:r>
+        <w:rPr>
+          <w:lang w:val="hi_IN" w:bidi="hi_IN"/>
+        </w:rPr>
+      </w:r>
+      <w:r>
+        <w:rPr>
           <w:b/>
           <w:lang w:val="hi_IN" w:bidi="hi_IN"/>
         </w:rPr>
@@ -9736,6 +11033,20 @@
       </w:r>
       <w:r>
         <w:rPr>
+          <w:lang w:val="hi_IN" w:bidi="hi_IN"/>
+        </w:rPr>
+        <w:t>כְּ⁠שַׁ֖חַר פָּרֻ֣שׂ עַל־הֶֽ⁠הָרִ֑ים</w:t>
+      </w:r>
+    </w:p>
+    <w:p>
+      <w:pPr/>
+      <w:r>
+        <w:rPr>
+          <w:lang w:val="hi_IN" w:bidi="hi_IN"/>
+        </w:rPr>
+      </w:r>
+      <w:r>
+        <w:rPr>
           <w:b/>
           <w:lang w:val="hi_IN" w:bidi="hi_IN"/>
         </w:rPr>
@@ -9819,6 +11130,20 @@
       </w:r>
       <w:r>
         <w:rPr>
+          <w:lang w:val="hi_IN" w:bidi="hi_IN"/>
+        </w:rPr>
+        <w:t>כְּ⁠שַׁ֖חַר</w:t>
+      </w:r>
+    </w:p>
+    <w:p>
+      <w:pPr/>
+      <w:r>
+        <w:rPr>
+          <w:lang w:val="hi_IN" w:bidi="hi_IN"/>
+        </w:rPr>
+      </w:r>
+      <w:r>
+        <w:rPr>
           <w:b/>
           <w:lang w:val="hi_IN" w:bidi="hi_IN"/>
         </w:rPr>
@@ -9915,6 +11240,20 @@
       </w:r>
       <w:r>
         <w:rPr>
+          <w:lang w:val="hi_IN" w:bidi="hi_IN"/>
+        </w:rPr>
+        <w:t>עַ֚ם רַ֣ב וְ⁠עָצ֔וּם</w:t>
+      </w:r>
+    </w:p>
+    <w:p>
+      <w:pPr/>
+      <w:r>
+        <w:rPr>
+          <w:lang w:val="hi_IN" w:bidi="hi_IN"/>
+        </w:rPr>
+      </w:r>
+      <w:r>
+        <w:rPr>
           <w:b/>
           <w:lang w:val="hi_IN" w:bidi="hi_IN"/>
         </w:rPr>
@@ -9998,6 +11337,20 @@
       </w:r>
       <w:r>
         <w:rPr>
+          <w:lang w:val="hi_IN" w:bidi="hi_IN"/>
+        </w:rPr>
+        <w:t>עַ֚ם רַ֣ב וְ⁠עָצ֔וּם</w:t>
+      </w:r>
+    </w:p>
+    <w:p>
+      <w:pPr/>
+      <w:r>
+        <w:rPr>
+          <w:lang w:val="hi_IN" w:bidi="hi_IN"/>
+        </w:rPr>
+      </w:r>
+      <w:r>
+        <w:rPr>
           <w:b/>
           <w:lang w:val="hi_IN" w:bidi="hi_IN"/>
         </w:rPr>
@@ -10107,6 +11460,20 @@
       </w:r>
       <w:r>
         <w:rPr>
+          <w:lang w:val="hi_IN" w:bidi="hi_IN"/>
+        </w:rPr>
+        <w:t>כָּמֹ֗⁠הוּ לֹ֤א נִֽהְיָה֙ מִן־הָ֣⁠עוֹלָ֔ם וְ⁠אַֽחֲרָי⁠ו֙ לֹ֣א יוֹסֵ֔ף עַד־שְׁנֵ֖י דּ֥וֹר וָ⁠דֽוֹר</w:t>
+      </w:r>
+    </w:p>
+    <w:p>
+      <w:pPr/>
+      <w:r>
+        <w:rPr>
+          <w:lang w:val="hi_IN" w:bidi="hi_IN"/>
+        </w:rPr>
+      </w:r>
+      <w:r>
+        <w:rPr>
           <w:b/>
           <w:lang w:val="hi_IN" w:bidi="hi_IN"/>
         </w:rPr>
@@ -10190,6 +11557,20 @@
       </w:r>
       <w:r>
         <w:rPr>
+          <w:lang w:val="hi_IN" w:bidi="hi_IN"/>
+        </w:rPr>
+        <w:t>עַד־שְׁנֵ֖י דּ֥וֹר וָ⁠דֽוֹר</w:t>
+      </w:r>
+    </w:p>
+    <w:p>
+      <w:pPr/>
+      <w:r>
+        <w:rPr>
+          <w:lang w:val="hi_IN" w:bidi="hi_IN"/>
+        </w:rPr>
+      </w:r>
+      <w:r>
+        <w:rPr>
           <w:b/>
           <w:lang w:val="hi_IN" w:bidi="hi_IN"/>
         </w:rPr>
@@ -10273,6 +11654,20 @@
       </w:r>
       <w:r>
         <w:rPr>
+          <w:lang w:val="hi_IN" w:bidi="hi_IN"/>
+        </w:rPr>
+        <w:t>לְ⁠פָנָי⁠ו֙ אָ֣כְלָה אֵ֔שׁ וְ⁠אַחֲרָ֖י⁠ו תְּלַהֵ֣ט לֶֽהָבָ֑ה כְּ⁠גַן־עֵ֨דֶן הָ⁠אָ֜רֶץ לְ⁠פָנָ֗י⁠ו וְ⁠אַֽחֲרָי⁠ו֙ מִדְבַּ֣ר שְׁמָמָ֔ה וְ⁠גַם־פְּלֵיטָ֖ה לֹא־הָ֥יְתָה לּֽ⁠וֹ</w:t>
+      </w:r>
+    </w:p>
+    <w:p>
+      <w:pPr/>
+      <w:r>
+        <w:rPr>
+          <w:lang w:val="hi_IN" w:bidi="hi_IN"/>
+        </w:rPr>
+      </w:r>
+      <w:r>
+        <w:rPr>
           <w:b/>
           <w:lang w:val="hi_IN" w:bidi="hi_IN"/>
         </w:rPr>
@@ -10394,6 +11789,20 @@
       </w:r>
       <w:r>
         <w:rPr>
+          <w:lang w:val="hi_IN" w:bidi="hi_IN"/>
+        </w:rPr>
+        <w:t>לְ⁠פָנָי⁠ו֙ אָ֣כְלָה אֵ֔שׁ וְ⁠אַחֲרָ֖י⁠ו תְּלַהֵ֣ט לֶֽהָבָ֑ה</w:t>
+      </w:r>
+    </w:p>
+    <w:p>
+      <w:pPr/>
+      <w:r>
+        <w:rPr>
+          <w:lang w:val="hi_IN" w:bidi="hi_IN"/>
+        </w:rPr>
+      </w:r>
+      <w:r>
+        <w:rPr>
           <w:b/>
           <w:lang w:val="hi_IN" w:bidi="hi_IN"/>
         </w:rPr>
@@ -10503,6 +11912,20 @@
       </w:r>
       <w:r>
         <w:rPr>
+          <w:lang w:val="hi_IN" w:bidi="hi_IN"/>
+        </w:rPr>
+        <w:t>לְ⁠פָנָי⁠ו֙ אָ֣כְלָה אֵ֔שׁ</w:t>
+      </w:r>
+    </w:p>
+    <w:p>
+      <w:pPr/>
+      <w:r>
+        <w:rPr>
+          <w:lang w:val="hi_IN" w:bidi="hi_IN"/>
+        </w:rPr>
+      </w:r>
+      <w:r>
+        <w:rPr>
           <w:b/>
           <w:lang w:val="hi_IN" w:bidi="hi_IN"/>
         </w:rPr>
@@ -10599,6 +12022,20 @@
       </w:r>
       <w:r>
         <w:rPr>
+          <w:lang w:val="hi_IN" w:bidi="hi_IN"/>
+        </w:rPr>
+        <w:t>כְּ⁠גַן־עֵ֨דֶן הָ⁠אָ֜רֶץ לְ⁠פָנָ֗י⁠ו</w:t>
+      </w:r>
+    </w:p>
+    <w:p>
+      <w:pPr/>
+      <w:r>
+        <w:rPr>
+          <w:lang w:val="hi_IN" w:bidi="hi_IN"/>
+        </w:rPr>
+      </w:r>
+      <w:r>
+        <w:rPr>
           <w:b/>
           <w:lang w:val="hi_IN" w:bidi="hi_IN"/>
         </w:rPr>
@@ -10682,6 +12119,20 @@
       </w:r>
       <w:r>
         <w:rPr>
+          <w:lang w:val="hi_IN" w:bidi="hi_IN"/>
+        </w:rPr>
+        <w:t>מִדְבַּ֣ר שְׁמָמָ֔ה</w:t>
+      </w:r>
+    </w:p>
+    <w:p>
+      <w:pPr/>
+      <w:r>
+        <w:rPr>
+          <w:lang w:val="hi_IN" w:bidi="hi_IN"/>
+        </w:rPr>
+      </w:r>
+      <w:r>
+        <w:rPr>
           <w:b/>
           <w:lang w:val="hi_IN" w:bidi="hi_IN"/>
         </w:rPr>
@@ -10778,6 +12229,20 @@
       </w:r>
       <w:r>
         <w:rPr>
+          <w:lang w:val="hi_IN" w:bidi="hi_IN"/>
+        </w:rPr>
+        <w:t>וְ⁠גַם־פְּלֵיטָ֖ה לֹא־הָ֥יְתָה לּֽ⁠וֹ</w:t>
+      </w:r>
+    </w:p>
+    <w:p>
+      <w:pPr/>
+      <w:r>
+        <w:rPr>
+          <w:lang w:val="hi_IN" w:bidi="hi_IN"/>
+        </w:rPr>
+      </w:r>
+      <w:r>
+        <w:rPr>
           <w:b/>
           <w:lang w:val="hi_IN" w:bidi="hi_IN"/>
         </w:rPr>
@@ -10861,6 +12326,20 @@
       </w:r>
       <w:r>
         <w:rPr>
+          <w:lang w:val="hi_IN" w:bidi="hi_IN"/>
+        </w:rPr>
+        <w:t>פְּלֵיטָ֖ה לֹא־הָ֥יְתָה לּֽ⁠וֹ</w:t>
+      </w:r>
+    </w:p>
+    <w:p>
+      <w:pPr/>
+      <w:r>
+        <w:rPr>
+          <w:lang w:val="hi_IN" w:bidi="hi_IN"/>
+        </w:rPr>
+      </w:r>
+      <w:r>
+        <w:rPr>
           <w:b/>
           <w:lang w:val="hi_IN" w:bidi="hi_IN"/>
         </w:rPr>
@@ -10957,6 +12436,20 @@
       </w:r>
       <w:r>
         <w:rPr>
+          <w:lang w:val="hi_IN" w:bidi="hi_IN"/>
+        </w:rPr>
+        <w:t>כְּ⁠מַרְאֵ֥ה סוּסִ֖ים מַרְאֵ֑⁠הוּ</w:t>
+      </w:r>
+    </w:p>
+    <w:p>
+      <w:pPr/>
+      <w:r>
+        <w:rPr>
+          <w:lang w:val="hi_IN" w:bidi="hi_IN"/>
+        </w:rPr>
+      </w:r>
+      <w:r>
+        <w:rPr>
           <w:b/>
           <w:lang w:val="hi_IN" w:bidi="hi_IN"/>
         </w:rPr>
@@ -11040,6 +12533,20 @@
       </w:r>
       <w:r>
         <w:rPr>
+          <w:lang w:val="hi_IN" w:bidi="hi_IN"/>
+        </w:rPr>
+        <w:t>כְּ⁠מַרְאֵ֥ה &amp; מַרְאֵ֑⁠הוּ</w:t>
+      </w:r>
+    </w:p>
+    <w:p>
+      <w:pPr/>
+      <w:r>
+        <w:rPr>
+          <w:lang w:val="hi_IN" w:bidi="hi_IN"/>
+        </w:rPr>
+      </w:r>
+      <w:r>
+        <w:rPr>
           <w:b/>
           <w:lang w:val="hi_IN" w:bidi="hi_IN"/>
         </w:rPr>
@@ -11135,6 +12642,20 @@
       </w:r>
       <w:r>
         <w:rPr>
+          <w:lang w:val="hi_IN" w:bidi="hi_IN"/>
+        </w:rPr>
+        <w:t>וּ⁠כְ⁠פָרָשִׁ֖ים כֵּ֥ן יְרוּצֽוּ⁠ן</w:t>
+      </w:r>
+    </w:p>
+    <w:p>
+      <w:pPr/>
+      <w:r>
+        <w:rPr>
+          <w:lang w:val="hi_IN" w:bidi="hi_IN"/>
+        </w:rPr>
+      </w:r>
+      <w:r>
+        <w:rPr>
           <w:b/>
           <w:lang w:val="hi_IN" w:bidi="hi_IN"/>
         </w:rPr>
@@ -11218,6 +12739,20 @@
       </w:r>
       <w:r>
         <w:rPr>
+          <w:lang w:val="hi_IN" w:bidi="hi_IN"/>
+        </w:rPr>
+        <w:t>כְּ⁠ק֣וֹל מַרְכָּב֗וֹת עַל־רָאשֵׁ֤י הֶֽ⁠הָרִים֙ יְרַקֵּד֔וּ⁠ן</w:t>
+      </w:r>
+    </w:p>
+    <w:p>
+      <w:pPr/>
+      <w:r>
+        <w:rPr>
+          <w:lang w:val="hi_IN" w:bidi="hi_IN"/>
+        </w:rPr>
+      </w:r>
+      <w:r>
+        <w:rPr>
           <w:b/>
           <w:lang w:val="hi_IN" w:bidi="hi_IN"/>
         </w:rPr>
@@ -11301,6 +12836,20 @@
       </w:r>
       <w:r>
         <w:rPr>
+          <w:lang w:val="hi_IN" w:bidi="hi_IN"/>
+        </w:rPr>
+        <w:t>כְּ⁠קוֹל֙ לַ֣הַב אֵ֔שׁ אֹכְלָ֖ה קָ֑שׁ</w:t>
+      </w:r>
+    </w:p>
+    <w:p>
+      <w:pPr/>
+      <w:r>
+        <w:rPr>
+          <w:lang w:val="hi_IN" w:bidi="hi_IN"/>
+        </w:rPr>
+      </w:r>
+      <w:r>
+        <w:rPr>
           <w:b/>
           <w:lang w:val="hi_IN" w:bidi="hi_IN"/>
         </w:rPr>
@@ -11384,6 +12933,20 @@
       </w:r>
       <w:r>
         <w:rPr>
+          <w:lang w:val="hi_IN" w:bidi="hi_IN"/>
+        </w:rPr>
+        <w:t>כְּ⁠עַ֣ם עָצ֔וּם עֱר֖וּךְ מִלְחָמָֽה</w:t>
+      </w:r>
+    </w:p>
+    <w:p>
+      <w:pPr/>
+      <w:r>
+        <w:rPr>
+          <w:lang w:val="hi_IN" w:bidi="hi_IN"/>
+        </w:rPr>
+      </w:r>
+      <w:r>
+        <w:rPr>
           <w:b/>
           <w:lang w:val="hi_IN" w:bidi="hi_IN"/>
         </w:rPr>
@@ -11467,6 +13030,20 @@
       </w:r>
       <w:r>
         <w:rPr>
+          <w:lang w:val="hi_IN" w:bidi="hi_IN"/>
+        </w:rPr>
+        <w:t>כְּ⁠עַ֣ם עָצ֔וּם עֱר֖וּךְ מִלְחָמָֽה</w:t>
+      </w:r>
+    </w:p>
+    <w:p>
+      <w:pPr/>
+      <w:r>
+        <w:rPr>
+          <w:lang w:val="hi_IN" w:bidi="hi_IN"/>
+        </w:rPr>
+      </w:r>
+      <w:r>
+        <w:rPr>
           <w:b/>
           <w:lang w:val="hi_IN" w:bidi="hi_IN"/>
         </w:rPr>
@@ -11550,6 +13127,20 @@
       </w:r>
       <w:r>
         <w:rPr>
+          <w:lang w:val="hi_IN" w:bidi="hi_IN"/>
+        </w:rPr>
+        <w:t>כְּ⁠עַ֣ם עָצ֔וּם עֱר֖וּךְ מִלְחָמָֽה</w:t>
+      </w:r>
+    </w:p>
+    <w:p>
+      <w:pPr/>
+      <w:r>
+        <w:rPr>
+          <w:lang w:val="hi_IN" w:bidi="hi_IN"/>
+        </w:rPr>
+      </w:r>
+      <w:r>
+        <w:rPr>
           <w:b/>
           <w:lang w:val="hi_IN" w:bidi="hi_IN"/>
         </w:rPr>
@@ -11633,6 +13224,20 @@
       </w:r>
       <w:r>
         <w:rPr>
+          <w:lang w:val="hi_IN" w:bidi="hi_IN"/>
+        </w:rPr>
+        <w:t>יָחִ֣ילוּ</w:t>
+      </w:r>
+    </w:p>
+    <w:p>
+      <w:pPr/>
+      <w:r>
+        <w:rPr>
+          <w:lang w:val="hi_IN" w:bidi="hi_IN"/>
+        </w:rPr>
+      </w:r>
+      <w:r>
+        <w:rPr>
           <w:b/>
           <w:lang w:val="hi_IN" w:bidi="hi_IN"/>
         </w:rPr>
@@ -11729,6 +13334,20 @@
       </w:r>
       <w:r>
         <w:rPr>
+          <w:lang w:val="hi_IN" w:bidi="hi_IN"/>
+        </w:rPr>
+        <w:t>קִבְּצ֥וּ פָארֽוּר</w:t>
+      </w:r>
+    </w:p>
+    <w:p>
+      <w:pPr/>
+      <w:r>
+        <w:rPr>
+          <w:lang w:val="hi_IN" w:bidi="hi_IN"/>
+        </w:rPr>
+      </w:r>
+      <w:r>
+        <w:rPr>
           <w:b/>
           <w:lang w:val="hi_IN" w:bidi="hi_IN"/>
         </w:rPr>
@@ -11825,6 +13444,20 @@
       </w:r>
       <w:r>
         <w:rPr>
+          <w:lang w:val="hi_IN" w:bidi="hi_IN"/>
+        </w:rPr>
+        <w:t>כְּ⁠גִבּוֹרִ֣ים יְרֻצ֔וּ⁠ן</w:t>
+      </w:r>
+    </w:p>
+    <w:p>
+      <w:pPr/>
+      <w:r>
+        <w:rPr>
+          <w:lang w:val="hi_IN" w:bidi="hi_IN"/>
+        </w:rPr>
+      </w:r>
+      <w:r>
+        <w:rPr>
           <w:b/>
           <w:lang w:val="hi_IN" w:bidi="hi_IN"/>
         </w:rPr>
@@ -11908,6 +13541,20 @@
       </w:r>
       <w:r>
         <w:rPr>
+          <w:lang w:val="hi_IN" w:bidi="hi_IN"/>
+        </w:rPr>
+        <w:t>כְּ⁠אַנְשֵׁ֥י מִלְחָמָ֖ה יַעֲל֣וּ חוֹמָ֑ה</w:t>
+      </w:r>
+    </w:p>
+    <w:p>
+      <w:pPr/>
+      <w:r>
+        <w:rPr>
+          <w:lang w:val="hi_IN" w:bidi="hi_IN"/>
+        </w:rPr>
+      </w:r>
+      <w:r>
+        <w:rPr>
           <w:b/>
           <w:lang w:val="hi_IN" w:bidi="hi_IN"/>
         </w:rPr>
@@ -11991,6 +13638,20 @@
       </w:r>
       <w:r>
         <w:rPr>
+          <w:lang w:val="hi_IN" w:bidi="hi_IN"/>
+        </w:rPr>
+        <w:t>כְּ⁠אַנְשֵׁ֥י מִלְחָמָ֖ה</w:t>
+      </w:r>
+    </w:p>
+    <w:p>
+      <w:pPr/>
+      <w:r>
+        <w:rPr>
+          <w:lang w:val="hi_IN" w:bidi="hi_IN"/>
+        </w:rPr>
+      </w:r>
+      <w:r>
+        <w:rPr>
           <w:b/>
           <w:lang w:val="hi_IN" w:bidi="hi_IN"/>
         </w:rPr>
@@ -12087,6 +13748,20 @@
       </w:r>
       <w:r>
         <w:rPr>
+          <w:lang w:val="hi_IN" w:bidi="hi_IN"/>
+        </w:rPr>
+        <w:t>חוֹמָ֑ה</w:t>
+      </w:r>
+    </w:p>
+    <w:p>
+      <w:pPr/>
+      <w:r>
+        <w:rPr>
+          <w:lang w:val="hi_IN" w:bidi="hi_IN"/>
+        </w:rPr>
+      </w:r>
+      <w:r>
+        <w:rPr>
           <w:b/>
           <w:lang w:val="hi_IN" w:bidi="hi_IN"/>
         </w:rPr>
@@ -12183,6 +13858,20 @@
       </w:r>
       <w:r>
         <w:rPr>
+          <w:lang w:val="hi_IN" w:bidi="hi_IN"/>
+        </w:rPr>
+        <w:t>וְ⁠אִ֤ישׁ בִּ⁠דְרָכָי⁠ו֙</w:t>
+      </w:r>
+    </w:p>
+    <w:p>
+      <w:pPr/>
+      <w:r>
+        <w:rPr>
+          <w:lang w:val="hi_IN" w:bidi="hi_IN"/>
+        </w:rPr>
+      </w:r>
+      <w:r>
+        <w:rPr>
           <w:b/>
           <w:lang w:val="hi_IN" w:bidi="hi_IN"/>
         </w:rPr>
@@ -12279,6 +13968,20 @@
       </w:r>
       <w:r>
         <w:rPr>
+          <w:lang w:val="hi_IN" w:bidi="hi_IN"/>
+        </w:rPr>
+        <w:t>וְ⁠לֹ֥א יְעַבְּט֖וּ⁠ן אֹרְחוֹתָֽ⁠ם</w:t>
+      </w:r>
+    </w:p>
+    <w:p>
+      <w:pPr/>
+      <w:r>
+        <w:rPr>
+          <w:lang w:val="hi_IN" w:bidi="hi_IN"/>
+        </w:rPr>
+      </w:r>
+      <w:r>
+        <w:rPr>
           <w:b/>
           <w:lang w:val="hi_IN" w:bidi="hi_IN"/>
         </w:rPr>
@@ -12375,6 +14078,20 @@
       </w:r>
       <w:r>
         <w:rPr>
+          <w:lang w:val="hi_IN" w:bidi="hi_IN"/>
+        </w:rPr>
+        <w:t>וְ⁠לֹ֥א יְעַבְּט֖וּ⁠ן אֹרְחוֹתָֽ⁠ם</w:t>
+      </w:r>
+    </w:p>
+    <w:p>
+      <w:pPr/>
+      <w:r>
+        <w:rPr>
+          <w:lang w:val="hi_IN" w:bidi="hi_IN"/>
+        </w:rPr>
+      </w:r>
+      <w:r>
+        <w:rPr>
           <w:b/>
           <w:lang w:val="hi_IN" w:bidi="hi_IN"/>
         </w:rPr>
@@ -12458,6 +14175,20 @@
       </w:r>
       <w:r>
         <w:rPr>
+          <w:lang w:val="hi_IN" w:bidi="hi_IN"/>
+        </w:rPr>
+        <w:t>וְ⁠אִ֤ישׁ אָחִי⁠ו֙ לֹ֣א יִדְחָק֔וּ⁠ן</w:t>
+      </w:r>
+    </w:p>
+    <w:p>
+      <w:pPr/>
+      <w:r>
+        <w:rPr>
+          <w:lang w:val="hi_IN" w:bidi="hi_IN"/>
+        </w:rPr>
+      </w:r>
+      <w:r>
+        <w:rPr>
           <w:b/>
           <w:lang w:val="hi_IN" w:bidi="hi_IN"/>
         </w:rPr>
@@ -12567,6 +14298,20 @@
       </w:r>
       <w:r>
         <w:rPr>
+          <w:lang w:val="hi_IN" w:bidi="hi_IN"/>
+        </w:rPr>
+        <w:t>גֶּ֥בֶר בִּ⁠מְסִלָּת֖⁠וֹ יֵֽלֵכ֑וּ⁠ן</w:t>
+      </w:r>
+    </w:p>
+    <w:p>
+      <w:pPr/>
+      <w:r>
+        <w:rPr>
+          <w:lang w:val="hi_IN" w:bidi="hi_IN"/>
+        </w:rPr>
+      </w:r>
+      <w:r>
+        <w:rPr>
           <w:b/>
           <w:lang w:val="hi_IN" w:bidi="hi_IN"/>
         </w:rPr>
@@ -12676,6 +14421,20 @@
       </w:r>
       <w:r>
         <w:rPr>
+          <w:lang w:val="hi_IN" w:bidi="hi_IN"/>
+        </w:rPr>
+        <w:t>וּ⁠בְעַ֥ד הַ⁠שֶּׁ֛לַח יִפֹּ֖לוּ לֹ֥א יִבְצָֽעוּ</w:t>
+      </w:r>
+    </w:p>
+    <w:p>
+      <w:pPr/>
+      <w:r>
+        <w:rPr>
+          <w:lang w:val="hi_IN" w:bidi="hi_IN"/>
+        </w:rPr>
+      </w:r>
+      <w:r>
+        <w:rPr>
           <w:b/>
           <w:lang w:val="hi_IN" w:bidi="hi_IN"/>
         </w:rPr>
@@ -12759,6 +14518,20 @@
       </w:r>
       <w:r>
         <w:rPr>
+          <w:lang w:val="hi_IN" w:bidi="hi_IN"/>
+        </w:rPr>
+        <w:t>בָּ⁠עִ֣יר יָשֹׁ֗קּוּ בַּֽ⁠חוֹמָה֙ יְרֻצ֔וּ⁠ן בַּ⁠בָּתִּ֖ים יַעֲל֑וּ בְּעַ֧ד הַ⁠חַלּוֹנִ֛ים יָבֹ֖אוּ כַּ⁠גַּנָּֽב</w:t>
+      </w:r>
+    </w:p>
+    <w:p>
+      <w:pPr/>
+      <w:r>
+        <w:rPr>
+          <w:lang w:val="hi_IN" w:bidi="hi_IN"/>
+        </w:rPr>
+      </w:r>
+      <w:r>
+        <w:rPr>
           <w:b/>
           <w:lang w:val="hi_IN" w:bidi="hi_IN"/>
         </w:rPr>
@@ -12842,6 +14615,20 @@
       </w:r>
       <w:r>
         <w:rPr>
+          <w:lang w:val="hi_IN" w:bidi="hi_IN"/>
+        </w:rPr>
+        <w:t>בְּעַ֧ד הַ⁠חַלּוֹנִ֛ים יָבֹ֖אוּ כַּ⁠גַּנָּֽב</w:t>
+      </w:r>
+    </w:p>
+    <w:p>
+      <w:pPr/>
+      <w:r>
+        <w:rPr>
+          <w:lang w:val="hi_IN" w:bidi="hi_IN"/>
+        </w:rPr>
+      </w:r>
+      <w:r>
+        <w:rPr>
           <w:b/>
           <w:lang w:val="hi_IN" w:bidi="hi_IN"/>
         </w:rPr>
@@ -12925,6 +14712,20 @@
       </w:r>
       <w:r>
         <w:rPr>
+          <w:lang w:val="hi_IN" w:bidi="hi_IN"/>
+        </w:rPr>
+        <w:t>לְ⁠פָנָי⁠ו֙ רָ֣גְזָה אֶ֔רֶץ רָעֲשׁ֖וּ שָׁמָ֑יִם</w:t>
+      </w:r>
+    </w:p>
+    <w:p>
+      <w:pPr/>
+      <w:r>
+        <w:rPr>
+          <w:lang w:val="hi_IN" w:bidi="hi_IN"/>
+        </w:rPr>
+      </w:r>
+      <w:r>
+        <w:rPr>
           <w:b/>
           <w:lang w:val="hi_IN" w:bidi="hi_IN"/>
         </w:rPr>
@@ -13047,6 +14848,20 @@
       </w:r>
       <w:r>
         <w:rPr>
+          <w:lang w:val="hi_IN" w:bidi="hi_IN"/>
+        </w:rPr>
+        <w:t>שֶׁ֤מֶשׁ וְ⁠יָרֵ֨חַ֙ קָדָ֔רוּ</w:t>
+      </w:r>
+    </w:p>
+    <w:p>
+      <w:pPr/>
+      <w:r>
+        <w:rPr>
+          <w:lang w:val="hi_IN" w:bidi="hi_IN"/>
+        </w:rPr>
+      </w:r>
+      <w:r>
+        <w:rPr>
           <w:b/>
           <w:lang w:val="hi_IN" w:bidi="hi_IN"/>
         </w:rPr>
@@ -13156,6 +14971,20 @@
       </w:r>
       <w:r>
         <w:rPr>
+          <w:lang w:val="hi_IN" w:bidi="hi_IN"/>
+        </w:rPr>
+        <w:t>וְ⁠כוֹכָבִ֖ים אָסְפ֥וּ נָגְהָֽ⁠ם</w:t>
+      </w:r>
+    </w:p>
+    <w:p>
+      <w:pPr/>
+      <w:r>
+        <w:rPr>
+          <w:lang w:val="hi_IN" w:bidi="hi_IN"/>
+        </w:rPr>
+      </w:r>
+      <w:r>
+        <w:rPr>
           <w:b/>
           <w:lang w:val="hi_IN" w:bidi="hi_IN"/>
         </w:rPr>
@@ -13252,6 +15081,20 @@
       </w:r>
       <w:r>
         <w:rPr>
+          <w:lang w:val="hi_IN" w:bidi="hi_IN"/>
+        </w:rPr>
+        <w:t>קוֹל⁠וֹ֙</w:t>
+      </w:r>
+    </w:p>
+    <w:p>
+      <w:pPr/>
+      <w:r>
+        <w:rPr>
+          <w:lang w:val="hi_IN" w:bidi="hi_IN"/>
+        </w:rPr>
+      </w:r>
+      <w:r>
+        <w:rPr>
           <w:b/>
           <w:lang w:val="hi_IN" w:bidi="hi_IN"/>
         </w:rPr>
@@ -13348,6 +15191,20 @@
       </w:r>
       <w:r>
         <w:rPr>
+          <w:lang w:val="hi_IN" w:bidi="hi_IN"/>
+        </w:rPr>
+        <w:t>מַחֲנֵ֔⁠הוּ</w:t>
+      </w:r>
+    </w:p>
+    <w:p>
+      <w:pPr/>
+      <w:r>
+        <w:rPr>
+          <w:lang w:val="hi_IN" w:bidi="hi_IN"/>
+        </w:rPr>
+      </w:r>
+      <w:r>
+        <w:rPr>
           <w:b/>
           <w:lang w:val="hi_IN" w:bidi="hi_IN"/>
         </w:rPr>
@@ -13444,6 +15301,20 @@
       </w:r>
       <w:r>
         <w:rPr>
+          <w:lang w:val="hi_IN" w:bidi="hi_IN"/>
+        </w:rPr>
+        <w:t>דְבָר֑⁠וֹ</w:t>
+      </w:r>
+    </w:p>
+    <w:p>
+      <w:pPr/>
+      <w:r>
+        <w:rPr>
+          <w:lang w:val="hi_IN" w:bidi="hi_IN"/>
+        </w:rPr>
+      </w:r>
+      <w:r>
+        <w:rPr>
           <w:b/>
           <w:lang w:val="hi_IN" w:bidi="hi_IN"/>
         </w:rPr>
@@ -13540,6 +15411,20 @@
       </w:r>
       <w:r>
         <w:rPr>
+          <w:lang w:val="hi_IN" w:bidi="hi_IN"/>
+        </w:rPr>
+        <w:t>כִּֽי־גָד֧וֹל יוֹם־יְהוָ֛ה וְ⁠נוֹרָ֥א מְאֹ֖ד וּ⁠מִ֥י יְכִילֶֽ⁠נּוּ</w:t>
+      </w:r>
+    </w:p>
+    <w:p>
+      <w:pPr/>
+      <w:r>
+        <w:rPr>
+          <w:lang w:val="hi_IN" w:bidi="hi_IN"/>
+        </w:rPr>
+      </w:r>
+      <w:r>
+        <w:rPr>
           <w:b/>
           <w:lang w:val="hi_IN" w:bidi="hi_IN"/>
         </w:rPr>
@@ -13642,7 +15527,7 @@
         </w:rPr>
         <w:t xml:space="preserve">देखें कि आपने </w:t>
       </w:r>
-      <w:hyperlink r:id="rId14">
+      <w:hyperlink r:id="rId16">
         <w:r>
           <w:rPr>
             <w:lang w:val="hi_IN" w:bidi="hi_IN"/>
@@ -13724,6 +15609,20 @@
       </w:r>
       <w:r>
         <w:rPr>
+          <w:lang w:val="hi_IN" w:bidi="hi_IN"/>
+        </w:rPr>
+        <w:t>וְ⁠גַם־עַתָּה֙ נְאֻם־יְהוָ֔ה שֻׁ֥בוּ עָדַ֖⁠י</w:t>
+      </w:r>
+    </w:p>
+    <w:p>
+      <w:pPr/>
+      <w:r>
+        <w:rPr>
+          <w:lang w:val="hi_IN" w:bidi="hi_IN"/>
+        </w:rPr>
+      </w:r>
+      <w:r>
+        <w:rPr>
           <w:b/>
           <w:lang w:val="hi_IN" w:bidi="hi_IN"/>
         </w:rPr>
@@ -13820,6 +15719,20 @@
       </w:r>
       <w:r>
         <w:rPr>
+          <w:lang w:val="hi_IN" w:bidi="hi_IN"/>
+        </w:rPr>
+        <w:t>שֻׁ֥בוּ</w:t>
+      </w:r>
+    </w:p>
+    <w:p>
+      <w:pPr/>
+      <w:r>
+        <w:rPr>
+          <w:lang w:val="hi_IN" w:bidi="hi_IN"/>
+        </w:rPr>
+      </w:r>
+      <w:r>
+        <w:rPr>
           <w:b/>
           <w:lang w:val="hi_IN" w:bidi="hi_IN"/>
         </w:rPr>
@@ -13916,6 +15829,20 @@
       </w:r>
       <w:r>
         <w:rPr>
+          <w:lang w:val="hi_IN" w:bidi="hi_IN"/>
+        </w:rPr>
+        <w:t>שֻׁ֥בוּ עָדַ֖⁠י בְּ⁠כָל־לְבַבְ⁠כֶ֑ם</w:t>
+      </w:r>
+    </w:p>
+    <w:p>
+      <w:pPr/>
+      <w:r>
+        <w:rPr>
+          <w:lang w:val="hi_IN" w:bidi="hi_IN"/>
+        </w:rPr>
+      </w:r>
+      <w:r>
+        <w:rPr>
           <w:b/>
           <w:lang w:val="hi_IN" w:bidi="hi_IN"/>
         </w:rPr>
@@ -14025,6 +15952,20 @@
       </w:r>
       <w:r>
         <w:rPr>
+          <w:lang w:val="hi_IN" w:bidi="hi_IN"/>
+        </w:rPr>
+        <w:t>לְבַבְ⁠כֶ֑ם</w:t>
+      </w:r>
+    </w:p>
+    <w:p>
+      <w:pPr/>
+      <w:r>
+        <w:rPr>
+          <w:lang w:val="hi_IN" w:bidi="hi_IN"/>
+        </w:rPr>
+      </w:r>
+      <w:r>
+        <w:rPr>
           <w:b/>
           <w:lang w:val="hi_IN" w:bidi="hi_IN"/>
         </w:rPr>
@@ -14121,6 +16062,20 @@
       </w:r>
       <w:r>
         <w:rPr>
+          <w:lang w:val="hi_IN" w:bidi="hi_IN"/>
+        </w:rPr>
+        <w:t>וְ⁠קִרְע֤וּ לְבַבְ⁠כֶם֙ וְ⁠אַל־בִּגְדֵי⁠כֶ֔ם</w:t>
+      </w:r>
+    </w:p>
+    <w:p>
+      <w:pPr/>
+      <w:r>
+        <w:rPr>
+          <w:lang w:val="hi_IN" w:bidi="hi_IN"/>
+        </w:rPr>
+      </w:r>
+      <w:r>
+        <w:rPr>
           <w:b/>
           <w:lang w:val="hi_IN" w:bidi="hi_IN"/>
         </w:rPr>
@@ -14204,6 +16159,20 @@
       </w:r>
       <w:r>
         <w:rPr>
+          <w:lang w:val="hi_IN" w:bidi="hi_IN"/>
+        </w:rPr>
+        <w:t>וְ⁠קִרְע֤וּ לְבַבְ⁠כֶם֙ וְ⁠אַל־בִּגְדֵי⁠כֶ֔ם וְ⁠שׁ֖וּבוּ אֶל־יְהוָ֣ה אֱלֹֽהֵי⁠כֶ֑ם</w:t>
+      </w:r>
+    </w:p>
+    <w:p>
+      <w:pPr/>
+      <w:r>
+        <w:rPr>
+          <w:lang w:val="hi_IN" w:bidi="hi_IN"/>
+        </w:rPr>
+      </w:r>
+      <w:r>
+        <w:rPr>
           <w:b/>
           <w:lang w:val="hi_IN" w:bidi="hi_IN"/>
         </w:rPr>
@@ -14287,6 +16256,20 @@
       </w:r>
       <w:r>
         <w:rPr>
+          <w:lang w:val="hi_IN" w:bidi="hi_IN"/>
+        </w:rPr>
+        <w:t>אֶ֤רֶךְ אַפַּ֨יִם֙</w:t>
+      </w:r>
+    </w:p>
+    <w:p>
+      <w:pPr/>
+      <w:r>
+        <w:rPr>
+          <w:lang w:val="hi_IN" w:bidi="hi_IN"/>
+        </w:rPr>
+      </w:r>
+      <w:r>
+        <w:rPr>
           <w:b/>
           <w:lang w:val="hi_IN" w:bidi="hi_IN"/>
         </w:rPr>
@@ -14383,6 +16366,20 @@
       </w:r>
       <w:r>
         <w:rPr>
+          <w:lang w:val="hi_IN" w:bidi="hi_IN"/>
+        </w:rPr>
+        <w:t>וְ⁠רַב־חֶ֔סֶד</w:t>
+      </w:r>
+    </w:p>
+    <w:p>
+      <w:pPr/>
+      <w:r>
+        <w:rPr>
+          <w:lang w:val="hi_IN" w:bidi="hi_IN"/>
+        </w:rPr>
+      </w:r>
+      <w:r>
+        <w:rPr>
           <w:b/>
           <w:lang w:val="hi_IN" w:bidi="hi_IN"/>
         </w:rPr>
@@ -14479,6 +16476,20 @@
       </w:r>
       <w:r>
         <w:rPr>
+          <w:lang w:val="hi_IN" w:bidi="hi_IN"/>
+        </w:rPr>
+        <w:t>מִ֥י יוֹדֵ֖עַ יָשׁ֣וּב וְ⁠נִחָ֑ם וְ⁠הִשְׁאִ֤יר אַֽחֲרָי⁠ו֙ בְּרָכָ֔ה</w:t>
+      </w:r>
+    </w:p>
+    <w:p>
+      <w:pPr/>
+      <w:r>
+        <w:rPr>
+          <w:lang w:val="hi_IN" w:bidi="hi_IN"/>
+        </w:rPr>
+      </w:r>
+      <w:r>
+        <w:rPr>
           <w:b/>
           <w:lang w:val="hi_IN" w:bidi="hi_IN"/>
         </w:rPr>
@@ -14562,6 +16573,20 @@
       </w:r>
       <w:r>
         <w:rPr>
+          <w:lang w:val="hi_IN" w:bidi="hi_IN"/>
+        </w:rPr>
+        <w:t>יָשׁ֣וּב וְ⁠נִחָ֑ם</w:t>
+      </w:r>
+    </w:p>
+    <w:p>
+      <w:pPr/>
+      <w:r>
+        <w:rPr>
+          <w:lang w:val="hi_IN" w:bidi="hi_IN"/>
+        </w:rPr>
+      </w:r>
+      <w:r>
+        <w:rPr>
           <w:b/>
           <w:lang w:val="hi_IN" w:bidi="hi_IN"/>
         </w:rPr>
@@ -14671,6 +16696,20 @@
       </w:r>
       <w:r>
         <w:rPr>
+          <w:lang w:val="hi_IN" w:bidi="hi_IN"/>
+        </w:rPr>
+        <w:t>וְ⁠הִשְׁאִ֤יר &amp; בְּרָכָ֔ה</w:t>
+      </w:r>
+    </w:p>
+    <w:p>
+      <w:pPr/>
+      <w:r>
+        <w:rPr>
+          <w:lang w:val="hi_IN" w:bidi="hi_IN"/>
+        </w:rPr>
+      </w:r>
+      <w:r>
+        <w:rPr>
           <w:b/>
           <w:lang w:val="hi_IN" w:bidi="hi_IN"/>
         </w:rPr>
@@ -14767,6 +16806,20 @@
       </w:r>
       <w:r>
         <w:rPr>
+          <w:lang w:val="hi_IN" w:bidi="hi_IN"/>
+        </w:rPr>
+        <w:t>אֱלֹהֵי⁠כֶֽם</w:t>
+      </w:r>
+    </w:p>
+    <w:p>
+      <w:pPr/>
+      <w:r>
+        <w:rPr>
+          <w:lang w:val="hi_IN" w:bidi="hi_IN"/>
+        </w:rPr>
+      </w:r>
+      <w:r>
+        <w:rPr>
           <w:b/>
           <w:lang w:val="hi_IN" w:bidi="hi_IN"/>
         </w:rPr>
@@ -14850,6 +16903,20 @@
       </w:r>
       <w:r>
         <w:rPr>
+          <w:lang w:val="hi_IN" w:bidi="hi_IN"/>
+        </w:rPr>
+        <w:t>צ֖וֹם</w:t>
+      </w:r>
+    </w:p>
+    <w:p>
+      <w:pPr/>
+      <w:r>
+        <w:rPr>
+          <w:lang w:val="hi_IN" w:bidi="hi_IN"/>
+        </w:rPr>
+      </w:r>
+      <w:r>
+        <w:rPr>
           <w:b/>
           <w:lang w:val="hi_IN" w:bidi="hi_IN"/>
         </w:rPr>
@@ -14946,6 +17013,20 @@
       </w:r>
       <w:r>
         <w:rPr>
+          <w:lang w:val="hi_IN" w:bidi="hi_IN"/>
+        </w:rPr>
+        <w:t>קַדְּשׁוּ־צ֖וֹם קִרְא֥וּ עֲצָרָֽה</w:t>
+      </w:r>
+    </w:p>
+    <w:p>
+      <w:pPr/>
+      <w:r>
+        <w:rPr>
+          <w:lang w:val="hi_IN" w:bidi="hi_IN"/>
+        </w:rPr>
+      </w:r>
+      <w:r>
+        <w:rPr>
           <w:b/>
           <w:lang w:val="hi_IN" w:bidi="hi_IN"/>
         </w:rPr>
@@ -15029,6 +17110,20 @@
       </w:r>
       <w:r>
         <w:rPr>
+          <w:lang w:val="hi_IN" w:bidi="hi_IN"/>
+        </w:rPr>
+        <w:t>קִבְצ֣וּ זְקֵנִ֔ים אִסְפוּ֙ עֽוֹלָלִ֔ים וְ⁠יֹנְקֵ֖י שָׁדָ֑יִם</w:t>
+      </w:r>
+    </w:p>
+    <w:p>
+      <w:pPr/>
+      <w:r>
+        <w:rPr>
+          <w:lang w:val="hi_IN" w:bidi="hi_IN"/>
+        </w:rPr>
+      </w:r>
+      <w:r>
+        <w:rPr>
           <w:b/>
           <w:lang w:val="hi_IN" w:bidi="hi_IN"/>
         </w:rPr>
@@ -15112,6 +17207,20 @@
       </w:r>
       <w:r>
         <w:rPr>
+          <w:lang w:val="hi_IN" w:bidi="hi_IN"/>
+        </w:rPr>
+        <w:t>יֵצֵ֤א חָתָן֙ מֵֽ⁠חֶדְר֔⁠וֹ וְ⁠כַלָּ֖ה מֵ⁠חֻפָּתָֽ⁠הּ</w:t>
+      </w:r>
+    </w:p>
+    <w:p>
+      <w:pPr/>
+      <w:r>
+        <w:rPr>
+          <w:lang w:val="hi_IN" w:bidi="hi_IN"/>
+        </w:rPr>
+      </w:r>
+      <w:r>
+        <w:rPr>
           <w:b/>
           <w:lang w:val="hi_IN" w:bidi="hi_IN"/>
         </w:rPr>
@@ -15195,6 +17304,20 @@
       </w:r>
       <w:r>
         <w:rPr>
+          <w:lang w:val="hi_IN" w:bidi="hi_IN"/>
+        </w:rPr>
+        <w:t>בֵּ֤ין הָ⁠אוּלָם֙ וְ⁠לַ⁠מִּזְבֵּ֔חַ</w:t>
+      </w:r>
+    </w:p>
+    <w:p>
+      <w:pPr/>
+      <w:r>
+        <w:rPr>
+          <w:lang w:val="hi_IN" w:bidi="hi_IN"/>
+        </w:rPr>
+      </w:r>
+      <w:r>
+        <w:rPr>
           <w:b/>
           <w:lang w:val="hi_IN" w:bidi="hi_IN"/>
         </w:rPr>
@@ -15298,6 +17421,20 @@
       </w:r>
       <w:r>
         <w:rPr>
+          <w:lang w:val="hi_IN" w:bidi="hi_IN"/>
+        </w:rPr>
+        <w:t>וְ⁠אַל־תִּתֵּ֨ן נַחֲלָתְ⁠ךָ֤ לְ⁠חֶרְפָּה֙</w:t>
+      </w:r>
+    </w:p>
+    <w:p>
+      <w:pPr/>
+      <w:r>
+        <w:rPr>
+          <w:lang w:val="hi_IN" w:bidi="hi_IN"/>
+        </w:rPr>
+      </w:r>
+      <w:r>
+        <w:rPr>
           <w:b/>
           <w:lang w:val="hi_IN" w:bidi="hi_IN"/>
         </w:rPr>
@@ -15394,6 +17531,20 @@
       </w:r>
       <w:r>
         <w:rPr>
+          <w:lang w:val="hi_IN" w:bidi="hi_IN"/>
+        </w:rPr>
+        <w:t>נַחֲלָתְ⁠ךָ֤</w:t>
+      </w:r>
+    </w:p>
+    <w:p>
+      <w:pPr/>
+      <w:r>
+        <w:rPr>
+          <w:lang w:val="hi_IN" w:bidi="hi_IN"/>
+        </w:rPr>
+      </w:r>
+      <w:r>
+        <w:rPr>
           <w:b/>
           <w:lang w:val="hi_IN" w:bidi="hi_IN"/>
         </w:rPr>
@@ -15477,6 +17628,20 @@
       </w:r>
       <w:r>
         <w:rPr>
+          <w:lang w:val="hi_IN" w:bidi="hi_IN"/>
+        </w:rPr>
+        <w:t>לִ⁠מְשָׁל־בָּ֣⁠ם גּוֹיִ֔ם</w:t>
+      </w:r>
+    </w:p>
+    <w:p>
+      <w:pPr/>
+      <w:r>
+        <w:rPr>
+          <w:lang w:val="hi_IN" w:bidi="hi_IN"/>
+        </w:rPr>
+      </w:r>
+      <w:r>
+        <w:rPr>
           <w:b/>
           <w:lang w:val="hi_IN" w:bidi="hi_IN"/>
         </w:rPr>
@@ -15560,6 +17725,20 @@
       </w:r>
       <w:r>
         <w:rPr>
+          <w:lang w:val="hi_IN" w:bidi="hi_IN"/>
+        </w:rPr>
+        <w:t>לָ֚⁠מָּה יֹאמְר֣וּ בָֽ⁠עַמִּ֔ים אַיֵּ֖ה אֱלֹהֵי⁠הֶֽם</w:t>
+      </w:r>
+    </w:p>
+    <w:p>
+      <w:pPr/>
+      <w:r>
+        <w:rPr>
+          <w:lang w:val="hi_IN" w:bidi="hi_IN"/>
+        </w:rPr>
+      </w:r>
+      <w:r>
+        <w:rPr>
           <w:b/>
           <w:lang w:val="hi_IN" w:bidi="hi_IN"/>
         </w:rPr>
@@ -15643,6 +17822,20 @@
       </w:r>
       <w:r>
         <w:rPr>
+          <w:lang w:val="hi_IN" w:bidi="hi_IN"/>
+        </w:rPr>
+        <w:t>לָ֚⁠מָּה יֹאמְר֣וּ</w:t>
+      </w:r>
+    </w:p>
+    <w:p>
+      <w:pPr/>
+      <w:r>
+        <w:rPr>
+          <w:lang w:val="hi_IN" w:bidi="hi_IN"/>
+        </w:rPr>
+      </w:r>
+      <w:r>
+        <w:rPr>
           <w:b/>
           <w:lang w:val="hi_IN" w:bidi="hi_IN"/>
         </w:rPr>
@@ -15739,6 +17932,20 @@
       </w:r>
       <w:r>
         <w:rPr>
+          <w:lang w:val="hi_IN" w:bidi="hi_IN"/>
+        </w:rPr>
+        <w:t>לָ֚⁠מָּה יֹאמְר֣וּ בָֽ⁠עַמִּ֔ים</w:t>
+      </w:r>
+    </w:p>
+    <w:p>
+      <w:pPr/>
+      <w:r>
+        <w:rPr>
+          <w:lang w:val="hi_IN" w:bidi="hi_IN"/>
+        </w:rPr>
+      </w:r>
+      <w:r>
+        <w:rPr>
           <w:b/>
           <w:lang w:val="hi_IN" w:bidi="hi_IN"/>
         </w:rPr>
@@ -15822,6 +18029,20 @@
       </w:r>
       <w:r>
         <w:rPr>
+          <w:lang w:val="hi_IN" w:bidi="hi_IN"/>
+        </w:rPr>
+        <w:t>אַיֵּ֖ה אֱלֹהֵי⁠הֶֽם</w:t>
+      </w:r>
+    </w:p>
+    <w:p>
+      <w:pPr/>
+      <w:r>
+        <w:rPr>
+          <w:lang w:val="hi_IN" w:bidi="hi_IN"/>
+        </w:rPr>
+      </w:r>
+      <w:r>
+        <w:rPr>
           <w:b/>
           <w:lang w:val="hi_IN" w:bidi="hi_IN"/>
         </w:rPr>
@@ -15905,6 +18126,20 @@
       </w:r>
       <w:r>
         <w:rPr>
+          <w:lang w:val="hi_IN" w:bidi="hi_IN"/>
+        </w:rPr>
+        <w:t>וַ⁠יְקַנֵּ֥א יְהוָ֖ה לְ⁠אַרְצ֑⁠וֹ וַ⁠יַּחְמֹ֖ל עַל־עַמּֽ⁠וֹ</w:t>
+      </w:r>
+    </w:p>
+    <w:p>
+      <w:pPr/>
+      <w:r>
+        <w:rPr>
+          <w:lang w:val="hi_IN" w:bidi="hi_IN"/>
+        </w:rPr>
+      </w:r>
+      <w:r>
+        <w:rPr>
           <w:b/>
           <w:lang w:val="hi_IN" w:bidi="hi_IN"/>
         </w:rPr>
@@ -15988,6 +18223,20 @@
       </w:r>
       <w:r>
         <w:rPr>
+          <w:lang w:val="hi_IN" w:bidi="hi_IN"/>
+        </w:rPr>
+        <w:t>לְ⁠אַרְצ֑⁠וֹ</w:t>
+      </w:r>
+    </w:p>
+    <w:p>
+      <w:pPr/>
+      <w:r>
+        <w:rPr>
+          <w:lang w:val="hi_IN" w:bidi="hi_IN"/>
+        </w:rPr>
+      </w:r>
+      <w:r>
+        <w:rPr>
           <w:b/>
           <w:lang w:val="hi_IN" w:bidi="hi_IN"/>
         </w:rPr>
@@ -16084,6 +18333,20 @@
       </w:r>
       <w:r>
         <w:rPr>
+          <w:lang w:val="hi_IN" w:bidi="hi_IN"/>
+        </w:rPr>
+        <w:t>וַ⁠יַּ֨עַן יְהוָ֜ה וַ⁠יֹּ֣אמֶר</w:t>
+      </w:r>
+    </w:p>
+    <w:p>
+      <w:pPr/>
+      <w:r>
+        <w:rPr>
+          <w:lang w:val="hi_IN" w:bidi="hi_IN"/>
+        </w:rPr>
+      </w:r>
+      <w:r>
+        <w:rPr>
           <w:b/>
           <w:lang w:val="hi_IN" w:bidi="hi_IN"/>
         </w:rPr>
@@ -16167,6 +18430,20 @@
       </w:r>
       <w:r>
         <w:rPr>
+          <w:lang w:val="hi_IN" w:bidi="hi_IN"/>
+        </w:rPr>
+        <w:t>וַ⁠יַּ֨עַן יְהוָ֜ה וַ⁠יֹּ֣אמֶר</w:t>
+      </w:r>
+    </w:p>
+    <w:p>
+      <w:pPr/>
+      <w:r>
+        <w:rPr>
+          <w:lang w:val="hi_IN" w:bidi="hi_IN"/>
+        </w:rPr>
+      </w:r>
+      <w:r>
+        <w:rPr>
           <w:b/>
           <w:lang w:val="hi_IN" w:bidi="hi_IN"/>
         </w:rPr>
@@ -16289,6 +18566,20 @@
       </w:r>
       <w:r>
         <w:rPr>
+          <w:lang w:val="hi_IN" w:bidi="hi_IN"/>
+        </w:rPr>
+        <w:t>הִנְ⁠נִ֨י שֹׁלֵ֤חַ לָ⁠כֶם֙ אֶת־הַ⁠דָּגָן֙ וְ⁠הַ⁠תִּיר֣וֹשׁ וְ⁠הַ⁠יִּצְהָ֔ר</w:t>
+      </w:r>
+    </w:p>
+    <w:p>
+      <w:pPr/>
+      <w:r>
+        <w:rPr>
+          <w:lang w:val="hi_IN" w:bidi="hi_IN"/>
+        </w:rPr>
+      </w:r>
+      <w:r>
+        <w:rPr>
           <w:b/>
           <w:lang w:val="hi_IN" w:bidi="hi_IN"/>
         </w:rPr>
@@ -16372,6 +18663,20 @@
       </w:r>
       <w:r>
         <w:rPr>
+          <w:lang w:val="hi_IN" w:bidi="hi_IN"/>
+        </w:rPr>
+        <w:t>הִנְ⁠נִ֨י שֹׁלֵ֤חַ</w:t>
+      </w:r>
+    </w:p>
+    <w:p>
+      <w:pPr/>
+      <w:r>
+        <w:rPr>
+          <w:lang w:val="hi_IN" w:bidi="hi_IN"/>
+        </w:rPr>
+      </w:r>
+      <w:r>
+        <w:rPr>
           <w:b/>
           <w:lang w:val="hi_IN" w:bidi="hi_IN"/>
         </w:rPr>
@@ -16481,6 +18786,20 @@
       </w:r>
       <w:r>
         <w:rPr>
+          <w:lang w:val="hi_IN" w:bidi="hi_IN"/>
+        </w:rPr>
+        <w:t>אֹת֑⁠וֹ</w:t>
+      </w:r>
+    </w:p>
+    <w:p>
+      <w:pPr/>
+      <w:r>
+        <w:rPr>
+          <w:lang w:val="hi_IN" w:bidi="hi_IN"/>
+        </w:rPr>
+      </w:r>
+      <w:r>
+        <w:rPr>
           <w:b/>
           <w:lang w:val="hi_IN" w:bidi="hi_IN"/>
         </w:rPr>
@@ -16616,6 +18935,20 @@
       </w:r>
       <w:r>
         <w:rPr>
+          <w:lang w:val="hi_IN" w:bidi="hi_IN"/>
+        </w:rPr>
+        <w:t>וְ⁠לֹא־אֶתֵּ֨ן אֶתְ⁠כֶ֥ם ע֛וֹד חֶרְפָּ֖ה בַּ⁠גּוֹיִֽם</w:t>
+      </w:r>
+    </w:p>
+    <w:p>
+      <w:pPr/>
+      <w:r>
+        <w:rPr>
+          <w:lang w:val="hi_IN" w:bidi="hi_IN"/>
+        </w:rPr>
+      </w:r>
+      <w:r>
+        <w:rPr>
           <w:b/>
           <w:lang w:val="hi_IN" w:bidi="hi_IN"/>
         </w:rPr>
@@ -16712,6 +19045,20 @@
       </w:r>
       <w:r>
         <w:rPr>
+          <w:lang w:val="hi_IN" w:bidi="hi_IN"/>
+        </w:rPr>
+        <w:t>וְֽ⁠אֶת־הַ⁠צְּפוֹנִ֞י</w:t>
+      </w:r>
+    </w:p>
+    <w:p>
+      <w:pPr/>
+      <w:r>
+        <w:rPr>
+          <w:lang w:val="hi_IN" w:bidi="hi_IN"/>
+        </w:rPr>
+      </w:r>
+      <w:r>
+        <w:rPr>
           <w:b/>
           <w:lang w:val="hi_IN" w:bidi="hi_IN"/>
         </w:rPr>
@@ -16808,6 +19155,20 @@
       </w:r>
       <w:r>
         <w:rPr>
+          <w:lang w:val="hi_IN" w:bidi="hi_IN"/>
+        </w:rPr>
+        <w:t>אֶ֣רֶץ צִיָּ֣ה וּ⁠שְׁמָמָה֒</w:t>
+      </w:r>
+    </w:p>
+    <w:p>
+      <w:pPr/>
+      <w:r>
+        <w:rPr>
+          <w:lang w:val="hi_IN" w:bidi="hi_IN"/>
+        </w:rPr>
+      </w:r>
+      <w:r>
+        <w:rPr>
           <w:b/>
           <w:lang w:val="hi_IN" w:bidi="hi_IN"/>
         </w:rPr>
@@ -16917,6 +19278,20 @@
       </w:r>
       <w:r>
         <w:rPr>
+          <w:lang w:val="hi_IN" w:bidi="hi_IN"/>
+        </w:rPr>
+        <w:t>אֶ֣רֶץ צִיָּ֣ה וּ⁠שְׁמָמָה֒</w:t>
+      </w:r>
+    </w:p>
+    <w:p>
+      <w:pPr/>
+      <w:r>
+        <w:rPr>
+          <w:lang w:val="hi_IN" w:bidi="hi_IN"/>
+        </w:rPr>
+      </w:r>
+      <w:r>
+        <w:rPr>
           <w:b/>
           <w:lang w:val="hi_IN" w:bidi="hi_IN"/>
         </w:rPr>
@@ -17026,6 +19401,20 @@
       </w:r>
       <w:r>
         <w:rPr>
+          <w:lang w:val="hi_IN" w:bidi="hi_IN"/>
+        </w:rPr>
+        <w:t>אֶל &amp; אֶת־פָּנָ֗י⁠ו אֶל־הַ⁠יָּם֙ הַ⁠קַּדְמֹנִ֔י וְ⁠סֹפ֖⁠וֹ אֶל־הַ⁠יָּ֣ם הָ⁠אַֽחֲר֑וֹן</w:t>
+      </w:r>
+    </w:p>
+    <w:p>
+      <w:pPr/>
+      <w:r>
+        <w:rPr>
+          <w:lang w:val="hi_IN" w:bidi="hi_IN"/>
+        </w:rPr>
+      </w:r>
+      <w:r>
+        <w:rPr>
           <w:b/>
           <w:lang w:val="hi_IN" w:bidi="hi_IN"/>
         </w:rPr>
@@ -17135,6 +19524,20 @@
       </w:r>
       <w:r>
         <w:rPr>
+          <w:lang w:val="hi_IN" w:bidi="hi_IN"/>
+        </w:rPr>
+        <w:t>אֶל &amp; אֶת־פָּנָ֗י⁠ו אֶל־הַ⁠יָּם֙ הַ⁠קַּדְמֹנִ֔י וְ⁠סֹפ֖⁠וֹ אֶל־הַ⁠יָּ֣ם הָ⁠אַֽחֲר֑וֹן</w:t>
+      </w:r>
+    </w:p>
+    <w:p>
+      <w:pPr/>
+      <w:r>
+        <w:rPr>
+          <w:lang w:val="hi_IN" w:bidi="hi_IN"/>
+        </w:rPr>
+      </w:r>
+      <w:r>
+        <w:rPr>
           <w:b/>
           <w:lang w:val="hi_IN" w:bidi="hi_IN"/>
         </w:rPr>
@@ -17244,6 +19647,20 @@
       </w:r>
       <w:r>
         <w:rPr>
+          <w:lang w:val="hi_IN" w:bidi="hi_IN"/>
+        </w:rPr>
+        <w:t>וְ⁠עָלָ֣ה בָאְשׁ֗⁠וֹ וְ⁠תַ֨עַל֙ צַחֲנָת֔⁠וֹ</w:t>
+      </w:r>
+    </w:p>
+    <w:p>
+      <w:pPr/>
+      <w:r>
+        <w:rPr>
+          <w:lang w:val="hi_IN" w:bidi="hi_IN"/>
+        </w:rPr>
+      </w:r>
+      <w:r>
+        <w:rPr>
           <w:b/>
           <w:lang w:val="hi_IN" w:bidi="hi_IN"/>
         </w:rPr>
@@ -17340,6 +19757,20 @@
       </w:r>
       <w:r>
         <w:rPr>
+          <w:lang w:val="hi_IN" w:bidi="hi_IN"/>
+        </w:rPr>
+        <w:t>הִגְדִּ֖יל לַ⁠עֲשֽׂוֹת</w:t>
+      </w:r>
+    </w:p>
+    <w:p>
+      <w:pPr/>
+      <w:r>
+        <w:rPr>
+          <w:lang w:val="hi_IN" w:bidi="hi_IN"/>
+        </w:rPr>
+      </w:r>
+      <w:r>
+        <w:rPr>
           <w:b/>
           <w:lang w:val="hi_IN" w:bidi="hi_IN"/>
         </w:rPr>
@@ -17423,6 +19854,20 @@
       </w:r>
       <w:r>
         <w:rPr>
+          <w:lang w:val="hi_IN" w:bidi="hi_IN"/>
+        </w:rPr>
+        <w:t>כִּ֥י הִגְדִּ֖יל לַ⁠עֲשֽׂוֹת</w:t>
+      </w:r>
+    </w:p>
+    <w:p>
+      <w:pPr/>
+      <w:r>
+        <w:rPr>
+          <w:lang w:val="hi_IN" w:bidi="hi_IN"/>
+        </w:rPr>
+      </w:r>
+      <w:r>
+        <w:rPr>
           <w:b/>
           <w:lang w:val="hi_IN" w:bidi="hi_IN"/>
         </w:rPr>
@@ -17506,6 +19951,20 @@
       </w:r>
       <w:r>
         <w:rPr>
+          <w:lang w:val="hi_IN" w:bidi="hi_IN"/>
+        </w:rPr>
+        <w:t>אַל־תִּֽירְאִ֖י אֲדָמָ֑ה גִּ֣ילִי וּ⁠שְׂמָ֔חִי</w:t>
+      </w:r>
+    </w:p>
+    <w:p>
+      <w:pPr/>
+      <w:r>
+        <w:rPr>
+          <w:lang w:val="hi_IN" w:bidi="hi_IN"/>
+        </w:rPr>
+      </w:r>
+      <w:r>
+        <w:rPr>
           <w:b/>
           <w:lang w:val="hi_IN" w:bidi="hi_IN"/>
         </w:rPr>
@@ -17602,6 +20061,20 @@
       </w:r>
       <w:r>
         <w:rPr>
+          <w:lang w:val="hi_IN" w:bidi="hi_IN"/>
+        </w:rPr>
+        <w:t>גִּ֣ילִי וּ⁠שְׂמָ֔חִי</w:t>
+      </w:r>
+    </w:p>
+    <w:p>
+      <w:pPr/>
+      <w:r>
+        <w:rPr>
+          <w:lang w:val="hi_IN" w:bidi="hi_IN"/>
+        </w:rPr>
+      </w:r>
+      <w:r>
+        <w:rPr>
           <w:b/>
           <w:lang w:val="hi_IN" w:bidi="hi_IN"/>
         </w:rPr>
@@ -17711,6 +20184,20 @@
       </w:r>
       <w:r>
         <w:rPr>
+          <w:lang w:val="hi_IN" w:bidi="hi_IN"/>
+        </w:rPr>
+        <w:t>הִגְדִּ֥יל יְהוָ֖ה לַ⁠עֲשֽׂוֹת</w:t>
+      </w:r>
+    </w:p>
+    <w:p>
+      <w:pPr/>
+      <w:r>
+        <w:rPr>
+          <w:lang w:val="hi_IN" w:bidi="hi_IN"/>
+        </w:rPr>
+      </w:r>
+      <w:r>
+        <w:rPr>
           <w:b/>
           <w:lang w:val="hi_IN" w:bidi="hi_IN"/>
         </w:rPr>
@@ -17794,6 +20281,20 @@
       </w:r>
       <w:r>
         <w:rPr>
+          <w:lang w:val="hi_IN" w:bidi="hi_IN"/>
+        </w:rPr>
+        <w:t>הִגְדִּ֥יל יְהוָ֖ה לַ⁠עֲשֽׂוֹת</w:t>
+      </w:r>
+    </w:p>
+    <w:p>
+      <w:pPr/>
+      <w:r>
+        <w:rPr>
+          <w:lang w:val="hi_IN" w:bidi="hi_IN"/>
+        </w:rPr>
+      </w:r>
+      <w:r>
+        <w:rPr>
           <w:b/>
           <w:lang w:val="hi_IN" w:bidi="hi_IN"/>
         </w:rPr>
@@ -17877,6 +20378,20 @@
       </w:r>
       <w:r>
         <w:rPr>
+          <w:lang w:val="hi_IN" w:bidi="hi_IN"/>
+        </w:rPr>
+        <w:t>אַל־תִּֽירְאוּ֙ בַּהֲמ֣וֹת שָׂדַ֔י</w:t>
+      </w:r>
+    </w:p>
+    <w:p>
+      <w:pPr/>
+      <w:r>
+        <w:rPr>
+          <w:lang w:val="hi_IN" w:bidi="hi_IN"/>
+        </w:rPr>
+      </w:r>
+      <w:r>
+        <w:rPr>
           <w:b/>
           <w:lang w:val="hi_IN" w:bidi="hi_IN"/>
         </w:rPr>
@@ -17973,6 +20488,20 @@
       </w:r>
       <w:r>
         <w:rPr>
+          <w:lang w:val="hi_IN" w:bidi="hi_IN"/>
+        </w:rPr>
+        <w:t>דָשְׁא֖וּ נְא֣וֹת מִדְבָּ֑ר כִּֽי־עֵץ֙ נָשָׂ֣א פִרְי֔⁠וֹ תְּאֵנָ֥ה וָ⁠גֶ֖פֶן נָתְנ֥וּ חֵילָֽ⁠ם</w:t>
+      </w:r>
+    </w:p>
+    <w:p>
+      <w:pPr/>
+      <w:r>
+        <w:rPr>
+          <w:lang w:val="hi_IN" w:bidi="hi_IN"/>
+        </w:rPr>
+      </w:r>
+      <w:r>
+        <w:rPr>
           <w:b/>
           <w:lang w:val="hi_IN" w:bidi="hi_IN"/>
         </w:rPr>
@@ -18056,6 +20585,20 @@
       </w:r>
       <w:r>
         <w:rPr>
+          <w:lang w:val="hi_IN" w:bidi="hi_IN"/>
+        </w:rPr>
+        <w:t>עֵץ֙ נָשָׂ֣א פִרְי֔⁠וֹ תְּאֵנָ֥ה וָ⁠גֶ֖פֶן נָתְנ֥וּ חֵילָֽ⁠ם</w:t>
+      </w:r>
+    </w:p>
+    <w:p>
+      <w:pPr/>
+      <w:r>
+        <w:rPr>
+          <w:lang w:val="hi_IN" w:bidi="hi_IN"/>
+        </w:rPr>
+      </w:r>
+      <w:r>
+        <w:rPr>
           <w:b/>
           <w:lang w:val="hi_IN" w:bidi="hi_IN"/>
         </w:rPr>
@@ -18178,6 +20721,20 @@
       </w:r>
       <w:r>
         <w:rPr>
+          <w:lang w:val="hi_IN" w:bidi="hi_IN"/>
+        </w:rPr>
+        <w:t>חֵילָֽ⁠ם</w:t>
+      </w:r>
+    </w:p>
+    <w:p>
+      <w:pPr/>
+      <w:r>
+        <w:rPr>
+          <w:lang w:val="hi_IN" w:bidi="hi_IN"/>
+        </w:rPr>
+      </w:r>
+      <w:r>
+        <w:rPr>
           <w:b/>
           <w:lang w:val="hi_IN" w:bidi="hi_IN"/>
         </w:rPr>
@@ -18274,6 +20831,20 @@
       </w:r>
       <w:r>
         <w:rPr>
+          <w:lang w:val="hi_IN" w:bidi="hi_IN"/>
+        </w:rPr>
+        <w:t>וּ⁠בְנֵ֣י צִיּ֗וֹן</w:t>
+      </w:r>
+    </w:p>
+    <w:p>
+      <w:pPr/>
+      <w:r>
+        <w:rPr>
+          <w:lang w:val="hi_IN" w:bidi="hi_IN"/>
+        </w:rPr>
+      </w:r>
+      <w:r>
+        <w:rPr>
           <w:b/>
           <w:lang w:val="hi_IN" w:bidi="hi_IN"/>
         </w:rPr>
@@ -18370,6 +20941,20 @@
       </w:r>
       <w:r>
         <w:rPr>
+          <w:lang w:val="hi_IN" w:bidi="hi_IN"/>
+        </w:rPr>
+        <w:t>אֱלֹֽהֵי⁠כֶ֔ם</w:t>
+      </w:r>
+    </w:p>
+    <w:p>
+      <w:pPr/>
+      <w:r>
+        <w:rPr>
+          <w:lang w:val="hi_IN" w:bidi="hi_IN"/>
+        </w:rPr>
+      </w:r>
+      <w:r>
+        <w:rPr>
           <w:b/>
           <w:lang w:val="hi_IN" w:bidi="hi_IN"/>
         </w:rPr>
@@ -18466,6 +21051,20 @@
       </w:r>
       <w:r>
         <w:rPr>
+          <w:lang w:val="hi_IN" w:bidi="hi_IN"/>
+        </w:rPr>
+        <w:t>נָתַ֥ן לָ⁠כֶ֛ם אֶת־הַ⁠מּוֹרֶ֖ה לִ⁠צְדָקָ֑ה וַ⁠יּ֣וֹרֶד לָ⁠כֶ֗ם גֶּ֛שֶׁם</w:t>
+      </w:r>
+    </w:p>
+    <w:p>
+      <w:pPr/>
+      <w:r>
+        <w:rPr>
+          <w:lang w:val="hi_IN" w:bidi="hi_IN"/>
+        </w:rPr>
+      </w:r>
+      <w:r>
+        <w:rPr>
           <w:b/>
           <w:lang w:val="hi_IN" w:bidi="hi_IN"/>
         </w:rPr>
@@ -18549,6 +21148,20 @@
       </w:r>
       <w:r>
         <w:rPr>
+          <w:lang w:val="hi_IN" w:bidi="hi_IN"/>
+        </w:rPr>
+        <w:t>לִ⁠צְדָקָ֑ה</w:t>
+      </w:r>
+    </w:p>
+    <w:p>
+      <w:pPr/>
+      <w:r>
+        <w:rPr>
+          <w:lang w:val="hi_IN" w:bidi="hi_IN"/>
+        </w:rPr>
+      </w:r>
+      <w:r>
+        <w:rPr>
           <w:b/>
           <w:lang w:val="hi_IN" w:bidi="hi_IN"/>
         </w:rPr>
@@ -18645,6 +21258,20 @@
       </w:r>
       <w:r>
         <w:rPr>
+          <w:lang w:val="hi_IN" w:bidi="hi_IN"/>
+        </w:rPr>
+        <w:t>גֶּ֛שֶׁם</w:t>
+      </w:r>
+    </w:p>
+    <w:p>
+      <w:pPr/>
+      <w:r>
+        <w:rPr>
+          <w:lang w:val="hi_IN" w:bidi="hi_IN"/>
+        </w:rPr>
+      </w:r>
+      <w:r>
+        <w:rPr>
           <w:b/>
           <w:lang w:val="hi_IN" w:bidi="hi_IN"/>
         </w:rPr>
@@ -18741,6 +21368,20 @@
       </w:r>
       <w:r>
         <w:rPr>
+          <w:lang w:val="hi_IN" w:bidi="hi_IN"/>
+        </w:rPr>
+        <w:t>מוֹרֶ֥ה וּ⁠מַלְק֖וֹשׁ</w:t>
+      </w:r>
+    </w:p>
+    <w:p>
+      <w:pPr/>
+      <w:r>
+        <w:rPr>
+          <w:lang w:val="hi_IN" w:bidi="hi_IN"/>
+        </w:rPr>
+      </w:r>
+      <w:r>
+        <w:rPr>
           <w:b/>
           <w:lang w:val="hi_IN" w:bidi="hi_IN"/>
         </w:rPr>
@@ -18850,6 +21491,20 @@
       </w:r>
       <w:r>
         <w:rPr>
+          <w:lang w:val="hi_IN" w:bidi="hi_IN"/>
+        </w:rPr>
+        <w:t>בָּ⁠רִאשֽׁוֹן</w:t>
+      </w:r>
+    </w:p>
+    <w:p>
+      <w:pPr/>
+      <w:r>
+        <w:rPr>
+          <w:lang w:val="hi_IN" w:bidi="hi_IN"/>
+        </w:rPr>
+      </w:r>
+      <w:r>
+        <w:rPr>
           <w:b/>
           <w:lang w:val="hi_IN" w:bidi="hi_IN"/>
         </w:rPr>
@@ -18946,6 +21601,20 @@
       </w:r>
       <w:r>
         <w:rPr>
+          <w:lang w:val="hi_IN" w:bidi="hi_IN"/>
+        </w:rPr>
+        <w:t>וְ⁠הֵשִׁ֥יקוּ הַ⁠יְקָבִ֖ים תִּיר֥וֹשׁ וְ⁠יִצְהָֽר</w:t>
+      </w:r>
+    </w:p>
+    <w:p>
+      <w:pPr/>
+      <w:r>
+        <w:rPr>
+          <w:lang w:val="hi_IN" w:bidi="hi_IN"/>
+        </w:rPr>
+      </w:r>
+      <w:r>
+        <w:rPr>
           <w:b/>
           <w:lang w:val="hi_IN" w:bidi="hi_IN"/>
         </w:rPr>
@@ -19029,6 +21698,20 @@
       </w:r>
       <w:r>
         <w:rPr>
+          <w:lang w:val="hi_IN" w:bidi="hi_IN"/>
+        </w:rPr>
+        <w:t>וְ⁠שִׁלַּמְתִּ֤י לָ⁠כֶם֙ אֶת־הַ⁠שָּׁנִ֔ים</w:t>
+      </w:r>
+    </w:p>
+    <w:p>
+      <w:pPr/>
+      <w:r>
+        <w:rPr>
+          <w:lang w:val="hi_IN" w:bidi="hi_IN"/>
+        </w:rPr>
+      </w:r>
+      <w:r>
+        <w:rPr>
           <w:b/>
           <w:lang w:val="hi_IN" w:bidi="hi_IN"/>
         </w:rPr>
@@ -19112,6 +21795,20 @@
       </w:r>
       <w:r>
         <w:rPr>
+          <w:lang w:val="hi_IN" w:bidi="hi_IN"/>
+        </w:rPr>
+        <w:t>אֶת־הַ⁠שָּׁנִ֔ים</w:t>
+      </w:r>
+    </w:p>
+    <w:p>
+      <w:pPr/>
+      <w:r>
+        <w:rPr>
+          <w:lang w:val="hi_IN" w:bidi="hi_IN"/>
+        </w:rPr>
+      </w:r>
+      <w:r>
+        <w:rPr>
           <w:b/>
           <w:lang w:val="hi_IN" w:bidi="hi_IN"/>
         </w:rPr>
@@ -19208,6 +21905,20 @@
       </w:r>
       <w:r>
         <w:rPr>
+          <w:lang w:val="hi_IN" w:bidi="hi_IN"/>
+        </w:rPr>
+        <w:t>חֵילִ⁠י֙ הַ⁠גָּד֔וֹל</w:t>
+      </w:r>
+    </w:p>
+    <w:p>
+      <w:pPr/>
+      <w:r>
+        <w:rPr>
+          <w:lang w:val="hi_IN" w:bidi="hi_IN"/>
+        </w:rPr>
+      </w:r>
+      <w:r>
+        <w:rPr>
           <w:b/>
           <w:lang w:val="hi_IN" w:bidi="hi_IN"/>
         </w:rPr>
@@ -19291,6 +22002,20 @@
       </w:r>
       <w:r>
         <w:rPr>
+          <w:lang w:val="hi_IN" w:bidi="hi_IN"/>
+        </w:rPr>
+        <w:t>וַ⁠אֲכַלְתֶּ֤ם אָכוֹל֙</w:t>
+      </w:r>
+    </w:p>
+    <w:p>
+      <w:pPr/>
+      <w:r>
+        <w:rPr>
+          <w:lang w:val="hi_IN" w:bidi="hi_IN"/>
+        </w:rPr>
+      </w:r>
+      <w:r>
+        <w:rPr>
           <w:b/>
           <w:lang w:val="hi_IN" w:bidi="hi_IN"/>
         </w:rPr>
@@ -19374,6 +22099,20 @@
       </w:r>
       <w:r>
         <w:rPr>
+          <w:lang w:val="hi_IN" w:bidi="hi_IN"/>
+        </w:rPr>
+        <w:t>אֶת־שֵׁ֤ם יְהוָה֙ אֱלֹ֣הֵי⁠כֶ֔ם</w:t>
+      </w:r>
+    </w:p>
+    <w:p>
+      <w:pPr/>
+      <w:r>
+        <w:rPr>
+          <w:lang w:val="hi_IN" w:bidi="hi_IN"/>
+        </w:rPr>
+      </w:r>
+      <w:r>
+        <w:rPr>
           <w:b/>
           <w:lang w:val="hi_IN" w:bidi="hi_IN"/>
         </w:rPr>
@@ -19457,6 +22196,20 @@
       </w:r>
       <w:r>
         <w:rPr>
+          <w:lang w:val="hi_IN" w:bidi="hi_IN"/>
+        </w:rPr>
+        <w:t>אֶת־שֵׁ֤ם</w:t>
+      </w:r>
+    </w:p>
+    <w:p>
+      <w:pPr/>
+      <w:r>
+        <w:rPr>
+          <w:lang w:val="hi_IN" w:bidi="hi_IN"/>
+        </w:rPr>
+      </w:r>
+      <w:r>
+        <w:rPr>
           <w:b/>
           <w:lang w:val="hi_IN" w:bidi="hi_IN"/>
         </w:rPr>
@@ -19553,6 +22306,20 @@
       </w:r>
       <w:r>
         <w:rPr>
+          <w:lang w:val="hi_IN" w:bidi="hi_IN"/>
+        </w:rPr>
+        <w:t>אֲשֶׁר־עָשָׂ֥ה עִמָּ⁠כֶ֖ם לְ⁠הַפְלִ֑יא</w:t>
+      </w:r>
+    </w:p>
+    <w:p>
+      <w:pPr/>
+      <w:r>
+        <w:rPr>
+          <w:lang w:val="hi_IN" w:bidi="hi_IN"/>
+        </w:rPr>
+      </w:r>
+      <w:r>
+        <w:rPr>
           <w:b/>
           <w:lang w:val="hi_IN" w:bidi="hi_IN"/>
         </w:rPr>
@@ -19649,6 +22416,20 @@
       </w:r>
       <w:r>
         <w:rPr>
+          <w:lang w:val="hi_IN" w:bidi="hi_IN"/>
+        </w:rPr>
+        <w:t>וְ⁠לֹא־יֵבֹ֥שׁוּ עַמִּ֖⁠י לְ⁠עוֹלָֽם</w:t>
+      </w:r>
+    </w:p>
+    <w:p>
+      <w:pPr/>
+      <w:r>
+        <w:rPr>
+          <w:lang w:val="hi_IN" w:bidi="hi_IN"/>
+        </w:rPr>
+      </w:r>
+      <w:r>
+        <w:rPr>
           <w:b/>
           <w:lang w:val="hi_IN" w:bidi="hi_IN"/>
         </w:rPr>
@@ -19739,6 +22520,20 @@
       </w:r>
       <w:r>
         <w:rPr>
+          <w:lang w:val="hi_IN" w:bidi="hi_IN"/>
+        </w:rPr>
+        <w:t>יִשְׂרָאֵל֙</w:t>
+      </w:r>
+    </w:p>
+    <w:p>
+      <w:pPr/>
+      <w:r>
+        <w:rPr>
+          <w:lang w:val="hi_IN" w:bidi="hi_IN"/>
+        </w:rPr>
+      </w:r>
+      <w:r>
+        <w:rPr>
           <w:b/>
           <w:lang w:val="hi_IN" w:bidi="hi_IN"/>
         </w:rPr>
@@ -19835,6 +22630,20 @@
       </w:r>
       <w:r>
         <w:rPr>
+          <w:lang w:val="hi_IN" w:bidi="hi_IN"/>
+        </w:rPr>
+        <w:t>וְ⁠לֹא־יֵבֹ֥שׁוּ עַמִּ֖⁠י לְ⁠עוֹלָֽם</w:t>
+      </w:r>
+    </w:p>
+    <w:p>
+      <w:pPr/>
+      <w:r>
+        <w:rPr>
+          <w:lang w:val="hi_IN" w:bidi="hi_IN"/>
+        </w:rPr>
+      </w:r>
+      <w:r>
+        <w:rPr>
           <w:b/>
           <w:lang w:val="hi_IN" w:bidi="hi_IN"/>
         </w:rPr>
@@ -19931,6 +22740,20 @@
       </w:r>
       <w:r>
         <w:rPr>
+          <w:lang w:val="hi_IN" w:bidi="hi_IN"/>
+        </w:rPr>
+        <w:t>וְ⁠הָיָ֣ה אַֽחֲרֵי־כֵ֗ן</w:t>
+      </w:r>
+    </w:p>
+    <w:p>
+      <w:pPr/>
+      <w:r>
+        <w:rPr>
+          <w:lang w:val="hi_IN" w:bidi="hi_IN"/>
+        </w:rPr>
+      </w:r>
+      <w:r>
+        <w:rPr>
           <w:b/>
           <w:lang w:val="hi_IN" w:bidi="hi_IN"/>
         </w:rPr>
@@ -20014,6 +22837,20 @@
       </w:r>
       <w:r>
         <w:rPr>
+          <w:lang w:val="hi_IN" w:bidi="hi_IN"/>
+        </w:rPr>
+        <w:t>אֶשְׁפּ֤וֹךְ אֶת־רוּחִ⁠י֙ עַל־כָּל־בָּשָׂ֔ר</w:t>
+      </w:r>
+    </w:p>
+    <w:p>
+      <w:pPr/>
+      <w:r>
+        <w:rPr>
+          <w:lang w:val="hi_IN" w:bidi="hi_IN"/>
+        </w:rPr>
+      </w:r>
+      <w:r>
+        <w:rPr>
           <w:b/>
           <w:lang w:val="hi_IN" w:bidi="hi_IN"/>
         </w:rPr>
@@ -20097,6 +22934,20 @@
       </w:r>
       <w:r>
         <w:rPr>
+          <w:lang w:val="hi_IN" w:bidi="hi_IN"/>
+        </w:rPr>
+        <w:t>עַל־כָּל־בָּשָׂ֔ר</w:t>
+      </w:r>
+    </w:p>
+    <w:p>
+      <w:pPr/>
+      <w:r>
+        <w:rPr>
+          <w:lang w:val="hi_IN" w:bidi="hi_IN"/>
+        </w:rPr>
+      </w:r>
+      <w:r>
+        <w:rPr>
           <w:b/>
           <w:lang w:val="hi_IN" w:bidi="hi_IN"/>
         </w:rPr>
@@ -20206,6 +23057,20 @@
       </w:r>
       <w:r>
         <w:rPr>
+          <w:lang w:val="hi_IN" w:bidi="hi_IN"/>
+        </w:rPr>
+        <w:t>עַל־כָּל־בָּשָׂ֔ר</w:t>
+      </w:r>
+    </w:p>
+    <w:p>
+      <w:pPr/>
+      <w:r>
+        <w:rPr>
+          <w:lang w:val="hi_IN" w:bidi="hi_IN"/>
+        </w:rPr>
+      </w:r>
+      <w:r>
+        <w:rPr>
           <w:b/>
           <w:lang w:val="hi_IN" w:bidi="hi_IN"/>
         </w:rPr>
@@ -20302,6 +23167,20 @@
       </w:r>
       <w:r>
         <w:rPr>
+          <w:lang w:val="hi_IN" w:bidi="hi_IN"/>
+        </w:rPr>
+        <w:t>וְ⁠נִבְּא֖וּ בְּנֵי⁠כֶ֣ם וּ⁠בְנֽוֹתֵי⁠כֶ֑ם</w:t>
+      </w:r>
+    </w:p>
+    <w:p>
+      <w:pPr/>
+      <w:r>
+        <w:rPr>
+          <w:lang w:val="hi_IN" w:bidi="hi_IN"/>
+        </w:rPr>
+      </w:r>
+      <w:r>
+        <w:rPr>
           <w:b/>
           <w:lang w:val="hi_IN" w:bidi="hi_IN"/>
         </w:rPr>
@@ -20385,6 +23264,20 @@
       </w:r>
       <w:r>
         <w:rPr>
+          <w:lang w:val="hi_IN" w:bidi="hi_IN"/>
+        </w:rPr>
+        <w:t>זִקְנֵי⁠כֶם֙ חֲלֹמ֣וֹת יַחֲלֹמ֔וּ⁠ן בַּח֣וּרֵי⁠כֶ֔ם חֶזְיֹנ֖וֹת יִרְאֽוּ</w:t>
+      </w:r>
+    </w:p>
+    <w:p>
+      <w:pPr/>
+      <w:r>
+        <w:rPr>
+          <w:lang w:val="hi_IN" w:bidi="hi_IN"/>
+        </w:rPr>
+      </w:r>
+      <w:r>
+        <w:rPr>
           <w:b/>
           <w:lang w:val="hi_IN" w:bidi="hi_IN"/>
         </w:rPr>
@@ -20468,6 +23361,20 @@
       </w:r>
       <w:r>
         <w:rPr>
+          <w:lang w:val="hi_IN" w:bidi="hi_IN"/>
+        </w:rPr>
+        <w:t>חֲלֹמ֣וֹת</w:t>
+      </w:r>
+    </w:p>
+    <w:p>
+      <w:pPr/>
+      <w:r>
+        <w:rPr>
+          <w:lang w:val="hi_IN" w:bidi="hi_IN"/>
+        </w:rPr>
+      </w:r>
+      <w:r>
+        <w:rPr>
           <w:b/>
           <w:lang w:val="hi_IN" w:bidi="hi_IN"/>
         </w:rPr>
@@ -20564,6 +23471,20 @@
       </w:r>
       <w:r>
         <w:rPr>
+          <w:lang w:val="hi_IN" w:bidi="hi_IN"/>
+        </w:rPr>
+        <w:t>וְ⁠גַ֥ם עַל־הָֽ⁠עֲבָדִ֖ים וְ⁠עַל־הַ⁠שְּׁפָח֑וֹת</w:t>
+      </w:r>
+    </w:p>
+    <w:p>
+      <w:pPr/>
+      <w:r>
+        <w:rPr>
+          <w:lang w:val="hi_IN" w:bidi="hi_IN"/>
+        </w:rPr>
+      </w:r>
+      <w:r>
+        <w:rPr>
           <w:b/>
           <w:lang w:val="hi_IN" w:bidi="hi_IN"/>
         </w:rPr>
@@ -20647,6 +23568,20 @@
       </w:r>
       <w:r>
         <w:rPr>
+          <w:lang w:val="hi_IN" w:bidi="hi_IN"/>
+        </w:rPr>
+        <w:t>בַּ⁠יָּמִ֣ים הָ⁠הֵ֔מָּה</w:t>
+      </w:r>
+    </w:p>
+    <w:p>
+      <w:pPr/>
+      <w:r>
+        <w:rPr>
+          <w:lang w:val="hi_IN" w:bidi="hi_IN"/>
+        </w:rPr>
+      </w:r>
+      <w:r>
+        <w:rPr>
           <w:b/>
           <w:lang w:val="hi_IN" w:bidi="hi_IN"/>
         </w:rPr>
@@ -20762,7 +23697,7 @@
         </w:rPr>
         <w:t xml:space="preserve">देखें कि आपने इसका अनुवाद </w:t>
       </w:r>
-      <w:hyperlink r:id="rId15">
+      <w:hyperlink r:id="rId17">
         <w:r>
           <w:rPr>
             <w:lang w:val="hi_IN" w:bidi="hi_IN"/>
@@ -20940,6 +23875,20 @@
       </w:r>
       <w:r>
         <w:rPr>
+          <w:lang w:val="hi_IN" w:bidi="hi_IN"/>
+        </w:rPr>
+        <w:t>הַ⁠שֶּׁ֨מֶשׁ֙ יֵהָפֵ֣ךְ לְ⁠חֹ֔שֶׁךְ וְ⁠הַ⁠יָּרֵ֖חַ לְ⁠דָ֑ם</w:t>
+      </w:r>
+    </w:p>
+    <w:p>
+      <w:pPr/>
+      <w:r>
+        <w:rPr>
+          <w:lang w:val="hi_IN" w:bidi="hi_IN"/>
+        </w:rPr>
+      </w:r>
+      <w:r>
+        <w:rPr>
           <w:b/>
           <w:lang w:val="hi_IN" w:bidi="hi_IN"/>
         </w:rPr>
@@ -21023,6 +23972,20 @@
       </w:r>
       <w:r>
         <w:rPr>
+          <w:lang w:val="hi_IN" w:bidi="hi_IN"/>
+        </w:rPr>
+        <w:t>הַ⁠שֶּׁ֨מֶשׁ֙ יֵהָפֵ֣ךְ לְ⁠חֹ֔שֶׁךְ וְ⁠הַ⁠יָּרֵ֖חַ לְ⁠דָ֑ם</w:t>
+      </w:r>
+    </w:p>
+    <w:p>
+      <w:pPr/>
+      <w:r>
+        <w:rPr>
+          <w:lang w:val="hi_IN" w:bidi="hi_IN"/>
+        </w:rPr>
+      </w:r>
+      <w:r>
+        <w:rPr>
           <w:b/>
           <w:lang w:val="hi_IN" w:bidi="hi_IN"/>
         </w:rPr>
@@ -21106,6 +24069,20 @@
       </w:r>
       <w:r>
         <w:rPr>
+          <w:lang w:val="hi_IN" w:bidi="hi_IN"/>
+        </w:rPr>
+        <w:t>וְ⁠הַ⁠יָּרֵ֖חַ לְ⁠דָ֑ם</w:t>
+      </w:r>
+    </w:p>
+    <w:p>
+      <w:pPr/>
+      <w:r>
+        <w:rPr>
+          <w:lang w:val="hi_IN" w:bidi="hi_IN"/>
+        </w:rPr>
+      </w:r>
+      <w:r>
+        <w:rPr>
           <w:b/>
           <w:lang w:val="hi_IN" w:bidi="hi_IN"/>
         </w:rPr>
@@ -21189,6 +24166,20 @@
       </w:r>
       <w:r>
         <w:rPr>
+          <w:lang w:val="hi_IN" w:bidi="hi_IN"/>
+        </w:rPr>
+        <w:t>לִ⁠פְנֵ֗י בּ֚וֹא י֣וֹם יְהוָ֔ה הַ⁠גָּד֖וֹל וְ⁠הַ⁠נּוֹרָֽא</w:t>
+      </w:r>
+    </w:p>
+    <w:p>
+      <w:pPr/>
+      <w:r>
+        <w:rPr>
+          <w:lang w:val="hi_IN" w:bidi="hi_IN"/>
+        </w:rPr>
+      </w:r>
+      <w:r>
+        <w:rPr>
           <w:b/>
           <w:lang w:val="hi_IN" w:bidi="hi_IN"/>
         </w:rPr>
@@ -21285,6 +24276,20 @@
       </w:r>
       <w:r>
         <w:rPr>
+          <w:lang w:val="hi_IN" w:bidi="hi_IN"/>
+        </w:rPr>
+        <w:t>י֣וֹם יְהוָ֔ה הַ⁠גָּד֖וֹל וְ⁠הַ⁠נּוֹרָֽא</w:t>
+      </w:r>
+    </w:p>
+    <w:p>
+      <w:pPr/>
+      <w:r>
+        <w:rPr>
+          <w:lang w:val="hi_IN" w:bidi="hi_IN"/>
+        </w:rPr>
+      </w:r>
+      <w:r>
+        <w:rPr>
           <w:b/>
           <w:lang w:val="hi_IN" w:bidi="hi_IN"/>
         </w:rPr>
@@ -21387,7 +24392,7 @@
         </w:rPr>
         <w:t xml:space="preserve">देखें कि आपने समान अभिव्यक्ति का अनुवाद </w:t>
       </w:r>
-      <w:hyperlink r:id="rId14">
+      <w:hyperlink r:id="rId16">
         <w:r>
           <w:rPr>
             <w:lang w:val="hi_IN" w:bidi="hi_IN"/>
@@ -21477,6 +24482,20 @@
       </w:r>
       <w:r>
         <w:rPr>
+          <w:lang w:val="hi_IN" w:bidi="hi_IN"/>
+        </w:rPr>
+        <w:t>וְ⁠הָיָ֗ה</w:t>
+      </w:r>
+    </w:p>
+    <w:p>
+      <w:pPr/>
+      <w:r>
+        <w:rPr>
+          <w:lang w:val="hi_IN" w:bidi="hi_IN"/>
+        </w:rPr>
+      </w:r>
+      <w:r>
+        <w:rPr>
           <w:b/>
           <w:lang w:val="hi_IN" w:bidi="hi_IN"/>
         </w:rPr>
@@ -21573,6 +24592,20 @@
       </w:r>
       <w:r>
         <w:rPr>
+          <w:lang w:val="hi_IN" w:bidi="hi_IN"/>
+        </w:rPr>
+        <w:t>כֹּ֧ל אֲשֶׁר־יִקְרָ֛א בְּ⁠שֵׁ֥ם יְהוָ֖ה יִמָּלֵ֑ט &amp; יְהוָ֔ה</w:t>
+      </w:r>
+    </w:p>
+    <w:p>
+      <w:pPr/>
+      <w:r>
+        <w:rPr>
+          <w:lang w:val="hi_IN" w:bidi="hi_IN"/>
+        </w:rPr>
+      </w:r>
+      <w:r>
+        <w:rPr>
           <w:b/>
           <w:lang w:val="hi_IN" w:bidi="hi_IN"/>
         </w:rPr>
@@ -21656,6 +24689,20 @@
       </w:r>
       <w:r>
         <w:rPr>
+          <w:lang w:val="hi_IN" w:bidi="hi_IN"/>
+        </w:rPr>
+        <w:t>בְּ⁠שֵׁ֥ם יְהוָ֖ה &amp; יְהוָ֔ה</w:t>
+      </w:r>
+    </w:p>
+    <w:p>
+      <w:pPr/>
+      <w:r>
+        <w:rPr>
+          <w:lang w:val="hi_IN" w:bidi="hi_IN"/>
+        </w:rPr>
+      </w:r>
+      <w:r>
+        <w:rPr>
           <w:b/>
           <w:lang w:val="hi_IN" w:bidi="hi_IN"/>
         </w:rPr>
@@ -21765,6 +24812,20 @@
       </w:r>
       <w:r>
         <w:rPr>
+          <w:lang w:val="hi_IN" w:bidi="hi_IN"/>
+        </w:rPr>
+        <w:t>בְּ⁠שֵׁ֥ם יְהוָ֖ה &amp; יְהוָ֔ה</w:t>
+      </w:r>
+    </w:p>
+    <w:p>
+      <w:pPr/>
+      <w:r>
+        <w:rPr>
+          <w:lang w:val="hi_IN" w:bidi="hi_IN"/>
+        </w:rPr>
+      </w:r>
+      <w:r>
+        <w:rPr>
           <w:b/>
           <w:lang w:val="hi_IN" w:bidi="hi_IN"/>
         </w:rPr>
@@ -21848,6 +24909,20 @@
       </w:r>
       <w:r>
         <w:rPr>
+          <w:lang w:val="hi_IN" w:bidi="hi_IN"/>
+        </w:rPr>
+        <w:t>כִּ֠י בְּ⁠הַר־צִיּ֨וֹן וּ⁠בִ⁠ירוּשָׁלִַ֜ם תִּֽהְיֶ֣ה פְלֵיטָ֗ה</w:t>
+      </w:r>
+    </w:p>
+    <w:p>
+      <w:pPr/>
+      <w:r>
+        <w:rPr>
+          <w:lang w:val="hi_IN" w:bidi="hi_IN"/>
+        </w:rPr>
+      </w:r>
+      <w:r>
+        <w:rPr>
           <w:b/>
           <w:lang w:val="hi_IN" w:bidi="hi_IN"/>
         </w:rPr>
@@ -21944,6 +25019,20 @@
       </w:r>
       <w:r>
         <w:rPr>
+          <w:lang w:val="hi_IN" w:bidi="hi_IN"/>
+        </w:rPr>
+        <w:t>בְּ⁠הַר־צִיּ֨וֹן וּ⁠בִ⁠ירוּשָׁלִַ֜ם</w:t>
+      </w:r>
+    </w:p>
+    <w:p>
+      <w:pPr/>
+      <w:r>
+        <w:rPr>
+          <w:lang w:val="hi_IN" w:bidi="hi_IN"/>
+        </w:rPr>
+      </w:r>
+      <w:r>
+        <w:rPr>
           <w:b/>
           <w:lang w:val="hi_IN" w:bidi="hi_IN"/>
         </w:rPr>
@@ -22053,6 +25142,20 @@
       </w:r>
       <w:r>
         <w:rPr>
+          <w:lang w:val="hi_IN" w:bidi="hi_IN"/>
+        </w:rPr>
+        <w:t>כַּֽ⁠אֲשֶׁר֙ אָמַ֣ר יְהוָ֔ה</w:t>
+      </w:r>
+    </w:p>
+    <w:p>
+      <w:pPr/>
+      <w:r>
+        <w:rPr>
+          <w:lang w:val="hi_IN" w:bidi="hi_IN"/>
+        </w:rPr>
+      </w:r>
+      <w:r>
+        <w:rPr>
           <w:b/>
           <w:lang w:val="hi_IN" w:bidi="hi_IN"/>
         </w:rPr>
@@ -22136,6 +25239,20 @@
       </w:r>
       <w:r>
         <w:rPr>
+          <w:lang w:val="hi_IN" w:bidi="hi_IN"/>
+        </w:rPr>
+        <w:t>יְהוָ֖ה &amp; וּ⁠בַ֨⁠שְּׂרִידִ֔ים אֲשֶׁ֥ר יְהוָ֖ה קֹרֵֽא</w:t>
+      </w:r>
+    </w:p>
+    <w:p>
+      <w:pPr/>
+      <w:r>
+        <w:rPr>
+          <w:lang w:val="hi_IN" w:bidi="hi_IN"/>
+        </w:rPr>
+      </w:r>
+      <w:r>
+        <w:rPr>
           <w:b/>
           <w:lang w:val="hi_IN" w:bidi="hi_IN"/>
         </w:rPr>
@@ -22219,6 +25336,20 @@
       </w:r>
       <w:r>
         <w:rPr>
+          <w:lang w:val="hi_IN" w:bidi="hi_IN"/>
+        </w:rPr>
+        <w:t>יְהוָ֖ה &amp; אֲשֶׁ֥ר יְהוָ֖ה קֹרֵֽא</w:t>
+      </w:r>
+    </w:p>
+    <w:p>
+      <w:pPr/>
+      <w:r>
+        <w:rPr>
+          <w:lang w:val="hi_IN" w:bidi="hi_IN"/>
+        </w:rPr>
+      </w:r>
+      <w:r>
+        <w:rPr>
           <w:b/>
           <w:lang w:val="hi_IN" w:bidi="hi_IN"/>
         </w:rPr>
@@ -22302,6 +25433,20 @@
       </w:r>
       <w:r>
         <w:rPr>
+          <w:lang w:val="hi_IN" w:bidi="hi_IN"/>
+        </w:rPr>
+        <w:t>כִּ֗י הִנֵּ֛ה בַּ⁠יָּמִ֥ים הָ⁠הֵ֖מָּה וּ⁠בָ⁠עֵ֣ת הַ⁠הִ֑יא</w:t>
+      </w:r>
+    </w:p>
+    <w:p>
+      <w:pPr/>
+      <w:r>
+        <w:rPr>
+          <w:lang w:val="hi_IN" w:bidi="hi_IN"/>
+        </w:rPr>
+      </w:r>
+      <w:r>
+        <w:rPr>
           <w:b/>
           <w:lang w:val="hi_IN" w:bidi="hi_IN"/>
         </w:rPr>
@@ -22385,6 +25530,20 @@
       </w:r>
       <w:r>
         <w:rPr>
+          <w:lang w:val="hi_IN" w:bidi="hi_IN"/>
+        </w:rPr>
+        <w:t>כִּ֗י הִנֵּ֛ה</w:t>
+      </w:r>
+    </w:p>
+    <w:p>
+      <w:pPr/>
+      <w:r>
+        <w:rPr>
+          <w:lang w:val="hi_IN" w:bidi="hi_IN"/>
+        </w:rPr>
+      </w:r>
+      <w:r>
+        <w:rPr>
           <w:b/>
           <w:lang w:val="hi_IN" w:bidi="hi_IN"/>
         </w:rPr>
@@ -22481,6 +25640,20 @@
       </w:r>
       <w:r>
         <w:rPr>
+          <w:lang w:val="hi_IN" w:bidi="hi_IN"/>
+        </w:rPr>
+        <w:t>בַּ⁠יָּמִ֥ים הָ⁠הֵ֖מָּה וּ⁠בָ⁠עֵ֣ת הַ⁠הִ֑יא</w:t>
+      </w:r>
+    </w:p>
+    <w:p>
+      <w:pPr/>
+      <w:r>
+        <w:rPr>
+          <w:lang w:val="hi_IN" w:bidi="hi_IN"/>
+        </w:rPr>
+      </w:r>
+      <w:r>
+        <w:rPr>
           <w:b/>
           <w:lang w:val="hi_IN" w:bidi="hi_IN"/>
         </w:rPr>
@@ -22590,6 +25763,20 @@
       </w:r>
       <w:r>
         <w:rPr>
+          <w:lang w:val="hi_IN" w:bidi="hi_IN"/>
+        </w:rPr>
+        <w:t>אֲשֶׁ֥ר אָשִׁ֛יב אֶת־שְׁב֥וּת יְהוּדָ֖ה וִ⁠ירוּשָׁלִָֽם</w:t>
+      </w:r>
+    </w:p>
+    <w:p>
+      <w:pPr/>
+      <w:r>
+        <w:rPr>
+          <w:lang w:val="hi_IN" w:bidi="hi_IN"/>
+        </w:rPr>
+      </w:r>
+      <w:r>
+        <w:rPr>
           <w:b/>
           <w:lang w:val="hi_IN" w:bidi="hi_IN"/>
         </w:rPr>
@@ -22686,6 +25873,20 @@
       </w:r>
       <w:r>
         <w:rPr>
+          <w:lang w:val="hi_IN" w:bidi="hi_IN"/>
+        </w:rPr>
+        <w:t>אֲשֶׁ֥ר אָשִׁ֛יב אֶת־שְׁב֥וּת יְהוּדָ֖ה וִ⁠ירוּשָׁלִָֽם</w:t>
+      </w:r>
+    </w:p>
+    <w:p>
+      <w:pPr/>
+      <w:r>
+        <w:rPr>
+          <w:lang w:val="hi_IN" w:bidi="hi_IN"/>
+        </w:rPr>
+      </w:r>
+      <w:r>
+        <w:rPr>
           <w:b/>
           <w:lang w:val="hi_IN" w:bidi="hi_IN"/>
         </w:rPr>
@@ -22769,6 +25970,20 @@
       </w:r>
       <w:r>
         <w:rPr>
+          <w:lang w:val="hi_IN" w:bidi="hi_IN"/>
+        </w:rPr>
+        <w:t>עֵ֖מֶק יְהֽוֹשָׁפָ֑ט</w:t>
+      </w:r>
+    </w:p>
+    <w:p>
+      <w:pPr/>
+      <w:r>
+        <w:rPr>
+          <w:lang w:val="hi_IN" w:bidi="hi_IN"/>
+        </w:rPr>
+      </w:r>
+      <w:r>
+        <w:rPr>
           <w:b/>
           <w:lang w:val="hi_IN" w:bidi="hi_IN"/>
         </w:rPr>
@@ -22865,6 +26080,20 @@
       </w:r>
       <w:r>
         <w:rPr>
+          <w:lang w:val="hi_IN" w:bidi="hi_IN"/>
+        </w:rPr>
+        <w:t>עַמִּ֨⁠י וְ⁠נַחֲלָתִ֤⁠י יִשְׂרָאֵל֙</w:t>
+      </w:r>
+    </w:p>
+    <w:p>
+      <w:pPr/>
+      <w:r>
+        <w:rPr>
+          <w:lang w:val="hi_IN" w:bidi="hi_IN"/>
+        </w:rPr>
+      </w:r>
+      <w:r>
+        <w:rPr>
           <w:b/>
           <w:lang w:val="hi_IN" w:bidi="hi_IN"/>
         </w:rPr>
@@ -23013,6 +26242,20 @@
       </w:r>
       <w:r>
         <w:rPr>
+          <w:lang w:val="hi_IN" w:bidi="hi_IN"/>
+        </w:rPr>
+        <w:t>וְ⁠אֶת־אַרְצִ֖⁠י חִלֵּֽקוּ</w:t>
+      </w:r>
+    </w:p>
+    <w:p>
+      <w:pPr/>
+      <w:r>
+        <w:rPr>
+          <w:lang w:val="hi_IN" w:bidi="hi_IN"/>
+        </w:rPr>
+      </w:r>
+      <w:r>
+        <w:rPr>
           <w:b/>
           <w:lang w:val="hi_IN" w:bidi="hi_IN"/>
         </w:rPr>
@@ -23096,6 +26339,20 @@
       </w:r>
       <w:r>
         <w:rPr>
+          <w:lang w:val="hi_IN" w:bidi="hi_IN"/>
+        </w:rPr>
+        <w:t>גוֹרָ֑ל</w:t>
+      </w:r>
+    </w:p>
+    <w:p>
+      <w:pPr/>
+      <w:r>
+        <w:rPr>
+          <w:lang w:val="hi_IN" w:bidi="hi_IN"/>
+        </w:rPr>
+      </w:r>
+      <w:r>
+        <w:rPr>
           <w:b/>
           <w:lang w:val="hi_IN" w:bidi="hi_IN"/>
         </w:rPr>
@@ -23192,6 +26449,20 @@
       </w:r>
       <w:r>
         <w:rPr>
+          <w:lang w:val="hi_IN" w:bidi="hi_IN"/>
+        </w:rPr>
+        <w:t>וַ⁠יִּתְּנ֤וּ הַ⁠יֶּ֨לֶד֙ בַּ⁠זּוֹנָ֔ה וְ⁠הַ⁠יַּלְדָּ֛ה מָכְר֥וּ</w:t>
+      </w:r>
+    </w:p>
+    <w:p>
+      <w:pPr/>
+      <w:r>
+        <w:rPr>
+          <w:lang w:val="hi_IN" w:bidi="hi_IN"/>
+        </w:rPr>
+      </w:r>
+      <w:r>
+        <w:rPr>
           <w:b/>
           <w:lang w:val="hi_IN" w:bidi="hi_IN"/>
         </w:rPr>
@@ -23314,6 +26585,20 @@
       </w:r>
       <w:r>
         <w:rPr>
+          <w:lang w:val="hi_IN" w:bidi="hi_IN"/>
+        </w:rPr>
+        <w:t>וְ֠⁠גַם מָה־אַתֶּ֥ם לִ⁠י֙ צֹ֣ר וְ⁠צִיד֔וֹן וְ⁠כֹ֖ל גְּלִיל֣וֹת פְּלָ֑שֶׁת הַ⁠גְּמ֗וּל אַתֶּם֙ מְשַׁלְּמִ֣ים עָלָ֔⁠י &amp; אַתֶּם֙</w:t>
+      </w:r>
+    </w:p>
+    <w:p>
+      <w:pPr/>
+      <w:r>
+        <w:rPr>
+          <w:lang w:val="hi_IN" w:bidi="hi_IN"/>
+        </w:rPr>
+      </w:r>
+      <w:r>
+        <w:rPr>
           <w:b/>
           <w:lang w:val="hi_IN" w:bidi="hi_IN"/>
         </w:rPr>
@@ -23397,6 +26682,20 @@
       </w:r>
       <w:r>
         <w:rPr>
+          <w:lang w:val="hi_IN" w:bidi="hi_IN"/>
+        </w:rPr>
+        <w:t>מָה־אַתֶּ֥ם לִ⁠י֙</w:t>
+      </w:r>
+    </w:p>
+    <w:p>
+      <w:pPr/>
+      <w:r>
+        <w:rPr>
+          <w:lang w:val="hi_IN" w:bidi="hi_IN"/>
+        </w:rPr>
+      </w:r>
+      <w:r>
+        <w:rPr>
           <w:b/>
           <w:lang w:val="hi_IN" w:bidi="hi_IN"/>
         </w:rPr>
@@ -23480,6 +26779,20 @@
       </w:r>
       <w:r>
         <w:rPr>
+          <w:lang w:val="hi_IN" w:bidi="hi_IN"/>
+        </w:rPr>
+        <w:t>הַ⁠גְּמ֗וּל אַתֶּם֙ מְשַׁלְּמִ֣ים עָלָ֔⁠י וְ⁠אִם־גֹּמְלִ֤ים אַתֶּם֙ עָלַ֔⁠י</w:t>
+      </w:r>
+    </w:p>
+    <w:p>
+      <w:pPr/>
+      <w:r>
+        <w:rPr>
+          <w:lang w:val="hi_IN" w:bidi="hi_IN"/>
+        </w:rPr>
+      </w:r>
+      <w:r>
+        <w:rPr>
           <w:b/>
           <w:lang w:val="hi_IN" w:bidi="hi_IN"/>
         </w:rPr>
@@ -23563,6 +26876,20 @@
       </w:r>
       <w:r>
         <w:rPr>
+          <w:lang w:val="hi_IN" w:bidi="hi_IN"/>
+        </w:rPr>
+        <w:t>קַ֣ל מְהֵרָ֔ה</w:t>
+      </w:r>
+    </w:p>
+    <w:p>
+      <w:pPr/>
+      <w:r>
+        <w:rPr>
+          <w:lang w:val="hi_IN" w:bidi="hi_IN"/>
+        </w:rPr>
+      </w:r>
+      <w:r>
+        <w:rPr>
           <w:b/>
           <w:lang w:val="hi_IN" w:bidi="hi_IN"/>
         </w:rPr>
@@ -23711,6 +27038,20 @@
       </w:r>
       <w:r>
         <w:rPr>
+          <w:lang w:val="hi_IN" w:bidi="hi_IN"/>
+        </w:rPr>
+        <w:t>אָשִׁ֥יב גְּמֻלְ⁠כֶ֖ם בְּ⁠רֹאשְׁ⁠כֶֽם</w:t>
+      </w:r>
+    </w:p>
+    <w:p>
+      <w:pPr/>
+      <w:r>
+        <w:rPr>
+          <w:lang w:val="hi_IN" w:bidi="hi_IN"/>
+        </w:rPr>
+      </w:r>
+      <w:r>
+        <w:rPr>
           <w:b/>
           <w:lang w:val="hi_IN" w:bidi="hi_IN"/>
         </w:rPr>
@@ -23807,6 +27148,20 @@
       </w:r>
       <w:r>
         <w:rPr>
+          <w:lang w:val="hi_IN" w:bidi="hi_IN"/>
+        </w:rPr>
+        <w:t>בְּ⁠רֹאשְׁ⁠כֶֽם</w:t>
+      </w:r>
+    </w:p>
+    <w:p>
+      <w:pPr/>
+      <w:r>
+        <w:rPr>
+          <w:lang w:val="hi_IN" w:bidi="hi_IN"/>
+        </w:rPr>
+      </w:r>
+      <w:r>
+        <w:rPr>
           <w:b/>
           <w:lang w:val="hi_IN" w:bidi="hi_IN"/>
         </w:rPr>
@@ -23903,6 +27258,20 @@
       </w:r>
       <w:r>
         <w:rPr>
+          <w:lang w:val="hi_IN" w:bidi="hi_IN"/>
+        </w:rPr>
+        <w:t>וּ⁠בְנֵ֤י יְהוּדָה֙ וּ⁠בְנֵ֣י יְרוּשָׁלִַ֔ם</w:t>
+      </w:r>
+    </w:p>
+    <w:p>
+      <w:pPr/>
+      <w:r>
+        <w:rPr>
+          <w:lang w:val="hi_IN" w:bidi="hi_IN"/>
+        </w:rPr>
+      </w:r>
+      <w:r>
+        <w:rPr>
           <w:b/>
           <w:lang w:val="hi_IN" w:bidi="hi_IN"/>
         </w:rPr>
@@ -23961,7 +27330,7 @@
         </w:rPr>
         <w:t xml:space="preserve"> का अनुवाद </w:t>
       </w:r>
-      <w:hyperlink r:id="rId16">
+      <w:hyperlink r:id="rId18">
         <w:r>
           <w:rPr>
             <w:lang w:val="hi_IN" w:bidi="hi_IN"/>
@@ -24043,6 +27412,20 @@
       </w:r>
       <w:r>
         <w:rPr>
+          <w:lang w:val="hi_IN" w:bidi="hi_IN"/>
+        </w:rPr>
+        <w:t>לִ⁠בְנֵ֣י הַ⁠יְּוָנִ֑ים</w:t>
+      </w:r>
+    </w:p>
+    <w:p>
+      <w:pPr/>
+      <w:r>
+        <w:rPr>
+          <w:lang w:val="hi_IN" w:bidi="hi_IN"/>
+        </w:rPr>
+      </w:r>
+      <w:r>
+        <w:rPr>
           <w:b/>
           <w:lang w:val="hi_IN" w:bidi="hi_IN"/>
         </w:rPr>
@@ -24191,6 +27574,20 @@
       </w:r>
       <w:r>
         <w:rPr>
+          <w:lang w:val="hi_IN" w:bidi="hi_IN"/>
+        </w:rPr>
+        <w:t>הַ⁠יְּוָנִ֑ים</w:t>
+      </w:r>
+    </w:p>
+    <w:p>
+      <w:pPr/>
+      <w:r>
+        <w:rPr>
+          <w:lang w:val="hi_IN" w:bidi="hi_IN"/>
+        </w:rPr>
+      </w:r>
+      <w:r>
+        <w:rPr>
           <w:b/>
           <w:lang w:val="hi_IN" w:bidi="hi_IN"/>
         </w:rPr>
@@ -24287,6 +27684,20 @@
       </w:r>
       <w:r>
         <w:rPr>
+          <w:lang w:val="hi_IN" w:bidi="hi_IN"/>
+        </w:rPr>
+        <w:t>לְמַ֥עַן הַרְחִיקָ֖⁠ם מֵ⁠עַ֥ל גְּבוּלָֽ⁠ם</w:t>
+      </w:r>
+    </w:p>
+    <w:p>
+      <w:pPr/>
+      <w:r>
+        <w:rPr>
+          <w:lang w:val="hi_IN" w:bidi="hi_IN"/>
+        </w:rPr>
+      </w:r>
+      <w:r>
+        <w:rPr>
           <w:b/>
           <w:lang w:val="hi_IN" w:bidi="hi_IN"/>
         </w:rPr>
@@ -24370,6 +27781,20 @@
       </w:r>
       <w:r>
         <w:rPr>
+          <w:lang w:val="hi_IN" w:bidi="hi_IN"/>
+        </w:rPr>
+        <w:t>הִנְ⁠נִ֣י מְעִירָ֔⁠ם</w:t>
+      </w:r>
+    </w:p>
+    <w:p>
+      <w:pPr/>
+      <w:r>
+        <w:rPr>
+          <w:lang w:val="hi_IN" w:bidi="hi_IN"/>
+        </w:rPr>
+      </w:r>
+      <w:r>
+        <w:rPr>
           <w:b/>
           <w:lang w:val="hi_IN" w:bidi="hi_IN"/>
         </w:rPr>
@@ -24389,7 +27814,7 @@
         </w:rPr>
         <w:t xml:space="preserve">जैसा कि </w:t>
       </w:r>
-      <w:hyperlink r:id="rId17">
+      <w:hyperlink r:id="rId19">
         <w:r>
           <w:rPr>
             <w:lang w:val="hi_IN" w:bidi="hi_IN"/>
@@ -24471,6 +27896,20 @@
       </w:r>
       <w:r>
         <w:rPr>
+          <w:lang w:val="hi_IN" w:bidi="hi_IN"/>
+        </w:rPr>
+        <w:t>אֲשֶׁר־מְכַרְתֶּ֥ם אֹתָ֖⁠ם שָׁ֑מָּ⁠ה</w:t>
+      </w:r>
+    </w:p>
+    <w:p>
+      <w:pPr/>
+      <w:r>
+        <w:rPr>
+          <w:lang w:val="hi_IN" w:bidi="hi_IN"/>
+        </w:rPr>
+      </w:r>
+      <w:r>
+        <w:rPr>
           <w:b/>
           <w:lang w:val="hi_IN" w:bidi="hi_IN"/>
         </w:rPr>
@@ -24573,7 +28012,7 @@
         </w:rPr>
         <w:t xml:space="preserve">देखें कि आपने </w:t>
       </w:r>
-      <w:hyperlink r:id="rId18">
+      <w:hyperlink r:id="rId20">
         <w:r>
           <w:rPr>
             <w:lang w:val="hi_IN" w:bidi="hi_IN"/>
@@ -24655,6 +28094,20 @@
       </w:r>
       <w:r>
         <w:rPr>
+          <w:lang w:val="hi_IN" w:bidi="hi_IN"/>
+        </w:rPr>
+        <w:t>בְּ⁠רֹאשְׁ⁠כֶֽם</w:t>
+      </w:r>
+    </w:p>
+    <w:p>
+      <w:pPr/>
+      <w:r>
+        <w:rPr>
+          <w:lang w:val="hi_IN" w:bidi="hi_IN"/>
+        </w:rPr>
+      </w:r>
+      <w:r>
+        <w:rPr>
           <w:b/>
           <w:lang w:val="hi_IN" w:bidi="hi_IN"/>
         </w:rPr>
@@ -24738,6 +28191,20 @@
       </w:r>
       <w:r>
         <w:rPr>
+          <w:lang w:val="hi_IN" w:bidi="hi_IN"/>
+        </w:rPr>
+        <w:t>וּ⁠מָכַרְתִּ֞י</w:t>
+      </w:r>
+    </w:p>
+    <w:p>
+      <w:pPr/>
+      <w:r>
+        <w:rPr>
+          <w:lang w:val="hi_IN" w:bidi="hi_IN"/>
+        </w:rPr>
+      </w:r>
+      <w:r>
+        <w:rPr>
           <w:b/>
           <w:lang w:val="hi_IN" w:bidi="hi_IN"/>
         </w:rPr>
@@ -24847,6 +28314,20 @@
       </w:r>
       <w:r>
         <w:rPr>
+          <w:lang w:val="hi_IN" w:bidi="hi_IN"/>
+        </w:rPr>
+        <w:t>בְּ⁠יַד֙ בְּנֵ֣י יְהוּדָ֔ה</w:t>
+      </w:r>
+    </w:p>
+    <w:p>
+      <w:pPr/>
+      <w:r>
+        <w:rPr>
+          <w:lang w:val="hi_IN" w:bidi="hi_IN"/>
+        </w:rPr>
+      </w:r>
+      <w:r>
+        <w:rPr>
           <w:b/>
           <w:lang w:val="hi_IN" w:bidi="hi_IN"/>
         </w:rPr>
@@ -24943,6 +28424,20 @@
       </w:r>
       <w:r>
         <w:rPr>
+          <w:lang w:val="hi_IN" w:bidi="hi_IN"/>
+        </w:rPr>
+        <w:t>וּ⁠מָכַרְתִּ֞י אֶת־בְּנֵי⁠כֶ֣ם וְ⁠אֶת־בְּנֽוֹתֵי⁠כֶ֗ם בְּ⁠יַד֙ בְּנֵ֣י יְהוּדָ֔ה</w:t>
+      </w:r>
+    </w:p>
+    <w:p>
+      <w:pPr/>
+      <w:r>
+        <w:rPr>
+          <w:lang w:val="hi_IN" w:bidi="hi_IN"/>
+        </w:rPr>
+      </w:r>
+      <w:r>
+        <w:rPr>
           <w:b/>
           <w:lang w:val="hi_IN" w:bidi="hi_IN"/>
         </w:rPr>
@@ -25039,6 +28534,20 @@
       </w:r>
       <w:r>
         <w:rPr>
+          <w:lang w:val="hi_IN" w:bidi="hi_IN"/>
+        </w:rPr>
+        <w:t>בְּנֵ֣י יְהוּדָ֔ה</w:t>
+      </w:r>
+    </w:p>
+    <w:p>
+      <w:pPr/>
+      <w:r>
+        <w:rPr>
+          <w:lang w:val="hi_IN" w:bidi="hi_IN"/>
+        </w:rPr>
+      </w:r>
+      <w:r>
+        <w:rPr>
           <w:b/>
           <w:lang w:val="hi_IN" w:bidi="hi_IN"/>
         </w:rPr>
@@ -25174,6 +28683,20 @@
       </w:r>
       <w:r>
         <w:rPr>
+          <w:lang w:val="hi_IN" w:bidi="hi_IN"/>
+        </w:rPr>
+        <w:t>לִ⁠שְׁבָאיִ֖ם</w:t>
+      </w:r>
+    </w:p>
+    <w:p>
+      <w:pPr/>
+      <w:r>
+        <w:rPr>
+          <w:lang w:val="hi_IN" w:bidi="hi_IN"/>
+        </w:rPr>
+      </w:r>
+      <w:r>
+        <w:rPr>
           <w:b/>
           <w:lang w:val="hi_IN" w:bidi="hi_IN"/>
         </w:rPr>
@@ -25270,6 +28793,20 @@
       </w:r>
       <w:r>
         <w:rPr>
+          <w:lang w:val="hi_IN" w:bidi="hi_IN"/>
+        </w:rPr>
+        <w:t>אֶל־גּ֣וֹי רָח֑וֹק כִּ֥י יְהוָ֖ה דִּבֵּֽר</w:t>
+      </w:r>
+    </w:p>
+    <w:p>
+      <w:pPr/>
+      <w:r>
+        <w:rPr>
+          <w:lang w:val="hi_IN" w:bidi="hi_IN"/>
+        </w:rPr>
+      </w:r>
+      <w:r>
+        <w:rPr>
           <w:b/>
           <w:lang w:val="hi_IN" w:bidi="hi_IN"/>
         </w:rPr>
@@ -25366,6 +28903,20 @@
       </w:r>
       <w:r>
         <w:rPr>
+          <w:lang w:val="hi_IN" w:bidi="hi_IN"/>
+        </w:rPr>
+        <w:t>קִרְאוּ</w:t>
+      </w:r>
+    </w:p>
+    <w:p>
+      <w:pPr/>
+      <w:r>
+        <w:rPr>
+          <w:lang w:val="hi_IN" w:bidi="hi_IN"/>
+        </w:rPr>
+      </w:r>
+      <w:r>
+        <w:rPr>
           <w:b/>
           <w:lang w:val="hi_IN" w:bidi="hi_IN"/>
         </w:rPr>
@@ -25462,6 +29013,20 @@
       </w:r>
       <w:r>
         <w:rPr>
+          <w:lang w:val="hi_IN" w:bidi="hi_IN"/>
+        </w:rPr>
+        <w:t>קַדְּשׁ֖וּ מִלְחָמָ֑ה</w:t>
+      </w:r>
+    </w:p>
+    <w:p>
+      <w:pPr/>
+      <w:r>
+        <w:rPr>
+          <w:lang w:val="hi_IN" w:bidi="hi_IN"/>
+        </w:rPr>
+      </w:r>
+      <w:r>
+        <w:rPr>
           <w:b/>
           <w:lang w:val="hi_IN" w:bidi="hi_IN"/>
         </w:rPr>
@@ -25558,6 +29123,20 @@
       </w:r>
       <w:r>
         <w:rPr>
+          <w:lang w:val="hi_IN" w:bidi="hi_IN"/>
+        </w:rPr>
+        <w:t>אִתֵּי⁠כֶם֙</w:t>
+      </w:r>
+    </w:p>
+    <w:p>
+      <w:pPr/>
+      <w:r>
+        <w:rPr>
+          <w:lang w:val="hi_IN" w:bidi="hi_IN"/>
+        </w:rPr>
+      </w:r>
+      <w:r>
+        <w:rPr>
           <w:b/>
           <w:lang w:val="hi_IN" w:bidi="hi_IN"/>
         </w:rPr>
@@ -25654,6 +29233,20 @@
       </w:r>
       <w:r>
         <w:rPr>
+          <w:lang w:val="hi_IN" w:bidi="hi_IN"/>
+        </w:rPr>
+        <w:t>וּ⁠מַזְמְרֹֽתֵי⁠כֶ֖ם</w:t>
+      </w:r>
+    </w:p>
+    <w:p>
+      <w:pPr/>
+      <w:r>
+        <w:rPr>
+          <w:lang w:val="hi_IN" w:bidi="hi_IN"/>
+        </w:rPr>
+      </w:r>
+      <w:r>
+        <w:rPr>
           <w:b/>
           <w:lang w:val="hi_IN" w:bidi="hi_IN"/>
         </w:rPr>
@@ -25750,6 +29343,20 @@
       </w:r>
       <w:r>
         <w:rPr>
+          <w:lang w:val="hi_IN" w:bidi="hi_IN"/>
+        </w:rPr>
+        <w:t>הַֽ⁠חַלָּ֔שׁ יֹאמַ֖ר גִּבּ֥וֹר אָֽנִי</w:t>
+      </w:r>
+    </w:p>
+    <w:p>
+      <w:pPr/>
+      <w:r>
+        <w:rPr>
+          <w:lang w:val="hi_IN" w:bidi="hi_IN"/>
+        </w:rPr>
+      </w:r>
+      <w:r>
+        <w:rPr>
           <w:b/>
           <w:lang w:val="hi_IN" w:bidi="hi_IN"/>
         </w:rPr>
@@ -25833,6 +29440,20 @@
       </w:r>
       <w:r>
         <w:rPr>
+          <w:lang w:val="hi_IN" w:bidi="hi_IN"/>
+        </w:rPr>
+        <w:t>הַֽ⁠חַלָּ֔שׁ</w:t>
+      </w:r>
+    </w:p>
+    <w:p>
+      <w:pPr/>
+      <w:r>
+        <w:rPr>
+          <w:lang w:val="hi_IN" w:bidi="hi_IN"/>
+        </w:rPr>
+      </w:r>
+      <w:r>
+        <w:rPr>
           <w:b/>
           <w:lang w:val="hi_IN" w:bidi="hi_IN"/>
         </w:rPr>
@@ -25929,6 +29550,20 @@
       </w:r>
       <w:r>
         <w:rPr>
+          <w:lang w:val="hi_IN" w:bidi="hi_IN"/>
+        </w:rPr>
+        <w:t>ע֣וּשׁוּ וָ⁠בֹ֧אוּ</w:t>
+      </w:r>
+    </w:p>
+    <w:p>
+      <w:pPr/>
+      <w:r>
+        <w:rPr>
+          <w:lang w:val="hi_IN" w:bidi="hi_IN"/>
+        </w:rPr>
+      </w:r>
+      <w:r>
+        <w:rPr>
           <w:b/>
           <w:lang w:val="hi_IN" w:bidi="hi_IN"/>
         </w:rPr>
@@ -26064,6 +29699,20 @@
       </w:r>
       <w:r>
         <w:rPr>
+          <w:lang w:val="hi_IN" w:bidi="hi_IN"/>
+        </w:rPr>
+        <w:t>יֵע֨וֹרוּ֙ &amp; הַ⁠גּוֹיִ֔ם</w:t>
+      </w:r>
+    </w:p>
+    <w:p>
+      <w:pPr/>
+      <w:r>
+        <w:rPr>
+          <w:lang w:val="hi_IN" w:bidi="hi_IN"/>
+        </w:rPr>
+      </w:r>
+      <w:r>
+        <w:rPr>
           <w:b/>
           <w:lang w:val="hi_IN" w:bidi="hi_IN"/>
         </w:rPr>
@@ -26166,7 +29815,7 @@
         </w:rPr>
         <w:t xml:space="preserve">देखें कि आपने इस नाम का अनुवाद </w:t>
       </w:r>
-      <w:hyperlink r:id="rId19">
+      <w:hyperlink r:id="rId21">
         <w:r>
           <w:rPr>
             <w:lang w:val="hi_IN" w:bidi="hi_IN"/>
@@ -26248,6 +29897,20 @@
       </w:r>
       <w:r>
         <w:rPr>
+          <w:lang w:val="hi_IN" w:bidi="hi_IN"/>
+        </w:rPr>
+        <w:t>אֵשֵׁ֛ב לִ⁠שְׁפֹּ֥ט</w:t>
+      </w:r>
+    </w:p>
+    <w:p>
+      <w:pPr/>
+      <w:r>
+        <w:rPr>
+          <w:lang w:val="hi_IN" w:bidi="hi_IN"/>
+        </w:rPr>
+      </w:r>
+      <w:r>
+        <w:rPr>
           <w:b/>
           <w:lang w:val="hi_IN" w:bidi="hi_IN"/>
         </w:rPr>
@@ -26338,6 +30001,20 @@
       </w:r>
       <w:r>
         <w:rPr>
+          <w:lang w:val="hi_IN" w:bidi="hi_IN"/>
+        </w:rPr>
+        <w:t>שִׁלְח֣וּ מַגָּ֔ל כִּ֥י בָשַׁ֖ל קָצִ֑יר &amp; כִּֽי</w:t>
+      </w:r>
+    </w:p>
+    <w:p>
+      <w:pPr/>
+      <w:r>
+        <w:rPr>
+          <w:lang w:val="hi_IN" w:bidi="hi_IN"/>
+        </w:rPr>
+      </w:r>
+      <w:r>
+        <w:rPr>
           <w:b/>
           <w:lang w:val="hi_IN" w:bidi="hi_IN"/>
         </w:rPr>
@@ -26421,6 +30098,20 @@
       </w:r>
       <w:r>
         <w:rPr>
+          <w:lang w:val="hi_IN" w:bidi="hi_IN"/>
+        </w:rPr>
+        <w:t>שִׁלְח֣וּ מַגָּ֔ל</w:t>
+      </w:r>
+    </w:p>
+    <w:p>
+      <w:pPr/>
+      <w:r>
+        <w:rPr>
+          <w:lang w:val="hi_IN" w:bidi="hi_IN"/>
+        </w:rPr>
+      </w:r>
+      <w:r>
+        <w:rPr>
           <w:b/>
           <w:lang w:val="hi_IN" w:bidi="hi_IN"/>
         </w:rPr>
@@ -26517,6 +30208,20 @@
       </w:r>
       <w:r>
         <w:rPr>
+          <w:lang w:val="hi_IN" w:bidi="hi_IN"/>
+        </w:rPr>
+        <w:t>שִׁלְח֣וּ מַגָּ֔ל</w:t>
+      </w:r>
+    </w:p>
+    <w:p>
+      <w:pPr/>
+      <w:r>
+        <w:rPr>
+          <w:lang w:val="hi_IN" w:bidi="hi_IN"/>
+        </w:rPr>
+      </w:r>
+      <w:r>
+        <w:rPr>
           <w:b/>
           <w:lang w:val="hi_IN" w:bidi="hi_IN"/>
         </w:rPr>
@@ -26613,6 +30318,20 @@
       </w:r>
       <w:r>
         <w:rPr>
+          <w:lang w:val="hi_IN" w:bidi="hi_IN"/>
+        </w:rPr>
+        <w:t>שִׁלְח֣וּ</w:t>
+      </w:r>
+    </w:p>
+    <w:p>
+      <w:pPr/>
+      <w:r>
+        <w:rPr>
+          <w:lang w:val="hi_IN" w:bidi="hi_IN"/>
+        </w:rPr>
+      </w:r>
+      <w:r>
+        <w:rPr>
           <w:b/>
           <w:lang w:val="hi_IN" w:bidi="hi_IN"/>
         </w:rPr>
@@ -26671,7 +30390,7 @@
         </w:rPr>
         <w:t xml:space="preserve"> यहाँ बहुवचन में हैं, इसलिए यदि आपकी भाषा में यह भेद होता है तो अनुवाद में बहुवचन रूप का उपयोग करें। ये आदेश </w:t>
       </w:r>
-      <w:hyperlink r:id="rId20">
+      <w:hyperlink r:id="rId22">
         <w:r>
           <w:rPr>
             <w:lang w:val="hi_IN" w:bidi="hi_IN"/>
@@ -26753,6 +30472,20 @@
       </w:r>
       <w:r>
         <w:rPr>
+          <w:lang w:val="hi_IN" w:bidi="hi_IN"/>
+        </w:rPr>
+        <w:t>בֹּ֤אֽוּ רְדוּ֙ כִּֽי־מָ֣לְאָה גַּ֔ת</w:t>
+      </w:r>
+    </w:p>
+    <w:p>
+      <w:pPr/>
+      <w:r>
+        <w:rPr>
+          <w:lang w:val="hi_IN" w:bidi="hi_IN"/>
+        </w:rPr>
+      </w:r>
+      <w:r>
+        <w:rPr>
           <w:b/>
           <w:lang w:val="hi_IN" w:bidi="hi_IN"/>
         </w:rPr>
@@ -26836,6 +30569,20 @@
       </w:r>
       <w:r>
         <w:rPr>
+          <w:lang w:val="hi_IN" w:bidi="hi_IN"/>
+        </w:rPr>
+        <w:t>כִּ֥י &amp; כִּ֥י רַבָּ֖ה רָעָתָֽ⁠ם</w:t>
+      </w:r>
+    </w:p>
+    <w:p>
+      <w:pPr/>
+      <w:r>
+        <w:rPr>
+          <w:lang w:val="hi_IN" w:bidi="hi_IN"/>
+        </w:rPr>
+      </w:r>
+      <w:r>
+        <w:rPr>
           <w:b/>
           <w:lang w:val="hi_IN" w:bidi="hi_IN"/>
         </w:rPr>
@@ -26932,6 +30679,20 @@
       </w:r>
       <w:r>
         <w:rPr>
+          <w:lang w:val="hi_IN" w:bidi="hi_IN"/>
+        </w:rPr>
+        <w:t>הֲמוֹנִ֣ים הֲמוֹנִ֔ים בְּ⁠עֵ֖מֶק הֶֽ⁠חָר֑וּץ &amp; בְּ⁠עֵ֖מֶק</w:t>
+      </w:r>
+    </w:p>
+    <w:p>
+      <w:pPr/>
+      <w:r>
+        <w:rPr>
+          <w:lang w:val="hi_IN" w:bidi="hi_IN"/>
+        </w:rPr>
+      </w:r>
+      <w:r>
+        <w:rPr>
           <w:b/>
           <w:lang w:val="hi_IN" w:bidi="hi_IN"/>
         </w:rPr>
@@ -27028,6 +30789,20 @@
       </w:r>
       <w:r>
         <w:rPr>
+          <w:lang w:val="hi_IN" w:bidi="hi_IN"/>
+        </w:rPr>
+        <w:t>הֲמוֹנִ֣ים הֲמוֹנִ֔ים בְּ⁠עֵ֖מֶק הֶֽ⁠חָר֑וּץ &amp; בְּ⁠עֵ֖מֶק</w:t>
+      </w:r>
+    </w:p>
+    <w:p>
+      <w:pPr/>
+      <w:r>
+        <w:rPr>
+          <w:lang w:val="hi_IN" w:bidi="hi_IN"/>
+        </w:rPr>
+      </w:r>
+      <w:r>
+        <w:rPr>
           <w:b/>
           <w:lang w:val="hi_IN" w:bidi="hi_IN"/>
         </w:rPr>
@@ -27111,6 +30886,20 @@
       </w:r>
       <w:r>
         <w:rPr>
+          <w:lang w:val="hi_IN" w:bidi="hi_IN"/>
+        </w:rPr>
+        <w:t>בְּ⁠עֵ֖מֶק הֶֽ⁠חָר֑וּץ &amp; בְּ⁠עֵ֖מֶק</w:t>
+      </w:r>
+    </w:p>
+    <w:p>
+      <w:pPr/>
+      <w:r>
+        <w:rPr>
+          <w:lang w:val="hi_IN" w:bidi="hi_IN"/>
+        </w:rPr>
+      </w:r>
+      <w:r>
+        <w:rPr>
           <w:b/>
           <w:lang w:val="hi_IN" w:bidi="hi_IN"/>
         </w:rPr>
@@ -27207,6 +30996,20 @@
       </w:r>
       <w:r>
         <w:rPr>
+          <w:lang w:val="hi_IN" w:bidi="hi_IN"/>
+        </w:rPr>
+        <w:t>שֶׁ֥מֶשׁ וְ⁠יָרֵ֖חַ קָדָ֑רוּ וְ⁠כוֹכָבִ֖ים אָסְפ֥וּ נָגְהָֽ⁠ם</w:t>
+      </w:r>
+    </w:p>
+    <w:p>
+      <w:pPr/>
+      <w:r>
+        <w:rPr>
+          <w:lang w:val="hi_IN" w:bidi="hi_IN"/>
+        </w:rPr>
+      </w:r>
+      <w:r>
+        <w:rPr>
           <w:b/>
           <w:lang w:val="hi_IN" w:bidi="hi_IN"/>
         </w:rPr>
@@ -27226,7 +31029,7 @@
         </w:rPr>
         <w:t xml:space="preserve">ये </w:t>
       </w:r>
-      <w:hyperlink r:id="rId21">
+      <w:hyperlink r:id="rId23">
         <w:r>
           <w:rPr>
             <w:lang w:val="hi_IN" w:bidi="hi_IN"/>
@@ -27327,7 +31130,7 @@
         </w:rPr>
         <w:t xml:space="preserve">देखें कि आपने </w:t>
       </w:r>
-      <w:hyperlink r:id="rId21">
+      <w:hyperlink r:id="rId23">
         <w:r>
           <w:rPr>
             <w:lang w:val="hi_IN" w:bidi="hi_IN"/>
@@ -27409,6 +31212,20 @@
       </w:r>
       <w:r>
         <w:rPr>
+          <w:lang w:val="hi_IN" w:bidi="hi_IN"/>
+        </w:rPr>
+        <w:t>וַ⁠יהוָ֞ה מִ⁠צִּיּ֣וֹן יִשְׁאָ֗ג</w:t>
+      </w:r>
+    </w:p>
+    <w:p>
+      <w:pPr/>
+      <w:r>
+        <w:rPr>
+          <w:lang w:val="hi_IN" w:bidi="hi_IN"/>
+        </w:rPr>
+      </w:r>
+      <w:r>
+        <w:rPr>
           <w:b/>
           <w:lang w:val="hi_IN" w:bidi="hi_IN"/>
         </w:rPr>
@@ -27505,6 +31322,20 @@
       </w:r>
       <w:r>
         <w:rPr>
+          <w:lang w:val="hi_IN" w:bidi="hi_IN"/>
+        </w:rPr>
+        <w:t>וְ⁠רָעֲשׁ֖וּ שָׁמַ֣יִם וָ⁠אָ֑רֶץ</w:t>
+      </w:r>
+    </w:p>
+    <w:p>
+      <w:pPr/>
+      <w:r>
+        <w:rPr>
+          <w:lang w:val="hi_IN" w:bidi="hi_IN"/>
+        </w:rPr>
+      </w:r>
+      <w:r>
+        <w:rPr>
           <w:b/>
           <w:lang w:val="hi_IN" w:bidi="hi_IN"/>
         </w:rPr>
@@ -27614,6 +31445,20 @@
       </w:r>
       <w:r>
         <w:rPr>
+          <w:lang w:val="hi_IN" w:bidi="hi_IN"/>
+        </w:rPr>
+        <w:t>וַֽ⁠יהוָה֙ מַֽחֲסֶ֣ה לְ⁠עַמּ֔⁠וֹ וּ⁠מָע֖וֹז לִ⁠בְנֵ֥י יִשְׂרָאֵֽל</w:t>
+      </w:r>
+    </w:p>
+    <w:p>
+      <w:pPr/>
+      <w:r>
+        <w:rPr>
+          <w:lang w:val="hi_IN" w:bidi="hi_IN"/>
+        </w:rPr>
+      </w:r>
+      <w:r>
+        <w:rPr>
           <w:b/>
           <w:lang w:val="hi_IN" w:bidi="hi_IN"/>
         </w:rPr>
@@ -27723,6 +31568,20 @@
       </w:r>
       <w:r>
         <w:rPr>
+          <w:lang w:val="hi_IN" w:bidi="hi_IN"/>
+        </w:rPr>
+        <w:t>לִ⁠בְנֵ֥י יִשְׂרָאֵֽל</w:t>
+      </w:r>
+    </w:p>
+    <w:p>
+      <w:pPr/>
+      <w:r>
+        <w:rPr>
+          <w:lang w:val="hi_IN" w:bidi="hi_IN"/>
+        </w:rPr>
+      </w:r>
+      <w:r>
+        <w:rPr>
           <w:b/>
           <w:lang w:val="hi_IN" w:bidi="hi_IN"/>
         </w:rPr>
@@ -27781,7 +31640,7 @@
         </w:rPr>
         <w:t xml:space="preserve"> शब्द का </w:t>
       </w:r>
-      <w:hyperlink r:id="rId16">
+      <w:hyperlink r:id="rId18">
         <w:r>
           <w:rPr>
             <w:lang w:val="hi_IN" w:bidi="hi_IN"/>
@@ -27863,6 +31722,20 @@
       </w:r>
       <w:r>
         <w:rPr>
+          <w:lang w:val="hi_IN" w:bidi="hi_IN"/>
+        </w:rPr>
+        <w:t>וִֽ⁠ידַעְתֶּ֗ם</w:t>
+      </w:r>
+    </w:p>
+    <w:p>
+      <w:pPr/>
+      <w:r>
+        <w:rPr>
+          <w:lang w:val="hi_IN" w:bidi="hi_IN"/>
+        </w:rPr>
+      </w:r>
+      <w:r>
+        <w:rPr>
           <w:b/>
           <w:lang w:val="hi_IN" w:bidi="hi_IN"/>
         </w:rPr>
@@ -27946,6 +31819,20 @@
       </w:r>
       <w:r>
         <w:rPr>
+          <w:lang w:val="hi_IN" w:bidi="hi_IN"/>
+        </w:rPr>
+        <w:t>הַר־קָדְשִׁ֑⁠י</w:t>
+      </w:r>
+    </w:p>
+    <w:p>
+      <w:pPr/>
+      <w:r>
+        <w:rPr>
+          <w:lang w:val="hi_IN" w:bidi="hi_IN"/>
+        </w:rPr>
+      </w:r>
+      <w:r>
+        <w:rPr>
           <w:b/>
           <w:lang w:val="hi_IN" w:bidi="hi_IN"/>
         </w:rPr>
@@ -28042,6 +31929,20 @@
       </w:r>
       <w:r>
         <w:rPr>
+          <w:lang w:val="hi_IN" w:bidi="hi_IN"/>
+        </w:rPr>
+        <w:t>וְ⁠הָיָה֩ בַ⁠יּ֨וֹם הַ⁠ה֜וּא</w:t>
+      </w:r>
+    </w:p>
+    <w:p>
+      <w:pPr/>
+      <w:r>
+        <w:rPr>
+          <w:lang w:val="hi_IN" w:bidi="hi_IN"/>
+        </w:rPr>
+      </w:r>
+      <w:r>
+        <w:rPr>
           <w:b/>
           <w:lang w:val="hi_IN" w:bidi="hi_IN"/>
         </w:rPr>
@@ -28125,6 +32026,20 @@
       </w:r>
       <w:r>
         <w:rPr>
+          <w:lang w:val="hi_IN" w:bidi="hi_IN"/>
+        </w:rPr>
+        <w:t>בַ⁠יּ֨וֹם הַ⁠ה֜וּא</w:t>
+      </w:r>
+    </w:p>
+    <w:p>
+      <w:pPr/>
+      <w:r>
+        <w:rPr>
+          <w:lang w:val="hi_IN" w:bidi="hi_IN"/>
+        </w:rPr>
+      </w:r>
+      <w:r>
+        <w:rPr>
           <w:b/>
           <w:lang w:val="hi_IN" w:bidi="hi_IN"/>
         </w:rPr>
@@ -28247,6 +32162,20 @@
       </w:r>
       <w:r>
         <w:rPr>
+          <w:lang w:val="hi_IN" w:bidi="hi_IN"/>
+        </w:rPr>
+        <w:t>יִטְּפ֧וּ הֶ⁠הָרִ֣ים עָסִ֗יס וְ⁠הַ⁠גְּבָעוֹת֙ תֵּלַ֣כְנָה חָלָ֔ב</w:t>
+      </w:r>
+    </w:p>
+    <w:p>
+      <w:pPr/>
+      <w:r>
+        <w:rPr>
+          <w:lang w:val="hi_IN" w:bidi="hi_IN"/>
+        </w:rPr>
+      </w:r>
+      <w:r>
+        <w:rPr>
           <w:b/>
           <w:lang w:val="hi_IN" w:bidi="hi_IN"/>
         </w:rPr>
@@ -28382,6 +32311,20 @@
       </w:r>
       <w:r>
         <w:rPr>
+          <w:lang w:val="hi_IN" w:bidi="hi_IN"/>
+        </w:rPr>
+        <w:t>וּ⁠מַעְיָ֗ן &amp; יֵצֵ֔א</w:t>
+      </w:r>
+    </w:p>
+    <w:p>
+      <w:pPr/>
+      <w:r>
+        <w:rPr>
+          <w:lang w:val="hi_IN" w:bidi="hi_IN"/>
+        </w:rPr>
+      </w:r>
+      <w:r>
+        <w:rPr>
           <w:b/>
           <w:lang w:val="hi_IN" w:bidi="hi_IN"/>
         </w:rPr>
@@ -28504,6 +32447,20 @@
       </w:r>
       <w:r>
         <w:rPr>
+          <w:lang w:val="hi_IN" w:bidi="hi_IN"/>
+        </w:rPr>
+        <w:t>וּ⁠מַעְיָ֗ן</w:t>
+      </w:r>
+    </w:p>
+    <w:p>
+      <w:pPr/>
+      <w:r>
+        <w:rPr>
+          <w:lang w:val="hi_IN" w:bidi="hi_IN"/>
+        </w:rPr>
+      </w:r>
+      <w:r>
+        <w:rPr>
           <w:b/>
           <w:lang w:val="hi_IN" w:bidi="hi_IN"/>
         </w:rPr>
@@ -28600,6 +32557,20 @@
       </w:r>
       <w:r>
         <w:rPr>
+          <w:lang w:val="hi_IN" w:bidi="hi_IN"/>
+        </w:rPr>
+        <w:t>מִ⁠בֵּ֤ית יְהוָה֙</w:t>
+      </w:r>
+    </w:p>
+    <w:p>
+      <w:pPr/>
+      <w:r>
+        <w:rPr>
+          <w:lang w:val="hi_IN" w:bidi="hi_IN"/>
+        </w:rPr>
+      </w:r>
+      <w:r>
+        <w:rPr>
           <w:b/>
           <w:lang w:val="hi_IN" w:bidi="hi_IN"/>
         </w:rPr>
@@ -28619,7 +32590,7 @@
         </w:rPr>
         <w:t xml:space="preserve">देखें कि आपने </w:t>
       </w:r>
-      <w:hyperlink r:id="rId22">
+      <w:hyperlink r:id="rId24">
         <w:r>
           <w:rPr>
             <w:lang w:val="hi_IN" w:bidi="hi_IN"/>
@@ -28701,6 +32672,20 @@
       </w:r>
       <w:r>
         <w:rPr>
+          <w:lang w:val="hi_IN" w:bidi="hi_IN"/>
+        </w:rPr>
+        <w:t>אֶת־נַ֥חַל הַ⁠שִּׁטִּֽים</w:t>
+      </w:r>
+    </w:p>
+    <w:p>
+      <w:pPr/>
+      <w:r>
+        <w:rPr>
+          <w:lang w:val="hi_IN" w:bidi="hi_IN"/>
+        </w:rPr>
+      </w:r>
+      <w:r>
+        <w:rPr>
           <w:b/>
           <w:lang w:val="hi_IN" w:bidi="hi_IN"/>
         </w:rPr>
@@ -28797,6 +32782,20 @@
       </w:r>
       <w:r>
         <w:rPr>
+          <w:lang w:val="hi_IN" w:bidi="hi_IN"/>
+        </w:rPr>
+        <w:t>מִצְרַ֨יִם֙ לִ⁠שְׁמָמָ֣ה תִֽהְיֶ֔ה</w:t>
+      </w:r>
+    </w:p>
+    <w:p>
+      <w:pPr/>
+      <w:r>
+        <w:rPr>
+          <w:lang w:val="hi_IN" w:bidi="hi_IN"/>
+        </w:rPr>
+      </w:r>
+      <w:r>
+        <w:rPr>
           <w:b/>
           <w:lang w:val="hi_IN" w:bidi="hi_IN"/>
         </w:rPr>
@@ -28893,6 +32892,20 @@
       </w:r>
       <w:r>
         <w:rPr>
+          <w:lang w:val="hi_IN" w:bidi="hi_IN"/>
+        </w:rPr>
+        <w:t>מֵֽ⁠חֲמַס֙ בְּנֵ֣י יְהוּדָ֔ה</w:t>
+      </w:r>
+    </w:p>
+    <w:p>
+      <w:pPr/>
+      <w:r>
+        <w:rPr>
+          <w:lang w:val="hi_IN" w:bidi="hi_IN"/>
+        </w:rPr>
+      </w:r>
+      <w:r>
+        <w:rPr>
           <w:b/>
           <w:lang w:val="hi_IN" w:bidi="hi_IN"/>
         </w:rPr>
@@ -29002,6 +33015,20 @@
       </w:r>
       <w:r>
         <w:rPr>
+          <w:lang w:val="hi_IN" w:bidi="hi_IN"/>
+        </w:rPr>
+        <w:t>שָׁפְכ֥וּ דָם־נָקִ֖יא</w:t>
+      </w:r>
+    </w:p>
+    <w:p>
+      <w:pPr/>
+      <w:r>
+        <w:rPr>
+          <w:lang w:val="hi_IN" w:bidi="hi_IN"/>
+        </w:rPr>
+      </w:r>
+      <w:r>
+        <w:rPr>
           <w:b/>
           <w:lang w:val="hi_IN" w:bidi="hi_IN"/>
         </w:rPr>
@@ -29124,6 +33151,20 @@
       </w:r>
       <w:r>
         <w:rPr>
+          <w:lang w:val="hi_IN" w:bidi="hi_IN"/>
+        </w:rPr>
+        <w:t>בְּ⁠אַרְצָֽ⁠ם</w:t>
+      </w:r>
+    </w:p>
+    <w:p>
+      <w:pPr/>
+      <w:r>
+        <w:rPr>
+          <w:lang w:val="hi_IN" w:bidi="hi_IN"/>
+        </w:rPr>
+      </w:r>
+      <w:r>
+        <w:rPr>
           <w:b/>
           <w:lang w:val="hi_IN" w:bidi="hi_IN"/>
         </w:rPr>
@@ -29259,6 +33300,20 @@
       </w:r>
       <w:r>
         <w:rPr>
+          <w:lang w:val="hi_IN" w:bidi="hi_IN"/>
+        </w:rPr>
+        <w:t>וִ⁠יהוּדָ֖ה</w:t>
+      </w:r>
+    </w:p>
+    <w:p>
+      <w:pPr/>
+      <w:r>
+        <w:rPr>
+          <w:lang w:val="hi_IN" w:bidi="hi_IN"/>
+        </w:rPr>
+      </w:r>
+      <w:r>
+        <w:rPr>
           <w:b/>
           <w:lang w:val="hi_IN" w:bidi="hi_IN"/>
         </w:rPr>
@@ -29355,6 +33410,20 @@
       </w:r>
       <w:r>
         <w:rPr>
+          <w:lang w:val="hi_IN" w:bidi="hi_IN"/>
+        </w:rPr>
+        <w:t>וִ⁠ירוּשָׁלִַ֖ם לְ⁠ד֥וֹר וָ⁠דֽוֹר</w:t>
+      </w:r>
+    </w:p>
+    <w:p>
+      <w:pPr/>
+      <w:r>
+        <w:rPr>
+          <w:lang w:val="hi_IN" w:bidi="hi_IN"/>
+        </w:rPr>
+      </w:r>
+      <w:r>
+        <w:rPr>
           <w:b/>
           <w:lang w:val="hi_IN" w:bidi="hi_IN"/>
         </w:rPr>
@@ -29438,6 +33507,20 @@
       </w:r>
       <w:r>
         <w:rPr>
+          <w:lang w:val="hi_IN" w:bidi="hi_IN"/>
+        </w:rPr>
+        <w:t>לְ⁠ד֥וֹר וָ⁠דֽוֹר</w:t>
+      </w:r>
+    </w:p>
+    <w:p>
+      <w:pPr/>
+      <w:r>
+        <w:rPr>
+          <w:lang w:val="hi_IN" w:bidi="hi_IN"/>
+        </w:rPr>
+      </w:r>
+      <w:r>
+        <w:rPr>
           <w:b/>
           <w:lang w:val="hi_IN" w:bidi="hi_IN"/>
         </w:rPr>
@@ -29451,7 +33534,7 @@
           <w:lang w:val="hi_IN" w:bidi="hi_IN"/>
         </w:rPr>
       </w:r>
-      <w:hyperlink r:id="rId23">
+      <w:hyperlink r:id="rId25">
         <w:r>
           <w:rPr>
             <w:lang w:val="hi_IN" w:bidi="hi_IN"/>
@@ -29533,6 +33616,20 @@
       </w:r>
       <w:r>
         <w:rPr>
+          <w:lang w:val="hi_IN" w:bidi="hi_IN"/>
+        </w:rPr>
+        <w:t>וְ⁠נִקֵּ֖יתִי דָּמָ֣⁠ם לֹֽא־נִקֵּ֑יתִי</w:t>
+      </w:r>
+    </w:p>
+    <w:p>
+      <w:pPr/>
+      <w:r>
+        <w:rPr>
+          <w:lang w:val="hi_IN" w:bidi="hi_IN"/>
+        </w:rPr>
+      </w:r>
+      <w:r>
+        <w:rPr>
           <w:b/>
           <w:lang w:val="hi_IN" w:bidi="hi_IN"/>
         </w:rPr>
@@ -29616,6 +33713,20 @@
       </w:r>
       <w:r>
         <w:rPr>
+          <w:lang w:val="hi_IN" w:bidi="hi_IN"/>
+        </w:rPr>
+        <w:t>דָּמָ֣⁠ם</w:t>
+      </w:r>
+    </w:p>
+    <w:p>
+      <w:pPr/>
+      <w:r>
+        <w:rPr>
+          <w:lang w:val="hi_IN" w:bidi="hi_IN"/>
+        </w:rPr>
+      </w:r>
+      <w:r>
+        <w:rPr>
           <w:b/>
           <w:lang w:val="hi_IN" w:bidi="hi_IN"/>
         </w:rPr>
@@ -29712,6 +33823,20 @@
       </w:r>
       <w:r>
         <w:rPr>
+          <w:lang w:val="hi_IN" w:bidi="hi_IN"/>
+        </w:rPr>
+        <w:t>וַֽ⁠יהוָ֖ה שֹׁכֵ֥ן בְּ⁠צִיּֽוֹן</w:t>
+      </w:r>
+    </w:p>
+    <w:p>
+      <w:pPr/>
+      <w:r>
+        <w:rPr>
+          <w:lang w:val="hi_IN" w:bidi="hi_IN"/>
+        </w:rPr>
+      </w:r>
+      <w:r>
+        <w:rPr>
           <w:b/>
           <w:lang w:val="hi_IN" w:bidi="hi_IN"/>
         </w:rPr>
@@ -29784,6 +33909,20 @@
         <w:rPr>
           <w:lang w:val="hi_IN" w:bidi="hi_IN"/>
         </w:rPr>
+      </w:r>
+    </w:p>
+    <w:p>
+      <w:pPr/>
+      <w:r>
+        <w:rPr>
+          <w:lang w:val="hi_IN" w:bidi="hi_IN"/>
+        </w:rPr>
+      </w:r>
+      <w:r>
+        <w:rPr>
+          <w:lang w:val="hi_IN" w:bidi="hi_IN"/>
+        </w:rPr>
+        <w:t>וַֽ⁠יהוָ֖ה שֹׁכֵ֥ן בְּ⁠צִיּֽוֹן</w:t>
       </w:r>
     </w:p>
     <w:p>

--- a/hin/docx/29.content.docx
+++ b/hin/docx/29.content.docx
@@ -227,6 +227,20 @@
       </w:r>
       <w:r>
         <w:rPr>
+          <w:lang w:val="hi_IN" w:bidi="hi_IN"/>
+        </w:rPr>
+        <w:t>פְּתוּאֵֽל</w:t>
+      </w:r>
+    </w:p>
+    <w:p>
+      <w:pPr/>
+      <w:r>
+        <w:rPr>
+          <w:lang w:val="hi_IN" w:bidi="hi_IN"/>
+        </w:rPr>
+      </w:r>
+      <w:r>
+        <w:rPr>
           <w:b/>
           <w:lang w:val="hi_IN" w:bidi="hi_IN"/>
         </w:rPr>
@@ -421,6 +435,20 @@
       </w:r>
       <w:r>
         <w:rPr>
+          <w:lang w:val="hi_IN" w:bidi="hi_IN"/>
+        </w:rPr>
+        <w:t>דְּבַר־יְהוָה֙ אֲשֶׁ֣ר הָיָ֔ה</w:t>
+      </w:r>
+    </w:p>
+    <w:p>
+      <w:pPr/>
+      <w:r>
+        <w:rPr>
+          <w:lang w:val="hi_IN" w:bidi="hi_IN"/>
+        </w:rPr>
+      </w:r>
+      <w:r>
+        <w:rPr>
           <w:b/>
           <w:lang w:val="hi_IN" w:bidi="hi_IN"/>
         </w:rPr>
@@ -512,6 +540,20 @@
       </w:r>
       <w:r>
         <w:rPr>
+          <w:lang w:val="hi_IN" w:bidi="hi_IN"/>
+        </w:rPr>
+        <w:t>שִׁמְעוּ־זֹאת֙ הַ⁠זְּקֵנִ֔ים וְ⁠הַֽאֲזִ֔ינוּ כֹּ֖ל יוֹשְׁבֵ֣י הָ⁠אָ֑רֶץ</w:t>
+      </w:r>
+    </w:p>
+    <w:p>
+      <w:pPr/>
+      <w:r>
+        <w:rPr>
+          <w:lang w:val="hi_IN" w:bidi="hi_IN"/>
+        </w:rPr>
+      </w:r>
+      <w:r>
+        <w:rPr>
           <w:b/>
           <w:lang w:val="hi_IN" w:bidi="hi_IN"/>
         </w:rPr>
@@ -611,6 +653,20 @@
       </w:r>
       <w:r>
         <w:rPr>
+          <w:lang w:val="hi_IN" w:bidi="hi_IN"/>
+        </w:rPr>
+        <w:t>הֶ⁠הָ֤יְתָה זֹּאת֙ בִּֽ⁠ימֵי⁠כֶ֔ם וְ⁠אִ֖ם בִּ⁠ימֵ֥י אֲבֹֽתֵי⁠כֶֽם</w:t>
+      </w:r>
+    </w:p>
+    <w:p>
+      <w:pPr/>
+      <w:r>
+        <w:rPr>
+          <w:lang w:val="hi_IN" w:bidi="hi_IN"/>
+        </w:rPr>
+      </w:r>
+      <w:r>
+        <w:rPr>
           <w:b/>
           <w:lang w:val="hi_IN" w:bidi="hi_IN"/>
         </w:rPr>
@@ -702,6 +758,20 @@
       </w:r>
       <w:r>
         <w:rPr>
+          <w:lang w:val="hi_IN" w:bidi="hi_IN"/>
+        </w:rPr>
+        <w:t>בִּֽ⁠ימֵי⁠כֶ֔ם וְ⁠אִ֖ם בִּ⁠ימֵ֥י</w:t>
+      </w:r>
+    </w:p>
+    <w:p>
+      <w:pPr/>
+      <w:r>
+        <w:rPr>
+          <w:lang w:val="hi_IN" w:bidi="hi_IN"/>
+        </w:rPr>
+      </w:r>
+      <w:r>
+        <w:rPr>
           <w:b/>
           <w:lang w:val="hi_IN" w:bidi="hi_IN"/>
         </w:rPr>
@@ -806,6 +876,20 @@
       </w:r>
       <w:r>
         <w:rPr>
+          <w:lang w:val="hi_IN" w:bidi="hi_IN"/>
+        </w:rPr>
+        <w:t>אֲבֹֽתֵי⁠כֶֽם</w:t>
+      </w:r>
+    </w:p>
+    <w:p>
+      <w:pPr/>
+      <w:r>
+        <w:rPr>
+          <w:lang w:val="hi_IN" w:bidi="hi_IN"/>
+        </w:rPr>
+      </w:r>
+      <w:r>
+        <w:rPr>
           <w:b/>
           <w:lang w:val="hi_IN" w:bidi="hi_IN"/>
         </w:rPr>
@@ -910,6 +994,20 @@
       </w:r>
       <w:r>
         <w:rPr>
+          <w:lang w:val="hi_IN" w:bidi="hi_IN"/>
+        </w:rPr>
+        <w:t>וּ⁠בְנֵי⁠כֶם֙ לִ⁠בְנֵי⁠הֶ֔ם וּ⁠בְנֵי⁠הֶ֖ם לְ⁠ד֥וֹר אַחֵֽר</w:t>
+      </w:r>
+    </w:p>
+    <w:p>
+      <w:pPr/>
+      <w:r>
+        <w:rPr>
+          <w:lang w:val="hi_IN" w:bidi="hi_IN"/>
+        </w:rPr>
+      </w:r>
+      <w:r>
+        <w:rPr>
           <w:b/>
           <w:lang w:val="hi_IN" w:bidi="hi_IN"/>
         </w:rPr>
@@ -1001,6 +1099,20 @@
       </w:r>
       <w:r>
         <w:rPr>
+          <w:lang w:val="hi_IN" w:bidi="hi_IN"/>
+        </w:rPr>
+        <w:t>לִ⁠בְנֵי⁠כֶ֣ם &amp; וּ⁠בְנֵי⁠כֶם֙ לִ⁠בְנֵי⁠הֶ֔ם וּ⁠בְנֵי⁠הֶ֖ם</w:t>
+      </w:r>
+    </w:p>
+    <w:p>
+      <w:pPr/>
+      <w:r>
+        <w:rPr>
+          <w:lang w:val="hi_IN" w:bidi="hi_IN"/>
+        </w:rPr>
+      </w:r>
+      <w:r>
+        <w:rPr>
           <w:b/>
           <w:lang w:val="hi_IN" w:bidi="hi_IN"/>
         </w:rPr>
@@ -1105,6 +1217,20 @@
       </w:r>
       <w:r>
         <w:rPr>
+          <w:lang w:val="hi_IN" w:bidi="hi_IN"/>
+        </w:rPr>
+        <w:t>עָלֶ֖⁠יהָ לִ⁠בְנֵי⁠כֶ֣ם סַפֵּ֑רוּ וּ⁠בְנֵי⁠כֶם֙</w:t>
+      </w:r>
+    </w:p>
+    <w:p>
+      <w:pPr/>
+      <w:r>
+        <w:rPr>
+          <w:lang w:val="hi_IN" w:bidi="hi_IN"/>
+        </w:rPr>
+      </w:r>
+      <w:r>
+        <w:rPr>
           <w:b/>
           <w:lang w:val="hi_IN" w:bidi="hi_IN"/>
         </w:rPr>
@@ -1222,6 +1348,20 @@
       </w:r>
       <w:r>
         <w:rPr>
+          <w:lang w:val="hi_IN" w:bidi="hi_IN"/>
+        </w:rPr>
+        <w:t>יֶ֤תֶר הַ⁠גָּזָם֙ אָכַ֣ל הָֽ⁠אַרְבֶּ֔ה וְ⁠יֶ֥תֶר הָ⁠אַרְבֶּ֖ה אָכַ֣ל הַ⁠יָּ֑לֶק וְ⁠יֶ֣תֶר הַ⁠יֶּ֔לֶק אָכַ֖ל הֶ⁠חָסִֽיל</w:t>
+      </w:r>
+    </w:p>
+    <w:p>
+      <w:pPr/>
+      <w:r>
+        <w:rPr>
+          <w:lang w:val="hi_IN" w:bidi="hi_IN"/>
+        </w:rPr>
+      </w:r>
+      <w:r>
+        <w:rPr>
           <w:b/>
           <w:lang w:val="hi_IN" w:bidi="hi_IN"/>
         </w:rPr>
@@ -1313,6 +1453,20 @@
       </w:r>
       <w:r>
         <w:rPr>
+          <w:lang w:val="hi_IN" w:bidi="hi_IN"/>
+        </w:rPr>
+        <w:t>יֶ֤תֶר הַ⁠גָּזָם֙ אָכַ֣ל הָֽ⁠אַרְבֶּ֔ה וְ⁠יֶ֥תֶר הָ⁠אַרְבֶּ֖ה אָכַ֣ל הַ⁠יָּ֑לֶק וְ⁠יֶ֣תֶר הַ⁠יֶּ֔לֶק אָכַ֖ל הֶ⁠חָסִֽיל</w:t>
+      </w:r>
+    </w:p>
+    <w:p>
+      <w:pPr/>
+      <w:r>
+        <w:rPr>
+          <w:lang w:val="hi_IN" w:bidi="hi_IN"/>
+        </w:rPr>
+      </w:r>
+      <w:r>
+        <w:rPr>
           <w:b/>
           <w:lang w:val="hi_IN" w:bidi="hi_IN"/>
         </w:rPr>
@@ -1424,6 +1578,20 @@
       </w:r>
       <w:r>
         <w:rPr>
+          <w:lang w:val="hi_IN" w:bidi="hi_IN"/>
+        </w:rPr>
+        <w:t>יֶ֤תֶר הַ⁠גָּזָם֙ אָכַ֣ל הָֽ⁠אַרְבֶּ֔ה וְ⁠יֶ֥תֶר הָ⁠אַרְבֶּ֖ה אָכַ֣ל הַ⁠יָּ֑לֶק וְ⁠יֶ֣תֶר הַ⁠יֶּ֔לֶק אָכַ֖ל הֶ⁠חָסִֽיל</w:t>
+      </w:r>
+    </w:p>
+    <w:p>
+      <w:pPr/>
+      <w:r>
+        <w:rPr>
+          <w:lang w:val="hi_IN" w:bidi="hi_IN"/>
+        </w:rPr>
+      </w:r>
+      <w:r>
+        <w:rPr>
           <w:b/>
           <w:lang w:val="hi_IN" w:bidi="hi_IN"/>
         </w:rPr>
@@ -1663,6 +1831,20 @@
       </w:r>
       <w:r>
         <w:rPr>
+          <w:lang w:val="hi_IN" w:bidi="hi_IN"/>
+        </w:rPr>
+        <w:t>הָקִ֤יצוּ שִׁכּוֹרִים֙ וּ⁠בְכ֔וּ וְ⁠הֵילִ֖לוּ כָּל־שֹׁ֣תֵי יָ֑יִן עַל־עָסִ֕יס כִּ֥י נִכְרַ֖ת מִ⁠פִּי⁠כֶֽם</w:t>
+      </w:r>
+    </w:p>
+    <w:p>
+      <w:pPr/>
+      <w:r>
+        <w:rPr>
+          <w:lang w:val="hi_IN" w:bidi="hi_IN"/>
+        </w:rPr>
+      </w:r>
+      <w:r>
+        <w:rPr>
           <w:b/>
           <w:lang w:val="hi_IN" w:bidi="hi_IN"/>
         </w:rPr>
@@ -1762,6 +1944,20 @@
       </w:r>
       <w:r>
         <w:rPr>
+          <w:lang w:val="hi_IN" w:bidi="hi_IN"/>
+        </w:rPr>
+        <w:t>נִכְרַ֖ת מִ⁠פִּי⁠כֶֽם</w:t>
+      </w:r>
+    </w:p>
+    <w:p>
+      <w:pPr/>
+      <w:r>
+        <w:rPr>
+          <w:lang w:val="hi_IN" w:bidi="hi_IN"/>
+        </w:rPr>
+      </w:r>
+      <w:r>
+        <w:rPr>
           <w:b/>
           <w:lang w:val="hi_IN" w:bidi="hi_IN"/>
         </w:rPr>
@@ -1853,6 +2049,20 @@
       </w:r>
       <w:r>
         <w:rPr>
+          <w:lang w:val="hi_IN" w:bidi="hi_IN"/>
+        </w:rPr>
+        <w:t>מִ⁠פִּי⁠כֶֽם</w:t>
+      </w:r>
+    </w:p>
+    <w:p>
+      <w:pPr/>
+      <w:r>
+        <w:rPr>
+          <w:lang w:val="hi_IN" w:bidi="hi_IN"/>
+        </w:rPr>
+      </w:r>
+      <w:r>
+        <w:rPr>
           <w:b/>
           <w:lang w:val="hi_IN" w:bidi="hi_IN"/>
         </w:rPr>
@@ -1965,6 +2175,20 @@
       </w:r>
       <w:r>
         <w:rPr>
+          <w:lang w:val="hi_IN" w:bidi="hi_IN"/>
+        </w:rPr>
+        <w:t>נִכְרַ֖ת מִ⁠פִּי⁠כֶֽם</w:t>
+      </w:r>
+    </w:p>
+    <w:p>
+      <w:pPr/>
+      <w:r>
+        <w:rPr>
+          <w:lang w:val="hi_IN" w:bidi="hi_IN"/>
+        </w:rPr>
+      </w:r>
+      <w:r>
+        <w:rPr>
           <w:b/>
           <w:lang w:val="hi_IN" w:bidi="hi_IN"/>
         </w:rPr>
@@ -2068,6 +2292,20 @@
       </w:r>
       <w:r>
         <w:rPr>
+          <w:lang w:val="hi_IN" w:bidi="hi_IN"/>
+        </w:rPr>
+        <w:t>כִּֽי</w:t>
+      </w:r>
+    </w:p>
+    <w:p>
+      <w:pPr/>
+      <w:r>
+        <w:rPr>
+          <w:lang w:val="hi_IN" w:bidi="hi_IN"/>
+        </w:rPr>
+      </w:r>
+      <w:r>
+        <w:rPr>
           <w:b/>
           <w:lang w:val="hi_IN" w:bidi="hi_IN"/>
         </w:rPr>
@@ -2172,6 +2410,20 @@
       </w:r>
       <w:r>
         <w:rPr>
+          <w:lang w:val="hi_IN" w:bidi="hi_IN"/>
+        </w:rPr>
+        <w:t>גוֹי֙ עָלָ֣ה עַל־אַרְצִ֔⁠י</w:t>
+      </w:r>
+    </w:p>
+    <w:p>
+      <w:pPr/>
+      <w:r>
+        <w:rPr>
+          <w:lang w:val="hi_IN" w:bidi="hi_IN"/>
+        </w:rPr>
+      </w:r>
+      <w:r>
+        <w:rPr>
           <w:b/>
           <w:lang w:val="hi_IN" w:bidi="hi_IN"/>
         </w:rPr>
@@ -2263,6 +2515,20 @@
       </w:r>
       <w:r>
         <w:rPr>
+          <w:lang w:val="hi_IN" w:bidi="hi_IN"/>
+        </w:rPr>
+        <w:t>גוֹי֙</w:t>
+      </w:r>
+    </w:p>
+    <w:p>
+      <w:pPr/>
+      <w:r>
+        <w:rPr>
+          <w:lang w:val="hi_IN" w:bidi="hi_IN"/>
+        </w:rPr>
+      </w:r>
+      <w:r>
+        <w:rPr>
           <w:b/>
           <w:lang w:val="hi_IN" w:bidi="hi_IN"/>
         </w:rPr>
@@ -2367,6 +2633,20 @@
       </w:r>
       <w:r>
         <w:rPr>
+          <w:lang w:val="hi_IN" w:bidi="hi_IN"/>
+        </w:rPr>
+        <w:t>אַרְצִ֔⁠י</w:t>
+      </w:r>
+    </w:p>
+    <w:p>
+      <w:pPr/>
+      <w:r>
+        <w:rPr>
+          <w:lang w:val="hi_IN" w:bidi="hi_IN"/>
+        </w:rPr>
+      </w:r>
+      <w:r>
+        <w:rPr>
           <w:b/>
           <w:lang w:val="hi_IN" w:bidi="hi_IN"/>
         </w:rPr>
@@ -2471,6 +2751,20 @@
       </w:r>
       <w:r>
         <w:rPr>
+          <w:lang w:val="hi_IN" w:bidi="hi_IN"/>
+        </w:rPr>
+        <w:t>וְ⁠אֵ֣ין מִסְפָּ֑ר</w:t>
+      </w:r>
+    </w:p>
+    <w:p>
+      <w:pPr/>
+      <w:r>
+        <w:rPr>
+          <w:lang w:val="hi_IN" w:bidi="hi_IN"/>
+        </w:rPr>
+      </w:r>
+      <w:r>
+        <w:rPr>
           <w:b/>
           <w:lang w:val="hi_IN" w:bidi="hi_IN"/>
         </w:rPr>
@@ -2562,6 +2856,20 @@
       </w:r>
       <w:r>
         <w:rPr>
+          <w:lang w:val="hi_IN" w:bidi="hi_IN"/>
+        </w:rPr>
+        <w:t>שִׁנָּי⁠ו֙ שִׁנֵּ֣י אַרְיֵ֔ה וּֽ⁠מְתַלְּע֥וֹת לָבִ֖יא לֽ⁠וֹ</w:t>
+      </w:r>
+    </w:p>
+    <w:p>
+      <w:pPr/>
+      <w:r>
+        <w:rPr>
+          <w:lang w:val="hi_IN" w:bidi="hi_IN"/>
+        </w:rPr>
+      </w:r>
+      <w:r>
+        <w:rPr>
           <w:b/>
           <w:lang w:val="hi_IN" w:bidi="hi_IN"/>
         </w:rPr>
@@ -2661,6 +2969,20 @@
       </w:r>
       <w:r>
         <w:rPr>
+          <w:lang w:val="hi_IN" w:bidi="hi_IN"/>
+        </w:rPr>
+        <w:t>שִׁנָּי⁠ו֙ שִׁנֵּ֣י אַרְיֵ֔ה וּֽ⁠מְתַלְּע֥וֹת לָבִ֖יא לֽ⁠וֹ</w:t>
+      </w:r>
+    </w:p>
+    <w:p>
+      <w:pPr/>
+      <w:r>
+        <w:rPr>
+          <w:lang w:val="hi_IN" w:bidi="hi_IN"/>
+        </w:rPr>
+      </w:r>
+      <w:r>
+        <w:rPr>
           <w:b/>
           <w:lang w:val="hi_IN" w:bidi="hi_IN"/>
         </w:rPr>
@@ -2791,6 +3113,20 @@
       </w:r>
       <w:r>
         <w:rPr>
+          <w:lang w:val="hi_IN" w:bidi="hi_IN"/>
+        </w:rPr>
+        <w:t>וּֽ⁠מְתַלְּע֥וֹת לָבִ֖יא לֽ⁠וֹ</w:t>
+      </w:r>
+    </w:p>
+    <w:p>
+      <w:pPr/>
+      <w:r>
+        <w:rPr>
+          <w:lang w:val="hi_IN" w:bidi="hi_IN"/>
+        </w:rPr>
+      </w:r>
+      <w:r>
+        <w:rPr>
           <w:b/>
           <w:lang w:val="hi_IN" w:bidi="hi_IN"/>
         </w:rPr>
@@ -2882,6 +3218,20 @@
       </w:r>
       <w:r>
         <w:rPr>
+          <w:lang w:val="hi_IN" w:bidi="hi_IN"/>
+        </w:rPr>
+        <w:t>שָׂ֤ם גַּפְנִ⁠י֙ לְ⁠שַׁמָּ֔ה וּ⁠תְאֵנָתִ֖⁠י לִ⁠קְצָפָ֑ה</w:t>
+      </w:r>
+    </w:p>
+    <w:p>
+      <w:pPr/>
+      <w:r>
+        <w:rPr>
+          <w:lang w:val="hi_IN" w:bidi="hi_IN"/>
+        </w:rPr>
+      </w:r>
+      <w:r>
+        <w:rPr>
           <w:b/>
           <w:lang w:val="hi_IN" w:bidi="hi_IN"/>
         </w:rPr>
@@ -2994,6 +3344,20 @@
       </w:r>
       <w:r>
         <w:rPr>
+          <w:lang w:val="hi_IN" w:bidi="hi_IN"/>
+        </w:rPr>
+        <w:t>שָׂ֤ם גַּפְנִ⁠י֙ לְ⁠שַׁמָּ֔ה</w:t>
+      </w:r>
+    </w:p>
+    <w:p>
+      <w:pPr/>
+      <w:r>
+        <w:rPr>
+          <w:lang w:val="hi_IN" w:bidi="hi_IN"/>
+        </w:rPr>
+      </w:r>
+      <w:r>
+        <w:rPr>
           <w:b/>
           <w:lang w:val="hi_IN" w:bidi="hi_IN"/>
         </w:rPr>
@@ -3090,6 +3454,20 @@
       </w:r>
       <w:r>
         <w:rPr>
+          <w:lang w:val="hi_IN" w:bidi="hi_IN"/>
+        </w:rPr>
+        <w:t>חָשֹׂ֤ף חֲשָׂפָ⁠הּ֙</w:t>
+      </w:r>
+    </w:p>
+    <w:p>
+      <w:pPr/>
+      <w:r>
+        <w:rPr>
+          <w:lang w:val="hi_IN" w:bidi="hi_IN"/>
+        </w:rPr>
+      </w:r>
+      <w:r>
+        <w:rPr>
           <w:b/>
           <w:lang w:val="hi_IN" w:bidi="hi_IN"/>
         </w:rPr>
@@ -3181,6 +3559,20 @@
       </w:r>
       <w:r>
         <w:rPr>
+          <w:lang w:val="hi_IN" w:bidi="hi_IN"/>
+        </w:rPr>
+        <w:t>וְ⁠הִשְׁלִ֔יךְ</w:t>
+      </w:r>
+    </w:p>
+    <w:p>
+      <w:pPr/>
+      <w:r>
+        <w:rPr>
+          <w:lang w:val="hi_IN" w:bidi="hi_IN"/>
+        </w:rPr>
+      </w:r>
+      <w:r>
+        <w:rPr>
           <w:b/>
           <w:lang w:val="hi_IN" w:bidi="hi_IN"/>
         </w:rPr>
@@ -3285,6 +3677,20 @@
       </w:r>
       <w:r>
         <w:rPr>
+          <w:lang w:val="hi_IN" w:bidi="hi_IN"/>
+        </w:rPr>
+        <w:t>הִלְבִּ֖ינוּ שָׂרִיגֶֽי⁠הָ</w:t>
+      </w:r>
+    </w:p>
+    <w:p>
+      <w:pPr/>
+      <w:r>
+        <w:rPr>
+          <w:lang w:val="hi_IN" w:bidi="hi_IN"/>
+        </w:rPr>
+      </w:r>
+      <w:r>
+        <w:rPr>
           <w:b/>
           <w:lang w:val="hi_IN" w:bidi="hi_IN"/>
         </w:rPr>
@@ -3389,6 +3795,20 @@
       </w:r>
       <w:r>
         <w:rPr>
+          <w:lang w:val="hi_IN" w:bidi="hi_IN"/>
+        </w:rPr>
+        <w:t>אֱלִ֕י</w:t>
+      </w:r>
+    </w:p>
+    <w:p>
+      <w:pPr/>
+      <w:r>
+        <w:rPr>
+          <w:lang w:val="hi_IN" w:bidi="hi_IN"/>
+        </w:rPr>
+      </w:r>
+      <w:r>
+        <w:rPr>
           <w:b/>
           <w:lang w:val="hi_IN" w:bidi="hi_IN"/>
         </w:rPr>
@@ -3493,6 +3913,20 @@
       </w:r>
       <w:r>
         <w:rPr>
+          <w:lang w:val="hi_IN" w:bidi="hi_IN"/>
+        </w:rPr>
+        <w:t>כִּ⁠בְתוּלָ֥ה חֲגֻֽרַת־שַׂ֖ק עַל־בַּ֥עַל נְעוּרֶֽי⁠הָ</w:t>
+      </w:r>
+    </w:p>
+    <w:p>
+      <w:pPr/>
+      <w:r>
+        <w:rPr>
+          <w:lang w:val="hi_IN" w:bidi="hi_IN"/>
+        </w:rPr>
+      </w:r>
+      <w:r>
+        <w:rPr>
           <w:b/>
           <w:lang w:val="hi_IN" w:bidi="hi_IN"/>
         </w:rPr>
@@ -3592,6 +4026,20 @@
       </w:r>
       <w:r>
         <w:rPr>
+          <w:lang w:val="hi_IN" w:bidi="hi_IN"/>
+        </w:rPr>
+        <w:t>כִּ⁠בְתוּלָ֥ה חֲגֻֽרַת־שַׂ֖ק</w:t>
+      </w:r>
+    </w:p>
+    <w:p>
+      <w:pPr/>
+      <w:r>
+        <w:rPr>
+          <w:lang w:val="hi_IN" w:bidi="hi_IN"/>
+        </w:rPr>
+      </w:r>
+      <w:r>
+        <w:rPr>
           <w:b/>
           <w:lang w:val="hi_IN" w:bidi="hi_IN"/>
         </w:rPr>
@@ -3690,6 +4138,20 @@
       </w:r>
       <w:r>
         <w:rPr>
+          <w:lang w:val="hi_IN" w:bidi="hi_IN"/>
+        </w:rPr>
+        <w:t>כִּ⁠בְתוּלָ֥ה חֲגֻֽרַת־שַׂ֖ק</w:t>
+      </w:r>
+    </w:p>
+    <w:p>
+      <w:pPr/>
+      <w:r>
+        <w:rPr>
+          <w:lang w:val="hi_IN" w:bidi="hi_IN"/>
+        </w:rPr>
+      </w:r>
+      <w:r>
+        <w:rPr>
           <w:b/>
           <w:lang w:val="hi_IN" w:bidi="hi_IN"/>
         </w:rPr>
@@ -3799,6 +4261,20 @@
       </w:r>
       <w:r>
         <w:rPr>
+          <w:lang w:val="hi_IN" w:bidi="hi_IN"/>
+        </w:rPr>
+        <w:t>בַּ֥עַל נְעוּרֶֽי⁠הָ</w:t>
+      </w:r>
+    </w:p>
+    <w:p>
+      <w:pPr/>
+      <w:r>
+        <w:rPr>
+          <w:lang w:val="hi_IN" w:bidi="hi_IN"/>
+        </w:rPr>
+      </w:r>
+      <w:r>
+        <w:rPr>
           <w:b/>
           <w:lang w:val="hi_IN" w:bidi="hi_IN"/>
         </w:rPr>
@@ -4033,6 +4509,20 @@
       </w:r>
       <w:r>
         <w:rPr>
+          <w:lang w:val="hi_IN" w:bidi="hi_IN"/>
+        </w:rPr>
+        <w:t>הָכְרַ֥ת מִנְחָ֛ה וָ⁠נֶ֖סֶךְ</w:t>
+      </w:r>
+    </w:p>
+    <w:p>
+      <w:pPr/>
+      <w:r>
+        <w:rPr>
+          <w:lang w:val="hi_IN" w:bidi="hi_IN"/>
+        </w:rPr>
+      </w:r>
+      <w:r>
+        <w:rPr>
           <w:b/>
           <w:lang w:val="hi_IN" w:bidi="hi_IN"/>
         </w:rPr>
@@ -4128,6 +4618,20 @@
       </w:r>
       <w:r>
         <w:rPr>
+          <w:lang w:val="hi_IN" w:bidi="hi_IN"/>
+        </w:rPr>
+        <w:t>הָכְרַ֥ת &amp; מִ⁠בֵּ֣ית</w:t>
+      </w:r>
+    </w:p>
+    <w:p>
+      <w:pPr/>
+      <w:r>
+        <w:rPr>
+          <w:lang w:val="hi_IN" w:bidi="hi_IN"/>
+        </w:rPr>
+      </w:r>
+      <w:r>
+        <w:rPr>
           <w:b/>
           <w:lang w:val="hi_IN" w:bidi="hi_IN"/>
         </w:rPr>
@@ -4274,6 +4778,20 @@
       </w:r>
       <w:r>
         <w:rPr>
+          <w:lang w:val="hi_IN" w:bidi="hi_IN"/>
+        </w:rPr>
+        <w:t>מִ⁠בֵּ֣ית יְהוָ֑ה</w:t>
+      </w:r>
+    </w:p>
+    <w:p>
+      <w:pPr/>
+      <w:r>
+        <w:rPr>
+          <w:lang w:val="hi_IN" w:bidi="hi_IN"/>
+        </w:rPr>
+      </w:r>
+      <w:r>
+        <w:rPr>
           <w:b/>
           <w:lang w:val="hi_IN" w:bidi="hi_IN"/>
         </w:rPr>
@@ -4370,6 +4888,20 @@
       </w:r>
       <w:r>
         <w:rPr>
+          <w:lang w:val="hi_IN" w:bidi="hi_IN"/>
+        </w:rPr>
+        <w:t>שֻׁדַּ֣ד שָׂדֶ֔ה אָבְלָ֖ה אֲדָמָ֑ה כִּ֚י שֻׁדַּ֣ד דָּגָ֔ן</w:t>
+      </w:r>
+    </w:p>
+    <w:p>
+      <w:pPr/>
+      <w:r>
+        <w:rPr>
+          <w:lang w:val="hi_IN" w:bidi="hi_IN"/>
+        </w:rPr>
+      </w:r>
+      <w:r>
+        <w:rPr>
           <w:b/>
           <w:lang w:val="hi_IN" w:bidi="hi_IN"/>
         </w:rPr>
@@ -4473,6 +5005,20 @@
       </w:r>
       <w:r>
         <w:rPr>
+          <w:lang w:val="hi_IN" w:bidi="hi_IN"/>
+        </w:rPr>
+        <w:t>שֻׁדַּ֣ד שָׂדֶ֔ה &amp; שֻׁדַּ֣ד</w:t>
+      </w:r>
+    </w:p>
+    <w:p>
+      <w:pPr/>
+      <w:r>
+        <w:rPr>
+          <w:lang w:val="hi_IN" w:bidi="hi_IN"/>
+        </w:rPr>
+      </w:r>
+      <w:r>
+        <w:rPr>
           <w:b/>
           <w:lang w:val="hi_IN" w:bidi="hi_IN"/>
         </w:rPr>
@@ -4577,6 +5123,20 @@
       </w:r>
       <w:r>
         <w:rPr>
+          <w:lang w:val="hi_IN" w:bidi="hi_IN"/>
+        </w:rPr>
+        <w:t>אָבְלָ֖ה אֲדָמָ֑ה</w:t>
+      </w:r>
+    </w:p>
+    <w:p>
+      <w:pPr/>
+      <w:r>
+        <w:rPr>
+          <w:lang w:val="hi_IN" w:bidi="hi_IN"/>
+        </w:rPr>
+      </w:r>
+      <w:r>
+        <w:rPr>
           <w:b/>
           <w:lang w:val="hi_IN" w:bidi="hi_IN"/>
         </w:rPr>
@@ -4686,6 +5246,20 @@
       </w:r>
       <w:r>
         <w:rPr>
+          <w:lang w:val="hi_IN" w:bidi="hi_IN"/>
+        </w:rPr>
+        <w:t>הוֹבִ֥ישׁ תִּיר֖וֹשׁ</w:t>
+      </w:r>
+    </w:p>
+    <w:p>
+      <w:pPr/>
+      <w:r>
+        <w:rPr>
+          <w:lang w:val="hi_IN" w:bidi="hi_IN"/>
+        </w:rPr>
+      </w:r>
+      <w:r>
+        <w:rPr>
           <w:b/>
           <w:lang w:val="hi_IN" w:bidi="hi_IN"/>
         </w:rPr>
@@ -4790,6 +5364,20 @@
       </w:r>
       <w:r>
         <w:rPr>
+          <w:lang w:val="hi_IN" w:bidi="hi_IN"/>
+        </w:rPr>
+        <w:t>אֻמְלַ֥ל יִצְהָֽר</w:t>
+      </w:r>
+    </w:p>
+    <w:p>
+      <w:pPr/>
+      <w:r>
+        <w:rPr>
+          <w:lang w:val="hi_IN" w:bidi="hi_IN"/>
+        </w:rPr>
+      </w:r>
+      <w:r>
+        <w:rPr>
           <w:b/>
           <w:lang w:val="hi_IN" w:bidi="hi_IN"/>
         </w:rPr>
@@ -4885,6 +5473,20 @@
       </w:r>
       <w:r>
         <w:rPr>
+          <w:lang w:val="hi_IN" w:bidi="hi_IN"/>
+        </w:rPr>
+        <w:t>אֻמְלַ֥ל יִצְהָֽר</w:t>
+      </w:r>
+    </w:p>
+    <w:p>
+      <w:pPr/>
+      <w:r>
+        <w:rPr>
+          <w:lang w:val="hi_IN" w:bidi="hi_IN"/>
+        </w:rPr>
+      </w:r>
+      <w:r>
+        <w:rPr>
           <w:b/>
           <w:lang w:val="hi_IN" w:bidi="hi_IN"/>
         </w:rPr>
@@ -5002,6 +5604,20 @@
       </w:r>
       <w:r>
         <w:rPr>
+          <w:lang w:val="hi_IN" w:bidi="hi_IN"/>
+        </w:rPr>
+        <w:t>שָׂדֶֽה</w:t>
+      </w:r>
+    </w:p>
+    <w:p>
+      <w:pPr/>
+      <w:r>
+        <w:rPr>
+          <w:lang w:val="hi_IN" w:bidi="hi_IN"/>
+        </w:rPr>
+      </w:r>
+      <w:r>
+        <w:rPr>
           <w:b/>
           <w:lang w:val="hi_IN" w:bidi="hi_IN"/>
         </w:rPr>
@@ -5114,6 +5730,20 @@
       </w:r>
       <w:r>
         <w:rPr>
+          <w:lang w:val="hi_IN" w:bidi="hi_IN"/>
+        </w:rPr>
+        <w:t>הַ⁠גֶּ֣פֶן הוֹבִ֔ישָׁה וְ⁠הַ⁠תְּאֵנָ֖ה אֻמְלָ֑לָה רִמּ֞וֹן גַּם־תָּמָ֣ר וְ⁠תַפּ֗וּחַ</w:t>
+      </w:r>
+    </w:p>
+    <w:p>
+      <w:pPr/>
+      <w:r>
+        <w:rPr>
+          <w:lang w:val="hi_IN" w:bidi="hi_IN"/>
+        </w:rPr>
+      </w:r>
+      <w:r>
+        <w:rPr>
           <w:b/>
           <w:lang w:val="hi_IN" w:bidi="hi_IN"/>
         </w:rPr>
@@ -5257,6 +5887,20 @@
       </w:r>
       <w:r>
         <w:rPr>
+          <w:lang w:val="hi_IN" w:bidi="hi_IN"/>
+        </w:rPr>
+        <w:t>אֻמְלָ֑לָה</w:t>
+      </w:r>
+    </w:p>
+    <w:p>
+      <w:pPr/>
+      <w:r>
+        <w:rPr>
+          <w:lang w:val="hi_IN" w:bidi="hi_IN"/>
+        </w:rPr>
+      </w:r>
+      <w:r>
+        <w:rPr>
           <w:b/>
           <w:lang w:val="hi_IN" w:bidi="hi_IN"/>
         </w:rPr>
@@ -5352,6 +5996,20 @@
       </w:r>
       <w:r>
         <w:rPr>
+          <w:lang w:val="hi_IN" w:bidi="hi_IN"/>
+        </w:rPr>
+        <w:t>וְ⁠הַ⁠תְּאֵנָ֖ה אֻמְלָ֑לָה</w:t>
+      </w:r>
+    </w:p>
+    <w:p>
+      <w:pPr/>
+      <w:r>
+        <w:rPr>
+          <w:lang w:val="hi_IN" w:bidi="hi_IN"/>
+        </w:rPr>
+      </w:r>
+      <w:r>
+        <w:rPr>
           <w:b/>
           <w:lang w:val="hi_IN" w:bidi="hi_IN"/>
         </w:rPr>
@@ -5461,6 +6119,20 @@
       </w:r>
       <w:r>
         <w:rPr>
+          <w:lang w:val="hi_IN" w:bidi="hi_IN"/>
+        </w:rPr>
+        <w:t>כָּל־עֲצֵ֤י הַ⁠שָּׂדֶה֙ יָבֵ֔שׁוּ</w:t>
+      </w:r>
+    </w:p>
+    <w:p>
+      <w:pPr/>
+      <w:r>
+        <w:rPr>
+          <w:lang w:val="hi_IN" w:bidi="hi_IN"/>
+        </w:rPr>
+      </w:r>
+      <w:r>
+        <w:rPr>
           <w:b/>
           <w:lang w:val="hi_IN" w:bidi="hi_IN"/>
         </w:rPr>
@@ -5552,6 +6224,20 @@
       </w:r>
       <w:r>
         <w:rPr>
+          <w:lang w:val="hi_IN" w:bidi="hi_IN"/>
+        </w:rPr>
+        <w:t>הֹבִ֥ישׁ שָׂשׂ֖וֹן מִן־בְּנֵ֥י אָדָֽם</w:t>
+      </w:r>
+    </w:p>
+    <w:p>
+      <w:pPr/>
+      <w:r>
+        <w:rPr>
+          <w:lang w:val="hi_IN" w:bidi="hi_IN"/>
+        </w:rPr>
+      </w:r>
+      <w:r>
+        <w:rPr>
           <w:b/>
           <w:lang w:val="hi_IN" w:bidi="hi_IN"/>
         </w:rPr>
@@ -5677,6 +6363,20 @@
       </w:r>
       <w:r>
         <w:rPr>
+          <w:lang w:val="hi_IN" w:bidi="hi_IN"/>
+        </w:rPr>
+        <w:t>בְּנֵ֥י אָדָֽם</w:t>
+      </w:r>
+    </w:p>
+    <w:p>
+      <w:pPr/>
+      <w:r>
+        <w:rPr>
+          <w:lang w:val="hi_IN" w:bidi="hi_IN"/>
+        </w:rPr>
+      </w:r>
+      <w:r>
+        <w:rPr>
           <w:b/>
           <w:lang w:val="hi_IN" w:bidi="hi_IN"/>
         </w:rPr>
@@ -5786,6 +6486,20 @@
       </w:r>
       <w:r>
         <w:rPr>
+          <w:lang w:val="hi_IN" w:bidi="hi_IN"/>
+        </w:rPr>
+        <w:t>חִגְר֨וּ</w:t>
+      </w:r>
+    </w:p>
+    <w:p>
+      <w:pPr/>
+      <w:r>
+        <w:rPr>
+          <w:lang w:val="hi_IN" w:bidi="hi_IN"/>
+        </w:rPr>
+      </w:r>
+      <w:r>
+        <w:rPr>
           <w:b/>
           <w:lang w:val="hi_IN" w:bidi="hi_IN"/>
         </w:rPr>
@@ -5902,6 +6616,20 @@
       </w:r>
       <w:r>
         <w:rPr>
+          <w:lang w:val="hi_IN" w:bidi="hi_IN"/>
+        </w:rPr>
+        <w:t>לִ֣ינוּ בַ⁠שַּׂקִּ֔ים</w:t>
+      </w:r>
+    </w:p>
+    <w:p>
+      <w:pPr/>
+      <w:r>
+        <w:rPr>
+          <w:lang w:val="hi_IN" w:bidi="hi_IN"/>
+        </w:rPr>
+      </w:r>
+      <w:r>
+        <w:rPr>
           <w:b/>
           <w:lang w:val="hi_IN" w:bidi="hi_IN"/>
         </w:rPr>
@@ -6012,6 +6740,20 @@
       </w:r>
       <w:r>
         <w:rPr>
+          <w:lang w:val="hi_IN" w:bidi="hi_IN"/>
+        </w:rPr>
+        <w:t>נִמְנַ֛ע &amp; מִנְחָ֥ה וָ⁠נָֽסֶךְ</w:t>
+      </w:r>
+    </w:p>
+    <w:p>
+      <w:pPr/>
+      <w:r>
+        <w:rPr>
+          <w:lang w:val="hi_IN" w:bidi="hi_IN"/>
+        </w:rPr>
+      </w:r>
+      <w:r>
+        <w:rPr>
           <w:b/>
           <w:lang w:val="hi_IN" w:bidi="hi_IN"/>
         </w:rPr>
@@ -6107,6 +6849,20 @@
       </w:r>
       <w:r>
         <w:rPr>
+          <w:lang w:val="hi_IN" w:bidi="hi_IN"/>
+        </w:rPr>
+        <w:t>אֱלֹהָ֑⁠י</w:t>
+      </w:r>
+    </w:p>
+    <w:p>
+      <w:pPr/>
+      <w:r>
+        <w:rPr>
+          <w:lang w:val="hi_IN" w:bidi="hi_IN"/>
+        </w:rPr>
+      </w:r>
+      <w:r>
+        <w:rPr>
           <w:b/>
           <w:lang w:val="hi_IN" w:bidi="hi_IN"/>
         </w:rPr>
@@ -6211,6 +6967,20 @@
       </w:r>
       <w:r>
         <w:rPr>
+          <w:lang w:val="hi_IN" w:bidi="hi_IN"/>
+        </w:rPr>
+        <w:t>אֱלֹהֵי⁠כֶ֖ם</w:t>
+      </w:r>
+    </w:p>
+    <w:p>
+      <w:pPr/>
+      <w:r>
+        <w:rPr>
+          <w:lang w:val="hi_IN" w:bidi="hi_IN"/>
+        </w:rPr>
+      </w:r>
+      <w:r>
+        <w:rPr>
           <w:b/>
           <w:lang w:val="hi_IN" w:bidi="hi_IN"/>
         </w:rPr>
@@ -6323,6 +7093,20 @@
       </w:r>
       <w:r>
         <w:rPr>
+          <w:lang w:val="hi_IN" w:bidi="hi_IN"/>
+        </w:rPr>
+        <w:t>קַדְּשׁוּ־צוֹם֙</w:t>
+      </w:r>
+    </w:p>
+    <w:p>
+      <w:pPr/>
+      <w:r>
+        <w:rPr>
+          <w:lang w:val="hi_IN" w:bidi="hi_IN"/>
+        </w:rPr>
+      </w:r>
+      <w:r>
+        <w:rPr>
           <w:b/>
           <w:lang w:val="hi_IN" w:bidi="hi_IN"/>
         </w:rPr>
@@ -6429,6 +7213,20 @@
       </w:r>
       <w:r>
         <w:rPr>
+          <w:lang w:val="hi_IN" w:bidi="hi_IN"/>
+        </w:rPr>
+        <w:t>אֱלֹהֵי⁠כֶ֑ם</w:t>
+      </w:r>
+    </w:p>
+    <w:p>
+      <w:pPr/>
+      <w:r>
+        <w:rPr>
+          <w:lang w:val="hi_IN" w:bidi="hi_IN"/>
+        </w:rPr>
+      </w:r>
+      <w:r>
+        <w:rPr>
           <w:b/>
           <w:lang w:val="hi_IN" w:bidi="hi_IN"/>
         </w:rPr>
@@ -6533,6 +7331,20 @@
       </w:r>
       <w:r>
         <w:rPr>
+          <w:lang w:val="hi_IN" w:bidi="hi_IN"/>
+        </w:rPr>
+        <w:t>אֲהָ֖הּ לַ⁠יּ֑וֹם</w:t>
+      </w:r>
+    </w:p>
+    <w:p>
+      <w:pPr/>
+      <w:r>
+        <w:rPr>
+          <w:lang w:val="hi_IN" w:bidi="hi_IN"/>
+        </w:rPr>
+      </w:r>
+      <w:r>
+        <w:rPr>
           <w:b/>
           <w:lang w:val="hi_IN" w:bidi="hi_IN"/>
         </w:rPr>
@@ -6640,6 +7452,20 @@
       </w:r>
       <w:r>
         <w:rPr>
+          <w:lang w:val="hi_IN" w:bidi="hi_IN"/>
+        </w:rPr>
+        <w:t>אֲהָ֖הּ לַ⁠יּ֑וֹם</w:t>
+      </w:r>
+    </w:p>
+    <w:p>
+      <w:pPr/>
+      <w:r>
+        <w:rPr>
+          <w:lang w:val="hi_IN" w:bidi="hi_IN"/>
+        </w:rPr>
+      </w:r>
+      <w:r>
+        <w:rPr>
           <w:b/>
           <w:lang w:val="hi_IN" w:bidi="hi_IN"/>
         </w:rPr>
@@ -6752,6 +7578,20 @@
       </w:r>
       <w:r>
         <w:rPr>
+          <w:lang w:val="hi_IN" w:bidi="hi_IN"/>
+        </w:rPr>
+        <w:t>י֣וֹם יְהוָ֔ה</w:t>
+      </w:r>
+    </w:p>
+    <w:p>
+      <w:pPr/>
+      <w:r>
+        <w:rPr>
+          <w:lang w:val="hi_IN" w:bidi="hi_IN"/>
+        </w:rPr>
+      </w:r>
+      <w:r>
+        <w:rPr>
           <w:b/>
           <w:lang w:val="hi_IN" w:bidi="hi_IN"/>
         </w:rPr>
@@ -6864,6 +7704,20 @@
       </w:r>
       <w:r>
         <w:rPr>
+          <w:lang w:val="hi_IN" w:bidi="hi_IN"/>
+        </w:rPr>
+        <w:t>וּ⁠כְ⁠שֹׁ֖ד מִ⁠שַׁדַּ֥י יָבֽוֹא</w:t>
+      </w:r>
+    </w:p>
+    <w:p>
+      <w:pPr/>
+      <w:r>
+        <w:rPr>
+          <w:lang w:val="hi_IN" w:bidi="hi_IN"/>
+        </w:rPr>
+      </w:r>
+      <w:r>
+        <w:rPr>
           <w:b/>
           <w:lang w:val="hi_IN" w:bidi="hi_IN"/>
         </w:rPr>
@@ -6960,6 +7814,20 @@
       </w:r>
       <w:r>
         <w:rPr>
+          <w:lang w:val="hi_IN" w:bidi="hi_IN"/>
+        </w:rPr>
+        <w:t>מִ⁠שַׁדַּ֥י</w:t>
+      </w:r>
+    </w:p>
+    <w:p>
+      <w:pPr/>
+      <w:r>
+        <w:rPr>
+          <w:lang w:val="hi_IN" w:bidi="hi_IN"/>
+        </w:rPr>
+      </w:r>
+      <w:r>
+        <w:rPr>
           <w:b/>
           <w:lang w:val="hi_IN" w:bidi="hi_IN"/>
         </w:rPr>
@@ -7056,6 +7924,20 @@
       </w:r>
       <w:r>
         <w:rPr>
+          <w:lang w:val="hi_IN" w:bidi="hi_IN"/>
+        </w:rPr>
+        <w:t>הֲ⁠ל֛וֹא נֶ֥גֶד עֵינֵ֖י⁠נוּ אֹ֣כֶל נִכְרָ֑ת מִ⁠בֵּ֥ית אֱלֹהֵ֖י⁠נוּ שִׂמְחָ֥ה וָ⁠גִֽיל</w:t>
+      </w:r>
+    </w:p>
+    <w:p>
+      <w:pPr/>
+      <w:r>
+        <w:rPr>
+          <w:lang w:val="hi_IN" w:bidi="hi_IN"/>
+        </w:rPr>
+      </w:r>
+      <w:r>
+        <w:rPr>
           <w:b/>
           <w:lang w:val="hi_IN" w:bidi="hi_IN"/>
         </w:rPr>
@@ -7147,6 +8029,20 @@
       </w:r>
       <w:r>
         <w:rPr>
+          <w:lang w:val="hi_IN" w:bidi="hi_IN"/>
+        </w:rPr>
+        <w:t>הֲ⁠ל֛וֹא נֶ֥גֶד עֵינֵ֖י⁠נוּ אֹ֣כֶל נִכְרָ֑ת</w:t>
+      </w:r>
+    </w:p>
+    <w:p>
+      <w:pPr/>
+      <w:r>
+        <w:rPr>
+          <w:lang w:val="hi_IN" w:bidi="hi_IN"/>
+        </w:rPr>
+      </w:r>
+      <w:r>
+        <w:rPr>
           <w:b/>
           <w:lang w:val="hi_IN" w:bidi="hi_IN"/>
         </w:rPr>
@@ -7230,6 +8126,20 @@
       </w:r>
       <w:r>
         <w:rPr>
+          <w:lang w:val="hi_IN" w:bidi="hi_IN"/>
+        </w:rPr>
+        <w:t>נֶ֥גֶד עֵינֵ֖י⁠נוּ</w:t>
+      </w:r>
+    </w:p>
+    <w:p>
+      <w:pPr/>
+      <w:r>
+        <w:rPr>
+          <w:lang w:val="hi_IN" w:bidi="hi_IN"/>
+        </w:rPr>
+      </w:r>
+      <w:r>
+        <w:rPr>
           <w:b/>
           <w:lang w:val="hi_IN" w:bidi="hi_IN"/>
         </w:rPr>
@@ -7334,6 +8244,20 @@
       </w:r>
       <w:r>
         <w:rPr>
+          <w:lang w:val="hi_IN" w:bidi="hi_IN"/>
+        </w:rPr>
+        <w:t>מִ⁠בֵּ֥ית אֱלֹהֵ֖י⁠נוּ שִׂמְחָ֥ה וָ⁠גִֽיל</w:t>
+      </w:r>
+    </w:p>
+    <w:p>
+      <w:pPr/>
+      <w:r>
+        <w:rPr>
+          <w:lang w:val="hi_IN" w:bidi="hi_IN"/>
+        </w:rPr>
+      </w:r>
+      <w:r>
+        <w:rPr>
           <w:b/>
           <w:lang w:val="hi_IN" w:bidi="hi_IN"/>
         </w:rPr>
@@ -7417,6 +8341,20 @@
       </w:r>
       <w:r>
         <w:rPr>
+          <w:lang w:val="hi_IN" w:bidi="hi_IN"/>
+        </w:rPr>
+        <w:t>שִׂמְחָ֥ה וָ⁠גִֽיל</w:t>
+      </w:r>
+    </w:p>
+    <w:p>
+      <w:pPr/>
+      <w:r>
+        <w:rPr>
+          <w:lang w:val="hi_IN" w:bidi="hi_IN"/>
+        </w:rPr>
+      </w:r>
+      <w:r>
+        <w:rPr>
           <w:b/>
           <w:lang w:val="hi_IN" w:bidi="hi_IN"/>
         </w:rPr>
@@ -7520,6 +8458,20 @@
       </w:r>
       <w:r>
         <w:rPr>
+          <w:lang w:val="hi_IN" w:bidi="hi_IN"/>
+        </w:rPr>
+        <w:t>נֶהֶרְס֖וּ מַמְּגֻר֑וֹת</w:t>
+      </w:r>
+    </w:p>
+    <w:p>
+      <w:pPr/>
+      <w:r>
+        <w:rPr>
+          <w:lang w:val="hi_IN" w:bidi="hi_IN"/>
+        </w:rPr>
+      </w:r>
+      <w:r>
+        <w:rPr>
           <w:b/>
           <w:lang w:val="hi_IN" w:bidi="hi_IN"/>
         </w:rPr>
@@ -7603,6 +8555,20 @@
       </w:r>
       <w:r>
         <w:rPr>
+          <w:lang w:val="hi_IN" w:bidi="hi_IN"/>
+        </w:rPr>
+        <w:t>הֹבִ֖ישׁ דָּגָֽן</w:t>
+      </w:r>
+    </w:p>
+    <w:p>
+      <w:pPr/>
+      <w:r>
+        <w:rPr>
+          <w:lang w:val="hi_IN" w:bidi="hi_IN"/>
+        </w:rPr>
+      </w:r>
+      <w:r>
+        <w:rPr>
           <w:b/>
           <w:lang w:val="hi_IN" w:bidi="hi_IN"/>
         </w:rPr>
@@ -7720,6 +8686,20 @@
       </w:r>
       <w:r>
         <w:rPr>
+          <w:lang w:val="hi_IN" w:bidi="hi_IN"/>
+        </w:rPr>
+        <w:t>מַה־נֶּאֶנְחָ֣ה בְהֵמָ֗ה</w:t>
+      </w:r>
+    </w:p>
+    <w:p>
+      <w:pPr/>
+      <w:r>
+        <w:rPr>
+          <w:lang w:val="hi_IN" w:bidi="hi_IN"/>
+        </w:rPr>
+      </w:r>
+      <w:r>
+        <w:rPr>
           <w:b/>
           <w:lang w:val="hi_IN" w:bidi="hi_IN"/>
         </w:rPr>
@@ -7811,6 +8791,20 @@
       </w:r>
       <w:r>
         <w:rPr>
+          <w:lang w:val="hi_IN" w:bidi="hi_IN"/>
+        </w:rPr>
+        <w:t>מַה־נֶּאֶנְחָ֣ה בְהֵמָ֗ה</w:t>
+      </w:r>
+    </w:p>
+    <w:p>
+      <w:pPr/>
+      <w:r>
+        <w:rPr>
+          <w:lang w:val="hi_IN" w:bidi="hi_IN"/>
+        </w:rPr>
+      </w:r>
+      <w:r>
+        <w:rPr>
           <w:b/>
           <w:lang w:val="hi_IN" w:bidi="hi_IN"/>
         </w:rPr>
@@ -7915,6 +8909,20 @@
       </w:r>
       <w:r>
         <w:rPr>
+          <w:lang w:val="hi_IN" w:bidi="hi_IN"/>
+        </w:rPr>
+        <w:t>נָבֹ֨כוּ֙ עֶדְרֵ֣י בָקָ֔ר</w:t>
+      </w:r>
+    </w:p>
+    <w:p>
+      <w:pPr/>
+      <w:r>
+        <w:rPr>
+          <w:lang w:val="hi_IN" w:bidi="hi_IN"/>
+        </w:rPr>
+      </w:r>
+      <w:r>
+        <w:rPr>
           <w:b/>
           <w:lang w:val="hi_IN" w:bidi="hi_IN"/>
         </w:rPr>
@@ -7998,6 +9006,20 @@
       </w:r>
       <w:r>
         <w:rPr>
+          <w:lang w:val="hi_IN" w:bidi="hi_IN"/>
+        </w:rPr>
+        <w:t>עֶדְרֵ֥י הַ⁠צֹּ֖אן נֶאְשָֽׁמוּ</w:t>
+      </w:r>
+    </w:p>
+    <w:p>
+      <w:pPr/>
+      <w:r>
+        <w:rPr>
+          <w:lang w:val="hi_IN" w:bidi="hi_IN"/>
+        </w:rPr>
+      </w:r>
+      <w:r>
+        <w:rPr>
           <w:b/>
           <w:lang w:val="hi_IN" w:bidi="hi_IN"/>
         </w:rPr>
@@ -8097,6 +9119,20 @@
       </w:r>
       <w:r>
         <w:rPr>
+          <w:lang w:val="hi_IN" w:bidi="hi_IN"/>
+        </w:rPr>
+        <w:t>עֶדְרֵ֥י הַ⁠צֹּ֖אן נֶאְשָֽׁמוּ</w:t>
+      </w:r>
+    </w:p>
+    <w:p>
+      <w:pPr/>
+      <w:r>
+        <w:rPr>
+          <w:lang w:val="hi_IN" w:bidi="hi_IN"/>
+        </w:rPr>
+      </w:r>
+      <w:r>
+        <w:rPr>
           <w:b/>
           <w:lang w:val="hi_IN" w:bidi="hi_IN"/>
         </w:rPr>
@@ -8180,6 +9216,20 @@
       </w:r>
       <w:r>
         <w:rPr>
+          <w:lang w:val="hi_IN" w:bidi="hi_IN"/>
+        </w:rPr>
+        <w:t>אֵלֶ֥י⁠ךָ יְהוָ֖ה אֶקְרָ֑א</w:t>
+      </w:r>
+    </w:p>
+    <w:p>
+      <w:pPr/>
+      <w:r>
+        <w:rPr>
+          <w:lang w:val="hi_IN" w:bidi="hi_IN"/>
+        </w:rPr>
+      </w:r>
+      <w:r>
+        <w:rPr>
           <w:b/>
           <w:lang w:val="hi_IN" w:bidi="hi_IN"/>
         </w:rPr>
@@ -8263,6 +9313,20 @@
       </w:r>
       <w:r>
         <w:rPr>
+          <w:lang w:val="hi_IN" w:bidi="hi_IN"/>
+        </w:rPr>
+        <w:t>כִּ֣י אֵ֗שׁ אָֽכְלָה֙ נְא֣וֹת מִדְבָּ֔ר</w:t>
+      </w:r>
+    </w:p>
+    <w:p>
+      <w:pPr/>
+      <w:r>
+        <w:rPr>
+          <w:lang w:val="hi_IN" w:bidi="hi_IN"/>
+        </w:rPr>
+      </w:r>
+      <w:r>
+        <w:rPr>
           <w:b/>
           <w:lang w:val="hi_IN" w:bidi="hi_IN"/>
         </w:rPr>
@@ -8359,6 +9423,20 @@
       </w:r>
       <w:r>
         <w:rPr>
+          <w:lang w:val="hi_IN" w:bidi="hi_IN"/>
+        </w:rPr>
+        <w:t>וְ⁠לֶ֣הָבָ֔ה לִהֲטָ֖ה כָּל־עֲצֵ֥י הַ⁠שָּׂדֶֽה</w:t>
+      </w:r>
+    </w:p>
+    <w:p>
+      <w:pPr/>
+      <w:r>
+        <w:rPr>
+          <w:lang w:val="hi_IN" w:bidi="hi_IN"/>
+        </w:rPr>
+      </w:r>
+      <w:r>
+        <w:rPr>
           <w:b/>
           <w:lang w:val="hi_IN" w:bidi="hi_IN"/>
         </w:rPr>
@@ -8476,6 +9554,20 @@
       </w:r>
       <w:r>
         <w:rPr>
+          <w:lang w:val="hi_IN" w:bidi="hi_IN"/>
+        </w:rPr>
+        <w:t>וְ⁠לֶ֣הָבָ֔ה לִהֲטָ֖ה כָּל־עֲצֵ֥י הַ⁠שָּׂדֶֽה</w:t>
+      </w:r>
+    </w:p>
+    <w:p>
+      <w:pPr/>
+      <w:r>
+        <w:rPr>
+          <w:lang w:val="hi_IN" w:bidi="hi_IN"/>
+        </w:rPr>
+      </w:r>
+      <w:r>
+        <w:rPr>
           <w:b/>
           <w:lang w:val="hi_IN" w:bidi="hi_IN"/>
         </w:rPr>
@@ -8561,6 +9653,20 @@
         <w:rPr>
           <w:lang w:val="hi_IN" w:bidi="hi_IN"/>
         </w:rPr>
+      </w:r>
+    </w:p>
+    <w:p>
+      <w:pPr/>
+      <w:r>
+        <w:rPr>
+          <w:lang w:val="hi_IN" w:bidi="hi_IN"/>
+        </w:rPr>
+      </w:r>
+      <w:r>
+        <w:rPr>
+          <w:lang w:val="hi_IN" w:bidi="hi_IN"/>
+        </w:rPr>
+        <w:t>אֵלֶ֑י⁠ךָ</w:t>
       </w:r>
     </w:p>
     <w:p>
@@ -8771,6 +9877,20 @@
       </w:r>
       <w:r>
         <w:rPr>
+          <w:lang w:val="hi_IN" w:bidi="hi_IN"/>
+        </w:rPr>
+        <w:t>תִּקְע֨וּ שׁוֹפָ֜ר בְּ⁠צִיּ֗וֹן וְ⁠הָרִ֨יעוּ֙ בְּ⁠הַ֣ר קָדְשִׁ֔⁠י</w:t>
+      </w:r>
+    </w:p>
+    <w:p>
+      <w:pPr/>
+      <w:r>
+        <w:rPr>
+          <w:lang w:val="hi_IN" w:bidi="hi_IN"/>
+        </w:rPr>
+      </w:r>
+      <w:r>
+        <w:rPr>
           <w:b/>
           <w:lang w:val="hi_IN" w:bidi="hi_IN"/>
         </w:rPr>
@@ -8854,6 +9974,20 @@
       </w:r>
       <w:r>
         <w:rPr>
+          <w:lang w:val="hi_IN" w:bidi="hi_IN"/>
+        </w:rPr>
+        <w:t>שׁוֹפָ֜ר</w:t>
+      </w:r>
+    </w:p>
+    <w:p>
+      <w:pPr/>
+      <w:r>
+        <w:rPr>
+          <w:lang w:val="hi_IN" w:bidi="hi_IN"/>
+        </w:rPr>
+      </w:r>
+      <w:r>
+        <w:rPr>
           <w:b/>
           <w:lang w:val="hi_IN" w:bidi="hi_IN"/>
         </w:rPr>
@@ -8950,6 +10084,20 @@
       </w:r>
       <w:r>
         <w:rPr>
+          <w:lang w:val="hi_IN" w:bidi="hi_IN"/>
+        </w:rPr>
+        <w:t>שׁוֹפָ֜ר</w:t>
+      </w:r>
+    </w:p>
+    <w:p>
+      <w:pPr/>
+      <w:r>
+        <w:rPr>
+          <w:lang w:val="hi_IN" w:bidi="hi_IN"/>
+        </w:rPr>
+      </w:r>
+      <w:r>
+        <w:rPr>
           <w:b/>
           <w:lang w:val="hi_IN" w:bidi="hi_IN"/>
         </w:rPr>
@@ -9046,6 +10194,20 @@
       </w:r>
       <w:r>
         <w:rPr>
+          <w:lang w:val="hi_IN" w:bidi="hi_IN"/>
+        </w:rPr>
+        <w:t>בְּ⁠הַ֣ר קָדְשִׁ֔⁠י</w:t>
+      </w:r>
+    </w:p>
+    <w:p>
+      <w:pPr/>
+      <w:r>
+        <w:rPr>
+          <w:lang w:val="hi_IN" w:bidi="hi_IN"/>
+        </w:rPr>
+      </w:r>
+      <w:r>
+        <w:rPr>
           <w:b/>
           <w:lang w:val="hi_IN" w:bidi="hi_IN"/>
         </w:rPr>
@@ -9131,6 +10293,20 @@
         <w:rPr>
           <w:lang w:val="hi_IN" w:bidi="hi_IN"/>
         </w:rPr>
+      </w:r>
+    </w:p>
+    <w:p>
+      <w:pPr/>
+      <w:r>
+        <w:rPr>
+          <w:lang w:val="hi_IN" w:bidi="hi_IN"/>
+        </w:rPr>
+      </w:r>
+      <w:r>
+        <w:rPr>
+          <w:lang w:val="hi_IN" w:bidi="hi_IN"/>
+        </w:rPr>
+        <w:t>יִרְגְּז֕וּ</w:t>
       </w:r>
     </w:p>
     <w:p>
@@ -9339,6 +10515,20 @@
       </w:r>
       <w:r>
         <w:rPr>
+          <w:lang w:val="hi_IN" w:bidi="hi_IN"/>
+        </w:rPr>
+        <w:t>י֧וֹם חֹ֣שֶׁךְ וַ⁠אֲפֵלָ֗ה י֤וֹם עָנָן֙ וַ⁠עֲרָפֶ֔ל</w:t>
+      </w:r>
+    </w:p>
+    <w:p>
+      <w:pPr/>
+      <w:r>
+        <w:rPr>
+          <w:lang w:val="hi_IN" w:bidi="hi_IN"/>
+        </w:rPr>
+      </w:r>
+      <w:r>
+        <w:rPr>
           <w:b/>
           <w:lang w:val="hi_IN" w:bidi="hi_IN"/>
         </w:rPr>
@@ -9435,6 +10625,20 @@
       </w:r>
       <w:r>
         <w:rPr>
+          <w:lang w:val="hi_IN" w:bidi="hi_IN"/>
+        </w:rPr>
+        <w:t>חֹ֣שֶׁךְ וַ⁠אֲפֵלָ֗ה</w:t>
+      </w:r>
+    </w:p>
+    <w:p>
+      <w:pPr/>
+      <w:r>
+        <w:rPr>
+          <w:lang w:val="hi_IN" w:bidi="hi_IN"/>
+        </w:rPr>
+      </w:r>
+      <w:r>
+        <w:rPr>
           <w:b/>
           <w:lang w:val="hi_IN" w:bidi="hi_IN"/>
         </w:rPr>
@@ -9544,6 +10748,20 @@
       </w:r>
       <w:r>
         <w:rPr>
+          <w:lang w:val="hi_IN" w:bidi="hi_IN"/>
+        </w:rPr>
+        <w:t>עָנָן֙ וַ⁠עֲרָפֶ֔ל</w:t>
+      </w:r>
+    </w:p>
+    <w:p>
+      <w:pPr/>
+      <w:r>
+        <w:rPr>
+          <w:lang w:val="hi_IN" w:bidi="hi_IN"/>
+        </w:rPr>
+      </w:r>
+      <w:r>
+        <w:rPr>
           <w:b/>
           <w:lang w:val="hi_IN" w:bidi="hi_IN"/>
         </w:rPr>
@@ -9653,6 +10871,20 @@
       </w:r>
       <w:r>
         <w:rPr>
+          <w:lang w:val="hi_IN" w:bidi="hi_IN"/>
+        </w:rPr>
+        <w:t>כְּ⁠שַׁ֖חַר פָּרֻ֣שׂ עַל־הֶֽ⁠הָרִ֑ים</w:t>
+      </w:r>
+    </w:p>
+    <w:p>
+      <w:pPr/>
+      <w:r>
+        <w:rPr>
+          <w:lang w:val="hi_IN" w:bidi="hi_IN"/>
+        </w:rPr>
+      </w:r>
+      <w:r>
+        <w:rPr>
           <w:b/>
           <w:lang w:val="hi_IN" w:bidi="hi_IN"/>
         </w:rPr>
@@ -9736,6 +10968,20 @@
       </w:r>
       <w:r>
         <w:rPr>
+          <w:lang w:val="hi_IN" w:bidi="hi_IN"/>
+        </w:rPr>
+        <w:t>כְּ⁠שַׁ֖חַר פָּרֻ֣שׂ עַל־הֶֽ⁠הָרִ֑ים</w:t>
+      </w:r>
+    </w:p>
+    <w:p>
+      <w:pPr/>
+      <w:r>
+        <w:rPr>
+          <w:lang w:val="hi_IN" w:bidi="hi_IN"/>
+        </w:rPr>
+      </w:r>
+      <w:r>
+        <w:rPr>
           <w:b/>
           <w:lang w:val="hi_IN" w:bidi="hi_IN"/>
         </w:rPr>
@@ -9819,6 +11065,20 @@
       </w:r>
       <w:r>
         <w:rPr>
+          <w:lang w:val="hi_IN" w:bidi="hi_IN"/>
+        </w:rPr>
+        <w:t>כְּ⁠שַׁ֖חַר</w:t>
+      </w:r>
+    </w:p>
+    <w:p>
+      <w:pPr/>
+      <w:r>
+        <w:rPr>
+          <w:lang w:val="hi_IN" w:bidi="hi_IN"/>
+        </w:rPr>
+      </w:r>
+      <w:r>
+        <w:rPr>
           <w:b/>
           <w:lang w:val="hi_IN" w:bidi="hi_IN"/>
         </w:rPr>
@@ -9915,6 +11175,20 @@
       </w:r>
       <w:r>
         <w:rPr>
+          <w:lang w:val="hi_IN" w:bidi="hi_IN"/>
+        </w:rPr>
+        <w:t>עַ֚ם רַ֣ב וְ⁠עָצ֔וּם</w:t>
+      </w:r>
+    </w:p>
+    <w:p>
+      <w:pPr/>
+      <w:r>
+        <w:rPr>
+          <w:lang w:val="hi_IN" w:bidi="hi_IN"/>
+        </w:rPr>
+      </w:r>
+      <w:r>
+        <w:rPr>
           <w:b/>
           <w:lang w:val="hi_IN" w:bidi="hi_IN"/>
         </w:rPr>
@@ -9998,6 +11272,20 @@
       </w:r>
       <w:r>
         <w:rPr>
+          <w:lang w:val="hi_IN" w:bidi="hi_IN"/>
+        </w:rPr>
+        <w:t>עַ֚ם רַ֣ב וְ⁠עָצ֔וּם</w:t>
+      </w:r>
+    </w:p>
+    <w:p>
+      <w:pPr/>
+      <w:r>
+        <w:rPr>
+          <w:lang w:val="hi_IN" w:bidi="hi_IN"/>
+        </w:rPr>
+      </w:r>
+      <w:r>
+        <w:rPr>
           <w:b/>
           <w:lang w:val="hi_IN" w:bidi="hi_IN"/>
         </w:rPr>
@@ -10107,6 +11395,20 @@
       </w:r>
       <w:r>
         <w:rPr>
+          <w:lang w:val="hi_IN" w:bidi="hi_IN"/>
+        </w:rPr>
+        <w:t>כָּמֹ֗⁠הוּ לֹ֤א נִֽהְיָה֙ מִן־הָ֣⁠עוֹלָ֔ם וְ⁠אַֽחֲרָי⁠ו֙ לֹ֣א יוֹסֵ֔ף עַד־שְׁנֵ֖י דּ֥וֹר וָ⁠דֽוֹר</w:t>
+      </w:r>
+    </w:p>
+    <w:p>
+      <w:pPr/>
+      <w:r>
+        <w:rPr>
+          <w:lang w:val="hi_IN" w:bidi="hi_IN"/>
+        </w:rPr>
+      </w:r>
+      <w:r>
+        <w:rPr>
           <w:b/>
           <w:lang w:val="hi_IN" w:bidi="hi_IN"/>
         </w:rPr>
@@ -10190,6 +11492,20 @@
       </w:r>
       <w:r>
         <w:rPr>
+          <w:lang w:val="hi_IN" w:bidi="hi_IN"/>
+        </w:rPr>
+        <w:t>עַד־שְׁנֵ֖י דּ֥וֹר וָ⁠דֽוֹר</w:t>
+      </w:r>
+    </w:p>
+    <w:p>
+      <w:pPr/>
+      <w:r>
+        <w:rPr>
+          <w:lang w:val="hi_IN" w:bidi="hi_IN"/>
+        </w:rPr>
+      </w:r>
+      <w:r>
+        <w:rPr>
           <w:b/>
           <w:lang w:val="hi_IN" w:bidi="hi_IN"/>
         </w:rPr>
@@ -10273,6 +11589,20 @@
       </w:r>
       <w:r>
         <w:rPr>
+          <w:lang w:val="hi_IN" w:bidi="hi_IN"/>
+        </w:rPr>
+        <w:t>לְ⁠פָנָי⁠ו֙ אָ֣כְלָה אֵ֔שׁ וְ⁠אַחֲרָ֖י⁠ו תְּלַהֵ֣ט לֶֽהָבָ֑ה כְּ⁠גַן־עֵ֨דֶן הָ⁠אָ֜רֶץ לְ⁠פָנָ֗י⁠ו וְ⁠אַֽחֲרָי⁠ו֙ מִדְבַּ֣ר שְׁמָמָ֔ה וְ⁠גַם־פְּלֵיטָ֖ה לֹא־הָ֥יְתָה לּֽ⁠וֹ</w:t>
+      </w:r>
+    </w:p>
+    <w:p>
+      <w:pPr/>
+      <w:r>
+        <w:rPr>
+          <w:lang w:val="hi_IN" w:bidi="hi_IN"/>
+        </w:rPr>
+      </w:r>
+      <w:r>
+        <w:rPr>
           <w:b/>
           <w:lang w:val="hi_IN" w:bidi="hi_IN"/>
         </w:rPr>
@@ -10394,6 +11724,20 @@
       </w:r>
       <w:r>
         <w:rPr>
+          <w:lang w:val="hi_IN" w:bidi="hi_IN"/>
+        </w:rPr>
+        <w:t>לְ⁠פָנָי⁠ו֙ אָ֣כְלָה אֵ֔שׁ וְ⁠אַחֲרָ֖י⁠ו תְּלַהֵ֣ט לֶֽהָבָ֑ה</w:t>
+      </w:r>
+    </w:p>
+    <w:p>
+      <w:pPr/>
+      <w:r>
+        <w:rPr>
+          <w:lang w:val="hi_IN" w:bidi="hi_IN"/>
+        </w:rPr>
+      </w:r>
+      <w:r>
+        <w:rPr>
           <w:b/>
           <w:lang w:val="hi_IN" w:bidi="hi_IN"/>
         </w:rPr>
@@ -10503,6 +11847,20 @@
       </w:r>
       <w:r>
         <w:rPr>
+          <w:lang w:val="hi_IN" w:bidi="hi_IN"/>
+        </w:rPr>
+        <w:t>לְ⁠פָנָי⁠ו֙ אָ֣כְלָה אֵ֔שׁ</w:t>
+      </w:r>
+    </w:p>
+    <w:p>
+      <w:pPr/>
+      <w:r>
+        <w:rPr>
+          <w:lang w:val="hi_IN" w:bidi="hi_IN"/>
+        </w:rPr>
+      </w:r>
+      <w:r>
+        <w:rPr>
           <w:b/>
           <w:lang w:val="hi_IN" w:bidi="hi_IN"/>
         </w:rPr>
@@ -10599,6 +11957,20 @@
       </w:r>
       <w:r>
         <w:rPr>
+          <w:lang w:val="hi_IN" w:bidi="hi_IN"/>
+        </w:rPr>
+        <w:t>כְּ⁠גַן־עֵ֨דֶן הָ⁠אָ֜רֶץ לְ⁠פָנָ֗י⁠ו</w:t>
+      </w:r>
+    </w:p>
+    <w:p>
+      <w:pPr/>
+      <w:r>
+        <w:rPr>
+          <w:lang w:val="hi_IN" w:bidi="hi_IN"/>
+        </w:rPr>
+      </w:r>
+      <w:r>
+        <w:rPr>
           <w:b/>
           <w:lang w:val="hi_IN" w:bidi="hi_IN"/>
         </w:rPr>
@@ -10682,6 +12054,20 @@
       </w:r>
       <w:r>
         <w:rPr>
+          <w:lang w:val="hi_IN" w:bidi="hi_IN"/>
+        </w:rPr>
+        <w:t>מִדְבַּ֣ר שְׁמָמָ֔ה</w:t>
+      </w:r>
+    </w:p>
+    <w:p>
+      <w:pPr/>
+      <w:r>
+        <w:rPr>
+          <w:lang w:val="hi_IN" w:bidi="hi_IN"/>
+        </w:rPr>
+      </w:r>
+      <w:r>
+        <w:rPr>
           <w:b/>
           <w:lang w:val="hi_IN" w:bidi="hi_IN"/>
         </w:rPr>
@@ -10778,6 +12164,20 @@
       </w:r>
       <w:r>
         <w:rPr>
+          <w:lang w:val="hi_IN" w:bidi="hi_IN"/>
+        </w:rPr>
+        <w:t>וְ⁠גַם־פְּלֵיטָ֖ה לֹא־הָ֥יְתָה לּֽ⁠וֹ</w:t>
+      </w:r>
+    </w:p>
+    <w:p>
+      <w:pPr/>
+      <w:r>
+        <w:rPr>
+          <w:lang w:val="hi_IN" w:bidi="hi_IN"/>
+        </w:rPr>
+      </w:r>
+      <w:r>
+        <w:rPr>
           <w:b/>
           <w:lang w:val="hi_IN" w:bidi="hi_IN"/>
         </w:rPr>
@@ -10861,6 +12261,20 @@
       </w:r>
       <w:r>
         <w:rPr>
+          <w:lang w:val="hi_IN" w:bidi="hi_IN"/>
+        </w:rPr>
+        <w:t>פְּלֵיטָ֖ה לֹא־הָ֥יְתָה לּֽ⁠וֹ</w:t>
+      </w:r>
+    </w:p>
+    <w:p>
+      <w:pPr/>
+      <w:r>
+        <w:rPr>
+          <w:lang w:val="hi_IN" w:bidi="hi_IN"/>
+        </w:rPr>
+      </w:r>
+      <w:r>
+        <w:rPr>
           <w:b/>
           <w:lang w:val="hi_IN" w:bidi="hi_IN"/>
         </w:rPr>
@@ -10957,6 +12371,20 @@
       </w:r>
       <w:r>
         <w:rPr>
+          <w:lang w:val="hi_IN" w:bidi="hi_IN"/>
+        </w:rPr>
+        <w:t>כְּ⁠מַרְאֵ֥ה סוּסִ֖ים מַרְאֵ֑⁠הוּ</w:t>
+      </w:r>
+    </w:p>
+    <w:p>
+      <w:pPr/>
+      <w:r>
+        <w:rPr>
+          <w:lang w:val="hi_IN" w:bidi="hi_IN"/>
+        </w:rPr>
+      </w:r>
+      <w:r>
+        <w:rPr>
           <w:b/>
           <w:lang w:val="hi_IN" w:bidi="hi_IN"/>
         </w:rPr>
@@ -11040,6 +12468,20 @@
       </w:r>
       <w:r>
         <w:rPr>
+          <w:lang w:val="hi_IN" w:bidi="hi_IN"/>
+        </w:rPr>
+        <w:t>כְּ⁠מַרְאֵ֥ה &amp; מַרְאֵ֑⁠הוּ</w:t>
+      </w:r>
+    </w:p>
+    <w:p>
+      <w:pPr/>
+      <w:r>
+        <w:rPr>
+          <w:lang w:val="hi_IN" w:bidi="hi_IN"/>
+        </w:rPr>
+      </w:r>
+      <w:r>
+        <w:rPr>
           <w:b/>
           <w:lang w:val="hi_IN" w:bidi="hi_IN"/>
         </w:rPr>
@@ -11135,6 +12577,20 @@
       </w:r>
       <w:r>
         <w:rPr>
+          <w:lang w:val="hi_IN" w:bidi="hi_IN"/>
+        </w:rPr>
+        <w:t>וּ⁠כְ⁠פָרָשִׁ֖ים כֵּ֥ן יְרוּצֽוּ⁠ן</w:t>
+      </w:r>
+    </w:p>
+    <w:p>
+      <w:pPr/>
+      <w:r>
+        <w:rPr>
+          <w:lang w:val="hi_IN" w:bidi="hi_IN"/>
+        </w:rPr>
+      </w:r>
+      <w:r>
+        <w:rPr>
           <w:b/>
           <w:lang w:val="hi_IN" w:bidi="hi_IN"/>
         </w:rPr>
@@ -11218,6 +12674,20 @@
       </w:r>
       <w:r>
         <w:rPr>
+          <w:lang w:val="hi_IN" w:bidi="hi_IN"/>
+        </w:rPr>
+        <w:t>כְּ⁠ק֣וֹל מַרְכָּב֗וֹת עַל־רָאשֵׁ֤י הֶֽ⁠הָרִים֙ יְרַקֵּד֔וּ⁠ן</w:t>
+      </w:r>
+    </w:p>
+    <w:p>
+      <w:pPr/>
+      <w:r>
+        <w:rPr>
+          <w:lang w:val="hi_IN" w:bidi="hi_IN"/>
+        </w:rPr>
+      </w:r>
+      <w:r>
+        <w:rPr>
           <w:b/>
           <w:lang w:val="hi_IN" w:bidi="hi_IN"/>
         </w:rPr>
@@ -11301,6 +12771,20 @@
       </w:r>
       <w:r>
         <w:rPr>
+          <w:lang w:val="hi_IN" w:bidi="hi_IN"/>
+        </w:rPr>
+        <w:t>כְּ⁠קוֹל֙ לַ֣הַב אֵ֔שׁ אֹכְלָ֖ה קָ֑שׁ</w:t>
+      </w:r>
+    </w:p>
+    <w:p>
+      <w:pPr/>
+      <w:r>
+        <w:rPr>
+          <w:lang w:val="hi_IN" w:bidi="hi_IN"/>
+        </w:rPr>
+      </w:r>
+      <w:r>
+        <w:rPr>
           <w:b/>
           <w:lang w:val="hi_IN" w:bidi="hi_IN"/>
         </w:rPr>
@@ -11384,6 +12868,20 @@
       </w:r>
       <w:r>
         <w:rPr>
+          <w:lang w:val="hi_IN" w:bidi="hi_IN"/>
+        </w:rPr>
+        <w:t>כְּ⁠עַ֣ם עָצ֔וּם עֱר֖וּךְ מִלְחָמָֽה</w:t>
+      </w:r>
+    </w:p>
+    <w:p>
+      <w:pPr/>
+      <w:r>
+        <w:rPr>
+          <w:lang w:val="hi_IN" w:bidi="hi_IN"/>
+        </w:rPr>
+      </w:r>
+      <w:r>
+        <w:rPr>
           <w:b/>
           <w:lang w:val="hi_IN" w:bidi="hi_IN"/>
         </w:rPr>
@@ -11467,6 +12965,20 @@
       </w:r>
       <w:r>
         <w:rPr>
+          <w:lang w:val="hi_IN" w:bidi="hi_IN"/>
+        </w:rPr>
+        <w:t>כְּ⁠עַ֣ם עָצ֔וּם עֱר֖וּךְ מִלְחָמָֽה</w:t>
+      </w:r>
+    </w:p>
+    <w:p>
+      <w:pPr/>
+      <w:r>
+        <w:rPr>
+          <w:lang w:val="hi_IN" w:bidi="hi_IN"/>
+        </w:rPr>
+      </w:r>
+      <w:r>
+        <w:rPr>
           <w:b/>
           <w:lang w:val="hi_IN" w:bidi="hi_IN"/>
         </w:rPr>
@@ -11550,6 +13062,20 @@
       </w:r>
       <w:r>
         <w:rPr>
+          <w:lang w:val="hi_IN" w:bidi="hi_IN"/>
+        </w:rPr>
+        <w:t>כְּ⁠עַ֣ם עָצ֔וּם עֱר֖וּךְ מִלְחָמָֽה</w:t>
+      </w:r>
+    </w:p>
+    <w:p>
+      <w:pPr/>
+      <w:r>
+        <w:rPr>
+          <w:lang w:val="hi_IN" w:bidi="hi_IN"/>
+        </w:rPr>
+      </w:r>
+      <w:r>
+        <w:rPr>
           <w:b/>
           <w:lang w:val="hi_IN" w:bidi="hi_IN"/>
         </w:rPr>
@@ -11633,6 +13159,20 @@
       </w:r>
       <w:r>
         <w:rPr>
+          <w:lang w:val="hi_IN" w:bidi="hi_IN"/>
+        </w:rPr>
+        <w:t>יָחִ֣ילוּ</w:t>
+      </w:r>
+    </w:p>
+    <w:p>
+      <w:pPr/>
+      <w:r>
+        <w:rPr>
+          <w:lang w:val="hi_IN" w:bidi="hi_IN"/>
+        </w:rPr>
+      </w:r>
+      <w:r>
+        <w:rPr>
           <w:b/>
           <w:lang w:val="hi_IN" w:bidi="hi_IN"/>
         </w:rPr>
@@ -11729,6 +13269,20 @@
       </w:r>
       <w:r>
         <w:rPr>
+          <w:lang w:val="hi_IN" w:bidi="hi_IN"/>
+        </w:rPr>
+        <w:t>קִבְּצ֥וּ פָארֽוּר</w:t>
+      </w:r>
+    </w:p>
+    <w:p>
+      <w:pPr/>
+      <w:r>
+        <w:rPr>
+          <w:lang w:val="hi_IN" w:bidi="hi_IN"/>
+        </w:rPr>
+      </w:r>
+      <w:r>
+        <w:rPr>
           <w:b/>
           <w:lang w:val="hi_IN" w:bidi="hi_IN"/>
         </w:rPr>
@@ -11825,6 +13379,20 @@
       </w:r>
       <w:r>
         <w:rPr>
+          <w:lang w:val="hi_IN" w:bidi="hi_IN"/>
+        </w:rPr>
+        <w:t>כְּ⁠גִבּוֹרִ֣ים יְרֻצ֔וּ⁠ן</w:t>
+      </w:r>
+    </w:p>
+    <w:p>
+      <w:pPr/>
+      <w:r>
+        <w:rPr>
+          <w:lang w:val="hi_IN" w:bidi="hi_IN"/>
+        </w:rPr>
+      </w:r>
+      <w:r>
+        <w:rPr>
           <w:b/>
           <w:lang w:val="hi_IN" w:bidi="hi_IN"/>
         </w:rPr>
@@ -11908,6 +13476,20 @@
       </w:r>
       <w:r>
         <w:rPr>
+          <w:lang w:val="hi_IN" w:bidi="hi_IN"/>
+        </w:rPr>
+        <w:t>כְּ⁠אַנְשֵׁ֥י מִלְחָמָ֖ה יַעֲל֣וּ חוֹמָ֑ה</w:t>
+      </w:r>
+    </w:p>
+    <w:p>
+      <w:pPr/>
+      <w:r>
+        <w:rPr>
+          <w:lang w:val="hi_IN" w:bidi="hi_IN"/>
+        </w:rPr>
+      </w:r>
+      <w:r>
+        <w:rPr>
           <w:b/>
           <w:lang w:val="hi_IN" w:bidi="hi_IN"/>
         </w:rPr>
@@ -11991,6 +13573,20 @@
       </w:r>
       <w:r>
         <w:rPr>
+          <w:lang w:val="hi_IN" w:bidi="hi_IN"/>
+        </w:rPr>
+        <w:t>כְּ⁠אַנְשֵׁ֥י מִלְחָמָ֖ה</w:t>
+      </w:r>
+    </w:p>
+    <w:p>
+      <w:pPr/>
+      <w:r>
+        <w:rPr>
+          <w:lang w:val="hi_IN" w:bidi="hi_IN"/>
+        </w:rPr>
+      </w:r>
+      <w:r>
+        <w:rPr>
           <w:b/>
           <w:lang w:val="hi_IN" w:bidi="hi_IN"/>
         </w:rPr>
@@ -12087,6 +13683,20 @@
       </w:r>
       <w:r>
         <w:rPr>
+          <w:lang w:val="hi_IN" w:bidi="hi_IN"/>
+        </w:rPr>
+        <w:t>חוֹמָ֑ה</w:t>
+      </w:r>
+    </w:p>
+    <w:p>
+      <w:pPr/>
+      <w:r>
+        <w:rPr>
+          <w:lang w:val="hi_IN" w:bidi="hi_IN"/>
+        </w:rPr>
+      </w:r>
+      <w:r>
+        <w:rPr>
           <w:b/>
           <w:lang w:val="hi_IN" w:bidi="hi_IN"/>
         </w:rPr>
@@ -12183,6 +13793,20 @@
       </w:r>
       <w:r>
         <w:rPr>
+          <w:lang w:val="hi_IN" w:bidi="hi_IN"/>
+        </w:rPr>
+        <w:t>וְ⁠אִ֤ישׁ בִּ⁠דְרָכָי⁠ו֙</w:t>
+      </w:r>
+    </w:p>
+    <w:p>
+      <w:pPr/>
+      <w:r>
+        <w:rPr>
+          <w:lang w:val="hi_IN" w:bidi="hi_IN"/>
+        </w:rPr>
+      </w:r>
+      <w:r>
+        <w:rPr>
           <w:b/>
           <w:lang w:val="hi_IN" w:bidi="hi_IN"/>
         </w:rPr>
@@ -12279,6 +13903,20 @@
       </w:r>
       <w:r>
         <w:rPr>
+          <w:lang w:val="hi_IN" w:bidi="hi_IN"/>
+        </w:rPr>
+        <w:t>וְ⁠לֹ֥א יְעַבְּט֖וּ⁠ן אֹרְחוֹתָֽ⁠ם</w:t>
+      </w:r>
+    </w:p>
+    <w:p>
+      <w:pPr/>
+      <w:r>
+        <w:rPr>
+          <w:lang w:val="hi_IN" w:bidi="hi_IN"/>
+        </w:rPr>
+      </w:r>
+      <w:r>
+        <w:rPr>
           <w:b/>
           <w:lang w:val="hi_IN" w:bidi="hi_IN"/>
         </w:rPr>
@@ -12375,6 +14013,20 @@
       </w:r>
       <w:r>
         <w:rPr>
+          <w:lang w:val="hi_IN" w:bidi="hi_IN"/>
+        </w:rPr>
+        <w:t>וְ⁠לֹ֥א יְעַבְּט֖וּ⁠ן אֹרְחוֹתָֽ⁠ם</w:t>
+      </w:r>
+    </w:p>
+    <w:p>
+      <w:pPr/>
+      <w:r>
+        <w:rPr>
+          <w:lang w:val="hi_IN" w:bidi="hi_IN"/>
+        </w:rPr>
+      </w:r>
+      <w:r>
+        <w:rPr>
           <w:b/>
           <w:lang w:val="hi_IN" w:bidi="hi_IN"/>
         </w:rPr>
@@ -12458,6 +14110,20 @@
       </w:r>
       <w:r>
         <w:rPr>
+          <w:lang w:val="hi_IN" w:bidi="hi_IN"/>
+        </w:rPr>
+        <w:t>וְ⁠אִ֤ישׁ אָחִי⁠ו֙ לֹ֣א יִדְחָק֔וּ⁠ן</w:t>
+      </w:r>
+    </w:p>
+    <w:p>
+      <w:pPr/>
+      <w:r>
+        <w:rPr>
+          <w:lang w:val="hi_IN" w:bidi="hi_IN"/>
+        </w:rPr>
+      </w:r>
+      <w:r>
+        <w:rPr>
           <w:b/>
           <w:lang w:val="hi_IN" w:bidi="hi_IN"/>
         </w:rPr>
@@ -12567,6 +14233,20 @@
       </w:r>
       <w:r>
         <w:rPr>
+          <w:lang w:val="hi_IN" w:bidi="hi_IN"/>
+        </w:rPr>
+        <w:t>גֶּ֥בֶר בִּ⁠מְסִלָּת֖⁠וֹ יֵֽלֵכ֑וּ⁠ן</w:t>
+      </w:r>
+    </w:p>
+    <w:p>
+      <w:pPr/>
+      <w:r>
+        <w:rPr>
+          <w:lang w:val="hi_IN" w:bidi="hi_IN"/>
+        </w:rPr>
+      </w:r>
+      <w:r>
+        <w:rPr>
           <w:b/>
           <w:lang w:val="hi_IN" w:bidi="hi_IN"/>
         </w:rPr>
@@ -12676,6 +14356,20 @@
       </w:r>
       <w:r>
         <w:rPr>
+          <w:lang w:val="hi_IN" w:bidi="hi_IN"/>
+        </w:rPr>
+        <w:t>וּ⁠בְעַ֥ד הַ⁠שֶּׁ֛לַח יִפֹּ֖לוּ לֹ֥א יִבְצָֽעוּ</w:t>
+      </w:r>
+    </w:p>
+    <w:p>
+      <w:pPr/>
+      <w:r>
+        <w:rPr>
+          <w:lang w:val="hi_IN" w:bidi="hi_IN"/>
+        </w:rPr>
+      </w:r>
+      <w:r>
+        <w:rPr>
           <w:b/>
           <w:lang w:val="hi_IN" w:bidi="hi_IN"/>
         </w:rPr>
@@ -12759,6 +14453,20 @@
       </w:r>
       <w:r>
         <w:rPr>
+          <w:lang w:val="hi_IN" w:bidi="hi_IN"/>
+        </w:rPr>
+        <w:t>בָּ⁠עִ֣יר יָשֹׁ֗קּוּ בַּֽ⁠חוֹמָה֙ יְרֻצ֔וּ⁠ן בַּ⁠בָּתִּ֖ים יַעֲל֑וּ בְּעַ֧ד הַ⁠חַלּוֹנִ֛ים יָבֹ֖אוּ כַּ⁠גַּנָּֽב</w:t>
+      </w:r>
+    </w:p>
+    <w:p>
+      <w:pPr/>
+      <w:r>
+        <w:rPr>
+          <w:lang w:val="hi_IN" w:bidi="hi_IN"/>
+        </w:rPr>
+      </w:r>
+      <w:r>
+        <w:rPr>
           <w:b/>
           <w:lang w:val="hi_IN" w:bidi="hi_IN"/>
         </w:rPr>
@@ -12842,6 +14550,20 @@
       </w:r>
       <w:r>
         <w:rPr>
+          <w:lang w:val="hi_IN" w:bidi="hi_IN"/>
+        </w:rPr>
+        <w:t>בְּעַ֧ד הַ⁠חַלּוֹנִ֛ים יָבֹ֖אוּ כַּ⁠גַּנָּֽב</w:t>
+      </w:r>
+    </w:p>
+    <w:p>
+      <w:pPr/>
+      <w:r>
+        <w:rPr>
+          <w:lang w:val="hi_IN" w:bidi="hi_IN"/>
+        </w:rPr>
+      </w:r>
+      <w:r>
+        <w:rPr>
           <w:b/>
           <w:lang w:val="hi_IN" w:bidi="hi_IN"/>
         </w:rPr>
@@ -12925,6 +14647,20 @@
       </w:r>
       <w:r>
         <w:rPr>
+          <w:lang w:val="hi_IN" w:bidi="hi_IN"/>
+        </w:rPr>
+        <w:t>לְ⁠פָנָי⁠ו֙ רָ֣גְזָה אֶ֔רֶץ רָעֲשׁ֖וּ שָׁמָ֑יִם</w:t>
+      </w:r>
+    </w:p>
+    <w:p>
+      <w:pPr/>
+      <w:r>
+        <w:rPr>
+          <w:lang w:val="hi_IN" w:bidi="hi_IN"/>
+        </w:rPr>
+      </w:r>
+      <w:r>
+        <w:rPr>
           <w:b/>
           <w:lang w:val="hi_IN" w:bidi="hi_IN"/>
         </w:rPr>
@@ -13047,6 +14783,20 @@
       </w:r>
       <w:r>
         <w:rPr>
+          <w:lang w:val="hi_IN" w:bidi="hi_IN"/>
+        </w:rPr>
+        <w:t>שֶׁ֤מֶשׁ וְ⁠יָרֵ֨חַ֙ קָדָ֔רוּ</w:t>
+      </w:r>
+    </w:p>
+    <w:p>
+      <w:pPr/>
+      <w:r>
+        <w:rPr>
+          <w:lang w:val="hi_IN" w:bidi="hi_IN"/>
+        </w:rPr>
+      </w:r>
+      <w:r>
+        <w:rPr>
           <w:b/>
           <w:lang w:val="hi_IN" w:bidi="hi_IN"/>
         </w:rPr>
@@ -13156,6 +14906,20 @@
       </w:r>
       <w:r>
         <w:rPr>
+          <w:lang w:val="hi_IN" w:bidi="hi_IN"/>
+        </w:rPr>
+        <w:t>וְ⁠כוֹכָבִ֖ים אָסְפ֥וּ נָגְהָֽ⁠ם</w:t>
+      </w:r>
+    </w:p>
+    <w:p>
+      <w:pPr/>
+      <w:r>
+        <w:rPr>
+          <w:lang w:val="hi_IN" w:bidi="hi_IN"/>
+        </w:rPr>
+      </w:r>
+      <w:r>
+        <w:rPr>
           <w:b/>
           <w:lang w:val="hi_IN" w:bidi="hi_IN"/>
         </w:rPr>
@@ -13252,6 +15016,20 @@
       </w:r>
       <w:r>
         <w:rPr>
+          <w:lang w:val="hi_IN" w:bidi="hi_IN"/>
+        </w:rPr>
+        <w:t>קוֹל⁠וֹ֙</w:t>
+      </w:r>
+    </w:p>
+    <w:p>
+      <w:pPr/>
+      <w:r>
+        <w:rPr>
+          <w:lang w:val="hi_IN" w:bidi="hi_IN"/>
+        </w:rPr>
+      </w:r>
+      <w:r>
+        <w:rPr>
           <w:b/>
           <w:lang w:val="hi_IN" w:bidi="hi_IN"/>
         </w:rPr>
@@ -13348,6 +15126,20 @@
       </w:r>
       <w:r>
         <w:rPr>
+          <w:lang w:val="hi_IN" w:bidi="hi_IN"/>
+        </w:rPr>
+        <w:t>מַחֲנֵ֔⁠הוּ</w:t>
+      </w:r>
+    </w:p>
+    <w:p>
+      <w:pPr/>
+      <w:r>
+        <w:rPr>
+          <w:lang w:val="hi_IN" w:bidi="hi_IN"/>
+        </w:rPr>
+      </w:r>
+      <w:r>
+        <w:rPr>
           <w:b/>
           <w:lang w:val="hi_IN" w:bidi="hi_IN"/>
         </w:rPr>
@@ -13444,6 +15236,20 @@
       </w:r>
       <w:r>
         <w:rPr>
+          <w:lang w:val="hi_IN" w:bidi="hi_IN"/>
+        </w:rPr>
+        <w:t>דְבָר֑⁠וֹ</w:t>
+      </w:r>
+    </w:p>
+    <w:p>
+      <w:pPr/>
+      <w:r>
+        <w:rPr>
+          <w:lang w:val="hi_IN" w:bidi="hi_IN"/>
+        </w:rPr>
+      </w:r>
+      <w:r>
+        <w:rPr>
           <w:b/>
           <w:lang w:val="hi_IN" w:bidi="hi_IN"/>
         </w:rPr>
@@ -13529,6 +15335,20 @@
         <w:rPr>
           <w:lang w:val="hi_IN" w:bidi="hi_IN"/>
         </w:rPr>
+      </w:r>
+    </w:p>
+    <w:p>
+      <w:pPr/>
+      <w:r>
+        <w:rPr>
+          <w:lang w:val="hi_IN" w:bidi="hi_IN"/>
+        </w:rPr>
+      </w:r>
+      <w:r>
+        <w:rPr>
+          <w:lang w:val="hi_IN" w:bidi="hi_IN"/>
+        </w:rPr>
+        <w:t>כִּֽי־גָד֧וֹל יוֹם־יְהוָ֛ה וְ⁠נוֹרָ֥א מְאֹ֖ד וּ⁠מִ֥י יְכִילֶֽ⁠נּוּ</w:t>
       </w:r>
     </w:p>
     <w:p>
@@ -13724,6 +15544,20 @@
       </w:r>
       <w:r>
         <w:rPr>
+          <w:lang w:val="hi_IN" w:bidi="hi_IN"/>
+        </w:rPr>
+        <w:t>וְ⁠גַם־עַתָּה֙ נְאֻם־יְהוָ֔ה שֻׁ֥בוּ עָדַ֖⁠י</w:t>
+      </w:r>
+    </w:p>
+    <w:p>
+      <w:pPr/>
+      <w:r>
+        <w:rPr>
+          <w:lang w:val="hi_IN" w:bidi="hi_IN"/>
+        </w:rPr>
+      </w:r>
+      <w:r>
+        <w:rPr>
           <w:b/>
           <w:lang w:val="hi_IN" w:bidi="hi_IN"/>
         </w:rPr>
@@ -13820,6 +15654,20 @@
       </w:r>
       <w:r>
         <w:rPr>
+          <w:lang w:val="hi_IN" w:bidi="hi_IN"/>
+        </w:rPr>
+        <w:t>שֻׁ֥בוּ</w:t>
+      </w:r>
+    </w:p>
+    <w:p>
+      <w:pPr/>
+      <w:r>
+        <w:rPr>
+          <w:lang w:val="hi_IN" w:bidi="hi_IN"/>
+        </w:rPr>
+      </w:r>
+      <w:r>
+        <w:rPr>
           <w:b/>
           <w:lang w:val="hi_IN" w:bidi="hi_IN"/>
         </w:rPr>
@@ -13916,6 +15764,20 @@
       </w:r>
       <w:r>
         <w:rPr>
+          <w:lang w:val="hi_IN" w:bidi="hi_IN"/>
+        </w:rPr>
+        <w:t>שֻׁ֥בוּ עָדַ֖⁠י בְּ⁠כָל־לְבַבְ⁠כֶ֑ם</w:t>
+      </w:r>
+    </w:p>
+    <w:p>
+      <w:pPr/>
+      <w:r>
+        <w:rPr>
+          <w:lang w:val="hi_IN" w:bidi="hi_IN"/>
+        </w:rPr>
+      </w:r>
+      <w:r>
+        <w:rPr>
           <w:b/>
           <w:lang w:val="hi_IN" w:bidi="hi_IN"/>
         </w:rPr>
@@ -14025,6 +15887,20 @@
       </w:r>
       <w:r>
         <w:rPr>
+          <w:lang w:val="hi_IN" w:bidi="hi_IN"/>
+        </w:rPr>
+        <w:t>לְבַבְ⁠כֶ֑ם</w:t>
+      </w:r>
+    </w:p>
+    <w:p>
+      <w:pPr/>
+      <w:r>
+        <w:rPr>
+          <w:lang w:val="hi_IN" w:bidi="hi_IN"/>
+        </w:rPr>
+      </w:r>
+      <w:r>
+        <w:rPr>
           <w:b/>
           <w:lang w:val="hi_IN" w:bidi="hi_IN"/>
         </w:rPr>
@@ -14121,6 +15997,20 @@
       </w:r>
       <w:r>
         <w:rPr>
+          <w:lang w:val="hi_IN" w:bidi="hi_IN"/>
+        </w:rPr>
+        <w:t>וְ⁠קִרְע֤וּ לְבַבְ⁠כֶם֙ וְ⁠אַל־בִּגְדֵי⁠כֶ֔ם</w:t>
+      </w:r>
+    </w:p>
+    <w:p>
+      <w:pPr/>
+      <w:r>
+        <w:rPr>
+          <w:lang w:val="hi_IN" w:bidi="hi_IN"/>
+        </w:rPr>
+      </w:r>
+      <w:r>
+        <w:rPr>
           <w:b/>
           <w:lang w:val="hi_IN" w:bidi="hi_IN"/>
         </w:rPr>
@@ -14204,6 +16094,20 @@
       </w:r>
       <w:r>
         <w:rPr>
+          <w:lang w:val="hi_IN" w:bidi="hi_IN"/>
+        </w:rPr>
+        <w:t>וְ⁠קִרְע֤וּ לְבַבְ⁠כֶם֙ וְ⁠אַל־בִּגְדֵי⁠כֶ֔ם וְ⁠שׁ֖וּבוּ אֶל־יְהוָ֣ה אֱלֹֽהֵי⁠כֶ֑ם</w:t>
+      </w:r>
+    </w:p>
+    <w:p>
+      <w:pPr/>
+      <w:r>
+        <w:rPr>
+          <w:lang w:val="hi_IN" w:bidi="hi_IN"/>
+        </w:rPr>
+      </w:r>
+      <w:r>
+        <w:rPr>
           <w:b/>
           <w:lang w:val="hi_IN" w:bidi="hi_IN"/>
         </w:rPr>
@@ -14287,6 +16191,20 @@
       </w:r>
       <w:r>
         <w:rPr>
+          <w:lang w:val="hi_IN" w:bidi="hi_IN"/>
+        </w:rPr>
+        <w:t>אֶ֤רֶךְ אַפַּ֨יִם֙</w:t>
+      </w:r>
+    </w:p>
+    <w:p>
+      <w:pPr/>
+      <w:r>
+        <w:rPr>
+          <w:lang w:val="hi_IN" w:bidi="hi_IN"/>
+        </w:rPr>
+      </w:r>
+      <w:r>
+        <w:rPr>
           <w:b/>
           <w:lang w:val="hi_IN" w:bidi="hi_IN"/>
         </w:rPr>
@@ -14383,6 +16301,20 @@
       </w:r>
       <w:r>
         <w:rPr>
+          <w:lang w:val="hi_IN" w:bidi="hi_IN"/>
+        </w:rPr>
+        <w:t>וְ⁠רַב־חֶ֔סֶד</w:t>
+      </w:r>
+    </w:p>
+    <w:p>
+      <w:pPr/>
+      <w:r>
+        <w:rPr>
+          <w:lang w:val="hi_IN" w:bidi="hi_IN"/>
+        </w:rPr>
+      </w:r>
+      <w:r>
+        <w:rPr>
           <w:b/>
           <w:lang w:val="hi_IN" w:bidi="hi_IN"/>
         </w:rPr>
@@ -14479,6 +16411,20 @@
       </w:r>
       <w:r>
         <w:rPr>
+          <w:lang w:val="hi_IN" w:bidi="hi_IN"/>
+        </w:rPr>
+        <w:t>מִ֥י יוֹדֵ֖עַ יָשׁ֣וּב וְ⁠נִחָ֑ם וְ⁠הִשְׁאִ֤יר אַֽחֲרָי⁠ו֙ בְּרָכָ֔ה</w:t>
+      </w:r>
+    </w:p>
+    <w:p>
+      <w:pPr/>
+      <w:r>
+        <w:rPr>
+          <w:lang w:val="hi_IN" w:bidi="hi_IN"/>
+        </w:rPr>
+      </w:r>
+      <w:r>
+        <w:rPr>
           <w:b/>
           <w:lang w:val="hi_IN" w:bidi="hi_IN"/>
         </w:rPr>
@@ -14562,6 +16508,20 @@
       </w:r>
       <w:r>
         <w:rPr>
+          <w:lang w:val="hi_IN" w:bidi="hi_IN"/>
+        </w:rPr>
+        <w:t>יָשׁ֣וּב וְ⁠נִחָ֑ם</w:t>
+      </w:r>
+    </w:p>
+    <w:p>
+      <w:pPr/>
+      <w:r>
+        <w:rPr>
+          <w:lang w:val="hi_IN" w:bidi="hi_IN"/>
+        </w:rPr>
+      </w:r>
+      <w:r>
+        <w:rPr>
           <w:b/>
           <w:lang w:val="hi_IN" w:bidi="hi_IN"/>
         </w:rPr>
@@ -14671,6 +16631,20 @@
       </w:r>
       <w:r>
         <w:rPr>
+          <w:lang w:val="hi_IN" w:bidi="hi_IN"/>
+        </w:rPr>
+        <w:t>וְ⁠הִשְׁאִ֤יר &amp; בְּרָכָ֔ה</w:t>
+      </w:r>
+    </w:p>
+    <w:p>
+      <w:pPr/>
+      <w:r>
+        <w:rPr>
+          <w:lang w:val="hi_IN" w:bidi="hi_IN"/>
+        </w:rPr>
+      </w:r>
+      <w:r>
+        <w:rPr>
           <w:b/>
           <w:lang w:val="hi_IN" w:bidi="hi_IN"/>
         </w:rPr>
@@ -14767,6 +16741,20 @@
       </w:r>
       <w:r>
         <w:rPr>
+          <w:lang w:val="hi_IN" w:bidi="hi_IN"/>
+        </w:rPr>
+        <w:t>אֱלֹהֵי⁠כֶֽם</w:t>
+      </w:r>
+    </w:p>
+    <w:p>
+      <w:pPr/>
+      <w:r>
+        <w:rPr>
+          <w:lang w:val="hi_IN" w:bidi="hi_IN"/>
+        </w:rPr>
+      </w:r>
+      <w:r>
+        <w:rPr>
           <w:b/>
           <w:lang w:val="hi_IN" w:bidi="hi_IN"/>
         </w:rPr>
@@ -14850,6 +16838,20 @@
       </w:r>
       <w:r>
         <w:rPr>
+          <w:lang w:val="hi_IN" w:bidi="hi_IN"/>
+        </w:rPr>
+        <w:t>צ֖וֹם</w:t>
+      </w:r>
+    </w:p>
+    <w:p>
+      <w:pPr/>
+      <w:r>
+        <w:rPr>
+          <w:lang w:val="hi_IN" w:bidi="hi_IN"/>
+        </w:rPr>
+      </w:r>
+      <w:r>
+        <w:rPr>
           <w:b/>
           <w:lang w:val="hi_IN" w:bidi="hi_IN"/>
         </w:rPr>
@@ -14946,6 +16948,20 @@
       </w:r>
       <w:r>
         <w:rPr>
+          <w:lang w:val="hi_IN" w:bidi="hi_IN"/>
+        </w:rPr>
+        <w:t>קַדְּשׁוּ־צ֖וֹם קִרְא֥וּ עֲצָרָֽה</w:t>
+      </w:r>
+    </w:p>
+    <w:p>
+      <w:pPr/>
+      <w:r>
+        <w:rPr>
+          <w:lang w:val="hi_IN" w:bidi="hi_IN"/>
+        </w:rPr>
+      </w:r>
+      <w:r>
+        <w:rPr>
           <w:b/>
           <w:lang w:val="hi_IN" w:bidi="hi_IN"/>
         </w:rPr>
@@ -15029,6 +17045,20 @@
       </w:r>
       <w:r>
         <w:rPr>
+          <w:lang w:val="hi_IN" w:bidi="hi_IN"/>
+        </w:rPr>
+        <w:t>קִבְצ֣וּ זְקֵנִ֔ים אִסְפוּ֙ עֽוֹלָלִ֔ים וְ⁠יֹנְקֵ֖י שָׁדָ֑יִם</w:t>
+      </w:r>
+    </w:p>
+    <w:p>
+      <w:pPr/>
+      <w:r>
+        <w:rPr>
+          <w:lang w:val="hi_IN" w:bidi="hi_IN"/>
+        </w:rPr>
+      </w:r>
+      <w:r>
+        <w:rPr>
           <w:b/>
           <w:lang w:val="hi_IN" w:bidi="hi_IN"/>
         </w:rPr>
@@ -15112,6 +17142,20 @@
       </w:r>
       <w:r>
         <w:rPr>
+          <w:lang w:val="hi_IN" w:bidi="hi_IN"/>
+        </w:rPr>
+        <w:t>יֵצֵ֤א חָתָן֙ מֵֽ⁠חֶדְר֔⁠וֹ וְ⁠כַלָּ֖ה מֵ⁠חֻפָּתָֽ⁠הּ</w:t>
+      </w:r>
+    </w:p>
+    <w:p>
+      <w:pPr/>
+      <w:r>
+        <w:rPr>
+          <w:lang w:val="hi_IN" w:bidi="hi_IN"/>
+        </w:rPr>
+      </w:r>
+      <w:r>
+        <w:rPr>
           <w:b/>
           <w:lang w:val="hi_IN" w:bidi="hi_IN"/>
         </w:rPr>
@@ -15195,6 +17239,20 @@
       </w:r>
       <w:r>
         <w:rPr>
+          <w:lang w:val="hi_IN" w:bidi="hi_IN"/>
+        </w:rPr>
+        <w:t>בֵּ֤ין הָ⁠אוּלָם֙ וְ⁠לַ⁠מִּזְבֵּ֔חַ</w:t>
+      </w:r>
+    </w:p>
+    <w:p>
+      <w:pPr/>
+      <w:r>
+        <w:rPr>
+          <w:lang w:val="hi_IN" w:bidi="hi_IN"/>
+        </w:rPr>
+      </w:r>
+      <w:r>
+        <w:rPr>
           <w:b/>
           <w:lang w:val="hi_IN" w:bidi="hi_IN"/>
         </w:rPr>
@@ -15298,6 +17356,20 @@
       </w:r>
       <w:r>
         <w:rPr>
+          <w:lang w:val="hi_IN" w:bidi="hi_IN"/>
+        </w:rPr>
+        <w:t>וְ⁠אַל־תִּתֵּ֨ן נַחֲלָתְ⁠ךָ֤ לְ⁠חֶרְפָּה֙</w:t>
+      </w:r>
+    </w:p>
+    <w:p>
+      <w:pPr/>
+      <w:r>
+        <w:rPr>
+          <w:lang w:val="hi_IN" w:bidi="hi_IN"/>
+        </w:rPr>
+      </w:r>
+      <w:r>
+        <w:rPr>
           <w:b/>
           <w:lang w:val="hi_IN" w:bidi="hi_IN"/>
         </w:rPr>
@@ -15394,6 +17466,20 @@
       </w:r>
       <w:r>
         <w:rPr>
+          <w:lang w:val="hi_IN" w:bidi="hi_IN"/>
+        </w:rPr>
+        <w:t>נַחֲלָתְ⁠ךָ֤</w:t>
+      </w:r>
+    </w:p>
+    <w:p>
+      <w:pPr/>
+      <w:r>
+        <w:rPr>
+          <w:lang w:val="hi_IN" w:bidi="hi_IN"/>
+        </w:rPr>
+      </w:r>
+      <w:r>
+        <w:rPr>
           <w:b/>
           <w:lang w:val="hi_IN" w:bidi="hi_IN"/>
         </w:rPr>
@@ -15477,6 +17563,20 @@
       </w:r>
       <w:r>
         <w:rPr>
+          <w:lang w:val="hi_IN" w:bidi="hi_IN"/>
+        </w:rPr>
+        <w:t>לִ⁠מְשָׁל־בָּ֣⁠ם גּוֹיִ֔ם</w:t>
+      </w:r>
+    </w:p>
+    <w:p>
+      <w:pPr/>
+      <w:r>
+        <w:rPr>
+          <w:lang w:val="hi_IN" w:bidi="hi_IN"/>
+        </w:rPr>
+      </w:r>
+      <w:r>
+        <w:rPr>
           <w:b/>
           <w:lang w:val="hi_IN" w:bidi="hi_IN"/>
         </w:rPr>
@@ -15560,6 +17660,20 @@
       </w:r>
       <w:r>
         <w:rPr>
+          <w:lang w:val="hi_IN" w:bidi="hi_IN"/>
+        </w:rPr>
+        <w:t>לָ֚⁠מָּה יֹאמְר֣וּ בָֽ⁠עַמִּ֔ים אַיֵּ֖ה אֱלֹהֵי⁠הֶֽם</w:t>
+      </w:r>
+    </w:p>
+    <w:p>
+      <w:pPr/>
+      <w:r>
+        <w:rPr>
+          <w:lang w:val="hi_IN" w:bidi="hi_IN"/>
+        </w:rPr>
+      </w:r>
+      <w:r>
+        <w:rPr>
           <w:b/>
           <w:lang w:val="hi_IN" w:bidi="hi_IN"/>
         </w:rPr>
@@ -15643,6 +17757,20 @@
       </w:r>
       <w:r>
         <w:rPr>
+          <w:lang w:val="hi_IN" w:bidi="hi_IN"/>
+        </w:rPr>
+        <w:t>לָ֚⁠מָּה יֹאמְר֣וּ</w:t>
+      </w:r>
+    </w:p>
+    <w:p>
+      <w:pPr/>
+      <w:r>
+        <w:rPr>
+          <w:lang w:val="hi_IN" w:bidi="hi_IN"/>
+        </w:rPr>
+      </w:r>
+      <w:r>
+        <w:rPr>
           <w:b/>
           <w:lang w:val="hi_IN" w:bidi="hi_IN"/>
         </w:rPr>
@@ -15739,6 +17867,20 @@
       </w:r>
       <w:r>
         <w:rPr>
+          <w:lang w:val="hi_IN" w:bidi="hi_IN"/>
+        </w:rPr>
+        <w:t>לָ֚⁠מָּה יֹאמְר֣וּ בָֽ⁠עַמִּ֔ים</w:t>
+      </w:r>
+    </w:p>
+    <w:p>
+      <w:pPr/>
+      <w:r>
+        <w:rPr>
+          <w:lang w:val="hi_IN" w:bidi="hi_IN"/>
+        </w:rPr>
+      </w:r>
+      <w:r>
+        <w:rPr>
           <w:b/>
           <w:lang w:val="hi_IN" w:bidi="hi_IN"/>
         </w:rPr>
@@ -15822,6 +17964,20 @@
       </w:r>
       <w:r>
         <w:rPr>
+          <w:lang w:val="hi_IN" w:bidi="hi_IN"/>
+        </w:rPr>
+        <w:t>אַיֵּ֖ה אֱלֹהֵי⁠הֶֽם</w:t>
+      </w:r>
+    </w:p>
+    <w:p>
+      <w:pPr/>
+      <w:r>
+        <w:rPr>
+          <w:lang w:val="hi_IN" w:bidi="hi_IN"/>
+        </w:rPr>
+      </w:r>
+      <w:r>
+        <w:rPr>
           <w:b/>
           <w:lang w:val="hi_IN" w:bidi="hi_IN"/>
         </w:rPr>
@@ -15905,6 +18061,20 @@
       </w:r>
       <w:r>
         <w:rPr>
+          <w:lang w:val="hi_IN" w:bidi="hi_IN"/>
+        </w:rPr>
+        <w:t>וַ⁠יְקַנֵּ֥א יְהוָ֖ה לְ⁠אַרְצ֑⁠וֹ וַ⁠יַּחְמֹ֖ל עַל־עַמּֽ⁠וֹ</w:t>
+      </w:r>
+    </w:p>
+    <w:p>
+      <w:pPr/>
+      <w:r>
+        <w:rPr>
+          <w:lang w:val="hi_IN" w:bidi="hi_IN"/>
+        </w:rPr>
+      </w:r>
+      <w:r>
+        <w:rPr>
           <w:b/>
           <w:lang w:val="hi_IN" w:bidi="hi_IN"/>
         </w:rPr>
@@ -15988,6 +18158,20 @@
       </w:r>
       <w:r>
         <w:rPr>
+          <w:lang w:val="hi_IN" w:bidi="hi_IN"/>
+        </w:rPr>
+        <w:t>לְ⁠אַרְצ֑⁠וֹ</w:t>
+      </w:r>
+    </w:p>
+    <w:p>
+      <w:pPr/>
+      <w:r>
+        <w:rPr>
+          <w:lang w:val="hi_IN" w:bidi="hi_IN"/>
+        </w:rPr>
+      </w:r>
+      <w:r>
+        <w:rPr>
           <w:b/>
           <w:lang w:val="hi_IN" w:bidi="hi_IN"/>
         </w:rPr>
@@ -16084,6 +18268,20 @@
       </w:r>
       <w:r>
         <w:rPr>
+          <w:lang w:val="hi_IN" w:bidi="hi_IN"/>
+        </w:rPr>
+        <w:t>וַ⁠יַּ֨עַן יְהוָ֜ה וַ⁠יֹּ֣אמֶר</w:t>
+      </w:r>
+    </w:p>
+    <w:p>
+      <w:pPr/>
+      <w:r>
+        <w:rPr>
+          <w:lang w:val="hi_IN" w:bidi="hi_IN"/>
+        </w:rPr>
+      </w:r>
+      <w:r>
+        <w:rPr>
           <w:b/>
           <w:lang w:val="hi_IN" w:bidi="hi_IN"/>
         </w:rPr>
@@ -16167,6 +18365,20 @@
       </w:r>
       <w:r>
         <w:rPr>
+          <w:lang w:val="hi_IN" w:bidi="hi_IN"/>
+        </w:rPr>
+        <w:t>וַ⁠יַּ֨עַן יְהוָ֜ה וַ⁠יֹּ֣אמֶר</w:t>
+      </w:r>
+    </w:p>
+    <w:p>
+      <w:pPr/>
+      <w:r>
+        <w:rPr>
+          <w:lang w:val="hi_IN" w:bidi="hi_IN"/>
+        </w:rPr>
+      </w:r>
+      <w:r>
+        <w:rPr>
           <w:b/>
           <w:lang w:val="hi_IN" w:bidi="hi_IN"/>
         </w:rPr>
@@ -16289,6 +18501,20 @@
       </w:r>
       <w:r>
         <w:rPr>
+          <w:lang w:val="hi_IN" w:bidi="hi_IN"/>
+        </w:rPr>
+        <w:t>הִנְ⁠נִ֨י שֹׁלֵ֤חַ לָ⁠כֶם֙ אֶת־הַ⁠דָּגָן֙ וְ⁠הַ⁠תִּיר֣וֹשׁ וְ⁠הַ⁠יִּצְהָ֔ר</w:t>
+      </w:r>
+    </w:p>
+    <w:p>
+      <w:pPr/>
+      <w:r>
+        <w:rPr>
+          <w:lang w:val="hi_IN" w:bidi="hi_IN"/>
+        </w:rPr>
+      </w:r>
+      <w:r>
+        <w:rPr>
           <w:b/>
           <w:lang w:val="hi_IN" w:bidi="hi_IN"/>
         </w:rPr>
@@ -16372,6 +18598,20 @@
       </w:r>
       <w:r>
         <w:rPr>
+          <w:lang w:val="hi_IN" w:bidi="hi_IN"/>
+        </w:rPr>
+        <w:t>הִנְ⁠נִ֨י שֹׁלֵ֤חַ</w:t>
+      </w:r>
+    </w:p>
+    <w:p>
+      <w:pPr/>
+      <w:r>
+        <w:rPr>
+          <w:lang w:val="hi_IN" w:bidi="hi_IN"/>
+        </w:rPr>
+      </w:r>
+      <w:r>
+        <w:rPr>
           <w:b/>
           <w:lang w:val="hi_IN" w:bidi="hi_IN"/>
         </w:rPr>
@@ -16481,6 +18721,20 @@
       </w:r>
       <w:r>
         <w:rPr>
+          <w:lang w:val="hi_IN" w:bidi="hi_IN"/>
+        </w:rPr>
+        <w:t>אֹת֑⁠וֹ</w:t>
+      </w:r>
+    </w:p>
+    <w:p>
+      <w:pPr/>
+      <w:r>
+        <w:rPr>
+          <w:lang w:val="hi_IN" w:bidi="hi_IN"/>
+        </w:rPr>
+      </w:r>
+      <w:r>
+        <w:rPr>
           <w:b/>
           <w:lang w:val="hi_IN" w:bidi="hi_IN"/>
         </w:rPr>
@@ -16616,6 +18870,20 @@
       </w:r>
       <w:r>
         <w:rPr>
+          <w:lang w:val="hi_IN" w:bidi="hi_IN"/>
+        </w:rPr>
+        <w:t>וְ⁠לֹא־אֶתֵּ֨ן אֶתְ⁠כֶ֥ם ע֛וֹד חֶרְפָּ֖ה בַּ⁠גּוֹיִֽם</w:t>
+      </w:r>
+    </w:p>
+    <w:p>
+      <w:pPr/>
+      <w:r>
+        <w:rPr>
+          <w:lang w:val="hi_IN" w:bidi="hi_IN"/>
+        </w:rPr>
+      </w:r>
+      <w:r>
+        <w:rPr>
           <w:b/>
           <w:lang w:val="hi_IN" w:bidi="hi_IN"/>
         </w:rPr>
@@ -16712,6 +18980,20 @@
       </w:r>
       <w:r>
         <w:rPr>
+          <w:lang w:val="hi_IN" w:bidi="hi_IN"/>
+        </w:rPr>
+        <w:t>וְֽ⁠אֶת־הַ⁠צְּפוֹנִ֞י</w:t>
+      </w:r>
+    </w:p>
+    <w:p>
+      <w:pPr/>
+      <w:r>
+        <w:rPr>
+          <w:lang w:val="hi_IN" w:bidi="hi_IN"/>
+        </w:rPr>
+      </w:r>
+      <w:r>
+        <w:rPr>
           <w:b/>
           <w:lang w:val="hi_IN" w:bidi="hi_IN"/>
         </w:rPr>
@@ -16808,6 +19090,20 @@
       </w:r>
       <w:r>
         <w:rPr>
+          <w:lang w:val="hi_IN" w:bidi="hi_IN"/>
+        </w:rPr>
+        <w:t>אֶ֣רֶץ צִיָּ֣ה וּ⁠שְׁמָמָה֒</w:t>
+      </w:r>
+    </w:p>
+    <w:p>
+      <w:pPr/>
+      <w:r>
+        <w:rPr>
+          <w:lang w:val="hi_IN" w:bidi="hi_IN"/>
+        </w:rPr>
+      </w:r>
+      <w:r>
+        <w:rPr>
           <w:b/>
           <w:lang w:val="hi_IN" w:bidi="hi_IN"/>
         </w:rPr>
@@ -16917,6 +19213,20 @@
       </w:r>
       <w:r>
         <w:rPr>
+          <w:lang w:val="hi_IN" w:bidi="hi_IN"/>
+        </w:rPr>
+        <w:t>אֶ֣רֶץ צִיָּ֣ה וּ⁠שְׁמָמָה֒</w:t>
+      </w:r>
+    </w:p>
+    <w:p>
+      <w:pPr/>
+      <w:r>
+        <w:rPr>
+          <w:lang w:val="hi_IN" w:bidi="hi_IN"/>
+        </w:rPr>
+      </w:r>
+      <w:r>
+        <w:rPr>
           <w:b/>
           <w:lang w:val="hi_IN" w:bidi="hi_IN"/>
         </w:rPr>
@@ -17026,6 +19336,20 @@
       </w:r>
       <w:r>
         <w:rPr>
+          <w:lang w:val="hi_IN" w:bidi="hi_IN"/>
+        </w:rPr>
+        <w:t>אֶל &amp; אֶת־פָּנָ֗י⁠ו אֶל־הַ⁠יָּם֙ הַ⁠קַּדְמֹנִ֔י וְ⁠סֹפ֖⁠וֹ אֶל־הַ⁠יָּ֣ם הָ⁠אַֽחֲר֑וֹן</w:t>
+      </w:r>
+    </w:p>
+    <w:p>
+      <w:pPr/>
+      <w:r>
+        <w:rPr>
+          <w:lang w:val="hi_IN" w:bidi="hi_IN"/>
+        </w:rPr>
+      </w:r>
+      <w:r>
+        <w:rPr>
           <w:b/>
           <w:lang w:val="hi_IN" w:bidi="hi_IN"/>
         </w:rPr>
@@ -17135,6 +19459,20 @@
       </w:r>
       <w:r>
         <w:rPr>
+          <w:lang w:val="hi_IN" w:bidi="hi_IN"/>
+        </w:rPr>
+        <w:t>אֶל &amp; אֶת־פָּנָ֗י⁠ו אֶל־הַ⁠יָּם֙ הַ⁠קַּדְמֹנִ֔י וְ⁠סֹפ֖⁠וֹ אֶל־הַ⁠יָּ֣ם הָ⁠אַֽחֲר֑וֹן</w:t>
+      </w:r>
+    </w:p>
+    <w:p>
+      <w:pPr/>
+      <w:r>
+        <w:rPr>
+          <w:lang w:val="hi_IN" w:bidi="hi_IN"/>
+        </w:rPr>
+      </w:r>
+      <w:r>
+        <w:rPr>
           <w:b/>
           <w:lang w:val="hi_IN" w:bidi="hi_IN"/>
         </w:rPr>
@@ -17244,6 +19582,20 @@
       </w:r>
       <w:r>
         <w:rPr>
+          <w:lang w:val="hi_IN" w:bidi="hi_IN"/>
+        </w:rPr>
+        <w:t>וְ⁠עָלָ֣ה בָאְשׁ֗⁠וֹ וְ⁠תַ֨עַל֙ צַחֲנָת֔⁠וֹ</w:t>
+      </w:r>
+    </w:p>
+    <w:p>
+      <w:pPr/>
+      <w:r>
+        <w:rPr>
+          <w:lang w:val="hi_IN" w:bidi="hi_IN"/>
+        </w:rPr>
+      </w:r>
+      <w:r>
+        <w:rPr>
           <w:b/>
           <w:lang w:val="hi_IN" w:bidi="hi_IN"/>
         </w:rPr>
@@ -17340,6 +19692,20 @@
       </w:r>
       <w:r>
         <w:rPr>
+          <w:lang w:val="hi_IN" w:bidi="hi_IN"/>
+        </w:rPr>
+        <w:t>הִגְדִּ֖יל לַ⁠עֲשֽׂוֹת</w:t>
+      </w:r>
+    </w:p>
+    <w:p>
+      <w:pPr/>
+      <w:r>
+        <w:rPr>
+          <w:lang w:val="hi_IN" w:bidi="hi_IN"/>
+        </w:rPr>
+      </w:r>
+      <w:r>
+        <w:rPr>
           <w:b/>
           <w:lang w:val="hi_IN" w:bidi="hi_IN"/>
         </w:rPr>
@@ -17423,6 +19789,20 @@
       </w:r>
       <w:r>
         <w:rPr>
+          <w:lang w:val="hi_IN" w:bidi="hi_IN"/>
+        </w:rPr>
+        <w:t>כִּ֥י הִגְדִּ֖יל לַ⁠עֲשֽׂוֹת</w:t>
+      </w:r>
+    </w:p>
+    <w:p>
+      <w:pPr/>
+      <w:r>
+        <w:rPr>
+          <w:lang w:val="hi_IN" w:bidi="hi_IN"/>
+        </w:rPr>
+      </w:r>
+      <w:r>
+        <w:rPr>
           <w:b/>
           <w:lang w:val="hi_IN" w:bidi="hi_IN"/>
         </w:rPr>
@@ -17506,6 +19886,20 @@
       </w:r>
       <w:r>
         <w:rPr>
+          <w:lang w:val="hi_IN" w:bidi="hi_IN"/>
+        </w:rPr>
+        <w:t>אַל־תִּֽירְאִ֖י אֲדָמָ֑ה גִּ֣ילִי וּ⁠שְׂמָ֔חִי</w:t>
+      </w:r>
+    </w:p>
+    <w:p>
+      <w:pPr/>
+      <w:r>
+        <w:rPr>
+          <w:lang w:val="hi_IN" w:bidi="hi_IN"/>
+        </w:rPr>
+      </w:r>
+      <w:r>
+        <w:rPr>
           <w:b/>
           <w:lang w:val="hi_IN" w:bidi="hi_IN"/>
         </w:rPr>
@@ -17602,6 +19996,20 @@
       </w:r>
       <w:r>
         <w:rPr>
+          <w:lang w:val="hi_IN" w:bidi="hi_IN"/>
+        </w:rPr>
+        <w:t>גִּ֣ילִי וּ⁠שְׂמָ֔חִי</w:t>
+      </w:r>
+    </w:p>
+    <w:p>
+      <w:pPr/>
+      <w:r>
+        <w:rPr>
+          <w:lang w:val="hi_IN" w:bidi="hi_IN"/>
+        </w:rPr>
+      </w:r>
+      <w:r>
+        <w:rPr>
           <w:b/>
           <w:lang w:val="hi_IN" w:bidi="hi_IN"/>
         </w:rPr>
@@ -17711,6 +20119,20 @@
       </w:r>
       <w:r>
         <w:rPr>
+          <w:lang w:val="hi_IN" w:bidi="hi_IN"/>
+        </w:rPr>
+        <w:t>הִגְדִּ֥יל יְהוָ֖ה לַ⁠עֲשֽׂוֹת</w:t>
+      </w:r>
+    </w:p>
+    <w:p>
+      <w:pPr/>
+      <w:r>
+        <w:rPr>
+          <w:lang w:val="hi_IN" w:bidi="hi_IN"/>
+        </w:rPr>
+      </w:r>
+      <w:r>
+        <w:rPr>
           <w:b/>
           <w:lang w:val="hi_IN" w:bidi="hi_IN"/>
         </w:rPr>
@@ -17794,6 +20216,20 @@
       </w:r>
       <w:r>
         <w:rPr>
+          <w:lang w:val="hi_IN" w:bidi="hi_IN"/>
+        </w:rPr>
+        <w:t>הִגְדִּ֥יל יְהוָ֖ה לַ⁠עֲשֽׂוֹת</w:t>
+      </w:r>
+    </w:p>
+    <w:p>
+      <w:pPr/>
+      <w:r>
+        <w:rPr>
+          <w:lang w:val="hi_IN" w:bidi="hi_IN"/>
+        </w:rPr>
+      </w:r>
+      <w:r>
+        <w:rPr>
           <w:b/>
           <w:lang w:val="hi_IN" w:bidi="hi_IN"/>
         </w:rPr>
@@ -17877,6 +20313,20 @@
       </w:r>
       <w:r>
         <w:rPr>
+          <w:lang w:val="hi_IN" w:bidi="hi_IN"/>
+        </w:rPr>
+        <w:t>אַל־תִּֽירְאוּ֙ בַּהֲמ֣וֹת שָׂדַ֔י</w:t>
+      </w:r>
+    </w:p>
+    <w:p>
+      <w:pPr/>
+      <w:r>
+        <w:rPr>
+          <w:lang w:val="hi_IN" w:bidi="hi_IN"/>
+        </w:rPr>
+      </w:r>
+      <w:r>
+        <w:rPr>
           <w:b/>
           <w:lang w:val="hi_IN" w:bidi="hi_IN"/>
         </w:rPr>
@@ -17973,6 +20423,20 @@
       </w:r>
       <w:r>
         <w:rPr>
+          <w:lang w:val="hi_IN" w:bidi="hi_IN"/>
+        </w:rPr>
+        <w:t>דָשְׁא֖וּ נְא֣וֹת מִדְבָּ֑ר כִּֽי־עֵץ֙ נָשָׂ֣א פִרְי֔⁠וֹ תְּאֵנָ֥ה וָ⁠גֶ֖פֶן נָתְנ֥וּ חֵילָֽ⁠ם</w:t>
+      </w:r>
+    </w:p>
+    <w:p>
+      <w:pPr/>
+      <w:r>
+        <w:rPr>
+          <w:lang w:val="hi_IN" w:bidi="hi_IN"/>
+        </w:rPr>
+      </w:r>
+      <w:r>
+        <w:rPr>
           <w:b/>
           <w:lang w:val="hi_IN" w:bidi="hi_IN"/>
         </w:rPr>
@@ -18056,6 +20520,20 @@
       </w:r>
       <w:r>
         <w:rPr>
+          <w:lang w:val="hi_IN" w:bidi="hi_IN"/>
+        </w:rPr>
+        <w:t>עֵץ֙ נָשָׂ֣א פִרְי֔⁠וֹ תְּאֵנָ֥ה וָ⁠גֶ֖פֶן נָתְנ֥וּ חֵילָֽ⁠ם</w:t>
+      </w:r>
+    </w:p>
+    <w:p>
+      <w:pPr/>
+      <w:r>
+        <w:rPr>
+          <w:lang w:val="hi_IN" w:bidi="hi_IN"/>
+        </w:rPr>
+      </w:r>
+      <w:r>
+        <w:rPr>
           <w:b/>
           <w:lang w:val="hi_IN" w:bidi="hi_IN"/>
         </w:rPr>
@@ -18178,6 +20656,20 @@
       </w:r>
       <w:r>
         <w:rPr>
+          <w:lang w:val="hi_IN" w:bidi="hi_IN"/>
+        </w:rPr>
+        <w:t>חֵילָֽ⁠ם</w:t>
+      </w:r>
+    </w:p>
+    <w:p>
+      <w:pPr/>
+      <w:r>
+        <w:rPr>
+          <w:lang w:val="hi_IN" w:bidi="hi_IN"/>
+        </w:rPr>
+      </w:r>
+      <w:r>
+        <w:rPr>
           <w:b/>
           <w:lang w:val="hi_IN" w:bidi="hi_IN"/>
         </w:rPr>
@@ -18274,6 +20766,20 @@
       </w:r>
       <w:r>
         <w:rPr>
+          <w:lang w:val="hi_IN" w:bidi="hi_IN"/>
+        </w:rPr>
+        <w:t>וּ⁠בְנֵ֣י צִיּ֗וֹן</w:t>
+      </w:r>
+    </w:p>
+    <w:p>
+      <w:pPr/>
+      <w:r>
+        <w:rPr>
+          <w:lang w:val="hi_IN" w:bidi="hi_IN"/>
+        </w:rPr>
+      </w:r>
+      <w:r>
+        <w:rPr>
           <w:b/>
           <w:lang w:val="hi_IN" w:bidi="hi_IN"/>
         </w:rPr>
@@ -18370,6 +20876,20 @@
       </w:r>
       <w:r>
         <w:rPr>
+          <w:lang w:val="hi_IN" w:bidi="hi_IN"/>
+        </w:rPr>
+        <w:t>אֱלֹֽהֵי⁠כֶ֔ם</w:t>
+      </w:r>
+    </w:p>
+    <w:p>
+      <w:pPr/>
+      <w:r>
+        <w:rPr>
+          <w:lang w:val="hi_IN" w:bidi="hi_IN"/>
+        </w:rPr>
+      </w:r>
+      <w:r>
+        <w:rPr>
           <w:b/>
           <w:lang w:val="hi_IN" w:bidi="hi_IN"/>
         </w:rPr>
@@ -18466,6 +20986,20 @@
       </w:r>
       <w:r>
         <w:rPr>
+          <w:lang w:val="hi_IN" w:bidi="hi_IN"/>
+        </w:rPr>
+        <w:t>נָתַ֥ן לָ⁠כֶ֛ם אֶת־הַ⁠מּוֹרֶ֖ה לִ⁠צְדָקָ֑ה וַ⁠יּ֣וֹרֶד לָ⁠כֶ֗ם גֶּ֛שֶׁם</w:t>
+      </w:r>
+    </w:p>
+    <w:p>
+      <w:pPr/>
+      <w:r>
+        <w:rPr>
+          <w:lang w:val="hi_IN" w:bidi="hi_IN"/>
+        </w:rPr>
+      </w:r>
+      <w:r>
+        <w:rPr>
           <w:b/>
           <w:lang w:val="hi_IN" w:bidi="hi_IN"/>
         </w:rPr>
@@ -18549,6 +21083,20 @@
       </w:r>
       <w:r>
         <w:rPr>
+          <w:lang w:val="hi_IN" w:bidi="hi_IN"/>
+        </w:rPr>
+        <w:t>לִ⁠צְדָקָ֑ה</w:t>
+      </w:r>
+    </w:p>
+    <w:p>
+      <w:pPr/>
+      <w:r>
+        <w:rPr>
+          <w:lang w:val="hi_IN" w:bidi="hi_IN"/>
+        </w:rPr>
+      </w:r>
+      <w:r>
+        <w:rPr>
           <w:b/>
           <w:lang w:val="hi_IN" w:bidi="hi_IN"/>
         </w:rPr>
@@ -18645,6 +21193,20 @@
       </w:r>
       <w:r>
         <w:rPr>
+          <w:lang w:val="hi_IN" w:bidi="hi_IN"/>
+        </w:rPr>
+        <w:t>גֶּ֛שֶׁם</w:t>
+      </w:r>
+    </w:p>
+    <w:p>
+      <w:pPr/>
+      <w:r>
+        <w:rPr>
+          <w:lang w:val="hi_IN" w:bidi="hi_IN"/>
+        </w:rPr>
+      </w:r>
+      <w:r>
+        <w:rPr>
           <w:b/>
           <w:lang w:val="hi_IN" w:bidi="hi_IN"/>
         </w:rPr>
@@ -18741,6 +21303,20 @@
       </w:r>
       <w:r>
         <w:rPr>
+          <w:lang w:val="hi_IN" w:bidi="hi_IN"/>
+        </w:rPr>
+        <w:t>מוֹרֶ֥ה וּ⁠מַלְק֖וֹשׁ</w:t>
+      </w:r>
+    </w:p>
+    <w:p>
+      <w:pPr/>
+      <w:r>
+        <w:rPr>
+          <w:lang w:val="hi_IN" w:bidi="hi_IN"/>
+        </w:rPr>
+      </w:r>
+      <w:r>
+        <w:rPr>
           <w:b/>
           <w:lang w:val="hi_IN" w:bidi="hi_IN"/>
         </w:rPr>
@@ -18850,6 +21426,20 @@
       </w:r>
       <w:r>
         <w:rPr>
+          <w:lang w:val="hi_IN" w:bidi="hi_IN"/>
+        </w:rPr>
+        <w:t>בָּ⁠רִאשֽׁוֹן</w:t>
+      </w:r>
+    </w:p>
+    <w:p>
+      <w:pPr/>
+      <w:r>
+        <w:rPr>
+          <w:lang w:val="hi_IN" w:bidi="hi_IN"/>
+        </w:rPr>
+      </w:r>
+      <w:r>
+        <w:rPr>
           <w:b/>
           <w:lang w:val="hi_IN" w:bidi="hi_IN"/>
         </w:rPr>
@@ -18946,6 +21536,20 @@
       </w:r>
       <w:r>
         <w:rPr>
+          <w:lang w:val="hi_IN" w:bidi="hi_IN"/>
+        </w:rPr>
+        <w:t>וְ⁠הֵשִׁ֥יקוּ הַ⁠יְקָבִ֖ים תִּיר֥וֹשׁ וְ⁠יִצְהָֽר</w:t>
+      </w:r>
+    </w:p>
+    <w:p>
+      <w:pPr/>
+      <w:r>
+        <w:rPr>
+          <w:lang w:val="hi_IN" w:bidi="hi_IN"/>
+        </w:rPr>
+      </w:r>
+      <w:r>
+        <w:rPr>
           <w:b/>
           <w:lang w:val="hi_IN" w:bidi="hi_IN"/>
         </w:rPr>
@@ -19029,6 +21633,20 @@
       </w:r>
       <w:r>
         <w:rPr>
+          <w:lang w:val="hi_IN" w:bidi="hi_IN"/>
+        </w:rPr>
+        <w:t>וְ⁠שִׁלַּמְתִּ֤י לָ⁠כֶם֙ אֶת־הַ⁠שָּׁנִ֔ים</w:t>
+      </w:r>
+    </w:p>
+    <w:p>
+      <w:pPr/>
+      <w:r>
+        <w:rPr>
+          <w:lang w:val="hi_IN" w:bidi="hi_IN"/>
+        </w:rPr>
+      </w:r>
+      <w:r>
+        <w:rPr>
           <w:b/>
           <w:lang w:val="hi_IN" w:bidi="hi_IN"/>
         </w:rPr>
@@ -19112,6 +21730,20 @@
       </w:r>
       <w:r>
         <w:rPr>
+          <w:lang w:val="hi_IN" w:bidi="hi_IN"/>
+        </w:rPr>
+        <w:t>אֶת־הַ⁠שָּׁנִ֔ים</w:t>
+      </w:r>
+    </w:p>
+    <w:p>
+      <w:pPr/>
+      <w:r>
+        <w:rPr>
+          <w:lang w:val="hi_IN" w:bidi="hi_IN"/>
+        </w:rPr>
+      </w:r>
+      <w:r>
+        <w:rPr>
           <w:b/>
           <w:lang w:val="hi_IN" w:bidi="hi_IN"/>
         </w:rPr>
@@ -19208,6 +21840,20 @@
       </w:r>
       <w:r>
         <w:rPr>
+          <w:lang w:val="hi_IN" w:bidi="hi_IN"/>
+        </w:rPr>
+        <w:t>חֵילִ⁠י֙ הַ⁠גָּד֔וֹל</w:t>
+      </w:r>
+    </w:p>
+    <w:p>
+      <w:pPr/>
+      <w:r>
+        <w:rPr>
+          <w:lang w:val="hi_IN" w:bidi="hi_IN"/>
+        </w:rPr>
+      </w:r>
+      <w:r>
+        <w:rPr>
           <w:b/>
           <w:lang w:val="hi_IN" w:bidi="hi_IN"/>
         </w:rPr>
@@ -19291,6 +21937,20 @@
       </w:r>
       <w:r>
         <w:rPr>
+          <w:lang w:val="hi_IN" w:bidi="hi_IN"/>
+        </w:rPr>
+        <w:t>וַ⁠אֲכַלְתֶּ֤ם אָכוֹל֙</w:t>
+      </w:r>
+    </w:p>
+    <w:p>
+      <w:pPr/>
+      <w:r>
+        <w:rPr>
+          <w:lang w:val="hi_IN" w:bidi="hi_IN"/>
+        </w:rPr>
+      </w:r>
+      <w:r>
+        <w:rPr>
           <w:b/>
           <w:lang w:val="hi_IN" w:bidi="hi_IN"/>
         </w:rPr>
@@ -19374,6 +22034,20 @@
       </w:r>
       <w:r>
         <w:rPr>
+          <w:lang w:val="hi_IN" w:bidi="hi_IN"/>
+        </w:rPr>
+        <w:t>אֶת־שֵׁ֤ם יְהוָה֙ אֱלֹ֣הֵי⁠כֶ֔ם</w:t>
+      </w:r>
+    </w:p>
+    <w:p>
+      <w:pPr/>
+      <w:r>
+        <w:rPr>
+          <w:lang w:val="hi_IN" w:bidi="hi_IN"/>
+        </w:rPr>
+      </w:r>
+      <w:r>
+        <w:rPr>
           <w:b/>
           <w:lang w:val="hi_IN" w:bidi="hi_IN"/>
         </w:rPr>
@@ -19457,6 +22131,20 @@
       </w:r>
       <w:r>
         <w:rPr>
+          <w:lang w:val="hi_IN" w:bidi="hi_IN"/>
+        </w:rPr>
+        <w:t>אֶת־שֵׁ֤ם</w:t>
+      </w:r>
+    </w:p>
+    <w:p>
+      <w:pPr/>
+      <w:r>
+        <w:rPr>
+          <w:lang w:val="hi_IN" w:bidi="hi_IN"/>
+        </w:rPr>
+      </w:r>
+      <w:r>
+        <w:rPr>
           <w:b/>
           <w:lang w:val="hi_IN" w:bidi="hi_IN"/>
         </w:rPr>
@@ -19553,6 +22241,20 @@
       </w:r>
       <w:r>
         <w:rPr>
+          <w:lang w:val="hi_IN" w:bidi="hi_IN"/>
+        </w:rPr>
+        <w:t>אֲשֶׁר־עָשָׂ֥ה עִמָּ⁠כֶ֖ם לְ⁠הַפְלִ֑יא</w:t>
+      </w:r>
+    </w:p>
+    <w:p>
+      <w:pPr/>
+      <w:r>
+        <w:rPr>
+          <w:lang w:val="hi_IN" w:bidi="hi_IN"/>
+        </w:rPr>
+      </w:r>
+      <w:r>
+        <w:rPr>
           <w:b/>
           <w:lang w:val="hi_IN" w:bidi="hi_IN"/>
         </w:rPr>
@@ -19649,6 +22351,20 @@
       </w:r>
       <w:r>
         <w:rPr>
+          <w:lang w:val="hi_IN" w:bidi="hi_IN"/>
+        </w:rPr>
+        <w:t>וְ⁠לֹא־יֵבֹ֥שׁוּ עַמִּ֖⁠י לְ⁠עוֹלָֽם</w:t>
+      </w:r>
+    </w:p>
+    <w:p>
+      <w:pPr/>
+      <w:r>
+        <w:rPr>
+          <w:lang w:val="hi_IN" w:bidi="hi_IN"/>
+        </w:rPr>
+      </w:r>
+      <w:r>
+        <w:rPr>
           <w:b/>
           <w:lang w:val="hi_IN" w:bidi="hi_IN"/>
         </w:rPr>
@@ -19739,6 +22455,20 @@
       </w:r>
       <w:r>
         <w:rPr>
+          <w:lang w:val="hi_IN" w:bidi="hi_IN"/>
+        </w:rPr>
+        <w:t>יִשְׂרָאֵל֙</w:t>
+      </w:r>
+    </w:p>
+    <w:p>
+      <w:pPr/>
+      <w:r>
+        <w:rPr>
+          <w:lang w:val="hi_IN" w:bidi="hi_IN"/>
+        </w:rPr>
+      </w:r>
+      <w:r>
+        <w:rPr>
           <w:b/>
           <w:lang w:val="hi_IN" w:bidi="hi_IN"/>
         </w:rPr>
@@ -19835,6 +22565,20 @@
       </w:r>
       <w:r>
         <w:rPr>
+          <w:lang w:val="hi_IN" w:bidi="hi_IN"/>
+        </w:rPr>
+        <w:t>וְ⁠לֹא־יֵבֹ֥שׁוּ עַמִּ֖⁠י לְ⁠עוֹלָֽם</w:t>
+      </w:r>
+    </w:p>
+    <w:p>
+      <w:pPr/>
+      <w:r>
+        <w:rPr>
+          <w:lang w:val="hi_IN" w:bidi="hi_IN"/>
+        </w:rPr>
+      </w:r>
+      <w:r>
+        <w:rPr>
           <w:b/>
           <w:lang w:val="hi_IN" w:bidi="hi_IN"/>
         </w:rPr>
@@ -19931,6 +22675,20 @@
       </w:r>
       <w:r>
         <w:rPr>
+          <w:lang w:val="hi_IN" w:bidi="hi_IN"/>
+        </w:rPr>
+        <w:t>וְ⁠הָיָ֣ה אַֽחֲרֵי־כֵ֗ן</w:t>
+      </w:r>
+    </w:p>
+    <w:p>
+      <w:pPr/>
+      <w:r>
+        <w:rPr>
+          <w:lang w:val="hi_IN" w:bidi="hi_IN"/>
+        </w:rPr>
+      </w:r>
+      <w:r>
+        <w:rPr>
           <w:b/>
           <w:lang w:val="hi_IN" w:bidi="hi_IN"/>
         </w:rPr>
@@ -20014,6 +22772,20 @@
       </w:r>
       <w:r>
         <w:rPr>
+          <w:lang w:val="hi_IN" w:bidi="hi_IN"/>
+        </w:rPr>
+        <w:t>אֶשְׁפּ֤וֹךְ אֶת־רוּחִ⁠י֙ עַל־כָּל־בָּשָׂ֔ר</w:t>
+      </w:r>
+    </w:p>
+    <w:p>
+      <w:pPr/>
+      <w:r>
+        <w:rPr>
+          <w:lang w:val="hi_IN" w:bidi="hi_IN"/>
+        </w:rPr>
+      </w:r>
+      <w:r>
+        <w:rPr>
           <w:b/>
           <w:lang w:val="hi_IN" w:bidi="hi_IN"/>
         </w:rPr>
@@ -20097,6 +22869,20 @@
       </w:r>
       <w:r>
         <w:rPr>
+          <w:lang w:val="hi_IN" w:bidi="hi_IN"/>
+        </w:rPr>
+        <w:t>עַל־כָּל־בָּשָׂ֔ר</w:t>
+      </w:r>
+    </w:p>
+    <w:p>
+      <w:pPr/>
+      <w:r>
+        <w:rPr>
+          <w:lang w:val="hi_IN" w:bidi="hi_IN"/>
+        </w:rPr>
+      </w:r>
+      <w:r>
+        <w:rPr>
           <w:b/>
           <w:lang w:val="hi_IN" w:bidi="hi_IN"/>
         </w:rPr>
@@ -20206,6 +22992,20 @@
       </w:r>
       <w:r>
         <w:rPr>
+          <w:lang w:val="hi_IN" w:bidi="hi_IN"/>
+        </w:rPr>
+        <w:t>עַל־כָּל־בָּשָׂ֔ר</w:t>
+      </w:r>
+    </w:p>
+    <w:p>
+      <w:pPr/>
+      <w:r>
+        <w:rPr>
+          <w:lang w:val="hi_IN" w:bidi="hi_IN"/>
+        </w:rPr>
+      </w:r>
+      <w:r>
+        <w:rPr>
           <w:b/>
           <w:lang w:val="hi_IN" w:bidi="hi_IN"/>
         </w:rPr>
@@ -20302,6 +23102,20 @@
       </w:r>
       <w:r>
         <w:rPr>
+          <w:lang w:val="hi_IN" w:bidi="hi_IN"/>
+        </w:rPr>
+        <w:t>וְ⁠נִבְּא֖וּ בְּנֵי⁠כֶ֣ם וּ⁠בְנֽוֹתֵי⁠כֶ֑ם</w:t>
+      </w:r>
+    </w:p>
+    <w:p>
+      <w:pPr/>
+      <w:r>
+        <w:rPr>
+          <w:lang w:val="hi_IN" w:bidi="hi_IN"/>
+        </w:rPr>
+      </w:r>
+      <w:r>
+        <w:rPr>
           <w:b/>
           <w:lang w:val="hi_IN" w:bidi="hi_IN"/>
         </w:rPr>
@@ -20385,6 +23199,20 @@
       </w:r>
       <w:r>
         <w:rPr>
+          <w:lang w:val="hi_IN" w:bidi="hi_IN"/>
+        </w:rPr>
+        <w:t>זִקְנֵי⁠כֶם֙ חֲלֹמ֣וֹת יַחֲלֹמ֔וּ⁠ן בַּח֣וּרֵי⁠כֶ֔ם חֶזְיֹנ֖וֹת יִרְאֽוּ</w:t>
+      </w:r>
+    </w:p>
+    <w:p>
+      <w:pPr/>
+      <w:r>
+        <w:rPr>
+          <w:lang w:val="hi_IN" w:bidi="hi_IN"/>
+        </w:rPr>
+      </w:r>
+      <w:r>
+        <w:rPr>
           <w:b/>
           <w:lang w:val="hi_IN" w:bidi="hi_IN"/>
         </w:rPr>
@@ -20468,6 +23296,20 @@
       </w:r>
       <w:r>
         <w:rPr>
+          <w:lang w:val="hi_IN" w:bidi="hi_IN"/>
+        </w:rPr>
+        <w:t>חֲלֹמ֣וֹת</w:t>
+      </w:r>
+    </w:p>
+    <w:p>
+      <w:pPr/>
+      <w:r>
+        <w:rPr>
+          <w:lang w:val="hi_IN" w:bidi="hi_IN"/>
+        </w:rPr>
+      </w:r>
+      <w:r>
+        <w:rPr>
           <w:b/>
           <w:lang w:val="hi_IN" w:bidi="hi_IN"/>
         </w:rPr>
@@ -20564,6 +23406,20 @@
       </w:r>
       <w:r>
         <w:rPr>
+          <w:lang w:val="hi_IN" w:bidi="hi_IN"/>
+        </w:rPr>
+        <w:t>וְ⁠גַ֥ם עַל־הָֽ⁠עֲבָדִ֖ים וְ⁠עַל־הַ⁠שְּׁפָח֑וֹת</w:t>
+      </w:r>
+    </w:p>
+    <w:p>
+      <w:pPr/>
+      <w:r>
+        <w:rPr>
+          <w:lang w:val="hi_IN" w:bidi="hi_IN"/>
+        </w:rPr>
+      </w:r>
+      <w:r>
+        <w:rPr>
           <w:b/>
           <w:lang w:val="hi_IN" w:bidi="hi_IN"/>
         </w:rPr>
@@ -20636,6 +23492,20 @@
         <w:rPr>
           <w:lang w:val="hi_IN" w:bidi="hi_IN"/>
         </w:rPr>
+      </w:r>
+    </w:p>
+    <w:p>
+      <w:pPr/>
+      <w:r>
+        <w:rPr>
+          <w:lang w:val="hi_IN" w:bidi="hi_IN"/>
+        </w:rPr>
+      </w:r>
+      <w:r>
+        <w:rPr>
+          <w:lang w:val="hi_IN" w:bidi="hi_IN"/>
+        </w:rPr>
+        <w:t>בַּ⁠יָּמִ֣ים הָ⁠הֵ֔מָּה</w:t>
       </w:r>
     </w:p>
     <w:p>
@@ -20940,6 +23810,20 @@
       </w:r>
       <w:r>
         <w:rPr>
+          <w:lang w:val="hi_IN" w:bidi="hi_IN"/>
+        </w:rPr>
+        <w:t>הַ⁠שֶּׁ֨מֶשׁ֙ יֵהָפֵ֣ךְ לְ⁠חֹ֔שֶׁךְ וְ⁠הַ⁠יָּרֵ֖חַ לְ⁠דָ֑ם</w:t>
+      </w:r>
+    </w:p>
+    <w:p>
+      <w:pPr/>
+      <w:r>
+        <w:rPr>
+          <w:lang w:val="hi_IN" w:bidi="hi_IN"/>
+        </w:rPr>
+      </w:r>
+      <w:r>
+        <w:rPr>
           <w:b/>
           <w:lang w:val="hi_IN" w:bidi="hi_IN"/>
         </w:rPr>
@@ -21023,6 +23907,20 @@
       </w:r>
       <w:r>
         <w:rPr>
+          <w:lang w:val="hi_IN" w:bidi="hi_IN"/>
+        </w:rPr>
+        <w:t>הַ⁠שֶּׁ֨מֶשׁ֙ יֵהָפֵ֣ךְ לְ⁠חֹ֔שֶׁךְ וְ⁠הַ⁠יָּרֵ֖חַ לְ⁠דָ֑ם</w:t>
+      </w:r>
+    </w:p>
+    <w:p>
+      <w:pPr/>
+      <w:r>
+        <w:rPr>
+          <w:lang w:val="hi_IN" w:bidi="hi_IN"/>
+        </w:rPr>
+      </w:r>
+      <w:r>
+        <w:rPr>
           <w:b/>
           <w:lang w:val="hi_IN" w:bidi="hi_IN"/>
         </w:rPr>
@@ -21106,6 +24004,20 @@
       </w:r>
       <w:r>
         <w:rPr>
+          <w:lang w:val="hi_IN" w:bidi="hi_IN"/>
+        </w:rPr>
+        <w:t>וְ⁠הַ⁠יָּרֵ֖חַ לְ⁠דָ֑ם</w:t>
+      </w:r>
+    </w:p>
+    <w:p>
+      <w:pPr/>
+      <w:r>
+        <w:rPr>
+          <w:lang w:val="hi_IN" w:bidi="hi_IN"/>
+        </w:rPr>
+      </w:r>
+      <w:r>
+        <w:rPr>
           <w:b/>
           <w:lang w:val="hi_IN" w:bidi="hi_IN"/>
         </w:rPr>
@@ -21189,6 +24101,20 @@
       </w:r>
       <w:r>
         <w:rPr>
+          <w:lang w:val="hi_IN" w:bidi="hi_IN"/>
+        </w:rPr>
+        <w:t>לִ⁠פְנֵ֗י בּ֚וֹא י֣וֹם יְהוָ֔ה הַ⁠גָּד֖וֹל וְ⁠הַ⁠נּוֹרָֽא</w:t>
+      </w:r>
+    </w:p>
+    <w:p>
+      <w:pPr/>
+      <w:r>
+        <w:rPr>
+          <w:lang w:val="hi_IN" w:bidi="hi_IN"/>
+        </w:rPr>
+      </w:r>
+      <w:r>
+        <w:rPr>
           <w:b/>
           <w:lang w:val="hi_IN" w:bidi="hi_IN"/>
         </w:rPr>
@@ -21274,6 +24200,20 @@
         <w:rPr>
           <w:lang w:val="hi_IN" w:bidi="hi_IN"/>
         </w:rPr>
+      </w:r>
+    </w:p>
+    <w:p>
+      <w:pPr/>
+      <w:r>
+        <w:rPr>
+          <w:lang w:val="hi_IN" w:bidi="hi_IN"/>
+        </w:rPr>
+      </w:r>
+      <w:r>
+        <w:rPr>
+          <w:lang w:val="hi_IN" w:bidi="hi_IN"/>
+        </w:rPr>
+        <w:t>י֣וֹם יְהוָ֔ה הַ⁠גָּד֖וֹל וְ⁠הַ⁠נּוֹרָֽא</w:t>
       </w:r>
     </w:p>
     <w:p>
@@ -21477,6 +24417,20 @@
       </w:r>
       <w:r>
         <w:rPr>
+          <w:lang w:val="hi_IN" w:bidi="hi_IN"/>
+        </w:rPr>
+        <w:t>וְ⁠הָיָ֗ה</w:t>
+      </w:r>
+    </w:p>
+    <w:p>
+      <w:pPr/>
+      <w:r>
+        <w:rPr>
+          <w:lang w:val="hi_IN" w:bidi="hi_IN"/>
+        </w:rPr>
+      </w:r>
+      <w:r>
+        <w:rPr>
           <w:b/>
           <w:lang w:val="hi_IN" w:bidi="hi_IN"/>
         </w:rPr>
@@ -21573,6 +24527,20 @@
       </w:r>
       <w:r>
         <w:rPr>
+          <w:lang w:val="hi_IN" w:bidi="hi_IN"/>
+        </w:rPr>
+        <w:t>כֹּ֧ל אֲשֶׁר־יִקְרָ֛א בְּ⁠שֵׁ֥ם יְהוָ֖ה יִמָּלֵ֑ט &amp; יְהוָ֔ה</w:t>
+      </w:r>
+    </w:p>
+    <w:p>
+      <w:pPr/>
+      <w:r>
+        <w:rPr>
+          <w:lang w:val="hi_IN" w:bidi="hi_IN"/>
+        </w:rPr>
+      </w:r>
+      <w:r>
+        <w:rPr>
           <w:b/>
           <w:lang w:val="hi_IN" w:bidi="hi_IN"/>
         </w:rPr>
@@ -21656,6 +24624,20 @@
       </w:r>
       <w:r>
         <w:rPr>
+          <w:lang w:val="hi_IN" w:bidi="hi_IN"/>
+        </w:rPr>
+        <w:t>בְּ⁠שֵׁ֥ם יְהוָ֖ה &amp; יְהוָ֔ה</w:t>
+      </w:r>
+    </w:p>
+    <w:p>
+      <w:pPr/>
+      <w:r>
+        <w:rPr>
+          <w:lang w:val="hi_IN" w:bidi="hi_IN"/>
+        </w:rPr>
+      </w:r>
+      <w:r>
+        <w:rPr>
           <w:b/>
           <w:lang w:val="hi_IN" w:bidi="hi_IN"/>
         </w:rPr>
@@ -21765,6 +24747,20 @@
       </w:r>
       <w:r>
         <w:rPr>
+          <w:lang w:val="hi_IN" w:bidi="hi_IN"/>
+        </w:rPr>
+        <w:t>בְּ⁠שֵׁ֥ם יְהוָ֖ה &amp; יְהוָ֔ה</w:t>
+      </w:r>
+    </w:p>
+    <w:p>
+      <w:pPr/>
+      <w:r>
+        <w:rPr>
+          <w:lang w:val="hi_IN" w:bidi="hi_IN"/>
+        </w:rPr>
+      </w:r>
+      <w:r>
+        <w:rPr>
           <w:b/>
           <w:lang w:val="hi_IN" w:bidi="hi_IN"/>
         </w:rPr>
@@ -21848,6 +24844,20 @@
       </w:r>
       <w:r>
         <w:rPr>
+          <w:lang w:val="hi_IN" w:bidi="hi_IN"/>
+        </w:rPr>
+        <w:t>כִּ֠י בְּ⁠הַר־צִיּ֨וֹן וּ⁠בִ⁠ירוּשָׁלִַ֜ם תִּֽהְיֶ֣ה פְלֵיטָ֗ה</w:t>
+      </w:r>
+    </w:p>
+    <w:p>
+      <w:pPr/>
+      <w:r>
+        <w:rPr>
+          <w:lang w:val="hi_IN" w:bidi="hi_IN"/>
+        </w:rPr>
+      </w:r>
+      <w:r>
+        <w:rPr>
           <w:b/>
           <w:lang w:val="hi_IN" w:bidi="hi_IN"/>
         </w:rPr>
@@ -21944,6 +24954,20 @@
       </w:r>
       <w:r>
         <w:rPr>
+          <w:lang w:val="hi_IN" w:bidi="hi_IN"/>
+        </w:rPr>
+        <w:t>בְּ⁠הַר־צִיּ֨וֹן וּ⁠בִ⁠ירוּשָׁלִַ֜ם</w:t>
+      </w:r>
+    </w:p>
+    <w:p>
+      <w:pPr/>
+      <w:r>
+        <w:rPr>
+          <w:lang w:val="hi_IN" w:bidi="hi_IN"/>
+        </w:rPr>
+      </w:r>
+      <w:r>
+        <w:rPr>
           <w:b/>
           <w:lang w:val="hi_IN" w:bidi="hi_IN"/>
         </w:rPr>
@@ -22053,6 +25077,20 @@
       </w:r>
       <w:r>
         <w:rPr>
+          <w:lang w:val="hi_IN" w:bidi="hi_IN"/>
+        </w:rPr>
+        <w:t>כַּֽ⁠אֲשֶׁר֙ אָמַ֣ר יְהוָ֔ה</w:t>
+      </w:r>
+    </w:p>
+    <w:p>
+      <w:pPr/>
+      <w:r>
+        <w:rPr>
+          <w:lang w:val="hi_IN" w:bidi="hi_IN"/>
+        </w:rPr>
+      </w:r>
+      <w:r>
+        <w:rPr>
           <w:b/>
           <w:lang w:val="hi_IN" w:bidi="hi_IN"/>
         </w:rPr>
@@ -22136,6 +25174,20 @@
       </w:r>
       <w:r>
         <w:rPr>
+          <w:lang w:val="hi_IN" w:bidi="hi_IN"/>
+        </w:rPr>
+        <w:t>יְהוָ֖ה &amp; וּ⁠בַ֨⁠שְּׂרִידִ֔ים אֲשֶׁ֥ר יְהוָ֖ה קֹרֵֽא</w:t>
+      </w:r>
+    </w:p>
+    <w:p>
+      <w:pPr/>
+      <w:r>
+        <w:rPr>
+          <w:lang w:val="hi_IN" w:bidi="hi_IN"/>
+        </w:rPr>
+      </w:r>
+      <w:r>
+        <w:rPr>
           <w:b/>
           <w:lang w:val="hi_IN" w:bidi="hi_IN"/>
         </w:rPr>
@@ -22219,6 +25271,20 @@
       </w:r>
       <w:r>
         <w:rPr>
+          <w:lang w:val="hi_IN" w:bidi="hi_IN"/>
+        </w:rPr>
+        <w:t>יְהוָ֖ה &amp; אֲשֶׁ֥ר יְהוָ֖ה קֹרֵֽא</w:t>
+      </w:r>
+    </w:p>
+    <w:p>
+      <w:pPr/>
+      <w:r>
+        <w:rPr>
+          <w:lang w:val="hi_IN" w:bidi="hi_IN"/>
+        </w:rPr>
+      </w:r>
+      <w:r>
+        <w:rPr>
           <w:b/>
           <w:lang w:val="hi_IN" w:bidi="hi_IN"/>
         </w:rPr>
@@ -22302,6 +25368,20 @@
       </w:r>
       <w:r>
         <w:rPr>
+          <w:lang w:val="hi_IN" w:bidi="hi_IN"/>
+        </w:rPr>
+        <w:t>כִּ֗י הִנֵּ֛ה בַּ⁠יָּמִ֥ים הָ⁠הֵ֖מָּה וּ⁠בָ⁠עֵ֣ת הַ⁠הִ֑יא</w:t>
+      </w:r>
+    </w:p>
+    <w:p>
+      <w:pPr/>
+      <w:r>
+        <w:rPr>
+          <w:lang w:val="hi_IN" w:bidi="hi_IN"/>
+        </w:rPr>
+      </w:r>
+      <w:r>
+        <w:rPr>
           <w:b/>
           <w:lang w:val="hi_IN" w:bidi="hi_IN"/>
         </w:rPr>
@@ -22385,6 +25465,20 @@
       </w:r>
       <w:r>
         <w:rPr>
+          <w:lang w:val="hi_IN" w:bidi="hi_IN"/>
+        </w:rPr>
+        <w:t>כִּ֗י הִנֵּ֛ה</w:t>
+      </w:r>
+    </w:p>
+    <w:p>
+      <w:pPr/>
+      <w:r>
+        <w:rPr>
+          <w:lang w:val="hi_IN" w:bidi="hi_IN"/>
+        </w:rPr>
+      </w:r>
+      <w:r>
+        <w:rPr>
           <w:b/>
           <w:lang w:val="hi_IN" w:bidi="hi_IN"/>
         </w:rPr>
@@ -22481,6 +25575,20 @@
       </w:r>
       <w:r>
         <w:rPr>
+          <w:lang w:val="hi_IN" w:bidi="hi_IN"/>
+        </w:rPr>
+        <w:t>בַּ⁠יָּמִ֥ים הָ⁠הֵ֖מָּה וּ⁠בָ⁠עֵ֣ת הַ⁠הִ֑יא</w:t>
+      </w:r>
+    </w:p>
+    <w:p>
+      <w:pPr/>
+      <w:r>
+        <w:rPr>
+          <w:lang w:val="hi_IN" w:bidi="hi_IN"/>
+        </w:rPr>
+      </w:r>
+      <w:r>
+        <w:rPr>
           <w:b/>
           <w:lang w:val="hi_IN" w:bidi="hi_IN"/>
         </w:rPr>
@@ -22590,6 +25698,20 @@
       </w:r>
       <w:r>
         <w:rPr>
+          <w:lang w:val="hi_IN" w:bidi="hi_IN"/>
+        </w:rPr>
+        <w:t>אֲשֶׁ֥ר אָשִׁ֛יב אֶת־שְׁב֥וּת יְהוּדָ֖ה וִ⁠ירוּשָׁלִָֽם</w:t>
+      </w:r>
+    </w:p>
+    <w:p>
+      <w:pPr/>
+      <w:r>
+        <w:rPr>
+          <w:lang w:val="hi_IN" w:bidi="hi_IN"/>
+        </w:rPr>
+      </w:r>
+      <w:r>
+        <w:rPr>
           <w:b/>
           <w:lang w:val="hi_IN" w:bidi="hi_IN"/>
         </w:rPr>
@@ -22686,6 +25808,20 @@
       </w:r>
       <w:r>
         <w:rPr>
+          <w:lang w:val="hi_IN" w:bidi="hi_IN"/>
+        </w:rPr>
+        <w:t>אֲשֶׁ֥ר אָשִׁ֛יב אֶת־שְׁב֥וּת יְהוּדָ֖ה וִ⁠ירוּשָׁלִָֽם</w:t>
+      </w:r>
+    </w:p>
+    <w:p>
+      <w:pPr/>
+      <w:r>
+        <w:rPr>
+          <w:lang w:val="hi_IN" w:bidi="hi_IN"/>
+        </w:rPr>
+      </w:r>
+      <w:r>
+        <w:rPr>
           <w:b/>
           <w:lang w:val="hi_IN" w:bidi="hi_IN"/>
         </w:rPr>
@@ -22769,6 +25905,20 @@
       </w:r>
       <w:r>
         <w:rPr>
+          <w:lang w:val="hi_IN" w:bidi="hi_IN"/>
+        </w:rPr>
+        <w:t>עֵ֖מֶק יְהֽוֹשָׁפָ֑ט</w:t>
+      </w:r>
+    </w:p>
+    <w:p>
+      <w:pPr/>
+      <w:r>
+        <w:rPr>
+          <w:lang w:val="hi_IN" w:bidi="hi_IN"/>
+        </w:rPr>
+      </w:r>
+      <w:r>
+        <w:rPr>
           <w:b/>
           <w:lang w:val="hi_IN" w:bidi="hi_IN"/>
         </w:rPr>
@@ -22865,6 +26015,20 @@
       </w:r>
       <w:r>
         <w:rPr>
+          <w:lang w:val="hi_IN" w:bidi="hi_IN"/>
+        </w:rPr>
+        <w:t>עַמִּ֨⁠י וְ⁠נַחֲלָתִ֤⁠י יִשְׂרָאֵל֙</w:t>
+      </w:r>
+    </w:p>
+    <w:p>
+      <w:pPr/>
+      <w:r>
+        <w:rPr>
+          <w:lang w:val="hi_IN" w:bidi="hi_IN"/>
+        </w:rPr>
+      </w:r>
+      <w:r>
+        <w:rPr>
           <w:b/>
           <w:lang w:val="hi_IN" w:bidi="hi_IN"/>
         </w:rPr>
@@ -23013,6 +26177,20 @@
       </w:r>
       <w:r>
         <w:rPr>
+          <w:lang w:val="hi_IN" w:bidi="hi_IN"/>
+        </w:rPr>
+        <w:t>וְ⁠אֶת־אַרְצִ֖⁠י חִלֵּֽקוּ</w:t>
+      </w:r>
+    </w:p>
+    <w:p>
+      <w:pPr/>
+      <w:r>
+        <w:rPr>
+          <w:lang w:val="hi_IN" w:bidi="hi_IN"/>
+        </w:rPr>
+      </w:r>
+      <w:r>
+        <w:rPr>
           <w:b/>
           <w:lang w:val="hi_IN" w:bidi="hi_IN"/>
         </w:rPr>
@@ -23096,6 +26274,20 @@
       </w:r>
       <w:r>
         <w:rPr>
+          <w:lang w:val="hi_IN" w:bidi="hi_IN"/>
+        </w:rPr>
+        <w:t>גוֹרָ֑ל</w:t>
+      </w:r>
+    </w:p>
+    <w:p>
+      <w:pPr/>
+      <w:r>
+        <w:rPr>
+          <w:lang w:val="hi_IN" w:bidi="hi_IN"/>
+        </w:rPr>
+      </w:r>
+      <w:r>
+        <w:rPr>
           <w:b/>
           <w:lang w:val="hi_IN" w:bidi="hi_IN"/>
         </w:rPr>
@@ -23192,6 +26384,20 @@
       </w:r>
       <w:r>
         <w:rPr>
+          <w:lang w:val="hi_IN" w:bidi="hi_IN"/>
+        </w:rPr>
+        <w:t>וַ⁠יִּתְּנ֤וּ הַ⁠יֶּ֨לֶד֙ בַּ⁠זּוֹנָ֔ה וְ⁠הַ⁠יַּלְדָּ֛ה מָכְר֥וּ</w:t>
+      </w:r>
+    </w:p>
+    <w:p>
+      <w:pPr/>
+      <w:r>
+        <w:rPr>
+          <w:lang w:val="hi_IN" w:bidi="hi_IN"/>
+        </w:rPr>
+      </w:r>
+      <w:r>
+        <w:rPr>
           <w:b/>
           <w:lang w:val="hi_IN" w:bidi="hi_IN"/>
         </w:rPr>
@@ -23314,6 +26520,20 @@
       </w:r>
       <w:r>
         <w:rPr>
+          <w:lang w:val="hi_IN" w:bidi="hi_IN"/>
+        </w:rPr>
+        <w:t>וְ֠⁠גַם מָה־אַתֶּ֥ם לִ⁠י֙ צֹ֣ר וְ⁠צִיד֔וֹן וְ⁠כֹ֖ל גְּלִיל֣וֹת פְּלָ֑שֶׁת הַ⁠גְּמ֗וּל אַתֶּם֙ מְשַׁלְּמִ֣ים עָלָ֔⁠י &amp; אַתֶּם֙</w:t>
+      </w:r>
+    </w:p>
+    <w:p>
+      <w:pPr/>
+      <w:r>
+        <w:rPr>
+          <w:lang w:val="hi_IN" w:bidi="hi_IN"/>
+        </w:rPr>
+      </w:r>
+      <w:r>
+        <w:rPr>
           <w:b/>
           <w:lang w:val="hi_IN" w:bidi="hi_IN"/>
         </w:rPr>
@@ -23397,6 +26617,20 @@
       </w:r>
       <w:r>
         <w:rPr>
+          <w:lang w:val="hi_IN" w:bidi="hi_IN"/>
+        </w:rPr>
+        <w:t>מָה־אַתֶּ֥ם לִ⁠י֙</w:t>
+      </w:r>
+    </w:p>
+    <w:p>
+      <w:pPr/>
+      <w:r>
+        <w:rPr>
+          <w:lang w:val="hi_IN" w:bidi="hi_IN"/>
+        </w:rPr>
+      </w:r>
+      <w:r>
+        <w:rPr>
           <w:b/>
           <w:lang w:val="hi_IN" w:bidi="hi_IN"/>
         </w:rPr>
@@ -23480,6 +26714,20 @@
       </w:r>
       <w:r>
         <w:rPr>
+          <w:lang w:val="hi_IN" w:bidi="hi_IN"/>
+        </w:rPr>
+        <w:t>הַ⁠גְּמ֗וּל אַתֶּם֙ מְשַׁלְּמִ֣ים עָלָ֔⁠י וְ⁠אִם־גֹּמְלִ֤ים אַתֶּם֙ עָלַ֔⁠י</w:t>
+      </w:r>
+    </w:p>
+    <w:p>
+      <w:pPr/>
+      <w:r>
+        <w:rPr>
+          <w:lang w:val="hi_IN" w:bidi="hi_IN"/>
+        </w:rPr>
+      </w:r>
+      <w:r>
+        <w:rPr>
           <w:b/>
           <w:lang w:val="hi_IN" w:bidi="hi_IN"/>
         </w:rPr>
@@ -23563,6 +26811,20 @@
       </w:r>
       <w:r>
         <w:rPr>
+          <w:lang w:val="hi_IN" w:bidi="hi_IN"/>
+        </w:rPr>
+        <w:t>קַ֣ל מְהֵרָ֔ה</w:t>
+      </w:r>
+    </w:p>
+    <w:p>
+      <w:pPr/>
+      <w:r>
+        <w:rPr>
+          <w:lang w:val="hi_IN" w:bidi="hi_IN"/>
+        </w:rPr>
+      </w:r>
+      <w:r>
+        <w:rPr>
           <w:b/>
           <w:lang w:val="hi_IN" w:bidi="hi_IN"/>
         </w:rPr>
@@ -23711,6 +26973,20 @@
       </w:r>
       <w:r>
         <w:rPr>
+          <w:lang w:val="hi_IN" w:bidi="hi_IN"/>
+        </w:rPr>
+        <w:t>אָשִׁ֥יב גְּמֻלְ⁠כֶ֖ם בְּ⁠רֹאשְׁ⁠כֶֽם</w:t>
+      </w:r>
+    </w:p>
+    <w:p>
+      <w:pPr/>
+      <w:r>
+        <w:rPr>
+          <w:lang w:val="hi_IN" w:bidi="hi_IN"/>
+        </w:rPr>
+      </w:r>
+      <w:r>
+        <w:rPr>
           <w:b/>
           <w:lang w:val="hi_IN" w:bidi="hi_IN"/>
         </w:rPr>
@@ -23807,6 +27083,20 @@
       </w:r>
       <w:r>
         <w:rPr>
+          <w:lang w:val="hi_IN" w:bidi="hi_IN"/>
+        </w:rPr>
+        <w:t>בְּ⁠רֹאשְׁ⁠כֶֽם</w:t>
+      </w:r>
+    </w:p>
+    <w:p>
+      <w:pPr/>
+      <w:r>
+        <w:rPr>
+          <w:lang w:val="hi_IN" w:bidi="hi_IN"/>
+        </w:rPr>
+      </w:r>
+      <w:r>
+        <w:rPr>
           <w:b/>
           <w:lang w:val="hi_IN" w:bidi="hi_IN"/>
         </w:rPr>
@@ -23892,6 +27182,20 @@
         <w:rPr>
           <w:lang w:val="hi_IN" w:bidi="hi_IN"/>
         </w:rPr>
+      </w:r>
+    </w:p>
+    <w:p>
+      <w:pPr/>
+      <w:r>
+        <w:rPr>
+          <w:lang w:val="hi_IN" w:bidi="hi_IN"/>
+        </w:rPr>
+      </w:r>
+      <w:r>
+        <w:rPr>
+          <w:lang w:val="hi_IN" w:bidi="hi_IN"/>
+        </w:rPr>
+        <w:t>וּ⁠בְנֵ֤י יְהוּדָה֙ וּ⁠בְנֵ֣י יְרוּשָׁלִַ֔ם</w:t>
       </w:r>
     </w:p>
     <w:p>
@@ -24043,6 +27347,20 @@
       </w:r>
       <w:r>
         <w:rPr>
+          <w:lang w:val="hi_IN" w:bidi="hi_IN"/>
+        </w:rPr>
+        <w:t>לִ⁠בְנֵ֣י הַ⁠יְּוָנִ֑ים</w:t>
+      </w:r>
+    </w:p>
+    <w:p>
+      <w:pPr/>
+      <w:r>
+        <w:rPr>
+          <w:lang w:val="hi_IN" w:bidi="hi_IN"/>
+        </w:rPr>
+      </w:r>
+      <w:r>
+        <w:rPr>
           <w:b/>
           <w:lang w:val="hi_IN" w:bidi="hi_IN"/>
         </w:rPr>
@@ -24191,6 +27509,20 @@
       </w:r>
       <w:r>
         <w:rPr>
+          <w:lang w:val="hi_IN" w:bidi="hi_IN"/>
+        </w:rPr>
+        <w:t>הַ⁠יְּוָנִ֑ים</w:t>
+      </w:r>
+    </w:p>
+    <w:p>
+      <w:pPr/>
+      <w:r>
+        <w:rPr>
+          <w:lang w:val="hi_IN" w:bidi="hi_IN"/>
+        </w:rPr>
+      </w:r>
+      <w:r>
+        <w:rPr>
           <w:b/>
           <w:lang w:val="hi_IN" w:bidi="hi_IN"/>
         </w:rPr>
@@ -24287,6 +27619,20 @@
       </w:r>
       <w:r>
         <w:rPr>
+          <w:lang w:val="hi_IN" w:bidi="hi_IN"/>
+        </w:rPr>
+        <w:t>לְמַ֥עַן הַרְחִיקָ֖⁠ם מֵ⁠עַ֥ל גְּבוּלָֽ⁠ם</w:t>
+      </w:r>
+    </w:p>
+    <w:p>
+      <w:pPr/>
+      <w:r>
+        <w:rPr>
+          <w:lang w:val="hi_IN" w:bidi="hi_IN"/>
+        </w:rPr>
+      </w:r>
+      <w:r>
+        <w:rPr>
           <w:b/>
           <w:lang w:val="hi_IN" w:bidi="hi_IN"/>
         </w:rPr>
@@ -24359,6 +27705,20 @@
         <w:rPr>
           <w:lang w:val="hi_IN" w:bidi="hi_IN"/>
         </w:rPr>
+      </w:r>
+    </w:p>
+    <w:p>
+      <w:pPr/>
+      <w:r>
+        <w:rPr>
+          <w:lang w:val="hi_IN" w:bidi="hi_IN"/>
+        </w:rPr>
+      </w:r>
+      <w:r>
+        <w:rPr>
+          <w:lang w:val="hi_IN" w:bidi="hi_IN"/>
+        </w:rPr>
+        <w:t>הִנְ⁠נִ֣י מְעִירָ֔⁠ם</w:t>
       </w:r>
     </w:p>
     <w:p>
@@ -24471,6 +27831,20 @@
       </w:r>
       <w:r>
         <w:rPr>
+          <w:lang w:val="hi_IN" w:bidi="hi_IN"/>
+        </w:rPr>
+        <w:t>אֲשֶׁר־מְכַרְתֶּ֥ם אֹתָ֖⁠ם שָׁ֑מָּ⁠ה</w:t>
+      </w:r>
+    </w:p>
+    <w:p>
+      <w:pPr/>
+      <w:r>
+        <w:rPr>
+          <w:lang w:val="hi_IN" w:bidi="hi_IN"/>
+        </w:rPr>
+      </w:r>
+      <w:r>
+        <w:rPr>
           <w:b/>
           <w:lang w:val="hi_IN" w:bidi="hi_IN"/>
         </w:rPr>
@@ -24655,6 +28029,20 @@
       </w:r>
       <w:r>
         <w:rPr>
+          <w:lang w:val="hi_IN" w:bidi="hi_IN"/>
+        </w:rPr>
+        <w:t>בְּ⁠רֹאשְׁ⁠כֶֽם</w:t>
+      </w:r>
+    </w:p>
+    <w:p>
+      <w:pPr/>
+      <w:r>
+        <w:rPr>
+          <w:lang w:val="hi_IN" w:bidi="hi_IN"/>
+        </w:rPr>
+      </w:r>
+      <w:r>
+        <w:rPr>
           <w:b/>
           <w:lang w:val="hi_IN" w:bidi="hi_IN"/>
         </w:rPr>
@@ -24738,6 +28126,20 @@
       </w:r>
       <w:r>
         <w:rPr>
+          <w:lang w:val="hi_IN" w:bidi="hi_IN"/>
+        </w:rPr>
+        <w:t>וּ⁠מָכַרְתִּ֞י</w:t>
+      </w:r>
+    </w:p>
+    <w:p>
+      <w:pPr/>
+      <w:r>
+        <w:rPr>
+          <w:lang w:val="hi_IN" w:bidi="hi_IN"/>
+        </w:rPr>
+      </w:r>
+      <w:r>
+        <w:rPr>
           <w:b/>
           <w:lang w:val="hi_IN" w:bidi="hi_IN"/>
         </w:rPr>
@@ -24847,6 +28249,20 @@
       </w:r>
       <w:r>
         <w:rPr>
+          <w:lang w:val="hi_IN" w:bidi="hi_IN"/>
+        </w:rPr>
+        <w:t>בְּ⁠יַד֙ בְּנֵ֣י יְהוּדָ֔ה</w:t>
+      </w:r>
+    </w:p>
+    <w:p>
+      <w:pPr/>
+      <w:r>
+        <w:rPr>
+          <w:lang w:val="hi_IN" w:bidi="hi_IN"/>
+        </w:rPr>
+      </w:r>
+      <w:r>
+        <w:rPr>
           <w:b/>
           <w:lang w:val="hi_IN" w:bidi="hi_IN"/>
         </w:rPr>
@@ -24943,6 +28359,20 @@
       </w:r>
       <w:r>
         <w:rPr>
+          <w:lang w:val="hi_IN" w:bidi="hi_IN"/>
+        </w:rPr>
+        <w:t>וּ⁠מָכַרְתִּ֞י אֶת־בְּנֵי⁠כֶ֣ם וְ⁠אֶת־בְּנֽוֹתֵי⁠כֶ֗ם בְּ⁠יַד֙ בְּנֵ֣י יְהוּדָ֔ה</w:t>
+      </w:r>
+    </w:p>
+    <w:p>
+      <w:pPr/>
+      <w:r>
+        <w:rPr>
+          <w:lang w:val="hi_IN" w:bidi="hi_IN"/>
+        </w:rPr>
+      </w:r>
+      <w:r>
+        <w:rPr>
           <w:b/>
           <w:lang w:val="hi_IN" w:bidi="hi_IN"/>
         </w:rPr>
@@ -25039,6 +28469,20 @@
       </w:r>
       <w:r>
         <w:rPr>
+          <w:lang w:val="hi_IN" w:bidi="hi_IN"/>
+        </w:rPr>
+        <w:t>בְּנֵ֣י יְהוּדָ֔ה</w:t>
+      </w:r>
+    </w:p>
+    <w:p>
+      <w:pPr/>
+      <w:r>
+        <w:rPr>
+          <w:lang w:val="hi_IN" w:bidi="hi_IN"/>
+        </w:rPr>
+      </w:r>
+      <w:r>
+        <w:rPr>
           <w:b/>
           <w:lang w:val="hi_IN" w:bidi="hi_IN"/>
         </w:rPr>
@@ -25174,6 +28618,20 @@
       </w:r>
       <w:r>
         <w:rPr>
+          <w:lang w:val="hi_IN" w:bidi="hi_IN"/>
+        </w:rPr>
+        <w:t>לִ⁠שְׁבָאיִ֖ם</w:t>
+      </w:r>
+    </w:p>
+    <w:p>
+      <w:pPr/>
+      <w:r>
+        <w:rPr>
+          <w:lang w:val="hi_IN" w:bidi="hi_IN"/>
+        </w:rPr>
+      </w:r>
+      <w:r>
+        <w:rPr>
           <w:b/>
           <w:lang w:val="hi_IN" w:bidi="hi_IN"/>
         </w:rPr>
@@ -25270,6 +28728,20 @@
       </w:r>
       <w:r>
         <w:rPr>
+          <w:lang w:val="hi_IN" w:bidi="hi_IN"/>
+        </w:rPr>
+        <w:t>אֶל־גּ֣וֹי רָח֑וֹק כִּ֥י יְהוָ֖ה דִּבֵּֽר</w:t>
+      </w:r>
+    </w:p>
+    <w:p>
+      <w:pPr/>
+      <w:r>
+        <w:rPr>
+          <w:lang w:val="hi_IN" w:bidi="hi_IN"/>
+        </w:rPr>
+      </w:r>
+      <w:r>
+        <w:rPr>
           <w:b/>
           <w:lang w:val="hi_IN" w:bidi="hi_IN"/>
         </w:rPr>
@@ -25366,6 +28838,20 @@
       </w:r>
       <w:r>
         <w:rPr>
+          <w:lang w:val="hi_IN" w:bidi="hi_IN"/>
+        </w:rPr>
+        <w:t>קִרְאוּ</w:t>
+      </w:r>
+    </w:p>
+    <w:p>
+      <w:pPr/>
+      <w:r>
+        <w:rPr>
+          <w:lang w:val="hi_IN" w:bidi="hi_IN"/>
+        </w:rPr>
+      </w:r>
+      <w:r>
+        <w:rPr>
           <w:b/>
           <w:lang w:val="hi_IN" w:bidi="hi_IN"/>
         </w:rPr>
@@ -25462,6 +28948,20 @@
       </w:r>
       <w:r>
         <w:rPr>
+          <w:lang w:val="hi_IN" w:bidi="hi_IN"/>
+        </w:rPr>
+        <w:t>קַדְּשׁ֖וּ מִלְחָמָ֑ה</w:t>
+      </w:r>
+    </w:p>
+    <w:p>
+      <w:pPr/>
+      <w:r>
+        <w:rPr>
+          <w:lang w:val="hi_IN" w:bidi="hi_IN"/>
+        </w:rPr>
+      </w:r>
+      <w:r>
+        <w:rPr>
           <w:b/>
           <w:lang w:val="hi_IN" w:bidi="hi_IN"/>
         </w:rPr>
@@ -25558,6 +29058,20 @@
       </w:r>
       <w:r>
         <w:rPr>
+          <w:lang w:val="hi_IN" w:bidi="hi_IN"/>
+        </w:rPr>
+        <w:t>אִתֵּי⁠כֶם֙</w:t>
+      </w:r>
+    </w:p>
+    <w:p>
+      <w:pPr/>
+      <w:r>
+        <w:rPr>
+          <w:lang w:val="hi_IN" w:bidi="hi_IN"/>
+        </w:rPr>
+      </w:r>
+      <w:r>
+        <w:rPr>
           <w:b/>
           <w:lang w:val="hi_IN" w:bidi="hi_IN"/>
         </w:rPr>
@@ -25654,6 +29168,20 @@
       </w:r>
       <w:r>
         <w:rPr>
+          <w:lang w:val="hi_IN" w:bidi="hi_IN"/>
+        </w:rPr>
+        <w:t>וּ⁠מַזְמְרֹֽתֵי⁠כֶ֖ם</w:t>
+      </w:r>
+    </w:p>
+    <w:p>
+      <w:pPr/>
+      <w:r>
+        <w:rPr>
+          <w:lang w:val="hi_IN" w:bidi="hi_IN"/>
+        </w:rPr>
+      </w:r>
+      <w:r>
+        <w:rPr>
           <w:b/>
           <w:lang w:val="hi_IN" w:bidi="hi_IN"/>
         </w:rPr>
@@ -25750,6 +29278,20 @@
       </w:r>
       <w:r>
         <w:rPr>
+          <w:lang w:val="hi_IN" w:bidi="hi_IN"/>
+        </w:rPr>
+        <w:t>הַֽ⁠חַלָּ֔שׁ יֹאמַ֖ר גִּבּ֥וֹר אָֽנִי</w:t>
+      </w:r>
+    </w:p>
+    <w:p>
+      <w:pPr/>
+      <w:r>
+        <w:rPr>
+          <w:lang w:val="hi_IN" w:bidi="hi_IN"/>
+        </w:rPr>
+      </w:r>
+      <w:r>
+        <w:rPr>
           <w:b/>
           <w:lang w:val="hi_IN" w:bidi="hi_IN"/>
         </w:rPr>
@@ -25833,6 +29375,20 @@
       </w:r>
       <w:r>
         <w:rPr>
+          <w:lang w:val="hi_IN" w:bidi="hi_IN"/>
+        </w:rPr>
+        <w:t>הַֽ⁠חַלָּ֔שׁ</w:t>
+      </w:r>
+    </w:p>
+    <w:p>
+      <w:pPr/>
+      <w:r>
+        <w:rPr>
+          <w:lang w:val="hi_IN" w:bidi="hi_IN"/>
+        </w:rPr>
+      </w:r>
+      <w:r>
+        <w:rPr>
           <w:b/>
           <w:lang w:val="hi_IN" w:bidi="hi_IN"/>
         </w:rPr>
@@ -25929,6 +29485,20 @@
       </w:r>
       <w:r>
         <w:rPr>
+          <w:lang w:val="hi_IN" w:bidi="hi_IN"/>
+        </w:rPr>
+        <w:t>ע֣וּשׁוּ וָ⁠בֹ֧אוּ</w:t>
+      </w:r>
+    </w:p>
+    <w:p>
+      <w:pPr/>
+      <w:r>
+        <w:rPr>
+          <w:lang w:val="hi_IN" w:bidi="hi_IN"/>
+        </w:rPr>
+      </w:r>
+      <w:r>
+        <w:rPr>
           <w:b/>
           <w:lang w:val="hi_IN" w:bidi="hi_IN"/>
         </w:rPr>
@@ -26053,6 +29623,20 @@
         <w:rPr>
           <w:lang w:val="hi_IN" w:bidi="hi_IN"/>
         </w:rPr>
+      </w:r>
+    </w:p>
+    <w:p>
+      <w:pPr/>
+      <w:r>
+        <w:rPr>
+          <w:lang w:val="hi_IN" w:bidi="hi_IN"/>
+        </w:rPr>
+      </w:r>
+      <w:r>
+        <w:rPr>
+          <w:lang w:val="hi_IN" w:bidi="hi_IN"/>
+        </w:rPr>
+        <w:t>יֵע֨וֹרוּ֙ &amp; הַ⁠גּוֹיִ֔ם</w:t>
       </w:r>
     </w:p>
     <w:p>
@@ -26248,6 +29832,20 @@
       </w:r>
       <w:r>
         <w:rPr>
+          <w:lang w:val="hi_IN" w:bidi="hi_IN"/>
+        </w:rPr>
+        <w:t>אֵשֵׁ֛ב לִ⁠שְׁפֹּ֥ט</w:t>
+      </w:r>
+    </w:p>
+    <w:p>
+      <w:pPr/>
+      <w:r>
+        <w:rPr>
+          <w:lang w:val="hi_IN" w:bidi="hi_IN"/>
+        </w:rPr>
+      </w:r>
+      <w:r>
+        <w:rPr>
           <w:b/>
           <w:lang w:val="hi_IN" w:bidi="hi_IN"/>
         </w:rPr>
@@ -26338,6 +29936,20 @@
       </w:r>
       <w:r>
         <w:rPr>
+          <w:lang w:val="hi_IN" w:bidi="hi_IN"/>
+        </w:rPr>
+        <w:t>שִׁלְח֣וּ מַגָּ֔ל כִּ֥י בָשַׁ֖ל קָצִ֑יר &amp; כִּֽי</w:t>
+      </w:r>
+    </w:p>
+    <w:p>
+      <w:pPr/>
+      <w:r>
+        <w:rPr>
+          <w:lang w:val="hi_IN" w:bidi="hi_IN"/>
+        </w:rPr>
+      </w:r>
+      <w:r>
+        <w:rPr>
           <w:b/>
           <w:lang w:val="hi_IN" w:bidi="hi_IN"/>
         </w:rPr>
@@ -26421,6 +30033,20 @@
       </w:r>
       <w:r>
         <w:rPr>
+          <w:lang w:val="hi_IN" w:bidi="hi_IN"/>
+        </w:rPr>
+        <w:t>שִׁלְח֣וּ מַגָּ֔ל</w:t>
+      </w:r>
+    </w:p>
+    <w:p>
+      <w:pPr/>
+      <w:r>
+        <w:rPr>
+          <w:lang w:val="hi_IN" w:bidi="hi_IN"/>
+        </w:rPr>
+      </w:r>
+      <w:r>
+        <w:rPr>
           <w:b/>
           <w:lang w:val="hi_IN" w:bidi="hi_IN"/>
         </w:rPr>
@@ -26517,6 +30143,20 @@
       </w:r>
       <w:r>
         <w:rPr>
+          <w:lang w:val="hi_IN" w:bidi="hi_IN"/>
+        </w:rPr>
+        <w:t>שִׁלְח֣וּ מַגָּ֔ל</w:t>
+      </w:r>
+    </w:p>
+    <w:p>
+      <w:pPr/>
+      <w:r>
+        <w:rPr>
+          <w:lang w:val="hi_IN" w:bidi="hi_IN"/>
+        </w:rPr>
+      </w:r>
+      <w:r>
+        <w:rPr>
           <w:b/>
           <w:lang w:val="hi_IN" w:bidi="hi_IN"/>
         </w:rPr>
@@ -26602,6 +30242,20 @@
         <w:rPr>
           <w:lang w:val="hi_IN" w:bidi="hi_IN"/>
         </w:rPr>
+      </w:r>
+    </w:p>
+    <w:p>
+      <w:pPr/>
+      <w:r>
+        <w:rPr>
+          <w:lang w:val="hi_IN" w:bidi="hi_IN"/>
+        </w:rPr>
+      </w:r>
+      <w:r>
+        <w:rPr>
+          <w:lang w:val="hi_IN" w:bidi="hi_IN"/>
+        </w:rPr>
+        <w:t>שִׁלְח֣וּ</w:t>
       </w:r>
     </w:p>
     <w:p>
@@ -26753,6 +30407,20 @@
       </w:r>
       <w:r>
         <w:rPr>
+          <w:lang w:val="hi_IN" w:bidi="hi_IN"/>
+        </w:rPr>
+        <w:t>בֹּ֤אֽוּ רְדוּ֙ כִּֽי־מָ֣לְאָה גַּ֔ת</w:t>
+      </w:r>
+    </w:p>
+    <w:p>
+      <w:pPr/>
+      <w:r>
+        <w:rPr>
+          <w:lang w:val="hi_IN" w:bidi="hi_IN"/>
+        </w:rPr>
+      </w:r>
+      <w:r>
+        <w:rPr>
           <w:b/>
           <w:lang w:val="hi_IN" w:bidi="hi_IN"/>
         </w:rPr>
@@ -26836,6 +30504,20 @@
       </w:r>
       <w:r>
         <w:rPr>
+          <w:lang w:val="hi_IN" w:bidi="hi_IN"/>
+        </w:rPr>
+        <w:t>כִּ֥י &amp; כִּ֥י רַבָּ֖ה רָעָתָֽ⁠ם</w:t>
+      </w:r>
+    </w:p>
+    <w:p>
+      <w:pPr/>
+      <w:r>
+        <w:rPr>
+          <w:lang w:val="hi_IN" w:bidi="hi_IN"/>
+        </w:rPr>
+      </w:r>
+      <w:r>
+        <w:rPr>
           <w:b/>
           <w:lang w:val="hi_IN" w:bidi="hi_IN"/>
         </w:rPr>
@@ -26932,6 +30614,20 @@
       </w:r>
       <w:r>
         <w:rPr>
+          <w:lang w:val="hi_IN" w:bidi="hi_IN"/>
+        </w:rPr>
+        <w:t>הֲמוֹנִ֣ים הֲמוֹנִ֔ים בְּ⁠עֵ֖מֶק הֶֽ⁠חָר֑וּץ &amp; בְּ⁠עֵ֖מֶק</w:t>
+      </w:r>
+    </w:p>
+    <w:p>
+      <w:pPr/>
+      <w:r>
+        <w:rPr>
+          <w:lang w:val="hi_IN" w:bidi="hi_IN"/>
+        </w:rPr>
+      </w:r>
+      <w:r>
+        <w:rPr>
           <w:b/>
           <w:lang w:val="hi_IN" w:bidi="hi_IN"/>
         </w:rPr>
@@ -27028,6 +30724,20 @@
       </w:r>
       <w:r>
         <w:rPr>
+          <w:lang w:val="hi_IN" w:bidi="hi_IN"/>
+        </w:rPr>
+        <w:t>הֲמוֹנִ֣ים הֲמוֹנִ֔ים בְּ⁠עֵ֖מֶק הֶֽ⁠חָר֑וּץ &amp; בְּ⁠עֵ֖מֶק</w:t>
+      </w:r>
+    </w:p>
+    <w:p>
+      <w:pPr/>
+      <w:r>
+        <w:rPr>
+          <w:lang w:val="hi_IN" w:bidi="hi_IN"/>
+        </w:rPr>
+      </w:r>
+      <w:r>
+        <w:rPr>
           <w:b/>
           <w:lang w:val="hi_IN" w:bidi="hi_IN"/>
         </w:rPr>
@@ -27111,6 +30821,20 @@
       </w:r>
       <w:r>
         <w:rPr>
+          <w:lang w:val="hi_IN" w:bidi="hi_IN"/>
+        </w:rPr>
+        <w:t>בְּ⁠עֵ֖מֶק הֶֽ⁠חָר֑וּץ &amp; בְּ⁠עֵ֖מֶק</w:t>
+      </w:r>
+    </w:p>
+    <w:p>
+      <w:pPr/>
+      <w:r>
+        <w:rPr>
+          <w:lang w:val="hi_IN" w:bidi="hi_IN"/>
+        </w:rPr>
+      </w:r>
+      <w:r>
+        <w:rPr>
           <w:b/>
           <w:lang w:val="hi_IN" w:bidi="hi_IN"/>
         </w:rPr>
@@ -27196,6 +30920,20 @@
         <w:rPr>
           <w:lang w:val="hi_IN" w:bidi="hi_IN"/>
         </w:rPr>
+      </w:r>
+    </w:p>
+    <w:p>
+      <w:pPr/>
+      <w:r>
+        <w:rPr>
+          <w:lang w:val="hi_IN" w:bidi="hi_IN"/>
+        </w:rPr>
+      </w:r>
+      <w:r>
+        <w:rPr>
+          <w:lang w:val="hi_IN" w:bidi="hi_IN"/>
+        </w:rPr>
+        <w:t>שֶׁ֥מֶשׁ וְ⁠יָרֵ֖חַ קָדָ֑רוּ וְ⁠כוֹכָבִ֖ים אָסְפ֥וּ נָגְהָֽ⁠ם</w:t>
       </w:r>
     </w:p>
     <w:p>
@@ -27409,6 +31147,20 @@
       </w:r>
       <w:r>
         <w:rPr>
+          <w:lang w:val="hi_IN" w:bidi="hi_IN"/>
+        </w:rPr>
+        <w:t>וַ⁠יהוָ֞ה מִ⁠צִּיּ֣וֹן יִשְׁאָ֗ג</w:t>
+      </w:r>
+    </w:p>
+    <w:p>
+      <w:pPr/>
+      <w:r>
+        <w:rPr>
+          <w:lang w:val="hi_IN" w:bidi="hi_IN"/>
+        </w:rPr>
+      </w:r>
+      <w:r>
+        <w:rPr>
           <w:b/>
           <w:lang w:val="hi_IN" w:bidi="hi_IN"/>
         </w:rPr>
@@ -27505,6 +31257,20 @@
       </w:r>
       <w:r>
         <w:rPr>
+          <w:lang w:val="hi_IN" w:bidi="hi_IN"/>
+        </w:rPr>
+        <w:t>וְ⁠רָעֲשׁ֖וּ שָׁמַ֣יִם וָ⁠אָ֑רֶץ</w:t>
+      </w:r>
+    </w:p>
+    <w:p>
+      <w:pPr/>
+      <w:r>
+        <w:rPr>
+          <w:lang w:val="hi_IN" w:bidi="hi_IN"/>
+        </w:rPr>
+      </w:r>
+      <w:r>
+        <w:rPr>
           <w:b/>
           <w:lang w:val="hi_IN" w:bidi="hi_IN"/>
         </w:rPr>
@@ -27614,6 +31380,20 @@
       </w:r>
       <w:r>
         <w:rPr>
+          <w:lang w:val="hi_IN" w:bidi="hi_IN"/>
+        </w:rPr>
+        <w:t>וַֽ⁠יהוָה֙ מַֽחֲסֶ֣ה לְ⁠עַמּ֔⁠וֹ וּ⁠מָע֖וֹז לִ⁠בְנֵ֥י יִשְׂרָאֵֽל</w:t>
+      </w:r>
+    </w:p>
+    <w:p>
+      <w:pPr/>
+      <w:r>
+        <w:rPr>
+          <w:lang w:val="hi_IN" w:bidi="hi_IN"/>
+        </w:rPr>
+      </w:r>
+      <w:r>
+        <w:rPr>
           <w:b/>
           <w:lang w:val="hi_IN" w:bidi="hi_IN"/>
         </w:rPr>
@@ -27712,6 +31492,20 @@
         <w:rPr>
           <w:lang w:val="hi_IN" w:bidi="hi_IN"/>
         </w:rPr>
+      </w:r>
+    </w:p>
+    <w:p>
+      <w:pPr/>
+      <w:r>
+        <w:rPr>
+          <w:lang w:val="hi_IN" w:bidi="hi_IN"/>
+        </w:rPr>
+      </w:r>
+      <w:r>
+        <w:rPr>
+          <w:lang w:val="hi_IN" w:bidi="hi_IN"/>
+        </w:rPr>
+        <w:t>לִ⁠בְנֵ֥י יִשְׂרָאֵֽל</w:t>
       </w:r>
     </w:p>
     <w:p>
@@ -27863,6 +31657,20 @@
       </w:r>
       <w:r>
         <w:rPr>
+          <w:lang w:val="hi_IN" w:bidi="hi_IN"/>
+        </w:rPr>
+        <w:t>וִֽ⁠ידַעְתֶּ֗ם</w:t>
+      </w:r>
+    </w:p>
+    <w:p>
+      <w:pPr/>
+      <w:r>
+        <w:rPr>
+          <w:lang w:val="hi_IN" w:bidi="hi_IN"/>
+        </w:rPr>
+      </w:r>
+      <w:r>
+        <w:rPr>
           <w:b/>
           <w:lang w:val="hi_IN" w:bidi="hi_IN"/>
         </w:rPr>
@@ -27946,6 +31754,20 @@
       </w:r>
       <w:r>
         <w:rPr>
+          <w:lang w:val="hi_IN" w:bidi="hi_IN"/>
+        </w:rPr>
+        <w:t>הַר־קָדְשִׁ֑⁠י</w:t>
+      </w:r>
+    </w:p>
+    <w:p>
+      <w:pPr/>
+      <w:r>
+        <w:rPr>
+          <w:lang w:val="hi_IN" w:bidi="hi_IN"/>
+        </w:rPr>
+      </w:r>
+      <w:r>
+        <w:rPr>
           <w:b/>
           <w:lang w:val="hi_IN" w:bidi="hi_IN"/>
         </w:rPr>
@@ -28042,6 +31864,20 @@
       </w:r>
       <w:r>
         <w:rPr>
+          <w:lang w:val="hi_IN" w:bidi="hi_IN"/>
+        </w:rPr>
+        <w:t>וְ⁠הָיָה֩ בַ⁠יּ֨וֹם הַ⁠ה֜וּא</w:t>
+      </w:r>
+    </w:p>
+    <w:p>
+      <w:pPr/>
+      <w:r>
+        <w:rPr>
+          <w:lang w:val="hi_IN" w:bidi="hi_IN"/>
+        </w:rPr>
+      </w:r>
+      <w:r>
+        <w:rPr>
           <w:b/>
           <w:lang w:val="hi_IN" w:bidi="hi_IN"/>
         </w:rPr>
@@ -28125,6 +31961,20 @@
       </w:r>
       <w:r>
         <w:rPr>
+          <w:lang w:val="hi_IN" w:bidi="hi_IN"/>
+        </w:rPr>
+        <w:t>בַ⁠יּ֨וֹם הַ⁠ה֜וּא</w:t>
+      </w:r>
+    </w:p>
+    <w:p>
+      <w:pPr/>
+      <w:r>
+        <w:rPr>
+          <w:lang w:val="hi_IN" w:bidi="hi_IN"/>
+        </w:rPr>
+      </w:r>
+      <w:r>
+        <w:rPr>
           <w:b/>
           <w:lang w:val="hi_IN" w:bidi="hi_IN"/>
         </w:rPr>
@@ -28247,6 +32097,20 @@
       </w:r>
       <w:r>
         <w:rPr>
+          <w:lang w:val="hi_IN" w:bidi="hi_IN"/>
+        </w:rPr>
+        <w:t>יִטְּפ֧וּ הֶ⁠הָרִ֣ים עָסִ֗יס וְ⁠הַ⁠גְּבָעוֹת֙ תֵּלַ֣כְנָה חָלָ֔ב</w:t>
+      </w:r>
+    </w:p>
+    <w:p>
+      <w:pPr/>
+      <w:r>
+        <w:rPr>
+          <w:lang w:val="hi_IN" w:bidi="hi_IN"/>
+        </w:rPr>
+      </w:r>
+      <w:r>
+        <w:rPr>
           <w:b/>
           <w:lang w:val="hi_IN" w:bidi="hi_IN"/>
         </w:rPr>
@@ -28382,6 +32246,20 @@
       </w:r>
       <w:r>
         <w:rPr>
+          <w:lang w:val="hi_IN" w:bidi="hi_IN"/>
+        </w:rPr>
+        <w:t>וּ⁠מַעְיָ֗ן &amp; יֵצֵ֔א</w:t>
+      </w:r>
+    </w:p>
+    <w:p>
+      <w:pPr/>
+      <w:r>
+        <w:rPr>
+          <w:lang w:val="hi_IN" w:bidi="hi_IN"/>
+        </w:rPr>
+      </w:r>
+      <w:r>
+        <w:rPr>
           <w:b/>
           <w:lang w:val="hi_IN" w:bidi="hi_IN"/>
         </w:rPr>
@@ -28504,6 +32382,20 @@
       </w:r>
       <w:r>
         <w:rPr>
+          <w:lang w:val="hi_IN" w:bidi="hi_IN"/>
+        </w:rPr>
+        <w:t>וּ⁠מַעְיָ֗ן</w:t>
+      </w:r>
+    </w:p>
+    <w:p>
+      <w:pPr/>
+      <w:r>
+        <w:rPr>
+          <w:lang w:val="hi_IN" w:bidi="hi_IN"/>
+        </w:rPr>
+      </w:r>
+      <w:r>
+        <w:rPr>
           <w:b/>
           <w:lang w:val="hi_IN" w:bidi="hi_IN"/>
         </w:rPr>
@@ -28589,6 +32481,20 @@
         <w:rPr>
           <w:lang w:val="hi_IN" w:bidi="hi_IN"/>
         </w:rPr>
+      </w:r>
+    </w:p>
+    <w:p>
+      <w:pPr/>
+      <w:r>
+        <w:rPr>
+          <w:lang w:val="hi_IN" w:bidi="hi_IN"/>
+        </w:rPr>
+      </w:r>
+      <w:r>
+        <w:rPr>
+          <w:lang w:val="hi_IN" w:bidi="hi_IN"/>
+        </w:rPr>
+        <w:t>מִ⁠בֵּ֤ית יְהוָה֙</w:t>
       </w:r>
     </w:p>
     <w:p>
@@ -28701,6 +32607,20 @@
       </w:r>
       <w:r>
         <w:rPr>
+          <w:lang w:val="hi_IN" w:bidi="hi_IN"/>
+        </w:rPr>
+        <w:t>אֶת־נַ֥חַל הַ⁠שִּׁטִּֽים</w:t>
+      </w:r>
+    </w:p>
+    <w:p>
+      <w:pPr/>
+      <w:r>
+        <w:rPr>
+          <w:lang w:val="hi_IN" w:bidi="hi_IN"/>
+        </w:rPr>
+      </w:r>
+      <w:r>
+        <w:rPr>
           <w:b/>
           <w:lang w:val="hi_IN" w:bidi="hi_IN"/>
         </w:rPr>
@@ -28797,6 +32717,20 @@
       </w:r>
       <w:r>
         <w:rPr>
+          <w:lang w:val="hi_IN" w:bidi="hi_IN"/>
+        </w:rPr>
+        <w:t>מִצְרַ֨יִם֙ לִ⁠שְׁמָמָ֣ה תִֽהְיֶ֔ה</w:t>
+      </w:r>
+    </w:p>
+    <w:p>
+      <w:pPr/>
+      <w:r>
+        <w:rPr>
+          <w:lang w:val="hi_IN" w:bidi="hi_IN"/>
+        </w:rPr>
+      </w:r>
+      <w:r>
+        <w:rPr>
           <w:b/>
           <w:lang w:val="hi_IN" w:bidi="hi_IN"/>
         </w:rPr>
@@ -28893,6 +32827,20 @@
       </w:r>
       <w:r>
         <w:rPr>
+          <w:lang w:val="hi_IN" w:bidi="hi_IN"/>
+        </w:rPr>
+        <w:t>מֵֽ⁠חֲמַס֙ בְּנֵ֣י יְהוּדָ֔ה</w:t>
+      </w:r>
+    </w:p>
+    <w:p>
+      <w:pPr/>
+      <w:r>
+        <w:rPr>
+          <w:lang w:val="hi_IN" w:bidi="hi_IN"/>
+        </w:rPr>
+      </w:r>
+      <w:r>
+        <w:rPr>
           <w:b/>
           <w:lang w:val="hi_IN" w:bidi="hi_IN"/>
         </w:rPr>
@@ -29002,6 +32950,20 @@
       </w:r>
       <w:r>
         <w:rPr>
+          <w:lang w:val="hi_IN" w:bidi="hi_IN"/>
+        </w:rPr>
+        <w:t>שָׁפְכ֥וּ דָם־נָקִ֖יא</w:t>
+      </w:r>
+    </w:p>
+    <w:p>
+      <w:pPr/>
+      <w:r>
+        <w:rPr>
+          <w:lang w:val="hi_IN" w:bidi="hi_IN"/>
+        </w:rPr>
+      </w:r>
+      <w:r>
+        <w:rPr>
           <w:b/>
           <w:lang w:val="hi_IN" w:bidi="hi_IN"/>
         </w:rPr>
@@ -29124,6 +33086,20 @@
       </w:r>
       <w:r>
         <w:rPr>
+          <w:lang w:val="hi_IN" w:bidi="hi_IN"/>
+        </w:rPr>
+        <w:t>בְּ⁠אַרְצָֽ⁠ם</w:t>
+      </w:r>
+    </w:p>
+    <w:p>
+      <w:pPr/>
+      <w:r>
+        <w:rPr>
+          <w:lang w:val="hi_IN" w:bidi="hi_IN"/>
+        </w:rPr>
+      </w:r>
+      <w:r>
+        <w:rPr>
           <w:b/>
           <w:lang w:val="hi_IN" w:bidi="hi_IN"/>
         </w:rPr>
@@ -29259,6 +33235,20 @@
       </w:r>
       <w:r>
         <w:rPr>
+          <w:lang w:val="hi_IN" w:bidi="hi_IN"/>
+        </w:rPr>
+        <w:t>וִ⁠יהוּדָ֖ה</w:t>
+      </w:r>
+    </w:p>
+    <w:p>
+      <w:pPr/>
+      <w:r>
+        <w:rPr>
+          <w:lang w:val="hi_IN" w:bidi="hi_IN"/>
+        </w:rPr>
+      </w:r>
+      <w:r>
+        <w:rPr>
           <w:b/>
           <w:lang w:val="hi_IN" w:bidi="hi_IN"/>
         </w:rPr>
@@ -29355,6 +33345,20 @@
       </w:r>
       <w:r>
         <w:rPr>
+          <w:lang w:val="hi_IN" w:bidi="hi_IN"/>
+        </w:rPr>
+        <w:t>וִ⁠ירוּשָׁלִַ֖ם לְ⁠ד֥וֹר וָ⁠דֽוֹר</w:t>
+      </w:r>
+    </w:p>
+    <w:p>
+      <w:pPr/>
+      <w:r>
+        <w:rPr>
+          <w:lang w:val="hi_IN" w:bidi="hi_IN"/>
+        </w:rPr>
+      </w:r>
+      <w:r>
+        <w:rPr>
           <w:b/>
           <w:lang w:val="hi_IN" w:bidi="hi_IN"/>
         </w:rPr>
@@ -29427,6 +33431,20 @@
         <w:rPr>
           <w:lang w:val="hi_IN" w:bidi="hi_IN"/>
         </w:rPr>
+      </w:r>
+    </w:p>
+    <w:p>
+      <w:pPr/>
+      <w:r>
+        <w:rPr>
+          <w:lang w:val="hi_IN" w:bidi="hi_IN"/>
+        </w:rPr>
+      </w:r>
+      <w:r>
+        <w:rPr>
+          <w:lang w:val="hi_IN" w:bidi="hi_IN"/>
+        </w:rPr>
+        <w:t>לְ⁠ד֥וֹר וָ⁠דֽוֹר</w:t>
       </w:r>
     </w:p>
     <w:p>
@@ -29533,6 +33551,20 @@
       </w:r>
       <w:r>
         <w:rPr>
+          <w:lang w:val="hi_IN" w:bidi="hi_IN"/>
+        </w:rPr>
+        <w:t>וְ⁠נִקֵּ֖יתִי דָּמָ֣⁠ם לֹֽא־נִקֵּ֑יתִי</w:t>
+      </w:r>
+    </w:p>
+    <w:p>
+      <w:pPr/>
+      <w:r>
+        <w:rPr>
+          <w:lang w:val="hi_IN" w:bidi="hi_IN"/>
+        </w:rPr>
+      </w:r>
+      <w:r>
+        <w:rPr>
           <w:b/>
           <w:lang w:val="hi_IN" w:bidi="hi_IN"/>
         </w:rPr>
@@ -29616,6 +33648,20 @@
       </w:r>
       <w:r>
         <w:rPr>
+          <w:lang w:val="hi_IN" w:bidi="hi_IN"/>
+        </w:rPr>
+        <w:t>דָּמָ֣⁠ם</w:t>
+      </w:r>
+    </w:p>
+    <w:p>
+      <w:pPr/>
+      <w:r>
+        <w:rPr>
+          <w:lang w:val="hi_IN" w:bidi="hi_IN"/>
+        </w:rPr>
+      </w:r>
+      <w:r>
+        <w:rPr>
           <w:b/>
           <w:lang w:val="hi_IN" w:bidi="hi_IN"/>
         </w:rPr>
@@ -29712,6 +33758,20 @@
       </w:r>
       <w:r>
         <w:rPr>
+          <w:lang w:val="hi_IN" w:bidi="hi_IN"/>
+        </w:rPr>
+        <w:t>וַֽ⁠יהוָ֖ה שֹׁכֵ֥ן בְּ⁠צִיּֽוֹן</w:t>
+      </w:r>
+    </w:p>
+    <w:p>
+      <w:pPr/>
+      <w:r>
+        <w:rPr>
+          <w:lang w:val="hi_IN" w:bidi="hi_IN"/>
+        </w:rPr>
+      </w:r>
+      <w:r>
+        <w:rPr>
           <w:b/>
           <w:lang w:val="hi_IN" w:bidi="hi_IN"/>
         </w:rPr>
@@ -29784,6 +33844,20 @@
         <w:rPr>
           <w:lang w:val="hi_IN" w:bidi="hi_IN"/>
         </w:rPr>
+      </w:r>
+    </w:p>
+    <w:p>
+      <w:pPr/>
+      <w:r>
+        <w:rPr>
+          <w:lang w:val="hi_IN" w:bidi="hi_IN"/>
+        </w:rPr>
+      </w:r>
+      <w:r>
+        <w:rPr>
+          <w:lang w:val="hi_IN" w:bidi="hi_IN"/>
+        </w:rPr>
+        <w:t>וַֽ⁠יהוָ֖ה שֹׁכֵ֥ן בְּ⁠צִיּֽוֹן</w:t>
       </w:r>
     </w:p>
     <w:p>

--- a/hin/docx/29.content.docx
+++ b/hin/docx/29.content.docx
@@ -28,49 +28,15 @@
       </w:r>
     </w:p>
     <w:p>
-      <w:pPr>
-        <w:pStyle w:val="Heading2"/>
-      </w:pPr>
-      <w:r>
-        <w:rPr>
-          <w:lang w:val="hi_IN" w:bidi="hi_IN"/>
-        </w:rPr>
-        <w:t>License Information</w:t>
-      </w:r>
-      <w:r>
-        <w:rPr>
-          <w:lang w:val="hi_IN" w:bidi="hi_IN"/>
-        </w:rPr>
-      </w:r>
-    </w:p>
-    <w:p>
-      <w:pPr/>
-      <w:r>
-        <w:rPr>
-          <w:lang w:val="hi_IN" w:bidi="hi_IN"/>
-        </w:rPr>
-      </w:r>
-      <w:r>
-        <w:rPr>
-          <w:b/>
-          <w:lang w:val="hi_IN" w:bidi="hi_IN"/>
-        </w:rPr>
-        <w:t>अनुवाद नोट्स (अनफोल्डिंग वर्ड)</w:t>
-      </w:r>
-      <w:r>
-        <w:rPr>
-          <w:lang w:val="hi_IN" w:bidi="hi_IN"/>
-        </w:rPr>
-        <w:t xml:space="preserve"> (Hindi) is based on</w:t>
-      </w:r>
-      <w:r>
-        <w:rPr>
-          <w:lang w:val="hi_IN" w:bidi="hi_IN"/>
-        </w:rPr>
-        <w:t xml:space="preserve">: </w:t>
-      </w:r>
-      <w:r>
-        <w:rPr>
+      <w:pPr/>
+      <w:r>
+        <w:rPr>
+          <w:lang w:val="hi_IN" w:bidi="hi_IN"/>
+        </w:rPr>
+      </w:r>
+      <w:r>
+        <w:rPr>
+          <w:b/>
           <w:lang w:val="hi_IN" w:bidi="hi_IN"/>
         </w:rPr>
         <w:t>unfoldingWord® Translation Notes</w:t>
@@ -79,62 +45,31 @@
         <w:rPr>
           <w:lang w:val="hi_IN" w:bidi="hi_IN"/>
         </w:rPr>
-        <w:t xml:space="preserve">, </w:t>
-      </w:r>
-      <w:hyperlink r:id="rId13">
-        <w:r>
-          <w:rPr>
-            <w:lang w:val="hi_IN" w:bidi="hi_IN"/>
-          </w:rPr>
-          <w:rPr>
-            <w:color w:val="0000EE"/>
-            <w:u w:val="single"/>
-          </w:rPr>
-          <w:t>unfoldingWord</w:t>
-        </w:r>
-      </w:hyperlink>
-      <w:r>
-        <w:rPr>
-          <w:lang w:val="hi_IN" w:bidi="hi_IN"/>
-        </w:rPr>
-        <w:t xml:space="preserve">, 2022, which is licensed under a </w:t>
-      </w:r>
-      <w:hyperlink r:id="rId14">
-        <w:r>
-          <w:rPr>
-            <w:lang w:val="hi_IN" w:bidi="hi_IN"/>
-          </w:rPr>
-          <w:rPr>
-            <w:color w:val="0000EE"/>
-            <w:u w:val="single"/>
-          </w:rPr>
-          <w:t>CC BY-SA 4.0 license</w:t>
-        </w:r>
-      </w:hyperlink>
-      <w:r>
-        <w:rPr>
-          <w:lang w:val="hi_IN" w:bidi="hi_IN"/>
-        </w:rPr>
-        <w:t>.</w:t>
-      </w:r>
-      <w:r>
-        <w:rPr>
-          <w:lang w:val="hi_IN" w:bidi="hi_IN"/>
-        </w:rPr>
-      </w:r>
-    </w:p>
-    <w:p>
-      <w:pPr/>
-      <w:r>
-        <w:rPr>
-          <w:lang w:val="hi_IN" w:bidi="hi_IN"/>
-        </w:rPr>
-      </w:r>
-      <w:r>
-        <w:rPr>
-          <w:lang w:val="hi_IN" w:bidi="hi_IN"/>
-        </w:rPr>
-        <w:t>This PDF version is provided under the same license.</w:t>
+        <w:t xml:space="preserve"> © 2022 unfoldingWord. Released under CC BY-SA 4.0 license. </w:t>
+      </w:r>
+      <w:r>
+        <w:rPr>
+          <w:lang w:val="hi_IN" w:bidi="hi_IN"/>
+        </w:rPr>
+        <w:t>unfoldingWord® Translation Notes</w:t>
+      </w:r>
+      <w:r>
+        <w:rPr>
+          <w:lang w:val="hi_IN" w:bidi="hi_IN"/>
+        </w:rPr>
+        <w:t xml:space="preserve"> has been adapted in the following languages: Tok Pisin, Arabic (عربي), French (Français), Hindi (हिंदी), Indonesian (Bahasa Indonesia), Portuguese (Português), Russian (Русский), Spanish (Español), Swahili (Kiswahili), and Simplified Chinese (简体中文) from </w:t>
+      </w:r>
+      <w:r>
+        <w:rPr>
+          <w:lang w:val="hi_IN" w:bidi="hi_IN"/>
+        </w:rPr>
+        <w:t>unfoldingWord® Translation Notes</w:t>
+      </w:r>
+      <w:r>
+        <w:rPr>
+          <w:lang w:val="hi_IN" w:bidi="hi_IN"/>
+        </w:rPr>
+        <w:t xml:space="preserve"> © 2022 unfoldingWord. Released under CC BY-SA 4.0 license by Mission Mutual</w:t>
       </w:r>
       <w:r>
         <w:rPr>
@@ -9860,7 +9795,7 @@
         </w:rPr>
         <w:t xml:space="preserve">देखें कि आपने </w:t>
       </w:r>
-      <w:hyperlink r:id="rId15">
+      <w:hyperlink r:id="rId13">
         <w:r>
           <w:rPr>
             <w:lang w:val="hi_IN" w:bidi="hi_IN"/>
@@ -10498,7 +10433,7 @@
         </w:rPr>
         <w:t xml:space="preserve">देखें कि आपने </w:t>
       </w:r>
-      <w:hyperlink r:id="rId16">
+      <w:hyperlink r:id="rId14">
         <w:r>
           <w:rPr>
             <w:lang w:val="hi_IN" w:bidi="hi_IN"/>
@@ -15527,7 +15462,7 @@
         </w:rPr>
         <w:t xml:space="preserve">देखें कि आपने </w:t>
       </w:r>
-      <w:hyperlink r:id="rId16">
+      <w:hyperlink r:id="rId14">
         <w:r>
           <w:rPr>
             <w:lang w:val="hi_IN" w:bidi="hi_IN"/>
@@ -23697,7 +23632,7 @@
         </w:rPr>
         <w:t xml:space="preserve">देखें कि आपने इसका अनुवाद </w:t>
       </w:r>
-      <w:hyperlink r:id="rId17">
+      <w:hyperlink r:id="rId15">
         <w:r>
           <w:rPr>
             <w:lang w:val="hi_IN" w:bidi="hi_IN"/>
@@ -24392,7 +24327,7 @@
         </w:rPr>
         <w:t xml:space="preserve">देखें कि आपने समान अभिव्यक्ति का अनुवाद </w:t>
       </w:r>
-      <w:hyperlink r:id="rId16">
+      <w:hyperlink r:id="rId14">
         <w:r>
           <w:rPr>
             <w:lang w:val="hi_IN" w:bidi="hi_IN"/>
@@ -27330,7 +27265,7 @@
         </w:rPr>
         <w:t xml:space="preserve"> का अनुवाद </w:t>
       </w:r>
-      <w:hyperlink r:id="rId18">
+      <w:hyperlink r:id="rId16">
         <w:r>
           <w:rPr>
             <w:lang w:val="hi_IN" w:bidi="hi_IN"/>
@@ -27814,7 +27749,7 @@
         </w:rPr>
         <w:t xml:space="preserve">जैसा कि </w:t>
       </w:r>
-      <w:hyperlink r:id="rId19">
+      <w:hyperlink r:id="rId17">
         <w:r>
           <w:rPr>
             <w:lang w:val="hi_IN" w:bidi="hi_IN"/>
@@ -28012,7 +27947,7 @@
         </w:rPr>
         <w:t xml:space="preserve">देखें कि आपने </w:t>
       </w:r>
-      <w:hyperlink r:id="rId20">
+      <w:hyperlink r:id="rId18">
         <w:r>
           <w:rPr>
             <w:lang w:val="hi_IN" w:bidi="hi_IN"/>
@@ -29815,7 +29750,7 @@
         </w:rPr>
         <w:t xml:space="preserve">देखें कि आपने इस नाम का अनुवाद </w:t>
       </w:r>
-      <w:hyperlink r:id="rId21">
+      <w:hyperlink r:id="rId19">
         <w:r>
           <w:rPr>
             <w:lang w:val="hi_IN" w:bidi="hi_IN"/>
@@ -30390,7 +30325,7 @@
         </w:rPr>
         <w:t xml:space="preserve"> यहाँ बहुवचन में हैं, इसलिए यदि आपकी भाषा में यह भेद होता है तो अनुवाद में बहुवचन रूप का उपयोग करें। ये आदेश </w:t>
       </w:r>
-      <w:hyperlink r:id="rId22">
+      <w:hyperlink r:id="rId20">
         <w:r>
           <w:rPr>
             <w:lang w:val="hi_IN" w:bidi="hi_IN"/>
@@ -31029,7 +30964,7 @@
         </w:rPr>
         <w:t xml:space="preserve">ये </w:t>
       </w:r>
-      <w:hyperlink r:id="rId23">
+      <w:hyperlink r:id="rId21">
         <w:r>
           <w:rPr>
             <w:lang w:val="hi_IN" w:bidi="hi_IN"/>
@@ -31130,7 +31065,7 @@
         </w:rPr>
         <w:t xml:space="preserve">देखें कि आपने </w:t>
       </w:r>
-      <w:hyperlink r:id="rId23">
+      <w:hyperlink r:id="rId21">
         <w:r>
           <w:rPr>
             <w:lang w:val="hi_IN" w:bidi="hi_IN"/>
@@ -31640,7 +31575,7 @@
         </w:rPr>
         <w:t xml:space="preserve"> शब्द का </w:t>
       </w:r>
-      <w:hyperlink r:id="rId18">
+      <w:hyperlink r:id="rId16">
         <w:r>
           <w:rPr>
             <w:lang w:val="hi_IN" w:bidi="hi_IN"/>
@@ -32590,7 +32525,7 @@
         </w:rPr>
         <w:t xml:space="preserve">देखें कि आपने </w:t>
       </w:r>
-      <w:hyperlink r:id="rId24">
+      <w:hyperlink r:id="rId22">
         <w:r>
           <w:rPr>
             <w:lang w:val="hi_IN" w:bidi="hi_IN"/>
@@ -33534,7 +33469,7 @@
           <w:lang w:val="hi_IN" w:bidi="hi_IN"/>
         </w:rPr>
       </w:r>
-      <w:hyperlink r:id="rId25">
+      <w:hyperlink r:id="rId23">
         <w:r>
           <w:rPr>
             <w:lang w:val="hi_IN" w:bidi="hi_IN"/>

--- a/hin/docx/29.content.docx
+++ b/hin/docx/29.content.docx
@@ -141,13 +141,6 @@
         <w:rPr>
           <w:lang w:val="hi_IN" w:bidi="hi_IN"/>
         </w:rPr>
-      </w:r>
-      <w:r>
-        <w:rPr>
-          <w:i/>
-          <w:lang w:val="hi_IN" w:bidi="hi_IN"/>
-        </w:rPr>
-        <w:t>योएल 1:1 (#1), योएल 1:1 (#2), योएल 1:1 (#3), योएल 1:2 (#1), योएल 1:2 (#2), योएल 1:2 (#3), योएल 1:2 (#4), योएल 1:3 (#1), योएल 1:3 (#2), योएल 1:3 (#3), योएल 1:4 (#1), योएल 1:4 (#2), योएल 1:4 (#3), योएल 1:5 (#1), योएल 1:5 (#2), योएल 1:5 (#3), योएल 1:5 (#4), योएल 1:6 (#1), योएल 1:6 (#2), योएल 1:6 (#3), योएल 1:6 (#4), योएल 1:6 (#5), योएल 1:6 (#6), योएल 1:6 (#7), योएल 1:6 (#8), योएल 1:7 (#1), योएल 1:7 (#2), योएल 1:7 (#3), योएल 1:7 (#4), योएल 1:7 (#5), योएल 1:8 (#1), योएल 1:8 (#2), योएल 1:8 (#3), योएल 1:8 (#4), योएल 1:8 (#5), योएल 1:8 (#6), योएल 1:9 (#1), योएल 1:9 (#2), योएल 1:9 (#3), योएल 1:10 (#1), योएल 1:10 (#2), योएल 1:10 (#3), योएल 1:10 (#4), योएल 1:10 (#5), योएल 1:10 (#6), योएल 1:11 (#1), योएल 1:12 (#1), योएल 1:12 (#2), योएल 1:12 (#3), योएल 1:12 (#4), योएल 1:12 (#5), योएल 1:12 (#6), योएल 1:13 (#1), योएल 1:13 (#2), योएल 1:13 (#3), योएल 1:13 (#4), योएल 1:13 (#5), योएल 1:14 (#1), योएल 1:14 (#2), योएल 1:15 (#1), योएल 1:15 (#2), योएल 1:15 (#3), योएल 1:15 (#4), योएल 1:15 (#5), योएल 1:16 (#1), योएल 1:16 (#2), योएल 1:16 (#3), योएल 1:16 (#4), योएल 1:16 (#5), योएल 1:17 (#1), योएल 1:17 (#2), योएल 1:18 (#1), योएल 1:18 (#2), योएल 1:18 (#3), योएल 1:18 (#4), योएल 1:18 (#5), योएल 1:19 (#1), योएल 1:19 (#2), योएल 1:19 (#3), योएल 1:19 (#4), योएल 1:20 (#1), योएल 1:20 (#2), योएल 2:1 (#1), योएल 2:1 (#2), योएल 2:1 (#3), योएल 2:1 (#4), योएल 2:1 (#5), योएल 2:1 (#6), योएल 2:2 (#1), योएल 2:2 (#2), योएल 2:2 (#3), योएल 2:2 (#4), योएल 2:2 (#5), योएल 2:2 (#6), योएल 2:2 (#7), योएल 2:2 (#8), योएल 2:2 (#9), योएल 2:2 (#10), योएल 2:3 (#1), योएल 2:3 (#2), योएल 2:3 (#3), योएल 2:3 (#4), योएल 2:3 (#5), योएल 2:3 (#6), योएल 2:3 (#7), योएल 2:4 (#1), योएल 2:4 (#2), योएल 2:4 (#3), योएल 2:5 (#1), योएल 2:5 (#2), योएल 2:5 (#3), योएल 2:5 (#4), योएल 2:5 (#5), योएल 2:6 (#1), योएल 2:6 (#2), योएल 2:7 (#1), योएल 2:7 (#2), योएल 2:7 (#3), योएल 2:7 (#4), योएल 2:7 (#5), योएल 2:7 (#6), योएल 2:7 (#7), योएल 2:8 (#1), योएल 2:8 (#2), योएल 2:8 (#3), योएल 2:9 (#1), योएल 2:9 (#2), योएल 2:10 (#1), योएल 2:10 (#2), योएल 2:10 (#3), योएल 2:11 (#1), योएल 2:11 (#2), योएल 2:11 (#3), योएल 2:11 (#4), योएल 2:11 (#5), योएल 2:12 (#1), योएल 2:12 (#2), योएल 2:12 (#1), योएल 2:12 (#2), योएल 2:13 (#1), योएल 2:13 (#1), योएल 2:13 (#2), योएल 2:13 (#3), योएल 2:14 (#1), योएल 2:14 (#2), योएल 2:14 (#3), योएल 2:14 (#4), योएल 2:15 (#1), योएल 2:15 (#2), योएल 2:16 (#1), योएल 2:16 (#1), योएल 2:17 (#1), योएल 2:17 (#2), योएल 2:17 (#3), योएल 2:17 (#4), योएल 2:17 (#5), योएल 2:17 (#6), योएल 2:17 (#7), योएल 2:17 (#8), योएल 2:18 (#1), योएल 2:18 (#2), योएल 2:19 (#1), योएल 2:19 (#2), योएल 2:19 (#3), योएल 2:19 (#4), योएल 2:19 (#5), योएल 2:19 (#6), योएल 2:20 (#1), योएल 2:20 (#2), योएल 2:20 (#3), योएल 2:20 (#4), योएल 2:20 (#5), योएल 2:20 (#6), योएल 2:20 (#7), योएल 2:20 (#8), योएल 2:21 (#1), योएल 2:21 (#2), योएल 2:21 (#3), योएल 2:21 (#4), योएल 2:22 (#1), योएल 2:22 (#2), योएल 2:22 (#3), योएल 2:22 (#4), योएल 2:23 (#1), योएल 2:23 (#2), योएल 2:23 (#3), योएल 2:23 (#4), योएल 2:23 (#5), योएल 2:23 (#6), योएल 2:23 (#7), योएल 2:24 (#1), योएल 2:25, योएल 2:25 (#2), योएल 2:25 (#3), योएल 2:26 (#1), योएल 2:26 (#2), योएल 2:26 (#3), योएल 2:26 (#4), योएल 2:26 (#5), योएल 2:27 (#1), योएल 2:27 (#2), योएल 2:28 (#1), योएल 2:28 (#2), योएल 2:28 (#3), योएल 2:28 (#4), योएल 2:28 (#5), योएल 2:28 (#6), योएल 2:28 (#7), योएल 2:29 (#1), योएल 2:29 (#2), योएल 2:29 (#3), योएल 2:30 (#1), योएल 2:31 (#1), योएल 2:31 (#2), योएल 2:31 (#3), योएल 2:31 (#4), योएल 2:31 (#5), योएल 2:31 (#6), योएल 2:32 (#1), योएल 2:32 (#2), योएल 2:32 (#3), योएल 2:32 (#4), योएल 2:32 (#5), योएल 2:32 (#6), योएल 2:32 (#7), योएल 2:32 (#8), योएल 2:32 (#9), योएल 3:1 (#1), योएल 3:1 (#2), योएल 3:1 (#3), योएल 3:1 (#4), योएल 3:1 (#5), योएल 3:2 (#1), योएल 3:2 (#2), योएल 3:2 (#3), योएल 3:3 (#1), योएल 3:3 (#2), योएल 3:4 (#1), योएल 3:4 (#2), योएल 3:4 (#3), योएल 3:4 (#4), योएल 3:4 (#5), योएल 3:4 (#6), योएल 3:6 (#1), योएल 3:6 (#2), योएल 3:6 (#3), योएल 3:6 (#4), योएल 3:7 (#1), योएल 3:7 (#2), योएल 3:7 (#3), योएल 3:7 (#4), योएल 3:8 (#1), योएल 3:8 (#2), योएल 3:8 (#3), योएल 3:8 (#4), योएल 3:8 (#5), योएल 3:8 (#6), योएल 3:9 (#1), योएल 3:9 (#2), योएल 3:10 (#1), योएल 3:10 (#2), योएल 3:10 (#3), योएल 3:10 (#4), योएल 3:11 (#1), योएल 3:12 (#1), योएल 3:12 (#2), योएल 3:12 (#3), योएल 3:13 (#1), योएल 3:13 (#2), योएल 3:13 (#3), योएल 3:13 (#4), योएल 3:13 (#5), योएल 3:13 (#6), योएल 3:14 (#1), योएल 3:14 (#2), योएल 3:14 (#3), योएल 3:15 (#1), योएल 3:15 (#2), योएल 3:16 (#1), योएल 3:16 (#2), योएल 3:16 (#3), योएल 3:16 (#4), योएल 3:17 (#1), योएल 3:17 (#2), योएल 3:18 (#1), योएल 3:18 (#2), योएल 3:18 (#3), योएल 3:18 (#4), योएल 3:18 (#5), योएल 3:18 (#6), योएल 3:18 (#7), योएल 3:19 (#1), योएल 3:19 (#2), योएल 3:19 (#3), योएल 3:19 (#4), योएल 3:20 (#1), योएल 3:20 (#2), योएल 3:20 (#3), योएल 3:21 (#1), योएल 3:21 (#2), योएल 3:21 (#3), योएल 3:21 (#4)</w:t>
       </w:r>
       <w:r>
         <w:rPr>

--- a/hin/docx/29.content.docx
+++ b/hin/docx/29.content.docx
@@ -146,19 +146,6 @@
         <w:rPr>
           <w:lang w:val="hi_IN" w:bidi="hi_IN"/>
         </w:rPr>
-      </w:r>
-    </w:p>
-    <w:p>
-      <w:pPr/>
-      <w:r>
-        <w:rPr>
-          <w:lang w:val="hi_IN" w:bidi="hi_IN"/>
-        </w:rPr>
-      </w:r>
-      <w:r>
-        <w:rPr>
-          <w:lang w:val="hi_IN" w:bidi="hi_IN"/>
-        </w:rPr>
         <w:t xml:space="preserve"> </w:t>
       </w:r>
       <w:r>
@@ -220,20 +207,6 @@
       </w:r>
       <w:r>
         <w:rPr>
-          <w:lang w:val="hi_IN" w:bidi="hi_IN"/>
-        </w:rPr>
-        <w:t>פְּתוּאֵֽל</w:t>
-      </w:r>
-    </w:p>
-    <w:p>
-      <w:pPr/>
-      <w:r>
-        <w:rPr>
-          <w:lang w:val="hi_IN" w:bidi="hi_IN"/>
-        </w:rPr>
-      </w:r>
-      <w:r>
-        <w:rPr>
           <w:b/>
           <w:lang w:val="hi_IN" w:bidi="hi_IN"/>
         </w:rPr>
@@ -428,20 +401,6 @@
       </w:r>
       <w:r>
         <w:rPr>
-          <w:lang w:val="hi_IN" w:bidi="hi_IN"/>
-        </w:rPr>
-        <w:t>דְּבַר־יְהוָה֙ אֲשֶׁ֣ר הָיָ֔ה</w:t>
-      </w:r>
-    </w:p>
-    <w:p>
-      <w:pPr/>
-      <w:r>
-        <w:rPr>
-          <w:lang w:val="hi_IN" w:bidi="hi_IN"/>
-        </w:rPr>
-      </w:r>
-      <w:r>
-        <w:rPr>
           <w:b/>
           <w:lang w:val="hi_IN" w:bidi="hi_IN"/>
         </w:rPr>
@@ -533,20 +492,6 @@
       </w:r>
       <w:r>
         <w:rPr>
-          <w:lang w:val="hi_IN" w:bidi="hi_IN"/>
-        </w:rPr>
-        <w:t>שִׁמְעוּ־זֹאת֙ הַ⁠זְּקֵנִ֔ים וְ⁠הַֽאֲזִ֔ינוּ כֹּ֖ל יוֹשְׁבֵ֣י הָ⁠אָ֑רֶץ</w:t>
-      </w:r>
-    </w:p>
-    <w:p>
-      <w:pPr/>
-      <w:r>
-        <w:rPr>
-          <w:lang w:val="hi_IN" w:bidi="hi_IN"/>
-        </w:rPr>
-      </w:r>
-      <w:r>
-        <w:rPr>
           <w:b/>
           <w:lang w:val="hi_IN" w:bidi="hi_IN"/>
         </w:rPr>
@@ -646,20 +591,6 @@
       </w:r>
       <w:r>
         <w:rPr>
-          <w:lang w:val="hi_IN" w:bidi="hi_IN"/>
-        </w:rPr>
-        <w:t>הֶ⁠הָ֤יְתָה זֹּאת֙ בִּֽ⁠ימֵי⁠כֶ֔ם וְ⁠אִ֖ם בִּ⁠ימֵ֥י אֲבֹֽתֵי⁠כֶֽם</w:t>
-      </w:r>
-    </w:p>
-    <w:p>
-      <w:pPr/>
-      <w:r>
-        <w:rPr>
-          <w:lang w:val="hi_IN" w:bidi="hi_IN"/>
-        </w:rPr>
-      </w:r>
-      <w:r>
-        <w:rPr>
           <w:b/>
           <w:lang w:val="hi_IN" w:bidi="hi_IN"/>
         </w:rPr>
@@ -751,20 +682,6 @@
       </w:r>
       <w:r>
         <w:rPr>
-          <w:lang w:val="hi_IN" w:bidi="hi_IN"/>
-        </w:rPr>
-        <w:t>בִּֽ⁠ימֵי⁠כֶ֔ם וְ⁠אִ֖ם בִּ⁠ימֵ֥י</w:t>
-      </w:r>
-    </w:p>
-    <w:p>
-      <w:pPr/>
-      <w:r>
-        <w:rPr>
-          <w:lang w:val="hi_IN" w:bidi="hi_IN"/>
-        </w:rPr>
-      </w:r>
-      <w:r>
-        <w:rPr>
           <w:b/>
           <w:lang w:val="hi_IN" w:bidi="hi_IN"/>
         </w:rPr>
@@ -869,20 +786,6 @@
       </w:r>
       <w:r>
         <w:rPr>
-          <w:lang w:val="hi_IN" w:bidi="hi_IN"/>
-        </w:rPr>
-        <w:t>אֲבֹֽתֵי⁠כֶֽם</w:t>
-      </w:r>
-    </w:p>
-    <w:p>
-      <w:pPr/>
-      <w:r>
-        <w:rPr>
-          <w:lang w:val="hi_IN" w:bidi="hi_IN"/>
-        </w:rPr>
-      </w:r>
-      <w:r>
-        <w:rPr>
           <w:b/>
           <w:lang w:val="hi_IN" w:bidi="hi_IN"/>
         </w:rPr>
@@ -987,20 +890,6 @@
       </w:r>
       <w:r>
         <w:rPr>
-          <w:lang w:val="hi_IN" w:bidi="hi_IN"/>
-        </w:rPr>
-        <w:t>וּ⁠בְנֵי⁠כֶם֙ לִ⁠בְנֵי⁠הֶ֔ם וּ⁠בְנֵי⁠הֶ֖ם לְ⁠ד֥וֹר אַחֵֽר</w:t>
-      </w:r>
-    </w:p>
-    <w:p>
-      <w:pPr/>
-      <w:r>
-        <w:rPr>
-          <w:lang w:val="hi_IN" w:bidi="hi_IN"/>
-        </w:rPr>
-      </w:r>
-      <w:r>
-        <w:rPr>
           <w:b/>
           <w:lang w:val="hi_IN" w:bidi="hi_IN"/>
         </w:rPr>
@@ -1092,20 +981,6 @@
       </w:r>
       <w:r>
         <w:rPr>
-          <w:lang w:val="hi_IN" w:bidi="hi_IN"/>
-        </w:rPr>
-        <w:t>לִ⁠בְנֵי⁠כֶ֣ם &amp; וּ⁠בְנֵי⁠כֶם֙ לִ⁠בְנֵי⁠הֶ֔ם וּ⁠בְנֵי⁠הֶ֖ם</w:t>
-      </w:r>
-    </w:p>
-    <w:p>
-      <w:pPr/>
-      <w:r>
-        <w:rPr>
-          <w:lang w:val="hi_IN" w:bidi="hi_IN"/>
-        </w:rPr>
-      </w:r>
-      <w:r>
-        <w:rPr>
           <w:b/>
           <w:lang w:val="hi_IN" w:bidi="hi_IN"/>
         </w:rPr>
@@ -1210,20 +1085,6 @@
       </w:r>
       <w:r>
         <w:rPr>
-          <w:lang w:val="hi_IN" w:bidi="hi_IN"/>
-        </w:rPr>
-        <w:t>עָלֶ֖⁠יהָ לִ⁠בְנֵי⁠כֶ֣ם סַפֵּ֑רוּ וּ⁠בְנֵי⁠כֶם֙</w:t>
-      </w:r>
-    </w:p>
-    <w:p>
-      <w:pPr/>
-      <w:r>
-        <w:rPr>
-          <w:lang w:val="hi_IN" w:bidi="hi_IN"/>
-        </w:rPr>
-      </w:r>
-      <w:r>
-        <w:rPr>
           <w:b/>
           <w:lang w:val="hi_IN" w:bidi="hi_IN"/>
         </w:rPr>
@@ -1341,20 +1202,6 @@
       </w:r>
       <w:r>
         <w:rPr>
-          <w:lang w:val="hi_IN" w:bidi="hi_IN"/>
-        </w:rPr>
-        <w:t>יֶ֤תֶר הַ⁠גָּזָם֙ אָכַ֣ל הָֽ⁠אַרְבֶּ֔ה וְ⁠יֶ֥תֶר הָ⁠אַרְבֶּ֖ה אָכַ֣ל הַ⁠יָּ֑לֶק וְ⁠יֶ֣תֶר הַ⁠יֶּ֔לֶק אָכַ֖ל הֶ⁠חָסִֽיל</w:t>
-      </w:r>
-    </w:p>
-    <w:p>
-      <w:pPr/>
-      <w:r>
-        <w:rPr>
-          <w:lang w:val="hi_IN" w:bidi="hi_IN"/>
-        </w:rPr>
-      </w:r>
-      <w:r>
-        <w:rPr>
           <w:b/>
           <w:lang w:val="hi_IN" w:bidi="hi_IN"/>
         </w:rPr>
@@ -1446,20 +1293,6 @@
       </w:r>
       <w:r>
         <w:rPr>
-          <w:lang w:val="hi_IN" w:bidi="hi_IN"/>
-        </w:rPr>
-        <w:t>יֶ֤תֶר הַ⁠גָּזָם֙ אָכַ֣ל הָֽ⁠אַרְבֶּ֔ה וְ⁠יֶ֥תֶר הָ⁠אַרְבֶּ֖ה אָכַ֣ל הַ⁠יָּ֑לֶק וְ⁠יֶ֣תֶר הַ⁠יֶּ֔לֶק אָכַ֖ל הֶ⁠חָסִֽיל</w:t>
-      </w:r>
-    </w:p>
-    <w:p>
-      <w:pPr/>
-      <w:r>
-        <w:rPr>
-          <w:lang w:val="hi_IN" w:bidi="hi_IN"/>
-        </w:rPr>
-      </w:r>
-      <w:r>
-        <w:rPr>
           <w:b/>
           <w:lang w:val="hi_IN" w:bidi="hi_IN"/>
         </w:rPr>
@@ -1571,20 +1404,6 @@
       </w:r>
       <w:r>
         <w:rPr>
-          <w:lang w:val="hi_IN" w:bidi="hi_IN"/>
-        </w:rPr>
-        <w:t>יֶ֤תֶר הַ⁠גָּזָם֙ אָכַ֣ל הָֽ⁠אַרְבֶּ֔ה וְ⁠יֶ֥תֶר הָ⁠אַרְבֶּ֖ה אָכַ֣ל הַ⁠יָּ֑לֶק וְ⁠יֶ֣תֶר הַ⁠יֶּ֔לֶק אָכַ֖ל הֶ⁠חָסִֽיל</w:t>
-      </w:r>
-    </w:p>
-    <w:p>
-      <w:pPr/>
-      <w:r>
-        <w:rPr>
-          <w:lang w:val="hi_IN" w:bidi="hi_IN"/>
-        </w:rPr>
-      </w:r>
-      <w:r>
-        <w:rPr>
           <w:b/>
           <w:lang w:val="hi_IN" w:bidi="hi_IN"/>
         </w:rPr>
@@ -1824,20 +1643,6 @@
       </w:r>
       <w:r>
         <w:rPr>
-          <w:lang w:val="hi_IN" w:bidi="hi_IN"/>
-        </w:rPr>
-        <w:t>הָקִ֤יצוּ שִׁכּוֹרִים֙ וּ⁠בְכ֔וּ וְ⁠הֵילִ֖לוּ כָּל־שֹׁ֣תֵי יָ֑יִן עַל־עָסִ֕יס כִּ֥י נִכְרַ֖ת מִ⁠פִּי⁠כֶֽם</w:t>
-      </w:r>
-    </w:p>
-    <w:p>
-      <w:pPr/>
-      <w:r>
-        <w:rPr>
-          <w:lang w:val="hi_IN" w:bidi="hi_IN"/>
-        </w:rPr>
-      </w:r>
-      <w:r>
-        <w:rPr>
           <w:b/>
           <w:lang w:val="hi_IN" w:bidi="hi_IN"/>
         </w:rPr>
@@ -1937,20 +1742,6 @@
       </w:r>
       <w:r>
         <w:rPr>
-          <w:lang w:val="hi_IN" w:bidi="hi_IN"/>
-        </w:rPr>
-        <w:t>נִכְרַ֖ת מִ⁠פִּי⁠כֶֽם</w:t>
-      </w:r>
-    </w:p>
-    <w:p>
-      <w:pPr/>
-      <w:r>
-        <w:rPr>
-          <w:lang w:val="hi_IN" w:bidi="hi_IN"/>
-        </w:rPr>
-      </w:r>
-      <w:r>
-        <w:rPr>
           <w:b/>
           <w:lang w:val="hi_IN" w:bidi="hi_IN"/>
         </w:rPr>
@@ -2042,20 +1833,6 @@
       </w:r>
       <w:r>
         <w:rPr>
-          <w:lang w:val="hi_IN" w:bidi="hi_IN"/>
-        </w:rPr>
-        <w:t>מִ⁠פִּי⁠כֶֽם</w:t>
-      </w:r>
-    </w:p>
-    <w:p>
-      <w:pPr/>
-      <w:r>
-        <w:rPr>
-          <w:lang w:val="hi_IN" w:bidi="hi_IN"/>
-        </w:rPr>
-      </w:r>
-      <w:r>
-        <w:rPr>
           <w:b/>
           <w:lang w:val="hi_IN" w:bidi="hi_IN"/>
         </w:rPr>
@@ -2168,20 +1945,6 @@
       </w:r>
       <w:r>
         <w:rPr>
-          <w:lang w:val="hi_IN" w:bidi="hi_IN"/>
-        </w:rPr>
-        <w:t>נִכְרַ֖ת מִ⁠פִּי⁠כֶֽם</w:t>
-      </w:r>
-    </w:p>
-    <w:p>
-      <w:pPr/>
-      <w:r>
-        <w:rPr>
-          <w:lang w:val="hi_IN" w:bidi="hi_IN"/>
-        </w:rPr>
-      </w:r>
-      <w:r>
-        <w:rPr>
           <w:b/>
           <w:lang w:val="hi_IN" w:bidi="hi_IN"/>
         </w:rPr>
@@ -2285,20 +2048,6 @@
       </w:r>
       <w:r>
         <w:rPr>
-          <w:lang w:val="hi_IN" w:bidi="hi_IN"/>
-        </w:rPr>
-        <w:t>כִּֽי</w:t>
-      </w:r>
-    </w:p>
-    <w:p>
-      <w:pPr/>
-      <w:r>
-        <w:rPr>
-          <w:lang w:val="hi_IN" w:bidi="hi_IN"/>
-        </w:rPr>
-      </w:r>
-      <w:r>
-        <w:rPr>
           <w:b/>
           <w:lang w:val="hi_IN" w:bidi="hi_IN"/>
         </w:rPr>
@@ -2403,20 +2152,6 @@
       </w:r>
       <w:r>
         <w:rPr>
-          <w:lang w:val="hi_IN" w:bidi="hi_IN"/>
-        </w:rPr>
-        <w:t>גוֹי֙ עָלָ֣ה עַל־אַרְצִ֔⁠י</w:t>
-      </w:r>
-    </w:p>
-    <w:p>
-      <w:pPr/>
-      <w:r>
-        <w:rPr>
-          <w:lang w:val="hi_IN" w:bidi="hi_IN"/>
-        </w:rPr>
-      </w:r>
-      <w:r>
-        <w:rPr>
           <w:b/>
           <w:lang w:val="hi_IN" w:bidi="hi_IN"/>
         </w:rPr>
@@ -2508,20 +2243,6 @@
       </w:r>
       <w:r>
         <w:rPr>
-          <w:lang w:val="hi_IN" w:bidi="hi_IN"/>
-        </w:rPr>
-        <w:t>גוֹי֙</w:t>
-      </w:r>
-    </w:p>
-    <w:p>
-      <w:pPr/>
-      <w:r>
-        <w:rPr>
-          <w:lang w:val="hi_IN" w:bidi="hi_IN"/>
-        </w:rPr>
-      </w:r>
-      <w:r>
-        <w:rPr>
           <w:b/>
           <w:lang w:val="hi_IN" w:bidi="hi_IN"/>
         </w:rPr>
@@ -2626,20 +2347,6 @@
       </w:r>
       <w:r>
         <w:rPr>
-          <w:lang w:val="hi_IN" w:bidi="hi_IN"/>
-        </w:rPr>
-        <w:t>אַרְצִ֔⁠י</w:t>
-      </w:r>
-    </w:p>
-    <w:p>
-      <w:pPr/>
-      <w:r>
-        <w:rPr>
-          <w:lang w:val="hi_IN" w:bidi="hi_IN"/>
-        </w:rPr>
-      </w:r>
-      <w:r>
-        <w:rPr>
           <w:b/>
           <w:lang w:val="hi_IN" w:bidi="hi_IN"/>
         </w:rPr>
@@ -2744,20 +2451,6 @@
       </w:r>
       <w:r>
         <w:rPr>
-          <w:lang w:val="hi_IN" w:bidi="hi_IN"/>
-        </w:rPr>
-        <w:t>וְ⁠אֵ֣ין מִסְפָּ֑ר</w:t>
-      </w:r>
-    </w:p>
-    <w:p>
-      <w:pPr/>
-      <w:r>
-        <w:rPr>
-          <w:lang w:val="hi_IN" w:bidi="hi_IN"/>
-        </w:rPr>
-      </w:r>
-      <w:r>
-        <w:rPr>
           <w:b/>
           <w:lang w:val="hi_IN" w:bidi="hi_IN"/>
         </w:rPr>
@@ -2849,20 +2542,6 @@
       </w:r>
       <w:r>
         <w:rPr>
-          <w:lang w:val="hi_IN" w:bidi="hi_IN"/>
-        </w:rPr>
-        <w:t>שִׁנָּי⁠ו֙ שִׁנֵּ֣י אַרְיֵ֔ה וּֽ⁠מְתַלְּע֥וֹת לָבִ֖יא לֽ⁠וֹ</w:t>
-      </w:r>
-    </w:p>
-    <w:p>
-      <w:pPr/>
-      <w:r>
-        <w:rPr>
-          <w:lang w:val="hi_IN" w:bidi="hi_IN"/>
-        </w:rPr>
-      </w:r>
-      <w:r>
-        <w:rPr>
           <w:b/>
           <w:lang w:val="hi_IN" w:bidi="hi_IN"/>
         </w:rPr>
@@ -2962,20 +2641,6 @@
       </w:r>
       <w:r>
         <w:rPr>
-          <w:lang w:val="hi_IN" w:bidi="hi_IN"/>
-        </w:rPr>
-        <w:t>שִׁנָּי⁠ו֙ שִׁנֵּ֣י אַרְיֵ֔ה וּֽ⁠מְתַלְּע֥וֹת לָבִ֖יא לֽ⁠וֹ</w:t>
-      </w:r>
-    </w:p>
-    <w:p>
-      <w:pPr/>
-      <w:r>
-        <w:rPr>
-          <w:lang w:val="hi_IN" w:bidi="hi_IN"/>
-        </w:rPr>
-      </w:r>
-      <w:r>
-        <w:rPr>
           <w:b/>
           <w:lang w:val="hi_IN" w:bidi="hi_IN"/>
         </w:rPr>
@@ -3106,20 +2771,6 @@
       </w:r>
       <w:r>
         <w:rPr>
-          <w:lang w:val="hi_IN" w:bidi="hi_IN"/>
-        </w:rPr>
-        <w:t>וּֽ⁠מְתַלְּע֥וֹת לָבִ֖יא לֽ⁠וֹ</w:t>
-      </w:r>
-    </w:p>
-    <w:p>
-      <w:pPr/>
-      <w:r>
-        <w:rPr>
-          <w:lang w:val="hi_IN" w:bidi="hi_IN"/>
-        </w:rPr>
-      </w:r>
-      <w:r>
-        <w:rPr>
           <w:b/>
           <w:lang w:val="hi_IN" w:bidi="hi_IN"/>
         </w:rPr>
@@ -3211,20 +2862,6 @@
       </w:r>
       <w:r>
         <w:rPr>
-          <w:lang w:val="hi_IN" w:bidi="hi_IN"/>
-        </w:rPr>
-        <w:t>שָׂ֤ם גַּפְנִ⁠י֙ לְ⁠שַׁמָּ֔ה וּ⁠תְאֵנָתִ֖⁠י לִ⁠קְצָפָ֑ה</w:t>
-      </w:r>
-    </w:p>
-    <w:p>
-      <w:pPr/>
-      <w:r>
-        <w:rPr>
-          <w:lang w:val="hi_IN" w:bidi="hi_IN"/>
-        </w:rPr>
-      </w:r>
-      <w:r>
-        <w:rPr>
           <w:b/>
           <w:lang w:val="hi_IN" w:bidi="hi_IN"/>
         </w:rPr>
@@ -3337,20 +2974,6 @@
       </w:r>
       <w:r>
         <w:rPr>
-          <w:lang w:val="hi_IN" w:bidi="hi_IN"/>
-        </w:rPr>
-        <w:t>שָׂ֤ם גַּפְנִ⁠י֙ לְ⁠שַׁמָּ֔ה</w:t>
-      </w:r>
-    </w:p>
-    <w:p>
-      <w:pPr/>
-      <w:r>
-        <w:rPr>
-          <w:lang w:val="hi_IN" w:bidi="hi_IN"/>
-        </w:rPr>
-      </w:r>
-      <w:r>
-        <w:rPr>
           <w:b/>
           <w:lang w:val="hi_IN" w:bidi="hi_IN"/>
         </w:rPr>
@@ -3447,20 +3070,6 @@
       </w:r>
       <w:r>
         <w:rPr>
-          <w:lang w:val="hi_IN" w:bidi="hi_IN"/>
-        </w:rPr>
-        <w:t>חָשֹׂ֤ף חֲשָׂפָ⁠הּ֙</w:t>
-      </w:r>
-    </w:p>
-    <w:p>
-      <w:pPr/>
-      <w:r>
-        <w:rPr>
-          <w:lang w:val="hi_IN" w:bidi="hi_IN"/>
-        </w:rPr>
-      </w:r>
-      <w:r>
-        <w:rPr>
           <w:b/>
           <w:lang w:val="hi_IN" w:bidi="hi_IN"/>
         </w:rPr>
@@ -3552,20 +3161,6 @@
       </w:r>
       <w:r>
         <w:rPr>
-          <w:lang w:val="hi_IN" w:bidi="hi_IN"/>
-        </w:rPr>
-        <w:t>וְ⁠הִשְׁלִ֔יךְ</w:t>
-      </w:r>
-    </w:p>
-    <w:p>
-      <w:pPr/>
-      <w:r>
-        <w:rPr>
-          <w:lang w:val="hi_IN" w:bidi="hi_IN"/>
-        </w:rPr>
-      </w:r>
-      <w:r>
-        <w:rPr>
           <w:b/>
           <w:lang w:val="hi_IN" w:bidi="hi_IN"/>
         </w:rPr>
@@ -3670,20 +3265,6 @@
       </w:r>
       <w:r>
         <w:rPr>
-          <w:lang w:val="hi_IN" w:bidi="hi_IN"/>
-        </w:rPr>
-        <w:t>הִלְבִּ֖ינוּ שָׂרִיגֶֽי⁠הָ</w:t>
-      </w:r>
-    </w:p>
-    <w:p>
-      <w:pPr/>
-      <w:r>
-        <w:rPr>
-          <w:lang w:val="hi_IN" w:bidi="hi_IN"/>
-        </w:rPr>
-      </w:r>
-      <w:r>
-        <w:rPr>
           <w:b/>
           <w:lang w:val="hi_IN" w:bidi="hi_IN"/>
         </w:rPr>
@@ -3788,20 +3369,6 @@
       </w:r>
       <w:r>
         <w:rPr>
-          <w:lang w:val="hi_IN" w:bidi="hi_IN"/>
-        </w:rPr>
-        <w:t>אֱלִ֕י</w:t>
-      </w:r>
-    </w:p>
-    <w:p>
-      <w:pPr/>
-      <w:r>
-        <w:rPr>
-          <w:lang w:val="hi_IN" w:bidi="hi_IN"/>
-        </w:rPr>
-      </w:r>
-      <w:r>
-        <w:rPr>
           <w:b/>
           <w:lang w:val="hi_IN" w:bidi="hi_IN"/>
         </w:rPr>
@@ -3906,20 +3473,6 @@
       </w:r>
       <w:r>
         <w:rPr>
-          <w:lang w:val="hi_IN" w:bidi="hi_IN"/>
-        </w:rPr>
-        <w:t>כִּ⁠בְתוּלָ֥ה חֲגֻֽרַת־שַׂ֖ק עַל־בַּ֥עַל נְעוּרֶֽי⁠הָ</w:t>
-      </w:r>
-    </w:p>
-    <w:p>
-      <w:pPr/>
-      <w:r>
-        <w:rPr>
-          <w:lang w:val="hi_IN" w:bidi="hi_IN"/>
-        </w:rPr>
-      </w:r>
-      <w:r>
-        <w:rPr>
           <w:b/>
           <w:lang w:val="hi_IN" w:bidi="hi_IN"/>
         </w:rPr>
@@ -4019,20 +3572,6 @@
       </w:r>
       <w:r>
         <w:rPr>
-          <w:lang w:val="hi_IN" w:bidi="hi_IN"/>
-        </w:rPr>
-        <w:t>כִּ⁠בְתוּלָ֥ה חֲגֻֽרַת־שַׂ֖ק</w:t>
-      </w:r>
-    </w:p>
-    <w:p>
-      <w:pPr/>
-      <w:r>
-        <w:rPr>
-          <w:lang w:val="hi_IN" w:bidi="hi_IN"/>
-        </w:rPr>
-      </w:r>
-      <w:r>
-        <w:rPr>
           <w:b/>
           <w:lang w:val="hi_IN" w:bidi="hi_IN"/>
         </w:rPr>
@@ -4131,20 +3670,6 @@
       </w:r>
       <w:r>
         <w:rPr>
-          <w:lang w:val="hi_IN" w:bidi="hi_IN"/>
-        </w:rPr>
-        <w:t>כִּ⁠בְתוּלָ֥ה חֲגֻֽרַת־שַׂ֖ק</w:t>
-      </w:r>
-    </w:p>
-    <w:p>
-      <w:pPr/>
-      <w:r>
-        <w:rPr>
-          <w:lang w:val="hi_IN" w:bidi="hi_IN"/>
-        </w:rPr>
-      </w:r>
-      <w:r>
-        <w:rPr>
           <w:b/>
           <w:lang w:val="hi_IN" w:bidi="hi_IN"/>
         </w:rPr>
@@ -4254,20 +3779,6 @@
       </w:r>
       <w:r>
         <w:rPr>
-          <w:lang w:val="hi_IN" w:bidi="hi_IN"/>
-        </w:rPr>
-        <w:t>בַּ֥עַל נְעוּרֶֽי⁠הָ</w:t>
-      </w:r>
-    </w:p>
-    <w:p>
-      <w:pPr/>
-      <w:r>
-        <w:rPr>
-          <w:lang w:val="hi_IN" w:bidi="hi_IN"/>
-        </w:rPr>
-      </w:r>
-      <w:r>
-        <w:rPr>
           <w:b/>
           <w:lang w:val="hi_IN" w:bidi="hi_IN"/>
         </w:rPr>
@@ -4502,20 +4013,6 @@
       </w:r>
       <w:r>
         <w:rPr>
-          <w:lang w:val="hi_IN" w:bidi="hi_IN"/>
-        </w:rPr>
-        <w:t>הָכְרַ֥ת מִנְחָ֛ה וָ⁠נֶ֖סֶךְ</w:t>
-      </w:r>
-    </w:p>
-    <w:p>
-      <w:pPr/>
-      <w:r>
-        <w:rPr>
-          <w:lang w:val="hi_IN" w:bidi="hi_IN"/>
-        </w:rPr>
-      </w:r>
-      <w:r>
-        <w:rPr>
           <w:b/>
           <w:lang w:val="hi_IN" w:bidi="hi_IN"/>
         </w:rPr>
@@ -4611,20 +4108,6 @@
       </w:r>
       <w:r>
         <w:rPr>
-          <w:lang w:val="hi_IN" w:bidi="hi_IN"/>
-        </w:rPr>
-        <w:t>הָכְרַ֥ת &amp; מִ⁠בֵּ֣ית</w:t>
-      </w:r>
-    </w:p>
-    <w:p>
-      <w:pPr/>
-      <w:r>
-        <w:rPr>
-          <w:lang w:val="hi_IN" w:bidi="hi_IN"/>
-        </w:rPr>
-      </w:r>
-      <w:r>
-        <w:rPr>
           <w:b/>
           <w:lang w:val="hi_IN" w:bidi="hi_IN"/>
         </w:rPr>
@@ -4771,20 +4254,6 @@
       </w:r>
       <w:r>
         <w:rPr>
-          <w:lang w:val="hi_IN" w:bidi="hi_IN"/>
-        </w:rPr>
-        <w:t>מִ⁠בֵּ֣ית יְהוָ֑ה</w:t>
-      </w:r>
-    </w:p>
-    <w:p>
-      <w:pPr/>
-      <w:r>
-        <w:rPr>
-          <w:lang w:val="hi_IN" w:bidi="hi_IN"/>
-        </w:rPr>
-      </w:r>
-      <w:r>
-        <w:rPr>
           <w:b/>
           <w:lang w:val="hi_IN" w:bidi="hi_IN"/>
         </w:rPr>
@@ -4881,20 +4350,6 @@
       </w:r>
       <w:r>
         <w:rPr>
-          <w:lang w:val="hi_IN" w:bidi="hi_IN"/>
-        </w:rPr>
-        <w:t>שֻׁדַּ֣ד שָׂדֶ֔ה אָבְלָ֖ה אֲדָמָ֑ה כִּ֚י שֻׁדַּ֣ד דָּגָ֔ן</w:t>
-      </w:r>
-    </w:p>
-    <w:p>
-      <w:pPr/>
-      <w:r>
-        <w:rPr>
-          <w:lang w:val="hi_IN" w:bidi="hi_IN"/>
-        </w:rPr>
-      </w:r>
-      <w:r>
-        <w:rPr>
           <w:b/>
           <w:lang w:val="hi_IN" w:bidi="hi_IN"/>
         </w:rPr>
@@ -4998,20 +4453,6 @@
       </w:r>
       <w:r>
         <w:rPr>
-          <w:lang w:val="hi_IN" w:bidi="hi_IN"/>
-        </w:rPr>
-        <w:t>שֻׁדַּ֣ד שָׂדֶ֔ה &amp; שֻׁדַּ֣ד</w:t>
-      </w:r>
-    </w:p>
-    <w:p>
-      <w:pPr/>
-      <w:r>
-        <w:rPr>
-          <w:lang w:val="hi_IN" w:bidi="hi_IN"/>
-        </w:rPr>
-      </w:r>
-      <w:r>
-        <w:rPr>
           <w:b/>
           <w:lang w:val="hi_IN" w:bidi="hi_IN"/>
         </w:rPr>
@@ -5116,20 +4557,6 @@
       </w:r>
       <w:r>
         <w:rPr>
-          <w:lang w:val="hi_IN" w:bidi="hi_IN"/>
-        </w:rPr>
-        <w:t>אָבְלָ֖ה אֲדָמָ֑ה</w:t>
-      </w:r>
-    </w:p>
-    <w:p>
-      <w:pPr/>
-      <w:r>
-        <w:rPr>
-          <w:lang w:val="hi_IN" w:bidi="hi_IN"/>
-        </w:rPr>
-      </w:r>
-      <w:r>
-        <w:rPr>
           <w:b/>
           <w:lang w:val="hi_IN" w:bidi="hi_IN"/>
         </w:rPr>
@@ -5239,20 +4666,6 @@
       </w:r>
       <w:r>
         <w:rPr>
-          <w:lang w:val="hi_IN" w:bidi="hi_IN"/>
-        </w:rPr>
-        <w:t>הוֹבִ֥ישׁ תִּיר֖וֹשׁ</w:t>
-      </w:r>
-    </w:p>
-    <w:p>
-      <w:pPr/>
-      <w:r>
-        <w:rPr>
-          <w:lang w:val="hi_IN" w:bidi="hi_IN"/>
-        </w:rPr>
-      </w:r>
-      <w:r>
-        <w:rPr>
           <w:b/>
           <w:lang w:val="hi_IN" w:bidi="hi_IN"/>
         </w:rPr>
@@ -5357,20 +4770,6 @@
       </w:r>
       <w:r>
         <w:rPr>
-          <w:lang w:val="hi_IN" w:bidi="hi_IN"/>
-        </w:rPr>
-        <w:t>אֻמְלַ֥ל יִצְהָֽר</w:t>
-      </w:r>
-    </w:p>
-    <w:p>
-      <w:pPr/>
-      <w:r>
-        <w:rPr>
-          <w:lang w:val="hi_IN" w:bidi="hi_IN"/>
-        </w:rPr>
-      </w:r>
-      <w:r>
-        <w:rPr>
           <w:b/>
           <w:lang w:val="hi_IN" w:bidi="hi_IN"/>
         </w:rPr>
@@ -5466,20 +4865,6 @@
       </w:r>
       <w:r>
         <w:rPr>
-          <w:lang w:val="hi_IN" w:bidi="hi_IN"/>
-        </w:rPr>
-        <w:t>אֻמְלַ֥ל יִצְהָֽר</w:t>
-      </w:r>
-    </w:p>
-    <w:p>
-      <w:pPr/>
-      <w:r>
-        <w:rPr>
-          <w:lang w:val="hi_IN" w:bidi="hi_IN"/>
-        </w:rPr>
-      </w:r>
-      <w:r>
-        <w:rPr>
           <w:b/>
           <w:lang w:val="hi_IN" w:bidi="hi_IN"/>
         </w:rPr>
@@ -5597,20 +4982,6 @@
       </w:r>
       <w:r>
         <w:rPr>
-          <w:lang w:val="hi_IN" w:bidi="hi_IN"/>
-        </w:rPr>
-        <w:t>שָׂדֶֽה</w:t>
-      </w:r>
-    </w:p>
-    <w:p>
-      <w:pPr/>
-      <w:r>
-        <w:rPr>
-          <w:lang w:val="hi_IN" w:bidi="hi_IN"/>
-        </w:rPr>
-      </w:r>
-      <w:r>
-        <w:rPr>
           <w:b/>
           <w:lang w:val="hi_IN" w:bidi="hi_IN"/>
         </w:rPr>
@@ -5723,20 +5094,6 @@
       </w:r>
       <w:r>
         <w:rPr>
-          <w:lang w:val="hi_IN" w:bidi="hi_IN"/>
-        </w:rPr>
-        <w:t>הַ⁠גֶּ֣פֶן הוֹבִ֔ישָׁה וְ⁠הַ⁠תְּאֵנָ֖ה אֻמְלָ֑לָה רִמּ֞וֹן גַּם־תָּמָ֣ר וְ⁠תַפּ֗וּחַ</w:t>
-      </w:r>
-    </w:p>
-    <w:p>
-      <w:pPr/>
-      <w:r>
-        <w:rPr>
-          <w:lang w:val="hi_IN" w:bidi="hi_IN"/>
-        </w:rPr>
-      </w:r>
-      <w:r>
-        <w:rPr>
           <w:b/>
           <w:lang w:val="hi_IN" w:bidi="hi_IN"/>
         </w:rPr>
@@ -5880,20 +5237,6 @@
       </w:r>
       <w:r>
         <w:rPr>
-          <w:lang w:val="hi_IN" w:bidi="hi_IN"/>
-        </w:rPr>
-        <w:t>אֻמְלָ֑לָה</w:t>
-      </w:r>
-    </w:p>
-    <w:p>
-      <w:pPr/>
-      <w:r>
-        <w:rPr>
-          <w:lang w:val="hi_IN" w:bidi="hi_IN"/>
-        </w:rPr>
-      </w:r>
-      <w:r>
-        <w:rPr>
           <w:b/>
           <w:lang w:val="hi_IN" w:bidi="hi_IN"/>
         </w:rPr>
@@ -5989,20 +5332,6 @@
       </w:r>
       <w:r>
         <w:rPr>
-          <w:lang w:val="hi_IN" w:bidi="hi_IN"/>
-        </w:rPr>
-        <w:t>וְ⁠הַ⁠תְּאֵנָ֖ה אֻמְלָ֑לָה</w:t>
-      </w:r>
-    </w:p>
-    <w:p>
-      <w:pPr/>
-      <w:r>
-        <w:rPr>
-          <w:lang w:val="hi_IN" w:bidi="hi_IN"/>
-        </w:rPr>
-      </w:r>
-      <w:r>
-        <w:rPr>
           <w:b/>
           <w:lang w:val="hi_IN" w:bidi="hi_IN"/>
         </w:rPr>
@@ -6112,20 +5441,6 @@
       </w:r>
       <w:r>
         <w:rPr>
-          <w:lang w:val="hi_IN" w:bidi="hi_IN"/>
-        </w:rPr>
-        <w:t>כָּל־עֲצֵ֤י הַ⁠שָּׂדֶה֙ יָבֵ֔שׁוּ</w:t>
-      </w:r>
-    </w:p>
-    <w:p>
-      <w:pPr/>
-      <w:r>
-        <w:rPr>
-          <w:lang w:val="hi_IN" w:bidi="hi_IN"/>
-        </w:rPr>
-      </w:r>
-      <w:r>
-        <w:rPr>
           <w:b/>
           <w:lang w:val="hi_IN" w:bidi="hi_IN"/>
         </w:rPr>
@@ -6217,20 +5532,6 @@
       </w:r>
       <w:r>
         <w:rPr>
-          <w:lang w:val="hi_IN" w:bidi="hi_IN"/>
-        </w:rPr>
-        <w:t>הֹבִ֥ישׁ שָׂשׂ֖וֹן מִן־בְּנֵ֥י אָדָֽם</w:t>
-      </w:r>
-    </w:p>
-    <w:p>
-      <w:pPr/>
-      <w:r>
-        <w:rPr>
-          <w:lang w:val="hi_IN" w:bidi="hi_IN"/>
-        </w:rPr>
-      </w:r>
-      <w:r>
-        <w:rPr>
           <w:b/>
           <w:lang w:val="hi_IN" w:bidi="hi_IN"/>
         </w:rPr>
@@ -6356,20 +5657,6 @@
       </w:r>
       <w:r>
         <w:rPr>
-          <w:lang w:val="hi_IN" w:bidi="hi_IN"/>
-        </w:rPr>
-        <w:t>בְּנֵ֥י אָדָֽם</w:t>
-      </w:r>
-    </w:p>
-    <w:p>
-      <w:pPr/>
-      <w:r>
-        <w:rPr>
-          <w:lang w:val="hi_IN" w:bidi="hi_IN"/>
-        </w:rPr>
-      </w:r>
-      <w:r>
-        <w:rPr>
           <w:b/>
           <w:lang w:val="hi_IN" w:bidi="hi_IN"/>
         </w:rPr>
@@ -6479,20 +5766,6 @@
       </w:r>
       <w:r>
         <w:rPr>
-          <w:lang w:val="hi_IN" w:bidi="hi_IN"/>
-        </w:rPr>
-        <w:t>חִגְר֨וּ</w:t>
-      </w:r>
-    </w:p>
-    <w:p>
-      <w:pPr/>
-      <w:r>
-        <w:rPr>
-          <w:lang w:val="hi_IN" w:bidi="hi_IN"/>
-        </w:rPr>
-      </w:r>
-      <w:r>
-        <w:rPr>
           <w:b/>
           <w:lang w:val="hi_IN" w:bidi="hi_IN"/>
         </w:rPr>
@@ -6609,20 +5882,6 @@
       </w:r>
       <w:r>
         <w:rPr>
-          <w:lang w:val="hi_IN" w:bidi="hi_IN"/>
-        </w:rPr>
-        <w:t>לִ֣ינוּ בַ⁠שַּׂקִּ֔ים</w:t>
-      </w:r>
-    </w:p>
-    <w:p>
-      <w:pPr/>
-      <w:r>
-        <w:rPr>
-          <w:lang w:val="hi_IN" w:bidi="hi_IN"/>
-        </w:rPr>
-      </w:r>
-      <w:r>
-        <w:rPr>
           <w:b/>
           <w:lang w:val="hi_IN" w:bidi="hi_IN"/>
         </w:rPr>
@@ -6733,20 +5992,6 @@
       </w:r>
       <w:r>
         <w:rPr>
-          <w:lang w:val="hi_IN" w:bidi="hi_IN"/>
-        </w:rPr>
-        <w:t>נִמְנַ֛ע &amp; מִנְחָ֥ה וָ⁠נָֽסֶךְ</w:t>
-      </w:r>
-    </w:p>
-    <w:p>
-      <w:pPr/>
-      <w:r>
-        <w:rPr>
-          <w:lang w:val="hi_IN" w:bidi="hi_IN"/>
-        </w:rPr>
-      </w:r>
-      <w:r>
-        <w:rPr>
           <w:b/>
           <w:lang w:val="hi_IN" w:bidi="hi_IN"/>
         </w:rPr>
@@ -6842,20 +6087,6 @@
       </w:r>
       <w:r>
         <w:rPr>
-          <w:lang w:val="hi_IN" w:bidi="hi_IN"/>
-        </w:rPr>
-        <w:t>אֱלֹהָ֑⁠י</w:t>
-      </w:r>
-    </w:p>
-    <w:p>
-      <w:pPr/>
-      <w:r>
-        <w:rPr>
-          <w:lang w:val="hi_IN" w:bidi="hi_IN"/>
-        </w:rPr>
-      </w:r>
-      <w:r>
-        <w:rPr>
           <w:b/>
           <w:lang w:val="hi_IN" w:bidi="hi_IN"/>
         </w:rPr>
@@ -6960,20 +6191,6 @@
       </w:r>
       <w:r>
         <w:rPr>
-          <w:lang w:val="hi_IN" w:bidi="hi_IN"/>
-        </w:rPr>
-        <w:t>אֱלֹהֵי⁠כֶ֖ם</w:t>
-      </w:r>
-    </w:p>
-    <w:p>
-      <w:pPr/>
-      <w:r>
-        <w:rPr>
-          <w:lang w:val="hi_IN" w:bidi="hi_IN"/>
-        </w:rPr>
-      </w:r>
-      <w:r>
-        <w:rPr>
           <w:b/>
           <w:lang w:val="hi_IN" w:bidi="hi_IN"/>
         </w:rPr>
@@ -7086,20 +6303,6 @@
       </w:r>
       <w:r>
         <w:rPr>
-          <w:lang w:val="hi_IN" w:bidi="hi_IN"/>
-        </w:rPr>
-        <w:t>קַדְּשׁוּ־צוֹם֙</w:t>
-      </w:r>
-    </w:p>
-    <w:p>
-      <w:pPr/>
-      <w:r>
-        <w:rPr>
-          <w:lang w:val="hi_IN" w:bidi="hi_IN"/>
-        </w:rPr>
-      </w:r>
-      <w:r>
-        <w:rPr>
           <w:b/>
           <w:lang w:val="hi_IN" w:bidi="hi_IN"/>
         </w:rPr>
@@ -7206,20 +6409,6 @@
       </w:r>
       <w:r>
         <w:rPr>
-          <w:lang w:val="hi_IN" w:bidi="hi_IN"/>
-        </w:rPr>
-        <w:t>אֱלֹהֵי⁠כֶ֑ם</w:t>
-      </w:r>
-    </w:p>
-    <w:p>
-      <w:pPr/>
-      <w:r>
-        <w:rPr>
-          <w:lang w:val="hi_IN" w:bidi="hi_IN"/>
-        </w:rPr>
-      </w:r>
-      <w:r>
-        <w:rPr>
           <w:b/>
           <w:lang w:val="hi_IN" w:bidi="hi_IN"/>
         </w:rPr>
@@ -7324,20 +6513,6 @@
       </w:r>
       <w:r>
         <w:rPr>
-          <w:lang w:val="hi_IN" w:bidi="hi_IN"/>
-        </w:rPr>
-        <w:t>אֲהָ֖הּ לַ⁠יּ֑וֹם</w:t>
-      </w:r>
-    </w:p>
-    <w:p>
-      <w:pPr/>
-      <w:r>
-        <w:rPr>
-          <w:lang w:val="hi_IN" w:bidi="hi_IN"/>
-        </w:rPr>
-      </w:r>
-      <w:r>
-        <w:rPr>
           <w:b/>
           <w:lang w:val="hi_IN" w:bidi="hi_IN"/>
         </w:rPr>
@@ -7445,20 +6620,6 @@
       </w:r>
       <w:r>
         <w:rPr>
-          <w:lang w:val="hi_IN" w:bidi="hi_IN"/>
-        </w:rPr>
-        <w:t>אֲהָ֖הּ לַ⁠יּ֑וֹם</w:t>
-      </w:r>
-    </w:p>
-    <w:p>
-      <w:pPr/>
-      <w:r>
-        <w:rPr>
-          <w:lang w:val="hi_IN" w:bidi="hi_IN"/>
-        </w:rPr>
-      </w:r>
-      <w:r>
-        <w:rPr>
           <w:b/>
           <w:lang w:val="hi_IN" w:bidi="hi_IN"/>
         </w:rPr>
@@ -7571,20 +6732,6 @@
       </w:r>
       <w:r>
         <w:rPr>
-          <w:lang w:val="hi_IN" w:bidi="hi_IN"/>
-        </w:rPr>
-        <w:t>י֣וֹם יְהוָ֔ה</w:t>
-      </w:r>
-    </w:p>
-    <w:p>
-      <w:pPr/>
-      <w:r>
-        <w:rPr>
-          <w:lang w:val="hi_IN" w:bidi="hi_IN"/>
-        </w:rPr>
-      </w:r>
-      <w:r>
-        <w:rPr>
           <w:b/>
           <w:lang w:val="hi_IN" w:bidi="hi_IN"/>
         </w:rPr>
@@ -7697,20 +6844,6 @@
       </w:r>
       <w:r>
         <w:rPr>
-          <w:lang w:val="hi_IN" w:bidi="hi_IN"/>
-        </w:rPr>
-        <w:t>וּ⁠כְ⁠שֹׁ֖ד מִ⁠שַׁדַּ֥י יָבֽוֹא</w:t>
-      </w:r>
-    </w:p>
-    <w:p>
-      <w:pPr/>
-      <w:r>
-        <w:rPr>
-          <w:lang w:val="hi_IN" w:bidi="hi_IN"/>
-        </w:rPr>
-      </w:r>
-      <w:r>
-        <w:rPr>
           <w:b/>
           <w:lang w:val="hi_IN" w:bidi="hi_IN"/>
         </w:rPr>
@@ -7807,20 +6940,6 @@
       </w:r>
       <w:r>
         <w:rPr>
-          <w:lang w:val="hi_IN" w:bidi="hi_IN"/>
-        </w:rPr>
-        <w:t>מִ⁠שַׁדַּ֥י</w:t>
-      </w:r>
-    </w:p>
-    <w:p>
-      <w:pPr/>
-      <w:r>
-        <w:rPr>
-          <w:lang w:val="hi_IN" w:bidi="hi_IN"/>
-        </w:rPr>
-      </w:r>
-      <w:r>
-        <w:rPr>
           <w:b/>
           <w:lang w:val="hi_IN" w:bidi="hi_IN"/>
         </w:rPr>
@@ -7917,20 +7036,6 @@
       </w:r>
       <w:r>
         <w:rPr>
-          <w:lang w:val="hi_IN" w:bidi="hi_IN"/>
-        </w:rPr>
-        <w:t>הֲ⁠ל֛וֹא נֶ֥גֶד עֵינֵ֖י⁠נוּ אֹ֣כֶל נִכְרָ֑ת מִ⁠בֵּ֥ית אֱלֹהֵ֖י⁠נוּ שִׂמְחָ֥ה וָ⁠גִֽיל</w:t>
-      </w:r>
-    </w:p>
-    <w:p>
-      <w:pPr/>
-      <w:r>
-        <w:rPr>
-          <w:lang w:val="hi_IN" w:bidi="hi_IN"/>
-        </w:rPr>
-      </w:r>
-      <w:r>
-        <w:rPr>
           <w:b/>
           <w:lang w:val="hi_IN" w:bidi="hi_IN"/>
         </w:rPr>
@@ -8022,20 +7127,6 @@
       </w:r>
       <w:r>
         <w:rPr>
-          <w:lang w:val="hi_IN" w:bidi="hi_IN"/>
-        </w:rPr>
-        <w:t>הֲ⁠ל֛וֹא נֶ֥גֶד עֵינֵ֖י⁠נוּ אֹ֣כֶל נִכְרָ֑ת</w:t>
-      </w:r>
-    </w:p>
-    <w:p>
-      <w:pPr/>
-      <w:r>
-        <w:rPr>
-          <w:lang w:val="hi_IN" w:bidi="hi_IN"/>
-        </w:rPr>
-      </w:r>
-      <w:r>
-        <w:rPr>
           <w:b/>
           <w:lang w:val="hi_IN" w:bidi="hi_IN"/>
         </w:rPr>
@@ -8119,20 +7210,6 @@
       </w:r>
       <w:r>
         <w:rPr>
-          <w:lang w:val="hi_IN" w:bidi="hi_IN"/>
-        </w:rPr>
-        <w:t>נֶ֥גֶד עֵינֵ֖י⁠נוּ</w:t>
-      </w:r>
-    </w:p>
-    <w:p>
-      <w:pPr/>
-      <w:r>
-        <w:rPr>
-          <w:lang w:val="hi_IN" w:bidi="hi_IN"/>
-        </w:rPr>
-      </w:r>
-      <w:r>
-        <w:rPr>
           <w:b/>
           <w:lang w:val="hi_IN" w:bidi="hi_IN"/>
         </w:rPr>
@@ -8237,20 +7314,6 @@
       </w:r>
       <w:r>
         <w:rPr>
-          <w:lang w:val="hi_IN" w:bidi="hi_IN"/>
-        </w:rPr>
-        <w:t>מִ⁠בֵּ֥ית אֱלֹהֵ֖י⁠נוּ שִׂמְחָ֥ה וָ⁠גִֽיל</w:t>
-      </w:r>
-    </w:p>
-    <w:p>
-      <w:pPr/>
-      <w:r>
-        <w:rPr>
-          <w:lang w:val="hi_IN" w:bidi="hi_IN"/>
-        </w:rPr>
-      </w:r>
-      <w:r>
-        <w:rPr>
           <w:b/>
           <w:lang w:val="hi_IN" w:bidi="hi_IN"/>
         </w:rPr>
@@ -8334,20 +7397,6 @@
       </w:r>
       <w:r>
         <w:rPr>
-          <w:lang w:val="hi_IN" w:bidi="hi_IN"/>
-        </w:rPr>
-        <w:t>שִׂמְחָ֥ה וָ⁠גִֽיל</w:t>
-      </w:r>
-    </w:p>
-    <w:p>
-      <w:pPr/>
-      <w:r>
-        <w:rPr>
-          <w:lang w:val="hi_IN" w:bidi="hi_IN"/>
-        </w:rPr>
-      </w:r>
-      <w:r>
-        <w:rPr>
           <w:b/>
           <w:lang w:val="hi_IN" w:bidi="hi_IN"/>
         </w:rPr>
@@ -8451,20 +7500,6 @@
       </w:r>
       <w:r>
         <w:rPr>
-          <w:lang w:val="hi_IN" w:bidi="hi_IN"/>
-        </w:rPr>
-        <w:t>נֶהֶרְס֖וּ מַמְּגֻר֑וֹת</w:t>
-      </w:r>
-    </w:p>
-    <w:p>
-      <w:pPr/>
-      <w:r>
-        <w:rPr>
-          <w:lang w:val="hi_IN" w:bidi="hi_IN"/>
-        </w:rPr>
-      </w:r>
-      <w:r>
-        <w:rPr>
           <w:b/>
           <w:lang w:val="hi_IN" w:bidi="hi_IN"/>
         </w:rPr>
@@ -8548,20 +7583,6 @@
       </w:r>
       <w:r>
         <w:rPr>
-          <w:lang w:val="hi_IN" w:bidi="hi_IN"/>
-        </w:rPr>
-        <w:t>הֹבִ֖ישׁ דָּגָֽן</w:t>
-      </w:r>
-    </w:p>
-    <w:p>
-      <w:pPr/>
-      <w:r>
-        <w:rPr>
-          <w:lang w:val="hi_IN" w:bidi="hi_IN"/>
-        </w:rPr>
-      </w:r>
-      <w:r>
-        <w:rPr>
           <w:b/>
           <w:lang w:val="hi_IN" w:bidi="hi_IN"/>
         </w:rPr>
@@ -8679,20 +7700,6 @@
       </w:r>
       <w:r>
         <w:rPr>
-          <w:lang w:val="hi_IN" w:bidi="hi_IN"/>
-        </w:rPr>
-        <w:t>מַה־נֶּאֶנְחָ֣ה בְהֵמָ֗ה</w:t>
-      </w:r>
-    </w:p>
-    <w:p>
-      <w:pPr/>
-      <w:r>
-        <w:rPr>
-          <w:lang w:val="hi_IN" w:bidi="hi_IN"/>
-        </w:rPr>
-      </w:r>
-      <w:r>
-        <w:rPr>
           <w:b/>
           <w:lang w:val="hi_IN" w:bidi="hi_IN"/>
         </w:rPr>
@@ -8784,20 +7791,6 @@
       </w:r>
       <w:r>
         <w:rPr>
-          <w:lang w:val="hi_IN" w:bidi="hi_IN"/>
-        </w:rPr>
-        <w:t>מַה־נֶּאֶנְחָ֣ה בְהֵמָ֗ה</w:t>
-      </w:r>
-    </w:p>
-    <w:p>
-      <w:pPr/>
-      <w:r>
-        <w:rPr>
-          <w:lang w:val="hi_IN" w:bidi="hi_IN"/>
-        </w:rPr>
-      </w:r>
-      <w:r>
-        <w:rPr>
           <w:b/>
           <w:lang w:val="hi_IN" w:bidi="hi_IN"/>
         </w:rPr>
@@ -8902,20 +7895,6 @@
       </w:r>
       <w:r>
         <w:rPr>
-          <w:lang w:val="hi_IN" w:bidi="hi_IN"/>
-        </w:rPr>
-        <w:t>נָבֹ֨כוּ֙ עֶדְרֵ֣י בָקָ֔ר</w:t>
-      </w:r>
-    </w:p>
-    <w:p>
-      <w:pPr/>
-      <w:r>
-        <w:rPr>
-          <w:lang w:val="hi_IN" w:bidi="hi_IN"/>
-        </w:rPr>
-      </w:r>
-      <w:r>
-        <w:rPr>
           <w:b/>
           <w:lang w:val="hi_IN" w:bidi="hi_IN"/>
         </w:rPr>
@@ -8999,20 +7978,6 @@
       </w:r>
       <w:r>
         <w:rPr>
-          <w:lang w:val="hi_IN" w:bidi="hi_IN"/>
-        </w:rPr>
-        <w:t>עֶדְרֵ֥י הַ⁠צֹּ֖אן נֶאְשָֽׁמוּ</w:t>
-      </w:r>
-    </w:p>
-    <w:p>
-      <w:pPr/>
-      <w:r>
-        <w:rPr>
-          <w:lang w:val="hi_IN" w:bidi="hi_IN"/>
-        </w:rPr>
-      </w:r>
-      <w:r>
-        <w:rPr>
           <w:b/>
           <w:lang w:val="hi_IN" w:bidi="hi_IN"/>
         </w:rPr>
@@ -9112,20 +8077,6 @@
       </w:r>
       <w:r>
         <w:rPr>
-          <w:lang w:val="hi_IN" w:bidi="hi_IN"/>
-        </w:rPr>
-        <w:t>עֶדְרֵ֥י הַ⁠צֹּ֖אן נֶאְשָֽׁמוּ</w:t>
-      </w:r>
-    </w:p>
-    <w:p>
-      <w:pPr/>
-      <w:r>
-        <w:rPr>
-          <w:lang w:val="hi_IN" w:bidi="hi_IN"/>
-        </w:rPr>
-      </w:r>
-      <w:r>
-        <w:rPr>
           <w:b/>
           <w:lang w:val="hi_IN" w:bidi="hi_IN"/>
         </w:rPr>
@@ -9209,20 +8160,6 @@
       </w:r>
       <w:r>
         <w:rPr>
-          <w:lang w:val="hi_IN" w:bidi="hi_IN"/>
-        </w:rPr>
-        <w:t>אֵלֶ֥י⁠ךָ יְהוָ֖ה אֶקְרָ֑א</w:t>
-      </w:r>
-    </w:p>
-    <w:p>
-      <w:pPr/>
-      <w:r>
-        <w:rPr>
-          <w:lang w:val="hi_IN" w:bidi="hi_IN"/>
-        </w:rPr>
-      </w:r>
-      <w:r>
-        <w:rPr>
           <w:b/>
           <w:lang w:val="hi_IN" w:bidi="hi_IN"/>
         </w:rPr>
@@ -9306,20 +8243,6 @@
       </w:r>
       <w:r>
         <w:rPr>
-          <w:lang w:val="hi_IN" w:bidi="hi_IN"/>
-        </w:rPr>
-        <w:t>כִּ֣י אֵ֗שׁ אָֽכְלָה֙ נְא֣וֹת מִדְבָּ֔ר</w:t>
-      </w:r>
-    </w:p>
-    <w:p>
-      <w:pPr/>
-      <w:r>
-        <w:rPr>
-          <w:lang w:val="hi_IN" w:bidi="hi_IN"/>
-        </w:rPr>
-      </w:r>
-      <w:r>
-        <w:rPr>
           <w:b/>
           <w:lang w:val="hi_IN" w:bidi="hi_IN"/>
         </w:rPr>
@@ -9416,20 +8339,6 @@
       </w:r>
       <w:r>
         <w:rPr>
-          <w:lang w:val="hi_IN" w:bidi="hi_IN"/>
-        </w:rPr>
-        <w:t>וְ⁠לֶ֣הָבָ֔ה לִהֲטָ֖ה כָּל־עֲצֵ֥י הַ⁠שָּׂדֶֽה</w:t>
-      </w:r>
-    </w:p>
-    <w:p>
-      <w:pPr/>
-      <w:r>
-        <w:rPr>
-          <w:lang w:val="hi_IN" w:bidi="hi_IN"/>
-        </w:rPr>
-      </w:r>
-      <w:r>
-        <w:rPr>
           <w:b/>
           <w:lang w:val="hi_IN" w:bidi="hi_IN"/>
         </w:rPr>
@@ -9547,20 +8456,6 @@
       </w:r>
       <w:r>
         <w:rPr>
-          <w:lang w:val="hi_IN" w:bidi="hi_IN"/>
-        </w:rPr>
-        <w:t>וְ⁠לֶ֣הָבָ֔ה לִהֲטָ֖ה כָּל־עֲצֵ֥י הַ⁠שָּׂדֶֽה</w:t>
-      </w:r>
-    </w:p>
-    <w:p>
-      <w:pPr/>
-      <w:r>
-        <w:rPr>
-          <w:lang w:val="hi_IN" w:bidi="hi_IN"/>
-        </w:rPr>
-      </w:r>
-      <w:r>
-        <w:rPr>
           <w:b/>
           <w:lang w:val="hi_IN" w:bidi="hi_IN"/>
         </w:rPr>
@@ -9646,20 +8541,6 @@
         <w:rPr>
           <w:lang w:val="hi_IN" w:bidi="hi_IN"/>
         </w:rPr>
-      </w:r>
-    </w:p>
-    <w:p>
-      <w:pPr/>
-      <w:r>
-        <w:rPr>
-          <w:lang w:val="hi_IN" w:bidi="hi_IN"/>
-        </w:rPr>
-      </w:r>
-      <w:r>
-        <w:rPr>
-          <w:lang w:val="hi_IN" w:bidi="hi_IN"/>
-        </w:rPr>
-        <w:t>אֵלֶ֑י⁠ךָ</w:t>
       </w:r>
     </w:p>
     <w:p>
@@ -9870,20 +8751,6 @@
       </w:r>
       <w:r>
         <w:rPr>
-          <w:lang w:val="hi_IN" w:bidi="hi_IN"/>
-        </w:rPr>
-        <w:t>תִּקְע֨וּ שׁוֹפָ֜ר בְּ⁠צִיּ֗וֹן וְ⁠הָרִ֨יעוּ֙ בְּ⁠הַ֣ר קָדְשִׁ֔⁠י</w:t>
-      </w:r>
-    </w:p>
-    <w:p>
-      <w:pPr/>
-      <w:r>
-        <w:rPr>
-          <w:lang w:val="hi_IN" w:bidi="hi_IN"/>
-        </w:rPr>
-      </w:r>
-      <w:r>
-        <w:rPr>
           <w:b/>
           <w:lang w:val="hi_IN" w:bidi="hi_IN"/>
         </w:rPr>
@@ -9967,20 +8834,6 @@
       </w:r>
       <w:r>
         <w:rPr>
-          <w:lang w:val="hi_IN" w:bidi="hi_IN"/>
-        </w:rPr>
-        <w:t>שׁוֹפָ֜ר</w:t>
-      </w:r>
-    </w:p>
-    <w:p>
-      <w:pPr/>
-      <w:r>
-        <w:rPr>
-          <w:lang w:val="hi_IN" w:bidi="hi_IN"/>
-        </w:rPr>
-      </w:r>
-      <w:r>
-        <w:rPr>
           <w:b/>
           <w:lang w:val="hi_IN" w:bidi="hi_IN"/>
         </w:rPr>
@@ -10077,20 +8930,6 @@
       </w:r>
       <w:r>
         <w:rPr>
-          <w:lang w:val="hi_IN" w:bidi="hi_IN"/>
-        </w:rPr>
-        <w:t>שׁוֹפָ֜ר</w:t>
-      </w:r>
-    </w:p>
-    <w:p>
-      <w:pPr/>
-      <w:r>
-        <w:rPr>
-          <w:lang w:val="hi_IN" w:bidi="hi_IN"/>
-        </w:rPr>
-      </w:r>
-      <w:r>
-        <w:rPr>
           <w:b/>
           <w:lang w:val="hi_IN" w:bidi="hi_IN"/>
         </w:rPr>
@@ -10187,20 +9026,6 @@
       </w:r>
       <w:r>
         <w:rPr>
-          <w:lang w:val="hi_IN" w:bidi="hi_IN"/>
-        </w:rPr>
-        <w:t>בְּ⁠הַ֣ר קָדְשִׁ֔⁠י</w:t>
-      </w:r>
-    </w:p>
-    <w:p>
-      <w:pPr/>
-      <w:r>
-        <w:rPr>
-          <w:lang w:val="hi_IN" w:bidi="hi_IN"/>
-        </w:rPr>
-      </w:r>
-      <w:r>
-        <w:rPr>
           <w:b/>
           <w:lang w:val="hi_IN" w:bidi="hi_IN"/>
         </w:rPr>
@@ -10286,20 +9111,6 @@
         <w:rPr>
           <w:lang w:val="hi_IN" w:bidi="hi_IN"/>
         </w:rPr>
-      </w:r>
-    </w:p>
-    <w:p>
-      <w:pPr/>
-      <w:r>
-        <w:rPr>
-          <w:lang w:val="hi_IN" w:bidi="hi_IN"/>
-        </w:rPr>
-      </w:r>
-      <w:r>
-        <w:rPr>
-          <w:lang w:val="hi_IN" w:bidi="hi_IN"/>
-        </w:rPr>
-        <w:t>יִרְגְּז֕וּ</w:t>
       </w:r>
     </w:p>
     <w:p>
@@ -10508,20 +9319,6 @@
       </w:r>
       <w:r>
         <w:rPr>
-          <w:lang w:val="hi_IN" w:bidi="hi_IN"/>
-        </w:rPr>
-        <w:t>י֧וֹם חֹ֣שֶׁךְ וַ⁠אֲפֵלָ֗ה י֤וֹם עָנָן֙ וַ⁠עֲרָפֶ֔ל</w:t>
-      </w:r>
-    </w:p>
-    <w:p>
-      <w:pPr/>
-      <w:r>
-        <w:rPr>
-          <w:lang w:val="hi_IN" w:bidi="hi_IN"/>
-        </w:rPr>
-      </w:r>
-      <w:r>
-        <w:rPr>
           <w:b/>
           <w:lang w:val="hi_IN" w:bidi="hi_IN"/>
         </w:rPr>
@@ -10618,20 +9415,6 @@
       </w:r>
       <w:r>
         <w:rPr>
-          <w:lang w:val="hi_IN" w:bidi="hi_IN"/>
-        </w:rPr>
-        <w:t>חֹ֣שֶׁךְ וַ⁠אֲפֵלָ֗ה</w:t>
-      </w:r>
-    </w:p>
-    <w:p>
-      <w:pPr/>
-      <w:r>
-        <w:rPr>
-          <w:lang w:val="hi_IN" w:bidi="hi_IN"/>
-        </w:rPr>
-      </w:r>
-      <w:r>
-        <w:rPr>
           <w:b/>
           <w:lang w:val="hi_IN" w:bidi="hi_IN"/>
         </w:rPr>
@@ -10741,20 +9524,6 @@
       </w:r>
       <w:r>
         <w:rPr>
-          <w:lang w:val="hi_IN" w:bidi="hi_IN"/>
-        </w:rPr>
-        <w:t>עָנָן֙ וַ⁠עֲרָפֶ֔ל</w:t>
-      </w:r>
-    </w:p>
-    <w:p>
-      <w:pPr/>
-      <w:r>
-        <w:rPr>
-          <w:lang w:val="hi_IN" w:bidi="hi_IN"/>
-        </w:rPr>
-      </w:r>
-      <w:r>
-        <w:rPr>
           <w:b/>
           <w:lang w:val="hi_IN" w:bidi="hi_IN"/>
         </w:rPr>
@@ -10864,20 +9633,6 @@
       </w:r>
       <w:r>
         <w:rPr>
-          <w:lang w:val="hi_IN" w:bidi="hi_IN"/>
-        </w:rPr>
-        <w:t>כְּ⁠שַׁ֖חַר פָּרֻ֣שׂ עַל־הֶֽ⁠הָרִ֑ים</w:t>
-      </w:r>
-    </w:p>
-    <w:p>
-      <w:pPr/>
-      <w:r>
-        <w:rPr>
-          <w:lang w:val="hi_IN" w:bidi="hi_IN"/>
-        </w:rPr>
-      </w:r>
-      <w:r>
-        <w:rPr>
           <w:b/>
           <w:lang w:val="hi_IN" w:bidi="hi_IN"/>
         </w:rPr>
@@ -10961,20 +9716,6 @@
       </w:r>
       <w:r>
         <w:rPr>
-          <w:lang w:val="hi_IN" w:bidi="hi_IN"/>
-        </w:rPr>
-        <w:t>כְּ⁠שַׁ֖חַר פָּרֻ֣שׂ עַל־הֶֽ⁠הָרִ֑ים</w:t>
-      </w:r>
-    </w:p>
-    <w:p>
-      <w:pPr/>
-      <w:r>
-        <w:rPr>
-          <w:lang w:val="hi_IN" w:bidi="hi_IN"/>
-        </w:rPr>
-      </w:r>
-      <w:r>
-        <w:rPr>
           <w:b/>
           <w:lang w:val="hi_IN" w:bidi="hi_IN"/>
         </w:rPr>
@@ -11058,20 +9799,6 @@
       </w:r>
       <w:r>
         <w:rPr>
-          <w:lang w:val="hi_IN" w:bidi="hi_IN"/>
-        </w:rPr>
-        <w:t>כְּ⁠שַׁ֖חַר</w:t>
-      </w:r>
-    </w:p>
-    <w:p>
-      <w:pPr/>
-      <w:r>
-        <w:rPr>
-          <w:lang w:val="hi_IN" w:bidi="hi_IN"/>
-        </w:rPr>
-      </w:r>
-      <w:r>
-        <w:rPr>
           <w:b/>
           <w:lang w:val="hi_IN" w:bidi="hi_IN"/>
         </w:rPr>
@@ -11168,20 +9895,6 @@
       </w:r>
       <w:r>
         <w:rPr>
-          <w:lang w:val="hi_IN" w:bidi="hi_IN"/>
-        </w:rPr>
-        <w:t>עַ֚ם רַ֣ב וְ⁠עָצ֔וּם</w:t>
-      </w:r>
-    </w:p>
-    <w:p>
-      <w:pPr/>
-      <w:r>
-        <w:rPr>
-          <w:lang w:val="hi_IN" w:bidi="hi_IN"/>
-        </w:rPr>
-      </w:r>
-      <w:r>
-        <w:rPr>
           <w:b/>
           <w:lang w:val="hi_IN" w:bidi="hi_IN"/>
         </w:rPr>
@@ -11265,20 +9978,6 @@
       </w:r>
       <w:r>
         <w:rPr>
-          <w:lang w:val="hi_IN" w:bidi="hi_IN"/>
-        </w:rPr>
-        <w:t>עַ֚ם רַ֣ב וְ⁠עָצ֔וּם</w:t>
-      </w:r>
-    </w:p>
-    <w:p>
-      <w:pPr/>
-      <w:r>
-        <w:rPr>
-          <w:lang w:val="hi_IN" w:bidi="hi_IN"/>
-        </w:rPr>
-      </w:r>
-      <w:r>
-        <w:rPr>
           <w:b/>
           <w:lang w:val="hi_IN" w:bidi="hi_IN"/>
         </w:rPr>
@@ -11388,20 +10087,6 @@
       </w:r>
       <w:r>
         <w:rPr>
-          <w:lang w:val="hi_IN" w:bidi="hi_IN"/>
-        </w:rPr>
-        <w:t>כָּמֹ֗⁠הוּ לֹ֤א נִֽהְיָה֙ מִן־הָ֣⁠עוֹלָ֔ם וְ⁠אַֽחֲרָי⁠ו֙ לֹ֣א יוֹסֵ֔ף עַד־שְׁנֵ֖י דּ֥וֹר וָ⁠דֽוֹר</w:t>
-      </w:r>
-    </w:p>
-    <w:p>
-      <w:pPr/>
-      <w:r>
-        <w:rPr>
-          <w:lang w:val="hi_IN" w:bidi="hi_IN"/>
-        </w:rPr>
-      </w:r>
-      <w:r>
-        <w:rPr>
           <w:b/>
           <w:lang w:val="hi_IN" w:bidi="hi_IN"/>
         </w:rPr>
@@ -11485,20 +10170,6 @@
       </w:r>
       <w:r>
         <w:rPr>
-          <w:lang w:val="hi_IN" w:bidi="hi_IN"/>
-        </w:rPr>
-        <w:t>עַד־שְׁנֵ֖י דּ֥וֹר וָ⁠דֽוֹר</w:t>
-      </w:r>
-    </w:p>
-    <w:p>
-      <w:pPr/>
-      <w:r>
-        <w:rPr>
-          <w:lang w:val="hi_IN" w:bidi="hi_IN"/>
-        </w:rPr>
-      </w:r>
-      <w:r>
-        <w:rPr>
           <w:b/>
           <w:lang w:val="hi_IN" w:bidi="hi_IN"/>
         </w:rPr>
@@ -11582,20 +10253,6 @@
       </w:r>
       <w:r>
         <w:rPr>
-          <w:lang w:val="hi_IN" w:bidi="hi_IN"/>
-        </w:rPr>
-        <w:t>לְ⁠פָנָי⁠ו֙ אָ֣כְלָה אֵ֔שׁ וְ⁠אַחֲרָ֖י⁠ו תְּלַהֵ֣ט לֶֽהָבָ֑ה כְּ⁠גַן־עֵ֨דֶן הָ⁠אָ֜רֶץ לְ⁠פָנָ֗י⁠ו וְ⁠אַֽחֲרָי⁠ו֙ מִדְבַּ֣ר שְׁמָמָ֔ה וְ⁠גַם־פְּלֵיטָ֖ה לֹא־הָ֥יְתָה לּֽ⁠וֹ</w:t>
-      </w:r>
-    </w:p>
-    <w:p>
-      <w:pPr/>
-      <w:r>
-        <w:rPr>
-          <w:lang w:val="hi_IN" w:bidi="hi_IN"/>
-        </w:rPr>
-      </w:r>
-      <w:r>
-        <w:rPr>
           <w:b/>
           <w:lang w:val="hi_IN" w:bidi="hi_IN"/>
         </w:rPr>
@@ -11717,20 +10374,6 @@
       </w:r>
       <w:r>
         <w:rPr>
-          <w:lang w:val="hi_IN" w:bidi="hi_IN"/>
-        </w:rPr>
-        <w:t>לְ⁠פָנָי⁠ו֙ אָ֣כְלָה אֵ֔שׁ וְ⁠אַחֲרָ֖י⁠ו תְּלַהֵ֣ט לֶֽהָבָ֑ה</w:t>
-      </w:r>
-    </w:p>
-    <w:p>
-      <w:pPr/>
-      <w:r>
-        <w:rPr>
-          <w:lang w:val="hi_IN" w:bidi="hi_IN"/>
-        </w:rPr>
-      </w:r>
-      <w:r>
-        <w:rPr>
           <w:b/>
           <w:lang w:val="hi_IN" w:bidi="hi_IN"/>
         </w:rPr>
@@ -11840,20 +10483,6 @@
       </w:r>
       <w:r>
         <w:rPr>
-          <w:lang w:val="hi_IN" w:bidi="hi_IN"/>
-        </w:rPr>
-        <w:t>לְ⁠פָנָי⁠ו֙ אָ֣כְלָה אֵ֔שׁ</w:t>
-      </w:r>
-    </w:p>
-    <w:p>
-      <w:pPr/>
-      <w:r>
-        <w:rPr>
-          <w:lang w:val="hi_IN" w:bidi="hi_IN"/>
-        </w:rPr>
-      </w:r>
-      <w:r>
-        <w:rPr>
           <w:b/>
           <w:lang w:val="hi_IN" w:bidi="hi_IN"/>
         </w:rPr>
@@ -11950,20 +10579,6 @@
       </w:r>
       <w:r>
         <w:rPr>
-          <w:lang w:val="hi_IN" w:bidi="hi_IN"/>
-        </w:rPr>
-        <w:t>כְּ⁠גַן־עֵ֨דֶן הָ⁠אָ֜רֶץ לְ⁠פָנָ֗י⁠ו</w:t>
-      </w:r>
-    </w:p>
-    <w:p>
-      <w:pPr/>
-      <w:r>
-        <w:rPr>
-          <w:lang w:val="hi_IN" w:bidi="hi_IN"/>
-        </w:rPr>
-      </w:r>
-      <w:r>
-        <w:rPr>
           <w:b/>
           <w:lang w:val="hi_IN" w:bidi="hi_IN"/>
         </w:rPr>
@@ -12047,20 +10662,6 @@
       </w:r>
       <w:r>
         <w:rPr>
-          <w:lang w:val="hi_IN" w:bidi="hi_IN"/>
-        </w:rPr>
-        <w:t>מִדְבַּ֣ר שְׁמָמָ֔ה</w:t>
-      </w:r>
-    </w:p>
-    <w:p>
-      <w:pPr/>
-      <w:r>
-        <w:rPr>
-          <w:lang w:val="hi_IN" w:bidi="hi_IN"/>
-        </w:rPr>
-      </w:r>
-      <w:r>
-        <w:rPr>
           <w:b/>
           <w:lang w:val="hi_IN" w:bidi="hi_IN"/>
         </w:rPr>
@@ -12157,20 +10758,6 @@
       </w:r>
       <w:r>
         <w:rPr>
-          <w:lang w:val="hi_IN" w:bidi="hi_IN"/>
-        </w:rPr>
-        <w:t>וְ⁠גַם־פְּלֵיטָ֖ה לֹא־הָ֥יְתָה לּֽ⁠וֹ</w:t>
-      </w:r>
-    </w:p>
-    <w:p>
-      <w:pPr/>
-      <w:r>
-        <w:rPr>
-          <w:lang w:val="hi_IN" w:bidi="hi_IN"/>
-        </w:rPr>
-      </w:r>
-      <w:r>
-        <w:rPr>
           <w:b/>
           <w:lang w:val="hi_IN" w:bidi="hi_IN"/>
         </w:rPr>
@@ -12254,20 +10841,6 @@
       </w:r>
       <w:r>
         <w:rPr>
-          <w:lang w:val="hi_IN" w:bidi="hi_IN"/>
-        </w:rPr>
-        <w:t>פְּלֵיטָ֖ה לֹא־הָ֥יְתָה לּֽ⁠וֹ</w:t>
-      </w:r>
-    </w:p>
-    <w:p>
-      <w:pPr/>
-      <w:r>
-        <w:rPr>
-          <w:lang w:val="hi_IN" w:bidi="hi_IN"/>
-        </w:rPr>
-      </w:r>
-      <w:r>
-        <w:rPr>
           <w:b/>
           <w:lang w:val="hi_IN" w:bidi="hi_IN"/>
         </w:rPr>
@@ -12364,20 +10937,6 @@
       </w:r>
       <w:r>
         <w:rPr>
-          <w:lang w:val="hi_IN" w:bidi="hi_IN"/>
-        </w:rPr>
-        <w:t>כְּ⁠מַרְאֵ֥ה סוּסִ֖ים מַרְאֵ֑⁠הוּ</w:t>
-      </w:r>
-    </w:p>
-    <w:p>
-      <w:pPr/>
-      <w:r>
-        <w:rPr>
-          <w:lang w:val="hi_IN" w:bidi="hi_IN"/>
-        </w:rPr>
-      </w:r>
-      <w:r>
-        <w:rPr>
           <w:b/>
           <w:lang w:val="hi_IN" w:bidi="hi_IN"/>
         </w:rPr>
@@ -12461,20 +11020,6 @@
       </w:r>
       <w:r>
         <w:rPr>
-          <w:lang w:val="hi_IN" w:bidi="hi_IN"/>
-        </w:rPr>
-        <w:t>כְּ⁠מַרְאֵ֥ה &amp; מַרְאֵ֑⁠הוּ</w:t>
-      </w:r>
-    </w:p>
-    <w:p>
-      <w:pPr/>
-      <w:r>
-        <w:rPr>
-          <w:lang w:val="hi_IN" w:bidi="hi_IN"/>
-        </w:rPr>
-      </w:r>
-      <w:r>
-        <w:rPr>
           <w:b/>
           <w:lang w:val="hi_IN" w:bidi="hi_IN"/>
         </w:rPr>
@@ -12570,20 +11115,6 @@
       </w:r>
       <w:r>
         <w:rPr>
-          <w:lang w:val="hi_IN" w:bidi="hi_IN"/>
-        </w:rPr>
-        <w:t>וּ⁠כְ⁠פָרָשִׁ֖ים כֵּ֥ן יְרוּצֽוּ⁠ן</w:t>
-      </w:r>
-    </w:p>
-    <w:p>
-      <w:pPr/>
-      <w:r>
-        <w:rPr>
-          <w:lang w:val="hi_IN" w:bidi="hi_IN"/>
-        </w:rPr>
-      </w:r>
-      <w:r>
-        <w:rPr>
           <w:b/>
           <w:lang w:val="hi_IN" w:bidi="hi_IN"/>
         </w:rPr>
@@ -12667,20 +11198,6 @@
       </w:r>
       <w:r>
         <w:rPr>
-          <w:lang w:val="hi_IN" w:bidi="hi_IN"/>
-        </w:rPr>
-        <w:t>כְּ⁠ק֣וֹל מַרְכָּב֗וֹת עַל־רָאשֵׁ֤י הֶֽ⁠הָרִים֙ יְרַקֵּד֔וּ⁠ן</w:t>
-      </w:r>
-    </w:p>
-    <w:p>
-      <w:pPr/>
-      <w:r>
-        <w:rPr>
-          <w:lang w:val="hi_IN" w:bidi="hi_IN"/>
-        </w:rPr>
-      </w:r>
-      <w:r>
-        <w:rPr>
           <w:b/>
           <w:lang w:val="hi_IN" w:bidi="hi_IN"/>
         </w:rPr>
@@ -12764,20 +11281,6 @@
       </w:r>
       <w:r>
         <w:rPr>
-          <w:lang w:val="hi_IN" w:bidi="hi_IN"/>
-        </w:rPr>
-        <w:t>כְּ⁠קוֹל֙ לַ֣הַב אֵ֔שׁ אֹכְלָ֖ה קָ֑שׁ</w:t>
-      </w:r>
-    </w:p>
-    <w:p>
-      <w:pPr/>
-      <w:r>
-        <w:rPr>
-          <w:lang w:val="hi_IN" w:bidi="hi_IN"/>
-        </w:rPr>
-      </w:r>
-      <w:r>
-        <w:rPr>
           <w:b/>
           <w:lang w:val="hi_IN" w:bidi="hi_IN"/>
         </w:rPr>
@@ -12861,20 +11364,6 @@
       </w:r>
       <w:r>
         <w:rPr>
-          <w:lang w:val="hi_IN" w:bidi="hi_IN"/>
-        </w:rPr>
-        <w:t>כְּ⁠עַ֣ם עָצ֔וּם עֱר֖וּךְ מִלְחָמָֽה</w:t>
-      </w:r>
-    </w:p>
-    <w:p>
-      <w:pPr/>
-      <w:r>
-        <w:rPr>
-          <w:lang w:val="hi_IN" w:bidi="hi_IN"/>
-        </w:rPr>
-      </w:r>
-      <w:r>
-        <w:rPr>
           <w:b/>
           <w:lang w:val="hi_IN" w:bidi="hi_IN"/>
         </w:rPr>
@@ -12958,20 +11447,6 @@
       </w:r>
       <w:r>
         <w:rPr>
-          <w:lang w:val="hi_IN" w:bidi="hi_IN"/>
-        </w:rPr>
-        <w:t>כְּ⁠עַ֣ם עָצ֔וּם עֱר֖וּךְ מִלְחָמָֽה</w:t>
-      </w:r>
-    </w:p>
-    <w:p>
-      <w:pPr/>
-      <w:r>
-        <w:rPr>
-          <w:lang w:val="hi_IN" w:bidi="hi_IN"/>
-        </w:rPr>
-      </w:r>
-      <w:r>
-        <w:rPr>
           <w:b/>
           <w:lang w:val="hi_IN" w:bidi="hi_IN"/>
         </w:rPr>
@@ -13055,20 +11530,6 @@
       </w:r>
       <w:r>
         <w:rPr>
-          <w:lang w:val="hi_IN" w:bidi="hi_IN"/>
-        </w:rPr>
-        <w:t>כְּ⁠עַ֣ם עָצ֔וּם עֱר֖וּךְ מִלְחָמָֽה</w:t>
-      </w:r>
-    </w:p>
-    <w:p>
-      <w:pPr/>
-      <w:r>
-        <w:rPr>
-          <w:lang w:val="hi_IN" w:bidi="hi_IN"/>
-        </w:rPr>
-      </w:r>
-      <w:r>
-        <w:rPr>
           <w:b/>
           <w:lang w:val="hi_IN" w:bidi="hi_IN"/>
         </w:rPr>
@@ -13152,20 +11613,6 @@
       </w:r>
       <w:r>
         <w:rPr>
-          <w:lang w:val="hi_IN" w:bidi="hi_IN"/>
-        </w:rPr>
-        <w:t>יָחִ֣ילוּ</w:t>
-      </w:r>
-    </w:p>
-    <w:p>
-      <w:pPr/>
-      <w:r>
-        <w:rPr>
-          <w:lang w:val="hi_IN" w:bidi="hi_IN"/>
-        </w:rPr>
-      </w:r>
-      <w:r>
-        <w:rPr>
           <w:b/>
           <w:lang w:val="hi_IN" w:bidi="hi_IN"/>
         </w:rPr>
@@ -13262,20 +11709,6 @@
       </w:r>
       <w:r>
         <w:rPr>
-          <w:lang w:val="hi_IN" w:bidi="hi_IN"/>
-        </w:rPr>
-        <w:t>קִבְּצ֥וּ פָארֽוּר</w:t>
-      </w:r>
-    </w:p>
-    <w:p>
-      <w:pPr/>
-      <w:r>
-        <w:rPr>
-          <w:lang w:val="hi_IN" w:bidi="hi_IN"/>
-        </w:rPr>
-      </w:r>
-      <w:r>
-        <w:rPr>
           <w:b/>
           <w:lang w:val="hi_IN" w:bidi="hi_IN"/>
         </w:rPr>
@@ -13372,20 +11805,6 @@
       </w:r>
       <w:r>
         <w:rPr>
-          <w:lang w:val="hi_IN" w:bidi="hi_IN"/>
-        </w:rPr>
-        <w:t>כְּ⁠גִבּוֹרִ֣ים יְרֻצ֔וּ⁠ן</w:t>
-      </w:r>
-    </w:p>
-    <w:p>
-      <w:pPr/>
-      <w:r>
-        <w:rPr>
-          <w:lang w:val="hi_IN" w:bidi="hi_IN"/>
-        </w:rPr>
-      </w:r>
-      <w:r>
-        <w:rPr>
           <w:b/>
           <w:lang w:val="hi_IN" w:bidi="hi_IN"/>
         </w:rPr>
@@ -13469,20 +11888,6 @@
       </w:r>
       <w:r>
         <w:rPr>
-          <w:lang w:val="hi_IN" w:bidi="hi_IN"/>
-        </w:rPr>
-        <w:t>כְּ⁠אַנְשֵׁ֥י מִלְחָמָ֖ה יַעֲל֣וּ חוֹמָ֑ה</w:t>
-      </w:r>
-    </w:p>
-    <w:p>
-      <w:pPr/>
-      <w:r>
-        <w:rPr>
-          <w:lang w:val="hi_IN" w:bidi="hi_IN"/>
-        </w:rPr>
-      </w:r>
-      <w:r>
-        <w:rPr>
           <w:b/>
           <w:lang w:val="hi_IN" w:bidi="hi_IN"/>
         </w:rPr>
@@ -13566,20 +11971,6 @@
       </w:r>
       <w:r>
         <w:rPr>
-          <w:lang w:val="hi_IN" w:bidi="hi_IN"/>
-        </w:rPr>
-        <w:t>כְּ⁠אַנְשֵׁ֥י מִלְחָמָ֖ה</w:t>
-      </w:r>
-    </w:p>
-    <w:p>
-      <w:pPr/>
-      <w:r>
-        <w:rPr>
-          <w:lang w:val="hi_IN" w:bidi="hi_IN"/>
-        </w:rPr>
-      </w:r>
-      <w:r>
-        <w:rPr>
           <w:b/>
           <w:lang w:val="hi_IN" w:bidi="hi_IN"/>
         </w:rPr>
@@ -13676,20 +12067,6 @@
       </w:r>
       <w:r>
         <w:rPr>
-          <w:lang w:val="hi_IN" w:bidi="hi_IN"/>
-        </w:rPr>
-        <w:t>חוֹמָ֑ה</w:t>
-      </w:r>
-    </w:p>
-    <w:p>
-      <w:pPr/>
-      <w:r>
-        <w:rPr>
-          <w:lang w:val="hi_IN" w:bidi="hi_IN"/>
-        </w:rPr>
-      </w:r>
-      <w:r>
-        <w:rPr>
           <w:b/>
           <w:lang w:val="hi_IN" w:bidi="hi_IN"/>
         </w:rPr>
@@ -13786,20 +12163,6 @@
       </w:r>
       <w:r>
         <w:rPr>
-          <w:lang w:val="hi_IN" w:bidi="hi_IN"/>
-        </w:rPr>
-        <w:t>וְ⁠אִ֤ישׁ בִּ⁠דְרָכָי⁠ו֙</w:t>
-      </w:r>
-    </w:p>
-    <w:p>
-      <w:pPr/>
-      <w:r>
-        <w:rPr>
-          <w:lang w:val="hi_IN" w:bidi="hi_IN"/>
-        </w:rPr>
-      </w:r>
-      <w:r>
-        <w:rPr>
           <w:b/>
           <w:lang w:val="hi_IN" w:bidi="hi_IN"/>
         </w:rPr>
@@ -13896,20 +12259,6 @@
       </w:r>
       <w:r>
         <w:rPr>
-          <w:lang w:val="hi_IN" w:bidi="hi_IN"/>
-        </w:rPr>
-        <w:t>וְ⁠לֹ֥א יְעַבְּט֖וּ⁠ן אֹרְחוֹתָֽ⁠ם</w:t>
-      </w:r>
-    </w:p>
-    <w:p>
-      <w:pPr/>
-      <w:r>
-        <w:rPr>
-          <w:lang w:val="hi_IN" w:bidi="hi_IN"/>
-        </w:rPr>
-      </w:r>
-      <w:r>
-        <w:rPr>
           <w:b/>
           <w:lang w:val="hi_IN" w:bidi="hi_IN"/>
         </w:rPr>
@@ -14006,20 +12355,6 @@
       </w:r>
       <w:r>
         <w:rPr>
-          <w:lang w:val="hi_IN" w:bidi="hi_IN"/>
-        </w:rPr>
-        <w:t>וְ⁠לֹ֥א יְעַבְּט֖וּ⁠ן אֹרְחוֹתָֽ⁠ם</w:t>
-      </w:r>
-    </w:p>
-    <w:p>
-      <w:pPr/>
-      <w:r>
-        <w:rPr>
-          <w:lang w:val="hi_IN" w:bidi="hi_IN"/>
-        </w:rPr>
-      </w:r>
-      <w:r>
-        <w:rPr>
           <w:b/>
           <w:lang w:val="hi_IN" w:bidi="hi_IN"/>
         </w:rPr>
@@ -14103,20 +12438,6 @@
       </w:r>
       <w:r>
         <w:rPr>
-          <w:lang w:val="hi_IN" w:bidi="hi_IN"/>
-        </w:rPr>
-        <w:t>וְ⁠אִ֤ישׁ אָחִי⁠ו֙ לֹ֣א יִדְחָק֔וּ⁠ן</w:t>
-      </w:r>
-    </w:p>
-    <w:p>
-      <w:pPr/>
-      <w:r>
-        <w:rPr>
-          <w:lang w:val="hi_IN" w:bidi="hi_IN"/>
-        </w:rPr>
-      </w:r>
-      <w:r>
-        <w:rPr>
           <w:b/>
           <w:lang w:val="hi_IN" w:bidi="hi_IN"/>
         </w:rPr>
@@ -14226,20 +12547,6 @@
       </w:r>
       <w:r>
         <w:rPr>
-          <w:lang w:val="hi_IN" w:bidi="hi_IN"/>
-        </w:rPr>
-        <w:t>גֶּ֥בֶר בִּ⁠מְסִלָּת֖⁠וֹ יֵֽלֵכ֑וּ⁠ן</w:t>
-      </w:r>
-    </w:p>
-    <w:p>
-      <w:pPr/>
-      <w:r>
-        <w:rPr>
-          <w:lang w:val="hi_IN" w:bidi="hi_IN"/>
-        </w:rPr>
-      </w:r>
-      <w:r>
-        <w:rPr>
           <w:b/>
           <w:lang w:val="hi_IN" w:bidi="hi_IN"/>
         </w:rPr>
@@ -14349,20 +12656,6 @@
       </w:r>
       <w:r>
         <w:rPr>
-          <w:lang w:val="hi_IN" w:bidi="hi_IN"/>
-        </w:rPr>
-        <w:t>וּ⁠בְעַ֥ד הַ⁠שֶּׁ֛לַח יִפֹּ֖לוּ לֹ֥א יִבְצָֽעוּ</w:t>
-      </w:r>
-    </w:p>
-    <w:p>
-      <w:pPr/>
-      <w:r>
-        <w:rPr>
-          <w:lang w:val="hi_IN" w:bidi="hi_IN"/>
-        </w:rPr>
-      </w:r>
-      <w:r>
-        <w:rPr>
           <w:b/>
           <w:lang w:val="hi_IN" w:bidi="hi_IN"/>
         </w:rPr>
@@ -14446,20 +12739,6 @@
       </w:r>
       <w:r>
         <w:rPr>
-          <w:lang w:val="hi_IN" w:bidi="hi_IN"/>
-        </w:rPr>
-        <w:t>בָּ⁠עִ֣יר יָשֹׁ֗קּוּ בַּֽ⁠חוֹמָה֙ יְרֻצ֔וּ⁠ן בַּ⁠בָּתִּ֖ים יַעֲל֑וּ בְּעַ֧ד הַ⁠חַלּוֹנִ֛ים יָבֹ֖אוּ כַּ⁠גַּנָּֽב</w:t>
-      </w:r>
-    </w:p>
-    <w:p>
-      <w:pPr/>
-      <w:r>
-        <w:rPr>
-          <w:lang w:val="hi_IN" w:bidi="hi_IN"/>
-        </w:rPr>
-      </w:r>
-      <w:r>
-        <w:rPr>
           <w:b/>
           <w:lang w:val="hi_IN" w:bidi="hi_IN"/>
         </w:rPr>
@@ -14543,20 +12822,6 @@
       </w:r>
       <w:r>
         <w:rPr>
-          <w:lang w:val="hi_IN" w:bidi="hi_IN"/>
-        </w:rPr>
-        <w:t>בְּעַ֧ד הַ⁠חַלּוֹנִ֛ים יָבֹ֖אוּ כַּ⁠גַּנָּֽב</w:t>
-      </w:r>
-    </w:p>
-    <w:p>
-      <w:pPr/>
-      <w:r>
-        <w:rPr>
-          <w:lang w:val="hi_IN" w:bidi="hi_IN"/>
-        </w:rPr>
-      </w:r>
-      <w:r>
-        <w:rPr>
           <w:b/>
           <w:lang w:val="hi_IN" w:bidi="hi_IN"/>
         </w:rPr>
@@ -14640,20 +12905,6 @@
       </w:r>
       <w:r>
         <w:rPr>
-          <w:lang w:val="hi_IN" w:bidi="hi_IN"/>
-        </w:rPr>
-        <w:t>לְ⁠פָנָי⁠ו֙ רָ֣גְזָה אֶ֔רֶץ רָעֲשׁ֖וּ שָׁמָ֑יִם</w:t>
-      </w:r>
-    </w:p>
-    <w:p>
-      <w:pPr/>
-      <w:r>
-        <w:rPr>
-          <w:lang w:val="hi_IN" w:bidi="hi_IN"/>
-        </w:rPr>
-      </w:r>
-      <w:r>
-        <w:rPr>
           <w:b/>
           <w:lang w:val="hi_IN" w:bidi="hi_IN"/>
         </w:rPr>
@@ -14776,20 +13027,6 @@
       </w:r>
       <w:r>
         <w:rPr>
-          <w:lang w:val="hi_IN" w:bidi="hi_IN"/>
-        </w:rPr>
-        <w:t>שֶׁ֤מֶשׁ וְ⁠יָרֵ֨חַ֙ קָדָ֔רוּ</w:t>
-      </w:r>
-    </w:p>
-    <w:p>
-      <w:pPr/>
-      <w:r>
-        <w:rPr>
-          <w:lang w:val="hi_IN" w:bidi="hi_IN"/>
-        </w:rPr>
-      </w:r>
-      <w:r>
-        <w:rPr>
           <w:b/>
           <w:lang w:val="hi_IN" w:bidi="hi_IN"/>
         </w:rPr>
@@ -14899,20 +13136,6 @@
       </w:r>
       <w:r>
         <w:rPr>
-          <w:lang w:val="hi_IN" w:bidi="hi_IN"/>
-        </w:rPr>
-        <w:t>וְ⁠כוֹכָבִ֖ים אָסְפ֥וּ נָגְהָֽ⁠ם</w:t>
-      </w:r>
-    </w:p>
-    <w:p>
-      <w:pPr/>
-      <w:r>
-        <w:rPr>
-          <w:lang w:val="hi_IN" w:bidi="hi_IN"/>
-        </w:rPr>
-      </w:r>
-      <w:r>
-        <w:rPr>
           <w:b/>
           <w:lang w:val="hi_IN" w:bidi="hi_IN"/>
         </w:rPr>
@@ -15009,20 +13232,6 @@
       </w:r>
       <w:r>
         <w:rPr>
-          <w:lang w:val="hi_IN" w:bidi="hi_IN"/>
-        </w:rPr>
-        <w:t>קוֹל⁠וֹ֙</w:t>
-      </w:r>
-    </w:p>
-    <w:p>
-      <w:pPr/>
-      <w:r>
-        <w:rPr>
-          <w:lang w:val="hi_IN" w:bidi="hi_IN"/>
-        </w:rPr>
-      </w:r>
-      <w:r>
-        <w:rPr>
           <w:b/>
           <w:lang w:val="hi_IN" w:bidi="hi_IN"/>
         </w:rPr>
@@ -15119,20 +13328,6 @@
       </w:r>
       <w:r>
         <w:rPr>
-          <w:lang w:val="hi_IN" w:bidi="hi_IN"/>
-        </w:rPr>
-        <w:t>מַחֲנֵ֔⁠הוּ</w:t>
-      </w:r>
-    </w:p>
-    <w:p>
-      <w:pPr/>
-      <w:r>
-        <w:rPr>
-          <w:lang w:val="hi_IN" w:bidi="hi_IN"/>
-        </w:rPr>
-      </w:r>
-      <w:r>
-        <w:rPr>
           <w:b/>
           <w:lang w:val="hi_IN" w:bidi="hi_IN"/>
         </w:rPr>
@@ -15229,20 +13424,6 @@
       </w:r>
       <w:r>
         <w:rPr>
-          <w:lang w:val="hi_IN" w:bidi="hi_IN"/>
-        </w:rPr>
-        <w:t>דְבָר֑⁠וֹ</w:t>
-      </w:r>
-    </w:p>
-    <w:p>
-      <w:pPr/>
-      <w:r>
-        <w:rPr>
-          <w:lang w:val="hi_IN" w:bidi="hi_IN"/>
-        </w:rPr>
-      </w:r>
-      <w:r>
-        <w:rPr>
           <w:b/>
           <w:lang w:val="hi_IN" w:bidi="hi_IN"/>
         </w:rPr>
@@ -15328,20 +13509,6 @@
         <w:rPr>
           <w:lang w:val="hi_IN" w:bidi="hi_IN"/>
         </w:rPr>
-      </w:r>
-    </w:p>
-    <w:p>
-      <w:pPr/>
-      <w:r>
-        <w:rPr>
-          <w:lang w:val="hi_IN" w:bidi="hi_IN"/>
-        </w:rPr>
-      </w:r>
-      <w:r>
-        <w:rPr>
-          <w:lang w:val="hi_IN" w:bidi="hi_IN"/>
-        </w:rPr>
-        <w:t>כִּֽי־גָד֧וֹל יוֹם־יְהוָ֛ה וְ⁠נוֹרָ֥א מְאֹ֖ד וּ⁠מִ֥י יְכִילֶֽ⁠נּוּ</w:t>
       </w:r>
     </w:p>
     <w:p>
@@ -15537,20 +13704,6 @@
       </w:r>
       <w:r>
         <w:rPr>
-          <w:lang w:val="hi_IN" w:bidi="hi_IN"/>
-        </w:rPr>
-        <w:t>וְ⁠גַם־עַתָּה֙ נְאֻם־יְהוָ֔ה שֻׁ֥בוּ עָדַ֖⁠י</w:t>
-      </w:r>
-    </w:p>
-    <w:p>
-      <w:pPr/>
-      <w:r>
-        <w:rPr>
-          <w:lang w:val="hi_IN" w:bidi="hi_IN"/>
-        </w:rPr>
-      </w:r>
-      <w:r>
-        <w:rPr>
           <w:b/>
           <w:lang w:val="hi_IN" w:bidi="hi_IN"/>
         </w:rPr>
@@ -15647,20 +13800,6 @@
       </w:r>
       <w:r>
         <w:rPr>
-          <w:lang w:val="hi_IN" w:bidi="hi_IN"/>
-        </w:rPr>
-        <w:t>שֻׁ֥בוּ</w:t>
-      </w:r>
-    </w:p>
-    <w:p>
-      <w:pPr/>
-      <w:r>
-        <w:rPr>
-          <w:lang w:val="hi_IN" w:bidi="hi_IN"/>
-        </w:rPr>
-      </w:r>
-      <w:r>
-        <w:rPr>
           <w:b/>
           <w:lang w:val="hi_IN" w:bidi="hi_IN"/>
         </w:rPr>
@@ -15757,20 +13896,6 @@
       </w:r>
       <w:r>
         <w:rPr>
-          <w:lang w:val="hi_IN" w:bidi="hi_IN"/>
-        </w:rPr>
-        <w:t>שֻׁ֥בוּ עָדַ֖⁠י בְּ⁠כָל־לְבַבְ⁠כֶ֑ם</w:t>
-      </w:r>
-    </w:p>
-    <w:p>
-      <w:pPr/>
-      <w:r>
-        <w:rPr>
-          <w:lang w:val="hi_IN" w:bidi="hi_IN"/>
-        </w:rPr>
-      </w:r>
-      <w:r>
-        <w:rPr>
           <w:b/>
           <w:lang w:val="hi_IN" w:bidi="hi_IN"/>
         </w:rPr>
@@ -15880,20 +14005,6 @@
       </w:r>
       <w:r>
         <w:rPr>
-          <w:lang w:val="hi_IN" w:bidi="hi_IN"/>
-        </w:rPr>
-        <w:t>לְבַבְ⁠כֶ֑ם</w:t>
-      </w:r>
-    </w:p>
-    <w:p>
-      <w:pPr/>
-      <w:r>
-        <w:rPr>
-          <w:lang w:val="hi_IN" w:bidi="hi_IN"/>
-        </w:rPr>
-      </w:r>
-      <w:r>
-        <w:rPr>
           <w:b/>
           <w:lang w:val="hi_IN" w:bidi="hi_IN"/>
         </w:rPr>
@@ -15990,20 +14101,6 @@
       </w:r>
       <w:r>
         <w:rPr>
-          <w:lang w:val="hi_IN" w:bidi="hi_IN"/>
-        </w:rPr>
-        <w:t>וְ⁠קִרְע֤וּ לְבַבְ⁠כֶם֙ וְ⁠אַל־בִּגְדֵי⁠כֶ֔ם</w:t>
-      </w:r>
-    </w:p>
-    <w:p>
-      <w:pPr/>
-      <w:r>
-        <w:rPr>
-          <w:lang w:val="hi_IN" w:bidi="hi_IN"/>
-        </w:rPr>
-      </w:r>
-      <w:r>
-        <w:rPr>
           <w:b/>
           <w:lang w:val="hi_IN" w:bidi="hi_IN"/>
         </w:rPr>
@@ -16087,20 +14184,6 @@
       </w:r>
       <w:r>
         <w:rPr>
-          <w:lang w:val="hi_IN" w:bidi="hi_IN"/>
-        </w:rPr>
-        <w:t>וְ⁠קִרְע֤וּ לְבַבְ⁠כֶם֙ וְ⁠אַל־בִּגְדֵי⁠כֶ֔ם וְ⁠שׁ֖וּבוּ אֶל־יְהוָ֣ה אֱלֹֽהֵי⁠כֶ֑ם</w:t>
-      </w:r>
-    </w:p>
-    <w:p>
-      <w:pPr/>
-      <w:r>
-        <w:rPr>
-          <w:lang w:val="hi_IN" w:bidi="hi_IN"/>
-        </w:rPr>
-      </w:r>
-      <w:r>
-        <w:rPr>
           <w:b/>
           <w:lang w:val="hi_IN" w:bidi="hi_IN"/>
         </w:rPr>
@@ -16184,20 +14267,6 @@
       </w:r>
       <w:r>
         <w:rPr>
-          <w:lang w:val="hi_IN" w:bidi="hi_IN"/>
-        </w:rPr>
-        <w:t>אֶ֤רֶךְ אַפַּ֨יִם֙</w:t>
-      </w:r>
-    </w:p>
-    <w:p>
-      <w:pPr/>
-      <w:r>
-        <w:rPr>
-          <w:lang w:val="hi_IN" w:bidi="hi_IN"/>
-        </w:rPr>
-      </w:r>
-      <w:r>
-        <w:rPr>
           <w:b/>
           <w:lang w:val="hi_IN" w:bidi="hi_IN"/>
         </w:rPr>
@@ -16294,20 +14363,6 @@
       </w:r>
       <w:r>
         <w:rPr>
-          <w:lang w:val="hi_IN" w:bidi="hi_IN"/>
-        </w:rPr>
-        <w:t>וְ⁠רַב־חֶ֔סֶד</w:t>
-      </w:r>
-    </w:p>
-    <w:p>
-      <w:pPr/>
-      <w:r>
-        <w:rPr>
-          <w:lang w:val="hi_IN" w:bidi="hi_IN"/>
-        </w:rPr>
-      </w:r>
-      <w:r>
-        <w:rPr>
           <w:b/>
           <w:lang w:val="hi_IN" w:bidi="hi_IN"/>
         </w:rPr>
@@ -16404,20 +14459,6 @@
       </w:r>
       <w:r>
         <w:rPr>
-          <w:lang w:val="hi_IN" w:bidi="hi_IN"/>
-        </w:rPr>
-        <w:t>מִ֥י יוֹדֵ֖עַ יָשׁ֣וּב וְ⁠נִחָ֑ם וְ⁠הִשְׁאִ֤יר אַֽחֲרָי⁠ו֙ בְּרָכָ֔ה</w:t>
-      </w:r>
-    </w:p>
-    <w:p>
-      <w:pPr/>
-      <w:r>
-        <w:rPr>
-          <w:lang w:val="hi_IN" w:bidi="hi_IN"/>
-        </w:rPr>
-      </w:r>
-      <w:r>
-        <w:rPr>
           <w:b/>
           <w:lang w:val="hi_IN" w:bidi="hi_IN"/>
         </w:rPr>
@@ -16501,20 +14542,6 @@
       </w:r>
       <w:r>
         <w:rPr>
-          <w:lang w:val="hi_IN" w:bidi="hi_IN"/>
-        </w:rPr>
-        <w:t>יָשׁ֣וּב וְ⁠נִחָ֑ם</w:t>
-      </w:r>
-    </w:p>
-    <w:p>
-      <w:pPr/>
-      <w:r>
-        <w:rPr>
-          <w:lang w:val="hi_IN" w:bidi="hi_IN"/>
-        </w:rPr>
-      </w:r>
-      <w:r>
-        <w:rPr>
           <w:b/>
           <w:lang w:val="hi_IN" w:bidi="hi_IN"/>
         </w:rPr>
@@ -16624,20 +14651,6 @@
       </w:r>
       <w:r>
         <w:rPr>
-          <w:lang w:val="hi_IN" w:bidi="hi_IN"/>
-        </w:rPr>
-        <w:t>וְ⁠הִשְׁאִ֤יר &amp; בְּרָכָ֔ה</w:t>
-      </w:r>
-    </w:p>
-    <w:p>
-      <w:pPr/>
-      <w:r>
-        <w:rPr>
-          <w:lang w:val="hi_IN" w:bidi="hi_IN"/>
-        </w:rPr>
-      </w:r>
-      <w:r>
-        <w:rPr>
           <w:b/>
           <w:lang w:val="hi_IN" w:bidi="hi_IN"/>
         </w:rPr>
@@ -16734,20 +14747,6 @@
       </w:r>
       <w:r>
         <w:rPr>
-          <w:lang w:val="hi_IN" w:bidi="hi_IN"/>
-        </w:rPr>
-        <w:t>אֱלֹהֵי⁠כֶֽם</w:t>
-      </w:r>
-    </w:p>
-    <w:p>
-      <w:pPr/>
-      <w:r>
-        <w:rPr>
-          <w:lang w:val="hi_IN" w:bidi="hi_IN"/>
-        </w:rPr>
-      </w:r>
-      <w:r>
-        <w:rPr>
           <w:b/>
           <w:lang w:val="hi_IN" w:bidi="hi_IN"/>
         </w:rPr>
@@ -16831,20 +14830,6 @@
       </w:r>
       <w:r>
         <w:rPr>
-          <w:lang w:val="hi_IN" w:bidi="hi_IN"/>
-        </w:rPr>
-        <w:t>צ֖וֹם</w:t>
-      </w:r>
-    </w:p>
-    <w:p>
-      <w:pPr/>
-      <w:r>
-        <w:rPr>
-          <w:lang w:val="hi_IN" w:bidi="hi_IN"/>
-        </w:rPr>
-      </w:r>
-      <w:r>
-        <w:rPr>
           <w:b/>
           <w:lang w:val="hi_IN" w:bidi="hi_IN"/>
         </w:rPr>
@@ -16941,20 +14926,6 @@
       </w:r>
       <w:r>
         <w:rPr>
-          <w:lang w:val="hi_IN" w:bidi="hi_IN"/>
-        </w:rPr>
-        <w:t>קַדְּשׁוּ־צ֖וֹם קִרְא֥וּ עֲצָרָֽה</w:t>
-      </w:r>
-    </w:p>
-    <w:p>
-      <w:pPr/>
-      <w:r>
-        <w:rPr>
-          <w:lang w:val="hi_IN" w:bidi="hi_IN"/>
-        </w:rPr>
-      </w:r>
-      <w:r>
-        <w:rPr>
           <w:b/>
           <w:lang w:val="hi_IN" w:bidi="hi_IN"/>
         </w:rPr>
@@ -17038,20 +15009,6 @@
       </w:r>
       <w:r>
         <w:rPr>
-          <w:lang w:val="hi_IN" w:bidi="hi_IN"/>
-        </w:rPr>
-        <w:t>קִבְצ֣וּ זְקֵנִ֔ים אִסְפוּ֙ עֽוֹלָלִ֔ים וְ⁠יֹנְקֵ֖י שָׁדָ֑יִם</w:t>
-      </w:r>
-    </w:p>
-    <w:p>
-      <w:pPr/>
-      <w:r>
-        <w:rPr>
-          <w:lang w:val="hi_IN" w:bidi="hi_IN"/>
-        </w:rPr>
-      </w:r>
-      <w:r>
-        <w:rPr>
           <w:b/>
           <w:lang w:val="hi_IN" w:bidi="hi_IN"/>
         </w:rPr>
@@ -17135,20 +15092,6 @@
       </w:r>
       <w:r>
         <w:rPr>
-          <w:lang w:val="hi_IN" w:bidi="hi_IN"/>
-        </w:rPr>
-        <w:t>יֵצֵ֤א חָתָן֙ מֵֽ⁠חֶדְר֔⁠וֹ וְ⁠כַלָּ֖ה מֵ⁠חֻפָּתָֽ⁠הּ</w:t>
-      </w:r>
-    </w:p>
-    <w:p>
-      <w:pPr/>
-      <w:r>
-        <w:rPr>
-          <w:lang w:val="hi_IN" w:bidi="hi_IN"/>
-        </w:rPr>
-      </w:r>
-      <w:r>
-        <w:rPr>
           <w:b/>
           <w:lang w:val="hi_IN" w:bidi="hi_IN"/>
         </w:rPr>
@@ -17232,20 +15175,6 @@
       </w:r>
       <w:r>
         <w:rPr>
-          <w:lang w:val="hi_IN" w:bidi="hi_IN"/>
-        </w:rPr>
-        <w:t>בֵּ֤ין הָ⁠אוּלָם֙ וְ⁠לַ⁠מִּזְבֵּ֔חַ</w:t>
-      </w:r>
-    </w:p>
-    <w:p>
-      <w:pPr/>
-      <w:r>
-        <w:rPr>
-          <w:lang w:val="hi_IN" w:bidi="hi_IN"/>
-        </w:rPr>
-      </w:r>
-      <w:r>
-        <w:rPr>
           <w:b/>
           <w:lang w:val="hi_IN" w:bidi="hi_IN"/>
         </w:rPr>
@@ -17349,20 +15278,6 @@
       </w:r>
       <w:r>
         <w:rPr>
-          <w:lang w:val="hi_IN" w:bidi="hi_IN"/>
-        </w:rPr>
-        <w:t>וְ⁠אַל־תִּתֵּ֨ן נַחֲלָתְ⁠ךָ֤ לְ⁠חֶרְפָּה֙</w:t>
-      </w:r>
-    </w:p>
-    <w:p>
-      <w:pPr/>
-      <w:r>
-        <w:rPr>
-          <w:lang w:val="hi_IN" w:bidi="hi_IN"/>
-        </w:rPr>
-      </w:r>
-      <w:r>
-        <w:rPr>
           <w:b/>
           <w:lang w:val="hi_IN" w:bidi="hi_IN"/>
         </w:rPr>
@@ -17459,20 +15374,6 @@
       </w:r>
       <w:r>
         <w:rPr>
-          <w:lang w:val="hi_IN" w:bidi="hi_IN"/>
-        </w:rPr>
-        <w:t>נַחֲלָתְ⁠ךָ֤</w:t>
-      </w:r>
-    </w:p>
-    <w:p>
-      <w:pPr/>
-      <w:r>
-        <w:rPr>
-          <w:lang w:val="hi_IN" w:bidi="hi_IN"/>
-        </w:rPr>
-      </w:r>
-      <w:r>
-        <w:rPr>
           <w:b/>
           <w:lang w:val="hi_IN" w:bidi="hi_IN"/>
         </w:rPr>
@@ -17556,20 +15457,6 @@
       </w:r>
       <w:r>
         <w:rPr>
-          <w:lang w:val="hi_IN" w:bidi="hi_IN"/>
-        </w:rPr>
-        <w:t>לִ⁠מְשָׁל־בָּ֣⁠ם גּוֹיִ֔ם</w:t>
-      </w:r>
-    </w:p>
-    <w:p>
-      <w:pPr/>
-      <w:r>
-        <w:rPr>
-          <w:lang w:val="hi_IN" w:bidi="hi_IN"/>
-        </w:rPr>
-      </w:r>
-      <w:r>
-        <w:rPr>
           <w:b/>
           <w:lang w:val="hi_IN" w:bidi="hi_IN"/>
         </w:rPr>
@@ -17653,20 +15540,6 @@
       </w:r>
       <w:r>
         <w:rPr>
-          <w:lang w:val="hi_IN" w:bidi="hi_IN"/>
-        </w:rPr>
-        <w:t>לָ֚⁠מָּה יֹאמְר֣וּ בָֽ⁠עַמִּ֔ים אַיֵּ֖ה אֱלֹהֵי⁠הֶֽם</w:t>
-      </w:r>
-    </w:p>
-    <w:p>
-      <w:pPr/>
-      <w:r>
-        <w:rPr>
-          <w:lang w:val="hi_IN" w:bidi="hi_IN"/>
-        </w:rPr>
-      </w:r>
-      <w:r>
-        <w:rPr>
           <w:b/>
           <w:lang w:val="hi_IN" w:bidi="hi_IN"/>
         </w:rPr>
@@ -17750,20 +15623,6 @@
       </w:r>
       <w:r>
         <w:rPr>
-          <w:lang w:val="hi_IN" w:bidi="hi_IN"/>
-        </w:rPr>
-        <w:t>לָ֚⁠מָּה יֹאמְר֣וּ</w:t>
-      </w:r>
-    </w:p>
-    <w:p>
-      <w:pPr/>
-      <w:r>
-        <w:rPr>
-          <w:lang w:val="hi_IN" w:bidi="hi_IN"/>
-        </w:rPr>
-      </w:r>
-      <w:r>
-        <w:rPr>
           <w:b/>
           <w:lang w:val="hi_IN" w:bidi="hi_IN"/>
         </w:rPr>
@@ -17860,20 +15719,6 @@
       </w:r>
       <w:r>
         <w:rPr>
-          <w:lang w:val="hi_IN" w:bidi="hi_IN"/>
-        </w:rPr>
-        <w:t>לָ֚⁠מָּה יֹאמְר֣וּ בָֽ⁠עַמִּ֔ים</w:t>
-      </w:r>
-    </w:p>
-    <w:p>
-      <w:pPr/>
-      <w:r>
-        <w:rPr>
-          <w:lang w:val="hi_IN" w:bidi="hi_IN"/>
-        </w:rPr>
-      </w:r>
-      <w:r>
-        <w:rPr>
           <w:b/>
           <w:lang w:val="hi_IN" w:bidi="hi_IN"/>
         </w:rPr>
@@ -17957,20 +15802,6 @@
       </w:r>
       <w:r>
         <w:rPr>
-          <w:lang w:val="hi_IN" w:bidi="hi_IN"/>
-        </w:rPr>
-        <w:t>אַיֵּ֖ה אֱלֹהֵי⁠הֶֽם</w:t>
-      </w:r>
-    </w:p>
-    <w:p>
-      <w:pPr/>
-      <w:r>
-        <w:rPr>
-          <w:lang w:val="hi_IN" w:bidi="hi_IN"/>
-        </w:rPr>
-      </w:r>
-      <w:r>
-        <w:rPr>
           <w:b/>
           <w:lang w:val="hi_IN" w:bidi="hi_IN"/>
         </w:rPr>
@@ -18054,20 +15885,6 @@
       </w:r>
       <w:r>
         <w:rPr>
-          <w:lang w:val="hi_IN" w:bidi="hi_IN"/>
-        </w:rPr>
-        <w:t>וַ⁠יְקַנֵּ֥א יְהוָ֖ה לְ⁠אַרְצ֑⁠וֹ וַ⁠יַּחְמֹ֖ל עַל־עַמּֽ⁠וֹ</w:t>
-      </w:r>
-    </w:p>
-    <w:p>
-      <w:pPr/>
-      <w:r>
-        <w:rPr>
-          <w:lang w:val="hi_IN" w:bidi="hi_IN"/>
-        </w:rPr>
-      </w:r>
-      <w:r>
-        <w:rPr>
           <w:b/>
           <w:lang w:val="hi_IN" w:bidi="hi_IN"/>
         </w:rPr>
@@ -18151,20 +15968,6 @@
       </w:r>
       <w:r>
         <w:rPr>
-          <w:lang w:val="hi_IN" w:bidi="hi_IN"/>
-        </w:rPr>
-        <w:t>לְ⁠אַרְצ֑⁠וֹ</w:t>
-      </w:r>
-    </w:p>
-    <w:p>
-      <w:pPr/>
-      <w:r>
-        <w:rPr>
-          <w:lang w:val="hi_IN" w:bidi="hi_IN"/>
-        </w:rPr>
-      </w:r>
-      <w:r>
-        <w:rPr>
           <w:b/>
           <w:lang w:val="hi_IN" w:bidi="hi_IN"/>
         </w:rPr>
@@ -18261,20 +16064,6 @@
       </w:r>
       <w:r>
         <w:rPr>
-          <w:lang w:val="hi_IN" w:bidi="hi_IN"/>
-        </w:rPr>
-        <w:t>וַ⁠יַּ֨עַן יְהוָ֜ה וַ⁠יֹּ֣אמֶר</w:t>
-      </w:r>
-    </w:p>
-    <w:p>
-      <w:pPr/>
-      <w:r>
-        <w:rPr>
-          <w:lang w:val="hi_IN" w:bidi="hi_IN"/>
-        </w:rPr>
-      </w:r>
-      <w:r>
-        <w:rPr>
           <w:b/>
           <w:lang w:val="hi_IN" w:bidi="hi_IN"/>
         </w:rPr>
@@ -18358,20 +16147,6 @@
       </w:r>
       <w:r>
         <w:rPr>
-          <w:lang w:val="hi_IN" w:bidi="hi_IN"/>
-        </w:rPr>
-        <w:t>וַ⁠יַּ֨עַן יְהוָ֜ה וַ⁠יֹּ֣אמֶר</w:t>
-      </w:r>
-    </w:p>
-    <w:p>
-      <w:pPr/>
-      <w:r>
-        <w:rPr>
-          <w:lang w:val="hi_IN" w:bidi="hi_IN"/>
-        </w:rPr>
-      </w:r>
-      <w:r>
-        <w:rPr>
           <w:b/>
           <w:lang w:val="hi_IN" w:bidi="hi_IN"/>
         </w:rPr>
@@ -18494,20 +16269,6 @@
       </w:r>
       <w:r>
         <w:rPr>
-          <w:lang w:val="hi_IN" w:bidi="hi_IN"/>
-        </w:rPr>
-        <w:t>הִנְ⁠נִ֨י שֹׁלֵ֤חַ לָ⁠כֶם֙ אֶת־הַ⁠דָּגָן֙ וְ⁠הַ⁠תִּיר֣וֹשׁ וְ⁠הַ⁠יִּצְהָ֔ר</w:t>
-      </w:r>
-    </w:p>
-    <w:p>
-      <w:pPr/>
-      <w:r>
-        <w:rPr>
-          <w:lang w:val="hi_IN" w:bidi="hi_IN"/>
-        </w:rPr>
-      </w:r>
-      <w:r>
-        <w:rPr>
           <w:b/>
           <w:lang w:val="hi_IN" w:bidi="hi_IN"/>
         </w:rPr>
@@ -18591,20 +16352,6 @@
       </w:r>
       <w:r>
         <w:rPr>
-          <w:lang w:val="hi_IN" w:bidi="hi_IN"/>
-        </w:rPr>
-        <w:t>הִנְ⁠נִ֨י שֹׁלֵ֤חַ</w:t>
-      </w:r>
-    </w:p>
-    <w:p>
-      <w:pPr/>
-      <w:r>
-        <w:rPr>
-          <w:lang w:val="hi_IN" w:bidi="hi_IN"/>
-        </w:rPr>
-      </w:r>
-      <w:r>
-        <w:rPr>
           <w:b/>
           <w:lang w:val="hi_IN" w:bidi="hi_IN"/>
         </w:rPr>
@@ -18714,20 +16461,6 @@
       </w:r>
       <w:r>
         <w:rPr>
-          <w:lang w:val="hi_IN" w:bidi="hi_IN"/>
-        </w:rPr>
-        <w:t>אֹת֑⁠וֹ</w:t>
-      </w:r>
-    </w:p>
-    <w:p>
-      <w:pPr/>
-      <w:r>
-        <w:rPr>
-          <w:lang w:val="hi_IN" w:bidi="hi_IN"/>
-        </w:rPr>
-      </w:r>
-      <w:r>
-        <w:rPr>
           <w:b/>
           <w:lang w:val="hi_IN" w:bidi="hi_IN"/>
         </w:rPr>
@@ -18863,20 +16596,6 @@
       </w:r>
       <w:r>
         <w:rPr>
-          <w:lang w:val="hi_IN" w:bidi="hi_IN"/>
-        </w:rPr>
-        <w:t>וְ⁠לֹא־אֶתֵּ֨ן אֶתְ⁠כֶ֥ם ע֛וֹד חֶרְפָּ֖ה בַּ⁠גּוֹיִֽם</w:t>
-      </w:r>
-    </w:p>
-    <w:p>
-      <w:pPr/>
-      <w:r>
-        <w:rPr>
-          <w:lang w:val="hi_IN" w:bidi="hi_IN"/>
-        </w:rPr>
-      </w:r>
-      <w:r>
-        <w:rPr>
           <w:b/>
           <w:lang w:val="hi_IN" w:bidi="hi_IN"/>
         </w:rPr>
@@ -18973,20 +16692,6 @@
       </w:r>
       <w:r>
         <w:rPr>
-          <w:lang w:val="hi_IN" w:bidi="hi_IN"/>
-        </w:rPr>
-        <w:t>וְֽ⁠אֶת־הַ⁠צְּפוֹנִ֞י</w:t>
-      </w:r>
-    </w:p>
-    <w:p>
-      <w:pPr/>
-      <w:r>
-        <w:rPr>
-          <w:lang w:val="hi_IN" w:bidi="hi_IN"/>
-        </w:rPr>
-      </w:r>
-      <w:r>
-        <w:rPr>
           <w:b/>
           <w:lang w:val="hi_IN" w:bidi="hi_IN"/>
         </w:rPr>
@@ -19083,20 +16788,6 @@
       </w:r>
       <w:r>
         <w:rPr>
-          <w:lang w:val="hi_IN" w:bidi="hi_IN"/>
-        </w:rPr>
-        <w:t>אֶ֣רֶץ צִיָּ֣ה וּ⁠שְׁמָמָה֒</w:t>
-      </w:r>
-    </w:p>
-    <w:p>
-      <w:pPr/>
-      <w:r>
-        <w:rPr>
-          <w:lang w:val="hi_IN" w:bidi="hi_IN"/>
-        </w:rPr>
-      </w:r>
-      <w:r>
-        <w:rPr>
           <w:b/>
           <w:lang w:val="hi_IN" w:bidi="hi_IN"/>
         </w:rPr>
@@ -19206,20 +16897,6 @@
       </w:r>
       <w:r>
         <w:rPr>
-          <w:lang w:val="hi_IN" w:bidi="hi_IN"/>
-        </w:rPr>
-        <w:t>אֶ֣רֶץ צִיָּ֣ה וּ⁠שְׁמָמָה֒</w:t>
-      </w:r>
-    </w:p>
-    <w:p>
-      <w:pPr/>
-      <w:r>
-        <w:rPr>
-          <w:lang w:val="hi_IN" w:bidi="hi_IN"/>
-        </w:rPr>
-      </w:r>
-      <w:r>
-        <w:rPr>
           <w:b/>
           <w:lang w:val="hi_IN" w:bidi="hi_IN"/>
         </w:rPr>
@@ -19329,20 +17006,6 @@
       </w:r>
       <w:r>
         <w:rPr>
-          <w:lang w:val="hi_IN" w:bidi="hi_IN"/>
-        </w:rPr>
-        <w:t>אֶל &amp; אֶת־פָּנָ֗י⁠ו אֶל־הַ⁠יָּם֙ הַ⁠קַּדְמֹנִ֔י וְ⁠סֹפ֖⁠וֹ אֶל־הַ⁠יָּ֣ם הָ⁠אַֽחֲר֑וֹן</w:t>
-      </w:r>
-    </w:p>
-    <w:p>
-      <w:pPr/>
-      <w:r>
-        <w:rPr>
-          <w:lang w:val="hi_IN" w:bidi="hi_IN"/>
-        </w:rPr>
-      </w:r>
-      <w:r>
-        <w:rPr>
           <w:b/>
           <w:lang w:val="hi_IN" w:bidi="hi_IN"/>
         </w:rPr>
@@ -19452,20 +17115,6 @@
       </w:r>
       <w:r>
         <w:rPr>
-          <w:lang w:val="hi_IN" w:bidi="hi_IN"/>
-        </w:rPr>
-        <w:t>אֶל &amp; אֶת־פָּנָ֗י⁠ו אֶל־הַ⁠יָּם֙ הַ⁠קַּדְמֹנִ֔י וְ⁠סֹפ֖⁠וֹ אֶל־הַ⁠יָּ֣ם הָ⁠אַֽחֲר֑וֹן</w:t>
-      </w:r>
-    </w:p>
-    <w:p>
-      <w:pPr/>
-      <w:r>
-        <w:rPr>
-          <w:lang w:val="hi_IN" w:bidi="hi_IN"/>
-        </w:rPr>
-      </w:r>
-      <w:r>
-        <w:rPr>
           <w:b/>
           <w:lang w:val="hi_IN" w:bidi="hi_IN"/>
         </w:rPr>
@@ -19575,20 +17224,6 @@
       </w:r>
       <w:r>
         <w:rPr>
-          <w:lang w:val="hi_IN" w:bidi="hi_IN"/>
-        </w:rPr>
-        <w:t>וְ⁠עָלָ֣ה בָאְשׁ֗⁠וֹ וְ⁠תַ֨עַל֙ צַחֲנָת֔⁠וֹ</w:t>
-      </w:r>
-    </w:p>
-    <w:p>
-      <w:pPr/>
-      <w:r>
-        <w:rPr>
-          <w:lang w:val="hi_IN" w:bidi="hi_IN"/>
-        </w:rPr>
-      </w:r>
-      <w:r>
-        <w:rPr>
           <w:b/>
           <w:lang w:val="hi_IN" w:bidi="hi_IN"/>
         </w:rPr>
@@ -19685,20 +17320,6 @@
       </w:r>
       <w:r>
         <w:rPr>
-          <w:lang w:val="hi_IN" w:bidi="hi_IN"/>
-        </w:rPr>
-        <w:t>הִגְדִּ֖יל לַ⁠עֲשֽׂוֹת</w:t>
-      </w:r>
-    </w:p>
-    <w:p>
-      <w:pPr/>
-      <w:r>
-        <w:rPr>
-          <w:lang w:val="hi_IN" w:bidi="hi_IN"/>
-        </w:rPr>
-      </w:r>
-      <w:r>
-        <w:rPr>
           <w:b/>
           <w:lang w:val="hi_IN" w:bidi="hi_IN"/>
         </w:rPr>
@@ -19782,20 +17403,6 @@
       </w:r>
       <w:r>
         <w:rPr>
-          <w:lang w:val="hi_IN" w:bidi="hi_IN"/>
-        </w:rPr>
-        <w:t>כִּ֥י הִגְדִּ֖יל לַ⁠עֲשֽׂוֹת</w:t>
-      </w:r>
-    </w:p>
-    <w:p>
-      <w:pPr/>
-      <w:r>
-        <w:rPr>
-          <w:lang w:val="hi_IN" w:bidi="hi_IN"/>
-        </w:rPr>
-      </w:r>
-      <w:r>
-        <w:rPr>
           <w:b/>
           <w:lang w:val="hi_IN" w:bidi="hi_IN"/>
         </w:rPr>
@@ -19879,20 +17486,6 @@
       </w:r>
       <w:r>
         <w:rPr>
-          <w:lang w:val="hi_IN" w:bidi="hi_IN"/>
-        </w:rPr>
-        <w:t>אַל־תִּֽירְאִ֖י אֲדָמָ֑ה גִּ֣ילִי וּ⁠שְׂמָ֔חִי</w:t>
-      </w:r>
-    </w:p>
-    <w:p>
-      <w:pPr/>
-      <w:r>
-        <w:rPr>
-          <w:lang w:val="hi_IN" w:bidi="hi_IN"/>
-        </w:rPr>
-      </w:r>
-      <w:r>
-        <w:rPr>
           <w:b/>
           <w:lang w:val="hi_IN" w:bidi="hi_IN"/>
         </w:rPr>
@@ -19989,20 +17582,6 @@
       </w:r>
       <w:r>
         <w:rPr>
-          <w:lang w:val="hi_IN" w:bidi="hi_IN"/>
-        </w:rPr>
-        <w:t>גִּ֣ילִי וּ⁠שְׂמָ֔חִי</w:t>
-      </w:r>
-    </w:p>
-    <w:p>
-      <w:pPr/>
-      <w:r>
-        <w:rPr>
-          <w:lang w:val="hi_IN" w:bidi="hi_IN"/>
-        </w:rPr>
-      </w:r>
-      <w:r>
-        <w:rPr>
           <w:b/>
           <w:lang w:val="hi_IN" w:bidi="hi_IN"/>
         </w:rPr>
@@ -20112,20 +17691,6 @@
       </w:r>
       <w:r>
         <w:rPr>
-          <w:lang w:val="hi_IN" w:bidi="hi_IN"/>
-        </w:rPr>
-        <w:t>הִגְדִּ֥יל יְהוָ֖ה לַ⁠עֲשֽׂוֹת</w:t>
-      </w:r>
-    </w:p>
-    <w:p>
-      <w:pPr/>
-      <w:r>
-        <w:rPr>
-          <w:lang w:val="hi_IN" w:bidi="hi_IN"/>
-        </w:rPr>
-      </w:r>
-      <w:r>
-        <w:rPr>
           <w:b/>
           <w:lang w:val="hi_IN" w:bidi="hi_IN"/>
         </w:rPr>
@@ -20209,20 +17774,6 @@
       </w:r>
       <w:r>
         <w:rPr>
-          <w:lang w:val="hi_IN" w:bidi="hi_IN"/>
-        </w:rPr>
-        <w:t>הִגְדִּ֥יל יְהוָ֖ה לַ⁠עֲשֽׂוֹת</w:t>
-      </w:r>
-    </w:p>
-    <w:p>
-      <w:pPr/>
-      <w:r>
-        <w:rPr>
-          <w:lang w:val="hi_IN" w:bidi="hi_IN"/>
-        </w:rPr>
-      </w:r>
-      <w:r>
-        <w:rPr>
           <w:b/>
           <w:lang w:val="hi_IN" w:bidi="hi_IN"/>
         </w:rPr>
@@ -20306,20 +17857,6 @@
       </w:r>
       <w:r>
         <w:rPr>
-          <w:lang w:val="hi_IN" w:bidi="hi_IN"/>
-        </w:rPr>
-        <w:t>אַל־תִּֽירְאוּ֙ בַּהֲמ֣וֹת שָׂדַ֔י</w:t>
-      </w:r>
-    </w:p>
-    <w:p>
-      <w:pPr/>
-      <w:r>
-        <w:rPr>
-          <w:lang w:val="hi_IN" w:bidi="hi_IN"/>
-        </w:rPr>
-      </w:r>
-      <w:r>
-        <w:rPr>
           <w:b/>
           <w:lang w:val="hi_IN" w:bidi="hi_IN"/>
         </w:rPr>
@@ -20416,20 +17953,6 @@
       </w:r>
       <w:r>
         <w:rPr>
-          <w:lang w:val="hi_IN" w:bidi="hi_IN"/>
-        </w:rPr>
-        <w:t>דָשְׁא֖וּ נְא֣וֹת מִדְבָּ֑ר כִּֽי־עֵץ֙ נָשָׂ֣א פִרְי֔⁠וֹ תְּאֵנָ֥ה וָ⁠גֶ֖פֶן נָתְנ֥וּ חֵילָֽ⁠ם</w:t>
-      </w:r>
-    </w:p>
-    <w:p>
-      <w:pPr/>
-      <w:r>
-        <w:rPr>
-          <w:lang w:val="hi_IN" w:bidi="hi_IN"/>
-        </w:rPr>
-      </w:r>
-      <w:r>
-        <w:rPr>
           <w:b/>
           <w:lang w:val="hi_IN" w:bidi="hi_IN"/>
         </w:rPr>
@@ -20513,20 +18036,6 @@
       </w:r>
       <w:r>
         <w:rPr>
-          <w:lang w:val="hi_IN" w:bidi="hi_IN"/>
-        </w:rPr>
-        <w:t>עֵץ֙ נָשָׂ֣א פִרְי֔⁠וֹ תְּאֵנָ֥ה וָ⁠גֶ֖פֶן נָתְנ֥וּ חֵילָֽ⁠ם</w:t>
-      </w:r>
-    </w:p>
-    <w:p>
-      <w:pPr/>
-      <w:r>
-        <w:rPr>
-          <w:lang w:val="hi_IN" w:bidi="hi_IN"/>
-        </w:rPr>
-      </w:r>
-      <w:r>
-        <w:rPr>
           <w:b/>
           <w:lang w:val="hi_IN" w:bidi="hi_IN"/>
         </w:rPr>
@@ -20649,20 +18158,6 @@
       </w:r>
       <w:r>
         <w:rPr>
-          <w:lang w:val="hi_IN" w:bidi="hi_IN"/>
-        </w:rPr>
-        <w:t>חֵילָֽ⁠ם</w:t>
-      </w:r>
-    </w:p>
-    <w:p>
-      <w:pPr/>
-      <w:r>
-        <w:rPr>
-          <w:lang w:val="hi_IN" w:bidi="hi_IN"/>
-        </w:rPr>
-      </w:r>
-      <w:r>
-        <w:rPr>
           <w:b/>
           <w:lang w:val="hi_IN" w:bidi="hi_IN"/>
         </w:rPr>
@@ -20759,20 +18254,6 @@
       </w:r>
       <w:r>
         <w:rPr>
-          <w:lang w:val="hi_IN" w:bidi="hi_IN"/>
-        </w:rPr>
-        <w:t>וּ⁠בְנֵ֣י צִיּ֗וֹן</w:t>
-      </w:r>
-    </w:p>
-    <w:p>
-      <w:pPr/>
-      <w:r>
-        <w:rPr>
-          <w:lang w:val="hi_IN" w:bidi="hi_IN"/>
-        </w:rPr>
-      </w:r>
-      <w:r>
-        <w:rPr>
           <w:b/>
           <w:lang w:val="hi_IN" w:bidi="hi_IN"/>
         </w:rPr>
@@ -20869,20 +18350,6 @@
       </w:r>
       <w:r>
         <w:rPr>
-          <w:lang w:val="hi_IN" w:bidi="hi_IN"/>
-        </w:rPr>
-        <w:t>אֱלֹֽהֵי⁠כֶ֔ם</w:t>
-      </w:r>
-    </w:p>
-    <w:p>
-      <w:pPr/>
-      <w:r>
-        <w:rPr>
-          <w:lang w:val="hi_IN" w:bidi="hi_IN"/>
-        </w:rPr>
-      </w:r>
-      <w:r>
-        <w:rPr>
           <w:b/>
           <w:lang w:val="hi_IN" w:bidi="hi_IN"/>
         </w:rPr>
@@ -20979,20 +18446,6 @@
       </w:r>
       <w:r>
         <w:rPr>
-          <w:lang w:val="hi_IN" w:bidi="hi_IN"/>
-        </w:rPr>
-        <w:t>נָתַ֥ן לָ⁠כֶ֛ם אֶת־הַ⁠מּוֹרֶ֖ה לִ⁠צְדָקָ֑ה וַ⁠יּ֣וֹרֶד לָ⁠כֶ֗ם גֶּ֛שֶׁם</w:t>
-      </w:r>
-    </w:p>
-    <w:p>
-      <w:pPr/>
-      <w:r>
-        <w:rPr>
-          <w:lang w:val="hi_IN" w:bidi="hi_IN"/>
-        </w:rPr>
-      </w:r>
-      <w:r>
-        <w:rPr>
           <w:b/>
           <w:lang w:val="hi_IN" w:bidi="hi_IN"/>
         </w:rPr>
@@ -21076,20 +18529,6 @@
       </w:r>
       <w:r>
         <w:rPr>
-          <w:lang w:val="hi_IN" w:bidi="hi_IN"/>
-        </w:rPr>
-        <w:t>לִ⁠צְדָקָ֑ה</w:t>
-      </w:r>
-    </w:p>
-    <w:p>
-      <w:pPr/>
-      <w:r>
-        <w:rPr>
-          <w:lang w:val="hi_IN" w:bidi="hi_IN"/>
-        </w:rPr>
-      </w:r>
-      <w:r>
-        <w:rPr>
           <w:b/>
           <w:lang w:val="hi_IN" w:bidi="hi_IN"/>
         </w:rPr>
@@ -21186,20 +18625,6 @@
       </w:r>
       <w:r>
         <w:rPr>
-          <w:lang w:val="hi_IN" w:bidi="hi_IN"/>
-        </w:rPr>
-        <w:t>גֶּ֛שֶׁם</w:t>
-      </w:r>
-    </w:p>
-    <w:p>
-      <w:pPr/>
-      <w:r>
-        <w:rPr>
-          <w:lang w:val="hi_IN" w:bidi="hi_IN"/>
-        </w:rPr>
-      </w:r>
-      <w:r>
-        <w:rPr>
           <w:b/>
           <w:lang w:val="hi_IN" w:bidi="hi_IN"/>
         </w:rPr>
@@ -21296,20 +18721,6 @@
       </w:r>
       <w:r>
         <w:rPr>
-          <w:lang w:val="hi_IN" w:bidi="hi_IN"/>
-        </w:rPr>
-        <w:t>מוֹרֶ֥ה וּ⁠מַלְק֖וֹשׁ</w:t>
-      </w:r>
-    </w:p>
-    <w:p>
-      <w:pPr/>
-      <w:r>
-        <w:rPr>
-          <w:lang w:val="hi_IN" w:bidi="hi_IN"/>
-        </w:rPr>
-      </w:r>
-      <w:r>
-        <w:rPr>
           <w:b/>
           <w:lang w:val="hi_IN" w:bidi="hi_IN"/>
         </w:rPr>
@@ -21419,20 +18830,6 @@
       </w:r>
       <w:r>
         <w:rPr>
-          <w:lang w:val="hi_IN" w:bidi="hi_IN"/>
-        </w:rPr>
-        <w:t>בָּ⁠רִאשֽׁוֹן</w:t>
-      </w:r>
-    </w:p>
-    <w:p>
-      <w:pPr/>
-      <w:r>
-        <w:rPr>
-          <w:lang w:val="hi_IN" w:bidi="hi_IN"/>
-        </w:rPr>
-      </w:r>
-      <w:r>
-        <w:rPr>
           <w:b/>
           <w:lang w:val="hi_IN" w:bidi="hi_IN"/>
         </w:rPr>
@@ -21529,20 +18926,6 @@
       </w:r>
       <w:r>
         <w:rPr>
-          <w:lang w:val="hi_IN" w:bidi="hi_IN"/>
-        </w:rPr>
-        <w:t>וְ⁠הֵשִׁ֥יקוּ הַ⁠יְקָבִ֖ים תִּיר֥וֹשׁ וְ⁠יִצְהָֽר</w:t>
-      </w:r>
-    </w:p>
-    <w:p>
-      <w:pPr/>
-      <w:r>
-        <w:rPr>
-          <w:lang w:val="hi_IN" w:bidi="hi_IN"/>
-        </w:rPr>
-      </w:r>
-      <w:r>
-        <w:rPr>
           <w:b/>
           <w:lang w:val="hi_IN" w:bidi="hi_IN"/>
         </w:rPr>
@@ -21626,20 +19009,6 @@
       </w:r>
       <w:r>
         <w:rPr>
-          <w:lang w:val="hi_IN" w:bidi="hi_IN"/>
-        </w:rPr>
-        <w:t>וְ⁠שִׁלַּמְתִּ֤י לָ⁠כֶם֙ אֶת־הַ⁠שָּׁנִ֔ים</w:t>
-      </w:r>
-    </w:p>
-    <w:p>
-      <w:pPr/>
-      <w:r>
-        <w:rPr>
-          <w:lang w:val="hi_IN" w:bidi="hi_IN"/>
-        </w:rPr>
-      </w:r>
-      <w:r>
-        <w:rPr>
           <w:b/>
           <w:lang w:val="hi_IN" w:bidi="hi_IN"/>
         </w:rPr>
@@ -21723,20 +19092,6 @@
       </w:r>
       <w:r>
         <w:rPr>
-          <w:lang w:val="hi_IN" w:bidi="hi_IN"/>
-        </w:rPr>
-        <w:t>אֶת־הַ⁠שָּׁנִ֔ים</w:t>
-      </w:r>
-    </w:p>
-    <w:p>
-      <w:pPr/>
-      <w:r>
-        <w:rPr>
-          <w:lang w:val="hi_IN" w:bidi="hi_IN"/>
-        </w:rPr>
-      </w:r>
-      <w:r>
-        <w:rPr>
           <w:b/>
           <w:lang w:val="hi_IN" w:bidi="hi_IN"/>
         </w:rPr>
@@ -21833,20 +19188,6 @@
       </w:r>
       <w:r>
         <w:rPr>
-          <w:lang w:val="hi_IN" w:bidi="hi_IN"/>
-        </w:rPr>
-        <w:t>חֵילִ⁠י֙ הַ⁠גָּד֔וֹל</w:t>
-      </w:r>
-    </w:p>
-    <w:p>
-      <w:pPr/>
-      <w:r>
-        <w:rPr>
-          <w:lang w:val="hi_IN" w:bidi="hi_IN"/>
-        </w:rPr>
-      </w:r>
-      <w:r>
-        <w:rPr>
           <w:b/>
           <w:lang w:val="hi_IN" w:bidi="hi_IN"/>
         </w:rPr>
@@ -21930,20 +19271,6 @@
       </w:r>
       <w:r>
         <w:rPr>
-          <w:lang w:val="hi_IN" w:bidi="hi_IN"/>
-        </w:rPr>
-        <w:t>וַ⁠אֲכַלְתֶּ֤ם אָכוֹל֙</w:t>
-      </w:r>
-    </w:p>
-    <w:p>
-      <w:pPr/>
-      <w:r>
-        <w:rPr>
-          <w:lang w:val="hi_IN" w:bidi="hi_IN"/>
-        </w:rPr>
-      </w:r>
-      <w:r>
-        <w:rPr>
           <w:b/>
           <w:lang w:val="hi_IN" w:bidi="hi_IN"/>
         </w:rPr>
@@ -22027,20 +19354,6 @@
       </w:r>
       <w:r>
         <w:rPr>
-          <w:lang w:val="hi_IN" w:bidi="hi_IN"/>
-        </w:rPr>
-        <w:t>אֶת־שֵׁ֤ם יְהוָה֙ אֱלֹ֣הֵי⁠כֶ֔ם</w:t>
-      </w:r>
-    </w:p>
-    <w:p>
-      <w:pPr/>
-      <w:r>
-        <w:rPr>
-          <w:lang w:val="hi_IN" w:bidi="hi_IN"/>
-        </w:rPr>
-      </w:r>
-      <w:r>
-        <w:rPr>
           <w:b/>
           <w:lang w:val="hi_IN" w:bidi="hi_IN"/>
         </w:rPr>
@@ -22124,20 +19437,6 @@
       </w:r>
       <w:r>
         <w:rPr>
-          <w:lang w:val="hi_IN" w:bidi="hi_IN"/>
-        </w:rPr>
-        <w:t>אֶת־שֵׁ֤ם</w:t>
-      </w:r>
-    </w:p>
-    <w:p>
-      <w:pPr/>
-      <w:r>
-        <w:rPr>
-          <w:lang w:val="hi_IN" w:bidi="hi_IN"/>
-        </w:rPr>
-      </w:r>
-      <w:r>
-        <w:rPr>
           <w:b/>
           <w:lang w:val="hi_IN" w:bidi="hi_IN"/>
         </w:rPr>
@@ -22234,20 +19533,6 @@
       </w:r>
       <w:r>
         <w:rPr>
-          <w:lang w:val="hi_IN" w:bidi="hi_IN"/>
-        </w:rPr>
-        <w:t>אֲשֶׁר־עָשָׂ֥ה עִמָּ⁠כֶ֖ם לְ⁠הַפְלִ֑יא</w:t>
-      </w:r>
-    </w:p>
-    <w:p>
-      <w:pPr/>
-      <w:r>
-        <w:rPr>
-          <w:lang w:val="hi_IN" w:bidi="hi_IN"/>
-        </w:rPr>
-      </w:r>
-      <w:r>
-        <w:rPr>
           <w:b/>
           <w:lang w:val="hi_IN" w:bidi="hi_IN"/>
         </w:rPr>
@@ -22344,20 +19629,6 @@
       </w:r>
       <w:r>
         <w:rPr>
-          <w:lang w:val="hi_IN" w:bidi="hi_IN"/>
-        </w:rPr>
-        <w:t>וְ⁠לֹא־יֵבֹ֥שׁוּ עַמִּ֖⁠י לְ⁠עוֹלָֽם</w:t>
-      </w:r>
-    </w:p>
-    <w:p>
-      <w:pPr/>
-      <w:r>
-        <w:rPr>
-          <w:lang w:val="hi_IN" w:bidi="hi_IN"/>
-        </w:rPr>
-      </w:r>
-      <w:r>
-        <w:rPr>
           <w:b/>
           <w:lang w:val="hi_IN" w:bidi="hi_IN"/>
         </w:rPr>
@@ -22448,20 +19719,6 @@
       </w:r>
       <w:r>
         <w:rPr>
-          <w:lang w:val="hi_IN" w:bidi="hi_IN"/>
-        </w:rPr>
-        <w:t>יִשְׂרָאֵל֙</w:t>
-      </w:r>
-    </w:p>
-    <w:p>
-      <w:pPr/>
-      <w:r>
-        <w:rPr>
-          <w:lang w:val="hi_IN" w:bidi="hi_IN"/>
-        </w:rPr>
-      </w:r>
-      <w:r>
-        <w:rPr>
           <w:b/>
           <w:lang w:val="hi_IN" w:bidi="hi_IN"/>
         </w:rPr>
@@ -22558,20 +19815,6 @@
       </w:r>
       <w:r>
         <w:rPr>
-          <w:lang w:val="hi_IN" w:bidi="hi_IN"/>
-        </w:rPr>
-        <w:t>וְ⁠לֹא־יֵבֹ֥שׁוּ עַמִּ֖⁠י לְ⁠עוֹלָֽם</w:t>
-      </w:r>
-    </w:p>
-    <w:p>
-      <w:pPr/>
-      <w:r>
-        <w:rPr>
-          <w:lang w:val="hi_IN" w:bidi="hi_IN"/>
-        </w:rPr>
-      </w:r>
-      <w:r>
-        <w:rPr>
           <w:b/>
           <w:lang w:val="hi_IN" w:bidi="hi_IN"/>
         </w:rPr>
@@ -22668,20 +19911,6 @@
       </w:r>
       <w:r>
         <w:rPr>
-          <w:lang w:val="hi_IN" w:bidi="hi_IN"/>
-        </w:rPr>
-        <w:t>וְ⁠הָיָ֣ה אַֽחֲרֵי־כֵ֗ן</w:t>
-      </w:r>
-    </w:p>
-    <w:p>
-      <w:pPr/>
-      <w:r>
-        <w:rPr>
-          <w:lang w:val="hi_IN" w:bidi="hi_IN"/>
-        </w:rPr>
-      </w:r>
-      <w:r>
-        <w:rPr>
           <w:b/>
           <w:lang w:val="hi_IN" w:bidi="hi_IN"/>
         </w:rPr>
@@ -22765,20 +19994,6 @@
       </w:r>
       <w:r>
         <w:rPr>
-          <w:lang w:val="hi_IN" w:bidi="hi_IN"/>
-        </w:rPr>
-        <w:t>אֶשְׁפּ֤וֹךְ אֶת־רוּחִ⁠י֙ עַל־כָּל־בָּשָׂ֔ר</w:t>
-      </w:r>
-    </w:p>
-    <w:p>
-      <w:pPr/>
-      <w:r>
-        <w:rPr>
-          <w:lang w:val="hi_IN" w:bidi="hi_IN"/>
-        </w:rPr>
-      </w:r>
-      <w:r>
-        <w:rPr>
           <w:b/>
           <w:lang w:val="hi_IN" w:bidi="hi_IN"/>
         </w:rPr>
@@ -22862,20 +20077,6 @@
       </w:r>
       <w:r>
         <w:rPr>
-          <w:lang w:val="hi_IN" w:bidi="hi_IN"/>
-        </w:rPr>
-        <w:t>עַל־כָּל־בָּשָׂ֔ר</w:t>
-      </w:r>
-    </w:p>
-    <w:p>
-      <w:pPr/>
-      <w:r>
-        <w:rPr>
-          <w:lang w:val="hi_IN" w:bidi="hi_IN"/>
-        </w:rPr>
-      </w:r>
-      <w:r>
-        <w:rPr>
           <w:b/>
           <w:lang w:val="hi_IN" w:bidi="hi_IN"/>
         </w:rPr>
@@ -22985,20 +20186,6 @@
       </w:r>
       <w:r>
         <w:rPr>
-          <w:lang w:val="hi_IN" w:bidi="hi_IN"/>
-        </w:rPr>
-        <w:t>עַל־כָּל־בָּשָׂ֔ר</w:t>
-      </w:r>
-    </w:p>
-    <w:p>
-      <w:pPr/>
-      <w:r>
-        <w:rPr>
-          <w:lang w:val="hi_IN" w:bidi="hi_IN"/>
-        </w:rPr>
-      </w:r>
-      <w:r>
-        <w:rPr>
           <w:b/>
           <w:lang w:val="hi_IN" w:bidi="hi_IN"/>
         </w:rPr>
@@ -23095,20 +20282,6 @@
       </w:r>
       <w:r>
         <w:rPr>
-          <w:lang w:val="hi_IN" w:bidi="hi_IN"/>
-        </w:rPr>
-        <w:t>וְ⁠נִבְּא֖וּ בְּנֵי⁠כֶ֣ם וּ⁠בְנֽוֹתֵי⁠כֶ֑ם</w:t>
-      </w:r>
-    </w:p>
-    <w:p>
-      <w:pPr/>
-      <w:r>
-        <w:rPr>
-          <w:lang w:val="hi_IN" w:bidi="hi_IN"/>
-        </w:rPr>
-      </w:r>
-      <w:r>
-        <w:rPr>
           <w:b/>
           <w:lang w:val="hi_IN" w:bidi="hi_IN"/>
         </w:rPr>
@@ -23192,20 +20365,6 @@
       </w:r>
       <w:r>
         <w:rPr>
-          <w:lang w:val="hi_IN" w:bidi="hi_IN"/>
-        </w:rPr>
-        <w:t>זִקְנֵי⁠כֶם֙ חֲלֹמ֣וֹת יַחֲלֹמ֔וּ⁠ן בַּח֣וּרֵי⁠כֶ֔ם חֶזְיֹנ֖וֹת יִרְאֽוּ</w:t>
-      </w:r>
-    </w:p>
-    <w:p>
-      <w:pPr/>
-      <w:r>
-        <w:rPr>
-          <w:lang w:val="hi_IN" w:bidi="hi_IN"/>
-        </w:rPr>
-      </w:r>
-      <w:r>
-        <w:rPr>
           <w:b/>
           <w:lang w:val="hi_IN" w:bidi="hi_IN"/>
         </w:rPr>
@@ -23289,20 +20448,6 @@
       </w:r>
       <w:r>
         <w:rPr>
-          <w:lang w:val="hi_IN" w:bidi="hi_IN"/>
-        </w:rPr>
-        <w:t>חֲלֹמ֣וֹת</w:t>
-      </w:r>
-    </w:p>
-    <w:p>
-      <w:pPr/>
-      <w:r>
-        <w:rPr>
-          <w:lang w:val="hi_IN" w:bidi="hi_IN"/>
-        </w:rPr>
-      </w:r>
-      <w:r>
-        <w:rPr>
           <w:b/>
           <w:lang w:val="hi_IN" w:bidi="hi_IN"/>
         </w:rPr>
@@ -23399,20 +20544,6 @@
       </w:r>
       <w:r>
         <w:rPr>
-          <w:lang w:val="hi_IN" w:bidi="hi_IN"/>
-        </w:rPr>
-        <w:t>וְ⁠גַ֥ם עַל־הָֽ⁠עֲבָדִ֖ים וְ⁠עַל־הַ⁠שְּׁפָח֑וֹת</w:t>
-      </w:r>
-    </w:p>
-    <w:p>
-      <w:pPr/>
-      <w:r>
-        <w:rPr>
-          <w:lang w:val="hi_IN" w:bidi="hi_IN"/>
-        </w:rPr>
-      </w:r>
-      <w:r>
-        <w:rPr>
           <w:b/>
           <w:lang w:val="hi_IN" w:bidi="hi_IN"/>
         </w:rPr>
@@ -23485,20 +20616,6 @@
         <w:rPr>
           <w:lang w:val="hi_IN" w:bidi="hi_IN"/>
         </w:rPr>
-      </w:r>
-    </w:p>
-    <w:p>
-      <w:pPr/>
-      <w:r>
-        <w:rPr>
-          <w:lang w:val="hi_IN" w:bidi="hi_IN"/>
-        </w:rPr>
-      </w:r>
-      <w:r>
-        <w:rPr>
-          <w:lang w:val="hi_IN" w:bidi="hi_IN"/>
-        </w:rPr>
-        <w:t>בַּ⁠יָּמִ֣ים הָ⁠הֵ֔מָּה</w:t>
       </w:r>
     </w:p>
     <w:p>
@@ -23803,20 +20920,6 @@
       </w:r>
       <w:r>
         <w:rPr>
-          <w:lang w:val="hi_IN" w:bidi="hi_IN"/>
-        </w:rPr>
-        <w:t>הַ⁠שֶּׁ֨מֶשׁ֙ יֵהָפֵ֣ךְ לְ⁠חֹ֔שֶׁךְ וְ⁠הַ⁠יָּרֵ֖חַ לְ⁠דָ֑ם</w:t>
-      </w:r>
-    </w:p>
-    <w:p>
-      <w:pPr/>
-      <w:r>
-        <w:rPr>
-          <w:lang w:val="hi_IN" w:bidi="hi_IN"/>
-        </w:rPr>
-      </w:r>
-      <w:r>
-        <w:rPr>
           <w:b/>
           <w:lang w:val="hi_IN" w:bidi="hi_IN"/>
         </w:rPr>
@@ -23900,20 +21003,6 @@
       </w:r>
       <w:r>
         <w:rPr>
-          <w:lang w:val="hi_IN" w:bidi="hi_IN"/>
-        </w:rPr>
-        <w:t>הַ⁠שֶּׁ֨מֶשׁ֙ יֵהָפֵ֣ךְ לְ⁠חֹ֔שֶׁךְ וְ⁠הַ⁠יָּרֵ֖חַ לְ⁠דָ֑ם</w:t>
-      </w:r>
-    </w:p>
-    <w:p>
-      <w:pPr/>
-      <w:r>
-        <w:rPr>
-          <w:lang w:val="hi_IN" w:bidi="hi_IN"/>
-        </w:rPr>
-      </w:r>
-      <w:r>
-        <w:rPr>
           <w:b/>
           <w:lang w:val="hi_IN" w:bidi="hi_IN"/>
         </w:rPr>
@@ -23997,20 +21086,6 @@
       </w:r>
       <w:r>
         <w:rPr>
-          <w:lang w:val="hi_IN" w:bidi="hi_IN"/>
-        </w:rPr>
-        <w:t>וְ⁠הַ⁠יָּרֵ֖חַ לְ⁠דָ֑ם</w:t>
-      </w:r>
-    </w:p>
-    <w:p>
-      <w:pPr/>
-      <w:r>
-        <w:rPr>
-          <w:lang w:val="hi_IN" w:bidi="hi_IN"/>
-        </w:rPr>
-      </w:r>
-      <w:r>
-        <w:rPr>
           <w:b/>
           <w:lang w:val="hi_IN" w:bidi="hi_IN"/>
         </w:rPr>
@@ -24094,20 +21169,6 @@
       </w:r>
       <w:r>
         <w:rPr>
-          <w:lang w:val="hi_IN" w:bidi="hi_IN"/>
-        </w:rPr>
-        <w:t>לִ⁠פְנֵ֗י בּ֚וֹא י֣וֹם יְהוָ֔ה הַ⁠גָּד֖וֹל וְ⁠הַ⁠נּוֹרָֽא</w:t>
-      </w:r>
-    </w:p>
-    <w:p>
-      <w:pPr/>
-      <w:r>
-        <w:rPr>
-          <w:lang w:val="hi_IN" w:bidi="hi_IN"/>
-        </w:rPr>
-      </w:r>
-      <w:r>
-        <w:rPr>
           <w:b/>
           <w:lang w:val="hi_IN" w:bidi="hi_IN"/>
         </w:rPr>
@@ -24193,20 +21254,6 @@
         <w:rPr>
           <w:lang w:val="hi_IN" w:bidi="hi_IN"/>
         </w:rPr>
-      </w:r>
-    </w:p>
-    <w:p>
-      <w:pPr/>
-      <w:r>
-        <w:rPr>
-          <w:lang w:val="hi_IN" w:bidi="hi_IN"/>
-        </w:rPr>
-      </w:r>
-      <w:r>
-        <w:rPr>
-          <w:lang w:val="hi_IN" w:bidi="hi_IN"/>
-        </w:rPr>
-        <w:t>י֣וֹם יְהוָ֔ה הַ⁠גָּד֖וֹל וְ⁠הַ⁠נּוֹרָֽא</w:t>
       </w:r>
     </w:p>
     <w:p>
@@ -24410,20 +21457,6 @@
       </w:r>
       <w:r>
         <w:rPr>
-          <w:lang w:val="hi_IN" w:bidi="hi_IN"/>
-        </w:rPr>
-        <w:t>וְ⁠הָיָ֗ה</w:t>
-      </w:r>
-    </w:p>
-    <w:p>
-      <w:pPr/>
-      <w:r>
-        <w:rPr>
-          <w:lang w:val="hi_IN" w:bidi="hi_IN"/>
-        </w:rPr>
-      </w:r>
-      <w:r>
-        <w:rPr>
           <w:b/>
           <w:lang w:val="hi_IN" w:bidi="hi_IN"/>
         </w:rPr>
@@ -24520,20 +21553,6 @@
       </w:r>
       <w:r>
         <w:rPr>
-          <w:lang w:val="hi_IN" w:bidi="hi_IN"/>
-        </w:rPr>
-        <w:t>כֹּ֧ל אֲשֶׁר־יִקְרָ֛א בְּ⁠שֵׁ֥ם יְהוָ֖ה יִמָּלֵ֑ט &amp; יְהוָ֔ה</w:t>
-      </w:r>
-    </w:p>
-    <w:p>
-      <w:pPr/>
-      <w:r>
-        <w:rPr>
-          <w:lang w:val="hi_IN" w:bidi="hi_IN"/>
-        </w:rPr>
-      </w:r>
-      <w:r>
-        <w:rPr>
           <w:b/>
           <w:lang w:val="hi_IN" w:bidi="hi_IN"/>
         </w:rPr>
@@ -24617,20 +21636,6 @@
       </w:r>
       <w:r>
         <w:rPr>
-          <w:lang w:val="hi_IN" w:bidi="hi_IN"/>
-        </w:rPr>
-        <w:t>בְּ⁠שֵׁ֥ם יְהוָ֖ה &amp; יְהוָ֔ה</w:t>
-      </w:r>
-    </w:p>
-    <w:p>
-      <w:pPr/>
-      <w:r>
-        <w:rPr>
-          <w:lang w:val="hi_IN" w:bidi="hi_IN"/>
-        </w:rPr>
-      </w:r>
-      <w:r>
-        <w:rPr>
           <w:b/>
           <w:lang w:val="hi_IN" w:bidi="hi_IN"/>
         </w:rPr>
@@ -24740,20 +21745,6 @@
       </w:r>
       <w:r>
         <w:rPr>
-          <w:lang w:val="hi_IN" w:bidi="hi_IN"/>
-        </w:rPr>
-        <w:t>בְּ⁠שֵׁ֥ם יְהוָ֖ה &amp; יְהוָ֔ה</w:t>
-      </w:r>
-    </w:p>
-    <w:p>
-      <w:pPr/>
-      <w:r>
-        <w:rPr>
-          <w:lang w:val="hi_IN" w:bidi="hi_IN"/>
-        </w:rPr>
-      </w:r>
-      <w:r>
-        <w:rPr>
           <w:b/>
           <w:lang w:val="hi_IN" w:bidi="hi_IN"/>
         </w:rPr>
@@ -24837,20 +21828,6 @@
       </w:r>
       <w:r>
         <w:rPr>
-          <w:lang w:val="hi_IN" w:bidi="hi_IN"/>
-        </w:rPr>
-        <w:t>כִּ֠י בְּ⁠הַר־צִיּ֨וֹן וּ⁠בִ⁠ירוּשָׁלִַ֜ם תִּֽהְיֶ֣ה פְלֵיטָ֗ה</w:t>
-      </w:r>
-    </w:p>
-    <w:p>
-      <w:pPr/>
-      <w:r>
-        <w:rPr>
-          <w:lang w:val="hi_IN" w:bidi="hi_IN"/>
-        </w:rPr>
-      </w:r>
-      <w:r>
-        <w:rPr>
           <w:b/>
           <w:lang w:val="hi_IN" w:bidi="hi_IN"/>
         </w:rPr>
@@ -24947,20 +21924,6 @@
       </w:r>
       <w:r>
         <w:rPr>
-          <w:lang w:val="hi_IN" w:bidi="hi_IN"/>
-        </w:rPr>
-        <w:t>בְּ⁠הַר־צִיּ֨וֹן וּ⁠בִ⁠ירוּשָׁלִַ֜ם</w:t>
-      </w:r>
-    </w:p>
-    <w:p>
-      <w:pPr/>
-      <w:r>
-        <w:rPr>
-          <w:lang w:val="hi_IN" w:bidi="hi_IN"/>
-        </w:rPr>
-      </w:r>
-      <w:r>
-        <w:rPr>
           <w:b/>
           <w:lang w:val="hi_IN" w:bidi="hi_IN"/>
         </w:rPr>
@@ -25070,20 +22033,6 @@
       </w:r>
       <w:r>
         <w:rPr>
-          <w:lang w:val="hi_IN" w:bidi="hi_IN"/>
-        </w:rPr>
-        <w:t>כַּֽ⁠אֲשֶׁר֙ אָמַ֣ר יְהוָ֔ה</w:t>
-      </w:r>
-    </w:p>
-    <w:p>
-      <w:pPr/>
-      <w:r>
-        <w:rPr>
-          <w:lang w:val="hi_IN" w:bidi="hi_IN"/>
-        </w:rPr>
-      </w:r>
-      <w:r>
-        <w:rPr>
           <w:b/>
           <w:lang w:val="hi_IN" w:bidi="hi_IN"/>
         </w:rPr>
@@ -25167,20 +22116,6 @@
       </w:r>
       <w:r>
         <w:rPr>
-          <w:lang w:val="hi_IN" w:bidi="hi_IN"/>
-        </w:rPr>
-        <w:t>יְהוָ֖ה &amp; וּ⁠בַ֨⁠שְּׂרִידִ֔ים אֲשֶׁ֥ר יְהוָ֖ה קֹרֵֽא</w:t>
-      </w:r>
-    </w:p>
-    <w:p>
-      <w:pPr/>
-      <w:r>
-        <w:rPr>
-          <w:lang w:val="hi_IN" w:bidi="hi_IN"/>
-        </w:rPr>
-      </w:r>
-      <w:r>
-        <w:rPr>
           <w:b/>
           <w:lang w:val="hi_IN" w:bidi="hi_IN"/>
         </w:rPr>
@@ -25264,20 +22199,6 @@
       </w:r>
       <w:r>
         <w:rPr>
-          <w:lang w:val="hi_IN" w:bidi="hi_IN"/>
-        </w:rPr>
-        <w:t>יְהוָ֖ה &amp; אֲשֶׁ֥ר יְהוָ֖ה קֹרֵֽא</w:t>
-      </w:r>
-    </w:p>
-    <w:p>
-      <w:pPr/>
-      <w:r>
-        <w:rPr>
-          <w:lang w:val="hi_IN" w:bidi="hi_IN"/>
-        </w:rPr>
-      </w:r>
-      <w:r>
-        <w:rPr>
           <w:b/>
           <w:lang w:val="hi_IN" w:bidi="hi_IN"/>
         </w:rPr>
@@ -25361,20 +22282,6 @@
       </w:r>
       <w:r>
         <w:rPr>
-          <w:lang w:val="hi_IN" w:bidi="hi_IN"/>
-        </w:rPr>
-        <w:t>כִּ֗י הִנֵּ֛ה בַּ⁠יָּמִ֥ים הָ⁠הֵ֖מָּה וּ⁠בָ⁠עֵ֣ת הַ⁠הִ֑יא</w:t>
-      </w:r>
-    </w:p>
-    <w:p>
-      <w:pPr/>
-      <w:r>
-        <w:rPr>
-          <w:lang w:val="hi_IN" w:bidi="hi_IN"/>
-        </w:rPr>
-      </w:r>
-      <w:r>
-        <w:rPr>
           <w:b/>
           <w:lang w:val="hi_IN" w:bidi="hi_IN"/>
         </w:rPr>
@@ -25458,20 +22365,6 @@
       </w:r>
       <w:r>
         <w:rPr>
-          <w:lang w:val="hi_IN" w:bidi="hi_IN"/>
-        </w:rPr>
-        <w:t>כִּ֗י הִנֵּ֛ה</w:t>
-      </w:r>
-    </w:p>
-    <w:p>
-      <w:pPr/>
-      <w:r>
-        <w:rPr>
-          <w:lang w:val="hi_IN" w:bidi="hi_IN"/>
-        </w:rPr>
-      </w:r>
-      <w:r>
-        <w:rPr>
           <w:b/>
           <w:lang w:val="hi_IN" w:bidi="hi_IN"/>
         </w:rPr>
@@ -25568,20 +22461,6 @@
       </w:r>
       <w:r>
         <w:rPr>
-          <w:lang w:val="hi_IN" w:bidi="hi_IN"/>
-        </w:rPr>
-        <w:t>בַּ⁠יָּמִ֥ים הָ⁠הֵ֖מָּה וּ⁠בָ⁠עֵ֣ת הַ⁠הִ֑יא</w:t>
-      </w:r>
-    </w:p>
-    <w:p>
-      <w:pPr/>
-      <w:r>
-        <w:rPr>
-          <w:lang w:val="hi_IN" w:bidi="hi_IN"/>
-        </w:rPr>
-      </w:r>
-      <w:r>
-        <w:rPr>
           <w:b/>
           <w:lang w:val="hi_IN" w:bidi="hi_IN"/>
         </w:rPr>
@@ -25691,20 +22570,6 @@
       </w:r>
       <w:r>
         <w:rPr>
-          <w:lang w:val="hi_IN" w:bidi="hi_IN"/>
-        </w:rPr>
-        <w:t>אֲשֶׁ֥ר אָשִׁ֛יב אֶת־שְׁב֥וּת יְהוּדָ֖ה וִ⁠ירוּשָׁלִָֽם</w:t>
-      </w:r>
-    </w:p>
-    <w:p>
-      <w:pPr/>
-      <w:r>
-        <w:rPr>
-          <w:lang w:val="hi_IN" w:bidi="hi_IN"/>
-        </w:rPr>
-      </w:r>
-      <w:r>
-        <w:rPr>
           <w:b/>
           <w:lang w:val="hi_IN" w:bidi="hi_IN"/>
         </w:rPr>
@@ -25801,20 +22666,6 @@
       </w:r>
       <w:r>
         <w:rPr>
-          <w:lang w:val="hi_IN" w:bidi="hi_IN"/>
-        </w:rPr>
-        <w:t>אֲשֶׁ֥ר אָשִׁ֛יב אֶת־שְׁב֥וּת יְהוּדָ֖ה וִ⁠ירוּשָׁלִָֽם</w:t>
-      </w:r>
-    </w:p>
-    <w:p>
-      <w:pPr/>
-      <w:r>
-        <w:rPr>
-          <w:lang w:val="hi_IN" w:bidi="hi_IN"/>
-        </w:rPr>
-      </w:r>
-      <w:r>
-        <w:rPr>
           <w:b/>
           <w:lang w:val="hi_IN" w:bidi="hi_IN"/>
         </w:rPr>
@@ -25898,20 +22749,6 @@
       </w:r>
       <w:r>
         <w:rPr>
-          <w:lang w:val="hi_IN" w:bidi="hi_IN"/>
-        </w:rPr>
-        <w:t>עֵ֖מֶק יְהֽוֹשָׁפָ֑ט</w:t>
-      </w:r>
-    </w:p>
-    <w:p>
-      <w:pPr/>
-      <w:r>
-        <w:rPr>
-          <w:lang w:val="hi_IN" w:bidi="hi_IN"/>
-        </w:rPr>
-      </w:r>
-      <w:r>
-        <w:rPr>
           <w:b/>
           <w:lang w:val="hi_IN" w:bidi="hi_IN"/>
         </w:rPr>
@@ -26008,20 +22845,6 @@
       </w:r>
       <w:r>
         <w:rPr>
-          <w:lang w:val="hi_IN" w:bidi="hi_IN"/>
-        </w:rPr>
-        <w:t>עַמִּ֨⁠י וְ⁠נַחֲלָתִ֤⁠י יִשְׂרָאֵל֙</w:t>
-      </w:r>
-    </w:p>
-    <w:p>
-      <w:pPr/>
-      <w:r>
-        <w:rPr>
-          <w:lang w:val="hi_IN" w:bidi="hi_IN"/>
-        </w:rPr>
-      </w:r>
-      <w:r>
-        <w:rPr>
           <w:b/>
           <w:lang w:val="hi_IN" w:bidi="hi_IN"/>
         </w:rPr>
@@ -26170,20 +22993,6 @@
       </w:r>
       <w:r>
         <w:rPr>
-          <w:lang w:val="hi_IN" w:bidi="hi_IN"/>
-        </w:rPr>
-        <w:t>וְ⁠אֶת־אַרְצִ֖⁠י חִלֵּֽקוּ</w:t>
-      </w:r>
-    </w:p>
-    <w:p>
-      <w:pPr/>
-      <w:r>
-        <w:rPr>
-          <w:lang w:val="hi_IN" w:bidi="hi_IN"/>
-        </w:rPr>
-      </w:r>
-      <w:r>
-        <w:rPr>
           <w:b/>
           <w:lang w:val="hi_IN" w:bidi="hi_IN"/>
         </w:rPr>
@@ -26267,20 +23076,6 @@
       </w:r>
       <w:r>
         <w:rPr>
-          <w:lang w:val="hi_IN" w:bidi="hi_IN"/>
-        </w:rPr>
-        <w:t>גוֹרָ֑ל</w:t>
-      </w:r>
-    </w:p>
-    <w:p>
-      <w:pPr/>
-      <w:r>
-        <w:rPr>
-          <w:lang w:val="hi_IN" w:bidi="hi_IN"/>
-        </w:rPr>
-      </w:r>
-      <w:r>
-        <w:rPr>
           <w:b/>
           <w:lang w:val="hi_IN" w:bidi="hi_IN"/>
         </w:rPr>
@@ -26377,20 +23172,6 @@
       </w:r>
       <w:r>
         <w:rPr>
-          <w:lang w:val="hi_IN" w:bidi="hi_IN"/>
-        </w:rPr>
-        <w:t>וַ⁠יִּתְּנ֤וּ הַ⁠יֶּ֨לֶד֙ בַּ⁠זּוֹנָ֔ה וְ⁠הַ⁠יַּלְדָּ֛ה מָכְר֥וּ</w:t>
-      </w:r>
-    </w:p>
-    <w:p>
-      <w:pPr/>
-      <w:r>
-        <w:rPr>
-          <w:lang w:val="hi_IN" w:bidi="hi_IN"/>
-        </w:rPr>
-      </w:r>
-      <w:r>
-        <w:rPr>
           <w:b/>
           <w:lang w:val="hi_IN" w:bidi="hi_IN"/>
         </w:rPr>
@@ -26513,20 +23294,6 @@
       </w:r>
       <w:r>
         <w:rPr>
-          <w:lang w:val="hi_IN" w:bidi="hi_IN"/>
-        </w:rPr>
-        <w:t>וְ֠⁠גַם מָה־אַתֶּ֥ם לִ⁠י֙ צֹ֣ר וְ⁠צִיד֔וֹן וְ⁠כֹ֖ל גְּלִיל֣וֹת פְּלָ֑שֶׁת הַ⁠גְּמ֗וּל אַתֶּם֙ מְשַׁלְּמִ֣ים עָלָ֔⁠י &amp; אַתֶּם֙</w:t>
-      </w:r>
-    </w:p>
-    <w:p>
-      <w:pPr/>
-      <w:r>
-        <w:rPr>
-          <w:lang w:val="hi_IN" w:bidi="hi_IN"/>
-        </w:rPr>
-      </w:r>
-      <w:r>
-        <w:rPr>
           <w:b/>
           <w:lang w:val="hi_IN" w:bidi="hi_IN"/>
         </w:rPr>
@@ -26610,20 +23377,6 @@
       </w:r>
       <w:r>
         <w:rPr>
-          <w:lang w:val="hi_IN" w:bidi="hi_IN"/>
-        </w:rPr>
-        <w:t>מָה־אַתֶּ֥ם לִ⁠י֙</w:t>
-      </w:r>
-    </w:p>
-    <w:p>
-      <w:pPr/>
-      <w:r>
-        <w:rPr>
-          <w:lang w:val="hi_IN" w:bidi="hi_IN"/>
-        </w:rPr>
-      </w:r>
-      <w:r>
-        <w:rPr>
           <w:b/>
           <w:lang w:val="hi_IN" w:bidi="hi_IN"/>
         </w:rPr>
@@ -26707,20 +23460,6 @@
       </w:r>
       <w:r>
         <w:rPr>
-          <w:lang w:val="hi_IN" w:bidi="hi_IN"/>
-        </w:rPr>
-        <w:t>הַ⁠גְּמ֗וּל אַתֶּם֙ מְשַׁלְּמִ֣ים עָלָ֔⁠י וְ⁠אִם־גֹּמְלִ֤ים אַתֶּם֙ עָלַ֔⁠י</w:t>
-      </w:r>
-    </w:p>
-    <w:p>
-      <w:pPr/>
-      <w:r>
-        <w:rPr>
-          <w:lang w:val="hi_IN" w:bidi="hi_IN"/>
-        </w:rPr>
-      </w:r>
-      <w:r>
-        <w:rPr>
           <w:b/>
           <w:lang w:val="hi_IN" w:bidi="hi_IN"/>
         </w:rPr>
@@ -26804,20 +23543,6 @@
       </w:r>
       <w:r>
         <w:rPr>
-          <w:lang w:val="hi_IN" w:bidi="hi_IN"/>
-        </w:rPr>
-        <w:t>קַ֣ל מְהֵרָ֔ה</w:t>
-      </w:r>
-    </w:p>
-    <w:p>
-      <w:pPr/>
-      <w:r>
-        <w:rPr>
-          <w:lang w:val="hi_IN" w:bidi="hi_IN"/>
-        </w:rPr>
-      </w:r>
-      <w:r>
-        <w:rPr>
           <w:b/>
           <w:lang w:val="hi_IN" w:bidi="hi_IN"/>
         </w:rPr>
@@ -26966,20 +23691,6 @@
       </w:r>
       <w:r>
         <w:rPr>
-          <w:lang w:val="hi_IN" w:bidi="hi_IN"/>
-        </w:rPr>
-        <w:t>אָשִׁ֥יב גְּמֻלְ⁠כֶ֖ם בְּ⁠רֹאשְׁ⁠כֶֽם</w:t>
-      </w:r>
-    </w:p>
-    <w:p>
-      <w:pPr/>
-      <w:r>
-        <w:rPr>
-          <w:lang w:val="hi_IN" w:bidi="hi_IN"/>
-        </w:rPr>
-      </w:r>
-      <w:r>
-        <w:rPr>
           <w:b/>
           <w:lang w:val="hi_IN" w:bidi="hi_IN"/>
         </w:rPr>
@@ -27076,20 +23787,6 @@
       </w:r>
       <w:r>
         <w:rPr>
-          <w:lang w:val="hi_IN" w:bidi="hi_IN"/>
-        </w:rPr>
-        <w:t>בְּ⁠רֹאשְׁ⁠כֶֽם</w:t>
-      </w:r>
-    </w:p>
-    <w:p>
-      <w:pPr/>
-      <w:r>
-        <w:rPr>
-          <w:lang w:val="hi_IN" w:bidi="hi_IN"/>
-        </w:rPr>
-      </w:r>
-      <w:r>
-        <w:rPr>
           <w:b/>
           <w:lang w:val="hi_IN" w:bidi="hi_IN"/>
         </w:rPr>
@@ -27175,20 +23872,6 @@
         <w:rPr>
           <w:lang w:val="hi_IN" w:bidi="hi_IN"/>
         </w:rPr>
-      </w:r>
-    </w:p>
-    <w:p>
-      <w:pPr/>
-      <w:r>
-        <w:rPr>
-          <w:lang w:val="hi_IN" w:bidi="hi_IN"/>
-        </w:rPr>
-      </w:r>
-      <w:r>
-        <w:rPr>
-          <w:lang w:val="hi_IN" w:bidi="hi_IN"/>
-        </w:rPr>
-        <w:t>וּ⁠בְנֵ֤י יְהוּדָה֙ וּ⁠בְנֵ֣י יְרוּשָׁלִַ֔ם</w:t>
       </w:r>
     </w:p>
     <w:p>
@@ -27340,20 +24023,6 @@
       </w:r>
       <w:r>
         <w:rPr>
-          <w:lang w:val="hi_IN" w:bidi="hi_IN"/>
-        </w:rPr>
-        <w:t>לִ⁠בְנֵ֣י הַ⁠יְּוָנִ֑ים</w:t>
-      </w:r>
-    </w:p>
-    <w:p>
-      <w:pPr/>
-      <w:r>
-        <w:rPr>
-          <w:lang w:val="hi_IN" w:bidi="hi_IN"/>
-        </w:rPr>
-      </w:r>
-      <w:r>
-        <w:rPr>
           <w:b/>
           <w:lang w:val="hi_IN" w:bidi="hi_IN"/>
         </w:rPr>
@@ -27502,20 +24171,6 @@
       </w:r>
       <w:r>
         <w:rPr>
-          <w:lang w:val="hi_IN" w:bidi="hi_IN"/>
-        </w:rPr>
-        <w:t>הַ⁠יְּוָנִ֑ים</w:t>
-      </w:r>
-    </w:p>
-    <w:p>
-      <w:pPr/>
-      <w:r>
-        <w:rPr>
-          <w:lang w:val="hi_IN" w:bidi="hi_IN"/>
-        </w:rPr>
-      </w:r>
-      <w:r>
-        <w:rPr>
           <w:b/>
           <w:lang w:val="hi_IN" w:bidi="hi_IN"/>
         </w:rPr>
@@ -27612,20 +24267,6 @@
       </w:r>
       <w:r>
         <w:rPr>
-          <w:lang w:val="hi_IN" w:bidi="hi_IN"/>
-        </w:rPr>
-        <w:t>לְמַ֥עַן הַרְחִיקָ֖⁠ם מֵ⁠עַ֥ל גְּבוּלָֽ⁠ם</w:t>
-      </w:r>
-    </w:p>
-    <w:p>
-      <w:pPr/>
-      <w:r>
-        <w:rPr>
-          <w:lang w:val="hi_IN" w:bidi="hi_IN"/>
-        </w:rPr>
-      </w:r>
-      <w:r>
-        <w:rPr>
           <w:b/>
           <w:lang w:val="hi_IN" w:bidi="hi_IN"/>
         </w:rPr>
@@ -27698,20 +24339,6 @@
         <w:rPr>
           <w:lang w:val="hi_IN" w:bidi="hi_IN"/>
         </w:rPr>
-      </w:r>
-    </w:p>
-    <w:p>
-      <w:pPr/>
-      <w:r>
-        <w:rPr>
-          <w:lang w:val="hi_IN" w:bidi="hi_IN"/>
-        </w:rPr>
-      </w:r>
-      <w:r>
-        <w:rPr>
-          <w:lang w:val="hi_IN" w:bidi="hi_IN"/>
-        </w:rPr>
-        <w:t>הִנְ⁠נִ֣י מְעִירָ֔⁠ם</w:t>
       </w:r>
     </w:p>
     <w:p>
@@ -27824,20 +24451,6 @@
       </w:r>
       <w:r>
         <w:rPr>
-          <w:lang w:val="hi_IN" w:bidi="hi_IN"/>
-        </w:rPr>
-        <w:t>אֲשֶׁר־מְכַרְתֶּ֥ם אֹתָ֖⁠ם שָׁ֑מָּ⁠ה</w:t>
-      </w:r>
-    </w:p>
-    <w:p>
-      <w:pPr/>
-      <w:r>
-        <w:rPr>
-          <w:lang w:val="hi_IN" w:bidi="hi_IN"/>
-        </w:rPr>
-      </w:r>
-      <w:r>
-        <w:rPr>
           <w:b/>
           <w:lang w:val="hi_IN" w:bidi="hi_IN"/>
         </w:rPr>
@@ -28022,20 +24635,6 @@
       </w:r>
       <w:r>
         <w:rPr>
-          <w:lang w:val="hi_IN" w:bidi="hi_IN"/>
-        </w:rPr>
-        <w:t>בְּ⁠רֹאשְׁ⁠כֶֽם</w:t>
-      </w:r>
-    </w:p>
-    <w:p>
-      <w:pPr/>
-      <w:r>
-        <w:rPr>
-          <w:lang w:val="hi_IN" w:bidi="hi_IN"/>
-        </w:rPr>
-      </w:r>
-      <w:r>
-        <w:rPr>
           <w:b/>
           <w:lang w:val="hi_IN" w:bidi="hi_IN"/>
         </w:rPr>
@@ -28119,20 +24718,6 @@
       </w:r>
       <w:r>
         <w:rPr>
-          <w:lang w:val="hi_IN" w:bidi="hi_IN"/>
-        </w:rPr>
-        <w:t>וּ⁠מָכַרְתִּ֞י</w:t>
-      </w:r>
-    </w:p>
-    <w:p>
-      <w:pPr/>
-      <w:r>
-        <w:rPr>
-          <w:lang w:val="hi_IN" w:bidi="hi_IN"/>
-        </w:rPr>
-      </w:r>
-      <w:r>
-        <w:rPr>
           <w:b/>
           <w:lang w:val="hi_IN" w:bidi="hi_IN"/>
         </w:rPr>
@@ -28242,20 +24827,6 @@
       </w:r>
       <w:r>
         <w:rPr>
-          <w:lang w:val="hi_IN" w:bidi="hi_IN"/>
-        </w:rPr>
-        <w:t>בְּ⁠יַד֙ בְּנֵ֣י יְהוּדָ֔ה</w:t>
-      </w:r>
-    </w:p>
-    <w:p>
-      <w:pPr/>
-      <w:r>
-        <w:rPr>
-          <w:lang w:val="hi_IN" w:bidi="hi_IN"/>
-        </w:rPr>
-      </w:r>
-      <w:r>
-        <w:rPr>
           <w:b/>
           <w:lang w:val="hi_IN" w:bidi="hi_IN"/>
         </w:rPr>
@@ -28352,20 +24923,6 @@
       </w:r>
       <w:r>
         <w:rPr>
-          <w:lang w:val="hi_IN" w:bidi="hi_IN"/>
-        </w:rPr>
-        <w:t>וּ⁠מָכַרְתִּ֞י אֶת־בְּנֵי⁠כֶ֣ם וְ⁠אֶת־בְּנֽוֹתֵי⁠כֶ֗ם בְּ⁠יַד֙ בְּנֵ֣י יְהוּדָ֔ה</w:t>
-      </w:r>
-    </w:p>
-    <w:p>
-      <w:pPr/>
-      <w:r>
-        <w:rPr>
-          <w:lang w:val="hi_IN" w:bidi="hi_IN"/>
-        </w:rPr>
-      </w:r>
-      <w:r>
-        <w:rPr>
           <w:b/>
           <w:lang w:val="hi_IN" w:bidi="hi_IN"/>
         </w:rPr>
@@ -28462,20 +25019,6 @@
       </w:r>
       <w:r>
         <w:rPr>
-          <w:lang w:val="hi_IN" w:bidi="hi_IN"/>
-        </w:rPr>
-        <w:t>בְּנֵ֣י יְהוּדָ֔ה</w:t>
-      </w:r>
-    </w:p>
-    <w:p>
-      <w:pPr/>
-      <w:r>
-        <w:rPr>
-          <w:lang w:val="hi_IN" w:bidi="hi_IN"/>
-        </w:rPr>
-      </w:r>
-      <w:r>
-        <w:rPr>
           <w:b/>
           <w:lang w:val="hi_IN" w:bidi="hi_IN"/>
         </w:rPr>
@@ -28611,20 +25154,6 @@
       </w:r>
       <w:r>
         <w:rPr>
-          <w:lang w:val="hi_IN" w:bidi="hi_IN"/>
-        </w:rPr>
-        <w:t>לִ⁠שְׁבָאיִ֖ם</w:t>
-      </w:r>
-    </w:p>
-    <w:p>
-      <w:pPr/>
-      <w:r>
-        <w:rPr>
-          <w:lang w:val="hi_IN" w:bidi="hi_IN"/>
-        </w:rPr>
-      </w:r>
-      <w:r>
-        <w:rPr>
           <w:b/>
           <w:lang w:val="hi_IN" w:bidi="hi_IN"/>
         </w:rPr>
@@ -28721,20 +25250,6 @@
       </w:r>
       <w:r>
         <w:rPr>
-          <w:lang w:val="hi_IN" w:bidi="hi_IN"/>
-        </w:rPr>
-        <w:t>אֶל־גּ֣וֹי רָח֑וֹק כִּ֥י יְהוָ֖ה דִּבֵּֽר</w:t>
-      </w:r>
-    </w:p>
-    <w:p>
-      <w:pPr/>
-      <w:r>
-        <w:rPr>
-          <w:lang w:val="hi_IN" w:bidi="hi_IN"/>
-        </w:rPr>
-      </w:r>
-      <w:r>
-        <w:rPr>
           <w:b/>
           <w:lang w:val="hi_IN" w:bidi="hi_IN"/>
         </w:rPr>
@@ -28831,20 +25346,6 @@
       </w:r>
       <w:r>
         <w:rPr>
-          <w:lang w:val="hi_IN" w:bidi="hi_IN"/>
-        </w:rPr>
-        <w:t>קִרְאוּ</w:t>
-      </w:r>
-    </w:p>
-    <w:p>
-      <w:pPr/>
-      <w:r>
-        <w:rPr>
-          <w:lang w:val="hi_IN" w:bidi="hi_IN"/>
-        </w:rPr>
-      </w:r>
-      <w:r>
-        <w:rPr>
           <w:b/>
           <w:lang w:val="hi_IN" w:bidi="hi_IN"/>
         </w:rPr>
@@ -28941,20 +25442,6 @@
       </w:r>
       <w:r>
         <w:rPr>
-          <w:lang w:val="hi_IN" w:bidi="hi_IN"/>
-        </w:rPr>
-        <w:t>קַדְּשׁ֖וּ מִלְחָמָ֑ה</w:t>
-      </w:r>
-    </w:p>
-    <w:p>
-      <w:pPr/>
-      <w:r>
-        <w:rPr>
-          <w:lang w:val="hi_IN" w:bidi="hi_IN"/>
-        </w:rPr>
-      </w:r>
-      <w:r>
-        <w:rPr>
           <w:b/>
           <w:lang w:val="hi_IN" w:bidi="hi_IN"/>
         </w:rPr>
@@ -29051,20 +25538,6 @@
       </w:r>
       <w:r>
         <w:rPr>
-          <w:lang w:val="hi_IN" w:bidi="hi_IN"/>
-        </w:rPr>
-        <w:t>אִתֵּי⁠כֶם֙</w:t>
-      </w:r>
-    </w:p>
-    <w:p>
-      <w:pPr/>
-      <w:r>
-        <w:rPr>
-          <w:lang w:val="hi_IN" w:bidi="hi_IN"/>
-        </w:rPr>
-      </w:r>
-      <w:r>
-        <w:rPr>
           <w:b/>
           <w:lang w:val="hi_IN" w:bidi="hi_IN"/>
         </w:rPr>
@@ -29161,20 +25634,6 @@
       </w:r>
       <w:r>
         <w:rPr>
-          <w:lang w:val="hi_IN" w:bidi="hi_IN"/>
-        </w:rPr>
-        <w:t>וּ⁠מַזְמְרֹֽתֵי⁠כֶ֖ם</w:t>
-      </w:r>
-    </w:p>
-    <w:p>
-      <w:pPr/>
-      <w:r>
-        <w:rPr>
-          <w:lang w:val="hi_IN" w:bidi="hi_IN"/>
-        </w:rPr>
-      </w:r>
-      <w:r>
-        <w:rPr>
           <w:b/>
           <w:lang w:val="hi_IN" w:bidi="hi_IN"/>
         </w:rPr>
@@ -29271,20 +25730,6 @@
       </w:r>
       <w:r>
         <w:rPr>
-          <w:lang w:val="hi_IN" w:bidi="hi_IN"/>
-        </w:rPr>
-        <w:t>הַֽ⁠חַלָּ֔שׁ יֹאמַ֖ר גִּבּ֥וֹר אָֽנִי</w:t>
-      </w:r>
-    </w:p>
-    <w:p>
-      <w:pPr/>
-      <w:r>
-        <w:rPr>
-          <w:lang w:val="hi_IN" w:bidi="hi_IN"/>
-        </w:rPr>
-      </w:r>
-      <w:r>
-        <w:rPr>
           <w:b/>
           <w:lang w:val="hi_IN" w:bidi="hi_IN"/>
         </w:rPr>
@@ -29368,20 +25813,6 @@
       </w:r>
       <w:r>
         <w:rPr>
-          <w:lang w:val="hi_IN" w:bidi="hi_IN"/>
-        </w:rPr>
-        <w:t>הַֽ⁠חַלָּ֔שׁ</w:t>
-      </w:r>
-    </w:p>
-    <w:p>
-      <w:pPr/>
-      <w:r>
-        <w:rPr>
-          <w:lang w:val="hi_IN" w:bidi="hi_IN"/>
-        </w:rPr>
-      </w:r>
-      <w:r>
-        <w:rPr>
           <w:b/>
           <w:lang w:val="hi_IN" w:bidi="hi_IN"/>
         </w:rPr>
@@ -29478,20 +25909,6 @@
       </w:r>
       <w:r>
         <w:rPr>
-          <w:lang w:val="hi_IN" w:bidi="hi_IN"/>
-        </w:rPr>
-        <w:t>ע֣וּשׁוּ וָ⁠בֹ֧אוּ</w:t>
-      </w:r>
-    </w:p>
-    <w:p>
-      <w:pPr/>
-      <w:r>
-        <w:rPr>
-          <w:lang w:val="hi_IN" w:bidi="hi_IN"/>
-        </w:rPr>
-      </w:r>
-      <w:r>
-        <w:rPr>
           <w:b/>
           <w:lang w:val="hi_IN" w:bidi="hi_IN"/>
         </w:rPr>
@@ -29616,20 +26033,6 @@
         <w:rPr>
           <w:lang w:val="hi_IN" w:bidi="hi_IN"/>
         </w:rPr>
-      </w:r>
-    </w:p>
-    <w:p>
-      <w:pPr/>
-      <w:r>
-        <w:rPr>
-          <w:lang w:val="hi_IN" w:bidi="hi_IN"/>
-        </w:rPr>
-      </w:r>
-      <w:r>
-        <w:rPr>
-          <w:lang w:val="hi_IN" w:bidi="hi_IN"/>
-        </w:rPr>
-        <w:t>יֵע֨וֹרוּ֙ &amp; הַ⁠גּוֹיִ֔ם</w:t>
       </w:r>
     </w:p>
     <w:p>
@@ -29825,20 +26228,6 @@
       </w:r>
       <w:r>
         <w:rPr>
-          <w:lang w:val="hi_IN" w:bidi="hi_IN"/>
-        </w:rPr>
-        <w:t>אֵשֵׁ֛ב לִ⁠שְׁפֹּ֥ט</w:t>
-      </w:r>
-    </w:p>
-    <w:p>
-      <w:pPr/>
-      <w:r>
-        <w:rPr>
-          <w:lang w:val="hi_IN" w:bidi="hi_IN"/>
-        </w:rPr>
-      </w:r>
-      <w:r>
-        <w:rPr>
           <w:b/>
           <w:lang w:val="hi_IN" w:bidi="hi_IN"/>
         </w:rPr>
@@ -29929,20 +26318,6 @@
       </w:r>
       <w:r>
         <w:rPr>
-          <w:lang w:val="hi_IN" w:bidi="hi_IN"/>
-        </w:rPr>
-        <w:t>שִׁלְח֣וּ מַגָּ֔ל כִּ֥י בָשַׁ֖ל קָצִ֑יר &amp; כִּֽי</w:t>
-      </w:r>
-    </w:p>
-    <w:p>
-      <w:pPr/>
-      <w:r>
-        <w:rPr>
-          <w:lang w:val="hi_IN" w:bidi="hi_IN"/>
-        </w:rPr>
-      </w:r>
-      <w:r>
-        <w:rPr>
           <w:b/>
           <w:lang w:val="hi_IN" w:bidi="hi_IN"/>
         </w:rPr>
@@ -30026,20 +26401,6 @@
       </w:r>
       <w:r>
         <w:rPr>
-          <w:lang w:val="hi_IN" w:bidi="hi_IN"/>
-        </w:rPr>
-        <w:t>שִׁלְח֣וּ מַגָּ֔ל</w:t>
-      </w:r>
-    </w:p>
-    <w:p>
-      <w:pPr/>
-      <w:r>
-        <w:rPr>
-          <w:lang w:val="hi_IN" w:bidi="hi_IN"/>
-        </w:rPr>
-      </w:r>
-      <w:r>
-        <w:rPr>
           <w:b/>
           <w:lang w:val="hi_IN" w:bidi="hi_IN"/>
         </w:rPr>
@@ -30136,20 +26497,6 @@
       </w:r>
       <w:r>
         <w:rPr>
-          <w:lang w:val="hi_IN" w:bidi="hi_IN"/>
-        </w:rPr>
-        <w:t>שִׁלְח֣וּ מַגָּ֔ל</w:t>
-      </w:r>
-    </w:p>
-    <w:p>
-      <w:pPr/>
-      <w:r>
-        <w:rPr>
-          <w:lang w:val="hi_IN" w:bidi="hi_IN"/>
-        </w:rPr>
-      </w:r>
-      <w:r>
-        <w:rPr>
           <w:b/>
           <w:lang w:val="hi_IN" w:bidi="hi_IN"/>
         </w:rPr>
@@ -30235,20 +26582,6 @@
         <w:rPr>
           <w:lang w:val="hi_IN" w:bidi="hi_IN"/>
         </w:rPr>
-      </w:r>
-    </w:p>
-    <w:p>
-      <w:pPr/>
-      <w:r>
-        <w:rPr>
-          <w:lang w:val="hi_IN" w:bidi="hi_IN"/>
-        </w:rPr>
-      </w:r>
-      <w:r>
-        <w:rPr>
-          <w:lang w:val="hi_IN" w:bidi="hi_IN"/>
-        </w:rPr>
-        <w:t>שִׁלְח֣וּ</w:t>
       </w:r>
     </w:p>
     <w:p>
@@ -30400,20 +26733,6 @@
       </w:r>
       <w:r>
         <w:rPr>
-          <w:lang w:val="hi_IN" w:bidi="hi_IN"/>
-        </w:rPr>
-        <w:t>בֹּ֤אֽוּ רְדוּ֙ כִּֽי־מָ֣לְאָה גַּ֔ת</w:t>
-      </w:r>
-    </w:p>
-    <w:p>
-      <w:pPr/>
-      <w:r>
-        <w:rPr>
-          <w:lang w:val="hi_IN" w:bidi="hi_IN"/>
-        </w:rPr>
-      </w:r>
-      <w:r>
-        <w:rPr>
           <w:b/>
           <w:lang w:val="hi_IN" w:bidi="hi_IN"/>
         </w:rPr>
@@ -30497,20 +26816,6 @@
       </w:r>
       <w:r>
         <w:rPr>
-          <w:lang w:val="hi_IN" w:bidi="hi_IN"/>
-        </w:rPr>
-        <w:t>כִּ֥י &amp; כִּ֥י רַבָּ֖ה רָעָתָֽ⁠ם</w:t>
-      </w:r>
-    </w:p>
-    <w:p>
-      <w:pPr/>
-      <w:r>
-        <w:rPr>
-          <w:lang w:val="hi_IN" w:bidi="hi_IN"/>
-        </w:rPr>
-      </w:r>
-      <w:r>
-        <w:rPr>
           <w:b/>
           <w:lang w:val="hi_IN" w:bidi="hi_IN"/>
         </w:rPr>
@@ -30607,20 +26912,6 @@
       </w:r>
       <w:r>
         <w:rPr>
-          <w:lang w:val="hi_IN" w:bidi="hi_IN"/>
-        </w:rPr>
-        <w:t>הֲמוֹנִ֣ים הֲמוֹנִ֔ים בְּ⁠עֵ֖מֶק הֶֽ⁠חָר֑וּץ &amp; בְּ⁠עֵ֖מֶק</w:t>
-      </w:r>
-    </w:p>
-    <w:p>
-      <w:pPr/>
-      <w:r>
-        <w:rPr>
-          <w:lang w:val="hi_IN" w:bidi="hi_IN"/>
-        </w:rPr>
-      </w:r>
-      <w:r>
-        <w:rPr>
           <w:b/>
           <w:lang w:val="hi_IN" w:bidi="hi_IN"/>
         </w:rPr>
@@ -30717,20 +27008,6 @@
       </w:r>
       <w:r>
         <w:rPr>
-          <w:lang w:val="hi_IN" w:bidi="hi_IN"/>
-        </w:rPr>
-        <w:t>הֲמוֹנִ֣ים הֲמוֹנִ֔ים בְּ⁠עֵ֖מֶק הֶֽ⁠חָר֑וּץ &amp; בְּ⁠עֵ֖מֶק</w:t>
-      </w:r>
-    </w:p>
-    <w:p>
-      <w:pPr/>
-      <w:r>
-        <w:rPr>
-          <w:lang w:val="hi_IN" w:bidi="hi_IN"/>
-        </w:rPr>
-      </w:r>
-      <w:r>
-        <w:rPr>
           <w:b/>
           <w:lang w:val="hi_IN" w:bidi="hi_IN"/>
         </w:rPr>
@@ -30814,20 +27091,6 @@
       </w:r>
       <w:r>
         <w:rPr>
-          <w:lang w:val="hi_IN" w:bidi="hi_IN"/>
-        </w:rPr>
-        <w:t>בְּ⁠עֵ֖מֶק הֶֽ⁠חָר֑וּץ &amp; בְּ⁠עֵ֖מֶק</w:t>
-      </w:r>
-    </w:p>
-    <w:p>
-      <w:pPr/>
-      <w:r>
-        <w:rPr>
-          <w:lang w:val="hi_IN" w:bidi="hi_IN"/>
-        </w:rPr>
-      </w:r>
-      <w:r>
-        <w:rPr>
           <w:b/>
           <w:lang w:val="hi_IN" w:bidi="hi_IN"/>
         </w:rPr>
@@ -30913,20 +27176,6 @@
         <w:rPr>
           <w:lang w:val="hi_IN" w:bidi="hi_IN"/>
         </w:rPr>
-      </w:r>
-    </w:p>
-    <w:p>
-      <w:pPr/>
-      <w:r>
-        <w:rPr>
-          <w:lang w:val="hi_IN" w:bidi="hi_IN"/>
-        </w:rPr>
-      </w:r>
-      <w:r>
-        <w:rPr>
-          <w:lang w:val="hi_IN" w:bidi="hi_IN"/>
-        </w:rPr>
-        <w:t>שֶׁ֥מֶשׁ וְ⁠יָרֵ֖חַ קָדָ֑רוּ וְ⁠כוֹכָבִ֖ים אָסְפ֥וּ נָגְהָֽ⁠ם</w:t>
       </w:r>
     </w:p>
     <w:p>
@@ -31140,20 +27389,6 @@
       </w:r>
       <w:r>
         <w:rPr>
-          <w:lang w:val="hi_IN" w:bidi="hi_IN"/>
-        </w:rPr>
-        <w:t>וַ⁠יהוָ֞ה מִ⁠צִּיּ֣וֹן יִשְׁאָ֗ג</w:t>
-      </w:r>
-    </w:p>
-    <w:p>
-      <w:pPr/>
-      <w:r>
-        <w:rPr>
-          <w:lang w:val="hi_IN" w:bidi="hi_IN"/>
-        </w:rPr>
-      </w:r>
-      <w:r>
-        <w:rPr>
           <w:b/>
           <w:lang w:val="hi_IN" w:bidi="hi_IN"/>
         </w:rPr>
@@ -31250,20 +27485,6 @@
       </w:r>
       <w:r>
         <w:rPr>
-          <w:lang w:val="hi_IN" w:bidi="hi_IN"/>
-        </w:rPr>
-        <w:t>וְ⁠רָעֲשׁ֖וּ שָׁמַ֣יִם וָ⁠אָ֑רֶץ</w:t>
-      </w:r>
-    </w:p>
-    <w:p>
-      <w:pPr/>
-      <w:r>
-        <w:rPr>
-          <w:lang w:val="hi_IN" w:bidi="hi_IN"/>
-        </w:rPr>
-      </w:r>
-      <w:r>
-        <w:rPr>
           <w:b/>
           <w:lang w:val="hi_IN" w:bidi="hi_IN"/>
         </w:rPr>
@@ -31373,20 +27594,6 @@
       </w:r>
       <w:r>
         <w:rPr>
-          <w:lang w:val="hi_IN" w:bidi="hi_IN"/>
-        </w:rPr>
-        <w:t>וַֽ⁠יהוָה֙ מַֽחֲסֶ֣ה לְ⁠עַמּ֔⁠וֹ וּ⁠מָע֖וֹז לִ⁠בְנֵ֥י יִשְׂרָאֵֽל</w:t>
-      </w:r>
-    </w:p>
-    <w:p>
-      <w:pPr/>
-      <w:r>
-        <w:rPr>
-          <w:lang w:val="hi_IN" w:bidi="hi_IN"/>
-        </w:rPr>
-      </w:r>
-      <w:r>
-        <w:rPr>
           <w:b/>
           <w:lang w:val="hi_IN" w:bidi="hi_IN"/>
         </w:rPr>
@@ -31485,20 +27692,6 @@
         <w:rPr>
           <w:lang w:val="hi_IN" w:bidi="hi_IN"/>
         </w:rPr>
-      </w:r>
-    </w:p>
-    <w:p>
-      <w:pPr/>
-      <w:r>
-        <w:rPr>
-          <w:lang w:val="hi_IN" w:bidi="hi_IN"/>
-        </w:rPr>
-      </w:r>
-      <w:r>
-        <w:rPr>
-          <w:lang w:val="hi_IN" w:bidi="hi_IN"/>
-        </w:rPr>
-        <w:t>לִ⁠בְנֵ֥י יִשְׂרָאֵֽל</w:t>
       </w:r>
     </w:p>
     <w:p>
@@ -31650,20 +27843,6 @@
       </w:r>
       <w:r>
         <w:rPr>
-          <w:lang w:val="hi_IN" w:bidi="hi_IN"/>
-        </w:rPr>
-        <w:t>וִֽ⁠ידַעְתֶּ֗ם</w:t>
-      </w:r>
-    </w:p>
-    <w:p>
-      <w:pPr/>
-      <w:r>
-        <w:rPr>
-          <w:lang w:val="hi_IN" w:bidi="hi_IN"/>
-        </w:rPr>
-      </w:r>
-      <w:r>
-        <w:rPr>
           <w:b/>
           <w:lang w:val="hi_IN" w:bidi="hi_IN"/>
         </w:rPr>
@@ -31747,20 +27926,6 @@
       </w:r>
       <w:r>
         <w:rPr>
-          <w:lang w:val="hi_IN" w:bidi="hi_IN"/>
-        </w:rPr>
-        <w:t>הַר־קָדְשִׁ֑⁠י</w:t>
-      </w:r>
-    </w:p>
-    <w:p>
-      <w:pPr/>
-      <w:r>
-        <w:rPr>
-          <w:lang w:val="hi_IN" w:bidi="hi_IN"/>
-        </w:rPr>
-      </w:r>
-      <w:r>
-        <w:rPr>
           <w:b/>
           <w:lang w:val="hi_IN" w:bidi="hi_IN"/>
         </w:rPr>
@@ -31857,20 +28022,6 @@
       </w:r>
       <w:r>
         <w:rPr>
-          <w:lang w:val="hi_IN" w:bidi="hi_IN"/>
-        </w:rPr>
-        <w:t>וְ⁠הָיָה֩ בַ⁠יּ֨וֹם הַ⁠ה֜וּא</w:t>
-      </w:r>
-    </w:p>
-    <w:p>
-      <w:pPr/>
-      <w:r>
-        <w:rPr>
-          <w:lang w:val="hi_IN" w:bidi="hi_IN"/>
-        </w:rPr>
-      </w:r>
-      <w:r>
-        <w:rPr>
           <w:b/>
           <w:lang w:val="hi_IN" w:bidi="hi_IN"/>
         </w:rPr>
@@ -31954,20 +28105,6 @@
       </w:r>
       <w:r>
         <w:rPr>
-          <w:lang w:val="hi_IN" w:bidi="hi_IN"/>
-        </w:rPr>
-        <w:t>בַ⁠יּ֨וֹם הַ⁠ה֜וּא</w:t>
-      </w:r>
-    </w:p>
-    <w:p>
-      <w:pPr/>
-      <w:r>
-        <w:rPr>
-          <w:lang w:val="hi_IN" w:bidi="hi_IN"/>
-        </w:rPr>
-      </w:r>
-      <w:r>
-        <w:rPr>
           <w:b/>
           <w:lang w:val="hi_IN" w:bidi="hi_IN"/>
         </w:rPr>
@@ -32090,20 +28227,6 @@
       </w:r>
       <w:r>
         <w:rPr>
-          <w:lang w:val="hi_IN" w:bidi="hi_IN"/>
-        </w:rPr>
-        <w:t>יִטְּפ֧וּ הֶ⁠הָרִ֣ים עָסִ֗יס וְ⁠הַ⁠גְּבָעוֹת֙ תֵּלַ֣כְנָה חָלָ֔ב</w:t>
-      </w:r>
-    </w:p>
-    <w:p>
-      <w:pPr/>
-      <w:r>
-        <w:rPr>
-          <w:lang w:val="hi_IN" w:bidi="hi_IN"/>
-        </w:rPr>
-      </w:r>
-      <w:r>
-        <w:rPr>
           <w:b/>
           <w:lang w:val="hi_IN" w:bidi="hi_IN"/>
         </w:rPr>
@@ -32239,20 +28362,6 @@
       </w:r>
       <w:r>
         <w:rPr>
-          <w:lang w:val="hi_IN" w:bidi="hi_IN"/>
-        </w:rPr>
-        <w:t>וּ⁠מַעְיָ֗ן &amp; יֵצֵ֔א</w:t>
-      </w:r>
-    </w:p>
-    <w:p>
-      <w:pPr/>
-      <w:r>
-        <w:rPr>
-          <w:lang w:val="hi_IN" w:bidi="hi_IN"/>
-        </w:rPr>
-      </w:r>
-      <w:r>
-        <w:rPr>
           <w:b/>
           <w:lang w:val="hi_IN" w:bidi="hi_IN"/>
         </w:rPr>
@@ -32375,20 +28484,6 @@
       </w:r>
       <w:r>
         <w:rPr>
-          <w:lang w:val="hi_IN" w:bidi="hi_IN"/>
-        </w:rPr>
-        <w:t>וּ⁠מַעְיָ֗ן</w:t>
-      </w:r>
-    </w:p>
-    <w:p>
-      <w:pPr/>
-      <w:r>
-        <w:rPr>
-          <w:lang w:val="hi_IN" w:bidi="hi_IN"/>
-        </w:rPr>
-      </w:r>
-      <w:r>
-        <w:rPr>
           <w:b/>
           <w:lang w:val="hi_IN" w:bidi="hi_IN"/>
         </w:rPr>
@@ -32474,20 +28569,6 @@
         <w:rPr>
           <w:lang w:val="hi_IN" w:bidi="hi_IN"/>
         </w:rPr>
-      </w:r>
-    </w:p>
-    <w:p>
-      <w:pPr/>
-      <w:r>
-        <w:rPr>
-          <w:lang w:val="hi_IN" w:bidi="hi_IN"/>
-        </w:rPr>
-      </w:r>
-      <w:r>
-        <w:rPr>
-          <w:lang w:val="hi_IN" w:bidi="hi_IN"/>
-        </w:rPr>
-        <w:t>מִ⁠בֵּ֤ית יְהוָה֙</w:t>
       </w:r>
     </w:p>
     <w:p>
@@ -32600,20 +28681,6 @@
       </w:r>
       <w:r>
         <w:rPr>
-          <w:lang w:val="hi_IN" w:bidi="hi_IN"/>
-        </w:rPr>
-        <w:t>אֶת־נַ֥חַל הַ⁠שִּׁטִּֽים</w:t>
-      </w:r>
-    </w:p>
-    <w:p>
-      <w:pPr/>
-      <w:r>
-        <w:rPr>
-          <w:lang w:val="hi_IN" w:bidi="hi_IN"/>
-        </w:rPr>
-      </w:r>
-      <w:r>
-        <w:rPr>
           <w:b/>
           <w:lang w:val="hi_IN" w:bidi="hi_IN"/>
         </w:rPr>
@@ -32710,20 +28777,6 @@
       </w:r>
       <w:r>
         <w:rPr>
-          <w:lang w:val="hi_IN" w:bidi="hi_IN"/>
-        </w:rPr>
-        <w:t>מִצְרַ֨יִם֙ לִ⁠שְׁמָמָ֣ה תִֽהְיֶ֔ה</w:t>
-      </w:r>
-    </w:p>
-    <w:p>
-      <w:pPr/>
-      <w:r>
-        <w:rPr>
-          <w:lang w:val="hi_IN" w:bidi="hi_IN"/>
-        </w:rPr>
-      </w:r>
-      <w:r>
-        <w:rPr>
           <w:b/>
           <w:lang w:val="hi_IN" w:bidi="hi_IN"/>
         </w:rPr>
@@ -32820,20 +28873,6 @@
       </w:r>
       <w:r>
         <w:rPr>
-          <w:lang w:val="hi_IN" w:bidi="hi_IN"/>
-        </w:rPr>
-        <w:t>מֵֽ⁠חֲמַס֙ בְּנֵ֣י יְהוּדָ֔ה</w:t>
-      </w:r>
-    </w:p>
-    <w:p>
-      <w:pPr/>
-      <w:r>
-        <w:rPr>
-          <w:lang w:val="hi_IN" w:bidi="hi_IN"/>
-        </w:rPr>
-      </w:r>
-      <w:r>
-        <w:rPr>
           <w:b/>
           <w:lang w:val="hi_IN" w:bidi="hi_IN"/>
         </w:rPr>
@@ -32943,20 +28982,6 @@
       </w:r>
       <w:r>
         <w:rPr>
-          <w:lang w:val="hi_IN" w:bidi="hi_IN"/>
-        </w:rPr>
-        <w:t>שָׁפְכ֥וּ דָם־נָקִ֖יא</w:t>
-      </w:r>
-    </w:p>
-    <w:p>
-      <w:pPr/>
-      <w:r>
-        <w:rPr>
-          <w:lang w:val="hi_IN" w:bidi="hi_IN"/>
-        </w:rPr>
-      </w:r>
-      <w:r>
-        <w:rPr>
           <w:b/>
           <w:lang w:val="hi_IN" w:bidi="hi_IN"/>
         </w:rPr>
@@ -33079,20 +29104,6 @@
       </w:r>
       <w:r>
         <w:rPr>
-          <w:lang w:val="hi_IN" w:bidi="hi_IN"/>
-        </w:rPr>
-        <w:t>בְּ⁠אַרְצָֽ⁠ם</w:t>
-      </w:r>
-    </w:p>
-    <w:p>
-      <w:pPr/>
-      <w:r>
-        <w:rPr>
-          <w:lang w:val="hi_IN" w:bidi="hi_IN"/>
-        </w:rPr>
-      </w:r>
-      <w:r>
-        <w:rPr>
           <w:b/>
           <w:lang w:val="hi_IN" w:bidi="hi_IN"/>
         </w:rPr>
@@ -33228,20 +29239,6 @@
       </w:r>
       <w:r>
         <w:rPr>
-          <w:lang w:val="hi_IN" w:bidi="hi_IN"/>
-        </w:rPr>
-        <w:t>וִ⁠יהוּדָ֖ה</w:t>
-      </w:r>
-    </w:p>
-    <w:p>
-      <w:pPr/>
-      <w:r>
-        <w:rPr>
-          <w:lang w:val="hi_IN" w:bidi="hi_IN"/>
-        </w:rPr>
-      </w:r>
-      <w:r>
-        <w:rPr>
           <w:b/>
           <w:lang w:val="hi_IN" w:bidi="hi_IN"/>
         </w:rPr>
@@ -33338,20 +29335,6 @@
       </w:r>
       <w:r>
         <w:rPr>
-          <w:lang w:val="hi_IN" w:bidi="hi_IN"/>
-        </w:rPr>
-        <w:t>וִ⁠ירוּשָׁלִַ֖ם לְ⁠ד֥וֹר וָ⁠דֽוֹר</w:t>
-      </w:r>
-    </w:p>
-    <w:p>
-      <w:pPr/>
-      <w:r>
-        <w:rPr>
-          <w:lang w:val="hi_IN" w:bidi="hi_IN"/>
-        </w:rPr>
-      </w:r>
-      <w:r>
-        <w:rPr>
           <w:b/>
           <w:lang w:val="hi_IN" w:bidi="hi_IN"/>
         </w:rPr>
@@ -33424,20 +29407,6 @@
         <w:rPr>
           <w:lang w:val="hi_IN" w:bidi="hi_IN"/>
         </w:rPr>
-      </w:r>
-    </w:p>
-    <w:p>
-      <w:pPr/>
-      <w:r>
-        <w:rPr>
-          <w:lang w:val="hi_IN" w:bidi="hi_IN"/>
-        </w:rPr>
-      </w:r>
-      <w:r>
-        <w:rPr>
-          <w:lang w:val="hi_IN" w:bidi="hi_IN"/>
-        </w:rPr>
-        <w:t>לְ⁠ד֥וֹר וָ⁠דֽוֹר</w:t>
       </w:r>
     </w:p>
     <w:p>
@@ -33544,20 +29513,6 @@
       </w:r>
       <w:r>
         <w:rPr>
-          <w:lang w:val="hi_IN" w:bidi="hi_IN"/>
-        </w:rPr>
-        <w:t>וְ⁠נִקֵּ֖יתִי דָּמָ֣⁠ם לֹֽא־נִקֵּ֑יתִי</w:t>
-      </w:r>
-    </w:p>
-    <w:p>
-      <w:pPr/>
-      <w:r>
-        <w:rPr>
-          <w:lang w:val="hi_IN" w:bidi="hi_IN"/>
-        </w:rPr>
-      </w:r>
-      <w:r>
-        <w:rPr>
           <w:b/>
           <w:lang w:val="hi_IN" w:bidi="hi_IN"/>
         </w:rPr>
@@ -33641,20 +29596,6 @@
       </w:r>
       <w:r>
         <w:rPr>
-          <w:lang w:val="hi_IN" w:bidi="hi_IN"/>
-        </w:rPr>
-        <w:t>דָּמָ֣⁠ם</w:t>
-      </w:r>
-    </w:p>
-    <w:p>
-      <w:pPr/>
-      <w:r>
-        <w:rPr>
-          <w:lang w:val="hi_IN" w:bidi="hi_IN"/>
-        </w:rPr>
-      </w:r>
-      <w:r>
-        <w:rPr>
           <w:b/>
           <w:lang w:val="hi_IN" w:bidi="hi_IN"/>
         </w:rPr>
@@ -33751,20 +29692,6 @@
       </w:r>
       <w:r>
         <w:rPr>
-          <w:lang w:val="hi_IN" w:bidi="hi_IN"/>
-        </w:rPr>
-        <w:t>וַֽ⁠יהוָ֖ה שֹׁכֵ֥ן בְּ⁠צִיּֽוֹן</w:t>
-      </w:r>
-    </w:p>
-    <w:p>
-      <w:pPr/>
-      <w:r>
-        <w:rPr>
-          <w:lang w:val="hi_IN" w:bidi="hi_IN"/>
-        </w:rPr>
-      </w:r>
-      <w:r>
-        <w:rPr>
           <w:b/>
           <w:lang w:val="hi_IN" w:bidi="hi_IN"/>
         </w:rPr>
@@ -33837,20 +29764,6 @@
         <w:rPr>
           <w:lang w:val="hi_IN" w:bidi="hi_IN"/>
         </w:rPr>
-      </w:r>
-    </w:p>
-    <w:p>
-      <w:pPr/>
-      <w:r>
-        <w:rPr>
-          <w:lang w:val="hi_IN" w:bidi="hi_IN"/>
-        </w:rPr>
-      </w:r>
-      <w:r>
-        <w:rPr>
-          <w:lang w:val="hi_IN" w:bidi="hi_IN"/>
-        </w:rPr>
-        <w:t>וַֽ⁠יהוָ֖ה שֹׁכֵ֥ן בְּ⁠צִיּֽוֹן</w:t>
       </w:r>
     </w:p>
     <w:p>

--- a/hin/docx/29.content.docx
+++ b/hin/docx/29.content.docx
@@ -19,7 +19,7 @@
         <w:rPr>
           <w:lang w:val="hi_IN" w:bidi="hi_IN"/>
         </w:rPr>
-        <w:t>Resource: अनुवाद नोट्स (अनफोल्डिंग वर्ड)</w:t>
+        <w:t>Resource: unfoldingWord® Translation Notes</w:t>
       </w:r>
       <w:r>
         <w:rPr>
@@ -90,7 +90,7 @@
         <w:rPr>
           <w:lang w:val="hi_IN" w:bidi="hi_IN"/>
         </w:rPr>
-        <w:t>अनुवाद नोट्स (अनफोल्डिंग वर्ड)</w:t>
+        <w:t>unfoldingWord® Translation Notes</w:t>
       </w:r>
     </w:p>
     <w:p>

--- a/hin/docx/29.content.docx
+++ b/hin/docx/29.content.docx
@@ -207,6 +207,20 @@
       </w:r>
       <w:r>
         <w:rPr>
+          <w:lang w:val="hi_IN" w:bidi="hi_IN"/>
+        </w:rPr>
+        <w:t>פְּתוּאֵֽל</w:t>
+      </w:r>
+    </w:p>
+    <w:p>
+      <w:pPr/>
+      <w:r>
+        <w:rPr>
+          <w:lang w:val="hi_IN" w:bidi="hi_IN"/>
+        </w:rPr>
+      </w:r>
+      <w:r>
+        <w:rPr>
           <w:b/>
           <w:lang w:val="hi_IN" w:bidi="hi_IN"/>
         </w:rPr>
@@ -401,6 +415,20 @@
       </w:r>
       <w:r>
         <w:rPr>
+          <w:lang w:val="hi_IN" w:bidi="hi_IN"/>
+        </w:rPr>
+        <w:t>דְּבַר־יְהוָה֙ אֲשֶׁ֣ר הָיָ֔ה</w:t>
+      </w:r>
+    </w:p>
+    <w:p>
+      <w:pPr/>
+      <w:r>
+        <w:rPr>
+          <w:lang w:val="hi_IN" w:bidi="hi_IN"/>
+        </w:rPr>
+      </w:r>
+      <w:r>
+        <w:rPr>
           <w:b/>
           <w:lang w:val="hi_IN" w:bidi="hi_IN"/>
         </w:rPr>
@@ -492,6 +520,20 @@
       </w:r>
       <w:r>
         <w:rPr>
+          <w:lang w:val="hi_IN" w:bidi="hi_IN"/>
+        </w:rPr>
+        <w:t>שִׁמְעוּ־זֹאת֙ הַ⁠זְּקֵנִ֔ים וְ⁠הַֽאֲזִ֔ינוּ כֹּ֖ל יוֹשְׁבֵ֣י הָ⁠אָ֑רֶץ</w:t>
+      </w:r>
+    </w:p>
+    <w:p>
+      <w:pPr/>
+      <w:r>
+        <w:rPr>
+          <w:lang w:val="hi_IN" w:bidi="hi_IN"/>
+        </w:rPr>
+      </w:r>
+      <w:r>
+        <w:rPr>
           <w:b/>
           <w:lang w:val="hi_IN" w:bidi="hi_IN"/>
         </w:rPr>
@@ -591,6 +633,20 @@
       </w:r>
       <w:r>
         <w:rPr>
+          <w:lang w:val="hi_IN" w:bidi="hi_IN"/>
+        </w:rPr>
+        <w:t>הֶ⁠הָ֤יְתָה זֹּאת֙ בִּֽ⁠ימֵי⁠כֶ֔ם וְ⁠אִ֖ם בִּ⁠ימֵ֥י אֲבֹֽתֵי⁠כֶֽם</w:t>
+      </w:r>
+    </w:p>
+    <w:p>
+      <w:pPr/>
+      <w:r>
+        <w:rPr>
+          <w:lang w:val="hi_IN" w:bidi="hi_IN"/>
+        </w:rPr>
+      </w:r>
+      <w:r>
+        <w:rPr>
           <w:b/>
           <w:lang w:val="hi_IN" w:bidi="hi_IN"/>
         </w:rPr>
@@ -682,6 +738,20 @@
       </w:r>
       <w:r>
         <w:rPr>
+          <w:lang w:val="hi_IN" w:bidi="hi_IN"/>
+        </w:rPr>
+        <w:t>בִּֽ⁠ימֵי⁠כֶ֔ם וְ⁠אִ֖ם בִּ⁠ימֵ֥י</w:t>
+      </w:r>
+    </w:p>
+    <w:p>
+      <w:pPr/>
+      <w:r>
+        <w:rPr>
+          <w:lang w:val="hi_IN" w:bidi="hi_IN"/>
+        </w:rPr>
+      </w:r>
+      <w:r>
+        <w:rPr>
           <w:b/>
           <w:lang w:val="hi_IN" w:bidi="hi_IN"/>
         </w:rPr>
@@ -786,6 +856,20 @@
       </w:r>
       <w:r>
         <w:rPr>
+          <w:lang w:val="hi_IN" w:bidi="hi_IN"/>
+        </w:rPr>
+        <w:t>אֲבֹֽתֵי⁠כֶֽם</w:t>
+      </w:r>
+    </w:p>
+    <w:p>
+      <w:pPr/>
+      <w:r>
+        <w:rPr>
+          <w:lang w:val="hi_IN" w:bidi="hi_IN"/>
+        </w:rPr>
+      </w:r>
+      <w:r>
+        <w:rPr>
           <w:b/>
           <w:lang w:val="hi_IN" w:bidi="hi_IN"/>
         </w:rPr>
@@ -890,6 +974,20 @@
       </w:r>
       <w:r>
         <w:rPr>
+          <w:lang w:val="hi_IN" w:bidi="hi_IN"/>
+        </w:rPr>
+        <w:t>וּ⁠בְנֵי⁠כֶם֙ לִ⁠בְנֵי⁠הֶ֔ם וּ⁠בְנֵי⁠הֶ֖ם לְ⁠ד֥וֹר אַחֵֽר</w:t>
+      </w:r>
+    </w:p>
+    <w:p>
+      <w:pPr/>
+      <w:r>
+        <w:rPr>
+          <w:lang w:val="hi_IN" w:bidi="hi_IN"/>
+        </w:rPr>
+      </w:r>
+      <w:r>
+        <w:rPr>
           <w:b/>
           <w:lang w:val="hi_IN" w:bidi="hi_IN"/>
         </w:rPr>
@@ -981,6 +1079,20 @@
       </w:r>
       <w:r>
         <w:rPr>
+          <w:lang w:val="hi_IN" w:bidi="hi_IN"/>
+        </w:rPr>
+        <w:t>לִ⁠בְנֵי⁠כֶ֣ם &amp; וּ⁠בְנֵי⁠כֶם֙ לִ⁠בְנֵי⁠הֶ֔ם וּ⁠בְנֵי⁠הֶ֖ם</w:t>
+      </w:r>
+    </w:p>
+    <w:p>
+      <w:pPr/>
+      <w:r>
+        <w:rPr>
+          <w:lang w:val="hi_IN" w:bidi="hi_IN"/>
+        </w:rPr>
+      </w:r>
+      <w:r>
+        <w:rPr>
           <w:b/>
           <w:lang w:val="hi_IN" w:bidi="hi_IN"/>
         </w:rPr>
@@ -1085,6 +1197,20 @@
       </w:r>
       <w:r>
         <w:rPr>
+          <w:lang w:val="hi_IN" w:bidi="hi_IN"/>
+        </w:rPr>
+        <w:t>עָלֶ֖⁠יהָ לִ⁠בְנֵי⁠כֶ֣ם סַפֵּ֑רוּ וּ⁠בְנֵי⁠כֶם֙</w:t>
+      </w:r>
+    </w:p>
+    <w:p>
+      <w:pPr/>
+      <w:r>
+        <w:rPr>
+          <w:lang w:val="hi_IN" w:bidi="hi_IN"/>
+        </w:rPr>
+      </w:r>
+      <w:r>
+        <w:rPr>
           <w:b/>
           <w:lang w:val="hi_IN" w:bidi="hi_IN"/>
         </w:rPr>
@@ -1202,6 +1328,20 @@
       </w:r>
       <w:r>
         <w:rPr>
+          <w:lang w:val="hi_IN" w:bidi="hi_IN"/>
+        </w:rPr>
+        <w:t>יֶ֤תֶר הַ⁠גָּזָם֙ אָכַ֣ל הָֽ⁠אַרְבֶּ֔ה וְ⁠יֶ֥תֶר הָ⁠אַרְבֶּ֖ה אָכַ֣ל הַ⁠יָּ֑לֶק וְ⁠יֶ֣תֶר הַ⁠יֶּ֔לֶק אָכַ֖ל הֶ⁠חָסִֽיל</w:t>
+      </w:r>
+    </w:p>
+    <w:p>
+      <w:pPr/>
+      <w:r>
+        <w:rPr>
+          <w:lang w:val="hi_IN" w:bidi="hi_IN"/>
+        </w:rPr>
+      </w:r>
+      <w:r>
+        <w:rPr>
           <w:b/>
           <w:lang w:val="hi_IN" w:bidi="hi_IN"/>
         </w:rPr>
@@ -1293,6 +1433,20 @@
       </w:r>
       <w:r>
         <w:rPr>
+          <w:lang w:val="hi_IN" w:bidi="hi_IN"/>
+        </w:rPr>
+        <w:t>יֶ֤תֶר הַ⁠גָּזָם֙ אָכַ֣ל הָֽ⁠אַרְבֶּ֔ה וְ⁠יֶ֥תֶר הָ⁠אַרְבֶּ֖ה אָכַ֣ל הַ⁠יָּ֑לֶק וְ⁠יֶ֣תֶר הַ⁠יֶּ֔לֶק אָכַ֖ל הֶ⁠חָסִֽיל</w:t>
+      </w:r>
+    </w:p>
+    <w:p>
+      <w:pPr/>
+      <w:r>
+        <w:rPr>
+          <w:lang w:val="hi_IN" w:bidi="hi_IN"/>
+        </w:rPr>
+      </w:r>
+      <w:r>
+        <w:rPr>
           <w:b/>
           <w:lang w:val="hi_IN" w:bidi="hi_IN"/>
         </w:rPr>
@@ -1404,6 +1558,20 @@
       </w:r>
       <w:r>
         <w:rPr>
+          <w:lang w:val="hi_IN" w:bidi="hi_IN"/>
+        </w:rPr>
+        <w:t>יֶ֤תֶר הַ⁠גָּזָם֙ אָכַ֣ל הָֽ⁠אַרְבֶּ֔ה וְ⁠יֶ֥תֶר הָ⁠אַרְבֶּ֖ה אָכַ֣ל הַ⁠יָּ֑לֶק וְ⁠יֶ֣תֶר הַ⁠יֶּ֔לֶק אָכַ֖ל הֶ⁠חָסִֽיל</w:t>
+      </w:r>
+    </w:p>
+    <w:p>
+      <w:pPr/>
+      <w:r>
+        <w:rPr>
+          <w:lang w:val="hi_IN" w:bidi="hi_IN"/>
+        </w:rPr>
+      </w:r>
+      <w:r>
+        <w:rPr>
           <w:b/>
           <w:lang w:val="hi_IN" w:bidi="hi_IN"/>
         </w:rPr>
@@ -1643,6 +1811,20 @@
       </w:r>
       <w:r>
         <w:rPr>
+          <w:lang w:val="hi_IN" w:bidi="hi_IN"/>
+        </w:rPr>
+        <w:t>הָקִ֤יצוּ שִׁכּוֹרִים֙ וּ⁠בְכ֔וּ וְ⁠הֵילִ֖לוּ כָּל־שֹׁ֣תֵי יָ֑יִן עַל־עָסִ֕יס כִּ֥י נִכְרַ֖ת מִ⁠פִּי⁠כֶֽם</w:t>
+      </w:r>
+    </w:p>
+    <w:p>
+      <w:pPr/>
+      <w:r>
+        <w:rPr>
+          <w:lang w:val="hi_IN" w:bidi="hi_IN"/>
+        </w:rPr>
+      </w:r>
+      <w:r>
+        <w:rPr>
           <w:b/>
           <w:lang w:val="hi_IN" w:bidi="hi_IN"/>
         </w:rPr>
@@ -1742,6 +1924,20 @@
       </w:r>
       <w:r>
         <w:rPr>
+          <w:lang w:val="hi_IN" w:bidi="hi_IN"/>
+        </w:rPr>
+        <w:t>נִכְרַ֖ת מִ⁠פִּי⁠כֶֽם</w:t>
+      </w:r>
+    </w:p>
+    <w:p>
+      <w:pPr/>
+      <w:r>
+        <w:rPr>
+          <w:lang w:val="hi_IN" w:bidi="hi_IN"/>
+        </w:rPr>
+      </w:r>
+      <w:r>
+        <w:rPr>
           <w:b/>
           <w:lang w:val="hi_IN" w:bidi="hi_IN"/>
         </w:rPr>
@@ -1833,6 +2029,20 @@
       </w:r>
       <w:r>
         <w:rPr>
+          <w:lang w:val="hi_IN" w:bidi="hi_IN"/>
+        </w:rPr>
+        <w:t>מִ⁠פִּי⁠כֶֽם</w:t>
+      </w:r>
+    </w:p>
+    <w:p>
+      <w:pPr/>
+      <w:r>
+        <w:rPr>
+          <w:lang w:val="hi_IN" w:bidi="hi_IN"/>
+        </w:rPr>
+      </w:r>
+      <w:r>
+        <w:rPr>
           <w:b/>
           <w:lang w:val="hi_IN" w:bidi="hi_IN"/>
         </w:rPr>
@@ -1945,6 +2155,20 @@
       </w:r>
       <w:r>
         <w:rPr>
+          <w:lang w:val="hi_IN" w:bidi="hi_IN"/>
+        </w:rPr>
+        <w:t>נִכְרַ֖ת מִ⁠פִּי⁠כֶֽם</w:t>
+      </w:r>
+    </w:p>
+    <w:p>
+      <w:pPr/>
+      <w:r>
+        <w:rPr>
+          <w:lang w:val="hi_IN" w:bidi="hi_IN"/>
+        </w:rPr>
+      </w:r>
+      <w:r>
+        <w:rPr>
           <w:b/>
           <w:lang w:val="hi_IN" w:bidi="hi_IN"/>
         </w:rPr>
@@ -2048,6 +2272,20 @@
       </w:r>
       <w:r>
         <w:rPr>
+          <w:lang w:val="hi_IN" w:bidi="hi_IN"/>
+        </w:rPr>
+        <w:t>כִּֽי</w:t>
+      </w:r>
+    </w:p>
+    <w:p>
+      <w:pPr/>
+      <w:r>
+        <w:rPr>
+          <w:lang w:val="hi_IN" w:bidi="hi_IN"/>
+        </w:rPr>
+      </w:r>
+      <w:r>
+        <w:rPr>
           <w:b/>
           <w:lang w:val="hi_IN" w:bidi="hi_IN"/>
         </w:rPr>
@@ -2152,6 +2390,20 @@
       </w:r>
       <w:r>
         <w:rPr>
+          <w:lang w:val="hi_IN" w:bidi="hi_IN"/>
+        </w:rPr>
+        <w:t>גוֹי֙ עָלָ֣ה עַל־אַרְצִ֔⁠י</w:t>
+      </w:r>
+    </w:p>
+    <w:p>
+      <w:pPr/>
+      <w:r>
+        <w:rPr>
+          <w:lang w:val="hi_IN" w:bidi="hi_IN"/>
+        </w:rPr>
+      </w:r>
+      <w:r>
+        <w:rPr>
           <w:b/>
           <w:lang w:val="hi_IN" w:bidi="hi_IN"/>
         </w:rPr>
@@ -2243,6 +2495,20 @@
       </w:r>
       <w:r>
         <w:rPr>
+          <w:lang w:val="hi_IN" w:bidi="hi_IN"/>
+        </w:rPr>
+        <w:t>גוֹי֙</w:t>
+      </w:r>
+    </w:p>
+    <w:p>
+      <w:pPr/>
+      <w:r>
+        <w:rPr>
+          <w:lang w:val="hi_IN" w:bidi="hi_IN"/>
+        </w:rPr>
+      </w:r>
+      <w:r>
+        <w:rPr>
           <w:b/>
           <w:lang w:val="hi_IN" w:bidi="hi_IN"/>
         </w:rPr>
@@ -2347,6 +2613,20 @@
       </w:r>
       <w:r>
         <w:rPr>
+          <w:lang w:val="hi_IN" w:bidi="hi_IN"/>
+        </w:rPr>
+        <w:t>אַרְצִ֔⁠י</w:t>
+      </w:r>
+    </w:p>
+    <w:p>
+      <w:pPr/>
+      <w:r>
+        <w:rPr>
+          <w:lang w:val="hi_IN" w:bidi="hi_IN"/>
+        </w:rPr>
+      </w:r>
+      <w:r>
+        <w:rPr>
           <w:b/>
           <w:lang w:val="hi_IN" w:bidi="hi_IN"/>
         </w:rPr>
@@ -2451,6 +2731,20 @@
       </w:r>
       <w:r>
         <w:rPr>
+          <w:lang w:val="hi_IN" w:bidi="hi_IN"/>
+        </w:rPr>
+        <w:t>וְ⁠אֵ֣ין מִסְפָּ֑ר</w:t>
+      </w:r>
+    </w:p>
+    <w:p>
+      <w:pPr/>
+      <w:r>
+        <w:rPr>
+          <w:lang w:val="hi_IN" w:bidi="hi_IN"/>
+        </w:rPr>
+      </w:r>
+      <w:r>
+        <w:rPr>
           <w:b/>
           <w:lang w:val="hi_IN" w:bidi="hi_IN"/>
         </w:rPr>
@@ -2542,6 +2836,20 @@
       </w:r>
       <w:r>
         <w:rPr>
+          <w:lang w:val="hi_IN" w:bidi="hi_IN"/>
+        </w:rPr>
+        <w:t>שִׁנָּי⁠ו֙ שִׁנֵּ֣י אַרְיֵ֔ה וּֽ⁠מְתַלְּע֥וֹת לָבִ֖יא לֽ⁠וֹ</w:t>
+      </w:r>
+    </w:p>
+    <w:p>
+      <w:pPr/>
+      <w:r>
+        <w:rPr>
+          <w:lang w:val="hi_IN" w:bidi="hi_IN"/>
+        </w:rPr>
+      </w:r>
+      <w:r>
+        <w:rPr>
           <w:b/>
           <w:lang w:val="hi_IN" w:bidi="hi_IN"/>
         </w:rPr>
@@ -2641,6 +2949,20 @@
       </w:r>
       <w:r>
         <w:rPr>
+          <w:lang w:val="hi_IN" w:bidi="hi_IN"/>
+        </w:rPr>
+        <w:t>שִׁנָּי⁠ו֙ שִׁנֵּ֣י אַרְיֵ֔ה וּֽ⁠מְתַלְּע֥וֹת לָבִ֖יא לֽ⁠וֹ</w:t>
+      </w:r>
+    </w:p>
+    <w:p>
+      <w:pPr/>
+      <w:r>
+        <w:rPr>
+          <w:lang w:val="hi_IN" w:bidi="hi_IN"/>
+        </w:rPr>
+      </w:r>
+      <w:r>
+        <w:rPr>
           <w:b/>
           <w:lang w:val="hi_IN" w:bidi="hi_IN"/>
         </w:rPr>
@@ -2771,6 +3093,20 @@
       </w:r>
       <w:r>
         <w:rPr>
+          <w:lang w:val="hi_IN" w:bidi="hi_IN"/>
+        </w:rPr>
+        <w:t>וּֽ⁠מְתַלְּע֥וֹת לָבִ֖יא לֽ⁠וֹ</w:t>
+      </w:r>
+    </w:p>
+    <w:p>
+      <w:pPr/>
+      <w:r>
+        <w:rPr>
+          <w:lang w:val="hi_IN" w:bidi="hi_IN"/>
+        </w:rPr>
+      </w:r>
+      <w:r>
+        <w:rPr>
           <w:b/>
           <w:lang w:val="hi_IN" w:bidi="hi_IN"/>
         </w:rPr>
@@ -2862,6 +3198,20 @@
       </w:r>
       <w:r>
         <w:rPr>
+          <w:lang w:val="hi_IN" w:bidi="hi_IN"/>
+        </w:rPr>
+        <w:t>שָׂ֤ם גַּפְנִ⁠י֙ לְ⁠שַׁמָּ֔ה וּ⁠תְאֵנָתִ֖⁠י לִ⁠קְצָפָ֑ה</w:t>
+      </w:r>
+    </w:p>
+    <w:p>
+      <w:pPr/>
+      <w:r>
+        <w:rPr>
+          <w:lang w:val="hi_IN" w:bidi="hi_IN"/>
+        </w:rPr>
+      </w:r>
+      <w:r>
+        <w:rPr>
           <w:b/>
           <w:lang w:val="hi_IN" w:bidi="hi_IN"/>
         </w:rPr>
@@ -2974,6 +3324,20 @@
       </w:r>
       <w:r>
         <w:rPr>
+          <w:lang w:val="hi_IN" w:bidi="hi_IN"/>
+        </w:rPr>
+        <w:t>שָׂ֤ם גַּפְנִ⁠י֙ לְ⁠שַׁמָּ֔ה</w:t>
+      </w:r>
+    </w:p>
+    <w:p>
+      <w:pPr/>
+      <w:r>
+        <w:rPr>
+          <w:lang w:val="hi_IN" w:bidi="hi_IN"/>
+        </w:rPr>
+      </w:r>
+      <w:r>
+        <w:rPr>
           <w:b/>
           <w:lang w:val="hi_IN" w:bidi="hi_IN"/>
         </w:rPr>
@@ -3070,6 +3434,20 @@
       </w:r>
       <w:r>
         <w:rPr>
+          <w:lang w:val="hi_IN" w:bidi="hi_IN"/>
+        </w:rPr>
+        <w:t>חָשֹׂ֤ף חֲשָׂפָ⁠הּ֙</w:t>
+      </w:r>
+    </w:p>
+    <w:p>
+      <w:pPr/>
+      <w:r>
+        <w:rPr>
+          <w:lang w:val="hi_IN" w:bidi="hi_IN"/>
+        </w:rPr>
+      </w:r>
+      <w:r>
+        <w:rPr>
           <w:b/>
           <w:lang w:val="hi_IN" w:bidi="hi_IN"/>
         </w:rPr>
@@ -3161,6 +3539,20 @@
       </w:r>
       <w:r>
         <w:rPr>
+          <w:lang w:val="hi_IN" w:bidi="hi_IN"/>
+        </w:rPr>
+        <w:t>וְ⁠הִשְׁלִ֔יךְ</w:t>
+      </w:r>
+    </w:p>
+    <w:p>
+      <w:pPr/>
+      <w:r>
+        <w:rPr>
+          <w:lang w:val="hi_IN" w:bidi="hi_IN"/>
+        </w:rPr>
+      </w:r>
+      <w:r>
+        <w:rPr>
           <w:b/>
           <w:lang w:val="hi_IN" w:bidi="hi_IN"/>
         </w:rPr>
@@ -3265,6 +3657,20 @@
       </w:r>
       <w:r>
         <w:rPr>
+          <w:lang w:val="hi_IN" w:bidi="hi_IN"/>
+        </w:rPr>
+        <w:t>הִלְבִּ֖ינוּ שָׂרִיגֶֽי⁠הָ</w:t>
+      </w:r>
+    </w:p>
+    <w:p>
+      <w:pPr/>
+      <w:r>
+        <w:rPr>
+          <w:lang w:val="hi_IN" w:bidi="hi_IN"/>
+        </w:rPr>
+      </w:r>
+      <w:r>
+        <w:rPr>
           <w:b/>
           <w:lang w:val="hi_IN" w:bidi="hi_IN"/>
         </w:rPr>
@@ -3369,6 +3775,20 @@
       </w:r>
       <w:r>
         <w:rPr>
+          <w:lang w:val="hi_IN" w:bidi="hi_IN"/>
+        </w:rPr>
+        <w:t>אֱלִ֕י</w:t>
+      </w:r>
+    </w:p>
+    <w:p>
+      <w:pPr/>
+      <w:r>
+        <w:rPr>
+          <w:lang w:val="hi_IN" w:bidi="hi_IN"/>
+        </w:rPr>
+      </w:r>
+      <w:r>
+        <w:rPr>
           <w:b/>
           <w:lang w:val="hi_IN" w:bidi="hi_IN"/>
         </w:rPr>
@@ -3473,6 +3893,20 @@
       </w:r>
       <w:r>
         <w:rPr>
+          <w:lang w:val="hi_IN" w:bidi="hi_IN"/>
+        </w:rPr>
+        <w:t>כִּ⁠בְתוּלָ֥ה חֲגֻֽרַת־שַׂ֖ק עַל־בַּ֥עַל נְעוּרֶֽי⁠הָ</w:t>
+      </w:r>
+    </w:p>
+    <w:p>
+      <w:pPr/>
+      <w:r>
+        <w:rPr>
+          <w:lang w:val="hi_IN" w:bidi="hi_IN"/>
+        </w:rPr>
+      </w:r>
+      <w:r>
+        <w:rPr>
           <w:b/>
           <w:lang w:val="hi_IN" w:bidi="hi_IN"/>
         </w:rPr>
@@ -3572,6 +4006,20 @@
       </w:r>
       <w:r>
         <w:rPr>
+          <w:lang w:val="hi_IN" w:bidi="hi_IN"/>
+        </w:rPr>
+        <w:t>כִּ⁠בְתוּלָ֥ה חֲגֻֽרַת־שַׂ֖ק</w:t>
+      </w:r>
+    </w:p>
+    <w:p>
+      <w:pPr/>
+      <w:r>
+        <w:rPr>
+          <w:lang w:val="hi_IN" w:bidi="hi_IN"/>
+        </w:rPr>
+      </w:r>
+      <w:r>
+        <w:rPr>
           <w:b/>
           <w:lang w:val="hi_IN" w:bidi="hi_IN"/>
         </w:rPr>
@@ -3670,6 +4118,20 @@
       </w:r>
       <w:r>
         <w:rPr>
+          <w:lang w:val="hi_IN" w:bidi="hi_IN"/>
+        </w:rPr>
+        <w:t>כִּ⁠בְתוּלָ֥ה חֲגֻֽרַת־שַׂ֖ק</w:t>
+      </w:r>
+    </w:p>
+    <w:p>
+      <w:pPr/>
+      <w:r>
+        <w:rPr>
+          <w:lang w:val="hi_IN" w:bidi="hi_IN"/>
+        </w:rPr>
+      </w:r>
+      <w:r>
+        <w:rPr>
           <w:b/>
           <w:lang w:val="hi_IN" w:bidi="hi_IN"/>
         </w:rPr>
@@ -3779,6 +4241,20 @@
       </w:r>
       <w:r>
         <w:rPr>
+          <w:lang w:val="hi_IN" w:bidi="hi_IN"/>
+        </w:rPr>
+        <w:t>בַּ֥עַל נְעוּרֶֽי⁠הָ</w:t>
+      </w:r>
+    </w:p>
+    <w:p>
+      <w:pPr/>
+      <w:r>
+        <w:rPr>
+          <w:lang w:val="hi_IN" w:bidi="hi_IN"/>
+        </w:rPr>
+      </w:r>
+      <w:r>
+        <w:rPr>
           <w:b/>
           <w:lang w:val="hi_IN" w:bidi="hi_IN"/>
         </w:rPr>
@@ -4013,6 +4489,20 @@
       </w:r>
       <w:r>
         <w:rPr>
+          <w:lang w:val="hi_IN" w:bidi="hi_IN"/>
+        </w:rPr>
+        <w:t>הָכְרַ֥ת מִנְחָ֛ה וָ⁠נֶ֖סֶךְ</w:t>
+      </w:r>
+    </w:p>
+    <w:p>
+      <w:pPr/>
+      <w:r>
+        <w:rPr>
+          <w:lang w:val="hi_IN" w:bidi="hi_IN"/>
+        </w:rPr>
+      </w:r>
+      <w:r>
+        <w:rPr>
           <w:b/>
           <w:lang w:val="hi_IN" w:bidi="hi_IN"/>
         </w:rPr>
@@ -4108,6 +4598,20 @@
       </w:r>
       <w:r>
         <w:rPr>
+          <w:lang w:val="hi_IN" w:bidi="hi_IN"/>
+        </w:rPr>
+        <w:t>הָכְרַ֥ת &amp; מִ⁠בֵּ֣ית</w:t>
+      </w:r>
+    </w:p>
+    <w:p>
+      <w:pPr/>
+      <w:r>
+        <w:rPr>
+          <w:lang w:val="hi_IN" w:bidi="hi_IN"/>
+        </w:rPr>
+      </w:r>
+      <w:r>
+        <w:rPr>
           <w:b/>
           <w:lang w:val="hi_IN" w:bidi="hi_IN"/>
         </w:rPr>
@@ -4254,6 +4758,20 @@
       </w:r>
       <w:r>
         <w:rPr>
+          <w:lang w:val="hi_IN" w:bidi="hi_IN"/>
+        </w:rPr>
+        <w:t>מִ⁠בֵּ֣ית יְהוָ֑ה</w:t>
+      </w:r>
+    </w:p>
+    <w:p>
+      <w:pPr/>
+      <w:r>
+        <w:rPr>
+          <w:lang w:val="hi_IN" w:bidi="hi_IN"/>
+        </w:rPr>
+      </w:r>
+      <w:r>
+        <w:rPr>
           <w:b/>
           <w:lang w:val="hi_IN" w:bidi="hi_IN"/>
         </w:rPr>
@@ -4350,6 +4868,20 @@
       </w:r>
       <w:r>
         <w:rPr>
+          <w:lang w:val="hi_IN" w:bidi="hi_IN"/>
+        </w:rPr>
+        <w:t>שֻׁדַּ֣ד שָׂדֶ֔ה אָבְלָ֖ה אֲדָמָ֑ה כִּ֚י שֻׁדַּ֣ד דָּגָ֔ן</w:t>
+      </w:r>
+    </w:p>
+    <w:p>
+      <w:pPr/>
+      <w:r>
+        <w:rPr>
+          <w:lang w:val="hi_IN" w:bidi="hi_IN"/>
+        </w:rPr>
+      </w:r>
+      <w:r>
+        <w:rPr>
           <w:b/>
           <w:lang w:val="hi_IN" w:bidi="hi_IN"/>
         </w:rPr>
@@ -4453,6 +4985,20 @@
       </w:r>
       <w:r>
         <w:rPr>
+          <w:lang w:val="hi_IN" w:bidi="hi_IN"/>
+        </w:rPr>
+        <w:t>שֻׁדַּ֣ד שָׂדֶ֔ה &amp; שֻׁדַּ֣ד</w:t>
+      </w:r>
+    </w:p>
+    <w:p>
+      <w:pPr/>
+      <w:r>
+        <w:rPr>
+          <w:lang w:val="hi_IN" w:bidi="hi_IN"/>
+        </w:rPr>
+      </w:r>
+      <w:r>
+        <w:rPr>
           <w:b/>
           <w:lang w:val="hi_IN" w:bidi="hi_IN"/>
         </w:rPr>
@@ -4557,6 +5103,20 @@
       </w:r>
       <w:r>
         <w:rPr>
+          <w:lang w:val="hi_IN" w:bidi="hi_IN"/>
+        </w:rPr>
+        <w:t>אָבְלָ֖ה אֲדָמָ֑ה</w:t>
+      </w:r>
+    </w:p>
+    <w:p>
+      <w:pPr/>
+      <w:r>
+        <w:rPr>
+          <w:lang w:val="hi_IN" w:bidi="hi_IN"/>
+        </w:rPr>
+      </w:r>
+      <w:r>
+        <w:rPr>
           <w:b/>
           <w:lang w:val="hi_IN" w:bidi="hi_IN"/>
         </w:rPr>
@@ -4666,6 +5226,20 @@
       </w:r>
       <w:r>
         <w:rPr>
+          <w:lang w:val="hi_IN" w:bidi="hi_IN"/>
+        </w:rPr>
+        <w:t>הוֹבִ֥ישׁ תִּיר֖וֹשׁ</w:t>
+      </w:r>
+    </w:p>
+    <w:p>
+      <w:pPr/>
+      <w:r>
+        <w:rPr>
+          <w:lang w:val="hi_IN" w:bidi="hi_IN"/>
+        </w:rPr>
+      </w:r>
+      <w:r>
+        <w:rPr>
           <w:b/>
           <w:lang w:val="hi_IN" w:bidi="hi_IN"/>
         </w:rPr>
@@ -4770,6 +5344,20 @@
       </w:r>
       <w:r>
         <w:rPr>
+          <w:lang w:val="hi_IN" w:bidi="hi_IN"/>
+        </w:rPr>
+        <w:t>אֻמְלַ֥ל יִצְהָֽר</w:t>
+      </w:r>
+    </w:p>
+    <w:p>
+      <w:pPr/>
+      <w:r>
+        <w:rPr>
+          <w:lang w:val="hi_IN" w:bidi="hi_IN"/>
+        </w:rPr>
+      </w:r>
+      <w:r>
+        <w:rPr>
           <w:b/>
           <w:lang w:val="hi_IN" w:bidi="hi_IN"/>
         </w:rPr>
@@ -4865,6 +5453,20 @@
       </w:r>
       <w:r>
         <w:rPr>
+          <w:lang w:val="hi_IN" w:bidi="hi_IN"/>
+        </w:rPr>
+        <w:t>אֻמְלַ֥ל יִצְהָֽר</w:t>
+      </w:r>
+    </w:p>
+    <w:p>
+      <w:pPr/>
+      <w:r>
+        <w:rPr>
+          <w:lang w:val="hi_IN" w:bidi="hi_IN"/>
+        </w:rPr>
+      </w:r>
+      <w:r>
+        <w:rPr>
           <w:b/>
           <w:lang w:val="hi_IN" w:bidi="hi_IN"/>
         </w:rPr>
@@ -4982,6 +5584,20 @@
       </w:r>
       <w:r>
         <w:rPr>
+          <w:lang w:val="hi_IN" w:bidi="hi_IN"/>
+        </w:rPr>
+        <w:t>שָׂדֶֽה</w:t>
+      </w:r>
+    </w:p>
+    <w:p>
+      <w:pPr/>
+      <w:r>
+        <w:rPr>
+          <w:lang w:val="hi_IN" w:bidi="hi_IN"/>
+        </w:rPr>
+      </w:r>
+      <w:r>
+        <w:rPr>
           <w:b/>
           <w:lang w:val="hi_IN" w:bidi="hi_IN"/>
         </w:rPr>
@@ -5094,6 +5710,20 @@
       </w:r>
       <w:r>
         <w:rPr>
+          <w:lang w:val="hi_IN" w:bidi="hi_IN"/>
+        </w:rPr>
+        <w:t>הַ⁠גֶּ֣פֶן הוֹבִ֔ישָׁה וְ⁠הַ⁠תְּאֵנָ֖ה אֻמְלָ֑לָה רִמּ֞וֹן גַּם־תָּמָ֣ר וְ⁠תַפּ֗וּחַ</w:t>
+      </w:r>
+    </w:p>
+    <w:p>
+      <w:pPr/>
+      <w:r>
+        <w:rPr>
+          <w:lang w:val="hi_IN" w:bidi="hi_IN"/>
+        </w:rPr>
+      </w:r>
+      <w:r>
+        <w:rPr>
           <w:b/>
           <w:lang w:val="hi_IN" w:bidi="hi_IN"/>
         </w:rPr>
@@ -5237,6 +5867,20 @@
       </w:r>
       <w:r>
         <w:rPr>
+          <w:lang w:val="hi_IN" w:bidi="hi_IN"/>
+        </w:rPr>
+        <w:t>אֻמְלָ֑לָה</w:t>
+      </w:r>
+    </w:p>
+    <w:p>
+      <w:pPr/>
+      <w:r>
+        <w:rPr>
+          <w:lang w:val="hi_IN" w:bidi="hi_IN"/>
+        </w:rPr>
+      </w:r>
+      <w:r>
+        <w:rPr>
           <w:b/>
           <w:lang w:val="hi_IN" w:bidi="hi_IN"/>
         </w:rPr>
@@ -5332,6 +5976,20 @@
       </w:r>
       <w:r>
         <w:rPr>
+          <w:lang w:val="hi_IN" w:bidi="hi_IN"/>
+        </w:rPr>
+        <w:t>וְ⁠הַ⁠תְּאֵנָ֖ה אֻמְלָ֑לָה</w:t>
+      </w:r>
+    </w:p>
+    <w:p>
+      <w:pPr/>
+      <w:r>
+        <w:rPr>
+          <w:lang w:val="hi_IN" w:bidi="hi_IN"/>
+        </w:rPr>
+      </w:r>
+      <w:r>
+        <w:rPr>
           <w:b/>
           <w:lang w:val="hi_IN" w:bidi="hi_IN"/>
         </w:rPr>
@@ -5441,6 +6099,20 @@
       </w:r>
       <w:r>
         <w:rPr>
+          <w:lang w:val="hi_IN" w:bidi="hi_IN"/>
+        </w:rPr>
+        <w:t>כָּל־עֲצֵ֤י הַ⁠שָּׂדֶה֙ יָבֵ֔שׁוּ</w:t>
+      </w:r>
+    </w:p>
+    <w:p>
+      <w:pPr/>
+      <w:r>
+        <w:rPr>
+          <w:lang w:val="hi_IN" w:bidi="hi_IN"/>
+        </w:rPr>
+      </w:r>
+      <w:r>
+        <w:rPr>
           <w:b/>
           <w:lang w:val="hi_IN" w:bidi="hi_IN"/>
         </w:rPr>
@@ -5532,6 +6204,20 @@
       </w:r>
       <w:r>
         <w:rPr>
+          <w:lang w:val="hi_IN" w:bidi="hi_IN"/>
+        </w:rPr>
+        <w:t>הֹבִ֥ישׁ שָׂשׂ֖וֹן מִן־בְּנֵ֥י אָדָֽם</w:t>
+      </w:r>
+    </w:p>
+    <w:p>
+      <w:pPr/>
+      <w:r>
+        <w:rPr>
+          <w:lang w:val="hi_IN" w:bidi="hi_IN"/>
+        </w:rPr>
+      </w:r>
+      <w:r>
+        <w:rPr>
           <w:b/>
           <w:lang w:val="hi_IN" w:bidi="hi_IN"/>
         </w:rPr>
@@ -5657,6 +6343,20 @@
       </w:r>
       <w:r>
         <w:rPr>
+          <w:lang w:val="hi_IN" w:bidi="hi_IN"/>
+        </w:rPr>
+        <w:t>בְּנֵ֥י אָדָֽם</w:t>
+      </w:r>
+    </w:p>
+    <w:p>
+      <w:pPr/>
+      <w:r>
+        <w:rPr>
+          <w:lang w:val="hi_IN" w:bidi="hi_IN"/>
+        </w:rPr>
+      </w:r>
+      <w:r>
+        <w:rPr>
           <w:b/>
           <w:lang w:val="hi_IN" w:bidi="hi_IN"/>
         </w:rPr>
@@ -5766,6 +6466,20 @@
       </w:r>
       <w:r>
         <w:rPr>
+          <w:lang w:val="hi_IN" w:bidi="hi_IN"/>
+        </w:rPr>
+        <w:t>חִגְר֨וּ</w:t>
+      </w:r>
+    </w:p>
+    <w:p>
+      <w:pPr/>
+      <w:r>
+        <w:rPr>
+          <w:lang w:val="hi_IN" w:bidi="hi_IN"/>
+        </w:rPr>
+      </w:r>
+      <w:r>
+        <w:rPr>
           <w:b/>
           <w:lang w:val="hi_IN" w:bidi="hi_IN"/>
         </w:rPr>
@@ -5882,6 +6596,20 @@
       </w:r>
       <w:r>
         <w:rPr>
+          <w:lang w:val="hi_IN" w:bidi="hi_IN"/>
+        </w:rPr>
+        <w:t>לִ֣ינוּ בַ⁠שַּׂקִּ֔ים</w:t>
+      </w:r>
+    </w:p>
+    <w:p>
+      <w:pPr/>
+      <w:r>
+        <w:rPr>
+          <w:lang w:val="hi_IN" w:bidi="hi_IN"/>
+        </w:rPr>
+      </w:r>
+      <w:r>
+        <w:rPr>
           <w:b/>
           <w:lang w:val="hi_IN" w:bidi="hi_IN"/>
         </w:rPr>
@@ -5992,6 +6720,20 @@
       </w:r>
       <w:r>
         <w:rPr>
+          <w:lang w:val="hi_IN" w:bidi="hi_IN"/>
+        </w:rPr>
+        <w:t>נִמְנַ֛ע &amp; מִנְחָ֥ה וָ⁠נָֽסֶךְ</w:t>
+      </w:r>
+    </w:p>
+    <w:p>
+      <w:pPr/>
+      <w:r>
+        <w:rPr>
+          <w:lang w:val="hi_IN" w:bidi="hi_IN"/>
+        </w:rPr>
+      </w:r>
+      <w:r>
+        <w:rPr>
           <w:b/>
           <w:lang w:val="hi_IN" w:bidi="hi_IN"/>
         </w:rPr>
@@ -6087,6 +6829,20 @@
       </w:r>
       <w:r>
         <w:rPr>
+          <w:lang w:val="hi_IN" w:bidi="hi_IN"/>
+        </w:rPr>
+        <w:t>אֱלֹהָ֑⁠י</w:t>
+      </w:r>
+    </w:p>
+    <w:p>
+      <w:pPr/>
+      <w:r>
+        <w:rPr>
+          <w:lang w:val="hi_IN" w:bidi="hi_IN"/>
+        </w:rPr>
+      </w:r>
+      <w:r>
+        <w:rPr>
           <w:b/>
           <w:lang w:val="hi_IN" w:bidi="hi_IN"/>
         </w:rPr>
@@ -6191,6 +6947,20 @@
       </w:r>
       <w:r>
         <w:rPr>
+          <w:lang w:val="hi_IN" w:bidi="hi_IN"/>
+        </w:rPr>
+        <w:t>אֱלֹהֵי⁠כֶ֖ם</w:t>
+      </w:r>
+    </w:p>
+    <w:p>
+      <w:pPr/>
+      <w:r>
+        <w:rPr>
+          <w:lang w:val="hi_IN" w:bidi="hi_IN"/>
+        </w:rPr>
+      </w:r>
+      <w:r>
+        <w:rPr>
           <w:b/>
           <w:lang w:val="hi_IN" w:bidi="hi_IN"/>
         </w:rPr>
@@ -6303,6 +7073,20 @@
       </w:r>
       <w:r>
         <w:rPr>
+          <w:lang w:val="hi_IN" w:bidi="hi_IN"/>
+        </w:rPr>
+        <w:t>קַדְּשׁוּ־צוֹם֙</w:t>
+      </w:r>
+    </w:p>
+    <w:p>
+      <w:pPr/>
+      <w:r>
+        <w:rPr>
+          <w:lang w:val="hi_IN" w:bidi="hi_IN"/>
+        </w:rPr>
+      </w:r>
+      <w:r>
+        <w:rPr>
           <w:b/>
           <w:lang w:val="hi_IN" w:bidi="hi_IN"/>
         </w:rPr>
@@ -6409,6 +7193,20 @@
       </w:r>
       <w:r>
         <w:rPr>
+          <w:lang w:val="hi_IN" w:bidi="hi_IN"/>
+        </w:rPr>
+        <w:t>אֱלֹהֵי⁠כֶ֑ם</w:t>
+      </w:r>
+    </w:p>
+    <w:p>
+      <w:pPr/>
+      <w:r>
+        <w:rPr>
+          <w:lang w:val="hi_IN" w:bidi="hi_IN"/>
+        </w:rPr>
+      </w:r>
+      <w:r>
+        <w:rPr>
           <w:b/>
           <w:lang w:val="hi_IN" w:bidi="hi_IN"/>
         </w:rPr>
@@ -6513,6 +7311,20 @@
       </w:r>
       <w:r>
         <w:rPr>
+          <w:lang w:val="hi_IN" w:bidi="hi_IN"/>
+        </w:rPr>
+        <w:t>אֲהָ֖הּ לַ⁠יּ֑וֹם</w:t>
+      </w:r>
+    </w:p>
+    <w:p>
+      <w:pPr/>
+      <w:r>
+        <w:rPr>
+          <w:lang w:val="hi_IN" w:bidi="hi_IN"/>
+        </w:rPr>
+      </w:r>
+      <w:r>
+        <w:rPr>
           <w:b/>
           <w:lang w:val="hi_IN" w:bidi="hi_IN"/>
         </w:rPr>
@@ -6620,6 +7432,20 @@
       </w:r>
       <w:r>
         <w:rPr>
+          <w:lang w:val="hi_IN" w:bidi="hi_IN"/>
+        </w:rPr>
+        <w:t>אֲהָ֖הּ לַ⁠יּ֑וֹם</w:t>
+      </w:r>
+    </w:p>
+    <w:p>
+      <w:pPr/>
+      <w:r>
+        <w:rPr>
+          <w:lang w:val="hi_IN" w:bidi="hi_IN"/>
+        </w:rPr>
+      </w:r>
+      <w:r>
+        <w:rPr>
           <w:b/>
           <w:lang w:val="hi_IN" w:bidi="hi_IN"/>
         </w:rPr>
@@ -6732,6 +7558,20 @@
       </w:r>
       <w:r>
         <w:rPr>
+          <w:lang w:val="hi_IN" w:bidi="hi_IN"/>
+        </w:rPr>
+        <w:t>י֣וֹם יְהוָ֔ה</w:t>
+      </w:r>
+    </w:p>
+    <w:p>
+      <w:pPr/>
+      <w:r>
+        <w:rPr>
+          <w:lang w:val="hi_IN" w:bidi="hi_IN"/>
+        </w:rPr>
+      </w:r>
+      <w:r>
+        <w:rPr>
           <w:b/>
           <w:lang w:val="hi_IN" w:bidi="hi_IN"/>
         </w:rPr>
@@ -6844,6 +7684,20 @@
       </w:r>
       <w:r>
         <w:rPr>
+          <w:lang w:val="hi_IN" w:bidi="hi_IN"/>
+        </w:rPr>
+        <w:t>וּ⁠כְ⁠שֹׁ֖ד מִ⁠שַׁדַּ֥י יָבֽוֹא</w:t>
+      </w:r>
+    </w:p>
+    <w:p>
+      <w:pPr/>
+      <w:r>
+        <w:rPr>
+          <w:lang w:val="hi_IN" w:bidi="hi_IN"/>
+        </w:rPr>
+      </w:r>
+      <w:r>
+        <w:rPr>
           <w:b/>
           <w:lang w:val="hi_IN" w:bidi="hi_IN"/>
         </w:rPr>
@@ -6940,6 +7794,20 @@
       </w:r>
       <w:r>
         <w:rPr>
+          <w:lang w:val="hi_IN" w:bidi="hi_IN"/>
+        </w:rPr>
+        <w:t>מִ⁠שַׁדַּ֥י</w:t>
+      </w:r>
+    </w:p>
+    <w:p>
+      <w:pPr/>
+      <w:r>
+        <w:rPr>
+          <w:lang w:val="hi_IN" w:bidi="hi_IN"/>
+        </w:rPr>
+      </w:r>
+      <w:r>
+        <w:rPr>
           <w:b/>
           <w:lang w:val="hi_IN" w:bidi="hi_IN"/>
         </w:rPr>
@@ -7036,6 +7904,20 @@
       </w:r>
       <w:r>
         <w:rPr>
+          <w:lang w:val="hi_IN" w:bidi="hi_IN"/>
+        </w:rPr>
+        <w:t>הֲ⁠ל֛וֹא נֶ֥גֶד עֵינֵ֖י⁠נוּ אֹ֣כֶל נִכְרָ֑ת מִ⁠בֵּ֥ית אֱלֹהֵ֖י⁠נוּ שִׂמְחָ֥ה וָ⁠גִֽיל</w:t>
+      </w:r>
+    </w:p>
+    <w:p>
+      <w:pPr/>
+      <w:r>
+        <w:rPr>
+          <w:lang w:val="hi_IN" w:bidi="hi_IN"/>
+        </w:rPr>
+      </w:r>
+      <w:r>
+        <w:rPr>
           <w:b/>
           <w:lang w:val="hi_IN" w:bidi="hi_IN"/>
         </w:rPr>
@@ -7127,6 +8009,20 @@
       </w:r>
       <w:r>
         <w:rPr>
+          <w:lang w:val="hi_IN" w:bidi="hi_IN"/>
+        </w:rPr>
+        <w:t>הֲ⁠ל֛וֹא נֶ֥גֶד עֵינֵ֖י⁠נוּ אֹ֣כֶל נִכְרָ֑ת</w:t>
+      </w:r>
+    </w:p>
+    <w:p>
+      <w:pPr/>
+      <w:r>
+        <w:rPr>
+          <w:lang w:val="hi_IN" w:bidi="hi_IN"/>
+        </w:rPr>
+      </w:r>
+      <w:r>
+        <w:rPr>
           <w:b/>
           <w:lang w:val="hi_IN" w:bidi="hi_IN"/>
         </w:rPr>
@@ -7210,6 +8106,20 @@
       </w:r>
       <w:r>
         <w:rPr>
+          <w:lang w:val="hi_IN" w:bidi="hi_IN"/>
+        </w:rPr>
+        <w:t>נֶ֥גֶד עֵינֵ֖י⁠נוּ</w:t>
+      </w:r>
+    </w:p>
+    <w:p>
+      <w:pPr/>
+      <w:r>
+        <w:rPr>
+          <w:lang w:val="hi_IN" w:bidi="hi_IN"/>
+        </w:rPr>
+      </w:r>
+      <w:r>
+        <w:rPr>
           <w:b/>
           <w:lang w:val="hi_IN" w:bidi="hi_IN"/>
         </w:rPr>
@@ -7314,6 +8224,20 @@
       </w:r>
       <w:r>
         <w:rPr>
+          <w:lang w:val="hi_IN" w:bidi="hi_IN"/>
+        </w:rPr>
+        <w:t>מִ⁠בֵּ֥ית אֱלֹהֵ֖י⁠נוּ שִׂמְחָ֥ה וָ⁠גִֽיל</w:t>
+      </w:r>
+    </w:p>
+    <w:p>
+      <w:pPr/>
+      <w:r>
+        <w:rPr>
+          <w:lang w:val="hi_IN" w:bidi="hi_IN"/>
+        </w:rPr>
+      </w:r>
+      <w:r>
+        <w:rPr>
           <w:b/>
           <w:lang w:val="hi_IN" w:bidi="hi_IN"/>
         </w:rPr>
@@ -7397,6 +8321,20 @@
       </w:r>
       <w:r>
         <w:rPr>
+          <w:lang w:val="hi_IN" w:bidi="hi_IN"/>
+        </w:rPr>
+        <w:t>שִׂמְחָ֥ה וָ⁠גִֽיל</w:t>
+      </w:r>
+    </w:p>
+    <w:p>
+      <w:pPr/>
+      <w:r>
+        <w:rPr>
+          <w:lang w:val="hi_IN" w:bidi="hi_IN"/>
+        </w:rPr>
+      </w:r>
+      <w:r>
+        <w:rPr>
           <w:b/>
           <w:lang w:val="hi_IN" w:bidi="hi_IN"/>
         </w:rPr>
@@ -7500,6 +8438,20 @@
       </w:r>
       <w:r>
         <w:rPr>
+          <w:lang w:val="hi_IN" w:bidi="hi_IN"/>
+        </w:rPr>
+        <w:t>נֶהֶרְס֖וּ מַמְּגֻר֑וֹת</w:t>
+      </w:r>
+    </w:p>
+    <w:p>
+      <w:pPr/>
+      <w:r>
+        <w:rPr>
+          <w:lang w:val="hi_IN" w:bidi="hi_IN"/>
+        </w:rPr>
+      </w:r>
+      <w:r>
+        <w:rPr>
           <w:b/>
           <w:lang w:val="hi_IN" w:bidi="hi_IN"/>
         </w:rPr>
@@ -7583,6 +8535,20 @@
       </w:r>
       <w:r>
         <w:rPr>
+          <w:lang w:val="hi_IN" w:bidi="hi_IN"/>
+        </w:rPr>
+        <w:t>הֹבִ֖ישׁ דָּגָֽן</w:t>
+      </w:r>
+    </w:p>
+    <w:p>
+      <w:pPr/>
+      <w:r>
+        <w:rPr>
+          <w:lang w:val="hi_IN" w:bidi="hi_IN"/>
+        </w:rPr>
+      </w:r>
+      <w:r>
+        <w:rPr>
           <w:b/>
           <w:lang w:val="hi_IN" w:bidi="hi_IN"/>
         </w:rPr>
@@ -7700,6 +8666,20 @@
       </w:r>
       <w:r>
         <w:rPr>
+          <w:lang w:val="hi_IN" w:bidi="hi_IN"/>
+        </w:rPr>
+        <w:t>מַה־נֶּאֶנְחָ֣ה בְהֵמָ֗ה</w:t>
+      </w:r>
+    </w:p>
+    <w:p>
+      <w:pPr/>
+      <w:r>
+        <w:rPr>
+          <w:lang w:val="hi_IN" w:bidi="hi_IN"/>
+        </w:rPr>
+      </w:r>
+      <w:r>
+        <w:rPr>
           <w:b/>
           <w:lang w:val="hi_IN" w:bidi="hi_IN"/>
         </w:rPr>
@@ -7791,6 +8771,20 @@
       </w:r>
       <w:r>
         <w:rPr>
+          <w:lang w:val="hi_IN" w:bidi="hi_IN"/>
+        </w:rPr>
+        <w:t>מַה־נֶּאֶנְחָ֣ה בְהֵמָ֗ה</w:t>
+      </w:r>
+    </w:p>
+    <w:p>
+      <w:pPr/>
+      <w:r>
+        <w:rPr>
+          <w:lang w:val="hi_IN" w:bidi="hi_IN"/>
+        </w:rPr>
+      </w:r>
+      <w:r>
+        <w:rPr>
           <w:b/>
           <w:lang w:val="hi_IN" w:bidi="hi_IN"/>
         </w:rPr>
@@ -7895,6 +8889,20 @@
       </w:r>
       <w:r>
         <w:rPr>
+          <w:lang w:val="hi_IN" w:bidi="hi_IN"/>
+        </w:rPr>
+        <w:t>נָבֹ֨כוּ֙ עֶדְרֵ֣י בָקָ֔ר</w:t>
+      </w:r>
+    </w:p>
+    <w:p>
+      <w:pPr/>
+      <w:r>
+        <w:rPr>
+          <w:lang w:val="hi_IN" w:bidi="hi_IN"/>
+        </w:rPr>
+      </w:r>
+      <w:r>
+        <w:rPr>
           <w:b/>
           <w:lang w:val="hi_IN" w:bidi="hi_IN"/>
         </w:rPr>
@@ -7978,6 +8986,20 @@
       </w:r>
       <w:r>
         <w:rPr>
+          <w:lang w:val="hi_IN" w:bidi="hi_IN"/>
+        </w:rPr>
+        <w:t>עֶדְרֵ֥י הַ⁠צֹּ֖אן נֶאְשָֽׁמוּ</w:t>
+      </w:r>
+    </w:p>
+    <w:p>
+      <w:pPr/>
+      <w:r>
+        <w:rPr>
+          <w:lang w:val="hi_IN" w:bidi="hi_IN"/>
+        </w:rPr>
+      </w:r>
+      <w:r>
+        <w:rPr>
           <w:b/>
           <w:lang w:val="hi_IN" w:bidi="hi_IN"/>
         </w:rPr>
@@ -8077,6 +9099,20 @@
       </w:r>
       <w:r>
         <w:rPr>
+          <w:lang w:val="hi_IN" w:bidi="hi_IN"/>
+        </w:rPr>
+        <w:t>עֶדְרֵ֥י הַ⁠צֹּ֖אן נֶאְשָֽׁמוּ</w:t>
+      </w:r>
+    </w:p>
+    <w:p>
+      <w:pPr/>
+      <w:r>
+        <w:rPr>
+          <w:lang w:val="hi_IN" w:bidi="hi_IN"/>
+        </w:rPr>
+      </w:r>
+      <w:r>
+        <w:rPr>
           <w:b/>
           <w:lang w:val="hi_IN" w:bidi="hi_IN"/>
         </w:rPr>
@@ -8160,6 +9196,20 @@
       </w:r>
       <w:r>
         <w:rPr>
+          <w:lang w:val="hi_IN" w:bidi="hi_IN"/>
+        </w:rPr>
+        <w:t>אֵלֶ֥י⁠ךָ יְהוָ֖ה אֶקְרָ֑א</w:t>
+      </w:r>
+    </w:p>
+    <w:p>
+      <w:pPr/>
+      <w:r>
+        <w:rPr>
+          <w:lang w:val="hi_IN" w:bidi="hi_IN"/>
+        </w:rPr>
+      </w:r>
+      <w:r>
+        <w:rPr>
           <w:b/>
           <w:lang w:val="hi_IN" w:bidi="hi_IN"/>
         </w:rPr>
@@ -8243,6 +9293,20 @@
       </w:r>
       <w:r>
         <w:rPr>
+          <w:lang w:val="hi_IN" w:bidi="hi_IN"/>
+        </w:rPr>
+        <w:t>כִּ֣י אֵ֗שׁ אָֽכְלָה֙ נְא֣וֹת מִדְבָּ֔ר</w:t>
+      </w:r>
+    </w:p>
+    <w:p>
+      <w:pPr/>
+      <w:r>
+        <w:rPr>
+          <w:lang w:val="hi_IN" w:bidi="hi_IN"/>
+        </w:rPr>
+      </w:r>
+      <w:r>
+        <w:rPr>
           <w:b/>
           <w:lang w:val="hi_IN" w:bidi="hi_IN"/>
         </w:rPr>
@@ -8339,6 +9403,20 @@
       </w:r>
       <w:r>
         <w:rPr>
+          <w:lang w:val="hi_IN" w:bidi="hi_IN"/>
+        </w:rPr>
+        <w:t>וְ⁠לֶ֣הָבָ֔ה לִהֲטָ֖ה כָּל־עֲצֵ֥י הַ⁠שָּׂדֶֽה</w:t>
+      </w:r>
+    </w:p>
+    <w:p>
+      <w:pPr/>
+      <w:r>
+        <w:rPr>
+          <w:lang w:val="hi_IN" w:bidi="hi_IN"/>
+        </w:rPr>
+      </w:r>
+      <w:r>
+        <w:rPr>
           <w:b/>
           <w:lang w:val="hi_IN" w:bidi="hi_IN"/>
         </w:rPr>
@@ -8456,6 +9534,20 @@
       </w:r>
       <w:r>
         <w:rPr>
+          <w:lang w:val="hi_IN" w:bidi="hi_IN"/>
+        </w:rPr>
+        <w:t>וְ⁠לֶ֣הָבָ֔ה לִהֲטָ֖ה כָּל־עֲצֵ֥י הַ⁠שָּׂדֶֽה</w:t>
+      </w:r>
+    </w:p>
+    <w:p>
+      <w:pPr/>
+      <w:r>
+        <w:rPr>
+          <w:lang w:val="hi_IN" w:bidi="hi_IN"/>
+        </w:rPr>
+      </w:r>
+      <w:r>
+        <w:rPr>
           <w:b/>
           <w:lang w:val="hi_IN" w:bidi="hi_IN"/>
         </w:rPr>
@@ -8541,6 +9633,20 @@
         <w:rPr>
           <w:lang w:val="hi_IN" w:bidi="hi_IN"/>
         </w:rPr>
+      </w:r>
+    </w:p>
+    <w:p>
+      <w:pPr/>
+      <w:r>
+        <w:rPr>
+          <w:lang w:val="hi_IN" w:bidi="hi_IN"/>
+        </w:rPr>
+      </w:r>
+      <w:r>
+        <w:rPr>
+          <w:lang w:val="hi_IN" w:bidi="hi_IN"/>
+        </w:rPr>
+        <w:t>אֵלֶ֑י⁠ךָ</w:t>
       </w:r>
     </w:p>
     <w:p>
@@ -8751,6 +9857,20 @@
       </w:r>
       <w:r>
         <w:rPr>
+          <w:lang w:val="hi_IN" w:bidi="hi_IN"/>
+        </w:rPr>
+        <w:t>תִּקְע֨וּ שׁוֹפָ֜ר בְּ⁠צִיּ֗וֹן וְ⁠הָרִ֨יעוּ֙ בְּ⁠הַ֣ר קָדְשִׁ֔⁠י</w:t>
+      </w:r>
+    </w:p>
+    <w:p>
+      <w:pPr/>
+      <w:r>
+        <w:rPr>
+          <w:lang w:val="hi_IN" w:bidi="hi_IN"/>
+        </w:rPr>
+      </w:r>
+      <w:r>
+        <w:rPr>
           <w:b/>
           <w:lang w:val="hi_IN" w:bidi="hi_IN"/>
         </w:rPr>
@@ -8834,6 +9954,20 @@
       </w:r>
       <w:r>
         <w:rPr>
+          <w:lang w:val="hi_IN" w:bidi="hi_IN"/>
+        </w:rPr>
+        <w:t>שׁוֹפָ֜ר</w:t>
+      </w:r>
+    </w:p>
+    <w:p>
+      <w:pPr/>
+      <w:r>
+        <w:rPr>
+          <w:lang w:val="hi_IN" w:bidi="hi_IN"/>
+        </w:rPr>
+      </w:r>
+      <w:r>
+        <w:rPr>
           <w:b/>
           <w:lang w:val="hi_IN" w:bidi="hi_IN"/>
         </w:rPr>
@@ -8930,6 +10064,20 @@
       </w:r>
       <w:r>
         <w:rPr>
+          <w:lang w:val="hi_IN" w:bidi="hi_IN"/>
+        </w:rPr>
+        <w:t>שׁוֹפָ֜ר</w:t>
+      </w:r>
+    </w:p>
+    <w:p>
+      <w:pPr/>
+      <w:r>
+        <w:rPr>
+          <w:lang w:val="hi_IN" w:bidi="hi_IN"/>
+        </w:rPr>
+      </w:r>
+      <w:r>
+        <w:rPr>
           <w:b/>
           <w:lang w:val="hi_IN" w:bidi="hi_IN"/>
         </w:rPr>
@@ -9026,6 +10174,20 @@
       </w:r>
       <w:r>
         <w:rPr>
+          <w:lang w:val="hi_IN" w:bidi="hi_IN"/>
+        </w:rPr>
+        <w:t>בְּ⁠הַ֣ר קָדְשִׁ֔⁠י</w:t>
+      </w:r>
+    </w:p>
+    <w:p>
+      <w:pPr/>
+      <w:r>
+        <w:rPr>
+          <w:lang w:val="hi_IN" w:bidi="hi_IN"/>
+        </w:rPr>
+      </w:r>
+      <w:r>
+        <w:rPr>
           <w:b/>
           <w:lang w:val="hi_IN" w:bidi="hi_IN"/>
         </w:rPr>
@@ -9111,6 +10273,20 @@
         <w:rPr>
           <w:lang w:val="hi_IN" w:bidi="hi_IN"/>
         </w:rPr>
+      </w:r>
+    </w:p>
+    <w:p>
+      <w:pPr/>
+      <w:r>
+        <w:rPr>
+          <w:lang w:val="hi_IN" w:bidi="hi_IN"/>
+        </w:rPr>
+      </w:r>
+      <w:r>
+        <w:rPr>
+          <w:lang w:val="hi_IN" w:bidi="hi_IN"/>
+        </w:rPr>
+        <w:t>יִרְגְּז֕וּ</w:t>
       </w:r>
     </w:p>
     <w:p>
@@ -9319,6 +10495,20 @@
       </w:r>
       <w:r>
         <w:rPr>
+          <w:lang w:val="hi_IN" w:bidi="hi_IN"/>
+        </w:rPr>
+        <w:t>י֧וֹם חֹ֣שֶׁךְ וַ⁠אֲפֵלָ֗ה י֤וֹם עָנָן֙ וַ⁠עֲרָפֶ֔ל</w:t>
+      </w:r>
+    </w:p>
+    <w:p>
+      <w:pPr/>
+      <w:r>
+        <w:rPr>
+          <w:lang w:val="hi_IN" w:bidi="hi_IN"/>
+        </w:rPr>
+      </w:r>
+      <w:r>
+        <w:rPr>
           <w:b/>
           <w:lang w:val="hi_IN" w:bidi="hi_IN"/>
         </w:rPr>
@@ -9415,6 +10605,20 @@
       </w:r>
       <w:r>
         <w:rPr>
+          <w:lang w:val="hi_IN" w:bidi="hi_IN"/>
+        </w:rPr>
+        <w:t>חֹ֣שֶׁךְ וַ⁠אֲפֵלָ֗ה</w:t>
+      </w:r>
+    </w:p>
+    <w:p>
+      <w:pPr/>
+      <w:r>
+        <w:rPr>
+          <w:lang w:val="hi_IN" w:bidi="hi_IN"/>
+        </w:rPr>
+      </w:r>
+      <w:r>
+        <w:rPr>
           <w:b/>
           <w:lang w:val="hi_IN" w:bidi="hi_IN"/>
         </w:rPr>
@@ -9524,6 +10728,20 @@
       </w:r>
       <w:r>
         <w:rPr>
+          <w:lang w:val="hi_IN" w:bidi="hi_IN"/>
+        </w:rPr>
+        <w:t>עָנָן֙ וַ⁠עֲרָפֶ֔ל</w:t>
+      </w:r>
+    </w:p>
+    <w:p>
+      <w:pPr/>
+      <w:r>
+        <w:rPr>
+          <w:lang w:val="hi_IN" w:bidi="hi_IN"/>
+        </w:rPr>
+      </w:r>
+      <w:r>
+        <w:rPr>
           <w:b/>
           <w:lang w:val="hi_IN" w:bidi="hi_IN"/>
         </w:rPr>
@@ -9633,6 +10851,20 @@
       </w:r>
       <w:r>
         <w:rPr>
+          <w:lang w:val="hi_IN" w:bidi="hi_IN"/>
+        </w:rPr>
+        <w:t>כְּ⁠שַׁ֖חַר פָּרֻ֣שׂ עַל־הֶֽ⁠הָרִ֑ים</w:t>
+      </w:r>
+    </w:p>
+    <w:p>
+      <w:pPr/>
+      <w:r>
+        <w:rPr>
+          <w:lang w:val="hi_IN" w:bidi="hi_IN"/>
+        </w:rPr>
+      </w:r>
+      <w:r>
+        <w:rPr>
           <w:b/>
           <w:lang w:val="hi_IN" w:bidi="hi_IN"/>
         </w:rPr>
@@ -9716,6 +10948,20 @@
       </w:r>
       <w:r>
         <w:rPr>
+          <w:lang w:val="hi_IN" w:bidi="hi_IN"/>
+        </w:rPr>
+        <w:t>כְּ⁠שַׁ֖חַר פָּרֻ֣שׂ עַל־הֶֽ⁠הָרִ֑ים</w:t>
+      </w:r>
+    </w:p>
+    <w:p>
+      <w:pPr/>
+      <w:r>
+        <w:rPr>
+          <w:lang w:val="hi_IN" w:bidi="hi_IN"/>
+        </w:rPr>
+      </w:r>
+      <w:r>
+        <w:rPr>
           <w:b/>
           <w:lang w:val="hi_IN" w:bidi="hi_IN"/>
         </w:rPr>
@@ -9799,6 +11045,20 @@
       </w:r>
       <w:r>
         <w:rPr>
+          <w:lang w:val="hi_IN" w:bidi="hi_IN"/>
+        </w:rPr>
+        <w:t>כְּ⁠שַׁ֖חַר</w:t>
+      </w:r>
+    </w:p>
+    <w:p>
+      <w:pPr/>
+      <w:r>
+        <w:rPr>
+          <w:lang w:val="hi_IN" w:bidi="hi_IN"/>
+        </w:rPr>
+      </w:r>
+      <w:r>
+        <w:rPr>
           <w:b/>
           <w:lang w:val="hi_IN" w:bidi="hi_IN"/>
         </w:rPr>
@@ -9895,6 +11155,20 @@
       </w:r>
       <w:r>
         <w:rPr>
+          <w:lang w:val="hi_IN" w:bidi="hi_IN"/>
+        </w:rPr>
+        <w:t>עַ֚ם רַ֣ב וְ⁠עָצ֔וּם</w:t>
+      </w:r>
+    </w:p>
+    <w:p>
+      <w:pPr/>
+      <w:r>
+        <w:rPr>
+          <w:lang w:val="hi_IN" w:bidi="hi_IN"/>
+        </w:rPr>
+      </w:r>
+      <w:r>
+        <w:rPr>
           <w:b/>
           <w:lang w:val="hi_IN" w:bidi="hi_IN"/>
         </w:rPr>
@@ -9978,6 +11252,20 @@
       </w:r>
       <w:r>
         <w:rPr>
+          <w:lang w:val="hi_IN" w:bidi="hi_IN"/>
+        </w:rPr>
+        <w:t>עַ֚ם רַ֣ב וְ⁠עָצ֔וּם</w:t>
+      </w:r>
+    </w:p>
+    <w:p>
+      <w:pPr/>
+      <w:r>
+        <w:rPr>
+          <w:lang w:val="hi_IN" w:bidi="hi_IN"/>
+        </w:rPr>
+      </w:r>
+      <w:r>
+        <w:rPr>
           <w:b/>
           <w:lang w:val="hi_IN" w:bidi="hi_IN"/>
         </w:rPr>
@@ -10087,6 +11375,20 @@
       </w:r>
       <w:r>
         <w:rPr>
+          <w:lang w:val="hi_IN" w:bidi="hi_IN"/>
+        </w:rPr>
+        <w:t>כָּמֹ֗⁠הוּ לֹ֤א נִֽהְיָה֙ מִן־הָ֣⁠עוֹלָ֔ם וְ⁠אַֽחֲרָי⁠ו֙ לֹ֣א יוֹסֵ֔ף עַד־שְׁנֵ֖י דּ֥וֹר וָ⁠דֽוֹר</w:t>
+      </w:r>
+    </w:p>
+    <w:p>
+      <w:pPr/>
+      <w:r>
+        <w:rPr>
+          <w:lang w:val="hi_IN" w:bidi="hi_IN"/>
+        </w:rPr>
+      </w:r>
+      <w:r>
+        <w:rPr>
           <w:b/>
           <w:lang w:val="hi_IN" w:bidi="hi_IN"/>
         </w:rPr>
@@ -10170,6 +11472,20 @@
       </w:r>
       <w:r>
         <w:rPr>
+          <w:lang w:val="hi_IN" w:bidi="hi_IN"/>
+        </w:rPr>
+        <w:t>עַד־שְׁנֵ֖י דּ֥וֹר וָ⁠דֽוֹר</w:t>
+      </w:r>
+    </w:p>
+    <w:p>
+      <w:pPr/>
+      <w:r>
+        <w:rPr>
+          <w:lang w:val="hi_IN" w:bidi="hi_IN"/>
+        </w:rPr>
+      </w:r>
+      <w:r>
+        <w:rPr>
           <w:b/>
           <w:lang w:val="hi_IN" w:bidi="hi_IN"/>
         </w:rPr>
@@ -10253,6 +11569,20 @@
       </w:r>
       <w:r>
         <w:rPr>
+          <w:lang w:val="hi_IN" w:bidi="hi_IN"/>
+        </w:rPr>
+        <w:t>לְ⁠פָנָי⁠ו֙ אָ֣כְלָה אֵ֔שׁ וְ⁠אַחֲרָ֖י⁠ו תְּלַהֵ֣ט לֶֽהָבָ֑ה כְּ⁠גַן־עֵ֨דֶן הָ⁠אָ֜רֶץ לְ⁠פָנָ֗י⁠ו וְ⁠אַֽחֲרָי⁠ו֙ מִדְבַּ֣ר שְׁמָמָ֔ה וְ⁠גַם־פְּלֵיטָ֖ה לֹא־הָ֥יְתָה לּֽ⁠וֹ</w:t>
+      </w:r>
+    </w:p>
+    <w:p>
+      <w:pPr/>
+      <w:r>
+        <w:rPr>
+          <w:lang w:val="hi_IN" w:bidi="hi_IN"/>
+        </w:rPr>
+      </w:r>
+      <w:r>
+        <w:rPr>
           <w:b/>
           <w:lang w:val="hi_IN" w:bidi="hi_IN"/>
         </w:rPr>
@@ -10374,6 +11704,20 @@
       </w:r>
       <w:r>
         <w:rPr>
+          <w:lang w:val="hi_IN" w:bidi="hi_IN"/>
+        </w:rPr>
+        <w:t>לְ⁠פָנָי⁠ו֙ אָ֣כְלָה אֵ֔שׁ וְ⁠אַחֲרָ֖י⁠ו תְּלַהֵ֣ט לֶֽהָבָ֑ה</w:t>
+      </w:r>
+    </w:p>
+    <w:p>
+      <w:pPr/>
+      <w:r>
+        <w:rPr>
+          <w:lang w:val="hi_IN" w:bidi="hi_IN"/>
+        </w:rPr>
+      </w:r>
+      <w:r>
+        <w:rPr>
           <w:b/>
           <w:lang w:val="hi_IN" w:bidi="hi_IN"/>
         </w:rPr>
@@ -10483,6 +11827,20 @@
       </w:r>
       <w:r>
         <w:rPr>
+          <w:lang w:val="hi_IN" w:bidi="hi_IN"/>
+        </w:rPr>
+        <w:t>לְ⁠פָנָי⁠ו֙ אָ֣כְלָה אֵ֔שׁ</w:t>
+      </w:r>
+    </w:p>
+    <w:p>
+      <w:pPr/>
+      <w:r>
+        <w:rPr>
+          <w:lang w:val="hi_IN" w:bidi="hi_IN"/>
+        </w:rPr>
+      </w:r>
+      <w:r>
+        <w:rPr>
           <w:b/>
           <w:lang w:val="hi_IN" w:bidi="hi_IN"/>
         </w:rPr>
@@ -10579,6 +11937,20 @@
       </w:r>
       <w:r>
         <w:rPr>
+          <w:lang w:val="hi_IN" w:bidi="hi_IN"/>
+        </w:rPr>
+        <w:t>כְּ⁠גַן־עֵ֨דֶן הָ⁠אָ֜רֶץ לְ⁠פָנָ֗י⁠ו</w:t>
+      </w:r>
+    </w:p>
+    <w:p>
+      <w:pPr/>
+      <w:r>
+        <w:rPr>
+          <w:lang w:val="hi_IN" w:bidi="hi_IN"/>
+        </w:rPr>
+      </w:r>
+      <w:r>
+        <w:rPr>
           <w:b/>
           <w:lang w:val="hi_IN" w:bidi="hi_IN"/>
         </w:rPr>
@@ -10662,6 +12034,20 @@
       </w:r>
       <w:r>
         <w:rPr>
+          <w:lang w:val="hi_IN" w:bidi="hi_IN"/>
+        </w:rPr>
+        <w:t>מִדְבַּ֣ר שְׁמָמָ֔ה</w:t>
+      </w:r>
+    </w:p>
+    <w:p>
+      <w:pPr/>
+      <w:r>
+        <w:rPr>
+          <w:lang w:val="hi_IN" w:bidi="hi_IN"/>
+        </w:rPr>
+      </w:r>
+      <w:r>
+        <w:rPr>
           <w:b/>
           <w:lang w:val="hi_IN" w:bidi="hi_IN"/>
         </w:rPr>
@@ -10758,6 +12144,20 @@
       </w:r>
       <w:r>
         <w:rPr>
+          <w:lang w:val="hi_IN" w:bidi="hi_IN"/>
+        </w:rPr>
+        <w:t>וְ⁠גַם־פְּלֵיטָ֖ה לֹא־הָ֥יְתָה לּֽ⁠וֹ</w:t>
+      </w:r>
+    </w:p>
+    <w:p>
+      <w:pPr/>
+      <w:r>
+        <w:rPr>
+          <w:lang w:val="hi_IN" w:bidi="hi_IN"/>
+        </w:rPr>
+      </w:r>
+      <w:r>
+        <w:rPr>
           <w:b/>
           <w:lang w:val="hi_IN" w:bidi="hi_IN"/>
         </w:rPr>
@@ -10841,6 +12241,20 @@
       </w:r>
       <w:r>
         <w:rPr>
+          <w:lang w:val="hi_IN" w:bidi="hi_IN"/>
+        </w:rPr>
+        <w:t>פְּלֵיטָ֖ה לֹא־הָ֥יְתָה לּֽ⁠וֹ</w:t>
+      </w:r>
+    </w:p>
+    <w:p>
+      <w:pPr/>
+      <w:r>
+        <w:rPr>
+          <w:lang w:val="hi_IN" w:bidi="hi_IN"/>
+        </w:rPr>
+      </w:r>
+      <w:r>
+        <w:rPr>
           <w:b/>
           <w:lang w:val="hi_IN" w:bidi="hi_IN"/>
         </w:rPr>
@@ -10937,6 +12351,20 @@
       </w:r>
       <w:r>
         <w:rPr>
+          <w:lang w:val="hi_IN" w:bidi="hi_IN"/>
+        </w:rPr>
+        <w:t>כְּ⁠מַרְאֵ֥ה סוּסִ֖ים מַרְאֵ֑⁠הוּ</w:t>
+      </w:r>
+    </w:p>
+    <w:p>
+      <w:pPr/>
+      <w:r>
+        <w:rPr>
+          <w:lang w:val="hi_IN" w:bidi="hi_IN"/>
+        </w:rPr>
+      </w:r>
+      <w:r>
+        <w:rPr>
           <w:b/>
           <w:lang w:val="hi_IN" w:bidi="hi_IN"/>
         </w:rPr>
@@ -11020,6 +12448,20 @@
       </w:r>
       <w:r>
         <w:rPr>
+          <w:lang w:val="hi_IN" w:bidi="hi_IN"/>
+        </w:rPr>
+        <w:t>כְּ⁠מַרְאֵ֥ה &amp; מַרְאֵ֑⁠הוּ</w:t>
+      </w:r>
+    </w:p>
+    <w:p>
+      <w:pPr/>
+      <w:r>
+        <w:rPr>
+          <w:lang w:val="hi_IN" w:bidi="hi_IN"/>
+        </w:rPr>
+      </w:r>
+      <w:r>
+        <w:rPr>
           <w:b/>
           <w:lang w:val="hi_IN" w:bidi="hi_IN"/>
         </w:rPr>
@@ -11115,6 +12557,20 @@
       </w:r>
       <w:r>
         <w:rPr>
+          <w:lang w:val="hi_IN" w:bidi="hi_IN"/>
+        </w:rPr>
+        <w:t>וּ⁠כְ⁠פָרָשִׁ֖ים כֵּ֥ן יְרוּצֽוּ⁠ן</w:t>
+      </w:r>
+    </w:p>
+    <w:p>
+      <w:pPr/>
+      <w:r>
+        <w:rPr>
+          <w:lang w:val="hi_IN" w:bidi="hi_IN"/>
+        </w:rPr>
+      </w:r>
+      <w:r>
+        <w:rPr>
           <w:b/>
           <w:lang w:val="hi_IN" w:bidi="hi_IN"/>
         </w:rPr>
@@ -11198,6 +12654,20 @@
       </w:r>
       <w:r>
         <w:rPr>
+          <w:lang w:val="hi_IN" w:bidi="hi_IN"/>
+        </w:rPr>
+        <w:t>כְּ⁠ק֣וֹל מַרְכָּב֗וֹת עַל־רָאשֵׁ֤י הֶֽ⁠הָרִים֙ יְרַקֵּד֔וּ⁠ן</w:t>
+      </w:r>
+    </w:p>
+    <w:p>
+      <w:pPr/>
+      <w:r>
+        <w:rPr>
+          <w:lang w:val="hi_IN" w:bidi="hi_IN"/>
+        </w:rPr>
+      </w:r>
+      <w:r>
+        <w:rPr>
           <w:b/>
           <w:lang w:val="hi_IN" w:bidi="hi_IN"/>
         </w:rPr>
@@ -11281,6 +12751,20 @@
       </w:r>
       <w:r>
         <w:rPr>
+          <w:lang w:val="hi_IN" w:bidi="hi_IN"/>
+        </w:rPr>
+        <w:t>כְּ⁠קוֹל֙ לַ֣הַב אֵ֔שׁ אֹכְלָ֖ה קָ֑שׁ</w:t>
+      </w:r>
+    </w:p>
+    <w:p>
+      <w:pPr/>
+      <w:r>
+        <w:rPr>
+          <w:lang w:val="hi_IN" w:bidi="hi_IN"/>
+        </w:rPr>
+      </w:r>
+      <w:r>
+        <w:rPr>
           <w:b/>
           <w:lang w:val="hi_IN" w:bidi="hi_IN"/>
         </w:rPr>
@@ -11364,6 +12848,20 @@
       </w:r>
       <w:r>
         <w:rPr>
+          <w:lang w:val="hi_IN" w:bidi="hi_IN"/>
+        </w:rPr>
+        <w:t>כְּ⁠עַ֣ם עָצ֔וּם עֱר֖וּךְ מִלְחָמָֽה</w:t>
+      </w:r>
+    </w:p>
+    <w:p>
+      <w:pPr/>
+      <w:r>
+        <w:rPr>
+          <w:lang w:val="hi_IN" w:bidi="hi_IN"/>
+        </w:rPr>
+      </w:r>
+      <w:r>
+        <w:rPr>
           <w:b/>
           <w:lang w:val="hi_IN" w:bidi="hi_IN"/>
         </w:rPr>
@@ -11447,6 +12945,20 @@
       </w:r>
       <w:r>
         <w:rPr>
+          <w:lang w:val="hi_IN" w:bidi="hi_IN"/>
+        </w:rPr>
+        <w:t>כְּ⁠עַ֣ם עָצ֔וּם עֱר֖וּךְ מִלְחָמָֽה</w:t>
+      </w:r>
+    </w:p>
+    <w:p>
+      <w:pPr/>
+      <w:r>
+        <w:rPr>
+          <w:lang w:val="hi_IN" w:bidi="hi_IN"/>
+        </w:rPr>
+      </w:r>
+      <w:r>
+        <w:rPr>
           <w:b/>
           <w:lang w:val="hi_IN" w:bidi="hi_IN"/>
         </w:rPr>
@@ -11530,6 +13042,20 @@
       </w:r>
       <w:r>
         <w:rPr>
+          <w:lang w:val="hi_IN" w:bidi="hi_IN"/>
+        </w:rPr>
+        <w:t>כְּ⁠עַ֣ם עָצ֔וּם עֱר֖וּךְ מִלְחָמָֽה</w:t>
+      </w:r>
+    </w:p>
+    <w:p>
+      <w:pPr/>
+      <w:r>
+        <w:rPr>
+          <w:lang w:val="hi_IN" w:bidi="hi_IN"/>
+        </w:rPr>
+      </w:r>
+      <w:r>
+        <w:rPr>
           <w:b/>
           <w:lang w:val="hi_IN" w:bidi="hi_IN"/>
         </w:rPr>
@@ -11613,6 +13139,20 @@
       </w:r>
       <w:r>
         <w:rPr>
+          <w:lang w:val="hi_IN" w:bidi="hi_IN"/>
+        </w:rPr>
+        <w:t>יָחִ֣ילוּ</w:t>
+      </w:r>
+    </w:p>
+    <w:p>
+      <w:pPr/>
+      <w:r>
+        <w:rPr>
+          <w:lang w:val="hi_IN" w:bidi="hi_IN"/>
+        </w:rPr>
+      </w:r>
+      <w:r>
+        <w:rPr>
           <w:b/>
           <w:lang w:val="hi_IN" w:bidi="hi_IN"/>
         </w:rPr>
@@ -11709,6 +13249,20 @@
       </w:r>
       <w:r>
         <w:rPr>
+          <w:lang w:val="hi_IN" w:bidi="hi_IN"/>
+        </w:rPr>
+        <w:t>קִבְּצ֥וּ פָארֽוּר</w:t>
+      </w:r>
+    </w:p>
+    <w:p>
+      <w:pPr/>
+      <w:r>
+        <w:rPr>
+          <w:lang w:val="hi_IN" w:bidi="hi_IN"/>
+        </w:rPr>
+      </w:r>
+      <w:r>
+        <w:rPr>
           <w:b/>
           <w:lang w:val="hi_IN" w:bidi="hi_IN"/>
         </w:rPr>
@@ -11805,6 +13359,20 @@
       </w:r>
       <w:r>
         <w:rPr>
+          <w:lang w:val="hi_IN" w:bidi="hi_IN"/>
+        </w:rPr>
+        <w:t>כְּ⁠גִבּוֹרִ֣ים יְרֻצ֔וּ⁠ן</w:t>
+      </w:r>
+    </w:p>
+    <w:p>
+      <w:pPr/>
+      <w:r>
+        <w:rPr>
+          <w:lang w:val="hi_IN" w:bidi="hi_IN"/>
+        </w:rPr>
+      </w:r>
+      <w:r>
+        <w:rPr>
           <w:b/>
           <w:lang w:val="hi_IN" w:bidi="hi_IN"/>
         </w:rPr>
@@ -11888,6 +13456,20 @@
       </w:r>
       <w:r>
         <w:rPr>
+          <w:lang w:val="hi_IN" w:bidi="hi_IN"/>
+        </w:rPr>
+        <w:t>כְּ⁠אַנְשֵׁ֥י מִלְחָמָ֖ה יַעֲל֣וּ חוֹמָ֑ה</w:t>
+      </w:r>
+    </w:p>
+    <w:p>
+      <w:pPr/>
+      <w:r>
+        <w:rPr>
+          <w:lang w:val="hi_IN" w:bidi="hi_IN"/>
+        </w:rPr>
+      </w:r>
+      <w:r>
+        <w:rPr>
           <w:b/>
           <w:lang w:val="hi_IN" w:bidi="hi_IN"/>
         </w:rPr>
@@ -11971,6 +13553,20 @@
       </w:r>
       <w:r>
         <w:rPr>
+          <w:lang w:val="hi_IN" w:bidi="hi_IN"/>
+        </w:rPr>
+        <w:t>כְּ⁠אַנְשֵׁ֥י מִלְחָמָ֖ה</w:t>
+      </w:r>
+    </w:p>
+    <w:p>
+      <w:pPr/>
+      <w:r>
+        <w:rPr>
+          <w:lang w:val="hi_IN" w:bidi="hi_IN"/>
+        </w:rPr>
+      </w:r>
+      <w:r>
+        <w:rPr>
           <w:b/>
           <w:lang w:val="hi_IN" w:bidi="hi_IN"/>
         </w:rPr>
@@ -12067,6 +13663,20 @@
       </w:r>
       <w:r>
         <w:rPr>
+          <w:lang w:val="hi_IN" w:bidi="hi_IN"/>
+        </w:rPr>
+        <w:t>חוֹמָ֑ה</w:t>
+      </w:r>
+    </w:p>
+    <w:p>
+      <w:pPr/>
+      <w:r>
+        <w:rPr>
+          <w:lang w:val="hi_IN" w:bidi="hi_IN"/>
+        </w:rPr>
+      </w:r>
+      <w:r>
+        <w:rPr>
           <w:b/>
           <w:lang w:val="hi_IN" w:bidi="hi_IN"/>
         </w:rPr>
@@ -12163,6 +13773,20 @@
       </w:r>
       <w:r>
         <w:rPr>
+          <w:lang w:val="hi_IN" w:bidi="hi_IN"/>
+        </w:rPr>
+        <w:t>וְ⁠אִ֤ישׁ בִּ⁠דְרָכָי⁠ו֙</w:t>
+      </w:r>
+    </w:p>
+    <w:p>
+      <w:pPr/>
+      <w:r>
+        <w:rPr>
+          <w:lang w:val="hi_IN" w:bidi="hi_IN"/>
+        </w:rPr>
+      </w:r>
+      <w:r>
+        <w:rPr>
           <w:b/>
           <w:lang w:val="hi_IN" w:bidi="hi_IN"/>
         </w:rPr>
@@ -12259,6 +13883,20 @@
       </w:r>
       <w:r>
         <w:rPr>
+          <w:lang w:val="hi_IN" w:bidi="hi_IN"/>
+        </w:rPr>
+        <w:t>וְ⁠לֹ֥א יְעַבְּט֖וּ⁠ן אֹרְחוֹתָֽ⁠ם</w:t>
+      </w:r>
+    </w:p>
+    <w:p>
+      <w:pPr/>
+      <w:r>
+        <w:rPr>
+          <w:lang w:val="hi_IN" w:bidi="hi_IN"/>
+        </w:rPr>
+      </w:r>
+      <w:r>
+        <w:rPr>
           <w:b/>
           <w:lang w:val="hi_IN" w:bidi="hi_IN"/>
         </w:rPr>
@@ -12355,6 +13993,20 @@
       </w:r>
       <w:r>
         <w:rPr>
+          <w:lang w:val="hi_IN" w:bidi="hi_IN"/>
+        </w:rPr>
+        <w:t>וְ⁠לֹ֥א יְעַבְּט֖וּ⁠ן אֹרְחוֹתָֽ⁠ם</w:t>
+      </w:r>
+    </w:p>
+    <w:p>
+      <w:pPr/>
+      <w:r>
+        <w:rPr>
+          <w:lang w:val="hi_IN" w:bidi="hi_IN"/>
+        </w:rPr>
+      </w:r>
+      <w:r>
+        <w:rPr>
           <w:b/>
           <w:lang w:val="hi_IN" w:bidi="hi_IN"/>
         </w:rPr>
@@ -12438,6 +14090,20 @@
       </w:r>
       <w:r>
         <w:rPr>
+          <w:lang w:val="hi_IN" w:bidi="hi_IN"/>
+        </w:rPr>
+        <w:t>וְ⁠אִ֤ישׁ אָחִי⁠ו֙ לֹ֣א יִדְחָק֔וּ⁠ן</w:t>
+      </w:r>
+    </w:p>
+    <w:p>
+      <w:pPr/>
+      <w:r>
+        <w:rPr>
+          <w:lang w:val="hi_IN" w:bidi="hi_IN"/>
+        </w:rPr>
+      </w:r>
+      <w:r>
+        <w:rPr>
           <w:b/>
           <w:lang w:val="hi_IN" w:bidi="hi_IN"/>
         </w:rPr>
@@ -12547,6 +14213,20 @@
       </w:r>
       <w:r>
         <w:rPr>
+          <w:lang w:val="hi_IN" w:bidi="hi_IN"/>
+        </w:rPr>
+        <w:t>גֶּ֥בֶר בִּ⁠מְסִלָּת֖⁠וֹ יֵֽלֵכ֑וּ⁠ן</w:t>
+      </w:r>
+    </w:p>
+    <w:p>
+      <w:pPr/>
+      <w:r>
+        <w:rPr>
+          <w:lang w:val="hi_IN" w:bidi="hi_IN"/>
+        </w:rPr>
+      </w:r>
+      <w:r>
+        <w:rPr>
           <w:b/>
           <w:lang w:val="hi_IN" w:bidi="hi_IN"/>
         </w:rPr>
@@ -12656,6 +14336,20 @@
       </w:r>
       <w:r>
         <w:rPr>
+          <w:lang w:val="hi_IN" w:bidi="hi_IN"/>
+        </w:rPr>
+        <w:t>וּ⁠בְעַ֥ד הַ⁠שֶּׁ֛לַח יִפֹּ֖לוּ לֹ֥א יִבְצָֽעוּ</w:t>
+      </w:r>
+    </w:p>
+    <w:p>
+      <w:pPr/>
+      <w:r>
+        <w:rPr>
+          <w:lang w:val="hi_IN" w:bidi="hi_IN"/>
+        </w:rPr>
+      </w:r>
+      <w:r>
+        <w:rPr>
           <w:b/>
           <w:lang w:val="hi_IN" w:bidi="hi_IN"/>
         </w:rPr>
@@ -12739,6 +14433,20 @@
       </w:r>
       <w:r>
         <w:rPr>
+          <w:lang w:val="hi_IN" w:bidi="hi_IN"/>
+        </w:rPr>
+        <w:t>בָּ⁠עִ֣יר יָשֹׁ֗קּוּ בַּֽ⁠חוֹמָה֙ יְרֻצ֔וּ⁠ן בַּ⁠בָּתִּ֖ים יַעֲל֑וּ בְּעַ֧ד הַ⁠חַלּוֹנִ֛ים יָבֹ֖אוּ כַּ⁠גַּנָּֽב</w:t>
+      </w:r>
+    </w:p>
+    <w:p>
+      <w:pPr/>
+      <w:r>
+        <w:rPr>
+          <w:lang w:val="hi_IN" w:bidi="hi_IN"/>
+        </w:rPr>
+      </w:r>
+      <w:r>
+        <w:rPr>
           <w:b/>
           <w:lang w:val="hi_IN" w:bidi="hi_IN"/>
         </w:rPr>
@@ -12822,6 +14530,20 @@
       </w:r>
       <w:r>
         <w:rPr>
+          <w:lang w:val="hi_IN" w:bidi="hi_IN"/>
+        </w:rPr>
+        <w:t>בְּעַ֧ד הַ⁠חַלּוֹנִ֛ים יָבֹ֖אוּ כַּ⁠גַּנָּֽב</w:t>
+      </w:r>
+    </w:p>
+    <w:p>
+      <w:pPr/>
+      <w:r>
+        <w:rPr>
+          <w:lang w:val="hi_IN" w:bidi="hi_IN"/>
+        </w:rPr>
+      </w:r>
+      <w:r>
+        <w:rPr>
           <w:b/>
           <w:lang w:val="hi_IN" w:bidi="hi_IN"/>
         </w:rPr>
@@ -12905,6 +14627,20 @@
       </w:r>
       <w:r>
         <w:rPr>
+          <w:lang w:val="hi_IN" w:bidi="hi_IN"/>
+        </w:rPr>
+        <w:t>לְ⁠פָנָי⁠ו֙ רָ֣גְזָה אֶ֔רֶץ רָעֲשׁ֖וּ שָׁמָ֑יִם</w:t>
+      </w:r>
+    </w:p>
+    <w:p>
+      <w:pPr/>
+      <w:r>
+        <w:rPr>
+          <w:lang w:val="hi_IN" w:bidi="hi_IN"/>
+        </w:rPr>
+      </w:r>
+      <w:r>
+        <w:rPr>
           <w:b/>
           <w:lang w:val="hi_IN" w:bidi="hi_IN"/>
         </w:rPr>
@@ -13027,6 +14763,20 @@
       </w:r>
       <w:r>
         <w:rPr>
+          <w:lang w:val="hi_IN" w:bidi="hi_IN"/>
+        </w:rPr>
+        <w:t>שֶׁ֤מֶשׁ וְ⁠יָרֵ֨חַ֙ קָדָ֔רוּ</w:t>
+      </w:r>
+    </w:p>
+    <w:p>
+      <w:pPr/>
+      <w:r>
+        <w:rPr>
+          <w:lang w:val="hi_IN" w:bidi="hi_IN"/>
+        </w:rPr>
+      </w:r>
+      <w:r>
+        <w:rPr>
           <w:b/>
           <w:lang w:val="hi_IN" w:bidi="hi_IN"/>
         </w:rPr>
@@ -13136,6 +14886,20 @@
       </w:r>
       <w:r>
         <w:rPr>
+          <w:lang w:val="hi_IN" w:bidi="hi_IN"/>
+        </w:rPr>
+        <w:t>וְ⁠כוֹכָבִ֖ים אָסְפ֥וּ נָגְהָֽ⁠ם</w:t>
+      </w:r>
+    </w:p>
+    <w:p>
+      <w:pPr/>
+      <w:r>
+        <w:rPr>
+          <w:lang w:val="hi_IN" w:bidi="hi_IN"/>
+        </w:rPr>
+      </w:r>
+      <w:r>
+        <w:rPr>
           <w:b/>
           <w:lang w:val="hi_IN" w:bidi="hi_IN"/>
         </w:rPr>
@@ -13232,6 +14996,20 @@
       </w:r>
       <w:r>
         <w:rPr>
+          <w:lang w:val="hi_IN" w:bidi="hi_IN"/>
+        </w:rPr>
+        <w:t>קוֹל⁠וֹ֙</w:t>
+      </w:r>
+    </w:p>
+    <w:p>
+      <w:pPr/>
+      <w:r>
+        <w:rPr>
+          <w:lang w:val="hi_IN" w:bidi="hi_IN"/>
+        </w:rPr>
+      </w:r>
+      <w:r>
+        <w:rPr>
           <w:b/>
           <w:lang w:val="hi_IN" w:bidi="hi_IN"/>
         </w:rPr>
@@ -13328,6 +15106,20 @@
       </w:r>
       <w:r>
         <w:rPr>
+          <w:lang w:val="hi_IN" w:bidi="hi_IN"/>
+        </w:rPr>
+        <w:t>מַחֲנֵ֔⁠הוּ</w:t>
+      </w:r>
+    </w:p>
+    <w:p>
+      <w:pPr/>
+      <w:r>
+        <w:rPr>
+          <w:lang w:val="hi_IN" w:bidi="hi_IN"/>
+        </w:rPr>
+      </w:r>
+      <w:r>
+        <w:rPr>
           <w:b/>
           <w:lang w:val="hi_IN" w:bidi="hi_IN"/>
         </w:rPr>
@@ -13424,6 +15216,20 @@
       </w:r>
       <w:r>
         <w:rPr>
+          <w:lang w:val="hi_IN" w:bidi="hi_IN"/>
+        </w:rPr>
+        <w:t>דְבָר֑⁠וֹ</w:t>
+      </w:r>
+    </w:p>
+    <w:p>
+      <w:pPr/>
+      <w:r>
+        <w:rPr>
+          <w:lang w:val="hi_IN" w:bidi="hi_IN"/>
+        </w:rPr>
+      </w:r>
+      <w:r>
+        <w:rPr>
           <w:b/>
           <w:lang w:val="hi_IN" w:bidi="hi_IN"/>
         </w:rPr>
@@ -13509,6 +15315,20 @@
         <w:rPr>
           <w:lang w:val="hi_IN" w:bidi="hi_IN"/>
         </w:rPr>
+      </w:r>
+    </w:p>
+    <w:p>
+      <w:pPr/>
+      <w:r>
+        <w:rPr>
+          <w:lang w:val="hi_IN" w:bidi="hi_IN"/>
+        </w:rPr>
+      </w:r>
+      <w:r>
+        <w:rPr>
+          <w:lang w:val="hi_IN" w:bidi="hi_IN"/>
+        </w:rPr>
+        <w:t>כִּֽי־גָד֧וֹל יוֹם־יְהוָ֛ה וְ⁠נוֹרָ֥א מְאֹ֖ד וּ⁠מִ֥י יְכִילֶֽ⁠נּוּ</w:t>
       </w:r>
     </w:p>
     <w:p>
@@ -13704,6 +15524,20 @@
       </w:r>
       <w:r>
         <w:rPr>
+          <w:lang w:val="hi_IN" w:bidi="hi_IN"/>
+        </w:rPr>
+        <w:t>וְ⁠גַם־עַתָּה֙ נְאֻם־יְהוָ֔ה שֻׁ֥בוּ עָדַ֖⁠י</w:t>
+      </w:r>
+    </w:p>
+    <w:p>
+      <w:pPr/>
+      <w:r>
+        <w:rPr>
+          <w:lang w:val="hi_IN" w:bidi="hi_IN"/>
+        </w:rPr>
+      </w:r>
+      <w:r>
+        <w:rPr>
           <w:b/>
           <w:lang w:val="hi_IN" w:bidi="hi_IN"/>
         </w:rPr>
@@ -13800,6 +15634,20 @@
       </w:r>
       <w:r>
         <w:rPr>
+          <w:lang w:val="hi_IN" w:bidi="hi_IN"/>
+        </w:rPr>
+        <w:t>שֻׁ֥בוּ</w:t>
+      </w:r>
+    </w:p>
+    <w:p>
+      <w:pPr/>
+      <w:r>
+        <w:rPr>
+          <w:lang w:val="hi_IN" w:bidi="hi_IN"/>
+        </w:rPr>
+      </w:r>
+      <w:r>
+        <w:rPr>
           <w:b/>
           <w:lang w:val="hi_IN" w:bidi="hi_IN"/>
         </w:rPr>
@@ -13896,6 +15744,20 @@
       </w:r>
       <w:r>
         <w:rPr>
+          <w:lang w:val="hi_IN" w:bidi="hi_IN"/>
+        </w:rPr>
+        <w:t>שֻׁ֥בוּ עָדַ֖⁠י בְּ⁠כָל־לְבַבְ⁠כֶ֑ם</w:t>
+      </w:r>
+    </w:p>
+    <w:p>
+      <w:pPr/>
+      <w:r>
+        <w:rPr>
+          <w:lang w:val="hi_IN" w:bidi="hi_IN"/>
+        </w:rPr>
+      </w:r>
+      <w:r>
+        <w:rPr>
           <w:b/>
           <w:lang w:val="hi_IN" w:bidi="hi_IN"/>
         </w:rPr>
@@ -14005,6 +15867,20 @@
       </w:r>
       <w:r>
         <w:rPr>
+          <w:lang w:val="hi_IN" w:bidi="hi_IN"/>
+        </w:rPr>
+        <w:t>לְבַבְ⁠כֶ֑ם</w:t>
+      </w:r>
+    </w:p>
+    <w:p>
+      <w:pPr/>
+      <w:r>
+        <w:rPr>
+          <w:lang w:val="hi_IN" w:bidi="hi_IN"/>
+        </w:rPr>
+      </w:r>
+      <w:r>
+        <w:rPr>
           <w:b/>
           <w:lang w:val="hi_IN" w:bidi="hi_IN"/>
         </w:rPr>
@@ -14101,6 +15977,20 @@
       </w:r>
       <w:r>
         <w:rPr>
+          <w:lang w:val="hi_IN" w:bidi="hi_IN"/>
+        </w:rPr>
+        <w:t>וְ⁠קִרְע֤וּ לְבַבְ⁠כֶם֙ וְ⁠אַל־בִּגְדֵי⁠כֶ֔ם</w:t>
+      </w:r>
+    </w:p>
+    <w:p>
+      <w:pPr/>
+      <w:r>
+        <w:rPr>
+          <w:lang w:val="hi_IN" w:bidi="hi_IN"/>
+        </w:rPr>
+      </w:r>
+      <w:r>
+        <w:rPr>
           <w:b/>
           <w:lang w:val="hi_IN" w:bidi="hi_IN"/>
         </w:rPr>
@@ -14184,6 +16074,20 @@
       </w:r>
       <w:r>
         <w:rPr>
+          <w:lang w:val="hi_IN" w:bidi="hi_IN"/>
+        </w:rPr>
+        <w:t>וְ⁠קִרְע֤וּ לְבַבְ⁠כֶם֙ וְ⁠אַל־בִּגְדֵי⁠כֶ֔ם וְ⁠שׁ֖וּבוּ אֶל־יְהוָ֣ה אֱלֹֽהֵי⁠כֶ֑ם</w:t>
+      </w:r>
+    </w:p>
+    <w:p>
+      <w:pPr/>
+      <w:r>
+        <w:rPr>
+          <w:lang w:val="hi_IN" w:bidi="hi_IN"/>
+        </w:rPr>
+      </w:r>
+      <w:r>
+        <w:rPr>
           <w:b/>
           <w:lang w:val="hi_IN" w:bidi="hi_IN"/>
         </w:rPr>
@@ -14267,6 +16171,20 @@
       </w:r>
       <w:r>
         <w:rPr>
+          <w:lang w:val="hi_IN" w:bidi="hi_IN"/>
+        </w:rPr>
+        <w:t>אֶ֤רֶךְ אַפַּ֨יִם֙</w:t>
+      </w:r>
+    </w:p>
+    <w:p>
+      <w:pPr/>
+      <w:r>
+        <w:rPr>
+          <w:lang w:val="hi_IN" w:bidi="hi_IN"/>
+        </w:rPr>
+      </w:r>
+      <w:r>
+        <w:rPr>
           <w:b/>
           <w:lang w:val="hi_IN" w:bidi="hi_IN"/>
         </w:rPr>
@@ -14363,6 +16281,20 @@
       </w:r>
       <w:r>
         <w:rPr>
+          <w:lang w:val="hi_IN" w:bidi="hi_IN"/>
+        </w:rPr>
+        <w:t>וְ⁠רַב־חֶ֔סֶד</w:t>
+      </w:r>
+    </w:p>
+    <w:p>
+      <w:pPr/>
+      <w:r>
+        <w:rPr>
+          <w:lang w:val="hi_IN" w:bidi="hi_IN"/>
+        </w:rPr>
+      </w:r>
+      <w:r>
+        <w:rPr>
           <w:b/>
           <w:lang w:val="hi_IN" w:bidi="hi_IN"/>
         </w:rPr>
@@ -14459,6 +16391,20 @@
       </w:r>
       <w:r>
         <w:rPr>
+          <w:lang w:val="hi_IN" w:bidi="hi_IN"/>
+        </w:rPr>
+        <w:t>מִ֥י יוֹדֵ֖עַ יָשׁ֣וּב וְ⁠נִחָ֑ם וְ⁠הִשְׁאִ֤יר אַֽחֲרָי⁠ו֙ בְּרָכָ֔ה</w:t>
+      </w:r>
+    </w:p>
+    <w:p>
+      <w:pPr/>
+      <w:r>
+        <w:rPr>
+          <w:lang w:val="hi_IN" w:bidi="hi_IN"/>
+        </w:rPr>
+      </w:r>
+      <w:r>
+        <w:rPr>
           <w:b/>
           <w:lang w:val="hi_IN" w:bidi="hi_IN"/>
         </w:rPr>
@@ -14542,6 +16488,20 @@
       </w:r>
       <w:r>
         <w:rPr>
+          <w:lang w:val="hi_IN" w:bidi="hi_IN"/>
+        </w:rPr>
+        <w:t>יָשׁ֣וּב וְ⁠נִחָ֑ם</w:t>
+      </w:r>
+    </w:p>
+    <w:p>
+      <w:pPr/>
+      <w:r>
+        <w:rPr>
+          <w:lang w:val="hi_IN" w:bidi="hi_IN"/>
+        </w:rPr>
+      </w:r>
+      <w:r>
+        <w:rPr>
           <w:b/>
           <w:lang w:val="hi_IN" w:bidi="hi_IN"/>
         </w:rPr>
@@ -14651,6 +16611,20 @@
       </w:r>
       <w:r>
         <w:rPr>
+          <w:lang w:val="hi_IN" w:bidi="hi_IN"/>
+        </w:rPr>
+        <w:t>וְ⁠הִשְׁאִ֤יר &amp; בְּרָכָ֔ה</w:t>
+      </w:r>
+    </w:p>
+    <w:p>
+      <w:pPr/>
+      <w:r>
+        <w:rPr>
+          <w:lang w:val="hi_IN" w:bidi="hi_IN"/>
+        </w:rPr>
+      </w:r>
+      <w:r>
+        <w:rPr>
           <w:b/>
           <w:lang w:val="hi_IN" w:bidi="hi_IN"/>
         </w:rPr>
@@ -14747,6 +16721,20 @@
       </w:r>
       <w:r>
         <w:rPr>
+          <w:lang w:val="hi_IN" w:bidi="hi_IN"/>
+        </w:rPr>
+        <w:t>אֱלֹהֵי⁠כֶֽם</w:t>
+      </w:r>
+    </w:p>
+    <w:p>
+      <w:pPr/>
+      <w:r>
+        <w:rPr>
+          <w:lang w:val="hi_IN" w:bidi="hi_IN"/>
+        </w:rPr>
+      </w:r>
+      <w:r>
+        <w:rPr>
           <w:b/>
           <w:lang w:val="hi_IN" w:bidi="hi_IN"/>
         </w:rPr>
@@ -14830,6 +16818,20 @@
       </w:r>
       <w:r>
         <w:rPr>
+          <w:lang w:val="hi_IN" w:bidi="hi_IN"/>
+        </w:rPr>
+        <w:t>צ֖וֹם</w:t>
+      </w:r>
+    </w:p>
+    <w:p>
+      <w:pPr/>
+      <w:r>
+        <w:rPr>
+          <w:lang w:val="hi_IN" w:bidi="hi_IN"/>
+        </w:rPr>
+      </w:r>
+      <w:r>
+        <w:rPr>
           <w:b/>
           <w:lang w:val="hi_IN" w:bidi="hi_IN"/>
         </w:rPr>
@@ -14926,6 +16928,20 @@
       </w:r>
       <w:r>
         <w:rPr>
+          <w:lang w:val="hi_IN" w:bidi="hi_IN"/>
+        </w:rPr>
+        <w:t>קַדְּשׁוּ־צ֖וֹם קִרְא֥וּ עֲצָרָֽה</w:t>
+      </w:r>
+    </w:p>
+    <w:p>
+      <w:pPr/>
+      <w:r>
+        <w:rPr>
+          <w:lang w:val="hi_IN" w:bidi="hi_IN"/>
+        </w:rPr>
+      </w:r>
+      <w:r>
+        <w:rPr>
           <w:b/>
           <w:lang w:val="hi_IN" w:bidi="hi_IN"/>
         </w:rPr>
@@ -15009,6 +17025,20 @@
       </w:r>
       <w:r>
         <w:rPr>
+          <w:lang w:val="hi_IN" w:bidi="hi_IN"/>
+        </w:rPr>
+        <w:t>קִבְצ֣וּ זְקֵנִ֔ים אִסְפוּ֙ עֽוֹלָלִ֔ים וְ⁠יֹנְקֵ֖י שָׁדָ֑יִם</w:t>
+      </w:r>
+    </w:p>
+    <w:p>
+      <w:pPr/>
+      <w:r>
+        <w:rPr>
+          <w:lang w:val="hi_IN" w:bidi="hi_IN"/>
+        </w:rPr>
+      </w:r>
+      <w:r>
+        <w:rPr>
           <w:b/>
           <w:lang w:val="hi_IN" w:bidi="hi_IN"/>
         </w:rPr>
@@ -15092,6 +17122,20 @@
       </w:r>
       <w:r>
         <w:rPr>
+          <w:lang w:val="hi_IN" w:bidi="hi_IN"/>
+        </w:rPr>
+        <w:t>יֵצֵ֤א חָתָן֙ מֵֽ⁠חֶדְר֔⁠וֹ וְ⁠כַלָּ֖ה מֵ⁠חֻפָּתָֽ⁠הּ</w:t>
+      </w:r>
+    </w:p>
+    <w:p>
+      <w:pPr/>
+      <w:r>
+        <w:rPr>
+          <w:lang w:val="hi_IN" w:bidi="hi_IN"/>
+        </w:rPr>
+      </w:r>
+      <w:r>
+        <w:rPr>
           <w:b/>
           <w:lang w:val="hi_IN" w:bidi="hi_IN"/>
         </w:rPr>
@@ -15175,6 +17219,20 @@
       </w:r>
       <w:r>
         <w:rPr>
+          <w:lang w:val="hi_IN" w:bidi="hi_IN"/>
+        </w:rPr>
+        <w:t>בֵּ֤ין הָ⁠אוּלָם֙ וְ⁠לַ⁠מִּזְבֵּ֔חַ</w:t>
+      </w:r>
+    </w:p>
+    <w:p>
+      <w:pPr/>
+      <w:r>
+        <w:rPr>
+          <w:lang w:val="hi_IN" w:bidi="hi_IN"/>
+        </w:rPr>
+      </w:r>
+      <w:r>
+        <w:rPr>
           <w:b/>
           <w:lang w:val="hi_IN" w:bidi="hi_IN"/>
         </w:rPr>
@@ -15278,6 +17336,20 @@
       </w:r>
       <w:r>
         <w:rPr>
+          <w:lang w:val="hi_IN" w:bidi="hi_IN"/>
+        </w:rPr>
+        <w:t>וְ⁠אַל־תִּתֵּ֨ן נַחֲלָתְ⁠ךָ֤ לְ⁠חֶרְפָּה֙</w:t>
+      </w:r>
+    </w:p>
+    <w:p>
+      <w:pPr/>
+      <w:r>
+        <w:rPr>
+          <w:lang w:val="hi_IN" w:bidi="hi_IN"/>
+        </w:rPr>
+      </w:r>
+      <w:r>
+        <w:rPr>
           <w:b/>
           <w:lang w:val="hi_IN" w:bidi="hi_IN"/>
         </w:rPr>
@@ -15374,6 +17446,20 @@
       </w:r>
       <w:r>
         <w:rPr>
+          <w:lang w:val="hi_IN" w:bidi="hi_IN"/>
+        </w:rPr>
+        <w:t>נַחֲלָתְ⁠ךָ֤</w:t>
+      </w:r>
+    </w:p>
+    <w:p>
+      <w:pPr/>
+      <w:r>
+        <w:rPr>
+          <w:lang w:val="hi_IN" w:bidi="hi_IN"/>
+        </w:rPr>
+      </w:r>
+      <w:r>
+        <w:rPr>
           <w:b/>
           <w:lang w:val="hi_IN" w:bidi="hi_IN"/>
         </w:rPr>
@@ -15457,6 +17543,20 @@
       </w:r>
       <w:r>
         <w:rPr>
+          <w:lang w:val="hi_IN" w:bidi="hi_IN"/>
+        </w:rPr>
+        <w:t>לִ⁠מְשָׁל־בָּ֣⁠ם גּוֹיִ֔ם</w:t>
+      </w:r>
+    </w:p>
+    <w:p>
+      <w:pPr/>
+      <w:r>
+        <w:rPr>
+          <w:lang w:val="hi_IN" w:bidi="hi_IN"/>
+        </w:rPr>
+      </w:r>
+      <w:r>
+        <w:rPr>
           <w:b/>
           <w:lang w:val="hi_IN" w:bidi="hi_IN"/>
         </w:rPr>
@@ -15540,6 +17640,20 @@
       </w:r>
       <w:r>
         <w:rPr>
+          <w:lang w:val="hi_IN" w:bidi="hi_IN"/>
+        </w:rPr>
+        <w:t>לָ֚⁠מָּה יֹאמְר֣וּ בָֽ⁠עַמִּ֔ים אַיֵּ֖ה אֱלֹהֵי⁠הֶֽם</w:t>
+      </w:r>
+    </w:p>
+    <w:p>
+      <w:pPr/>
+      <w:r>
+        <w:rPr>
+          <w:lang w:val="hi_IN" w:bidi="hi_IN"/>
+        </w:rPr>
+      </w:r>
+      <w:r>
+        <w:rPr>
           <w:b/>
           <w:lang w:val="hi_IN" w:bidi="hi_IN"/>
         </w:rPr>
@@ -15623,6 +17737,20 @@
       </w:r>
       <w:r>
         <w:rPr>
+          <w:lang w:val="hi_IN" w:bidi="hi_IN"/>
+        </w:rPr>
+        <w:t>לָ֚⁠מָּה יֹאמְר֣וּ</w:t>
+      </w:r>
+    </w:p>
+    <w:p>
+      <w:pPr/>
+      <w:r>
+        <w:rPr>
+          <w:lang w:val="hi_IN" w:bidi="hi_IN"/>
+        </w:rPr>
+      </w:r>
+      <w:r>
+        <w:rPr>
           <w:b/>
           <w:lang w:val="hi_IN" w:bidi="hi_IN"/>
         </w:rPr>
@@ -15719,6 +17847,20 @@
       </w:r>
       <w:r>
         <w:rPr>
+          <w:lang w:val="hi_IN" w:bidi="hi_IN"/>
+        </w:rPr>
+        <w:t>לָ֚⁠מָּה יֹאמְר֣וּ בָֽ⁠עַמִּ֔ים</w:t>
+      </w:r>
+    </w:p>
+    <w:p>
+      <w:pPr/>
+      <w:r>
+        <w:rPr>
+          <w:lang w:val="hi_IN" w:bidi="hi_IN"/>
+        </w:rPr>
+      </w:r>
+      <w:r>
+        <w:rPr>
           <w:b/>
           <w:lang w:val="hi_IN" w:bidi="hi_IN"/>
         </w:rPr>
@@ -15802,6 +17944,20 @@
       </w:r>
       <w:r>
         <w:rPr>
+          <w:lang w:val="hi_IN" w:bidi="hi_IN"/>
+        </w:rPr>
+        <w:t>אַיֵּ֖ה אֱלֹהֵי⁠הֶֽם</w:t>
+      </w:r>
+    </w:p>
+    <w:p>
+      <w:pPr/>
+      <w:r>
+        <w:rPr>
+          <w:lang w:val="hi_IN" w:bidi="hi_IN"/>
+        </w:rPr>
+      </w:r>
+      <w:r>
+        <w:rPr>
           <w:b/>
           <w:lang w:val="hi_IN" w:bidi="hi_IN"/>
         </w:rPr>
@@ -15885,6 +18041,20 @@
       </w:r>
       <w:r>
         <w:rPr>
+          <w:lang w:val="hi_IN" w:bidi="hi_IN"/>
+        </w:rPr>
+        <w:t>וַ⁠יְקַנֵּ֥א יְהוָ֖ה לְ⁠אַרְצ֑⁠וֹ וַ⁠יַּחְמֹ֖ל עַל־עַמּֽ⁠וֹ</w:t>
+      </w:r>
+    </w:p>
+    <w:p>
+      <w:pPr/>
+      <w:r>
+        <w:rPr>
+          <w:lang w:val="hi_IN" w:bidi="hi_IN"/>
+        </w:rPr>
+      </w:r>
+      <w:r>
+        <w:rPr>
           <w:b/>
           <w:lang w:val="hi_IN" w:bidi="hi_IN"/>
         </w:rPr>
@@ -15968,6 +18138,20 @@
       </w:r>
       <w:r>
         <w:rPr>
+          <w:lang w:val="hi_IN" w:bidi="hi_IN"/>
+        </w:rPr>
+        <w:t>לְ⁠אַרְצ֑⁠וֹ</w:t>
+      </w:r>
+    </w:p>
+    <w:p>
+      <w:pPr/>
+      <w:r>
+        <w:rPr>
+          <w:lang w:val="hi_IN" w:bidi="hi_IN"/>
+        </w:rPr>
+      </w:r>
+      <w:r>
+        <w:rPr>
           <w:b/>
           <w:lang w:val="hi_IN" w:bidi="hi_IN"/>
         </w:rPr>
@@ -16064,6 +18248,20 @@
       </w:r>
       <w:r>
         <w:rPr>
+          <w:lang w:val="hi_IN" w:bidi="hi_IN"/>
+        </w:rPr>
+        <w:t>וַ⁠יַּ֨עַן יְהוָ֜ה וַ⁠יֹּ֣אמֶר</w:t>
+      </w:r>
+    </w:p>
+    <w:p>
+      <w:pPr/>
+      <w:r>
+        <w:rPr>
+          <w:lang w:val="hi_IN" w:bidi="hi_IN"/>
+        </w:rPr>
+      </w:r>
+      <w:r>
+        <w:rPr>
           <w:b/>
           <w:lang w:val="hi_IN" w:bidi="hi_IN"/>
         </w:rPr>
@@ -16147,6 +18345,20 @@
       </w:r>
       <w:r>
         <w:rPr>
+          <w:lang w:val="hi_IN" w:bidi="hi_IN"/>
+        </w:rPr>
+        <w:t>וַ⁠יַּ֨עַן יְהוָ֜ה וַ⁠יֹּ֣אמֶר</w:t>
+      </w:r>
+    </w:p>
+    <w:p>
+      <w:pPr/>
+      <w:r>
+        <w:rPr>
+          <w:lang w:val="hi_IN" w:bidi="hi_IN"/>
+        </w:rPr>
+      </w:r>
+      <w:r>
+        <w:rPr>
           <w:b/>
           <w:lang w:val="hi_IN" w:bidi="hi_IN"/>
         </w:rPr>
@@ -16269,6 +18481,20 @@
       </w:r>
       <w:r>
         <w:rPr>
+          <w:lang w:val="hi_IN" w:bidi="hi_IN"/>
+        </w:rPr>
+        <w:t>הִנְ⁠נִ֨י שֹׁלֵ֤חַ לָ⁠כֶם֙ אֶת־הַ⁠דָּגָן֙ וְ⁠הַ⁠תִּיר֣וֹשׁ וְ⁠הַ⁠יִּצְהָ֔ר</w:t>
+      </w:r>
+    </w:p>
+    <w:p>
+      <w:pPr/>
+      <w:r>
+        <w:rPr>
+          <w:lang w:val="hi_IN" w:bidi="hi_IN"/>
+        </w:rPr>
+      </w:r>
+      <w:r>
+        <w:rPr>
           <w:b/>
           <w:lang w:val="hi_IN" w:bidi="hi_IN"/>
         </w:rPr>
@@ -16352,6 +18578,20 @@
       </w:r>
       <w:r>
         <w:rPr>
+          <w:lang w:val="hi_IN" w:bidi="hi_IN"/>
+        </w:rPr>
+        <w:t>הִנְ⁠נִ֨י שֹׁלֵ֤חַ</w:t>
+      </w:r>
+    </w:p>
+    <w:p>
+      <w:pPr/>
+      <w:r>
+        <w:rPr>
+          <w:lang w:val="hi_IN" w:bidi="hi_IN"/>
+        </w:rPr>
+      </w:r>
+      <w:r>
+        <w:rPr>
           <w:b/>
           <w:lang w:val="hi_IN" w:bidi="hi_IN"/>
         </w:rPr>
@@ -16461,6 +18701,20 @@
       </w:r>
       <w:r>
         <w:rPr>
+          <w:lang w:val="hi_IN" w:bidi="hi_IN"/>
+        </w:rPr>
+        <w:t>אֹת֑⁠וֹ</w:t>
+      </w:r>
+    </w:p>
+    <w:p>
+      <w:pPr/>
+      <w:r>
+        <w:rPr>
+          <w:lang w:val="hi_IN" w:bidi="hi_IN"/>
+        </w:rPr>
+      </w:r>
+      <w:r>
+        <w:rPr>
           <w:b/>
           <w:lang w:val="hi_IN" w:bidi="hi_IN"/>
         </w:rPr>
@@ -16596,6 +18850,20 @@
       </w:r>
       <w:r>
         <w:rPr>
+          <w:lang w:val="hi_IN" w:bidi="hi_IN"/>
+        </w:rPr>
+        <w:t>וְ⁠לֹא־אֶתֵּ֨ן אֶתְ⁠כֶ֥ם ע֛וֹד חֶרְפָּ֖ה בַּ⁠גּוֹיִֽם</w:t>
+      </w:r>
+    </w:p>
+    <w:p>
+      <w:pPr/>
+      <w:r>
+        <w:rPr>
+          <w:lang w:val="hi_IN" w:bidi="hi_IN"/>
+        </w:rPr>
+      </w:r>
+      <w:r>
+        <w:rPr>
           <w:b/>
           <w:lang w:val="hi_IN" w:bidi="hi_IN"/>
         </w:rPr>
@@ -16692,6 +18960,20 @@
       </w:r>
       <w:r>
         <w:rPr>
+          <w:lang w:val="hi_IN" w:bidi="hi_IN"/>
+        </w:rPr>
+        <w:t>וְֽ⁠אֶת־הַ⁠צְּפוֹנִ֞י</w:t>
+      </w:r>
+    </w:p>
+    <w:p>
+      <w:pPr/>
+      <w:r>
+        <w:rPr>
+          <w:lang w:val="hi_IN" w:bidi="hi_IN"/>
+        </w:rPr>
+      </w:r>
+      <w:r>
+        <w:rPr>
           <w:b/>
           <w:lang w:val="hi_IN" w:bidi="hi_IN"/>
         </w:rPr>
@@ -16788,6 +19070,20 @@
       </w:r>
       <w:r>
         <w:rPr>
+          <w:lang w:val="hi_IN" w:bidi="hi_IN"/>
+        </w:rPr>
+        <w:t>אֶ֣רֶץ צִיָּ֣ה וּ⁠שְׁמָמָה֒</w:t>
+      </w:r>
+    </w:p>
+    <w:p>
+      <w:pPr/>
+      <w:r>
+        <w:rPr>
+          <w:lang w:val="hi_IN" w:bidi="hi_IN"/>
+        </w:rPr>
+      </w:r>
+      <w:r>
+        <w:rPr>
           <w:b/>
           <w:lang w:val="hi_IN" w:bidi="hi_IN"/>
         </w:rPr>
@@ -16897,6 +19193,20 @@
       </w:r>
       <w:r>
         <w:rPr>
+          <w:lang w:val="hi_IN" w:bidi="hi_IN"/>
+        </w:rPr>
+        <w:t>אֶ֣רֶץ צִיָּ֣ה וּ⁠שְׁמָמָה֒</w:t>
+      </w:r>
+    </w:p>
+    <w:p>
+      <w:pPr/>
+      <w:r>
+        <w:rPr>
+          <w:lang w:val="hi_IN" w:bidi="hi_IN"/>
+        </w:rPr>
+      </w:r>
+      <w:r>
+        <w:rPr>
           <w:b/>
           <w:lang w:val="hi_IN" w:bidi="hi_IN"/>
         </w:rPr>
@@ -17006,6 +19316,20 @@
       </w:r>
       <w:r>
         <w:rPr>
+          <w:lang w:val="hi_IN" w:bidi="hi_IN"/>
+        </w:rPr>
+        <w:t>אֶל &amp; אֶת־פָּנָ֗י⁠ו אֶל־הַ⁠יָּם֙ הַ⁠קַּדְמֹנִ֔י וְ⁠סֹפ֖⁠וֹ אֶל־הַ⁠יָּ֣ם הָ⁠אַֽחֲר֑וֹן</w:t>
+      </w:r>
+    </w:p>
+    <w:p>
+      <w:pPr/>
+      <w:r>
+        <w:rPr>
+          <w:lang w:val="hi_IN" w:bidi="hi_IN"/>
+        </w:rPr>
+      </w:r>
+      <w:r>
+        <w:rPr>
           <w:b/>
           <w:lang w:val="hi_IN" w:bidi="hi_IN"/>
         </w:rPr>
@@ -17115,6 +19439,20 @@
       </w:r>
       <w:r>
         <w:rPr>
+          <w:lang w:val="hi_IN" w:bidi="hi_IN"/>
+        </w:rPr>
+        <w:t>אֶל &amp; אֶת־פָּנָ֗י⁠ו אֶל־הַ⁠יָּם֙ הַ⁠קַּדְמֹנִ֔י וְ⁠סֹפ֖⁠וֹ אֶל־הַ⁠יָּ֣ם הָ⁠אַֽחֲר֑וֹן</w:t>
+      </w:r>
+    </w:p>
+    <w:p>
+      <w:pPr/>
+      <w:r>
+        <w:rPr>
+          <w:lang w:val="hi_IN" w:bidi="hi_IN"/>
+        </w:rPr>
+      </w:r>
+      <w:r>
+        <w:rPr>
           <w:b/>
           <w:lang w:val="hi_IN" w:bidi="hi_IN"/>
         </w:rPr>
@@ -17224,6 +19562,20 @@
       </w:r>
       <w:r>
         <w:rPr>
+          <w:lang w:val="hi_IN" w:bidi="hi_IN"/>
+        </w:rPr>
+        <w:t>וְ⁠עָלָ֣ה בָאְשׁ֗⁠וֹ וְ⁠תַ֨עַל֙ צַחֲנָת֔⁠וֹ</w:t>
+      </w:r>
+    </w:p>
+    <w:p>
+      <w:pPr/>
+      <w:r>
+        <w:rPr>
+          <w:lang w:val="hi_IN" w:bidi="hi_IN"/>
+        </w:rPr>
+      </w:r>
+      <w:r>
+        <w:rPr>
           <w:b/>
           <w:lang w:val="hi_IN" w:bidi="hi_IN"/>
         </w:rPr>
@@ -17320,6 +19672,20 @@
       </w:r>
       <w:r>
         <w:rPr>
+          <w:lang w:val="hi_IN" w:bidi="hi_IN"/>
+        </w:rPr>
+        <w:t>הִגְדִּ֖יל לַ⁠עֲשֽׂוֹת</w:t>
+      </w:r>
+    </w:p>
+    <w:p>
+      <w:pPr/>
+      <w:r>
+        <w:rPr>
+          <w:lang w:val="hi_IN" w:bidi="hi_IN"/>
+        </w:rPr>
+      </w:r>
+      <w:r>
+        <w:rPr>
           <w:b/>
           <w:lang w:val="hi_IN" w:bidi="hi_IN"/>
         </w:rPr>
@@ -17403,6 +19769,20 @@
       </w:r>
       <w:r>
         <w:rPr>
+          <w:lang w:val="hi_IN" w:bidi="hi_IN"/>
+        </w:rPr>
+        <w:t>כִּ֥י הִגְדִּ֖יל לַ⁠עֲשֽׂוֹת</w:t>
+      </w:r>
+    </w:p>
+    <w:p>
+      <w:pPr/>
+      <w:r>
+        <w:rPr>
+          <w:lang w:val="hi_IN" w:bidi="hi_IN"/>
+        </w:rPr>
+      </w:r>
+      <w:r>
+        <w:rPr>
           <w:b/>
           <w:lang w:val="hi_IN" w:bidi="hi_IN"/>
         </w:rPr>
@@ -17486,6 +19866,20 @@
       </w:r>
       <w:r>
         <w:rPr>
+          <w:lang w:val="hi_IN" w:bidi="hi_IN"/>
+        </w:rPr>
+        <w:t>אַל־תִּֽירְאִ֖י אֲדָמָ֑ה גִּ֣ילִי וּ⁠שְׂמָ֔חִי</w:t>
+      </w:r>
+    </w:p>
+    <w:p>
+      <w:pPr/>
+      <w:r>
+        <w:rPr>
+          <w:lang w:val="hi_IN" w:bidi="hi_IN"/>
+        </w:rPr>
+      </w:r>
+      <w:r>
+        <w:rPr>
           <w:b/>
           <w:lang w:val="hi_IN" w:bidi="hi_IN"/>
         </w:rPr>
@@ -17582,6 +19976,20 @@
       </w:r>
       <w:r>
         <w:rPr>
+          <w:lang w:val="hi_IN" w:bidi="hi_IN"/>
+        </w:rPr>
+        <w:t>גִּ֣ילִי וּ⁠שְׂמָ֔חִי</w:t>
+      </w:r>
+    </w:p>
+    <w:p>
+      <w:pPr/>
+      <w:r>
+        <w:rPr>
+          <w:lang w:val="hi_IN" w:bidi="hi_IN"/>
+        </w:rPr>
+      </w:r>
+      <w:r>
+        <w:rPr>
           <w:b/>
           <w:lang w:val="hi_IN" w:bidi="hi_IN"/>
         </w:rPr>
@@ -17691,6 +20099,20 @@
       </w:r>
       <w:r>
         <w:rPr>
+          <w:lang w:val="hi_IN" w:bidi="hi_IN"/>
+        </w:rPr>
+        <w:t>הִגְדִּ֥יל יְהוָ֖ה לַ⁠עֲשֽׂוֹת</w:t>
+      </w:r>
+    </w:p>
+    <w:p>
+      <w:pPr/>
+      <w:r>
+        <w:rPr>
+          <w:lang w:val="hi_IN" w:bidi="hi_IN"/>
+        </w:rPr>
+      </w:r>
+      <w:r>
+        <w:rPr>
           <w:b/>
           <w:lang w:val="hi_IN" w:bidi="hi_IN"/>
         </w:rPr>
@@ -17774,6 +20196,20 @@
       </w:r>
       <w:r>
         <w:rPr>
+          <w:lang w:val="hi_IN" w:bidi="hi_IN"/>
+        </w:rPr>
+        <w:t>הִגְדִּ֥יל יְהוָ֖ה לַ⁠עֲשֽׂוֹת</w:t>
+      </w:r>
+    </w:p>
+    <w:p>
+      <w:pPr/>
+      <w:r>
+        <w:rPr>
+          <w:lang w:val="hi_IN" w:bidi="hi_IN"/>
+        </w:rPr>
+      </w:r>
+      <w:r>
+        <w:rPr>
           <w:b/>
           <w:lang w:val="hi_IN" w:bidi="hi_IN"/>
         </w:rPr>
@@ -17857,6 +20293,20 @@
       </w:r>
       <w:r>
         <w:rPr>
+          <w:lang w:val="hi_IN" w:bidi="hi_IN"/>
+        </w:rPr>
+        <w:t>אַל־תִּֽירְאוּ֙ בַּהֲמ֣וֹת שָׂדַ֔י</w:t>
+      </w:r>
+    </w:p>
+    <w:p>
+      <w:pPr/>
+      <w:r>
+        <w:rPr>
+          <w:lang w:val="hi_IN" w:bidi="hi_IN"/>
+        </w:rPr>
+      </w:r>
+      <w:r>
+        <w:rPr>
           <w:b/>
           <w:lang w:val="hi_IN" w:bidi="hi_IN"/>
         </w:rPr>
@@ -17953,6 +20403,20 @@
       </w:r>
       <w:r>
         <w:rPr>
+          <w:lang w:val="hi_IN" w:bidi="hi_IN"/>
+        </w:rPr>
+        <w:t>דָשְׁא֖וּ נְא֣וֹת מִדְבָּ֑ר כִּֽי־עֵץ֙ נָשָׂ֣א פִרְי֔⁠וֹ תְּאֵנָ֥ה וָ⁠גֶ֖פֶן נָתְנ֥וּ חֵילָֽ⁠ם</w:t>
+      </w:r>
+    </w:p>
+    <w:p>
+      <w:pPr/>
+      <w:r>
+        <w:rPr>
+          <w:lang w:val="hi_IN" w:bidi="hi_IN"/>
+        </w:rPr>
+      </w:r>
+      <w:r>
+        <w:rPr>
           <w:b/>
           <w:lang w:val="hi_IN" w:bidi="hi_IN"/>
         </w:rPr>
@@ -18036,6 +20500,20 @@
       </w:r>
       <w:r>
         <w:rPr>
+          <w:lang w:val="hi_IN" w:bidi="hi_IN"/>
+        </w:rPr>
+        <w:t>עֵץ֙ נָשָׂ֣א פִרְי֔⁠וֹ תְּאֵנָ֥ה וָ⁠גֶ֖פֶן נָתְנ֥וּ חֵילָֽ⁠ם</w:t>
+      </w:r>
+    </w:p>
+    <w:p>
+      <w:pPr/>
+      <w:r>
+        <w:rPr>
+          <w:lang w:val="hi_IN" w:bidi="hi_IN"/>
+        </w:rPr>
+      </w:r>
+      <w:r>
+        <w:rPr>
           <w:b/>
           <w:lang w:val="hi_IN" w:bidi="hi_IN"/>
         </w:rPr>
@@ -18158,6 +20636,20 @@
       </w:r>
       <w:r>
         <w:rPr>
+          <w:lang w:val="hi_IN" w:bidi="hi_IN"/>
+        </w:rPr>
+        <w:t>חֵילָֽ⁠ם</w:t>
+      </w:r>
+    </w:p>
+    <w:p>
+      <w:pPr/>
+      <w:r>
+        <w:rPr>
+          <w:lang w:val="hi_IN" w:bidi="hi_IN"/>
+        </w:rPr>
+      </w:r>
+      <w:r>
+        <w:rPr>
           <w:b/>
           <w:lang w:val="hi_IN" w:bidi="hi_IN"/>
         </w:rPr>
@@ -18254,6 +20746,20 @@
       </w:r>
       <w:r>
         <w:rPr>
+          <w:lang w:val="hi_IN" w:bidi="hi_IN"/>
+        </w:rPr>
+        <w:t>וּ⁠בְנֵ֣י צִיּ֗וֹן</w:t>
+      </w:r>
+    </w:p>
+    <w:p>
+      <w:pPr/>
+      <w:r>
+        <w:rPr>
+          <w:lang w:val="hi_IN" w:bidi="hi_IN"/>
+        </w:rPr>
+      </w:r>
+      <w:r>
+        <w:rPr>
           <w:b/>
           <w:lang w:val="hi_IN" w:bidi="hi_IN"/>
         </w:rPr>
@@ -18350,6 +20856,20 @@
       </w:r>
       <w:r>
         <w:rPr>
+          <w:lang w:val="hi_IN" w:bidi="hi_IN"/>
+        </w:rPr>
+        <w:t>אֱלֹֽהֵי⁠כֶ֔ם</w:t>
+      </w:r>
+    </w:p>
+    <w:p>
+      <w:pPr/>
+      <w:r>
+        <w:rPr>
+          <w:lang w:val="hi_IN" w:bidi="hi_IN"/>
+        </w:rPr>
+      </w:r>
+      <w:r>
+        <w:rPr>
           <w:b/>
           <w:lang w:val="hi_IN" w:bidi="hi_IN"/>
         </w:rPr>
@@ -18446,6 +20966,20 @@
       </w:r>
       <w:r>
         <w:rPr>
+          <w:lang w:val="hi_IN" w:bidi="hi_IN"/>
+        </w:rPr>
+        <w:t>נָתַ֥ן לָ⁠כֶ֛ם אֶת־הַ⁠מּוֹרֶ֖ה לִ⁠צְדָקָ֑ה וַ⁠יּ֣וֹרֶד לָ⁠כֶ֗ם גֶּ֛שֶׁם</w:t>
+      </w:r>
+    </w:p>
+    <w:p>
+      <w:pPr/>
+      <w:r>
+        <w:rPr>
+          <w:lang w:val="hi_IN" w:bidi="hi_IN"/>
+        </w:rPr>
+      </w:r>
+      <w:r>
+        <w:rPr>
           <w:b/>
           <w:lang w:val="hi_IN" w:bidi="hi_IN"/>
         </w:rPr>
@@ -18529,6 +21063,20 @@
       </w:r>
       <w:r>
         <w:rPr>
+          <w:lang w:val="hi_IN" w:bidi="hi_IN"/>
+        </w:rPr>
+        <w:t>לִ⁠צְדָקָ֑ה</w:t>
+      </w:r>
+    </w:p>
+    <w:p>
+      <w:pPr/>
+      <w:r>
+        <w:rPr>
+          <w:lang w:val="hi_IN" w:bidi="hi_IN"/>
+        </w:rPr>
+      </w:r>
+      <w:r>
+        <w:rPr>
           <w:b/>
           <w:lang w:val="hi_IN" w:bidi="hi_IN"/>
         </w:rPr>
@@ -18625,6 +21173,20 @@
       </w:r>
       <w:r>
         <w:rPr>
+          <w:lang w:val="hi_IN" w:bidi="hi_IN"/>
+        </w:rPr>
+        <w:t>גֶּ֛שֶׁם</w:t>
+      </w:r>
+    </w:p>
+    <w:p>
+      <w:pPr/>
+      <w:r>
+        <w:rPr>
+          <w:lang w:val="hi_IN" w:bidi="hi_IN"/>
+        </w:rPr>
+      </w:r>
+      <w:r>
+        <w:rPr>
           <w:b/>
           <w:lang w:val="hi_IN" w:bidi="hi_IN"/>
         </w:rPr>
@@ -18721,6 +21283,20 @@
       </w:r>
       <w:r>
         <w:rPr>
+          <w:lang w:val="hi_IN" w:bidi="hi_IN"/>
+        </w:rPr>
+        <w:t>מוֹרֶ֥ה וּ⁠מַלְק֖וֹשׁ</w:t>
+      </w:r>
+    </w:p>
+    <w:p>
+      <w:pPr/>
+      <w:r>
+        <w:rPr>
+          <w:lang w:val="hi_IN" w:bidi="hi_IN"/>
+        </w:rPr>
+      </w:r>
+      <w:r>
+        <w:rPr>
           <w:b/>
           <w:lang w:val="hi_IN" w:bidi="hi_IN"/>
         </w:rPr>
@@ -18830,6 +21406,20 @@
       </w:r>
       <w:r>
         <w:rPr>
+          <w:lang w:val="hi_IN" w:bidi="hi_IN"/>
+        </w:rPr>
+        <w:t>בָּ⁠רִאשֽׁוֹן</w:t>
+      </w:r>
+    </w:p>
+    <w:p>
+      <w:pPr/>
+      <w:r>
+        <w:rPr>
+          <w:lang w:val="hi_IN" w:bidi="hi_IN"/>
+        </w:rPr>
+      </w:r>
+      <w:r>
+        <w:rPr>
           <w:b/>
           <w:lang w:val="hi_IN" w:bidi="hi_IN"/>
         </w:rPr>
@@ -18926,6 +21516,20 @@
       </w:r>
       <w:r>
         <w:rPr>
+          <w:lang w:val="hi_IN" w:bidi="hi_IN"/>
+        </w:rPr>
+        <w:t>וְ⁠הֵשִׁ֥יקוּ הַ⁠יְקָבִ֖ים תִּיר֥וֹשׁ וְ⁠יִצְהָֽר</w:t>
+      </w:r>
+    </w:p>
+    <w:p>
+      <w:pPr/>
+      <w:r>
+        <w:rPr>
+          <w:lang w:val="hi_IN" w:bidi="hi_IN"/>
+        </w:rPr>
+      </w:r>
+      <w:r>
+        <w:rPr>
           <w:b/>
           <w:lang w:val="hi_IN" w:bidi="hi_IN"/>
         </w:rPr>
@@ -19009,6 +21613,20 @@
       </w:r>
       <w:r>
         <w:rPr>
+          <w:lang w:val="hi_IN" w:bidi="hi_IN"/>
+        </w:rPr>
+        <w:t>וְ⁠שִׁלַּמְתִּ֤י לָ⁠כֶם֙ אֶת־הַ⁠שָּׁנִ֔ים</w:t>
+      </w:r>
+    </w:p>
+    <w:p>
+      <w:pPr/>
+      <w:r>
+        <w:rPr>
+          <w:lang w:val="hi_IN" w:bidi="hi_IN"/>
+        </w:rPr>
+      </w:r>
+      <w:r>
+        <w:rPr>
           <w:b/>
           <w:lang w:val="hi_IN" w:bidi="hi_IN"/>
         </w:rPr>
@@ -19092,6 +21710,20 @@
       </w:r>
       <w:r>
         <w:rPr>
+          <w:lang w:val="hi_IN" w:bidi="hi_IN"/>
+        </w:rPr>
+        <w:t>אֶת־הַ⁠שָּׁנִ֔ים</w:t>
+      </w:r>
+    </w:p>
+    <w:p>
+      <w:pPr/>
+      <w:r>
+        <w:rPr>
+          <w:lang w:val="hi_IN" w:bidi="hi_IN"/>
+        </w:rPr>
+      </w:r>
+      <w:r>
+        <w:rPr>
           <w:b/>
           <w:lang w:val="hi_IN" w:bidi="hi_IN"/>
         </w:rPr>
@@ -19188,6 +21820,20 @@
       </w:r>
       <w:r>
         <w:rPr>
+          <w:lang w:val="hi_IN" w:bidi="hi_IN"/>
+        </w:rPr>
+        <w:t>חֵילִ⁠י֙ הַ⁠גָּד֔וֹל</w:t>
+      </w:r>
+    </w:p>
+    <w:p>
+      <w:pPr/>
+      <w:r>
+        <w:rPr>
+          <w:lang w:val="hi_IN" w:bidi="hi_IN"/>
+        </w:rPr>
+      </w:r>
+      <w:r>
+        <w:rPr>
           <w:b/>
           <w:lang w:val="hi_IN" w:bidi="hi_IN"/>
         </w:rPr>
@@ -19271,6 +21917,20 @@
       </w:r>
       <w:r>
         <w:rPr>
+          <w:lang w:val="hi_IN" w:bidi="hi_IN"/>
+        </w:rPr>
+        <w:t>וַ⁠אֲכַלְתֶּ֤ם אָכוֹל֙</w:t>
+      </w:r>
+    </w:p>
+    <w:p>
+      <w:pPr/>
+      <w:r>
+        <w:rPr>
+          <w:lang w:val="hi_IN" w:bidi="hi_IN"/>
+        </w:rPr>
+      </w:r>
+      <w:r>
+        <w:rPr>
           <w:b/>
           <w:lang w:val="hi_IN" w:bidi="hi_IN"/>
         </w:rPr>
@@ -19354,6 +22014,20 @@
       </w:r>
       <w:r>
         <w:rPr>
+          <w:lang w:val="hi_IN" w:bidi="hi_IN"/>
+        </w:rPr>
+        <w:t>אֶת־שֵׁ֤ם יְהוָה֙ אֱלֹ֣הֵי⁠כֶ֔ם</w:t>
+      </w:r>
+    </w:p>
+    <w:p>
+      <w:pPr/>
+      <w:r>
+        <w:rPr>
+          <w:lang w:val="hi_IN" w:bidi="hi_IN"/>
+        </w:rPr>
+      </w:r>
+      <w:r>
+        <w:rPr>
           <w:b/>
           <w:lang w:val="hi_IN" w:bidi="hi_IN"/>
         </w:rPr>
@@ -19437,6 +22111,20 @@
       </w:r>
       <w:r>
         <w:rPr>
+          <w:lang w:val="hi_IN" w:bidi="hi_IN"/>
+        </w:rPr>
+        <w:t>אֶת־שֵׁ֤ם</w:t>
+      </w:r>
+    </w:p>
+    <w:p>
+      <w:pPr/>
+      <w:r>
+        <w:rPr>
+          <w:lang w:val="hi_IN" w:bidi="hi_IN"/>
+        </w:rPr>
+      </w:r>
+      <w:r>
+        <w:rPr>
           <w:b/>
           <w:lang w:val="hi_IN" w:bidi="hi_IN"/>
         </w:rPr>
@@ -19533,6 +22221,20 @@
       </w:r>
       <w:r>
         <w:rPr>
+          <w:lang w:val="hi_IN" w:bidi="hi_IN"/>
+        </w:rPr>
+        <w:t>אֲשֶׁר־עָשָׂ֥ה עִמָּ⁠כֶ֖ם לְ⁠הַפְלִ֑יא</w:t>
+      </w:r>
+    </w:p>
+    <w:p>
+      <w:pPr/>
+      <w:r>
+        <w:rPr>
+          <w:lang w:val="hi_IN" w:bidi="hi_IN"/>
+        </w:rPr>
+      </w:r>
+      <w:r>
+        <w:rPr>
           <w:b/>
           <w:lang w:val="hi_IN" w:bidi="hi_IN"/>
         </w:rPr>
@@ -19629,6 +22331,20 @@
       </w:r>
       <w:r>
         <w:rPr>
+          <w:lang w:val="hi_IN" w:bidi="hi_IN"/>
+        </w:rPr>
+        <w:t>וְ⁠לֹא־יֵבֹ֥שׁוּ עַמִּ֖⁠י לְ⁠עוֹלָֽם</w:t>
+      </w:r>
+    </w:p>
+    <w:p>
+      <w:pPr/>
+      <w:r>
+        <w:rPr>
+          <w:lang w:val="hi_IN" w:bidi="hi_IN"/>
+        </w:rPr>
+      </w:r>
+      <w:r>
+        <w:rPr>
           <w:b/>
           <w:lang w:val="hi_IN" w:bidi="hi_IN"/>
         </w:rPr>
@@ -19719,6 +22435,20 @@
       </w:r>
       <w:r>
         <w:rPr>
+          <w:lang w:val="hi_IN" w:bidi="hi_IN"/>
+        </w:rPr>
+        <w:t>יִשְׂרָאֵל֙</w:t>
+      </w:r>
+    </w:p>
+    <w:p>
+      <w:pPr/>
+      <w:r>
+        <w:rPr>
+          <w:lang w:val="hi_IN" w:bidi="hi_IN"/>
+        </w:rPr>
+      </w:r>
+      <w:r>
+        <w:rPr>
           <w:b/>
           <w:lang w:val="hi_IN" w:bidi="hi_IN"/>
         </w:rPr>
@@ -19815,6 +22545,20 @@
       </w:r>
       <w:r>
         <w:rPr>
+          <w:lang w:val="hi_IN" w:bidi="hi_IN"/>
+        </w:rPr>
+        <w:t>וְ⁠לֹא־יֵבֹ֥שׁוּ עַמִּ֖⁠י לְ⁠עוֹלָֽם</w:t>
+      </w:r>
+    </w:p>
+    <w:p>
+      <w:pPr/>
+      <w:r>
+        <w:rPr>
+          <w:lang w:val="hi_IN" w:bidi="hi_IN"/>
+        </w:rPr>
+      </w:r>
+      <w:r>
+        <w:rPr>
           <w:b/>
           <w:lang w:val="hi_IN" w:bidi="hi_IN"/>
         </w:rPr>
@@ -19911,6 +22655,20 @@
       </w:r>
       <w:r>
         <w:rPr>
+          <w:lang w:val="hi_IN" w:bidi="hi_IN"/>
+        </w:rPr>
+        <w:t>וְ⁠הָיָ֣ה אַֽחֲרֵי־כֵ֗ן</w:t>
+      </w:r>
+    </w:p>
+    <w:p>
+      <w:pPr/>
+      <w:r>
+        <w:rPr>
+          <w:lang w:val="hi_IN" w:bidi="hi_IN"/>
+        </w:rPr>
+      </w:r>
+      <w:r>
+        <w:rPr>
           <w:b/>
           <w:lang w:val="hi_IN" w:bidi="hi_IN"/>
         </w:rPr>
@@ -19994,6 +22752,20 @@
       </w:r>
       <w:r>
         <w:rPr>
+          <w:lang w:val="hi_IN" w:bidi="hi_IN"/>
+        </w:rPr>
+        <w:t>אֶשְׁפּ֤וֹךְ אֶת־רוּחִ⁠י֙ עַל־כָּל־בָּשָׂ֔ר</w:t>
+      </w:r>
+    </w:p>
+    <w:p>
+      <w:pPr/>
+      <w:r>
+        <w:rPr>
+          <w:lang w:val="hi_IN" w:bidi="hi_IN"/>
+        </w:rPr>
+      </w:r>
+      <w:r>
+        <w:rPr>
           <w:b/>
           <w:lang w:val="hi_IN" w:bidi="hi_IN"/>
         </w:rPr>
@@ -20077,6 +22849,20 @@
       </w:r>
       <w:r>
         <w:rPr>
+          <w:lang w:val="hi_IN" w:bidi="hi_IN"/>
+        </w:rPr>
+        <w:t>עַל־כָּל־בָּשָׂ֔ר</w:t>
+      </w:r>
+    </w:p>
+    <w:p>
+      <w:pPr/>
+      <w:r>
+        <w:rPr>
+          <w:lang w:val="hi_IN" w:bidi="hi_IN"/>
+        </w:rPr>
+      </w:r>
+      <w:r>
+        <w:rPr>
           <w:b/>
           <w:lang w:val="hi_IN" w:bidi="hi_IN"/>
         </w:rPr>
@@ -20186,6 +22972,20 @@
       </w:r>
       <w:r>
         <w:rPr>
+          <w:lang w:val="hi_IN" w:bidi="hi_IN"/>
+        </w:rPr>
+        <w:t>עַל־כָּל־בָּשָׂ֔ר</w:t>
+      </w:r>
+    </w:p>
+    <w:p>
+      <w:pPr/>
+      <w:r>
+        <w:rPr>
+          <w:lang w:val="hi_IN" w:bidi="hi_IN"/>
+        </w:rPr>
+      </w:r>
+      <w:r>
+        <w:rPr>
           <w:b/>
           <w:lang w:val="hi_IN" w:bidi="hi_IN"/>
         </w:rPr>
@@ -20282,6 +23082,20 @@
       </w:r>
       <w:r>
         <w:rPr>
+          <w:lang w:val="hi_IN" w:bidi="hi_IN"/>
+        </w:rPr>
+        <w:t>וְ⁠נִבְּא֖וּ בְּנֵי⁠כֶ֣ם וּ⁠בְנֽוֹתֵי⁠כֶ֑ם</w:t>
+      </w:r>
+    </w:p>
+    <w:p>
+      <w:pPr/>
+      <w:r>
+        <w:rPr>
+          <w:lang w:val="hi_IN" w:bidi="hi_IN"/>
+        </w:rPr>
+      </w:r>
+      <w:r>
+        <w:rPr>
           <w:b/>
           <w:lang w:val="hi_IN" w:bidi="hi_IN"/>
         </w:rPr>
@@ -20365,6 +23179,20 @@
       </w:r>
       <w:r>
         <w:rPr>
+          <w:lang w:val="hi_IN" w:bidi="hi_IN"/>
+        </w:rPr>
+        <w:t>זִקְנֵי⁠כֶם֙ חֲלֹמ֣וֹת יַחֲלֹמ֔וּ⁠ן בַּח֣וּרֵי⁠כֶ֔ם חֶזְיֹנ֖וֹת יִרְאֽוּ</w:t>
+      </w:r>
+    </w:p>
+    <w:p>
+      <w:pPr/>
+      <w:r>
+        <w:rPr>
+          <w:lang w:val="hi_IN" w:bidi="hi_IN"/>
+        </w:rPr>
+      </w:r>
+      <w:r>
+        <w:rPr>
           <w:b/>
           <w:lang w:val="hi_IN" w:bidi="hi_IN"/>
         </w:rPr>
@@ -20448,6 +23276,20 @@
       </w:r>
       <w:r>
         <w:rPr>
+          <w:lang w:val="hi_IN" w:bidi="hi_IN"/>
+        </w:rPr>
+        <w:t>חֲלֹמ֣וֹת</w:t>
+      </w:r>
+    </w:p>
+    <w:p>
+      <w:pPr/>
+      <w:r>
+        <w:rPr>
+          <w:lang w:val="hi_IN" w:bidi="hi_IN"/>
+        </w:rPr>
+      </w:r>
+      <w:r>
+        <w:rPr>
           <w:b/>
           <w:lang w:val="hi_IN" w:bidi="hi_IN"/>
         </w:rPr>
@@ -20544,6 +23386,20 @@
       </w:r>
       <w:r>
         <w:rPr>
+          <w:lang w:val="hi_IN" w:bidi="hi_IN"/>
+        </w:rPr>
+        <w:t>וְ⁠גַ֥ם עַל־הָֽ⁠עֲבָדִ֖ים וְ⁠עַל־הַ⁠שְּׁפָח֑וֹת</w:t>
+      </w:r>
+    </w:p>
+    <w:p>
+      <w:pPr/>
+      <w:r>
+        <w:rPr>
+          <w:lang w:val="hi_IN" w:bidi="hi_IN"/>
+        </w:rPr>
+      </w:r>
+      <w:r>
+        <w:rPr>
           <w:b/>
           <w:lang w:val="hi_IN" w:bidi="hi_IN"/>
         </w:rPr>
@@ -20616,6 +23472,20 @@
         <w:rPr>
           <w:lang w:val="hi_IN" w:bidi="hi_IN"/>
         </w:rPr>
+      </w:r>
+    </w:p>
+    <w:p>
+      <w:pPr/>
+      <w:r>
+        <w:rPr>
+          <w:lang w:val="hi_IN" w:bidi="hi_IN"/>
+        </w:rPr>
+      </w:r>
+      <w:r>
+        <w:rPr>
+          <w:lang w:val="hi_IN" w:bidi="hi_IN"/>
+        </w:rPr>
+        <w:t>בַּ⁠יָּמִ֣ים הָ⁠הֵ֔מָּה</w:t>
       </w:r>
     </w:p>
     <w:p>
@@ -20920,6 +23790,20 @@
       </w:r>
       <w:r>
         <w:rPr>
+          <w:lang w:val="hi_IN" w:bidi="hi_IN"/>
+        </w:rPr>
+        <w:t>הַ⁠שֶּׁ֨מֶשׁ֙ יֵהָפֵ֣ךְ לְ⁠חֹ֔שֶׁךְ וְ⁠הַ⁠יָּרֵ֖חַ לְ⁠דָ֑ם</w:t>
+      </w:r>
+    </w:p>
+    <w:p>
+      <w:pPr/>
+      <w:r>
+        <w:rPr>
+          <w:lang w:val="hi_IN" w:bidi="hi_IN"/>
+        </w:rPr>
+      </w:r>
+      <w:r>
+        <w:rPr>
           <w:b/>
           <w:lang w:val="hi_IN" w:bidi="hi_IN"/>
         </w:rPr>
@@ -21003,6 +23887,20 @@
       </w:r>
       <w:r>
         <w:rPr>
+          <w:lang w:val="hi_IN" w:bidi="hi_IN"/>
+        </w:rPr>
+        <w:t>הַ⁠שֶּׁ֨מֶשׁ֙ יֵהָפֵ֣ךְ לְ⁠חֹ֔שֶׁךְ וְ⁠הַ⁠יָּרֵ֖חַ לְ⁠דָ֑ם</w:t>
+      </w:r>
+    </w:p>
+    <w:p>
+      <w:pPr/>
+      <w:r>
+        <w:rPr>
+          <w:lang w:val="hi_IN" w:bidi="hi_IN"/>
+        </w:rPr>
+      </w:r>
+      <w:r>
+        <w:rPr>
           <w:b/>
           <w:lang w:val="hi_IN" w:bidi="hi_IN"/>
         </w:rPr>
@@ -21086,6 +23984,20 @@
       </w:r>
       <w:r>
         <w:rPr>
+          <w:lang w:val="hi_IN" w:bidi="hi_IN"/>
+        </w:rPr>
+        <w:t>וְ⁠הַ⁠יָּרֵ֖חַ לְ⁠דָ֑ם</w:t>
+      </w:r>
+    </w:p>
+    <w:p>
+      <w:pPr/>
+      <w:r>
+        <w:rPr>
+          <w:lang w:val="hi_IN" w:bidi="hi_IN"/>
+        </w:rPr>
+      </w:r>
+      <w:r>
+        <w:rPr>
           <w:b/>
           <w:lang w:val="hi_IN" w:bidi="hi_IN"/>
         </w:rPr>
@@ -21169,6 +24081,20 @@
       </w:r>
       <w:r>
         <w:rPr>
+          <w:lang w:val="hi_IN" w:bidi="hi_IN"/>
+        </w:rPr>
+        <w:t>לִ⁠פְנֵ֗י בּ֚וֹא י֣וֹם יְהוָ֔ה הַ⁠גָּד֖וֹל וְ⁠הַ⁠נּוֹרָֽא</w:t>
+      </w:r>
+    </w:p>
+    <w:p>
+      <w:pPr/>
+      <w:r>
+        <w:rPr>
+          <w:lang w:val="hi_IN" w:bidi="hi_IN"/>
+        </w:rPr>
+      </w:r>
+      <w:r>
+        <w:rPr>
           <w:b/>
           <w:lang w:val="hi_IN" w:bidi="hi_IN"/>
         </w:rPr>
@@ -21254,6 +24180,20 @@
         <w:rPr>
           <w:lang w:val="hi_IN" w:bidi="hi_IN"/>
         </w:rPr>
+      </w:r>
+    </w:p>
+    <w:p>
+      <w:pPr/>
+      <w:r>
+        <w:rPr>
+          <w:lang w:val="hi_IN" w:bidi="hi_IN"/>
+        </w:rPr>
+      </w:r>
+      <w:r>
+        <w:rPr>
+          <w:lang w:val="hi_IN" w:bidi="hi_IN"/>
+        </w:rPr>
+        <w:t>י֣וֹם יְהוָ֔ה הַ⁠גָּד֖וֹל וְ⁠הַ⁠נּוֹרָֽא</w:t>
       </w:r>
     </w:p>
     <w:p>
@@ -21457,6 +24397,20 @@
       </w:r>
       <w:r>
         <w:rPr>
+          <w:lang w:val="hi_IN" w:bidi="hi_IN"/>
+        </w:rPr>
+        <w:t>וְ⁠הָיָ֗ה</w:t>
+      </w:r>
+    </w:p>
+    <w:p>
+      <w:pPr/>
+      <w:r>
+        <w:rPr>
+          <w:lang w:val="hi_IN" w:bidi="hi_IN"/>
+        </w:rPr>
+      </w:r>
+      <w:r>
+        <w:rPr>
           <w:b/>
           <w:lang w:val="hi_IN" w:bidi="hi_IN"/>
         </w:rPr>
@@ -21553,6 +24507,20 @@
       </w:r>
       <w:r>
         <w:rPr>
+          <w:lang w:val="hi_IN" w:bidi="hi_IN"/>
+        </w:rPr>
+        <w:t>כֹּ֧ל אֲשֶׁר־יִקְרָ֛א בְּ⁠שֵׁ֥ם יְהוָ֖ה יִמָּלֵ֑ט &amp; יְהוָ֔ה</w:t>
+      </w:r>
+    </w:p>
+    <w:p>
+      <w:pPr/>
+      <w:r>
+        <w:rPr>
+          <w:lang w:val="hi_IN" w:bidi="hi_IN"/>
+        </w:rPr>
+      </w:r>
+      <w:r>
+        <w:rPr>
           <w:b/>
           <w:lang w:val="hi_IN" w:bidi="hi_IN"/>
         </w:rPr>
@@ -21636,6 +24604,20 @@
       </w:r>
       <w:r>
         <w:rPr>
+          <w:lang w:val="hi_IN" w:bidi="hi_IN"/>
+        </w:rPr>
+        <w:t>בְּ⁠שֵׁ֥ם יְהוָ֖ה &amp; יְהוָ֔ה</w:t>
+      </w:r>
+    </w:p>
+    <w:p>
+      <w:pPr/>
+      <w:r>
+        <w:rPr>
+          <w:lang w:val="hi_IN" w:bidi="hi_IN"/>
+        </w:rPr>
+      </w:r>
+      <w:r>
+        <w:rPr>
           <w:b/>
           <w:lang w:val="hi_IN" w:bidi="hi_IN"/>
         </w:rPr>
@@ -21745,6 +24727,20 @@
       </w:r>
       <w:r>
         <w:rPr>
+          <w:lang w:val="hi_IN" w:bidi="hi_IN"/>
+        </w:rPr>
+        <w:t>בְּ⁠שֵׁ֥ם יְהוָ֖ה &amp; יְהוָ֔ה</w:t>
+      </w:r>
+    </w:p>
+    <w:p>
+      <w:pPr/>
+      <w:r>
+        <w:rPr>
+          <w:lang w:val="hi_IN" w:bidi="hi_IN"/>
+        </w:rPr>
+      </w:r>
+      <w:r>
+        <w:rPr>
           <w:b/>
           <w:lang w:val="hi_IN" w:bidi="hi_IN"/>
         </w:rPr>
@@ -21828,6 +24824,20 @@
       </w:r>
       <w:r>
         <w:rPr>
+          <w:lang w:val="hi_IN" w:bidi="hi_IN"/>
+        </w:rPr>
+        <w:t>כִּ֠י בְּ⁠הַר־צִיּ֨וֹן וּ⁠בִ⁠ירוּשָׁלִַ֜ם תִּֽהְיֶ֣ה פְלֵיטָ֗ה</w:t>
+      </w:r>
+    </w:p>
+    <w:p>
+      <w:pPr/>
+      <w:r>
+        <w:rPr>
+          <w:lang w:val="hi_IN" w:bidi="hi_IN"/>
+        </w:rPr>
+      </w:r>
+      <w:r>
+        <w:rPr>
           <w:b/>
           <w:lang w:val="hi_IN" w:bidi="hi_IN"/>
         </w:rPr>
@@ -21924,6 +24934,20 @@
       </w:r>
       <w:r>
         <w:rPr>
+          <w:lang w:val="hi_IN" w:bidi="hi_IN"/>
+        </w:rPr>
+        <w:t>בְּ⁠הַר־צִיּ֨וֹן וּ⁠בִ⁠ירוּשָׁלִַ֜ם</w:t>
+      </w:r>
+    </w:p>
+    <w:p>
+      <w:pPr/>
+      <w:r>
+        <w:rPr>
+          <w:lang w:val="hi_IN" w:bidi="hi_IN"/>
+        </w:rPr>
+      </w:r>
+      <w:r>
+        <w:rPr>
           <w:b/>
           <w:lang w:val="hi_IN" w:bidi="hi_IN"/>
         </w:rPr>
@@ -22033,6 +25057,20 @@
       </w:r>
       <w:r>
         <w:rPr>
+          <w:lang w:val="hi_IN" w:bidi="hi_IN"/>
+        </w:rPr>
+        <w:t>כַּֽ⁠אֲשֶׁר֙ אָמַ֣ר יְהוָ֔ה</w:t>
+      </w:r>
+    </w:p>
+    <w:p>
+      <w:pPr/>
+      <w:r>
+        <w:rPr>
+          <w:lang w:val="hi_IN" w:bidi="hi_IN"/>
+        </w:rPr>
+      </w:r>
+      <w:r>
+        <w:rPr>
           <w:b/>
           <w:lang w:val="hi_IN" w:bidi="hi_IN"/>
         </w:rPr>
@@ -22116,6 +25154,20 @@
       </w:r>
       <w:r>
         <w:rPr>
+          <w:lang w:val="hi_IN" w:bidi="hi_IN"/>
+        </w:rPr>
+        <w:t>יְהוָ֖ה &amp; וּ⁠בַ֨⁠שְּׂרִידִ֔ים אֲשֶׁ֥ר יְהוָ֖ה קֹרֵֽא</w:t>
+      </w:r>
+    </w:p>
+    <w:p>
+      <w:pPr/>
+      <w:r>
+        <w:rPr>
+          <w:lang w:val="hi_IN" w:bidi="hi_IN"/>
+        </w:rPr>
+      </w:r>
+      <w:r>
+        <w:rPr>
           <w:b/>
           <w:lang w:val="hi_IN" w:bidi="hi_IN"/>
         </w:rPr>
@@ -22199,6 +25251,20 @@
       </w:r>
       <w:r>
         <w:rPr>
+          <w:lang w:val="hi_IN" w:bidi="hi_IN"/>
+        </w:rPr>
+        <w:t>יְהוָ֖ה &amp; אֲשֶׁ֥ר יְהוָ֖ה קֹרֵֽא</w:t>
+      </w:r>
+    </w:p>
+    <w:p>
+      <w:pPr/>
+      <w:r>
+        <w:rPr>
+          <w:lang w:val="hi_IN" w:bidi="hi_IN"/>
+        </w:rPr>
+      </w:r>
+      <w:r>
+        <w:rPr>
           <w:b/>
           <w:lang w:val="hi_IN" w:bidi="hi_IN"/>
         </w:rPr>
@@ -22282,6 +25348,20 @@
       </w:r>
       <w:r>
         <w:rPr>
+          <w:lang w:val="hi_IN" w:bidi="hi_IN"/>
+        </w:rPr>
+        <w:t>כִּ֗י הִנֵּ֛ה בַּ⁠יָּמִ֥ים הָ⁠הֵ֖מָּה וּ⁠בָ⁠עֵ֣ת הַ⁠הִ֑יא</w:t>
+      </w:r>
+    </w:p>
+    <w:p>
+      <w:pPr/>
+      <w:r>
+        <w:rPr>
+          <w:lang w:val="hi_IN" w:bidi="hi_IN"/>
+        </w:rPr>
+      </w:r>
+      <w:r>
+        <w:rPr>
           <w:b/>
           <w:lang w:val="hi_IN" w:bidi="hi_IN"/>
         </w:rPr>
@@ -22365,6 +25445,20 @@
       </w:r>
       <w:r>
         <w:rPr>
+          <w:lang w:val="hi_IN" w:bidi="hi_IN"/>
+        </w:rPr>
+        <w:t>כִּ֗י הִנֵּ֛ה</w:t>
+      </w:r>
+    </w:p>
+    <w:p>
+      <w:pPr/>
+      <w:r>
+        <w:rPr>
+          <w:lang w:val="hi_IN" w:bidi="hi_IN"/>
+        </w:rPr>
+      </w:r>
+      <w:r>
+        <w:rPr>
           <w:b/>
           <w:lang w:val="hi_IN" w:bidi="hi_IN"/>
         </w:rPr>
@@ -22461,6 +25555,20 @@
       </w:r>
       <w:r>
         <w:rPr>
+          <w:lang w:val="hi_IN" w:bidi="hi_IN"/>
+        </w:rPr>
+        <w:t>בַּ⁠יָּמִ֥ים הָ⁠הֵ֖מָּה וּ⁠בָ⁠עֵ֣ת הַ⁠הִ֑יא</w:t>
+      </w:r>
+    </w:p>
+    <w:p>
+      <w:pPr/>
+      <w:r>
+        <w:rPr>
+          <w:lang w:val="hi_IN" w:bidi="hi_IN"/>
+        </w:rPr>
+      </w:r>
+      <w:r>
+        <w:rPr>
           <w:b/>
           <w:lang w:val="hi_IN" w:bidi="hi_IN"/>
         </w:rPr>
@@ -22570,6 +25678,20 @@
       </w:r>
       <w:r>
         <w:rPr>
+          <w:lang w:val="hi_IN" w:bidi="hi_IN"/>
+        </w:rPr>
+        <w:t>אֲשֶׁ֥ר אָשִׁ֛יב אֶת־שְׁב֥וּת יְהוּדָ֖ה וִ⁠ירוּשָׁלִָֽם</w:t>
+      </w:r>
+    </w:p>
+    <w:p>
+      <w:pPr/>
+      <w:r>
+        <w:rPr>
+          <w:lang w:val="hi_IN" w:bidi="hi_IN"/>
+        </w:rPr>
+      </w:r>
+      <w:r>
+        <w:rPr>
           <w:b/>
           <w:lang w:val="hi_IN" w:bidi="hi_IN"/>
         </w:rPr>
@@ -22666,6 +25788,20 @@
       </w:r>
       <w:r>
         <w:rPr>
+          <w:lang w:val="hi_IN" w:bidi="hi_IN"/>
+        </w:rPr>
+        <w:t>אֲשֶׁ֥ר אָשִׁ֛יב אֶת־שְׁב֥וּת יְהוּדָ֖ה וִ⁠ירוּשָׁלִָֽם</w:t>
+      </w:r>
+    </w:p>
+    <w:p>
+      <w:pPr/>
+      <w:r>
+        <w:rPr>
+          <w:lang w:val="hi_IN" w:bidi="hi_IN"/>
+        </w:rPr>
+      </w:r>
+      <w:r>
+        <w:rPr>
           <w:b/>
           <w:lang w:val="hi_IN" w:bidi="hi_IN"/>
         </w:rPr>
@@ -22749,6 +25885,20 @@
       </w:r>
       <w:r>
         <w:rPr>
+          <w:lang w:val="hi_IN" w:bidi="hi_IN"/>
+        </w:rPr>
+        <w:t>עֵ֖מֶק יְהֽוֹשָׁפָ֑ט</w:t>
+      </w:r>
+    </w:p>
+    <w:p>
+      <w:pPr/>
+      <w:r>
+        <w:rPr>
+          <w:lang w:val="hi_IN" w:bidi="hi_IN"/>
+        </w:rPr>
+      </w:r>
+      <w:r>
+        <w:rPr>
           <w:b/>
           <w:lang w:val="hi_IN" w:bidi="hi_IN"/>
         </w:rPr>
@@ -22845,6 +25995,20 @@
       </w:r>
       <w:r>
         <w:rPr>
+          <w:lang w:val="hi_IN" w:bidi="hi_IN"/>
+        </w:rPr>
+        <w:t>עַמִּ֨⁠י וְ⁠נַחֲלָתִ֤⁠י יִשְׂרָאֵל֙</w:t>
+      </w:r>
+    </w:p>
+    <w:p>
+      <w:pPr/>
+      <w:r>
+        <w:rPr>
+          <w:lang w:val="hi_IN" w:bidi="hi_IN"/>
+        </w:rPr>
+      </w:r>
+      <w:r>
+        <w:rPr>
           <w:b/>
           <w:lang w:val="hi_IN" w:bidi="hi_IN"/>
         </w:rPr>
@@ -22993,6 +26157,20 @@
       </w:r>
       <w:r>
         <w:rPr>
+          <w:lang w:val="hi_IN" w:bidi="hi_IN"/>
+        </w:rPr>
+        <w:t>וְ⁠אֶת־אַרְצִ֖⁠י חִלֵּֽקוּ</w:t>
+      </w:r>
+    </w:p>
+    <w:p>
+      <w:pPr/>
+      <w:r>
+        <w:rPr>
+          <w:lang w:val="hi_IN" w:bidi="hi_IN"/>
+        </w:rPr>
+      </w:r>
+      <w:r>
+        <w:rPr>
           <w:b/>
           <w:lang w:val="hi_IN" w:bidi="hi_IN"/>
         </w:rPr>
@@ -23076,6 +26254,20 @@
       </w:r>
       <w:r>
         <w:rPr>
+          <w:lang w:val="hi_IN" w:bidi="hi_IN"/>
+        </w:rPr>
+        <w:t>גוֹרָ֑ל</w:t>
+      </w:r>
+    </w:p>
+    <w:p>
+      <w:pPr/>
+      <w:r>
+        <w:rPr>
+          <w:lang w:val="hi_IN" w:bidi="hi_IN"/>
+        </w:rPr>
+      </w:r>
+      <w:r>
+        <w:rPr>
           <w:b/>
           <w:lang w:val="hi_IN" w:bidi="hi_IN"/>
         </w:rPr>
@@ -23172,6 +26364,20 @@
       </w:r>
       <w:r>
         <w:rPr>
+          <w:lang w:val="hi_IN" w:bidi="hi_IN"/>
+        </w:rPr>
+        <w:t>וַ⁠יִּתְּנ֤וּ הַ⁠יֶּ֨לֶד֙ בַּ⁠זּוֹנָ֔ה וְ⁠הַ⁠יַּלְדָּ֛ה מָכְר֥וּ</w:t>
+      </w:r>
+    </w:p>
+    <w:p>
+      <w:pPr/>
+      <w:r>
+        <w:rPr>
+          <w:lang w:val="hi_IN" w:bidi="hi_IN"/>
+        </w:rPr>
+      </w:r>
+      <w:r>
+        <w:rPr>
           <w:b/>
           <w:lang w:val="hi_IN" w:bidi="hi_IN"/>
         </w:rPr>
@@ -23294,6 +26500,20 @@
       </w:r>
       <w:r>
         <w:rPr>
+          <w:lang w:val="hi_IN" w:bidi="hi_IN"/>
+        </w:rPr>
+        <w:t>וְ֠⁠גַם מָה־אַתֶּ֥ם לִ⁠י֙ צֹ֣ר וְ⁠צִיד֔וֹן וְ⁠כֹ֖ל גְּלִיל֣וֹת פְּלָ֑שֶׁת הַ⁠גְּמ֗וּל אַתֶּם֙ מְשַׁלְּמִ֣ים עָלָ֔⁠י &amp; אַתֶּם֙</w:t>
+      </w:r>
+    </w:p>
+    <w:p>
+      <w:pPr/>
+      <w:r>
+        <w:rPr>
+          <w:lang w:val="hi_IN" w:bidi="hi_IN"/>
+        </w:rPr>
+      </w:r>
+      <w:r>
+        <w:rPr>
           <w:b/>
           <w:lang w:val="hi_IN" w:bidi="hi_IN"/>
         </w:rPr>
@@ -23377,6 +26597,20 @@
       </w:r>
       <w:r>
         <w:rPr>
+          <w:lang w:val="hi_IN" w:bidi="hi_IN"/>
+        </w:rPr>
+        <w:t>מָה־אַתֶּ֥ם לִ⁠י֙</w:t>
+      </w:r>
+    </w:p>
+    <w:p>
+      <w:pPr/>
+      <w:r>
+        <w:rPr>
+          <w:lang w:val="hi_IN" w:bidi="hi_IN"/>
+        </w:rPr>
+      </w:r>
+      <w:r>
+        <w:rPr>
           <w:b/>
           <w:lang w:val="hi_IN" w:bidi="hi_IN"/>
         </w:rPr>
@@ -23460,6 +26694,20 @@
       </w:r>
       <w:r>
         <w:rPr>
+          <w:lang w:val="hi_IN" w:bidi="hi_IN"/>
+        </w:rPr>
+        <w:t>הַ⁠גְּמ֗וּל אַתֶּם֙ מְשַׁלְּמִ֣ים עָלָ֔⁠י וְ⁠אִם־גֹּמְלִ֤ים אַתֶּם֙ עָלַ֔⁠י</w:t>
+      </w:r>
+    </w:p>
+    <w:p>
+      <w:pPr/>
+      <w:r>
+        <w:rPr>
+          <w:lang w:val="hi_IN" w:bidi="hi_IN"/>
+        </w:rPr>
+      </w:r>
+      <w:r>
+        <w:rPr>
           <w:b/>
           <w:lang w:val="hi_IN" w:bidi="hi_IN"/>
         </w:rPr>
@@ -23543,6 +26791,20 @@
       </w:r>
       <w:r>
         <w:rPr>
+          <w:lang w:val="hi_IN" w:bidi="hi_IN"/>
+        </w:rPr>
+        <w:t>קַ֣ל מְהֵרָ֔ה</w:t>
+      </w:r>
+    </w:p>
+    <w:p>
+      <w:pPr/>
+      <w:r>
+        <w:rPr>
+          <w:lang w:val="hi_IN" w:bidi="hi_IN"/>
+        </w:rPr>
+      </w:r>
+      <w:r>
+        <w:rPr>
           <w:b/>
           <w:lang w:val="hi_IN" w:bidi="hi_IN"/>
         </w:rPr>
@@ -23691,6 +26953,20 @@
       </w:r>
       <w:r>
         <w:rPr>
+          <w:lang w:val="hi_IN" w:bidi="hi_IN"/>
+        </w:rPr>
+        <w:t>אָשִׁ֥יב גְּמֻלְ⁠כֶ֖ם בְּ⁠רֹאשְׁ⁠כֶֽם</w:t>
+      </w:r>
+    </w:p>
+    <w:p>
+      <w:pPr/>
+      <w:r>
+        <w:rPr>
+          <w:lang w:val="hi_IN" w:bidi="hi_IN"/>
+        </w:rPr>
+      </w:r>
+      <w:r>
+        <w:rPr>
           <w:b/>
           <w:lang w:val="hi_IN" w:bidi="hi_IN"/>
         </w:rPr>
@@ -23787,6 +27063,20 @@
       </w:r>
       <w:r>
         <w:rPr>
+          <w:lang w:val="hi_IN" w:bidi="hi_IN"/>
+        </w:rPr>
+        <w:t>בְּ⁠רֹאשְׁ⁠כֶֽם</w:t>
+      </w:r>
+    </w:p>
+    <w:p>
+      <w:pPr/>
+      <w:r>
+        <w:rPr>
+          <w:lang w:val="hi_IN" w:bidi="hi_IN"/>
+        </w:rPr>
+      </w:r>
+      <w:r>
+        <w:rPr>
           <w:b/>
           <w:lang w:val="hi_IN" w:bidi="hi_IN"/>
         </w:rPr>
@@ -23872,6 +27162,20 @@
         <w:rPr>
           <w:lang w:val="hi_IN" w:bidi="hi_IN"/>
         </w:rPr>
+      </w:r>
+    </w:p>
+    <w:p>
+      <w:pPr/>
+      <w:r>
+        <w:rPr>
+          <w:lang w:val="hi_IN" w:bidi="hi_IN"/>
+        </w:rPr>
+      </w:r>
+      <w:r>
+        <w:rPr>
+          <w:lang w:val="hi_IN" w:bidi="hi_IN"/>
+        </w:rPr>
+        <w:t>וּ⁠בְנֵ֤י יְהוּדָה֙ וּ⁠בְנֵ֣י יְרוּשָׁלִַ֔ם</w:t>
       </w:r>
     </w:p>
     <w:p>
@@ -24023,6 +27327,20 @@
       </w:r>
       <w:r>
         <w:rPr>
+          <w:lang w:val="hi_IN" w:bidi="hi_IN"/>
+        </w:rPr>
+        <w:t>לִ⁠בְנֵ֣י הַ⁠יְּוָנִ֑ים</w:t>
+      </w:r>
+    </w:p>
+    <w:p>
+      <w:pPr/>
+      <w:r>
+        <w:rPr>
+          <w:lang w:val="hi_IN" w:bidi="hi_IN"/>
+        </w:rPr>
+      </w:r>
+      <w:r>
+        <w:rPr>
           <w:b/>
           <w:lang w:val="hi_IN" w:bidi="hi_IN"/>
         </w:rPr>
@@ -24171,6 +27489,20 @@
       </w:r>
       <w:r>
         <w:rPr>
+          <w:lang w:val="hi_IN" w:bidi="hi_IN"/>
+        </w:rPr>
+        <w:t>הַ⁠יְּוָנִ֑ים</w:t>
+      </w:r>
+    </w:p>
+    <w:p>
+      <w:pPr/>
+      <w:r>
+        <w:rPr>
+          <w:lang w:val="hi_IN" w:bidi="hi_IN"/>
+        </w:rPr>
+      </w:r>
+      <w:r>
+        <w:rPr>
           <w:b/>
           <w:lang w:val="hi_IN" w:bidi="hi_IN"/>
         </w:rPr>
@@ -24267,6 +27599,20 @@
       </w:r>
       <w:r>
         <w:rPr>
+          <w:lang w:val="hi_IN" w:bidi="hi_IN"/>
+        </w:rPr>
+        <w:t>לְמַ֥עַן הַרְחִיקָ֖⁠ם מֵ⁠עַ֥ל גְּבוּלָֽ⁠ם</w:t>
+      </w:r>
+    </w:p>
+    <w:p>
+      <w:pPr/>
+      <w:r>
+        <w:rPr>
+          <w:lang w:val="hi_IN" w:bidi="hi_IN"/>
+        </w:rPr>
+      </w:r>
+      <w:r>
+        <w:rPr>
           <w:b/>
           <w:lang w:val="hi_IN" w:bidi="hi_IN"/>
         </w:rPr>
@@ -24339,6 +27685,20 @@
         <w:rPr>
           <w:lang w:val="hi_IN" w:bidi="hi_IN"/>
         </w:rPr>
+      </w:r>
+    </w:p>
+    <w:p>
+      <w:pPr/>
+      <w:r>
+        <w:rPr>
+          <w:lang w:val="hi_IN" w:bidi="hi_IN"/>
+        </w:rPr>
+      </w:r>
+      <w:r>
+        <w:rPr>
+          <w:lang w:val="hi_IN" w:bidi="hi_IN"/>
+        </w:rPr>
+        <w:t>הִנְ⁠נִ֣י מְעִירָ֔⁠ם</w:t>
       </w:r>
     </w:p>
     <w:p>
@@ -24451,6 +27811,20 @@
       </w:r>
       <w:r>
         <w:rPr>
+          <w:lang w:val="hi_IN" w:bidi="hi_IN"/>
+        </w:rPr>
+        <w:t>אֲשֶׁר־מְכַרְתֶּ֥ם אֹתָ֖⁠ם שָׁ֑מָּ⁠ה</w:t>
+      </w:r>
+    </w:p>
+    <w:p>
+      <w:pPr/>
+      <w:r>
+        <w:rPr>
+          <w:lang w:val="hi_IN" w:bidi="hi_IN"/>
+        </w:rPr>
+      </w:r>
+      <w:r>
+        <w:rPr>
           <w:b/>
           <w:lang w:val="hi_IN" w:bidi="hi_IN"/>
         </w:rPr>
@@ -24635,6 +28009,20 @@
       </w:r>
       <w:r>
         <w:rPr>
+          <w:lang w:val="hi_IN" w:bidi="hi_IN"/>
+        </w:rPr>
+        <w:t>בְּ⁠רֹאשְׁ⁠כֶֽם</w:t>
+      </w:r>
+    </w:p>
+    <w:p>
+      <w:pPr/>
+      <w:r>
+        <w:rPr>
+          <w:lang w:val="hi_IN" w:bidi="hi_IN"/>
+        </w:rPr>
+      </w:r>
+      <w:r>
+        <w:rPr>
           <w:b/>
           <w:lang w:val="hi_IN" w:bidi="hi_IN"/>
         </w:rPr>
@@ -24718,6 +28106,20 @@
       </w:r>
       <w:r>
         <w:rPr>
+          <w:lang w:val="hi_IN" w:bidi="hi_IN"/>
+        </w:rPr>
+        <w:t>וּ⁠מָכַרְתִּ֞י</w:t>
+      </w:r>
+    </w:p>
+    <w:p>
+      <w:pPr/>
+      <w:r>
+        <w:rPr>
+          <w:lang w:val="hi_IN" w:bidi="hi_IN"/>
+        </w:rPr>
+      </w:r>
+      <w:r>
+        <w:rPr>
           <w:b/>
           <w:lang w:val="hi_IN" w:bidi="hi_IN"/>
         </w:rPr>
@@ -24827,6 +28229,20 @@
       </w:r>
       <w:r>
         <w:rPr>
+          <w:lang w:val="hi_IN" w:bidi="hi_IN"/>
+        </w:rPr>
+        <w:t>בְּ⁠יַד֙ בְּנֵ֣י יְהוּדָ֔ה</w:t>
+      </w:r>
+    </w:p>
+    <w:p>
+      <w:pPr/>
+      <w:r>
+        <w:rPr>
+          <w:lang w:val="hi_IN" w:bidi="hi_IN"/>
+        </w:rPr>
+      </w:r>
+      <w:r>
+        <w:rPr>
           <w:b/>
           <w:lang w:val="hi_IN" w:bidi="hi_IN"/>
         </w:rPr>
@@ -24923,6 +28339,20 @@
       </w:r>
       <w:r>
         <w:rPr>
+          <w:lang w:val="hi_IN" w:bidi="hi_IN"/>
+        </w:rPr>
+        <w:t>וּ⁠מָכַרְתִּ֞י אֶת־בְּנֵי⁠כֶ֣ם וְ⁠אֶת־בְּנֽוֹתֵי⁠כֶ֗ם בְּ⁠יַד֙ בְּנֵ֣י יְהוּדָ֔ה</w:t>
+      </w:r>
+    </w:p>
+    <w:p>
+      <w:pPr/>
+      <w:r>
+        <w:rPr>
+          <w:lang w:val="hi_IN" w:bidi="hi_IN"/>
+        </w:rPr>
+      </w:r>
+      <w:r>
+        <w:rPr>
           <w:b/>
           <w:lang w:val="hi_IN" w:bidi="hi_IN"/>
         </w:rPr>
@@ -25019,6 +28449,20 @@
       </w:r>
       <w:r>
         <w:rPr>
+          <w:lang w:val="hi_IN" w:bidi="hi_IN"/>
+        </w:rPr>
+        <w:t>בְּנֵ֣י יְהוּדָ֔ה</w:t>
+      </w:r>
+    </w:p>
+    <w:p>
+      <w:pPr/>
+      <w:r>
+        <w:rPr>
+          <w:lang w:val="hi_IN" w:bidi="hi_IN"/>
+        </w:rPr>
+      </w:r>
+      <w:r>
+        <w:rPr>
           <w:b/>
           <w:lang w:val="hi_IN" w:bidi="hi_IN"/>
         </w:rPr>
@@ -25154,6 +28598,20 @@
       </w:r>
       <w:r>
         <w:rPr>
+          <w:lang w:val="hi_IN" w:bidi="hi_IN"/>
+        </w:rPr>
+        <w:t>לִ⁠שְׁבָאיִ֖ם</w:t>
+      </w:r>
+    </w:p>
+    <w:p>
+      <w:pPr/>
+      <w:r>
+        <w:rPr>
+          <w:lang w:val="hi_IN" w:bidi="hi_IN"/>
+        </w:rPr>
+      </w:r>
+      <w:r>
+        <w:rPr>
           <w:b/>
           <w:lang w:val="hi_IN" w:bidi="hi_IN"/>
         </w:rPr>
@@ -25250,6 +28708,20 @@
       </w:r>
       <w:r>
         <w:rPr>
+          <w:lang w:val="hi_IN" w:bidi="hi_IN"/>
+        </w:rPr>
+        <w:t>אֶל־גּ֣וֹי רָח֑וֹק כִּ֥י יְהוָ֖ה דִּבֵּֽר</w:t>
+      </w:r>
+    </w:p>
+    <w:p>
+      <w:pPr/>
+      <w:r>
+        <w:rPr>
+          <w:lang w:val="hi_IN" w:bidi="hi_IN"/>
+        </w:rPr>
+      </w:r>
+      <w:r>
+        <w:rPr>
           <w:b/>
           <w:lang w:val="hi_IN" w:bidi="hi_IN"/>
         </w:rPr>
@@ -25346,6 +28818,20 @@
       </w:r>
       <w:r>
         <w:rPr>
+          <w:lang w:val="hi_IN" w:bidi="hi_IN"/>
+        </w:rPr>
+        <w:t>קִרְאוּ</w:t>
+      </w:r>
+    </w:p>
+    <w:p>
+      <w:pPr/>
+      <w:r>
+        <w:rPr>
+          <w:lang w:val="hi_IN" w:bidi="hi_IN"/>
+        </w:rPr>
+      </w:r>
+      <w:r>
+        <w:rPr>
           <w:b/>
           <w:lang w:val="hi_IN" w:bidi="hi_IN"/>
         </w:rPr>
@@ -25442,6 +28928,20 @@
       </w:r>
       <w:r>
         <w:rPr>
+          <w:lang w:val="hi_IN" w:bidi="hi_IN"/>
+        </w:rPr>
+        <w:t>קַדְּשׁ֖וּ מִלְחָמָ֑ה</w:t>
+      </w:r>
+    </w:p>
+    <w:p>
+      <w:pPr/>
+      <w:r>
+        <w:rPr>
+          <w:lang w:val="hi_IN" w:bidi="hi_IN"/>
+        </w:rPr>
+      </w:r>
+      <w:r>
+        <w:rPr>
           <w:b/>
           <w:lang w:val="hi_IN" w:bidi="hi_IN"/>
         </w:rPr>
@@ -25538,6 +29038,20 @@
       </w:r>
       <w:r>
         <w:rPr>
+          <w:lang w:val="hi_IN" w:bidi="hi_IN"/>
+        </w:rPr>
+        <w:t>אִתֵּי⁠כֶם֙</w:t>
+      </w:r>
+    </w:p>
+    <w:p>
+      <w:pPr/>
+      <w:r>
+        <w:rPr>
+          <w:lang w:val="hi_IN" w:bidi="hi_IN"/>
+        </w:rPr>
+      </w:r>
+      <w:r>
+        <w:rPr>
           <w:b/>
           <w:lang w:val="hi_IN" w:bidi="hi_IN"/>
         </w:rPr>
@@ -25634,6 +29148,20 @@
       </w:r>
       <w:r>
         <w:rPr>
+          <w:lang w:val="hi_IN" w:bidi="hi_IN"/>
+        </w:rPr>
+        <w:t>וּ⁠מַזְמְרֹֽתֵי⁠כֶ֖ם</w:t>
+      </w:r>
+    </w:p>
+    <w:p>
+      <w:pPr/>
+      <w:r>
+        <w:rPr>
+          <w:lang w:val="hi_IN" w:bidi="hi_IN"/>
+        </w:rPr>
+      </w:r>
+      <w:r>
+        <w:rPr>
           <w:b/>
           <w:lang w:val="hi_IN" w:bidi="hi_IN"/>
         </w:rPr>
@@ -25730,6 +29258,20 @@
       </w:r>
       <w:r>
         <w:rPr>
+          <w:lang w:val="hi_IN" w:bidi="hi_IN"/>
+        </w:rPr>
+        <w:t>הַֽ⁠חַלָּ֔שׁ יֹאמַ֖ר גִּבּ֥וֹר אָֽנִי</w:t>
+      </w:r>
+    </w:p>
+    <w:p>
+      <w:pPr/>
+      <w:r>
+        <w:rPr>
+          <w:lang w:val="hi_IN" w:bidi="hi_IN"/>
+        </w:rPr>
+      </w:r>
+      <w:r>
+        <w:rPr>
           <w:b/>
           <w:lang w:val="hi_IN" w:bidi="hi_IN"/>
         </w:rPr>
@@ -25813,6 +29355,20 @@
       </w:r>
       <w:r>
         <w:rPr>
+          <w:lang w:val="hi_IN" w:bidi="hi_IN"/>
+        </w:rPr>
+        <w:t>הַֽ⁠חַלָּ֔שׁ</w:t>
+      </w:r>
+    </w:p>
+    <w:p>
+      <w:pPr/>
+      <w:r>
+        <w:rPr>
+          <w:lang w:val="hi_IN" w:bidi="hi_IN"/>
+        </w:rPr>
+      </w:r>
+      <w:r>
+        <w:rPr>
           <w:b/>
           <w:lang w:val="hi_IN" w:bidi="hi_IN"/>
         </w:rPr>
@@ -25909,6 +29465,20 @@
       </w:r>
       <w:r>
         <w:rPr>
+          <w:lang w:val="hi_IN" w:bidi="hi_IN"/>
+        </w:rPr>
+        <w:t>ע֣וּשׁוּ וָ⁠בֹ֧אוּ</w:t>
+      </w:r>
+    </w:p>
+    <w:p>
+      <w:pPr/>
+      <w:r>
+        <w:rPr>
+          <w:lang w:val="hi_IN" w:bidi="hi_IN"/>
+        </w:rPr>
+      </w:r>
+      <w:r>
+        <w:rPr>
           <w:b/>
           <w:lang w:val="hi_IN" w:bidi="hi_IN"/>
         </w:rPr>
@@ -26033,6 +29603,20 @@
         <w:rPr>
           <w:lang w:val="hi_IN" w:bidi="hi_IN"/>
         </w:rPr>
+      </w:r>
+    </w:p>
+    <w:p>
+      <w:pPr/>
+      <w:r>
+        <w:rPr>
+          <w:lang w:val="hi_IN" w:bidi="hi_IN"/>
+        </w:rPr>
+      </w:r>
+      <w:r>
+        <w:rPr>
+          <w:lang w:val="hi_IN" w:bidi="hi_IN"/>
+        </w:rPr>
+        <w:t>יֵע֨וֹרוּ֙ &amp; הַ⁠גּוֹיִ֔ם</w:t>
       </w:r>
     </w:p>
     <w:p>
@@ -26228,6 +29812,20 @@
       </w:r>
       <w:r>
         <w:rPr>
+          <w:lang w:val="hi_IN" w:bidi="hi_IN"/>
+        </w:rPr>
+        <w:t>אֵשֵׁ֛ב לִ⁠שְׁפֹּ֥ט</w:t>
+      </w:r>
+    </w:p>
+    <w:p>
+      <w:pPr/>
+      <w:r>
+        <w:rPr>
+          <w:lang w:val="hi_IN" w:bidi="hi_IN"/>
+        </w:rPr>
+      </w:r>
+      <w:r>
+        <w:rPr>
           <w:b/>
           <w:lang w:val="hi_IN" w:bidi="hi_IN"/>
         </w:rPr>
@@ -26318,6 +29916,20 @@
       </w:r>
       <w:r>
         <w:rPr>
+          <w:lang w:val="hi_IN" w:bidi="hi_IN"/>
+        </w:rPr>
+        <w:t>שִׁלְח֣וּ מַגָּ֔ל כִּ֥י בָשַׁ֖ל קָצִ֑יר &amp; כִּֽי</w:t>
+      </w:r>
+    </w:p>
+    <w:p>
+      <w:pPr/>
+      <w:r>
+        <w:rPr>
+          <w:lang w:val="hi_IN" w:bidi="hi_IN"/>
+        </w:rPr>
+      </w:r>
+      <w:r>
+        <w:rPr>
           <w:b/>
           <w:lang w:val="hi_IN" w:bidi="hi_IN"/>
         </w:rPr>
@@ -26401,6 +30013,20 @@
       </w:r>
       <w:r>
         <w:rPr>
+          <w:lang w:val="hi_IN" w:bidi="hi_IN"/>
+        </w:rPr>
+        <w:t>שִׁלְח֣וּ מַגָּ֔ל</w:t>
+      </w:r>
+    </w:p>
+    <w:p>
+      <w:pPr/>
+      <w:r>
+        <w:rPr>
+          <w:lang w:val="hi_IN" w:bidi="hi_IN"/>
+        </w:rPr>
+      </w:r>
+      <w:r>
+        <w:rPr>
           <w:b/>
           <w:lang w:val="hi_IN" w:bidi="hi_IN"/>
         </w:rPr>
@@ -26497,6 +30123,20 @@
       </w:r>
       <w:r>
         <w:rPr>
+          <w:lang w:val="hi_IN" w:bidi="hi_IN"/>
+        </w:rPr>
+        <w:t>שִׁלְח֣וּ מַגָּ֔ל</w:t>
+      </w:r>
+    </w:p>
+    <w:p>
+      <w:pPr/>
+      <w:r>
+        <w:rPr>
+          <w:lang w:val="hi_IN" w:bidi="hi_IN"/>
+        </w:rPr>
+      </w:r>
+      <w:r>
+        <w:rPr>
           <w:b/>
           <w:lang w:val="hi_IN" w:bidi="hi_IN"/>
         </w:rPr>
@@ -26582,6 +30222,20 @@
         <w:rPr>
           <w:lang w:val="hi_IN" w:bidi="hi_IN"/>
         </w:rPr>
+      </w:r>
+    </w:p>
+    <w:p>
+      <w:pPr/>
+      <w:r>
+        <w:rPr>
+          <w:lang w:val="hi_IN" w:bidi="hi_IN"/>
+        </w:rPr>
+      </w:r>
+      <w:r>
+        <w:rPr>
+          <w:lang w:val="hi_IN" w:bidi="hi_IN"/>
+        </w:rPr>
+        <w:t>שִׁלְח֣וּ</w:t>
       </w:r>
     </w:p>
     <w:p>
@@ -26733,6 +30387,20 @@
       </w:r>
       <w:r>
         <w:rPr>
+          <w:lang w:val="hi_IN" w:bidi="hi_IN"/>
+        </w:rPr>
+        <w:t>בֹּ֤אֽוּ רְדוּ֙ כִּֽי־מָ֣לְאָה גַּ֔ת</w:t>
+      </w:r>
+    </w:p>
+    <w:p>
+      <w:pPr/>
+      <w:r>
+        <w:rPr>
+          <w:lang w:val="hi_IN" w:bidi="hi_IN"/>
+        </w:rPr>
+      </w:r>
+      <w:r>
+        <w:rPr>
           <w:b/>
           <w:lang w:val="hi_IN" w:bidi="hi_IN"/>
         </w:rPr>
@@ -26816,6 +30484,20 @@
       </w:r>
       <w:r>
         <w:rPr>
+          <w:lang w:val="hi_IN" w:bidi="hi_IN"/>
+        </w:rPr>
+        <w:t>כִּ֥י &amp; כִּ֥י רַבָּ֖ה רָעָתָֽ⁠ם</w:t>
+      </w:r>
+    </w:p>
+    <w:p>
+      <w:pPr/>
+      <w:r>
+        <w:rPr>
+          <w:lang w:val="hi_IN" w:bidi="hi_IN"/>
+        </w:rPr>
+      </w:r>
+      <w:r>
+        <w:rPr>
           <w:b/>
           <w:lang w:val="hi_IN" w:bidi="hi_IN"/>
         </w:rPr>
@@ -26912,6 +30594,20 @@
       </w:r>
       <w:r>
         <w:rPr>
+          <w:lang w:val="hi_IN" w:bidi="hi_IN"/>
+        </w:rPr>
+        <w:t>הֲמוֹנִ֣ים הֲמוֹנִ֔ים בְּ⁠עֵ֖מֶק הֶֽ⁠חָר֑וּץ &amp; בְּ⁠עֵ֖מֶק</w:t>
+      </w:r>
+    </w:p>
+    <w:p>
+      <w:pPr/>
+      <w:r>
+        <w:rPr>
+          <w:lang w:val="hi_IN" w:bidi="hi_IN"/>
+        </w:rPr>
+      </w:r>
+      <w:r>
+        <w:rPr>
           <w:b/>
           <w:lang w:val="hi_IN" w:bidi="hi_IN"/>
         </w:rPr>
@@ -27008,6 +30704,20 @@
       </w:r>
       <w:r>
         <w:rPr>
+          <w:lang w:val="hi_IN" w:bidi="hi_IN"/>
+        </w:rPr>
+        <w:t>הֲמוֹנִ֣ים הֲמוֹנִ֔ים בְּ⁠עֵ֖מֶק הֶֽ⁠חָר֑וּץ &amp; בְּ⁠עֵ֖מֶק</w:t>
+      </w:r>
+    </w:p>
+    <w:p>
+      <w:pPr/>
+      <w:r>
+        <w:rPr>
+          <w:lang w:val="hi_IN" w:bidi="hi_IN"/>
+        </w:rPr>
+      </w:r>
+      <w:r>
+        <w:rPr>
           <w:b/>
           <w:lang w:val="hi_IN" w:bidi="hi_IN"/>
         </w:rPr>
@@ -27091,6 +30801,20 @@
       </w:r>
       <w:r>
         <w:rPr>
+          <w:lang w:val="hi_IN" w:bidi="hi_IN"/>
+        </w:rPr>
+        <w:t>בְּ⁠עֵ֖מֶק הֶֽ⁠חָר֑וּץ &amp; בְּ⁠עֵ֖מֶק</w:t>
+      </w:r>
+    </w:p>
+    <w:p>
+      <w:pPr/>
+      <w:r>
+        <w:rPr>
+          <w:lang w:val="hi_IN" w:bidi="hi_IN"/>
+        </w:rPr>
+      </w:r>
+      <w:r>
+        <w:rPr>
           <w:b/>
           <w:lang w:val="hi_IN" w:bidi="hi_IN"/>
         </w:rPr>
@@ -27176,6 +30900,20 @@
         <w:rPr>
           <w:lang w:val="hi_IN" w:bidi="hi_IN"/>
         </w:rPr>
+      </w:r>
+    </w:p>
+    <w:p>
+      <w:pPr/>
+      <w:r>
+        <w:rPr>
+          <w:lang w:val="hi_IN" w:bidi="hi_IN"/>
+        </w:rPr>
+      </w:r>
+      <w:r>
+        <w:rPr>
+          <w:lang w:val="hi_IN" w:bidi="hi_IN"/>
+        </w:rPr>
+        <w:t>שֶׁ֥מֶשׁ וְ⁠יָרֵ֖חַ קָדָ֑רוּ וְ⁠כוֹכָבִ֖ים אָסְפ֥וּ נָגְהָֽ⁠ם</w:t>
       </w:r>
     </w:p>
     <w:p>
@@ -27389,6 +31127,20 @@
       </w:r>
       <w:r>
         <w:rPr>
+          <w:lang w:val="hi_IN" w:bidi="hi_IN"/>
+        </w:rPr>
+        <w:t>וַ⁠יהוָ֞ה מִ⁠צִּיּ֣וֹן יִשְׁאָ֗ג</w:t>
+      </w:r>
+    </w:p>
+    <w:p>
+      <w:pPr/>
+      <w:r>
+        <w:rPr>
+          <w:lang w:val="hi_IN" w:bidi="hi_IN"/>
+        </w:rPr>
+      </w:r>
+      <w:r>
+        <w:rPr>
           <w:b/>
           <w:lang w:val="hi_IN" w:bidi="hi_IN"/>
         </w:rPr>
@@ -27485,6 +31237,20 @@
       </w:r>
       <w:r>
         <w:rPr>
+          <w:lang w:val="hi_IN" w:bidi="hi_IN"/>
+        </w:rPr>
+        <w:t>וְ⁠רָעֲשׁ֖וּ שָׁמַ֣יִם וָ⁠אָ֑רֶץ</w:t>
+      </w:r>
+    </w:p>
+    <w:p>
+      <w:pPr/>
+      <w:r>
+        <w:rPr>
+          <w:lang w:val="hi_IN" w:bidi="hi_IN"/>
+        </w:rPr>
+      </w:r>
+      <w:r>
+        <w:rPr>
           <w:b/>
           <w:lang w:val="hi_IN" w:bidi="hi_IN"/>
         </w:rPr>
@@ -27594,6 +31360,20 @@
       </w:r>
       <w:r>
         <w:rPr>
+          <w:lang w:val="hi_IN" w:bidi="hi_IN"/>
+        </w:rPr>
+        <w:t>וַֽ⁠יהוָה֙ מַֽחֲסֶ֣ה לְ⁠עַמּ֔⁠וֹ וּ⁠מָע֖וֹז לִ⁠בְנֵ֥י יִשְׂרָאֵֽל</w:t>
+      </w:r>
+    </w:p>
+    <w:p>
+      <w:pPr/>
+      <w:r>
+        <w:rPr>
+          <w:lang w:val="hi_IN" w:bidi="hi_IN"/>
+        </w:rPr>
+      </w:r>
+      <w:r>
+        <w:rPr>
           <w:b/>
           <w:lang w:val="hi_IN" w:bidi="hi_IN"/>
         </w:rPr>
@@ -27692,6 +31472,20 @@
         <w:rPr>
           <w:lang w:val="hi_IN" w:bidi="hi_IN"/>
         </w:rPr>
+      </w:r>
+    </w:p>
+    <w:p>
+      <w:pPr/>
+      <w:r>
+        <w:rPr>
+          <w:lang w:val="hi_IN" w:bidi="hi_IN"/>
+        </w:rPr>
+      </w:r>
+      <w:r>
+        <w:rPr>
+          <w:lang w:val="hi_IN" w:bidi="hi_IN"/>
+        </w:rPr>
+        <w:t>לִ⁠בְנֵ֥י יִשְׂרָאֵֽל</w:t>
       </w:r>
     </w:p>
     <w:p>
@@ -27843,6 +31637,20 @@
       </w:r>
       <w:r>
         <w:rPr>
+          <w:lang w:val="hi_IN" w:bidi="hi_IN"/>
+        </w:rPr>
+        <w:t>וִֽ⁠ידַעְתֶּ֗ם</w:t>
+      </w:r>
+    </w:p>
+    <w:p>
+      <w:pPr/>
+      <w:r>
+        <w:rPr>
+          <w:lang w:val="hi_IN" w:bidi="hi_IN"/>
+        </w:rPr>
+      </w:r>
+      <w:r>
+        <w:rPr>
           <w:b/>
           <w:lang w:val="hi_IN" w:bidi="hi_IN"/>
         </w:rPr>
@@ -27926,6 +31734,20 @@
       </w:r>
       <w:r>
         <w:rPr>
+          <w:lang w:val="hi_IN" w:bidi="hi_IN"/>
+        </w:rPr>
+        <w:t>הַר־קָדְשִׁ֑⁠י</w:t>
+      </w:r>
+    </w:p>
+    <w:p>
+      <w:pPr/>
+      <w:r>
+        <w:rPr>
+          <w:lang w:val="hi_IN" w:bidi="hi_IN"/>
+        </w:rPr>
+      </w:r>
+      <w:r>
+        <w:rPr>
           <w:b/>
           <w:lang w:val="hi_IN" w:bidi="hi_IN"/>
         </w:rPr>
@@ -28022,6 +31844,20 @@
       </w:r>
       <w:r>
         <w:rPr>
+          <w:lang w:val="hi_IN" w:bidi="hi_IN"/>
+        </w:rPr>
+        <w:t>וְ⁠הָיָה֩ בַ⁠יּ֨וֹם הַ⁠ה֜וּא</w:t>
+      </w:r>
+    </w:p>
+    <w:p>
+      <w:pPr/>
+      <w:r>
+        <w:rPr>
+          <w:lang w:val="hi_IN" w:bidi="hi_IN"/>
+        </w:rPr>
+      </w:r>
+      <w:r>
+        <w:rPr>
           <w:b/>
           <w:lang w:val="hi_IN" w:bidi="hi_IN"/>
         </w:rPr>
@@ -28105,6 +31941,20 @@
       </w:r>
       <w:r>
         <w:rPr>
+          <w:lang w:val="hi_IN" w:bidi="hi_IN"/>
+        </w:rPr>
+        <w:t>בַ⁠יּ֨וֹם הַ⁠ה֜וּא</w:t>
+      </w:r>
+    </w:p>
+    <w:p>
+      <w:pPr/>
+      <w:r>
+        <w:rPr>
+          <w:lang w:val="hi_IN" w:bidi="hi_IN"/>
+        </w:rPr>
+      </w:r>
+      <w:r>
+        <w:rPr>
           <w:b/>
           <w:lang w:val="hi_IN" w:bidi="hi_IN"/>
         </w:rPr>
@@ -28227,6 +32077,20 @@
       </w:r>
       <w:r>
         <w:rPr>
+          <w:lang w:val="hi_IN" w:bidi="hi_IN"/>
+        </w:rPr>
+        <w:t>יִטְּפ֧וּ הֶ⁠הָרִ֣ים עָסִ֗יס וְ⁠הַ⁠גְּבָעוֹת֙ תֵּלַ֣כְנָה חָלָ֔ב</w:t>
+      </w:r>
+    </w:p>
+    <w:p>
+      <w:pPr/>
+      <w:r>
+        <w:rPr>
+          <w:lang w:val="hi_IN" w:bidi="hi_IN"/>
+        </w:rPr>
+      </w:r>
+      <w:r>
+        <w:rPr>
           <w:b/>
           <w:lang w:val="hi_IN" w:bidi="hi_IN"/>
         </w:rPr>
@@ -28362,6 +32226,20 @@
       </w:r>
       <w:r>
         <w:rPr>
+          <w:lang w:val="hi_IN" w:bidi="hi_IN"/>
+        </w:rPr>
+        <w:t>וּ⁠מַעְיָ֗ן &amp; יֵצֵ֔א</w:t>
+      </w:r>
+    </w:p>
+    <w:p>
+      <w:pPr/>
+      <w:r>
+        <w:rPr>
+          <w:lang w:val="hi_IN" w:bidi="hi_IN"/>
+        </w:rPr>
+      </w:r>
+      <w:r>
+        <w:rPr>
           <w:b/>
           <w:lang w:val="hi_IN" w:bidi="hi_IN"/>
         </w:rPr>
@@ -28484,6 +32362,20 @@
       </w:r>
       <w:r>
         <w:rPr>
+          <w:lang w:val="hi_IN" w:bidi="hi_IN"/>
+        </w:rPr>
+        <w:t>וּ⁠מַעְיָ֗ן</w:t>
+      </w:r>
+    </w:p>
+    <w:p>
+      <w:pPr/>
+      <w:r>
+        <w:rPr>
+          <w:lang w:val="hi_IN" w:bidi="hi_IN"/>
+        </w:rPr>
+      </w:r>
+      <w:r>
+        <w:rPr>
           <w:b/>
           <w:lang w:val="hi_IN" w:bidi="hi_IN"/>
         </w:rPr>
@@ -28569,6 +32461,20 @@
         <w:rPr>
           <w:lang w:val="hi_IN" w:bidi="hi_IN"/>
         </w:rPr>
+      </w:r>
+    </w:p>
+    <w:p>
+      <w:pPr/>
+      <w:r>
+        <w:rPr>
+          <w:lang w:val="hi_IN" w:bidi="hi_IN"/>
+        </w:rPr>
+      </w:r>
+      <w:r>
+        <w:rPr>
+          <w:lang w:val="hi_IN" w:bidi="hi_IN"/>
+        </w:rPr>
+        <w:t>מִ⁠בֵּ֤ית יְהוָה֙</w:t>
       </w:r>
     </w:p>
     <w:p>
@@ -28681,6 +32587,20 @@
       </w:r>
       <w:r>
         <w:rPr>
+          <w:lang w:val="hi_IN" w:bidi="hi_IN"/>
+        </w:rPr>
+        <w:t>אֶת־נַ֥חַל הַ⁠שִּׁטִּֽים</w:t>
+      </w:r>
+    </w:p>
+    <w:p>
+      <w:pPr/>
+      <w:r>
+        <w:rPr>
+          <w:lang w:val="hi_IN" w:bidi="hi_IN"/>
+        </w:rPr>
+      </w:r>
+      <w:r>
+        <w:rPr>
           <w:b/>
           <w:lang w:val="hi_IN" w:bidi="hi_IN"/>
         </w:rPr>
@@ -28777,6 +32697,20 @@
       </w:r>
       <w:r>
         <w:rPr>
+          <w:lang w:val="hi_IN" w:bidi="hi_IN"/>
+        </w:rPr>
+        <w:t>מִצְרַ֨יִם֙ לִ⁠שְׁמָמָ֣ה תִֽהְיֶ֔ה</w:t>
+      </w:r>
+    </w:p>
+    <w:p>
+      <w:pPr/>
+      <w:r>
+        <w:rPr>
+          <w:lang w:val="hi_IN" w:bidi="hi_IN"/>
+        </w:rPr>
+      </w:r>
+      <w:r>
+        <w:rPr>
           <w:b/>
           <w:lang w:val="hi_IN" w:bidi="hi_IN"/>
         </w:rPr>
@@ -28873,6 +32807,20 @@
       </w:r>
       <w:r>
         <w:rPr>
+          <w:lang w:val="hi_IN" w:bidi="hi_IN"/>
+        </w:rPr>
+        <w:t>מֵֽ⁠חֲמַס֙ בְּנֵ֣י יְהוּדָ֔ה</w:t>
+      </w:r>
+    </w:p>
+    <w:p>
+      <w:pPr/>
+      <w:r>
+        <w:rPr>
+          <w:lang w:val="hi_IN" w:bidi="hi_IN"/>
+        </w:rPr>
+      </w:r>
+      <w:r>
+        <w:rPr>
           <w:b/>
           <w:lang w:val="hi_IN" w:bidi="hi_IN"/>
         </w:rPr>
@@ -28982,6 +32930,20 @@
       </w:r>
       <w:r>
         <w:rPr>
+          <w:lang w:val="hi_IN" w:bidi="hi_IN"/>
+        </w:rPr>
+        <w:t>שָׁפְכ֥וּ דָם־נָקִ֖יא</w:t>
+      </w:r>
+    </w:p>
+    <w:p>
+      <w:pPr/>
+      <w:r>
+        <w:rPr>
+          <w:lang w:val="hi_IN" w:bidi="hi_IN"/>
+        </w:rPr>
+      </w:r>
+      <w:r>
+        <w:rPr>
           <w:b/>
           <w:lang w:val="hi_IN" w:bidi="hi_IN"/>
         </w:rPr>
@@ -29104,6 +33066,20 @@
       </w:r>
       <w:r>
         <w:rPr>
+          <w:lang w:val="hi_IN" w:bidi="hi_IN"/>
+        </w:rPr>
+        <w:t>בְּ⁠אַרְצָֽ⁠ם</w:t>
+      </w:r>
+    </w:p>
+    <w:p>
+      <w:pPr/>
+      <w:r>
+        <w:rPr>
+          <w:lang w:val="hi_IN" w:bidi="hi_IN"/>
+        </w:rPr>
+      </w:r>
+      <w:r>
+        <w:rPr>
           <w:b/>
           <w:lang w:val="hi_IN" w:bidi="hi_IN"/>
         </w:rPr>
@@ -29239,6 +33215,20 @@
       </w:r>
       <w:r>
         <w:rPr>
+          <w:lang w:val="hi_IN" w:bidi="hi_IN"/>
+        </w:rPr>
+        <w:t>וִ⁠יהוּדָ֖ה</w:t>
+      </w:r>
+    </w:p>
+    <w:p>
+      <w:pPr/>
+      <w:r>
+        <w:rPr>
+          <w:lang w:val="hi_IN" w:bidi="hi_IN"/>
+        </w:rPr>
+      </w:r>
+      <w:r>
+        <w:rPr>
           <w:b/>
           <w:lang w:val="hi_IN" w:bidi="hi_IN"/>
         </w:rPr>
@@ -29335,6 +33325,20 @@
       </w:r>
       <w:r>
         <w:rPr>
+          <w:lang w:val="hi_IN" w:bidi="hi_IN"/>
+        </w:rPr>
+        <w:t>וִ⁠ירוּשָׁלִַ֖ם לְ⁠ד֥וֹר וָ⁠דֽוֹר</w:t>
+      </w:r>
+    </w:p>
+    <w:p>
+      <w:pPr/>
+      <w:r>
+        <w:rPr>
+          <w:lang w:val="hi_IN" w:bidi="hi_IN"/>
+        </w:rPr>
+      </w:r>
+      <w:r>
+        <w:rPr>
           <w:b/>
           <w:lang w:val="hi_IN" w:bidi="hi_IN"/>
         </w:rPr>
@@ -29407,6 +33411,20 @@
         <w:rPr>
           <w:lang w:val="hi_IN" w:bidi="hi_IN"/>
         </w:rPr>
+      </w:r>
+    </w:p>
+    <w:p>
+      <w:pPr/>
+      <w:r>
+        <w:rPr>
+          <w:lang w:val="hi_IN" w:bidi="hi_IN"/>
+        </w:rPr>
+      </w:r>
+      <w:r>
+        <w:rPr>
+          <w:lang w:val="hi_IN" w:bidi="hi_IN"/>
+        </w:rPr>
+        <w:t>לְ⁠ד֥וֹר וָ⁠דֽוֹר</w:t>
       </w:r>
     </w:p>
     <w:p>
@@ -29513,6 +33531,20 @@
       </w:r>
       <w:r>
         <w:rPr>
+          <w:lang w:val="hi_IN" w:bidi="hi_IN"/>
+        </w:rPr>
+        <w:t>וְ⁠נִקֵּ֖יתִי דָּמָ֣⁠ם לֹֽא־נִקֵּ֑יתִי</w:t>
+      </w:r>
+    </w:p>
+    <w:p>
+      <w:pPr/>
+      <w:r>
+        <w:rPr>
+          <w:lang w:val="hi_IN" w:bidi="hi_IN"/>
+        </w:rPr>
+      </w:r>
+      <w:r>
+        <w:rPr>
           <w:b/>
           <w:lang w:val="hi_IN" w:bidi="hi_IN"/>
         </w:rPr>
@@ -29596,6 +33628,20 @@
       </w:r>
       <w:r>
         <w:rPr>
+          <w:lang w:val="hi_IN" w:bidi="hi_IN"/>
+        </w:rPr>
+        <w:t>דָּמָ֣⁠ם</w:t>
+      </w:r>
+    </w:p>
+    <w:p>
+      <w:pPr/>
+      <w:r>
+        <w:rPr>
+          <w:lang w:val="hi_IN" w:bidi="hi_IN"/>
+        </w:rPr>
+      </w:r>
+      <w:r>
+        <w:rPr>
           <w:b/>
           <w:lang w:val="hi_IN" w:bidi="hi_IN"/>
         </w:rPr>
@@ -29692,6 +33738,20 @@
       </w:r>
       <w:r>
         <w:rPr>
+          <w:lang w:val="hi_IN" w:bidi="hi_IN"/>
+        </w:rPr>
+        <w:t>וַֽ⁠יהוָ֖ה שֹׁכֵ֥ן בְּ⁠צִיּֽוֹן</w:t>
+      </w:r>
+    </w:p>
+    <w:p>
+      <w:pPr/>
+      <w:r>
+        <w:rPr>
+          <w:lang w:val="hi_IN" w:bidi="hi_IN"/>
+        </w:rPr>
+      </w:r>
+      <w:r>
+        <w:rPr>
           <w:b/>
           <w:lang w:val="hi_IN" w:bidi="hi_IN"/>
         </w:rPr>
@@ -29764,6 +33824,20 @@
         <w:rPr>
           <w:lang w:val="hi_IN" w:bidi="hi_IN"/>
         </w:rPr>
+      </w:r>
+    </w:p>
+    <w:p>
+      <w:pPr/>
+      <w:r>
+        <w:rPr>
+          <w:lang w:val="hi_IN" w:bidi="hi_IN"/>
+        </w:rPr>
+      </w:r>
+      <w:r>
+        <w:rPr>
+          <w:lang w:val="hi_IN" w:bidi="hi_IN"/>
+        </w:rPr>
+        <w:t>וַֽ⁠יהוָ֖ה שֹׁכֵ֥ן בְּ⁠צִיּֽוֹן</w:t>
       </w:r>
     </w:p>
     <w:p>

--- a/hin/docx/29.content.docx
+++ b/hin/docx/29.content.docx
@@ -209,7 +209,7 @@
         <w:rPr>
           <w:lang w:val="hi_IN" w:bidi="hi_IN"/>
         </w:rPr>
-        <w:t>פְּתוּאֵֽל</w:t>
+        <w:t>פְּתוּאֵֽל</w:t>
       </w:r>
     </w:p>
     <w:p>
@@ -417,7 +417,7 @@
         <w:rPr>
           <w:lang w:val="hi_IN" w:bidi="hi_IN"/>
         </w:rPr>
-        <w:t>דְּבַר־יְהוָה֙ אֲשֶׁ֣ר הָיָ֔ה</w:t>
+        <w:t>דְּבַר־יְהוָה֙ אֲשֶׁ֣ר הָיָ֔ה</w:t>
       </w:r>
     </w:p>
     <w:p>
@@ -522,7 +522,7 @@
         <w:rPr>
           <w:lang w:val="hi_IN" w:bidi="hi_IN"/>
         </w:rPr>
-        <w:t>שִׁמְעוּ־זֹאת֙ הַ⁠זְּקֵנִ֔ים וְ⁠הַֽאֲזִ֔ינוּ כֹּ֖ל יוֹשְׁבֵ֣י הָ⁠אָ֑רֶץ</w:t>
+        <w:t>שִׁמְעוּ־זֹאת֙ הַ⁠זְּקֵנִ֔ים וְ⁠הַֽאֲזִ֔ינוּ כֹּ֖ל יוֹשְׁבֵ֣י הָ⁠אָ֑רֶץ</w:t>
       </w:r>
     </w:p>
     <w:p>
@@ -635,7 +635,7 @@
         <w:rPr>
           <w:lang w:val="hi_IN" w:bidi="hi_IN"/>
         </w:rPr>
-        <w:t>הֶ⁠הָ֤יְתָה זֹּאת֙ בִּֽ⁠ימֵי⁠כֶ֔ם וְ⁠אִ֖ם בִּ⁠ימֵ֥י אֲבֹֽתֵי⁠כֶֽם</w:t>
+        <w:t>הֶ⁠הָ֤יְתָה זֹּאת֙ בִּֽ⁠ימֵי⁠כֶ֔ם וְ⁠אִ֖ם בִּ⁠ימֵ֥י אֲבֹֽתֵי⁠כֶֽם</w:t>
       </w:r>
     </w:p>
     <w:p>
@@ -740,7 +740,7 @@
         <w:rPr>
           <w:lang w:val="hi_IN" w:bidi="hi_IN"/>
         </w:rPr>
-        <w:t>בִּֽ⁠ימֵי⁠כֶ֔ם וְ⁠אִ֖ם בִּ⁠ימֵ֥י</w:t>
+        <w:t>בִּֽ⁠ימֵי⁠כֶ֔ם וְ⁠אִ֖ם בִּ⁠ימֵ֥י</w:t>
       </w:r>
     </w:p>
     <w:p>
@@ -1199,7 +1199,7 @@
         <w:rPr>
           <w:lang w:val="hi_IN" w:bidi="hi_IN"/>
         </w:rPr>
-        <w:t>עָלֶ֖⁠יהָ לִ⁠בְנֵי⁠כֶ֣ם סַפֵּ֑רוּ וּ⁠בְנֵי⁠כֶם֙</w:t>
+        <w:t>עָלֶ֖⁠יהָ לִ⁠בְנֵי⁠כֶ֣ם סַפֵּ֑רוּ וּ⁠בְנֵי⁠כֶם֙</w:t>
       </w:r>
     </w:p>
     <w:p>
@@ -1330,7 +1330,7 @@
         <w:rPr>
           <w:lang w:val="hi_IN" w:bidi="hi_IN"/>
         </w:rPr>
-        <w:t>יֶ֤תֶר הַ⁠גָּזָם֙ אָכַ֣ל הָֽ⁠אַרְבֶּ֔ה וְ⁠יֶ֥תֶר הָ⁠אַרְבֶּ֖ה אָכַ֣ל הַ⁠יָּ֑לֶק וְ⁠יֶ֣תֶר הַ⁠יֶּ֔לֶק אָכַ֖ל הֶ⁠חָסִֽיל</w:t>
+        <w:t>יֶ֤תֶר הַ⁠גָּזָם֙ אָכַ֣ל הָֽ⁠אַרְבֶּ֔ה וְ⁠יֶ֥תֶר הָ⁠אַרְבֶּ֖ה אָכַ֣ל הַ⁠יָּ֑לֶק וְ⁠יֶ֣תֶר הַ⁠יֶּ֔לֶק אָכַ֖ל הֶ⁠חָסִֽיל</w:t>
       </w:r>
     </w:p>
     <w:p>
@@ -1435,7 +1435,7 @@
         <w:rPr>
           <w:lang w:val="hi_IN" w:bidi="hi_IN"/>
         </w:rPr>
-        <w:t>יֶ֤תֶר הַ⁠גָּזָם֙ אָכַ֣ל הָֽ⁠אַרְבֶּ֔ה וְ⁠יֶ֥תֶר הָ⁠אַרְבֶּ֖ה אָכַ֣ל הַ⁠יָּ֑לֶק וְ⁠יֶ֣תֶר הַ⁠יֶּ֔לֶק אָכַ֖ל הֶ⁠חָסִֽיל</w:t>
+        <w:t>יֶ֤תֶר הַ⁠גָּזָם֙ אָכַ֣ל הָֽ⁠אַרְבֶּ֔ה וְ⁠יֶ֥תֶר הָ⁠אַרְבֶּ֖ה אָכַ֣ל הַ⁠יָּ֑לֶק וְ⁠יֶ֣תֶר הַ⁠יֶּ֔לֶק אָכַ֖ל הֶ⁠חָסִֽיל</w:t>
       </w:r>
     </w:p>
     <w:p>
@@ -1560,7 +1560,7 @@
         <w:rPr>
           <w:lang w:val="hi_IN" w:bidi="hi_IN"/>
         </w:rPr>
-        <w:t>יֶ֤תֶר הַ⁠גָּזָם֙ אָכַ֣ל הָֽ⁠אַרְבֶּ֔ה וְ⁠יֶ֥תֶר הָ⁠אַרְבֶּ֖ה אָכַ֣ל הַ⁠יָּ֑לֶק וְ⁠יֶ֣תֶר הַ⁠יֶּ֔לֶק אָכַ֖ל הֶ⁠חָסִֽיל</w:t>
+        <w:t>יֶ֤תֶר הַ⁠גָּזָם֙ אָכַ֣ל הָֽ⁠אַרְבֶּ֔ה וְ⁠יֶ֥תֶר הָ⁠אַרְבֶּ֖ה אָכַ֣ל הַ⁠יָּ֑לֶק וְ⁠יֶ֣תֶר הַ⁠יֶּ֔לֶק אָכַ֖ל הֶ⁠חָסִֽיל</w:t>
       </w:r>
     </w:p>
     <w:p>
@@ -1813,7 +1813,7 @@
         <w:rPr>
           <w:lang w:val="hi_IN" w:bidi="hi_IN"/>
         </w:rPr>
-        <w:t>הָקִ֤יצוּ שִׁכּוֹרִים֙ וּ⁠בְכ֔וּ וְ⁠הֵילִ֖לוּ כָּל־שֹׁ֣תֵי יָ֑יִן עַל־עָסִ֕יס כִּ֥י נִכְרַ֖ת מִ⁠פִּי⁠כֶֽם</w:t>
+        <w:t>הָקִ֤יצוּ שִׁכּוֹרִים֙ וּ⁠בְכ֔וּ וְ⁠הֵילִ֖לוּ כָּל־שֹׁ֣תֵי יָ֑יִן עַל־עָסִ֕יס כִּ֥י נִכְרַ֖ת מִ⁠פִּי⁠כֶֽם</w:t>
       </w:r>
     </w:p>
     <w:p>
@@ -1926,7 +1926,7 @@
         <w:rPr>
           <w:lang w:val="hi_IN" w:bidi="hi_IN"/>
         </w:rPr>
-        <w:t>נִכְרַ֖ת מִ⁠פִּי⁠כֶֽם</w:t>
+        <w:t>נִכְרַ֖ת מִ⁠פִּי⁠כֶֽם</w:t>
       </w:r>
     </w:p>
     <w:p>
@@ -2031,7 +2031,7 @@
         <w:rPr>
           <w:lang w:val="hi_IN" w:bidi="hi_IN"/>
         </w:rPr>
-        <w:t>מִ⁠פִּי⁠כֶֽם</w:t>
+        <w:t>מִ⁠פִּי⁠כֶֽם</w:t>
       </w:r>
     </w:p>
     <w:p>
@@ -2157,7 +2157,7 @@
         <w:rPr>
           <w:lang w:val="hi_IN" w:bidi="hi_IN"/>
         </w:rPr>
-        <w:t>נִכְרַ֖ת מִ⁠פִּי⁠כֶֽם</w:t>
+        <w:t>נִכְרַ֖ת מִ⁠פִּי⁠כֶֽם</w:t>
       </w:r>
     </w:p>
     <w:p>
@@ -2274,7 +2274,7 @@
         <w:rPr>
           <w:lang w:val="hi_IN" w:bidi="hi_IN"/>
         </w:rPr>
-        <w:t>כִּֽי</w:t>
+        <w:t>כִּֽי</w:t>
       </w:r>
     </w:p>
     <w:p>
@@ -2733,7 +2733,7 @@
         <w:rPr>
           <w:lang w:val="hi_IN" w:bidi="hi_IN"/>
         </w:rPr>
-        <w:t>וְ⁠אֵ֣ין מִסְפָּ֑ר</w:t>
+        <w:t>וְ⁠אֵ֣ין מִסְפָּ֑ר</w:t>
       </w:r>
     </w:p>
     <w:p>
@@ -2838,7 +2838,7 @@
         <w:rPr>
           <w:lang w:val="hi_IN" w:bidi="hi_IN"/>
         </w:rPr>
-        <w:t>שִׁנָּי⁠ו֙ שִׁנֵּ֣י אַרְיֵ֔ה וּֽ⁠מְתַלְּע֥וֹת לָבִ֖יא לֽ⁠וֹ</w:t>
+        <w:t>שִׁנָּי⁠ו֙ שִׁנֵּ֣י אַרְיֵ֔ה וּֽ⁠מְתַלְּע֥וֹת לָבִ֖יא לֽ⁠וֹ</w:t>
       </w:r>
     </w:p>
     <w:p>
@@ -2951,7 +2951,7 @@
         <w:rPr>
           <w:lang w:val="hi_IN" w:bidi="hi_IN"/>
         </w:rPr>
-        <w:t>שִׁנָּי⁠ו֙ שִׁנֵּ֣י אַרְיֵ֔ה וּֽ⁠מְתַלְּע֥וֹת לָבִ֖יא לֽ⁠וֹ</w:t>
+        <w:t>שִׁנָּי⁠ו֙ שִׁנֵּ֣י אַרְיֵ֔ה וּֽ⁠מְתַלְּע֥וֹת לָבִ֖יא לֽ⁠וֹ</w:t>
       </w:r>
     </w:p>
     <w:p>
@@ -3095,7 +3095,7 @@
         <w:rPr>
           <w:lang w:val="hi_IN" w:bidi="hi_IN"/>
         </w:rPr>
-        <w:t>וּֽ⁠מְתַלְּע֥וֹת לָבִ֖יא לֽ⁠וֹ</w:t>
+        <w:t>וּֽ⁠מְתַלְּע֥וֹת לָבִ֖יא לֽ⁠וֹ</w:t>
       </w:r>
     </w:p>
     <w:p>
@@ -3200,7 +3200,7 @@
         <w:rPr>
           <w:lang w:val="hi_IN" w:bidi="hi_IN"/>
         </w:rPr>
-        <w:t>שָׂ֤ם גַּפְנִ⁠י֙ לְ⁠שַׁמָּ֔ה וּ⁠תְאֵנָתִ֖⁠י לִ⁠קְצָפָ֑ה</w:t>
+        <w:t>שָׂ֤ם גַּפְנִ⁠י֙ לְ⁠שַׁמָּ֔ה וּ⁠תְאֵנָתִ֖⁠י לִ⁠קְצָפָ֑ה</w:t>
       </w:r>
     </w:p>
     <w:p>
@@ -3326,7 +3326,7 @@
         <w:rPr>
           <w:lang w:val="hi_IN" w:bidi="hi_IN"/>
         </w:rPr>
-        <w:t>שָׂ֤ם גַּפְנִ⁠י֙ לְ⁠שַׁמָּ֔ה</w:t>
+        <w:t>שָׂ֤ם גַּפְנִ⁠י֙ לְ⁠שַׁמָּ֔ה</w:t>
       </w:r>
     </w:p>
     <w:p>
@@ -3436,7 +3436,7 @@
         <w:rPr>
           <w:lang w:val="hi_IN" w:bidi="hi_IN"/>
         </w:rPr>
-        <w:t>חָשֹׂ֤ף חֲשָׂפָ⁠הּ֙</w:t>
+        <w:t>חָשֹׂ֤ף חֲשָׂפָ⁠הּ֙</w:t>
       </w:r>
     </w:p>
     <w:p>
@@ -3541,7 +3541,7 @@
         <w:rPr>
           <w:lang w:val="hi_IN" w:bidi="hi_IN"/>
         </w:rPr>
-        <w:t>וְ⁠הִשְׁלִ֔יךְ</w:t>
+        <w:t>וְ⁠הִשְׁלִ֔יךְ</w:t>
       </w:r>
     </w:p>
     <w:p>
@@ -3659,7 +3659,7 @@
         <w:rPr>
           <w:lang w:val="hi_IN" w:bidi="hi_IN"/>
         </w:rPr>
-        <w:t>הִלְבִּ֖ינוּ שָׂרִיגֶֽי⁠הָ</w:t>
+        <w:t>הִלְבִּ֖ינוּ שָׂרִיגֶֽי⁠הָ</w:t>
       </w:r>
     </w:p>
     <w:p>
@@ -3895,7 +3895,7 @@
         <w:rPr>
           <w:lang w:val="hi_IN" w:bidi="hi_IN"/>
         </w:rPr>
-        <w:t>כִּ⁠בְתוּלָ֥ה חֲגֻֽרַת־שַׂ֖ק עַל־בַּ֥עַל נְעוּרֶֽי⁠הָ</w:t>
+        <w:t>כִּ⁠בְתוּלָ֥ה חֲגֻֽרַת־שַׂ֖ק עַל־בַּ֥עַל נְעוּרֶֽי⁠הָ</w:t>
       </w:r>
     </w:p>
     <w:p>
@@ -4008,7 +4008,7 @@
         <w:rPr>
           <w:lang w:val="hi_IN" w:bidi="hi_IN"/>
         </w:rPr>
-        <w:t>כִּ⁠בְתוּלָ֥ה חֲגֻֽרַת־שַׂ֖ק</w:t>
+        <w:t>כִּ⁠בְתוּלָ֥ה חֲגֻֽרַת־שַׂ֖ק</w:t>
       </w:r>
     </w:p>
     <w:p>
@@ -4120,7 +4120,7 @@
         <w:rPr>
           <w:lang w:val="hi_IN" w:bidi="hi_IN"/>
         </w:rPr>
-        <w:t>כִּ⁠בְתוּלָ֥ה חֲגֻֽרַת־שַׂ֖ק</w:t>
+        <w:t>כִּ⁠בְתוּלָ֥ה חֲגֻֽרַת־שַׂ֖ק</w:t>
       </w:r>
     </w:p>
     <w:p>
@@ -4243,7 +4243,7 @@
         <w:rPr>
           <w:lang w:val="hi_IN" w:bidi="hi_IN"/>
         </w:rPr>
-        <w:t>בַּ֥עַל נְעוּרֶֽי⁠הָ</w:t>
+        <w:t>בַּ֥עַל נְעוּרֶֽי⁠הָ</w:t>
       </w:r>
     </w:p>
     <w:p>
@@ -4600,7 +4600,7 @@
         <w:rPr>
           <w:lang w:val="hi_IN" w:bidi="hi_IN"/>
         </w:rPr>
-        <w:t>הָכְרַ֥ת &amp; מִ⁠בֵּ֣ית</w:t>
+        <w:t>הָכְרַ֥ת &amp; מִ⁠בֵּ֣ית</w:t>
       </w:r>
     </w:p>
     <w:p>
@@ -4760,7 +4760,7 @@
         <w:rPr>
           <w:lang w:val="hi_IN" w:bidi="hi_IN"/>
         </w:rPr>
-        <w:t>מִ⁠בֵּ֣ית יְהוָ֑ה</w:t>
+        <w:t>מִ⁠בֵּ֣ית יְהוָ֑ה</w:t>
       </w:r>
     </w:p>
     <w:p>
@@ -4870,7 +4870,7 @@
         <w:rPr>
           <w:lang w:val="hi_IN" w:bidi="hi_IN"/>
         </w:rPr>
-        <w:t>שֻׁדַּ֣ד שָׂדֶ֔ה אָבְלָ֖ה אֲדָמָ֑ה כִּ֚י שֻׁדַּ֣ד דָּגָ֔ן</w:t>
+        <w:t>שֻׁדַּ֣ד שָׂדֶ֔ה אָבְלָ֖ה אֲדָמָ֑ה כִּ֚י שֻׁדַּ֣ד דָּגָ֔ן</w:t>
       </w:r>
     </w:p>
     <w:p>
@@ -4987,7 +4987,7 @@
         <w:rPr>
           <w:lang w:val="hi_IN" w:bidi="hi_IN"/>
         </w:rPr>
-        <w:t>שֻׁדַּ֣ד שָׂדֶ֔ה &amp; שֻׁדַּ֣ד</w:t>
+        <w:t>שֻׁדַּ֣ד שָׂדֶ֔ה &amp; שֻׁדַּ֣ד</w:t>
       </w:r>
     </w:p>
     <w:p>
@@ -5228,7 +5228,7 @@
         <w:rPr>
           <w:lang w:val="hi_IN" w:bidi="hi_IN"/>
         </w:rPr>
-        <w:t>הוֹבִ֥ישׁ תִּיר֖וֹשׁ</w:t>
+        <w:t>הוֹבִ֥ישׁ תִּיר֖וֹשׁ</w:t>
       </w:r>
     </w:p>
     <w:p>
@@ -5586,7 +5586,7 @@
         <w:rPr>
           <w:lang w:val="hi_IN" w:bidi="hi_IN"/>
         </w:rPr>
-        <w:t>שָׂדֶֽה</w:t>
+        <w:t>שָׂדֶֽה</w:t>
       </w:r>
     </w:p>
     <w:p>
@@ -5712,7 +5712,7 @@
         <w:rPr>
           <w:lang w:val="hi_IN" w:bidi="hi_IN"/>
         </w:rPr>
-        <w:t>הַ⁠גֶּ֣פֶן הוֹבִ֔ישָׁה וְ⁠הַ⁠תְּאֵנָ֖ה אֻמְלָ֑לָה רִמּ֞וֹן גַּם־תָּמָ֣ר וְ⁠תַפּ֗וּחַ</w:t>
+        <w:t>הַ⁠גֶּ֣פֶן הוֹבִ֔ישָׁה וְ⁠הַ⁠תְּאֵנָ֖ה אֻמְלָ֑לָה רִמּ֞וֹן גַּם־תָּמָ֣ר וְ⁠תַפּ֗וּחַ</w:t>
       </w:r>
     </w:p>
     <w:p>
@@ -5978,7 +5978,7 @@
         <w:rPr>
           <w:lang w:val="hi_IN" w:bidi="hi_IN"/>
         </w:rPr>
-        <w:t>וְ⁠הַ⁠תְּאֵנָ֖ה אֻמְלָ֑לָה</w:t>
+        <w:t>וְ⁠הַ⁠תְּאֵנָ֖ה אֻמְלָ֑לָה</w:t>
       </w:r>
     </w:p>
     <w:p>
@@ -6101,7 +6101,7 @@
         <w:rPr>
           <w:lang w:val="hi_IN" w:bidi="hi_IN"/>
         </w:rPr>
-        <w:t>כָּל־עֲצֵ֤י הַ⁠שָּׂדֶה֙ יָבֵ֔שׁוּ</w:t>
+        <w:t>כָּל־עֲצֵ֤י הַ⁠שָּׂדֶה֙ יָבֵ֔שׁוּ</w:t>
       </w:r>
     </w:p>
     <w:p>
@@ -6206,7 +6206,7 @@
         <w:rPr>
           <w:lang w:val="hi_IN" w:bidi="hi_IN"/>
         </w:rPr>
-        <w:t>הֹבִ֥ישׁ שָׂשׂ֖וֹן מִן־בְּנֵ֥י אָדָֽם</w:t>
+        <w:t>הֹבִ֥ישׁ שָׂשׂ֖וֹן מִן־בְּנֵ֥י אָדָֽם</w:t>
       </w:r>
     </w:p>
     <w:p>
@@ -6345,7 +6345,7 @@
         <w:rPr>
           <w:lang w:val="hi_IN" w:bidi="hi_IN"/>
         </w:rPr>
-        <w:t>בְּנֵ֥י אָדָֽם</w:t>
+        <w:t>בְּנֵ֥י אָדָֽם</w:t>
       </w:r>
     </w:p>
     <w:p>
@@ -6598,7 +6598,7 @@
         <w:rPr>
           <w:lang w:val="hi_IN" w:bidi="hi_IN"/>
         </w:rPr>
-        <w:t>לִ֣ינוּ בַ⁠שַּׂקִּ֔ים</w:t>
+        <w:t>לִ֣ינוּ בַ⁠שַּׂקִּ֔ים</w:t>
       </w:r>
     </w:p>
     <w:p>
@@ -7075,7 +7075,7 @@
         <w:rPr>
           <w:lang w:val="hi_IN" w:bidi="hi_IN"/>
         </w:rPr>
-        <w:t>קַדְּשׁוּ־צוֹם֙</w:t>
+        <w:t>קַדְּשׁוּ־צוֹם֙</w:t>
       </w:r>
     </w:p>
     <w:p>
@@ -7686,7 +7686,7 @@
         <w:rPr>
           <w:lang w:val="hi_IN" w:bidi="hi_IN"/>
         </w:rPr>
-        <w:t>וּ⁠כְ⁠שֹׁ֖ד מִ⁠שַׁדַּ֥י יָבֽוֹא</w:t>
+        <w:t>וּ⁠כְ⁠שֹׁ֖ד מִ⁠שַׁדַּ֥י יָבֽוֹא</w:t>
       </w:r>
     </w:p>
     <w:p>
@@ -7796,7 +7796,7 @@
         <w:rPr>
           <w:lang w:val="hi_IN" w:bidi="hi_IN"/>
         </w:rPr>
-        <w:t>מִ⁠שַׁדַּ֥י</w:t>
+        <w:t>מִ⁠שַׁדַּ֥י</w:t>
       </w:r>
     </w:p>
     <w:p>
@@ -7906,7 +7906,7 @@
         <w:rPr>
           <w:lang w:val="hi_IN" w:bidi="hi_IN"/>
         </w:rPr>
-        <w:t>הֲ⁠ל֛וֹא נֶ֥גֶד עֵינֵ֖י⁠נוּ אֹ֣כֶל נִכְרָ֑ת מִ⁠בֵּ֥ית אֱלֹהֵ֖י⁠נוּ שִׂמְחָ֥ה וָ⁠גִֽיל</w:t>
+        <w:t>הֲ⁠ל֛וֹא נֶ֥גֶד עֵינֵ֖י⁠נוּ אֹ֣כֶל נִכְרָ֑ת מִ⁠בֵּ֥ית אֱלֹהֵ֖י⁠נוּ שִׂמְחָ֥ה וָ⁠גִֽיל</w:t>
       </w:r>
     </w:p>
     <w:p>
@@ -8226,7 +8226,7 @@
         <w:rPr>
           <w:lang w:val="hi_IN" w:bidi="hi_IN"/>
         </w:rPr>
-        <w:t>מִ⁠בֵּ֥ית אֱלֹהֵ֖י⁠נוּ שִׂמְחָ֥ה וָ⁠גִֽיל</w:t>
+        <w:t>מִ⁠בֵּ֥ית אֱלֹהֵ֖י⁠נוּ שִׂמְחָ֥ה וָ⁠גִֽיל</w:t>
       </w:r>
     </w:p>
     <w:p>
@@ -8323,7 +8323,7 @@
         <w:rPr>
           <w:lang w:val="hi_IN" w:bidi="hi_IN"/>
         </w:rPr>
-        <w:t>שִׂמְחָ֥ה וָ⁠גִֽיל</w:t>
+        <w:t>שִׂמְחָ֥ה וָ⁠גִֽיל</w:t>
       </w:r>
     </w:p>
     <w:p>
@@ -8440,7 +8440,7 @@
         <w:rPr>
           <w:lang w:val="hi_IN" w:bidi="hi_IN"/>
         </w:rPr>
-        <w:t>נֶהֶרְס֖וּ מַמְּגֻר֑וֹת</w:t>
+        <w:t>נֶהֶרְס֖וּ מַמְּגֻר֑וֹת</w:t>
       </w:r>
     </w:p>
     <w:p>
@@ -8537,7 +8537,7 @@
         <w:rPr>
           <w:lang w:val="hi_IN" w:bidi="hi_IN"/>
         </w:rPr>
-        <w:t>הֹבִ֖ישׁ דָּגָֽן</w:t>
+        <w:t>הֹבִ֖ישׁ דָּגָֽן</w:t>
       </w:r>
     </w:p>
     <w:p>
@@ -8668,7 +8668,7 @@
         <w:rPr>
           <w:lang w:val="hi_IN" w:bidi="hi_IN"/>
         </w:rPr>
-        <w:t>מַה־נֶּאֶנְחָ֣ה בְהֵמָ֗ה</w:t>
+        <w:t>מַה־נֶּאֶנְחָ֣ה בְהֵמָ֗ה</w:t>
       </w:r>
     </w:p>
     <w:p>
@@ -8773,7 +8773,7 @@
         <w:rPr>
           <w:lang w:val="hi_IN" w:bidi="hi_IN"/>
         </w:rPr>
-        <w:t>מַה־נֶּאֶנְחָ֣ה בְהֵמָ֗ה</w:t>
+        <w:t>מַה־נֶּאֶנְחָ֣ה בְהֵמָ֗ה</w:t>
       </w:r>
     </w:p>
     <w:p>
@@ -8988,7 +8988,7 @@
         <w:rPr>
           <w:lang w:val="hi_IN" w:bidi="hi_IN"/>
         </w:rPr>
-        <w:t>עֶדְרֵ֥י הַ⁠צֹּ֖אן נֶאְשָֽׁמוּ</w:t>
+        <w:t>עֶדְרֵ֥י הַ⁠צֹּ֖אן נֶאְשָֽׁמוּ</w:t>
       </w:r>
     </w:p>
     <w:p>
@@ -9101,7 +9101,7 @@
         <w:rPr>
           <w:lang w:val="hi_IN" w:bidi="hi_IN"/>
         </w:rPr>
-        <w:t>עֶדְרֵ֥י הַ⁠צֹּ֖אן נֶאְשָֽׁמוּ</w:t>
+        <w:t>עֶדְרֵ֥י הַ⁠צֹּ֖אן נֶאְשָֽׁמוּ</w:t>
       </w:r>
     </w:p>
     <w:p>
@@ -9295,7 +9295,7 @@
         <w:rPr>
           <w:lang w:val="hi_IN" w:bidi="hi_IN"/>
         </w:rPr>
-        <w:t>כִּ֣י אֵ֗שׁ אָֽכְלָה֙ נְא֣וֹת מִדְבָּ֔ר</w:t>
+        <w:t>כִּ֣י אֵ֗שׁ אָֽכְלָה֙ נְא֣וֹת מִדְבָּ֔ר</w:t>
       </w:r>
     </w:p>
     <w:p>
@@ -9405,7 +9405,7 @@
         <w:rPr>
           <w:lang w:val="hi_IN" w:bidi="hi_IN"/>
         </w:rPr>
-        <w:t>וְ⁠לֶ֣הָבָ֔ה לִהֲטָ֖ה כָּל־עֲצֵ֥י הַ⁠שָּׂדֶֽה</w:t>
+        <w:t>וְ⁠לֶ֣הָבָ֔ה לִהֲטָ֖ה כָּל־עֲצֵ֥י הַ⁠שָּׂדֶֽה</w:t>
       </w:r>
     </w:p>
     <w:p>
@@ -9536,7 +9536,7 @@
         <w:rPr>
           <w:lang w:val="hi_IN" w:bidi="hi_IN"/>
         </w:rPr>
-        <w:t>וְ⁠לֶ֣הָבָ֔ה לִהֲטָ֖ה כָּל־עֲצֵ֥י הַ⁠שָּׂדֶֽה</w:t>
+        <w:t>וְ⁠לֶ֣הָבָ֔ה לִהֲטָ֖ה כָּל־עֲצֵ֥י הַ⁠שָּׂדֶֽה</w:t>
       </w:r>
     </w:p>
     <w:p>
@@ -9859,7 +9859,7 @@
         <w:rPr>
           <w:lang w:val="hi_IN" w:bidi="hi_IN"/>
         </w:rPr>
-        <w:t>תִּקְע֨וּ שׁוֹפָ֜ר בְּ⁠צִיּ֗וֹן וְ⁠הָרִ֨יעוּ֙ בְּ⁠הַ֣ר קָדְשִׁ֔⁠י</w:t>
+        <w:t>תִּקְע֨וּ שׁוֹפָ֜ר בְּ⁠צִיּ֗וֹן וְ⁠הָרִ֨יעוּ֙ בְּ⁠הַ֣ר קָדְשִׁ֔⁠י</w:t>
       </w:r>
     </w:p>
     <w:p>
@@ -10176,7 +10176,7 @@
         <w:rPr>
           <w:lang w:val="hi_IN" w:bidi="hi_IN"/>
         </w:rPr>
-        <w:t>בְּ⁠הַ֣ר קָדְשִׁ֔⁠י</w:t>
+        <w:t>בְּ⁠הַ֣ר קָדְשִׁ֔⁠י</w:t>
       </w:r>
     </w:p>
     <w:p>
@@ -10286,7 +10286,7 @@
         <w:rPr>
           <w:lang w:val="hi_IN" w:bidi="hi_IN"/>
         </w:rPr>
-        <w:t>יִרְגְּז֕וּ</w:t>
+        <w:t>יִרְגְּז֕וּ</w:t>
       </w:r>
     </w:p>
     <w:p>
@@ -10497,7 +10497,7 @@
         <w:rPr>
           <w:lang w:val="hi_IN" w:bidi="hi_IN"/>
         </w:rPr>
-        <w:t>י֧וֹם חֹ֣שֶׁךְ וַ⁠אֲפֵלָ֗ה י֤וֹם עָנָן֙ וַ⁠עֲרָפֶ֔ל</w:t>
+        <w:t>י֧וֹם חֹ֣שֶׁךְ וַ⁠אֲפֵלָ֗ה י֤וֹם עָנָן֙ וַ⁠עֲרָפֶ֔ל</w:t>
       </w:r>
     </w:p>
     <w:p>
@@ -10607,7 +10607,7 @@
         <w:rPr>
           <w:lang w:val="hi_IN" w:bidi="hi_IN"/>
         </w:rPr>
-        <w:t>חֹ֣שֶׁךְ וַ⁠אֲפֵלָ֗ה</w:t>
+        <w:t>חֹ֣שֶׁךְ וַ⁠אֲפֵלָ֗ה</w:t>
       </w:r>
     </w:p>
     <w:p>
@@ -10853,7 +10853,7 @@
         <w:rPr>
           <w:lang w:val="hi_IN" w:bidi="hi_IN"/>
         </w:rPr>
-        <w:t>כְּ⁠שַׁ֖חַר פָּרֻ֣שׂ עַל־הֶֽ⁠הָרִ֑ים</w:t>
+        <w:t>כְּ⁠שַׁ֖חַר פָּרֻ֣שׂ עַל־הֶֽ⁠הָרִ֑ים</w:t>
       </w:r>
     </w:p>
     <w:p>
@@ -10950,7 +10950,7 @@
         <w:rPr>
           <w:lang w:val="hi_IN" w:bidi="hi_IN"/>
         </w:rPr>
-        <w:t>כְּ⁠שַׁ֖חַר פָּרֻ֣שׂ עַל־הֶֽ⁠הָרִ֑ים</w:t>
+        <w:t>כְּ⁠שַׁ֖חַר פָּרֻ֣שׂ עַל־הֶֽ⁠הָרִ֑ים</w:t>
       </w:r>
     </w:p>
     <w:p>
@@ -11047,7 +11047,7 @@
         <w:rPr>
           <w:lang w:val="hi_IN" w:bidi="hi_IN"/>
         </w:rPr>
-        <w:t>כְּ⁠שַׁ֖חַר</w:t>
+        <w:t>כְּ⁠שַׁ֖חַר</w:t>
       </w:r>
     </w:p>
     <w:p>
@@ -11377,7 +11377,7 @@
         <w:rPr>
           <w:lang w:val="hi_IN" w:bidi="hi_IN"/>
         </w:rPr>
-        <w:t>כָּמֹ֗⁠הוּ לֹ֤א נִֽהְיָה֙ מִן־הָ֣⁠עוֹלָ֔ם וְ⁠אַֽחֲרָי⁠ו֙ לֹ֣א יוֹסֵ֔ף עַד־שְׁנֵ֖י דּ֥וֹר וָ⁠דֽוֹר</w:t>
+        <w:t>כָּמֹ֗⁠הוּ לֹ֤א נִֽהְיָה֙ מִן־הָ֣⁠עוֹלָ֔ם וְ⁠אַֽחֲרָי⁠ו֙ לֹ֣א יוֹסֵ֔ף עַד־שְׁנֵ֖י דּ֥וֹר וָ⁠דֽוֹר</w:t>
       </w:r>
     </w:p>
     <w:p>
@@ -11474,7 +11474,7 @@
         <w:rPr>
           <w:lang w:val="hi_IN" w:bidi="hi_IN"/>
         </w:rPr>
-        <w:t>עַד־שְׁנֵ֖י דּ֥וֹר וָ⁠דֽוֹר</w:t>
+        <w:t>עַד־שְׁנֵ֖י דּ֥וֹר וָ⁠דֽוֹר</w:t>
       </w:r>
     </w:p>
     <w:p>
@@ -11571,7 +11571,7 @@
         <w:rPr>
           <w:lang w:val="hi_IN" w:bidi="hi_IN"/>
         </w:rPr>
-        <w:t>לְ⁠פָנָי⁠ו֙ אָ֣כְלָה אֵ֔שׁ וְ⁠אַחֲרָ֖י⁠ו תְּלַהֵ֣ט לֶֽהָבָ֑ה כְּ⁠גַן־עֵ֨דֶן הָ⁠אָ֜רֶץ לְ⁠פָנָ֗י⁠ו וְ⁠אַֽחֲרָי⁠ו֙ מִדְבַּ֣ר שְׁמָמָ֔ה וְ⁠גַם־פְּלֵיטָ֖ה לֹא־הָ֥יְתָה לּֽ⁠וֹ</w:t>
+        <w:t>לְ⁠פָנָי⁠ו֙ אָ֣כְלָה אֵ֔שׁ וְ⁠אַחֲרָ֖י⁠ו תְּלַהֵ֣ט לֶֽהָבָ֑ה כְּ⁠גַן־עֵ֨דֶן הָ⁠אָ֜רֶץ לְ⁠פָנָ֗י⁠ו וְ⁠אַֽחֲרָי⁠ו֙ מִדְבַּ֣ר שְׁמָמָ֔ה וְ⁠גַם־פְּלֵיטָ֖ה לֹא־הָ֥יְתָה לּֽ⁠וֹ</w:t>
       </w:r>
     </w:p>
     <w:p>
@@ -11706,7 +11706,7 @@
         <w:rPr>
           <w:lang w:val="hi_IN" w:bidi="hi_IN"/>
         </w:rPr>
-        <w:t>לְ⁠פָנָי⁠ו֙ אָ֣כְלָה אֵ֔שׁ וְ⁠אַחֲרָ֖י⁠ו תְּלַהֵ֣ט לֶֽהָבָ֑ה</w:t>
+        <w:t>לְ⁠פָנָי⁠ו֙ אָ֣כְלָה אֵ֔שׁ וְ⁠אַחֲרָ֖י⁠ו תְּלַהֵ֣ט לֶֽהָבָ֑ה</w:t>
       </w:r>
     </w:p>
     <w:p>
@@ -11939,7 +11939,7 @@
         <w:rPr>
           <w:lang w:val="hi_IN" w:bidi="hi_IN"/>
         </w:rPr>
-        <w:t>כְּ⁠גַן־עֵ֨דֶן הָ⁠אָ֜רֶץ לְ⁠פָנָ֗י⁠ו</w:t>
+        <w:t>כְּ⁠גַן־עֵ֨דֶן הָ⁠אָ֜רֶץ לְ⁠פָנָ֗י⁠ו</w:t>
       </w:r>
     </w:p>
     <w:p>
@@ -12036,7 +12036,7 @@
         <w:rPr>
           <w:lang w:val="hi_IN" w:bidi="hi_IN"/>
         </w:rPr>
-        <w:t>מִדְבַּ֣ר שְׁמָמָ֔ה</w:t>
+        <w:t>מִדְבַּ֣ר שְׁמָמָ֔ה</w:t>
       </w:r>
     </w:p>
     <w:p>
@@ -12146,7 +12146,7 @@
         <w:rPr>
           <w:lang w:val="hi_IN" w:bidi="hi_IN"/>
         </w:rPr>
-        <w:t>וְ⁠גַם־פְּלֵיטָ֖ה לֹא־הָ֥יְתָה לּֽ⁠וֹ</w:t>
+        <w:t>וְ⁠גַם־פְּלֵיטָ֖ה לֹא־הָ֥יְתָה לּֽ⁠וֹ</w:t>
       </w:r>
     </w:p>
     <w:p>
@@ -12243,7 +12243,7 @@
         <w:rPr>
           <w:lang w:val="hi_IN" w:bidi="hi_IN"/>
         </w:rPr>
-        <w:t>פְּלֵיטָ֖ה לֹא־הָ֥יְתָה לּֽ⁠וֹ</w:t>
+        <w:t>פְּלֵיטָ֖ה לֹא־הָ֥יְתָה לּֽ⁠וֹ</w:t>
       </w:r>
     </w:p>
     <w:p>
@@ -12353,7 +12353,7 @@
         <w:rPr>
           <w:lang w:val="hi_IN" w:bidi="hi_IN"/>
         </w:rPr>
-        <w:t>כְּ⁠מַרְאֵ֥ה סוּסִ֖ים מַרְאֵ֑⁠הוּ</w:t>
+        <w:t>כְּ⁠מַרְאֵ֥ה סוּסִ֖ים מַרְאֵ֑⁠הוּ</w:t>
       </w:r>
     </w:p>
     <w:p>
@@ -12450,7 +12450,7 @@
         <w:rPr>
           <w:lang w:val="hi_IN" w:bidi="hi_IN"/>
         </w:rPr>
-        <w:t>כְּ⁠מַרְאֵ֥ה &amp; מַרְאֵ֑⁠הוּ</w:t>
+        <w:t>כְּ⁠מַרְאֵ֥ה &amp; מַרְאֵ֑⁠הוּ</w:t>
       </w:r>
     </w:p>
     <w:p>
@@ -12559,7 +12559,7 @@
         <w:rPr>
           <w:lang w:val="hi_IN" w:bidi="hi_IN"/>
         </w:rPr>
-        <w:t>וּ⁠כְ⁠פָרָשִׁ֖ים כֵּ֥ן יְרוּצֽוּ⁠ן</w:t>
+        <w:t>וּ⁠כְ⁠פָרָשִׁ֖ים כֵּ֥ן יְרוּצֽוּ⁠ן</w:t>
       </w:r>
     </w:p>
     <w:p>
@@ -12656,7 +12656,7 @@
         <w:rPr>
           <w:lang w:val="hi_IN" w:bidi="hi_IN"/>
         </w:rPr>
-        <w:t>כְּ⁠ק֣וֹל מַרְכָּב֗וֹת עַל־רָאשֵׁ֤י הֶֽ⁠הָרִים֙ יְרַקֵּד֔וּ⁠ן</w:t>
+        <w:t>כְּ⁠ק֣וֹל מַרְכָּב֗וֹת עַל־רָאשֵׁ֤י הֶֽ⁠הָרִים֙ יְרַקֵּד֔וּ⁠ן</w:t>
       </w:r>
     </w:p>
     <w:p>
@@ -12753,7 +12753,7 @@
         <w:rPr>
           <w:lang w:val="hi_IN" w:bidi="hi_IN"/>
         </w:rPr>
-        <w:t>כְּ⁠קוֹל֙ לַ֣הַב אֵ֔שׁ אֹכְלָ֖ה קָ֑שׁ</w:t>
+        <w:t>כְּ⁠קוֹל֙ לַ֣הַב אֵ֔שׁ אֹכְלָ֖ה קָ֑שׁ</w:t>
       </w:r>
     </w:p>
     <w:p>
@@ -12850,7 +12850,7 @@
         <w:rPr>
           <w:lang w:val="hi_IN" w:bidi="hi_IN"/>
         </w:rPr>
-        <w:t>כְּ⁠עַ֣ם עָצ֔וּם עֱר֖וּךְ מִלְחָמָֽה</w:t>
+        <w:t>כְּ⁠עַ֣ם עָצ֔וּם עֱר֖וּךְ מִלְחָמָֽה</w:t>
       </w:r>
     </w:p>
     <w:p>
@@ -12947,7 +12947,7 @@
         <w:rPr>
           <w:lang w:val="hi_IN" w:bidi="hi_IN"/>
         </w:rPr>
-        <w:t>כְּ⁠עַ֣ם עָצ֔וּם עֱר֖וּךְ מִלְחָמָֽה</w:t>
+        <w:t>כְּ⁠עַ֣ם עָצ֔וּם עֱר֖וּךְ מִלְחָמָֽה</w:t>
       </w:r>
     </w:p>
     <w:p>
@@ -13044,7 +13044,7 @@
         <w:rPr>
           <w:lang w:val="hi_IN" w:bidi="hi_IN"/>
         </w:rPr>
-        <w:t>כְּ⁠עַ֣ם עָצ֔וּם עֱר֖וּךְ מִלְחָמָֽה</w:t>
+        <w:t>כְּ⁠עַ֣ם עָצ֔וּם עֱר֖וּךְ מִלְחָמָֽה</w:t>
       </w:r>
     </w:p>
     <w:p>
@@ -13251,7 +13251,7 @@
         <w:rPr>
           <w:lang w:val="hi_IN" w:bidi="hi_IN"/>
         </w:rPr>
-        <w:t>קִבְּצ֥וּ פָארֽוּר</w:t>
+        <w:t>קִבְּצ֥וּ פָארֽוּר</w:t>
       </w:r>
     </w:p>
     <w:p>
@@ -13361,7 +13361,7 @@
         <w:rPr>
           <w:lang w:val="hi_IN" w:bidi="hi_IN"/>
         </w:rPr>
-        <w:t>כְּ⁠גִבּוֹרִ֣ים יְרֻצ֔וּ⁠ן</w:t>
+        <w:t>כְּ⁠גִבּוֹרִ֣ים יְרֻצ֔וּ⁠ן</w:t>
       </w:r>
     </w:p>
     <w:p>
@@ -13458,7 +13458,7 @@
         <w:rPr>
           <w:lang w:val="hi_IN" w:bidi="hi_IN"/>
         </w:rPr>
-        <w:t>כְּ⁠אַנְשֵׁ֥י מִלְחָמָ֖ה יַעֲל֣וּ חוֹמָ֑ה</w:t>
+        <w:t>כְּ⁠אַנְשֵׁ֥י מִלְחָמָ֖ה יַעֲל֣וּ חוֹמָ֑ה</w:t>
       </w:r>
     </w:p>
     <w:p>
@@ -13555,7 +13555,7 @@
         <w:rPr>
           <w:lang w:val="hi_IN" w:bidi="hi_IN"/>
         </w:rPr>
-        <w:t>כְּ⁠אַנְשֵׁ֥י מִלְחָמָ֖ה</w:t>
+        <w:t>כְּ⁠אַנְשֵׁ֥י מִלְחָמָ֖ה</w:t>
       </w:r>
     </w:p>
     <w:p>
@@ -13775,7 +13775,7 @@
         <w:rPr>
           <w:lang w:val="hi_IN" w:bidi="hi_IN"/>
         </w:rPr>
-        <w:t>וְ⁠אִ֤ישׁ בִּ⁠דְרָכָי⁠ו֙</w:t>
+        <w:t>וְ⁠אִ֤ישׁ בִּ⁠דְרָכָי⁠ו֙</w:t>
       </w:r>
     </w:p>
     <w:p>
@@ -13885,7 +13885,7 @@
         <w:rPr>
           <w:lang w:val="hi_IN" w:bidi="hi_IN"/>
         </w:rPr>
-        <w:t>וְ⁠לֹ֥א יְעַבְּט֖וּ⁠ן אֹרְחוֹתָֽ⁠ם</w:t>
+        <w:t>וְ⁠לֹ֥א יְעַבְּט֖וּ⁠ן אֹרְחוֹתָֽ⁠ם</w:t>
       </w:r>
     </w:p>
     <w:p>
@@ -13995,7 +13995,7 @@
         <w:rPr>
           <w:lang w:val="hi_IN" w:bidi="hi_IN"/>
         </w:rPr>
-        <w:t>וְ⁠לֹ֥א יְעַבְּט֖וּ⁠ן אֹרְחוֹתָֽ⁠ם</w:t>
+        <w:t>וְ⁠לֹ֥א יְעַבְּט֖וּ⁠ן אֹרְחוֹתָֽ⁠ם</w:t>
       </w:r>
     </w:p>
     <w:p>
@@ -14215,7 +14215,7 @@
         <w:rPr>
           <w:lang w:val="hi_IN" w:bidi="hi_IN"/>
         </w:rPr>
-        <w:t>גֶּ֥בֶר בִּ⁠מְסִלָּת֖⁠וֹ יֵֽלֵכ֑וּ⁠ן</w:t>
+        <w:t>גֶּ֥בֶר בִּ⁠מְסִלָּת֖⁠וֹ יֵֽלֵכ֑וּ⁠ן</w:t>
       </w:r>
     </w:p>
     <w:p>
@@ -14338,7 +14338,7 @@
         <w:rPr>
           <w:lang w:val="hi_IN" w:bidi="hi_IN"/>
         </w:rPr>
-        <w:t>וּ⁠בְעַ֥ד הַ⁠שֶּׁ֛לַח יִפֹּ֖לוּ לֹ֥א יִבְצָֽעוּ</w:t>
+        <w:t>וּ⁠בְעַ֥ד הַ⁠שֶּׁ֛לַח יִפֹּ֖לוּ לֹ֥א יִבְצָֽעוּ</w:t>
       </w:r>
     </w:p>
     <w:p>
@@ -14435,7 +14435,7 @@
         <w:rPr>
           <w:lang w:val="hi_IN" w:bidi="hi_IN"/>
         </w:rPr>
-        <w:t>בָּ⁠עִ֣יר יָשֹׁ֗קּוּ בַּֽ⁠חוֹמָה֙ יְרֻצ֔וּ⁠ן בַּ⁠בָּתִּ֖ים יַעֲל֑וּ בְּעַ֧ד הַ⁠חַלּוֹנִ֛ים יָבֹ֖אוּ כַּ⁠גַּנָּֽב</w:t>
+        <w:t>בָּ⁠עִ֣יר יָשֹׁ֗קּוּ בַּֽ⁠חוֹמָה֙ יְרֻצ֔וּ⁠ן בַּ⁠בָּתִּ֖ים יַעֲל֑וּ בְּעַ֧ד הַ⁠חַלּוֹנִ֛ים יָבֹ֖אוּ כַּ⁠גַּנָּֽב</w:t>
       </w:r>
     </w:p>
     <w:p>
@@ -14532,7 +14532,7 @@
         <w:rPr>
           <w:lang w:val="hi_IN" w:bidi="hi_IN"/>
         </w:rPr>
-        <w:t>בְּעַ֧ד הַ⁠חַלּוֹנִ֛ים יָבֹ֖אוּ כַּ⁠גַּנָּֽב</w:t>
+        <w:t>בְּעַ֧ד הַ⁠חַלּוֹנִ֛ים יָבֹ֖אוּ כַּ⁠גַּנָּֽב</w:t>
       </w:r>
     </w:p>
     <w:p>
@@ -14629,7 +14629,7 @@
         <w:rPr>
           <w:lang w:val="hi_IN" w:bidi="hi_IN"/>
         </w:rPr>
-        <w:t>לְ⁠פָנָי⁠ו֙ רָ֣גְזָה אֶ֔רֶץ רָעֲשׁ֖וּ שָׁמָ֑יִם</w:t>
+        <w:t>לְ⁠פָנָי⁠ו֙ רָ֣גְזָה אֶ֔רֶץ רָעֲשׁ֖וּ שָׁמָ֑יִם</w:t>
       </w:r>
     </w:p>
     <w:p>
@@ -14765,7 +14765,7 @@
         <w:rPr>
           <w:lang w:val="hi_IN" w:bidi="hi_IN"/>
         </w:rPr>
-        <w:t>שֶׁ֤מֶשׁ וְ⁠יָרֵ֨חַ֙ קָדָ֔רוּ</w:t>
+        <w:t>שֶׁ֤מֶשׁ וְ⁠יָרֵ֨חַ֙ קָדָ֔רוּ</w:t>
       </w:r>
     </w:p>
     <w:p>
@@ -15328,7 +15328,7 @@
         <w:rPr>
           <w:lang w:val="hi_IN" w:bidi="hi_IN"/>
         </w:rPr>
-        <w:t>כִּֽי־גָד֧וֹל יוֹם־יְהוָ֛ה וְ⁠נוֹרָ֥א מְאֹ֖ד וּ⁠מִ֥י יְכִילֶֽ⁠נּוּ</w:t>
+        <w:t>כִּֽי־גָד֧וֹל יוֹם־יְהוָ֛ה וְ⁠נוֹרָ֥א מְאֹ֖ד וּ⁠מִ֥י יְכִילֶֽ⁠נּוּ</w:t>
       </w:r>
     </w:p>
     <w:p>
@@ -15526,7 +15526,7 @@
         <w:rPr>
           <w:lang w:val="hi_IN" w:bidi="hi_IN"/>
         </w:rPr>
-        <w:t>וְ⁠גַם־עַתָּה֙ נְאֻם־יְהוָ֔ה שֻׁ֥בוּ עָדַ֖⁠י</w:t>
+        <w:t>וְ⁠גַם־עַתָּה֙ נְאֻם־יְהוָ֔ה שֻׁ֥בוּ עָדַ֖⁠י</w:t>
       </w:r>
     </w:p>
     <w:p>
@@ -15636,7 +15636,7 @@
         <w:rPr>
           <w:lang w:val="hi_IN" w:bidi="hi_IN"/>
         </w:rPr>
-        <w:t>שֻׁ֥בוּ</w:t>
+        <w:t>שֻׁ֥בוּ</w:t>
       </w:r>
     </w:p>
     <w:p>
@@ -15746,7 +15746,7 @@
         <w:rPr>
           <w:lang w:val="hi_IN" w:bidi="hi_IN"/>
         </w:rPr>
-        <w:t>שֻׁ֥בוּ עָדַ֖⁠י בְּ⁠כָל־לְבַבְ⁠כֶ֑ם</w:t>
+        <w:t>שֻׁ֥בוּ עָדַ֖⁠י בְּ⁠כָל־לְבַבְ⁠כֶ֑ם</w:t>
       </w:r>
     </w:p>
     <w:p>
@@ -15979,7 +15979,7 @@
         <w:rPr>
           <w:lang w:val="hi_IN" w:bidi="hi_IN"/>
         </w:rPr>
-        <w:t>וְ⁠קִרְע֤וּ לְבַבְ⁠כֶם֙ וְ⁠אַל־בִּגְדֵי⁠כֶ֔ם</w:t>
+        <w:t>וְ⁠קִרְע֤וּ לְבַבְ⁠כֶם֙ וְ⁠אַל־בִּגְדֵי⁠כֶ֔ם</w:t>
       </w:r>
     </w:p>
     <w:p>
@@ -16076,7 +16076,7 @@
         <w:rPr>
           <w:lang w:val="hi_IN" w:bidi="hi_IN"/>
         </w:rPr>
-        <w:t>וְ⁠קִרְע֤וּ לְבַבְ⁠כֶם֙ וְ⁠אַל־בִּגְדֵי⁠כֶ֔ם וְ⁠שׁ֖וּבוּ אֶל־יְהוָ֣ה אֱלֹֽהֵי⁠כֶ֑ם</w:t>
+        <w:t>וְ⁠קִרְע֤וּ לְבַבְ⁠כֶם֙ וְ⁠אַל־בִּגְדֵי⁠כֶ֔ם וְ⁠שׁ֖וּבוּ אֶל־יְהוָ֣ה אֱלֹֽהֵי⁠כֶ֑ם</w:t>
       </w:r>
     </w:p>
     <w:p>
@@ -16173,7 +16173,7 @@
         <w:rPr>
           <w:lang w:val="hi_IN" w:bidi="hi_IN"/>
         </w:rPr>
-        <w:t>אֶ֤רֶךְ אַפַּ֨יִם֙</w:t>
+        <w:t>אֶ֤רֶךְ אַפַּ֨יִם֙</w:t>
       </w:r>
     </w:p>
     <w:p>
@@ -16393,7 +16393,7 @@
         <w:rPr>
           <w:lang w:val="hi_IN" w:bidi="hi_IN"/>
         </w:rPr>
-        <w:t>מִ֥י יוֹדֵ֖עַ יָשׁ֣וּב וְ⁠נִחָ֑ם וְ⁠הִשְׁאִ֤יר אַֽחֲרָי⁠ו֙ בְּרָכָ֔ה</w:t>
+        <w:t>מִ֥י יוֹדֵ֖עַ יָשׁ֣וּב וְ⁠נִחָ֑ם וְ⁠הִשְׁאִ֤יר אַֽחֲרָי⁠ו֙ בְּרָכָ֔ה</w:t>
       </w:r>
     </w:p>
     <w:p>
@@ -16613,7 +16613,7 @@
         <w:rPr>
           <w:lang w:val="hi_IN" w:bidi="hi_IN"/>
         </w:rPr>
-        <w:t>וְ⁠הִשְׁאִ֤יר &amp; בְּרָכָ֔ה</w:t>
+        <w:t>וְ⁠הִשְׁאִ֤יר &amp; בְּרָכָ֔ה</w:t>
       </w:r>
     </w:p>
     <w:p>
@@ -16930,7 +16930,7 @@
         <w:rPr>
           <w:lang w:val="hi_IN" w:bidi="hi_IN"/>
         </w:rPr>
-        <w:t>קַדְּשׁוּ־צ֖וֹם קִרְא֥וּ עֲצָרָֽה</w:t>
+        <w:t>קַדְּשׁוּ־צ֖וֹם קִרְא֥וּ עֲצָרָֽה</w:t>
       </w:r>
     </w:p>
     <w:p>
@@ -17027,7 +17027,7 @@
         <w:rPr>
           <w:lang w:val="hi_IN" w:bidi="hi_IN"/>
         </w:rPr>
-        <w:t>קִבְצ֣וּ זְקֵנִ֔ים אִסְפוּ֙ עֽוֹלָלִ֔ים וְ⁠יֹנְקֵ֖י שָׁדָ֑יִם</w:t>
+        <w:t>קִבְצ֣וּ זְקֵנִ֔ים אִסְפוּ֙ עֽוֹלָלִ֔ים וְ⁠יֹנְקֵ֖י שָׁדָ֑יִם</w:t>
       </w:r>
     </w:p>
     <w:p>
@@ -17124,7 +17124,7 @@
         <w:rPr>
           <w:lang w:val="hi_IN" w:bidi="hi_IN"/>
         </w:rPr>
-        <w:t>יֵצֵ֤א חָתָן֙ מֵֽ⁠חֶדְר֔⁠וֹ וְ⁠כַלָּ֖ה מֵ⁠חֻפָּתָֽ⁠הּ</w:t>
+        <w:t>יֵצֵ֤א חָתָן֙ מֵֽ⁠חֶדְר֔⁠וֹ וְ⁠כַלָּ֖ה מֵ⁠חֻפָּתָֽ⁠הּ</w:t>
       </w:r>
     </w:p>
     <w:p>
@@ -17221,7 +17221,7 @@
         <w:rPr>
           <w:lang w:val="hi_IN" w:bidi="hi_IN"/>
         </w:rPr>
-        <w:t>בֵּ֤ין הָ⁠אוּלָם֙ וְ⁠לַ⁠מִּזְבֵּ֔חַ</w:t>
+        <w:t>בֵּ֤ין הָ⁠אוּלָם֙ וְ⁠לַ⁠מִּזְבֵּ֔חַ</w:t>
       </w:r>
     </w:p>
     <w:p>
@@ -17338,7 +17338,7 @@
         <w:rPr>
           <w:lang w:val="hi_IN" w:bidi="hi_IN"/>
         </w:rPr>
-        <w:t>וְ⁠אַל־תִּתֵּ֨ן נַחֲלָתְ⁠ךָ֤ לְ⁠חֶרְפָּה֙</w:t>
+        <w:t>וְ⁠אַל־תִּתֵּ֨ן נַחֲלָתְ⁠ךָ֤ לְ⁠חֶרְפָּה֙</w:t>
       </w:r>
     </w:p>
     <w:p>
@@ -17545,7 +17545,7 @@
         <w:rPr>
           <w:lang w:val="hi_IN" w:bidi="hi_IN"/>
         </w:rPr>
-        <w:t>לִ⁠מְשָׁל־בָּ֣⁠ם גּוֹיִ֔ם</w:t>
+        <w:t>לִ⁠מְשָׁל־בָּ֣⁠ם גּוֹיִ֔ם</w:t>
       </w:r>
     </w:p>
     <w:p>
@@ -17642,7 +17642,7 @@
         <w:rPr>
           <w:lang w:val="hi_IN" w:bidi="hi_IN"/>
         </w:rPr>
-        <w:t>לָ֚⁠מָּה יֹאמְר֣וּ בָֽ⁠עַמִּ֔ים אַיֵּ֖ה אֱלֹהֵי⁠הֶֽם</w:t>
+        <w:t>לָ֚⁠מָּה יֹאמְר֣וּ בָֽ⁠עַמִּ֔ים אַיֵּ֖ה אֱלֹהֵי⁠הֶֽם</w:t>
       </w:r>
     </w:p>
     <w:p>
@@ -17739,7 +17739,7 @@
         <w:rPr>
           <w:lang w:val="hi_IN" w:bidi="hi_IN"/>
         </w:rPr>
-        <w:t>לָ֚⁠מָּה יֹאמְר֣וּ</w:t>
+        <w:t>לָ֚⁠מָּה יֹאמְר֣וּ</w:t>
       </w:r>
     </w:p>
     <w:p>
@@ -17849,7 +17849,7 @@
         <w:rPr>
           <w:lang w:val="hi_IN" w:bidi="hi_IN"/>
         </w:rPr>
-        <w:t>לָ֚⁠מָּה יֹאמְר֣וּ בָֽ⁠עַמִּ֔ים</w:t>
+        <w:t>לָ֚⁠מָּה יֹאמְר֣וּ בָֽ⁠עַמִּ֔ים</w:t>
       </w:r>
     </w:p>
     <w:p>
@@ -17946,7 +17946,7 @@
         <w:rPr>
           <w:lang w:val="hi_IN" w:bidi="hi_IN"/>
         </w:rPr>
-        <w:t>אַיֵּ֖ה אֱלֹהֵי⁠הֶֽם</w:t>
+        <w:t>אַיֵּ֖ה אֱלֹהֵי⁠הֶֽם</w:t>
       </w:r>
     </w:p>
     <w:p>
@@ -18043,7 +18043,7 @@
         <w:rPr>
           <w:lang w:val="hi_IN" w:bidi="hi_IN"/>
         </w:rPr>
-        <w:t>וַ⁠יְקַנֵּ֥א יְהוָ֖ה לְ⁠אַרְצ֑⁠וֹ וַ⁠יַּחְמֹ֖ל עַל־עַמּֽ⁠וֹ</w:t>
+        <w:t>וַ⁠יְקַנֵּ֥א יְהוָ֖ה לְ⁠אַרְצ֑⁠וֹ וַ⁠יַּחְמֹ֖ל עַל־עַמּֽ⁠וֹ</w:t>
       </w:r>
     </w:p>
     <w:p>
@@ -18250,7 +18250,7 @@
         <w:rPr>
           <w:lang w:val="hi_IN" w:bidi="hi_IN"/>
         </w:rPr>
-        <w:t>וַ⁠יַּ֨עַן יְהוָ֜ה וַ⁠יֹּ֣אמֶר</w:t>
+        <w:t>וַ⁠יַּ֨עַן יְהוָ֜ה וַ⁠יֹּ֣אמֶר</w:t>
       </w:r>
     </w:p>
     <w:p>
@@ -18347,7 +18347,7 @@
         <w:rPr>
           <w:lang w:val="hi_IN" w:bidi="hi_IN"/>
         </w:rPr>
-        <w:t>וַ⁠יַּ֨עַן יְהוָ֜ה וַ⁠יֹּ֣אמֶר</w:t>
+        <w:t>וַ⁠יַּ֨עַן יְהוָ֜ה וַ⁠יֹּ֣אמֶר</w:t>
       </w:r>
     </w:p>
     <w:p>
@@ -18483,7 +18483,7 @@
         <w:rPr>
           <w:lang w:val="hi_IN" w:bidi="hi_IN"/>
         </w:rPr>
-        <w:t>הִנְ⁠נִ֨י שֹׁלֵ֤חַ לָ⁠כֶם֙ אֶת־הַ⁠דָּגָן֙ וְ⁠הַ⁠תִּיר֣וֹשׁ וְ⁠הַ⁠יִּצְהָ֔ר</w:t>
+        <w:t>הִנְ⁠נִ֨י שֹׁלֵ֤חַ לָ⁠כֶם֙ אֶת־הַ⁠דָּגָן֙ וְ⁠הַ⁠תִּיר֣וֹשׁ וְ⁠הַ⁠יִּצְהָ֔ר</w:t>
       </w:r>
     </w:p>
     <w:p>
@@ -18580,7 +18580,7 @@
         <w:rPr>
           <w:lang w:val="hi_IN" w:bidi="hi_IN"/>
         </w:rPr>
-        <w:t>הִנְ⁠נִ֨י שֹׁלֵ֤חַ</w:t>
+        <w:t>הִנְ⁠נִ֨י שֹׁלֵ֤חַ</w:t>
       </w:r>
     </w:p>
     <w:p>
@@ -18852,7 +18852,7 @@
         <w:rPr>
           <w:lang w:val="hi_IN" w:bidi="hi_IN"/>
         </w:rPr>
-        <w:t>וְ⁠לֹא־אֶתֵּ֨ן אֶתְ⁠כֶ֥ם ע֛וֹד חֶרְפָּ֖ה בַּ⁠גּוֹיִֽם</w:t>
+        <w:t>וְ⁠לֹא־אֶתֵּ֨ן אֶתְ⁠כֶ֥ם ע֛וֹד חֶרְפָּ֖ה בַּ⁠גּוֹיִֽם</w:t>
       </w:r>
     </w:p>
     <w:p>
@@ -18962,7 +18962,7 @@
         <w:rPr>
           <w:lang w:val="hi_IN" w:bidi="hi_IN"/>
         </w:rPr>
-        <w:t>וְֽ⁠אֶת־הַ⁠צְּפוֹנִ֞י</w:t>
+        <w:t>וְֽ⁠אֶת־הַ⁠צְּפוֹנִ֞י</w:t>
       </w:r>
     </w:p>
     <w:p>
@@ -19072,7 +19072,7 @@
         <w:rPr>
           <w:lang w:val="hi_IN" w:bidi="hi_IN"/>
         </w:rPr>
-        <w:t>אֶ֣רֶץ צִיָּ֣ה וּ⁠שְׁמָמָה֒</w:t>
+        <w:t>אֶ֣רֶץ צִיָּ֣ה וּ⁠שְׁמָמָה֒</w:t>
       </w:r>
     </w:p>
     <w:p>
@@ -19195,7 +19195,7 @@
         <w:rPr>
           <w:lang w:val="hi_IN" w:bidi="hi_IN"/>
         </w:rPr>
-        <w:t>אֶ֣רֶץ צִיָּ֣ה וּ⁠שְׁמָמָה֒</w:t>
+        <w:t>אֶ֣רֶץ צִיָּ֣ה וּ⁠שְׁמָמָה֒</w:t>
       </w:r>
     </w:p>
     <w:p>
@@ -19318,7 +19318,7 @@
         <w:rPr>
           <w:lang w:val="hi_IN" w:bidi="hi_IN"/>
         </w:rPr>
-        <w:t>אֶל &amp; אֶת־פָּנָ֗י⁠ו אֶל־הַ⁠יָּם֙ הַ⁠קַּדְמֹנִ֔י וְ⁠סֹפ֖⁠וֹ אֶל־הַ⁠יָּ֣ם הָ⁠אַֽחֲר֑וֹן</w:t>
+        <w:t>אֶל &amp; אֶת־פָּנָ֗י⁠ו אֶל־הַ⁠יָּם֙ הַ⁠קַּדְמֹנִ֔י וְ⁠סֹפ֖⁠וֹ אֶל־הַ⁠יָּ֣ם הָ⁠אַֽחֲר֑וֹן</w:t>
       </w:r>
     </w:p>
     <w:p>
@@ -19441,7 +19441,7 @@
         <w:rPr>
           <w:lang w:val="hi_IN" w:bidi="hi_IN"/>
         </w:rPr>
-        <w:t>אֶל &amp; אֶת־פָּנָ֗י⁠ו אֶל־הַ⁠יָּם֙ הַ⁠קַּדְמֹנִ֔י וְ⁠סֹפ֖⁠וֹ אֶל־הַ⁠יָּ֣ם הָ⁠אַֽחֲר֑וֹן</w:t>
+        <w:t>אֶל &amp; אֶת־פָּנָ֗י⁠ו אֶל־הַ⁠יָּם֙ הַ⁠קַּדְמֹנִ֔י וְ⁠סֹפ֖⁠וֹ אֶל־הַ⁠יָּ֣ם הָ⁠אַֽחֲר֑וֹן</w:t>
       </w:r>
     </w:p>
     <w:p>
@@ -19674,7 +19674,7 @@
         <w:rPr>
           <w:lang w:val="hi_IN" w:bidi="hi_IN"/>
         </w:rPr>
-        <w:t>הִגְדִּ֖יל לַ⁠עֲשֽׂוֹת</w:t>
+        <w:t>הִגְדִּ֖יל לַ⁠עֲשֽׂוֹת</w:t>
       </w:r>
     </w:p>
     <w:p>
@@ -19771,7 +19771,7 @@
         <w:rPr>
           <w:lang w:val="hi_IN" w:bidi="hi_IN"/>
         </w:rPr>
-        <w:t>כִּ֥י הִגְדִּ֖יל לַ⁠עֲשֽׂוֹת</w:t>
+        <w:t>כִּ֥י הִגְדִּ֖יל לַ⁠עֲשֽׂוֹת</w:t>
       </w:r>
     </w:p>
     <w:p>
@@ -19868,7 +19868,7 @@
         <w:rPr>
           <w:lang w:val="hi_IN" w:bidi="hi_IN"/>
         </w:rPr>
-        <w:t>אַל־תִּֽירְאִ֖י אֲדָמָ֑ה גִּ֣ילִי וּ⁠שְׂמָ֔חִי</w:t>
+        <w:t>אַל־תִּֽירְאִ֖י אֲדָמָ֑ה גִּ֣ילִי וּ⁠שְׂמָ֔חִי</w:t>
       </w:r>
     </w:p>
     <w:p>
@@ -19978,7 +19978,7 @@
         <w:rPr>
           <w:lang w:val="hi_IN" w:bidi="hi_IN"/>
         </w:rPr>
-        <w:t>גִּ֣ילִי וּ⁠שְׂמָ֔חִי</w:t>
+        <w:t>גִּ֣ילִי וּ⁠שְׂמָ֔חִי</w:t>
       </w:r>
     </w:p>
     <w:p>
@@ -20101,7 +20101,7 @@
         <w:rPr>
           <w:lang w:val="hi_IN" w:bidi="hi_IN"/>
         </w:rPr>
-        <w:t>הִגְדִּ֥יל יְהוָ֖ה לַ⁠עֲשֽׂוֹת</w:t>
+        <w:t>הִגְדִּ֥יל יְהוָ֖ה לַ⁠עֲשֽׂוֹת</w:t>
       </w:r>
     </w:p>
     <w:p>
@@ -20198,7 +20198,7 @@
         <w:rPr>
           <w:lang w:val="hi_IN" w:bidi="hi_IN"/>
         </w:rPr>
-        <w:t>הִגְדִּ֥יל יְהוָ֖ה לַ⁠עֲשֽׂוֹת</w:t>
+        <w:t>הִגְדִּ֥יל יְהוָ֖ה לַ⁠עֲשֽׂוֹת</w:t>
       </w:r>
     </w:p>
     <w:p>
@@ -20295,7 +20295,7 @@
         <w:rPr>
           <w:lang w:val="hi_IN" w:bidi="hi_IN"/>
         </w:rPr>
-        <w:t>אַל־תִּֽירְאוּ֙ בַּהֲמ֣וֹת שָׂדַ֔י</w:t>
+        <w:t>אַל־תִּֽירְאוּ֙ בַּהֲמ֣וֹת שָׂדַ֔י</w:t>
       </w:r>
     </w:p>
     <w:p>
@@ -20405,7 +20405,7 @@
         <w:rPr>
           <w:lang w:val="hi_IN" w:bidi="hi_IN"/>
         </w:rPr>
-        <w:t>דָשְׁא֖וּ נְא֣וֹת מִדְבָּ֑ר כִּֽי־עֵץ֙ נָשָׂ֣א פִרְי֔⁠וֹ תְּאֵנָ֥ה וָ⁠גֶ֖פֶן נָתְנ֥וּ חֵילָֽ⁠ם</w:t>
+        <w:t>דָשְׁא֖וּ נְא֣וֹת מִדְבָּ֑ר כִּֽי־עֵץ֙ נָשָׂ֣א פִרְי֔⁠וֹ תְּאֵנָ֥ה וָ⁠גֶ֖פֶן נָתְנ֥וּ חֵילָֽ⁠ם</w:t>
       </w:r>
     </w:p>
     <w:p>
@@ -20502,7 +20502,7 @@
         <w:rPr>
           <w:lang w:val="hi_IN" w:bidi="hi_IN"/>
         </w:rPr>
-        <w:t>עֵץ֙ נָשָׂ֣א פִרְי֔⁠וֹ תְּאֵנָ֥ה וָ⁠גֶ֖פֶן נָתְנ֥וּ חֵילָֽ⁠ם</w:t>
+        <w:t>עֵץ֙ נָשָׂ֣א פִרְי֔⁠וֹ תְּאֵנָ֥ה וָ⁠גֶ֖פֶן נָתְנ֥וּ חֵילָֽ⁠ם</w:t>
       </w:r>
     </w:p>
     <w:p>
@@ -20968,7 +20968,7 @@
         <w:rPr>
           <w:lang w:val="hi_IN" w:bidi="hi_IN"/>
         </w:rPr>
-        <w:t>נָתַ֥ן לָ⁠כֶ֛ם אֶת־הַ⁠מּוֹרֶ֖ה לִ⁠צְדָקָ֑ה וַ⁠יּ֣וֹרֶד לָ⁠כֶ֗ם גֶּ֛שֶׁם</w:t>
+        <w:t>נָתַ֥ן לָ⁠כֶ֛ם אֶת־הַ⁠מּוֹרֶ֖ה לִ⁠צְדָקָ֑ה וַ⁠יּ֣וֹרֶד לָ⁠כֶ֗ם גֶּ֛שֶׁם</w:t>
       </w:r>
     </w:p>
     <w:p>
@@ -21175,7 +21175,7 @@
         <w:rPr>
           <w:lang w:val="hi_IN" w:bidi="hi_IN"/>
         </w:rPr>
-        <w:t>גֶּ֛שֶׁם</w:t>
+        <w:t>גֶּ֛שֶׁם</w:t>
       </w:r>
     </w:p>
     <w:p>
@@ -21408,7 +21408,7 @@
         <w:rPr>
           <w:lang w:val="hi_IN" w:bidi="hi_IN"/>
         </w:rPr>
-        <w:t>בָּ⁠רִאשֽׁוֹן</w:t>
+        <w:t>בָּ⁠רִאשֽׁוֹן</w:t>
       </w:r>
     </w:p>
     <w:p>
@@ -21518,7 +21518,7 @@
         <w:rPr>
           <w:lang w:val="hi_IN" w:bidi="hi_IN"/>
         </w:rPr>
-        <w:t>וְ⁠הֵשִׁ֥יקוּ הַ⁠יְקָבִ֖ים תִּיר֥וֹשׁ וְ⁠יִצְהָֽר</w:t>
+        <w:t>וְ⁠הֵשִׁ֥יקוּ הַ⁠יְקָבִ֖ים תִּיר֥וֹשׁ וְ⁠יִצְהָֽר</w:t>
       </w:r>
     </w:p>
     <w:p>
@@ -21615,7 +21615,7 @@
         <w:rPr>
           <w:lang w:val="hi_IN" w:bidi="hi_IN"/>
         </w:rPr>
-        <w:t>וְ⁠שִׁלַּמְתִּ֤י לָ⁠כֶם֙ אֶת־הַ⁠שָּׁנִ֔ים</w:t>
+        <w:t>וְ⁠שִׁלַּמְתִּ֤י לָ⁠כֶם֙ אֶת־הַ⁠שָּׁנִ֔ים</w:t>
       </w:r>
     </w:p>
     <w:p>
@@ -21712,7 +21712,7 @@
         <w:rPr>
           <w:lang w:val="hi_IN" w:bidi="hi_IN"/>
         </w:rPr>
-        <w:t>אֶת־הַ⁠שָּׁנִ֔ים</w:t>
+        <w:t>אֶת־הַ⁠שָּׁנִ֔ים</w:t>
       </w:r>
     </w:p>
     <w:p>
@@ -21822,7 +21822,7 @@
         <w:rPr>
           <w:lang w:val="hi_IN" w:bidi="hi_IN"/>
         </w:rPr>
-        <w:t>חֵילִ⁠י֙ הַ⁠גָּד֔וֹל</w:t>
+        <w:t>חֵילִ⁠י֙ הַ⁠גָּד֔וֹל</w:t>
       </w:r>
     </w:p>
     <w:p>
@@ -21919,7 +21919,7 @@
         <w:rPr>
           <w:lang w:val="hi_IN" w:bidi="hi_IN"/>
         </w:rPr>
-        <w:t>וַ⁠אֲכַלְתֶּ֤ם אָכוֹל֙</w:t>
+        <w:t>וַ⁠אֲכַלְתֶּ֤ם אָכוֹל֙</w:t>
       </w:r>
     </w:p>
     <w:p>
@@ -22016,7 +22016,7 @@
         <w:rPr>
           <w:lang w:val="hi_IN" w:bidi="hi_IN"/>
         </w:rPr>
-        <w:t>אֶת־שֵׁ֤ם יְהוָה֙ אֱלֹ֣הֵי⁠כֶ֔ם</w:t>
+        <w:t>אֶת־שֵׁ֤ם יְהוָה֙ אֱלֹ֣הֵי⁠כֶ֔ם</w:t>
       </w:r>
     </w:p>
     <w:p>
@@ -22113,7 +22113,7 @@
         <w:rPr>
           <w:lang w:val="hi_IN" w:bidi="hi_IN"/>
         </w:rPr>
-        <w:t>אֶת־שֵׁ֤ם</w:t>
+        <w:t>אֶת־שֵׁ֤ם</w:t>
       </w:r>
     </w:p>
     <w:p>
@@ -22223,7 +22223,7 @@
         <w:rPr>
           <w:lang w:val="hi_IN" w:bidi="hi_IN"/>
         </w:rPr>
-        <w:t>אֲשֶׁר־עָשָׂ֥ה עִמָּ⁠כֶ֖ם לְ⁠הַפְלִ֑יא</w:t>
+        <w:t>אֲשֶׁר־עָשָׂ֥ה עִמָּ⁠כֶ֖ם לְ⁠הַפְלִ֑יא</w:t>
       </w:r>
     </w:p>
     <w:p>
@@ -22333,7 +22333,7 @@
         <w:rPr>
           <w:lang w:val="hi_IN" w:bidi="hi_IN"/>
         </w:rPr>
-        <w:t>וְ⁠לֹא־יֵבֹ֥שׁוּ עַמִּ֖⁠י לְ⁠עוֹלָֽם</w:t>
+        <w:t>וְ⁠לֹא־יֵבֹ֥שׁוּ עַמִּ֖⁠י לְ⁠עוֹלָֽם</w:t>
       </w:r>
     </w:p>
     <w:p>
@@ -22437,7 +22437,7 @@
         <w:rPr>
           <w:lang w:val="hi_IN" w:bidi="hi_IN"/>
         </w:rPr>
-        <w:t>יִשְׂרָאֵל֙</w:t>
+        <w:t>יִשְׂרָאֵל֙</w:t>
       </w:r>
     </w:p>
     <w:p>
@@ -22547,7 +22547,7 @@
         <w:rPr>
           <w:lang w:val="hi_IN" w:bidi="hi_IN"/>
         </w:rPr>
-        <w:t>וְ⁠לֹא־יֵבֹ֥שׁוּ עַמִּ֖⁠י לְ⁠עוֹלָֽם</w:t>
+        <w:t>וְ⁠לֹא־יֵבֹ֥שׁוּ עַמִּ֖⁠י לְ⁠עוֹלָֽם</w:t>
       </w:r>
     </w:p>
     <w:p>
@@ -22754,7 +22754,7 @@
         <w:rPr>
           <w:lang w:val="hi_IN" w:bidi="hi_IN"/>
         </w:rPr>
-        <w:t>אֶשְׁפּ֤וֹךְ אֶת־רוּחִ⁠י֙ עַל־כָּל־בָּשָׂ֔ר</w:t>
+        <w:t>אֶשְׁפּ֤וֹךְ אֶת־רוּחִ⁠י֙ עַל־כָּל־בָּשָׂ֔ר</w:t>
       </w:r>
     </w:p>
     <w:p>
@@ -22851,7 +22851,7 @@
         <w:rPr>
           <w:lang w:val="hi_IN" w:bidi="hi_IN"/>
         </w:rPr>
-        <w:t>עַל־כָּל־בָּשָׂ֔ר</w:t>
+        <w:t>עַל־כָּל־בָּשָׂ֔ר</w:t>
       </w:r>
     </w:p>
     <w:p>
@@ -22974,7 +22974,7 @@
         <w:rPr>
           <w:lang w:val="hi_IN" w:bidi="hi_IN"/>
         </w:rPr>
-        <w:t>עַל־כָּל־בָּשָׂ֔ר</w:t>
+        <w:t>עַל־כָּל־בָּשָׂ֔ר</w:t>
       </w:r>
     </w:p>
     <w:p>
@@ -23084,7 +23084,7 @@
         <w:rPr>
           <w:lang w:val="hi_IN" w:bidi="hi_IN"/>
         </w:rPr>
-        <w:t>וְ⁠נִבְּא֖וּ בְּנֵי⁠כֶ֣ם וּ⁠בְנֽוֹתֵי⁠כֶ֑ם</w:t>
+        <w:t>וְ⁠נִבְּא֖וּ בְּנֵי⁠כֶ֣ם וּ⁠בְנֽוֹתֵי⁠כֶ֑ם</w:t>
       </w:r>
     </w:p>
     <w:p>
@@ -23181,7 +23181,7 @@
         <w:rPr>
           <w:lang w:val="hi_IN" w:bidi="hi_IN"/>
         </w:rPr>
-        <w:t>זִקְנֵי⁠כֶם֙ חֲלֹמ֣וֹת יַחֲלֹמ֔וּ⁠ן בַּח֣וּרֵי⁠כֶ֔ם חֶזְיֹנ֖וֹת יִרְאֽוּ</w:t>
+        <w:t>זִקְנֵי⁠כֶם֙ חֲלֹמ֣וֹת יַחֲלֹמ֔וּ⁠ן בַּח֣וּרֵי⁠כֶ֔ם חֶזְיֹנ֖וֹת יִרְאֽוּ</w:t>
       </w:r>
     </w:p>
     <w:p>
@@ -23388,7 +23388,7 @@
         <w:rPr>
           <w:lang w:val="hi_IN" w:bidi="hi_IN"/>
         </w:rPr>
-        <w:t>וְ⁠גַ֥ם עַל־הָֽ⁠עֲבָדִ֖ים וְ⁠עַל־הַ⁠שְּׁפָח֑וֹת</w:t>
+        <w:t>וְ⁠גַ֥ם עַל־הָֽ⁠עֲבָדִ֖ים וְ⁠עַל־הַ⁠שְּׁפָח֑וֹת</w:t>
       </w:r>
     </w:p>
     <w:p>
@@ -23485,7 +23485,7 @@
         <w:rPr>
           <w:lang w:val="hi_IN" w:bidi="hi_IN"/>
         </w:rPr>
-        <w:t>בַּ⁠יָּמִ֣ים הָ⁠הֵ֔מָּה</w:t>
+        <w:t>בַּ⁠יָּמִ֣ים הָ⁠הֵ֔מָּה</w:t>
       </w:r>
     </w:p>
     <w:p>
@@ -23792,7 +23792,7 @@
         <w:rPr>
           <w:lang w:val="hi_IN" w:bidi="hi_IN"/>
         </w:rPr>
-        <w:t>הַ⁠שֶּׁ֨מֶשׁ֙ יֵהָפֵ֣ךְ לְ⁠חֹ֔שֶׁךְ וְ⁠הַ⁠יָּרֵ֖חַ לְ⁠דָ֑ם</w:t>
+        <w:t>הַ⁠שֶּׁ֨מֶשׁ֙ יֵהָפֵ֣ךְ לְ⁠חֹ֔שֶׁךְ וְ⁠הַ⁠יָּרֵ֖חַ לְ⁠דָ֑ם</w:t>
       </w:r>
     </w:p>
     <w:p>
@@ -23889,7 +23889,7 @@
         <w:rPr>
           <w:lang w:val="hi_IN" w:bidi="hi_IN"/>
         </w:rPr>
-        <w:t>הַ⁠שֶּׁ֨מֶשׁ֙ יֵהָפֵ֣ךְ לְ⁠חֹ֔שֶׁךְ וְ⁠הַ⁠יָּרֵ֖חַ לְ⁠דָ֑ם</w:t>
+        <w:t>הַ⁠שֶּׁ֨מֶשׁ֙ יֵהָפֵ֣ךְ לְ⁠חֹ֔שֶׁךְ וְ⁠הַ⁠יָּרֵ֖חַ לְ⁠דָ֑ם</w:t>
       </w:r>
     </w:p>
     <w:p>
@@ -23986,7 +23986,7 @@
         <w:rPr>
           <w:lang w:val="hi_IN" w:bidi="hi_IN"/>
         </w:rPr>
-        <w:t>וְ⁠הַ⁠יָּרֵ֖חַ לְ⁠דָ֑ם</w:t>
+        <w:t>וְ⁠הַ⁠יָּרֵ֖חַ לְ⁠דָ֑ם</w:t>
       </w:r>
     </w:p>
     <w:p>
@@ -24083,7 +24083,7 @@
         <w:rPr>
           <w:lang w:val="hi_IN" w:bidi="hi_IN"/>
         </w:rPr>
-        <w:t>לִ⁠פְנֵ֗י בּ֚וֹא י֣וֹם יְהוָ֔ה הַ⁠גָּד֖וֹל וְ⁠הַ⁠נּוֹרָֽא</w:t>
+        <w:t>לִ⁠פְנֵ֗י בּ֚וֹא י֣וֹם יְהוָ֔ה הַ⁠גָּד֖וֹל וְ⁠הַ⁠נּוֹרָֽא</w:t>
       </w:r>
     </w:p>
     <w:p>
@@ -24193,7 +24193,7 @@
         <w:rPr>
           <w:lang w:val="hi_IN" w:bidi="hi_IN"/>
         </w:rPr>
-        <w:t>י֣וֹם יְהוָ֔ה הַ⁠גָּד֖וֹל וְ⁠הַ⁠נּוֹרָֽא</w:t>
+        <w:t>י֣וֹם יְהוָ֔ה הַ⁠גָּד֖וֹל וְ⁠הַ⁠נּוֹרָֽא</w:t>
       </w:r>
     </w:p>
     <w:p>
@@ -24509,7 +24509,7 @@
         <w:rPr>
           <w:lang w:val="hi_IN" w:bidi="hi_IN"/>
         </w:rPr>
-        <w:t>כֹּ֧ל אֲשֶׁר־יִקְרָ֛א בְּ⁠שֵׁ֥ם יְהוָ֖ה יִמָּלֵ֑ט &amp; יְהוָ֔ה</w:t>
+        <w:t>כֹּ֧ל אֲשֶׁר־יִקְרָ֛א בְּ⁠שֵׁ֥ם יְהוָ֖ה יִמָּלֵ֑ט &amp; יְהוָ֔ה</w:t>
       </w:r>
     </w:p>
     <w:p>
@@ -24606,7 +24606,7 @@
         <w:rPr>
           <w:lang w:val="hi_IN" w:bidi="hi_IN"/>
         </w:rPr>
-        <w:t>בְּ⁠שֵׁ֥ם יְהוָ֖ה &amp; יְהוָ֔ה</w:t>
+        <w:t>בְּ⁠שֵׁ֥ם יְהוָ֖ה &amp; יְהוָ֔ה</w:t>
       </w:r>
     </w:p>
     <w:p>
@@ -24729,7 +24729,7 @@
         <w:rPr>
           <w:lang w:val="hi_IN" w:bidi="hi_IN"/>
         </w:rPr>
-        <w:t>בְּ⁠שֵׁ֥ם יְהוָ֖ה &amp; יְהוָ֔ה</w:t>
+        <w:t>בְּ⁠שֵׁ֥ם יְהוָ֖ה &amp; יְהוָ֔ה</w:t>
       </w:r>
     </w:p>
     <w:p>
@@ -24826,7 +24826,7 @@
         <w:rPr>
           <w:lang w:val="hi_IN" w:bidi="hi_IN"/>
         </w:rPr>
-        <w:t>כִּ֠י בְּ⁠הַר־צִיּ֨וֹן וּ⁠בִ⁠ירוּשָׁלִַ֜ם תִּֽהְיֶ֣ה פְלֵיטָ֗ה</w:t>
+        <w:t>כִּ֠י בְּ⁠הַר־צִיּ֨וֹן וּ⁠בִ⁠ירוּשָׁלִַ֜ם תִּֽהְיֶ֣ה פְלֵיטָ֗ה</w:t>
       </w:r>
     </w:p>
     <w:p>
@@ -24936,7 +24936,7 @@
         <w:rPr>
           <w:lang w:val="hi_IN" w:bidi="hi_IN"/>
         </w:rPr>
-        <w:t>בְּ⁠הַר־צִיּ֨וֹן וּ⁠בִ⁠ירוּשָׁלִַ֜ם</w:t>
+        <w:t>בְּ⁠הַר־צִיּ֨וֹן וּ⁠בִ⁠ירוּשָׁלִַ֜ם</w:t>
       </w:r>
     </w:p>
     <w:p>
@@ -25059,7 +25059,7 @@
         <w:rPr>
           <w:lang w:val="hi_IN" w:bidi="hi_IN"/>
         </w:rPr>
-        <w:t>כַּֽ⁠אֲשֶׁר֙ אָמַ֣ר יְהוָ֔ה</w:t>
+        <w:t>כַּֽ⁠אֲשֶׁר֙ אָמַ֣ר יְהוָ֔ה</w:t>
       </w:r>
     </w:p>
     <w:p>
@@ -25156,7 +25156,7 @@
         <w:rPr>
           <w:lang w:val="hi_IN" w:bidi="hi_IN"/>
         </w:rPr>
-        <w:t>יְהוָ֖ה &amp; וּ⁠בַ֨⁠שְּׂרִידִ֔ים אֲשֶׁ֥ר יְהוָ֖ה קֹרֵֽא</w:t>
+        <w:t>יְהוָ֖ה &amp; וּ⁠בַ֨⁠שְּׂרִידִ֔ים אֲשֶׁ֥ר יְהוָ֖ה קֹרֵֽא</w:t>
       </w:r>
     </w:p>
     <w:p>
@@ -25253,7 +25253,7 @@
         <w:rPr>
           <w:lang w:val="hi_IN" w:bidi="hi_IN"/>
         </w:rPr>
-        <w:t>יְהוָ֖ה &amp; אֲשֶׁ֥ר יְהוָ֖ה קֹרֵֽא</w:t>
+        <w:t>יְהוָ֖ה &amp; אֲשֶׁ֥ר יְהוָ֖ה קֹרֵֽא</w:t>
       </w:r>
     </w:p>
     <w:p>
@@ -25350,7 +25350,7 @@
         <w:rPr>
           <w:lang w:val="hi_IN" w:bidi="hi_IN"/>
         </w:rPr>
-        <w:t>כִּ֗י הִנֵּ֛ה בַּ⁠יָּמִ֥ים הָ⁠הֵ֖מָּה וּ⁠בָ⁠עֵ֣ת הַ⁠הִ֑יא</w:t>
+        <w:t>כִּ֗י הִנֵּ֛ה בַּ⁠יָּמִ֥ים הָ⁠הֵ֖מָּה וּ⁠בָ⁠עֵ֣ת הַ⁠הִ֑יא</w:t>
       </w:r>
     </w:p>
     <w:p>
@@ -25447,7 +25447,7 @@
         <w:rPr>
           <w:lang w:val="hi_IN" w:bidi="hi_IN"/>
         </w:rPr>
-        <w:t>כִּ֗י הִנֵּ֛ה</w:t>
+        <w:t>כִּ֗י הִנֵּ֛ה</w:t>
       </w:r>
     </w:p>
     <w:p>
@@ -25557,7 +25557,7 @@
         <w:rPr>
           <w:lang w:val="hi_IN" w:bidi="hi_IN"/>
         </w:rPr>
-        <w:t>בַּ⁠יָּמִ֥ים הָ⁠הֵ֖מָּה וּ⁠בָ⁠עֵ֣ת הַ⁠הִ֑יא</w:t>
+        <w:t>בַּ⁠יָּמִ֥ים הָ⁠הֵ֖מָּה וּ⁠בָ⁠עֵ֣ת הַ⁠הִ֑יא</w:t>
       </w:r>
     </w:p>
     <w:p>
@@ -25680,7 +25680,7 @@
         <w:rPr>
           <w:lang w:val="hi_IN" w:bidi="hi_IN"/>
         </w:rPr>
-        <w:t>אֲשֶׁ֥ר אָשִׁ֛יב אֶת־שְׁב֥וּת יְהוּדָ֖ה וִ⁠ירוּשָׁלִָֽם</w:t>
+        <w:t>אֲשֶׁ֥ר אָשִׁ֛יב אֶת־שְׁב֥וּת יְהוּדָ֖ה וִ⁠ירוּשָׁלִָֽם</w:t>
       </w:r>
     </w:p>
     <w:p>
@@ -25790,7 +25790,7 @@
         <w:rPr>
           <w:lang w:val="hi_IN" w:bidi="hi_IN"/>
         </w:rPr>
-        <w:t>אֲשֶׁ֥ר אָשִׁ֛יב אֶת־שְׁב֥וּת יְהוּדָ֖ה וִ⁠ירוּשָׁלִָֽם</w:t>
+        <w:t>אֲשֶׁ֥ר אָשִׁ֛יב אֶת־שְׁב֥וּת יְהוּדָ֖ה וִ⁠ירוּשָׁלִָֽם</w:t>
       </w:r>
     </w:p>
     <w:p>
@@ -25887,7 +25887,7 @@
         <w:rPr>
           <w:lang w:val="hi_IN" w:bidi="hi_IN"/>
         </w:rPr>
-        <w:t>עֵ֖מֶק יְהֽוֹשָׁפָ֑ט</w:t>
+        <w:t>עֵ֖מֶק יְהֽוֹשָׁפָ֑ט</w:t>
       </w:r>
     </w:p>
     <w:p>
@@ -25997,7 +25997,7 @@
         <w:rPr>
           <w:lang w:val="hi_IN" w:bidi="hi_IN"/>
         </w:rPr>
-        <w:t>עַמִּ֨⁠י וְ⁠נַחֲלָתִ֤⁠י יִשְׂרָאֵל֙</w:t>
+        <w:t>עַמִּ֨⁠י וְ⁠נַחֲלָתִ֤⁠י יִשְׂרָאֵל֙</w:t>
       </w:r>
     </w:p>
     <w:p>
@@ -26159,7 +26159,7 @@
         <w:rPr>
           <w:lang w:val="hi_IN" w:bidi="hi_IN"/>
         </w:rPr>
-        <w:t>וְ⁠אֶת־אַרְצִ֖⁠י חִלֵּֽקוּ</w:t>
+        <w:t>וְ⁠אֶת־אַרְצִ֖⁠י חִלֵּֽקוּ</w:t>
       </w:r>
     </w:p>
     <w:p>
@@ -26366,7 +26366,7 @@
         <w:rPr>
           <w:lang w:val="hi_IN" w:bidi="hi_IN"/>
         </w:rPr>
-        <w:t>וַ⁠יִּתְּנ֤וּ הַ⁠יֶּ֨לֶד֙ בַּ⁠זּוֹנָ֔ה וְ⁠הַ⁠יַּלְדָּ֛ה מָכְר֥וּ</w:t>
+        <w:t>וַ⁠יִּתְּנ֤וּ הַ⁠יֶּ֨לֶד֙ בַּ⁠זּוֹנָ֔ה וְ⁠הַ⁠יַּלְדָּ֛ה מָכְר֥וּ</w:t>
       </w:r>
     </w:p>
     <w:p>
@@ -26502,7 +26502,7 @@
         <w:rPr>
           <w:lang w:val="hi_IN" w:bidi="hi_IN"/>
         </w:rPr>
-        <w:t>וְ֠⁠גַם מָה־אַתֶּ֥ם לִ⁠י֙ צֹ֣ר וְ⁠צִיד֔וֹן וְ⁠כֹ֖ל גְּלִיל֣וֹת פְּלָ֑שֶׁת הַ⁠גְּמ֗וּל אַתֶּם֙ מְשַׁלְּמִ֣ים עָלָ֔⁠י &amp; אַתֶּם֙</w:t>
+        <w:t>וְ֠⁠גַם מָה־אַתֶּ֥ם לִ⁠י֙ צֹ֣ר וְ⁠צִיד֔וֹן וְ⁠כֹ֖ל גְּלִיל֣וֹת פְּלָ֑שֶׁת הַ⁠גְּמ֗וּל אַתֶּם֙ מְשַׁלְּמִ֣ים עָלָ֔⁠י &amp; אַתֶּם֙</w:t>
       </w:r>
     </w:p>
     <w:p>
@@ -26599,7 +26599,7 @@
         <w:rPr>
           <w:lang w:val="hi_IN" w:bidi="hi_IN"/>
         </w:rPr>
-        <w:t>מָה־אַתֶּ֥ם לִ⁠י֙</w:t>
+        <w:t>מָה־אַתֶּ֥ם לִ⁠י֙</w:t>
       </w:r>
     </w:p>
     <w:p>
@@ -26696,7 +26696,7 @@
         <w:rPr>
           <w:lang w:val="hi_IN" w:bidi="hi_IN"/>
         </w:rPr>
-        <w:t>הַ⁠גְּמ֗וּל אַתֶּם֙ מְשַׁלְּמִ֣ים עָלָ֔⁠י וְ⁠אִם־גֹּמְלִ֤ים אַתֶּם֙ עָלַ֔⁠י</w:t>
+        <w:t>הַ⁠גְּמ֗וּל אַתֶּם֙ מְשַׁלְּמִ֣ים עָלָ֔⁠י וְ⁠אִם־גֹּמְלִ֤ים אַתֶּם֙ עָלַ֔⁠י</w:t>
       </w:r>
     </w:p>
     <w:p>
@@ -26955,7 +26955,7 @@
         <w:rPr>
           <w:lang w:val="hi_IN" w:bidi="hi_IN"/>
         </w:rPr>
-        <w:t>אָשִׁ֥יב גְּמֻלְ⁠כֶ֖ם בְּ⁠רֹאשְׁ⁠כֶֽם</w:t>
+        <w:t>אָשִׁ֥יב גְּמֻלְ⁠כֶ֖ם בְּ⁠רֹאשְׁ⁠כֶֽם</w:t>
       </w:r>
     </w:p>
     <w:p>
@@ -27065,7 +27065,7 @@
         <w:rPr>
           <w:lang w:val="hi_IN" w:bidi="hi_IN"/>
         </w:rPr>
-        <w:t>בְּ⁠רֹאשְׁ⁠כֶֽם</w:t>
+        <w:t>בְּ⁠רֹאשְׁ⁠כֶֽם</w:t>
       </w:r>
     </w:p>
     <w:p>
@@ -27175,7 +27175,7 @@
         <w:rPr>
           <w:lang w:val="hi_IN" w:bidi="hi_IN"/>
         </w:rPr>
-        <w:t>וּ⁠בְנֵ֤י יְהוּדָה֙ וּ⁠בְנֵ֣י יְרוּשָׁלִַ֔ם</w:t>
+        <w:t>וּ⁠בְנֵ֤י יְהוּדָה֙ וּ⁠בְנֵ֣י יְרוּשָׁלִַ֔ם</w:t>
       </w:r>
     </w:p>
     <w:p>
@@ -27329,7 +27329,7 @@
         <w:rPr>
           <w:lang w:val="hi_IN" w:bidi="hi_IN"/>
         </w:rPr>
-        <w:t>לִ⁠בְנֵ֣י הַ⁠יְּוָנִ֑ים</w:t>
+        <w:t>לִ⁠בְנֵ֣י הַ⁠יְּוָנִ֑ים</w:t>
       </w:r>
     </w:p>
     <w:p>
@@ -27491,7 +27491,7 @@
         <w:rPr>
           <w:lang w:val="hi_IN" w:bidi="hi_IN"/>
         </w:rPr>
-        <w:t>הַ⁠יְּוָנִ֑ים</w:t>
+        <w:t>הַ⁠יְּוָנִ֑ים</w:t>
       </w:r>
     </w:p>
     <w:p>
@@ -27601,7 +27601,7 @@
         <w:rPr>
           <w:lang w:val="hi_IN" w:bidi="hi_IN"/>
         </w:rPr>
-        <w:t>לְמַ֥עַן הַרְחִיקָ֖⁠ם מֵ⁠עַ֥ל גְּבוּלָֽ⁠ם</w:t>
+        <w:t>לְמַ֥עַן הַרְחִיקָ֖⁠ם מֵ⁠עַ֥ל גְּבוּלָֽ⁠ם</w:t>
       </w:r>
     </w:p>
     <w:p>
@@ -27813,7 +27813,7 @@
         <w:rPr>
           <w:lang w:val="hi_IN" w:bidi="hi_IN"/>
         </w:rPr>
-        <w:t>אֲשֶׁר־מְכַרְתֶּ֥ם אֹתָ֖⁠ם שָׁ֑מָּ⁠ה</w:t>
+        <w:t>אֲשֶׁר־מְכַרְתֶּ֥ם אֹתָ֖⁠ם שָׁ֑מָּ⁠ה</w:t>
       </w:r>
     </w:p>
     <w:p>
@@ -28011,7 +28011,7 @@
         <w:rPr>
           <w:lang w:val="hi_IN" w:bidi="hi_IN"/>
         </w:rPr>
-        <w:t>בְּ⁠רֹאשְׁ⁠כֶֽם</w:t>
+        <w:t>בְּ⁠רֹאשְׁ⁠כֶֽם</w:t>
       </w:r>
     </w:p>
     <w:p>
@@ -28108,7 +28108,7 @@
         <w:rPr>
           <w:lang w:val="hi_IN" w:bidi="hi_IN"/>
         </w:rPr>
-        <w:t>וּ⁠מָכַרְתִּ֞י</w:t>
+        <w:t>וּ⁠מָכַרְתִּ֞י</w:t>
       </w:r>
     </w:p>
     <w:p>
@@ -28231,7 +28231,7 @@
         <w:rPr>
           <w:lang w:val="hi_IN" w:bidi="hi_IN"/>
         </w:rPr>
-        <w:t>בְּ⁠יַד֙ בְּנֵ֣י יְהוּדָ֔ה</w:t>
+        <w:t>בְּ⁠יַד֙ בְּנֵ֣י יְהוּדָ֔ה</w:t>
       </w:r>
     </w:p>
     <w:p>
@@ -28341,7 +28341,7 @@
         <w:rPr>
           <w:lang w:val="hi_IN" w:bidi="hi_IN"/>
         </w:rPr>
-        <w:t>וּ⁠מָכַרְתִּ֞י אֶת־בְּנֵי⁠כֶ֣ם וְ⁠אֶת־בְּנֽוֹתֵי⁠כֶ֗ם בְּ⁠יַד֙ בְּנֵ֣י יְהוּדָ֔ה</w:t>
+        <w:t>וּ⁠מָכַרְתִּ֞י אֶת־בְּנֵי⁠כֶ֣ם וְ⁠אֶת־בְּנֽוֹתֵי⁠כֶ֗ם בְּ⁠יַד֙ בְּנֵ֣י יְהוּדָ֔ה</w:t>
       </w:r>
     </w:p>
     <w:p>
@@ -28451,7 +28451,7 @@
         <w:rPr>
           <w:lang w:val="hi_IN" w:bidi="hi_IN"/>
         </w:rPr>
-        <w:t>בְּנֵ֣י יְהוּדָ֔ה</w:t>
+        <w:t>בְּנֵ֣י יְהוּדָ֔ה</w:t>
       </w:r>
     </w:p>
     <w:p>
@@ -28600,7 +28600,7 @@
         <w:rPr>
           <w:lang w:val="hi_IN" w:bidi="hi_IN"/>
         </w:rPr>
-        <w:t>לִ⁠שְׁבָאיִ֖ם</w:t>
+        <w:t>לִ⁠שְׁבָאיִ֖ם</w:t>
       </w:r>
     </w:p>
     <w:p>
@@ -28710,7 +28710,7 @@
         <w:rPr>
           <w:lang w:val="hi_IN" w:bidi="hi_IN"/>
         </w:rPr>
-        <w:t>אֶל־גּ֣וֹי רָח֑וֹק כִּ֥י יְהוָ֖ה דִּבֵּֽר</w:t>
+        <w:t>אֶל־גּ֣וֹי רָח֑וֹק כִּ֥י יְהוָ֖ה דִּבֵּֽר</w:t>
       </w:r>
     </w:p>
     <w:p>
@@ -28930,7 +28930,7 @@
         <w:rPr>
           <w:lang w:val="hi_IN" w:bidi="hi_IN"/>
         </w:rPr>
-        <w:t>קַדְּשׁ֖וּ מִלְחָמָ֑ה</w:t>
+        <w:t>קַדְּשׁ֖וּ מִלְחָמָ֑ה</w:t>
       </w:r>
     </w:p>
     <w:p>
@@ -29040,7 +29040,7 @@
         <w:rPr>
           <w:lang w:val="hi_IN" w:bidi="hi_IN"/>
         </w:rPr>
-        <w:t>אִתֵּי⁠כֶם֙</w:t>
+        <w:t>אִתֵּי⁠כֶם֙</w:t>
       </w:r>
     </w:p>
     <w:p>
@@ -29260,7 +29260,7 @@
         <w:rPr>
           <w:lang w:val="hi_IN" w:bidi="hi_IN"/>
         </w:rPr>
-        <w:t>הַֽ⁠חַלָּ֔שׁ יֹאמַ֖ר גִּבּ֥וֹר אָֽנִי</w:t>
+        <w:t>הַֽ⁠חַלָּ֔שׁ יֹאמַ֖ר גִּבּ֥וֹר אָֽנִי</w:t>
       </w:r>
     </w:p>
     <w:p>
@@ -29357,7 +29357,7 @@
         <w:rPr>
           <w:lang w:val="hi_IN" w:bidi="hi_IN"/>
         </w:rPr>
-        <w:t>הַֽ⁠חַלָּ֔שׁ</w:t>
+        <w:t>הַֽ⁠חַלָּ֔שׁ</w:t>
       </w:r>
     </w:p>
     <w:p>
@@ -29814,7 +29814,7 @@
         <w:rPr>
           <w:lang w:val="hi_IN" w:bidi="hi_IN"/>
         </w:rPr>
-        <w:t>אֵשֵׁ֛ב לִ⁠שְׁפֹּ֥ט</w:t>
+        <w:t>אֵשֵׁ֛ב לִ⁠שְׁפֹּ֥ט</w:t>
       </w:r>
     </w:p>
     <w:p>
@@ -29918,7 +29918,7 @@
         <w:rPr>
           <w:lang w:val="hi_IN" w:bidi="hi_IN"/>
         </w:rPr>
-        <w:t>שִׁלְח֣וּ מַגָּ֔ל כִּ֥י בָשַׁ֖ל קָצִ֑יר &amp; כִּֽי</w:t>
+        <w:t>שִׁלְח֣וּ מַגָּ֔ל כִּ֥י בָשַׁ֖ל קָצִ֑יר &amp; כִּֽי</w:t>
       </w:r>
     </w:p>
     <w:p>
@@ -30015,7 +30015,7 @@
         <w:rPr>
           <w:lang w:val="hi_IN" w:bidi="hi_IN"/>
         </w:rPr>
-        <w:t>שִׁלְח֣וּ מַגָּ֔ל</w:t>
+        <w:t>שִׁלְח֣וּ מַגָּ֔ל</w:t>
       </w:r>
     </w:p>
     <w:p>
@@ -30125,7 +30125,7 @@
         <w:rPr>
           <w:lang w:val="hi_IN" w:bidi="hi_IN"/>
         </w:rPr>
-        <w:t>שִׁלְח֣וּ מַגָּ֔ל</w:t>
+        <w:t>שִׁלְח֣וּ מַגָּ֔ל</w:t>
       </w:r>
     </w:p>
     <w:p>
@@ -30235,7 +30235,7 @@
         <w:rPr>
           <w:lang w:val="hi_IN" w:bidi="hi_IN"/>
         </w:rPr>
-        <w:t>שִׁלְח֣וּ</w:t>
+        <w:t>שִׁלְח֣וּ</w:t>
       </w:r>
     </w:p>
     <w:p>
@@ -30389,7 +30389,7 @@
         <w:rPr>
           <w:lang w:val="hi_IN" w:bidi="hi_IN"/>
         </w:rPr>
-        <w:t>בֹּ֤אֽוּ רְדוּ֙ כִּֽי־מָ֣לְאָה גַּ֔ת</w:t>
+        <w:t>בֹּ֤אֽוּ רְדוּ֙ כִּֽי־מָ֣לְאָה גַּ֔ת</w:t>
       </w:r>
     </w:p>
     <w:p>
@@ -30486,7 +30486,7 @@
         <w:rPr>
           <w:lang w:val="hi_IN" w:bidi="hi_IN"/>
         </w:rPr>
-        <w:t>כִּ֥י &amp; כִּ֥י רַבָּ֖ה רָעָתָֽ⁠ם</w:t>
+        <w:t>כִּ֥י &amp; כִּ֥י רַבָּ֖ה רָעָתָֽ⁠ם</w:t>
       </w:r>
     </w:p>
     <w:p>
@@ -30596,7 +30596,7 @@
         <w:rPr>
           <w:lang w:val="hi_IN" w:bidi="hi_IN"/>
         </w:rPr>
-        <w:t>הֲמוֹנִ֣ים הֲמוֹנִ֔ים בְּ⁠עֵ֖מֶק הֶֽ⁠חָר֑וּץ &amp; בְּ⁠עֵ֖מֶק</w:t>
+        <w:t>הֲמוֹנִ֣ים הֲמוֹנִ֔ים בְּ⁠עֵ֖מֶק הֶֽ⁠חָר֑וּץ &amp; בְּ⁠עֵ֖מֶק</w:t>
       </w:r>
     </w:p>
     <w:p>
@@ -30706,7 +30706,7 @@
         <w:rPr>
           <w:lang w:val="hi_IN" w:bidi="hi_IN"/>
         </w:rPr>
-        <w:t>הֲמוֹנִ֣ים הֲמוֹנִ֔ים בְּ⁠עֵ֖מֶק הֶֽ⁠חָר֑וּץ &amp; בְּ⁠עֵ֖מֶק</w:t>
+        <w:t>הֲמוֹנִ֣ים הֲמוֹנִ֔ים בְּ⁠עֵ֖מֶק הֶֽ⁠חָר֑וּץ &amp; בְּ⁠עֵ֖מֶק</w:t>
       </w:r>
     </w:p>
     <w:p>
@@ -30803,7 +30803,7 @@
         <w:rPr>
           <w:lang w:val="hi_IN" w:bidi="hi_IN"/>
         </w:rPr>
-        <w:t>בְּ⁠עֵ֖מֶק הֶֽ⁠חָר֑וּץ &amp; בְּ⁠עֵ֖מֶק</w:t>
+        <w:t>בְּ⁠עֵ֖מֶק הֶֽ⁠חָר֑וּץ &amp; בְּ⁠עֵ֖מֶק</w:t>
       </w:r>
     </w:p>
     <w:p>
@@ -30913,7 +30913,7 @@
         <w:rPr>
           <w:lang w:val="hi_IN" w:bidi="hi_IN"/>
         </w:rPr>
-        <w:t>שֶׁ֥מֶשׁ וְ⁠יָרֵ֖חַ קָדָ֑רוּ וְ⁠כוֹכָבִ֖ים אָסְפ֥וּ נָגְהָֽ⁠ם</w:t>
+        <w:t>שֶׁ֥מֶשׁ וְ⁠יָרֵ֖חַ קָדָ֑רוּ וְ⁠כוֹכָבִ֖ים אָסְפ֥וּ נָגְהָֽ⁠ם</w:t>
       </w:r>
     </w:p>
     <w:p>
@@ -31129,7 +31129,7 @@
         <w:rPr>
           <w:lang w:val="hi_IN" w:bidi="hi_IN"/>
         </w:rPr>
-        <w:t>וַ⁠יהוָ֞ה מִ⁠צִּיּ֣וֹן יִשְׁאָ֗ג</w:t>
+        <w:t>וַ⁠יהוָ֞ה מִ⁠צִּיּ֣וֹן יִשְׁאָ֗ג</w:t>
       </w:r>
     </w:p>
     <w:p>
@@ -31239,7 +31239,7 @@
         <w:rPr>
           <w:lang w:val="hi_IN" w:bidi="hi_IN"/>
         </w:rPr>
-        <w:t>וְ⁠רָעֲשׁ֖וּ שָׁמַ֣יִם וָ⁠אָ֑רֶץ</w:t>
+        <w:t>וְ⁠רָעֲשׁ֖וּ שָׁמַ֣יִם וָ⁠אָ֑רֶץ</w:t>
       </w:r>
     </w:p>
     <w:p>
@@ -31362,7 +31362,7 @@
         <w:rPr>
           <w:lang w:val="hi_IN" w:bidi="hi_IN"/>
         </w:rPr>
-        <w:t>וַֽ⁠יהוָה֙ מַֽחֲסֶ֣ה לְ⁠עַמּ֔⁠וֹ וּ⁠מָע֖וֹז לִ⁠בְנֵ֥י יִשְׂרָאֵֽל</w:t>
+        <w:t>וַֽ⁠יהוָה֙ מַֽחֲסֶ֣ה לְ⁠עַמּ֔⁠וֹ וּ⁠מָע֖וֹז לִ⁠בְנֵ֥י יִשְׂרָאֵֽל</w:t>
       </w:r>
     </w:p>
     <w:p>
@@ -31485,7 +31485,7 @@
         <w:rPr>
           <w:lang w:val="hi_IN" w:bidi="hi_IN"/>
         </w:rPr>
-        <w:t>לִ⁠בְנֵ֥י יִשְׂרָאֵֽל</w:t>
+        <w:t>לִ⁠בְנֵ֥י יִשְׂרָאֵֽל</w:t>
       </w:r>
     </w:p>
     <w:p>
@@ -31639,7 +31639,7 @@
         <w:rPr>
           <w:lang w:val="hi_IN" w:bidi="hi_IN"/>
         </w:rPr>
-        <w:t>וִֽ⁠ידַעְתֶּ֗ם</w:t>
+        <w:t>וִֽ⁠ידַעְתֶּ֗ם</w:t>
       </w:r>
     </w:p>
     <w:p>
@@ -31736,7 +31736,7 @@
         <w:rPr>
           <w:lang w:val="hi_IN" w:bidi="hi_IN"/>
         </w:rPr>
-        <w:t>הַר־קָדְשִׁ֑⁠י</w:t>
+        <w:t>הַר־קָדְשִׁ֑⁠י</w:t>
       </w:r>
     </w:p>
     <w:p>
@@ -32079,7 +32079,7 @@
         <w:rPr>
           <w:lang w:val="hi_IN" w:bidi="hi_IN"/>
         </w:rPr>
-        <w:t>יִטְּפ֧וּ הֶ⁠הָרִ֣ים עָסִ֗יס וְ⁠הַ⁠גְּבָעוֹת֙ תֵּלַ֣כְנָה חָלָ֔ב</w:t>
+        <w:t>יִטְּפ֧וּ הֶ⁠הָרִ֣ים עָסִ֗יס וְ⁠הַ⁠גְּבָעוֹת֙ תֵּלַ֣כְנָה חָלָ֔ב</w:t>
       </w:r>
     </w:p>
     <w:p>
@@ -32474,7 +32474,7 @@
         <w:rPr>
           <w:lang w:val="hi_IN" w:bidi="hi_IN"/>
         </w:rPr>
-        <w:t>מִ⁠בֵּ֤ית יְהוָה֙</w:t>
+        <w:t>מִ⁠בֵּ֤ית יְהוָה֙</w:t>
       </w:r>
     </w:p>
     <w:p>
@@ -32589,7 +32589,7 @@
         <w:rPr>
           <w:lang w:val="hi_IN" w:bidi="hi_IN"/>
         </w:rPr>
-        <w:t>אֶת־נַ֥חַל הַ⁠שִּׁטִּֽים</w:t>
+        <w:t>אֶת־נַ֥חַל הַ⁠שִּׁטִּֽים</w:t>
       </w:r>
     </w:p>
     <w:p>
@@ -32699,7 +32699,7 @@
         <w:rPr>
           <w:lang w:val="hi_IN" w:bidi="hi_IN"/>
         </w:rPr>
-        <w:t>מִצְרַ֨יִם֙ לִ⁠שְׁמָמָ֣ה תִֽהְיֶ֔ה</w:t>
+        <w:t>מִצְרַ֨יִם֙ לִ⁠שְׁמָמָ֣ה תִֽהְיֶ֔ה</w:t>
       </w:r>
     </w:p>
     <w:p>
@@ -32809,7 +32809,7 @@
         <w:rPr>
           <w:lang w:val="hi_IN" w:bidi="hi_IN"/>
         </w:rPr>
-        <w:t>מֵֽ⁠חֲמַס֙ בְּנֵ֣י יְהוּדָ֔ה</w:t>
+        <w:t>מֵֽ⁠חֲמַס֙ בְּנֵ֣י יְהוּדָ֔ה</w:t>
       </w:r>
     </w:p>
     <w:p>
@@ -32932,7 +32932,7 @@
         <w:rPr>
           <w:lang w:val="hi_IN" w:bidi="hi_IN"/>
         </w:rPr>
-        <w:t>שָׁפְכ֥וּ דָם־נָקִ֖יא</w:t>
+        <w:t>שָׁפְכ֥וּ דָם־נָקִ֖יא</w:t>
       </w:r>
     </w:p>
     <w:p>
@@ -33068,7 +33068,7 @@
         <w:rPr>
           <w:lang w:val="hi_IN" w:bidi="hi_IN"/>
         </w:rPr>
-        <w:t>בְּ⁠אַרְצָֽ⁠ם</w:t>
+        <w:t>בְּ⁠אַרְצָֽ⁠ם</w:t>
       </w:r>
     </w:p>
     <w:p>
@@ -33327,7 +33327,7 @@
         <w:rPr>
           <w:lang w:val="hi_IN" w:bidi="hi_IN"/>
         </w:rPr>
-        <w:t>וִ⁠ירוּשָׁלִַ֖ם לְ⁠ד֥וֹר וָ⁠דֽוֹר</w:t>
+        <w:t>וִ⁠ירוּשָׁלִַ֖ם לְ⁠ד֥וֹר וָ⁠דֽוֹר</w:t>
       </w:r>
     </w:p>
     <w:p>
@@ -33533,7 +33533,7 @@
         <w:rPr>
           <w:lang w:val="hi_IN" w:bidi="hi_IN"/>
         </w:rPr>
-        <w:t>וְ⁠נִקֵּ֖יתִי דָּמָ֣⁠ם לֹֽא־נִקֵּ֑יתִי</w:t>
+        <w:t>וְ⁠נִקֵּ֖יתִי דָּמָ֣⁠ם לֹֽא־נִקֵּ֑יתִי</w:t>
       </w:r>
     </w:p>
     <w:p>
@@ -33630,7 +33630,7 @@
         <w:rPr>
           <w:lang w:val="hi_IN" w:bidi="hi_IN"/>
         </w:rPr>
-        <w:t>דָּמָ֣⁠ם</w:t>
+        <w:t>דָּמָ֣⁠ם</w:t>
       </w:r>
     </w:p>
     <w:p>
@@ -33740,7 +33740,7 @@
         <w:rPr>
           <w:lang w:val="hi_IN" w:bidi="hi_IN"/>
         </w:rPr>
-        <w:t>וַֽ⁠יהוָ֖ה שֹׁכֵ֥ן בְּ⁠צִיּֽוֹן</w:t>
+        <w:t>וַֽ⁠יהוָ֖ה שֹׁכֵ֥ן בְּ⁠צִיּֽוֹן</w:t>
       </w:r>
     </w:p>
     <w:p>
@@ -33837,7 +33837,7 @@
         <w:rPr>
           <w:lang w:val="hi_IN" w:bidi="hi_IN"/>
         </w:rPr>
-        <w:t>וַֽ⁠יהוָ֖ה שֹׁכֵ֥ן בְּ⁠צִיּֽוֹן</w:t>
+        <w:t>וַֽ⁠יהוָ֖ה שֹׁכֵ֥ן בְּ⁠צִיּֽוֹן</w:t>
       </w:r>
     </w:p>
     <w:p>

--- a/hin/docx/29.content.docx
+++ b/hin/docx/29.content.docx
@@ -207,6 +207,20 @@
       </w:r>
       <w:r>
         <w:rPr>
+          <w:lang w:val="hi_IN" w:bidi="hi_IN"/>
+        </w:rPr>
+        <w:t>פְּתוּאֵֽל</w:t>
+      </w:r>
+    </w:p>
+    <w:p>
+      <w:pPr/>
+      <w:r>
+        <w:rPr>
+          <w:lang w:val="hi_IN" w:bidi="hi_IN"/>
+        </w:rPr>
+      </w:r>
+      <w:r>
+        <w:rPr>
           <w:b/>
           <w:lang w:val="hi_IN" w:bidi="hi_IN"/>
         </w:rPr>
@@ -506,6 +520,20 @@
       </w:r>
       <w:r>
         <w:rPr>
+          <w:lang w:val="hi_IN" w:bidi="hi_IN"/>
+        </w:rPr>
+        <w:t>שִׁמְעוּ־זֹאת֙ הַ⁠זְּקֵנִ֔ים וְ⁠הַֽאֲזִ֔ינוּ כֹּ֖ל יוֹשְׁבֵ֣י הָ⁠אָ֑רֶץ</w:t>
+      </w:r>
+    </w:p>
+    <w:p>
+      <w:pPr/>
+      <w:r>
+        <w:rPr>
+          <w:lang w:val="hi_IN" w:bidi="hi_IN"/>
+        </w:rPr>
+      </w:r>
+      <w:r>
+        <w:rPr>
           <w:b/>
           <w:lang w:val="hi_IN" w:bidi="hi_IN"/>
         </w:rPr>
@@ -605,6 +633,20 @@
       </w:r>
       <w:r>
         <w:rPr>
+          <w:lang w:val="hi_IN" w:bidi="hi_IN"/>
+        </w:rPr>
+        <w:t>הֶ⁠הָ֤יְתָה זֹּאת֙ בִּֽ⁠ימֵי⁠כֶ֔ם וְ⁠אִ֖ם בִּ⁠ימֵ֥י אֲבֹֽתֵי⁠כֶֽם</w:t>
+      </w:r>
+    </w:p>
+    <w:p>
+      <w:pPr/>
+      <w:r>
+        <w:rPr>
+          <w:lang w:val="hi_IN" w:bidi="hi_IN"/>
+        </w:rPr>
+      </w:r>
+      <w:r>
+        <w:rPr>
           <w:b/>
           <w:lang w:val="hi_IN" w:bidi="hi_IN"/>
         </w:rPr>
@@ -932,6 +974,20 @@
       </w:r>
       <w:r>
         <w:rPr>
+          <w:lang w:val="hi_IN" w:bidi="hi_IN"/>
+        </w:rPr>
+        <w:t>וּ⁠בְנֵי⁠כֶם֙ לִ⁠בְנֵי⁠הֶ֔ם וּ⁠בְנֵי⁠הֶ֖ם לְ⁠ד֥וֹר אַחֵֽר</w:t>
+      </w:r>
+    </w:p>
+    <w:p>
+      <w:pPr/>
+      <w:r>
+        <w:rPr>
+          <w:lang w:val="hi_IN" w:bidi="hi_IN"/>
+        </w:rPr>
+      </w:r>
+      <w:r>
+        <w:rPr>
           <w:b/>
           <w:lang w:val="hi_IN" w:bidi="hi_IN"/>
         </w:rPr>
@@ -1023,6 +1079,20 @@
       </w:r>
       <w:r>
         <w:rPr>
+          <w:lang w:val="hi_IN" w:bidi="hi_IN"/>
+        </w:rPr>
+        <w:t>לִ⁠בְנֵי⁠כֶ֣ם &amp; וּ⁠בְנֵי⁠כֶם֙ לִ⁠בְנֵי⁠הֶ֔ם וּ⁠בְנֵי⁠הֶ֖ם</w:t>
+      </w:r>
+    </w:p>
+    <w:p>
+      <w:pPr/>
+      <w:r>
+        <w:rPr>
+          <w:lang w:val="hi_IN" w:bidi="hi_IN"/>
+        </w:rPr>
+      </w:r>
+      <w:r>
+        <w:rPr>
           <w:b/>
           <w:lang w:val="hi_IN" w:bidi="hi_IN"/>
         </w:rPr>
@@ -1127,6 +1197,20 @@
       </w:r>
       <w:r>
         <w:rPr>
+          <w:lang w:val="hi_IN" w:bidi="hi_IN"/>
+        </w:rPr>
+        <w:t>עָלֶ֖⁠יהָ לִ⁠בְנֵי⁠כֶ֣ם סַפֵּ֑רוּ וּ⁠בְנֵי⁠כֶם֙</w:t>
+      </w:r>
+    </w:p>
+    <w:p>
+      <w:pPr/>
+      <w:r>
+        <w:rPr>
+          <w:lang w:val="hi_IN" w:bidi="hi_IN"/>
+        </w:rPr>
+      </w:r>
+      <w:r>
+        <w:rPr>
           <w:b/>
           <w:lang w:val="hi_IN" w:bidi="hi_IN"/>
         </w:rPr>
@@ -1244,6 +1328,20 @@
       </w:r>
       <w:r>
         <w:rPr>
+          <w:lang w:val="hi_IN" w:bidi="hi_IN"/>
+        </w:rPr>
+        <w:t>יֶ֤תֶר הַ⁠גָּזָם֙ אָכַ֣ל הָֽ⁠אַרְבֶּ֔ה וְ⁠יֶ֥תֶר הָ⁠אַרְבֶּ֖ה אָכַ֣ל הַ⁠יָּ֑לֶק וְ⁠יֶ֣תֶר הַ⁠יֶּ֔לֶק אָכַ֖ל הֶ⁠חָסִֽיל</w:t>
+      </w:r>
+    </w:p>
+    <w:p>
+      <w:pPr/>
+      <w:r>
+        <w:rPr>
+          <w:lang w:val="hi_IN" w:bidi="hi_IN"/>
+        </w:rPr>
+      </w:r>
+      <w:r>
+        <w:rPr>
           <w:b/>
           <w:lang w:val="hi_IN" w:bidi="hi_IN"/>
         </w:rPr>
@@ -1335,6 +1433,20 @@
       </w:r>
       <w:r>
         <w:rPr>
+          <w:lang w:val="hi_IN" w:bidi="hi_IN"/>
+        </w:rPr>
+        <w:t>יֶ֤תֶר הַ⁠גָּזָם֙ אָכַ֣ל הָֽ⁠אַרְבֶּ֔ה וְ⁠יֶ֥תֶר הָ⁠אַרְבֶּ֖ה אָכַ֣ל הַ⁠יָּ֑לֶק וְ⁠יֶ֣תֶר הַ⁠יֶּ֔לֶק אָכַ֖ל הֶ⁠חָסִֽיל</w:t>
+      </w:r>
+    </w:p>
+    <w:p>
+      <w:pPr/>
+      <w:r>
+        <w:rPr>
+          <w:lang w:val="hi_IN" w:bidi="hi_IN"/>
+        </w:rPr>
+      </w:r>
+      <w:r>
+        <w:rPr>
           <w:b/>
           <w:lang w:val="hi_IN" w:bidi="hi_IN"/>
         </w:rPr>
@@ -1446,6 +1558,20 @@
       </w:r>
       <w:r>
         <w:rPr>
+          <w:lang w:val="hi_IN" w:bidi="hi_IN"/>
+        </w:rPr>
+        <w:t>יֶ֤תֶר הַ⁠גָּזָם֙ אָכַ֣ל הָֽ⁠אַרְבֶּ֔ה וְ⁠יֶ֥תֶר הָ⁠אַרְבֶּ֖ה אָכַ֣ל הַ⁠יָּ֑לֶק וְ⁠יֶ֣תֶר הַ⁠יֶּ֔לֶק אָכַ֖ל הֶ⁠חָסִֽיל</w:t>
+      </w:r>
+    </w:p>
+    <w:p>
+      <w:pPr/>
+      <w:r>
+        <w:rPr>
+          <w:lang w:val="hi_IN" w:bidi="hi_IN"/>
+        </w:rPr>
+      </w:r>
+      <w:r>
+        <w:rPr>
           <w:b/>
           <w:lang w:val="hi_IN" w:bidi="hi_IN"/>
         </w:rPr>
@@ -1685,6 +1811,20 @@
       </w:r>
       <w:r>
         <w:rPr>
+          <w:lang w:val="hi_IN" w:bidi="hi_IN"/>
+        </w:rPr>
+        <w:t>הָקִ֤יצוּ שִׁכּוֹרִים֙ וּ⁠בְכ֔וּ וְ⁠הֵילִ֖לוּ כָּל־שֹׁ֣תֵי יָ֑יִן עַל־עָסִ֕יס כִּ֥י נִכְרַ֖ת מִ⁠פִּי⁠כֶֽם</w:t>
+      </w:r>
+    </w:p>
+    <w:p>
+      <w:pPr/>
+      <w:r>
+        <w:rPr>
+          <w:lang w:val="hi_IN" w:bidi="hi_IN"/>
+        </w:rPr>
+      </w:r>
+      <w:r>
+        <w:rPr>
           <w:b/>
           <w:lang w:val="hi_IN" w:bidi="hi_IN"/>
         </w:rPr>
@@ -2015,6 +2155,20 @@
       </w:r>
       <w:r>
         <w:rPr>
+          <w:lang w:val="hi_IN" w:bidi="hi_IN"/>
+        </w:rPr>
+        <w:t>נִכְרַ֖ת מִ⁠פִּי⁠כֶֽם</w:t>
+      </w:r>
+    </w:p>
+    <w:p>
+      <w:pPr/>
+      <w:r>
+        <w:rPr>
+          <w:lang w:val="hi_IN" w:bidi="hi_IN"/>
+        </w:rPr>
+      </w:r>
+      <w:r>
+        <w:rPr>
           <w:b/>
           <w:lang w:val="hi_IN" w:bidi="hi_IN"/>
         </w:rPr>
@@ -2236,6 +2390,20 @@
       </w:r>
       <w:r>
         <w:rPr>
+          <w:lang w:val="hi_IN" w:bidi="hi_IN"/>
+        </w:rPr>
+        <w:t>גוֹי֙ עָלָ֣ה עַל־אַרְצִ֔⁠י</w:t>
+      </w:r>
+    </w:p>
+    <w:p>
+      <w:pPr/>
+      <w:r>
+        <w:rPr>
+          <w:lang w:val="hi_IN" w:bidi="hi_IN"/>
+        </w:rPr>
+      </w:r>
+      <w:r>
+        <w:rPr>
           <w:b/>
           <w:lang w:val="hi_IN" w:bidi="hi_IN"/>
         </w:rPr>
@@ -2668,6 +2836,20 @@
       </w:r>
       <w:r>
         <w:rPr>
+          <w:lang w:val="hi_IN" w:bidi="hi_IN"/>
+        </w:rPr>
+        <w:t>שִׁנָּי⁠ו֙ שִׁנֵּ֣י אַרְיֵ֔ה וּֽ⁠מְתַלְּע֥וֹת לָבִ֖יא לֽ⁠וֹ</w:t>
+      </w:r>
+    </w:p>
+    <w:p>
+      <w:pPr/>
+      <w:r>
+        <w:rPr>
+          <w:lang w:val="hi_IN" w:bidi="hi_IN"/>
+        </w:rPr>
+      </w:r>
+      <w:r>
+        <w:rPr>
           <w:b/>
           <w:lang w:val="hi_IN" w:bidi="hi_IN"/>
         </w:rPr>
@@ -2911,6 +3093,20 @@
       </w:r>
       <w:r>
         <w:rPr>
+          <w:lang w:val="hi_IN" w:bidi="hi_IN"/>
+        </w:rPr>
+        <w:t>וּֽ⁠מְתַלְּע֥וֹת לָבִ֖יא לֽ⁠וֹ</w:t>
+      </w:r>
+    </w:p>
+    <w:p>
+      <w:pPr/>
+      <w:r>
+        <w:rPr>
+          <w:lang w:val="hi_IN" w:bidi="hi_IN"/>
+        </w:rPr>
+      </w:r>
+      <w:r>
+        <w:rPr>
           <w:b/>
           <w:lang w:val="hi_IN" w:bidi="hi_IN"/>
         </w:rPr>
@@ -3002,6 +3198,20 @@
       </w:r>
       <w:r>
         <w:rPr>
+          <w:lang w:val="hi_IN" w:bidi="hi_IN"/>
+        </w:rPr>
+        <w:t>שָׂ֤ם גַּפְנִ⁠י֙ לְ⁠שַׁמָּ֔ה וּ⁠תְאֵנָתִ֖⁠י לִ⁠קְצָפָ֑ה</w:t>
+      </w:r>
+    </w:p>
+    <w:p>
+      <w:pPr/>
+      <w:r>
+        <w:rPr>
+          <w:lang w:val="hi_IN" w:bidi="hi_IN"/>
+        </w:rPr>
+      </w:r>
+      <w:r>
+        <w:rPr>
           <w:b/>
           <w:lang w:val="hi_IN" w:bidi="hi_IN"/>
         </w:rPr>
@@ -3114,6 +3324,20 @@
       </w:r>
       <w:r>
         <w:rPr>
+          <w:lang w:val="hi_IN" w:bidi="hi_IN"/>
+        </w:rPr>
+        <w:t>שָׂ֤ם גַּפְנִ⁠י֙ לְ⁠שַׁמָּ֔ה</w:t>
+      </w:r>
+    </w:p>
+    <w:p>
+      <w:pPr/>
+      <w:r>
+        <w:rPr>
+          <w:lang w:val="hi_IN" w:bidi="hi_IN"/>
+        </w:rPr>
+      </w:r>
+      <w:r>
+        <w:rPr>
           <w:b/>
           <w:lang w:val="hi_IN" w:bidi="hi_IN"/>
         </w:rPr>
@@ -3669,6 +3893,20 @@
       </w:r>
       <w:r>
         <w:rPr>
+          <w:lang w:val="hi_IN" w:bidi="hi_IN"/>
+        </w:rPr>
+        <w:t>כִּ⁠בְתוּלָ֥ה חֲגֻֽרַת־שַׂ֖ק עַל־בַּ֥עַל נְעוּרֶֽי⁠הָ</w:t>
+      </w:r>
+    </w:p>
+    <w:p>
+      <w:pPr/>
+      <w:r>
+        <w:rPr>
+          <w:lang w:val="hi_IN" w:bidi="hi_IN"/>
+        </w:rPr>
+      </w:r>
+      <w:r>
+        <w:rPr>
           <w:b/>
           <w:lang w:val="hi_IN" w:bidi="hi_IN"/>
         </w:rPr>
@@ -4251,6 +4489,20 @@
       </w:r>
       <w:r>
         <w:rPr>
+          <w:lang w:val="hi_IN" w:bidi="hi_IN"/>
+        </w:rPr>
+        <w:t>הָכְרַ֥ת מִנְחָ֛ה וָ⁠נֶ֖סֶךְ</w:t>
+      </w:r>
+    </w:p>
+    <w:p>
+      <w:pPr/>
+      <w:r>
+        <w:rPr>
+          <w:lang w:val="hi_IN" w:bidi="hi_IN"/>
+        </w:rPr>
+      </w:r>
+      <w:r>
+        <w:rPr>
           <w:b/>
           <w:lang w:val="hi_IN" w:bidi="hi_IN"/>
         </w:rPr>
@@ -4616,6 +4868,20 @@
       </w:r>
       <w:r>
         <w:rPr>
+          <w:lang w:val="hi_IN" w:bidi="hi_IN"/>
+        </w:rPr>
+        <w:t>שֻׁדַּ֣ד שָׂדֶ֔ה אָבְלָ֖ה אֲדָמָ֑ה כִּ֚י שֻׁדַּ֣ד דָּגָ֔ן</w:t>
+      </w:r>
+    </w:p>
+    <w:p>
+      <w:pPr/>
+      <w:r>
+        <w:rPr>
+          <w:lang w:val="hi_IN" w:bidi="hi_IN"/>
+        </w:rPr>
+      </w:r>
+      <w:r>
+        <w:rPr>
           <w:b/>
           <w:lang w:val="hi_IN" w:bidi="hi_IN"/>
         </w:rPr>
@@ -4719,6 +4985,20 @@
       </w:r>
       <w:r>
         <w:rPr>
+          <w:lang w:val="hi_IN" w:bidi="hi_IN"/>
+        </w:rPr>
+        <w:t>שֻׁדַּ֣ד שָׂדֶ֔ה &amp; שֻׁדַּ֣ד</w:t>
+      </w:r>
+    </w:p>
+    <w:p>
+      <w:pPr/>
+      <w:r>
+        <w:rPr>
+          <w:lang w:val="hi_IN" w:bidi="hi_IN"/>
+        </w:rPr>
+      </w:r>
+      <w:r>
+        <w:rPr>
           <w:b/>
           <w:lang w:val="hi_IN" w:bidi="hi_IN"/>
         </w:rPr>
@@ -5430,6 +5710,20 @@
       </w:r>
       <w:r>
         <w:rPr>
+          <w:lang w:val="hi_IN" w:bidi="hi_IN"/>
+        </w:rPr>
+        <w:t>הַ⁠גֶּ֣פֶן הוֹבִ֔ישָׁה וְ⁠הַ⁠תְּאֵנָ֖ה אֻמְלָ֑לָה רִמּ֞וֹן גַּם־תָּמָ֣ר וְ⁠תַפּ֗וּחַ</w:t>
+      </w:r>
+    </w:p>
+    <w:p>
+      <w:pPr/>
+      <w:r>
+        <w:rPr>
+          <w:lang w:val="hi_IN" w:bidi="hi_IN"/>
+        </w:rPr>
+      </w:r>
+      <w:r>
+        <w:rPr>
           <w:b/>
           <w:lang w:val="hi_IN" w:bidi="hi_IN"/>
         </w:rPr>
@@ -5805,6 +6099,20 @@
       </w:r>
       <w:r>
         <w:rPr>
+          <w:lang w:val="hi_IN" w:bidi="hi_IN"/>
+        </w:rPr>
+        <w:t>כָּל־עֲצֵ֤י הַ⁠שָּׂדֶה֙ יָבֵ֔שׁוּ</w:t>
+      </w:r>
+    </w:p>
+    <w:p>
+      <w:pPr/>
+      <w:r>
+        <w:rPr>
+          <w:lang w:val="hi_IN" w:bidi="hi_IN"/>
+        </w:rPr>
+      </w:r>
+      <w:r>
+        <w:rPr>
           <w:b/>
           <w:lang w:val="hi_IN" w:bidi="hi_IN"/>
         </w:rPr>
@@ -5896,6 +6204,20 @@
       </w:r>
       <w:r>
         <w:rPr>
+          <w:lang w:val="hi_IN" w:bidi="hi_IN"/>
+        </w:rPr>
+        <w:t>הֹבִ֥ישׁ שָׂשׂ֖וֹן מִן־בְּנֵ֥י אָדָֽם</w:t>
+      </w:r>
+    </w:p>
+    <w:p>
+      <w:pPr/>
+      <w:r>
+        <w:rPr>
+          <w:lang w:val="hi_IN" w:bidi="hi_IN"/>
+        </w:rPr>
+      </w:r>
+      <w:r>
+        <w:rPr>
           <w:b/>
           <w:lang w:val="hi_IN" w:bidi="hi_IN"/>
         </w:rPr>
@@ -6398,6 +6720,20 @@
       </w:r>
       <w:r>
         <w:rPr>
+          <w:lang w:val="hi_IN" w:bidi="hi_IN"/>
+        </w:rPr>
+        <w:t>נִמְנַ֛ע &amp; מִנְחָ֥ה וָ⁠נָֽסֶךְ</w:t>
+      </w:r>
+    </w:p>
+    <w:p>
+      <w:pPr/>
+      <w:r>
+        <w:rPr>
+          <w:lang w:val="hi_IN" w:bidi="hi_IN"/>
+        </w:rPr>
+      </w:r>
+      <w:r>
+        <w:rPr>
           <w:b/>
           <w:lang w:val="hi_IN" w:bidi="hi_IN"/>
         </w:rPr>
@@ -7348,6 +7684,20 @@
       </w:r>
       <w:r>
         <w:rPr>
+          <w:lang w:val="hi_IN" w:bidi="hi_IN"/>
+        </w:rPr>
+        <w:t>וּ⁠כְ⁠שֹׁ֖ד מִ⁠שַׁדַּ֥י יָבֽוֹא</w:t>
+      </w:r>
+    </w:p>
+    <w:p>
+      <w:pPr/>
+      <w:r>
+        <w:rPr>
+          <w:lang w:val="hi_IN" w:bidi="hi_IN"/>
+        </w:rPr>
+      </w:r>
+      <w:r>
+        <w:rPr>
           <w:b/>
           <w:lang w:val="hi_IN" w:bidi="hi_IN"/>
         </w:rPr>
@@ -7554,6 +7904,20 @@
       </w:r>
       <w:r>
         <w:rPr>
+          <w:lang w:val="hi_IN" w:bidi="hi_IN"/>
+        </w:rPr>
+        <w:t>הֲ⁠ל֛וֹא נֶ֥גֶד עֵינֵ֖י⁠נוּ אֹ֣כֶל נִכְרָ֑ת מִ⁠בֵּ֥ית אֱלֹהֵ֖י⁠נוּ שִׂמְחָ֥ה וָ⁠גִֽיל</w:t>
+      </w:r>
+    </w:p>
+    <w:p>
+      <w:pPr/>
+      <w:r>
+        <w:rPr>
+          <w:lang w:val="hi_IN" w:bidi="hi_IN"/>
+        </w:rPr>
+      </w:r>
+      <w:r>
+        <w:rPr>
           <w:b/>
           <w:lang w:val="hi_IN" w:bidi="hi_IN"/>
         </w:rPr>
@@ -7645,6 +8009,20 @@
       </w:r>
       <w:r>
         <w:rPr>
+          <w:lang w:val="hi_IN" w:bidi="hi_IN"/>
+        </w:rPr>
+        <w:t>הֲ⁠ל֛וֹא נֶ֥גֶד עֵינֵ֖י⁠נוּ אֹ֣כֶל נִכְרָ֑ת</w:t>
+      </w:r>
+    </w:p>
+    <w:p>
+      <w:pPr/>
+      <w:r>
+        <w:rPr>
+          <w:lang w:val="hi_IN" w:bidi="hi_IN"/>
+        </w:rPr>
+      </w:r>
+      <w:r>
+        <w:rPr>
           <w:b/>
           <w:lang w:val="hi_IN" w:bidi="hi_IN"/>
         </w:rPr>
@@ -8060,6 +8438,20 @@
       </w:r>
       <w:r>
         <w:rPr>
+          <w:lang w:val="hi_IN" w:bidi="hi_IN"/>
+        </w:rPr>
+        <w:t>נֶהֶרְס֖וּ מַמְּגֻר֑וֹת</w:t>
+      </w:r>
+    </w:p>
+    <w:p>
+      <w:pPr/>
+      <w:r>
+        <w:rPr>
+          <w:lang w:val="hi_IN" w:bidi="hi_IN"/>
+        </w:rPr>
+      </w:r>
+      <w:r>
+        <w:rPr>
           <w:b/>
           <w:lang w:val="hi_IN" w:bidi="hi_IN"/>
         </w:rPr>
@@ -8804,6 +9196,20 @@
       </w:r>
       <w:r>
         <w:rPr>
+          <w:lang w:val="hi_IN" w:bidi="hi_IN"/>
+        </w:rPr>
+        <w:t>אֵלֶ֥י⁠ךָ יְהוָ֖ה אֶקְרָ֑א</w:t>
+      </w:r>
+    </w:p>
+    <w:p>
+      <w:pPr/>
+      <w:r>
+        <w:rPr>
+          <w:lang w:val="hi_IN" w:bidi="hi_IN"/>
+        </w:rPr>
+      </w:r>
+      <w:r>
+        <w:rPr>
           <w:b/>
           <w:lang w:val="hi_IN" w:bidi="hi_IN"/>
         </w:rPr>
@@ -8887,6 +9293,20 @@
       </w:r>
       <w:r>
         <w:rPr>
+          <w:lang w:val="hi_IN" w:bidi="hi_IN"/>
+        </w:rPr>
+        <w:t>כִּ֣י אֵ֗שׁ אָֽכְלָה֙ נְא֣וֹת מִדְבָּ֔ר</w:t>
+      </w:r>
+    </w:p>
+    <w:p>
+      <w:pPr/>
+      <w:r>
+        <w:rPr>
+          <w:lang w:val="hi_IN" w:bidi="hi_IN"/>
+        </w:rPr>
+      </w:r>
+      <w:r>
+        <w:rPr>
           <w:b/>
           <w:lang w:val="hi_IN" w:bidi="hi_IN"/>
         </w:rPr>
@@ -8983,6 +9403,20 @@
       </w:r>
       <w:r>
         <w:rPr>
+          <w:lang w:val="hi_IN" w:bidi="hi_IN"/>
+        </w:rPr>
+        <w:t>וְ⁠לֶ֣הָבָ֔ה לִהֲטָ֖ה כָּל־עֲצֵ֥י הַ⁠שָּׂדֶֽה</w:t>
+      </w:r>
+    </w:p>
+    <w:p>
+      <w:pPr/>
+      <w:r>
+        <w:rPr>
+          <w:lang w:val="hi_IN" w:bidi="hi_IN"/>
+        </w:rPr>
+      </w:r>
+      <w:r>
+        <w:rPr>
           <w:b/>
           <w:lang w:val="hi_IN" w:bidi="hi_IN"/>
         </w:rPr>
@@ -9100,6 +9534,20 @@
       </w:r>
       <w:r>
         <w:rPr>
+          <w:lang w:val="hi_IN" w:bidi="hi_IN"/>
+        </w:rPr>
+        <w:t>וְ⁠לֶ֣הָבָ֔ה לִהֲטָ֖ה כָּל־עֲצֵ֥י הַ⁠שָּׂדֶֽה</w:t>
+      </w:r>
+    </w:p>
+    <w:p>
+      <w:pPr/>
+      <w:r>
+        <w:rPr>
+          <w:lang w:val="hi_IN" w:bidi="hi_IN"/>
+        </w:rPr>
+      </w:r>
+      <w:r>
+        <w:rPr>
           <w:b/>
           <w:lang w:val="hi_IN" w:bidi="hi_IN"/>
         </w:rPr>
@@ -9297,6 +9745,20 @@
         <w:rPr>
           <w:lang w:val="hi_IN" w:bidi="hi_IN"/>
         </w:rPr>
+      </w:r>
+    </w:p>
+    <w:p>
+      <w:pPr/>
+      <w:r>
+        <w:rPr>
+          <w:lang w:val="hi_IN" w:bidi="hi_IN"/>
+        </w:rPr>
+      </w:r>
+      <w:r>
+        <w:rPr>
+          <w:lang w:val="hi_IN" w:bidi="hi_IN"/>
+        </w:rPr>
+        <w:t>וְ⁠אֵ֕שׁ אָכְלָ֖ה נְא֥וֹת הַ⁠מִּדְבָּֽר</w:t>
       </w:r>
     </w:p>
     <w:p>
@@ -9409,6 +9871,20 @@
       </w:r>
       <w:r>
         <w:rPr>
+          <w:lang w:val="hi_IN" w:bidi="hi_IN"/>
+        </w:rPr>
+        <w:t>תִּקְע֨וּ שׁוֹפָ֜ר בְּ⁠צִיּ֗וֹן וְ⁠הָרִ֨יעוּ֙ בְּ⁠הַ֣ר קָדְשִׁ֔⁠י</w:t>
+      </w:r>
+    </w:p>
+    <w:p>
+      <w:pPr/>
+      <w:r>
+        <w:rPr>
+          <w:lang w:val="hi_IN" w:bidi="hi_IN"/>
+        </w:rPr>
+      </w:r>
+      <w:r>
+        <w:rPr>
           <w:b/>
           <w:lang w:val="hi_IN" w:bidi="hi_IN"/>
         </w:rPr>
@@ -9712,6 +10188,20 @@
       </w:r>
       <w:r>
         <w:rPr>
+          <w:lang w:val="hi_IN" w:bidi="hi_IN"/>
+        </w:rPr>
+        <w:t>בְּ⁠הַ֣ר קָדְשִׁ֔⁠י</w:t>
+      </w:r>
+    </w:p>
+    <w:p>
+      <w:pPr/>
+      <w:r>
+        <w:rPr>
+          <w:lang w:val="hi_IN" w:bidi="hi_IN"/>
+        </w:rPr>
+      </w:r>
+      <w:r>
+        <w:rPr>
           <w:b/>
           <w:lang w:val="hi_IN" w:bidi="hi_IN"/>
         </w:rPr>
@@ -9907,6 +10397,20 @@
         <w:rPr>
           <w:lang w:val="hi_IN" w:bidi="hi_IN"/>
         </w:rPr>
+      </w:r>
+    </w:p>
+    <w:p>
+      <w:pPr/>
+      <w:r>
+        <w:rPr>
+          <w:lang w:val="hi_IN" w:bidi="hi_IN"/>
+        </w:rPr>
+      </w:r>
+      <w:r>
+        <w:rPr>
+          <w:lang w:val="hi_IN" w:bidi="hi_IN"/>
+        </w:rPr>
+        <w:t>יוֹם־יְהוָ֖ה</w:t>
       </w:r>
     </w:p>
     <w:p>
@@ -10019,6 +10523,20 @@
       </w:r>
       <w:r>
         <w:rPr>
+          <w:lang w:val="hi_IN" w:bidi="hi_IN"/>
+        </w:rPr>
+        <w:t>י֧וֹם חֹ֣שֶׁךְ וַ⁠אֲפֵלָ֗ה י֤וֹם עָנָן֙ וַ⁠עֲרָפֶ֔ל</w:t>
+      </w:r>
+    </w:p>
+    <w:p>
+      <w:pPr/>
+      <w:r>
+        <w:rPr>
+          <w:lang w:val="hi_IN" w:bidi="hi_IN"/>
+        </w:rPr>
+      </w:r>
+      <w:r>
+        <w:rPr>
           <w:b/>
           <w:lang w:val="hi_IN" w:bidi="hi_IN"/>
         </w:rPr>
@@ -10458,6 +10976,20 @@
       </w:r>
       <w:r>
         <w:rPr>
+          <w:lang w:val="hi_IN" w:bidi="hi_IN"/>
+        </w:rPr>
+        <w:t>כְּ⁠שַׁ֖חַר פָּרֻ֣שׂ עַל־הֶֽ⁠הָרִ֑ים</w:t>
+      </w:r>
+    </w:p>
+    <w:p>
+      <w:pPr/>
+      <w:r>
+        <w:rPr>
+          <w:lang w:val="hi_IN" w:bidi="hi_IN"/>
+        </w:rPr>
+      </w:r>
+      <w:r>
+        <w:rPr>
           <w:b/>
           <w:lang w:val="hi_IN" w:bidi="hi_IN"/>
         </w:rPr>
@@ -10871,6 +11403,20 @@
       </w:r>
       <w:r>
         <w:rPr>
+          <w:lang w:val="hi_IN" w:bidi="hi_IN"/>
+        </w:rPr>
+        <w:t>כָּמֹ֗⁠הוּ לֹ֤א נִֽהְיָה֙ מִן־הָ֣⁠עוֹלָ֔ם וְ⁠אַֽחֲרָי⁠ו֙ לֹ֣א יוֹסֵ֔ף עַד־שְׁנֵ֖י דּ֥וֹר וָ⁠דֽוֹר</w:t>
+      </w:r>
+    </w:p>
+    <w:p>
+      <w:pPr/>
+      <w:r>
+        <w:rPr>
+          <w:lang w:val="hi_IN" w:bidi="hi_IN"/>
+        </w:rPr>
+      </w:r>
+      <w:r>
+        <w:rPr>
           <w:b/>
           <w:lang w:val="hi_IN" w:bidi="hi_IN"/>
         </w:rPr>
@@ -10954,6 +11500,20 @@
       </w:r>
       <w:r>
         <w:rPr>
+          <w:lang w:val="hi_IN" w:bidi="hi_IN"/>
+        </w:rPr>
+        <w:t>עַד־שְׁנֵ֖י דּ֥וֹר וָ⁠דֽוֹר</w:t>
+      </w:r>
+    </w:p>
+    <w:p>
+      <w:pPr/>
+      <w:r>
+        <w:rPr>
+          <w:lang w:val="hi_IN" w:bidi="hi_IN"/>
+        </w:rPr>
+      </w:r>
+      <w:r>
+        <w:rPr>
           <w:b/>
           <w:lang w:val="hi_IN" w:bidi="hi_IN"/>
         </w:rPr>
@@ -11037,6 +11597,20 @@
       </w:r>
       <w:r>
         <w:rPr>
+          <w:lang w:val="hi_IN" w:bidi="hi_IN"/>
+        </w:rPr>
+        <w:t>לְ⁠פָנָי⁠ו֙ אָ֣כְלָה אֵ֔שׁ וְ⁠אַחֲרָ֖י⁠ו תְּלַהֵ֣ט לֶֽהָבָ֑ה כְּ⁠גַן־עֵ֨דֶן הָ⁠אָ֜רֶץ לְ⁠פָנָ֗י⁠ו וְ⁠אַֽחֲרָי⁠ו֙ מִדְבַּ֣ר שְׁמָמָ֔ה וְ⁠גַם־פְּלֵיטָ֖ה לֹא־הָ֥יְתָה לּֽ⁠וֹ</w:t>
+      </w:r>
+    </w:p>
+    <w:p>
+      <w:pPr/>
+      <w:r>
+        <w:rPr>
+          <w:lang w:val="hi_IN" w:bidi="hi_IN"/>
+        </w:rPr>
+      </w:r>
+      <w:r>
+        <w:rPr>
           <w:b/>
           <w:lang w:val="hi_IN" w:bidi="hi_IN"/>
         </w:rPr>
@@ -11281,6 +11855,20 @@
       </w:r>
       <w:r>
         <w:rPr>
+          <w:lang w:val="hi_IN" w:bidi="hi_IN"/>
+        </w:rPr>
+        <w:t>לְ⁠פָנָי⁠ו֙ אָ֣כְלָה אֵ֔שׁ</w:t>
+      </w:r>
+    </w:p>
+    <w:p>
+      <w:pPr/>
+      <w:r>
+        <w:rPr>
+          <w:lang w:val="hi_IN" w:bidi="hi_IN"/>
+        </w:rPr>
+      </w:r>
+      <w:r>
+        <w:rPr>
           <w:b/>
           <w:lang w:val="hi_IN" w:bidi="hi_IN"/>
         </w:rPr>
@@ -11474,6 +12062,20 @@
       </w:r>
       <w:r>
         <w:rPr>
+          <w:lang w:val="hi_IN" w:bidi="hi_IN"/>
+        </w:rPr>
+        <w:t>מִדְבַּ֣ר שְׁמָמָ֔ה</w:t>
+      </w:r>
+    </w:p>
+    <w:p>
+      <w:pPr/>
+      <w:r>
+        <w:rPr>
+          <w:lang w:val="hi_IN" w:bidi="hi_IN"/>
+        </w:rPr>
+      </w:r>
+      <w:r>
+        <w:rPr>
           <w:b/>
           <w:lang w:val="hi_IN" w:bidi="hi_IN"/>
         </w:rPr>
@@ -11570,6 +12172,20 @@
       </w:r>
       <w:r>
         <w:rPr>
+          <w:lang w:val="hi_IN" w:bidi="hi_IN"/>
+        </w:rPr>
+        <w:t>וְ⁠גַם־פְּלֵיטָ֖ה לֹא־הָ֥יְתָה לּֽ⁠וֹ</w:t>
+      </w:r>
+    </w:p>
+    <w:p>
+      <w:pPr/>
+      <w:r>
+        <w:rPr>
+          <w:lang w:val="hi_IN" w:bidi="hi_IN"/>
+        </w:rPr>
+      </w:r>
+      <w:r>
+        <w:rPr>
           <w:b/>
           <w:lang w:val="hi_IN" w:bidi="hi_IN"/>
         </w:rPr>
@@ -11763,6 +12379,20 @@
       </w:r>
       <w:r>
         <w:rPr>
+          <w:lang w:val="hi_IN" w:bidi="hi_IN"/>
+        </w:rPr>
+        <w:t>כְּ⁠מַרְאֵ֥ה סוּסִ֖ים מַרְאֵ֑⁠הוּ</w:t>
+      </w:r>
+    </w:p>
+    <w:p>
+      <w:pPr/>
+      <w:r>
+        <w:rPr>
+          <w:lang w:val="hi_IN" w:bidi="hi_IN"/>
+        </w:rPr>
+      </w:r>
+      <w:r>
+        <w:rPr>
           <w:b/>
           <w:lang w:val="hi_IN" w:bidi="hi_IN"/>
         </w:rPr>
@@ -11846,6 +12476,20 @@
       </w:r>
       <w:r>
         <w:rPr>
+          <w:lang w:val="hi_IN" w:bidi="hi_IN"/>
+        </w:rPr>
+        <w:t>כְּ⁠מַרְאֵ֥ה &amp; מַרְאֵ֑⁠הוּ</w:t>
+      </w:r>
+    </w:p>
+    <w:p>
+      <w:pPr/>
+      <w:r>
+        <w:rPr>
+          <w:lang w:val="hi_IN" w:bidi="hi_IN"/>
+        </w:rPr>
+      </w:r>
+      <w:r>
+        <w:rPr>
           <w:b/>
           <w:lang w:val="hi_IN" w:bidi="hi_IN"/>
         </w:rPr>
@@ -12038,6 +12682,20 @@
       </w:r>
       <w:r>
         <w:rPr>
+          <w:lang w:val="hi_IN" w:bidi="hi_IN"/>
+        </w:rPr>
+        <w:t>כְּ⁠ק֣וֹל מַרְכָּב֗וֹת עַל־רָאשֵׁ֤י הֶֽ⁠הָרִים֙ יְרַקֵּד֔וּ⁠ן</w:t>
+      </w:r>
+    </w:p>
+    <w:p>
+      <w:pPr/>
+      <w:r>
+        <w:rPr>
+          <w:lang w:val="hi_IN" w:bidi="hi_IN"/>
+        </w:rPr>
+      </w:r>
+      <w:r>
+        <w:rPr>
           <w:b/>
           <w:lang w:val="hi_IN" w:bidi="hi_IN"/>
         </w:rPr>
@@ -12218,6 +12876,20 @@
       </w:r>
       <w:r>
         <w:rPr>
+          <w:lang w:val="hi_IN" w:bidi="hi_IN"/>
+        </w:rPr>
+        <w:t>כְּ⁠עַ֣ם עָצ֔וּם עֱר֖וּךְ מִלְחָמָֽה</w:t>
+      </w:r>
+    </w:p>
+    <w:p>
+      <w:pPr/>
+      <w:r>
+        <w:rPr>
+          <w:lang w:val="hi_IN" w:bidi="hi_IN"/>
+        </w:rPr>
+      </w:r>
+      <w:r>
+        <w:rPr>
           <w:b/>
           <w:lang w:val="hi_IN" w:bidi="hi_IN"/>
         </w:rPr>
@@ -13349,6 +14021,20 @@
       </w:r>
       <w:r>
         <w:rPr>
+          <w:lang w:val="hi_IN" w:bidi="hi_IN"/>
+        </w:rPr>
+        <w:t>וְ⁠לֹ֥א יְעַבְּט֖וּ⁠ן אֹרְחוֹתָֽ⁠ם</w:t>
+      </w:r>
+    </w:p>
+    <w:p>
+      <w:pPr/>
+      <w:r>
+        <w:rPr>
+          <w:lang w:val="hi_IN" w:bidi="hi_IN"/>
+        </w:rPr>
+      </w:r>
+      <w:r>
+        <w:rPr>
           <w:b/>
           <w:lang w:val="hi_IN" w:bidi="hi_IN"/>
         </w:rPr>
@@ -13678,6 +14364,20 @@
       </w:r>
       <w:r>
         <w:rPr>
+          <w:lang w:val="hi_IN" w:bidi="hi_IN"/>
+        </w:rPr>
+        <w:t>וּ⁠בְעַ֥ד הַ⁠שֶּׁ֛לַח יִפֹּ֖לוּ לֹ֥א יִבְצָֽעוּ</w:t>
+      </w:r>
+    </w:p>
+    <w:p>
+      <w:pPr/>
+      <w:r>
+        <w:rPr>
+          <w:lang w:val="hi_IN" w:bidi="hi_IN"/>
+        </w:rPr>
+      </w:r>
+      <w:r>
+        <w:rPr>
           <w:b/>
           <w:lang w:val="hi_IN" w:bidi="hi_IN"/>
         </w:rPr>
@@ -13761,6 +14461,20 @@
       </w:r>
       <w:r>
         <w:rPr>
+          <w:lang w:val="hi_IN" w:bidi="hi_IN"/>
+        </w:rPr>
+        <w:t>בָּ⁠עִ֣יר יָשֹׁ֗קּוּ בַּֽ⁠חוֹמָה֙ יְרֻצ֔וּ⁠ן בַּ⁠בָּתִּ֖ים יַעֲל֑וּ בְּעַ֧ד הַ⁠חַלּוֹנִ֛ים יָבֹ֖אוּ כַּ⁠גַּנָּֽב</w:t>
+      </w:r>
+    </w:p>
+    <w:p>
+      <w:pPr/>
+      <w:r>
+        <w:rPr>
+          <w:lang w:val="hi_IN" w:bidi="hi_IN"/>
+        </w:rPr>
+      </w:r>
+      <w:r>
+        <w:rPr>
           <w:b/>
           <w:lang w:val="hi_IN" w:bidi="hi_IN"/>
         </w:rPr>
@@ -14640,6 +15354,20 @@
       </w:r>
       <w:r>
         <w:rPr>
+          <w:lang w:val="hi_IN" w:bidi="hi_IN"/>
+        </w:rPr>
+        <w:t>כִּֽי־גָד֧וֹל יוֹם־יְהוָ֛ה וְ⁠נוֹרָ֥א מְאֹ֖ד וּ⁠מִ֥י יְכִילֶֽ⁠נּוּ</w:t>
+      </w:r>
+    </w:p>
+    <w:p>
+      <w:pPr/>
+      <w:r>
+        <w:rPr>
+          <w:lang w:val="hi_IN" w:bidi="hi_IN"/>
+        </w:rPr>
+      </w:r>
+      <w:r>
+        <w:rPr>
           <w:b/>
           <w:lang w:val="hi_IN" w:bidi="hi_IN"/>
         </w:rPr>
@@ -14712,6 +15440,20 @@
         <w:rPr>
           <w:lang w:val="hi_IN" w:bidi="hi_IN"/>
         </w:rPr>
+      </w:r>
+    </w:p>
+    <w:p>
+      <w:pPr/>
+      <w:r>
+        <w:rPr>
+          <w:lang w:val="hi_IN" w:bidi="hi_IN"/>
+        </w:rPr>
+      </w:r>
+      <w:r>
+        <w:rPr>
+          <w:lang w:val="hi_IN" w:bidi="hi_IN"/>
+        </w:rPr>
+        <w:t>יוֹם־יְהוָ֛ה</w:t>
       </w:r>
     </w:p>
     <w:p>
@@ -14824,6 +15566,20 @@
       </w:r>
       <w:r>
         <w:rPr>
+          <w:lang w:val="hi_IN" w:bidi="hi_IN"/>
+        </w:rPr>
+        <w:t>וְ⁠גַם־עַתָּה֙ נְאֻם־יְהוָ֔ה שֻׁ֥בוּ עָדַ֖⁠י</w:t>
+      </w:r>
+    </w:p>
+    <w:p>
+      <w:pPr/>
+      <w:r>
+        <w:rPr>
+          <w:lang w:val="hi_IN" w:bidi="hi_IN"/>
+        </w:rPr>
+      </w:r>
+      <w:r>
+        <w:rPr>
           <w:b/>
           <w:lang w:val="hi_IN" w:bidi="hi_IN"/>
         </w:rPr>
@@ -15360,6 +16116,20 @@
       </w:r>
       <w:r>
         <w:rPr>
+          <w:lang w:val="hi_IN" w:bidi="hi_IN"/>
+        </w:rPr>
+        <w:t>וְ⁠קִרְע֤וּ לְבַבְ⁠כֶם֙ וְ⁠אַל־בִּגְדֵי⁠כֶ֔ם וְ⁠שׁ֖וּבוּ אֶל־יְהוָ֣ה אֱלֹֽהֵי⁠כֶ֑ם</w:t>
+      </w:r>
+    </w:p>
+    <w:p>
+      <w:pPr/>
+      <w:r>
+        <w:rPr>
+          <w:lang w:val="hi_IN" w:bidi="hi_IN"/>
+        </w:rPr>
+      </w:r>
+      <w:r>
+        <w:rPr>
           <w:b/>
           <w:lang w:val="hi_IN" w:bidi="hi_IN"/>
         </w:rPr>
@@ -15663,6 +16433,20 @@
       </w:r>
       <w:r>
         <w:rPr>
+          <w:lang w:val="hi_IN" w:bidi="hi_IN"/>
+        </w:rPr>
+        <w:t>מִ֥י יוֹדֵ֖עַ יָשׁ֣וּב וְ⁠נִחָ֑ם וְ⁠הִשְׁאִ֤יר אַֽחֲרָי⁠ו֙ בְּרָכָ֔ה</w:t>
+      </w:r>
+    </w:p>
+    <w:p>
+      <w:pPr/>
+      <w:r>
+        <w:rPr>
+          <w:lang w:val="hi_IN" w:bidi="hi_IN"/>
+        </w:rPr>
+      </w:r>
+      <w:r>
+        <w:rPr>
           <w:b/>
           <w:lang w:val="hi_IN" w:bidi="hi_IN"/>
         </w:rPr>
@@ -16186,6 +16970,20 @@
       </w:r>
       <w:r>
         <w:rPr>
+          <w:lang w:val="hi_IN" w:bidi="hi_IN"/>
+        </w:rPr>
+        <w:t>קַדְּשׁוּ־צ֖וֹם קִרְא֥וּ עֲצָרָֽה</w:t>
+      </w:r>
+    </w:p>
+    <w:p>
+      <w:pPr/>
+      <w:r>
+        <w:rPr>
+          <w:lang w:val="hi_IN" w:bidi="hi_IN"/>
+        </w:rPr>
+      </w:r>
+      <w:r>
+        <w:rPr>
           <w:b/>
           <w:lang w:val="hi_IN" w:bidi="hi_IN"/>
         </w:rPr>
@@ -16269,6 +17067,20 @@
       </w:r>
       <w:r>
         <w:rPr>
+          <w:lang w:val="hi_IN" w:bidi="hi_IN"/>
+        </w:rPr>
+        <w:t>קִבְצ֣וּ זְקֵנִ֔ים אִסְפוּ֙ עֽוֹלָלִ֔ים וְ⁠יֹנְקֵ֖י שָׁדָ֑יִם</w:t>
+      </w:r>
+    </w:p>
+    <w:p>
+      <w:pPr/>
+      <w:r>
+        <w:rPr>
+          <w:lang w:val="hi_IN" w:bidi="hi_IN"/>
+        </w:rPr>
+      </w:r>
+      <w:r>
+        <w:rPr>
           <w:b/>
           <w:lang w:val="hi_IN" w:bidi="hi_IN"/>
         </w:rPr>
@@ -16352,6 +17164,20 @@
       </w:r>
       <w:r>
         <w:rPr>
+          <w:lang w:val="hi_IN" w:bidi="hi_IN"/>
+        </w:rPr>
+        <w:t>יֵצֵ֤א חָתָן֙ מֵֽ⁠חֶדְר֔⁠וֹ וְ⁠כַלָּ֖ה מֵ⁠חֻפָּתָֽ⁠הּ</w:t>
+      </w:r>
+    </w:p>
+    <w:p>
+      <w:pPr/>
+      <w:r>
+        <w:rPr>
+          <w:lang w:val="hi_IN" w:bidi="hi_IN"/>
+        </w:rPr>
+      </w:r>
+      <w:r>
+        <w:rPr>
           <w:b/>
           <w:lang w:val="hi_IN" w:bidi="hi_IN"/>
         </w:rPr>
@@ -16552,6 +17378,20 @@
       </w:r>
       <w:r>
         <w:rPr>
+          <w:lang w:val="hi_IN" w:bidi="hi_IN"/>
+        </w:rPr>
+        <w:t>וְ⁠אַל־תִּתֵּ֨ן נַחֲלָתְ⁠ךָ֤ לְ⁠חֶרְפָּה֙</w:t>
+      </w:r>
+    </w:p>
+    <w:p>
+      <w:pPr/>
+      <w:r>
+        <w:rPr>
+          <w:lang w:val="hi_IN" w:bidi="hi_IN"/>
+        </w:rPr>
+      </w:r>
+      <w:r>
+        <w:rPr>
           <w:b/>
           <w:lang w:val="hi_IN" w:bidi="hi_IN"/>
         </w:rPr>
@@ -16842,6 +17682,20 @@
       </w:r>
       <w:r>
         <w:rPr>
+          <w:lang w:val="hi_IN" w:bidi="hi_IN"/>
+        </w:rPr>
+        <w:t>לָ֚⁠מָּה יֹאמְר֣וּ בָֽ⁠עַמִּ֔ים אַיֵּ֖ה אֱלֹהֵי⁠הֶֽם</w:t>
+      </w:r>
+    </w:p>
+    <w:p>
+      <w:pPr/>
+      <w:r>
+        <w:rPr>
+          <w:lang w:val="hi_IN" w:bidi="hi_IN"/>
+        </w:rPr>
+      </w:r>
+      <w:r>
+        <w:rPr>
           <w:b/>
           <w:lang w:val="hi_IN" w:bidi="hi_IN"/>
         </w:rPr>
@@ -17669,6 +18523,20 @@
       </w:r>
       <w:r>
         <w:rPr>
+          <w:lang w:val="hi_IN" w:bidi="hi_IN"/>
+        </w:rPr>
+        <w:t>הִנְ⁠נִ֨י שֹׁלֵ֤חַ לָ⁠כֶם֙ אֶת־הַ⁠דָּגָן֙ וְ⁠הַ⁠תִּיר֣וֹשׁ וְ⁠הַ⁠יִּצְהָ֔ר</w:t>
+      </w:r>
+    </w:p>
+    <w:p>
+      <w:pPr/>
+      <w:r>
+        <w:rPr>
+          <w:lang w:val="hi_IN" w:bidi="hi_IN"/>
+        </w:rPr>
+      </w:r>
+      <w:r>
+        <w:rPr>
           <w:b/>
           <w:lang w:val="hi_IN" w:bidi="hi_IN"/>
         </w:rPr>
@@ -18024,6 +18892,20 @@
       </w:r>
       <w:r>
         <w:rPr>
+          <w:lang w:val="hi_IN" w:bidi="hi_IN"/>
+        </w:rPr>
+        <w:t>וְ⁠לֹא־אֶתֵּ֨ן אֶתְ⁠כֶ֥ם ע֛וֹד חֶרְפָּ֖ה בַּ⁠גּוֹיִֽם</w:t>
+      </w:r>
+    </w:p>
+    <w:p>
+      <w:pPr/>
+      <w:r>
+        <w:rPr>
+          <w:lang w:val="hi_IN" w:bidi="hi_IN"/>
+        </w:rPr>
+      </w:r>
+      <w:r>
+        <w:rPr>
           <w:b/>
           <w:lang w:val="hi_IN" w:bidi="hi_IN"/>
         </w:rPr>
@@ -18230,6 +19112,20 @@
       </w:r>
       <w:r>
         <w:rPr>
+          <w:lang w:val="hi_IN" w:bidi="hi_IN"/>
+        </w:rPr>
+        <w:t>אֶ֣רֶץ צִיָּ֣ה וּ⁠שְׁמָמָה֒</w:t>
+      </w:r>
+    </w:p>
+    <w:p>
+      <w:pPr/>
+      <w:r>
+        <w:rPr>
+          <w:lang w:val="hi_IN" w:bidi="hi_IN"/>
+        </w:rPr>
+      </w:r>
+      <w:r>
+        <w:rPr>
           <w:b/>
           <w:lang w:val="hi_IN" w:bidi="hi_IN"/>
         </w:rPr>
@@ -18462,6 +19358,20 @@
       </w:r>
       <w:r>
         <w:rPr>
+          <w:lang w:val="hi_IN" w:bidi="hi_IN"/>
+        </w:rPr>
+        <w:t>אֶל &amp; אֶת־פָּנָ֗י⁠ו אֶל־הַ⁠יָּם֙ הַ⁠קַּדְמֹנִ֔י וְ⁠סֹפ֖⁠וֹ אֶל־הַ⁠יָּ֣ם הָ⁠אַֽחֲר֑וֹן</w:t>
+      </w:r>
+    </w:p>
+    <w:p>
+      <w:pPr/>
+      <w:r>
+        <w:rPr>
+          <w:lang w:val="hi_IN" w:bidi="hi_IN"/>
+        </w:rPr>
+      </w:r>
+      <w:r>
+        <w:rPr>
           <w:b/>
           <w:lang w:val="hi_IN" w:bidi="hi_IN"/>
         </w:rPr>
@@ -18571,6 +19481,20 @@
       </w:r>
       <w:r>
         <w:rPr>
+          <w:lang w:val="hi_IN" w:bidi="hi_IN"/>
+        </w:rPr>
+        <w:t>אֶל &amp; אֶת־פָּנָ֗י⁠ו אֶל־הַ⁠יָּם֙ הַ⁠קַּדְמֹנִ֔י וְ⁠סֹפ֖⁠וֹ אֶל־הַ⁠יָּ֣ם הָ⁠אַֽחֲר֑וֹן</w:t>
+      </w:r>
+    </w:p>
+    <w:p>
+      <w:pPr/>
+      <w:r>
+        <w:rPr>
+          <w:lang w:val="hi_IN" w:bidi="hi_IN"/>
+        </w:rPr>
+      </w:r>
+      <w:r>
+        <w:rPr>
           <w:b/>
           <w:lang w:val="hi_IN" w:bidi="hi_IN"/>
         </w:rPr>
@@ -19521,6 +20445,20 @@
       </w:r>
       <w:r>
         <w:rPr>
+          <w:lang w:val="hi_IN" w:bidi="hi_IN"/>
+        </w:rPr>
+        <w:t>דָשְׁא֖וּ נְא֣וֹת מִדְבָּ֑ר כִּֽי־עֵץ֙ נָשָׂ֣א פִרְי֔⁠וֹ תְּאֵנָ֥ה וָ⁠גֶ֖פֶן נָתְנ֥וּ חֵילָֽ⁠ם</w:t>
+      </w:r>
+    </w:p>
+    <w:p>
+      <w:pPr/>
+      <w:r>
+        <w:rPr>
+          <w:lang w:val="hi_IN" w:bidi="hi_IN"/>
+        </w:rPr>
+      </w:r>
+      <w:r>
+        <w:rPr>
           <w:b/>
           <w:lang w:val="hi_IN" w:bidi="hi_IN"/>
         </w:rPr>
@@ -19604,6 +20542,20 @@
       </w:r>
       <w:r>
         <w:rPr>
+          <w:lang w:val="hi_IN" w:bidi="hi_IN"/>
+        </w:rPr>
+        <w:t>עֵץ֙ נָשָׂ֣א פִרְי֔⁠וֹ תְּאֵנָ֥ה וָ⁠גֶ֖פֶן נָתְנ֥וּ חֵילָֽ⁠ם</w:t>
+      </w:r>
+    </w:p>
+    <w:p>
+      <w:pPr/>
+      <w:r>
+        <w:rPr>
+          <w:lang w:val="hi_IN" w:bidi="hi_IN"/>
+        </w:rPr>
+      </w:r>
+      <w:r>
+        <w:rPr>
           <w:b/>
           <w:lang w:val="hi_IN" w:bidi="hi_IN"/>
         </w:rPr>
@@ -20056,6 +21008,20 @@
       </w:r>
       <w:r>
         <w:rPr>
+          <w:lang w:val="hi_IN" w:bidi="hi_IN"/>
+        </w:rPr>
+        <w:t>נָתַ֥ן לָ⁠כֶ֛ם אֶת־הַ⁠מּוֹרֶ֖ה לִ⁠צְדָקָ֑ה וַ⁠יּ֣וֹרֶד לָ⁠כֶ֗ם גֶּ֛שֶׁם</w:t>
+      </w:r>
+    </w:p>
+    <w:p>
+      <w:pPr/>
+      <w:r>
+        <w:rPr>
+          <w:lang w:val="hi_IN" w:bidi="hi_IN"/>
+        </w:rPr>
+      </w:r>
+      <w:r>
+        <w:rPr>
           <w:b/>
           <w:lang w:val="hi_IN" w:bidi="hi_IN"/>
         </w:rPr>
@@ -20592,6 +21558,20 @@
       </w:r>
       <w:r>
         <w:rPr>
+          <w:lang w:val="hi_IN" w:bidi="hi_IN"/>
+        </w:rPr>
+        <w:t>וְ⁠הֵשִׁ֥יקוּ הַ⁠יְקָבִ֖ים תִּיר֥וֹשׁ וְ⁠יִצְהָֽר</w:t>
+      </w:r>
+    </w:p>
+    <w:p>
+      <w:pPr/>
+      <w:r>
+        <w:rPr>
+          <w:lang w:val="hi_IN" w:bidi="hi_IN"/>
+        </w:rPr>
+      </w:r>
+      <w:r>
+        <w:rPr>
           <w:b/>
           <w:lang w:val="hi_IN" w:bidi="hi_IN"/>
         </w:rPr>
@@ -21393,6 +22373,20 @@
       </w:r>
       <w:r>
         <w:rPr>
+          <w:lang w:val="hi_IN" w:bidi="hi_IN"/>
+        </w:rPr>
+        <w:t>וְ⁠לֹא־יֵבֹ֥שׁוּ עַמִּ֖⁠י לְ⁠עוֹלָֽם</w:t>
+      </w:r>
+    </w:p>
+    <w:p>
+      <w:pPr/>
+      <w:r>
+        <w:rPr>
+          <w:lang w:val="hi_IN" w:bidi="hi_IN"/>
+        </w:rPr>
+      </w:r>
+      <w:r>
+        <w:rPr>
           <w:b/>
           <w:lang w:val="hi_IN" w:bidi="hi_IN"/>
         </w:rPr>
@@ -21593,6 +22587,20 @@
       </w:r>
       <w:r>
         <w:rPr>
+          <w:lang w:val="hi_IN" w:bidi="hi_IN"/>
+        </w:rPr>
+        <w:t>וְ⁠לֹא־יֵבֹ֥שׁוּ עַמִּ֖⁠י לְ⁠עוֹלָֽם</w:t>
+      </w:r>
+    </w:p>
+    <w:p>
+      <w:pPr/>
+      <w:r>
+        <w:rPr>
+          <w:lang w:val="hi_IN" w:bidi="hi_IN"/>
+        </w:rPr>
+      </w:r>
+      <w:r>
+        <w:rPr>
           <w:b/>
           <w:lang w:val="hi_IN" w:bidi="hi_IN"/>
         </w:rPr>
@@ -22116,6 +23124,20 @@
       </w:r>
       <w:r>
         <w:rPr>
+          <w:lang w:val="hi_IN" w:bidi="hi_IN"/>
+        </w:rPr>
+        <w:t>וְ⁠נִבְּא֖וּ בְּנֵי⁠כֶ֣ם וּ⁠בְנֽוֹתֵי⁠כֶ֑ם</w:t>
+      </w:r>
+    </w:p>
+    <w:p>
+      <w:pPr/>
+      <w:r>
+        <w:rPr>
+          <w:lang w:val="hi_IN" w:bidi="hi_IN"/>
+        </w:rPr>
+      </w:r>
+      <w:r>
+        <w:rPr>
           <w:b/>
           <w:lang w:val="hi_IN" w:bidi="hi_IN"/>
         </w:rPr>
@@ -22199,6 +23221,20 @@
       </w:r>
       <w:r>
         <w:rPr>
+          <w:lang w:val="hi_IN" w:bidi="hi_IN"/>
+        </w:rPr>
+        <w:t>זִקְנֵי⁠כֶם֙ חֲלֹמ֣וֹת יַחֲלֹמ֔וּ⁠ן בַּח֣וּרֵי⁠כֶ֔ם חֶזְיֹנ֖וֹת יִרְאֽוּ</w:t>
+      </w:r>
+    </w:p>
+    <w:p>
+      <w:pPr/>
+      <w:r>
+        <w:rPr>
+          <w:lang w:val="hi_IN" w:bidi="hi_IN"/>
+        </w:rPr>
+      </w:r>
+      <w:r>
+        <w:rPr>
           <w:b/>
           <w:lang w:val="hi_IN" w:bidi="hi_IN"/>
         </w:rPr>
@@ -22588,6 +23624,20 @@
         <w:rPr>
           <w:lang w:val="hi_IN" w:bidi="hi_IN"/>
         </w:rPr>
+      </w:r>
+    </w:p>
+    <w:p>
+      <w:pPr/>
+      <w:r>
+        <w:rPr>
+          <w:lang w:val="hi_IN" w:bidi="hi_IN"/>
+        </w:rPr>
+      </w:r>
+      <w:r>
+        <w:rPr>
+          <w:lang w:val="hi_IN" w:bidi="hi_IN"/>
+        </w:rPr>
+        <w:t>אֶשְׁפּ֖וֹךְ אֶת־רוּחִֽ⁠י</w:t>
       </w:r>
     </w:p>
     <w:p>
@@ -22796,6 +23846,20 @@
       </w:r>
       <w:r>
         <w:rPr>
+          <w:lang w:val="hi_IN" w:bidi="hi_IN"/>
+        </w:rPr>
+        <w:t>הַ⁠שֶּׁ֨מֶשׁ֙ יֵהָפֵ֣ךְ לְ⁠חֹ֔שֶׁךְ וְ⁠הַ⁠יָּרֵ֖חַ לְ⁠דָ֑ם</w:t>
+      </w:r>
+    </w:p>
+    <w:p>
+      <w:pPr/>
+      <w:r>
+        <w:rPr>
+          <w:lang w:val="hi_IN" w:bidi="hi_IN"/>
+        </w:rPr>
+      </w:r>
+      <w:r>
+        <w:rPr>
           <w:b/>
           <w:lang w:val="hi_IN" w:bidi="hi_IN"/>
         </w:rPr>
@@ -22879,6 +23943,20 @@
       </w:r>
       <w:r>
         <w:rPr>
+          <w:lang w:val="hi_IN" w:bidi="hi_IN"/>
+        </w:rPr>
+        <w:t>הַ⁠שֶּׁ֨מֶשׁ֙ יֵהָפֵ֣ךְ לְ⁠חֹ֔שֶׁךְ וְ⁠הַ⁠יָּרֵ֖חַ לְ⁠דָ֑ם</w:t>
+      </w:r>
+    </w:p>
+    <w:p>
+      <w:pPr/>
+      <w:r>
+        <w:rPr>
+          <w:lang w:val="hi_IN" w:bidi="hi_IN"/>
+        </w:rPr>
+      </w:r>
+      <w:r>
+        <w:rPr>
           <w:b/>
           <w:lang w:val="hi_IN" w:bidi="hi_IN"/>
         </w:rPr>
@@ -23059,6 +24137,20 @@
       </w:r>
       <w:r>
         <w:rPr>
+          <w:lang w:val="hi_IN" w:bidi="hi_IN"/>
+        </w:rPr>
+        <w:t>לִ⁠פְנֵ֗י בּ֚וֹא י֣וֹם יְהוָ֔ה הַ⁠גָּד֖וֹל וְ⁠הַ⁠נּוֹרָֽא</w:t>
+      </w:r>
+    </w:p>
+    <w:p>
+      <w:pPr/>
+      <w:r>
+        <w:rPr>
+          <w:lang w:val="hi_IN" w:bidi="hi_IN"/>
+        </w:rPr>
+      </w:r>
+      <w:r>
+        <w:rPr>
           <w:b/>
           <w:lang w:val="hi_IN" w:bidi="hi_IN"/>
         </w:rPr>
@@ -23155,6 +24247,20 @@
       </w:r>
       <w:r>
         <w:rPr>
+          <w:lang w:val="hi_IN" w:bidi="hi_IN"/>
+        </w:rPr>
+        <w:t>י֣וֹם יְהוָ֔ה הַ⁠גָּד֖וֹל וְ⁠הַ⁠נּוֹרָֽא</w:t>
+      </w:r>
+    </w:p>
+    <w:p>
+      <w:pPr/>
+      <w:r>
+        <w:rPr>
+          <w:lang w:val="hi_IN" w:bidi="hi_IN"/>
+        </w:rPr>
+      </w:r>
+      <w:r>
+        <w:rPr>
           <w:b/>
           <w:lang w:val="hi_IN" w:bidi="hi_IN"/>
         </w:rPr>
@@ -23227,6 +24333,20 @@
         <w:rPr>
           <w:lang w:val="hi_IN" w:bidi="hi_IN"/>
         </w:rPr>
+      </w:r>
+    </w:p>
+    <w:p>
+      <w:pPr/>
+      <w:r>
+        <w:rPr>
+          <w:lang w:val="hi_IN" w:bidi="hi_IN"/>
+        </w:rPr>
+      </w:r>
+      <w:r>
+        <w:rPr>
+          <w:lang w:val="hi_IN" w:bidi="hi_IN"/>
+        </w:rPr>
+        <w:t>י֣וֹם יְהוָ֔ה הַ⁠גָּד֖וֹל וְ⁠הַ⁠נּוֹרָֽא</w:t>
       </w:r>
     </w:p>
     <w:p>
@@ -23457,6 +24577,20 @@
       </w:r>
       <w:r>
         <w:rPr>
+          <w:lang w:val="hi_IN" w:bidi="hi_IN"/>
+        </w:rPr>
+        <w:t>כֹּ֧ל אֲשֶׁר־יִקְרָ֛א בְּ⁠שֵׁ֥ם יְהוָ֖ה יִמָּלֵ֑ט &amp; יְהוָ֔ה</w:t>
+      </w:r>
+    </w:p>
+    <w:p>
+      <w:pPr/>
+      <w:r>
+        <w:rPr>
+          <w:lang w:val="hi_IN" w:bidi="hi_IN"/>
+        </w:rPr>
+      </w:r>
+      <w:r>
+        <w:rPr>
           <w:b/>
           <w:lang w:val="hi_IN" w:bidi="hi_IN"/>
         </w:rPr>
@@ -23665,6 +24799,530 @@
         <w:rPr>
           <w:lang w:val="hi_IN" w:bidi="hi_IN"/>
         </w:rPr>
+        <w:t>בְּ⁠שֵׁ֥ם יְהוָ֖ה &amp; יְהוָ֔ה</w:t>
+      </w:r>
+    </w:p>
+    <w:p>
+      <w:pPr/>
+      <w:r>
+        <w:rPr>
+          <w:lang w:val="hi_IN" w:bidi="hi_IN"/>
+        </w:rPr>
+      </w:r>
+      <w:r>
+        <w:rPr>
+          <w:b/>
+          <w:lang w:val="hi_IN" w:bidi="hi_IN"/>
+        </w:rPr>
+        <w:t>"यहोवा से"</w:t>
+      </w:r>
+    </w:p>
+    <w:p>
+      <w:pPr/>
+      <w:r>
+        <w:rPr>
+          <w:lang w:val="hi_IN" w:bidi="hi_IN"/>
+        </w:rPr>
+      </w:r>
+      <w:r>
+        <w:rPr>
+          <w:lang w:val="hi_IN" w:bidi="hi_IN"/>
+        </w:rPr>
+        <w:t>यहोवा अपने बारे में तीसरे व्यक्ति में बोल रहे हैं। यदि आपकी भाषा में यह सहायक होगा, तो आप इसे पहले व्यक्ति में अनुवाद कर सकते हैं। वैकल्पिक अनुवाद: “मेरे नाम से”</w:t>
+      </w:r>
+    </w:p>
+    <w:p>
+      <w:pPr/>
+      <w:r>
+        <w:rPr>
+          <w:lang w:val="hi_IN" w:bidi="hi_IN"/>
+        </w:rPr>
+      </w:r>
+      <w:r>
+        <w:rPr>
+          <w:lang w:val="hi_IN" w:bidi="hi_IN"/>
+        </w:rPr>
+        <w:t xml:space="preserve">देखें: </w:t>
+      </w:r>
+      <w:r>
+        <w:rPr>
+          <w:lang w:val="hi_IN" w:bidi="hi_IN"/>
+        </w:rPr>
+        <w:t>प्रथम, द्वितीय या तृतीय पुरुष</w:t>
+      </w:r>
+      <w:r>
+        <w:rPr>
+          <w:lang w:val="hi_IN" w:bidi="hi_IN"/>
+        </w:rPr>
+      </w:r>
+      <w:r>
+        <w:rPr>
+          <w:lang w:val="hi_IN" w:bidi="hi_IN"/>
+        </w:rPr>
+      </w:r>
+    </w:p>
+    <w:p>
+      <w:pPr/>
+      <w:r>
+        <w:rPr>
+          <w:lang w:val="hi_IN" w:bidi="hi_IN"/>
+        </w:rPr>
+      </w:r>
+    </w:p>
+    <w:p>
+      <w:pPr>
+        <w:pStyle w:val="Heading2"/>
+      </w:pPr>
+      <w:r>
+        <w:rPr>
+          <w:lang w:val="hi_IN" w:bidi="hi_IN"/>
+        </w:rPr>
+        <w:t>योएल 2:32 (#5)</w:t>
+      </w:r>
+      <w:r>
+        <w:rPr>
+          <w:lang w:val="hi_IN" w:bidi="hi_IN"/>
+        </w:rPr>
+      </w:r>
+    </w:p>
+    <w:p>
+      <w:pPr/>
+      <w:r>
+        <w:rPr>
+          <w:lang w:val="hi_IN" w:bidi="hi_IN"/>
+        </w:rPr>
+      </w:r>
+      <w:r>
+        <w:rPr>
+          <w:lang w:val="hi_IN" w:bidi="hi_IN"/>
+        </w:rPr>
+        <w:t>כִּ֠י בְּ⁠הַר־צִיּ֨וֹן וּ⁠בִ⁠ירוּשָׁלִַ֜ם תִּֽהְיֶ֣ה פְלֵיטָ֗ה</w:t>
+      </w:r>
+    </w:p>
+    <w:p>
+      <w:pPr/>
+      <w:r>
+        <w:rPr>
+          <w:lang w:val="hi_IN" w:bidi="hi_IN"/>
+        </w:rPr>
+      </w:r>
+      <w:r>
+        <w:rPr>
+          <w:b/>
+          <w:lang w:val="hi_IN" w:bidi="hi_IN"/>
+        </w:rPr>
+        <w:t>"सिय्योन पर्वत पर, और यरूशलेम में... उद्धार पाएँगे"</w:t>
+      </w:r>
+    </w:p>
+    <w:p>
+      <w:pPr/>
+      <w:r>
+        <w:rPr>
+          <w:lang w:val="hi_IN" w:bidi="hi_IN"/>
+        </w:rPr>
+      </w:r>
+      <w:r>
+        <w:rPr>
+          <w:lang w:val="hi_IN" w:bidi="hi_IN"/>
+        </w:rPr>
+        <w:t xml:space="preserve">यदि आपकी भाषा में </w:t>
+      </w:r>
+      <w:r>
+        <w:rPr>
+          <w:b/>
+          <w:lang w:val="hi_IN" w:bidi="hi_IN"/>
+        </w:rPr>
+        <w:t xml:space="preserve">उद्धार </w:t>
+      </w:r>
+      <w:r>
+        <w:rPr>
+          <w:lang w:val="hi_IN" w:bidi="hi_IN"/>
+        </w:rPr>
+        <w:t>के विचार के लिए भाववाचक संज्ञा का उपयोग नहीं होता है, तो आप उसी विचार को किसी अन्य तरीके से व्यक्त कर सकते हैं। वैकल्पिक अनुवाद: "क्योंकि सिय्योन पर्वत पर और यरूशलेम में यहोवा लोगों के लिए उद्धार का मार्ग प्रदान करेंगे"</w:t>
+      </w:r>
+    </w:p>
+    <w:p>
+      <w:pPr/>
+      <w:r>
+        <w:rPr>
+          <w:lang w:val="hi_IN" w:bidi="hi_IN"/>
+        </w:rPr>
+      </w:r>
+      <w:r>
+        <w:rPr>
+          <w:lang w:val="hi_IN" w:bidi="hi_IN"/>
+        </w:rPr>
+        <w:t xml:space="preserve">देखें: </w:t>
+      </w:r>
+      <w:r>
+        <w:rPr>
+          <w:lang w:val="hi_IN" w:bidi="hi_IN"/>
+        </w:rPr>
+        <w:t xml:space="preserve"> भाववाचक संज्ञाएँ</w:t>
+      </w:r>
+      <w:r>
+        <w:rPr>
+          <w:lang w:val="hi_IN" w:bidi="hi_IN"/>
+        </w:rPr>
+      </w:r>
+      <w:r>
+        <w:rPr>
+          <w:lang w:val="hi_IN" w:bidi="hi_IN"/>
+        </w:rPr>
+      </w:r>
+    </w:p>
+    <w:p>
+      <w:pPr/>
+      <w:r>
+        <w:rPr>
+          <w:lang w:val="hi_IN" w:bidi="hi_IN"/>
+        </w:rPr>
+      </w:r>
+    </w:p>
+    <w:p>
+      <w:pPr>
+        <w:pStyle w:val="Heading2"/>
+      </w:pPr>
+      <w:r>
+        <w:rPr>
+          <w:lang w:val="hi_IN" w:bidi="hi_IN"/>
+        </w:rPr>
+        <w:t>योएल 2:32 (#6)</w:t>
+      </w:r>
+      <w:r>
+        <w:rPr>
+          <w:lang w:val="hi_IN" w:bidi="hi_IN"/>
+        </w:rPr>
+      </w:r>
+    </w:p>
+    <w:p>
+      <w:pPr/>
+      <w:r>
+        <w:rPr>
+          <w:lang w:val="hi_IN" w:bidi="hi_IN"/>
+        </w:rPr>
+      </w:r>
+      <w:r>
+        <w:rPr>
+          <w:lang w:val="hi_IN" w:bidi="hi_IN"/>
+        </w:rPr>
+        <w:t>בְּ⁠הַר־צִיּ֨וֹן וּ⁠בִ⁠ירוּשָׁלִַ֜ם</w:t>
+      </w:r>
+    </w:p>
+    <w:p>
+      <w:pPr/>
+      <w:r>
+        <w:rPr>
+          <w:lang w:val="hi_IN" w:bidi="hi_IN"/>
+        </w:rPr>
+      </w:r>
+      <w:r>
+        <w:rPr>
+          <w:b/>
+          <w:lang w:val="hi_IN" w:bidi="hi_IN"/>
+        </w:rPr>
+        <w:t>"सिय्योन पर्वत पर, और यरूशलेम में"</w:t>
+      </w:r>
+    </w:p>
+    <w:p>
+      <w:pPr/>
+      <w:r>
+        <w:rPr>
+          <w:lang w:val="hi_IN" w:bidi="hi_IN"/>
+        </w:rPr>
+      </w:r>
+      <w:r>
+        <w:rPr>
+          <w:lang w:val="hi_IN" w:bidi="hi_IN"/>
+        </w:rPr>
+        <w:t xml:space="preserve">शब्द </w:t>
+      </w:r>
+      <w:r>
+        <w:rPr>
+          <w:b/>
+          <w:lang w:val="hi_IN" w:bidi="hi_IN"/>
+        </w:rPr>
+        <w:t>सिय्योन पर्वत</w:t>
+      </w:r>
+      <w:r>
+        <w:rPr>
+          <w:lang w:val="hi_IN" w:bidi="hi_IN"/>
+        </w:rPr>
+        <w:t xml:space="preserve"> और </w:t>
+      </w:r>
+      <w:r>
+        <w:rPr>
+          <w:b/>
+          <w:lang w:val="hi_IN" w:bidi="hi_IN"/>
+        </w:rPr>
+        <w:t>यरूशलेम</w:t>
+      </w:r>
+      <w:r>
+        <w:rPr>
+          <w:lang w:val="hi_IN" w:bidi="hi_IN"/>
+        </w:rPr>
+        <w:t xml:space="preserve"> समान अर्थ रखते हैं। यहोवा जोर देने के लिए इन दोनों शब्दों का एक साथ उपयोग कर रहे हैं। यदि आपके पाठकों के लिए यह अधिक स्पष्ट होगा, तो आप जोर को एक ही वाक्यांश के साथ व्यक्त कर सकते हैं। वैकल्पिक अनुवाद: “यरूशलेम के पवित्र नगर में”</w:t>
+      </w:r>
+    </w:p>
+    <w:p>
+      <w:pPr/>
+      <w:r>
+        <w:rPr>
+          <w:lang w:val="hi_IN" w:bidi="hi_IN"/>
+        </w:rPr>
+      </w:r>
+      <w:r>
+        <w:rPr>
+          <w:lang w:val="hi_IN" w:bidi="hi_IN"/>
+        </w:rPr>
+        <w:t xml:space="preserve">देखें: </w:t>
+      </w:r>
+      <w:r>
+        <w:rPr>
+          <w:lang w:val="hi_IN" w:bidi="hi_IN"/>
+        </w:rPr>
+        <w:t>द्विरावृत्ति (डबलेट)</w:t>
+      </w:r>
+      <w:r>
+        <w:rPr>
+          <w:lang w:val="hi_IN" w:bidi="hi_IN"/>
+        </w:rPr>
+      </w:r>
+      <w:r>
+        <w:rPr>
+          <w:lang w:val="hi_IN" w:bidi="hi_IN"/>
+        </w:rPr>
+      </w:r>
+    </w:p>
+    <w:p>
+      <w:pPr/>
+      <w:r>
+        <w:rPr>
+          <w:lang w:val="hi_IN" w:bidi="hi_IN"/>
+        </w:rPr>
+      </w:r>
+    </w:p>
+    <w:p>
+      <w:pPr>
+        <w:pStyle w:val="Heading2"/>
+      </w:pPr>
+      <w:r>
+        <w:rPr>
+          <w:lang w:val="hi_IN" w:bidi="hi_IN"/>
+        </w:rPr>
+        <w:t>योएल 2:32 (#7)</w:t>
+      </w:r>
+      <w:r>
+        <w:rPr>
+          <w:lang w:val="hi_IN" w:bidi="hi_IN"/>
+        </w:rPr>
+      </w:r>
+    </w:p>
+    <w:p>
+      <w:pPr/>
+      <w:r>
+        <w:rPr>
+          <w:lang w:val="hi_IN" w:bidi="hi_IN"/>
+        </w:rPr>
+      </w:r>
+      <w:r>
+        <w:rPr>
+          <w:lang w:val="hi_IN" w:bidi="hi_IN"/>
+        </w:rPr>
+        <w:t>כַּֽ⁠אֲשֶׁר֙ אָמַ֣ר יְהוָ֔ה</w:t>
+      </w:r>
+    </w:p>
+    <w:p>
+      <w:pPr/>
+      <w:r>
+        <w:rPr>
+          <w:lang w:val="hi_IN" w:bidi="hi_IN"/>
+        </w:rPr>
+      </w:r>
+      <w:r>
+        <w:rPr>
+          <w:b/>
+          <w:lang w:val="hi_IN" w:bidi="hi_IN"/>
+        </w:rPr>
+        <w:t>"यहोवा के वचन के अनुसार"</w:t>
+      </w:r>
+    </w:p>
+    <w:p>
+      <w:pPr/>
+      <w:r>
+        <w:rPr>
+          <w:lang w:val="hi_IN" w:bidi="hi_IN"/>
+        </w:rPr>
+      </w:r>
+      <w:r>
+        <w:rPr>
+          <w:lang w:val="hi_IN" w:bidi="hi_IN"/>
+        </w:rPr>
+        <w:t>यहोवा अपने बारे में तीसरे व्यक्ति में बात कर रहे हैं। यदि आपकी भाषा में यह सहायक होगा, तो आप इसे पहले व्यक्ति में अनुवाद कर सकते हैं। वैकल्पिक अनुवाद: "जैसा मैंने कहा है"</w:t>
+      </w:r>
+    </w:p>
+    <w:p>
+      <w:pPr/>
+      <w:r>
+        <w:rPr>
+          <w:lang w:val="hi_IN" w:bidi="hi_IN"/>
+        </w:rPr>
+      </w:r>
+      <w:r>
+        <w:rPr>
+          <w:lang w:val="hi_IN" w:bidi="hi_IN"/>
+        </w:rPr>
+        <w:t xml:space="preserve">देखें: </w:t>
+      </w:r>
+      <w:r>
+        <w:rPr>
+          <w:lang w:val="hi_IN" w:bidi="hi_IN"/>
+        </w:rPr>
+        <w:t>प्रथम, द्वितीय या तृतीय पुरुष</w:t>
+      </w:r>
+      <w:r>
+        <w:rPr>
+          <w:lang w:val="hi_IN" w:bidi="hi_IN"/>
+        </w:rPr>
+      </w:r>
+      <w:r>
+        <w:rPr>
+          <w:lang w:val="hi_IN" w:bidi="hi_IN"/>
+        </w:rPr>
+      </w:r>
+    </w:p>
+    <w:p>
+      <w:pPr/>
+      <w:r>
+        <w:rPr>
+          <w:lang w:val="hi_IN" w:bidi="hi_IN"/>
+        </w:rPr>
+      </w:r>
+    </w:p>
+    <w:p>
+      <w:pPr>
+        <w:pStyle w:val="Heading2"/>
+      </w:pPr>
+      <w:r>
+        <w:rPr>
+          <w:lang w:val="hi_IN" w:bidi="hi_IN"/>
+        </w:rPr>
+        <w:t>योएल 2:32 (#8)</w:t>
+      </w:r>
+      <w:r>
+        <w:rPr>
+          <w:lang w:val="hi_IN" w:bidi="hi_IN"/>
+        </w:rPr>
+      </w:r>
+    </w:p>
+    <w:p>
+      <w:pPr/>
+      <w:r>
+        <w:rPr>
+          <w:lang w:val="hi_IN" w:bidi="hi_IN"/>
+        </w:rPr>
+      </w:r>
+      <w:r>
+        <w:rPr>
+          <w:lang w:val="hi_IN" w:bidi="hi_IN"/>
+        </w:rPr>
+        <w:t>יְהוָ֖ה &amp; וּ⁠בַ֨⁠שְּׂרִידִ֔ים אֲשֶׁ֥ר יְהוָ֖ה קֹרֵֽא</w:t>
+      </w:r>
+    </w:p>
+    <w:p>
+      <w:pPr/>
+      <w:r>
+        <w:rPr>
+          <w:lang w:val="hi_IN" w:bidi="hi_IN"/>
+        </w:rPr>
+      </w:r>
+      <w:r>
+        <w:rPr>
+          <w:b/>
+          <w:lang w:val="hi_IN" w:bidi="hi_IN"/>
+        </w:rPr>
+        <w:t>"जिन बचे हुओं को यहोवा बुलाएगा"</w:t>
+      </w:r>
+    </w:p>
+    <w:p>
+      <w:pPr/>
+      <w:r>
+        <w:rPr>
+          <w:lang w:val="hi_IN" w:bidi="hi_IN"/>
+        </w:rPr>
+      </w:r>
+      <w:r>
+        <w:rPr>
+          <w:lang w:val="hi_IN" w:bidi="hi_IN"/>
+        </w:rPr>
+        <w:t>यहोवा कुछ शब्दों को छोड़ रहे हैं जो कई भाषाओं में एक वाक्य को पूरा करने के लिए आवश्यक होंगे। यदि आपकी भाषा में यह स्पष्ट होगा, तो आप सन्दर्भ से इन शब्दों को जोड़ सकते हैं। वैकल्पिक अनुवाद: "और बचे हुए लोगों में से उद्धार होगा जिन्हें यहोवा बुला रहे हैं"</w:t>
+      </w:r>
+    </w:p>
+    <w:p>
+      <w:pPr/>
+      <w:r>
+        <w:rPr>
+          <w:lang w:val="hi_IN" w:bidi="hi_IN"/>
+        </w:rPr>
+      </w:r>
+      <w:r>
+        <w:rPr>
+          <w:lang w:val="hi_IN" w:bidi="hi_IN"/>
+        </w:rPr>
+        <w:t xml:space="preserve">देखें: </w:t>
+      </w:r>
+      <w:r>
+        <w:rPr>
+          <w:lang w:val="hi_IN" w:bidi="hi_IN"/>
+        </w:rPr>
+        <w:t>पदलोप</w:t>
+      </w:r>
+      <w:r>
+        <w:rPr>
+          <w:lang w:val="hi_IN" w:bidi="hi_IN"/>
+        </w:rPr>
+      </w:r>
+      <w:r>
+        <w:rPr>
+          <w:lang w:val="hi_IN" w:bidi="hi_IN"/>
+        </w:rPr>
+      </w:r>
+    </w:p>
+    <w:p>
+      <w:pPr/>
+      <w:r>
+        <w:rPr>
+          <w:lang w:val="hi_IN" w:bidi="hi_IN"/>
+        </w:rPr>
+      </w:r>
+    </w:p>
+    <w:p>
+      <w:pPr>
+        <w:pStyle w:val="Heading2"/>
+      </w:pPr>
+      <w:r>
+        <w:rPr>
+          <w:lang w:val="hi_IN" w:bidi="hi_IN"/>
+        </w:rPr>
+        <w:t>योएल 2:32 (#9)</w:t>
+      </w:r>
+      <w:r>
+        <w:rPr>
+          <w:lang w:val="hi_IN" w:bidi="hi_IN"/>
+        </w:rPr>
+      </w:r>
+    </w:p>
+    <w:p>
+      <w:pPr/>
+      <w:r>
+        <w:rPr>
+          <w:lang w:val="hi_IN" w:bidi="hi_IN"/>
+        </w:rPr>
+      </w:r>
+      <w:r>
+        <w:rPr>
+          <w:lang w:val="hi_IN" w:bidi="hi_IN"/>
+        </w:rPr>
         <w:t>יְהוָ֖ה &amp; אֲשֶׁ֥ר יְהוָ֖ה קֹרֵֽא</w:t>
       </w:r>
     </w:p>
@@ -23680,21 +25338,21 @@
           <w:b/>
           <w:lang w:val="hi_IN" w:bidi="hi_IN"/>
         </w:rPr>
-        <w:t>"यहोवा से"</w:t>
-      </w:r>
-    </w:p>
-    <w:p>
-      <w:pPr/>
-      <w:r>
-        <w:rPr>
-          <w:lang w:val="hi_IN" w:bidi="hi_IN"/>
-        </w:rPr>
-      </w:r>
-      <w:r>
-        <w:rPr>
-          <w:lang w:val="hi_IN" w:bidi="hi_IN"/>
-        </w:rPr>
-        <w:t>यहोवा अपने बारे में तीसरे व्यक्ति में बोल रहे हैं। यदि आपकी भाषा में यह सहायक होगा, तो आप इसे पहले व्यक्ति में अनुवाद कर सकते हैं। वैकल्पिक अनुवाद: “मेरे नाम से”</w:t>
+        <w:t>"जिन... को यहोवा बुलाएगा"</w:t>
+      </w:r>
+    </w:p>
+    <w:p>
+      <w:pPr/>
+      <w:r>
+        <w:rPr>
+          <w:lang w:val="hi_IN" w:bidi="hi_IN"/>
+        </w:rPr>
+      </w:r>
+      <w:r>
+        <w:rPr>
+          <w:lang w:val="hi_IN" w:bidi="hi_IN"/>
+        </w:rPr>
+        <w:t>यहोवा अपने बारे में तीसरे व्यक्ति में बात कर रहे हैं। यदि आपकी भाषा में यह सहायक होगा, तो आप इसे पहले व्यक्ति में अनुवाद कर सकते हैं। वैकल्पिक अनुवाद: “जिसे मैं बुला रहा हूँ”</w:t>
       </w:r>
     </w:p>
     <w:p>
@@ -23743,27 +25401,371 @@
         <w:rPr>
           <w:lang w:val="hi_IN" w:bidi="hi_IN"/>
         </w:rPr>
-        <w:t>योएल 2:32 (#5)</w:t>
-      </w:r>
-      <w:r>
-        <w:rPr>
-          <w:lang w:val="hi_IN" w:bidi="hi_IN"/>
-        </w:rPr>
-      </w:r>
-    </w:p>
-    <w:p>
-      <w:pPr/>
-      <w:r>
-        <w:rPr>
-          <w:lang w:val="hi_IN" w:bidi="hi_IN"/>
-        </w:rPr>
-      </w:r>
-      <w:r>
-        <w:rPr>
-          <w:b/>
-          <w:lang w:val="hi_IN" w:bidi="hi_IN"/>
-        </w:rPr>
-        <w:t>"सिय्योन पर्वत पर, और यरूशलेम में... उद्धार पाएँगे"</w:t>
+        <w:t>योएल 3:1 (#1)</w:t>
+      </w:r>
+      <w:r>
+        <w:rPr>
+          <w:lang w:val="hi_IN" w:bidi="hi_IN"/>
+        </w:rPr>
+      </w:r>
+    </w:p>
+    <w:p>
+      <w:pPr/>
+      <w:r>
+        <w:rPr>
+          <w:lang w:val="hi_IN" w:bidi="hi_IN"/>
+        </w:rPr>
+      </w:r>
+      <w:r>
+        <w:rPr>
+          <w:lang w:val="hi_IN" w:bidi="hi_IN"/>
+        </w:rPr>
+        <w:t>כִּ֗י הִנֵּ֛ה בַּ⁠יָּמִ֥ים הָ⁠הֵ֖מָּה וּ⁠בָ⁠עֵ֣ת הַ⁠הִ֑יא</w:t>
+      </w:r>
+    </w:p>
+    <w:p>
+      <w:pPr/>
+      <w:r>
+        <w:rPr>
+          <w:lang w:val="hi_IN" w:bidi="hi_IN"/>
+        </w:rPr>
+      </w:r>
+      <w:r>
+        <w:rPr>
+          <w:b/>
+          <w:lang w:val="hi_IN" w:bidi="hi_IN"/>
+        </w:rPr>
+        <w:t>"क्योंकि सुनो, जिन दिनों में और जिस समय"</w:t>
+      </w:r>
+    </w:p>
+    <w:p>
+      <w:pPr/>
+      <w:r>
+        <w:rPr>
+          <w:lang w:val="hi_IN" w:bidi="hi_IN"/>
+        </w:rPr>
+      </w:r>
+      <w:r>
+        <w:rPr>
+          <w:lang w:val="hi_IN" w:bidi="hi_IN"/>
+        </w:rPr>
+        <w:t>यह पद यहोवा के प्रत्यक्ष उद्धरण को जारी रखता है। आप अपनी भाषा में प्रत्यक्ष उद्धरण को जारी रखने के लिए स्वाभाविक तरीके का उपयोग कर इसे इंगित करना चाह सकते हैं। वैकल्पिक अनुवाद: "यहोवा ने यह भी कहा, 'क्योंकि देखो, उन दिनों में और उस समय'"</w:t>
+      </w:r>
+    </w:p>
+    <w:p>
+      <w:pPr/>
+      <w:r>
+        <w:rPr>
+          <w:lang w:val="hi_IN" w:bidi="hi_IN"/>
+        </w:rPr>
+      </w:r>
+      <w:r>
+        <w:rPr>
+          <w:lang w:val="hi_IN" w:bidi="hi_IN"/>
+        </w:rPr>
+        <w:t xml:space="preserve">देखें: </w:t>
+      </w:r>
+      <w:r>
+        <w:rPr>
+          <w:lang w:val="hi_IN" w:bidi="hi_IN"/>
+        </w:rPr>
+        <w:t>प्रत्यक्ष और अप्रत्यक्ष उद्धरण</w:t>
+      </w:r>
+      <w:r>
+        <w:rPr>
+          <w:lang w:val="hi_IN" w:bidi="hi_IN"/>
+        </w:rPr>
+      </w:r>
+      <w:r>
+        <w:rPr>
+          <w:lang w:val="hi_IN" w:bidi="hi_IN"/>
+        </w:rPr>
+      </w:r>
+    </w:p>
+    <w:p>
+      <w:pPr/>
+      <w:r>
+        <w:rPr>
+          <w:lang w:val="hi_IN" w:bidi="hi_IN"/>
+        </w:rPr>
+      </w:r>
+    </w:p>
+    <w:p>
+      <w:pPr>
+        <w:pStyle w:val="Heading2"/>
+      </w:pPr>
+      <w:r>
+        <w:rPr>
+          <w:lang w:val="hi_IN" w:bidi="hi_IN"/>
+        </w:rPr>
+        <w:t>योएल 3:1 (#2)</w:t>
+      </w:r>
+      <w:r>
+        <w:rPr>
+          <w:lang w:val="hi_IN" w:bidi="hi_IN"/>
+        </w:rPr>
+      </w:r>
+    </w:p>
+    <w:p>
+      <w:pPr/>
+      <w:r>
+        <w:rPr>
+          <w:lang w:val="hi_IN" w:bidi="hi_IN"/>
+        </w:rPr>
+      </w:r>
+      <w:r>
+        <w:rPr>
+          <w:lang w:val="hi_IN" w:bidi="hi_IN"/>
+        </w:rPr>
+        <w:t>כִּ֗י הִנֵּ֛ה</w:t>
+      </w:r>
+    </w:p>
+    <w:p>
+      <w:pPr/>
+      <w:r>
+        <w:rPr>
+          <w:lang w:val="hi_IN" w:bidi="hi_IN"/>
+        </w:rPr>
+      </w:r>
+      <w:r>
+        <w:rPr>
+          <w:b/>
+          <w:lang w:val="hi_IN" w:bidi="hi_IN"/>
+        </w:rPr>
+        <w:t>"क्योंकि सुनो"</w:t>
+      </w:r>
+    </w:p>
+    <w:p>
+      <w:pPr/>
+      <w:r>
+        <w:rPr>
+          <w:lang w:val="hi_IN" w:bidi="hi_IN"/>
+        </w:rPr>
+      </w:r>
+      <w:r>
+        <w:rPr>
+          <w:lang w:val="hi_IN" w:bidi="hi_IN"/>
+        </w:rPr>
+        <w:t xml:space="preserve">यहोवा अपने श्रोताओं का ध्यान आकर्षित करने के लिए </w:t>
+      </w:r>
+      <w:r>
+        <w:rPr>
+          <w:b/>
+          <w:lang w:val="hi_IN" w:bidi="hi_IN"/>
+        </w:rPr>
+        <w:t>सुनो</w:t>
+      </w:r>
+      <w:r>
+        <w:rPr>
+          <w:lang w:val="hi_IN" w:bidi="hi_IN"/>
+        </w:rPr>
+        <w:t xml:space="preserve"> शब्द का उपयोग कर रहे हैं कि वह क्या कहने वाले हैं। आपकी भाषा में एक तुलनीय अभिव्यक्ति हो सकती है जिसका आप अपने अनुवाद में उपयोग कर सकते हैं। वैकल्पिक अनुवाद: "अब देखिए" या "अब सुनिए"</w:t>
+      </w:r>
+    </w:p>
+    <w:p>
+      <w:pPr/>
+      <w:r>
+        <w:rPr>
+          <w:lang w:val="hi_IN" w:bidi="hi_IN"/>
+        </w:rPr>
+      </w:r>
+      <w:r>
+        <w:rPr>
+          <w:lang w:val="hi_IN" w:bidi="hi_IN"/>
+        </w:rPr>
+        <w:t xml:space="preserve">देखें: </w:t>
+      </w:r>
+      <w:r>
+        <w:rPr>
+          <w:lang w:val="hi_IN" w:bidi="hi_IN"/>
+        </w:rPr>
+        <w:t>रूपक</w:t>
+      </w:r>
+      <w:r>
+        <w:rPr>
+          <w:lang w:val="hi_IN" w:bidi="hi_IN"/>
+        </w:rPr>
+      </w:r>
+      <w:r>
+        <w:rPr>
+          <w:lang w:val="hi_IN" w:bidi="hi_IN"/>
+        </w:rPr>
+      </w:r>
+    </w:p>
+    <w:p>
+      <w:pPr/>
+      <w:r>
+        <w:rPr>
+          <w:lang w:val="hi_IN" w:bidi="hi_IN"/>
+        </w:rPr>
+      </w:r>
+    </w:p>
+    <w:p>
+      <w:pPr>
+        <w:pStyle w:val="Heading2"/>
+      </w:pPr>
+      <w:r>
+        <w:rPr>
+          <w:lang w:val="hi_IN" w:bidi="hi_IN"/>
+        </w:rPr>
+        <w:t>योएल 3:1 (#3)</w:t>
+      </w:r>
+      <w:r>
+        <w:rPr>
+          <w:lang w:val="hi_IN" w:bidi="hi_IN"/>
+        </w:rPr>
+      </w:r>
+    </w:p>
+    <w:p>
+      <w:pPr/>
+      <w:r>
+        <w:rPr>
+          <w:lang w:val="hi_IN" w:bidi="hi_IN"/>
+        </w:rPr>
+      </w:r>
+      <w:r>
+        <w:rPr>
+          <w:lang w:val="hi_IN" w:bidi="hi_IN"/>
+        </w:rPr>
+        <w:t>בַּ⁠יָּמִ֥ים הָ⁠הֵ֖מָּה וּ⁠בָ⁠עֵ֣ת הַ⁠הִ֑יא</w:t>
+      </w:r>
+    </w:p>
+    <w:p>
+      <w:pPr/>
+      <w:r>
+        <w:rPr>
+          <w:lang w:val="hi_IN" w:bidi="hi_IN"/>
+        </w:rPr>
+      </w:r>
+      <w:r>
+        <w:rPr>
+          <w:b/>
+          <w:lang w:val="hi_IN" w:bidi="hi_IN"/>
+        </w:rPr>
+        <w:t>"जिन दिनों में और जिस समय"</w:t>
+      </w:r>
+    </w:p>
+    <w:p>
+      <w:pPr/>
+      <w:r>
+        <w:rPr>
+          <w:lang w:val="hi_IN" w:bidi="hi_IN"/>
+        </w:rPr>
+      </w:r>
+      <w:r>
+        <w:rPr>
+          <w:lang w:val="hi_IN" w:bidi="hi_IN"/>
+        </w:rPr>
+        <w:t xml:space="preserve">अभिव्यक्तियाँ </w:t>
+      </w:r>
+      <w:r>
+        <w:rPr>
+          <w:b/>
+          <w:lang w:val="hi_IN" w:bidi="hi_IN"/>
+        </w:rPr>
+        <w:t>जिन दिनों में</w:t>
+      </w:r>
+      <w:r>
+        <w:rPr>
+          <w:lang w:val="hi_IN" w:bidi="hi_IN"/>
+        </w:rPr>
+        <w:t xml:space="preserve"> और </w:t>
+      </w:r>
+      <w:r>
+        <w:rPr>
+          <w:b/>
+          <w:lang w:val="hi_IN" w:bidi="hi_IN"/>
+        </w:rPr>
+        <w:t>जिस समय</w:t>
+      </w:r>
+      <w:r>
+        <w:rPr>
+          <w:lang w:val="hi_IN" w:bidi="hi_IN"/>
+        </w:rPr>
+        <w:t xml:space="preserve"> समान अर्थ रखती हैं। यहोवा जोर देने के लिए इन दोनों अभिव्यक्तियों का एक साथ उपयोग कर रहे हैं। यदि आपके पाठकों के लिए यह स्पष्ट होगा, तो आप एकल वाक्यांश के साथ जोर दे सकते हैं। वैकल्पिक अनुवाद: "जब वह अद्भुत समय आएगा"</w:t>
+      </w:r>
+    </w:p>
+    <w:p>
+      <w:pPr/>
+      <w:r>
+        <w:rPr>
+          <w:lang w:val="hi_IN" w:bidi="hi_IN"/>
+        </w:rPr>
+      </w:r>
+      <w:r>
+        <w:rPr>
+          <w:lang w:val="hi_IN" w:bidi="hi_IN"/>
+        </w:rPr>
+        <w:t xml:space="preserve">देखें: </w:t>
+      </w:r>
+      <w:r>
+        <w:rPr>
+          <w:lang w:val="hi_IN" w:bidi="hi_IN"/>
+        </w:rPr>
+        <w:t>द्विरावृत्ति (डबलेट)</w:t>
+      </w:r>
+      <w:r>
+        <w:rPr>
+          <w:lang w:val="hi_IN" w:bidi="hi_IN"/>
+        </w:rPr>
+      </w:r>
+      <w:r>
+        <w:rPr>
+          <w:lang w:val="hi_IN" w:bidi="hi_IN"/>
+        </w:rPr>
+      </w:r>
+    </w:p>
+    <w:p>
+      <w:pPr/>
+      <w:r>
+        <w:rPr>
+          <w:lang w:val="hi_IN" w:bidi="hi_IN"/>
+        </w:rPr>
+      </w:r>
+    </w:p>
+    <w:p>
+      <w:pPr>
+        <w:pStyle w:val="Heading2"/>
+      </w:pPr>
+      <w:r>
+        <w:rPr>
+          <w:lang w:val="hi_IN" w:bidi="hi_IN"/>
+        </w:rPr>
+        <w:t>योएल 3:1 (#4)</w:t>
+      </w:r>
+      <w:r>
+        <w:rPr>
+          <w:lang w:val="hi_IN" w:bidi="hi_IN"/>
+        </w:rPr>
+      </w:r>
+    </w:p>
+    <w:p>
+      <w:pPr/>
+      <w:r>
+        <w:rPr>
+          <w:lang w:val="hi_IN" w:bidi="hi_IN"/>
+        </w:rPr>
+      </w:r>
+      <w:r>
+        <w:rPr>
+          <w:lang w:val="hi_IN" w:bidi="hi_IN"/>
+        </w:rPr>
+        <w:t>אֲשֶׁ֥ר אָשִׁ֛יב אֶת־שְׁב֥וּת יְהוּדָ֖ה וִ⁠ירוּשָׁלִָֽם</w:t>
+      </w:r>
+    </w:p>
+    <w:p>
+      <w:pPr/>
+      <w:r>
+        <w:rPr>
+          <w:lang w:val="hi_IN" w:bidi="hi_IN"/>
+        </w:rPr>
+      </w:r>
+      <w:r>
+        <w:rPr>
+          <w:b/>
+          <w:lang w:val="hi_IN" w:bidi="hi_IN"/>
+        </w:rPr>
+        <w:t>"मैं यहूदा और यरूशलेमवासियों को बँधुवाई से लौटा ले आऊँगा"</w:t>
       </w:r>
     </w:p>
     <w:p>
@@ -23784,13 +25786,13 @@
           <w:b/>
           <w:lang w:val="hi_IN" w:bidi="hi_IN"/>
         </w:rPr>
-        <w:t xml:space="preserve">उद्धार </w:t>
-      </w:r>
-      <w:r>
-        <w:rPr>
-          <w:lang w:val="hi_IN" w:bidi="hi_IN"/>
-        </w:rPr>
-        <w:t>के विचार के लिए भाववाचक संज्ञा का उपयोग नहीं होता है, तो आप उसी विचार को किसी अन्य तरीके से व्यक्त कर सकते हैं। वैकल्पिक अनुवाद: "क्योंकि सिय्योन पर्वत पर और यरूशलेम में यहोवा लोगों के लिए उद्धार का मार्ग प्रदान करेंगे"</w:t>
+        <w:t>बँधुवाई</w:t>
+      </w:r>
+      <w:r>
+        <w:rPr>
+          <w:lang w:val="hi_IN" w:bidi="hi_IN"/>
+        </w:rPr>
+        <w:t xml:space="preserve"> के विचार के लिए एक भाववाचक संज्ञा का उपयोग नहीं होता है, तो आप उसी विचार को किसी अन्य तरीके से व्यक्त कर सकते हैं। वैकल्पिक अनुवाद: "जब मैं यहूदा और यरूशलेम के बंदियों को वापस लाऊँगा"</w:t>
       </w:r>
     </w:p>
     <w:p>
@@ -23810,7 +25812,7 @@
         <w:rPr>
           <w:lang w:val="hi_IN" w:bidi="hi_IN"/>
         </w:rPr>
-        <w:t xml:space="preserve"> भाववाचक संज्ञाएँ</w:t>
+        <w:t>भाववाचक संज्ञाएँ</w:t>
       </w:r>
       <w:r>
         <w:rPr>
@@ -23839,41 +25841,138 @@
         <w:rPr>
           <w:lang w:val="hi_IN" w:bidi="hi_IN"/>
         </w:rPr>
-        <w:t>योएल 2:32 (#6)</w:t>
-      </w:r>
-      <w:r>
-        <w:rPr>
-          <w:lang w:val="hi_IN" w:bidi="hi_IN"/>
-        </w:rPr>
-      </w:r>
-    </w:p>
-    <w:p>
-      <w:pPr/>
-      <w:r>
-        <w:rPr>
-          <w:lang w:val="hi_IN" w:bidi="hi_IN"/>
-        </w:rPr>
-      </w:r>
-      <w:r>
-        <w:rPr>
-          <w:lang w:val="hi_IN" w:bidi="hi_IN"/>
-        </w:rPr>
-        <w:t>בְּ⁠הַר־צִיּ֨וֹן וּ⁠בִ⁠ירוּשָׁלִַ֜ם</w:t>
-      </w:r>
-    </w:p>
-    <w:p>
-      <w:pPr/>
-      <w:r>
-        <w:rPr>
-          <w:lang w:val="hi_IN" w:bidi="hi_IN"/>
-        </w:rPr>
-      </w:r>
-      <w:r>
-        <w:rPr>
-          <w:b/>
-          <w:lang w:val="hi_IN" w:bidi="hi_IN"/>
-        </w:rPr>
-        <w:t>"सिय्योन पर्वत पर, और यरूशलेम में"</w:t>
+        <w:t>योएल 3:1 (#5)</w:t>
+      </w:r>
+      <w:r>
+        <w:rPr>
+          <w:lang w:val="hi_IN" w:bidi="hi_IN"/>
+        </w:rPr>
+      </w:r>
+    </w:p>
+    <w:p>
+      <w:pPr/>
+      <w:r>
+        <w:rPr>
+          <w:lang w:val="hi_IN" w:bidi="hi_IN"/>
+        </w:rPr>
+      </w:r>
+      <w:r>
+        <w:rPr>
+          <w:lang w:val="hi_IN" w:bidi="hi_IN"/>
+        </w:rPr>
+        <w:t>אֲשֶׁ֥ר אָשִׁ֛יב אֶת־שְׁב֥וּת יְהוּדָ֖ה וִ⁠ירוּשָׁלִָֽם</w:t>
+      </w:r>
+    </w:p>
+    <w:p>
+      <w:pPr/>
+      <w:r>
+        <w:rPr>
+          <w:lang w:val="hi_IN" w:bidi="hi_IN"/>
+        </w:rPr>
+      </w:r>
+      <w:r>
+        <w:rPr>
+          <w:b/>
+          <w:lang w:val="hi_IN" w:bidi="hi_IN"/>
+        </w:rPr>
+        <w:t>"मैं यहूदा और यरूशलेमवासियों को बँधुवाई से लौटा ले आऊँगा"</w:t>
+      </w:r>
+    </w:p>
+    <w:p>
+      <w:pPr/>
+      <w:r>
+        <w:rPr>
+          <w:lang w:val="hi_IN" w:bidi="hi_IN"/>
+        </w:rPr>
+      </w:r>
+      <w:r>
+        <w:rPr>
+          <w:lang w:val="hi_IN" w:bidi="hi_IN"/>
+        </w:rPr>
+        <w:t>इस वाक्यांश के वैकल्पिक पठन के लिए इस अध्याय की सामान्य टिप्पणी में चर्चा देखें। वैकल्पिक अनुवाद: "जब मैं यहूदा और यरूशलेम के भविष्य को पुनः स्थापित करूँगा"</w:t>
+      </w:r>
+    </w:p>
+    <w:p>
+      <w:pPr/>
+      <w:r>
+        <w:rPr>
+          <w:lang w:val="hi_IN" w:bidi="hi_IN"/>
+        </w:rPr>
+      </w:r>
+      <w:r>
+        <w:rPr>
+          <w:lang w:val="hi_IN" w:bidi="hi_IN"/>
+        </w:rPr>
+        <w:t xml:space="preserve">देखें: </w:t>
+      </w:r>
+      <w:r>
+        <w:rPr>
+          <w:lang w:val="hi_IN" w:bidi="hi_IN"/>
+        </w:rPr>
+        <w:t>पाठ्य भिन्नताएँ</w:t>
+      </w:r>
+      <w:r>
+        <w:rPr>
+          <w:lang w:val="hi_IN" w:bidi="hi_IN"/>
+        </w:rPr>
+      </w:r>
+      <w:r>
+        <w:rPr>
+          <w:lang w:val="hi_IN" w:bidi="hi_IN"/>
+        </w:rPr>
+      </w:r>
+    </w:p>
+    <w:p>
+      <w:pPr/>
+      <w:r>
+        <w:rPr>
+          <w:lang w:val="hi_IN" w:bidi="hi_IN"/>
+        </w:rPr>
+      </w:r>
+    </w:p>
+    <w:p>
+      <w:pPr>
+        <w:pStyle w:val="Heading2"/>
+      </w:pPr>
+      <w:r>
+        <w:rPr>
+          <w:lang w:val="hi_IN" w:bidi="hi_IN"/>
+        </w:rPr>
+        <w:t>योएल 3:2 (#1)</w:t>
+      </w:r>
+      <w:r>
+        <w:rPr>
+          <w:lang w:val="hi_IN" w:bidi="hi_IN"/>
+        </w:rPr>
+      </w:r>
+    </w:p>
+    <w:p>
+      <w:pPr/>
+      <w:r>
+        <w:rPr>
+          <w:lang w:val="hi_IN" w:bidi="hi_IN"/>
+        </w:rPr>
+      </w:r>
+      <w:r>
+        <w:rPr>
+          <w:lang w:val="hi_IN" w:bidi="hi_IN"/>
+        </w:rPr>
+        <w:t>עֵ֖מֶק יְהֽוֹשָׁפָ֑ט</w:t>
+      </w:r>
+    </w:p>
+    <w:p>
+      <w:pPr/>
+      <w:r>
+        <w:rPr>
+          <w:lang w:val="hi_IN" w:bidi="hi_IN"/>
+        </w:rPr>
+      </w:r>
+      <w:r>
+        <w:rPr>
+          <w:b/>
+          <w:lang w:val="hi_IN" w:bidi="hi_IN"/>
+        </w:rPr>
+        <w:t>"यहोशापात की तराई"</w:t>
       </w:r>
     </w:p>
     <w:p>
@@ -23894,7 +25993,117 @@
           <w:b/>
           <w:lang w:val="hi_IN" w:bidi="hi_IN"/>
         </w:rPr>
-        <w:t>सिय्योन पर्वत</w:t>
+        <w:t>यहोशापात</w:t>
+      </w:r>
+      <w:r>
+        <w:rPr>
+          <w:lang w:val="hi_IN" w:bidi="hi_IN"/>
+        </w:rPr>
+        <w:t xml:space="preserve"> एक तराई का नाम है। आपके अनुवाद में, आप इसे अपनी भाषा में वैसे ही लिख सकते हैं जैसे यह सुनाई देता है, जैसा कि आईआरवी करता है, या आप अपनी भाषा में एक शब्द या वाक्यांश का उपयोग कर सकते हैं जो इस नाम का अर्थ व्यक्त करता है, जो है "यहोवा न्याय करता है।" वैकल्पिक अनुवाद: “यहोवा-न्यायी की तराई”</w:t>
+      </w:r>
+    </w:p>
+    <w:p>
+      <w:pPr/>
+      <w:r>
+        <w:rPr>
+          <w:lang w:val="hi_IN" w:bidi="hi_IN"/>
+        </w:rPr>
+      </w:r>
+      <w:r>
+        <w:rPr>
+          <w:lang w:val="hi_IN" w:bidi="hi_IN"/>
+        </w:rPr>
+        <w:t xml:space="preserve">देखें: </w:t>
+      </w:r>
+      <w:r>
+        <w:rPr>
+          <w:lang w:val="hi_IN" w:bidi="hi_IN"/>
+        </w:rPr>
+        <w:t>शब्दों की प्रतिलिपि बनाना या उद्धृत करना</w:t>
+      </w:r>
+      <w:r>
+        <w:rPr>
+          <w:lang w:val="hi_IN" w:bidi="hi_IN"/>
+        </w:rPr>
+      </w:r>
+      <w:r>
+        <w:rPr>
+          <w:lang w:val="hi_IN" w:bidi="hi_IN"/>
+        </w:rPr>
+      </w:r>
+    </w:p>
+    <w:p>
+      <w:pPr/>
+      <w:r>
+        <w:rPr>
+          <w:lang w:val="hi_IN" w:bidi="hi_IN"/>
+        </w:rPr>
+      </w:r>
+    </w:p>
+    <w:p>
+      <w:pPr>
+        <w:pStyle w:val="Heading2"/>
+      </w:pPr>
+      <w:r>
+        <w:rPr>
+          <w:lang w:val="hi_IN" w:bidi="hi_IN"/>
+        </w:rPr>
+        <w:t>योएल 3:2 (#2)</w:t>
+      </w:r>
+      <w:r>
+        <w:rPr>
+          <w:lang w:val="hi_IN" w:bidi="hi_IN"/>
+        </w:rPr>
+      </w:r>
+    </w:p>
+    <w:p>
+      <w:pPr/>
+      <w:r>
+        <w:rPr>
+          <w:lang w:val="hi_IN" w:bidi="hi_IN"/>
+        </w:rPr>
+      </w:r>
+      <w:r>
+        <w:rPr>
+          <w:lang w:val="hi_IN" w:bidi="hi_IN"/>
+        </w:rPr>
+        <w:t>עַמִּ֨⁠י וְ⁠נַחֲלָתִ֤⁠י יִשְׂרָאֵל֙</w:t>
+      </w:r>
+    </w:p>
+    <w:p>
+      <w:pPr/>
+      <w:r>
+        <w:rPr>
+          <w:lang w:val="hi_IN" w:bidi="hi_IN"/>
+        </w:rPr>
+      </w:r>
+      <w:r>
+        <w:rPr>
+          <w:b/>
+          <w:lang w:val="hi_IN" w:bidi="hi_IN"/>
+        </w:rPr>
+        <w:t>"अपनी प्रजा अर्थात् अपने निज भाग इस्राएल"</w:t>
+      </w:r>
+    </w:p>
+    <w:p>
+      <w:pPr/>
+      <w:r>
+        <w:rPr>
+          <w:lang w:val="hi_IN" w:bidi="hi_IN"/>
+        </w:rPr>
+      </w:r>
+      <w:r>
+        <w:rPr>
+          <w:lang w:val="hi_IN" w:bidi="hi_IN"/>
+        </w:rPr>
+        <w:t xml:space="preserve">मूल भाषा में इस वाक्य को और शब्द के साथ जोड़ा गया है, जबकि हिंदी अनुवाद में ऐसा नहीं किया गया है। यहाँ </w:t>
+      </w:r>
+      <w:r>
+        <w:rPr>
+          <w:b/>
+          <w:lang w:val="hi_IN" w:bidi="hi_IN"/>
+        </w:rPr>
+        <w:t>अपनी प्रजा</w:t>
       </w:r>
       <w:r>
         <w:rPr>
@@ -23907,13 +26116,149 @@
           <w:b/>
           <w:lang w:val="hi_IN" w:bidi="hi_IN"/>
         </w:rPr>
-        <w:t>यरूशलेम</w:t>
-      </w:r>
-      <w:r>
-        <w:rPr>
-          <w:lang w:val="hi_IN" w:bidi="hi_IN"/>
-        </w:rPr>
-        <w:t xml:space="preserve"> समान अर्थ रखते हैं। यहोवा जोर देने के लिए इन दोनों शब्दों का एक साथ उपयोग कर रहे हैं। यदि आपके पाठकों के लिए यह अधिक स्पष्ट होगा, तो आप जोर को एक ही वाक्यांश के साथ व्यक्त कर सकते हैं। वैकल्पिक अनुवाद: “यरूशलेम के पवित्र नगर में”</w:t>
+        <w:t>अपने निज भाग,</w:t>
+      </w:r>
+      <w:r>
+        <w:rPr>
+          <w:lang w:val="hi_IN" w:bidi="hi_IN"/>
+        </w:rPr>
+        <w:t xml:space="preserve"> दोनों वाक्यांश एक ही विचार को व्यक्त करते हैं। वाक्यांश </w:t>
+      </w:r>
+      <w:r>
+        <w:rPr>
+          <w:b/>
+          <w:lang w:val="hi_IN" w:bidi="hi_IN"/>
+        </w:rPr>
+        <w:t>निज भाग</w:t>
+      </w:r>
+      <w:r>
+        <w:rPr>
+          <w:lang w:val="hi_IN" w:bidi="hi_IN"/>
+        </w:rPr>
+        <w:t xml:space="preserve"> यह बताता है कि इस्राएली यहोवा के लिए किस प्रकार की </w:t>
+      </w:r>
+      <w:r>
+        <w:rPr>
+          <w:b/>
+          <w:lang w:val="hi_IN" w:bidi="hi_IN"/>
+        </w:rPr>
+        <w:t>प्रजा</w:t>
+      </w:r>
+      <w:r>
+        <w:rPr>
+          <w:lang w:val="hi_IN" w:bidi="hi_IN"/>
+        </w:rPr>
+        <w:t xml:space="preserve"> है। इस संदर्भ में, वाक्यांश </w:t>
+      </w:r>
+      <w:r>
+        <w:rPr>
+          <w:b/>
+          <w:lang w:val="hi_IN" w:bidi="hi_IN"/>
+        </w:rPr>
+        <w:t>निज भाग</w:t>
+      </w:r>
+      <w:r>
+        <w:rPr>
+          <w:lang w:val="hi_IN" w:bidi="hi_IN"/>
+        </w:rPr>
+        <w:t xml:space="preserve"> उस हिस्से को संदर्भित करता है जिसे कोई अपने लिए चुनता है। वैकल्पिक अनुवाद: “मेरे चुने हुए लोग, इस्राएल।”</w:t>
+      </w:r>
+    </w:p>
+    <w:p>
+      <w:pPr/>
+      <w:r>
+        <w:rPr>
+          <w:lang w:val="hi_IN" w:bidi="hi_IN"/>
+        </w:rPr>
+      </w:r>
+      <w:r>
+        <w:rPr>
+          <w:lang w:val="hi_IN" w:bidi="hi_IN"/>
+        </w:rPr>
+        <w:t>देखें:</w:t>
+      </w:r>
+      <w:r>
+        <w:rPr>
+          <w:lang w:val="hi_IN" w:bidi="hi_IN"/>
+        </w:rPr>
+        <w:t xml:space="preserve"> द्विपद (हेंडियाडिस)</w:t>
+      </w:r>
+      <w:r>
+        <w:rPr>
+          <w:lang w:val="hi_IN" w:bidi="hi_IN"/>
+        </w:rPr>
+      </w:r>
+      <w:r>
+        <w:rPr>
+          <w:lang w:val="hi_IN" w:bidi="hi_IN"/>
+        </w:rPr>
+      </w:r>
+    </w:p>
+    <w:p>
+      <w:pPr/>
+      <w:r>
+        <w:rPr>
+          <w:lang w:val="hi_IN" w:bidi="hi_IN"/>
+        </w:rPr>
+      </w:r>
+    </w:p>
+    <w:p>
+      <w:pPr>
+        <w:pStyle w:val="Heading2"/>
+      </w:pPr>
+      <w:r>
+        <w:rPr>
+          <w:lang w:val="hi_IN" w:bidi="hi_IN"/>
+        </w:rPr>
+        <w:t>योएल 3:2 (#3)</w:t>
+      </w:r>
+      <w:r>
+        <w:rPr>
+          <w:lang w:val="hi_IN" w:bidi="hi_IN"/>
+        </w:rPr>
+      </w:r>
+    </w:p>
+    <w:p>
+      <w:pPr/>
+      <w:r>
+        <w:rPr>
+          <w:lang w:val="hi_IN" w:bidi="hi_IN"/>
+        </w:rPr>
+      </w:r>
+      <w:r>
+        <w:rPr>
+          <w:lang w:val="hi_IN" w:bidi="hi_IN"/>
+        </w:rPr>
+        <w:t>וְ⁠אֶת־אַרְצִ֖⁠י חִלֵּֽקוּ</w:t>
+      </w:r>
+    </w:p>
+    <w:p>
+      <w:pPr/>
+      <w:r>
+        <w:rPr>
+          <w:lang w:val="hi_IN" w:bidi="hi_IN"/>
+        </w:rPr>
+      </w:r>
+      <w:r>
+        <w:rPr>
+          <w:b/>
+          <w:lang w:val="hi_IN" w:bidi="hi_IN"/>
+        </w:rPr>
+        <w:t>"मेरे देश को बाँट लिया है"</w:t>
+      </w:r>
+    </w:p>
+    <w:p>
+      <w:pPr/>
+      <w:r>
+        <w:rPr>
+          <w:lang w:val="hi_IN" w:bidi="hi_IN"/>
+        </w:rPr>
+      </w:r>
+      <w:r>
+        <w:rPr>
+          <w:lang w:val="hi_IN" w:bidi="hi_IN"/>
+        </w:rPr>
+        <w:t>यहोवा कुछ शब्दों को छोड़ रहे हैं जो कई भाषाओं में एक वाक्य को पूरा करने के लिए आवश्यक होते हैं। यदि आपकी भाषा में यह स्पष्ट होगा, तो आप संदर्भ से इन शब्दों की पूर्ति कर सकते हैं। वैकल्पिक अनुवाद: "और क्योंकि उन्होंने मेरी भूमि बाँट ली है"</w:t>
       </w:r>
     </w:p>
     <w:p>
@@ -23933,7 +26278,7 @@
         <w:rPr>
           <w:lang w:val="hi_IN" w:bidi="hi_IN"/>
         </w:rPr>
-        <w:t>द्विरावृत्ति (डबलेट)</w:t>
+        <w:t>पदलोप</w:t>
       </w:r>
       <w:r>
         <w:rPr>
@@ -23962,55 +26307,68 @@
         <w:rPr>
           <w:lang w:val="hi_IN" w:bidi="hi_IN"/>
         </w:rPr>
-        <w:t>योएल 2:32 (#7)</w:t>
-      </w:r>
-      <w:r>
-        <w:rPr>
-          <w:lang w:val="hi_IN" w:bidi="hi_IN"/>
-        </w:rPr>
-      </w:r>
-    </w:p>
-    <w:p>
-      <w:pPr/>
-      <w:r>
-        <w:rPr>
-          <w:lang w:val="hi_IN" w:bidi="hi_IN"/>
-        </w:rPr>
-      </w:r>
-      <w:r>
-        <w:rPr>
-          <w:lang w:val="hi_IN" w:bidi="hi_IN"/>
-        </w:rPr>
-        <w:t>כַּֽ⁠אֲשֶׁר֙ אָמַ֣ר יְהוָ֔ה</w:t>
-      </w:r>
-    </w:p>
-    <w:p>
-      <w:pPr/>
-      <w:r>
-        <w:rPr>
-          <w:lang w:val="hi_IN" w:bidi="hi_IN"/>
-        </w:rPr>
-      </w:r>
-      <w:r>
-        <w:rPr>
-          <w:b/>
-          <w:lang w:val="hi_IN" w:bidi="hi_IN"/>
-        </w:rPr>
-        <w:t>"यहोवा के वचन के अनुसार"</w:t>
-      </w:r>
-    </w:p>
-    <w:p>
-      <w:pPr/>
-      <w:r>
-        <w:rPr>
-          <w:lang w:val="hi_IN" w:bidi="hi_IN"/>
-        </w:rPr>
-      </w:r>
-      <w:r>
-        <w:rPr>
-          <w:lang w:val="hi_IN" w:bidi="hi_IN"/>
-        </w:rPr>
-        <w:t>यहोवा अपने बारे में तीसरे व्यक्ति में बात कर रहे हैं। यदि आपकी भाषा में यह सहायक होगा, तो आप इसे पहले व्यक्ति में अनुवाद कर सकते हैं। वैकल्पिक अनुवाद: "जैसा मैंने कहा है"</w:t>
+        <w:t>योएल 3:3 (#1)</w:t>
+      </w:r>
+      <w:r>
+        <w:rPr>
+          <w:lang w:val="hi_IN" w:bidi="hi_IN"/>
+        </w:rPr>
+      </w:r>
+    </w:p>
+    <w:p>
+      <w:pPr/>
+      <w:r>
+        <w:rPr>
+          <w:lang w:val="hi_IN" w:bidi="hi_IN"/>
+        </w:rPr>
+      </w:r>
+      <w:r>
+        <w:rPr>
+          <w:lang w:val="hi_IN" w:bidi="hi_IN"/>
+        </w:rPr>
+        <w:t>גוֹרָ֑ל</w:t>
+      </w:r>
+    </w:p>
+    <w:p>
+      <w:pPr/>
+      <w:r>
+        <w:rPr>
+          <w:lang w:val="hi_IN" w:bidi="hi_IN"/>
+        </w:rPr>
+      </w:r>
+      <w:r>
+        <w:rPr>
+          <w:b/>
+          <w:lang w:val="hi_IN" w:bidi="hi_IN"/>
+        </w:rPr>
+        <w:t>"चिट्ठी"</w:t>
+      </w:r>
+    </w:p>
+    <w:p>
+      <w:pPr/>
+      <w:r>
+        <w:rPr>
+          <w:lang w:val="hi_IN" w:bidi="hi_IN"/>
+        </w:rPr>
+      </w:r>
+      <w:r>
+        <w:rPr>
+          <w:lang w:val="hi_IN" w:bidi="hi_IN"/>
+        </w:rPr>
+        <w:t xml:space="preserve">यहोवा किसी विशेष </w:t>
+      </w:r>
+      <w:r>
+        <w:rPr>
+          <w:b/>
+          <w:lang w:val="hi_IN" w:bidi="hi_IN"/>
+        </w:rPr>
+        <w:t>चिट्ठी</w:t>
+      </w:r>
+      <w:r>
+        <w:rPr>
+          <w:lang w:val="hi_IN" w:bidi="hi_IN"/>
+        </w:rPr>
+        <w:t xml:space="preserve"> का उल्लेख नहीं कर रहे हैं। उनका मतलब सामान्यतः "चिट्ठियाँ" है। आपकी भाषा में इस अर्थ को व्यक्त करने के लिए बहुवचन रूप का उपयोग करना अधिक स्वाभाविक हो सकता है। वैकल्पिक अनुवाद: "चिट्ठियाँ"</w:t>
       </w:r>
     </w:p>
     <w:p>
@@ -24030,7 +26388,7 @@
         <w:rPr>
           <w:lang w:val="hi_IN" w:bidi="hi_IN"/>
         </w:rPr>
-        <w:t>प्रथम, द्वितीय या तृतीय पुरुष</w:t>
+        <w:t>सामान्य संज्ञा वाक्यांश</w:t>
       </w:r>
       <w:r>
         <w:rPr>
@@ -24059,41 +26417,94 @@
         <w:rPr>
           <w:lang w:val="hi_IN" w:bidi="hi_IN"/>
         </w:rPr>
-        <w:t>योएल 2:32 (#8)</w:t>
-      </w:r>
-      <w:r>
-        <w:rPr>
-          <w:lang w:val="hi_IN" w:bidi="hi_IN"/>
-        </w:rPr>
-      </w:r>
-    </w:p>
-    <w:p>
-      <w:pPr/>
-      <w:r>
-        <w:rPr>
-          <w:lang w:val="hi_IN" w:bidi="hi_IN"/>
-        </w:rPr>
-      </w:r>
-      <w:r>
-        <w:rPr>
-          <w:b/>
-          <w:lang w:val="hi_IN" w:bidi="hi_IN"/>
-        </w:rPr>
-        <w:t>"जिन बचे हुओं को यहोवा बुलाएगा"</w:t>
-      </w:r>
-    </w:p>
-    <w:p>
-      <w:pPr/>
-      <w:r>
-        <w:rPr>
-          <w:lang w:val="hi_IN" w:bidi="hi_IN"/>
-        </w:rPr>
-      </w:r>
-      <w:r>
-        <w:rPr>
-          <w:lang w:val="hi_IN" w:bidi="hi_IN"/>
-        </w:rPr>
-        <w:t>यहोवा कुछ शब्दों को छोड़ रहे हैं जो कई भाषाओं में एक वाक्य को पूरा करने के लिए आवश्यक होंगे। यदि आपकी भाषा में यह स्पष्ट होगा, तो आप सन्दर्भ से इन शब्दों को जोड़ सकते हैं। वैकल्पिक अनुवाद: "और बचे हुए लोगों में से उद्धार होगा जिन्हें यहोवा बुला रहे हैं"</w:t>
+        <w:t>योएल 3:3 (#2)</w:t>
+      </w:r>
+      <w:r>
+        <w:rPr>
+          <w:lang w:val="hi_IN" w:bidi="hi_IN"/>
+        </w:rPr>
+      </w:r>
+    </w:p>
+    <w:p>
+      <w:pPr/>
+      <w:r>
+        <w:rPr>
+          <w:lang w:val="hi_IN" w:bidi="hi_IN"/>
+        </w:rPr>
+      </w:r>
+      <w:r>
+        <w:rPr>
+          <w:lang w:val="hi_IN" w:bidi="hi_IN"/>
+        </w:rPr>
+        <w:t>וַ⁠יִּתְּנ֤וּ הַ⁠יֶּ֨לֶד֙ בַּ⁠זּוֹנָ֔ה וְ⁠הַ⁠יַּלְדָּ֛ה מָכְר֥וּ</w:t>
+      </w:r>
+    </w:p>
+    <w:p>
+      <w:pPr/>
+      <w:r>
+        <w:rPr>
+          <w:lang w:val="hi_IN" w:bidi="hi_IN"/>
+        </w:rPr>
+      </w:r>
+      <w:r>
+        <w:rPr>
+          <w:b/>
+          <w:lang w:val="hi_IN" w:bidi="hi_IN"/>
+        </w:rPr>
+        <w:t>"और एक लड़का वेश्या के बदले में दे दिया, और एक लड़की बेचकर"</w:t>
+      </w:r>
+    </w:p>
+    <w:p>
+      <w:pPr/>
+      <w:r>
+        <w:rPr>
+          <w:lang w:val="hi_IN" w:bidi="hi_IN"/>
+        </w:rPr>
+      </w:r>
+      <w:r>
+        <w:rPr>
+          <w:lang w:val="hi_IN" w:bidi="hi_IN"/>
+        </w:rPr>
+        <w:t xml:space="preserve">शब्द </w:t>
+      </w:r>
+      <w:r>
+        <w:rPr>
+          <w:b/>
+          <w:lang w:val="hi_IN" w:bidi="hi_IN"/>
+        </w:rPr>
+        <w:t>एक लड़का</w:t>
+      </w:r>
+      <w:r>
+        <w:rPr>
+          <w:lang w:val="hi_IN" w:bidi="hi_IN"/>
+        </w:rPr>
+        <w:t xml:space="preserve">, </w:t>
+      </w:r>
+      <w:r>
+        <w:rPr>
+          <w:b/>
+          <w:lang w:val="hi_IN" w:bidi="hi_IN"/>
+        </w:rPr>
+        <w:t>एक वेश्या</w:t>
+      </w:r>
+      <w:r>
+        <w:rPr>
+          <w:lang w:val="hi_IN" w:bidi="hi_IN"/>
+        </w:rPr>
+        <w:t xml:space="preserve">, और </w:t>
+      </w:r>
+      <w:r>
+        <w:rPr>
+          <w:b/>
+          <w:lang w:val="hi_IN" w:bidi="hi_IN"/>
+        </w:rPr>
+        <w:t>एक लड़की</w:t>
+      </w:r>
+      <w:r>
+        <w:rPr>
+          <w:lang w:val="hi_IN" w:bidi="hi_IN"/>
+        </w:rPr>
+        <w:t xml:space="preserve"> सामान्यतः लोगों का प्रतिनिधित्व करते हैं, न कि किसी विशेष लड़के, वेश्या या लड़की का। यदि आपकी भाषा में यह उपयोगी होगा, तो आप एक अधिक स्वाभाविक अभिव्यक्ति का उपयोग कर सकते हैं। वैकल्पिक अनुवाद: "और उन्होंने लड़कों को वेश्याओं के बदले में बेच दिया, और उन्होंने लड़कियों को बेचा।"</w:t>
       </w:r>
     </w:p>
     <w:p>
@@ -24113,7 +26524,7 @@
         <w:rPr>
           <w:lang w:val="hi_IN" w:bidi="hi_IN"/>
         </w:rPr>
-        <w:t>पदलोप</w:t>
+        <w:t>सामान्य संज्ञा वाक्यांश</w:t>
       </w:r>
       <w:r>
         <w:rPr>
@@ -24142,41 +26553,55 @@
         <w:rPr>
           <w:lang w:val="hi_IN" w:bidi="hi_IN"/>
         </w:rPr>
-        <w:t>योएल 2:32 (#9)</w:t>
-      </w:r>
-      <w:r>
-        <w:rPr>
-          <w:lang w:val="hi_IN" w:bidi="hi_IN"/>
-        </w:rPr>
-      </w:r>
-    </w:p>
-    <w:p>
-      <w:pPr/>
-      <w:r>
-        <w:rPr>
-          <w:lang w:val="hi_IN" w:bidi="hi_IN"/>
-        </w:rPr>
-      </w:r>
-      <w:r>
-        <w:rPr>
-          <w:b/>
-          <w:lang w:val="hi_IN" w:bidi="hi_IN"/>
-        </w:rPr>
-        <w:t>"जिन... को यहोवा बुलाएगा"</w:t>
-      </w:r>
-    </w:p>
-    <w:p>
-      <w:pPr/>
-      <w:r>
-        <w:rPr>
-          <w:lang w:val="hi_IN" w:bidi="hi_IN"/>
-        </w:rPr>
-      </w:r>
-      <w:r>
-        <w:rPr>
-          <w:lang w:val="hi_IN" w:bidi="hi_IN"/>
-        </w:rPr>
-        <w:t>यहोवा अपने बारे में तीसरे व्यक्ति में बात कर रहे हैं। यदि आपकी भाषा में यह सहायक होगा, तो आप इसे पहले व्यक्ति में अनुवाद कर सकते हैं। वैकल्पिक अनुवाद: “जिसे मैं बुला रहा हूँ”</w:t>
+        <w:t>योएल 3:4 (#1)</w:t>
+      </w:r>
+      <w:r>
+        <w:rPr>
+          <w:lang w:val="hi_IN" w:bidi="hi_IN"/>
+        </w:rPr>
+      </w:r>
+    </w:p>
+    <w:p>
+      <w:pPr/>
+      <w:r>
+        <w:rPr>
+          <w:lang w:val="hi_IN" w:bidi="hi_IN"/>
+        </w:rPr>
+      </w:r>
+      <w:r>
+        <w:rPr>
+          <w:lang w:val="hi_IN" w:bidi="hi_IN"/>
+        </w:rPr>
+        <w:t>וְ֠⁠גַם מָה־אַתֶּ֥ם לִ⁠י֙ צֹ֣ר וְ⁠צִיד֔וֹן וְ⁠כֹ֖ל גְּלִיל֣וֹת פְּלָ֑שֶׁת הַ⁠גְּמ֗וּל אַתֶּם֙ מְשַׁלְּמִ֣ים עָלָ֔⁠י &amp; אַתֶּם֙</w:t>
+      </w:r>
+    </w:p>
+    <w:p>
+      <w:pPr/>
+      <w:r>
+        <w:rPr>
+          <w:lang w:val="hi_IN" w:bidi="hi_IN"/>
+        </w:rPr>
+      </w:r>
+      <w:r>
+        <w:rPr>
+          <w:b/>
+          <w:lang w:val="hi_IN" w:bidi="hi_IN"/>
+        </w:rPr>
+        <w:t>“हे सोर, और सीदोन और पलिश्तीन के सब प्रदेशों, तुम को मुझसे क्या काम? क्या तुम मुझ को बदला दोगे?"</w:t>
+      </w:r>
+    </w:p>
+    <w:p>
+      <w:pPr/>
+      <w:r>
+        <w:rPr>
+          <w:lang w:val="hi_IN" w:bidi="hi_IN"/>
+        </w:rPr>
+      </w:r>
+      <w:r>
+        <w:rPr>
+          <w:lang w:val="hi_IN" w:bidi="hi_IN"/>
+        </w:rPr>
+        <w:t>यहोवा जोर देने के लिए प्रश्न रूप का उपयोग कर रहे हैं। यदि आपकी भाषा का वक्ता इस उद्देश्य के लिए प्रश्न रूप का उपयोग नहीं करेगा, तो आप इसे एक कथन या एक विस्मयादिबोधक के रूप में अनुवाद कर सकते हैं। वैकल्पिक अनुवाद: "और वास्तव में, सोर, सीदोन, और पलिश्तीन के सभी क्षेत्र, तुम्हारे पास मेरे लिए कुछ भी नहीं है! ऐसा कोई प्रतिदान नहीं है जो आप मुझे वापस करो!"</w:t>
       </w:r>
     </w:p>
     <w:p>
@@ -24196,7 +26621,7 @@
         <w:rPr>
           <w:lang w:val="hi_IN" w:bidi="hi_IN"/>
         </w:rPr>
-        <w:t>प्रथम, द्वितीय या तृतीय पुरुष</w:t>
+        <w:t>आलंकारिक प्रश्न</w:t>
       </w:r>
       <w:r>
         <w:rPr>
@@ -24225,55 +26650,55 @@
         <w:rPr>
           <w:lang w:val="hi_IN" w:bidi="hi_IN"/>
         </w:rPr>
-        <w:t>योएल 3:1 (#1)</w:t>
-      </w:r>
-      <w:r>
-        <w:rPr>
-          <w:lang w:val="hi_IN" w:bidi="hi_IN"/>
-        </w:rPr>
-      </w:r>
-    </w:p>
-    <w:p>
-      <w:pPr/>
-      <w:r>
-        <w:rPr>
-          <w:lang w:val="hi_IN" w:bidi="hi_IN"/>
-        </w:rPr>
-      </w:r>
-      <w:r>
-        <w:rPr>
-          <w:lang w:val="hi_IN" w:bidi="hi_IN"/>
-        </w:rPr>
-        <w:t>כִּ֗י הִנֵּ֛ה בַּ⁠יָּמִ֥ים הָ⁠הֵ֖מָּה וּ⁠בָ⁠עֵ֣ת הַ⁠הִ֑יא</w:t>
-      </w:r>
-    </w:p>
-    <w:p>
-      <w:pPr/>
-      <w:r>
-        <w:rPr>
-          <w:lang w:val="hi_IN" w:bidi="hi_IN"/>
-        </w:rPr>
-      </w:r>
-      <w:r>
-        <w:rPr>
-          <w:b/>
-          <w:lang w:val="hi_IN" w:bidi="hi_IN"/>
-        </w:rPr>
-        <w:t>"क्योंकि सुनो, जिन दिनों में और जिस समय"</w:t>
-      </w:r>
-    </w:p>
-    <w:p>
-      <w:pPr/>
-      <w:r>
-        <w:rPr>
-          <w:lang w:val="hi_IN" w:bidi="hi_IN"/>
-        </w:rPr>
-      </w:r>
-      <w:r>
-        <w:rPr>
-          <w:lang w:val="hi_IN" w:bidi="hi_IN"/>
-        </w:rPr>
-        <w:t>यह पद यहोवा के प्रत्यक्ष उद्धरण को जारी रखता है। आप अपनी भाषा में प्रत्यक्ष उद्धरण को जारी रखने के लिए स्वाभाविक तरीके का उपयोग कर इसे इंगित करना चाह सकते हैं। वैकल्पिक अनुवाद: "यहोवा ने यह भी कहा, 'क्योंकि देखो, उन दिनों में और उस समय'"</w:t>
+        <w:t>योएल 3:4 (#2)</w:t>
+      </w:r>
+      <w:r>
+        <w:rPr>
+          <w:lang w:val="hi_IN" w:bidi="hi_IN"/>
+        </w:rPr>
+      </w:r>
+    </w:p>
+    <w:p>
+      <w:pPr/>
+      <w:r>
+        <w:rPr>
+          <w:lang w:val="hi_IN" w:bidi="hi_IN"/>
+        </w:rPr>
+      </w:r>
+      <w:r>
+        <w:rPr>
+          <w:lang w:val="hi_IN" w:bidi="hi_IN"/>
+        </w:rPr>
+        <w:t>מָה־אַתֶּ֥ם לִ⁠י֙</w:t>
+      </w:r>
+    </w:p>
+    <w:p>
+      <w:pPr/>
+      <w:r>
+        <w:rPr>
+          <w:lang w:val="hi_IN" w:bidi="hi_IN"/>
+        </w:rPr>
+      </w:r>
+      <w:r>
+        <w:rPr>
+          <w:b/>
+          <w:lang w:val="hi_IN" w:bidi="hi_IN"/>
+        </w:rPr>
+        <w:t>"तुम को मुझसे क्या काम"</w:t>
+      </w:r>
+    </w:p>
+    <w:p>
+      <w:pPr/>
+      <w:r>
+        <w:rPr>
+          <w:lang w:val="hi_IN" w:bidi="hi_IN"/>
+        </w:rPr>
+      </w:r>
+      <w:r>
+        <w:rPr>
+          <w:lang w:val="hi_IN" w:bidi="hi_IN"/>
+        </w:rPr>
+        <w:t>यह एक ऐसी अभिव्यक्ति है जिसका उपयोग इस संस्कृति में कोई व्यक्ति आमतौर पर दूसरे व्यक्ति से यह पूछने के लिए करता है कि वह उनसे शत्रुता के साथ क्यों व्यवहार कर रहा है। आपकी भाषा में इसकी एक तुलनीय अभिव्यक्ति हो सकती है जिसे आप अपने अनुवाद में उपयोग कर सकते हैं। आप साधारण भाषा का भी उपयोग कर सकते हैं। वैकल्पिक अनुवाद: "आपको मुझसे क्या दिक्कत है" या "आप मेरे साथ शत्रुता से क्यों व्यवहार कर रहे हैं"</w:t>
       </w:r>
     </w:p>
     <w:p>
@@ -24293,7 +26718,7 @@
         <w:rPr>
           <w:lang w:val="hi_IN" w:bidi="hi_IN"/>
         </w:rPr>
-        <w:t>प्रत्यक्ष और अप्रत्यक्ष उद्धरण</w:t>
+        <w:t>मुहावरा</w:t>
       </w:r>
       <w:r>
         <w:rPr>
@@ -24322,68 +26747,55 @@
         <w:rPr>
           <w:lang w:val="hi_IN" w:bidi="hi_IN"/>
         </w:rPr>
-        <w:t>योएल 3:1 (#2)</w:t>
-      </w:r>
-      <w:r>
-        <w:rPr>
-          <w:lang w:val="hi_IN" w:bidi="hi_IN"/>
-        </w:rPr>
-      </w:r>
-    </w:p>
-    <w:p>
-      <w:pPr/>
-      <w:r>
-        <w:rPr>
-          <w:lang w:val="hi_IN" w:bidi="hi_IN"/>
-        </w:rPr>
-      </w:r>
-      <w:r>
-        <w:rPr>
-          <w:lang w:val="hi_IN" w:bidi="hi_IN"/>
-        </w:rPr>
-        <w:t>כִּ֗י הִנֵּ֛ה</w:t>
-      </w:r>
-    </w:p>
-    <w:p>
-      <w:pPr/>
-      <w:r>
-        <w:rPr>
-          <w:lang w:val="hi_IN" w:bidi="hi_IN"/>
-        </w:rPr>
-      </w:r>
-      <w:r>
-        <w:rPr>
-          <w:b/>
-          <w:lang w:val="hi_IN" w:bidi="hi_IN"/>
-        </w:rPr>
-        <w:t>"क्योंकि सुनो"</w:t>
-      </w:r>
-    </w:p>
-    <w:p>
-      <w:pPr/>
-      <w:r>
-        <w:rPr>
-          <w:lang w:val="hi_IN" w:bidi="hi_IN"/>
-        </w:rPr>
-      </w:r>
-      <w:r>
-        <w:rPr>
-          <w:lang w:val="hi_IN" w:bidi="hi_IN"/>
-        </w:rPr>
-        <w:t xml:space="preserve">यहोवा अपने श्रोताओं का ध्यान आकर्षित करने के लिए </w:t>
-      </w:r>
-      <w:r>
-        <w:rPr>
-          <w:b/>
-          <w:lang w:val="hi_IN" w:bidi="hi_IN"/>
-        </w:rPr>
-        <w:t>सुनो</w:t>
-      </w:r>
-      <w:r>
-        <w:rPr>
-          <w:lang w:val="hi_IN" w:bidi="hi_IN"/>
-        </w:rPr>
-        <w:t xml:space="preserve"> शब्द का उपयोग कर रहे हैं कि वह क्या कहने वाले हैं। आपकी भाषा में एक तुलनीय अभिव्यक्ति हो सकती है जिसका आप अपने अनुवाद में उपयोग कर सकते हैं। वैकल्पिक अनुवाद: "अब देखिए" या "अब सुनिए"</w:t>
+        <w:t>योएल 3:4 (#3)</w:t>
+      </w:r>
+      <w:r>
+        <w:rPr>
+          <w:lang w:val="hi_IN" w:bidi="hi_IN"/>
+        </w:rPr>
+      </w:r>
+    </w:p>
+    <w:p>
+      <w:pPr/>
+      <w:r>
+        <w:rPr>
+          <w:lang w:val="hi_IN" w:bidi="hi_IN"/>
+        </w:rPr>
+      </w:r>
+      <w:r>
+        <w:rPr>
+          <w:lang w:val="hi_IN" w:bidi="hi_IN"/>
+        </w:rPr>
+        <w:t>הַ⁠גְּמ֗וּל אַתֶּם֙ מְשַׁלְּמִ֣ים עָלָ֔⁠י וְ⁠אִם־גֹּמְלִ֤ים אַתֶּם֙ עָלַ֔⁠י</w:t>
+      </w:r>
+    </w:p>
+    <w:p>
+      <w:pPr/>
+      <w:r>
+        <w:rPr>
+          <w:lang w:val="hi_IN" w:bidi="hi_IN"/>
+        </w:rPr>
+      </w:r>
+      <w:r>
+        <w:rPr>
+          <w:b/>
+          <w:lang w:val="hi_IN" w:bidi="hi_IN"/>
+        </w:rPr>
+        <w:t>"क्या तुम मुझ को बदला दोगे? यदि तुम मुझे बदला भी दो"</w:t>
+      </w:r>
+    </w:p>
+    <w:p>
+      <w:pPr/>
+      <w:r>
+        <w:rPr>
+          <w:lang w:val="hi_IN" w:bidi="hi_IN"/>
+        </w:rPr>
+      </w:r>
+      <w:r>
+        <w:rPr>
+          <w:lang w:val="hi_IN" w:bidi="hi_IN"/>
+        </w:rPr>
+        <w:t>यहोवा ऐसे बोल रहे हैं मानो राष्ट्र सचमुच उन्हें उनके साथ किए गए किसी बुरे काम का बदला दे रहे हो। वह पूछ रहे हैं कि क्या उनके मन में उनके प्रति कोई द्वेष है जिसे वे दिखा रहे हैं। अगर आपकी भाषा में यह स्पष्ट हो, तो आप इसका अर्थ स्पष्ट रूप से बता सकते हैं। वैकल्पिक अनुवाद: "क्या तुम्हें मुझसे कोई द्वेष है जिसे तुम पूरा कर रहे हो? और अगर तुम मुझसे कोई द्वेष रखते हो?"</w:t>
       </w:r>
     </w:p>
     <w:p>
@@ -24432,62 +26844,62 @@
         <w:rPr>
           <w:lang w:val="hi_IN" w:bidi="hi_IN"/>
         </w:rPr>
-        <w:t>योएल 3:1 (#3)</w:t>
-      </w:r>
-      <w:r>
-        <w:rPr>
-          <w:lang w:val="hi_IN" w:bidi="hi_IN"/>
-        </w:rPr>
-      </w:r>
-    </w:p>
-    <w:p>
-      <w:pPr/>
-      <w:r>
-        <w:rPr>
-          <w:lang w:val="hi_IN" w:bidi="hi_IN"/>
-        </w:rPr>
-      </w:r>
-      <w:r>
-        <w:rPr>
-          <w:lang w:val="hi_IN" w:bidi="hi_IN"/>
-        </w:rPr>
-        <w:t>בַּ⁠יָּמִ֥ים הָ⁠הֵ֖מָּה וּ⁠בָ⁠עֵ֣ת הַ⁠הִ֑יא</w:t>
-      </w:r>
-    </w:p>
-    <w:p>
-      <w:pPr/>
-      <w:r>
-        <w:rPr>
-          <w:lang w:val="hi_IN" w:bidi="hi_IN"/>
-        </w:rPr>
-      </w:r>
-      <w:r>
-        <w:rPr>
-          <w:b/>
-          <w:lang w:val="hi_IN" w:bidi="hi_IN"/>
-        </w:rPr>
-        <w:t>"जिन दिनों में और जिस समय"</w:t>
-      </w:r>
-    </w:p>
-    <w:p>
-      <w:pPr/>
-      <w:r>
-        <w:rPr>
-          <w:lang w:val="hi_IN" w:bidi="hi_IN"/>
-        </w:rPr>
-      </w:r>
-      <w:r>
-        <w:rPr>
-          <w:lang w:val="hi_IN" w:bidi="hi_IN"/>
-        </w:rPr>
-        <w:t xml:space="preserve">अभिव्यक्तियाँ </w:t>
-      </w:r>
-      <w:r>
-        <w:rPr>
-          <w:b/>
-          <w:lang w:val="hi_IN" w:bidi="hi_IN"/>
-        </w:rPr>
-        <w:t>जिन दिनों में</w:t>
+        <w:t>योएल 3:4 (#4)</w:t>
+      </w:r>
+      <w:r>
+        <w:rPr>
+          <w:lang w:val="hi_IN" w:bidi="hi_IN"/>
+        </w:rPr>
+      </w:r>
+    </w:p>
+    <w:p>
+      <w:pPr/>
+      <w:r>
+        <w:rPr>
+          <w:lang w:val="hi_IN" w:bidi="hi_IN"/>
+        </w:rPr>
+      </w:r>
+      <w:r>
+        <w:rPr>
+          <w:lang w:val="hi_IN" w:bidi="hi_IN"/>
+        </w:rPr>
+        <w:t>קַ֣ל מְהֵרָ֔ה</w:t>
+      </w:r>
+    </w:p>
+    <w:p>
+      <w:pPr/>
+      <w:r>
+        <w:rPr>
+          <w:lang w:val="hi_IN" w:bidi="hi_IN"/>
+        </w:rPr>
+      </w:r>
+      <w:r>
+        <w:rPr>
+          <w:b/>
+          <w:lang w:val="hi_IN" w:bidi="hi_IN"/>
+        </w:rPr>
+        <w:t>"शीघ्र ही"</w:t>
+      </w:r>
+    </w:p>
+    <w:p>
+      <w:pPr/>
+      <w:r>
+        <w:rPr>
+          <w:lang w:val="hi_IN" w:bidi="hi_IN"/>
+        </w:rPr>
+      </w:r>
+      <w:r>
+        <w:rPr>
+          <w:lang w:val="hi_IN" w:bidi="hi_IN"/>
+        </w:rPr>
+        <w:t xml:space="preserve">मूलभाषा में यहाँ पर </w:t>
+      </w:r>
+      <w:r>
+        <w:rPr>
+          <w:b/>
+          <w:lang w:val="hi_IN" w:bidi="hi_IN"/>
+        </w:rPr>
+        <w:t>शीघ्र</w:t>
       </w:r>
       <w:r>
         <w:rPr>
@@ -24500,13 +26912,52 @@
           <w:b/>
           <w:lang w:val="hi_IN" w:bidi="hi_IN"/>
         </w:rPr>
-        <w:t>जिस समय</w:t>
-      </w:r>
-      <w:r>
-        <w:rPr>
-          <w:lang w:val="hi_IN" w:bidi="hi_IN"/>
-        </w:rPr>
-        <w:t xml:space="preserve"> समान अर्थ रखती हैं। यहोवा जोर देने के लिए इन दोनों अभिव्यक्तियों का एक साथ उपयोग कर रहे हैं। यदि आपके पाठकों के लिए यह स्पष्ट होगा, तो आप एकल वाक्यांश के साथ जोर दे सकते हैं। वैकल्पिक अनुवाद: "जब वह अद्भुत समय आएगा"</w:t>
+        <w:t>तेजी</w:t>
+      </w:r>
+      <w:r>
+        <w:rPr>
+          <w:lang w:val="hi_IN" w:bidi="hi_IN"/>
+        </w:rPr>
+        <w:t xml:space="preserve"> शब्दों का उपयोग किया गया है, जबकि हिंदी अनुवाद में सिर्फ </w:t>
+      </w:r>
+      <w:r>
+        <w:rPr>
+          <w:b/>
+          <w:lang w:val="hi_IN" w:bidi="hi_IN"/>
+        </w:rPr>
+        <w:t>शीघ्र</w:t>
+      </w:r>
+      <w:r>
+        <w:rPr>
+          <w:lang w:val="hi_IN" w:bidi="hi_IN"/>
+        </w:rPr>
+        <w:t xml:space="preserve"> शब्द का ही उपयोग किया गया है। शब्द </w:t>
+      </w:r>
+      <w:r>
+        <w:rPr>
+          <w:b/>
+          <w:lang w:val="hi_IN" w:bidi="hi_IN"/>
+        </w:rPr>
+        <w:t>तेजी से</w:t>
+      </w:r>
+      <w:r>
+        <w:rPr>
+          <w:lang w:val="hi_IN" w:bidi="hi_IN"/>
+        </w:rPr>
+        <w:t xml:space="preserve"> और </w:t>
+      </w:r>
+      <w:r>
+        <w:rPr>
+          <w:b/>
+          <w:lang w:val="hi_IN" w:bidi="hi_IN"/>
+        </w:rPr>
+        <w:t>शीघ्र</w:t>
+      </w:r>
+      <w:r>
+        <w:rPr>
+          <w:lang w:val="hi_IN" w:bidi="hi_IN"/>
+        </w:rPr>
+        <w:t xml:space="preserve"> समान अर्थ रखते हैं। यहोवा जोर देने के लिए इन दोनों शब्दों का एक साथ उपयोग कर रहे हैं। यदि आपके पाठकों के लिए यह स्पष्ट होगा, तो आप जोर को एक ही वाक्यांश में व्यक्त कर सकते हैं। वैकल्पिक अनुवाद: “बहुत जल्दी”</w:t>
       </w:r>
     </w:p>
     <w:p>
@@ -24526,7 +26977,7 @@
         <w:rPr>
           <w:lang w:val="hi_IN" w:bidi="hi_IN"/>
         </w:rPr>
-        <w:t>द्विरावृत्ति (डबलेट)</w:t>
+        <w:t>द्विरावृत्ति (डबलेट )</w:t>
       </w:r>
       <w:r>
         <w:rPr>
@@ -24555,54 +27006,68 @@
         <w:rPr>
           <w:lang w:val="hi_IN" w:bidi="hi_IN"/>
         </w:rPr>
-        <w:t>योएल 3:1 (#4)</w:t>
-      </w:r>
-      <w:r>
-        <w:rPr>
-          <w:lang w:val="hi_IN" w:bidi="hi_IN"/>
-        </w:rPr>
-      </w:r>
-    </w:p>
-    <w:p>
-      <w:pPr/>
-      <w:r>
-        <w:rPr>
-          <w:lang w:val="hi_IN" w:bidi="hi_IN"/>
-        </w:rPr>
-      </w:r>
-      <w:r>
-        <w:rPr>
-          <w:b/>
-          <w:lang w:val="hi_IN" w:bidi="hi_IN"/>
-        </w:rPr>
-        <w:t>"मैं यहूदा और यरूशलेमवासियों को बँधुवाई से लौटा ले आऊँगा"</w:t>
-      </w:r>
-    </w:p>
-    <w:p>
-      <w:pPr/>
-      <w:r>
-        <w:rPr>
-          <w:lang w:val="hi_IN" w:bidi="hi_IN"/>
-        </w:rPr>
-      </w:r>
-      <w:r>
-        <w:rPr>
-          <w:lang w:val="hi_IN" w:bidi="hi_IN"/>
-        </w:rPr>
-        <w:t xml:space="preserve">यदि आपकी भाषा में </w:t>
-      </w:r>
-      <w:r>
-        <w:rPr>
-          <w:b/>
-          <w:lang w:val="hi_IN" w:bidi="hi_IN"/>
-        </w:rPr>
-        <w:t>बँधुवाई</w:t>
-      </w:r>
-      <w:r>
-        <w:rPr>
-          <w:lang w:val="hi_IN" w:bidi="hi_IN"/>
-        </w:rPr>
-        <w:t xml:space="preserve"> के विचार के लिए एक भाववाचक संज्ञा का उपयोग नहीं होता है, तो आप उसी विचार को किसी अन्य तरीके से व्यक्त कर सकते हैं। वैकल्पिक अनुवाद: "जब मैं यहूदा और यरूशलेम के बंदियों को वापस लाऊँगा"</w:t>
+        <w:t>योएल 3:4 (#5)</w:t>
+      </w:r>
+      <w:r>
+        <w:rPr>
+          <w:lang w:val="hi_IN" w:bidi="hi_IN"/>
+        </w:rPr>
+      </w:r>
+    </w:p>
+    <w:p>
+      <w:pPr/>
+      <w:r>
+        <w:rPr>
+          <w:lang w:val="hi_IN" w:bidi="hi_IN"/>
+        </w:rPr>
+      </w:r>
+      <w:r>
+        <w:rPr>
+          <w:lang w:val="hi_IN" w:bidi="hi_IN"/>
+        </w:rPr>
+        <w:t>אָשִׁ֥יב גְּמֻלְ⁠כֶ֖ם בְּ⁠רֹאשְׁ⁠כֶֽם</w:t>
+      </w:r>
+    </w:p>
+    <w:p>
+      <w:pPr/>
+      <w:r>
+        <w:rPr>
+          <w:lang w:val="hi_IN" w:bidi="hi_IN"/>
+        </w:rPr>
+      </w:r>
+      <w:r>
+        <w:rPr>
+          <w:b/>
+          <w:lang w:val="hi_IN" w:bidi="hi_IN"/>
+        </w:rPr>
+        <w:t>"तुम्हारा दिया हुआ बदला, तुम्हारे ही सिर पर डाल दूँगा"</w:t>
+      </w:r>
+    </w:p>
+    <w:p>
+      <w:pPr/>
+      <w:r>
+        <w:rPr>
+          <w:lang w:val="hi_IN" w:bidi="hi_IN"/>
+        </w:rPr>
+      </w:r>
+      <w:r>
+        <w:rPr>
+          <w:lang w:val="hi_IN" w:bidi="hi_IN"/>
+        </w:rPr>
+        <w:t xml:space="preserve">यहोवा एक व्यक्ति के एक हिस्से, उसके </w:t>
+      </w:r>
+      <w:r>
+        <w:rPr>
+          <w:b/>
+          <w:lang w:val="hi_IN" w:bidi="hi_IN"/>
+        </w:rPr>
+        <w:t>सिर</w:t>
+      </w:r>
+      <w:r>
+        <w:rPr>
+          <w:lang w:val="hi_IN" w:bidi="hi_IN"/>
+        </w:rPr>
+        <w:t xml:space="preserve"> का उपयोग पूरे व्यक्ति का अर्थ बताने के लिए कर रहे हैं। यदि आपकी भाषा में यह अधिक स्पष्ट होगा, तो आप इस अर्थ को एक अधिक सामान्य शब्द के साथ व्यक्त कर सकते हैं। वैकल्पिक अनुवाद: "मैं तुम्हारा प्रतिदान तुम्हारे ऊपर डाल दूँगा" या "मैं सीधे तुम्हें वापस कर दूँगा"</w:t>
       </w:r>
     </w:p>
     <w:p>
@@ -24622,7 +27087,7 @@
         <w:rPr>
           <w:lang w:val="hi_IN" w:bidi="hi_IN"/>
         </w:rPr>
-        <w:t>भाववाचक संज्ञाएँ</w:t>
+        <w:t>उपलक्षण</w:t>
       </w:r>
       <w:r>
         <w:rPr>
@@ -24651,41 +27116,68 @@
         <w:rPr>
           <w:lang w:val="hi_IN" w:bidi="hi_IN"/>
         </w:rPr>
-        <w:t>योएल 3:1 (#5)</w:t>
-      </w:r>
-      <w:r>
-        <w:rPr>
-          <w:lang w:val="hi_IN" w:bidi="hi_IN"/>
-        </w:rPr>
-      </w:r>
-    </w:p>
-    <w:p>
-      <w:pPr/>
-      <w:r>
-        <w:rPr>
-          <w:lang w:val="hi_IN" w:bidi="hi_IN"/>
-        </w:rPr>
-      </w:r>
-      <w:r>
-        <w:rPr>
-          <w:b/>
-          <w:lang w:val="hi_IN" w:bidi="hi_IN"/>
-        </w:rPr>
-        <w:t>"मैं यहूदा और यरूशलेमवासियों को बँधुवाई से लौटा ले आऊँगा"</w:t>
-      </w:r>
-    </w:p>
-    <w:p>
-      <w:pPr/>
-      <w:r>
-        <w:rPr>
-          <w:lang w:val="hi_IN" w:bidi="hi_IN"/>
-        </w:rPr>
-      </w:r>
-      <w:r>
-        <w:rPr>
-          <w:lang w:val="hi_IN" w:bidi="hi_IN"/>
-        </w:rPr>
-        <w:t>इस वाक्यांश के वैकल्पिक पठन के लिए इस अध्याय की सामान्य टिप्पणी में चर्चा देखें। वैकल्पिक अनुवाद: "जब मैं यहूदा और यरूशलेम के भविष्य को पुनः स्थापित करूँगा"</w:t>
+        <w:t>योएल 3:4 (#6)</w:t>
+      </w:r>
+      <w:r>
+        <w:rPr>
+          <w:lang w:val="hi_IN" w:bidi="hi_IN"/>
+        </w:rPr>
+      </w:r>
+    </w:p>
+    <w:p>
+      <w:pPr/>
+      <w:r>
+        <w:rPr>
+          <w:lang w:val="hi_IN" w:bidi="hi_IN"/>
+        </w:rPr>
+      </w:r>
+      <w:r>
+        <w:rPr>
+          <w:lang w:val="hi_IN" w:bidi="hi_IN"/>
+        </w:rPr>
+        <w:t>בְּ⁠רֹאשְׁ⁠כֶֽם</w:t>
+      </w:r>
+    </w:p>
+    <w:p>
+      <w:pPr/>
+      <w:r>
+        <w:rPr>
+          <w:lang w:val="hi_IN" w:bidi="hi_IN"/>
+        </w:rPr>
+      </w:r>
+      <w:r>
+        <w:rPr>
+          <w:b/>
+          <w:lang w:val="hi_IN" w:bidi="hi_IN"/>
+        </w:rPr>
+        <w:t>"तुम्हारे ही सिर पर"</w:t>
+      </w:r>
+    </w:p>
+    <w:p>
+      <w:pPr/>
+      <w:r>
+        <w:rPr>
+          <w:lang w:val="hi_IN" w:bidi="hi_IN"/>
+        </w:rPr>
+      </w:r>
+      <w:r>
+        <w:rPr>
+          <w:lang w:val="hi_IN" w:bidi="hi_IN"/>
+        </w:rPr>
+        <w:t xml:space="preserve">चूंकि यहोवा कई राष्ट्रों का उल्लेख कर रहे हैं, इसलिए आपकी भाषा में </w:t>
+      </w:r>
+      <w:r>
+        <w:rPr>
+          <w:b/>
+          <w:lang w:val="hi_IN" w:bidi="hi_IN"/>
+        </w:rPr>
+        <w:t>सिर</w:t>
+      </w:r>
+      <w:r>
+        <w:rPr>
+          <w:lang w:val="hi_IN" w:bidi="hi_IN"/>
+        </w:rPr>
+        <w:t xml:space="preserve"> के बहुवचन रूप का उपयोग करना अधिक स्वाभाविक हो सकता है। वैकल्पिक अनुवाद: "आपके सिरों पर"</w:t>
       </w:r>
     </w:p>
     <w:p>
@@ -24705,7 +27197,7 @@
         <w:rPr>
           <w:lang w:val="hi_IN" w:bidi="hi_IN"/>
         </w:rPr>
-        <w:t>पाठ्य भिन्नताएँ</w:t>
+        <w:t>समूहवाचक संज्ञाएँ</w:t>
       </w:r>
       <w:r>
         <w:rPr>
@@ -24734,1272 +27226,26 @@
         <w:rPr>
           <w:lang w:val="hi_IN" w:bidi="hi_IN"/>
         </w:rPr>
-        <w:t>योएल 3:2 (#1)</w:t>
-      </w:r>
-      <w:r>
-        <w:rPr>
-          <w:lang w:val="hi_IN" w:bidi="hi_IN"/>
-        </w:rPr>
-      </w:r>
-    </w:p>
-    <w:p>
-      <w:pPr/>
-      <w:r>
-        <w:rPr>
-          <w:lang w:val="hi_IN" w:bidi="hi_IN"/>
-        </w:rPr>
-      </w:r>
-      <w:r>
-        <w:rPr>
-          <w:lang w:val="hi_IN" w:bidi="hi_IN"/>
-        </w:rPr>
-        <w:t>עֵ֖מֶק יְהֽוֹשָׁפָ֑ט</w:t>
-      </w:r>
-    </w:p>
-    <w:p>
-      <w:pPr/>
-      <w:r>
-        <w:rPr>
-          <w:lang w:val="hi_IN" w:bidi="hi_IN"/>
-        </w:rPr>
-      </w:r>
-      <w:r>
-        <w:rPr>
-          <w:b/>
-          <w:lang w:val="hi_IN" w:bidi="hi_IN"/>
-        </w:rPr>
-        <w:t>"यहोशापात की तराई"</w:t>
-      </w:r>
-    </w:p>
-    <w:p>
-      <w:pPr/>
-      <w:r>
-        <w:rPr>
-          <w:lang w:val="hi_IN" w:bidi="hi_IN"/>
-        </w:rPr>
-      </w:r>
-      <w:r>
-        <w:rPr>
-          <w:lang w:val="hi_IN" w:bidi="hi_IN"/>
-        </w:rPr>
-        <w:t xml:space="preserve">शब्द </w:t>
-      </w:r>
-      <w:r>
-        <w:rPr>
-          <w:b/>
-          <w:lang w:val="hi_IN" w:bidi="hi_IN"/>
-        </w:rPr>
-        <w:t>यहोशापात</w:t>
-      </w:r>
-      <w:r>
-        <w:rPr>
-          <w:lang w:val="hi_IN" w:bidi="hi_IN"/>
-        </w:rPr>
-        <w:t xml:space="preserve"> एक तराई का नाम है। आपके अनुवाद में, आप इसे अपनी भाषा में वैसे ही लिख सकते हैं जैसे यह सुनाई देता है, जैसा कि आईआरवी करता है, या आप अपनी भाषा में एक शब्द या वाक्यांश का उपयोग कर सकते हैं जो इस नाम का अर्थ व्यक्त करता है, जो है "यहोवा न्याय करता है।" वैकल्पिक अनुवाद: “यहोवा-न्यायी की तराई”</w:t>
-      </w:r>
-    </w:p>
-    <w:p>
-      <w:pPr/>
-      <w:r>
-        <w:rPr>
-          <w:lang w:val="hi_IN" w:bidi="hi_IN"/>
-        </w:rPr>
-      </w:r>
-      <w:r>
-        <w:rPr>
-          <w:lang w:val="hi_IN" w:bidi="hi_IN"/>
-        </w:rPr>
-        <w:t xml:space="preserve">देखें: </w:t>
-      </w:r>
-      <w:r>
-        <w:rPr>
-          <w:lang w:val="hi_IN" w:bidi="hi_IN"/>
-        </w:rPr>
-        <w:t>शब्दों की प्रतिलिपि बनाना या उद्धृत करना</w:t>
-      </w:r>
-      <w:r>
-        <w:rPr>
-          <w:lang w:val="hi_IN" w:bidi="hi_IN"/>
-        </w:rPr>
-      </w:r>
-      <w:r>
-        <w:rPr>
-          <w:lang w:val="hi_IN" w:bidi="hi_IN"/>
-        </w:rPr>
-      </w:r>
-    </w:p>
-    <w:p>
-      <w:pPr/>
-      <w:r>
-        <w:rPr>
-          <w:lang w:val="hi_IN" w:bidi="hi_IN"/>
-        </w:rPr>
-      </w:r>
-    </w:p>
-    <w:p>
-      <w:pPr>
-        <w:pStyle w:val="Heading2"/>
-      </w:pPr>
-      <w:r>
-        <w:rPr>
-          <w:lang w:val="hi_IN" w:bidi="hi_IN"/>
-        </w:rPr>
-        <w:t>योएल 3:2 (#2)</w:t>
-      </w:r>
-      <w:r>
-        <w:rPr>
-          <w:lang w:val="hi_IN" w:bidi="hi_IN"/>
-        </w:rPr>
-      </w:r>
-    </w:p>
-    <w:p>
-      <w:pPr/>
-      <w:r>
-        <w:rPr>
-          <w:lang w:val="hi_IN" w:bidi="hi_IN"/>
-        </w:rPr>
-      </w:r>
-      <w:r>
-        <w:rPr>
-          <w:lang w:val="hi_IN" w:bidi="hi_IN"/>
-        </w:rPr>
-        <w:t>עַמִּ֨⁠י וְ⁠נַחֲלָתִ֤⁠י יִשְׂרָאֵל֙</w:t>
-      </w:r>
-    </w:p>
-    <w:p>
-      <w:pPr/>
-      <w:r>
-        <w:rPr>
-          <w:lang w:val="hi_IN" w:bidi="hi_IN"/>
-        </w:rPr>
-      </w:r>
-      <w:r>
-        <w:rPr>
-          <w:b/>
-          <w:lang w:val="hi_IN" w:bidi="hi_IN"/>
-        </w:rPr>
-        <w:t>"अपनी प्रजा अर्थात् अपने निज भाग इस्राएल"</w:t>
-      </w:r>
-    </w:p>
-    <w:p>
-      <w:pPr/>
-      <w:r>
-        <w:rPr>
-          <w:lang w:val="hi_IN" w:bidi="hi_IN"/>
-        </w:rPr>
-      </w:r>
-      <w:r>
-        <w:rPr>
-          <w:lang w:val="hi_IN" w:bidi="hi_IN"/>
-        </w:rPr>
-        <w:t xml:space="preserve">मूल भाषा में इस वाक्य को और शब्द के साथ जोड़ा गया है, जबकि हिंदी अनुवाद में ऐसा नहीं किया गया है। यहाँ </w:t>
-      </w:r>
-      <w:r>
-        <w:rPr>
-          <w:b/>
-          <w:lang w:val="hi_IN" w:bidi="hi_IN"/>
-        </w:rPr>
-        <w:t>अपनी प्रजा</w:t>
-      </w:r>
-      <w:r>
-        <w:rPr>
-          <w:lang w:val="hi_IN" w:bidi="hi_IN"/>
-        </w:rPr>
-        <w:t xml:space="preserve"> और </w:t>
-      </w:r>
-      <w:r>
-        <w:rPr>
-          <w:b/>
-          <w:lang w:val="hi_IN" w:bidi="hi_IN"/>
-        </w:rPr>
-        <w:t>अपने निज भाग,</w:t>
-      </w:r>
-      <w:r>
-        <w:rPr>
-          <w:lang w:val="hi_IN" w:bidi="hi_IN"/>
-        </w:rPr>
-        <w:t xml:space="preserve"> दोनों वाक्यांश एक ही विचार को व्यक्त करते हैं। वाक्यांश </w:t>
-      </w:r>
-      <w:r>
-        <w:rPr>
-          <w:b/>
-          <w:lang w:val="hi_IN" w:bidi="hi_IN"/>
-        </w:rPr>
-        <w:t>निज भाग</w:t>
-      </w:r>
-      <w:r>
-        <w:rPr>
-          <w:lang w:val="hi_IN" w:bidi="hi_IN"/>
-        </w:rPr>
-        <w:t xml:space="preserve"> यह बताता है कि इस्राएली यहोवा के लिए किस प्रकार की </w:t>
-      </w:r>
-      <w:r>
-        <w:rPr>
-          <w:b/>
-          <w:lang w:val="hi_IN" w:bidi="hi_IN"/>
-        </w:rPr>
-        <w:t>प्रजा</w:t>
-      </w:r>
-      <w:r>
-        <w:rPr>
-          <w:lang w:val="hi_IN" w:bidi="hi_IN"/>
-        </w:rPr>
-        <w:t xml:space="preserve"> है। इस संदर्भ में, वाक्यांश </w:t>
-      </w:r>
-      <w:r>
-        <w:rPr>
-          <w:b/>
-          <w:lang w:val="hi_IN" w:bidi="hi_IN"/>
-        </w:rPr>
-        <w:t>निज भाग</w:t>
-      </w:r>
-      <w:r>
-        <w:rPr>
-          <w:lang w:val="hi_IN" w:bidi="hi_IN"/>
-        </w:rPr>
-        <w:t xml:space="preserve"> उस हिस्से को संदर्भित करता है जिसे कोई अपने लिए चुनता है। वैकल्पिक अनुवाद: “मेरे चुने हुए लोग, इस्राएल।”</w:t>
-      </w:r>
-    </w:p>
-    <w:p>
-      <w:pPr/>
-      <w:r>
-        <w:rPr>
-          <w:lang w:val="hi_IN" w:bidi="hi_IN"/>
-        </w:rPr>
-      </w:r>
-      <w:r>
-        <w:rPr>
-          <w:lang w:val="hi_IN" w:bidi="hi_IN"/>
-        </w:rPr>
-        <w:t>देखें:</w:t>
-      </w:r>
-      <w:r>
-        <w:rPr>
-          <w:lang w:val="hi_IN" w:bidi="hi_IN"/>
-        </w:rPr>
-        <w:t xml:space="preserve"> द्विपद (हेंडियाडिस)</w:t>
-      </w:r>
-      <w:r>
-        <w:rPr>
-          <w:lang w:val="hi_IN" w:bidi="hi_IN"/>
-        </w:rPr>
-      </w:r>
-      <w:r>
-        <w:rPr>
-          <w:lang w:val="hi_IN" w:bidi="hi_IN"/>
-        </w:rPr>
-      </w:r>
-    </w:p>
-    <w:p>
-      <w:pPr/>
-      <w:r>
-        <w:rPr>
-          <w:lang w:val="hi_IN" w:bidi="hi_IN"/>
-        </w:rPr>
-      </w:r>
-    </w:p>
-    <w:p>
-      <w:pPr>
-        <w:pStyle w:val="Heading2"/>
-      </w:pPr>
-      <w:r>
-        <w:rPr>
-          <w:lang w:val="hi_IN" w:bidi="hi_IN"/>
-        </w:rPr>
-        <w:t>योएल 3:2 (#3)</w:t>
-      </w:r>
-      <w:r>
-        <w:rPr>
-          <w:lang w:val="hi_IN" w:bidi="hi_IN"/>
-        </w:rPr>
-      </w:r>
-    </w:p>
-    <w:p>
-      <w:pPr/>
-      <w:r>
-        <w:rPr>
-          <w:lang w:val="hi_IN" w:bidi="hi_IN"/>
-        </w:rPr>
-      </w:r>
-      <w:r>
-        <w:rPr>
-          <w:lang w:val="hi_IN" w:bidi="hi_IN"/>
-        </w:rPr>
-        <w:t>וְ⁠אֶת־אַרְצִ֖⁠י חִלֵּֽקוּ</w:t>
-      </w:r>
-    </w:p>
-    <w:p>
-      <w:pPr/>
-      <w:r>
-        <w:rPr>
-          <w:lang w:val="hi_IN" w:bidi="hi_IN"/>
-        </w:rPr>
-      </w:r>
-      <w:r>
-        <w:rPr>
-          <w:b/>
-          <w:lang w:val="hi_IN" w:bidi="hi_IN"/>
-        </w:rPr>
-        <w:t>"मेरे देश को बाँट लिया है"</w:t>
-      </w:r>
-    </w:p>
-    <w:p>
-      <w:pPr/>
-      <w:r>
-        <w:rPr>
-          <w:lang w:val="hi_IN" w:bidi="hi_IN"/>
-        </w:rPr>
-      </w:r>
-      <w:r>
-        <w:rPr>
-          <w:lang w:val="hi_IN" w:bidi="hi_IN"/>
-        </w:rPr>
-        <w:t>यहोवा कुछ शब्दों को छोड़ रहे हैं जो कई भाषाओं में एक वाक्य को पूरा करने के लिए आवश्यक होते हैं। यदि आपकी भाषा में यह स्पष्ट होगा, तो आप संदर्भ से इन शब्दों की पूर्ति कर सकते हैं। वैकल्पिक अनुवाद: "और क्योंकि उन्होंने मेरी भूमि बाँट ली है"</w:t>
-      </w:r>
-    </w:p>
-    <w:p>
-      <w:pPr/>
-      <w:r>
-        <w:rPr>
-          <w:lang w:val="hi_IN" w:bidi="hi_IN"/>
-        </w:rPr>
-      </w:r>
-      <w:r>
-        <w:rPr>
-          <w:lang w:val="hi_IN" w:bidi="hi_IN"/>
-        </w:rPr>
-        <w:t xml:space="preserve">देखें: </w:t>
-      </w:r>
-      <w:r>
-        <w:rPr>
-          <w:lang w:val="hi_IN" w:bidi="hi_IN"/>
-        </w:rPr>
-        <w:t>पदलोप</w:t>
-      </w:r>
-      <w:r>
-        <w:rPr>
-          <w:lang w:val="hi_IN" w:bidi="hi_IN"/>
-        </w:rPr>
-      </w:r>
-      <w:r>
-        <w:rPr>
-          <w:lang w:val="hi_IN" w:bidi="hi_IN"/>
-        </w:rPr>
-      </w:r>
-    </w:p>
-    <w:p>
-      <w:pPr/>
-      <w:r>
-        <w:rPr>
-          <w:lang w:val="hi_IN" w:bidi="hi_IN"/>
-        </w:rPr>
-      </w:r>
-    </w:p>
-    <w:p>
-      <w:pPr>
-        <w:pStyle w:val="Heading2"/>
-      </w:pPr>
-      <w:r>
-        <w:rPr>
-          <w:lang w:val="hi_IN" w:bidi="hi_IN"/>
-        </w:rPr>
-        <w:t>योएल 3:3 (#1)</w:t>
-      </w:r>
-      <w:r>
-        <w:rPr>
-          <w:lang w:val="hi_IN" w:bidi="hi_IN"/>
-        </w:rPr>
-      </w:r>
-    </w:p>
-    <w:p>
-      <w:pPr/>
-      <w:r>
-        <w:rPr>
-          <w:lang w:val="hi_IN" w:bidi="hi_IN"/>
-        </w:rPr>
-      </w:r>
-      <w:r>
-        <w:rPr>
-          <w:lang w:val="hi_IN" w:bidi="hi_IN"/>
-        </w:rPr>
-        <w:t>גוֹרָ֑ל</w:t>
-      </w:r>
-    </w:p>
-    <w:p>
-      <w:pPr/>
-      <w:r>
-        <w:rPr>
-          <w:lang w:val="hi_IN" w:bidi="hi_IN"/>
-        </w:rPr>
-      </w:r>
-      <w:r>
-        <w:rPr>
-          <w:b/>
-          <w:lang w:val="hi_IN" w:bidi="hi_IN"/>
-        </w:rPr>
-        <w:t>"चिट्ठी"</w:t>
-      </w:r>
-    </w:p>
-    <w:p>
-      <w:pPr/>
-      <w:r>
-        <w:rPr>
-          <w:lang w:val="hi_IN" w:bidi="hi_IN"/>
-        </w:rPr>
-      </w:r>
-      <w:r>
-        <w:rPr>
-          <w:lang w:val="hi_IN" w:bidi="hi_IN"/>
-        </w:rPr>
-        <w:t xml:space="preserve">यहोवा किसी विशेष </w:t>
-      </w:r>
-      <w:r>
-        <w:rPr>
-          <w:b/>
-          <w:lang w:val="hi_IN" w:bidi="hi_IN"/>
-        </w:rPr>
-        <w:t>चिट्ठी</w:t>
-      </w:r>
-      <w:r>
-        <w:rPr>
-          <w:lang w:val="hi_IN" w:bidi="hi_IN"/>
-        </w:rPr>
-        <w:t xml:space="preserve"> का उल्लेख नहीं कर रहे हैं। उनका मतलब सामान्यतः "चिट्ठियाँ" है। आपकी भाषा में इस अर्थ को व्यक्त करने के लिए बहुवचन रूप का उपयोग करना अधिक स्वाभाविक हो सकता है। वैकल्पिक अनुवाद: "चिट्ठियाँ"</w:t>
-      </w:r>
-    </w:p>
-    <w:p>
-      <w:pPr/>
-      <w:r>
-        <w:rPr>
-          <w:lang w:val="hi_IN" w:bidi="hi_IN"/>
-        </w:rPr>
-      </w:r>
-      <w:r>
-        <w:rPr>
-          <w:lang w:val="hi_IN" w:bidi="hi_IN"/>
-        </w:rPr>
-        <w:t xml:space="preserve">देखें: </w:t>
-      </w:r>
-      <w:r>
-        <w:rPr>
-          <w:lang w:val="hi_IN" w:bidi="hi_IN"/>
-        </w:rPr>
-        <w:t>सामान्य संज्ञा वाक्यांश</w:t>
-      </w:r>
-      <w:r>
-        <w:rPr>
-          <w:lang w:val="hi_IN" w:bidi="hi_IN"/>
-        </w:rPr>
-      </w:r>
-      <w:r>
-        <w:rPr>
-          <w:lang w:val="hi_IN" w:bidi="hi_IN"/>
-        </w:rPr>
-      </w:r>
-    </w:p>
-    <w:p>
-      <w:pPr/>
-      <w:r>
-        <w:rPr>
-          <w:lang w:val="hi_IN" w:bidi="hi_IN"/>
-        </w:rPr>
-      </w:r>
-    </w:p>
-    <w:p>
-      <w:pPr>
-        <w:pStyle w:val="Heading2"/>
-      </w:pPr>
-      <w:r>
-        <w:rPr>
-          <w:lang w:val="hi_IN" w:bidi="hi_IN"/>
-        </w:rPr>
-        <w:t>योएल 3:3 (#2)</w:t>
-      </w:r>
-      <w:r>
-        <w:rPr>
-          <w:lang w:val="hi_IN" w:bidi="hi_IN"/>
-        </w:rPr>
-      </w:r>
-    </w:p>
-    <w:p>
-      <w:pPr/>
-      <w:r>
-        <w:rPr>
-          <w:lang w:val="hi_IN" w:bidi="hi_IN"/>
-        </w:rPr>
-      </w:r>
-      <w:r>
-        <w:rPr>
-          <w:b/>
-          <w:lang w:val="hi_IN" w:bidi="hi_IN"/>
-        </w:rPr>
-        <w:t>"और एक लड़का वेश्या के बदले में दे दिया, और एक लड़की बेचकर"</w:t>
-      </w:r>
-    </w:p>
-    <w:p>
-      <w:pPr/>
-      <w:r>
-        <w:rPr>
-          <w:lang w:val="hi_IN" w:bidi="hi_IN"/>
-        </w:rPr>
-      </w:r>
-      <w:r>
-        <w:rPr>
-          <w:lang w:val="hi_IN" w:bidi="hi_IN"/>
-        </w:rPr>
-        <w:t xml:space="preserve">शब्द </w:t>
-      </w:r>
-      <w:r>
-        <w:rPr>
-          <w:b/>
-          <w:lang w:val="hi_IN" w:bidi="hi_IN"/>
-        </w:rPr>
-        <w:t>एक लड़का</w:t>
-      </w:r>
-      <w:r>
-        <w:rPr>
-          <w:lang w:val="hi_IN" w:bidi="hi_IN"/>
-        </w:rPr>
-        <w:t xml:space="preserve">, </w:t>
-      </w:r>
-      <w:r>
-        <w:rPr>
-          <w:b/>
-          <w:lang w:val="hi_IN" w:bidi="hi_IN"/>
-        </w:rPr>
-        <w:t>एक वेश्या</w:t>
-      </w:r>
-      <w:r>
-        <w:rPr>
-          <w:lang w:val="hi_IN" w:bidi="hi_IN"/>
-        </w:rPr>
-        <w:t xml:space="preserve">, और </w:t>
-      </w:r>
-      <w:r>
-        <w:rPr>
-          <w:b/>
-          <w:lang w:val="hi_IN" w:bidi="hi_IN"/>
-        </w:rPr>
-        <w:t>एक लड़की</w:t>
-      </w:r>
-      <w:r>
-        <w:rPr>
-          <w:lang w:val="hi_IN" w:bidi="hi_IN"/>
-        </w:rPr>
-        <w:t xml:space="preserve"> सामान्यतः लोगों का प्रतिनिधित्व करते हैं, न कि किसी विशेष लड़के, वेश्या या लड़की का। यदि आपकी भाषा में यह उपयोगी होगा, तो आप एक अधिक स्वाभाविक अभिव्यक्ति का उपयोग कर सकते हैं। वैकल्पिक अनुवाद: "और उन्होंने लड़कों को वेश्याओं के बदले में बेच दिया, और उन्होंने लड़कियों को बेचा।"</w:t>
-      </w:r>
-    </w:p>
-    <w:p>
-      <w:pPr/>
-      <w:r>
-        <w:rPr>
-          <w:lang w:val="hi_IN" w:bidi="hi_IN"/>
-        </w:rPr>
-      </w:r>
-      <w:r>
-        <w:rPr>
-          <w:lang w:val="hi_IN" w:bidi="hi_IN"/>
-        </w:rPr>
-        <w:t xml:space="preserve">देखें: </w:t>
-      </w:r>
-      <w:r>
-        <w:rPr>
-          <w:lang w:val="hi_IN" w:bidi="hi_IN"/>
-        </w:rPr>
-        <w:t>सामान्य संज्ञा वाक्यांश</w:t>
-      </w:r>
-      <w:r>
-        <w:rPr>
-          <w:lang w:val="hi_IN" w:bidi="hi_IN"/>
-        </w:rPr>
-      </w:r>
-      <w:r>
-        <w:rPr>
-          <w:lang w:val="hi_IN" w:bidi="hi_IN"/>
-        </w:rPr>
-      </w:r>
-    </w:p>
-    <w:p>
-      <w:pPr/>
-      <w:r>
-        <w:rPr>
-          <w:lang w:val="hi_IN" w:bidi="hi_IN"/>
-        </w:rPr>
-      </w:r>
-    </w:p>
-    <w:p>
-      <w:pPr>
-        <w:pStyle w:val="Heading2"/>
-      </w:pPr>
-      <w:r>
-        <w:rPr>
-          <w:lang w:val="hi_IN" w:bidi="hi_IN"/>
-        </w:rPr>
-        <w:t>योएल 3:4 (#1)</w:t>
-      </w:r>
-      <w:r>
-        <w:rPr>
-          <w:lang w:val="hi_IN" w:bidi="hi_IN"/>
-        </w:rPr>
-      </w:r>
-    </w:p>
-    <w:p>
-      <w:pPr/>
-      <w:r>
-        <w:rPr>
-          <w:lang w:val="hi_IN" w:bidi="hi_IN"/>
-        </w:rPr>
-      </w:r>
-      <w:r>
-        <w:rPr>
-          <w:b/>
-          <w:lang w:val="hi_IN" w:bidi="hi_IN"/>
-        </w:rPr>
-        <w:t>“हे सोर, और सीदोन और पलिश्तीन के सब प्रदेशों, तुम को मुझसे क्या काम? क्या तुम मुझ को बदला दोगे?"</w:t>
-      </w:r>
-    </w:p>
-    <w:p>
-      <w:pPr/>
-      <w:r>
-        <w:rPr>
-          <w:lang w:val="hi_IN" w:bidi="hi_IN"/>
-        </w:rPr>
-      </w:r>
-      <w:r>
-        <w:rPr>
-          <w:lang w:val="hi_IN" w:bidi="hi_IN"/>
-        </w:rPr>
-        <w:t>यहोवा जोर देने के लिए प्रश्न रूप का उपयोग कर रहे हैं। यदि आपकी भाषा का वक्ता इस उद्देश्य के लिए प्रश्न रूप का उपयोग नहीं करेगा, तो आप इसे एक कथन या एक विस्मयादिबोधक के रूप में अनुवाद कर सकते हैं। वैकल्पिक अनुवाद: "और वास्तव में, सोर, सीदोन, और पलिश्तीन के सभी क्षेत्र, तुम्हारे पास मेरे लिए कुछ भी नहीं है! ऐसा कोई प्रतिदान नहीं है जो आप मुझे वापस करो!"</w:t>
-      </w:r>
-    </w:p>
-    <w:p>
-      <w:pPr/>
-      <w:r>
-        <w:rPr>
-          <w:lang w:val="hi_IN" w:bidi="hi_IN"/>
-        </w:rPr>
-      </w:r>
-      <w:r>
-        <w:rPr>
-          <w:lang w:val="hi_IN" w:bidi="hi_IN"/>
-        </w:rPr>
-        <w:t xml:space="preserve">देखें: </w:t>
-      </w:r>
-      <w:r>
-        <w:rPr>
-          <w:lang w:val="hi_IN" w:bidi="hi_IN"/>
-        </w:rPr>
-        <w:t>आलंकारिक प्रश्न</w:t>
-      </w:r>
-      <w:r>
-        <w:rPr>
-          <w:lang w:val="hi_IN" w:bidi="hi_IN"/>
-        </w:rPr>
-      </w:r>
-      <w:r>
-        <w:rPr>
-          <w:lang w:val="hi_IN" w:bidi="hi_IN"/>
-        </w:rPr>
-      </w:r>
-    </w:p>
-    <w:p>
-      <w:pPr/>
-      <w:r>
-        <w:rPr>
-          <w:lang w:val="hi_IN" w:bidi="hi_IN"/>
-        </w:rPr>
-      </w:r>
-    </w:p>
-    <w:p>
-      <w:pPr>
-        <w:pStyle w:val="Heading2"/>
-      </w:pPr>
-      <w:r>
-        <w:rPr>
-          <w:lang w:val="hi_IN" w:bidi="hi_IN"/>
-        </w:rPr>
-        <w:t>योएल 3:4 (#2)</w:t>
-      </w:r>
-      <w:r>
-        <w:rPr>
-          <w:lang w:val="hi_IN" w:bidi="hi_IN"/>
-        </w:rPr>
-      </w:r>
-    </w:p>
-    <w:p>
-      <w:pPr/>
-      <w:r>
-        <w:rPr>
-          <w:lang w:val="hi_IN" w:bidi="hi_IN"/>
-        </w:rPr>
-      </w:r>
-      <w:r>
-        <w:rPr>
-          <w:lang w:val="hi_IN" w:bidi="hi_IN"/>
-        </w:rPr>
-        <w:t>מָה־אַתֶּ֥ם לִ⁠י֙</w:t>
-      </w:r>
-    </w:p>
-    <w:p>
-      <w:pPr/>
-      <w:r>
-        <w:rPr>
-          <w:lang w:val="hi_IN" w:bidi="hi_IN"/>
-        </w:rPr>
-      </w:r>
-      <w:r>
-        <w:rPr>
-          <w:b/>
-          <w:lang w:val="hi_IN" w:bidi="hi_IN"/>
-        </w:rPr>
-        <w:t>"तुम को मुझसे क्या काम"</w:t>
-      </w:r>
-    </w:p>
-    <w:p>
-      <w:pPr/>
-      <w:r>
-        <w:rPr>
-          <w:lang w:val="hi_IN" w:bidi="hi_IN"/>
-        </w:rPr>
-      </w:r>
-      <w:r>
-        <w:rPr>
-          <w:lang w:val="hi_IN" w:bidi="hi_IN"/>
-        </w:rPr>
-        <w:t>यह एक ऐसी अभिव्यक्ति है जिसका उपयोग इस संस्कृति में कोई व्यक्ति आमतौर पर दूसरे व्यक्ति से यह पूछने के लिए करता है कि वह उनसे शत्रुता के साथ क्यों व्यवहार कर रहा है। आपकी भाषा में इसकी एक तुलनीय अभिव्यक्ति हो सकती है जिसे आप अपने अनुवाद में उपयोग कर सकते हैं। आप साधारण भाषा का भी उपयोग कर सकते हैं। वैकल्पिक अनुवाद: "आपको मुझसे क्या दिक्कत है" या "आप मेरे साथ शत्रुता से क्यों व्यवहार कर रहे हैं"</w:t>
-      </w:r>
-    </w:p>
-    <w:p>
-      <w:pPr/>
-      <w:r>
-        <w:rPr>
-          <w:lang w:val="hi_IN" w:bidi="hi_IN"/>
-        </w:rPr>
-      </w:r>
-      <w:r>
-        <w:rPr>
-          <w:lang w:val="hi_IN" w:bidi="hi_IN"/>
-        </w:rPr>
-        <w:t xml:space="preserve">देखें: </w:t>
-      </w:r>
-      <w:r>
-        <w:rPr>
-          <w:lang w:val="hi_IN" w:bidi="hi_IN"/>
-        </w:rPr>
-        <w:t>मुहावरा</w:t>
-      </w:r>
-      <w:r>
-        <w:rPr>
-          <w:lang w:val="hi_IN" w:bidi="hi_IN"/>
-        </w:rPr>
-      </w:r>
-      <w:r>
-        <w:rPr>
-          <w:lang w:val="hi_IN" w:bidi="hi_IN"/>
-        </w:rPr>
-      </w:r>
-    </w:p>
-    <w:p>
-      <w:pPr/>
-      <w:r>
-        <w:rPr>
-          <w:lang w:val="hi_IN" w:bidi="hi_IN"/>
-        </w:rPr>
-      </w:r>
-    </w:p>
-    <w:p>
-      <w:pPr>
-        <w:pStyle w:val="Heading2"/>
-      </w:pPr>
-      <w:r>
-        <w:rPr>
-          <w:lang w:val="hi_IN" w:bidi="hi_IN"/>
-        </w:rPr>
-        <w:t>योएल 3:4 (#3)</w:t>
-      </w:r>
-      <w:r>
-        <w:rPr>
-          <w:lang w:val="hi_IN" w:bidi="hi_IN"/>
-        </w:rPr>
-      </w:r>
-    </w:p>
-    <w:p>
-      <w:pPr/>
-      <w:r>
-        <w:rPr>
-          <w:lang w:val="hi_IN" w:bidi="hi_IN"/>
-        </w:rPr>
-      </w:r>
-      <w:r>
-        <w:rPr>
-          <w:lang w:val="hi_IN" w:bidi="hi_IN"/>
-        </w:rPr>
-        <w:t>הַ⁠גְּמ֗וּל אַתֶּם֙ מְשַׁלְּמִ֣ים עָלָ֔⁠י וְ⁠אִם־גֹּמְלִ֤ים אַתֶּם֙ עָלַ֔⁠י</w:t>
-      </w:r>
-    </w:p>
-    <w:p>
-      <w:pPr/>
-      <w:r>
-        <w:rPr>
-          <w:lang w:val="hi_IN" w:bidi="hi_IN"/>
-        </w:rPr>
-      </w:r>
-      <w:r>
-        <w:rPr>
-          <w:b/>
-          <w:lang w:val="hi_IN" w:bidi="hi_IN"/>
-        </w:rPr>
-        <w:t>"क्या तुम मुझ को बदला दोगे? यदि तुम मुझे बदला भी दो"</w:t>
-      </w:r>
-    </w:p>
-    <w:p>
-      <w:pPr/>
-      <w:r>
-        <w:rPr>
-          <w:lang w:val="hi_IN" w:bidi="hi_IN"/>
-        </w:rPr>
-      </w:r>
-      <w:r>
-        <w:rPr>
-          <w:lang w:val="hi_IN" w:bidi="hi_IN"/>
-        </w:rPr>
-        <w:t>यहोवा ऐसे बोल रहे हैं मानो राष्ट्र सचमुच उन्हें उनके साथ किए गए किसी बुरे काम का बदला दे रहे हो। वह पूछ रहे हैं कि क्या उनके मन में उनके प्रति कोई द्वेष है जिसे वे दिखा रहे हैं। अगर आपकी भाषा में यह स्पष्ट हो, तो आप इसका अर्थ स्पष्ट रूप से बता सकते हैं। वैकल्पिक अनुवाद: "क्या तुम्हें मुझसे कोई द्वेष है जिसे तुम पूरा कर रहे हो? और अगर तुम मुझसे कोई द्वेष रखते हो?"</w:t>
-      </w:r>
-    </w:p>
-    <w:p>
-      <w:pPr/>
-      <w:r>
-        <w:rPr>
-          <w:lang w:val="hi_IN" w:bidi="hi_IN"/>
-        </w:rPr>
-      </w:r>
-      <w:r>
-        <w:rPr>
-          <w:lang w:val="hi_IN" w:bidi="hi_IN"/>
-        </w:rPr>
-        <w:t xml:space="preserve">देखें: </w:t>
-      </w:r>
-      <w:r>
-        <w:rPr>
-          <w:lang w:val="hi_IN" w:bidi="hi_IN"/>
-        </w:rPr>
-        <w:t>रूपक</w:t>
-      </w:r>
-      <w:r>
-        <w:rPr>
-          <w:lang w:val="hi_IN" w:bidi="hi_IN"/>
-        </w:rPr>
-      </w:r>
-      <w:r>
-        <w:rPr>
-          <w:lang w:val="hi_IN" w:bidi="hi_IN"/>
-        </w:rPr>
-      </w:r>
-    </w:p>
-    <w:p>
-      <w:pPr/>
-      <w:r>
-        <w:rPr>
-          <w:lang w:val="hi_IN" w:bidi="hi_IN"/>
-        </w:rPr>
-      </w:r>
-    </w:p>
-    <w:p>
-      <w:pPr>
-        <w:pStyle w:val="Heading2"/>
-      </w:pPr>
-      <w:r>
-        <w:rPr>
-          <w:lang w:val="hi_IN" w:bidi="hi_IN"/>
-        </w:rPr>
-        <w:t>योएल 3:4 (#4)</w:t>
-      </w:r>
-      <w:r>
-        <w:rPr>
-          <w:lang w:val="hi_IN" w:bidi="hi_IN"/>
-        </w:rPr>
-      </w:r>
-    </w:p>
-    <w:p>
-      <w:pPr/>
-      <w:r>
-        <w:rPr>
-          <w:lang w:val="hi_IN" w:bidi="hi_IN"/>
-        </w:rPr>
-      </w:r>
-      <w:r>
-        <w:rPr>
-          <w:lang w:val="hi_IN" w:bidi="hi_IN"/>
-        </w:rPr>
-        <w:t>קַ֣ל מְהֵרָ֔ה</w:t>
-      </w:r>
-    </w:p>
-    <w:p>
-      <w:pPr/>
-      <w:r>
-        <w:rPr>
-          <w:lang w:val="hi_IN" w:bidi="hi_IN"/>
-        </w:rPr>
-      </w:r>
-      <w:r>
-        <w:rPr>
-          <w:b/>
-          <w:lang w:val="hi_IN" w:bidi="hi_IN"/>
-        </w:rPr>
-        <w:t>"शीघ्र ही"</w:t>
-      </w:r>
-    </w:p>
-    <w:p>
-      <w:pPr/>
-      <w:r>
-        <w:rPr>
-          <w:lang w:val="hi_IN" w:bidi="hi_IN"/>
-        </w:rPr>
-      </w:r>
-      <w:r>
-        <w:rPr>
-          <w:lang w:val="hi_IN" w:bidi="hi_IN"/>
-        </w:rPr>
-        <w:t xml:space="preserve">मूलभाषा में यहाँ पर </w:t>
-      </w:r>
-      <w:r>
-        <w:rPr>
-          <w:b/>
-          <w:lang w:val="hi_IN" w:bidi="hi_IN"/>
-        </w:rPr>
-        <w:t>शीघ्र</w:t>
-      </w:r>
-      <w:r>
-        <w:rPr>
-          <w:lang w:val="hi_IN" w:bidi="hi_IN"/>
-        </w:rPr>
-        <w:t xml:space="preserve"> और </w:t>
-      </w:r>
-      <w:r>
-        <w:rPr>
-          <w:b/>
-          <w:lang w:val="hi_IN" w:bidi="hi_IN"/>
-        </w:rPr>
-        <w:t>तेजी</w:t>
-      </w:r>
-      <w:r>
-        <w:rPr>
-          <w:lang w:val="hi_IN" w:bidi="hi_IN"/>
-        </w:rPr>
-        <w:t xml:space="preserve"> शब्दों का उपयोग किया गया है, जबकि हिंदी अनुवाद में सिर्फ </w:t>
-      </w:r>
-      <w:r>
-        <w:rPr>
-          <w:b/>
-          <w:lang w:val="hi_IN" w:bidi="hi_IN"/>
-        </w:rPr>
-        <w:t>शीघ्र</w:t>
-      </w:r>
-      <w:r>
-        <w:rPr>
-          <w:lang w:val="hi_IN" w:bidi="hi_IN"/>
-        </w:rPr>
-        <w:t xml:space="preserve"> शब्द का ही उपयोग किया गया है। शब्द </w:t>
-      </w:r>
-      <w:r>
-        <w:rPr>
-          <w:b/>
-          <w:lang w:val="hi_IN" w:bidi="hi_IN"/>
-        </w:rPr>
-        <w:t>तेजी से</w:t>
-      </w:r>
-      <w:r>
-        <w:rPr>
-          <w:lang w:val="hi_IN" w:bidi="hi_IN"/>
-        </w:rPr>
-        <w:t xml:space="preserve"> और </w:t>
-      </w:r>
-      <w:r>
-        <w:rPr>
-          <w:b/>
-          <w:lang w:val="hi_IN" w:bidi="hi_IN"/>
-        </w:rPr>
-        <w:t>शीघ्र</w:t>
-      </w:r>
-      <w:r>
-        <w:rPr>
-          <w:lang w:val="hi_IN" w:bidi="hi_IN"/>
-        </w:rPr>
-        <w:t xml:space="preserve"> समान अर्थ रखते हैं। यहोवा जोर देने के लिए इन दोनों शब्दों का एक साथ उपयोग कर रहे हैं। यदि आपके पाठकों के लिए यह स्पष्ट होगा, तो आप जोर को एक ही वाक्यांश में व्यक्त कर सकते हैं। वैकल्पिक अनुवाद: “बहुत जल्दी”</w:t>
-      </w:r>
-    </w:p>
-    <w:p>
-      <w:pPr/>
-      <w:r>
-        <w:rPr>
-          <w:lang w:val="hi_IN" w:bidi="hi_IN"/>
-        </w:rPr>
-      </w:r>
-      <w:r>
-        <w:rPr>
-          <w:lang w:val="hi_IN" w:bidi="hi_IN"/>
-        </w:rPr>
-        <w:t xml:space="preserve">देखें: </w:t>
-      </w:r>
-      <w:r>
-        <w:rPr>
-          <w:lang w:val="hi_IN" w:bidi="hi_IN"/>
-        </w:rPr>
-        <w:t>द्विरावृत्ति (डबलेट )</w:t>
-      </w:r>
-      <w:r>
-        <w:rPr>
-          <w:lang w:val="hi_IN" w:bidi="hi_IN"/>
-        </w:rPr>
-      </w:r>
-      <w:r>
-        <w:rPr>
-          <w:lang w:val="hi_IN" w:bidi="hi_IN"/>
-        </w:rPr>
-      </w:r>
-    </w:p>
-    <w:p>
-      <w:pPr/>
-      <w:r>
-        <w:rPr>
-          <w:lang w:val="hi_IN" w:bidi="hi_IN"/>
-        </w:rPr>
-      </w:r>
-    </w:p>
-    <w:p>
-      <w:pPr>
-        <w:pStyle w:val="Heading2"/>
-      </w:pPr>
-      <w:r>
-        <w:rPr>
-          <w:lang w:val="hi_IN" w:bidi="hi_IN"/>
-        </w:rPr>
-        <w:t>योएल 3:4 (#5)</w:t>
-      </w:r>
-      <w:r>
-        <w:rPr>
-          <w:lang w:val="hi_IN" w:bidi="hi_IN"/>
-        </w:rPr>
-      </w:r>
-    </w:p>
-    <w:p>
-      <w:pPr/>
-      <w:r>
-        <w:rPr>
-          <w:lang w:val="hi_IN" w:bidi="hi_IN"/>
-        </w:rPr>
-      </w:r>
-      <w:r>
-        <w:rPr>
-          <w:lang w:val="hi_IN" w:bidi="hi_IN"/>
-        </w:rPr>
-        <w:t>אָשִׁ֥יב גְּמֻלְ⁠כֶ֖ם בְּ⁠רֹאשְׁ⁠כֶֽם</w:t>
-      </w:r>
-    </w:p>
-    <w:p>
-      <w:pPr/>
-      <w:r>
-        <w:rPr>
-          <w:lang w:val="hi_IN" w:bidi="hi_IN"/>
-        </w:rPr>
-      </w:r>
-      <w:r>
-        <w:rPr>
-          <w:b/>
-          <w:lang w:val="hi_IN" w:bidi="hi_IN"/>
-        </w:rPr>
-        <w:t>"तुम्हारा दिया हुआ बदला, तुम्हारे ही सिर पर डाल दूँगा"</w:t>
-      </w:r>
-    </w:p>
-    <w:p>
-      <w:pPr/>
-      <w:r>
-        <w:rPr>
-          <w:lang w:val="hi_IN" w:bidi="hi_IN"/>
-        </w:rPr>
-      </w:r>
-      <w:r>
-        <w:rPr>
-          <w:lang w:val="hi_IN" w:bidi="hi_IN"/>
-        </w:rPr>
-        <w:t xml:space="preserve">यहोवा एक व्यक्ति के एक हिस्से, उसके </w:t>
-      </w:r>
-      <w:r>
-        <w:rPr>
-          <w:b/>
-          <w:lang w:val="hi_IN" w:bidi="hi_IN"/>
-        </w:rPr>
-        <w:t>सिर</w:t>
-      </w:r>
-      <w:r>
-        <w:rPr>
-          <w:lang w:val="hi_IN" w:bidi="hi_IN"/>
-        </w:rPr>
-        <w:t xml:space="preserve"> का उपयोग पूरे व्यक्ति का अर्थ बताने के लिए कर रहे हैं। यदि आपकी भाषा में यह अधिक स्पष्ट होगा, तो आप इस अर्थ को एक अधिक सामान्य शब्द के साथ व्यक्त कर सकते हैं। वैकल्पिक अनुवाद: "मैं तुम्हारा प्रतिदान तुम्हारे ऊपर डाल दूँगा" या "मैं सीधे तुम्हें वापस कर दूँगा"</w:t>
-      </w:r>
-    </w:p>
-    <w:p>
-      <w:pPr/>
-      <w:r>
-        <w:rPr>
-          <w:lang w:val="hi_IN" w:bidi="hi_IN"/>
-        </w:rPr>
-      </w:r>
-      <w:r>
-        <w:rPr>
-          <w:lang w:val="hi_IN" w:bidi="hi_IN"/>
-        </w:rPr>
-        <w:t xml:space="preserve">देखें: </w:t>
-      </w:r>
-      <w:r>
-        <w:rPr>
-          <w:lang w:val="hi_IN" w:bidi="hi_IN"/>
-        </w:rPr>
-        <w:t>उपलक्षण</w:t>
-      </w:r>
-      <w:r>
-        <w:rPr>
-          <w:lang w:val="hi_IN" w:bidi="hi_IN"/>
-        </w:rPr>
-      </w:r>
-      <w:r>
-        <w:rPr>
-          <w:lang w:val="hi_IN" w:bidi="hi_IN"/>
-        </w:rPr>
-      </w:r>
-    </w:p>
-    <w:p>
-      <w:pPr/>
-      <w:r>
-        <w:rPr>
-          <w:lang w:val="hi_IN" w:bidi="hi_IN"/>
-        </w:rPr>
-      </w:r>
-    </w:p>
-    <w:p>
-      <w:pPr>
-        <w:pStyle w:val="Heading2"/>
-      </w:pPr>
-      <w:r>
-        <w:rPr>
-          <w:lang w:val="hi_IN" w:bidi="hi_IN"/>
-        </w:rPr>
-        <w:t>योएल 3:4 (#6)</w:t>
-      </w:r>
-      <w:r>
-        <w:rPr>
-          <w:lang w:val="hi_IN" w:bidi="hi_IN"/>
-        </w:rPr>
-      </w:r>
-    </w:p>
-    <w:p>
-      <w:pPr/>
-      <w:r>
-        <w:rPr>
-          <w:lang w:val="hi_IN" w:bidi="hi_IN"/>
-        </w:rPr>
-      </w:r>
-      <w:r>
-        <w:rPr>
-          <w:lang w:val="hi_IN" w:bidi="hi_IN"/>
-        </w:rPr>
-        <w:t>בְּ⁠רֹאשְׁ⁠כֶֽם</w:t>
-      </w:r>
-    </w:p>
-    <w:p>
-      <w:pPr/>
-      <w:r>
-        <w:rPr>
-          <w:lang w:val="hi_IN" w:bidi="hi_IN"/>
-        </w:rPr>
-      </w:r>
-      <w:r>
-        <w:rPr>
-          <w:b/>
-          <w:lang w:val="hi_IN" w:bidi="hi_IN"/>
-        </w:rPr>
-        <w:t>"तुम्हारे ही सिर पर"</w:t>
-      </w:r>
-    </w:p>
-    <w:p>
-      <w:pPr/>
-      <w:r>
-        <w:rPr>
-          <w:lang w:val="hi_IN" w:bidi="hi_IN"/>
-        </w:rPr>
-      </w:r>
-      <w:r>
-        <w:rPr>
-          <w:lang w:val="hi_IN" w:bidi="hi_IN"/>
-        </w:rPr>
-        <w:t xml:space="preserve">चूंकि यहोवा कई राष्ट्रों का उल्लेख कर रहे हैं, इसलिए आपकी भाषा में </w:t>
-      </w:r>
-      <w:r>
-        <w:rPr>
-          <w:b/>
-          <w:lang w:val="hi_IN" w:bidi="hi_IN"/>
-        </w:rPr>
-        <w:t>सिर</w:t>
-      </w:r>
-      <w:r>
-        <w:rPr>
-          <w:lang w:val="hi_IN" w:bidi="hi_IN"/>
-        </w:rPr>
-        <w:t xml:space="preserve"> के बहुवचन रूप का उपयोग करना अधिक स्वाभाविक हो सकता है। वैकल्पिक अनुवाद: "आपके सिरों पर"</w:t>
-      </w:r>
-    </w:p>
-    <w:p>
-      <w:pPr/>
-      <w:r>
-        <w:rPr>
-          <w:lang w:val="hi_IN" w:bidi="hi_IN"/>
-        </w:rPr>
-      </w:r>
-      <w:r>
-        <w:rPr>
-          <w:lang w:val="hi_IN" w:bidi="hi_IN"/>
-        </w:rPr>
-        <w:t xml:space="preserve">देखें: </w:t>
-      </w:r>
-      <w:r>
-        <w:rPr>
-          <w:lang w:val="hi_IN" w:bidi="hi_IN"/>
-        </w:rPr>
-        <w:t>समूहवाचक संज्ञाएँ</w:t>
-      </w:r>
-      <w:r>
-        <w:rPr>
-          <w:lang w:val="hi_IN" w:bidi="hi_IN"/>
-        </w:rPr>
-      </w:r>
-      <w:r>
-        <w:rPr>
-          <w:lang w:val="hi_IN" w:bidi="hi_IN"/>
-        </w:rPr>
-      </w:r>
-    </w:p>
-    <w:p>
-      <w:pPr/>
-      <w:r>
-        <w:rPr>
-          <w:lang w:val="hi_IN" w:bidi="hi_IN"/>
-        </w:rPr>
-      </w:r>
-    </w:p>
-    <w:p>
-      <w:pPr>
-        <w:pStyle w:val="Heading2"/>
-      </w:pPr>
-      <w:r>
-        <w:rPr>
-          <w:lang w:val="hi_IN" w:bidi="hi_IN"/>
-        </w:rPr>
         <w:t>योएल 3:6 (#1)</w:t>
       </w:r>
       <w:r>
         <w:rPr>
           <w:lang w:val="hi_IN" w:bidi="hi_IN"/>
         </w:rPr>
+      </w:r>
+    </w:p>
+    <w:p>
+      <w:pPr/>
+      <w:r>
+        <w:rPr>
+          <w:lang w:val="hi_IN" w:bidi="hi_IN"/>
+        </w:rPr>
+      </w:r>
+      <w:r>
+        <w:rPr>
+          <w:lang w:val="hi_IN" w:bidi="hi_IN"/>
+        </w:rPr>
+        <w:t>וּ⁠בְנֵ֤י יְהוּדָה֙ וּ⁠בְנֵ֣י יְרוּשָׁלִַ֔ם</w:t>
       </w:r>
     </w:p>
     <w:p>
@@ -26313,6 +27559,20 @@
       </w:r>
       <w:r>
         <w:rPr>
+          <w:lang w:val="hi_IN" w:bidi="hi_IN"/>
+        </w:rPr>
+        <w:t>הַ⁠יְּוָנִ֑ים</w:t>
+      </w:r>
+    </w:p>
+    <w:p>
+      <w:pPr/>
+      <w:r>
+        <w:rPr>
+          <w:lang w:val="hi_IN" w:bidi="hi_IN"/>
+        </w:rPr>
+      </w:r>
+      <w:r>
+        <w:rPr>
           <w:b/>
           <w:lang w:val="hi_IN" w:bidi="hi_IN"/>
         </w:rPr>
@@ -26398,6 +27658,20 @@
         <w:rPr>
           <w:lang w:val="hi_IN" w:bidi="hi_IN"/>
         </w:rPr>
+      </w:r>
+    </w:p>
+    <w:p>
+      <w:pPr/>
+      <w:r>
+        <w:rPr>
+          <w:lang w:val="hi_IN" w:bidi="hi_IN"/>
+        </w:rPr>
+      </w:r>
+      <w:r>
+        <w:rPr>
+          <w:lang w:val="hi_IN" w:bidi="hi_IN"/>
+        </w:rPr>
+        <w:t>לְמַ֥עַן הַרְחִיקָ֖⁠ם מֵ⁠עַ֥ל גְּבוּלָֽ⁠ם</w:t>
       </w:r>
     </w:p>
     <w:p>
@@ -26704,6 +27978,20 @@
       </w:r>
       <w:r>
         <w:rPr>
+          <w:lang w:val="hi_IN" w:bidi="hi_IN"/>
+        </w:rPr>
+        <w:t>וַ⁠הֲשִׁבֹתִ֥י גְמֻלְ⁠כֶ֖ם בְּ⁠רֹאשְׁ⁠כֶֽם</w:t>
+      </w:r>
+    </w:p>
+    <w:p>
+      <w:pPr/>
+      <w:r>
+        <w:rPr>
+          <w:lang w:val="hi_IN" w:bidi="hi_IN"/>
+        </w:rPr>
+      </w:r>
+      <w:r>
+        <w:rPr>
           <w:b/>
           <w:lang w:val="hi_IN" w:bidi="hi_IN"/>
         </w:rPr>
@@ -27025,6 +28313,20 @@
       </w:r>
       <w:r>
         <w:rPr>
+          <w:lang w:val="hi_IN" w:bidi="hi_IN"/>
+        </w:rPr>
+        <w:t>בְּ⁠יַד֙ בְּנֵ֣י יְהוּדָ֔ה</w:t>
+      </w:r>
+    </w:p>
+    <w:p>
+      <w:pPr/>
+      <w:r>
+        <w:rPr>
+          <w:lang w:val="hi_IN" w:bidi="hi_IN"/>
+        </w:rPr>
+      </w:r>
+      <w:r>
+        <w:rPr>
           <w:b/>
           <w:lang w:val="hi_IN" w:bidi="hi_IN"/>
         </w:rPr>
@@ -27121,6 +28423,20 @@
       </w:r>
       <w:r>
         <w:rPr>
+          <w:lang w:val="hi_IN" w:bidi="hi_IN"/>
+        </w:rPr>
+        <w:t>וּ⁠מָכַרְתִּ֞י אֶת־בְּנֵי⁠כֶ֣ם וְ⁠אֶת־בְּנֽוֹתֵי⁠כֶ֗ם בְּ⁠יַד֙ בְּנֵ֣י יְהוּדָ֔ה</w:t>
+      </w:r>
+    </w:p>
+    <w:p>
+      <w:pPr/>
+      <w:r>
+        <w:rPr>
+          <w:lang w:val="hi_IN" w:bidi="hi_IN"/>
+        </w:rPr>
+      </w:r>
+      <w:r>
+        <w:rPr>
           <w:b/>
           <w:lang w:val="hi_IN" w:bidi="hi_IN"/>
         </w:rPr>
@@ -27366,6 +28682,20 @@
       </w:r>
       <w:r>
         <w:rPr>
+          <w:lang w:val="hi_IN" w:bidi="hi_IN"/>
+        </w:rPr>
+        <w:t>לִ⁠שְׁבָאיִ֖ם</w:t>
+      </w:r>
+    </w:p>
+    <w:p>
+      <w:pPr/>
+      <w:r>
+        <w:rPr>
+          <w:lang w:val="hi_IN" w:bidi="hi_IN"/>
+        </w:rPr>
+      </w:r>
+      <w:r>
+        <w:rPr>
           <w:b/>
           <w:lang w:val="hi_IN" w:bidi="hi_IN"/>
         </w:rPr>
@@ -28012,6 +29342,20 @@
       </w:r>
       <w:r>
         <w:rPr>
+          <w:lang w:val="hi_IN" w:bidi="hi_IN"/>
+        </w:rPr>
+        <w:t>הַֽ⁠חַלָּ֔שׁ יֹאמַ֖ר גִּבּ֥וֹר אָֽנִי</w:t>
+      </w:r>
+    </w:p>
+    <w:p>
+      <w:pPr/>
+      <w:r>
+        <w:rPr>
+          <w:lang w:val="hi_IN" w:bidi="hi_IN"/>
+        </w:rPr>
+      </w:r>
+      <w:r>
+        <w:rPr>
           <w:b/>
           <w:lang w:val="hi_IN" w:bidi="hi_IN"/>
         </w:rPr>
@@ -28440,6 +29784,20 @@
         <w:rPr>
           <w:lang w:val="hi_IN" w:bidi="hi_IN"/>
         </w:rPr>
+      </w:r>
+    </w:p>
+    <w:p>
+      <w:pPr/>
+      <w:r>
+        <w:rPr>
+          <w:lang w:val="hi_IN" w:bidi="hi_IN"/>
+        </w:rPr>
+      </w:r>
+      <w:r>
+        <w:rPr>
+          <w:lang w:val="hi_IN" w:bidi="hi_IN"/>
+        </w:rPr>
+        <w:t>עֵ֖מֶק יְהֽוֹשָׁפָ֑ט</w:t>
       </w:r>
     </w:p>
     <w:p>
@@ -28656,6 +30014,20 @@
       </w:r>
       <w:r>
         <w:rPr>
+          <w:lang w:val="hi_IN" w:bidi="hi_IN"/>
+        </w:rPr>
+        <w:t>שִׁלְח֣וּ מַגָּ֔ל כִּ֥י בָשַׁ֖ל קָצִ֑יר &amp; כִּֽי</w:t>
+      </w:r>
+    </w:p>
+    <w:p>
+      <w:pPr/>
+      <w:r>
+        <w:rPr>
+          <w:lang w:val="hi_IN" w:bidi="hi_IN"/>
+        </w:rPr>
+      </w:r>
+      <w:r>
+        <w:rPr>
           <w:b/>
           <w:lang w:val="hi_IN" w:bidi="hi_IN"/>
         </w:rPr>
@@ -29210,6 +30582,20 @@
       </w:r>
       <w:r>
         <w:rPr>
+          <w:lang w:val="hi_IN" w:bidi="hi_IN"/>
+        </w:rPr>
+        <w:t>כִּ֥י &amp; כִּ֥י רַבָּ֖ה רָעָתָֽ⁠ם</w:t>
+      </w:r>
+    </w:p>
+    <w:p>
+      <w:pPr/>
+      <w:r>
+        <w:rPr>
+          <w:lang w:val="hi_IN" w:bidi="hi_IN"/>
+        </w:rPr>
+      </w:r>
+      <w:r>
+        <w:rPr>
           <w:b/>
           <w:lang w:val="hi_IN" w:bidi="hi_IN"/>
         </w:rPr>
@@ -29306,6 +30692,20 @@
       </w:r>
       <w:r>
         <w:rPr>
+          <w:lang w:val="hi_IN" w:bidi="hi_IN"/>
+        </w:rPr>
+        <w:t>הֲמוֹנִ֣ים הֲמוֹנִ֔ים בְּ⁠עֵ֖מֶק הֶֽ⁠חָר֑וּץ &amp; בְּ⁠עֵ֖מֶק</w:t>
+      </w:r>
+    </w:p>
+    <w:p>
+      <w:pPr/>
+      <w:r>
+        <w:rPr>
+          <w:lang w:val="hi_IN" w:bidi="hi_IN"/>
+        </w:rPr>
+      </w:r>
+      <w:r>
+        <w:rPr>
           <w:b/>
           <w:lang w:val="hi_IN" w:bidi="hi_IN"/>
         </w:rPr>
@@ -29402,6 +30802,20 @@
       </w:r>
       <w:r>
         <w:rPr>
+          <w:lang w:val="hi_IN" w:bidi="hi_IN"/>
+        </w:rPr>
+        <w:t>הֲמוֹנִ֣ים הֲמוֹנִ֔ים בְּ⁠עֵ֖מֶק הֶֽ⁠חָר֑וּץ &amp; בְּ⁠עֵ֖מֶק</w:t>
+      </w:r>
+    </w:p>
+    <w:p>
+      <w:pPr/>
+      <w:r>
+        <w:rPr>
+          <w:lang w:val="hi_IN" w:bidi="hi_IN"/>
+        </w:rPr>
+      </w:r>
+      <w:r>
+        <w:rPr>
           <w:b/>
           <w:lang w:val="hi_IN" w:bidi="hi_IN"/>
         </w:rPr>
@@ -29474,6 +30888,20 @@
         <w:rPr>
           <w:lang w:val="hi_IN" w:bidi="hi_IN"/>
         </w:rPr>
+      </w:r>
+    </w:p>
+    <w:p>
+      <w:pPr/>
+      <w:r>
+        <w:rPr>
+          <w:lang w:val="hi_IN" w:bidi="hi_IN"/>
+        </w:rPr>
+      </w:r>
+      <w:r>
+        <w:rPr>
+          <w:lang w:val="hi_IN" w:bidi="hi_IN"/>
+        </w:rPr>
+        <w:t>בְּ⁠עֵ֖מֶק הֶֽ⁠חָר֑וּץ &amp; בְּ⁠עֵ֖מֶק</w:t>
       </w:r>
     </w:p>
     <w:p>
@@ -29696,6 +31124,20 @@
       </w:r>
       <w:r>
         <w:rPr>
+          <w:lang w:val="hi_IN" w:bidi="hi_IN"/>
+        </w:rPr>
+        <w:t>וְ⁠כוֹכָבִ֖ים אָסְפ֥וּ נָגְהָֽ⁠ם</w:t>
+      </w:r>
+    </w:p>
+    <w:p>
+      <w:pPr/>
+      <w:r>
+        <w:rPr>
+          <w:lang w:val="hi_IN" w:bidi="hi_IN"/>
+        </w:rPr>
+      </w:r>
+      <w:r>
+        <w:rPr>
           <w:b/>
           <w:lang w:val="hi_IN" w:bidi="hi_IN"/>
         </w:rPr>
@@ -30030,6 +31472,20 @@
       </w:r>
       <w:r>
         <w:rPr>
+          <w:lang w:val="hi_IN" w:bidi="hi_IN"/>
+        </w:rPr>
+        <w:t>וַֽ⁠יהוָה֙ מַֽחֲסֶ֣ה לְ⁠עַמּ֔⁠וֹ וּ⁠מָע֖וֹז לִ⁠בְנֵ֥י יִשְׂרָאֵֽל</w:t>
+      </w:r>
+    </w:p>
+    <w:p>
+      <w:pPr/>
+      <w:r>
+        <w:rPr>
+          <w:lang w:val="hi_IN" w:bidi="hi_IN"/>
+        </w:rPr>
+      </w:r>
+      <w:r>
+        <w:rPr>
           <w:b/>
           <w:lang w:val="hi_IN" w:bidi="hi_IN"/>
         </w:rPr>
@@ -30128,6 +31584,20 @@
         <w:rPr>
           <w:lang w:val="hi_IN" w:bidi="hi_IN"/>
         </w:rPr>
+      </w:r>
+    </w:p>
+    <w:p>
+      <w:pPr/>
+      <w:r>
+        <w:rPr>
+          <w:lang w:val="hi_IN" w:bidi="hi_IN"/>
+        </w:rPr>
+      </w:r>
+      <w:r>
+        <w:rPr>
+          <w:lang w:val="hi_IN" w:bidi="hi_IN"/>
+        </w:rPr>
+        <w:t>לִ⁠בְנֵ֥י יִשְׂרָאֵֽל</w:t>
       </w:r>
     </w:p>
     <w:p>
@@ -30376,6 +31846,20 @@
       </w:r>
       <w:r>
         <w:rPr>
+          <w:lang w:val="hi_IN" w:bidi="hi_IN"/>
+        </w:rPr>
+        <w:t>הַר־קָדְשִׁ֑⁠י</w:t>
+      </w:r>
+    </w:p>
+    <w:p>
+      <w:pPr/>
+      <w:r>
+        <w:rPr>
+          <w:lang w:val="hi_IN" w:bidi="hi_IN"/>
+        </w:rPr>
+      </w:r>
+      <w:r>
+        <w:rPr>
           <w:b/>
           <w:lang w:val="hi_IN" w:bidi="hi_IN"/>
         </w:rPr>
@@ -30705,6 +32189,20 @@
       </w:r>
       <w:r>
         <w:rPr>
+          <w:lang w:val="hi_IN" w:bidi="hi_IN"/>
+        </w:rPr>
+        <w:t>יִטְּפ֧וּ הֶ⁠הָרִ֣ים עָסִ֗יס וְ⁠הַ⁠גְּבָעוֹת֙ תֵּלַ֣כְנָה חָלָ֔ב</w:t>
+      </w:r>
+    </w:p>
+    <w:p>
+      <w:pPr/>
+      <w:r>
+        <w:rPr>
+          <w:lang w:val="hi_IN" w:bidi="hi_IN"/>
+        </w:rPr>
+      </w:r>
+      <w:r>
+        <w:rPr>
           <w:b/>
           <w:lang w:val="hi_IN" w:bidi="hi_IN"/>
         </w:rPr>
@@ -30840,6 +32338,20 @@
       </w:r>
       <w:r>
         <w:rPr>
+          <w:lang w:val="hi_IN" w:bidi="hi_IN"/>
+        </w:rPr>
+        <w:t>וּ⁠מַעְיָ֗ן &amp; יֵצֵ֔א</w:t>
+      </w:r>
+    </w:p>
+    <w:p>
+      <w:pPr/>
+      <w:r>
+        <w:rPr>
+          <w:lang w:val="hi_IN" w:bidi="hi_IN"/>
+        </w:rPr>
+      </w:r>
+      <w:r>
+        <w:rPr>
           <w:b/>
           <w:lang w:val="hi_IN" w:bidi="hi_IN"/>
         </w:rPr>
@@ -31061,6 +32573,20 @@
         <w:rPr>
           <w:lang w:val="hi_IN" w:bidi="hi_IN"/>
         </w:rPr>
+      </w:r>
+    </w:p>
+    <w:p>
+      <w:pPr/>
+      <w:r>
+        <w:rPr>
+          <w:lang w:val="hi_IN" w:bidi="hi_IN"/>
+        </w:rPr>
+      </w:r>
+      <w:r>
+        <w:rPr>
+          <w:lang w:val="hi_IN" w:bidi="hi_IN"/>
+        </w:rPr>
+        <w:t>מִ⁠בֵּ֤ית יְהוָה֙</w:t>
       </w:r>
     </w:p>
     <w:p>
@@ -31283,6 +32809,20 @@
       </w:r>
       <w:r>
         <w:rPr>
+          <w:lang w:val="hi_IN" w:bidi="hi_IN"/>
+        </w:rPr>
+        <w:t>מִצְרַ֨יִם֙ לִ⁠שְׁמָמָ֣ה תִֽהְיֶ֔ה</w:t>
+      </w:r>
+    </w:p>
+    <w:p>
+      <w:pPr/>
+      <w:r>
+        <w:rPr>
+          <w:lang w:val="hi_IN" w:bidi="hi_IN"/>
+        </w:rPr>
+      </w:r>
+      <w:r>
+        <w:rPr>
           <w:b/>
           <w:lang w:val="hi_IN" w:bidi="hi_IN"/>
         </w:rPr>
@@ -32103,6 +33643,20 @@
       </w:r>
       <w:r>
         <w:rPr>
+          <w:lang w:val="hi_IN" w:bidi="hi_IN"/>
+        </w:rPr>
+        <w:t>וְ⁠נִקֵּ֖יתִי דָּמָ֣⁠ם לֹֽא־נִקֵּ֑יתִי</w:t>
+      </w:r>
+    </w:p>
+    <w:p>
+      <w:pPr/>
+      <w:r>
+        <w:rPr>
+          <w:lang w:val="hi_IN" w:bidi="hi_IN"/>
+        </w:rPr>
+      </w:r>
+      <w:r>
+        <w:rPr>
           <w:b/>
           <w:lang w:val="hi_IN" w:bidi="hi_IN"/>
         </w:rPr>
@@ -32382,6 +33936,20 @@
         <w:rPr>
           <w:lang w:val="hi_IN" w:bidi="hi_IN"/>
         </w:rPr>
+      </w:r>
+    </w:p>
+    <w:p>
+      <w:pPr/>
+      <w:r>
+        <w:rPr>
+          <w:lang w:val="hi_IN" w:bidi="hi_IN"/>
+        </w:rPr>
+      </w:r>
+      <w:r>
+        <w:rPr>
+          <w:lang w:val="hi_IN" w:bidi="hi_IN"/>
+        </w:rPr>
+        <w:t>וַֽ⁠יהוָ֖ה שֹׁכֵ֥ן בְּ⁠צִיּֽוֹן</w:t>
       </w:r>
     </w:p>
     <w:p>

--- a/hin/docx/29.content.docx
+++ b/hin/docx/29.content.docx
@@ -25750,7 +25750,7 @@
         <w:rPr>
           <w:lang w:val="hi_IN" w:bidi="hi_IN"/>
         </w:rPr>
-        <w:t>אֲשֶׁ֥ר אָשִׁ֛יב אֶת־שְׁב֥וּת יְהוּדָ֖ה וִ⁠ירוּשָׁלִָֽם</w:t>
+        <w:t>אֲשֶׁ֥ר אשוב אֶת־שְׁב֥וּת יְהוּדָ֖ה וִ⁠ירוּשָׁלִָֽם</w:t>
       </w:r>
     </w:p>
     <w:p>
@@ -25860,7 +25860,7 @@
         <w:rPr>
           <w:lang w:val="hi_IN" w:bidi="hi_IN"/>
         </w:rPr>
-        <w:t>אֲשֶׁ֥ר אָשִׁ֛יב אֶת־שְׁב֥וּת יְהוּדָ֖ה וִ⁠ירוּשָׁלִָֽם</w:t>
+        <w:t>אֲשֶׁ֥ר אשוב אֶת־שְׁב֥וּת יְהוּדָ֖ה וִ⁠ירוּשָׁלִָֽם</w:t>
       </w:r>
     </w:p>
     <w:p>
